--- a/EXPORTS/DOCX/published/niveau2/English/Museum.docx
+++ b/EXPORTS/DOCX/published/niveau2/English/Museum.docx
@@ -198,7 +198,7 @@
           <w:rFonts w:ascii="Charis SIL Regular" w:hAnsi="Charis SIL Regular" w:eastAsia="Charis SIL Regular"/>
           <w:b w:val="0"/>
           <w:i w:val="0"/>
-          <w:color w:val="0066CC"/>
+          <w:color w:val="0000FF"/>
           <w:sz w:val="24"/>
           <w:u w:val="single"/>
         </w:rPr>
@@ -216,7 +216,7 @@
           <w:rFonts w:ascii="Charis SIL Regular" w:hAnsi="Charis SIL Regular" w:eastAsia="Charis SIL Regular"/>
           <w:b w:val="0"/>
           <w:i w:val="0"/>
-          <w:color w:val="0066CC"/>
+          <w:color w:val="0000FF"/>
           <w:sz w:val="24"/>
           <w:u w:val="single"/>
         </w:rPr>
@@ -227,7 +227,7 @@
           <w:rFonts w:ascii="Charis SIL Regular" w:hAnsi="Charis SIL Regular" w:eastAsia="Charis SIL Regular"/>
           <w:b w:val="0"/>
           <w:i w:val="0"/>
-          <w:color w:val="0066CC"/>
+          <w:color w:val="0000FF"/>
           <w:sz w:val="24"/>
           <w:u w:val="single"/>
         </w:rPr>
@@ -245,7 +245,7 @@
           <w:rFonts w:ascii="Charis SIL Regular" w:hAnsi="Charis SIL Regular" w:eastAsia="Charis SIL Regular"/>
           <w:b w:val="0"/>
           <w:i w:val="0"/>
-          <w:color w:val="0066CC"/>
+          <w:color w:val="0000FF"/>
           <w:sz w:val="24"/>
           <w:u w:val="single"/>
         </w:rPr>
@@ -256,7 +256,7 @@
           <w:rFonts w:ascii="Charis SIL Regular" w:hAnsi="Charis SIL Regular" w:eastAsia="Charis SIL Regular"/>
           <w:b w:val="0"/>
           <w:i w:val="0"/>
-          <w:color w:val="0066CC"/>
+          <w:color w:val="0000FF"/>
           <w:sz w:val="24"/>
           <w:u w:val="single"/>
         </w:rPr>
@@ -274,7 +274,7 @@
           <w:rFonts w:ascii="Charis SIL Regular" w:hAnsi="Charis SIL Regular" w:eastAsia="Charis SIL Regular"/>
           <w:b w:val="0"/>
           <w:i w:val="0"/>
-          <w:color w:val="0066CC"/>
+          <w:color w:val="0000FF"/>
           <w:sz w:val="24"/>
           <w:u w:val="single"/>
         </w:rPr>
@@ -285,7 +285,7 @@
           <w:rFonts w:ascii="Charis SIL Regular" w:hAnsi="Charis SIL Regular" w:eastAsia="Charis SIL Regular"/>
           <w:b w:val="0"/>
           <w:i w:val="0"/>
-          <w:color w:val="0066CC"/>
+          <w:color w:val="0000FF"/>
           <w:sz w:val="24"/>
           <w:u w:val="single"/>
         </w:rPr>
@@ -320,7 +320,7 @@
       </w:r>
       <w:r>
         <w:rPr>
-          <w:u w:val="single" w:color="0066cc"/>
+          <w:u w:val="single" w:color="0000ff"/>
           <w:rFonts w:ascii="Charis SIL Regular" w:hAnsi="Charis SIL Regular" w:eastAsia="Charis SIL Regular"/>
           <w:b w:val="0"/>
           <w:i w:val="0"/>
@@ -334,22 +334,76 @@
           <w:rFonts w:ascii="Charis SIL Regular" w:hAnsi="Charis SIL Regular" w:eastAsia="Charis SIL Regular"/>
           <w:b w:val="0"/>
           <w:i w:val="0"/>
-          <w:color w:val="0066CC"/>
+          <w:color w:val="0000FF"/>
           <w:sz w:val="24"/>
           <w:u w:val="single"/>
         </w:rPr>
-        <w:t>Rijks Etnogra</w:t>
+        <w:hyperlink r:id="rId9" w:history="1">
+          <w:r>
+            <w:rPr>
+              <w:rStyle w:val="Hyperlink"/>
+            </w:rPr>
+            <w:t>Rijks</w:t>
+          </w:r>
+        </w:hyperlink>
       </w:r>
       <w:r>
         <w:rPr>
           <w:rFonts w:ascii="Charis SIL Regular" w:hAnsi="Charis SIL Regular" w:eastAsia="Charis SIL Regular"/>
           <w:b w:val="0"/>
           <w:i w:val="0"/>
-          <w:color w:val="0066CC"/>
+          <w:color w:val="0000FF"/>
           <w:sz w:val="24"/>
           <w:u w:val="single"/>
         </w:rPr>
-        <w:hyperlink r:id="rId9" w:history="1">
+        <w:t xml:space="preserve"> </w:t>
+      </w:r>
+      <w:r>
+        <w:rPr>
+          <w:rFonts w:ascii="Charis SIL Regular" w:hAnsi="Charis SIL Regular" w:eastAsia="Charis SIL Regular"/>
+          <w:b w:val="0"/>
+          <w:i w:val="0"/>
+          <w:color w:val="0000FF"/>
+          <w:sz w:val="24"/>
+          <w:u w:val="single"/>
+        </w:rPr>
+        <w:hyperlink r:id="rId10" w:history="1">
+          <w:r>
+            <w:rPr>
+              <w:rStyle w:val="Hyperlink"/>
+            </w:rPr>
+            <w:t>Etn</w:t>
+          </w:r>
+        </w:hyperlink>
+      </w:r>
+      <w:r>
+        <w:rPr>
+          <w:rFonts w:ascii="Charis SIL Regular" w:hAnsi="Charis SIL Regular" w:eastAsia="Charis SIL Regular"/>
+          <w:b w:val="0"/>
+          <w:i w:val="0"/>
+          <w:color w:val="0000FF"/>
+          <w:sz w:val="24"/>
+          <w:u w:val="single"/>
+        </w:rPr>
+        <w:hyperlink r:id="rId10" w:history="1">
+          <w:r>
+            <w:rPr>
+              <w:rStyle w:val="Hyperlink"/>
+            </w:rPr>
+            <w:t>ogra</w:t>
+          </w:r>
+        </w:hyperlink>
+      </w:r>
+      <w:r>
+        <w:rPr>
+          <w:rFonts w:ascii="Charis SIL Regular" w:hAnsi="Charis SIL Regular" w:eastAsia="Charis SIL Regular"/>
+          <w:b w:val="0"/>
+          <w:i w:val="0"/>
+          <w:color w:val="0000FF"/>
+          <w:sz w:val="24"/>
+          <w:u w:val="single"/>
+        </w:rPr>
+        <w:hyperlink r:id="rId10" w:history="1">
           <w:r>
             <w:rPr>
               <w:rStyle w:val="Hyperlink"/>
@@ -363,7 +417,7 @@
           <w:rFonts w:ascii="Charis SIL Regular" w:hAnsi="Charis SIL Regular" w:eastAsia="Charis SIL Regular"/>
           <w:b w:val="0"/>
           <w:i w:val="0"/>
-          <w:color w:val="0066CC"/>
+          <w:color w:val="0000FF"/>
           <w:sz w:val="24"/>
           <w:u w:val="single"/>
         </w:rPr>
@@ -374,7 +428,7 @@
           <w:rFonts w:ascii="Charis SIL Regular" w:hAnsi="Charis SIL Regular" w:eastAsia="Charis SIL Regular"/>
           <w:b w:val="0"/>
           <w:i w:val="0"/>
-          <w:color w:val="0066CC"/>
+          <w:color w:val="0000FF"/>
           <w:sz w:val="24"/>
           <w:u w:val="single"/>
         </w:rPr>
@@ -392,11 +446,11 @@
           <w:rFonts w:ascii="Charis SIL Regular" w:hAnsi="Charis SIL Regular" w:eastAsia="Charis SIL Regular"/>
           <w:b w:val="0"/>
           <w:i w:val="0"/>
-          <w:color w:val="0066CC"/>
+          <w:color w:val="0000FF"/>
           <w:sz w:val="24"/>
           <w:u w:val="single"/>
         </w:rPr>
-        <w:hyperlink r:id="rId10" w:history="1">
+        <w:hyperlink r:id="rId9" w:history="1">
           <w:r>
             <w:rPr>
               <w:rStyle w:val="Hyperlink"/>
@@ -410,7 +464,7 @@
           <w:rFonts w:ascii="Charis SIL Regular" w:hAnsi="Charis SIL Regular" w:eastAsia="Charis SIL Regular"/>
           <w:b w:val="0"/>
           <w:i w:val="0"/>
-          <w:color w:val="0066CC"/>
+          <w:color w:val="0000FF"/>
           <w:sz w:val="24"/>
           <w:u w:val="single"/>
         </w:rPr>
@@ -425,7 +479,7 @@
       </w:r>
       <w:r>
         <w:rPr>
-          <w:u w:val="single" w:color="0066cc"/>
+          <w:u w:val="single" w:color="0000ff"/>
           <w:rFonts w:ascii="Charis SIL Regular" w:hAnsi="Charis SIL Regular" w:eastAsia="Charis SIL Regular"/>
           <w:b w:val="0"/>
           <w:i w:val="0"/>
@@ -463,25 +517,18 @@
       </w:r>
       <w:r>
         <w:rPr>
-          <w:u w:val="single" w:color="0066cc"/>
+          <w:u w:val="single" w:color="0000ff"/>
           <w:rFonts w:ascii="Charis SIL Regular" w:hAnsi="Charis SIL Regular" w:eastAsia="Charis SIL Regular"/>
           <w:b w:val="0"/>
           <w:i w:val="0"/>
           <w:color w:val="000000"/>
           <w:sz w:val="24"/>
         </w:rPr>
-        <w:hyperlink r:id="rId10" w:history="1">
-          <w:r>
-            <w:rPr>
-              <w:rStyle w:val="Hyperlink"/>
-            </w:rPr>
-            <w:t>Leide</w:t>
-          </w:r>
-        </w:hyperlink>
-      </w:r>
-      <w:r>
-        <w:rPr>
-          <w:u w:val="single" w:color="0066cc"/>
+        <w:t>Leide</w:t>
+      </w:r>
+      <w:r>
+        <w:rPr>
+          <w:u w:val="single" w:color="0000ff"/>
           <w:rFonts w:ascii="Charis SIL Regular" w:hAnsi="Charis SIL Regular" w:eastAsia="Charis SIL Regular"/>
           <w:b w:val="0"/>
           <w:i w:val="0"/>
@@ -642,7 +689,7 @@
           <w:rFonts w:ascii="Charis SIL Regular" w:hAnsi="Charis SIL Regular" w:eastAsia="Charis SIL Regular"/>
           <w:b w:val="0"/>
           <w:i w:val="0"/>
-          <w:color w:val="0066CC"/>
+          <w:color w:val="0000FF"/>
           <w:sz w:val="24"/>
           <w:u w:val="single"/>
         </w:rPr>
@@ -660,7 +707,7 @@
           <w:rFonts w:ascii="Charis SIL Regular" w:hAnsi="Charis SIL Regular" w:eastAsia="Charis SIL Regular"/>
           <w:b w:val="0"/>
           <w:i w:val="0"/>
-          <w:color w:val="0066CC"/>
+          <w:color w:val="0000FF"/>
           <w:sz w:val="24"/>
           <w:u w:val="single"/>
         </w:rPr>
@@ -688,7 +735,7 @@
           <w:rFonts w:ascii="Charis SIL Regular" w:hAnsi="Charis SIL Regular" w:eastAsia="Charis SIL Regular"/>
           <w:b w:val="0"/>
           <w:i w:val="0"/>
-          <w:color w:val="0066CC"/>
+          <w:color w:val="0000FF"/>
           <w:sz w:val="24"/>
           <w:u w:val="single"/>
         </w:rPr>
@@ -706,7 +753,7 @@
           <w:rFonts w:ascii="Charis SIL Regular" w:hAnsi="Charis SIL Regular" w:eastAsia="Charis SIL Regular"/>
           <w:b w:val="0"/>
           <w:i w:val="0"/>
-          <w:color w:val="0066CC"/>
+          <w:color w:val="0000FF"/>
           <w:sz w:val="24"/>
           <w:u w:val="single"/>
         </w:rPr>
@@ -717,7 +764,7 @@
           <w:rFonts w:ascii="Charis SIL Regular" w:hAnsi="Charis SIL Regular" w:eastAsia="Charis SIL Regular"/>
           <w:b w:val="0"/>
           <w:i w:val="0"/>
-          <w:color w:val="0066CC"/>
+          <w:color w:val="0000FF"/>
           <w:sz w:val="24"/>
           <w:u w:val="single"/>
         </w:rPr>
@@ -735,7 +782,7 @@
           <w:rFonts w:ascii="Charis SIL Regular" w:hAnsi="Charis SIL Regular" w:eastAsia="Charis SIL Regular"/>
           <w:b w:val="0"/>
           <w:i w:val="0"/>
-          <w:color w:val="0066CC"/>
+          <w:color w:val="0000FF"/>
           <w:sz w:val="24"/>
           <w:u w:val="single"/>
         </w:rPr>
@@ -746,8 +793,9 @@
           <w:rFonts w:ascii="Charis SIL Regular" w:hAnsi="Charis SIL Regular" w:eastAsia="Charis SIL Regular"/>
           <w:b w:val="0"/>
           <w:i w:val="0"/>
-          <w:color w:val="0066CC"/>
-          <w:sz w:val="24"/>
+          <w:color w:val="0000FF"/>
+          <w:sz w:val="24"/>
+          <w:u w:val="single"/>
         </w:rPr>
         <w:hyperlink r:id="rId12" w:history="1">
           <w:r>
@@ -763,11 +811,11 @@
           <w:rFonts w:ascii="Charis SIL Regular" w:hAnsi="Charis SIL Regular" w:eastAsia="Charis SIL Regular"/>
           <w:b w:val="0"/>
           <w:i w:val="0"/>
-          <w:color w:val="0066CC"/>
+          <w:color w:val="0000FF"/>
           <w:sz w:val="24"/>
           <w:u w:val="single"/>
         </w:rPr>
-        <w:hyperlink r:id="rId11" w:history="1">
+        <w:hyperlink r:id="rId12" w:history="1">
           <w:r>
             <w:rPr>
               <w:rStyle w:val="Hyperlink"/>
@@ -781,7 +829,7 @@
           <w:rFonts w:ascii="Charis SIL Regular" w:hAnsi="Charis SIL Regular" w:eastAsia="Charis SIL Regular"/>
           <w:b w:val="0"/>
           <w:i w:val="0"/>
-          <w:color w:val="0066CC"/>
+          <w:color w:val="0000FF"/>
           <w:sz w:val="24"/>
           <w:u w:val="single"/>
         </w:rPr>
@@ -792,11 +840,11 @@
           <w:rFonts w:ascii="Charis SIL Regular" w:hAnsi="Charis SIL Regular" w:eastAsia="Charis SIL Regular"/>
           <w:b w:val="0"/>
           <w:i w:val="0"/>
-          <w:color w:val="0066CC"/>
+          <w:color w:val="0000FF"/>
           <w:sz w:val="24"/>
           <w:u w:val="single"/>
         </w:rPr>
-        <w:hyperlink r:id="rId11" w:history="1">
+        <w:hyperlink r:id="rId12" w:history="1">
           <w:r>
             <w:rPr>
               <w:rStyle w:val="Hyperlink"/>
@@ -813,11 +861,11 @@
           <w:rFonts w:ascii="Charis SIL Regular" w:hAnsi="Charis SIL Regular" w:eastAsia="Charis SIL Regular"/>
           <w:b w:val="0"/>
           <w:i w:val="0"/>
-          <w:color w:val="0066CC"/>
+          <w:color w:val="0000FF"/>
           <w:sz w:val="24"/>
           <w:u w:val="single"/>
         </w:rPr>
-        <w:hyperlink r:id="rId12" w:history="1">
+        <w:hyperlink r:id="rId11" w:history="1">
           <w:r>
             <w:rPr>
               <w:rStyle w:val="Hyperlink"/>
@@ -831,7 +879,7 @@
           <w:rFonts w:ascii="Charis SIL Regular" w:hAnsi="Charis SIL Regular" w:eastAsia="Charis SIL Regular"/>
           <w:b w:val="0"/>
           <w:i w:val="0"/>
-          <w:color w:val="0066CC"/>
+          <w:color w:val="0000FF"/>
           <w:sz w:val="24"/>
           <w:u w:val="single"/>
         </w:rPr>
@@ -852,11 +900,22 @@
           <w:color w:val="000000"/>
           <w:sz w:val="24"/>
         </w:rPr>
-        <w:t xml:space="preserve"> (Museum of Geography and Ethnology) in Rotterdam in 1885. O</w:t>
-      </w:r>
-      <w:r>
-        <w:rPr>
-          <w:u w:val="single" w:color="0066cc"/>
+        <w:t xml:space="preserve"> (Museum of Geography and Ethnology) in </w:t>
+      </w:r>
+      <w:r>
+        <w:rPr>
+          <w:u w:val="single" w:color="0000ff"/>
+          <w:rFonts w:ascii="Charis SIL Regular" w:hAnsi="Charis SIL Regular" w:eastAsia="Charis SIL Regular"/>
+          <w:b w:val="0"/>
+          <w:i w:val="0"/>
+          <w:color w:val="000000"/>
+          <w:sz w:val="24"/>
+        </w:rPr>
+        <w:t>Rotterdam in 1885. O</w:t>
+      </w:r>
+      <w:r>
+        <w:rPr>
+          <w:u w:val="single" w:color="0000ff"/>
           <w:rFonts w:ascii="Charis SIL Regular" w:hAnsi="Charis SIL Regular" w:eastAsia="Charis SIL Regular"/>
           <w:b w:val="0"/>
           <w:i w:val="0"/>
@@ -901,7 +960,7 @@
       </w:r>
       <w:r>
         <w:rPr>
-          <w:u w:val="single" w:color="0066cc"/>
+          <w:u w:val="single" w:color="0000ff"/>
           <w:rFonts w:ascii="Charis SIL Regular" w:hAnsi="Charis SIL Regular" w:eastAsia="Charis SIL Regular"/>
           <w:b w:val="0"/>
           <w:i w:val="0"/>
@@ -942,7 +1001,7 @@
           <w:rFonts w:ascii="Charis SIL Regular" w:hAnsi="Charis SIL Regular" w:eastAsia="Charis SIL Regular"/>
           <w:b w:val="0"/>
           <w:i w:val="0"/>
-          <w:color w:val="0066CC"/>
+          <w:color w:val="0000FF"/>
           <w:sz w:val="24"/>
           <w:u w:val="single"/>
         </w:rPr>
@@ -970,7 +1029,7 @@
           <w:rFonts w:ascii="Charis SIL Regular" w:hAnsi="Charis SIL Regular" w:eastAsia="Charis SIL Regular"/>
           <w:b w:val="0"/>
           <w:i w:val="0"/>
-          <w:color w:val="0066CC"/>
+          <w:color w:val="0000FF"/>
           <w:sz w:val="24"/>
           <w:u w:val="single"/>
         </w:rPr>
@@ -988,7 +1047,7 @@
           <w:rFonts w:ascii="Charis SIL Regular" w:hAnsi="Charis SIL Regular" w:eastAsia="Charis SIL Regular"/>
           <w:b w:val="0"/>
           <w:i w:val="0"/>
-          <w:color w:val="0066CC"/>
+          <w:color w:val="0000FF"/>
           <w:sz w:val="24"/>
           <w:u w:val="single"/>
         </w:rPr>
@@ -999,7 +1058,7 @@
           <w:rFonts w:ascii="Charis SIL Regular" w:hAnsi="Charis SIL Regular" w:eastAsia="Charis SIL Regular"/>
           <w:b w:val="0"/>
           <w:i w:val="0"/>
-          <w:color w:val="0066CC"/>
+          <w:color w:val="0000FF"/>
           <w:sz w:val="24"/>
           <w:u w:val="single"/>
         </w:rPr>
@@ -1027,7 +1086,7 @@
           <w:rFonts w:ascii="Charis SIL Regular" w:hAnsi="Charis SIL Regular" w:eastAsia="Charis SIL Regular"/>
           <w:b w:val="0"/>
           <w:i w:val="0"/>
-          <w:color w:val="0066CC"/>
+          <w:color w:val="0000FF"/>
           <w:sz w:val="24"/>
           <w:u w:val="single"/>
         </w:rPr>
@@ -1058,22 +1117,11 @@
           <w:color w:val="000000"/>
           <w:sz w:val="24"/>
         </w:rPr>
-        <w:t>worldwide decolonisation after th</w:t>
-      </w:r>
-      <w:r>
-        <w:rPr>
-          <w:u w:val="single" w:color="0066cc"/>
-          <w:rFonts w:ascii="Charis SIL Regular" w:hAnsi="Charis SIL Regular" w:eastAsia="Charis SIL Regular"/>
-          <w:b w:val="0"/>
-          <w:i w:val="0"/>
-          <w:color w:val="000000"/>
-          <w:sz w:val="24"/>
-        </w:rPr>
-        <w:t>e</w:t>
-      </w:r>
-      <w:r>
-        <w:rPr>
-          <w:u w:val="single" w:color="0066cc"/>
+        <w:t>worldwide decolonisation after the</w:t>
+      </w:r>
+      <w:r>
+        <w:rPr>
+          <w:u w:val="single" w:color="0000ff"/>
           <w:rFonts w:ascii="Charis SIL Regular" w:hAnsi="Charis SIL Regular" w:eastAsia="Charis SIL Regular"/>
           <w:b w:val="0"/>
           <w:i w:val="0"/>
@@ -1101,7 +1149,7 @@
       </w:r>
       <w:r>
         <w:rPr>
-          <w:u w:val="single" w:color="0066cc"/>
+          <w:u w:val="single" w:color="0000ff"/>
           <w:rFonts w:ascii="Charis SIL Regular" w:hAnsi="Charis SIL Regular" w:eastAsia="Charis SIL Regular"/>
           <w:b w:val="0"/>
           <w:i w:val="0"/>
@@ -1119,7 +1167,7 @@
       </w:r>
       <w:r>
         <w:rPr>
-          <w:u w:val="single" w:color="0066cc"/>
+          <w:u w:val="single" w:color="0000ff"/>
           <w:rFonts w:ascii="Charis SIL Regular" w:hAnsi="Charis SIL Regular" w:eastAsia="Charis SIL Regular"/>
           <w:b w:val="0"/>
           <w:i w:val="0"/>
@@ -1137,7 +1185,7 @@
       </w:r>
       <w:r>
         <w:rPr>
-          <w:u w:val="single" w:color="0066cc"/>
+          <w:u w:val="single" w:color="0000ff"/>
           <w:rFonts w:ascii="Charis SIL Regular" w:hAnsi="Charis SIL Regular" w:eastAsia="Charis SIL Regular"/>
           <w:b w:val="0"/>
           <w:i w:val="0"/>
@@ -1165,7 +1213,7 @@
       </w:r>
       <w:r>
         <w:rPr>
-          <w:u w:val="single" w:color="0066cc"/>
+          <w:u w:val="single" w:color="0000ff"/>
           <w:rFonts w:ascii="Charis SIL Regular" w:hAnsi="Charis SIL Regular" w:eastAsia="Charis SIL Regular"/>
           <w:b w:val="0"/>
           <w:i w:val="0"/>
@@ -1176,7 +1224,7 @@
       </w:r>
       <w:r>
         <w:rPr>
-          <w:u w:val="single" w:color="0066cc"/>
+          <w:u w:val="single" w:color="0000ff"/>
           <w:rFonts w:ascii="Charis SIL Regular" w:hAnsi="Charis SIL Regular" w:eastAsia="Charis SIL Regular"/>
           <w:b w:val="0"/>
           <w:i w:val="0"/>
@@ -1416,7 +1464,7 @@
           <w:rFonts w:ascii="Charis SIL Regular" w:hAnsi="Charis SIL Regular" w:eastAsia="Charis SIL Regular"/>
           <w:b w:val="0"/>
           <w:i w:val="0"/>
-          <w:color w:val="0066CC"/>
+          <w:color w:val="0000FF"/>
           <w:sz w:val="24"/>
           <w:u w:val="single"/>
         </w:rPr>
@@ -1434,7 +1482,7 @@
           <w:rFonts w:ascii="Charis SIL Regular" w:hAnsi="Charis SIL Regular" w:eastAsia="Charis SIL Regular"/>
           <w:b w:val="0"/>
           <w:i w:val="0"/>
-          <w:color w:val="0066CC"/>
+          <w:color w:val="0000FF"/>
           <w:sz w:val="24"/>
           <w:u w:val="single"/>
         </w:rPr>
@@ -1445,7 +1493,7 @@
           <w:rFonts w:ascii="Charis SIL Regular" w:hAnsi="Charis SIL Regular" w:eastAsia="Charis SIL Regular"/>
           <w:b w:val="0"/>
           <w:i w:val="0"/>
-          <w:color w:val="0066CC"/>
+          <w:color w:val="0000FF"/>
           <w:sz w:val="24"/>
           <w:u w:val="single"/>
         </w:rPr>
@@ -1463,7 +1511,7 @@
           <w:rFonts w:ascii="Charis SIL Regular" w:hAnsi="Charis SIL Regular" w:eastAsia="Charis SIL Regular"/>
           <w:b w:val="0"/>
           <w:i w:val="0"/>
-          <w:color w:val="0066CC"/>
+          <w:color w:val="0000FF"/>
           <w:sz w:val="24"/>
           <w:u w:val="single"/>
         </w:rPr>
@@ -1474,7 +1522,7 @@
           <w:rFonts w:ascii="Charis SIL Regular" w:hAnsi="Charis SIL Regular" w:eastAsia="Charis SIL Regular"/>
           <w:b w:val="0"/>
           <w:i w:val="0"/>
-          <w:color w:val="0066CC"/>
+          <w:color w:val="0000FF"/>
           <w:sz w:val="24"/>
           <w:u w:val="single"/>
         </w:rPr>
@@ -1492,7 +1540,7 @@
           <w:rFonts w:ascii="Charis SIL Regular" w:hAnsi="Charis SIL Regular" w:eastAsia="Charis SIL Regular"/>
           <w:b w:val="0"/>
           <w:i w:val="0"/>
-          <w:color w:val="0066CC"/>
+          <w:color w:val="0000FF"/>
           <w:sz w:val="24"/>
           <w:u w:val="single"/>
         </w:rPr>
@@ -1503,7 +1551,7 @@
           <w:rFonts w:ascii="Charis SIL Regular" w:hAnsi="Charis SIL Regular" w:eastAsia="Charis SIL Regular"/>
           <w:b w:val="0"/>
           <w:i w:val="0"/>
-          <w:color w:val="0066CC"/>
+          <w:color w:val="0000FF"/>
           <w:sz w:val="24"/>
           <w:u w:val="single"/>
         </w:rPr>
@@ -1531,7 +1579,7 @@
           <w:rFonts w:ascii="Charis SIL Regular" w:hAnsi="Charis SIL Regular" w:eastAsia="Charis SIL Regular"/>
           <w:b w:val="0"/>
           <w:i w:val="0"/>
-          <w:color w:val="0066CC"/>
+          <w:color w:val="0000FF"/>
           <w:sz w:val="24"/>
           <w:u w:val="single"/>
         </w:rPr>
@@ -1549,7 +1597,7 @@
           <w:rFonts w:ascii="Charis SIL Regular" w:hAnsi="Charis SIL Regular" w:eastAsia="Charis SIL Regular"/>
           <w:b w:val="0"/>
           <w:i w:val="0"/>
-          <w:color w:val="0066CC"/>
+          <w:color w:val="0000FF"/>
           <w:sz w:val="24"/>
           <w:u w:val="single"/>
         </w:rPr>
@@ -1560,7 +1608,7 @@
           <w:rFonts w:ascii="Charis SIL Regular" w:hAnsi="Charis SIL Regular" w:eastAsia="Charis SIL Regular"/>
           <w:b w:val="0"/>
           <w:i w:val="0"/>
-          <w:color w:val="0066CC"/>
+          <w:color w:val="0000FF"/>
           <w:sz w:val="24"/>
           <w:u w:val="single"/>
         </w:rPr>
@@ -1578,7 +1626,7 @@
           <w:rFonts w:ascii="Charis SIL Regular" w:hAnsi="Charis SIL Regular" w:eastAsia="Charis SIL Regular"/>
           <w:b w:val="0"/>
           <w:i w:val="0"/>
-          <w:color w:val="0066CC"/>
+          <w:color w:val="0000FF"/>
           <w:sz w:val="24"/>
           <w:u w:val="single"/>
         </w:rPr>
@@ -1589,7 +1637,7 @@
           <w:rFonts w:ascii="Charis SIL Regular" w:hAnsi="Charis SIL Regular" w:eastAsia="Charis SIL Regular"/>
           <w:b w:val="0"/>
           <w:i w:val="0"/>
-          <w:color w:val="0066CC"/>
+          <w:color w:val="0000FF"/>
           <w:sz w:val="24"/>
           <w:u w:val="single"/>
         </w:rPr>
@@ -1647,7 +1695,7 @@
           <w:rFonts w:ascii="Charis SIL Regular" w:hAnsi="Charis SIL Regular" w:eastAsia="Charis SIL Regular"/>
           <w:b w:val="0"/>
           <w:i w:val="0"/>
-          <w:color w:val="0066CC"/>
+          <w:color w:val="0000FF"/>
           <w:sz w:val="24"/>
           <w:u w:val="single"/>
         </w:rPr>
@@ -1682,7 +1730,7 @@
       </w:r>
       <w:r>
         <w:rPr>
-          <w:u w:val="single" w:color="0066cc"/>
+          <w:u w:val="single" w:color="0000ff"/>
           <w:rFonts w:ascii="Charis SIL Regular" w:hAnsi="Charis SIL Regular" w:eastAsia="Charis SIL Regular"/>
           <w:b w:val="0"/>
           <w:i w:val="0"/>
@@ -1723,7 +1771,7 @@
           <w:rFonts w:ascii="Charis SIL Regular" w:hAnsi="Charis SIL Regular" w:eastAsia="Charis SIL Regular"/>
           <w:b w:val="0"/>
           <w:i w:val="0"/>
-          <w:color w:val="0066CC"/>
+          <w:color w:val="0000FF"/>
           <w:sz w:val="24"/>
           <w:u w:val="single"/>
         </w:rPr>
@@ -1741,7 +1789,7 @@
           <w:rFonts w:ascii="Charis SIL Regular" w:hAnsi="Charis SIL Regular" w:eastAsia="Charis SIL Regular"/>
           <w:b w:val="0"/>
           <w:i w:val="0"/>
-          <w:color w:val="0066CC"/>
+          <w:color w:val="0000FF"/>
           <w:sz w:val="24"/>
           <w:u w:val="single"/>
         </w:rPr>
@@ -1752,7 +1800,7 @@
           <w:rFonts w:ascii="Charis SIL Regular" w:hAnsi="Charis SIL Regular" w:eastAsia="Charis SIL Regular"/>
           <w:b w:val="0"/>
           <w:i w:val="0"/>
-          <w:color w:val="0066CC"/>
+          <w:color w:val="0000FF"/>
           <w:sz w:val="24"/>
           <w:u w:val="single"/>
         </w:rPr>
@@ -1787,7 +1835,7 @@
       </w:r>
       <w:r>
         <w:rPr>
-          <w:u w:val="single" w:color="0066cc"/>
+          <w:u w:val="single" w:color="0000ff"/>
           <w:rFonts w:ascii="Charis SIL Regular" w:hAnsi="Charis SIL Regular" w:eastAsia="Charis SIL Regular"/>
           <w:b w:val="0"/>
           <w:i w:val="0"/>
@@ -1805,7 +1853,7 @@
       </w:r>
       <w:r>
         <w:rPr>
-          <w:u w:val="single" w:color="0066cc"/>
+          <w:u w:val="single" w:color="0000ff"/>
           <w:rFonts w:ascii="Charis SIL Regular" w:hAnsi="Charis SIL Regular" w:eastAsia="Charis SIL Regular"/>
           <w:b w:val="0"/>
           <w:i w:val="0"/>
@@ -1823,7 +1871,7 @@
       </w:r>
       <w:r>
         <w:rPr>
-          <w:u w:val="single" w:color="0066cc"/>
+          <w:u w:val="single" w:color="0000ff"/>
           <w:rFonts w:ascii="Charis SIL Regular" w:hAnsi="Charis SIL Regular" w:eastAsia="Charis SIL Regular"/>
           <w:b w:val="0"/>
           <w:i w:val="0"/>
@@ -1841,7 +1889,7 @@
       </w:r>
       <w:r>
         <w:rPr>
-          <w:u w:val="single" w:color="0066cc"/>
+          <w:u w:val="single" w:color="0000ff"/>
           <w:rFonts w:ascii="Charis SIL Regular" w:hAnsi="Charis SIL Regular" w:eastAsia="Charis SIL Regular"/>
           <w:b w:val="0"/>
           <w:i w:val="0"/>
@@ -1958,7 +2006,7 @@
           <w:rFonts w:ascii="Charis SIL Regular" w:hAnsi="Charis SIL Regular" w:eastAsia="Charis SIL Regular"/>
           <w:b w:val="0"/>
           <w:i w:val="0"/>
-          <w:color w:val="0066CC"/>
+          <w:color w:val="0000FF"/>
           <w:sz w:val="24"/>
           <w:u w:val="single"/>
         </w:rPr>
@@ -1976,7 +2024,7 @@
           <w:rFonts w:ascii="Charis SIL Regular" w:hAnsi="Charis SIL Regular" w:eastAsia="Charis SIL Regular"/>
           <w:b w:val="0"/>
           <w:i w:val="0"/>
-          <w:color w:val="0066CC"/>
+          <w:color w:val="0000FF"/>
           <w:sz w:val="24"/>
           <w:u w:val="single"/>
         </w:rPr>
@@ -1987,7 +2035,7 @@
           <w:rFonts w:ascii="Charis SIL Regular" w:hAnsi="Charis SIL Regular" w:eastAsia="Charis SIL Regular"/>
           <w:b w:val="0"/>
           <w:i w:val="0"/>
-          <w:color w:val="0066CC"/>
+          <w:color w:val="0000FF"/>
           <w:sz w:val="24"/>
           <w:u w:val="single"/>
         </w:rPr>
@@ -2005,7 +2053,7 @@
           <w:rFonts w:ascii="Charis SIL Regular" w:hAnsi="Charis SIL Regular" w:eastAsia="Charis SIL Regular"/>
           <w:b w:val="0"/>
           <w:i w:val="0"/>
-          <w:color w:val="0066CC"/>
+          <w:color w:val="0000FF"/>
           <w:sz w:val="24"/>
           <w:u w:val="single"/>
         </w:rPr>
@@ -2016,7 +2064,7 @@
           <w:rFonts w:ascii="Charis SIL Regular" w:hAnsi="Charis SIL Regular" w:eastAsia="Charis SIL Regular"/>
           <w:b w:val="0"/>
           <w:i w:val="0"/>
-          <w:color w:val="0066CC"/>
+          <w:color w:val="0000FF"/>
           <w:sz w:val="24"/>
           <w:u w:val="single"/>
         </w:rPr>
@@ -2034,7 +2082,7 @@
           <w:rFonts w:ascii="Charis SIL Regular" w:hAnsi="Charis SIL Regular" w:eastAsia="Charis SIL Regular"/>
           <w:b w:val="0"/>
           <w:i w:val="0"/>
-          <w:color w:val="0066CC"/>
+          <w:color w:val="0000FF"/>
           <w:sz w:val="24"/>
           <w:u w:val="single"/>
         </w:rPr>
@@ -2045,7 +2093,7 @@
           <w:rFonts w:ascii="Charis SIL Regular" w:hAnsi="Charis SIL Regular" w:eastAsia="Charis SIL Regular"/>
           <w:b w:val="0"/>
           <w:i w:val="0"/>
-          <w:color w:val="0066CC"/>
+          <w:color w:val="0000FF"/>
           <w:sz w:val="24"/>
           <w:u w:val="single"/>
         </w:rPr>
@@ -2063,7 +2111,7 @@
           <w:rFonts w:ascii="Charis SIL Regular" w:hAnsi="Charis SIL Regular" w:eastAsia="Charis SIL Regular"/>
           <w:b w:val="0"/>
           <w:i w:val="0"/>
-          <w:color w:val="0066CC"/>
+          <w:color w:val="0000FF"/>
           <w:sz w:val="24"/>
           <w:u w:val="single"/>
         </w:rPr>
@@ -2074,7 +2122,7 @@
           <w:rFonts w:ascii="Charis SIL Regular" w:hAnsi="Charis SIL Regular" w:eastAsia="Charis SIL Regular"/>
           <w:b w:val="0"/>
           <w:i w:val="0"/>
-          <w:color w:val="0066CC"/>
+          <w:color w:val="0000FF"/>
           <w:sz w:val="24"/>
           <w:u w:val="single"/>
         </w:rPr>
@@ -2105,11 +2153,11 @@
           <w:rFonts w:ascii="Charis SIL Regular" w:hAnsi="Charis SIL Regular" w:eastAsia="Charis SIL Regular"/>
           <w:b w:val="0"/>
           <w:i w:val="0"/>
-          <w:color w:val="0066CC"/>
+          <w:color w:val="0000FF"/>
           <w:sz w:val="24"/>
           <w:u w:val="single"/>
         </w:rPr>
-        <w:hyperlink r:id="rId19" w:history="1">
+        <w:hyperlink r:id="rId20" w:history="1">
           <w:r>
             <w:rPr>
               <w:rStyle w:val="Hyperlink"/>
@@ -2123,7 +2171,7 @@
           <w:rFonts w:ascii="Charis SIL Regular" w:hAnsi="Charis SIL Regular" w:eastAsia="Charis SIL Regular"/>
           <w:b w:val="0"/>
           <w:i w:val="0"/>
-          <w:color w:val="0066CC"/>
+          <w:color w:val="0000FF"/>
           <w:sz w:val="24"/>
           <w:u w:val="single"/>
         </w:rPr>
@@ -2134,11 +2182,11 @@
           <w:rFonts w:ascii="Charis SIL Regular" w:hAnsi="Charis SIL Regular" w:eastAsia="Charis SIL Regular"/>
           <w:b w:val="0"/>
           <w:i w:val="0"/>
-          <w:color w:val="0066CC"/>
+          <w:color w:val="0000FF"/>
           <w:sz w:val="24"/>
           <w:u w:val="single"/>
         </w:rPr>
-        <w:hyperlink r:id="rId19" w:history="1">
+        <w:hyperlink r:id="rId20" w:history="1">
           <w:r>
             <w:rPr>
               <w:rStyle w:val="Hyperlink"/>
@@ -2152,7 +2200,7 @@
           <w:rFonts w:ascii="Charis SIL Regular" w:hAnsi="Charis SIL Regular" w:eastAsia="Charis SIL Regular"/>
           <w:b w:val="0"/>
           <w:i w:val="0"/>
-          <w:color w:val="0066CC"/>
+          <w:color w:val="0000FF"/>
           <w:sz w:val="24"/>
           <w:u w:val="single"/>
         </w:rPr>
@@ -2170,7 +2218,7 @@
           <w:rFonts w:ascii="Charis SIL Regular" w:hAnsi="Charis SIL Regular" w:eastAsia="Charis SIL Regular"/>
           <w:b w:val="0"/>
           <w:i w:val="0"/>
-          <w:color w:val="0066CC"/>
+          <w:color w:val="0000FF"/>
           <w:sz w:val="24"/>
           <w:u w:val="single"/>
         </w:rPr>
@@ -2181,11 +2229,11 @@
           <w:rFonts w:ascii="Charis SIL Regular" w:hAnsi="Charis SIL Regular" w:eastAsia="Charis SIL Regular"/>
           <w:b w:val="0"/>
           <w:i w:val="0"/>
-          <w:color w:val="0066CC"/>
+          <w:color w:val="0000FF"/>
           <w:sz w:val="24"/>
           <w:u w:val="single"/>
         </w:rPr>
-        <w:hyperlink r:id="rId19" w:history="1">
+        <w:hyperlink r:id="rId20" w:history="1">
           <w:r>
             <w:rPr>
               <w:rStyle w:val="Hyperlink"/>
@@ -2199,7 +2247,7 @@
           <w:rFonts w:ascii="Charis SIL Regular" w:hAnsi="Charis SIL Regular" w:eastAsia="Charis SIL Regular"/>
           <w:b w:val="0"/>
           <w:i w:val="0"/>
-          <w:color w:val="0066CC"/>
+          <w:color w:val="0000FF"/>
           <w:sz w:val="24"/>
           <w:u w:val="single"/>
         </w:rPr>
@@ -2210,7 +2258,7 @@
           <w:rFonts w:ascii="Charis SIL Regular" w:hAnsi="Charis SIL Regular" w:eastAsia="Charis SIL Regular"/>
           <w:b w:val="0"/>
           <w:i w:val="0"/>
-          <w:color w:val="0066CC"/>
+          <w:color w:val="0000FF"/>
           <w:sz w:val="24"/>
           <w:u w:val="single"/>
         </w:rPr>
@@ -2228,7 +2276,7 @@
           <w:rFonts w:ascii="Charis SIL Regular" w:hAnsi="Charis SIL Regular" w:eastAsia="Charis SIL Regular"/>
           <w:b w:val="0"/>
           <w:i w:val="0"/>
-          <w:color w:val="0066CC"/>
+          <w:color w:val="0000FF"/>
           <w:sz w:val="24"/>
           <w:u w:val="single"/>
         </w:rPr>
@@ -2246,7 +2294,7 @@
           <w:rFonts w:ascii="Charis SIL Regular" w:hAnsi="Charis SIL Regular" w:eastAsia="Charis SIL Regular"/>
           <w:b w:val="0"/>
           <w:i w:val="0"/>
-          <w:color w:val="0066CC"/>
+          <w:color w:val="0000FF"/>
           <w:sz w:val="24"/>
           <w:u w:val="single"/>
         </w:rPr>
@@ -2264,7 +2312,7 @@
           <w:rFonts w:ascii="Charis SIL Regular" w:hAnsi="Charis SIL Regular" w:eastAsia="Charis SIL Regular"/>
           <w:b w:val="0"/>
           <w:i w:val="0"/>
-          <w:color w:val="0066CC"/>
+          <w:color w:val="0000FF"/>
           <w:sz w:val="24"/>
           <w:u w:val="single"/>
         </w:rPr>
@@ -2282,7 +2330,7 @@
           <w:rFonts w:ascii="Charis SIL Regular" w:hAnsi="Charis SIL Regular" w:eastAsia="Charis SIL Regular"/>
           <w:b w:val="0"/>
           <w:i w:val="0"/>
-          <w:color w:val="0066CC"/>
+          <w:color w:val="0000FF"/>
           <w:sz w:val="24"/>
           <w:u w:val="single"/>
         </w:rPr>
@@ -2293,11 +2341,11 @@
           <w:rFonts w:ascii="Charis SIL Regular" w:hAnsi="Charis SIL Regular" w:eastAsia="Charis SIL Regular"/>
           <w:b w:val="0"/>
           <w:i w:val="0"/>
-          <w:color w:val="0066CC"/>
+          <w:color w:val="0000FF"/>
           <w:sz w:val="24"/>
           <w:u w:val="single"/>
         </w:rPr>
-        <w:hyperlink r:id="rId19" w:history="1">
+        <w:hyperlink r:id="rId20" w:history="1">
           <w:r>
             <w:rPr>
               <w:rStyle w:val="Hyperlink"/>
@@ -2311,7 +2359,7 @@
           <w:rFonts w:ascii="Charis SIL Regular" w:hAnsi="Charis SIL Regular" w:eastAsia="Charis SIL Regular"/>
           <w:b w:val="0"/>
           <w:i w:val="0"/>
-          <w:color w:val="0066CC"/>
+          <w:color w:val="0000FF"/>
           <w:sz w:val="24"/>
           <w:u w:val="single"/>
         </w:rPr>
@@ -2322,25 +2370,18 @@
           <w:rFonts w:ascii="Charis SIL Regular" w:hAnsi="Charis SIL Regular" w:eastAsia="Charis SIL Regular"/>
           <w:b w:val="0"/>
           <w:i w:val="0"/>
-          <w:color w:val="0066CC"/>
+          <w:color w:val="0000FF"/>
           <w:sz w:val="24"/>
           <w:u w:val="single"/>
         </w:rPr>
-        <w:hyperlink r:id="rId19" w:history="1">
-          <w:r>
-            <w:rPr>
-              <w:rStyle w:val="Hyperlink"/>
-            </w:rPr>
-            <w:t>a</w:t>
-          </w:r>
-        </w:hyperlink>
+        <w:t>a</w:t>
       </w:r>
       <w:r>
         <w:rPr>
           <w:rFonts w:ascii="Charis SIL Regular" w:hAnsi="Charis SIL Regular" w:eastAsia="Charis SIL Regular"/>
           <w:b w:val="0"/>
           <w:i w:val="0"/>
-          <w:color w:val="0066CC"/>
+          <w:color w:val="0000FF"/>
           <w:sz w:val="24"/>
           <w:u w:val="single"/>
         </w:rPr>
@@ -2351,11 +2392,11 @@
           <w:rFonts w:ascii="Charis SIL Regular" w:hAnsi="Charis SIL Regular" w:eastAsia="Charis SIL Regular"/>
           <w:b w:val="0"/>
           <w:i w:val="0"/>
-          <w:color w:val="0066CC"/>
+          <w:color w:val="0000FF"/>
           <w:sz w:val="24"/>
           <w:u w:val="single"/>
         </w:rPr>
-        <w:hyperlink r:id="rId19" w:history="1">
+        <w:hyperlink r:id="rId20" w:history="1">
           <w:r>
             <w:rPr>
               <w:rStyle w:val="Hyperlink"/>
@@ -2369,7 +2410,7 @@
           <w:rFonts w:ascii="Charis SIL Regular" w:hAnsi="Charis SIL Regular" w:eastAsia="Charis SIL Regular"/>
           <w:b w:val="0"/>
           <w:i w:val="0"/>
-          <w:color w:val="0066CC"/>
+          <w:color w:val="0000FF"/>
           <w:sz w:val="24"/>
           <w:u w:val="single"/>
         </w:rPr>
@@ -2380,7 +2421,7 @@
           <w:rFonts w:ascii="Charis SIL Regular" w:hAnsi="Charis SIL Regular" w:eastAsia="Charis SIL Regular"/>
           <w:b w:val="0"/>
           <w:i w:val="0"/>
-          <w:color w:val="0066CC"/>
+          <w:color w:val="0000FF"/>
           <w:sz w:val="24"/>
           <w:u w:val="single"/>
         </w:rPr>
@@ -2408,7 +2449,7 @@
           <w:rFonts w:ascii="Charis SIL Regular" w:hAnsi="Charis SIL Regular" w:eastAsia="Charis SIL Regular"/>
           <w:b w:val="0"/>
           <w:i w:val="0"/>
-          <w:color w:val="0066CC"/>
+          <w:color w:val="0000FF"/>
           <w:sz w:val="24"/>
           <w:u w:val="single"/>
         </w:rPr>
@@ -2426,7 +2467,7 @@
           <w:rFonts w:ascii="Charis SIL Regular" w:hAnsi="Charis SIL Regular" w:eastAsia="Charis SIL Regular"/>
           <w:b w:val="0"/>
           <w:i w:val="0"/>
-          <w:color w:val="0066CC"/>
+          <w:color w:val="0000FF"/>
           <w:sz w:val="24"/>
           <w:u w:val="single"/>
         </w:rPr>
@@ -2437,7 +2478,7 @@
           <w:rFonts w:ascii="Charis SIL Regular" w:hAnsi="Charis SIL Regular" w:eastAsia="Charis SIL Regular"/>
           <w:b w:val="0"/>
           <w:i w:val="0"/>
-          <w:color w:val="0066CC"/>
+          <w:color w:val="0000FF"/>
           <w:sz w:val="24"/>
           <w:u w:val="single"/>
         </w:rPr>
@@ -2455,7 +2496,7 @@
           <w:rFonts w:ascii="Charis SIL Regular" w:hAnsi="Charis SIL Regular" w:eastAsia="Charis SIL Regular"/>
           <w:b w:val="0"/>
           <w:i w:val="0"/>
-          <w:color w:val="0066CC"/>
+          <w:color w:val="0000FF"/>
           <w:sz w:val="24"/>
           <w:u w:val="single"/>
         </w:rPr>
@@ -2466,7 +2507,7 @@
           <w:rFonts w:ascii="Charis SIL Regular" w:hAnsi="Charis SIL Regular" w:eastAsia="Charis SIL Regular"/>
           <w:b w:val="0"/>
           <w:i w:val="0"/>
-          <w:color w:val="0066CC"/>
+          <w:color w:val="0000FF"/>
           <w:sz w:val="24"/>
           <w:u w:val="single"/>
         </w:rPr>
@@ -2484,7 +2525,7 @@
           <w:rFonts w:ascii="Charis SIL Regular" w:hAnsi="Charis SIL Regular" w:eastAsia="Charis SIL Regular"/>
           <w:b w:val="0"/>
           <w:i w:val="0"/>
-          <w:color w:val="0066CC"/>
+          <w:color w:val="0000FF"/>
           <w:sz w:val="24"/>
           <w:u w:val="single"/>
         </w:rPr>
@@ -2502,11 +2543,11 @@
           <w:rFonts w:ascii="Charis SIL Regular" w:hAnsi="Charis SIL Regular" w:eastAsia="Charis SIL Regular"/>
           <w:b w:val="0"/>
           <w:i w:val="0"/>
-          <w:color w:val="0066CC"/>
+          <w:color w:val="0000FF"/>
           <w:sz w:val="24"/>
           <w:u w:val="single"/>
         </w:rPr>
-        <w:hyperlink r:id="rId20" w:history="1">
+        <w:hyperlink r:id="rId21" w:history="1">
           <w:r>
             <w:rPr>
               <w:rStyle w:val="Hyperlink"/>
@@ -2520,11 +2561,11 @@
           <w:rFonts w:ascii="Charis SIL Regular" w:hAnsi="Charis SIL Regular" w:eastAsia="Charis SIL Regular"/>
           <w:b w:val="0"/>
           <w:i w:val="0"/>
-          <w:color w:val="0066CC"/>
+          <w:color w:val="0000FF"/>
           <w:sz w:val="24"/>
           <w:u w:val="single"/>
         </w:rPr>
-        <w:hyperlink r:id="rId20" w:history="1">
+        <w:hyperlink r:id="rId21" w:history="1">
           <w:r>
             <w:rPr>
               <w:rStyle w:val="Hyperlink"/>
@@ -2538,36 +2579,18 @@
           <w:rFonts w:ascii="Charis SIL Regular" w:hAnsi="Charis SIL Regular" w:eastAsia="Charis SIL Regular"/>
           <w:b w:val="0"/>
           <w:i w:val="0"/>
-          <w:color w:val="0066CC"/>
+          <w:color w:val="0000FF"/>
           <w:sz w:val="24"/>
           <w:u w:val="single"/>
         </w:rPr>
-        <w:t xml:space="preserve"> </w:t>
+        <w:t xml:space="preserve"> perso</w:t>
       </w:r>
       <w:r>
         <w:rPr>
           <w:rFonts w:ascii="Charis SIL Regular" w:hAnsi="Charis SIL Regular" w:eastAsia="Charis SIL Regular"/>
           <w:b w:val="0"/>
           <w:i w:val="0"/>
-          <w:color w:val="0066CC"/>
-          <w:sz w:val="24"/>
-          <w:u w:val="single"/>
-        </w:rPr>
-        <w:hyperlink r:id="rId20" w:history="1">
-          <w:r>
-            <w:rPr>
-              <w:rStyle w:val="Hyperlink"/>
-            </w:rPr>
-            <w:t>perso</w:t>
-          </w:r>
-        </w:hyperlink>
-      </w:r>
-      <w:r>
-        <w:rPr>
-          <w:rFonts w:ascii="Charis SIL Regular" w:hAnsi="Charis SIL Regular" w:eastAsia="Charis SIL Regular"/>
-          <w:b w:val="0"/>
-          <w:i w:val="0"/>
-          <w:color w:val="0066CC"/>
+          <w:color w:val="0000FF"/>
           <w:sz w:val="24"/>
           <w:u w:val="single"/>
         </w:rPr>
@@ -2585,7 +2608,7 @@
           <w:rFonts w:ascii="Charis SIL Regular" w:hAnsi="Charis SIL Regular" w:eastAsia="Charis SIL Regular"/>
           <w:b w:val="0"/>
           <w:i w:val="0"/>
-          <w:color w:val="0066CC"/>
+          <w:color w:val="0000FF"/>
           <w:sz w:val="24"/>
           <w:u w:val="single"/>
         </w:rPr>
@@ -2596,7 +2619,7 @@
           <w:rFonts w:ascii="Charis SIL Regular" w:hAnsi="Charis SIL Regular" w:eastAsia="Charis SIL Regular"/>
           <w:b w:val="0"/>
           <w:i w:val="0"/>
-          <w:color w:val="0066CC"/>
+          <w:color w:val="0000FF"/>
           <w:sz w:val="24"/>
           <w:u w:val="single"/>
         </w:rPr>
@@ -2614,11 +2637,11 @@
           <w:rFonts w:ascii="Charis SIL Regular" w:hAnsi="Charis SIL Regular" w:eastAsia="Charis SIL Regular"/>
           <w:b w:val="0"/>
           <w:i w:val="0"/>
-          <w:color w:val="0066CC"/>
+          <w:color w:val="0000FF"/>
           <w:sz w:val="24"/>
           <w:u w:val="single"/>
         </w:rPr>
-        <w:hyperlink r:id="rId20" w:history="1">
+        <w:hyperlink r:id="rId21" w:history="1">
           <w:r>
             <w:rPr>
               <w:rStyle w:val="Hyperlink"/>
@@ -2632,7 +2655,7 @@
           <w:rFonts w:ascii="Charis SIL Regular" w:hAnsi="Charis SIL Regular" w:eastAsia="Charis SIL Regular"/>
           <w:b w:val="0"/>
           <w:i w:val="0"/>
-          <w:color w:val="0066CC"/>
+          <w:color w:val="0000FF"/>
           <w:sz w:val="24"/>
           <w:u w:val="single"/>
         </w:rPr>
@@ -2643,7 +2666,7 @@
           <w:rFonts w:ascii="Charis SIL Regular" w:hAnsi="Charis SIL Regular" w:eastAsia="Charis SIL Regular"/>
           <w:b w:val="0"/>
           <w:i w:val="0"/>
-          <w:color w:val="0066CC"/>
+          <w:color w:val="0000FF"/>
           <w:sz w:val="24"/>
           <w:u w:val="single"/>
         </w:rPr>
@@ -2661,7 +2684,7 @@
           <w:rFonts w:ascii="Charis SIL Regular" w:hAnsi="Charis SIL Regular" w:eastAsia="Charis SIL Regular"/>
           <w:b w:val="0"/>
           <w:i w:val="0"/>
-          <w:color w:val="0066CC"/>
+          <w:color w:val="0000FF"/>
           <w:sz w:val="24"/>
           <w:u w:val="single"/>
         </w:rPr>
@@ -2679,7 +2702,7 @@
           <w:rFonts w:ascii="Charis SIL Regular" w:hAnsi="Charis SIL Regular" w:eastAsia="Charis SIL Regular"/>
           <w:b w:val="0"/>
           <w:i w:val="0"/>
-          <w:color w:val="0066CC"/>
+          <w:color w:val="0000FF"/>
           <w:sz w:val="24"/>
           <w:u w:val="single"/>
         </w:rPr>
@@ -2690,7 +2713,7 @@
           <w:rFonts w:ascii="Charis SIL Regular" w:hAnsi="Charis SIL Regular" w:eastAsia="Charis SIL Regular"/>
           <w:b w:val="0"/>
           <w:i w:val="0"/>
-          <w:color w:val="0066CC"/>
+          <w:color w:val="0000FF"/>
           <w:sz w:val="24"/>
           <w:u w:val="single"/>
         </w:rPr>
@@ -2708,7 +2731,7 @@
           <w:rFonts w:ascii="Charis SIL Regular" w:hAnsi="Charis SIL Regular" w:eastAsia="Charis SIL Regular"/>
           <w:b w:val="0"/>
           <w:i w:val="0"/>
-          <w:color w:val="0066CC"/>
+          <w:color w:val="0000FF"/>
           <w:sz w:val="24"/>
           <w:u w:val="single"/>
         </w:rPr>
@@ -2736,99 +2759,28 @@
           <w:rFonts w:ascii="Charis SIL Regular" w:hAnsi="Charis SIL Regular" w:eastAsia="Charis SIL Regular"/>
           <w:b w:val="0"/>
           <w:i w:val="0"/>
-          <w:color w:val="0066CC"/>
+          <w:color w:val="0000FF"/>
+          <w:sz w:val="24"/>
+        </w:rPr>
+        <w:t>Scientific</w:t>
+      </w:r>
+      <w:r>
+        <w:rPr>
+          <w:rFonts w:ascii="Charis SIL Regular" w:hAnsi="Charis SIL Regular" w:eastAsia="Charis SIL Regular"/>
+          <w:b w:val="0"/>
+          <w:i w:val="0"/>
+          <w:color w:val="0000FF"/>
           <w:sz w:val="24"/>
           <w:u w:val="single"/>
         </w:rPr>
-        <w:hyperlink r:id="rId21" w:history="1">
-          <w:r>
-            <w:rPr>
-              <w:rStyle w:val="Hyperlink"/>
-            </w:rPr>
-            <w:t>Scie</w:t>
-          </w:r>
-        </w:hyperlink>
+        <w:t xml:space="preserve"> </w:t>
       </w:r>
       <w:r>
         <w:rPr>
           <w:rFonts w:ascii="Charis SIL Regular" w:hAnsi="Charis SIL Regular" w:eastAsia="Charis SIL Regular"/>
           <w:b w:val="0"/>
           <w:i w:val="0"/>
-          <w:color w:val="0066CC"/>
-          <w:sz w:val="24"/>
-          <w:u w:val="single"/>
-        </w:rPr>
-        <w:hyperlink r:id="rId21" w:history="1">
-          <w:r>
-            <w:rPr>
-              <w:rStyle w:val="Hyperlink"/>
-            </w:rPr>
-            <w:t>n</w:t>
-          </w:r>
-        </w:hyperlink>
-      </w:r>
-      <w:r>
-        <w:rPr>
-          <w:rFonts w:ascii="Charis SIL Regular" w:hAnsi="Charis SIL Regular" w:eastAsia="Charis SIL Regular"/>
-          <w:b w:val="0"/>
-          <w:i w:val="0"/>
-          <w:color w:val="0066CC"/>
-          <w:sz w:val="24"/>
-          <w:u w:val="single"/>
-        </w:rPr>
-        <w:hyperlink r:id="rId21" w:history="1">
-          <w:r>
-            <w:rPr>
-              <w:rStyle w:val="Hyperlink"/>
-            </w:rPr>
-            <w:t>tif</w:t>
-          </w:r>
-        </w:hyperlink>
-      </w:r>
-      <w:r>
-        <w:rPr>
-          <w:rFonts w:ascii="Charis SIL Regular" w:hAnsi="Charis SIL Regular" w:eastAsia="Charis SIL Regular"/>
-          <w:b w:val="0"/>
-          <w:i w:val="0"/>
-          <w:color w:val="0066CC"/>
-          <w:sz w:val="24"/>
-        </w:rPr>
-        <w:hyperlink r:id="rId21" w:history="1">
-          <w:r>
-            <w:rPr>
-              <w:rStyle w:val="Hyperlink"/>
-            </w:rPr>
-            <w:t>i</w:t>
-          </w:r>
-        </w:hyperlink>
-      </w:r>
-      <w:r>
-        <w:rPr>
-          <w:rFonts w:ascii="Charis SIL Regular" w:hAnsi="Charis SIL Regular" w:eastAsia="Charis SIL Regular"/>
-          <w:b w:val="0"/>
-          <w:i w:val="0"/>
-          <w:color w:val="0066CC"/>
-          <w:sz w:val="24"/>
-        </w:rPr>
-        <w:t>c</w:t>
-      </w:r>
-      <w:r>
-        <w:rPr>
-          <w:rFonts w:ascii="Charis SIL Regular" w:hAnsi="Charis SIL Regular" w:eastAsia="Charis SIL Regular"/>
-          <w:b w:val="0"/>
-          <w:i w:val="0"/>
-          <w:color w:val="0066CC"/>
-          <w:sz w:val="24"/>
-          <w:u w:val="single"/>
-        </w:rPr>
-        <w:t xml:space="preserve"> </w:t>
-      </w:r>
-      <w:r>
-        <w:rPr>
-          <w:rFonts w:ascii="Charis SIL Regular" w:hAnsi="Charis SIL Regular" w:eastAsia="Charis SIL Regular"/>
-          <w:b w:val="0"/>
-          <w:i w:val="0"/>
-          <w:color w:val="0066CC"/>
+          <w:color w:val="0000FF"/>
           <w:sz w:val="24"/>
           <w:u w:val="single"/>
         </w:rPr>
@@ -2846,7 +2798,7 @@
           <w:rFonts w:ascii="Charis SIL Regular" w:hAnsi="Charis SIL Regular" w:eastAsia="Charis SIL Regular"/>
           <w:b w:val="0"/>
           <w:i w:val="0"/>
-          <w:color w:val="0066CC"/>
+          <w:color w:val="0000FF"/>
           <w:sz w:val="24"/>
           <w:u w:val="single"/>
         </w:rPr>
@@ -2864,7 +2816,7 @@
           <w:rFonts w:ascii="Charis SIL Regular" w:hAnsi="Charis SIL Regular" w:eastAsia="Charis SIL Regular"/>
           <w:b w:val="0"/>
           <w:i w:val="0"/>
-          <w:color w:val="0066CC"/>
+          <w:color w:val="0000FF"/>
           <w:sz w:val="24"/>
           <w:u w:val="single"/>
         </w:rPr>
@@ -2882,7 +2834,7 @@
           <w:rFonts w:ascii="Charis SIL Regular" w:hAnsi="Charis SIL Regular" w:eastAsia="Charis SIL Regular"/>
           <w:b w:val="0"/>
           <w:i w:val="0"/>
-          <w:color w:val="0066CC"/>
+          <w:color w:val="0000FF"/>
           <w:sz w:val="24"/>
           <w:u w:val="single"/>
         </w:rPr>
@@ -2893,11 +2845,11 @@
           <w:rFonts w:ascii="Charis SIL Regular" w:hAnsi="Charis SIL Regular" w:eastAsia="Charis SIL Regular"/>
           <w:b w:val="0"/>
           <w:i w:val="0"/>
-          <w:color w:val="0066CC"/>
+          <w:color w:val="0000FF"/>
           <w:sz w:val="24"/>
           <w:u w:val="single"/>
         </w:rPr>
-        <w:hyperlink r:id="rId21" w:history="1">
+        <w:hyperlink r:id="rId22" w:history="1">
           <w:r>
             <w:rPr>
               <w:rStyle w:val="Hyperlink"/>
@@ -2911,7 +2863,7 @@
           <w:rFonts w:ascii="Charis SIL Regular" w:hAnsi="Charis SIL Regular" w:eastAsia="Charis SIL Regular"/>
           <w:b w:val="0"/>
           <w:i w:val="0"/>
-          <w:color w:val="0066CC"/>
+          <w:color w:val="0000FF"/>
           <w:sz w:val="24"/>
           <w:u w:val="single"/>
         </w:rPr>
@@ -2922,11 +2874,11 @@
           <w:rFonts w:ascii="Charis SIL Regular" w:hAnsi="Charis SIL Regular" w:eastAsia="Charis SIL Regular"/>
           <w:b w:val="0"/>
           <w:i w:val="0"/>
-          <w:color w:val="0066CC"/>
+          <w:color w:val="0000FF"/>
           <w:sz w:val="24"/>
           <w:u w:val="single"/>
         </w:rPr>
-        <w:hyperlink r:id="rId21" w:history="1">
+        <w:hyperlink r:id="rId22" w:history="1">
           <w:r>
             <w:rPr>
               <w:rStyle w:val="Hyperlink"/>
@@ -2940,11 +2892,11 @@
           <w:rFonts w:ascii="Charis SIL Regular" w:hAnsi="Charis SIL Regular" w:eastAsia="Charis SIL Regular"/>
           <w:b w:val="0"/>
           <w:i w:val="0"/>
-          <w:color w:val="0066CC"/>
+          <w:color w:val="0000FF"/>
           <w:sz w:val="24"/>
           <w:u w:val="single"/>
         </w:rPr>
-        <w:hyperlink r:id="rId21" w:history="1">
+        <w:hyperlink r:id="rId22" w:history="1">
           <w:r>
             <w:rPr>
               <w:rStyle w:val="Hyperlink"/>
@@ -2958,11 +2910,11 @@
           <w:rFonts w:ascii="Charis SIL Regular" w:hAnsi="Charis SIL Regular" w:eastAsia="Charis SIL Regular"/>
           <w:b w:val="0"/>
           <w:i w:val="0"/>
-          <w:color w:val="0066CC"/>
+          <w:color w:val="0000FF"/>
           <w:sz w:val="24"/>
           <w:u w:val="single"/>
         </w:rPr>
-        <w:hyperlink r:id="rId21" w:history="1">
+        <w:hyperlink r:id="rId22" w:history="1">
           <w:r>
             <w:rPr>
               <w:rStyle w:val="Hyperlink"/>
@@ -2976,11 +2928,11 @@
           <w:rFonts w:ascii="Charis SIL Regular" w:hAnsi="Charis SIL Regular" w:eastAsia="Charis SIL Regular"/>
           <w:b w:val="0"/>
           <w:i w:val="0"/>
-          <w:color w:val="0066CC"/>
+          <w:color w:val="0000FF"/>
           <w:sz w:val="24"/>
           <w:u w:val="single"/>
         </w:rPr>
-        <w:hyperlink r:id="rId21" w:history="1">
+        <w:hyperlink r:id="rId22" w:history="1">
           <w:r>
             <w:rPr>
               <w:rStyle w:val="Hyperlink"/>
@@ -2994,11 +2946,11 @@
           <w:rFonts w:ascii="Charis SIL Regular" w:hAnsi="Charis SIL Regular" w:eastAsia="Charis SIL Regular"/>
           <w:b w:val="0"/>
           <w:i w:val="0"/>
-          <w:color w:val="0066CC"/>
+          <w:color w:val="0000FF"/>
           <w:sz w:val="24"/>
           <w:u w:val="single"/>
         </w:rPr>
-        <w:hyperlink r:id="rId21" w:history="1">
+        <w:hyperlink r:id="rId22" w:history="1">
           <w:r>
             <w:rPr>
               <w:rStyle w:val="Hyperlink"/>
@@ -3012,7 +2964,7 @@
           <w:rFonts w:ascii="Charis SIL Regular" w:hAnsi="Charis SIL Regular" w:eastAsia="Charis SIL Regular"/>
           <w:b w:val="0"/>
           <w:i w:val="0"/>
-          <w:color w:val="0066CC"/>
+          <w:color w:val="0000FF"/>
           <w:sz w:val="24"/>
           <w:u w:val="single"/>
         </w:rPr>
@@ -3023,11 +2975,11 @@
           <w:rFonts w:ascii="Charis SIL Regular" w:hAnsi="Charis SIL Regular" w:eastAsia="Charis SIL Regular"/>
           <w:b w:val="0"/>
           <w:i w:val="0"/>
-          <w:color w:val="0066CC"/>
+          <w:color w:val="0000FF"/>
           <w:sz w:val="24"/>
           <w:u w:val="single"/>
         </w:rPr>
-        <w:hyperlink r:id="rId21" w:history="1">
+        <w:hyperlink r:id="rId22" w:history="1">
           <w:r>
             <w:rPr>
               <w:rStyle w:val="Hyperlink"/>
@@ -3041,11 +2993,11 @@
           <w:rFonts w:ascii="Charis SIL Regular" w:hAnsi="Charis SIL Regular" w:eastAsia="Charis SIL Regular"/>
           <w:b w:val="0"/>
           <w:i w:val="0"/>
-          <w:color w:val="0066CC"/>
+          <w:color w:val="0000FF"/>
           <w:sz w:val="24"/>
           <w:u w:val="single"/>
         </w:rPr>
-        <w:hyperlink r:id="rId21" w:history="1">
+        <w:hyperlink r:id="rId22" w:history="1">
           <w:r>
             <w:rPr>
               <w:rStyle w:val="Hyperlink"/>
@@ -3059,7 +3011,7 @@
           <w:rFonts w:ascii="Charis SIL Regular" w:hAnsi="Charis SIL Regular" w:eastAsia="Charis SIL Regular"/>
           <w:b w:val="0"/>
           <w:i w:val="0"/>
-          <w:color w:val="0066CC"/>
+          <w:color w:val="0000FF"/>
           <w:sz w:val="24"/>
           <w:u w:val="single"/>
         </w:rPr>
@@ -3090,11 +3042,11 @@
           <w:rFonts w:ascii="Charis SIL Regular" w:hAnsi="Charis SIL Regular" w:eastAsia="Charis SIL Regular"/>
           <w:b w:val="0"/>
           <w:i w:val="0"/>
-          <w:color w:val="0066CC"/>
+          <w:color w:val="0000FF"/>
           <w:sz w:val="24"/>
           <w:u w:val="single"/>
         </w:rPr>
-        <w:hyperlink r:id="rId22" w:history="1">
+        <w:hyperlink r:id="rId23" w:history="1">
           <w:r>
             <w:rPr>
               <w:rStyle w:val="Hyperlink"/>
@@ -3108,7 +3060,7 @@
           <w:rFonts w:ascii="Charis SIL Regular" w:hAnsi="Charis SIL Regular" w:eastAsia="Charis SIL Regular"/>
           <w:b w:val="0"/>
           <w:i w:val="0"/>
-          <w:color w:val="0066CC"/>
+          <w:color w:val="0000FF"/>
           <w:sz w:val="24"/>
           <w:u w:val="single"/>
         </w:rPr>
@@ -3119,11 +3071,11 @@
           <w:rFonts w:ascii="Charis SIL Regular" w:hAnsi="Charis SIL Regular" w:eastAsia="Charis SIL Regular"/>
           <w:b w:val="0"/>
           <w:i w:val="0"/>
-          <w:color w:val="0066CC"/>
+          <w:color w:val="0000FF"/>
           <w:sz w:val="24"/>
           <w:u w:val="single"/>
         </w:rPr>
-        <w:hyperlink r:id="rId22" w:history="1">
+        <w:hyperlink r:id="rId23" w:history="1">
           <w:r>
             <w:rPr>
               <w:rStyle w:val="Hyperlink"/>
@@ -3137,11 +3089,11 @@
           <w:rFonts w:ascii="Charis SIL Regular" w:hAnsi="Charis SIL Regular" w:eastAsia="Charis SIL Regular"/>
           <w:b w:val="0"/>
           <w:i w:val="0"/>
-          <w:color w:val="0066CC"/>
+          <w:color w:val="0000FF"/>
           <w:sz w:val="24"/>
           <w:u w:val="single"/>
         </w:rPr>
-        <w:hyperlink r:id="rId22" w:history="1">
+        <w:hyperlink r:id="rId23" w:history="1">
           <w:r>
             <w:rPr>
               <w:rStyle w:val="Hyperlink"/>
@@ -3155,7 +3107,7 @@
           <w:rFonts w:ascii="Charis SIL Regular" w:hAnsi="Charis SIL Regular" w:eastAsia="Charis SIL Regular"/>
           <w:b w:val="0"/>
           <w:i w:val="0"/>
-          <w:color w:val="0066CC"/>
+          <w:color w:val="0000FF"/>
           <w:sz w:val="24"/>
           <w:u w:val="single"/>
         </w:rPr>
@@ -3173,7 +3125,7 @@
           <w:rFonts w:ascii="Charis SIL Regular" w:hAnsi="Charis SIL Regular" w:eastAsia="Charis SIL Regular"/>
           <w:b w:val="0"/>
           <w:i w:val="0"/>
-          <w:color w:val="0066CC"/>
+          <w:color w:val="0000FF"/>
           <w:sz w:val="24"/>
           <w:u w:val="single"/>
         </w:rPr>
@@ -3191,7 +3143,7 @@
           <w:rFonts w:ascii="Charis SIL Regular" w:hAnsi="Charis SIL Regular" w:eastAsia="Charis SIL Regular"/>
           <w:b w:val="0"/>
           <w:i w:val="0"/>
-          <w:color w:val="0066CC"/>
+          <w:color w:val="0000FF"/>
           <w:sz w:val="24"/>
           <w:u w:val="single"/>
         </w:rPr>
@@ -3202,11 +3154,11 @@
           <w:rFonts w:ascii="Charis SIL Regular" w:hAnsi="Charis SIL Regular" w:eastAsia="Charis SIL Regular"/>
           <w:b w:val="0"/>
           <w:i w:val="0"/>
-          <w:color w:val="0066CC"/>
+          <w:color w:val="0000FF"/>
           <w:sz w:val="24"/>
           <w:u w:val="single"/>
         </w:rPr>
-        <w:hyperlink r:id="rId22" w:history="1">
+        <w:hyperlink r:id="rId23" w:history="1">
           <w:r>
             <w:rPr>
               <w:rStyle w:val="Hyperlink"/>
@@ -3220,7 +3172,7 @@
           <w:rFonts w:ascii="Charis SIL Regular" w:hAnsi="Charis SIL Regular" w:eastAsia="Charis SIL Regular"/>
           <w:b w:val="0"/>
           <w:i w:val="0"/>
-          <w:color w:val="0066CC"/>
+          <w:color w:val="0000FF"/>
           <w:sz w:val="24"/>
           <w:u w:val="single"/>
         </w:rPr>
@@ -3231,11 +3183,11 @@
           <w:rFonts w:ascii="Charis SIL Regular" w:hAnsi="Charis SIL Regular" w:eastAsia="Charis SIL Regular"/>
           <w:b w:val="0"/>
           <w:i w:val="0"/>
-          <w:color w:val="0066CC"/>
+          <w:color w:val="0000FF"/>
           <w:sz w:val="24"/>
           <w:u w:val="single"/>
         </w:rPr>
-        <w:hyperlink r:id="rId22" w:history="1">
+        <w:hyperlink r:id="rId23" w:history="1">
           <w:r>
             <w:rPr>
               <w:rStyle w:val="Hyperlink"/>
@@ -3249,11 +3201,11 @@
           <w:rFonts w:ascii="Charis SIL Regular" w:hAnsi="Charis SIL Regular" w:eastAsia="Charis SIL Regular"/>
           <w:b w:val="0"/>
           <w:i w:val="0"/>
-          <w:color w:val="0066CC"/>
+          <w:color w:val="0000FF"/>
           <w:sz w:val="24"/>
           <w:u w:val="single"/>
         </w:rPr>
-        <w:hyperlink r:id="rId22" w:history="1">
+        <w:hyperlink r:id="rId23" w:history="1">
           <w:r>
             <w:rPr>
               <w:rStyle w:val="Hyperlink"/>
@@ -3267,11 +3219,11 @@
           <w:rFonts w:ascii="Charis SIL Regular" w:hAnsi="Charis SIL Regular" w:eastAsia="Charis SIL Regular"/>
           <w:b w:val="0"/>
           <w:i w:val="0"/>
-          <w:color w:val="0066CC"/>
+          <w:color w:val="0000FF"/>
           <w:sz w:val="24"/>
           <w:u w:val="single"/>
         </w:rPr>
-        <w:hyperlink r:id="rId22" w:history="1">
+        <w:hyperlink r:id="rId23" w:history="1">
           <w:r>
             <w:rPr>
               <w:rStyle w:val="Hyperlink"/>
@@ -3285,7 +3237,7 @@
           <w:rFonts w:ascii="Charis SIL Regular" w:hAnsi="Charis SIL Regular" w:eastAsia="Charis SIL Regular"/>
           <w:b w:val="0"/>
           <w:i w:val="0"/>
-          <w:color w:val="0066CC"/>
+          <w:color w:val="0000FF"/>
           <w:sz w:val="24"/>
           <w:u w:val="single"/>
         </w:rPr>
@@ -3296,11 +3248,11 @@
           <w:rFonts w:ascii="Charis SIL Regular" w:hAnsi="Charis SIL Regular" w:eastAsia="Charis SIL Regular"/>
           <w:b w:val="0"/>
           <w:i w:val="0"/>
-          <w:color w:val="0066CC"/>
+          <w:color w:val="0000FF"/>
           <w:sz w:val="24"/>
           <w:u w:val="single"/>
         </w:rPr>
-        <w:hyperlink r:id="rId22" w:history="1">
+        <w:hyperlink r:id="rId23" w:history="1">
           <w:r>
             <w:rPr>
               <w:rStyle w:val="Hyperlink"/>
@@ -3314,7 +3266,7 @@
           <w:rFonts w:ascii="Charis SIL Regular" w:hAnsi="Charis SIL Regular" w:eastAsia="Charis SIL Regular"/>
           <w:b w:val="0"/>
           <w:i w:val="0"/>
-          <w:color w:val="0066CC"/>
+          <w:color w:val="0000FF"/>
           <w:sz w:val="24"/>
           <w:u w:val="single"/>
         </w:rPr>
@@ -3422,7 +3374,7 @@
           <w:rFonts w:ascii="Charis SIL Regular" w:hAnsi="Charis SIL Regular" w:eastAsia="Charis SIL Regular"/>
           <w:b w:val="0"/>
           <w:i w:val="0"/>
-          <w:color w:val="0066CC"/>
+          <w:color w:val="0000FF"/>
           <w:sz w:val="24"/>
           <w:u w:val="single"/>
         </w:rPr>
@@ -3443,7 +3395,7 @@
           <w:rFonts w:ascii="Charis SIL Regular" w:hAnsi="Charis SIL Regular" w:eastAsia="Charis SIL Regular"/>
           <w:b w:val="0"/>
           <w:i w:val="0"/>
-          <w:color w:val="0066CC"/>
+          <w:color w:val="0000FF"/>
           <w:sz w:val="24"/>
           <w:u w:val="single"/>
         </w:rPr>
@@ -3467,7 +3419,7 @@
           <w:rFonts w:ascii="Charis SIL Regular" w:hAnsi="Charis SIL Regular" w:eastAsia="Charis SIL Regular"/>
           <w:b w:val="0"/>
           <w:i w:val="0"/>
-          <w:color w:val="0066CC"/>
+          <w:color w:val="0000FF"/>
           <w:sz w:val="24"/>
           <w:u w:val="single"/>
         </w:rPr>
@@ -3478,7 +3430,7 @@
           <w:rFonts w:ascii="Charis SIL Regular" w:hAnsi="Charis SIL Regular" w:eastAsia="Charis SIL Regular"/>
           <w:b w:val="0"/>
           <w:i w:val="0"/>
-          <w:color w:val="0066CC"/>
+          <w:color w:val="0000FF"/>
           <w:sz w:val="24"/>
           <w:u w:val="single"/>
         </w:rPr>
@@ -3502,7 +3454,7 @@
           <w:rFonts w:ascii="Charis SIL Regular" w:hAnsi="Charis SIL Regular" w:eastAsia="Charis SIL Regular"/>
           <w:b w:val="0"/>
           <w:i w:val="0"/>
-          <w:color w:val="0066CC"/>
+          <w:color w:val="0000FF"/>
           <w:sz w:val="24"/>
           <w:u w:val="single"/>
         </w:rPr>
@@ -3513,7 +3465,7 @@
           <w:rFonts w:ascii="Charis SIL Regular" w:hAnsi="Charis SIL Regular" w:eastAsia="Charis SIL Regular"/>
           <w:b w:val="0"/>
           <w:i w:val="0"/>
-          <w:color w:val="0066CC"/>
+          <w:color w:val="0000FF"/>
           <w:sz w:val="24"/>
           <w:u w:val="single"/>
         </w:rPr>
@@ -3537,7 +3489,7 @@
           <w:rFonts w:ascii="Charis SIL Regular" w:hAnsi="Charis SIL Regular" w:eastAsia="Charis SIL Regular"/>
           <w:b w:val="0"/>
           <w:i w:val="0"/>
-          <w:color w:val="0066CC"/>
+          <w:color w:val="0000FF"/>
           <w:sz w:val="24"/>
           <w:u w:val="single"/>
         </w:rPr>
@@ -3561,7 +3513,7 @@
           <w:rFonts w:ascii="Charis SIL Regular" w:hAnsi="Charis SIL Regular" w:eastAsia="Charis SIL Regular"/>
           <w:b w:val="0"/>
           <w:i w:val="0"/>
-          <w:color w:val="0066CC"/>
+          <w:color w:val="0000FF"/>
           <w:sz w:val="24"/>
           <w:u w:val="single"/>
         </w:rPr>
@@ -3572,7 +3524,7 @@
           <w:rFonts w:ascii="Charis SIL Regular" w:hAnsi="Charis SIL Regular" w:eastAsia="Charis SIL Regular"/>
           <w:b w:val="0"/>
           <w:i w:val="0"/>
-          <w:color w:val="0066CC"/>
+          <w:color w:val="0000FF"/>
           <w:sz w:val="24"/>
           <w:u w:val="single"/>
         </w:rPr>
@@ -3596,7 +3548,7 @@
           <w:rFonts w:ascii="Charis SIL Regular" w:hAnsi="Charis SIL Regular" w:eastAsia="Charis SIL Regular"/>
           <w:b w:val="0"/>
           <w:i w:val="0"/>
-          <w:color w:val="0066CC"/>
+          <w:color w:val="0000FF"/>
           <w:sz w:val="24"/>
           <w:u w:val="single"/>
         </w:rPr>
@@ -3607,7 +3559,7 @@
           <w:rFonts w:ascii="Charis SIL Regular" w:hAnsi="Charis SIL Regular" w:eastAsia="Charis SIL Regular"/>
           <w:b w:val="0"/>
           <w:i w:val="0"/>
-          <w:color w:val="0066CC"/>
+          <w:color w:val="0000FF"/>
           <w:sz w:val="24"/>
           <w:u w:val="single"/>
         </w:rPr>
@@ -3631,7 +3583,7 @@
           <w:rFonts w:ascii="Charis SIL Regular" w:hAnsi="Charis SIL Regular" w:eastAsia="Charis SIL Regular"/>
           <w:b w:val="0"/>
           <w:i w:val="0"/>
-          <w:color w:val="0066CC"/>
+          <w:color w:val="0000FF"/>
           <w:sz w:val="24"/>
           <w:u w:val="single"/>
         </w:rPr>
@@ -3655,7 +3607,7 @@
           <w:rFonts w:ascii="Charis SIL Regular" w:hAnsi="Charis SIL Regular" w:eastAsia="Charis SIL Regular"/>
           <w:b w:val="0"/>
           <w:i w:val="0"/>
-          <w:color w:val="0066CC"/>
+          <w:color w:val="0000FF"/>
           <w:sz w:val="24"/>
           <w:u w:val="single"/>
         </w:rPr>
@@ -3666,7 +3618,7 @@
           <w:rFonts w:ascii="Charis SIL Regular" w:hAnsi="Charis SIL Regular" w:eastAsia="Charis SIL Regular"/>
           <w:b w:val="0"/>
           <w:i w:val="0"/>
-          <w:color w:val="0066CC"/>
+          <w:color w:val="0000FF"/>
           <w:sz w:val="24"/>
           <w:u w:val="single"/>
         </w:rPr>
@@ -3690,7 +3642,7 @@
           <w:rFonts w:ascii="Charis SIL Regular" w:hAnsi="Charis SIL Regular" w:eastAsia="Charis SIL Regular"/>
           <w:b w:val="0"/>
           <w:i w:val="0"/>
-          <w:color w:val="0066CC"/>
+          <w:color w:val="0000FF"/>
           <w:sz w:val="24"/>
           <w:u w:val="single"/>
         </w:rPr>
@@ -3714,7 +3666,7 @@
           <w:rFonts w:ascii="Charis SIL Regular" w:hAnsi="Charis SIL Regular" w:eastAsia="Charis SIL Regular"/>
           <w:b w:val="0"/>
           <w:i w:val="0"/>
-          <w:color w:val="0066CC"/>
+          <w:color w:val="0000FF"/>
           <w:sz w:val="24"/>
           <w:u w:val="single"/>
         </w:rPr>
@@ -3738,7 +3690,7 @@
           <w:rFonts w:ascii="Charis SIL Regular" w:hAnsi="Charis SIL Regular" w:eastAsia="Charis SIL Regular"/>
           <w:b w:val="0"/>
           <w:i w:val="0"/>
-          <w:color w:val="0066CC"/>
+          <w:color w:val="0000FF"/>
           <w:sz w:val="24"/>
           <w:u w:val="single"/>
         </w:rPr>
@@ -3749,7 +3701,7 @@
           <w:rFonts w:ascii="Charis SIL Regular" w:hAnsi="Charis SIL Regular" w:eastAsia="Charis SIL Regular"/>
           <w:b w:val="0"/>
           <w:i w:val="0"/>
-          <w:color w:val="0066CC"/>
+          <w:color w:val="0000FF"/>
           <w:sz w:val="24"/>
           <w:u w:val="single"/>
         </w:rPr>
@@ -3773,7 +3725,7 @@
           <w:rFonts w:ascii="Charis SIL Regular" w:hAnsi="Charis SIL Regular" w:eastAsia="Charis SIL Regular"/>
           <w:b w:val="0"/>
           <w:i w:val="0"/>
-          <w:color w:val="0066CC"/>
+          <w:color w:val="0000FF"/>
           <w:sz w:val="24"/>
           <w:u w:val="single"/>
         </w:rPr>
@@ -3797,7 +3749,7 @@
           <w:rFonts w:ascii="Charis SIL Regular" w:hAnsi="Charis SIL Regular" w:eastAsia="Charis SIL Regular"/>
           <w:b w:val="0"/>
           <w:i w:val="0"/>
-          <w:color w:val="0066CC"/>
+          <w:color w:val="0000FF"/>
           <w:sz w:val="24"/>
           <w:u w:val="single"/>
         </w:rPr>
@@ -3808,7 +3760,7 @@
           <w:rFonts w:ascii="Charis SIL Regular" w:hAnsi="Charis SIL Regular" w:eastAsia="Charis SIL Regular"/>
           <w:b w:val="0"/>
           <w:i w:val="0"/>
-          <w:color w:val="0066CC"/>
+          <w:color w:val="0000FF"/>
           <w:sz w:val="24"/>
           <w:u w:val="single"/>
         </w:rPr>
@@ -3832,7 +3784,7 @@
           <w:rFonts w:ascii="Charis SIL Regular" w:hAnsi="Charis SIL Regular" w:eastAsia="Charis SIL Regular"/>
           <w:b w:val="0"/>
           <w:i w:val="0"/>
-          <w:color w:val="0066CC"/>
+          <w:color w:val="0000FF"/>
           <w:sz w:val="24"/>
           <w:u w:val="single"/>
         </w:rPr>
@@ -3856,7 +3808,7 @@
           <w:rFonts w:ascii="Charis SIL Regular" w:hAnsi="Charis SIL Regular" w:eastAsia="Charis SIL Regular"/>
           <w:b w:val="0"/>
           <w:i w:val="0"/>
-          <w:color w:val="0066CC"/>
+          <w:color w:val="0000FF"/>
           <w:sz w:val="24"/>
           <w:u w:val="single"/>
         </w:rPr>
@@ -3880,7 +3832,7 @@
           <w:rFonts w:ascii="Charis SIL Regular" w:hAnsi="Charis SIL Regular" w:eastAsia="Charis SIL Regular"/>
           <w:b w:val="0"/>
           <w:i w:val="0"/>
-          <w:color w:val="0066CC"/>
+          <w:color w:val="0000FF"/>
           <w:sz w:val="24"/>
           <w:u w:val="single"/>
         </w:rPr>
@@ -3891,7 +3843,7 @@
           <w:rFonts w:ascii="Charis SIL Regular" w:hAnsi="Charis SIL Regular" w:eastAsia="Charis SIL Regular"/>
           <w:b w:val="0"/>
           <w:i w:val="0"/>
-          <w:color w:val="0066CC"/>
+          <w:color w:val="0000FF"/>
           <w:sz w:val="24"/>
           <w:u w:val="single"/>
         </w:rPr>
@@ -3915,7 +3867,7 @@
           <w:rFonts w:ascii="Charis SIL Regular" w:hAnsi="Charis SIL Regular" w:eastAsia="Charis SIL Regular"/>
           <w:b w:val="0"/>
           <w:i w:val="0"/>
-          <w:color w:val="0066CC"/>
+          <w:color w:val="0000FF"/>
           <w:sz w:val="24"/>
           <w:u w:val="single"/>
         </w:rPr>
@@ -3939,7 +3891,7 @@
           <w:rFonts w:ascii="Charis SIL Regular" w:hAnsi="Charis SIL Regular" w:eastAsia="Charis SIL Regular"/>
           <w:b w:val="0"/>
           <w:i w:val="0"/>
-          <w:color w:val="0066CC"/>
+          <w:color w:val="0000FF"/>
           <w:sz w:val="24"/>
           <w:u w:val="single"/>
         </w:rPr>
@@ -3989,7 +3941,7 @@
           <w:rFonts w:ascii="Charis SIL Regular" w:hAnsi="Charis SIL Regular" w:eastAsia="Charis SIL Regular"/>
           <w:b w:val="0"/>
           <w:i w:val="0"/>
-          <w:color w:val="0066CC"/>
+          <w:color w:val="0000FF"/>
           <w:sz w:val="24"/>
           <w:u w:val="single"/>
         </w:rPr>
@@ -4013,7 +3965,7 @@
           <w:rFonts w:ascii="Charis SIL Regular" w:hAnsi="Charis SIL Regular" w:eastAsia="Charis SIL Regular"/>
           <w:b w:val="0"/>
           <w:i w:val="0"/>
-          <w:color w:val="0066CC"/>
+          <w:color w:val="0000FF"/>
           <w:sz w:val="24"/>
           <w:u w:val="single"/>
         </w:rPr>
@@ -4037,7 +3989,7 @@
           <w:rFonts w:ascii="Charis SIL Regular" w:hAnsi="Charis SIL Regular" w:eastAsia="Charis SIL Regular"/>
           <w:b w:val="0"/>
           <w:i w:val="0"/>
-          <w:color w:val="0066CC"/>
+          <w:color w:val="0000FF"/>
           <w:sz w:val="24"/>
           <w:u w:val="single"/>
         </w:rPr>
@@ -4061,7 +4013,7 @@
           <w:rFonts w:ascii="Charis SIL Regular" w:hAnsi="Charis SIL Regular" w:eastAsia="Charis SIL Regular"/>
           <w:b w:val="0"/>
           <w:i w:val="0"/>
-          <w:color w:val="0066CC"/>
+          <w:color w:val="0000FF"/>
           <w:sz w:val="24"/>
           <w:u w:val="single"/>
         </w:rPr>
@@ -4072,7 +4024,7 @@
           <w:rFonts w:ascii="Charis SIL Regular" w:hAnsi="Charis SIL Regular" w:eastAsia="Charis SIL Regular"/>
           <w:b w:val="0"/>
           <w:i w:val="0"/>
-          <w:color w:val="0066CC"/>
+          <w:color w:val="0000FF"/>
           <w:sz w:val="24"/>
           <w:u w:val="single"/>
         </w:rPr>
@@ -4096,7 +4048,7 @@
           <w:rFonts w:ascii="Charis SIL Regular" w:hAnsi="Charis SIL Regular" w:eastAsia="Charis SIL Regular"/>
           <w:b w:val="0"/>
           <w:i w:val="0"/>
-          <w:color w:val="0066CC"/>
+          <w:color w:val="0000FF"/>
           <w:sz w:val="24"/>
           <w:u w:val="single"/>
         </w:rPr>
@@ -4107,7 +4059,7 @@
           <w:rFonts w:ascii="Charis SIL Regular" w:hAnsi="Charis SIL Regular" w:eastAsia="Charis SIL Regular"/>
           <w:b w:val="0"/>
           <w:i w:val="0"/>
-          <w:color w:val="0066CC"/>
+          <w:color w:val="0000FF"/>
           <w:sz w:val="24"/>
           <w:u w:val="single"/>
         </w:rPr>

--- a/EXPORTS/DOCX/published/niveau2/English/Museum.docx
+++ b/EXPORTS/DOCX/published/niveau2/English/Museum.docx
@@ -327,7 +327,14 @@
           <w:color w:val="000000"/>
           <w:sz w:val="24"/>
         </w:rPr>
-        <w:t xml:space="preserve"> the </w:t>
+        <w:hyperlink r:id="rId9" w:history="1">
+          <w:r>
+            <w:rPr>
+              <w:rStyle w:val="Hyperlink"/>
+            </w:rPr>
+            <w:t xml:space="preserve"> the </w:t>
+          </w:r>
+        </w:hyperlink>
       </w:r>
       <w:r>
         <w:rPr>
@@ -367,7 +374,7 @@
           <w:sz w:val="24"/>
           <w:u w:val="single"/>
         </w:rPr>
-        <w:hyperlink r:id="rId10" w:history="1">
+        <w:hyperlink r:id="rId9" w:history="1">
           <w:r>
             <w:rPr>
               <w:rStyle w:val="Hyperlink"/>
@@ -385,7 +392,7 @@
           <w:sz w:val="24"/>
           <w:u w:val="single"/>
         </w:rPr>
-        <w:hyperlink r:id="rId10" w:history="1">
+        <w:hyperlink r:id="rId9" w:history="1">
           <w:r>
             <w:rPr>
               <w:rStyle w:val="Hyperlink"/>
@@ -403,7 +410,7 @@
           <w:sz w:val="24"/>
           <w:u w:val="single"/>
         </w:rPr>
-        <w:hyperlink r:id="rId10" w:history="1">
+        <w:hyperlink r:id="rId9" w:history="1">
           <w:r>
             <w:rPr>
               <w:rStyle w:val="Hyperlink"/>
@@ -524,7 +531,14 @@
           <w:color w:val="000000"/>
           <w:sz w:val="24"/>
         </w:rPr>
-        <w:t>Leide</w:t>
+        <w:hyperlink r:id="rId10" w:history="1">
+          <w:r>
+            <w:rPr>
+              <w:rStyle w:val="Hyperlink"/>
+            </w:rPr>
+            <w:t>Leide</w:t>
+          </w:r>
+        </w:hyperlink>
       </w:r>
       <w:r>
         <w:rPr>
@@ -911,7 +925,81 @@
           <w:color w:val="000000"/>
           <w:sz w:val="24"/>
         </w:rPr>
-        <w:t>Rotterdam in 1885. O</w:t>
+        <w:t>R</w:t>
+      </w:r>
+      <w:r>
+        <w:rPr>
+          <w:u w:val="single" w:color="0000ff"/>
+          <w:rFonts w:ascii="Charis SIL Regular" w:hAnsi="Charis SIL Regular" w:eastAsia="Charis SIL Regular"/>
+          <w:b w:val="0"/>
+          <w:i w:val="0"/>
+          <w:color w:val="000000"/>
+          <w:sz w:val="24"/>
+        </w:rPr>
+        <w:hyperlink r:id="rId12" w:history="1">
+          <w:r>
+            <w:rPr>
+              <w:rStyle w:val="Hyperlink"/>
+            </w:rPr>
+            <w:t>otterda</w:t>
+          </w:r>
+        </w:hyperlink>
+      </w:r>
+      <w:r>
+        <w:rPr>
+          <w:rFonts w:ascii="Charis SIL Regular" w:hAnsi="Charis SIL Regular" w:eastAsia="Charis SIL Regular"/>
+          <w:b w:val="0"/>
+          <w:i w:val="0"/>
+          <w:color w:val="000000"/>
+          <w:sz w:val="24"/>
+        </w:rPr>
+        <w:t>m</w:t>
+      </w:r>
+      <w:r>
+        <w:rPr>
+          <w:u w:val="single" w:color="0000ff"/>
+          <w:rFonts w:ascii="Charis SIL Regular" w:hAnsi="Charis SIL Regular" w:eastAsia="Charis SIL Regular"/>
+          <w:b w:val="0"/>
+          <w:i w:val="0"/>
+          <w:color w:val="000000"/>
+          <w:sz w:val="24"/>
+        </w:rPr>
+        <w:hyperlink r:id="rId12" w:history="1">
+          <w:r>
+            <w:rPr>
+              <w:rStyle w:val="Hyperlink"/>
+            </w:rPr>
+            <w:t xml:space="preserve"> in 1</w:t>
+          </w:r>
+        </w:hyperlink>
+      </w:r>
+      <w:r>
+        <w:rPr>
+          <w:u w:val="single" w:color="0000ff"/>
+          <w:rFonts w:ascii="Charis SIL Regular" w:hAnsi="Charis SIL Regular" w:eastAsia="Charis SIL Regular"/>
+          <w:b w:val="0"/>
+          <w:i w:val="0"/>
+          <w:color w:val="000000"/>
+          <w:sz w:val="24"/>
+        </w:rPr>
+        <w:hyperlink r:id="rId12" w:history="1">
+          <w:r>
+            <w:rPr>
+              <w:rStyle w:val="Hyperlink"/>
+            </w:rPr>
+            <w:t xml:space="preserve">885. </w:t>
+          </w:r>
+        </w:hyperlink>
+      </w:r>
+      <w:r>
+        <w:rPr>
+          <w:rFonts w:ascii="Charis SIL Regular" w:hAnsi="Charis SIL Regular" w:eastAsia="Charis SIL Regular"/>
+          <w:b w:val="0"/>
+          <w:i w:val="0"/>
+          <w:color w:val="000000"/>
+          <w:sz w:val="24"/>
+        </w:rPr>
+        <w:t>O</w:t>
       </w:r>
       <w:r>
         <w:rPr>
@@ -2157,7 +2245,7 @@
           <w:sz w:val="24"/>
           <w:u w:val="single"/>
         </w:rPr>
-        <w:hyperlink r:id="rId20" w:history="1">
+        <w:hyperlink r:id="rId19" w:history="1">
           <w:r>
             <w:rPr>
               <w:rStyle w:val="Hyperlink"/>
@@ -2186,7 +2274,7 @@
           <w:sz w:val="24"/>
           <w:u w:val="single"/>
         </w:rPr>
-        <w:hyperlink r:id="rId20" w:history="1">
+        <w:hyperlink r:id="rId19" w:history="1">
           <w:r>
             <w:rPr>
               <w:rStyle w:val="Hyperlink"/>
@@ -2233,7 +2321,7 @@
           <w:sz w:val="24"/>
           <w:u w:val="single"/>
         </w:rPr>
-        <w:hyperlink r:id="rId20" w:history="1">
+        <w:hyperlink r:id="rId19" w:history="1">
           <w:r>
             <w:rPr>
               <w:rStyle w:val="Hyperlink"/>
@@ -2345,7 +2433,7 @@
           <w:sz w:val="24"/>
           <w:u w:val="single"/>
         </w:rPr>
-        <w:hyperlink r:id="rId20" w:history="1">
+        <w:hyperlink r:id="rId19" w:history="1">
           <w:r>
             <w:rPr>
               <w:rStyle w:val="Hyperlink"/>
@@ -2374,7 +2462,14 @@
           <w:sz w:val="24"/>
           <w:u w:val="single"/>
         </w:rPr>
-        <w:t>a</w:t>
+        <w:hyperlink r:id="rId19" w:history="1">
+          <w:r>
+            <w:rPr>
+              <w:rStyle w:val="Hyperlink"/>
+            </w:rPr>
+            <w:t>a</w:t>
+          </w:r>
+        </w:hyperlink>
       </w:r>
       <w:r>
         <w:rPr>
@@ -2396,7 +2491,7 @@
           <w:sz w:val="24"/>
           <w:u w:val="single"/>
         </w:rPr>
-        <w:hyperlink r:id="rId20" w:history="1">
+        <w:hyperlink r:id="rId19" w:history="1">
           <w:r>
             <w:rPr>
               <w:rStyle w:val="Hyperlink"/>
@@ -2547,7 +2642,7 @@
           <w:sz w:val="24"/>
           <w:u w:val="single"/>
         </w:rPr>
-        <w:hyperlink r:id="rId21" w:history="1">
+        <w:hyperlink r:id="rId20" w:history="1">
           <w:r>
             <w:rPr>
               <w:rStyle w:val="Hyperlink"/>
@@ -2565,7 +2660,7 @@
           <w:sz w:val="24"/>
           <w:u w:val="single"/>
         </w:rPr>
-        <w:hyperlink r:id="rId21" w:history="1">
+        <w:hyperlink r:id="rId20" w:history="1">
           <w:r>
             <w:rPr>
               <w:rStyle w:val="Hyperlink"/>
@@ -2583,7 +2678,7 @@
           <w:sz w:val="24"/>
           <w:u w:val="single"/>
         </w:rPr>
-        <w:t xml:space="preserve"> perso</w:t>
+        <w:t xml:space="preserve"> </w:t>
       </w:r>
       <w:r>
         <w:rPr>
@@ -2594,7 +2689,25 @@
           <w:sz w:val="24"/>
           <w:u w:val="single"/>
         </w:rPr>
-        <w:hyperlink r:id="rId20" w:history="1">
+        <w:hyperlink r:id="rId21" w:history="1">
+          <w:r>
+            <w:rPr>
+              <w:rStyle w:val="Hyperlink"/>
+            </w:rPr>
+            <w:t>perso</w:t>
+          </w:r>
+        </w:hyperlink>
+      </w:r>
+      <w:r>
+        <w:rPr>
+          <w:rFonts w:ascii="Charis SIL Regular" w:hAnsi="Charis SIL Regular" w:eastAsia="Charis SIL Regular"/>
+          <w:b w:val="0"/>
+          <w:i w:val="0"/>
+          <w:color w:val="0000FF"/>
+          <w:sz w:val="24"/>
+          <w:u w:val="single"/>
+        </w:rPr>
+        <w:hyperlink r:id="rId21" w:history="1">
           <w:r>
             <w:rPr>
               <w:rStyle w:val="Hyperlink"/>
@@ -2623,7 +2736,7 @@
           <w:sz w:val="24"/>
           <w:u w:val="single"/>
         </w:rPr>
-        <w:hyperlink r:id="rId20" w:history="1">
+        <w:hyperlink r:id="rId21" w:history="1">
           <w:r>
             <w:rPr>
               <w:rStyle w:val="Hyperlink"/>
@@ -2670,7 +2783,7 @@
           <w:sz w:val="24"/>
           <w:u w:val="single"/>
         </w:rPr>
-        <w:hyperlink r:id="rId20" w:history="1">
+        <w:hyperlink r:id="rId21" w:history="1">
           <w:r>
             <w:rPr>
               <w:rStyle w:val="Hyperlink"/>
@@ -2688,7 +2801,7 @@
           <w:sz w:val="24"/>
           <w:u w:val="single"/>
         </w:rPr>
-        <w:hyperlink r:id="rId20" w:history="1">
+        <w:hyperlink r:id="rId21" w:history="1">
           <w:r>
             <w:rPr>
               <w:rStyle w:val="Hyperlink"/>
@@ -2717,7 +2830,7 @@
           <w:sz w:val="24"/>
           <w:u w:val="single"/>
         </w:rPr>
-        <w:hyperlink r:id="rId20" w:history="1">
+        <w:hyperlink r:id="rId21" w:history="1">
           <w:r>
             <w:rPr>
               <w:rStyle w:val="Hyperlink"/>
@@ -2761,8 +2874,16 @@
           <w:i w:val="0"/>
           <w:color w:val="0000FF"/>
           <w:sz w:val="24"/>
-        </w:rPr>
-        <w:t>Scientific</w:t>
+          <w:u w:val="single"/>
+        </w:rPr>
+        <w:hyperlink r:id="rId22" w:history="1">
+          <w:r>
+            <w:rPr>
+              <w:rStyle w:val="Hyperlink"/>
+            </w:rPr>
+            <w:t>Scientif</w:t>
+          </w:r>
+        </w:hyperlink>
       </w:r>
       <w:r>
         <w:rPr>
@@ -2771,6 +2892,33 @@
           <w:i w:val="0"/>
           <w:color w:val="0000FF"/>
           <w:sz w:val="24"/>
+        </w:rPr>
+        <w:hyperlink r:id="rId22" w:history="1">
+          <w:r>
+            <w:rPr>
+              <w:rStyle w:val="Hyperlink"/>
+            </w:rPr>
+            <w:t>i</w:t>
+          </w:r>
+        </w:hyperlink>
+      </w:r>
+      <w:r>
+        <w:rPr>
+          <w:rFonts w:ascii="Charis SIL Regular" w:hAnsi="Charis SIL Regular" w:eastAsia="Charis SIL Regular"/>
+          <w:b w:val="0"/>
+          <w:i w:val="0"/>
+          <w:color w:val="0000FF"/>
+          <w:sz w:val="24"/>
+        </w:rPr>
+        <w:t>c</w:t>
+      </w:r>
+      <w:r>
+        <w:rPr>
+          <w:rFonts w:ascii="Charis SIL Regular" w:hAnsi="Charis SIL Regular" w:eastAsia="Charis SIL Regular"/>
+          <w:b w:val="0"/>
+          <w:i w:val="0"/>
+          <w:color w:val="0000FF"/>
+          <w:sz w:val="24"/>
           <w:u w:val="single"/>
         </w:rPr>
         <w:t xml:space="preserve"> </w:t>
@@ -2784,7 +2932,7 @@
           <w:sz w:val="24"/>
           <w:u w:val="single"/>
         </w:rPr>
-        <w:hyperlink r:id="rId21" w:history="1">
+        <w:hyperlink r:id="rId22" w:history="1">
           <w:r>
             <w:rPr>
               <w:rStyle w:val="Hyperlink"/>
@@ -2802,7 +2950,7 @@
           <w:sz w:val="24"/>
           <w:u w:val="single"/>
         </w:rPr>
-        <w:hyperlink r:id="rId21" w:history="1">
+        <w:hyperlink r:id="rId22" w:history="1">
           <w:r>
             <w:rPr>
               <w:rStyle w:val="Hyperlink"/>
@@ -2849,6 +2997,315 @@
           <w:sz w:val="24"/>
           <w:u w:val="single"/>
         </w:rPr>
+        <w:hyperlink r:id="rId21" w:history="1">
+          <w:r>
+            <w:rPr>
+              <w:rStyle w:val="Hyperlink"/>
+            </w:rPr>
+            <w:t>in</w:t>
+          </w:r>
+        </w:hyperlink>
+      </w:r>
+      <w:r>
+        <w:rPr>
+          <w:rFonts w:ascii="Charis SIL Regular" w:hAnsi="Charis SIL Regular" w:eastAsia="Charis SIL Regular"/>
+          <w:b w:val="0"/>
+          <w:i w:val="0"/>
+          <w:color w:val="0000FF"/>
+          <w:sz w:val="24"/>
+          <w:u w:val="single"/>
+        </w:rPr>
+        <w:t xml:space="preserve"> </w:t>
+      </w:r>
+      <w:r>
+        <w:rPr>
+          <w:rFonts w:ascii="Charis SIL Regular" w:hAnsi="Charis SIL Regular" w:eastAsia="Charis SIL Regular"/>
+          <w:b w:val="0"/>
+          <w:i w:val="0"/>
+          <w:color w:val="0000FF"/>
+          <w:sz w:val="24"/>
+          <w:u w:val="single"/>
+        </w:rPr>
+        <w:hyperlink r:id="rId21" w:history="1">
+          <w:r>
+            <w:rPr>
+              <w:rStyle w:val="Hyperlink"/>
+            </w:rPr>
+            <w:t>col</w:t>
+          </w:r>
+        </w:hyperlink>
+      </w:r>
+      <w:r>
+        <w:rPr>
+          <w:rFonts w:ascii="Charis SIL Regular" w:hAnsi="Charis SIL Regular" w:eastAsia="Charis SIL Regular"/>
+          <w:b w:val="0"/>
+          <w:i w:val="0"/>
+          <w:color w:val="0000FF"/>
+          <w:sz w:val="24"/>
+          <w:u w:val="single"/>
+        </w:rPr>
+        <w:hyperlink r:id="rId21" w:history="1">
+          <w:r>
+            <w:rPr>
+              <w:rStyle w:val="Hyperlink"/>
+            </w:rPr>
+            <w:t>o</w:t>
+          </w:r>
+        </w:hyperlink>
+      </w:r>
+      <w:r>
+        <w:rPr>
+          <w:rFonts w:ascii="Charis SIL Regular" w:hAnsi="Charis SIL Regular" w:eastAsia="Charis SIL Regular"/>
+          <w:b w:val="0"/>
+          <w:i w:val="0"/>
+          <w:color w:val="0000FF"/>
+          <w:sz w:val="24"/>
+          <w:u w:val="single"/>
+        </w:rPr>
+        <w:hyperlink r:id="rId21" w:history="1">
+          <w:r>
+            <w:rPr>
+              <w:rStyle w:val="Hyperlink"/>
+            </w:rPr>
+            <w:t>n</w:t>
+          </w:r>
+        </w:hyperlink>
+      </w:r>
+      <w:r>
+        <w:rPr>
+          <w:rFonts w:ascii="Charis SIL Regular" w:hAnsi="Charis SIL Regular" w:eastAsia="Charis SIL Regular"/>
+          <w:b w:val="0"/>
+          <w:i w:val="0"/>
+          <w:color w:val="0000FF"/>
+          <w:sz w:val="24"/>
+          <w:u w:val="single"/>
+        </w:rPr>
+        <w:hyperlink r:id="rId21" w:history="1">
+          <w:r>
+            <w:rPr>
+              <w:rStyle w:val="Hyperlink"/>
+            </w:rPr>
+            <w:t>i</w:t>
+          </w:r>
+        </w:hyperlink>
+      </w:r>
+      <w:r>
+        <w:rPr>
+          <w:rFonts w:ascii="Charis SIL Regular" w:hAnsi="Charis SIL Regular" w:eastAsia="Charis SIL Regular"/>
+          <w:b w:val="0"/>
+          <w:i w:val="0"/>
+          <w:color w:val="0000FF"/>
+          <w:sz w:val="24"/>
+          <w:u w:val="single"/>
+        </w:rPr>
+        <w:hyperlink r:id="rId21" w:history="1">
+          <w:r>
+            <w:rPr>
+              <w:rStyle w:val="Hyperlink"/>
+            </w:rPr>
+            <w:t>sed</w:t>
+          </w:r>
+        </w:hyperlink>
+      </w:r>
+      <w:r>
+        <w:rPr>
+          <w:rFonts w:ascii="Charis SIL Regular" w:hAnsi="Charis SIL Regular" w:eastAsia="Charis SIL Regular"/>
+          <w:b w:val="0"/>
+          <w:i w:val="0"/>
+          <w:color w:val="0000FF"/>
+          <w:sz w:val="24"/>
+          <w:u w:val="single"/>
+        </w:rPr>
+        <w:t xml:space="preserve"> </w:t>
+      </w:r>
+      <w:r>
+        <w:rPr>
+          <w:rFonts w:ascii="Charis SIL Regular" w:hAnsi="Charis SIL Regular" w:eastAsia="Charis SIL Regular"/>
+          <w:b w:val="0"/>
+          <w:i w:val="0"/>
+          <w:color w:val="0000FF"/>
+          <w:sz w:val="24"/>
+          <w:u w:val="single"/>
+        </w:rPr>
+        <w:hyperlink r:id="rId21" w:history="1">
+          <w:r>
+            <w:rPr>
+              <w:rStyle w:val="Hyperlink"/>
+            </w:rPr>
+            <w:t>territ</w:t>
+          </w:r>
+        </w:hyperlink>
+      </w:r>
+      <w:r>
+        <w:rPr>
+          <w:rFonts w:ascii="Charis SIL Regular" w:hAnsi="Charis SIL Regular" w:eastAsia="Charis SIL Regular"/>
+          <w:b w:val="0"/>
+          <w:i w:val="0"/>
+          <w:color w:val="0000FF"/>
+          <w:sz w:val="24"/>
+          <w:u w:val="single"/>
+        </w:rPr>
+        <w:hyperlink r:id="rId21" w:history="1">
+          <w:r>
+            <w:rPr>
+              <w:rStyle w:val="Hyperlink"/>
+            </w:rPr>
+            <w:t>o</w:t>
+          </w:r>
+        </w:hyperlink>
+      </w:r>
+      <w:r>
+        <w:rPr>
+          <w:rFonts w:ascii="Charis SIL Regular" w:hAnsi="Charis SIL Regular" w:eastAsia="Charis SIL Regular"/>
+          <w:b w:val="0"/>
+          <w:i w:val="0"/>
+          <w:color w:val="0000FF"/>
+          <w:sz w:val="24"/>
+          <w:u w:val="single"/>
+        </w:rPr>
+        <w:hyperlink r:id="rId21" w:history="1">
+          <w:r>
+            <w:rPr>
+              <w:rStyle w:val="Hyperlink"/>
+            </w:rPr>
+            <w:t>ries</w:t>
+          </w:r>
+        </w:hyperlink>
+      </w:r>
+      <w:r>
+        <w:br/>
+      </w:r>
+      <w:r>
+        <w:rPr>
+          <w:rFonts w:ascii="Charis SIL Regular" w:hAnsi="Charis SIL Regular" w:eastAsia="Charis SIL Regular"/>
+          <w:b w:val="0"/>
+          <w:i w:val="0"/>
+          <w:color w:val="000000"/>
+          <w:sz w:val="24"/>
+        </w:rPr>
+        <w:t xml:space="preserve">•  </w:t>
+      </w:r>
+      <w:r>
+        <w:rPr>
+          <w:rFonts w:ascii="Charis SIL Regular" w:hAnsi="Charis SIL Regular" w:eastAsia="Charis SIL Regular"/>
+          <w:b w:val="0"/>
+          <w:i w:val="0"/>
+          <w:color w:val="0000FF"/>
+          <w:sz w:val="24"/>
+          <w:u w:val="single"/>
+        </w:rPr>
+        <w:hyperlink r:id="rId22" w:history="1">
+          <w:r>
+            <w:rPr>
+              <w:rStyle w:val="Hyperlink"/>
+            </w:rPr>
+            <w:t>Christian</w:t>
+          </w:r>
+        </w:hyperlink>
+      </w:r>
+      <w:r>
+        <w:rPr>
+          <w:rFonts w:ascii="Charis SIL Regular" w:hAnsi="Charis SIL Regular" w:eastAsia="Charis SIL Regular"/>
+          <w:b w:val="0"/>
+          <w:i w:val="0"/>
+          <w:color w:val="0000FF"/>
+          <w:sz w:val="24"/>
+          <w:u w:val="single"/>
+        </w:rPr>
+        <w:t xml:space="preserve"> </w:t>
+      </w:r>
+      <w:r>
+        <w:rPr>
+          <w:rFonts w:ascii="Charis SIL Regular" w:hAnsi="Charis SIL Regular" w:eastAsia="Charis SIL Regular"/>
+          <w:b w:val="0"/>
+          <w:i w:val="0"/>
+          <w:color w:val="0000FF"/>
+          <w:sz w:val="24"/>
+          <w:u w:val="single"/>
+        </w:rPr>
+        <w:hyperlink r:id="rId22" w:history="1">
+          <w:r>
+            <w:rPr>
+              <w:rStyle w:val="Hyperlink"/>
+            </w:rPr>
+            <w:t>missiona</w:t>
+          </w:r>
+        </w:hyperlink>
+      </w:r>
+      <w:r>
+        <w:rPr>
+          <w:rFonts w:ascii="Charis SIL Regular" w:hAnsi="Charis SIL Regular" w:eastAsia="Charis SIL Regular"/>
+          <w:b w:val="0"/>
+          <w:i w:val="0"/>
+          <w:color w:val="0000FF"/>
+          <w:sz w:val="24"/>
+          <w:u w:val="single"/>
+        </w:rPr>
+        <w:hyperlink r:id="rId22" w:history="1">
+          <w:r>
+            <w:rPr>
+              <w:rStyle w:val="Hyperlink"/>
+            </w:rPr>
+            <w:t>r</w:t>
+          </w:r>
+        </w:hyperlink>
+      </w:r>
+      <w:r>
+        <w:rPr>
+          <w:rFonts w:ascii="Charis SIL Regular" w:hAnsi="Charis SIL Regular" w:eastAsia="Charis SIL Regular"/>
+          <w:b w:val="0"/>
+          <w:i w:val="0"/>
+          <w:color w:val="0000FF"/>
+          <w:sz w:val="24"/>
+          <w:u w:val="single"/>
+        </w:rPr>
+        <w:hyperlink r:id="rId22" w:history="1">
+          <w:r>
+            <w:rPr>
+              <w:rStyle w:val="Hyperlink"/>
+            </w:rPr>
+            <w:t>ie</w:t>
+          </w:r>
+        </w:hyperlink>
+      </w:r>
+      <w:r>
+        <w:rPr>
+          <w:rFonts w:ascii="Charis SIL Regular" w:hAnsi="Charis SIL Regular" w:eastAsia="Charis SIL Regular"/>
+          <w:b w:val="0"/>
+          <w:i w:val="0"/>
+          <w:color w:val="0000FF"/>
+          <w:sz w:val="24"/>
+          <w:u w:val="single"/>
+        </w:rPr>
+        <w:hyperlink r:id="rId22" w:history="1">
+          <w:r>
+            <w:rPr>
+              <w:rStyle w:val="Hyperlink"/>
+            </w:rPr>
+            <w:t>s</w:t>
+          </w:r>
+        </w:hyperlink>
+      </w:r>
+      <w:r>
+        <w:rPr>
+          <w:rFonts w:ascii="Charis SIL Regular" w:hAnsi="Charis SIL Regular" w:eastAsia="Charis SIL Regular"/>
+          <w:b w:val="0"/>
+          <w:i w:val="0"/>
+          <w:color w:val="0000FF"/>
+          <w:sz w:val="24"/>
+          <w:u w:val="single"/>
+        </w:rPr>
+        <w:t xml:space="preserve"> </w:t>
+      </w:r>
+      <w:r>
+        <w:rPr>
+          <w:rFonts w:ascii="Charis SIL Regular" w:hAnsi="Charis SIL Regular" w:eastAsia="Charis SIL Regular"/>
+          <w:b w:val="0"/>
+          <w:i w:val="0"/>
+          <w:color w:val="0000FF"/>
+          <w:sz w:val="24"/>
+          <w:u w:val="single"/>
+        </w:rPr>
         <w:hyperlink r:id="rId22" w:history="1">
           <w:r>
             <w:rPr>
@@ -2883,43 +3340,7 @@
             <w:rPr>
               <w:rStyle w:val="Hyperlink"/>
             </w:rPr>
-            <w:t>col</w:t>
-          </w:r>
-        </w:hyperlink>
-      </w:r>
-      <w:r>
-        <w:rPr>
-          <w:rFonts w:ascii="Charis SIL Regular" w:hAnsi="Charis SIL Regular" w:eastAsia="Charis SIL Regular"/>
-          <w:b w:val="0"/>
-          <w:i w:val="0"/>
-          <w:color w:val="0000FF"/>
-          <w:sz w:val="24"/>
-          <w:u w:val="single"/>
-        </w:rPr>
-        <w:hyperlink r:id="rId22" w:history="1">
-          <w:r>
-            <w:rPr>
-              <w:rStyle w:val="Hyperlink"/>
-            </w:rPr>
-            <w:t>o</w:t>
-          </w:r>
-        </w:hyperlink>
-      </w:r>
-      <w:r>
-        <w:rPr>
-          <w:rFonts w:ascii="Charis SIL Regular" w:hAnsi="Charis SIL Regular" w:eastAsia="Charis SIL Regular"/>
-          <w:b w:val="0"/>
-          <w:i w:val="0"/>
-          <w:color w:val="0000FF"/>
-          <w:sz w:val="24"/>
-          <w:u w:val="single"/>
-        </w:rPr>
-        <w:hyperlink r:id="rId22" w:history="1">
-          <w:r>
-            <w:rPr>
-              <w:rStyle w:val="Hyperlink"/>
-            </w:rPr>
-            <w:t>n</w:t>
+            <w:t>colon</w:t>
           </w:r>
         </w:hyperlink>
       </w:r>
@@ -2980,279 +3401,6 @@
           <w:u w:val="single"/>
         </w:rPr>
         <w:hyperlink r:id="rId22" w:history="1">
-          <w:r>
-            <w:rPr>
-              <w:rStyle w:val="Hyperlink"/>
-            </w:rPr>
-            <w:t>territ</w:t>
-          </w:r>
-        </w:hyperlink>
-      </w:r>
-      <w:r>
-        <w:rPr>
-          <w:rFonts w:ascii="Charis SIL Regular" w:hAnsi="Charis SIL Regular" w:eastAsia="Charis SIL Regular"/>
-          <w:b w:val="0"/>
-          <w:i w:val="0"/>
-          <w:color w:val="0000FF"/>
-          <w:sz w:val="24"/>
-          <w:u w:val="single"/>
-        </w:rPr>
-        <w:hyperlink r:id="rId22" w:history="1">
-          <w:r>
-            <w:rPr>
-              <w:rStyle w:val="Hyperlink"/>
-            </w:rPr>
-            <w:t>o</w:t>
-          </w:r>
-        </w:hyperlink>
-      </w:r>
-      <w:r>
-        <w:rPr>
-          <w:rFonts w:ascii="Charis SIL Regular" w:hAnsi="Charis SIL Regular" w:eastAsia="Charis SIL Regular"/>
-          <w:b w:val="0"/>
-          <w:i w:val="0"/>
-          <w:color w:val="0000FF"/>
-          <w:sz w:val="24"/>
-          <w:u w:val="single"/>
-        </w:rPr>
-        <w:hyperlink r:id="rId21" w:history="1">
-          <w:r>
-            <w:rPr>
-              <w:rStyle w:val="Hyperlink"/>
-            </w:rPr>
-            <w:t>ries</w:t>
-          </w:r>
-        </w:hyperlink>
-      </w:r>
-      <w:r>
-        <w:br/>
-      </w:r>
-      <w:r>
-        <w:rPr>
-          <w:rFonts w:ascii="Charis SIL Regular" w:hAnsi="Charis SIL Regular" w:eastAsia="Charis SIL Regular"/>
-          <w:b w:val="0"/>
-          <w:i w:val="0"/>
-          <w:color w:val="000000"/>
-          <w:sz w:val="24"/>
-        </w:rPr>
-        <w:t xml:space="preserve">•  </w:t>
-      </w:r>
-      <w:r>
-        <w:rPr>
-          <w:rFonts w:ascii="Charis SIL Regular" w:hAnsi="Charis SIL Regular" w:eastAsia="Charis SIL Regular"/>
-          <w:b w:val="0"/>
-          <w:i w:val="0"/>
-          <w:color w:val="0000FF"/>
-          <w:sz w:val="24"/>
-          <w:u w:val="single"/>
-        </w:rPr>
-        <w:hyperlink r:id="rId23" w:history="1">
-          <w:r>
-            <w:rPr>
-              <w:rStyle w:val="Hyperlink"/>
-            </w:rPr>
-            <w:t>Christian</w:t>
-          </w:r>
-        </w:hyperlink>
-      </w:r>
-      <w:r>
-        <w:rPr>
-          <w:rFonts w:ascii="Charis SIL Regular" w:hAnsi="Charis SIL Regular" w:eastAsia="Charis SIL Regular"/>
-          <w:b w:val="0"/>
-          <w:i w:val="0"/>
-          <w:color w:val="0000FF"/>
-          <w:sz w:val="24"/>
-          <w:u w:val="single"/>
-        </w:rPr>
-        <w:t xml:space="preserve"> </w:t>
-      </w:r>
-      <w:r>
-        <w:rPr>
-          <w:rFonts w:ascii="Charis SIL Regular" w:hAnsi="Charis SIL Regular" w:eastAsia="Charis SIL Regular"/>
-          <w:b w:val="0"/>
-          <w:i w:val="0"/>
-          <w:color w:val="0000FF"/>
-          <w:sz w:val="24"/>
-          <w:u w:val="single"/>
-        </w:rPr>
-        <w:hyperlink r:id="rId23" w:history="1">
-          <w:r>
-            <w:rPr>
-              <w:rStyle w:val="Hyperlink"/>
-            </w:rPr>
-            <w:t>missiona</w:t>
-          </w:r>
-        </w:hyperlink>
-      </w:r>
-      <w:r>
-        <w:rPr>
-          <w:rFonts w:ascii="Charis SIL Regular" w:hAnsi="Charis SIL Regular" w:eastAsia="Charis SIL Regular"/>
-          <w:b w:val="0"/>
-          <w:i w:val="0"/>
-          <w:color w:val="0000FF"/>
-          <w:sz w:val="24"/>
-          <w:u w:val="single"/>
-        </w:rPr>
-        <w:hyperlink r:id="rId23" w:history="1">
-          <w:r>
-            <w:rPr>
-              <w:rStyle w:val="Hyperlink"/>
-            </w:rPr>
-            <w:t>r</w:t>
-          </w:r>
-        </w:hyperlink>
-      </w:r>
-      <w:r>
-        <w:rPr>
-          <w:rFonts w:ascii="Charis SIL Regular" w:hAnsi="Charis SIL Regular" w:eastAsia="Charis SIL Regular"/>
-          <w:b w:val="0"/>
-          <w:i w:val="0"/>
-          <w:color w:val="0000FF"/>
-          <w:sz w:val="24"/>
-          <w:u w:val="single"/>
-        </w:rPr>
-        <w:hyperlink r:id="rId22" w:history="1">
-          <w:r>
-            <w:rPr>
-              <w:rStyle w:val="Hyperlink"/>
-            </w:rPr>
-            <w:t>ie</w:t>
-          </w:r>
-        </w:hyperlink>
-      </w:r>
-      <w:r>
-        <w:rPr>
-          <w:rFonts w:ascii="Charis SIL Regular" w:hAnsi="Charis SIL Regular" w:eastAsia="Charis SIL Regular"/>
-          <w:b w:val="0"/>
-          <w:i w:val="0"/>
-          <w:color w:val="0000FF"/>
-          <w:sz w:val="24"/>
-          <w:u w:val="single"/>
-        </w:rPr>
-        <w:hyperlink r:id="rId22" w:history="1">
-          <w:r>
-            <w:rPr>
-              <w:rStyle w:val="Hyperlink"/>
-            </w:rPr>
-            <w:t>s</w:t>
-          </w:r>
-        </w:hyperlink>
-      </w:r>
-      <w:r>
-        <w:rPr>
-          <w:rFonts w:ascii="Charis SIL Regular" w:hAnsi="Charis SIL Regular" w:eastAsia="Charis SIL Regular"/>
-          <w:b w:val="0"/>
-          <w:i w:val="0"/>
-          <w:color w:val="0000FF"/>
-          <w:sz w:val="24"/>
-          <w:u w:val="single"/>
-        </w:rPr>
-        <w:t xml:space="preserve"> </w:t>
-      </w:r>
-      <w:r>
-        <w:rPr>
-          <w:rFonts w:ascii="Charis SIL Regular" w:hAnsi="Charis SIL Regular" w:eastAsia="Charis SIL Regular"/>
-          <w:b w:val="0"/>
-          <w:i w:val="0"/>
-          <w:color w:val="0000FF"/>
-          <w:sz w:val="24"/>
-          <w:u w:val="single"/>
-        </w:rPr>
-        <w:hyperlink r:id="rId23" w:history="1">
-          <w:r>
-            <w:rPr>
-              <w:rStyle w:val="Hyperlink"/>
-            </w:rPr>
-            <w:t>in</w:t>
-          </w:r>
-        </w:hyperlink>
-      </w:r>
-      <w:r>
-        <w:rPr>
-          <w:rFonts w:ascii="Charis SIL Regular" w:hAnsi="Charis SIL Regular" w:eastAsia="Charis SIL Regular"/>
-          <w:b w:val="0"/>
-          <w:i w:val="0"/>
-          <w:color w:val="0000FF"/>
-          <w:sz w:val="24"/>
-          <w:u w:val="single"/>
-        </w:rPr>
-        <w:t xml:space="preserve"> </w:t>
-      </w:r>
-      <w:r>
-        <w:rPr>
-          <w:rFonts w:ascii="Charis SIL Regular" w:hAnsi="Charis SIL Regular" w:eastAsia="Charis SIL Regular"/>
-          <w:b w:val="0"/>
-          <w:i w:val="0"/>
-          <w:color w:val="0000FF"/>
-          <w:sz w:val="24"/>
-          <w:u w:val="single"/>
-        </w:rPr>
-        <w:hyperlink r:id="rId23" w:history="1">
-          <w:r>
-            <w:rPr>
-              <w:rStyle w:val="Hyperlink"/>
-            </w:rPr>
-            <w:t>colon</w:t>
-          </w:r>
-        </w:hyperlink>
-      </w:r>
-      <w:r>
-        <w:rPr>
-          <w:rFonts w:ascii="Charis SIL Regular" w:hAnsi="Charis SIL Regular" w:eastAsia="Charis SIL Regular"/>
-          <w:b w:val="0"/>
-          <w:i w:val="0"/>
-          <w:color w:val="0000FF"/>
-          <w:sz w:val="24"/>
-          <w:u w:val="single"/>
-        </w:rPr>
-        <w:hyperlink r:id="rId23" w:history="1">
-          <w:r>
-            <w:rPr>
-              <w:rStyle w:val="Hyperlink"/>
-            </w:rPr>
-            <w:t>i</w:t>
-          </w:r>
-        </w:hyperlink>
-      </w:r>
-      <w:r>
-        <w:rPr>
-          <w:rFonts w:ascii="Charis SIL Regular" w:hAnsi="Charis SIL Regular" w:eastAsia="Charis SIL Regular"/>
-          <w:b w:val="0"/>
-          <w:i w:val="0"/>
-          <w:color w:val="0000FF"/>
-          <w:sz w:val="24"/>
-          <w:u w:val="single"/>
-        </w:rPr>
-        <w:hyperlink r:id="rId23" w:history="1">
-          <w:r>
-            <w:rPr>
-              <w:rStyle w:val="Hyperlink"/>
-            </w:rPr>
-            <w:t>sed</w:t>
-          </w:r>
-        </w:hyperlink>
-      </w:r>
-      <w:r>
-        <w:rPr>
-          <w:rFonts w:ascii="Charis SIL Regular" w:hAnsi="Charis SIL Regular" w:eastAsia="Charis SIL Regular"/>
-          <w:b w:val="0"/>
-          <w:i w:val="0"/>
-          <w:color w:val="0000FF"/>
-          <w:sz w:val="24"/>
-          <w:u w:val="single"/>
-        </w:rPr>
-        <w:t xml:space="preserve"> </w:t>
-      </w:r>
-      <w:r>
-        <w:rPr>
-          <w:rFonts w:ascii="Charis SIL Regular" w:hAnsi="Charis SIL Regular" w:eastAsia="Charis SIL Regular"/>
-          <w:b w:val="0"/>
-          <w:i w:val="0"/>
-          <w:color w:val="0000FF"/>
-          <w:sz w:val="24"/>
-          <w:u w:val="single"/>
-        </w:rPr>
-        <w:hyperlink r:id="rId23" w:history="1">
           <w:r>
             <w:rPr>
               <w:rStyle w:val="Hyperlink"/>

--- a/EXPORTS/DOCX/published/niveau2/English/Museum.docx
+++ b/EXPORTS/DOCX/published/niveau2/English/Museum.docx
@@ -316,25 +316,7 @@
           <w:color w:val="000000"/>
           <w:sz w:val="24"/>
         </w:rPr>
-        <w:t>History) in 1820 and</w:t>
-      </w:r>
-      <w:r>
-        <w:rPr>
-          <w:u w:val="single" w:color="0000ff"/>
-          <w:rFonts w:ascii="Charis SIL Regular" w:hAnsi="Charis SIL Regular" w:eastAsia="Charis SIL Regular"/>
-          <w:b w:val="0"/>
-          <w:i w:val="0"/>
-          <w:color w:val="000000"/>
-          <w:sz w:val="24"/>
-        </w:rPr>
-        <w:hyperlink r:id="rId9" w:history="1">
-          <w:r>
-            <w:rPr>
-              <w:rStyle w:val="Hyperlink"/>
-            </w:rPr>
-            <w:t xml:space="preserve"> the </w:t>
-          </w:r>
-        </w:hyperlink>
+        <w:t xml:space="preserve">History) in 1820 and the </w:t>
       </w:r>
       <w:r>
         <w:rPr>
@@ -345,7 +327,7 @@
           <w:sz w:val="24"/>
           <w:u w:val="single"/>
         </w:rPr>
-        <w:hyperlink r:id="rId9" w:history="1">
+        <w:hyperlink r:id="rId10" w:history="1">
           <w:r>
             <w:rPr>
               <w:rStyle w:val="Hyperlink"/>
@@ -374,7 +356,7 @@
           <w:sz w:val="24"/>
           <w:u w:val="single"/>
         </w:rPr>
-        <w:hyperlink r:id="rId9" w:history="1">
+        <w:hyperlink r:id="rId10" w:history="1">
           <w:r>
             <w:rPr>
               <w:rStyle w:val="Hyperlink"/>
@@ -392,7 +374,7 @@
           <w:sz w:val="24"/>
           <w:u w:val="single"/>
         </w:rPr>
-        <w:hyperlink r:id="rId9" w:history="1">
+        <w:hyperlink r:id="rId10" w:history="1">
           <w:r>
             <w:rPr>
               <w:rStyle w:val="Hyperlink"/>
@@ -879,7 +861,7 @@
           <w:sz w:val="24"/>
           <w:u w:val="single"/>
         </w:rPr>
-        <w:hyperlink r:id="rId11" w:history="1">
+        <w:hyperlink r:id="rId12" w:history="1">
           <w:r>
             <w:rPr>
               <w:rStyle w:val="Hyperlink"/>
@@ -914,64 +896,7 @@
           <w:color w:val="000000"/>
           <w:sz w:val="24"/>
         </w:rPr>
-        <w:t xml:space="preserve"> (Museum of Geography and Ethnology) in </w:t>
-      </w:r>
-      <w:r>
-        <w:rPr>
-          <w:u w:val="single" w:color="0000ff"/>
-          <w:rFonts w:ascii="Charis SIL Regular" w:hAnsi="Charis SIL Regular" w:eastAsia="Charis SIL Regular"/>
-          <w:b w:val="0"/>
-          <w:i w:val="0"/>
-          <w:color w:val="000000"/>
-          <w:sz w:val="24"/>
-        </w:rPr>
-        <w:t>R</w:t>
-      </w:r>
-      <w:r>
-        <w:rPr>
-          <w:u w:val="single" w:color="0000ff"/>
-          <w:rFonts w:ascii="Charis SIL Regular" w:hAnsi="Charis SIL Regular" w:eastAsia="Charis SIL Regular"/>
-          <w:b w:val="0"/>
-          <w:i w:val="0"/>
-          <w:color w:val="000000"/>
-          <w:sz w:val="24"/>
-        </w:rPr>
-        <w:hyperlink r:id="rId12" w:history="1">
-          <w:r>
-            <w:rPr>
-              <w:rStyle w:val="Hyperlink"/>
-            </w:rPr>
-            <w:t>otterda</w:t>
-          </w:r>
-        </w:hyperlink>
-      </w:r>
-      <w:r>
-        <w:rPr>
-          <w:rFonts w:ascii="Charis SIL Regular" w:hAnsi="Charis SIL Regular" w:eastAsia="Charis SIL Regular"/>
-          <w:b w:val="0"/>
-          <w:i w:val="0"/>
-          <w:color w:val="000000"/>
-          <w:sz w:val="24"/>
-        </w:rPr>
-        <w:t>m</w:t>
-      </w:r>
-      <w:r>
-        <w:rPr>
-          <w:u w:val="single" w:color="0000ff"/>
-          <w:rFonts w:ascii="Charis SIL Regular" w:hAnsi="Charis SIL Regular" w:eastAsia="Charis SIL Regular"/>
-          <w:b w:val="0"/>
-          <w:i w:val="0"/>
-          <w:color w:val="000000"/>
-          <w:sz w:val="24"/>
-        </w:rPr>
-        <w:hyperlink r:id="rId12" w:history="1">
-          <w:r>
-            <w:rPr>
-              <w:rStyle w:val="Hyperlink"/>
-            </w:rPr>
-            <w:t xml:space="preserve"> in 1</w:t>
-          </w:r>
-        </w:hyperlink>
+        <w:t xml:space="preserve"> (Museum of Geography and Ethnology) in Rotterdam in 1</w:t>
       </w:r>
       <w:r>
         <w:rPr>
@@ -993,6 +918,7 @@
       </w:r>
       <w:r>
         <w:rPr>
+          <w:u w:val="single" w:color="0000ff"/>
           <w:rFonts w:ascii="Charis SIL Regular" w:hAnsi="Charis SIL Regular" w:eastAsia="Charis SIL Regular"/>
           <w:b w:val="0"/>
           <w:i w:val="0"/>
@@ -2321,7 +2247,7 @@
           <w:sz w:val="24"/>
           <w:u w:val="single"/>
         </w:rPr>
-        <w:hyperlink r:id="rId19" w:history="1">
+        <w:hyperlink r:id="rId20" w:history="1">
           <w:r>
             <w:rPr>
               <w:rStyle w:val="Hyperlink"/>
@@ -2348,9 +2274,8 @@
           <w:i w:val="0"/>
           <w:color w:val="0000FF"/>
           <w:sz w:val="24"/>
-          <w:u w:val="single"/>
-        </w:rPr>
-        <w:hyperlink r:id="rId19" w:history="1">
+        </w:rPr>
+        <w:hyperlink r:id="rId20" w:history="1">
           <w:r>
             <w:rPr>
               <w:rStyle w:val="Hyperlink"/>
@@ -2460,9 +2385,8 @@
           <w:i w:val="0"/>
           <w:color w:val="0000FF"/>
           <w:sz w:val="24"/>
-          <w:u w:val="single"/>
-        </w:rPr>
-        <w:hyperlink r:id="rId19" w:history="1">
+        </w:rPr>
+        <w:hyperlink r:id="rId20" w:history="1">
           <w:r>
             <w:rPr>
               <w:rStyle w:val="Hyperlink"/>
@@ -2507,7 +2431,6 @@
           <w:i w:val="0"/>
           <w:color w:val="0000FF"/>
           <w:sz w:val="24"/>
-          <w:u w:val="single"/>
         </w:rPr>
         <w:t xml:space="preserve"> </w:t>
       </w:r>
@@ -2577,7 +2500,7 @@
           <w:sz w:val="24"/>
           <w:u w:val="single"/>
         </w:rPr>
-        <w:hyperlink r:id="rId20" w:history="1">
+        <w:hyperlink r:id="rId21" w:history="1">
           <w:r>
             <w:rPr>
               <w:rStyle w:val="Hyperlink"/>
@@ -2596,6 +2519,154 @@
           <w:u w:val="single"/>
         </w:rPr>
         <w:t xml:space="preserve"> </w:t>
+      </w:r>
+      <w:r>
+        <w:rPr>
+          <w:rFonts w:ascii="Charis SIL Regular" w:hAnsi="Charis SIL Regular" w:eastAsia="Charis SIL Regular"/>
+          <w:b w:val="0"/>
+          <w:i w:val="0"/>
+          <w:color w:val="0000FF"/>
+          <w:sz w:val="24"/>
+          <w:u w:val="single"/>
+        </w:rPr>
+        <w:hyperlink r:id="rId21" w:history="1">
+          <w:r>
+            <w:rPr>
+              <w:rStyle w:val="Hyperlink"/>
+            </w:rPr>
+            <w:t>n</w:t>
+          </w:r>
+        </w:hyperlink>
+      </w:r>
+      <w:r>
+        <w:rPr>
+          <w:rFonts w:ascii="Charis SIL Regular" w:hAnsi="Charis SIL Regular" w:eastAsia="Charis SIL Regular"/>
+          <w:b w:val="0"/>
+          <w:i w:val="0"/>
+          <w:color w:val="0000FF"/>
+          <w:sz w:val="24"/>
+          <w:u w:val="single"/>
+        </w:rPr>
+        <w:hyperlink r:id="rId20" w:history="1">
+          <w:r>
+            <w:rPr>
+              <w:rStyle w:val="Hyperlink"/>
+            </w:rPr>
+            <w:t>a</w:t>
+          </w:r>
+        </w:hyperlink>
+      </w:r>
+      <w:r>
+        <w:rPr>
+          <w:rFonts w:ascii="Charis SIL Regular" w:hAnsi="Charis SIL Regular" w:eastAsia="Charis SIL Regular"/>
+          <w:b w:val="0"/>
+          <w:i w:val="0"/>
+          <w:color w:val="0000FF"/>
+          <w:sz w:val="24"/>
+          <w:u w:val="single"/>
+        </w:rPr>
+        <w:hyperlink r:id="rId20" w:history="1">
+          <w:r>
+            <w:rPr>
+              <w:rStyle w:val="Hyperlink"/>
+            </w:rPr>
+            <w:t>v</w:t>
+          </w:r>
+        </w:hyperlink>
+      </w:r>
+      <w:r>
+        <w:rPr>
+          <w:rFonts w:ascii="Charis SIL Regular" w:hAnsi="Charis SIL Regular" w:eastAsia="Charis SIL Regular"/>
+          <w:b w:val="0"/>
+          <w:i w:val="0"/>
+          <w:color w:val="0000FF"/>
+          <w:sz w:val="24"/>
+          <w:u w:val="single"/>
+        </w:rPr>
+        <w:hyperlink r:id="rId20" w:history="1">
+          <w:r>
+            <w:rPr>
+              <w:rStyle w:val="Hyperlink"/>
+            </w:rPr>
+            <w:t>y</w:t>
+          </w:r>
+        </w:hyperlink>
+      </w:r>
+      <w:r>
+        <w:rPr>
+          <w:rFonts w:ascii="Charis SIL Regular" w:hAnsi="Charis SIL Regular" w:eastAsia="Charis SIL Regular"/>
+          <w:b w:val="0"/>
+          <w:i w:val="0"/>
+          <w:color w:val="0000FF"/>
+          <w:sz w:val="24"/>
+          <w:u w:val="single"/>
+        </w:rPr>
+        <w:t xml:space="preserve"> </w:t>
+      </w:r>
+      <w:r>
+        <w:rPr>
+          <w:rFonts w:ascii="Charis SIL Regular" w:hAnsi="Charis SIL Regular" w:eastAsia="Charis SIL Regular"/>
+          <w:b w:val="0"/>
+          <w:i w:val="0"/>
+          <w:color w:val="0000FF"/>
+          <w:sz w:val="24"/>
+          <w:u w:val="single"/>
+        </w:rPr>
+        <w:hyperlink r:id="rId21" w:history="1">
+          <w:r>
+            <w:rPr>
+              <w:rStyle w:val="Hyperlink"/>
+            </w:rPr>
+            <w:t>perso</w:t>
+          </w:r>
+        </w:hyperlink>
+      </w:r>
+      <w:r>
+        <w:rPr>
+          <w:rFonts w:ascii="Charis SIL Regular" w:hAnsi="Charis SIL Regular" w:eastAsia="Charis SIL Regular"/>
+          <w:b w:val="0"/>
+          <w:i w:val="0"/>
+          <w:color w:val="0000FF"/>
+          <w:sz w:val="24"/>
+          <w:u w:val="single"/>
+        </w:rPr>
+        <w:hyperlink r:id="rId21" w:history="1">
+          <w:r>
+            <w:rPr>
+              <w:rStyle w:val="Hyperlink"/>
+            </w:rPr>
+            <w:t>nnel</w:t>
+          </w:r>
+        </w:hyperlink>
+      </w:r>
+      <w:r>
+        <w:rPr>
+          <w:rFonts w:ascii="Charis SIL Regular" w:hAnsi="Charis SIL Regular" w:eastAsia="Charis SIL Regular"/>
+          <w:b w:val="0"/>
+          <w:i w:val="0"/>
+          <w:color w:val="0000FF"/>
+          <w:sz w:val="24"/>
+          <w:u w:val="single"/>
+        </w:rPr>
+        <w:t xml:space="preserve"> </w:t>
+      </w:r>
+      <w:r>
+        <w:rPr>
+          <w:rFonts w:ascii="Charis SIL Regular" w:hAnsi="Charis SIL Regular" w:eastAsia="Charis SIL Regular"/>
+          <w:b w:val="0"/>
+          <w:i w:val="0"/>
+          <w:color w:val="0000FF"/>
+          <w:sz w:val="24"/>
+          <w:u w:val="single"/>
+        </w:rPr>
+        <w:hyperlink r:id="rId21" w:history="1">
+          <w:r>
+            <w:rPr>
+              <w:rStyle w:val="Hyperlink"/>
+            </w:rPr>
+            <w:t>i</w:t>
+          </w:r>
+        </w:hyperlink>
       </w:r>
       <w:r>
         <w:rPr>
@@ -2622,9 +2693,216 @@
           <w:i w:val="0"/>
           <w:color w:val="0000FF"/>
           <w:sz w:val="24"/>
+        </w:rPr>
+        <w:t xml:space="preserve"> </w:t>
+      </w:r>
+      <w:r>
+        <w:rPr>
+          <w:rFonts w:ascii="Charis SIL Regular" w:hAnsi="Charis SIL Regular" w:eastAsia="Charis SIL Regular"/>
+          <w:b w:val="0"/>
+          <w:i w:val="0"/>
+          <w:color w:val="0000FF"/>
+          <w:sz w:val="24"/>
           <w:u w:val="single"/>
         </w:rPr>
+        <w:hyperlink r:id="rId21" w:history="1">
+          <w:r>
+            <w:rPr>
+              <w:rStyle w:val="Hyperlink"/>
+            </w:rPr>
+            <w:t>colonise</w:t>
+          </w:r>
+        </w:hyperlink>
+      </w:r>
+      <w:r>
+        <w:rPr>
+          <w:rFonts w:ascii="Charis SIL Regular" w:hAnsi="Charis SIL Regular" w:eastAsia="Charis SIL Regular"/>
+          <w:b w:val="0"/>
+          <w:i w:val="0"/>
+          <w:color w:val="0000FF"/>
+          <w:sz w:val="24"/>
+          <w:u w:val="single"/>
+        </w:rPr>
+        <w:hyperlink r:id="rId21" w:history="1">
+          <w:r>
+            <w:rPr>
+              <w:rStyle w:val="Hyperlink"/>
+            </w:rPr>
+            <w:t>d</w:t>
+          </w:r>
+        </w:hyperlink>
+      </w:r>
+      <w:r>
+        <w:rPr>
+          <w:rFonts w:ascii="Charis SIL Regular" w:hAnsi="Charis SIL Regular" w:eastAsia="Charis SIL Regular"/>
+          <w:b w:val="0"/>
+          <w:i w:val="0"/>
+          <w:color w:val="0000FF"/>
+          <w:sz w:val="24"/>
+          <w:u w:val="single"/>
+        </w:rPr>
+        <w:t xml:space="preserve"> </w:t>
+      </w:r>
+      <w:r>
+        <w:rPr>
+          <w:rFonts w:ascii="Charis SIL Regular" w:hAnsi="Charis SIL Regular" w:eastAsia="Charis SIL Regular"/>
+          <w:b w:val="0"/>
+          <w:i w:val="0"/>
+          <w:color w:val="0000FF"/>
+          <w:sz w:val="24"/>
+          <w:u w:val="single"/>
+        </w:rPr>
         <w:hyperlink r:id="rId20" w:history="1">
+          <w:r>
+            <w:rPr>
+              <w:rStyle w:val="Hyperlink"/>
+            </w:rPr>
+            <w:t>territo</w:t>
+          </w:r>
+        </w:hyperlink>
+      </w:r>
+      <w:r>
+        <w:rPr>
+          <w:rFonts w:ascii="Charis SIL Regular" w:hAnsi="Charis SIL Regular" w:eastAsia="Charis SIL Regular"/>
+          <w:b w:val="0"/>
+          <w:i w:val="0"/>
+          <w:color w:val="0000FF"/>
+          <w:sz w:val="24"/>
+          <w:u w:val="single"/>
+        </w:rPr>
+        <w:hyperlink r:id="rId21" w:history="1">
+          <w:r>
+            <w:rPr>
+              <w:rStyle w:val="Hyperlink"/>
+            </w:rPr>
+            <w:t>ries</w:t>
+          </w:r>
+        </w:hyperlink>
+      </w:r>
+      <w:r>
+        <w:rPr>
+          <w:rFonts w:ascii="Charis SIL Regular" w:hAnsi="Charis SIL Regular" w:eastAsia="Charis SIL Regular"/>
+          <w:b w:val="0"/>
+          <w:i w:val="0"/>
+          <w:color w:val="000000"/>
+          <w:sz w:val="24"/>
+        </w:rPr>
+        <w:t xml:space="preserve">•  </w:t>
+      </w:r>
+      <w:r>
+        <w:rPr>
+          <w:rFonts w:ascii="Charis SIL Regular" w:hAnsi="Charis SIL Regular" w:eastAsia="Charis SIL Regular"/>
+          <w:b w:val="0"/>
+          <w:i w:val="0"/>
+          <w:color w:val="0000FF"/>
+          <w:sz w:val="24"/>
+          <w:u w:val="single"/>
+        </w:rPr>
+        <w:hyperlink r:id="rId21" w:history="1">
+          <w:r>
+            <w:rPr>
+              <w:rStyle w:val="Hyperlink"/>
+            </w:rPr>
+            <w:t>Scie</w:t>
+          </w:r>
+        </w:hyperlink>
+      </w:r>
+      <w:r>
+        <w:rPr>
+          <w:rFonts w:ascii="Charis SIL Regular" w:hAnsi="Charis SIL Regular" w:eastAsia="Charis SIL Regular"/>
+          <w:b w:val="0"/>
+          <w:i w:val="0"/>
+          <w:color w:val="0000FF"/>
+          <w:sz w:val="24"/>
+          <w:u w:val="single"/>
+        </w:rPr>
+        <w:hyperlink r:id="rId22" w:history="1">
+          <w:r>
+            <w:rPr>
+              <w:rStyle w:val="Hyperlink"/>
+            </w:rPr>
+            <w:t>n</w:t>
+          </w:r>
+        </w:hyperlink>
+      </w:r>
+      <w:r>
+        <w:rPr>
+          <w:rFonts w:ascii="Charis SIL Regular" w:hAnsi="Charis SIL Regular" w:eastAsia="Charis SIL Regular"/>
+          <w:b w:val="0"/>
+          <w:i w:val="0"/>
+          <w:color w:val="0000FF"/>
+          <w:sz w:val="24"/>
+          <w:u w:val="single"/>
+        </w:rPr>
+        <w:hyperlink r:id="rId21" w:history="1">
+          <w:r>
+            <w:rPr>
+              <w:rStyle w:val="Hyperlink"/>
+            </w:rPr>
+            <w:t>tif</w:t>
+          </w:r>
+        </w:hyperlink>
+      </w:r>
+      <w:r>
+        <w:rPr>
+          <w:rFonts w:ascii="Charis SIL Regular" w:hAnsi="Charis SIL Regular" w:eastAsia="Charis SIL Regular"/>
+          <w:b w:val="0"/>
+          <w:i w:val="0"/>
+          <w:color w:val="0000FF"/>
+          <w:sz w:val="24"/>
+          <w:u w:val="single"/>
+        </w:rPr>
+        <w:t>i</w:t>
+      </w:r>
+      <w:r>
+        <w:rPr>
+          <w:rFonts w:ascii="Charis SIL Regular" w:hAnsi="Charis SIL Regular" w:eastAsia="Charis SIL Regular"/>
+          <w:b w:val="0"/>
+          <w:i w:val="0"/>
+          <w:color w:val="0000FF"/>
+          <w:sz w:val="24"/>
+        </w:rPr>
+        <w:t>c</w:t>
+      </w:r>
+      <w:r>
+        <w:rPr>
+          <w:rFonts w:ascii="Charis SIL Regular" w:hAnsi="Charis SIL Regular" w:eastAsia="Charis SIL Regular"/>
+          <w:b w:val="0"/>
+          <w:i w:val="0"/>
+          <w:color w:val="0000FF"/>
+          <w:sz w:val="24"/>
+          <w:u w:val="single"/>
+        </w:rPr>
+        <w:t xml:space="preserve"> </w:t>
+      </w:r>
+      <w:r>
+        <w:rPr>
+          <w:rFonts w:ascii="Charis SIL Regular" w:hAnsi="Charis SIL Regular" w:eastAsia="Charis SIL Regular"/>
+          <w:b w:val="0"/>
+          <w:i w:val="0"/>
+          <w:color w:val="0000FF"/>
+          <w:sz w:val="24"/>
+          <w:u w:val="single"/>
+        </w:rPr>
+        <w:hyperlink r:id="rId22" w:history="1">
+          <w:r>
+            <w:rPr>
+              <w:rStyle w:val="Hyperlink"/>
+            </w:rPr>
+            <w:t>rese</w:t>
+          </w:r>
+        </w:hyperlink>
+      </w:r>
+      <w:r>
+        <w:rPr>
+          <w:rFonts w:ascii="Charis SIL Regular" w:hAnsi="Charis SIL Regular" w:eastAsia="Charis SIL Regular"/>
+          <w:b w:val="0"/>
+          <w:i w:val="0"/>
+          <w:color w:val="0000FF"/>
+          <w:sz w:val="24"/>
+          <w:u w:val="single"/>
+        </w:rPr>
+        <w:hyperlink r:id="rId22" w:history="1">
           <w:r>
             <w:rPr>
               <w:rStyle w:val="Hyperlink"/>
@@ -2642,61 +2920,25 @@
           <w:sz w:val="24"/>
           <w:u w:val="single"/>
         </w:rPr>
-        <w:hyperlink r:id="rId20" w:history="1">
-          <w:r>
-            <w:rPr>
-              <w:rStyle w:val="Hyperlink"/>
-            </w:rPr>
-            <w:t>v</w:t>
-          </w:r>
-        </w:hyperlink>
-      </w:r>
-      <w:r>
-        <w:rPr>
-          <w:rFonts w:ascii="Charis SIL Regular" w:hAnsi="Charis SIL Regular" w:eastAsia="Charis SIL Regular"/>
-          <w:b w:val="0"/>
-          <w:i w:val="0"/>
-          <w:color w:val="0000FF"/>
-          <w:sz w:val="24"/>
-          <w:u w:val="single"/>
-        </w:rPr>
-        <w:hyperlink r:id="rId20" w:history="1">
-          <w:r>
-            <w:rPr>
-              <w:rStyle w:val="Hyperlink"/>
-            </w:rPr>
-            <w:t>y</w:t>
-          </w:r>
-        </w:hyperlink>
-      </w:r>
-      <w:r>
-        <w:rPr>
-          <w:rFonts w:ascii="Charis SIL Regular" w:hAnsi="Charis SIL Regular" w:eastAsia="Charis SIL Regular"/>
-          <w:b w:val="0"/>
-          <w:i w:val="0"/>
-          <w:color w:val="0000FF"/>
-          <w:sz w:val="24"/>
-          <w:u w:val="single"/>
-        </w:rPr>
-        <w:t xml:space="preserve"> </w:t>
-      </w:r>
-      <w:r>
-        <w:rPr>
-          <w:rFonts w:ascii="Charis SIL Regular" w:hAnsi="Charis SIL Regular" w:eastAsia="Charis SIL Regular"/>
-          <w:b w:val="0"/>
-          <w:i w:val="0"/>
-          <w:color w:val="0000FF"/>
-          <w:sz w:val="24"/>
-          <w:u w:val="single"/>
-        </w:rPr>
         <w:hyperlink r:id="rId21" w:history="1">
           <w:r>
             <w:rPr>
               <w:rStyle w:val="Hyperlink"/>
             </w:rPr>
-            <w:t>perso</w:t>
+            <w:t>rch</w:t>
           </w:r>
         </w:hyperlink>
+      </w:r>
+      <w:r>
+        <w:rPr>
+          <w:rFonts w:ascii="Charis SIL Regular" w:hAnsi="Charis SIL Regular" w:eastAsia="Charis SIL Regular"/>
+          <w:b w:val="0"/>
+          <w:i w:val="0"/>
+          <w:color w:val="0000FF"/>
+          <w:sz w:val="24"/>
+          <w:u w:val="single"/>
+        </w:rPr>
+        <w:t xml:space="preserve"> </w:t>
       </w:r>
       <w:r>
         <w:rPr>
@@ -2712,7 +2954,7 @@
             <w:rPr>
               <w:rStyle w:val="Hyperlink"/>
             </w:rPr>
-            <w:t>nnel</w:t>
+            <w:t>in</w:t>
           </w:r>
         </w:hyperlink>
       </w:r>
@@ -2726,6 +2968,60 @@
           <w:u w:val="single"/>
         </w:rPr>
         <w:t xml:space="preserve"> </w:t>
+      </w:r>
+      <w:r>
+        <w:rPr>
+          <w:rFonts w:ascii="Charis SIL Regular" w:hAnsi="Charis SIL Regular" w:eastAsia="Charis SIL Regular"/>
+          <w:b w:val="0"/>
+          <w:i w:val="0"/>
+          <w:color w:val="0000FF"/>
+          <w:sz w:val="24"/>
+          <w:u w:val="single"/>
+        </w:rPr>
+        <w:hyperlink r:id="rId21" w:history="1">
+          <w:r>
+            <w:rPr>
+              <w:rStyle w:val="Hyperlink"/>
+            </w:rPr>
+            <w:t>col</w:t>
+          </w:r>
+        </w:hyperlink>
+      </w:r>
+      <w:r>
+        <w:rPr>
+          <w:rFonts w:ascii="Charis SIL Regular" w:hAnsi="Charis SIL Regular" w:eastAsia="Charis SIL Regular"/>
+          <w:b w:val="0"/>
+          <w:i w:val="0"/>
+          <w:color w:val="0000FF"/>
+          <w:sz w:val="24"/>
+          <w:u w:val="single"/>
+        </w:rPr>
+        <w:hyperlink r:id="rId22" w:history="1">
+          <w:r>
+            <w:rPr>
+              <w:rStyle w:val="Hyperlink"/>
+            </w:rPr>
+            <w:t>o</w:t>
+          </w:r>
+        </w:hyperlink>
+      </w:r>
+      <w:r>
+        <w:rPr>
+          <w:rFonts w:ascii="Charis SIL Regular" w:hAnsi="Charis SIL Regular" w:eastAsia="Charis SIL Regular"/>
+          <w:b w:val="0"/>
+          <w:i w:val="0"/>
+          <w:color w:val="0000FF"/>
+          <w:sz w:val="24"/>
+          <w:u w:val="single"/>
+        </w:rPr>
+        <w:hyperlink r:id="rId22" w:history="1">
+          <w:r>
+            <w:rPr>
+              <w:rStyle w:val="Hyperlink"/>
+            </w:rPr>
+            <w:t>n</w:t>
+          </w:r>
+        </w:hyperlink>
       </w:r>
       <w:r>
         <w:rPr>
@@ -2759,7 +3055,7 @@
             <w:rPr>
               <w:rStyle w:val="Hyperlink"/>
             </w:rPr>
-            <w:t>n</w:t>
+            <w:t>sed</w:t>
           </w:r>
         </w:hyperlink>
       </w:r>
@@ -2788,7 +3084,7 @@
             <w:rPr>
               <w:rStyle w:val="Hyperlink"/>
             </w:rPr>
-            <w:t>colonise</w:t>
+            <w:t>territ</w:t>
           </w:r>
         </w:hyperlink>
       </w:r>
@@ -2806,36 +3102,7 @@
             <w:rPr>
               <w:rStyle w:val="Hyperlink"/>
             </w:rPr>
-            <w:t>d</w:t>
-          </w:r>
-        </w:hyperlink>
-      </w:r>
-      <w:r>
-        <w:rPr>
-          <w:rFonts w:ascii="Charis SIL Regular" w:hAnsi="Charis SIL Regular" w:eastAsia="Charis SIL Regular"/>
-          <w:b w:val="0"/>
-          <w:i w:val="0"/>
-          <w:color w:val="0000FF"/>
-          <w:sz w:val="24"/>
-          <w:u w:val="single"/>
-        </w:rPr>
-        <w:t xml:space="preserve"> </w:t>
-      </w:r>
-      <w:r>
-        <w:rPr>
-          <w:rFonts w:ascii="Charis SIL Regular" w:hAnsi="Charis SIL Regular" w:eastAsia="Charis SIL Regular"/>
-          <w:b w:val="0"/>
-          <w:i w:val="0"/>
-          <w:color w:val="0000FF"/>
-          <w:sz w:val="24"/>
-          <w:u w:val="single"/>
-        </w:rPr>
-        <w:hyperlink r:id="rId21" w:history="1">
-          <w:r>
-            <w:rPr>
-              <w:rStyle w:val="Hyperlink"/>
-            </w:rPr>
-            <w:t>territo</w:t>
+            <w:t>o</w:t>
           </w:r>
         </w:hyperlink>
       </w:r>
@@ -2858,6 +3125,9 @@
         </w:hyperlink>
       </w:r>
       <w:r>
+        <w:br/>
+      </w:r>
+      <w:r>
         <w:rPr>
           <w:rFonts w:ascii="Charis SIL Regular" w:hAnsi="Charis SIL Regular" w:eastAsia="Charis SIL Regular"/>
           <w:b w:val="0"/>
@@ -2866,6 +3136,35 @@
           <w:sz w:val="24"/>
         </w:rPr>
         <w:t xml:space="preserve">•  </w:t>
+      </w:r>
+      <w:r>
+        <w:rPr>
+          <w:rFonts w:ascii="Charis SIL Regular" w:hAnsi="Charis SIL Regular" w:eastAsia="Charis SIL Regular"/>
+          <w:b w:val="0"/>
+          <w:i w:val="0"/>
+          <w:color w:val="0000FF"/>
+          <w:sz w:val="24"/>
+          <w:u w:val="single"/>
+        </w:rPr>
+        <w:hyperlink r:id="rId23" w:history="1">
+          <w:r>
+            <w:rPr>
+              <w:rStyle w:val="Hyperlink"/>
+            </w:rPr>
+            <w:t>Christian</w:t>
+          </w:r>
+        </w:hyperlink>
+      </w:r>
+      <w:r>
+        <w:rPr>
+          <w:rFonts w:ascii="Charis SIL Regular" w:hAnsi="Charis SIL Regular" w:eastAsia="Charis SIL Regular"/>
+          <w:b w:val="0"/>
+          <w:i w:val="0"/>
+          <w:color w:val="0000FF"/>
+          <w:sz w:val="24"/>
+          <w:u w:val="single"/>
+        </w:rPr>
+        <w:t xml:space="preserve"> </w:t>
       </w:r>
       <w:r>
         <w:rPr>
@@ -2881,7 +3180,7 @@
             <w:rPr>
               <w:rStyle w:val="Hyperlink"/>
             </w:rPr>
-            <w:t>Scientif</w:t>
+            <w:t>missiona</w:t>
           </w:r>
         </w:hyperlink>
       </w:r>
@@ -2892,6 +3191,93 @@
           <w:i w:val="0"/>
           <w:color w:val="0000FF"/>
           <w:sz w:val="24"/>
+        </w:rPr>
+        <w:t>rie</w:t>
+      </w:r>
+      <w:r>
+        <w:rPr>
+          <w:rFonts w:ascii="Charis SIL Regular" w:hAnsi="Charis SIL Regular" w:eastAsia="Charis SIL Regular"/>
+          <w:b w:val="0"/>
+          <w:i w:val="0"/>
+          <w:color w:val="0000FF"/>
+          <w:sz w:val="24"/>
+          <w:u w:val="single"/>
+        </w:rPr>
+        <w:hyperlink r:id="rId22" w:history="1">
+          <w:r>
+            <w:rPr>
+              <w:rStyle w:val="Hyperlink"/>
+            </w:rPr>
+            <w:t>s</w:t>
+          </w:r>
+        </w:hyperlink>
+      </w:r>
+      <w:r>
+        <w:rPr>
+          <w:rFonts w:ascii="Charis SIL Regular" w:hAnsi="Charis SIL Regular" w:eastAsia="Charis SIL Regular"/>
+          <w:b w:val="0"/>
+          <w:i w:val="0"/>
+          <w:color w:val="0000FF"/>
+          <w:sz w:val="24"/>
+          <w:u w:val="single"/>
+        </w:rPr>
+        <w:t xml:space="preserve"> </w:t>
+      </w:r>
+      <w:r>
+        <w:rPr>
+          <w:rFonts w:ascii="Charis SIL Regular" w:hAnsi="Charis SIL Regular" w:eastAsia="Charis SIL Regular"/>
+          <w:b w:val="0"/>
+          <w:i w:val="0"/>
+          <w:color w:val="0000FF"/>
+          <w:sz w:val="24"/>
+          <w:u w:val="single"/>
+        </w:rPr>
+        <w:hyperlink r:id="rId22" w:history="1">
+          <w:r>
+            <w:rPr>
+              <w:rStyle w:val="Hyperlink"/>
+            </w:rPr>
+            <w:t>in</w:t>
+          </w:r>
+        </w:hyperlink>
+      </w:r>
+      <w:r>
+        <w:rPr>
+          <w:rFonts w:ascii="Charis SIL Regular" w:hAnsi="Charis SIL Regular" w:eastAsia="Charis SIL Regular"/>
+          <w:b w:val="0"/>
+          <w:i w:val="0"/>
+          <w:color w:val="0000FF"/>
+          <w:sz w:val="24"/>
+          <w:u w:val="single"/>
+        </w:rPr>
+        <w:t xml:space="preserve"> </w:t>
+      </w:r>
+      <w:r>
+        <w:rPr>
+          <w:rFonts w:ascii="Charis SIL Regular" w:hAnsi="Charis SIL Regular" w:eastAsia="Charis SIL Regular"/>
+          <w:b w:val="0"/>
+          <w:i w:val="0"/>
+          <w:color w:val="0000FF"/>
+          <w:sz w:val="24"/>
+          <w:u w:val="single"/>
+        </w:rPr>
+        <w:hyperlink r:id="rId23" w:history="1">
+          <w:r>
+            <w:rPr>
+              <w:rStyle w:val="Hyperlink"/>
+            </w:rPr>
+            <w:t>colon</w:t>
+          </w:r>
+        </w:hyperlink>
+      </w:r>
+      <w:r>
+        <w:rPr>
+          <w:rFonts w:ascii="Charis SIL Regular" w:hAnsi="Charis SIL Regular" w:eastAsia="Charis SIL Regular"/>
+          <w:b w:val="0"/>
+          <w:i w:val="0"/>
+          <w:color w:val="0000FF"/>
+          <w:sz w:val="24"/>
+          <w:u w:val="single"/>
         </w:rPr>
         <w:hyperlink r:id="rId22" w:history="1">
           <w:r>
@@ -2909,196 +3295,9 @@
           <w:i w:val="0"/>
           <w:color w:val="0000FF"/>
           <w:sz w:val="24"/>
-        </w:rPr>
-        <w:t>c</w:t>
-      </w:r>
-      <w:r>
-        <w:rPr>
-          <w:rFonts w:ascii="Charis SIL Regular" w:hAnsi="Charis SIL Regular" w:eastAsia="Charis SIL Regular"/>
-          <w:b w:val="0"/>
-          <w:i w:val="0"/>
-          <w:color w:val="0000FF"/>
-          <w:sz w:val="24"/>
           <w:u w:val="single"/>
         </w:rPr>
-        <w:t xml:space="preserve"> </w:t>
-      </w:r>
-      <w:r>
-        <w:rPr>
-          <w:rFonts w:ascii="Charis SIL Regular" w:hAnsi="Charis SIL Regular" w:eastAsia="Charis SIL Regular"/>
-          <w:b w:val="0"/>
-          <w:i w:val="0"/>
-          <w:color w:val="0000FF"/>
-          <w:sz w:val="24"/>
-          <w:u w:val="single"/>
-        </w:rPr>
-        <w:hyperlink r:id="rId22" w:history="1">
-          <w:r>
-            <w:rPr>
-              <w:rStyle w:val="Hyperlink"/>
-            </w:rPr>
-            <w:t>rese</w:t>
-          </w:r>
-        </w:hyperlink>
-      </w:r>
-      <w:r>
-        <w:rPr>
-          <w:rFonts w:ascii="Charis SIL Regular" w:hAnsi="Charis SIL Regular" w:eastAsia="Charis SIL Regular"/>
-          <w:b w:val="0"/>
-          <w:i w:val="0"/>
-          <w:color w:val="0000FF"/>
-          <w:sz w:val="24"/>
-          <w:u w:val="single"/>
-        </w:rPr>
-        <w:hyperlink r:id="rId22" w:history="1">
-          <w:r>
-            <w:rPr>
-              <w:rStyle w:val="Hyperlink"/>
-            </w:rPr>
-            <w:t>a</w:t>
-          </w:r>
-        </w:hyperlink>
-      </w:r>
-      <w:r>
-        <w:rPr>
-          <w:rFonts w:ascii="Charis SIL Regular" w:hAnsi="Charis SIL Regular" w:eastAsia="Charis SIL Regular"/>
-          <w:b w:val="0"/>
-          <w:i w:val="0"/>
-          <w:color w:val="0000FF"/>
-          <w:sz w:val="24"/>
-          <w:u w:val="single"/>
-        </w:rPr>
-        <w:hyperlink r:id="rId21" w:history="1">
-          <w:r>
-            <w:rPr>
-              <w:rStyle w:val="Hyperlink"/>
-            </w:rPr>
-            <w:t>rch</w:t>
-          </w:r>
-        </w:hyperlink>
-      </w:r>
-      <w:r>
-        <w:rPr>
-          <w:rFonts w:ascii="Charis SIL Regular" w:hAnsi="Charis SIL Regular" w:eastAsia="Charis SIL Regular"/>
-          <w:b w:val="0"/>
-          <w:i w:val="0"/>
-          <w:color w:val="0000FF"/>
-          <w:sz w:val="24"/>
-          <w:u w:val="single"/>
-        </w:rPr>
-        <w:t xml:space="preserve"> </w:t>
-      </w:r>
-      <w:r>
-        <w:rPr>
-          <w:rFonts w:ascii="Charis SIL Regular" w:hAnsi="Charis SIL Regular" w:eastAsia="Charis SIL Regular"/>
-          <w:b w:val="0"/>
-          <w:i w:val="0"/>
-          <w:color w:val="0000FF"/>
-          <w:sz w:val="24"/>
-          <w:u w:val="single"/>
-        </w:rPr>
-        <w:hyperlink r:id="rId21" w:history="1">
-          <w:r>
-            <w:rPr>
-              <w:rStyle w:val="Hyperlink"/>
-            </w:rPr>
-            <w:t>in</w:t>
-          </w:r>
-        </w:hyperlink>
-      </w:r>
-      <w:r>
-        <w:rPr>
-          <w:rFonts w:ascii="Charis SIL Regular" w:hAnsi="Charis SIL Regular" w:eastAsia="Charis SIL Regular"/>
-          <w:b w:val="0"/>
-          <w:i w:val="0"/>
-          <w:color w:val="0000FF"/>
-          <w:sz w:val="24"/>
-          <w:u w:val="single"/>
-        </w:rPr>
-        <w:t xml:space="preserve"> </w:t>
-      </w:r>
-      <w:r>
-        <w:rPr>
-          <w:rFonts w:ascii="Charis SIL Regular" w:hAnsi="Charis SIL Regular" w:eastAsia="Charis SIL Regular"/>
-          <w:b w:val="0"/>
-          <w:i w:val="0"/>
-          <w:color w:val="0000FF"/>
-          <w:sz w:val="24"/>
-          <w:u w:val="single"/>
-        </w:rPr>
-        <w:hyperlink r:id="rId21" w:history="1">
-          <w:r>
-            <w:rPr>
-              <w:rStyle w:val="Hyperlink"/>
-            </w:rPr>
-            <w:t>col</w:t>
-          </w:r>
-        </w:hyperlink>
-      </w:r>
-      <w:r>
-        <w:rPr>
-          <w:rFonts w:ascii="Charis SIL Regular" w:hAnsi="Charis SIL Regular" w:eastAsia="Charis SIL Regular"/>
-          <w:b w:val="0"/>
-          <w:i w:val="0"/>
-          <w:color w:val="0000FF"/>
-          <w:sz w:val="24"/>
-          <w:u w:val="single"/>
-        </w:rPr>
-        <w:hyperlink r:id="rId21" w:history="1">
-          <w:r>
-            <w:rPr>
-              <w:rStyle w:val="Hyperlink"/>
-            </w:rPr>
-            <w:t>o</w:t>
-          </w:r>
-        </w:hyperlink>
-      </w:r>
-      <w:r>
-        <w:rPr>
-          <w:rFonts w:ascii="Charis SIL Regular" w:hAnsi="Charis SIL Regular" w:eastAsia="Charis SIL Regular"/>
-          <w:b w:val="0"/>
-          <w:i w:val="0"/>
-          <w:color w:val="0000FF"/>
-          <w:sz w:val="24"/>
-          <w:u w:val="single"/>
-        </w:rPr>
-        <w:hyperlink r:id="rId21" w:history="1">
-          <w:r>
-            <w:rPr>
-              <w:rStyle w:val="Hyperlink"/>
-            </w:rPr>
-            <w:t>n</w:t>
-          </w:r>
-        </w:hyperlink>
-      </w:r>
-      <w:r>
-        <w:rPr>
-          <w:rFonts w:ascii="Charis SIL Regular" w:hAnsi="Charis SIL Regular" w:eastAsia="Charis SIL Regular"/>
-          <w:b w:val="0"/>
-          <w:i w:val="0"/>
-          <w:color w:val="0000FF"/>
-          <w:sz w:val="24"/>
-          <w:u w:val="single"/>
-        </w:rPr>
-        <w:hyperlink r:id="rId21" w:history="1">
-          <w:r>
-            <w:rPr>
-              <w:rStyle w:val="Hyperlink"/>
-            </w:rPr>
-            <w:t>i</w:t>
-          </w:r>
-        </w:hyperlink>
-      </w:r>
-      <w:r>
-        <w:rPr>
-          <w:rFonts w:ascii="Charis SIL Regular" w:hAnsi="Charis SIL Regular" w:eastAsia="Charis SIL Regular"/>
-          <w:b w:val="0"/>
-          <w:i w:val="0"/>
-          <w:color w:val="0000FF"/>
-          <w:sz w:val="24"/>
-          <w:u w:val="single"/>
-        </w:rPr>
-        <w:hyperlink r:id="rId21" w:history="1">
+        <w:hyperlink r:id="rId23" w:history="1">
           <w:r>
             <w:rPr>
               <w:rStyle w:val="Hyperlink"/>
@@ -3127,280 +3326,7 @@
           <w:sz w:val="24"/>
           <w:u w:val="single"/>
         </w:rPr>
-        <w:hyperlink r:id="rId21" w:history="1">
-          <w:r>
-            <w:rPr>
-              <w:rStyle w:val="Hyperlink"/>
-            </w:rPr>
-            <w:t>territ</w:t>
-          </w:r>
-        </w:hyperlink>
-      </w:r>
-      <w:r>
-        <w:rPr>
-          <w:rFonts w:ascii="Charis SIL Regular" w:hAnsi="Charis SIL Regular" w:eastAsia="Charis SIL Regular"/>
-          <w:b w:val="0"/>
-          <w:i w:val="0"/>
-          <w:color w:val="0000FF"/>
-          <w:sz w:val="24"/>
-          <w:u w:val="single"/>
-        </w:rPr>
-        <w:hyperlink r:id="rId21" w:history="1">
-          <w:r>
-            <w:rPr>
-              <w:rStyle w:val="Hyperlink"/>
-            </w:rPr>
-            <w:t>o</w:t>
-          </w:r>
-        </w:hyperlink>
-      </w:r>
-      <w:r>
-        <w:rPr>
-          <w:rFonts w:ascii="Charis SIL Regular" w:hAnsi="Charis SIL Regular" w:eastAsia="Charis SIL Regular"/>
-          <w:b w:val="0"/>
-          <w:i w:val="0"/>
-          <w:color w:val="0000FF"/>
-          <w:sz w:val="24"/>
-          <w:u w:val="single"/>
-        </w:rPr>
-        <w:hyperlink r:id="rId21" w:history="1">
-          <w:r>
-            <w:rPr>
-              <w:rStyle w:val="Hyperlink"/>
-            </w:rPr>
-            <w:t>ries</w:t>
-          </w:r>
-        </w:hyperlink>
-      </w:r>
-      <w:r>
-        <w:br/>
-      </w:r>
-      <w:r>
-        <w:rPr>
-          <w:rFonts w:ascii="Charis SIL Regular" w:hAnsi="Charis SIL Regular" w:eastAsia="Charis SIL Regular"/>
-          <w:b w:val="0"/>
-          <w:i w:val="0"/>
-          <w:color w:val="000000"/>
-          <w:sz w:val="24"/>
-        </w:rPr>
-        <w:t xml:space="preserve">•  </w:t>
-      </w:r>
-      <w:r>
-        <w:rPr>
-          <w:rFonts w:ascii="Charis SIL Regular" w:hAnsi="Charis SIL Regular" w:eastAsia="Charis SIL Regular"/>
-          <w:b w:val="0"/>
-          <w:i w:val="0"/>
-          <w:color w:val="0000FF"/>
-          <w:sz w:val="24"/>
-          <w:u w:val="single"/>
-        </w:rPr>
-        <w:hyperlink r:id="rId22" w:history="1">
-          <w:r>
-            <w:rPr>
-              <w:rStyle w:val="Hyperlink"/>
-            </w:rPr>
-            <w:t>Christian</w:t>
-          </w:r>
-        </w:hyperlink>
-      </w:r>
-      <w:r>
-        <w:rPr>
-          <w:rFonts w:ascii="Charis SIL Regular" w:hAnsi="Charis SIL Regular" w:eastAsia="Charis SIL Regular"/>
-          <w:b w:val="0"/>
-          <w:i w:val="0"/>
-          <w:color w:val="0000FF"/>
-          <w:sz w:val="24"/>
-          <w:u w:val="single"/>
-        </w:rPr>
-        <w:t xml:space="preserve"> </w:t>
-      </w:r>
-      <w:r>
-        <w:rPr>
-          <w:rFonts w:ascii="Charis SIL Regular" w:hAnsi="Charis SIL Regular" w:eastAsia="Charis SIL Regular"/>
-          <w:b w:val="0"/>
-          <w:i w:val="0"/>
-          <w:color w:val="0000FF"/>
-          <w:sz w:val="24"/>
-          <w:u w:val="single"/>
-        </w:rPr>
-        <w:hyperlink r:id="rId22" w:history="1">
-          <w:r>
-            <w:rPr>
-              <w:rStyle w:val="Hyperlink"/>
-            </w:rPr>
-            <w:t>missiona</w:t>
-          </w:r>
-        </w:hyperlink>
-      </w:r>
-      <w:r>
-        <w:rPr>
-          <w:rFonts w:ascii="Charis SIL Regular" w:hAnsi="Charis SIL Regular" w:eastAsia="Charis SIL Regular"/>
-          <w:b w:val="0"/>
-          <w:i w:val="0"/>
-          <w:color w:val="0000FF"/>
-          <w:sz w:val="24"/>
-          <w:u w:val="single"/>
-        </w:rPr>
-        <w:hyperlink r:id="rId22" w:history="1">
-          <w:r>
-            <w:rPr>
-              <w:rStyle w:val="Hyperlink"/>
-            </w:rPr>
-            <w:t>r</w:t>
-          </w:r>
-        </w:hyperlink>
-      </w:r>
-      <w:r>
-        <w:rPr>
-          <w:rFonts w:ascii="Charis SIL Regular" w:hAnsi="Charis SIL Regular" w:eastAsia="Charis SIL Regular"/>
-          <w:b w:val="0"/>
-          <w:i w:val="0"/>
-          <w:color w:val="0000FF"/>
-          <w:sz w:val="24"/>
-          <w:u w:val="single"/>
-        </w:rPr>
-        <w:hyperlink r:id="rId22" w:history="1">
-          <w:r>
-            <w:rPr>
-              <w:rStyle w:val="Hyperlink"/>
-            </w:rPr>
-            <w:t>ie</w:t>
-          </w:r>
-        </w:hyperlink>
-      </w:r>
-      <w:r>
-        <w:rPr>
-          <w:rFonts w:ascii="Charis SIL Regular" w:hAnsi="Charis SIL Regular" w:eastAsia="Charis SIL Regular"/>
-          <w:b w:val="0"/>
-          <w:i w:val="0"/>
-          <w:color w:val="0000FF"/>
-          <w:sz w:val="24"/>
-          <w:u w:val="single"/>
-        </w:rPr>
-        <w:hyperlink r:id="rId22" w:history="1">
-          <w:r>
-            <w:rPr>
-              <w:rStyle w:val="Hyperlink"/>
-            </w:rPr>
-            <w:t>s</w:t>
-          </w:r>
-        </w:hyperlink>
-      </w:r>
-      <w:r>
-        <w:rPr>
-          <w:rFonts w:ascii="Charis SIL Regular" w:hAnsi="Charis SIL Regular" w:eastAsia="Charis SIL Regular"/>
-          <w:b w:val="0"/>
-          <w:i w:val="0"/>
-          <w:color w:val="0000FF"/>
-          <w:sz w:val="24"/>
-          <w:u w:val="single"/>
-        </w:rPr>
-        <w:t xml:space="preserve"> </w:t>
-      </w:r>
-      <w:r>
-        <w:rPr>
-          <w:rFonts w:ascii="Charis SIL Regular" w:hAnsi="Charis SIL Regular" w:eastAsia="Charis SIL Regular"/>
-          <w:b w:val="0"/>
-          <w:i w:val="0"/>
-          <w:color w:val="0000FF"/>
-          <w:sz w:val="24"/>
-          <w:u w:val="single"/>
-        </w:rPr>
-        <w:hyperlink r:id="rId22" w:history="1">
-          <w:r>
-            <w:rPr>
-              <w:rStyle w:val="Hyperlink"/>
-            </w:rPr>
-            <w:t>in</w:t>
-          </w:r>
-        </w:hyperlink>
-      </w:r>
-      <w:r>
-        <w:rPr>
-          <w:rFonts w:ascii="Charis SIL Regular" w:hAnsi="Charis SIL Regular" w:eastAsia="Charis SIL Regular"/>
-          <w:b w:val="0"/>
-          <w:i w:val="0"/>
-          <w:color w:val="0000FF"/>
-          <w:sz w:val="24"/>
-          <w:u w:val="single"/>
-        </w:rPr>
-        <w:t xml:space="preserve"> </w:t>
-      </w:r>
-      <w:r>
-        <w:rPr>
-          <w:rFonts w:ascii="Charis SIL Regular" w:hAnsi="Charis SIL Regular" w:eastAsia="Charis SIL Regular"/>
-          <w:b w:val="0"/>
-          <w:i w:val="0"/>
-          <w:color w:val="0000FF"/>
-          <w:sz w:val="24"/>
-          <w:u w:val="single"/>
-        </w:rPr>
-        <w:hyperlink r:id="rId22" w:history="1">
-          <w:r>
-            <w:rPr>
-              <w:rStyle w:val="Hyperlink"/>
-            </w:rPr>
-            <w:t>colon</w:t>
-          </w:r>
-        </w:hyperlink>
-      </w:r>
-      <w:r>
-        <w:rPr>
-          <w:rFonts w:ascii="Charis SIL Regular" w:hAnsi="Charis SIL Regular" w:eastAsia="Charis SIL Regular"/>
-          <w:b w:val="0"/>
-          <w:i w:val="0"/>
-          <w:color w:val="0000FF"/>
-          <w:sz w:val="24"/>
-          <w:u w:val="single"/>
-        </w:rPr>
-        <w:hyperlink r:id="rId22" w:history="1">
-          <w:r>
-            <w:rPr>
-              <w:rStyle w:val="Hyperlink"/>
-            </w:rPr>
-            <w:t>i</w:t>
-          </w:r>
-        </w:hyperlink>
-      </w:r>
-      <w:r>
-        <w:rPr>
-          <w:rFonts w:ascii="Charis SIL Regular" w:hAnsi="Charis SIL Regular" w:eastAsia="Charis SIL Regular"/>
-          <w:b w:val="0"/>
-          <w:i w:val="0"/>
-          <w:color w:val="0000FF"/>
-          <w:sz w:val="24"/>
-          <w:u w:val="single"/>
-        </w:rPr>
-        <w:hyperlink r:id="rId22" w:history="1">
-          <w:r>
-            <w:rPr>
-              <w:rStyle w:val="Hyperlink"/>
-            </w:rPr>
-            <w:t>sed</w:t>
-          </w:r>
-        </w:hyperlink>
-      </w:r>
-      <w:r>
-        <w:rPr>
-          <w:rFonts w:ascii="Charis SIL Regular" w:hAnsi="Charis SIL Regular" w:eastAsia="Charis SIL Regular"/>
-          <w:b w:val="0"/>
-          <w:i w:val="0"/>
-          <w:color w:val="0000FF"/>
-          <w:sz w:val="24"/>
-          <w:u w:val="single"/>
-        </w:rPr>
-        <w:t xml:space="preserve"> </w:t>
-      </w:r>
-      <w:r>
-        <w:rPr>
-          <w:rFonts w:ascii="Charis SIL Regular" w:hAnsi="Charis SIL Regular" w:eastAsia="Charis SIL Regular"/>
-          <w:b w:val="0"/>
-          <w:i w:val="0"/>
-          <w:color w:val="0000FF"/>
-          <w:sz w:val="24"/>
-          <w:u w:val="single"/>
-        </w:rPr>
-        <w:hyperlink r:id="rId22" w:history="1">
+        <w:hyperlink r:id="rId23" w:history="1">
           <w:r>
             <w:rPr>
               <w:rStyle w:val="Hyperlink"/>

--- a/EXPORTS/DOCX/published/niveau2/English/Museum.docx
+++ b/EXPORTS/DOCX/published/niveau2/English/Museum.docx
@@ -392,7 +392,7 @@
           <w:sz w:val="24"/>
           <w:u w:val="single"/>
         </w:rPr>
-        <w:hyperlink r:id="rId9" w:history="1">
+        <w:hyperlink r:id="rId10" w:history="1">
           <w:r>
             <w:rPr>
               <w:rStyle w:val="Hyperlink"/>
@@ -421,7 +421,7 @@
           <w:sz w:val="24"/>
           <w:u w:val="single"/>
         </w:rPr>
-        <w:hyperlink r:id="rId9" w:history="1">
+        <w:hyperlink r:id="rId10" w:history="1">
           <w:r>
             <w:rPr>
               <w:rStyle w:val="Hyperlink"/>
@@ -896,7 +896,18 @@
           <w:color w:val="000000"/>
           <w:sz w:val="24"/>
         </w:rPr>
-        <w:t xml:space="preserve"> (Museum of Geography and Ethnology) in Rotterdam in 1</w:t>
+        <w:t xml:space="preserve"> (Museum of Geography and Ethnology) in </w:t>
+      </w:r>
+      <w:r>
+        <w:rPr>
+          <w:u w:val="single" w:color="0000ff"/>
+          <w:rFonts w:ascii="Charis SIL Regular" w:hAnsi="Charis SIL Regular" w:eastAsia="Charis SIL Regular"/>
+          <w:b w:val="0"/>
+          <w:i w:val="0"/>
+          <w:color w:val="000000"/>
+          <w:sz w:val="24"/>
+        </w:rPr>
+        <w:t>Rotterdam in 1</w:t>
       </w:r>
       <w:r>
         <w:rPr>
@@ -2171,7 +2182,7 @@
           <w:sz w:val="24"/>
           <w:u w:val="single"/>
         </w:rPr>
-        <w:hyperlink r:id="rId19" w:history="1">
+        <w:hyperlink r:id="rId20" w:history="1">
           <w:r>
             <w:rPr>
               <w:rStyle w:val="Hyperlink"/>
@@ -2200,7 +2211,7 @@
           <w:sz w:val="24"/>
           <w:u w:val="single"/>
         </w:rPr>
-        <w:hyperlink r:id="rId19" w:history="1">
+        <w:hyperlink r:id="rId20" w:history="1">
           <w:r>
             <w:rPr>
               <w:rStyle w:val="Hyperlink"/>
@@ -2218,7 +2229,7 @@
           <w:sz w:val="24"/>
           <w:u w:val="single"/>
         </w:rPr>
-        <w:hyperlink r:id="rId19" w:history="1">
+        <w:hyperlink r:id="rId20" w:history="1">
           <w:r>
             <w:rPr>
               <w:rStyle w:val="Hyperlink"/>
@@ -2274,6 +2285,7 @@
           <w:i w:val="0"/>
           <w:color w:val="0000FF"/>
           <w:sz w:val="24"/>
+          <w:u w:val="single"/>
         </w:rPr>
         <w:hyperlink r:id="rId20" w:history="1">
           <w:r>
@@ -2293,7 +2305,7 @@
           <w:sz w:val="24"/>
           <w:u w:val="single"/>
         </w:rPr>
-        <w:hyperlink r:id="rId19" w:history="1">
+        <w:hyperlink r:id="rId20" w:history="1">
           <w:r>
             <w:rPr>
               <w:rStyle w:val="Hyperlink"/>
@@ -2311,7 +2323,7 @@
           <w:sz w:val="24"/>
           <w:u w:val="single"/>
         </w:rPr>
-        <w:hyperlink r:id="rId19" w:history="1">
+        <w:hyperlink r:id="rId20" w:history="1">
           <w:r>
             <w:rPr>
               <w:rStyle w:val="Hyperlink"/>
@@ -2329,7 +2341,7 @@
           <w:sz w:val="24"/>
           <w:u w:val="single"/>
         </w:rPr>
-        <w:hyperlink r:id="rId19" w:history="1">
+        <w:hyperlink r:id="rId20" w:history="1">
           <w:r>
             <w:rPr>
               <w:rStyle w:val="Hyperlink"/>
@@ -2358,7 +2370,7 @@
           <w:sz w:val="24"/>
           <w:u w:val="single"/>
         </w:rPr>
-        <w:hyperlink r:id="rId19" w:history="1">
+        <w:hyperlink r:id="rId20" w:history="1">
           <w:r>
             <w:rPr>
               <w:rStyle w:val="Hyperlink"/>
@@ -2385,6 +2397,7 @@
           <w:i w:val="0"/>
           <w:color w:val="0000FF"/>
           <w:sz w:val="24"/>
+          <w:u w:val="single"/>
         </w:rPr>
         <w:hyperlink r:id="rId20" w:history="1">
           <w:r>
@@ -2415,7 +2428,7 @@
           <w:sz w:val="24"/>
           <w:u w:val="single"/>
         </w:rPr>
-        <w:hyperlink r:id="rId19" w:history="1">
+        <w:hyperlink r:id="rId20" w:history="1">
           <w:r>
             <w:rPr>
               <w:rStyle w:val="Hyperlink"/>
@@ -2431,6 +2444,7 @@
           <w:i w:val="0"/>
           <w:color w:val="0000FF"/>
           <w:sz w:val="24"/>
+          <w:u w:val="single"/>
         </w:rPr>
         <w:t xml:space="preserve"> </w:t>
       </w:r>
@@ -2500,7 +2514,7 @@
           <w:sz w:val="24"/>
           <w:u w:val="single"/>
         </w:rPr>
-        <w:hyperlink r:id="rId21" w:history="1">
+        <w:hyperlink r:id="rId20" w:history="1">
           <w:r>
             <w:rPr>
               <w:rStyle w:val="Hyperlink"/>
@@ -2519,6 +2533,294 @@
           <w:u w:val="single"/>
         </w:rPr>
         <w:t xml:space="preserve"> </w:t>
+      </w:r>
+      <w:r>
+        <w:rPr>
+          <w:rFonts w:ascii="Charis SIL Regular" w:hAnsi="Charis SIL Regular" w:eastAsia="Charis SIL Regular"/>
+          <w:b w:val="0"/>
+          <w:i w:val="0"/>
+          <w:color w:val="0000FF"/>
+          <w:sz w:val="24"/>
+          <w:u w:val="single"/>
+        </w:rPr>
+        <w:hyperlink r:id="rId20" w:history="1">
+          <w:r>
+            <w:rPr>
+              <w:rStyle w:val="Hyperlink"/>
+            </w:rPr>
+            <w:t>n</w:t>
+          </w:r>
+        </w:hyperlink>
+      </w:r>
+      <w:r>
+        <w:rPr>
+          <w:rFonts w:ascii="Charis SIL Regular" w:hAnsi="Charis SIL Regular" w:eastAsia="Charis SIL Regular"/>
+          <w:b w:val="0"/>
+          <w:i w:val="0"/>
+          <w:color w:val="0000FF"/>
+          <w:sz w:val="24"/>
+          <w:u w:val="single"/>
+        </w:rPr>
+        <w:hyperlink r:id="rId20" w:history="1">
+          <w:r>
+            <w:rPr>
+              <w:rStyle w:val="Hyperlink"/>
+            </w:rPr>
+            <w:t>a</w:t>
+          </w:r>
+        </w:hyperlink>
+      </w:r>
+      <w:r>
+        <w:rPr>
+          <w:rFonts w:ascii="Charis SIL Regular" w:hAnsi="Charis SIL Regular" w:eastAsia="Charis SIL Regular"/>
+          <w:b w:val="0"/>
+          <w:i w:val="0"/>
+          <w:color w:val="0000FF"/>
+          <w:sz w:val="24"/>
+          <w:u w:val="single"/>
+        </w:rPr>
+        <w:hyperlink r:id="rId20" w:history="1">
+          <w:r>
+            <w:rPr>
+              <w:rStyle w:val="Hyperlink"/>
+            </w:rPr>
+            <w:t>v</w:t>
+          </w:r>
+        </w:hyperlink>
+      </w:r>
+      <w:r>
+        <w:rPr>
+          <w:rFonts w:ascii="Charis SIL Regular" w:hAnsi="Charis SIL Regular" w:eastAsia="Charis SIL Regular"/>
+          <w:b w:val="0"/>
+          <w:i w:val="0"/>
+          <w:color w:val="0000FF"/>
+          <w:sz w:val="24"/>
+          <w:u w:val="single"/>
+        </w:rPr>
+        <w:hyperlink r:id="rId20" w:history="1">
+          <w:r>
+            <w:rPr>
+              <w:rStyle w:val="Hyperlink"/>
+            </w:rPr>
+            <w:t>y</w:t>
+          </w:r>
+        </w:hyperlink>
+      </w:r>
+      <w:r>
+        <w:rPr>
+          <w:rFonts w:ascii="Charis SIL Regular" w:hAnsi="Charis SIL Regular" w:eastAsia="Charis SIL Regular"/>
+          <w:b w:val="0"/>
+          <w:i w:val="0"/>
+          <w:color w:val="0000FF"/>
+          <w:sz w:val="24"/>
+          <w:u w:val="single"/>
+        </w:rPr>
+        <w:t xml:space="preserve"> </w:t>
+      </w:r>
+      <w:r>
+        <w:rPr>
+          <w:rFonts w:ascii="Charis SIL Regular" w:hAnsi="Charis SIL Regular" w:eastAsia="Charis SIL Regular"/>
+          <w:b w:val="0"/>
+          <w:i w:val="0"/>
+          <w:color w:val="0000FF"/>
+          <w:sz w:val="24"/>
+          <w:u w:val="single"/>
+        </w:rPr>
+        <w:hyperlink r:id="rId20" w:history="1">
+          <w:r>
+            <w:rPr>
+              <w:rStyle w:val="Hyperlink"/>
+            </w:rPr>
+            <w:t>perso</w:t>
+          </w:r>
+        </w:hyperlink>
+      </w:r>
+      <w:r>
+        <w:rPr>
+          <w:rFonts w:ascii="Charis SIL Regular" w:hAnsi="Charis SIL Regular" w:eastAsia="Charis SIL Regular"/>
+          <w:b w:val="0"/>
+          <w:i w:val="0"/>
+          <w:color w:val="0000FF"/>
+          <w:sz w:val="24"/>
+          <w:u w:val="single"/>
+        </w:rPr>
+        <w:hyperlink r:id="rId20" w:history="1">
+          <w:r>
+            <w:rPr>
+              <w:rStyle w:val="Hyperlink"/>
+            </w:rPr>
+            <w:t>nnel</w:t>
+          </w:r>
+        </w:hyperlink>
+      </w:r>
+      <w:r>
+        <w:rPr>
+          <w:rFonts w:ascii="Charis SIL Regular" w:hAnsi="Charis SIL Regular" w:eastAsia="Charis SIL Regular"/>
+          <w:b w:val="0"/>
+          <w:i w:val="0"/>
+          <w:color w:val="0000FF"/>
+          <w:sz w:val="24"/>
+          <w:u w:val="single"/>
+        </w:rPr>
+        <w:t xml:space="preserve"> </w:t>
+      </w:r>
+      <w:r>
+        <w:rPr>
+          <w:rFonts w:ascii="Charis SIL Regular" w:hAnsi="Charis SIL Regular" w:eastAsia="Charis SIL Regular"/>
+          <w:b w:val="0"/>
+          <w:i w:val="0"/>
+          <w:color w:val="0000FF"/>
+          <w:sz w:val="24"/>
+          <w:u w:val="single"/>
+        </w:rPr>
+        <w:hyperlink r:id="rId20" w:history="1">
+          <w:r>
+            <w:rPr>
+              <w:rStyle w:val="Hyperlink"/>
+            </w:rPr>
+            <w:t>i</w:t>
+          </w:r>
+        </w:hyperlink>
+      </w:r>
+      <w:r>
+        <w:rPr>
+          <w:rFonts w:ascii="Charis SIL Regular" w:hAnsi="Charis SIL Regular" w:eastAsia="Charis SIL Regular"/>
+          <w:b w:val="0"/>
+          <w:i w:val="0"/>
+          <w:color w:val="0000FF"/>
+          <w:sz w:val="24"/>
+          <w:u w:val="single"/>
+        </w:rPr>
+        <w:hyperlink r:id="rId20" w:history="1">
+          <w:r>
+            <w:rPr>
+              <w:rStyle w:val="Hyperlink"/>
+            </w:rPr>
+            <w:t>n</w:t>
+          </w:r>
+        </w:hyperlink>
+      </w:r>
+      <w:r>
+        <w:rPr>
+          <w:rFonts w:ascii="Charis SIL Regular" w:hAnsi="Charis SIL Regular" w:eastAsia="Charis SIL Regular"/>
+          <w:b w:val="0"/>
+          <w:i w:val="0"/>
+          <w:color w:val="0000FF"/>
+          <w:sz w:val="24"/>
+          <w:u w:val="single"/>
+        </w:rPr>
+        <w:t xml:space="preserve"> </w:t>
+      </w:r>
+      <w:r>
+        <w:rPr>
+          <w:rFonts w:ascii="Charis SIL Regular" w:hAnsi="Charis SIL Regular" w:eastAsia="Charis SIL Regular"/>
+          <w:b w:val="0"/>
+          <w:i w:val="0"/>
+          <w:color w:val="0000FF"/>
+          <w:sz w:val="24"/>
+          <w:u w:val="single"/>
+        </w:rPr>
+        <w:hyperlink r:id="rId20" w:history="1">
+          <w:r>
+            <w:rPr>
+              <w:rStyle w:val="Hyperlink"/>
+            </w:rPr>
+            <w:t>colonise</w:t>
+          </w:r>
+        </w:hyperlink>
+      </w:r>
+      <w:r>
+        <w:rPr>
+          <w:rFonts w:ascii="Charis SIL Regular" w:hAnsi="Charis SIL Regular" w:eastAsia="Charis SIL Regular"/>
+          <w:b w:val="0"/>
+          <w:i w:val="0"/>
+          <w:color w:val="0000FF"/>
+          <w:sz w:val="24"/>
+          <w:u w:val="single"/>
+        </w:rPr>
+        <w:hyperlink r:id="rId20" w:history="1">
+          <w:r>
+            <w:rPr>
+              <w:rStyle w:val="Hyperlink"/>
+            </w:rPr>
+            <w:t>d</w:t>
+          </w:r>
+        </w:hyperlink>
+      </w:r>
+      <w:r>
+        <w:rPr>
+          <w:rFonts w:ascii="Charis SIL Regular" w:hAnsi="Charis SIL Regular" w:eastAsia="Charis SIL Regular"/>
+          <w:b w:val="0"/>
+          <w:i w:val="0"/>
+          <w:color w:val="0000FF"/>
+          <w:sz w:val="24"/>
+          <w:u w:val="single"/>
+        </w:rPr>
+        <w:t xml:space="preserve"> </w:t>
+      </w:r>
+      <w:r>
+        <w:rPr>
+          <w:rFonts w:ascii="Charis SIL Regular" w:hAnsi="Charis SIL Regular" w:eastAsia="Charis SIL Regular"/>
+          <w:b w:val="0"/>
+          <w:i w:val="0"/>
+          <w:color w:val="0000FF"/>
+          <w:sz w:val="24"/>
+          <w:u w:val="single"/>
+        </w:rPr>
+        <w:hyperlink r:id="rId20" w:history="1">
+          <w:r>
+            <w:rPr>
+              <w:rStyle w:val="Hyperlink"/>
+            </w:rPr>
+            <w:t>territo</w:t>
+          </w:r>
+        </w:hyperlink>
+      </w:r>
+      <w:r>
+        <w:rPr>
+          <w:rFonts w:ascii="Charis SIL Regular" w:hAnsi="Charis SIL Regular" w:eastAsia="Charis SIL Regular"/>
+          <w:b w:val="0"/>
+          <w:i w:val="0"/>
+          <w:color w:val="0000FF"/>
+          <w:sz w:val="24"/>
+          <w:u w:val="single"/>
+        </w:rPr>
+        <w:hyperlink r:id="rId21" w:history="1">
+          <w:r>
+            <w:rPr>
+              <w:rStyle w:val="Hyperlink"/>
+            </w:rPr>
+            <w:t>ries</w:t>
+          </w:r>
+        </w:hyperlink>
+      </w:r>
+      <w:r>
+        <w:rPr>
+          <w:rFonts w:ascii="Charis SIL Regular" w:hAnsi="Charis SIL Regular" w:eastAsia="Charis SIL Regular"/>
+          <w:b w:val="0"/>
+          <w:i w:val="0"/>
+          <w:color w:val="000000"/>
+          <w:sz w:val="24"/>
+        </w:rPr>
+        <w:t xml:space="preserve">•  </w:t>
+      </w:r>
+      <w:r>
+        <w:rPr>
+          <w:rFonts w:ascii="Charis SIL Regular" w:hAnsi="Charis SIL Regular" w:eastAsia="Charis SIL Regular"/>
+          <w:b w:val="0"/>
+          <w:i w:val="0"/>
+          <w:color w:val="0000FF"/>
+          <w:sz w:val="24"/>
+          <w:u w:val="single"/>
+        </w:rPr>
+        <w:hyperlink r:id="rId21" w:history="1">
+          <w:r>
+            <w:rPr>
+              <w:rStyle w:val="Hyperlink"/>
+            </w:rPr>
+            <w:t>Scie</w:t>
+          </w:r>
+        </w:hyperlink>
       </w:r>
       <w:r>
         <w:rPr>
@@ -2547,108 +2849,14 @@
           <w:sz w:val="24"/>
           <w:u w:val="single"/>
         </w:rPr>
-        <w:hyperlink r:id="rId20" w:history="1">
-          <w:r>
-            <w:rPr>
-              <w:rStyle w:val="Hyperlink"/>
-            </w:rPr>
-            <w:t>a</w:t>
-          </w:r>
-        </w:hyperlink>
-      </w:r>
-      <w:r>
-        <w:rPr>
-          <w:rFonts w:ascii="Charis SIL Regular" w:hAnsi="Charis SIL Regular" w:eastAsia="Charis SIL Regular"/>
-          <w:b w:val="0"/>
-          <w:i w:val="0"/>
-          <w:color w:val="0000FF"/>
-          <w:sz w:val="24"/>
-          <w:u w:val="single"/>
-        </w:rPr>
-        <w:hyperlink r:id="rId20" w:history="1">
-          <w:r>
-            <w:rPr>
-              <w:rStyle w:val="Hyperlink"/>
-            </w:rPr>
-            <w:t>v</w:t>
-          </w:r>
-        </w:hyperlink>
-      </w:r>
-      <w:r>
-        <w:rPr>
-          <w:rFonts w:ascii="Charis SIL Regular" w:hAnsi="Charis SIL Regular" w:eastAsia="Charis SIL Regular"/>
-          <w:b w:val="0"/>
-          <w:i w:val="0"/>
-          <w:color w:val="0000FF"/>
-          <w:sz w:val="24"/>
-          <w:u w:val="single"/>
-        </w:rPr>
-        <w:hyperlink r:id="rId20" w:history="1">
-          <w:r>
-            <w:rPr>
-              <w:rStyle w:val="Hyperlink"/>
-            </w:rPr>
-            <w:t>y</w:t>
-          </w:r>
-        </w:hyperlink>
-      </w:r>
-      <w:r>
-        <w:rPr>
-          <w:rFonts w:ascii="Charis SIL Regular" w:hAnsi="Charis SIL Regular" w:eastAsia="Charis SIL Regular"/>
-          <w:b w:val="0"/>
-          <w:i w:val="0"/>
-          <w:color w:val="0000FF"/>
-          <w:sz w:val="24"/>
-          <w:u w:val="single"/>
-        </w:rPr>
-        <w:t xml:space="preserve"> </w:t>
-      </w:r>
-      <w:r>
-        <w:rPr>
-          <w:rFonts w:ascii="Charis SIL Regular" w:hAnsi="Charis SIL Regular" w:eastAsia="Charis SIL Regular"/>
-          <w:b w:val="0"/>
-          <w:i w:val="0"/>
-          <w:color w:val="0000FF"/>
-          <w:sz w:val="24"/>
-          <w:u w:val="single"/>
-        </w:rPr>
         <w:hyperlink r:id="rId21" w:history="1">
           <w:r>
             <w:rPr>
               <w:rStyle w:val="Hyperlink"/>
             </w:rPr>
-            <w:t>perso</w:t>
+            <w:t>tif</w:t>
           </w:r>
         </w:hyperlink>
-      </w:r>
-      <w:r>
-        <w:rPr>
-          <w:rFonts w:ascii="Charis SIL Regular" w:hAnsi="Charis SIL Regular" w:eastAsia="Charis SIL Regular"/>
-          <w:b w:val="0"/>
-          <w:i w:val="0"/>
-          <w:color w:val="0000FF"/>
-          <w:sz w:val="24"/>
-          <w:u w:val="single"/>
-        </w:rPr>
-        <w:hyperlink r:id="rId21" w:history="1">
-          <w:r>
-            <w:rPr>
-              <w:rStyle w:val="Hyperlink"/>
-            </w:rPr>
-            <w:t>nnel</w:t>
-          </w:r>
-        </w:hyperlink>
-      </w:r>
-      <w:r>
-        <w:rPr>
-          <w:rFonts w:ascii="Charis SIL Regular" w:hAnsi="Charis SIL Regular" w:eastAsia="Charis SIL Regular"/>
-          <w:b w:val="0"/>
-          <w:i w:val="0"/>
-          <w:color w:val="0000FF"/>
-          <w:sz w:val="24"/>
-          <w:u w:val="single"/>
-        </w:rPr>
-        <w:t xml:space="preserve"> </w:t>
       </w:r>
       <w:r>
         <w:rPr>
@@ -2677,14 +2885,7 @@
           <w:sz w:val="24"/>
           <w:u w:val="single"/>
         </w:rPr>
-        <w:hyperlink r:id="rId20" w:history="1">
-          <w:r>
-            <w:rPr>
-              <w:rStyle w:val="Hyperlink"/>
-            </w:rPr>
-            <w:t>n</w:t>
-          </w:r>
-        </w:hyperlink>
+        <w:t>c</w:t>
       </w:r>
       <w:r>
         <w:rPr>
@@ -2693,6 +2894,7 @@
           <w:i w:val="0"/>
           <w:color w:val="0000FF"/>
           <w:sz w:val="24"/>
+          <w:u w:val="single"/>
         </w:rPr>
         <w:t xml:space="preserve"> </w:t>
       </w:r>
@@ -2706,185 +2908,6 @@
           <w:u w:val="single"/>
         </w:rPr>
         <w:hyperlink r:id="rId21" w:history="1">
-          <w:r>
-            <w:rPr>
-              <w:rStyle w:val="Hyperlink"/>
-            </w:rPr>
-            <w:t>colonise</w:t>
-          </w:r>
-        </w:hyperlink>
-      </w:r>
-      <w:r>
-        <w:rPr>
-          <w:rFonts w:ascii="Charis SIL Regular" w:hAnsi="Charis SIL Regular" w:eastAsia="Charis SIL Regular"/>
-          <w:b w:val="0"/>
-          <w:i w:val="0"/>
-          <w:color w:val="0000FF"/>
-          <w:sz w:val="24"/>
-          <w:u w:val="single"/>
-        </w:rPr>
-        <w:hyperlink r:id="rId21" w:history="1">
-          <w:r>
-            <w:rPr>
-              <w:rStyle w:val="Hyperlink"/>
-            </w:rPr>
-            <w:t>d</w:t>
-          </w:r>
-        </w:hyperlink>
-      </w:r>
-      <w:r>
-        <w:rPr>
-          <w:rFonts w:ascii="Charis SIL Regular" w:hAnsi="Charis SIL Regular" w:eastAsia="Charis SIL Regular"/>
-          <w:b w:val="0"/>
-          <w:i w:val="0"/>
-          <w:color w:val="0000FF"/>
-          <w:sz w:val="24"/>
-          <w:u w:val="single"/>
-        </w:rPr>
-        <w:t xml:space="preserve"> </w:t>
-      </w:r>
-      <w:r>
-        <w:rPr>
-          <w:rFonts w:ascii="Charis SIL Regular" w:hAnsi="Charis SIL Regular" w:eastAsia="Charis SIL Regular"/>
-          <w:b w:val="0"/>
-          <w:i w:val="0"/>
-          <w:color w:val="0000FF"/>
-          <w:sz w:val="24"/>
-          <w:u w:val="single"/>
-        </w:rPr>
-        <w:hyperlink r:id="rId20" w:history="1">
-          <w:r>
-            <w:rPr>
-              <w:rStyle w:val="Hyperlink"/>
-            </w:rPr>
-            <w:t>territo</w:t>
-          </w:r>
-        </w:hyperlink>
-      </w:r>
-      <w:r>
-        <w:rPr>
-          <w:rFonts w:ascii="Charis SIL Regular" w:hAnsi="Charis SIL Regular" w:eastAsia="Charis SIL Regular"/>
-          <w:b w:val="0"/>
-          <w:i w:val="0"/>
-          <w:color w:val="0000FF"/>
-          <w:sz w:val="24"/>
-          <w:u w:val="single"/>
-        </w:rPr>
-        <w:hyperlink r:id="rId21" w:history="1">
-          <w:r>
-            <w:rPr>
-              <w:rStyle w:val="Hyperlink"/>
-            </w:rPr>
-            <w:t>ries</w:t>
-          </w:r>
-        </w:hyperlink>
-      </w:r>
-      <w:r>
-        <w:rPr>
-          <w:rFonts w:ascii="Charis SIL Regular" w:hAnsi="Charis SIL Regular" w:eastAsia="Charis SIL Regular"/>
-          <w:b w:val="0"/>
-          <w:i w:val="0"/>
-          <w:color w:val="000000"/>
-          <w:sz w:val="24"/>
-        </w:rPr>
-        <w:t xml:space="preserve">•  </w:t>
-      </w:r>
-      <w:r>
-        <w:rPr>
-          <w:rFonts w:ascii="Charis SIL Regular" w:hAnsi="Charis SIL Regular" w:eastAsia="Charis SIL Regular"/>
-          <w:b w:val="0"/>
-          <w:i w:val="0"/>
-          <w:color w:val="0000FF"/>
-          <w:sz w:val="24"/>
-          <w:u w:val="single"/>
-        </w:rPr>
-        <w:hyperlink r:id="rId21" w:history="1">
-          <w:r>
-            <w:rPr>
-              <w:rStyle w:val="Hyperlink"/>
-            </w:rPr>
-            <w:t>Scie</w:t>
-          </w:r>
-        </w:hyperlink>
-      </w:r>
-      <w:r>
-        <w:rPr>
-          <w:rFonts w:ascii="Charis SIL Regular" w:hAnsi="Charis SIL Regular" w:eastAsia="Charis SIL Regular"/>
-          <w:b w:val="0"/>
-          <w:i w:val="0"/>
-          <w:color w:val="0000FF"/>
-          <w:sz w:val="24"/>
-          <w:u w:val="single"/>
-        </w:rPr>
-        <w:hyperlink r:id="rId22" w:history="1">
-          <w:r>
-            <w:rPr>
-              <w:rStyle w:val="Hyperlink"/>
-            </w:rPr>
-            <w:t>n</w:t>
-          </w:r>
-        </w:hyperlink>
-      </w:r>
-      <w:r>
-        <w:rPr>
-          <w:rFonts w:ascii="Charis SIL Regular" w:hAnsi="Charis SIL Regular" w:eastAsia="Charis SIL Regular"/>
-          <w:b w:val="0"/>
-          <w:i w:val="0"/>
-          <w:color w:val="0000FF"/>
-          <w:sz w:val="24"/>
-          <w:u w:val="single"/>
-        </w:rPr>
-        <w:hyperlink r:id="rId21" w:history="1">
-          <w:r>
-            <w:rPr>
-              <w:rStyle w:val="Hyperlink"/>
-            </w:rPr>
-            <w:t>tif</w:t>
-          </w:r>
-        </w:hyperlink>
-      </w:r>
-      <w:r>
-        <w:rPr>
-          <w:rFonts w:ascii="Charis SIL Regular" w:hAnsi="Charis SIL Regular" w:eastAsia="Charis SIL Regular"/>
-          <w:b w:val="0"/>
-          <w:i w:val="0"/>
-          <w:color w:val="0000FF"/>
-          <w:sz w:val="24"/>
-          <w:u w:val="single"/>
-        </w:rPr>
-        <w:t>i</w:t>
-      </w:r>
-      <w:r>
-        <w:rPr>
-          <w:rFonts w:ascii="Charis SIL Regular" w:hAnsi="Charis SIL Regular" w:eastAsia="Charis SIL Regular"/>
-          <w:b w:val="0"/>
-          <w:i w:val="0"/>
-          <w:color w:val="0000FF"/>
-          <w:sz w:val="24"/>
-        </w:rPr>
-        <w:t>c</w:t>
-      </w:r>
-      <w:r>
-        <w:rPr>
-          <w:rFonts w:ascii="Charis SIL Regular" w:hAnsi="Charis SIL Regular" w:eastAsia="Charis SIL Regular"/>
-          <w:b w:val="0"/>
-          <w:i w:val="0"/>
-          <w:color w:val="0000FF"/>
-          <w:sz w:val="24"/>
-          <w:u w:val="single"/>
-        </w:rPr>
-        <w:t xml:space="preserve"> </w:t>
-      </w:r>
-      <w:r>
-        <w:rPr>
-          <w:rFonts w:ascii="Charis SIL Regular" w:hAnsi="Charis SIL Regular" w:eastAsia="Charis SIL Regular"/>
-          <w:b w:val="0"/>
-          <w:i w:val="0"/>
-          <w:color w:val="0000FF"/>
-          <w:sz w:val="24"/>
-          <w:u w:val="single"/>
-        </w:rPr>
-        <w:hyperlink r:id="rId22" w:history="1">
           <w:r>
             <w:rPr>
               <w:rStyle w:val="Hyperlink"/>
@@ -2902,7 +2925,7 @@
           <w:sz w:val="24"/>
           <w:u w:val="single"/>
         </w:rPr>
-        <w:hyperlink r:id="rId22" w:history="1">
+        <w:hyperlink r:id="rId21" w:history="1">
           <w:r>
             <w:rPr>
               <w:rStyle w:val="Hyperlink"/>
@@ -2996,7 +3019,7 @@
           <w:sz w:val="24"/>
           <w:u w:val="single"/>
         </w:rPr>
-        <w:hyperlink r:id="rId22" w:history="1">
+        <w:hyperlink r:id="rId21" w:history="1">
           <w:r>
             <w:rPr>
               <w:rStyle w:val="Hyperlink"/>
@@ -3014,7 +3037,7 @@
           <w:sz w:val="24"/>
           <w:u w:val="single"/>
         </w:rPr>
-        <w:hyperlink r:id="rId22" w:history="1">
+        <w:hyperlink r:id="rId21" w:history="1">
           <w:r>
             <w:rPr>
               <w:rStyle w:val="Hyperlink"/>
@@ -3120,11 +3143,21 @@
             <w:rPr>
               <w:rStyle w:val="Hyperlink"/>
             </w:rPr>
-            <w:t>ries</w:t>
+            <w:t>rie</w:t>
           </w:r>
         </w:hyperlink>
       </w:r>
       <w:r>
+        <w:rPr>
+          <w:rFonts w:ascii="Charis SIL Regular" w:hAnsi="Charis SIL Regular" w:eastAsia="Charis SIL Regular"/>
+          <w:b w:val="0"/>
+          <w:i w:val="0"/>
+          <w:color w:val="0000FF"/>
+          <w:sz w:val="24"/>
+        </w:rPr>
+        <w:t>s</w:t>
+      </w:r>
+      <w:r>
         <w:br/>
       </w:r>
       <w:r>
@@ -3146,7 +3179,7 @@
           <w:sz w:val="24"/>
           <w:u w:val="single"/>
         </w:rPr>
-        <w:hyperlink r:id="rId23" w:history="1">
+        <w:hyperlink r:id="rId22" w:history="1">
           <w:r>
             <w:rPr>
               <w:rStyle w:val="Hyperlink"/>
@@ -3191,8 +3224,34 @@
           <w:i w:val="0"/>
           <w:color w:val="0000FF"/>
           <w:sz w:val="24"/>
-        </w:rPr>
-        <w:t>rie</w:t>
+          <w:u w:val="single"/>
+        </w:rPr>
+        <w:hyperlink r:id="rId22" w:history="1">
+          <w:r>
+            <w:rPr>
+              <w:rStyle w:val="Hyperlink"/>
+            </w:rPr>
+            <w:t>r</w:t>
+          </w:r>
+        </w:hyperlink>
+      </w:r>
+      <w:r>
+        <w:rPr>
+          <w:rFonts w:ascii="Charis SIL Regular" w:hAnsi="Charis SIL Regular" w:eastAsia="Charis SIL Regular"/>
+          <w:b w:val="0"/>
+          <w:i w:val="0"/>
+          <w:color w:val="0000FF"/>
+          <w:sz w:val="24"/>
+          <w:u w:val="single"/>
+        </w:rPr>
+        <w:hyperlink r:id="rId22" w:history="1">
+          <w:r>
+            <w:rPr>
+              <w:rStyle w:val="Hyperlink"/>
+            </w:rPr>
+            <w:t>ie</w:t>
+          </w:r>
+        </w:hyperlink>
       </w:r>
       <w:r>
         <w:rPr>
@@ -3261,7 +3320,7 @@
           <w:sz w:val="24"/>
           <w:u w:val="single"/>
         </w:rPr>
-        <w:hyperlink r:id="rId23" w:history="1">
+        <w:hyperlink r:id="rId22" w:history="1">
           <w:r>
             <w:rPr>
               <w:rStyle w:val="Hyperlink"/>
@@ -3297,7 +3356,7 @@
           <w:sz w:val="24"/>
           <w:u w:val="single"/>
         </w:rPr>
-        <w:hyperlink r:id="rId23" w:history="1">
+        <w:hyperlink r:id="rId22" w:history="1">
           <w:r>
             <w:rPr>
               <w:rStyle w:val="Hyperlink"/>
@@ -3326,7 +3385,7 @@
           <w:sz w:val="24"/>
           <w:u w:val="single"/>
         </w:rPr>
-        <w:hyperlink r:id="rId23" w:history="1">
+        <w:hyperlink r:id="rId22" w:history="1">
           <w:r>
             <w:rPr>
               <w:rStyle w:val="Hyperlink"/>

--- a/EXPORTS/DOCX/published/niveau2/English/Museum.docx
+++ b/EXPORTS/DOCX/published/niveau2/English/Museum.docx
@@ -316,7 +316,25 @@
           <w:color w:val="000000"/>
           <w:sz w:val="24"/>
         </w:rPr>
-        <w:t xml:space="preserve">History) in 1820 and the </w:t>
+        <w:t>History) in 1820 and</w:t>
+      </w:r>
+      <w:r>
+        <w:rPr>
+          <w:u w:val="single" w:color="0000ff"/>
+          <w:rFonts w:ascii="Charis SIL Regular" w:hAnsi="Charis SIL Regular" w:eastAsia="Charis SIL Regular"/>
+          <w:b w:val="0"/>
+          <w:i w:val="0"/>
+          <w:color w:val="000000"/>
+          <w:sz w:val="24"/>
+        </w:rPr>
+        <w:hyperlink r:id="rId9" w:history="1">
+          <w:r>
+            <w:rPr>
+              <w:rStyle w:val="Hyperlink"/>
+            </w:rPr>
+            <w:t xml:space="preserve"> the </w:t>
+          </w:r>
+        </w:hyperlink>
       </w:r>
       <w:r>
         <w:rPr>
@@ -345,7 +363,7 @@
           <w:sz w:val="24"/>
           <w:u w:val="single"/>
         </w:rPr>
-        <w:t xml:space="preserve"> </w:t>
+        <w:t xml:space="preserve"> Etn</w:t>
       </w:r>
       <w:r>
         <w:rPr>
@@ -356,25 +374,7 @@
           <w:sz w:val="24"/>
           <w:u w:val="single"/>
         </w:rPr>
-        <w:hyperlink r:id="rId10" w:history="1">
-          <w:r>
-            <w:rPr>
-              <w:rStyle w:val="Hyperlink"/>
-            </w:rPr>
-            <w:t>Etn</w:t>
-          </w:r>
-        </w:hyperlink>
-      </w:r>
-      <w:r>
-        <w:rPr>
-          <w:rFonts w:ascii="Charis SIL Regular" w:hAnsi="Charis SIL Regular" w:eastAsia="Charis SIL Regular"/>
-          <w:b w:val="0"/>
-          <w:i w:val="0"/>
-          <w:color w:val="0000FF"/>
-          <w:sz w:val="24"/>
-          <w:u w:val="single"/>
-        </w:rPr>
-        <w:hyperlink r:id="rId10" w:history="1">
+        <w:hyperlink r:id="rId9" w:history="1">
           <w:r>
             <w:rPr>
               <w:rStyle w:val="Hyperlink"/>
@@ -392,7 +392,7 @@
           <w:sz w:val="24"/>
           <w:u w:val="single"/>
         </w:rPr>
-        <w:hyperlink r:id="rId10" w:history="1">
+        <w:hyperlink r:id="rId9" w:history="1">
           <w:r>
             <w:rPr>
               <w:rStyle w:val="Hyperlink"/>
@@ -439,7 +439,7 @@
           <w:sz w:val="24"/>
           <w:u w:val="single"/>
         </w:rPr>
-        <w:hyperlink r:id="rId9" w:history="1">
+        <w:hyperlink r:id="rId10" w:history="1">
           <w:r>
             <w:rPr>
               <w:rStyle w:val="Hyperlink"/>
@@ -457,7 +457,7 @@
           <w:sz w:val="24"/>
           <w:u w:val="single"/>
         </w:rPr>
-        <w:hyperlink r:id="rId9" w:history="1">
+        <w:hyperlink r:id="rId10" w:history="1">
           <w:r>
             <w:rPr>
               <w:rStyle w:val="Hyperlink"/>
@@ -896,18 +896,7 @@
           <w:color w:val="000000"/>
           <w:sz w:val="24"/>
         </w:rPr>
-        <w:t xml:space="preserve"> (Museum of Geography and Ethnology) in </w:t>
-      </w:r>
-      <w:r>
-        <w:rPr>
-          <w:u w:val="single" w:color="0000ff"/>
-          <w:rFonts w:ascii="Charis SIL Regular" w:hAnsi="Charis SIL Regular" w:eastAsia="Charis SIL Regular"/>
-          <w:b w:val="0"/>
-          <w:i w:val="0"/>
-          <w:color w:val="000000"/>
-          <w:sz w:val="24"/>
-        </w:rPr>
-        <w:t>Rotterdam in 1</w:t>
+        <w:t xml:space="preserve"> (Museum of Geography and Ethnology) in Rotterdam in 1</w:t>
       </w:r>
       <w:r>
         <w:rPr>
@@ -929,7 +918,6 @@
       </w:r>
       <w:r>
         <w:rPr>
-          <w:u w:val="single" w:color="0000ff"/>
           <w:rFonts w:ascii="Charis SIL Regular" w:hAnsi="Charis SIL Regular" w:eastAsia="Charis SIL Regular"/>
           <w:b w:val="0"/>
           <w:i w:val="0"/>
@@ -1142,35 +1130,7 @@
           <w:color w:val="000000"/>
           <w:sz w:val="24"/>
         </w:rPr>
-        <w:t>worldwide decolonisation after the</w:t>
-      </w:r>
-      <w:r>
-        <w:rPr>
-          <w:u w:val="single" w:color="0000ff"/>
-          <w:rFonts w:ascii="Charis SIL Regular" w:hAnsi="Charis SIL Regular" w:eastAsia="Charis SIL Regular"/>
-          <w:b w:val="0"/>
-          <w:i w:val="0"/>
-          <w:color w:val="000000"/>
-          <w:sz w:val="24"/>
-        </w:rPr>
-        <w:hyperlink r:id="rId13" w:history="1">
-          <w:r>
-            <w:rPr>
-              <w:rStyle w:val="Hyperlink"/>
-            </w:rPr>
-            <w:t xml:space="preserve"> Second</w:t>
-          </w:r>
-        </w:hyperlink>
-      </w:r>
-      <w:r>
-        <w:rPr>
-          <w:rFonts w:ascii="Charis SIL Regular" w:hAnsi="Charis SIL Regular" w:eastAsia="Charis SIL Regular"/>
-          <w:b w:val="0"/>
-          <w:i w:val="0"/>
-          <w:color w:val="000000"/>
-          <w:sz w:val="24"/>
-        </w:rPr>
-        <w:t xml:space="preserve"> </w:t>
+        <w:t xml:space="preserve">worldwide decolonisation after the Second </w:t>
       </w:r>
       <w:r>
         <w:rPr>
@@ -2305,7 +2265,7 @@
           <w:sz w:val="24"/>
           <w:u w:val="single"/>
         </w:rPr>
-        <w:hyperlink r:id="rId20" w:history="1">
+        <w:hyperlink r:id="rId19" w:history="1">
           <w:r>
             <w:rPr>
               <w:rStyle w:val="Hyperlink"/>
@@ -2323,7 +2283,7 @@
           <w:sz w:val="24"/>
           <w:u w:val="single"/>
         </w:rPr>
-        <w:hyperlink r:id="rId20" w:history="1">
+        <w:hyperlink r:id="rId19" w:history="1">
           <w:r>
             <w:rPr>
               <w:rStyle w:val="Hyperlink"/>
@@ -2341,7 +2301,7 @@
           <w:sz w:val="24"/>
           <w:u w:val="single"/>
         </w:rPr>
-        <w:hyperlink r:id="rId20" w:history="1">
+        <w:hyperlink r:id="rId19" w:history="1">
           <w:r>
             <w:rPr>
               <w:rStyle w:val="Hyperlink"/>
@@ -2370,7 +2330,7 @@
           <w:sz w:val="24"/>
           <w:u w:val="single"/>
         </w:rPr>
-        <w:hyperlink r:id="rId20" w:history="1">
+        <w:hyperlink r:id="rId19" w:history="1">
           <w:r>
             <w:rPr>
               <w:rStyle w:val="Hyperlink"/>
@@ -2399,7 +2359,7 @@
           <w:sz w:val="24"/>
           <w:u w:val="single"/>
         </w:rPr>
-        <w:hyperlink r:id="rId20" w:history="1">
+        <w:hyperlink r:id="rId19" w:history="1">
           <w:r>
             <w:rPr>
               <w:rStyle w:val="Hyperlink"/>
@@ -2428,7 +2388,7 @@
           <w:sz w:val="24"/>
           <w:u w:val="single"/>
         </w:rPr>
-        <w:hyperlink r:id="rId20" w:history="1">
+        <w:hyperlink r:id="rId19" w:history="1">
           <w:r>
             <w:rPr>
               <w:rStyle w:val="Hyperlink"/>

--- a/EXPORTS/DOCX/published/niveau2/English/Museum.docx
+++ b/EXPORTS/DOCX/published/niveau2/English/Museum.docx
@@ -320,7 +320,6 @@
       </w:r>
       <w:r>
         <w:rPr>
-          <w:u w:val="single" w:color="0000ff"/>
           <w:rFonts w:ascii="Charis SIL Regular" w:hAnsi="Charis SIL Regular" w:eastAsia="Charis SIL Regular"/>
           <w:b w:val="0"/>
           <w:i w:val="0"/>
@@ -345,7 +344,7 @@
           <w:sz w:val="24"/>
           <w:u w:val="single"/>
         </w:rPr>
-        <w:hyperlink r:id="rId10" w:history="1">
+        <w:hyperlink r:id="rId9" w:history="1">
           <w:r>
             <w:rPr>
               <w:rStyle w:val="Hyperlink"/>
@@ -363,7 +362,25 @@
           <w:sz w:val="24"/>
           <w:u w:val="single"/>
         </w:rPr>
-        <w:t xml:space="preserve"> Etn</w:t>
+        <w:t xml:space="preserve"> </w:t>
+      </w:r>
+      <w:r>
+        <w:rPr>
+          <w:rFonts w:ascii="Charis SIL Regular" w:hAnsi="Charis SIL Regular" w:eastAsia="Charis SIL Regular"/>
+          <w:b w:val="0"/>
+          <w:i w:val="0"/>
+          <w:color w:val="0000FF"/>
+          <w:sz w:val="24"/>
+          <w:u w:val="single"/>
+        </w:rPr>
+        <w:hyperlink r:id="rId9" w:history="1">
+          <w:r>
+            <w:rPr>
+              <w:rStyle w:val="Hyperlink"/>
+            </w:rPr>
+            <w:t>Etn</w:t>
+          </w:r>
+        </w:hyperlink>
       </w:r>
       <w:r>
         <w:rPr>
@@ -421,7 +438,7 @@
           <w:sz w:val="24"/>
           <w:u w:val="single"/>
         </w:rPr>
-        <w:hyperlink r:id="rId10" w:history="1">
+        <w:hyperlink r:id="rId9" w:history="1">
           <w:r>
             <w:rPr>
               <w:rStyle w:val="Hyperlink"/>
@@ -439,7 +456,7 @@
           <w:sz w:val="24"/>
           <w:u w:val="single"/>
         </w:rPr>
-        <w:hyperlink r:id="rId10" w:history="1">
+        <w:hyperlink r:id="rId9" w:history="1">
           <w:r>
             <w:rPr>
               <w:rStyle w:val="Hyperlink"/>
@@ -457,7 +474,7 @@
           <w:sz w:val="24"/>
           <w:u w:val="single"/>
         </w:rPr>
-        <w:hyperlink r:id="rId10" w:history="1">
+        <w:hyperlink r:id="rId9" w:history="1">
           <w:r>
             <w:rPr>
               <w:rStyle w:val="Hyperlink"/>
@@ -762,16 +779,8 @@
           <w:i w:val="0"/>
           <w:color w:val="0000FF"/>
           <w:sz w:val="24"/>
-          <w:u w:val="single"/>
-        </w:rPr>
-        <w:hyperlink r:id="rId12" w:history="1">
-          <w:r>
-            <w:rPr>
-              <w:rStyle w:val="Hyperlink"/>
-            </w:rPr>
-            <w:t>voor</w:t>
-          </w:r>
-        </w:hyperlink>
+        </w:rPr>
+        <w:t>voor Lan</w:t>
       </w:r>
       <w:r>
         <w:rPr>
@@ -782,36 +791,7 @@
           <w:sz w:val="24"/>
           <w:u w:val="single"/>
         </w:rPr>
-        <w:t xml:space="preserve"> </w:t>
-      </w:r>
-      <w:r>
-        <w:rPr>
-          <w:rFonts w:ascii="Charis SIL Regular" w:hAnsi="Charis SIL Regular" w:eastAsia="Charis SIL Regular"/>
-          <w:b w:val="0"/>
-          <w:i w:val="0"/>
-          <w:color w:val="0000FF"/>
-          <w:sz w:val="24"/>
-          <w:u w:val="single"/>
-        </w:rPr>
-        <w:hyperlink r:id="rId12" w:history="1">
-          <w:r>
-            <w:rPr>
-              <w:rStyle w:val="Hyperlink"/>
-            </w:rPr>
-            <w:t>Lan</w:t>
-          </w:r>
-        </w:hyperlink>
-      </w:r>
-      <w:r>
-        <w:rPr>
-          <w:rFonts w:ascii="Charis SIL Regular" w:hAnsi="Charis SIL Regular" w:eastAsia="Charis SIL Regular"/>
-          <w:b w:val="0"/>
-          <w:i w:val="0"/>
-          <w:color w:val="0000FF"/>
-          <w:sz w:val="24"/>
-          <w:u w:val="single"/>
-        </w:rPr>
-        <w:hyperlink r:id="rId12" w:history="1">
+        <w:hyperlink r:id="rId11" w:history="1">
           <w:r>
             <w:rPr>
               <w:rStyle w:val="Hyperlink"/>
@@ -840,7 +820,7 @@
           <w:sz w:val="24"/>
           <w:u w:val="single"/>
         </w:rPr>
-        <w:hyperlink r:id="rId12" w:history="1">
+        <w:hyperlink r:id="rId11" w:history="1">
           <w:r>
             <w:rPr>
               <w:rStyle w:val="Hyperlink"/>
@@ -861,7 +841,7 @@
           <w:sz w:val="24"/>
           <w:u w:val="single"/>
         </w:rPr>
-        <w:hyperlink r:id="rId12" w:history="1">
+        <w:hyperlink r:id="rId11" w:history="1">
           <w:r>
             <w:rPr>
               <w:rStyle w:val="Hyperlink"/>
@@ -896,7 +876,64 @@
           <w:color w:val="000000"/>
           <w:sz w:val="24"/>
         </w:rPr>
-        <w:t xml:space="preserve"> (Museum of Geography and Ethnology) in Rotterdam in 1</w:t>
+        <w:t xml:space="preserve"> (Museum of Geography and Ethnology) in </w:t>
+      </w:r>
+      <w:r>
+        <w:rPr>
+          <w:u w:val="single" w:color="0000ff"/>
+          <w:rFonts w:ascii="Charis SIL Regular" w:hAnsi="Charis SIL Regular" w:eastAsia="Charis SIL Regular"/>
+          <w:b w:val="0"/>
+          <w:i w:val="0"/>
+          <w:color w:val="000000"/>
+          <w:sz w:val="24"/>
+        </w:rPr>
+        <w:t>R</w:t>
+      </w:r>
+      <w:r>
+        <w:rPr>
+          <w:u w:val="single" w:color="0000ff"/>
+          <w:rFonts w:ascii="Charis SIL Regular" w:hAnsi="Charis SIL Regular" w:eastAsia="Charis SIL Regular"/>
+          <w:b w:val="0"/>
+          <w:i w:val="0"/>
+          <w:color w:val="000000"/>
+          <w:sz w:val="24"/>
+        </w:rPr>
+        <w:hyperlink r:id="rId12" w:history="1">
+          <w:r>
+            <w:rPr>
+              <w:rStyle w:val="Hyperlink"/>
+            </w:rPr>
+            <w:t>otterda</w:t>
+          </w:r>
+        </w:hyperlink>
+      </w:r>
+      <w:r>
+        <w:rPr>
+          <w:rFonts w:ascii="Charis SIL Regular" w:hAnsi="Charis SIL Regular" w:eastAsia="Charis SIL Regular"/>
+          <w:b w:val="0"/>
+          <w:i w:val="0"/>
+          <w:color w:val="000000"/>
+          <w:sz w:val="24"/>
+        </w:rPr>
+        <w:t>m</w:t>
+      </w:r>
+      <w:r>
+        <w:rPr>
+          <w:u w:val="single" w:color="0000ff"/>
+          <w:rFonts w:ascii="Charis SIL Regular" w:hAnsi="Charis SIL Regular" w:eastAsia="Charis SIL Regular"/>
+          <w:b w:val="0"/>
+          <w:i w:val="0"/>
+          <w:color w:val="000000"/>
+          <w:sz w:val="24"/>
+        </w:rPr>
+        <w:hyperlink r:id="rId12" w:history="1">
+          <w:r>
+            <w:rPr>
+              <w:rStyle w:val="Hyperlink"/>
+            </w:rPr>
+            <w:t xml:space="preserve"> in 1</w:t>
+          </w:r>
+        </w:hyperlink>
       </w:r>
       <w:r>
         <w:rPr>
@@ -918,6 +955,7 @@
       </w:r>
       <w:r>
         <w:rPr>
+          <w:u w:val="single" w:color="0000ff"/>
           <w:rFonts w:ascii="Charis SIL Regular" w:hAnsi="Charis SIL Regular" w:eastAsia="Charis SIL Regular"/>
           <w:b w:val="0"/>
           <w:i w:val="0"/>
@@ -1130,7 +1168,35 @@
           <w:color w:val="000000"/>
           <w:sz w:val="24"/>
         </w:rPr>
-        <w:t xml:space="preserve">worldwide decolonisation after the Second </w:t>
+        <w:t>worldwide decolonisation after the</w:t>
+      </w:r>
+      <w:r>
+        <w:rPr>
+          <w:u w:val="single" w:color="0000ff"/>
+          <w:rFonts w:ascii="Charis SIL Regular" w:hAnsi="Charis SIL Regular" w:eastAsia="Charis SIL Regular"/>
+          <w:b w:val="0"/>
+          <w:i w:val="0"/>
+          <w:color w:val="000000"/>
+          <w:sz w:val="24"/>
+        </w:rPr>
+        <w:hyperlink r:id="rId13" w:history="1">
+          <w:r>
+            <w:rPr>
+              <w:rStyle w:val="Hyperlink"/>
+            </w:rPr>
+            <w:t xml:space="preserve"> Second</w:t>
+          </w:r>
+        </w:hyperlink>
+      </w:r>
+      <w:r>
+        <w:rPr>
+          <w:rFonts w:ascii="Charis SIL Regular" w:hAnsi="Charis SIL Regular" w:eastAsia="Charis SIL Regular"/>
+          <w:b w:val="0"/>
+          <w:i w:val="0"/>
+          <w:color w:val="000000"/>
+          <w:sz w:val="24"/>
+        </w:rPr>
+        <w:t xml:space="preserve"> </w:t>
       </w:r>
       <w:r>
         <w:rPr>
@@ -2142,101 +2208,7 @@
           <w:sz w:val="24"/>
           <w:u w:val="single"/>
         </w:rPr>
-        <w:hyperlink r:id="rId20" w:history="1">
-          <w:r>
-            <w:rPr>
-              <w:rStyle w:val="Hyperlink"/>
-            </w:rPr>
-            <w:t>The</w:t>
-          </w:r>
-        </w:hyperlink>
-      </w:r>
-      <w:r>
-        <w:rPr>
-          <w:rFonts w:ascii="Charis SIL Regular" w:hAnsi="Charis SIL Regular" w:eastAsia="Charis SIL Regular"/>
-          <w:b w:val="0"/>
-          <w:i w:val="0"/>
-          <w:color w:val="0000FF"/>
-          <w:sz w:val="24"/>
-          <w:u w:val="single"/>
-        </w:rPr>
-        <w:t xml:space="preserve"> </w:t>
-      </w:r>
-      <w:r>
-        <w:rPr>
-          <w:rFonts w:ascii="Charis SIL Regular" w:hAnsi="Charis SIL Regular" w:eastAsia="Charis SIL Regular"/>
-          <w:b w:val="0"/>
-          <w:i w:val="0"/>
-          <w:color w:val="0000FF"/>
-          <w:sz w:val="24"/>
-          <w:u w:val="single"/>
-        </w:rPr>
-        <w:hyperlink r:id="rId20" w:history="1">
-          <w:r>
-            <w:rPr>
-              <w:rStyle w:val="Hyperlink"/>
-            </w:rPr>
-            <w:t>t</w:t>
-          </w:r>
-        </w:hyperlink>
-      </w:r>
-      <w:r>
-        <w:rPr>
-          <w:rFonts w:ascii="Charis SIL Regular" w:hAnsi="Charis SIL Regular" w:eastAsia="Charis SIL Regular"/>
-          <w:b w:val="0"/>
-          <w:i w:val="0"/>
-          <w:color w:val="0000FF"/>
-          <w:sz w:val="24"/>
-          <w:u w:val="single"/>
-        </w:rPr>
-        <w:hyperlink r:id="rId20" w:history="1">
-          <w:r>
-            <w:rPr>
-              <w:rStyle w:val="Hyperlink"/>
-            </w:rPr>
-            <w:t>rade</w:t>
-          </w:r>
-        </w:hyperlink>
-      </w:r>
-      <w:r>
-        <w:rPr>
-          <w:rFonts w:ascii="Charis SIL Regular" w:hAnsi="Charis SIL Regular" w:eastAsia="Charis SIL Regular"/>
-          <w:b w:val="0"/>
-          <w:i w:val="0"/>
-          <w:color w:val="0000FF"/>
-          <w:sz w:val="24"/>
-          <w:u w:val="single"/>
-        </w:rPr>
-        <w:t xml:space="preserve"> </w:t>
-      </w:r>
-      <w:r>
-        <w:rPr>
-          <w:rFonts w:ascii="Charis SIL Regular" w:hAnsi="Charis SIL Regular" w:eastAsia="Charis SIL Regular"/>
-          <w:b w:val="0"/>
-          <w:i w:val="0"/>
-          <w:color w:val="0000FF"/>
-          <w:sz w:val="24"/>
-          <w:u w:val="single"/>
-        </w:rPr>
-        <w:hyperlink r:id="rId20" w:history="1">
-          <w:r>
-            <w:rPr>
-              <w:rStyle w:val="Hyperlink"/>
-            </w:rPr>
-            <w:t>in</w:t>
-          </w:r>
-        </w:hyperlink>
-      </w:r>
-      <w:r>
-        <w:rPr>
-          <w:rFonts w:ascii="Charis SIL Regular" w:hAnsi="Charis SIL Regular" w:eastAsia="Charis SIL Regular"/>
-          <w:b w:val="0"/>
-          <w:i w:val="0"/>
-          <w:color w:val="0000FF"/>
-          <w:sz w:val="24"/>
-          <w:u w:val="single"/>
-        </w:rPr>
-        <w:t xml:space="preserve"> </w:t>
+        <w:t xml:space="preserve">The trade in </w:t>
       </w:r>
       <w:r>
         <w:rPr>
@@ -2265,7 +2237,7 @@
           <w:sz w:val="24"/>
           <w:u w:val="single"/>
         </w:rPr>
-        <w:hyperlink r:id="rId19" w:history="1">
+        <w:hyperlink r:id="rId20" w:history="1">
           <w:r>
             <w:rPr>
               <w:rStyle w:val="Hyperlink"/>
@@ -2283,7 +2255,7 @@
           <w:sz w:val="24"/>
           <w:u w:val="single"/>
         </w:rPr>
-        <w:hyperlink r:id="rId19" w:history="1">
+        <w:hyperlink r:id="rId20" w:history="1">
           <w:r>
             <w:rPr>
               <w:rStyle w:val="Hyperlink"/>
@@ -2301,7 +2273,7 @@
           <w:sz w:val="24"/>
           <w:u w:val="single"/>
         </w:rPr>
-        <w:hyperlink r:id="rId19" w:history="1">
+        <w:hyperlink r:id="rId20" w:history="1">
           <w:r>
             <w:rPr>
               <w:rStyle w:val="Hyperlink"/>
@@ -2319,36 +2291,7 @@
           <w:sz w:val="24"/>
           <w:u w:val="single"/>
         </w:rPr>
-        <w:t xml:space="preserve"> </w:t>
-      </w:r>
-      <w:r>
-        <w:rPr>
-          <w:rFonts w:ascii="Charis SIL Regular" w:hAnsi="Charis SIL Regular" w:eastAsia="Charis SIL Regular"/>
-          <w:b w:val="0"/>
-          <w:i w:val="0"/>
-          <w:color w:val="0000FF"/>
-          <w:sz w:val="24"/>
-          <w:u w:val="single"/>
-        </w:rPr>
-        <w:hyperlink r:id="rId19" w:history="1">
-          <w:r>
-            <w:rPr>
-              <w:rStyle w:val="Hyperlink"/>
-            </w:rPr>
-            <w:t>form</w:t>
-          </w:r>
-        </w:hyperlink>
-      </w:r>
-      <w:r>
-        <w:rPr>
-          <w:rFonts w:ascii="Charis SIL Regular" w:hAnsi="Charis SIL Regular" w:eastAsia="Charis SIL Regular"/>
-          <w:b w:val="0"/>
-          <w:i w:val="0"/>
-          <w:color w:val="0000FF"/>
-          <w:sz w:val="24"/>
-          <w:u w:val="single"/>
-        </w:rPr>
-        <w:t xml:space="preserve"> </w:t>
+        <w:t xml:space="preserve"> form </w:t>
       </w:r>
       <w:r>
         <w:rPr>
@@ -2474,7 +2417,7 @@
           <w:sz w:val="24"/>
           <w:u w:val="single"/>
         </w:rPr>
-        <w:hyperlink r:id="rId20" w:history="1">
+        <w:hyperlink r:id="rId21" w:history="1">
           <w:r>
             <w:rPr>
               <w:rStyle w:val="Hyperlink"/>
@@ -2680,7 +2623,7 @@
           <w:sz w:val="24"/>
           <w:u w:val="single"/>
         </w:rPr>
-        <w:hyperlink r:id="rId20" w:history="1">
+        <w:hyperlink r:id="rId21" w:history="1">
           <w:r>
             <w:rPr>
               <w:rStyle w:val="Hyperlink"/>
@@ -2698,7 +2641,7 @@
           <w:sz w:val="24"/>
           <w:u w:val="single"/>
         </w:rPr>
-        <w:hyperlink r:id="rId20" w:history="1">
+        <w:hyperlink r:id="rId21" w:history="1">
           <w:r>
             <w:rPr>
               <w:rStyle w:val="Hyperlink"/>
@@ -2727,7 +2670,7 @@
           <w:sz w:val="24"/>
           <w:u w:val="single"/>
         </w:rPr>
-        <w:hyperlink r:id="rId20" w:history="1">
+        <w:hyperlink r:id="rId21" w:history="1">
           <w:r>
             <w:rPr>
               <w:rStyle w:val="Hyperlink"/>
@@ -2773,12 +2716,145 @@
           <w:sz w:val="24"/>
           <w:u w:val="single"/>
         </w:rPr>
+        <w:t>Scientific</w:t>
+      </w:r>
+      <w:r>
+        <w:rPr>
+          <w:rFonts w:ascii="Charis SIL Regular" w:hAnsi="Charis SIL Regular" w:eastAsia="Charis SIL Regular"/>
+          <w:b w:val="0"/>
+          <w:i w:val="0"/>
+          <w:color w:val="0000FF"/>
+          <w:sz w:val="24"/>
+        </w:rPr>
+        <w:t xml:space="preserve"> </w:t>
+      </w:r>
+      <w:r>
+        <w:rPr>
+          <w:rFonts w:ascii="Charis SIL Regular" w:hAnsi="Charis SIL Regular" w:eastAsia="Charis SIL Regular"/>
+          <w:b w:val="0"/>
+          <w:i w:val="0"/>
+          <w:color w:val="0000FF"/>
+          <w:sz w:val="24"/>
+          <w:u w:val="single"/>
+        </w:rPr>
+        <w:hyperlink r:id="rId22" w:history="1">
+          <w:r>
+            <w:rPr>
+              <w:rStyle w:val="Hyperlink"/>
+            </w:rPr>
+            <w:t>rese</w:t>
+          </w:r>
+        </w:hyperlink>
+      </w:r>
+      <w:r>
+        <w:rPr>
+          <w:rFonts w:ascii="Charis SIL Regular" w:hAnsi="Charis SIL Regular" w:eastAsia="Charis SIL Regular"/>
+          <w:b w:val="0"/>
+          <w:i w:val="0"/>
+          <w:color w:val="0000FF"/>
+          <w:sz w:val="24"/>
+          <w:u w:val="single"/>
+        </w:rPr>
+        <w:hyperlink r:id="rId22" w:history="1">
+          <w:r>
+            <w:rPr>
+              <w:rStyle w:val="Hyperlink"/>
+            </w:rPr>
+            <w:t>a</w:t>
+          </w:r>
+        </w:hyperlink>
+      </w:r>
+      <w:r>
+        <w:rPr>
+          <w:rFonts w:ascii="Charis SIL Regular" w:hAnsi="Charis SIL Regular" w:eastAsia="Charis SIL Regular"/>
+          <w:b w:val="0"/>
+          <w:i w:val="0"/>
+          <w:color w:val="0000FF"/>
+          <w:sz w:val="24"/>
+          <w:u w:val="single"/>
+        </w:rPr>
+        <w:hyperlink r:id="rId22" w:history="1">
+          <w:r>
+            <w:rPr>
+              <w:rStyle w:val="Hyperlink"/>
+            </w:rPr>
+            <w:t>rch</w:t>
+          </w:r>
+        </w:hyperlink>
+      </w:r>
+      <w:r>
+        <w:rPr>
+          <w:rFonts w:ascii="Charis SIL Regular" w:hAnsi="Charis SIL Regular" w:eastAsia="Charis SIL Regular"/>
+          <w:b w:val="0"/>
+          <w:i w:val="0"/>
+          <w:color w:val="0000FF"/>
+          <w:sz w:val="24"/>
+          <w:u w:val="single"/>
+        </w:rPr>
+        <w:t xml:space="preserve"> </w:t>
+      </w:r>
+      <w:r>
+        <w:rPr>
+          <w:rFonts w:ascii="Charis SIL Regular" w:hAnsi="Charis SIL Regular" w:eastAsia="Charis SIL Regular"/>
+          <w:b w:val="0"/>
+          <w:i w:val="0"/>
+          <w:color w:val="0000FF"/>
+          <w:sz w:val="24"/>
+          <w:u w:val="single"/>
+        </w:rPr>
+        <w:hyperlink r:id="rId22" w:history="1">
+          <w:r>
+            <w:rPr>
+              <w:rStyle w:val="Hyperlink"/>
+            </w:rPr>
+            <w:t>in</w:t>
+          </w:r>
+        </w:hyperlink>
+      </w:r>
+      <w:r>
+        <w:rPr>
+          <w:rFonts w:ascii="Charis SIL Regular" w:hAnsi="Charis SIL Regular" w:eastAsia="Charis SIL Regular"/>
+          <w:b w:val="0"/>
+          <w:i w:val="0"/>
+          <w:color w:val="0000FF"/>
+          <w:sz w:val="24"/>
+          <w:u w:val="single"/>
+        </w:rPr>
+        <w:t xml:space="preserve"> </w:t>
+      </w:r>
+      <w:r>
+        <w:rPr>
+          <w:rFonts w:ascii="Charis SIL Regular" w:hAnsi="Charis SIL Regular" w:eastAsia="Charis SIL Regular"/>
+          <w:b w:val="0"/>
+          <w:i w:val="0"/>
+          <w:color w:val="0000FF"/>
+          <w:sz w:val="24"/>
+          <w:u w:val="single"/>
+        </w:rPr>
+        <w:hyperlink r:id="rId22" w:history="1">
+          <w:r>
+            <w:rPr>
+              <w:rStyle w:val="Hyperlink"/>
+            </w:rPr>
+            <w:t>col</w:t>
+          </w:r>
+        </w:hyperlink>
+      </w:r>
+      <w:r>
+        <w:rPr>
+          <w:rFonts w:ascii="Charis SIL Regular" w:hAnsi="Charis SIL Regular" w:eastAsia="Charis SIL Regular"/>
+          <w:b w:val="0"/>
+          <w:i w:val="0"/>
+          <w:color w:val="0000FF"/>
+          <w:sz w:val="24"/>
+          <w:u w:val="single"/>
+        </w:rPr>
         <w:hyperlink r:id="rId21" w:history="1">
           <w:r>
             <w:rPr>
               <w:rStyle w:val="Hyperlink"/>
             </w:rPr>
-            <w:t>Scie</w:t>
+            <w:t>o</w:t>
           </w:r>
         </w:hyperlink>
       </w:r>
@@ -2814,7 +2890,7 @@
             <w:rPr>
               <w:rStyle w:val="Hyperlink"/>
             </w:rPr>
-            <w:t>tif</w:t>
+            <w:t>i</w:t>
           </w:r>
         </w:hyperlink>
       </w:r>
@@ -2832,20 +2908,9 @@
             <w:rPr>
               <w:rStyle w:val="Hyperlink"/>
             </w:rPr>
-            <w:t>i</w:t>
+            <w:t>sed</w:t>
           </w:r>
         </w:hyperlink>
-      </w:r>
-      <w:r>
-        <w:rPr>
-          <w:rFonts w:ascii="Charis SIL Regular" w:hAnsi="Charis SIL Regular" w:eastAsia="Charis SIL Regular"/>
-          <w:b w:val="0"/>
-          <w:i w:val="0"/>
-          <w:color w:val="0000FF"/>
-          <w:sz w:val="24"/>
-          <w:u w:val="single"/>
-        </w:rPr>
-        <w:t>c</w:t>
       </w:r>
       <w:r>
         <w:rPr>
@@ -2872,101 +2937,7 @@
             <w:rPr>
               <w:rStyle w:val="Hyperlink"/>
             </w:rPr>
-            <w:t>rese</w:t>
-          </w:r>
-        </w:hyperlink>
-      </w:r>
-      <w:r>
-        <w:rPr>
-          <w:rFonts w:ascii="Charis SIL Regular" w:hAnsi="Charis SIL Regular" w:eastAsia="Charis SIL Regular"/>
-          <w:b w:val="0"/>
-          <w:i w:val="0"/>
-          <w:color w:val="0000FF"/>
-          <w:sz w:val="24"/>
-          <w:u w:val="single"/>
-        </w:rPr>
-        <w:hyperlink r:id="rId21" w:history="1">
-          <w:r>
-            <w:rPr>
-              <w:rStyle w:val="Hyperlink"/>
-            </w:rPr>
-            <w:t>a</w:t>
-          </w:r>
-        </w:hyperlink>
-      </w:r>
-      <w:r>
-        <w:rPr>
-          <w:rFonts w:ascii="Charis SIL Regular" w:hAnsi="Charis SIL Regular" w:eastAsia="Charis SIL Regular"/>
-          <w:b w:val="0"/>
-          <w:i w:val="0"/>
-          <w:color w:val="0000FF"/>
-          <w:sz w:val="24"/>
-          <w:u w:val="single"/>
-        </w:rPr>
-        <w:hyperlink r:id="rId21" w:history="1">
-          <w:r>
-            <w:rPr>
-              <w:rStyle w:val="Hyperlink"/>
-            </w:rPr>
-            <w:t>rch</w:t>
-          </w:r>
-        </w:hyperlink>
-      </w:r>
-      <w:r>
-        <w:rPr>
-          <w:rFonts w:ascii="Charis SIL Regular" w:hAnsi="Charis SIL Regular" w:eastAsia="Charis SIL Regular"/>
-          <w:b w:val="0"/>
-          <w:i w:val="0"/>
-          <w:color w:val="0000FF"/>
-          <w:sz w:val="24"/>
-          <w:u w:val="single"/>
-        </w:rPr>
-        <w:t xml:space="preserve"> </w:t>
-      </w:r>
-      <w:r>
-        <w:rPr>
-          <w:rFonts w:ascii="Charis SIL Regular" w:hAnsi="Charis SIL Regular" w:eastAsia="Charis SIL Regular"/>
-          <w:b w:val="0"/>
-          <w:i w:val="0"/>
-          <w:color w:val="0000FF"/>
-          <w:sz w:val="24"/>
-          <w:u w:val="single"/>
-        </w:rPr>
-        <w:hyperlink r:id="rId21" w:history="1">
-          <w:r>
-            <w:rPr>
-              <w:rStyle w:val="Hyperlink"/>
-            </w:rPr>
-            <w:t>in</w:t>
-          </w:r>
-        </w:hyperlink>
-      </w:r>
-      <w:r>
-        <w:rPr>
-          <w:rFonts w:ascii="Charis SIL Regular" w:hAnsi="Charis SIL Regular" w:eastAsia="Charis SIL Regular"/>
-          <w:b w:val="0"/>
-          <w:i w:val="0"/>
-          <w:color w:val="0000FF"/>
-          <w:sz w:val="24"/>
-          <w:u w:val="single"/>
-        </w:rPr>
-        <w:t xml:space="preserve"> </w:t>
-      </w:r>
-      <w:r>
-        <w:rPr>
-          <w:rFonts w:ascii="Charis SIL Regular" w:hAnsi="Charis SIL Regular" w:eastAsia="Charis SIL Regular"/>
-          <w:b w:val="0"/>
-          <w:i w:val="0"/>
-          <w:color w:val="0000FF"/>
-          <w:sz w:val="24"/>
-          <w:u w:val="single"/>
-        </w:rPr>
-        <w:hyperlink r:id="rId21" w:history="1">
-          <w:r>
-            <w:rPr>
-              <w:rStyle w:val="Hyperlink"/>
-            </w:rPr>
-            <w:t>col</w:t>
+            <w:t>territ</w:t>
           </w:r>
         </w:hyperlink>
       </w:r>
@@ -2997,125 +2968,14 @@
           <w:sz w:val="24"/>
           <w:u w:val="single"/>
         </w:rPr>
-        <w:hyperlink r:id="rId21" w:history="1">
+        <w:hyperlink r:id="rId22" w:history="1">
           <w:r>
             <w:rPr>
               <w:rStyle w:val="Hyperlink"/>
             </w:rPr>
-            <w:t>n</w:t>
+            <w:t>ries</w:t>
           </w:r>
         </w:hyperlink>
-      </w:r>
-      <w:r>
-        <w:rPr>
-          <w:rFonts w:ascii="Charis SIL Regular" w:hAnsi="Charis SIL Regular" w:eastAsia="Charis SIL Regular"/>
-          <w:b w:val="0"/>
-          <w:i w:val="0"/>
-          <w:color w:val="0000FF"/>
-          <w:sz w:val="24"/>
-          <w:u w:val="single"/>
-        </w:rPr>
-        <w:hyperlink r:id="rId21" w:history="1">
-          <w:r>
-            <w:rPr>
-              <w:rStyle w:val="Hyperlink"/>
-            </w:rPr>
-            <w:t>i</w:t>
-          </w:r>
-        </w:hyperlink>
-      </w:r>
-      <w:r>
-        <w:rPr>
-          <w:rFonts w:ascii="Charis SIL Regular" w:hAnsi="Charis SIL Regular" w:eastAsia="Charis SIL Regular"/>
-          <w:b w:val="0"/>
-          <w:i w:val="0"/>
-          <w:color w:val="0000FF"/>
-          <w:sz w:val="24"/>
-          <w:u w:val="single"/>
-        </w:rPr>
-        <w:hyperlink r:id="rId21" w:history="1">
-          <w:r>
-            <w:rPr>
-              <w:rStyle w:val="Hyperlink"/>
-            </w:rPr>
-            <w:t>sed</w:t>
-          </w:r>
-        </w:hyperlink>
-      </w:r>
-      <w:r>
-        <w:rPr>
-          <w:rFonts w:ascii="Charis SIL Regular" w:hAnsi="Charis SIL Regular" w:eastAsia="Charis SIL Regular"/>
-          <w:b w:val="0"/>
-          <w:i w:val="0"/>
-          <w:color w:val="0000FF"/>
-          <w:sz w:val="24"/>
-          <w:u w:val="single"/>
-        </w:rPr>
-        <w:t xml:space="preserve"> </w:t>
-      </w:r>
-      <w:r>
-        <w:rPr>
-          <w:rFonts w:ascii="Charis SIL Regular" w:hAnsi="Charis SIL Regular" w:eastAsia="Charis SIL Regular"/>
-          <w:b w:val="0"/>
-          <w:i w:val="0"/>
-          <w:color w:val="0000FF"/>
-          <w:sz w:val="24"/>
-          <w:u w:val="single"/>
-        </w:rPr>
-        <w:hyperlink r:id="rId21" w:history="1">
-          <w:r>
-            <w:rPr>
-              <w:rStyle w:val="Hyperlink"/>
-            </w:rPr>
-            <w:t>territ</w:t>
-          </w:r>
-        </w:hyperlink>
-      </w:r>
-      <w:r>
-        <w:rPr>
-          <w:rFonts w:ascii="Charis SIL Regular" w:hAnsi="Charis SIL Regular" w:eastAsia="Charis SIL Regular"/>
-          <w:b w:val="0"/>
-          <w:i w:val="0"/>
-          <w:color w:val="0000FF"/>
-          <w:sz w:val="24"/>
-          <w:u w:val="single"/>
-        </w:rPr>
-        <w:hyperlink r:id="rId21" w:history="1">
-          <w:r>
-            <w:rPr>
-              <w:rStyle w:val="Hyperlink"/>
-            </w:rPr>
-            <w:t>o</w:t>
-          </w:r>
-        </w:hyperlink>
-      </w:r>
-      <w:r>
-        <w:rPr>
-          <w:rFonts w:ascii="Charis SIL Regular" w:hAnsi="Charis SIL Regular" w:eastAsia="Charis SIL Regular"/>
-          <w:b w:val="0"/>
-          <w:i w:val="0"/>
-          <w:color w:val="0000FF"/>
-          <w:sz w:val="24"/>
-          <w:u w:val="single"/>
-        </w:rPr>
-        <w:hyperlink r:id="rId21" w:history="1">
-          <w:r>
-            <w:rPr>
-              <w:rStyle w:val="Hyperlink"/>
-            </w:rPr>
-            <w:t>rie</w:t>
-          </w:r>
-        </w:hyperlink>
-      </w:r>
-      <w:r>
-        <w:rPr>
-          <w:rFonts w:ascii="Charis SIL Regular" w:hAnsi="Charis SIL Regular" w:eastAsia="Charis SIL Regular"/>
-          <w:b w:val="0"/>
-          <w:i w:val="0"/>
-          <w:color w:val="0000FF"/>
-          <w:sz w:val="24"/>
-        </w:rPr>
-        <w:t>s</w:t>
       </w:r>
       <w:r>
         <w:br/>
@@ -3186,32 +3046,7 @@
           <w:sz w:val="24"/>
           <w:u w:val="single"/>
         </w:rPr>
-        <w:hyperlink r:id="rId22" w:history="1">
-          <w:r>
-            <w:rPr>
-              <w:rStyle w:val="Hyperlink"/>
-            </w:rPr>
-            <w:t>r</w:t>
-          </w:r>
-        </w:hyperlink>
-      </w:r>
-      <w:r>
-        <w:rPr>
-          <w:rFonts w:ascii="Charis SIL Regular" w:hAnsi="Charis SIL Regular" w:eastAsia="Charis SIL Regular"/>
-          <w:b w:val="0"/>
-          <w:i w:val="0"/>
-          <w:color w:val="0000FF"/>
-          <w:sz w:val="24"/>
-          <w:u w:val="single"/>
-        </w:rPr>
-        <w:hyperlink r:id="rId22" w:history="1">
-          <w:r>
-            <w:rPr>
-              <w:rStyle w:val="Hyperlink"/>
-            </w:rPr>
-            <w:t>ie</w:t>
-          </w:r>
-        </w:hyperlink>
+        <w:t>rie</w:t>
       </w:r>
       <w:r>
         <w:rPr>
@@ -3251,7 +3086,7 @@
           <w:sz w:val="24"/>
           <w:u w:val="single"/>
         </w:rPr>
-        <w:hyperlink r:id="rId22" w:history="1">
+        <w:hyperlink r:id="rId23" w:history="1">
           <w:r>
             <w:rPr>
               <w:rStyle w:val="Hyperlink"/>
@@ -3345,7 +3180,7 @@
           <w:sz w:val="24"/>
           <w:u w:val="single"/>
         </w:rPr>
-        <w:hyperlink r:id="rId22" w:history="1">
+        <w:hyperlink r:id="rId23" w:history="1">
           <w:r>
             <w:rPr>
               <w:rStyle w:val="Hyperlink"/>

--- a/EXPORTS/DOCX/published/niveau2/English/Museum.docx
+++ b/EXPORTS/DOCX/published/niveau2/English/Museum.docx
@@ -316,24 +316,7 @@
           <w:color w:val="000000"/>
           <w:sz w:val="24"/>
         </w:rPr>
-        <w:t>History) in 1820 and</w:t>
-      </w:r>
-      <w:r>
-        <w:rPr>
-          <w:rFonts w:ascii="Charis SIL Regular" w:hAnsi="Charis SIL Regular" w:eastAsia="Charis SIL Regular"/>
-          <w:b w:val="0"/>
-          <w:i w:val="0"/>
-          <w:color w:val="000000"/>
-          <w:sz w:val="24"/>
-        </w:rPr>
-        <w:hyperlink r:id="rId9" w:history="1">
-          <w:r>
-            <w:rPr>
-              <w:rStyle w:val="Hyperlink"/>
-            </w:rPr>
-            <w:t xml:space="preserve"> the </w:t>
-          </w:r>
-        </w:hyperlink>
+        <w:t xml:space="preserve">History) in 1820 and the </w:t>
       </w:r>
       <w:r>
         <w:rPr>
@@ -342,45 +325,8 @@
           <w:i w:val="0"/>
           <w:color w:val="0000FF"/>
           <w:sz w:val="24"/>
-          <w:u w:val="single"/>
-        </w:rPr>
-        <w:hyperlink r:id="rId9" w:history="1">
-          <w:r>
-            <w:rPr>
-              <w:rStyle w:val="Hyperlink"/>
-            </w:rPr>
-            <w:t>Rijks</w:t>
-          </w:r>
-        </w:hyperlink>
-      </w:r>
-      <w:r>
-        <w:rPr>
-          <w:rFonts w:ascii="Charis SIL Regular" w:hAnsi="Charis SIL Regular" w:eastAsia="Charis SIL Regular"/>
-          <w:b w:val="0"/>
-          <w:i w:val="0"/>
-          <w:color w:val="0000FF"/>
-          <w:sz w:val="24"/>
-          <w:u w:val="single"/>
-        </w:rPr>
-        <w:t xml:space="preserve"> </w:t>
-      </w:r>
-      <w:r>
-        <w:rPr>
-          <w:rFonts w:ascii="Charis SIL Regular" w:hAnsi="Charis SIL Regular" w:eastAsia="Charis SIL Regular"/>
-          <w:b w:val="0"/>
-          <w:i w:val="0"/>
-          <w:color w:val="0000FF"/>
-          <w:sz w:val="24"/>
-          <w:u w:val="single"/>
-        </w:rPr>
-        <w:hyperlink r:id="rId9" w:history="1">
-          <w:r>
-            <w:rPr>
-              <w:rStyle w:val="Hyperlink"/>
-            </w:rPr>
-            <w:t>Etn</w:t>
-          </w:r>
-        </w:hyperlink>
+        </w:rPr>
+        <w:t>Rijks Etn</w:t>
       </w:r>
       <w:r>
         <w:rPr>
@@ -779,8 +725,16 @@
           <w:i w:val="0"/>
           <w:color w:val="0000FF"/>
           <w:sz w:val="24"/>
-        </w:rPr>
-        <w:t>voor Lan</w:t>
+          <w:u w:val="single"/>
+        </w:rPr>
+        <w:hyperlink r:id="rId12" w:history="1">
+          <w:r>
+            <w:rPr>
+              <w:rStyle w:val="Hyperlink"/>
+            </w:rPr>
+            <w:t>voor</w:t>
+          </w:r>
+        </w:hyperlink>
       </w:r>
       <w:r>
         <w:rPr>
@@ -791,7 +745,36 @@
           <w:sz w:val="24"/>
           <w:u w:val="single"/>
         </w:rPr>
-        <w:hyperlink r:id="rId11" w:history="1">
+        <w:t xml:space="preserve"> </w:t>
+      </w:r>
+      <w:r>
+        <w:rPr>
+          <w:rFonts w:ascii="Charis SIL Regular" w:hAnsi="Charis SIL Regular" w:eastAsia="Charis SIL Regular"/>
+          <w:b w:val="0"/>
+          <w:i w:val="0"/>
+          <w:color w:val="0000FF"/>
+          <w:sz w:val="24"/>
+          <w:u w:val="single"/>
+        </w:rPr>
+        <w:hyperlink r:id="rId12" w:history="1">
+          <w:r>
+            <w:rPr>
+              <w:rStyle w:val="Hyperlink"/>
+            </w:rPr>
+            <w:t>Lan</w:t>
+          </w:r>
+        </w:hyperlink>
+      </w:r>
+      <w:r>
+        <w:rPr>
+          <w:rFonts w:ascii="Charis SIL Regular" w:hAnsi="Charis SIL Regular" w:eastAsia="Charis SIL Regular"/>
+          <w:b w:val="0"/>
+          <w:i w:val="0"/>
+          <w:color w:val="0000FF"/>
+          <w:sz w:val="24"/>
+          <w:u w:val="single"/>
+        </w:rPr>
+        <w:hyperlink r:id="rId12" w:history="1">
           <w:r>
             <w:rPr>
               <w:rStyle w:val="Hyperlink"/>
@@ -820,7 +803,7 @@
           <w:sz w:val="24"/>
           <w:u w:val="single"/>
         </w:rPr>
-        <w:hyperlink r:id="rId11" w:history="1">
+        <w:hyperlink r:id="rId12" w:history="1">
           <w:r>
             <w:rPr>
               <w:rStyle w:val="Hyperlink"/>
@@ -841,7 +824,7 @@
           <w:sz w:val="24"/>
           <w:u w:val="single"/>
         </w:rPr>
-        <w:hyperlink r:id="rId11" w:history="1">
+        <w:hyperlink r:id="rId12" w:history="1">
           <w:r>
             <w:rPr>
               <w:rStyle w:val="Hyperlink"/>
@@ -2208,7 +2191,101 @@
           <w:sz w:val="24"/>
           <w:u w:val="single"/>
         </w:rPr>
-        <w:t xml:space="preserve">The trade in </w:t>
+        <w:hyperlink r:id="rId19" w:history="1">
+          <w:r>
+            <w:rPr>
+              <w:rStyle w:val="Hyperlink"/>
+            </w:rPr>
+            <w:t>The</w:t>
+          </w:r>
+        </w:hyperlink>
+      </w:r>
+      <w:r>
+        <w:rPr>
+          <w:rFonts w:ascii="Charis SIL Regular" w:hAnsi="Charis SIL Regular" w:eastAsia="Charis SIL Regular"/>
+          <w:b w:val="0"/>
+          <w:i w:val="0"/>
+          <w:color w:val="0000FF"/>
+          <w:sz w:val="24"/>
+          <w:u w:val="single"/>
+        </w:rPr>
+        <w:t xml:space="preserve"> </w:t>
+      </w:r>
+      <w:r>
+        <w:rPr>
+          <w:rFonts w:ascii="Charis SIL Regular" w:hAnsi="Charis SIL Regular" w:eastAsia="Charis SIL Regular"/>
+          <w:b w:val="0"/>
+          <w:i w:val="0"/>
+          <w:color w:val="0000FF"/>
+          <w:sz w:val="24"/>
+          <w:u w:val="single"/>
+        </w:rPr>
+        <w:hyperlink r:id="rId19" w:history="1">
+          <w:r>
+            <w:rPr>
+              <w:rStyle w:val="Hyperlink"/>
+            </w:rPr>
+            <w:t>t</w:t>
+          </w:r>
+        </w:hyperlink>
+      </w:r>
+      <w:r>
+        <w:rPr>
+          <w:rFonts w:ascii="Charis SIL Regular" w:hAnsi="Charis SIL Regular" w:eastAsia="Charis SIL Regular"/>
+          <w:b w:val="0"/>
+          <w:i w:val="0"/>
+          <w:color w:val="0000FF"/>
+          <w:sz w:val="24"/>
+          <w:u w:val="single"/>
+        </w:rPr>
+        <w:hyperlink r:id="rId19" w:history="1">
+          <w:r>
+            <w:rPr>
+              <w:rStyle w:val="Hyperlink"/>
+            </w:rPr>
+            <w:t>rade</w:t>
+          </w:r>
+        </w:hyperlink>
+      </w:r>
+      <w:r>
+        <w:rPr>
+          <w:rFonts w:ascii="Charis SIL Regular" w:hAnsi="Charis SIL Regular" w:eastAsia="Charis SIL Regular"/>
+          <w:b w:val="0"/>
+          <w:i w:val="0"/>
+          <w:color w:val="0000FF"/>
+          <w:sz w:val="24"/>
+          <w:u w:val="single"/>
+        </w:rPr>
+        <w:t xml:space="preserve"> </w:t>
+      </w:r>
+      <w:r>
+        <w:rPr>
+          <w:rFonts w:ascii="Charis SIL Regular" w:hAnsi="Charis SIL Regular" w:eastAsia="Charis SIL Regular"/>
+          <w:b w:val="0"/>
+          <w:i w:val="0"/>
+          <w:color w:val="0000FF"/>
+          <w:sz w:val="24"/>
+          <w:u w:val="single"/>
+        </w:rPr>
+        <w:hyperlink r:id="rId19" w:history="1">
+          <w:r>
+            <w:rPr>
+              <w:rStyle w:val="Hyperlink"/>
+            </w:rPr>
+            <w:t>in</w:t>
+          </w:r>
+        </w:hyperlink>
+      </w:r>
+      <w:r>
+        <w:rPr>
+          <w:rFonts w:ascii="Charis SIL Regular" w:hAnsi="Charis SIL Regular" w:eastAsia="Charis SIL Regular"/>
+          <w:b w:val="0"/>
+          <w:i w:val="0"/>
+          <w:color w:val="0000FF"/>
+          <w:sz w:val="24"/>
+          <w:u w:val="single"/>
+        </w:rPr>
+        <w:t xml:space="preserve"> </w:t>
       </w:r>
       <w:r>
         <w:rPr>
@@ -2291,7 +2368,7 @@
           <w:sz w:val="24"/>
           <w:u w:val="single"/>
         </w:rPr>
-        <w:t xml:space="preserve"> form </w:t>
+        <w:t xml:space="preserve"> </w:t>
       </w:r>
       <w:r>
         <w:rPr>
@@ -2302,7 +2379,36 @@
           <w:sz w:val="24"/>
           <w:u w:val="single"/>
         </w:rPr>
-        <w:hyperlink r:id="rId19" w:history="1">
+        <w:hyperlink r:id="rId20" w:history="1">
+          <w:r>
+            <w:rPr>
+              <w:rStyle w:val="Hyperlink"/>
+            </w:rPr>
+            <w:t>form</w:t>
+          </w:r>
+        </w:hyperlink>
+      </w:r>
+      <w:r>
+        <w:rPr>
+          <w:rFonts w:ascii="Charis SIL Regular" w:hAnsi="Charis SIL Regular" w:eastAsia="Charis SIL Regular"/>
+          <w:b w:val="0"/>
+          <w:i w:val="0"/>
+          <w:color w:val="0000FF"/>
+          <w:sz w:val="24"/>
+          <w:u w:val="single"/>
+        </w:rPr>
+        <w:t xml:space="preserve"> </w:t>
+      </w:r>
+      <w:r>
+        <w:rPr>
+          <w:rFonts w:ascii="Charis SIL Regular" w:hAnsi="Charis SIL Regular" w:eastAsia="Charis SIL Regular"/>
+          <w:b w:val="0"/>
+          <w:i w:val="0"/>
+          <w:color w:val="0000FF"/>
+          <w:sz w:val="24"/>
+          <w:u w:val="single"/>
+        </w:rPr>
+        <w:hyperlink r:id="rId20" w:history="1">
           <w:r>
             <w:rPr>
               <w:rStyle w:val="Hyperlink"/>
@@ -2331,7 +2437,7 @@
           <w:sz w:val="24"/>
           <w:u w:val="single"/>
         </w:rPr>
-        <w:hyperlink r:id="rId19" w:history="1">
+        <w:hyperlink r:id="rId20" w:history="1">
           <w:r>
             <w:rPr>
               <w:rStyle w:val="Hyperlink"/>
@@ -2388,7 +2494,7 @@
           <w:sz w:val="24"/>
           <w:u w:val="single"/>
         </w:rPr>
-        <w:hyperlink r:id="rId20" w:history="1">
+        <w:hyperlink r:id="rId21" w:history="1">
           <w:r>
             <w:rPr>
               <w:rStyle w:val="Hyperlink"/>
@@ -2446,6 +2552,154 @@
           <w:sz w:val="24"/>
           <w:u w:val="single"/>
         </w:rPr>
+        <w:hyperlink r:id="rId21" w:history="1">
+          <w:r>
+            <w:rPr>
+              <w:rStyle w:val="Hyperlink"/>
+            </w:rPr>
+            <w:t>n</w:t>
+          </w:r>
+        </w:hyperlink>
+      </w:r>
+      <w:r>
+        <w:rPr>
+          <w:rFonts w:ascii="Charis SIL Regular" w:hAnsi="Charis SIL Regular" w:eastAsia="Charis SIL Regular"/>
+          <w:b w:val="0"/>
+          <w:i w:val="0"/>
+          <w:color w:val="0000FF"/>
+          <w:sz w:val="24"/>
+          <w:u w:val="single"/>
+        </w:rPr>
+        <w:hyperlink r:id="rId21" w:history="1">
+          <w:r>
+            <w:rPr>
+              <w:rStyle w:val="Hyperlink"/>
+            </w:rPr>
+            <w:t>a</w:t>
+          </w:r>
+        </w:hyperlink>
+      </w:r>
+      <w:r>
+        <w:rPr>
+          <w:rFonts w:ascii="Charis SIL Regular" w:hAnsi="Charis SIL Regular" w:eastAsia="Charis SIL Regular"/>
+          <w:b w:val="0"/>
+          <w:i w:val="0"/>
+          <w:color w:val="0000FF"/>
+          <w:sz w:val="24"/>
+          <w:u w:val="single"/>
+        </w:rPr>
+        <w:hyperlink r:id="rId20" w:history="1">
+          <w:r>
+            <w:rPr>
+              <w:rStyle w:val="Hyperlink"/>
+            </w:rPr>
+            <w:t>v</w:t>
+          </w:r>
+        </w:hyperlink>
+      </w:r>
+      <w:r>
+        <w:rPr>
+          <w:rFonts w:ascii="Charis SIL Regular" w:hAnsi="Charis SIL Regular" w:eastAsia="Charis SIL Regular"/>
+          <w:b w:val="0"/>
+          <w:i w:val="0"/>
+          <w:color w:val="0000FF"/>
+          <w:sz w:val="24"/>
+          <w:u w:val="single"/>
+        </w:rPr>
+        <w:hyperlink r:id="rId20" w:history="1">
+          <w:r>
+            <w:rPr>
+              <w:rStyle w:val="Hyperlink"/>
+            </w:rPr>
+            <w:t>y</w:t>
+          </w:r>
+        </w:hyperlink>
+      </w:r>
+      <w:r>
+        <w:rPr>
+          <w:rFonts w:ascii="Charis SIL Regular" w:hAnsi="Charis SIL Regular" w:eastAsia="Charis SIL Regular"/>
+          <w:b w:val="0"/>
+          <w:i w:val="0"/>
+          <w:color w:val="0000FF"/>
+          <w:sz w:val="24"/>
+          <w:u w:val="single"/>
+        </w:rPr>
+        <w:t xml:space="preserve"> </w:t>
+      </w:r>
+      <w:r>
+        <w:rPr>
+          <w:rFonts w:ascii="Charis SIL Regular" w:hAnsi="Charis SIL Regular" w:eastAsia="Charis SIL Regular"/>
+          <w:b w:val="0"/>
+          <w:i w:val="0"/>
+          <w:color w:val="0000FF"/>
+          <w:sz w:val="24"/>
+          <w:u w:val="single"/>
+        </w:rPr>
+        <w:hyperlink r:id="rId20" w:history="1">
+          <w:r>
+            <w:rPr>
+              <w:rStyle w:val="Hyperlink"/>
+            </w:rPr>
+            <w:t>perso</w:t>
+          </w:r>
+        </w:hyperlink>
+      </w:r>
+      <w:r>
+        <w:rPr>
+          <w:rFonts w:ascii="Charis SIL Regular" w:hAnsi="Charis SIL Regular" w:eastAsia="Charis SIL Regular"/>
+          <w:b w:val="0"/>
+          <w:i w:val="0"/>
+          <w:color w:val="0000FF"/>
+          <w:sz w:val="24"/>
+          <w:u w:val="single"/>
+        </w:rPr>
+        <w:hyperlink r:id="rId20" w:history="1">
+          <w:r>
+            <w:rPr>
+              <w:rStyle w:val="Hyperlink"/>
+            </w:rPr>
+            <w:t>nnel</w:t>
+          </w:r>
+        </w:hyperlink>
+      </w:r>
+      <w:r>
+        <w:rPr>
+          <w:rFonts w:ascii="Charis SIL Regular" w:hAnsi="Charis SIL Regular" w:eastAsia="Charis SIL Regular"/>
+          <w:b w:val="0"/>
+          <w:i w:val="0"/>
+          <w:color w:val="0000FF"/>
+          <w:sz w:val="24"/>
+          <w:u w:val="single"/>
+        </w:rPr>
+        <w:t xml:space="preserve"> </w:t>
+      </w:r>
+      <w:r>
+        <w:rPr>
+          <w:rFonts w:ascii="Charis SIL Regular" w:hAnsi="Charis SIL Regular" w:eastAsia="Charis SIL Regular"/>
+          <w:b w:val="0"/>
+          <w:i w:val="0"/>
+          <w:color w:val="0000FF"/>
+          <w:sz w:val="24"/>
+          <w:u w:val="single"/>
+        </w:rPr>
+        <w:hyperlink r:id="rId20" w:history="1">
+          <w:r>
+            <w:rPr>
+              <w:rStyle w:val="Hyperlink"/>
+            </w:rPr>
+            <w:t>i</w:t>
+          </w:r>
+        </w:hyperlink>
+      </w:r>
+      <w:r>
+        <w:rPr>
+          <w:rFonts w:ascii="Charis SIL Regular" w:hAnsi="Charis SIL Regular" w:eastAsia="Charis SIL Regular"/>
+          <w:b w:val="0"/>
+          <w:i w:val="0"/>
+          <w:color w:val="0000FF"/>
+          <w:sz w:val="24"/>
+          <w:u w:val="single"/>
+        </w:rPr>
         <w:hyperlink r:id="rId20" w:history="1">
           <w:r>
             <w:rPr>
@@ -2464,166 +2718,18 @@
           <w:sz w:val="24"/>
           <w:u w:val="single"/>
         </w:rPr>
+        <w:t xml:space="preserve"> </w:t>
+      </w:r>
+      <w:r>
+        <w:rPr>
+          <w:rFonts w:ascii="Charis SIL Regular" w:hAnsi="Charis SIL Regular" w:eastAsia="Charis SIL Regular"/>
+          <w:b w:val="0"/>
+          <w:i w:val="0"/>
+          <w:color w:val="0000FF"/>
+          <w:sz w:val="24"/>
+          <w:u w:val="single"/>
+        </w:rPr>
         <w:hyperlink r:id="rId20" w:history="1">
-          <w:r>
-            <w:rPr>
-              <w:rStyle w:val="Hyperlink"/>
-            </w:rPr>
-            <w:t>a</w:t>
-          </w:r>
-        </w:hyperlink>
-      </w:r>
-      <w:r>
-        <w:rPr>
-          <w:rFonts w:ascii="Charis SIL Regular" w:hAnsi="Charis SIL Regular" w:eastAsia="Charis SIL Regular"/>
-          <w:b w:val="0"/>
-          <w:i w:val="0"/>
-          <w:color w:val="0000FF"/>
-          <w:sz w:val="24"/>
-          <w:u w:val="single"/>
-        </w:rPr>
-        <w:hyperlink r:id="rId20" w:history="1">
-          <w:r>
-            <w:rPr>
-              <w:rStyle w:val="Hyperlink"/>
-            </w:rPr>
-            <w:t>v</w:t>
-          </w:r>
-        </w:hyperlink>
-      </w:r>
-      <w:r>
-        <w:rPr>
-          <w:rFonts w:ascii="Charis SIL Regular" w:hAnsi="Charis SIL Regular" w:eastAsia="Charis SIL Regular"/>
-          <w:b w:val="0"/>
-          <w:i w:val="0"/>
-          <w:color w:val="0000FF"/>
-          <w:sz w:val="24"/>
-          <w:u w:val="single"/>
-        </w:rPr>
-        <w:hyperlink r:id="rId20" w:history="1">
-          <w:r>
-            <w:rPr>
-              <w:rStyle w:val="Hyperlink"/>
-            </w:rPr>
-            <w:t>y</w:t>
-          </w:r>
-        </w:hyperlink>
-      </w:r>
-      <w:r>
-        <w:rPr>
-          <w:rFonts w:ascii="Charis SIL Regular" w:hAnsi="Charis SIL Regular" w:eastAsia="Charis SIL Regular"/>
-          <w:b w:val="0"/>
-          <w:i w:val="0"/>
-          <w:color w:val="0000FF"/>
-          <w:sz w:val="24"/>
-          <w:u w:val="single"/>
-        </w:rPr>
-        <w:t xml:space="preserve"> </w:t>
-      </w:r>
-      <w:r>
-        <w:rPr>
-          <w:rFonts w:ascii="Charis SIL Regular" w:hAnsi="Charis SIL Regular" w:eastAsia="Charis SIL Regular"/>
-          <w:b w:val="0"/>
-          <w:i w:val="0"/>
-          <w:color w:val="0000FF"/>
-          <w:sz w:val="24"/>
-          <w:u w:val="single"/>
-        </w:rPr>
-        <w:hyperlink r:id="rId20" w:history="1">
-          <w:r>
-            <w:rPr>
-              <w:rStyle w:val="Hyperlink"/>
-            </w:rPr>
-            <w:t>perso</w:t>
-          </w:r>
-        </w:hyperlink>
-      </w:r>
-      <w:r>
-        <w:rPr>
-          <w:rFonts w:ascii="Charis SIL Regular" w:hAnsi="Charis SIL Regular" w:eastAsia="Charis SIL Regular"/>
-          <w:b w:val="0"/>
-          <w:i w:val="0"/>
-          <w:color w:val="0000FF"/>
-          <w:sz w:val="24"/>
-          <w:u w:val="single"/>
-        </w:rPr>
-        <w:hyperlink r:id="rId20" w:history="1">
-          <w:r>
-            <w:rPr>
-              <w:rStyle w:val="Hyperlink"/>
-            </w:rPr>
-            <w:t>nnel</w:t>
-          </w:r>
-        </w:hyperlink>
-      </w:r>
-      <w:r>
-        <w:rPr>
-          <w:rFonts w:ascii="Charis SIL Regular" w:hAnsi="Charis SIL Regular" w:eastAsia="Charis SIL Regular"/>
-          <w:b w:val="0"/>
-          <w:i w:val="0"/>
-          <w:color w:val="0000FF"/>
-          <w:sz w:val="24"/>
-          <w:u w:val="single"/>
-        </w:rPr>
-        <w:t xml:space="preserve"> </w:t>
-      </w:r>
-      <w:r>
-        <w:rPr>
-          <w:rFonts w:ascii="Charis SIL Regular" w:hAnsi="Charis SIL Regular" w:eastAsia="Charis SIL Regular"/>
-          <w:b w:val="0"/>
-          <w:i w:val="0"/>
-          <w:color w:val="0000FF"/>
-          <w:sz w:val="24"/>
-          <w:u w:val="single"/>
-        </w:rPr>
-        <w:hyperlink r:id="rId20" w:history="1">
-          <w:r>
-            <w:rPr>
-              <w:rStyle w:val="Hyperlink"/>
-            </w:rPr>
-            <w:t>i</w:t>
-          </w:r>
-        </w:hyperlink>
-      </w:r>
-      <w:r>
-        <w:rPr>
-          <w:rFonts w:ascii="Charis SIL Regular" w:hAnsi="Charis SIL Regular" w:eastAsia="Charis SIL Regular"/>
-          <w:b w:val="0"/>
-          <w:i w:val="0"/>
-          <w:color w:val="0000FF"/>
-          <w:sz w:val="24"/>
-          <w:u w:val="single"/>
-        </w:rPr>
-        <w:hyperlink r:id="rId20" w:history="1">
-          <w:r>
-            <w:rPr>
-              <w:rStyle w:val="Hyperlink"/>
-            </w:rPr>
-            <w:t>n</w:t>
-          </w:r>
-        </w:hyperlink>
-      </w:r>
-      <w:r>
-        <w:rPr>
-          <w:rFonts w:ascii="Charis SIL Regular" w:hAnsi="Charis SIL Regular" w:eastAsia="Charis SIL Regular"/>
-          <w:b w:val="0"/>
-          <w:i w:val="0"/>
-          <w:color w:val="0000FF"/>
-          <w:sz w:val="24"/>
-          <w:u w:val="single"/>
-        </w:rPr>
-        <w:t xml:space="preserve"> </w:t>
-      </w:r>
-      <w:r>
-        <w:rPr>
-          <w:rFonts w:ascii="Charis SIL Regular" w:hAnsi="Charis SIL Regular" w:eastAsia="Charis SIL Regular"/>
-          <w:b w:val="0"/>
-          <w:i w:val="0"/>
-          <w:color w:val="0000FF"/>
-          <w:sz w:val="24"/>
-          <w:u w:val="single"/>
-        </w:rPr>
-        <w:hyperlink r:id="rId21" w:history="1">
           <w:r>
             <w:rPr>
               <w:rStyle w:val="Hyperlink"/>
@@ -2641,7 +2747,7 @@
           <w:sz w:val="24"/>
           <w:u w:val="single"/>
         </w:rPr>
-        <w:hyperlink r:id="rId21" w:history="1">
+        <w:hyperlink r:id="rId20" w:history="1">
           <w:r>
             <w:rPr>
               <w:rStyle w:val="Hyperlink"/>
@@ -2670,7 +2776,7 @@
           <w:sz w:val="24"/>
           <w:u w:val="single"/>
         </w:rPr>
-        <w:hyperlink r:id="rId21" w:history="1">
+        <w:hyperlink r:id="rId20" w:history="1">
           <w:r>
             <w:rPr>
               <w:rStyle w:val="Hyperlink"/>
@@ -2716,7 +2822,14 @@
           <w:sz w:val="24"/>
           <w:u w:val="single"/>
         </w:rPr>
-        <w:t>Scientific</w:t>
+        <w:hyperlink r:id="rId21" w:history="1">
+          <w:r>
+            <w:rPr>
+              <w:rStyle w:val="Hyperlink"/>
+            </w:rPr>
+            <w:t>Scie</w:t>
+          </w:r>
+        </w:hyperlink>
       </w:r>
       <w:r>
         <w:rPr>
@@ -2725,6 +2838,72 @@
           <w:i w:val="0"/>
           <w:color w:val="0000FF"/>
           <w:sz w:val="24"/>
+          <w:u w:val="single"/>
+        </w:rPr>
+        <w:hyperlink r:id="rId21" w:history="1">
+          <w:r>
+            <w:rPr>
+              <w:rStyle w:val="Hyperlink"/>
+            </w:rPr>
+            <w:t>n</w:t>
+          </w:r>
+        </w:hyperlink>
+      </w:r>
+      <w:r>
+        <w:rPr>
+          <w:rFonts w:ascii="Charis SIL Regular" w:hAnsi="Charis SIL Regular" w:eastAsia="Charis SIL Regular"/>
+          <w:b w:val="0"/>
+          <w:i w:val="0"/>
+          <w:color w:val="0000FF"/>
+          <w:sz w:val="24"/>
+          <w:u w:val="single"/>
+        </w:rPr>
+        <w:hyperlink r:id="rId21" w:history="1">
+          <w:r>
+            <w:rPr>
+              <w:rStyle w:val="Hyperlink"/>
+            </w:rPr>
+            <w:t>tif</w:t>
+          </w:r>
+        </w:hyperlink>
+      </w:r>
+      <w:r>
+        <w:rPr>
+          <w:rFonts w:ascii="Charis SIL Regular" w:hAnsi="Charis SIL Regular" w:eastAsia="Charis SIL Regular"/>
+          <w:b w:val="0"/>
+          <w:i w:val="0"/>
+          <w:color w:val="0000FF"/>
+          <w:sz w:val="24"/>
+          <w:u w:val="single"/>
+        </w:rPr>
+        <w:hyperlink r:id="rId21" w:history="1">
+          <w:r>
+            <w:rPr>
+              <w:rStyle w:val="Hyperlink"/>
+            </w:rPr>
+            <w:t>i</w:t>
+          </w:r>
+        </w:hyperlink>
+      </w:r>
+      <w:r>
+        <w:rPr>
+          <w:rFonts w:ascii="Charis SIL Regular" w:hAnsi="Charis SIL Regular" w:eastAsia="Charis SIL Regular"/>
+          <w:b w:val="0"/>
+          <w:i w:val="0"/>
+          <w:color w:val="0000FF"/>
+          <w:sz w:val="24"/>
+          <w:u w:val="single"/>
+        </w:rPr>
+        <w:t>c</w:t>
+      </w:r>
+      <w:r>
+        <w:rPr>
+          <w:rFonts w:ascii="Charis SIL Regular" w:hAnsi="Charis SIL Regular" w:eastAsia="Charis SIL Regular"/>
+          <w:b w:val="0"/>
+          <w:i w:val="0"/>
+          <w:color w:val="0000FF"/>
+          <w:sz w:val="24"/>
+          <w:u w:val="single"/>
         </w:rPr>
         <w:t xml:space="preserve"> </w:t>
       </w:r>
@@ -2737,7 +2916,7 @@
           <w:sz w:val="24"/>
           <w:u w:val="single"/>
         </w:rPr>
-        <w:hyperlink r:id="rId22" w:history="1">
+        <w:hyperlink r:id="rId21" w:history="1">
           <w:r>
             <w:rPr>
               <w:rStyle w:val="Hyperlink"/>
@@ -2755,7 +2934,7 @@
           <w:sz w:val="24"/>
           <w:u w:val="single"/>
         </w:rPr>
-        <w:hyperlink r:id="rId22" w:history="1">
+        <w:hyperlink r:id="rId21" w:history="1">
           <w:r>
             <w:rPr>
               <w:rStyle w:val="Hyperlink"/>
@@ -2773,12 +2952,331 @@
           <w:sz w:val="24"/>
           <w:u w:val="single"/>
         </w:rPr>
+        <w:hyperlink r:id="rId21" w:history="1">
+          <w:r>
+            <w:rPr>
+              <w:rStyle w:val="Hyperlink"/>
+            </w:rPr>
+            <w:t>rch</w:t>
+          </w:r>
+        </w:hyperlink>
+      </w:r>
+      <w:r>
+        <w:rPr>
+          <w:rFonts w:ascii="Charis SIL Regular" w:hAnsi="Charis SIL Regular" w:eastAsia="Charis SIL Regular"/>
+          <w:b w:val="0"/>
+          <w:i w:val="0"/>
+          <w:color w:val="0000FF"/>
+          <w:sz w:val="24"/>
+          <w:u w:val="single"/>
+        </w:rPr>
+        <w:t xml:space="preserve"> </w:t>
+      </w:r>
+      <w:r>
+        <w:rPr>
+          <w:rFonts w:ascii="Charis SIL Regular" w:hAnsi="Charis SIL Regular" w:eastAsia="Charis SIL Regular"/>
+          <w:b w:val="0"/>
+          <w:i w:val="0"/>
+          <w:color w:val="0000FF"/>
+          <w:sz w:val="24"/>
+          <w:u w:val="single"/>
+        </w:rPr>
+        <w:hyperlink r:id="rId21" w:history="1">
+          <w:r>
+            <w:rPr>
+              <w:rStyle w:val="Hyperlink"/>
+            </w:rPr>
+            <w:t>in</w:t>
+          </w:r>
+        </w:hyperlink>
+      </w:r>
+      <w:r>
+        <w:rPr>
+          <w:rFonts w:ascii="Charis SIL Regular" w:hAnsi="Charis SIL Regular" w:eastAsia="Charis SIL Regular"/>
+          <w:b w:val="0"/>
+          <w:i w:val="0"/>
+          <w:color w:val="0000FF"/>
+          <w:sz w:val="24"/>
+          <w:u w:val="single"/>
+        </w:rPr>
+        <w:t xml:space="preserve"> </w:t>
+      </w:r>
+      <w:r>
+        <w:rPr>
+          <w:rFonts w:ascii="Charis SIL Regular" w:hAnsi="Charis SIL Regular" w:eastAsia="Charis SIL Regular"/>
+          <w:b w:val="0"/>
+          <w:i w:val="0"/>
+          <w:color w:val="0000FF"/>
+          <w:sz w:val="24"/>
+          <w:u w:val="single"/>
+        </w:rPr>
+        <w:hyperlink r:id="rId21" w:history="1">
+          <w:r>
+            <w:rPr>
+              <w:rStyle w:val="Hyperlink"/>
+            </w:rPr>
+            <w:t>col</w:t>
+          </w:r>
+        </w:hyperlink>
+      </w:r>
+      <w:r>
+        <w:rPr>
+          <w:rFonts w:ascii="Charis SIL Regular" w:hAnsi="Charis SIL Regular" w:eastAsia="Charis SIL Regular"/>
+          <w:b w:val="0"/>
+          <w:i w:val="0"/>
+          <w:color w:val="0000FF"/>
+          <w:sz w:val="24"/>
+          <w:u w:val="single"/>
+        </w:rPr>
+        <w:hyperlink r:id="rId21" w:history="1">
+          <w:r>
+            <w:rPr>
+              <w:rStyle w:val="Hyperlink"/>
+            </w:rPr>
+            <w:t>o</w:t>
+          </w:r>
+        </w:hyperlink>
+      </w:r>
+      <w:r>
+        <w:rPr>
+          <w:rFonts w:ascii="Charis SIL Regular" w:hAnsi="Charis SIL Regular" w:eastAsia="Charis SIL Regular"/>
+          <w:b w:val="0"/>
+          <w:i w:val="0"/>
+          <w:color w:val="0000FF"/>
+          <w:sz w:val="24"/>
+          <w:u w:val="single"/>
+        </w:rPr>
+        <w:hyperlink r:id="rId21" w:history="1">
+          <w:r>
+            <w:rPr>
+              <w:rStyle w:val="Hyperlink"/>
+            </w:rPr>
+            <w:t>n</w:t>
+          </w:r>
+        </w:hyperlink>
+      </w:r>
+      <w:r>
+        <w:rPr>
+          <w:rFonts w:ascii="Charis SIL Regular" w:hAnsi="Charis SIL Regular" w:eastAsia="Charis SIL Regular"/>
+          <w:b w:val="0"/>
+          <w:i w:val="0"/>
+          <w:color w:val="0000FF"/>
+          <w:sz w:val="24"/>
+          <w:u w:val="single"/>
+        </w:rPr>
+        <w:hyperlink r:id="rId21" w:history="1">
+          <w:r>
+            <w:rPr>
+              <w:rStyle w:val="Hyperlink"/>
+            </w:rPr>
+            <w:t>i</w:t>
+          </w:r>
+        </w:hyperlink>
+      </w:r>
+      <w:r>
+        <w:rPr>
+          <w:rFonts w:ascii="Charis SIL Regular" w:hAnsi="Charis SIL Regular" w:eastAsia="Charis SIL Regular"/>
+          <w:b w:val="0"/>
+          <w:i w:val="0"/>
+          <w:color w:val="0000FF"/>
+          <w:sz w:val="24"/>
+          <w:u w:val="single"/>
+        </w:rPr>
+        <w:hyperlink r:id="rId21" w:history="1">
+          <w:r>
+            <w:rPr>
+              <w:rStyle w:val="Hyperlink"/>
+            </w:rPr>
+            <w:t>sed</w:t>
+          </w:r>
+        </w:hyperlink>
+      </w:r>
+      <w:r>
+        <w:rPr>
+          <w:rFonts w:ascii="Charis SIL Regular" w:hAnsi="Charis SIL Regular" w:eastAsia="Charis SIL Regular"/>
+          <w:b w:val="0"/>
+          <w:i w:val="0"/>
+          <w:color w:val="0000FF"/>
+          <w:sz w:val="24"/>
+          <w:u w:val="single"/>
+        </w:rPr>
+        <w:t xml:space="preserve"> </w:t>
+      </w:r>
+      <w:r>
+        <w:rPr>
+          <w:rFonts w:ascii="Charis SIL Regular" w:hAnsi="Charis SIL Regular" w:eastAsia="Charis SIL Regular"/>
+          <w:b w:val="0"/>
+          <w:i w:val="0"/>
+          <w:color w:val="0000FF"/>
+          <w:sz w:val="24"/>
+          <w:u w:val="single"/>
+        </w:rPr>
+        <w:hyperlink r:id="rId21" w:history="1">
+          <w:r>
+            <w:rPr>
+              <w:rStyle w:val="Hyperlink"/>
+            </w:rPr>
+            <w:t>territ</w:t>
+          </w:r>
+        </w:hyperlink>
+      </w:r>
+      <w:r>
+        <w:rPr>
+          <w:rFonts w:ascii="Charis SIL Regular" w:hAnsi="Charis SIL Regular" w:eastAsia="Charis SIL Regular"/>
+          <w:b w:val="0"/>
+          <w:i w:val="0"/>
+          <w:color w:val="0000FF"/>
+          <w:sz w:val="24"/>
+          <w:u w:val="single"/>
+        </w:rPr>
+        <w:hyperlink r:id="rId21" w:history="1">
+          <w:r>
+            <w:rPr>
+              <w:rStyle w:val="Hyperlink"/>
+            </w:rPr>
+            <w:t>o</w:t>
+          </w:r>
+        </w:hyperlink>
+      </w:r>
+      <w:r>
+        <w:rPr>
+          <w:rFonts w:ascii="Charis SIL Regular" w:hAnsi="Charis SIL Regular" w:eastAsia="Charis SIL Regular"/>
+          <w:b w:val="0"/>
+          <w:i w:val="0"/>
+          <w:color w:val="0000FF"/>
+          <w:sz w:val="24"/>
+          <w:u w:val="single"/>
+        </w:rPr>
+        <w:hyperlink r:id="rId21" w:history="1">
+          <w:r>
+            <w:rPr>
+              <w:rStyle w:val="Hyperlink"/>
+            </w:rPr>
+            <w:t>rie</w:t>
+          </w:r>
+        </w:hyperlink>
+      </w:r>
+      <w:r>
+        <w:rPr>
+          <w:rFonts w:ascii="Charis SIL Regular" w:hAnsi="Charis SIL Regular" w:eastAsia="Charis SIL Regular"/>
+          <w:b w:val="0"/>
+          <w:i w:val="0"/>
+          <w:color w:val="0000FF"/>
+          <w:sz w:val="24"/>
+        </w:rPr>
+        <w:t>s</w:t>
+      </w:r>
+      <w:r>
+        <w:br/>
+      </w:r>
+      <w:r>
+        <w:rPr>
+          <w:rFonts w:ascii="Charis SIL Regular" w:hAnsi="Charis SIL Regular" w:eastAsia="Charis SIL Regular"/>
+          <w:b w:val="0"/>
+          <w:i w:val="0"/>
+          <w:color w:val="000000"/>
+          <w:sz w:val="24"/>
+        </w:rPr>
+        <w:t xml:space="preserve">•  </w:t>
+      </w:r>
+      <w:r>
+        <w:rPr>
+          <w:rFonts w:ascii="Charis SIL Regular" w:hAnsi="Charis SIL Regular" w:eastAsia="Charis SIL Regular"/>
+          <w:b w:val="0"/>
+          <w:i w:val="0"/>
+          <w:color w:val="0000FF"/>
+          <w:sz w:val="24"/>
+          <w:u w:val="single"/>
+        </w:rPr>
         <w:hyperlink r:id="rId22" w:history="1">
           <w:r>
             <w:rPr>
               <w:rStyle w:val="Hyperlink"/>
             </w:rPr>
-            <w:t>rch</w:t>
+            <w:t>Christian</w:t>
+          </w:r>
+        </w:hyperlink>
+      </w:r>
+      <w:r>
+        <w:rPr>
+          <w:rFonts w:ascii="Charis SIL Regular" w:hAnsi="Charis SIL Regular" w:eastAsia="Charis SIL Regular"/>
+          <w:b w:val="0"/>
+          <w:i w:val="0"/>
+          <w:color w:val="0000FF"/>
+          <w:sz w:val="24"/>
+          <w:u w:val="single"/>
+        </w:rPr>
+        <w:t xml:space="preserve"> </w:t>
+      </w:r>
+      <w:r>
+        <w:rPr>
+          <w:rFonts w:ascii="Charis SIL Regular" w:hAnsi="Charis SIL Regular" w:eastAsia="Charis SIL Regular"/>
+          <w:b w:val="0"/>
+          <w:i w:val="0"/>
+          <w:color w:val="0000FF"/>
+          <w:sz w:val="24"/>
+          <w:u w:val="single"/>
+        </w:rPr>
+        <w:hyperlink r:id="rId22" w:history="1">
+          <w:r>
+            <w:rPr>
+              <w:rStyle w:val="Hyperlink"/>
+            </w:rPr>
+            <w:t>missiona</w:t>
+          </w:r>
+        </w:hyperlink>
+      </w:r>
+      <w:r>
+        <w:rPr>
+          <w:rFonts w:ascii="Charis SIL Regular" w:hAnsi="Charis SIL Regular" w:eastAsia="Charis SIL Regular"/>
+          <w:b w:val="0"/>
+          <w:i w:val="0"/>
+          <w:color w:val="0000FF"/>
+          <w:sz w:val="24"/>
+          <w:u w:val="single"/>
+        </w:rPr>
+        <w:hyperlink r:id="rId22" w:history="1">
+          <w:r>
+            <w:rPr>
+              <w:rStyle w:val="Hyperlink"/>
+            </w:rPr>
+            <w:t>r</w:t>
+          </w:r>
+        </w:hyperlink>
+      </w:r>
+      <w:r>
+        <w:rPr>
+          <w:rFonts w:ascii="Charis SIL Regular" w:hAnsi="Charis SIL Regular" w:eastAsia="Charis SIL Regular"/>
+          <w:b w:val="0"/>
+          <w:i w:val="0"/>
+          <w:color w:val="0000FF"/>
+          <w:sz w:val="24"/>
+          <w:u w:val="single"/>
+        </w:rPr>
+        <w:hyperlink r:id="rId22" w:history="1">
+          <w:r>
+            <w:rPr>
+              <w:rStyle w:val="Hyperlink"/>
+            </w:rPr>
+            <w:t>ie</w:t>
+          </w:r>
+        </w:hyperlink>
+      </w:r>
+      <w:r>
+        <w:rPr>
+          <w:rFonts w:ascii="Charis SIL Regular" w:hAnsi="Charis SIL Regular" w:eastAsia="Charis SIL Regular"/>
+          <w:b w:val="0"/>
+          <w:i w:val="0"/>
+          <w:color w:val="0000FF"/>
+          <w:sz w:val="24"/>
+          <w:u w:val="single"/>
+        </w:rPr>
+        <w:hyperlink r:id="rId22" w:history="1">
+          <w:r>
+            <w:rPr>
+              <w:rStyle w:val="Hyperlink"/>
+            </w:rPr>
+            <w:t>s</w:t>
           </w:r>
         </w:hyperlink>
       </w:r>
@@ -2836,290 +3334,6 @@
             <w:rPr>
               <w:rStyle w:val="Hyperlink"/>
             </w:rPr>
-            <w:t>col</w:t>
-          </w:r>
-        </w:hyperlink>
-      </w:r>
-      <w:r>
-        <w:rPr>
-          <w:rFonts w:ascii="Charis SIL Regular" w:hAnsi="Charis SIL Regular" w:eastAsia="Charis SIL Regular"/>
-          <w:b w:val="0"/>
-          <w:i w:val="0"/>
-          <w:color w:val="0000FF"/>
-          <w:sz w:val="24"/>
-          <w:u w:val="single"/>
-        </w:rPr>
-        <w:hyperlink r:id="rId21" w:history="1">
-          <w:r>
-            <w:rPr>
-              <w:rStyle w:val="Hyperlink"/>
-            </w:rPr>
-            <w:t>o</w:t>
-          </w:r>
-        </w:hyperlink>
-      </w:r>
-      <w:r>
-        <w:rPr>
-          <w:rFonts w:ascii="Charis SIL Regular" w:hAnsi="Charis SIL Regular" w:eastAsia="Charis SIL Regular"/>
-          <w:b w:val="0"/>
-          <w:i w:val="0"/>
-          <w:color w:val="0000FF"/>
-          <w:sz w:val="24"/>
-          <w:u w:val="single"/>
-        </w:rPr>
-        <w:hyperlink r:id="rId21" w:history="1">
-          <w:r>
-            <w:rPr>
-              <w:rStyle w:val="Hyperlink"/>
-            </w:rPr>
-            <w:t>n</w:t>
-          </w:r>
-        </w:hyperlink>
-      </w:r>
-      <w:r>
-        <w:rPr>
-          <w:rFonts w:ascii="Charis SIL Regular" w:hAnsi="Charis SIL Regular" w:eastAsia="Charis SIL Regular"/>
-          <w:b w:val="0"/>
-          <w:i w:val="0"/>
-          <w:color w:val="0000FF"/>
-          <w:sz w:val="24"/>
-          <w:u w:val="single"/>
-        </w:rPr>
-        <w:hyperlink r:id="rId21" w:history="1">
-          <w:r>
-            <w:rPr>
-              <w:rStyle w:val="Hyperlink"/>
-            </w:rPr>
-            <w:t>i</w:t>
-          </w:r>
-        </w:hyperlink>
-      </w:r>
-      <w:r>
-        <w:rPr>
-          <w:rFonts w:ascii="Charis SIL Regular" w:hAnsi="Charis SIL Regular" w:eastAsia="Charis SIL Regular"/>
-          <w:b w:val="0"/>
-          <w:i w:val="0"/>
-          <w:color w:val="0000FF"/>
-          <w:sz w:val="24"/>
-          <w:u w:val="single"/>
-        </w:rPr>
-        <w:hyperlink r:id="rId21" w:history="1">
-          <w:r>
-            <w:rPr>
-              <w:rStyle w:val="Hyperlink"/>
-            </w:rPr>
-            <w:t>sed</w:t>
-          </w:r>
-        </w:hyperlink>
-      </w:r>
-      <w:r>
-        <w:rPr>
-          <w:rFonts w:ascii="Charis SIL Regular" w:hAnsi="Charis SIL Regular" w:eastAsia="Charis SIL Regular"/>
-          <w:b w:val="0"/>
-          <w:i w:val="0"/>
-          <w:color w:val="0000FF"/>
-          <w:sz w:val="24"/>
-          <w:u w:val="single"/>
-        </w:rPr>
-        <w:t xml:space="preserve"> </w:t>
-      </w:r>
-      <w:r>
-        <w:rPr>
-          <w:rFonts w:ascii="Charis SIL Regular" w:hAnsi="Charis SIL Regular" w:eastAsia="Charis SIL Regular"/>
-          <w:b w:val="0"/>
-          <w:i w:val="0"/>
-          <w:color w:val="0000FF"/>
-          <w:sz w:val="24"/>
-          <w:u w:val="single"/>
-        </w:rPr>
-        <w:hyperlink r:id="rId21" w:history="1">
-          <w:r>
-            <w:rPr>
-              <w:rStyle w:val="Hyperlink"/>
-            </w:rPr>
-            <w:t>territ</w:t>
-          </w:r>
-        </w:hyperlink>
-      </w:r>
-      <w:r>
-        <w:rPr>
-          <w:rFonts w:ascii="Charis SIL Regular" w:hAnsi="Charis SIL Regular" w:eastAsia="Charis SIL Regular"/>
-          <w:b w:val="0"/>
-          <w:i w:val="0"/>
-          <w:color w:val="0000FF"/>
-          <w:sz w:val="24"/>
-          <w:u w:val="single"/>
-        </w:rPr>
-        <w:hyperlink r:id="rId21" w:history="1">
-          <w:r>
-            <w:rPr>
-              <w:rStyle w:val="Hyperlink"/>
-            </w:rPr>
-            <w:t>o</w:t>
-          </w:r>
-        </w:hyperlink>
-      </w:r>
-      <w:r>
-        <w:rPr>
-          <w:rFonts w:ascii="Charis SIL Regular" w:hAnsi="Charis SIL Regular" w:eastAsia="Charis SIL Regular"/>
-          <w:b w:val="0"/>
-          <w:i w:val="0"/>
-          <w:color w:val="0000FF"/>
-          <w:sz w:val="24"/>
-          <w:u w:val="single"/>
-        </w:rPr>
-        <w:hyperlink r:id="rId22" w:history="1">
-          <w:r>
-            <w:rPr>
-              <w:rStyle w:val="Hyperlink"/>
-            </w:rPr>
-            <w:t>ries</w:t>
-          </w:r>
-        </w:hyperlink>
-      </w:r>
-      <w:r>
-        <w:br/>
-      </w:r>
-      <w:r>
-        <w:rPr>
-          <w:rFonts w:ascii="Charis SIL Regular" w:hAnsi="Charis SIL Regular" w:eastAsia="Charis SIL Regular"/>
-          <w:b w:val="0"/>
-          <w:i w:val="0"/>
-          <w:color w:val="000000"/>
-          <w:sz w:val="24"/>
-        </w:rPr>
-        <w:t xml:space="preserve">•  </w:t>
-      </w:r>
-      <w:r>
-        <w:rPr>
-          <w:rFonts w:ascii="Charis SIL Regular" w:hAnsi="Charis SIL Regular" w:eastAsia="Charis SIL Regular"/>
-          <w:b w:val="0"/>
-          <w:i w:val="0"/>
-          <w:color w:val="0000FF"/>
-          <w:sz w:val="24"/>
-          <w:u w:val="single"/>
-        </w:rPr>
-        <w:hyperlink r:id="rId22" w:history="1">
-          <w:r>
-            <w:rPr>
-              <w:rStyle w:val="Hyperlink"/>
-            </w:rPr>
-            <w:t>Christian</w:t>
-          </w:r>
-        </w:hyperlink>
-      </w:r>
-      <w:r>
-        <w:rPr>
-          <w:rFonts w:ascii="Charis SIL Regular" w:hAnsi="Charis SIL Regular" w:eastAsia="Charis SIL Regular"/>
-          <w:b w:val="0"/>
-          <w:i w:val="0"/>
-          <w:color w:val="0000FF"/>
-          <w:sz w:val="24"/>
-          <w:u w:val="single"/>
-        </w:rPr>
-        <w:t xml:space="preserve"> </w:t>
-      </w:r>
-      <w:r>
-        <w:rPr>
-          <w:rFonts w:ascii="Charis SIL Regular" w:hAnsi="Charis SIL Regular" w:eastAsia="Charis SIL Regular"/>
-          <w:b w:val="0"/>
-          <w:i w:val="0"/>
-          <w:color w:val="0000FF"/>
-          <w:sz w:val="24"/>
-          <w:u w:val="single"/>
-        </w:rPr>
-        <w:hyperlink r:id="rId22" w:history="1">
-          <w:r>
-            <w:rPr>
-              <w:rStyle w:val="Hyperlink"/>
-            </w:rPr>
-            <w:t>missiona</w:t>
-          </w:r>
-        </w:hyperlink>
-      </w:r>
-      <w:r>
-        <w:rPr>
-          <w:rFonts w:ascii="Charis SIL Regular" w:hAnsi="Charis SIL Regular" w:eastAsia="Charis SIL Regular"/>
-          <w:b w:val="0"/>
-          <w:i w:val="0"/>
-          <w:color w:val="0000FF"/>
-          <w:sz w:val="24"/>
-          <w:u w:val="single"/>
-        </w:rPr>
-        <w:t>rie</w:t>
-      </w:r>
-      <w:r>
-        <w:rPr>
-          <w:rFonts w:ascii="Charis SIL Regular" w:hAnsi="Charis SIL Regular" w:eastAsia="Charis SIL Regular"/>
-          <w:b w:val="0"/>
-          <w:i w:val="0"/>
-          <w:color w:val="0000FF"/>
-          <w:sz w:val="24"/>
-          <w:u w:val="single"/>
-        </w:rPr>
-        <w:hyperlink r:id="rId22" w:history="1">
-          <w:r>
-            <w:rPr>
-              <w:rStyle w:val="Hyperlink"/>
-            </w:rPr>
-            <w:t>s</w:t>
-          </w:r>
-        </w:hyperlink>
-      </w:r>
-      <w:r>
-        <w:rPr>
-          <w:rFonts w:ascii="Charis SIL Regular" w:hAnsi="Charis SIL Regular" w:eastAsia="Charis SIL Regular"/>
-          <w:b w:val="0"/>
-          <w:i w:val="0"/>
-          <w:color w:val="0000FF"/>
-          <w:sz w:val="24"/>
-          <w:u w:val="single"/>
-        </w:rPr>
-        <w:t xml:space="preserve"> </w:t>
-      </w:r>
-      <w:r>
-        <w:rPr>
-          <w:rFonts w:ascii="Charis SIL Regular" w:hAnsi="Charis SIL Regular" w:eastAsia="Charis SIL Regular"/>
-          <w:b w:val="0"/>
-          <w:i w:val="0"/>
-          <w:color w:val="0000FF"/>
-          <w:sz w:val="24"/>
-          <w:u w:val="single"/>
-        </w:rPr>
-        <w:hyperlink r:id="rId23" w:history="1">
-          <w:r>
-            <w:rPr>
-              <w:rStyle w:val="Hyperlink"/>
-            </w:rPr>
-            <w:t>in</w:t>
-          </w:r>
-        </w:hyperlink>
-      </w:r>
-      <w:r>
-        <w:rPr>
-          <w:rFonts w:ascii="Charis SIL Regular" w:hAnsi="Charis SIL Regular" w:eastAsia="Charis SIL Regular"/>
-          <w:b w:val="0"/>
-          <w:i w:val="0"/>
-          <w:color w:val="0000FF"/>
-          <w:sz w:val="24"/>
-          <w:u w:val="single"/>
-        </w:rPr>
-        <w:t xml:space="preserve"> </w:t>
-      </w:r>
-      <w:r>
-        <w:rPr>
-          <w:rFonts w:ascii="Charis SIL Regular" w:hAnsi="Charis SIL Regular" w:eastAsia="Charis SIL Regular"/>
-          <w:b w:val="0"/>
-          <w:i w:val="0"/>
-          <w:color w:val="0000FF"/>
-          <w:sz w:val="24"/>
-          <w:u w:val="single"/>
-        </w:rPr>
-        <w:hyperlink r:id="rId22" w:history="1">
-          <w:r>
-            <w:rPr>
-              <w:rStyle w:val="Hyperlink"/>
-            </w:rPr>
             <w:t>colon</w:t>
           </w:r>
         </w:hyperlink>
@@ -3180,7 +3394,7 @@
           <w:sz w:val="24"/>
           <w:u w:val="single"/>
         </w:rPr>
-        <w:hyperlink r:id="rId23" w:history="1">
+        <w:hyperlink r:id="rId22" w:history="1">
           <w:r>
             <w:rPr>
               <w:rStyle w:val="Hyperlink"/>

--- a/EXPORTS/DOCX/published/niveau2/English/Museum.docx
+++ b/EXPORTS/DOCX/published/niveau2/English/Museum.docx
@@ -316,7 +316,25 @@
           <w:color w:val="000000"/>
           <w:sz w:val="24"/>
         </w:rPr>
-        <w:t xml:space="preserve">History) in 1820 and the </w:t>
+        <w:t>History) in 1820 and</w:t>
+      </w:r>
+      <w:r>
+        <w:rPr>
+          <w:u w:val="single" w:color="0000ff"/>
+          <w:rFonts w:ascii="Charis SIL Regular" w:hAnsi="Charis SIL Regular" w:eastAsia="Charis SIL Regular"/>
+          <w:b w:val="0"/>
+          <w:i w:val="0"/>
+          <w:color w:val="000000"/>
+          <w:sz w:val="24"/>
+        </w:rPr>
+        <w:hyperlink r:id="rId9" w:history="1">
+          <w:r>
+            <w:rPr>
+              <w:rStyle w:val="Hyperlink"/>
+            </w:rPr>
+            <w:t xml:space="preserve"> the </w:t>
+          </w:r>
+        </w:hyperlink>
       </w:r>
       <w:r>
         <w:rPr>
@@ -325,8 +343,16 @@
           <w:i w:val="0"/>
           <w:color w:val="0000FF"/>
           <w:sz w:val="24"/>
-        </w:rPr>
-        <w:t>Rijks Etn</w:t>
+          <w:u w:val="single"/>
+        </w:rPr>
+        <w:hyperlink r:id="rId9" w:history="1">
+          <w:r>
+            <w:rPr>
+              <w:rStyle w:val="Hyperlink"/>
+            </w:rPr>
+            <w:t>Rijks</w:t>
+          </w:r>
+        </w:hyperlink>
       </w:r>
       <w:r>
         <w:rPr>
@@ -337,7 +363,36 @@
           <w:sz w:val="24"/>
           <w:u w:val="single"/>
         </w:rPr>
-        <w:hyperlink r:id="rId9" w:history="1">
+        <w:t xml:space="preserve"> </w:t>
+      </w:r>
+      <w:r>
+        <w:rPr>
+          <w:rFonts w:ascii="Charis SIL Regular" w:hAnsi="Charis SIL Regular" w:eastAsia="Charis SIL Regular"/>
+          <w:b w:val="0"/>
+          <w:i w:val="0"/>
+          <w:color w:val="0000FF"/>
+          <w:sz w:val="24"/>
+          <w:u w:val="single"/>
+        </w:rPr>
+        <w:hyperlink r:id="rId10" w:history="1">
+          <w:r>
+            <w:rPr>
+              <w:rStyle w:val="Hyperlink"/>
+            </w:rPr>
+            <w:t>Etn</w:t>
+          </w:r>
+        </w:hyperlink>
+      </w:r>
+      <w:r>
+        <w:rPr>
+          <w:rFonts w:ascii="Charis SIL Regular" w:hAnsi="Charis SIL Regular" w:eastAsia="Charis SIL Regular"/>
+          <w:b w:val="0"/>
+          <w:i w:val="0"/>
+          <w:color w:val="0000FF"/>
+          <w:sz w:val="24"/>
+          <w:u w:val="single"/>
+        </w:rPr>
+        <w:hyperlink r:id="rId10" w:history="1">
           <w:r>
             <w:rPr>
               <w:rStyle w:val="Hyperlink"/>
@@ -355,7 +410,7 @@
           <w:sz w:val="24"/>
           <w:u w:val="single"/>
         </w:rPr>
-        <w:hyperlink r:id="rId9" w:history="1">
+        <w:hyperlink r:id="rId10" w:history="1">
           <w:r>
             <w:rPr>
               <w:rStyle w:val="Hyperlink"/>
@@ -384,7 +439,7 @@
           <w:sz w:val="24"/>
           <w:u w:val="single"/>
         </w:rPr>
-        <w:hyperlink r:id="rId9" w:history="1">
+        <w:hyperlink r:id="rId10" w:history="1">
           <w:r>
             <w:rPr>
               <w:rStyle w:val="Hyperlink"/>
@@ -402,7 +457,7 @@
           <w:sz w:val="24"/>
           <w:u w:val="single"/>
         </w:rPr>
-        <w:hyperlink r:id="rId9" w:history="1">
+        <w:hyperlink r:id="rId10" w:history="1">
           <w:r>
             <w:rPr>
               <w:rStyle w:val="Hyperlink"/>
@@ -420,7 +475,7 @@
           <w:sz w:val="24"/>
           <w:u w:val="single"/>
         </w:rPr>
-        <w:hyperlink r:id="rId9" w:history="1">
+        <w:hyperlink r:id="rId10" w:history="1">
           <w:r>
             <w:rPr>
               <w:rStyle w:val="Hyperlink"/>
@@ -465,25 +520,7 @@
           <w:color w:val="000000"/>
           <w:sz w:val="24"/>
         </w:rPr>
-        <w:t xml:space="preserve">1837, both in the city of </w:t>
-      </w:r>
-      <w:r>
-        <w:rPr>
-          <w:u w:val="single" w:color="0000ff"/>
-          <w:rFonts w:ascii="Charis SIL Regular" w:hAnsi="Charis SIL Regular" w:eastAsia="Charis SIL Regular"/>
-          <w:b w:val="0"/>
-          <w:i w:val="0"/>
-          <w:color w:val="000000"/>
-          <w:sz w:val="24"/>
-        </w:rPr>
-        <w:hyperlink r:id="rId10" w:history="1">
-          <w:r>
-            <w:rPr>
-              <w:rStyle w:val="Hyperlink"/>
-            </w:rPr>
-            <w:t>Leide</w:t>
-          </w:r>
-        </w:hyperlink>
+        <w:t>1837, both in the city of Leide</w:t>
       </w:r>
       <w:r>
         <w:rPr>
@@ -725,56 +762,19 @@
           <w:i w:val="0"/>
           <w:color w:val="0000FF"/>
           <w:sz w:val="24"/>
+        </w:rPr>
+        <w:t>voor Lan</w:t>
+      </w:r>
+      <w:r>
+        <w:rPr>
+          <w:rFonts w:ascii="Charis SIL Regular" w:hAnsi="Charis SIL Regular" w:eastAsia="Charis SIL Regular"/>
+          <w:b w:val="0"/>
+          <w:i w:val="0"/>
+          <w:color w:val="0000FF"/>
+          <w:sz w:val="24"/>
           <w:u w:val="single"/>
         </w:rPr>
-        <w:hyperlink r:id="rId12" w:history="1">
-          <w:r>
-            <w:rPr>
-              <w:rStyle w:val="Hyperlink"/>
-            </w:rPr>
-            <w:t>voor</w:t>
-          </w:r>
-        </w:hyperlink>
-      </w:r>
-      <w:r>
-        <w:rPr>
-          <w:rFonts w:ascii="Charis SIL Regular" w:hAnsi="Charis SIL Regular" w:eastAsia="Charis SIL Regular"/>
-          <w:b w:val="0"/>
-          <w:i w:val="0"/>
-          <w:color w:val="0000FF"/>
-          <w:sz w:val="24"/>
-          <w:u w:val="single"/>
-        </w:rPr>
-        <w:t xml:space="preserve"> </w:t>
-      </w:r>
-      <w:r>
-        <w:rPr>
-          <w:rFonts w:ascii="Charis SIL Regular" w:hAnsi="Charis SIL Regular" w:eastAsia="Charis SIL Regular"/>
-          <w:b w:val="0"/>
-          <w:i w:val="0"/>
-          <w:color w:val="0000FF"/>
-          <w:sz w:val="24"/>
-          <w:u w:val="single"/>
-        </w:rPr>
-        <w:hyperlink r:id="rId12" w:history="1">
-          <w:r>
-            <w:rPr>
-              <w:rStyle w:val="Hyperlink"/>
-            </w:rPr>
-            <w:t>Lan</w:t>
-          </w:r>
-        </w:hyperlink>
-      </w:r>
-      <w:r>
-        <w:rPr>
-          <w:rFonts w:ascii="Charis SIL Regular" w:hAnsi="Charis SIL Regular" w:eastAsia="Charis SIL Regular"/>
-          <w:b w:val="0"/>
-          <w:i w:val="0"/>
-          <w:color w:val="0000FF"/>
-          <w:sz w:val="24"/>
-          <w:u w:val="single"/>
-        </w:rPr>
-        <w:hyperlink r:id="rId12" w:history="1">
+        <w:hyperlink r:id="rId11" w:history="1">
           <w:r>
             <w:rPr>
               <w:rStyle w:val="Hyperlink"/>
@@ -803,7 +803,7 @@
           <w:sz w:val="24"/>
           <w:u w:val="single"/>
         </w:rPr>
-        <w:hyperlink r:id="rId12" w:history="1">
+        <w:hyperlink r:id="rId11" w:history="1">
           <w:r>
             <w:rPr>
               <w:rStyle w:val="Hyperlink"/>
@@ -824,7 +824,7 @@
           <w:sz w:val="24"/>
           <w:u w:val="single"/>
         </w:rPr>
-        <w:hyperlink r:id="rId12" w:history="1">
+        <w:hyperlink r:id="rId11" w:history="1">
           <w:r>
             <w:rPr>
               <w:rStyle w:val="Hyperlink"/>
@@ -2191,7 +2191,7 @@
           <w:sz w:val="24"/>
           <w:u w:val="single"/>
         </w:rPr>
-        <w:hyperlink r:id="rId19" w:history="1">
+        <w:hyperlink r:id="rId20" w:history="1">
           <w:r>
             <w:rPr>
               <w:rStyle w:val="Hyperlink"/>
@@ -2220,7 +2220,7 @@
           <w:sz w:val="24"/>
           <w:u w:val="single"/>
         </w:rPr>
-        <w:hyperlink r:id="rId19" w:history="1">
+        <w:hyperlink r:id="rId20" w:history="1">
           <w:r>
             <w:rPr>
               <w:rStyle w:val="Hyperlink"/>
@@ -2238,7 +2238,7 @@
           <w:sz w:val="24"/>
           <w:u w:val="single"/>
         </w:rPr>
-        <w:hyperlink r:id="rId19" w:history="1">
+        <w:hyperlink r:id="rId20" w:history="1">
           <w:r>
             <w:rPr>
               <w:rStyle w:val="Hyperlink"/>
@@ -2267,7 +2267,7 @@
           <w:sz w:val="24"/>
           <w:u w:val="single"/>
         </w:rPr>
-        <w:hyperlink r:id="rId19" w:history="1">
+        <w:hyperlink r:id="rId20" w:history="1">
           <w:r>
             <w:rPr>
               <w:rStyle w:val="Hyperlink"/>
@@ -2494,7 +2494,7 @@
           <w:sz w:val="24"/>
           <w:u w:val="single"/>
         </w:rPr>
-        <w:hyperlink r:id="rId21" w:history="1">
+        <w:hyperlink r:id="rId20" w:history="1">
           <w:r>
             <w:rPr>
               <w:rStyle w:val="Hyperlink"/>
@@ -2523,7 +2523,7 @@
           <w:sz w:val="24"/>
           <w:u w:val="single"/>
         </w:rPr>
-        <w:hyperlink r:id="rId21" w:history="1">
+        <w:hyperlink r:id="rId20" w:history="1">
           <w:r>
             <w:rPr>
               <w:rStyle w:val="Hyperlink"/>
@@ -2552,7 +2552,7 @@
           <w:sz w:val="24"/>
           <w:u w:val="single"/>
         </w:rPr>
-        <w:hyperlink r:id="rId21" w:history="1">
+        <w:hyperlink r:id="rId20" w:history="1">
           <w:r>
             <w:rPr>
               <w:rStyle w:val="Hyperlink"/>
@@ -2570,7 +2570,7 @@
           <w:sz w:val="24"/>
           <w:u w:val="single"/>
         </w:rPr>
-        <w:hyperlink r:id="rId21" w:history="1">
+        <w:hyperlink r:id="rId20" w:history="1">
           <w:r>
             <w:rPr>
               <w:rStyle w:val="Hyperlink"/>

--- a/EXPORTS/DOCX/published/niveau2/English/Museum.docx
+++ b/EXPORTS/DOCX/published/niveau2/English/Museum.docx
@@ -316,25 +316,7 @@
           <w:color w:val="000000"/>
           <w:sz w:val="24"/>
         </w:rPr>
-        <w:t>History) in 1820 and</w:t>
-      </w:r>
-      <w:r>
-        <w:rPr>
-          <w:u w:val="single" w:color="0000ff"/>
-          <w:rFonts w:ascii="Charis SIL Regular" w:hAnsi="Charis SIL Regular" w:eastAsia="Charis SIL Regular"/>
-          <w:b w:val="0"/>
-          <w:i w:val="0"/>
-          <w:color w:val="000000"/>
-          <w:sz w:val="24"/>
-        </w:rPr>
-        <w:hyperlink r:id="rId9" w:history="1">
-          <w:r>
-            <w:rPr>
-              <w:rStyle w:val="Hyperlink"/>
-            </w:rPr>
-            <w:t xml:space="preserve"> the </w:t>
-          </w:r>
-        </w:hyperlink>
+        <w:t xml:space="preserve">History) in 1820 and the </w:t>
       </w:r>
       <w:r>
         <w:rPr>
@@ -345,7 +327,7 @@
           <w:sz w:val="24"/>
           <w:u w:val="single"/>
         </w:rPr>
-        <w:hyperlink r:id="rId9" w:history="1">
+        <w:hyperlink r:id="rId10" w:history="1">
           <w:r>
             <w:rPr>
               <w:rStyle w:val="Hyperlink"/>
@@ -457,7 +439,7 @@
           <w:sz w:val="24"/>
           <w:u w:val="single"/>
         </w:rPr>
-        <w:hyperlink r:id="rId10" w:history="1">
+        <w:hyperlink r:id="rId9" w:history="1">
           <w:r>
             <w:rPr>
               <w:rStyle w:val="Hyperlink"/>
@@ -475,7 +457,7 @@
           <w:sz w:val="24"/>
           <w:u w:val="single"/>
         </w:rPr>
-        <w:hyperlink r:id="rId10" w:history="1">
+        <w:hyperlink r:id="rId9" w:history="1">
           <w:r>
             <w:rPr>
               <w:rStyle w:val="Hyperlink"/>
@@ -520,7 +502,25 @@
           <w:color w:val="000000"/>
           <w:sz w:val="24"/>
         </w:rPr>
-        <w:t>1837, both in the city of Leide</w:t>
+        <w:t xml:space="preserve">1837, both in the city of </w:t>
+      </w:r>
+      <w:r>
+        <w:rPr>
+          <w:u w:val="single" w:color="0000ff"/>
+          <w:rFonts w:ascii="Charis SIL Regular" w:hAnsi="Charis SIL Regular" w:eastAsia="Charis SIL Regular"/>
+          <w:b w:val="0"/>
+          <w:i w:val="0"/>
+          <w:color w:val="000000"/>
+          <w:sz w:val="24"/>
+        </w:rPr>
+        <w:hyperlink r:id="rId10" w:history="1">
+          <w:r>
+            <w:rPr>
+              <w:rStyle w:val="Hyperlink"/>
+            </w:rPr>
+            <w:t>Leide</w:t>
+          </w:r>
+        </w:hyperlink>
       </w:r>
       <w:r>
         <w:rPr>
@@ -762,8 +762,16 @@
           <w:i w:val="0"/>
           <w:color w:val="0000FF"/>
           <w:sz w:val="24"/>
-        </w:rPr>
-        <w:t>voor Lan</w:t>
+          <w:u w:val="single"/>
+        </w:rPr>
+        <w:hyperlink r:id="rId12" w:history="1">
+          <w:r>
+            <w:rPr>
+              <w:rStyle w:val="Hyperlink"/>
+            </w:rPr>
+            <w:t>voor</w:t>
+          </w:r>
+        </w:hyperlink>
       </w:r>
       <w:r>
         <w:rPr>
@@ -774,7 +782,36 @@
           <w:sz w:val="24"/>
           <w:u w:val="single"/>
         </w:rPr>
-        <w:hyperlink r:id="rId11" w:history="1">
+        <w:t xml:space="preserve"> </w:t>
+      </w:r>
+      <w:r>
+        <w:rPr>
+          <w:rFonts w:ascii="Charis SIL Regular" w:hAnsi="Charis SIL Regular" w:eastAsia="Charis SIL Regular"/>
+          <w:b w:val="0"/>
+          <w:i w:val="0"/>
+          <w:color w:val="0000FF"/>
+          <w:sz w:val="24"/>
+          <w:u w:val="single"/>
+        </w:rPr>
+        <w:hyperlink r:id="rId12" w:history="1">
+          <w:r>
+            <w:rPr>
+              <w:rStyle w:val="Hyperlink"/>
+            </w:rPr>
+            <w:t>Lan</w:t>
+          </w:r>
+        </w:hyperlink>
+      </w:r>
+      <w:r>
+        <w:rPr>
+          <w:rFonts w:ascii="Charis SIL Regular" w:hAnsi="Charis SIL Regular" w:eastAsia="Charis SIL Regular"/>
+          <w:b w:val="0"/>
+          <w:i w:val="0"/>
+          <w:color w:val="0000FF"/>
+          <w:sz w:val="24"/>
+          <w:u w:val="single"/>
+        </w:rPr>
+        <w:hyperlink r:id="rId12" w:history="1">
           <w:r>
             <w:rPr>
               <w:rStyle w:val="Hyperlink"/>
@@ -892,6 +929,7 @@
       </w:r>
       <w:r>
         <w:rPr>
+          <w:u w:val="single" w:color="0000ff"/>
           <w:rFonts w:ascii="Charis SIL Regular" w:hAnsi="Charis SIL Regular" w:eastAsia="Charis SIL Regular"/>
           <w:b w:val="0"/>
           <w:i w:val="0"/>

--- a/EXPORTS/DOCX/published/niveau2/English/Museum.docx
+++ b/EXPORTS/DOCX/published/niveau2/English/Museum.docx
@@ -316,7 +316,25 @@
           <w:color w:val="000000"/>
           <w:sz w:val="24"/>
         </w:rPr>
-        <w:t xml:space="preserve">History) in 1820 and the </w:t>
+        <w:t>History) in 1820 and</w:t>
+      </w:r>
+      <w:r>
+        <w:rPr>
+          <w:u w:val="single" w:color="0000ff"/>
+          <w:rFonts w:ascii="Charis SIL Regular" w:hAnsi="Charis SIL Regular" w:eastAsia="Charis SIL Regular"/>
+          <w:b w:val="0"/>
+          <w:i w:val="0"/>
+          <w:color w:val="000000"/>
+          <w:sz w:val="24"/>
+        </w:rPr>
+        <w:hyperlink r:id="rId9" w:history="1">
+          <w:r>
+            <w:rPr>
+              <w:rStyle w:val="Hyperlink"/>
+            </w:rPr>
+            <w:t xml:space="preserve"> the </w:t>
+          </w:r>
+        </w:hyperlink>
       </w:r>
       <w:r>
         <w:rPr>
@@ -325,61 +343,23 @@
           <w:i w:val="0"/>
           <w:color w:val="0000FF"/>
           <w:sz w:val="24"/>
-          <w:u w:val="single"/>
+        </w:rPr>
+        <w:t xml:space="preserve">Rijks </w:t>
+      </w:r>
+      <w:r>
+        <w:rPr>
+          <w:rFonts w:ascii="Charis SIL Regular" w:hAnsi="Charis SIL Regular" w:eastAsia="Charis SIL Regular"/>
+          <w:b w:val="0"/>
+          <w:i w:val="0"/>
+          <w:color w:val="0000FF"/>
+          <w:sz w:val="24"/>
         </w:rPr>
         <w:hyperlink r:id="rId10" w:history="1">
           <w:r>
             <w:rPr>
               <w:rStyle w:val="Hyperlink"/>
             </w:rPr>
-            <w:t>Rijks</w:t>
-          </w:r>
-        </w:hyperlink>
-      </w:r>
-      <w:r>
-        <w:rPr>
-          <w:rFonts w:ascii="Charis SIL Regular" w:hAnsi="Charis SIL Regular" w:eastAsia="Charis SIL Regular"/>
-          <w:b w:val="0"/>
-          <w:i w:val="0"/>
-          <w:color w:val="0000FF"/>
-          <w:sz w:val="24"/>
-          <w:u w:val="single"/>
-        </w:rPr>
-        <w:t xml:space="preserve"> </w:t>
-      </w:r>
-      <w:r>
-        <w:rPr>
-          <w:rFonts w:ascii="Charis SIL Regular" w:hAnsi="Charis SIL Regular" w:eastAsia="Charis SIL Regular"/>
-          <w:b w:val="0"/>
-          <w:i w:val="0"/>
-          <w:color w:val="0000FF"/>
-          <w:sz w:val="24"/>
-          <w:u w:val="single"/>
-        </w:rPr>
-        <w:hyperlink r:id="rId10" w:history="1">
-          <w:r>
-            <w:rPr>
-              <w:rStyle w:val="Hyperlink"/>
-            </w:rPr>
-            <w:t>Etn</w:t>
-          </w:r>
-        </w:hyperlink>
-      </w:r>
-      <w:r>
-        <w:rPr>
-          <w:rFonts w:ascii="Charis SIL Regular" w:hAnsi="Charis SIL Regular" w:eastAsia="Charis SIL Regular"/>
-          <w:b w:val="0"/>
-          <w:i w:val="0"/>
-          <w:color w:val="0000FF"/>
-          <w:sz w:val="24"/>
-          <w:u w:val="single"/>
-        </w:rPr>
-        <w:hyperlink r:id="rId10" w:history="1">
-          <w:r>
-            <w:rPr>
-              <w:rStyle w:val="Hyperlink"/>
-            </w:rPr>
-            <w:t>ogra</w:t>
+            <w:t>Etnogra</w:t>
           </w:r>
         </w:hyperlink>
       </w:r>
@@ -439,7 +419,7 @@
           <w:sz w:val="24"/>
           <w:u w:val="single"/>
         </w:rPr>
-        <w:hyperlink r:id="rId9" w:history="1">
+        <w:hyperlink r:id="rId10" w:history="1">
           <w:r>
             <w:rPr>
               <w:rStyle w:val="Hyperlink"/>
@@ -457,7 +437,7 @@
           <w:sz w:val="24"/>
           <w:u w:val="single"/>
         </w:rPr>
-        <w:hyperlink r:id="rId9" w:history="1">
+        <w:hyperlink r:id="rId10" w:history="1">
           <w:r>
             <w:rPr>
               <w:rStyle w:val="Hyperlink"/>
@@ -502,25 +482,7 @@
           <w:color w:val="000000"/>
           <w:sz w:val="24"/>
         </w:rPr>
-        <w:t xml:space="preserve">1837, both in the city of </w:t>
-      </w:r>
-      <w:r>
-        <w:rPr>
-          <w:u w:val="single" w:color="0000ff"/>
-          <w:rFonts w:ascii="Charis SIL Regular" w:hAnsi="Charis SIL Regular" w:eastAsia="Charis SIL Regular"/>
-          <w:b w:val="0"/>
-          <w:i w:val="0"/>
-          <w:color w:val="000000"/>
-          <w:sz w:val="24"/>
-        </w:rPr>
-        <w:hyperlink r:id="rId10" w:history="1">
-          <w:r>
-            <w:rPr>
-              <w:rStyle w:val="Hyperlink"/>
-            </w:rPr>
-            <w:t>Leide</w:t>
-          </w:r>
-        </w:hyperlink>
+        <w:t>1837, both in the city of Leide</w:t>
       </w:r>
       <w:r>
         <w:rPr>
@@ -811,7 +773,7 @@
           <w:sz w:val="24"/>
           <w:u w:val="single"/>
         </w:rPr>
-        <w:hyperlink r:id="rId12" w:history="1">
+        <w:hyperlink r:id="rId11" w:history="1">
           <w:r>
             <w:rPr>
               <w:rStyle w:val="Hyperlink"/>
@@ -2229,7 +2191,7 @@
           <w:sz w:val="24"/>
           <w:u w:val="single"/>
         </w:rPr>
-        <w:hyperlink r:id="rId20" w:history="1">
+        <w:hyperlink r:id="rId19" w:history="1">
           <w:r>
             <w:rPr>
               <w:rStyle w:val="Hyperlink"/>
@@ -2258,7 +2220,7 @@
           <w:sz w:val="24"/>
           <w:u w:val="single"/>
         </w:rPr>
-        <w:hyperlink r:id="rId20" w:history="1">
+        <w:hyperlink r:id="rId19" w:history="1">
           <w:r>
             <w:rPr>
               <w:rStyle w:val="Hyperlink"/>
@@ -2276,7 +2238,7 @@
           <w:sz w:val="24"/>
           <w:u w:val="single"/>
         </w:rPr>
-        <w:hyperlink r:id="rId20" w:history="1">
+        <w:hyperlink r:id="rId19" w:history="1">
           <w:r>
             <w:rPr>
               <w:rStyle w:val="Hyperlink"/>
@@ -2532,7 +2494,7 @@
           <w:sz w:val="24"/>
           <w:u w:val="single"/>
         </w:rPr>
-        <w:hyperlink r:id="rId20" w:history="1">
+        <w:hyperlink r:id="rId21" w:history="1">
           <w:r>
             <w:rPr>
               <w:rStyle w:val="Hyperlink"/>
@@ -2561,7 +2523,7 @@
           <w:sz w:val="24"/>
           <w:u w:val="single"/>
         </w:rPr>
-        <w:hyperlink r:id="rId20" w:history="1">
+        <w:hyperlink r:id="rId21" w:history="1">
           <w:r>
             <w:rPr>
               <w:rStyle w:val="Hyperlink"/>
@@ -2691,7 +2653,7 @@
           <w:sz w:val="24"/>
           <w:u w:val="single"/>
         </w:rPr>
-        <w:hyperlink r:id="rId20" w:history="1">
+        <w:hyperlink r:id="rId21" w:history="1">
           <w:r>
             <w:rPr>
               <w:rStyle w:val="Hyperlink"/>
@@ -2707,20 +2669,19 @@
           <w:i w:val="0"/>
           <w:color w:val="0000FF"/>
           <w:sz w:val="24"/>
+        </w:rPr>
+        <w:t xml:space="preserve"> </w:t>
+      </w:r>
+      <w:r>
+        <w:rPr>
+          <w:rFonts w:ascii="Charis SIL Regular" w:hAnsi="Charis SIL Regular" w:eastAsia="Charis SIL Regular"/>
+          <w:b w:val="0"/>
+          <w:i w:val="0"/>
+          <w:color w:val="0000FF"/>
+          <w:sz w:val="24"/>
           <w:u w:val="single"/>
         </w:rPr>
-        <w:t xml:space="preserve"> </w:t>
-      </w:r>
-      <w:r>
-        <w:rPr>
-          <w:rFonts w:ascii="Charis SIL Regular" w:hAnsi="Charis SIL Regular" w:eastAsia="Charis SIL Regular"/>
-          <w:b w:val="0"/>
-          <w:i w:val="0"/>
-          <w:color w:val="0000FF"/>
-          <w:sz w:val="24"/>
-          <w:u w:val="single"/>
-        </w:rPr>
-        <w:hyperlink r:id="rId20" w:history="1">
+        <w:hyperlink r:id="rId21" w:history="1">
           <w:r>
             <w:rPr>
               <w:rStyle w:val="Hyperlink"/>
@@ -2738,7 +2699,7 @@
           <w:sz w:val="24"/>
           <w:u w:val="single"/>
         </w:rPr>
-        <w:hyperlink r:id="rId20" w:history="1">
+        <w:hyperlink r:id="rId21" w:history="1">
           <w:r>
             <w:rPr>
               <w:rStyle w:val="Hyperlink"/>
@@ -2754,7 +2715,6 @@
           <w:i w:val="0"/>
           <w:color w:val="0000FF"/>
           <w:sz w:val="24"/>
-          <w:u w:val="single"/>
         </w:rPr>
         <w:t xml:space="preserve"> </w:t>
       </w:r>
@@ -2765,16 +2725,8 @@
           <w:i w:val="0"/>
           <w:color w:val="0000FF"/>
           <w:sz w:val="24"/>
-          <w:u w:val="single"/>
-        </w:rPr>
-        <w:hyperlink r:id="rId20" w:history="1">
-          <w:r>
-            <w:rPr>
-              <w:rStyle w:val="Hyperlink"/>
-            </w:rPr>
-            <w:t>colonise</w:t>
-          </w:r>
-        </w:hyperlink>
+        </w:rPr>
+        <w:t>colonise</w:t>
       </w:r>
       <w:r>
         <w:rPr>
@@ -2860,12 +2812,217 @@
           <w:sz w:val="24"/>
           <w:u w:val="single"/>
         </w:rPr>
+        <w:hyperlink r:id="rId22" w:history="1">
+          <w:r>
+            <w:rPr>
+              <w:rStyle w:val="Hyperlink"/>
+            </w:rPr>
+            <w:t>Scie</w:t>
+          </w:r>
+        </w:hyperlink>
+      </w:r>
+      <w:r>
+        <w:rPr>
+          <w:rFonts w:ascii="Charis SIL Regular" w:hAnsi="Charis SIL Regular" w:eastAsia="Charis SIL Regular"/>
+          <w:b w:val="0"/>
+          <w:i w:val="0"/>
+          <w:color w:val="0000FF"/>
+          <w:sz w:val="24"/>
+          <w:u w:val="single"/>
+        </w:rPr>
+        <w:hyperlink r:id="rId22" w:history="1">
+          <w:r>
+            <w:rPr>
+              <w:rStyle w:val="Hyperlink"/>
+            </w:rPr>
+            <w:t>n</w:t>
+          </w:r>
+        </w:hyperlink>
+      </w:r>
+      <w:r>
+        <w:rPr>
+          <w:rFonts w:ascii="Charis SIL Regular" w:hAnsi="Charis SIL Regular" w:eastAsia="Charis SIL Regular"/>
+          <w:b w:val="0"/>
+          <w:i w:val="0"/>
+          <w:color w:val="0000FF"/>
+          <w:sz w:val="24"/>
+          <w:u w:val="single"/>
+        </w:rPr>
+        <w:hyperlink r:id="rId22" w:history="1">
+          <w:r>
+            <w:rPr>
+              <w:rStyle w:val="Hyperlink"/>
+            </w:rPr>
+            <w:t>tif</w:t>
+          </w:r>
+        </w:hyperlink>
+      </w:r>
+      <w:r>
+        <w:rPr>
+          <w:rFonts w:ascii="Charis SIL Regular" w:hAnsi="Charis SIL Regular" w:eastAsia="Charis SIL Regular"/>
+          <w:b w:val="0"/>
+          <w:i w:val="0"/>
+          <w:color w:val="0000FF"/>
+          <w:sz w:val="24"/>
+        </w:rPr>
+        <w:hyperlink r:id="rId22" w:history="1">
+          <w:r>
+            <w:rPr>
+              <w:rStyle w:val="Hyperlink"/>
+            </w:rPr>
+            <w:t>i</w:t>
+          </w:r>
+        </w:hyperlink>
+      </w:r>
+      <w:r>
+        <w:rPr>
+          <w:rFonts w:ascii="Charis SIL Regular" w:hAnsi="Charis SIL Regular" w:eastAsia="Charis SIL Regular"/>
+          <w:b w:val="0"/>
+          <w:i w:val="0"/>
+          <w:color w:val="0000FF"/>
+          <w:sz w:val="24"/>
+          <w:u w:val="single"/>
+        </w:rPr>
+        <w:t>c</w:t>
+      </w:r>
+      <w:r>
+        <w:rPr>
+          <w:rFonts w:ascii="Charis SIL Regular" w:hAnsi="Charis SIL Regular" w:eastAsia="Charis SIL Regular"/>
+          <w:b w:val="0"/>
+          <w:i w:val="0"/>
+          <w:color w:val="0000FF"/>
+          <w:sz w:val="24"/>
+          <w:u w:val="single"/>
+        </w:rPr>
+        <w:t xml:space="preserve"> </w:t>
+      </w:r>
+      <w:r>
+        <w:rPr>
+          <w:rFonts w:ascii="Charis SIL Regular" w:hAnsi="Charis SIL Regular" w:eastAsia="Charis SIL Regular"/>
+          <w:b w:val="0"/>
+          <w:i w:val="0"/>
+          <w:color w:val="0000FF"/>
+          <w:sz w:val="24"/>
+          <w:u w:val="single"/>
+        </w:rPr>
+        <w:hyperlink r:id="rId22" w:history="1">
+          <w:r>
+            <w:rPr>
+              <w:rStyle w:val="Hyperlink"/>
+            </w:rPr>
+            <w:t>rese</w:t>
+          </w:r>
+        </w:hyperlink>
+      </w:r>
+      <w:r>
+        <w:rPr>
+          <w:rFonts w:ascii="Charis SIL Regular" w:hAnsi="Charis SIL Regular" w:eastAsia="Charis SIL Regular"/>
+          <w:b w:val="0"/>
+          <w:i w:val="0"/>
+          <w:color w:val="0000FF"/>
+          <w:sz w:val="24"/>
+          <w:u w:val="single"/>
+        </w:rPr>
+        <w:hyperlink r:id="rId22" w:history="1">
+          <w:r>
+            <w:rPr>
+              <w:rStyle w:val="Hyperlink"/>
+            </w:rPr>
+            <w:t>a</w:t>
+          </w:r>
+        </w:hyperlink>
+      </w:r>
+      <w:r>
+        <w:rPr>
+          <w:rFonts w:ascii="Charis SIL Regular" w:hAnsi="Charis SIL Regular" w:eastAsia="Charis SIL Regular"/>
+          <w:b w:val="0"/>
+          <w:i w:val="0"/>
+          <w:color w:val="0000FF"/>
+          <w:sz w:val="24"/>
+          <w:u w:val="single"/>
+        </w:rPr>
         <w:hyperlink r:id="rId21" w:history="1">
           <w:r>
             <w:rPr>
               <w:rStyle w:val="Hyperlink"/>
             </w:rPr>
-            <w:t>Scie</w:t>
+            <w:t>rch</w:t>
+          </w:r>
+        </w:hyperlink>
+      </w:r>
+      <w:r>
+        <w:rPr>
+          <w:rFonts w:ascii="Charis SIL Regular" w:hAnsi="Charis SIL Regular" w:eastAsia="Charis SIL Regular"/>
+          <w:b w:val="0"/>
+          <w:i w:val="0"/>
+          <w:color w:val="0000FF"/>
+          <w:sz w:val="24"/>
+          <w:u w:val="single"/>
+        </w:rPr>
+        <w:t xml:space="preserve"> </w:t>
+      </w:r>
+      <w:r>
+        <w:rPr>
+          <w:rFonts w:ascii="Charis SIL Regular" w:hAnsi="Charis SIL Regular" w:eastAsia="Charis SIL Regular"/>
+          <w:b w:val="0"/>
+          <w:i w:val="0"/>
+          <w:color w:val="0000FF"/>
+          <w:sz w:val="24"/>
+          <w:u w:val="single"/>
+        </w:rPr>
+        <w:hyperlink r:id="rId21" w:history="1">
+          <w:r>
+            <w:rPr>
+              <w:rStyle w:val="Hyperlink"/>
+            </w:rPr>
+            <w:t>in</w:t>
+          </w:r>
+        </w:hyperlink>
+      </w:r>
+      <w:r>
+        <w:rPr>
+          <w:rFonts w:ascii="Charis SIL Regular" w:hAnsi="Charis SIL Regular" w:eastAsia="Charis SIL Regular"/>
+          <w:b w:val="0"/>
+          <w:i w:val="0"/>
+          <w:color w:val="0000FF"/>
+          <w:sz w:val="24"/>
+          <w:u w:val="single"/>
+        </w:rPr>
+        <w:t xml:space="preserve"> </w:t>
+      </w:r>
+      <w:r>
+        <w:rPr>
+          <w:rFonts w:ascii="Charis SIL Regular" w:hAnsi="Charis SIL Regular" w:eastAsia="Charis SIL Regular"/>
+          <w:b w:val="0"/>
+          <w:i w:val="0"/>
+          <w:color w:val="0000FF"/>
+          <w:sz w:val="24"/>
+          <w:u w:val="single"/>
+        </w:rPr>
+        <w:hyperlink r:id="rId21" w:history="1">
+          <w:r>
+            <w:rPr>
+              <w:rStyle w:val="Hyperlink"/>
+            </w:rPr>
+            <w:t>col</w:t>
+          </w:r>
+        </w:hyperlink>
+      </w:r>
+      <w:r>
+        <w:rPr>
+          <w:rFonts w:ascii="Charis SIL Regular" w:hAnsi="Charis SIL Regular" w:eastAsia="Charis SIL Regular"/>
+          <w:b w:val="0"/>
+          <w:i w:val="0"/>
+          <w:color w:val="0000FF"/>
+          <w:sz w:val="24"/>
+          <w:u w:val="single"/>
+        </w:rPr>
+        <w:hyperlink r:id="rId22" w:history="1">
+          <w:r>
+            <w:rPr>
+              <w:rStyle w:val="Hyperlink"/>
+            </w:rPr>
+            <w:t>o</w:t>
           </w:r>
         </w:hyperlink>
       </w:r>
@@ -2901,7 +3058,7 @@
             <w:rPr>
               <w:rStyle w:val="Hyperlink"/>
             </w:rPr>
-            <w:t>tif</w:t>
+            <w:t>i</w:t>
           </w:r>
         </w:hyperlink>
       </w:r>
@@ -2919,20 +3076,9 @@
             <w:rPr>
               <w:rStyle w:val="Hyperlink"/>
             </w:rPr>
-            <w:t>i</w:t>
+            <w:t>sed</w:t>
           </w:r>
         </w:hyperlink>
-      </w:r>
-      <w:r>
-        <w:rPr>
-          <w:rFonts w:ascii="Charis SIL Regular" w:hAnsi="Charis SIL Regular" w:eastAsia="Charis SIL Regular"/>
-          <w:b w:val="0"/>
-          <w:i w:val="0"/>
-          <w:color w:val="0000FF"/>
-          <w:sz w:val="24"/>
-          <w:u w:val="single"/>
-        </w:rPr>
-        <w:t>c</w:t>
       </w:r>
       <w:r>
         <w:rPr>
@@ -2959,101 +3105,7 @@
             <w:rPr>
               <w:rStyle w:val="Hyperlink"/>
             </w:rPr>
-            <w:t>rese</w:t>
-          </w:r>
-        </w:hyperlink>
-      </w:r>
-      <w:r>
-        <w:rPr>
-          <w:rFonts w:ascii="Charis SIL Regular" w:hAnsi="Charis SIL Regular" w:eastAsia="Charis SIL Regular"/>
-          <w:b w:val="0"/>
-          <w:i w:val="0"/>
-          <w:color w:val="0000FF"/>
-          <w:sz w:val="24"/>
-          <w:u w:val="single"/>
-        </w:rPr>
-        <w:hyperlink r:id="rId21" w:history="1">
-          <w:r>
-            <w:rPr>
-              <w:rStyle w:val="Hyperlink"/>
-            </w:rPr>
-            <w:t>a</w:t>
-          </w:r>
-        </w:hyperlink>
-      </w:r>
-      <w:r>
-        <w:rPr>
-          <w:rFonts w:ascii="Charis SIL Regular" w:hAnsi="Charis SIL Regular" w:eastAsia="Charis SIL Regular"/>
-          <w:b w:val="0"/>
-          <w:i w:val="0"/>
-          <w:color w:val="0000FF"/>
-          <w:sz w:val="24"/>
-          <w:u w:val="single"/>
-        </w:rPr>
-        <w:hyperlink r:id="rId21" w:history="1">
-          <w:r>
-            <w:rPr>
-              <w:rStyle w:val="Hyperlink"/>
-            </w:rPr>
-            <w:t>rch</w:t>
-          </w:r>
-        </w:hyperlink>
-      </w:r>
-      <w:r>
-        <w:rPr>
-          <w:rFonts w:ascii="Charis SIL Regular" w:hAnsi="Charis SIL Regular" w:eastAsia="Charis SIL Regular"/>
-          <w:b w:val="0"/>
-          <w:i w:val="0"/>
-          <w:color w:val="0000FF"/>
-          <w:sz w:val="24"/>
-          <w:u w:val="single"/>
-        </w:rPr>
-        <w:t xml:space="preserve"> </w:t>
-      </w:r>
-      <w:r>
-        <w:rPr>
-          <w:rFonts w:ascii="Charis SIL Regular" w:hAnsi="Charis SIL Regular" w:eastAsia="Charis SIL Regular"/>
-          <w:b w:val="0"/>
-          <w:i w:val="0"/>
-          <w:color w:val="0000FF"/>
-          <w:sz w:val="24"/>
-          <w:u w:val="single"/>
-        </w:rPr>
-        <w:hyperlink r:id="rId21" w:history="1">
-          <w:r>
-            <w:rPr>
-              <w:rStyle w:val="Hyperlink"/>
-            </w:rPr>
-            <w:t>in</w:t>
-          </w:r>
-        </w:hyperlink>
-      </w:r>
-      <w:r>
-        <w:rPr>
-          <w:rFonts w:ascii="Charis SIL Regular" w:hAnsi="Charis SIL Regular" w:eastAsia="Charis SIL Regular"/>
-          <w:b w:val="0"/>
-          <w:i w:val="0"/>
-          <w:color w:val="0000FF"/>
-          <w:sz w:val="24"/>
-          <w:u w:val="single"/>
-        </w:rPr>
-        <w:t xml:space="preserve"> </w:t>
-      </w:r>
-      <w:r>
-        <w:rPr>
-          <w:rFonts w:ascii="Charis SIL Regular" w:hAnsi="Charis SIL Regular" w:eastAsia="Charis SIL Regular"/>
-          <w:b w:val="0"/>
-          <w:i w:val="0"/>
-          <w:color w:val="0000FF"/>
-          <w:sz w:val="24"/>
-          <w:u w:val="single"/>
-        </w:rPr>
-        <w:hyperlink r:id="rId21" w:history="1">
-          <w:r>
-            <w:rPr>
-              <w:rStyle w:val="Hyperlink"/>
-            </w:rPr>
-            <w:t>col</w:t>
+            <w:t>territ</w:t>
           </w:r>
         </w:hyperlink>
       </w:r>
@@ -3089,120 +3141,9 @@
             <w:rPr>
               <w:rStyle w:val="Hyperlink"/>
             </w:rPr>
-            <w:t>n</w:t>
+            <w:t>ries</w:t>
           </w:r>
         </w:hyperlink>
-      </w:r>
-      <w:r>
-        <w:rPr>
-          <w:rFonts w:ascii="Charis SIL Regular" w:hAnsi="Charis SIL Regular" w:eastAsia="Charis SIL Regular"/>
-          <w:b w:val="0"/>
-          <w:i w:val="0"/>
-          <w:color w:val="0000FF"/>
-          <w:sz w:val="24"/>
-          <w:u w:val="single"/>
-        </w:rPr>
-        <w:hyperlink r:id="rId21" w:history="1">
-          <w:r>
-            <w:rPr>
-              <w:rStyle w:val="Hyperlink"/>
-            </w:rPr>
-            <w:t>i</w:t>
-          </w:r>
-        </w:hyperlink>
-      </w:r>
-      <w:r>
-        <w:rPr>
-          <w:rFonts w:ascii="Charis SIL Regular" w:hAnsi="Charis SIL Regular" w:eastAsia="Charis SIL Regular"/>
-          <w:b w:val="0"/>
-          <w:i w:val="0"/>
-          <w:color w:val="0000FF"/>
-          <w:sz w:val="24"/>
-          <w:u w:val="single"/>
-        </w:rPr>
-        <w:hyperlink r:id="rId21" w:history="1">
-          <w:r>
-            <w:rPr>
-              <w:rStyle w:val="Hyperlink"/>
-            </w:rPr>
-            <w:t>sed</w:t>
-          </w:r>
-        </w:hyperlink>
-      </w:r>
-      <w:r>
-        <w:rPr>
-          <w:rFonts w:ascii="Charis SIL Regular" w:hAnsi="Charis SIL Regular" w:eastAsia="Charis SIL Regular"/>
-          <w:b w:val="0"/>
-          <w:i w:val="0"/>
-          <w:color w:val="0000FF"/>
-          <w:sz w:val="24"/>
-          <w:u w:val="single"/>
-        </w:rPr>
-        <w:t xml:space="preserve"> </w:t>
-      </w:r>
-      <w:r>
-        <w:rPr>
-          <w:rFonts w:ascii="Charis SIL Regular" w:hAnsi="Charis SIL Regular" w:eastAsia="Charis SIL Regular"/>
-          <w:b w:val="0"/>
-          <w:i w:val="0"/>
-          <w:color w:val="0000FF"/>
-          <w:sz w:val="24"/>
-          <w:u w:val="single"/>
-        </w:rPr>
-        <w:hyperlink r:id="rId21" w:history="1">
-          <w:r>
-            <w:rPr>
-              <w:rStyle w:val="Hyperlink"/>
-            </w:rPr>
-            <w:t>territ</w:t>
-          </w:r>
-        </w:hyperlink>
-      </w:r>
-      <w:r>
-        <w:rPr>
-          <w:rFonts w:ascii="Charis SIL Regular" w:hAnsi="Charis SIL Regular" w:eastAsia="Charis SIL Regular"/>
-          <w:b w:val="0"/>
-          <w:i w:val="0"/>
-          <w:color w:val="0000FF"/>
-          <w:sz w:val="24"/>
-          <w:u w:val="single"/>
-        </w:rPr>
-        <w:hyperlink r:id="rId21" w:history="1">
-          <w:r>
-            <w:rPr>
-              <w:rStyle w:val="Hyperlink"/>
-            </w:rPr>
-            <w:t>o</w:t>
-          </w:r>
-        </w:hyperlink>
-      </w:r>
-      <w:r>
-        <w:rPr>
-          <w:rFonts w:ascii="Charis SIL Regular" w:hAnsi="Charis SIL Regular" w:eastAsia="Charis SIL Regular"/>
-          <w:b w:val="0"/>
-          <w:i w:val="0"/>
-          <w:color w:val="0000FF"/>
-          <w:sz w:val="24"/>
-          <w:u w:val="single"/>
-        </w:rPr>
-        <w:hyperlink r:id="rId21" w:history="1">
-          <w:r>
-            <w:rPr>
-              <w:rStyle w:val="Hyperlink"/>
-            </w:rPr>
-            <w:t>rie</w:t>
-          </w:r>
-        </w:hyperlink>
-      </w:r>
-      <w:r>
-        <w:rPr>
-          <w:rFonts w:ascii="Charis SIL Regular" w:hAnsi="Charis SIL Regular" w:eastAsia="Charis SIL Regular"/>
-          <w:b w:val="0"/>
-          <w:i w:val="0"/>
-          <w:color w:val="0000FF"/>
-          <w:sz w:val="24"/>
-        </w:rPr>
-        <w:t>s</w:t>
       </w:r>
       <w:r>
         <w:br/>
@@ -3242,7 +3183,6 @@
           <w:i w:val="0"/>
           <w:color w:val="0000FF"/>
           <w:sz w:val="24"/>
-          <w:u w:val="single"/>
         </w:rPr>
         <w:t xml:space="preserve"> </w:t>
       </w:r>
@@ -3289,16 +3229,8 @@
           <w:i w:val="0"/>
           <w:color w:val="0000FF"/>
           <w:sz w:val="24"/>
-          <w:u w:val="single"/>
-        </w:rPr>
-        <w:hyperlink r:id="rId22" w:history="1">
-          <w:r>
-            <w:rPr>
-              <w:rStyle w:val="Hyperlink"/>
-            </w:rPr>
-            <w:t>ie</w:t>
-          </w:r>
-        </w:hyperlink>
+        </w:rPr>
+        <w:t>ie</w:t>
       </w:r>
       <w:r>
         <w:rPr>
@@ -3338,7 +3270,7 @@
           <w:sz w:val="24"/>
           <w:u w:val="single"/>
         </w:rPr>
-        <w:hyperlink r:id="rId22" w:history="1">
+        <w:hyperlink r:id="rId23" w:history="1">
           <w:r>
             <w:rPr>
               <w:rStyle w:val="Hyperlink"/>
@@ -3367,7 +3299,7 @@
           <w:sz w:val="24"/>
           <w:u w:val="single"/>
         </w:rPr>
-        <w:hyperlink r:id="rId22" w:history="1">
+        <w:hyperlink r:id="rId23" w:history="1">
           <w:r>
             <w:rPr>
               <w:rStyle w:val="Hyperlink"/>
@@ -3385,7 +3317,7 @@
           <w:sz w:val="24"/>
           <w:u w:val="single"/>
         </w:rPr>
-        <w:hyperlink r:id="rId22" w:history="1">
+        <w:hyperlink r:id="rId23" w:history="1">
           <w:r>
             <w:rPr>
               <w:rStyle w:val="Hyperlink"/>
@@ -3403,7 +3335,7 @@
           <w:sz w:val="24"/>
           <w:u w:val="single"/>
         </w:rPr>
-        <w:hyperlink r:id="rId22" w:history="1">
+        <w:hyperlink r:id="rId23" w:history="1">
           <w:r>
             <w:rPr>
               <w:rStyle w:val="Hyperlink"/>
@@ -3432,7 +3364,7 @@
           <w:sz w:val="24"/>
           <w:u w:val="single"/>
         </w:rPr>
-        <w:hyperlink r:id="rId22" w:history="1">
+        <w:hyperlink r:id="rId23" w:history="1">
           <w:r>
             <w:rPr>
               <w:rStyle w:val="Hyperlink"/>

--- a/EXPORTS/DOCX/published/niveau2/English/Museum.docx
+++ b/EXPORTS/DOCX/published/niveau2/English/Museum.docx
@@ -343,23 +343,14 @@
           <w:i w:val="0"/>
           <w:color w:val="0000FF"/>
           <w:sz w:val="24"/>
-        </w:rPr>
-        <w:t xml:space="preserve">Rijks </w:t>
-      </w:r>
-      <w:r>
-        <w:rPr>
-          <w:rFonts w:ascii="Charis SIL Regular" w:hAnsi="Charis SIL Regular" w:eastAsia="Charis SIL Regular"/>
-          <w:b w:val="0"/>
-          <w:i w:val="0"/>
-          <w:color w:val="0000FF"/>
-          <w:sz w:val="24"/>
+          <w:u w:val="single"/>
         </w:rPr>
         <w:hyperlink r:id="rId10" w:history="1">
           <w:r>
             <w:rPr>
               <w:rStyle w:val="Hyperlink"/>
             </w:rPr>
-            <w:t>Etnogra</w:t>
+            <w:t>Rijks</w:t>
           </w:r>
         </w:hyperlink>
       </w:r>
@@ -372,7 +363,54 @@
           <w:sz w:val="24"/>
           <w:u w:val="single"/>
         </w:rPr>
+        <w:t xml:space="preserve"> </w:t>
+      </w:r>
+      <w:r>
+        <w:rPr>
+          <w:rFonts w:ascii="Charis SIL Regular" w:hAnsi="Charis SIL Regular" w:eastAsia="Charis SIL Regular"/>
+          <w:b w:val="0"/>
+          <w:i w:val="0"/>
+          <w:color w:val="0000FF"/>
+          <w:sz w:val="24"/>
+          <w:u w:val="single"/>
+        </w:rPr>
         <w:hyperlink r:id="rId10" w:history="1">
+          <w:r>
+            <w:rPr>
+              <w:rStyle w:val="Hyperlink"/>
+            </w:rPr>
+            <w:t>Etn</w:t>
+          </w:r>
+        </w:hyperlink>
+      </w:r>
+      <w:r>
+        <w:rPr>
+          <w:rFonts w:ascii="Charis SIL Regular" w:hAnsi="Charis SIL Regular" w:eastAsia="Charis SIL Regular"/>
+          <w:b w:val="0"/>
+          <w:i w:val="0"/>
+          <w:color w:val="0000FF"/>
+          <w:sz w:val="24"/>
+          <w:u w:val="single"/>
+        </w:rPr>
+        <w:hyperlink r:id="rId9" w:history="1">
+          <w:r>
+            <w:rPr>
+              <w:rStyle w:val="Hyperlink"/>
+            </w:rPr>
+            <w:t>ogra</w:t>
+          </w:r>
+        </w:hyperlink>
+      </w:r>
+      <w:r>
+        <w:rPr>
+          <w:rFonts w:ascii="Charis SIL Regular" w:hAnsi="Charis SIL Regular" w:eastAsia="Charis SIL Regular"/>
+          <w:b w:val="0"/>
+          <w:i w:val="0"/>
+          <w:color w:val="0000FF"/>
+          <w:sz w:val="24"/>
+          <w:u w:val="single"/>
+        </w:rPr>
+        <w:hyperlink r:id="rId9" w:history="1">
           <w:r>
             <w:rPr>
               <w:rStyle w:val="Hyperlink"/>
@@ -401,7 +439,7 @@
           <w:sz w:val="24"/>
           <w:u w:val="single"/>
         </w:rPr>
-        <w:hyperlink r:id="rId10" w:history="1">
+        <w:hyperlink r:id="rId9" w:history="1">
           <w:r>
             <w:rPr>
               <w:rStyle w:val="Hyperlink"/>
@@ -419,7 +457,7 @@
           <w:sz w:val="24"/>
           <w:u w:val="single"/>
         </w:rPr>
-        <w:hyperlink r:id="rId10" w:history="1">
+        <w:hyperlink r:id="rId9" w:history="1">
           <w:r>
             <w:rPr>
               <w:rStyle w:val="Hyperlink"/>
@@ -437,7 +475,7 @@
           <w:sz w:val="24"/>
           <w:u w:val="single"/>
         </w:rPr>
-        <w:hyperlink r:id="rId10" w:history="1">
+        <w:hyperlink r:id="rId9" w:history="1">
           <w:r>
             <w:rPr>
               <w:rStyle w:val="Hyperlink"/>
@@ -482,7 +520,25 @@
           <w:color w:val="000000"/>
           <w:sz w:val="24"/>
         </w:rPr>
-        <w:t>1837, both in the city of Leide</w:t>
+        <w:t xml:space="preserve">1837, both in the city of </w:t>
+      </w:r>
+      <w:r>
+        <w:rPr>
+          <w:u w:val="single" w:color="0000ff"/>
+          <w:rFonts w:ascii="Charis SIL Regular" w:hAnsi="Charis SIL Regular" w:eastAsia="Charis SIL Regular"/>
+          <w:b w:val="0"/>
+          <w:i w:val="0"/>
+          <w:color w:val="000000"/>
+          <w:sz w:val="24"/>
+        </w:rPr>
+        <w:hyperlink r:id="rId10" w:history="1">
+          <w:r>
+            <w:rPr>
+              <w:rStyle w:val="Hyperlink"/>
+            </w:rPr>
+            <w:t>Leide</w:t>
+          </w:r>
+        </w:hyperlink>
       </w:r>
       <w:r>
         <w:rPr>
@@ -773,7 +829,7 @@
           <w:sz w:val="24"/>
           <w:u w:val="single"/>
         </w:rPr>
-        <w:hyperlink r:id="rId11" w:history="1">
+        <w:hyperlink r:id="rId12" w:history="1">
           <w:r>
             <w:rPr>
               <w:rStyle w:val="Hyperlink"/>
@@ -802,7 +858,7 @@
           <w:sz w:val="24"/>
           <w:u w:val="single"/>
         </w:rPr>
-        <w:hyperlink r:id="rId11" w:history="1">
+        <w:hyperlink r:id="rId12" w:history="1">
           <w:r>
             <w:rPr>
               <w:rStyle w:val="Hyperlink"/>
@@ -823,7 +879,7 @@
           <w:sz w:val="24"/>
           <w:u w:val="single"/>
         </w:rPr>
-        <w:hyperlink r:id="rId11" w:history="1">
+        <w:hyperlink r:id="rId12" w:history="1">
           <w:r>
             <w:rPr>
               <w:rStyle w:val="Hyperlink"/>
@@ -858,47 +914,7 @@
           <w:color w:val="000000"/>
           <w:sz w:val="24"/>
         </w:rPr>
-        <w:t xml:space="preserve"> (Museum of Geography and Ethnology) in </w:t>
-      </w:r>
-      <w:r>
-        <w:rPr>
-          <w:u w:val="single" w:color="0000ff"/>
-          <w:rFonts w:ascii="Charis SIL Regular" w:hAnsi="Charis SIL Regular" w:eastAsia="Charis SIL Regular"/>
-          <w:b w:val="0"/>
-          <w:i w:val="0"/>
-          <w:color w:val="000000"/>
-          <w:sz w:val="24"/>
-        </w:rPr>
-        <w:t>R</w:t>
-      </w:r>
-      <w:r>
-        <w:rPr>
-          <w:u w:val="single" w:color="0000ff"/>
-          <w:rFonts w:ascii="Charis SIL Regular" w:hAnsi="Charis SIL Regular" w:eastAsia="Charis SIL Regular"/>
-          <w:b w:val="0"/>
-          <w:i w:val="0"/>
-          <w:color w:val="000000"/>
-          <w:sz w:val="24"/>
-        </w:rPr>
-        <w:hyperlink r:id="rId12" w:history="1">
-          <w:r>
-            <w:rPr>
-              <w:rStyle w:val="Hyperlink"/>
-            </w:rPr>
-            <w:t>otterda</w:t>
-          </w:r>
-        </w:hyperlink>
-      </w:r>
-      <w:r>
-        <w:rPr>
-          <w:u w:val="single" w:color="0000ff"/>
-          <w:rFonts w:ascii="Charis SIL Regular" w:hAnsi="Charis SIL Regular" w:eastAsia="Charis SIL Regular"/>
-          <w:b w:val="0"/>
-          <w:i w:val="0"/>
-          <w:color w:val="000000"/>
-          <w:sz w:val="24"/>
-        </w:rPr>
-        <w:t>m</w:t>
+        <w:t xml:space="preserve"> (Museum of Geography and Ethnology) in Rotterdam</w:t>
       </w:r>
       <w:r>
         <w:rPr>
@@ -938,7 +954,6 @@
       </w:r>
       <w:r>
         <w:rPr>
-          <w:u w:val="single" w:color="0000ff"/>
           <w:rFonts w:ascii="Charis SIL Regular" w:hAnsi="Charis SIL Regular" w:eastAsia="Charis SIL Regular"/>
           <w:b w:val="0"/>
           <w:i w:val="0"/>
@@ -2267,7 +2282,7 @@
           <w:sz w:val="24"/>
           <w:u w:val="single"/>
         </w:rPr>
-        <w:hyperlink r:id="rId20" w:history="1">
+        <w:hyperlink r:id="rId19" w:history="1">
           <w:r>
             <w:rPr>
               <w:rStyle w:val="Hyperlink"/>
@@ -2296,7 +2311,7 @@
           <w:sz w:val="24"/>
           <w:u w:val="single"/>
         </w:rPr>
-        <w:hyperlink r:id="rId20" w:history="1">
+        <w:hyperlink r:id="rId19" w:history="1">
           <w:r>
             <w:rPr>
               <w:rStyle w:val="Hyperlink"/>
@@ -2314,7 +2329,7 @@
           <w:sz w:val="24"/>
           <w:u w:val="single"/>
         </w:rPr>
-        <w:hyperlink r:id="rId20" w:history="1">
+        <w:hyperlink r:id="rId19" w:history="1">
           <w:r>
             <w:rPr>
               <w:rStyle w:val="Hyperlink"/>
@@ -2332,7 +2347,7 @@
           <w:sz w:val="24"/>
           <w:u w:val="single"/>
         </w:rPr>
-        <w:hyperlink r:id="rId20" w:history="1">
+        <w:hyperlink r:id="rId19" w:history="1">
           <w:r>
             <w:rPr>
               <w:rStyle w:val="Hyperlink"/>
@@ -2350,7 +2365,7 @@
           <w:sz w:val="24"/>
           <w:u w:val="single"/>
         </w:rPr>
-        <w:hyperlink r:id="rId20" w:history="1">
+        <w:hyperlink r:id="rId19" w:history="1">
           <w:r>
             <w:rPr>
               <w:rStyle w:val="Hyperlink"/>
@@ -2379,7 +2394,7 @@
           <w:sz w:val="24"/>
           <w:u w:val="single"/>
         </w:rPr>
-        <w:hyperlink r:id="rId20" w:history="1">
+        <w:hyperlink r:id="rId19" w:history="1">
           <w:r>
             <w:rPr>
               <w:rStyle w:val="Hyperlink"/>
@@ -2398,6 +2413,168 @@
           <w:u w:val="single"/>
         </w:rPr>
         <w:t xml:space="preserve"> </w:t>
+      </w:r>
+      <w:r>
+        <w:rPr>
+          <w:rFonts w:ascii="Charis SIL Regular" w:hAnsi="Charis SIL Regular" w:eastAsia="Charis SIL Regular"/>
+          <w:b w:val="0"/>
+          <w:i w:val="0"/>
+          <w:color w:val="0000FF"/>
+          <w:sz w:val="24"/>
+          <w:u w:val="single"/>
+        </w:rPr>
+        <w:hyperlink r:id="rId19" w:history="1">
+          <w:r>
+            <w:rPr>
+              <w:rStyle w:val="Hyperlink"/>
+            </w:rPr>
+            <w:t>a</w:t>
+          </w:r>
+        </w:hyperlink>
+      </w:r>
+      <w:r>
+        <w:rPr>
+          <w:rFonts w:ascii="Charis SIL Regular" w:hAnsi="Charis SIL Regular" w:eastAsia="Charis SIL Regular"/>
+          <w:b w:val="0"/>
+          <w:i w:val="0"/>
+          <w:color w:val="0000FF"/>
+          <w:sz w:val="24"/>
+          <w:u w:val="single"/>
+        </w:rPr>
+        <w:t xml:space="preserve"> </w:t>
+      </w:r>
+      <w:r>
+        <w:rPr>
+          <w:rFonts w:ascii="Charis SIL Regular" w:hAnsi="Charis SIL Regular" w:eastAsia="Charis SIL Regular"/>
+          <w:b w:val="0"/>
+          <w:i w:val="0"/>
+          <w:color w:val="0000FF"/>
+          <w:sz w:val="24"/>
+          <w:u w:val="single"/>
+        </w:rPr>
+        <w:hyperlink r:id="rId19" w:history="1">
+          <w:r>
+            <w:rPr>
+              <w:rStyle w:val="Hyperlink"/>
+            </w:rPr>
+            <w:t>colonial</w:t>
+          </w:r>
+        </w:hyperlink>
+      </w:r>
+      <w:r>
+        <w:rPr>
+          <w:rFonts w:ascii="Charis SIL Regular" w:hAnsi="Charis SIL Regular" w:eastAsia="Charis SIL Regular"/>
+          <w:b w:val="0"/>
+          <w:i w:val="0"/>
+          <w:color w:val="0000FF"/>
+          <w:sz w:val="24"/>
+          <w:u w:val="single"/>
+        </w:rPr>
+        <w:t xml:space="preserve"> </w:t>
+      </w:r>
+      <w:r>
+        <w:rPr>
+          <w:rFonts w:ascii="Charis SIL Regular" w:hAnsi="Charis SIL Regular" w:eastAsia="Charis SIL Regular"/>
+          <w:b w:val="0"/>
+          <w:i w:val="0"/>
+          <w:color w:val="0000FF"/>
+          <w:sz w:val="24"/>
+          <w:u w:val="single"/>
+        </w:rPr>
+        <w:hyperlink r:id="rId20" w:history="1">
+          <w:r>
+            <w:rPr>
+              <w:rStyle w:val="Hyperlink"/>
+            </w:rPr>
+            <w:t>context</w:t>
+          </w:r>
+        </w:hyperlink>
+      </w:r>
+      <w:r>
+        <w:rPr>
+          <w:rFonts w:ascii="Charis SIL Regular" w:hAnsi="Charis SIL Regular" w:eastAsia="Charis SIL Regular"/>
+          <w:b w:val="0"/>
+          <w:i w:val="0"/>
+          <w:color w:val="000000"/>
+          <w:sz w:val="24"/>
+        </w:rPr>
+        <w:t xml:space="preserve">•  </w:t>
+      </w:r>
+      <w:r>
+        <w:rPr>
+          <w:rFonts w:ascii="Charis SIL Regular" w:hAnsi="Charis SIL Regular" w:eastAsia="Charis SIL Regular"/>
+          <w:b w:val="0"/>
+          <w:i w:val="0"/>
+          <w:color w:val="0000FF"/>
+          <w:sz w:val="24"/>
+          <w:u w:val="single"/>
+        </w:rPr>
+        <w:hyperlink r:id="rId20" w:history="1">
+          <w:r>
+            <w:rPr>
+              <w:rStyle w:val="Hyperlink"/>
+            </w:rPr>
+            <w:t>Arm</w:t>
+          </w:r>
+        </w:hyperlink>
+      </w:r>
+      <w:r>
+        <w:rPr>
+          <w:rFonts w:ascii="Charis SIL Regular" w:hAnsi="Charis SIL Regular" w:eastAsia="Charis SIL Regular"/>
+          <w:b w:val="0"/>
+          <w:i w:val="0"/>
+          <w:color w:val="0000FF"/>
+          <w:sz w:val="24"/>
+          <w:u w:val="single"/>
+        </w:rPr>
+        <w:t xml:space="preserve"> </w:t>
+      </w:r>
+      <w:r>
+        <w:rPr>
+          <w:rFonts w:ascii="Charis SIL Regular" w:hAnsi="Charis SIL Regular" w:eastAsia="Charis SIL Regular"/>
+          <w:b w:val="0"/>
+          <w:i w:val="0"/>
+          <w:color w:val="0000FF"/>
+          <w:sz w:val="24"/>
+          <w:u w:val="single"/>
+        </w:rPr>
+        <w:hyperlink r:id="rId20" w:history="1">
+          <w:r>
+            <w:rPr>
+              <w:rStyle w:val="Hyperlink"/>
+            </w:rPr>
+            <w:t>and</w:t>
+          </w:r>
+        </w:hyperlink>
+      </w:r>
+      <w:r>
+        <w:rPr>
+          <w:rFonts w:ascii="Charis SIL Regular" w:hAnsi="Charis SIL Regular" w:eastAsia="Charis SIL Regular"/>
+          <w:b w:val="0"/>
+          <w:i w:val="0"/>
+          <w:color w:val="0000FF"/>
+          <w:sz w:val="24"/>
+          <w:u w:val="single"/>
+        </w:rPr>
+        <w:t xml:space="preserve"> </w:t>
+      </w:r>
+      <w:r>
+        <w:rPr>
+          <w:rFonts w:ascii="Charis SIL Regular" w:hAnsi="Charis SIL Regular" w:eastAsia="Charis SIL Regular"/>
+          <w:b w:val="0"/>
+          <w:i w:val="0"/>
+          <w:color w:val="0000FF"/>
+          <w:sz w:val="24"/>
+          <w:u w:val="single"/>
+        </w:rPr>
+        <w:hyperlink r:id="rId20" w:history="1">
+          <w:r>
+            <w:rPr>
+              <w:rStyle w:val="Hyperlink"/>
+            </w:rPr>
+            <w:t>n</w:t>
+          </w:r>
+        </w:hyperlink>
       </w:r>
       <w:r>
         <w:rPr>
@@ -2426,36 +2603,14 @@
           <w:sz w:val="24"/>
           <w:u w:val="single"/>
         </w:rPr>
-        <w:t xml:space="preserve"> </w:t>
-      </w:r>
-      <w:r>
-        <w:rPr>
-          <w:rFonts w:ascii="Charis SIL Regular" w:hAnsi="Charis SIL Regular" w:eastAsia="Charis SIL Regular"/>
-          <w:b w:val="0"/>
-          <w:i w:val="0"/>
-          <w:color w:val="0000FF"/>
-          <w:sz w:val="24"/>
-          <w:u w:val="single"/>
-        </w:rPr>
         <w:hyperlink r:id="rId20" w:history="1">
           <w:r>
             <w:rPr>
               <w:rStyle w:val="Hyperlink"/>
             </w:rPr>
-            <w:t>colonial</w:t>
+            <w:t>v</w:t>
           </w:r>
         </w:hyperlink>
-      </w:r>
-      <w:r>
-        <w:rPr>
-          <w:rFonts w:ascii="Charis SIL Regular" w:hAnsi="Charis SIL Regular" w:eastAsia="Charis SIL Regular"/>
-          <w:b w:val="0"/>
-          <w:i w:val="0"/>
-          <w:color w:val="0000FF"/>
-          <w:sz w:val="24"/>
-          <w:u w:val="single"/>
-        </w:rPr>
-        <w:t xml:space="preserve"> </w:t>
       </w:r>
       <w:r>
         <w:rPr>
@@ -2471,7 +2626,7 @@
             <w:rPr>
               <w:rStyle w:val="Hyperlink"/>
             </w:rPr>
-            <w:t>context</w:t>
+            <w:t>y</w:t>
           </w:r>
         </w:hyperlink>
       </w:r>
@@ -2480,26 +2635,27 @@
           <w:rFonts w:ascii="Charis SIL Regular" w:hAnsi="Charis SIL Regular" w:eastAsia="Charis SIL Regular"/>
           <w:b w:val="0"/>
           <w:i w:val="0"/>
-          <w:color w:val="000000"/>
-          <w:sz w:val="24"/>
-        </w:rPr>
-        <w:t xml:space="preserve">•  </w:t>
-      </w:r>
-      <w:r>
-        <w:rPr>
-          <w:rFonts w:ascii="Charis SIL Regular" w:hAnsi="Charis SIL Regular" w:eastAsia="Charis SIL Regular"/>
-          <w:b w:val="0"/>
-          <w:i w:val="0"/>
           <w:color w:val="0000FF"/>
           <w:sz w:val="24"/>
           <w:u w:val="single"/>
         </w:rPr>
-        <w:hyperlink r:id="rId21" w:history="1">
+        <w:t xml:space="preserve"> </w:t>
+      </w:r>
+      <w:r>
+        <w:rPr>
+          <w:rFonts w:ascii="Charis SIL Regular" w:hAnsi="Charis SIL Regular" w:eastAsia="Charis SIL Regular"/>
+          <w:b w:val="0"/>
+          <w:i w:val="0"/>
+          <w:color w:val="0000FF"/>
+          <w:sz w:val="24"/>
+          <w:u w:val="single"/>
+        </w:rPr>
+        <w:hyperlink r:id="rId20" w:history="1">
           <w:r>
             <w:rPr>
               <w:rStyle w:val="Hyperlink"/>
             </w:rPr>
-            <w:t>Arm</w:t>
+            <w:t>perso</w:t>
           </w:r>
         </w:hyperlink>
       </w:r>
@@ -2512,23 +2668,12 @@
           <w:sz w:val="24"/>
           <w:u w:val="single"/>
         </w:rPr>
-        <w:t xml:space="preserve"> </w:t>
-      </w:r>
-      <w:r>
-        <w:rPr>
-          <w:rFonts w:ascii="Charis SIL Regular" w:hAnsi="Charis SIL Regular" w:eastAsia="Charis SIL Regular"/>
-          <w:b w:val="0"/>
-          <w:i w:val="0"/>
-          <w:color w:val="0000FF"/>
-          <w:sz w:val="24"/>
-          <w:u w:val="single"/>
-        </w:rPr>
-        <w:hyperlink r:id="rId21" w:history="1">
+        <w:hyperlink r:id="rId20" w:history="1">
           <w:r>
             <w:rPr>
               <w:rStyle w:val="Hyperlink"/>
             </w:rPr>
-            <w:t>and</w:t>
+            <w:t>nnel</w:t>
           </w:r>
         </w:hyperlink>
       </w:r>
@@ -2542,6 +2687,24 @@
           <w:u w:val="single"/>
         </w:rPr>
         <w:t xml:space="preserve"> </w:t>
+      </w:r>
+      <w:r>
+        <w:rPr>
+          <w:rFonts w:ascii="Charis SIL Regular" w:hAnsi="Charis SIL Regular" w:eastAsia="Charis SIL Regular"/>
+          <w:b w:val="0"/>
+          <w:i w:val="0"/>
+          <w:color w:val="0000FF"/>
+          <w:sz w:val="24"/>
+          <w:u w:val="single"/>
+        </w:rPr>
+        <w:hyperlink r:id="rId20" w:history="1">
+          <w:r>
+            <w:rPr>
+              <w:rStyle w:val="Hyperlink"/>
+            </w:rPr>
+            <w:t>i</w:t>
+          </w:r>
+        </w:hyperlink>
       </w:r>
       <w:r>
         <w:rPr>
@@ -2570,7 +2733,221 @@
           <w:sz w:val="24"/>
           <w:u w:val="single"/>
         </w:rPr>
+        <w:t xml:space="preserve"> </w:t>
+      </w:r>
+      <w:r>
+        <w:rPr>
+          <w:rFonts w:ascii="Charis SIL Regular" w:hAnsi="Charis SIL Regular" w:eastAsia="Charis SIL Regular"/>
+          <w:b w:val="0"/>
+          <w:i w:val="0"/>
+          <w:color w:val="0000FF"/>
+          <w:sz w:val="24"/>
+          <w:u w:val="single"/>
+        </w:rPr>
         <w:hyperlink r:id="rId20" w:history="1">
+          <w:r>
+            <w:rPr>
+              <w:rStyle w:val="Hyperlink"/>
+            </w:rPr>
+            <w:t>colonise</w:t>
+          </w:r>
+        </w:hyperlink>
+      </w:r>
+      <w:r>
+        <w:rPr>
+          <w:rFonts w:ascii="Charis SIL Regular" w:hAnsi="Charis SIL Regular" w:eastAsia="Charis SIL Regular"/>
+          <w:b w:val="0"/>
+          <w:i w:val="0"/>
+          <w:color w:val="0000FF"/>
+          <w:sz w:val="24"/>
+          <w:u w:val="single"/>
+        </w:rPr>
+        <w:hyperlink r:id="rId20" w:history="1">
+          <w:r>
+            <w:rPr>
+              <w:rStyle w:val="Hyperlink"/>
+            </w:rPr>
+            <w:t>d</w:t>
+          </w:r>
+        </w:hyperlink>
+      </w:r>
+      <w:r>
+        <w:rPr>
+          <w:rFonts w:ascii="Charis SIL Regular" w:hAnsi="Charis SIL Regular" w:eastAsia="Charis SIL Regular"/>
+          <w:b w:val="0"/>
+          <w:i w:val="0"/>
+          <w:color w:val="0000FF"/>
+          <w:sz w:val="24"/>
+          <w:u w:val="single"/>
+        </w:rPr>
+        <w:t xml:space="preserve"> </w:t>
+      </w:r>
+      <w:r>
+        <w:rPr>
+          <w:rFonts w:ascii="Charis SIL Regular" w:hAnsi="Charis SIL Regular" w:eastAsia="Charis SIL Regular"/>
+          <w:b w:val="0"/>
+          <w:i w:val="0"/>
+          <w:color w:val="0000FF"/>
+          <w:sz w:val="24"/>
+          <w:u w:val="single"/>
+        </w:rPr>
+        <w:hyperlink r:id="rId20" w:history="1">
+          <w:r>
+            <w:rPr>
+              <w:rStyle w:val="Hyperlink"/>
+            </w:rPr>
+            <w:t>territo</w:t>
+          </w:r>
+        </w:hyperlink>
+      </w:r>
+      <w:r>
+        <w:rPr>
+          <w:rFonts w:ascii="Charis SIL Regular" w:hAnsi="Charis SIL Regular" w:eastAsia="Charis SIL Regular"/>
+          <w:b w:val="0"/>
+          <w:i w:val="0"/>
+          <w:color w:val="0000FF"/>
+          <w:sz w:val="24"/>
+          <w:u w:val="single"/>
+        </w:rPr>
+        <w:hyperlink r:id="rId21" w:history="1">
+          <w:r>
+            <w:rPr>
+              <w:rStyle w:val="Hyperlink"/>
+            </w:rPr>
+            <w:t>ries</w:t>
+          </w:r>
+        </w:hyperlink>
+      </w:r>
+      <w:r>
+        <w:rPr>
+          <w:rFonts w:ascii="Charis SIL Regular" w:hAnsi="Charis SIL Regular" w:eastAsia="Charis SIL Regular"/>
+          <w:b w:val="0"/>
+          <w:i w:val="0"/>
+          <w:color w:val="000000"/>
+          <w:sz w:val="24"/>
+        </w:rPr>
+        <w:t xml:space="preserve">•  </w:t>
+      </w:r>
+      <w:r>
+        <w:rPr>
+          <w:rFonts w:ascii="Charis SIL Regular" w:hAnsi="Charis SIL Regular" w:eastAsia="Charis SIL Regular"/>
+          <w:b w:val="0"/>
+          <w:i w:val="0"/>
+          <w:color w:val="0000FF"/>
+          <w:sz w:val="24"/>
+          <w:u w:val="single"/>
+        </w:rPr>
+        <w:hyperlink r:id="rId22" w:history="1">
+          <w:r>
+            <w:rPr>
+              <w:rStyle w:val="Hyperlink"/>
+            </w:rPr>
+            <w:t>Scie</w:t>
+          </w:r>
+        </w:hyperlink>
+      </w:r>
+      <w:r>
+        <w:rPr>
+          <w:rFonts w:ascii="Charis SIL Regular" w:hAnsi="Charis SIL Regular" w:eastAsia="Charis SIL Regular"/>
+          <w:b w:val="0"/>
+          <w:i w:val="0"/>
+          <w:color w:val="0000FF"/>
+          <w:sz w:val="24"/>
+          <w:u w:val="single"/>
+        </w:rPr>
+        <w:hyperlink r:id="rId22" w:history="1">
+          <w:r>
+            <w:rPr>
+              <w:rStyle w:val="Hyperlink"/>
+            </w:rPr>
+            <w:t>n</w:t>
+          </w:r>
+        </w:hyperlink>
+      </w:r>
+      <w:r>
+        <w:rPr>
+          <w:rFonts w:ascii="Charis SIL Regular" w:hAnsi="Charis SIL Regular" w:eastAsia="Charis SIL Regular"/>
+          <w:b w:val="0"/>
+          <w:i w:val="0"/>
+          <w:color w:val="0000FF"/>
+          <w:sz w:val="24"/>
+          <w:u w:val="single"/>
+        </w:rPr>
+        <w:hyperlink r:id="rId22" w:history="1">
+          <w:r>
+            <w:rPr>
+              <w:rStyle w:val="Hyperlink"/>
+            </w:rPr>
+            <w:t>tif</w:t>
+          </w:r>
+        </w:hyperlink>
+      </w:r>
+      <w:r>
+        <w:rPr>
+          <w:rFonts w:ascii="Charis SIL Regular" w:hAnsi="Charis SIL Regular" w:eastAsia="Charis SIL Regular"/>
+          <w:b w:val="0"/>
+          <w:i w:val="0"/>
+          <w:color w:val="0000FF"/>
+          <w:sz w:val="24"/>
+        </w:rPr>
+        <w:hyperlink r:id="rId22" w:history="1">
+          <w:r>
+            <w:rPr>
+              <w:rStyle w:val="Hyperlink"/>
+            </w:rPr>
+            <w:t>i</w:t>
+          </w:r>
+        </w:hyperlink>
+      </w:r>
+      <w:r>
+        <w:rPr>
+          <w:rFonts w:ascii="Charis SIL Regular" w:hAnsi="Charis SIL Regular" w:eastAsia="Charis SIL Regular"/>
+          <w:b w:val="0"/>
+          <w:i w:val="0"/>
+          <w:color w:val="0000FF"/>
+          <w:sz w:val="24"/>
+        </w:rPr>
+        <w:t>c</w:t>
+      </w:r>
+      <w:r>
+        <w:rPr>
+          <w:rFonts w:ascii="Charis SIL Regular" w:hAnsi="Charis SIL Regular" w:eastAsia="Charis SIL Regular"/>
+          <w:b w:val="0"/>
+          <w:i w:val="0"/>
+          <w:color w:val="0000FF"/>
+          <w:sz w:val="24"/>
+          <w:u w:val="single"/>
+        </w:rPr>
+        <w:t xml:space="preserve"> </w:t>
+      </w:r>
+      <w:r>
+        <w:rPr>
+          <w:rFonts w:ascii="Charis SIL Regular" w:hAnsi="Charis SIL Regular" w:eastAsia="Charis SIL Regular"/>
+          <w:b w:val="0"/>
+          <w:i w:val="0"/>
+          <w:color w:val="0000FF"/>
+          <w:sz w:val="24"/>
+          <w:u w:val="single"/>
+        </w:rPr>
+        <w:hyperlink r:id="rId22" w:history="1">
+          <w:r>
+            <w:rPr>
+              <w:rStyle w:val="Hyperlink"/>
+            </w:rPr>
+            <w:t>rese</w:t>
+          </w:r>
+        </w:hyperlink>
+      </w:r>
+      <w:r>
+        <w:rPr>
+          <w:rFonts w:ascii="Charis SIL Regular" w:hAnsi="Charis SIL Regular" w:eastAsia="Charis SIL Regular"/>
+          <w:b w:val="0"/>
+          <w:i w:val="0"/>
+          <w:color w:val="0000FF"/>
+          <w:sz w:val="24"/>
+          <w:u w:val="single"/>
+        </w:rPr>
+        <w:hyperlink r:id="rId22" w:history="1">
           <w:r>
             <w:rPr>
               <w:rStyle w:val="Hyperlink"/>
@@ -2588,12 +2965,12 @@
           <w:sz w:val="24"/>
           <w:u w:val="single"/>
         </w:rPr>
-        <w:hyperlink r:id="rId20" w:history="1">
+        <w:hyperlink r:id="rId22" w:history="1">
           <w:r>
             <w:rPr>
               <w:rStyle w:val="Hyperlink"/>
             </w:rPr>
-            <w:t>v</w:t>
+            <w:t>rch</w:t>
           </w:r>
         </w:hyperlink>
       </w:r>
@@ -2606,12 +2983,23 @@
           <w:sz w:val="24"/>
           <w:u w:val="single"/>
         </w:rPr>
-        <w:hyperlink r:id="rId20" w:history="1">
+        <w:t xml:space="preserve"> </w:t>
+      </w:r>
+      <w:r>
+        <w:rPr>
+          <w:rFonts w:ascii="Charis SIL Regular" w:hAnsi="Charis SIL Regular" w:eastAsia="Charis SIL Regular"/>
+          <w:b w:val="0"/>
+          <w:i w:val="0"/>
+          <w:color w:val="0000FF"/>
+          <w:sz w:val="24"/>
+          <w:u w:val="single"/>
+        </w:rPr>
+        <w:hyperlink r:id="rId22" w:history="1">
           <w:r>
             <w:rPr>
               <w:rStyle w:val="Hyperlink"/>
             </w:rPr>
-            <w:t>y</w:t>
+            <w:t>in</w:t>
           </w:r>
         </w:hyperlink>
       </w:r>
@@ -2625,24 +3013,6 @@
           <w:u w:val="single"/>
         </w:rPr>
         <w:t xml:space="preserve"> </w:t>
-      </w:r>
-      <w:r>
-        <w:rPr>
-          <w:rFonts w:ascii="Charis SIL Regular" w:hAnsi="Charis SIL Regular" w:eastAsia="Charis SIL Regular"/>
-          <w:b w:val="0"/>
-          <w:i w:val="0"/>
-          <w:color w:val="0000FF"/>
-          <w:sz w:val="24"/>
-          <w:u w:val="single"/>
-        </w:rPr>
-        <w:hyperlink r:id="rId20" w:history="1">
-          <w:r>
-            <w:rPr>
-              <w:rStyle w:val="Hyperlink"/>
-            </w:rPr>
-            <w:t>perso</w:t>
-          </w:r>
-        </w:hyperlink>
       </w:r>
       <w:r>
         <w:rPr>
@@ -2658,7 +3028,7 @@
             <w:rPr>
               <w:rStyle w:val="Hyperlink"/>
             </w:rPr>
-            <w:t>nnel</w:t>
+            <w:t>col</w:t>
           </w:r>
         </w:hyperlink>
       </w:r>
@@ -2669,8 +3039,34 @@
           <w:i w:val="0"/>
           <w:color w:val="0000FF"/>
           <w:sz w:val="24"/>
-        </w:rPr>
-        <w:t xml:space="preserve"> </w:t>
+          <w:u w:val="single"/>
+        </w:rPr>
+        <w:hyperlink r:id="rId21" w:history="1">
+          <w:r>
+            <w:rPr>
+              <w:rStyle w:val="Hyperlink"/>
+            </w:rPr>
+            <w:t>o</w:t>
+          </w:r>
+        </w:hyperlink>
+      </w:r>
+      <w:r>
+        <w:rPr>
+          <w:rFonts w:ascii="Charis SIL Regular" w:hAnsi="Charis SIL Regular" w:eastAsia="Charis SIL Regular"/>
+          <w:b w:val="0"/>
+          <w:i w:val="0"/>
+          <w:color w:val="0000FF"/>
+          <w:sz w:val="24"/>
+          <w:u w:val="single"/>
+        </w:rPr>
+        <w:hyperlink r:id="rId21" w:history="1">
+          <w:r>
+            <w:rPr>
+              <w:rStyle w:val="Hyperlink"/>
+            </w:rPr>
+            <w:t>n</w:t>
+          </w:r>
+        </w:hyperlink>
       </w:r>
       <w:r>
         <w:rPr>
@@ -2704,7 +3100,7 @@
             <w:rPr>
               <w:rStyle w:val="Hyperlink"/>
             </w:rPr>
-            <w:t>n</w:t>
+            <w:t>sed</w:t>
           </w:r>
         </w:hyperlink>
       </w:r>
@@ -2715,6 +3111,7 @@
           <w:i w:val="0"/>
           <w:color w:val="0000FF"/>
           <w:sz w:val="24"/>
+          <w:u w:val="single"/>
         </w:rPr>
         <w:t xml:space="preserve"> </w:t>
       </w:r>
@@ -2725,24 +3122,14 @@
           <w:i w:val="0"/>
           <w:color w:val="0000FF"/>
           <w:sz w:val="24"/>
-        </w:rPr>
-        <w:t>colonise</w:t>
-      </w:r>
-      <w:r>
-        <w:rPr>
-          <w:rFonts w:ascii="Charis SIL Regular" w:hAnsi="Charis SIL Regular" w:eastAsia="Charis SIL Regular"/>
-          <w:b w:val="0"/>
-          <w:i w:val="0"/>
-          <w:color w:val="0000FF"/>
-          <w:sz w:val="24"/>
           <w:u w:val="single"/>
         </w:rPr>
-        <w:hyperlink r:id="rId20" w:history="1">
+        <w:hyperlink r:id="rId21" w:history="1">
           <w:r>
             <w:rPr>
               <w:rStyle w:val="Hyperlink"/>
             </w:rPr>
-            <w:t>d</w:t>
+            <w:t>territ</w:t>
           </w:r>
         </w:hyperlink>
       </w:r>
@@ -2755,23 +3142,12 @@
           <w:sz w:val="24"/>
           <w:u w:val="single"/>
         </w:rPr>
-        <w:t xml:space="preserve"> </w:t>
-      </w:r>
-      <w:r>
-        <w:rPr>
-          <w:rFonts w:ascii="Charis SIL Regular" w:hAnsi="Charis SIL Regular" w:eastAsia="Charis SIL Regular"/>
-          <w:b w:val="0"/>
-          <w:i w:val="0"/>
-          <w:color w:val="0000FF"/>
-          <w:sz w:val="24"/>
-          <w:u w:val="single"/>
-        </w:rPr>
-        <w:hyperlink r:id="rId20" w:history="1">
+        <w:hyperlink r:id="rId21" w:history="1">
           <w:r>
             <w:rPr>
               <w:rStyle w:val="Hyperlink"/>
             </w:rPr>
-            <w:t>territo</w:t>
+            <w:t>o</w:t>
           </w:r>
         </w:hyperlink>
       </w:r>
@@ -2794,358 +3170,6 @@
         </w:hyperlink>
       </w:r>
       <w:r>
-        <w:rPr>
-          <w:rFonts w:ascii="Charis SIL Regular" w:hAnsi="Charis SIL Regular" w:eastAsia="Charis SIL Regular"/>
-          <w:b w:val="0"/>
-          <w:i w:val="0"/>
-          <w:color w:val="000000"/>
-          <w:sz w:val="24"/>
-        </w:rPr>
-        <w:t xml:space="preserve">•  </w:t>
-      </w:r>
-      <w:r>
-        <w:rPr>
-          <w:rFonts w:ascii="Charis SIL Regular" w:hAnsi="Charis SIL Regular" w:eastAsia="Charis SIL Regular"/>
-          <w:b w:val="0"/>
-          <w:i w:val="0"/>
-          <w:color w:val="0000FF"/>
-          <w:sz w:val="24"/>
-          <w:u w:val="single"/>
-        </w:rPr>
-        <w:hyperlink r:id="rId22" w:history="1">
-          <w:r>
-            <w:rPr>
-              <w:rStyle w:val="Hyperlink"/>
-            </w:rPr>
-            <w:t>Scie</w:t>
-          </w:r>
-        </w:hyperlink>
-      </w:r>
-      <w:r>
-        <w:rPr>
-          <w:rFonts w:ascii="Charis SIL Regular" w:hAnsi="Charis SIL Regular" w:eastAsia="Charis SIL Regular"/>
-          <w:b w:val="0"/>
-          <w:i w:val="0"/>
-          <w:color w:val="0000FF"/>
-          <w:sz w:val="24"/>
-          <w:u w:val="single"/>
-        </w:rPr>
-        <w:hyperlink r:id="rId22" w:history="1">
-          <w:r>
-            <w:rPr>
-              <w:rStyle w:val="Hyperlink"/>
-            </w:rPr>
-            <w:t>n</w:t>
-          </w:r>
-        </w:hyperlink>
-      </w:r>
-      <w:r>
-        <w:rPr>
-          <w:rFonts w:ascii="Charis SIL Regular" w:hAnsi="Charis SIL Regular" w:eastAsia="Charis SIL Regular"/>
-          <w:b w:val="0"/>
-          <w:i w:val="0"/>
-          <w:color w:val="0000FF"/>
-          <w:sz w:val="24"/>
-          <w:u w:val="single"/>
-        </w:rPr>
-        <w:hyperlink r:id="rId22" w:history="1">
-          <w:r>
-            <w:rPr>
-              <w:rStyle w:val="Hyperlink"/>
-            </w:rPr>
-            <w:t>tif</w:t>
-          </w:r>
-        </w:hyperlink>
-      </w:r>
-      <w:r>
-        <w:rPr>
-          <w:rFonts w:ascii="Charis SIL Regular" w:hAnsi="Charis SIL Regular" w:eastAsia="Charis SIL Regular"/>
-          <w:b w:val="0"/>
-          <w:i w:val="0"/>
-          <w:color w:val="0000FF"/>
-          <w:sz w:val="24"/>
-        </w:rPr>
-        <w:hyperlink r:id="rId22" w:history="1">
-          <w:r>
-            <w:rPr>
-              <w:rStyle w:val="Hyperlink"/>
-            </w:rPr>
-            <w:t>i</w:t>
-          </w:r>
-        </w:hyperlink>
-      </w:r>
-      <w:r>
-        <w:rPr>
-          <w:rFonts w:ascii="Charis SIL Regular" w:hAnsi="Charis SIL Regular" w:eastAsia="Charis SIL Regular"/>
-          <w:b w:val="0"/>
-          <w:i w:val="0"/>
-          <w:color w:val="0000FF"/>
-          <w:sz w:val="24"/>
-          <w:u w:val="single"/>
-        </w:rPr>
-        <w:t>c</w:t>
-      </w:r>
-      <w:r>
-        <w:rPr>
-          <w:rFonts w:ascii="Charis SIL Regular" w:hAnsi="Charis SIL Regular" w:eastAsia="Charis SIL Regular"/>
-          <w:b w:val="0"/>
-          <w:i w:val="0"/>
-          <w:color w:val="0000FF"/>
-          <w:sz w:val="24"/>
-          <w:u w:val="single"/>
-        </w:rPr>
-        <w:t xml:space="preserve"> </w:t>
-      </w:r>
-      <w:r>
-        <w:rPr>
-          <w:rFonts w:ascii="Charis SIL Regular" w:hAnsi="Charis SIL Regular" w:eastAsia="Charis SIL Regular"/>
-          <w:b w:val="0"/>
-          <w:i w:val="0"/>
-          <w:color w:val="0000FF"/>
-          <w:sz w:val="24"/>
-          <w:u w:val="single"/>
-        </w:rPr>
-        <w:hyperlink r:id="rId22" w:history="1">
-          <w:r>
-            <w:rPr>
-              <w:rStyle w:val="Hyperlink"/>
-            </w:rPr>
-            <w:t>rese</w:t>
-          </w:r>
-        </w:hyperlink>
-      </w:r>
-      <w:r>
-        <w:rPr>
-          <w:rFonts w:ascii="Charis SIL Regular" w:hAnsi="Charis SIL Regular" w:eastAsia="Charis SIL Regular"/>
-          <w:b w:val="0"/>
-          <w:i w:val="0"/>
-          <w:color w:val="0000FF"/>
-          <w:sz w:val="24"/>
-          <w:u w:val="single"/>
-        </w:rPr>
-        <w:hyperlink r:id="rId22" w:history="1">
-          <w:r>
-            <w:rPr>
-              <w:rStyle w:val="Hyperlink"/>
-            </w:rPr>
-            <w:t>a</w:t>
-          </w:r>
-        </w:hyperlink>
-      </w:r>
-      <w:r>
-        <w:rPr>
-          <w:rFonts w:ascii="Charis SIL Regular" w:hAnsi="Charis SIL Regular" w:eastAsia="Charis SIL Regular"/>
-          <w:b w:val="0"/>
-          <w:i w:val="0"/>
-          <w:color w:val="0000FF"/>
-          <w:sz w:val="24"/>
-          <w:u w:val="single"/>
-        </w:rPr>
-        <w:hyperlink r:id="rId21" w:history="1">
-          <w:r>
-            <w:rPr>
-              <w:rStyle w:val="Hyperlink"/>
-            </w:rPr>
-            <w:t>rch</w:t>
-          </w:r>
-        </w:hyperlink>
-      </w:r>
-      <w:r>
-        <w:rPr>
-          <w:rFonts w:ascii="Charis SIL Regular" w:hAnsi="Charis SIL Regular" w:eastAsia="Charis SIL Regular"/>
-          <w:b w:val="0"/>
-          <w:i w:val="0"/>
-          <w:color w:val="0000FF"/>
-          <w:sz w:val="24"/>
-          <w:u w:val="single"/>
-        </w:rPr>
-        <w:t xml:space="preserve"> </w:t>
-      </w:r>
-      <w:r>
-        <w:rPr>
-          <w:rFonts w:ascii="Charis SIL Regular" w:hAnsi="Charis SIL Regular" w:eastAsia="Charis SIL Regular"/>
-          <w:b w:val="0"/>
-          <w:i w:val="0"/>
-          <w:color w:val="0000FF"/>
-          <w:sz w:val="24"/>
-          <w:u w:val="single"/>
-        </w:rPr>
-        <w:hyperlink r:id="rId21" w:history="1">
-          <w:r>
-            <w:rPr>
-              <w:rStyle w:val="Hyperlink"/>
-            </w:rPr>
-            <w:t>in</w:t>
-          </w:r>
-        </w:hyperlink>
-      </w:r>
-      <w:r>
-        <w:rPr>
-          <w:rFonts w:ascii="Charis SIL Regular" w:hAnsi="Charis SIL Regular" w:eastAsia="Charis SIL Regular"/>
-          <w:b w:val="0"/>
-          <w:i w:val="0"/>
-          <w:color w:val="0000FF"/>
-          <w:sz w:val="24"/>
-          <w:u w:val="single"/>
-        </w:rPr>
-        <w:t xml:space="preserve"> </w:t>
-      </w:r>
-      <w:r>
-        <w:rPr>
-          <w:rFonts w:ascii="Charis SIL Regular" w:hAnsi="Charis SIL Regular" w:eastAsia="Charis SIL Regular"/>
-          <w:b w:val="0"/>
-          <w:i w:val="0"/>
-          <w:color w:val="0000FF"/>
-          <w:sz w:val="24"/>
-          <w:u w:val="single"/>
-        </w:rPr>
-        <w:hyperlink r:id="rId21" w:history="1">
-          <w:r>
-            <w:rPr>
-              <w:rStyle w:val="Hyperlink"/>
-            </w:rPr>
-            <w:t>col</w:t>
-          </w:r>
-        </w:hyperlink>
-      </w:r>
-      <w:r>
-        <w:rPr>
-          <w:rFonts w:ascii="Charis SIL Regular" w:hAnsi="Charis SIL Regular" w:eastAsia="Charis SIL Regular"/>
-          <w:b w:val="0"/>
-          <w:i w:val="0"/>
-          <w:color w:val="0000FF"/>
-          <w:sz w:val="24"/>
-          <w:u w:val="single"/>
-        </w:rPr>
-        <w:hyperlink r:id="rId22" w:history="1">
-          <w:r>
-            <w:rPr>
-              <w:rStyle w:val="Hyperlink"/>
-            </w:rPr>
-            <w:t>o</w:t>
-          </w:r>
-        </w:hyperlink>
-      </w:r>
-      <w:r>
-        <w:rPr>
-          <w:rFonts w:ascii="Charis SIL Regular" w:hAnsi="Charis SIL Regular" w:eastAsia="Charis SIL Regular"/>
-          <w:b w:val="0"/>
-          <w:i w:val="0"/>
-          <w:color w:val="0000FF"/>
-          <w:sz w:val="24"/>
-          <w:u w:val="single"/>
-        </w:rPr>
-        <w:hyperlink r:id="rId21" w:history="1">
-          <w:r>
-            <w:rPr>
-              <w:rStyle w:val="Hyperlink"/>
-            </w:rPr>
-            <w:t>n</w:t>
-          </w:r>
-        </w:hyperlink>
-      </w:r>
-      <w:r>
-        <w:rPr>
-          <w:rFonts w:ascii="Charis SIL Regular" w:hAnsi="Charis SIL Regular" w:eastAsia="Charis SIL Regular"/>
-          <w:b w:val="0"/>
-          <w:i w:val="0"/>
-          <w:color w:val="0000FF"/>
-          <w:sz w:val="24"/>
-          <w:u w:val="single"/>
-        </w:rPr>
-        <w:hyperlink r:id="rId21" w:history="1">
-          <w:r>
-            <w:rPr>
-              <w:rStyle w:val="Hyperlink"/>
-            </w:rPr>
-            <w:t>i</w:t>
-          </w:r>
-        </w:hyperlink>
-      </w:r>
-      <w:r>
-        <w:rPr>
-          <w:rFonts w:ascii="Charis SIL Regular" w:hAnsi="Charis SIL Regular" w:eastAsia="Charis SIL Regular"/>
-          <w:b w:val="0"/>
-          <w:i w:val="0"/>
-          <w:color w:val="0000FF"/>
-          <w:sz w:val="24"/>
-          <w:u w:val="single"/>
-        </w:rPr>
-        <w:hyperlink r:id="rId21" w:history="1">
-          <w:r>
-            <w:rPr>
-              <w:rStyle w:val="Hyperlink"/>
-            </w:rPr>
-            <w:t>sed</w:t>
-          </w:r>
-        </w:hyperlink>
-      </w:r>
-      <w:r>
-        <w:rPr>
-          <w:rFonts w:ascii="Charis SIL Regular" w:hAnsi="Charis SIL Regular" w:eastAsia="Charis SIL Regular"/>
-          <w:b w:val="0"/>
-          <w:i w:val="0"/>
-          <w:color w:val="0000FF"/>
-          <w:sz w:val="24"/>
-          <w:u w:val="single"/>
-        </w:rPr>
-        <w:t xml:space="preserve"> </w:t>
-      </w:r>
-      <w:r>
-        <w:rPr>
-          <w:rFonts w:ascii="Charis SIL Regular" w:hAnsi="Charis SIL Regular" w:eastAsia="Charis SIL Regular"/>
-          <w:b w:val="0"/>
-          <w:i w:val="0"/>
-          <w:color w:val="0000FF"/>
-          <w:sz w:val="24"/>
-          <w:u w:val="single"/>
-        </w:rPr>
-        <w:hyperlink r:id="rId21" w:history="1">
-          <w:r>
-            <w:rPr>
-              <w:rStyle w:val="Hyperlink"/>
-            </w:rPr>
-            <w:t>territ</w:t>
-          </w:r>
-        </w:hyperlink>
-      </w:r>
-      <w:r>
-        <w:rPr>
-          <w:rFonts w:ascii="Charis SIL Regular" w:hAnsi="Charis SIL Regular" w:eastAsia="Charis SIL Regular"/>
-          <w:b w:val="0"/>
-          <w:i w:val="0"/>
-          <w:color w:val="0000FF"/>
-          <w:sz w:val="24"/>
-          <w:u w:val="single"/>
-        </w:rPr>
-        <w:hyperlink r:id="rId21" w:history="1">
-          <w:r>
-            <w:rPr>
-              <w:rStyle w:val="Hyperlink"/>
-            </w:rPr>
-            <w:t>o</w:t>
-          </w:r>
-        </w:hyperlink>
-      </w:r>
-      <w:r>
-        <w:rPr>
-          <w:rFonts w:ascii="Charis SIL Regular" w:hAnsi="Charis SIL Regular" w:eastAsia="Charis SIL Regular"/>
-          <w:b w:val="0"/>
-          <w:i w:val="0"/>
-          <w:color w:val="0000FF"/>
-          <w:sz w:val="24"/>
-          <w:u w:val="single"/>
-        </w:rPr>
-        <w:hyperlink r:id="rId21" w:history="1">
-          <w:r>
-            <w:rPr>
-              <w:rStyle w:val="Hyperlink"/>
-            </w:rPr>
-            <w:t>ries</w:t>
-          </w:r>
-        </w:hyperlink>
-      </w:r>
-      <w:r>
         <w:br/>
       </w:r>
       <w:r>
@@ -3183,6 +3207,7 @@
           <w:i w:val="0"/>
           <w:color w:val="0000FF"/>
           <w:sz w:val="24"/>
+          <w:u w:val="single"/>
         </w:rPr>
         <w:t xml:space="preserve"> </w:t>
       </w:r>
@@ -3195,7 +3220,7 @@
           <w:sz w:val="24"/>
           <w:u w:val="single"/>
         </w:rPr>
-        <w:hyperlink r:id="rId22" w:history="1">
+        <w:hyperlink r:id="rId23" w:history="1">
           <w:r>
             <w:rPr>
               <w:rStyle w:val="Hyperlink"/>
@@ -3213,7 +3238,7 @@
           <w:sz w:val="24"/>
           <w:u w:val="single"/>
         </w:rPr>
-        <w:hyperlink r:id="rId22" w:history="1">
+        <w:hyperlink r:id="rId23" w:history="1">
           <w:r>
             <w:rPr>
               <w:rStyle w:val="Hyperlink"/>
@@ -3229,8 +3254,16 @@
           <w:i w:val="0"/>
           <w:color w:val="0000FF"/>
           <w:sz w:val="24"/>
-        </w:rPr>
-        <w:t>ie</w:t>
+          <w:u w:val="single"/>
+        </w:rPr>
+        <w:hyperlink r:id="rId23" w:history="1">
+          <w:r>
+            <w:rPr>
+              <w:rStyle w:val="Hyperlink"/>
+            </w:rPr>
+            <w:t>ie</w:t>
+          </w:r>
+        </w:hyperlink>
       </w:r>
       <w:r>
         <w:rPr>
@@ -3241,7 +3274,7 @@
           <w:sz w:val="24"/>
           <w:u w:val="single"/>
         </w:rPr>
-        <w:hyperlink r:id="rId22" w:history="1">
+        <w:hyperlink r:id="rId23" w:history="1">
           <w:r>
             <w:rPr>
               <w:rStyle w:val="Hyperlink"/>
@@ -3317,7 +3350,7 @@
           <w:sz w:val="24"/>
           <w:u w:val="single"/>
         </w:rPr>
-        <w:hyperlink r:id="rId23" w:history="1">
+        <w:hyperlink r:id="rId22" w:history="1">
           <w:r>
             <w:rPr>
               <w:rStyle w:val="Hyperlink"/>

--- a/EXPORTS/DOCX/published/niveau2/English/Museum.docx
+++ b/EXPORTS/DOCX/published/niveau2/English/Museum.docx
@@ -316,25 +316,7 @@
           <w:color w:val="000000"/>
           <w:sz w:val="24"/>
         </w:rPr>
-        <w:t>History) in 1820 and</w:t>
-      </w:r>
-      <w:r>
-        <w:rPr>
-          <w:u w:val="single" w:color="0000ff"/>
-          <w:rFonts w:ascii="Charis SIL Regular" w:hAnsi="Charis SIL Regular" w:eastAsia="Charis SIL Regular"/>
-          <w:b w:val="0"/>
-          <w:i w:val="0"/>
-          <w:color w:val="000000"/>
-          <w:sz w:val="24"/>
-        </w:rPr>
-        <w:hyperlink r:id="rId9" w:history="1">
-          <w:r>
-            <w:rPr>
-              <w:rStyle w:val="Hyperlink"/>
-            </w:rPr>
-            <w:t xml:space="preserve"> the </w:t>
-          </w:r>
-        </w:hyperlink>
+        <w:t xml:space="preserve">History) in 1820 and the </w:t>
       </w:r>
       <w:r>
         <w:rPr>
@@ -345,43 +327,7 @@
           <w:sz w:val="24"/>
           <w:u w:val="single"/>
         </w:rPr>
-        <w:hyperlink r:id="rId10" w:history="1">
-          <w:r>
-            <w:rPr>
-              <w:rStyle w:val="Hyperlink"/>
-            </w:rPr>
-            <w:t>Rijks</w:t>
-          </w:r>
-        </w:hyperlink>
-      </w:r>
-      <w:r>
-        <w:rPr>
-          <w:rFonts w:ascii="Charis SIL Regular" w:hAnsi="Charis SIL Regular" w:eastAsia="Charis SIL Regular"/>
-          <w:b w:val="0"/>
-          <w:i w:val="0"/>
-          <w:color w:val="0000FF"/>
-          <w:sz w:val="24"/>
-          <w:u w:val="single"/>
-        </w:rPr>
-        <w:t xml:space="preserve"> </w:t>
-      </w:r>
-      <w:r>
-        <w:rPr>
-          <w:rFonts w:ascii="Charis SIL Regular" w:hAnsi="Charis SIL Regular" w:eastAsia="Charis SIL Regular"/>
-          <w:b w:val="0"/>
-          <w:i w:val="0"/>
-          <w:color w:val="0000FF"/>
-          <w:sz w:val="24"/>
-          <w:u w:val="single"/>
-        </w:rPr>
-        <w:hyperlink r:id="rId10" w:history="1">
-          <w:r>
-            <w:rPr>
-              <w:rStyle w:val="Hyperlink"/>
-            </w:rPr>
-            <w:t>Etn</w:t>
-          </w:r>
-        </w:hyperlink>
+        <w:t>Rijks Etn</w:t>
       </w:r>
       <w:r>
         <w:rPr>
@@ -879,7 +825,7 @@
           <w:sz w:val="24"/>
           <w:u w:val="single"/>
         </w:rPr>
-        <w:hyperlink r:id="rId12" w:history="1">
+        <w:hyperlink r:id="rId11" w:history="1">
           <w:r>
             <w:rPr>
               <w:rStyle w:val="Hyperlink"/>
@@ -914,7 +860,46 @@
           <w:color w:val="000000"/>
           <w:sz w:val="24"/>
         </w:rPr>
-        <w:t xml:space="preserve"> (Museum of Geography and Ethnology) in Rotterdam</w:t>
+        <w:t xml:space="preserve"> (Museum of Geography and Ethnology) in </w:t>
+      </w:r>
+      <w:r>
+        <w:rPr>
+          <w:u w:val="single" w:color="0000ff"/>
+          <w:rFonts w:ascii="Charis SIL Regular" w:hAnsi="Charis SIL Regular" w:eastAsia="Charis SIL Regular"/>
+          <w:b w:val="0"/>
+          <w:i w:val="0"/>
+          <w:color w:val="000000"/>
+          <w:sz w:val="24"/>
+        </w:rPr>
+        <w:t>R</w:t>
+      </w:r>
+      <w:r>
+        <w:rPr>
+          <w:u w:val="single" w:color="0000ff"/>
+          <w:rFonts w:ascii="Charis SIL Regular" w:hAnsi="Charis SIL Regular" w:eastAsia="Charis SIL Regular"/>
+          <w:b w:val="0"/>
+          <w:i w:val="0"/>
+          <w:color w:val="000000"/>
+          <w:sz w:val="24"/>
+        </w:rPr>
+        <w:hyperlink r:id="rId12" w:history="1">
+          <w:r>
+            <w:rPr>
+              <w:rStyle w:val="Hyperlink"/>
+            </w:rPr>
+            <w:t>otterda</w:t>
+          </w:r>
+        </w:hyperlink>
+      </w:r>
+      <w:r>
+        <w:rPr>
+          <w:rFonts w:ascii="Charis SIL Regular" w:hAnsi="Charis SIL Regular" w:eastAsia="Charis SIL Regular"/>
+          <w:b w:val="0"/>
+          <w:i w:val="0"/>
+          <w:color w:val="000000"/>
+          <w:sz w:val="24"/>
+        </w:rPr>
+        <w:t>m</w:t>
       </w:r>
       <w:r>
         <w:rPr>
@@ -2837,12 +2822,228 @@
           <w:sz w:val="24"/>
           <w:u w:val="single"/>
         </w:rPr>
+        <w:hyperlink r:id="rId21" w:history="1">
+          <w:r>
+            <w:rPr>
+              <w:rStyle w:val="Hyperlink"/>
+            </w:rPr>
+            <w:t>Scie</w:t>
+          </w:r>
+        </w:hyperlink>
+      </w:r>
+      <w:r>
+        <w:rPr>
+          <w:rFonts w:ascii="Charis SIL Regular" w:hAnsi="Charis SIL Regular" w:eastAsia="Charis SIL Regular"/>
+          <w:b w:val="0"/>
+          <w:i w:val="0"/>
+          <w:color w:val="0000FF"/>
+          <w:sz w:val="24"/>
+          <w:u w:val="single"/>
+        </w:rPr>
+        <w:hyperlink r:id="rId21" w:history="1">
+          <w:r>
+            <w:rPr>
+              <w:rStyle w:val="Hyperlink"/>
+            </w:rPr>
+            <w:t>n</w:t>
+          </w:r>
+        </w:hyperlink>
+      </w:r>
+      <w:r>
+        <w:rPr>
+          <w:rFonts w:ascii="Charis SIL Regular" w:hAnsi="Charis SIL Regular" w:eastAsia="Charis SIL Regular"/>
+          <w:b w:val="0"/>
+          <w:i w:val="0"/>
+          <w:color w:val="0000FF"/>
+          <w:sz w:val="24"/>
+          <w:u w:val="single"/>
+        </w:rPr>
+        <w:hyperlink r:id="rId21" w:history="1">
+          <w:r>
+            <w:rPr>
+              <w:rStyle w:val="Hyperlink"/>
+            </w:rPr>
+            <w:t>tif</w:t>
+          </w:r>
+        </w:hyperlink>
+      </w:r>
+      <w:r>
+        <w:rPr>
+          <w:rFonts w:ascii="Charis SIL Regular" w:hAnsi="Charis SIL Regular" w:eastAsia="Charis SIL Regular"/>
+          <w:b w:val="0"/>
+          <w:i w:val="0"/>
+          <w:color w:val="0000FF"/>
+          <w:sz w:val="24"/>
+          <w:u w:val="single"/>
+        </w:rPr>
+        <w:hyperlink r:id="rId21" w:history="1">
+          <w:r>
+            <w:rPr>
+              <w:rStyle w:val="Hyperlink"/>
+            </w:rPr>
+            <w:t>i</w:t>
+          </w:r>
+        </w:hyperlink>
+      </w:r>
+      <w:r>
+        <w:rPr>
+          <w:rFonts w:ascii="Charis SIL Regular" w:hAnsi="Charis SIL Regular" w:eastAsia="Charis SIL Regular"/>
+          <w:b w:val="0"/>
+          <w:i w:val="0"/>
+          <w:color w:val="0000FF"/>
+          <w:sz w:val="24"/>
+          <w:u w:val="single"/>
+        </w:rPr>
+        <w:t>c</w:t>
+      </w:r>
+      <w:r>
+        <w:rPr>
+          <w:rFonts w:ascii="Charis SIL Regular" w:hAnsi="Charis SIL Regular" w:eastAsia="Charis SIL Regular"/>
+          <w:b w:val="0"/>
+          <w:i w:val="0"/>
+          <w:color w:val="0000FF"/>
+          <w:sz w:val="24"/>
+          <w:u w:val="single"/>
+        </w:rPr>
+        <w:t xml:space="preserve"> </w:t>
+      </w:r>
+      <w:r>
+        <w:rPr>
+          <w:rFonts w:ascii="Charis SIL Regular" w:hAnsi="Charis SIL Regular" w:eastAsia="Charis SIL Regular"/>
+          <w:b w:val="0"/>
+          <w:i w:val="0"/>
+          <w:color w:val="0000FF"/>
+          <w:sz w:val="24"/>
+          <w:u w:val="single"/>
+        </w:rPr>
+        <w:hyperlink r:id="rId21" w:history="1">
+          <w:r>
+            <w:rPr>
+              <w:rStyle w:val="Hyperlink"/>
+            </w:rPr>
+            <w:t>rese</w:t>
+          </w:r>
+        </w:hyperlink>
+      </w:r>
+      <w:r>
+        <w:rPr>
+          <w:rFonts w:ascii="Charis SIL Regular" w:hAnsi="Charis SIL Regular" w:eastAsia="Charis SIL Regular"/>
+          <w:b w:val="0"/>
+          <w:i w:val="0"/>
+          <w:color w:val="0000FF"/>
+          <w:sz w:val="24"/>
+          <w:u w:val="single"/>
+        </w:rPr>
+        <w:hyperlink r:id="rId21" w:history="1">
+          <w:r>
+            <w:rPr>
+              <w:rStyle w:val="Hyperlink"/>
+            </w:rPr>
+            <w:t>a</w:t>
+          </w:r>
+        </w:hyperlink>
+      </w:r>
+      <w:r>
+        <w:rPr>
+          <w:rFonts w:ascii="Charis SIL Regular" w:hAnsi="Charis SIL Regular" w:eastAsia="Charis SIL Regular"/>
+          <w:b w:val="0"/>
+          <w:i w:val="0"/>
+          <w:color w:val="0000FF"/>
+          <w:sz w:val="24"/>
+          <w:u w:val="single"/>
+        </w:rPr>
+        <w:hyperlink r:id="rId21" w:history="1">
+          <w:r>
+            <w:rPr>
+              <w:rStyle w:val="Hyperlink"/>
+            </w:rPr>
+            <w:t>rch</w:t>
+          </w:r>
+        </w:hyperlink>
+      </w:r>
+      <w:r>
+        <w:rPr>
+          <w:rFonts w:ascii="Charis SIL Regular" w:hAnsi="Charis SIL Regular" w:eastAsia="Charis SIL Regular"/>
+          <w:b w:val="0"/>
+          <w:i w:val="0"/>
+          <w:color w:val="0000FF"/>
+          <w:sz w:val="24"/>
+          <w:u w:val="single"/>
+        </w:rPr>
+        <w:t xml:space="preserve"> </w:t>
+      </w:r>
+      <w:r>
+        <w:rPr>
+          <w:rFonts w:ascii="Charis SIL Regular" w:hAnsi="Charis SIL Regular" w:eastAsia="Charis SIL Regular"/>
+          <w:b w:val="0"/>
+          <w:i w:val="0"/>
+          <w:color w:val="0000FF"/>
+          <w:sz w:val="24"/>
+          <w:u w:val="single"/>
+        </w:rPr>
+        <w:hyperlink r:id="rId21" w:history="1">
+          <w:r>
+            <w:rPr>
+              <w:rStyle w:val="Hyperlink"/>
+            </w:rPr>
+            <w:t>i</w:t>
+          </w:r>
+        </w:hyperlink>
+      </w:r>
+      <w:r>
+        <w:rPr>
+          <w:rFonts w:ascii="Charis SIL Regular" w:hAnsi="Charis SIL Regular" w:eastAsia="Charis SIL Regular"/>
+          <w:b w:val="0"/>
+          <w:i w:val="0"/>
+          <w:color w:val="0000FF"/>
+          <w:sz w:val="24"/>
+          <w:u w:val="single"/>
+        </w:rPr>
+        <w:t>n</w:t>
+      </w:r>
+      <w:r>
+        <w:rPr>
+          <w:rFonts w:ascii="Charis SIL Regular" w:hAnsi="Charis SIL Regular" w:eastAsia="Charis SIL Regular"/>
+          <w:b w:val="0"/>
+          <w:i w:val="0"/>
+          <w:color w:val="0000FF"/>
+          <w:sz w:val="24"/>
+        </w:rPr>
+        <w:t xml:space="preserve"> </w:t>
+      </w:r>
+      <w:r>
+        <w:rPr>
+          <w:rFonts w:ascii="Charis SIL Regular" w:hAnsi="Charis SIL Regular" w:eastAsia="Charis SIL Regular"/>
+          <w:b w:val="0"/>
+          <w:i w:val="0"/>
+          <w:color w:val="0000FF"/>
+          <w:sz w:val="24"/>
+          <w:u w:val="single"/>
+        </w:rPr>
         <w:hyperlink r:id="rId22" w:history="1">
           <w:r>
             <w:rPr>
               <w:rStyle w:val="Hyperlink"/>
             </w:rPr>
-            <w:t>Scie</w:t>
+            <w:t>col</w:t>
+          </w:r>
+        </w:hyperlink>
+      </w:r>
+      <w:r>
+        <w:rPr>
+          <w:rFonts w:ascii="Charis SIL Regular" w:hAnsi="Charis SIL Regular" w:eastAsia="Charis SIL Regular"/>
+          <w:b w:val="0"/>
+          <w:i w:val="0"/>
+          <w:color w:val="0000FF"/>
+          <w:sz w:val="24"/>
+          <w:u w:val="single"/>
+        </w:rPr>
+        <w:hyperlink r:id="rId22" w:history="1">
+          <w:r>
+            <w:rPr>
+              <w:rStyle w:val="Hyperlink"/>
+            </w:rPr>
+            <w:t>o</w:t>
           </w:r>
         </w:hyperlink>
       </w:r>
@@ -2878,7 +3079,7 @@
             <w:rPr>
               <w:rStyle w:val="Hyperlink"/>
             </w:rPr>
-            <w:t>tif</w:t>
+            <w:t>i</w:t>
           </w:r>
         </w:hyperlink>
       </w:r>
@@ -2889,6 +3090,262 @@
           <w:i w:val="0"/>
           <w:color w:val="0000FF"/>
           <w:sz w:val="24"/>
+          <w:u w:val="single"/>
+        </w:rPr>
+        <w:hyperlink r:id="rId22" w:history="1">
+          <w:r>
+            <w:rPr>
+              <w:rStyle w:val="Hyperlink"/>
+            </w:rPr>
+            <w:t>sed</w:t>
+          </w:r>
+        </w:hyperlink>
+      </w:r>
+      <w:r>
+        <w:rPr>
+          <w:rFonts w:ascii="Charis SIL Regular" w:hAnsi="Charis SIL Regular" w:eastAsia="Charis SIL Regular"/>
+          <w:b w:val="0"/>
+          <w:i w:val="0"/>
+          <w:color w:val="0000FF"/>
+          <w:sz w:val="24"/>
+          <w:u w:val="single"/>
+        </w:rPr>
+        <w:t xml:space="preserve"> </w:t>
+      </w:r>
+      <w:r>
+        <w:rPr>
+          <w:rFonts w:ascii="Charis SIL Regular" w:hAnsi="Charis SIL Regular" w:eastAsia="Charis SIL Regular"/>
+          <w:b w:val="0"/>
+          <w:i w:val="0"/>
+          <w:color w:val="0000FF"/>
+          <w:sz w:val="24"/>
+          <w:u w:val="single"/>
+        </w:rPr>
+        <w:hyperlink r:id="rId22" w:history="1">
+          <w:r>
+            <w:rPr>
+              <w:rStyle w:val="Hyperlink"/>
+            </w:rPr>
+            <w:t>territ</w:t>
+          </w:r>
+        </w:hyperlink>
+      </w:r>
+      <w:r>
+        <w:rPr>
+          <w:rFonts w:ascii="Charis SIL Regular" w:hAnsi="Charis SIL Regular" w:eastAsia="Charis SIL Regular"/>
+          <w:b w:val="0"/>
+          <w:i w:val="0"/>
+          <w:color w:val="0000FF"/>
+          <w:sz w:val="24"/>
+          <w:u w:val="single"/>
+        </w:rPr>
+        <w:hyperlink r:id="rId22" w:history="1">
+          <w:r>
+            <w:rPr>
+              <w:rStyle w:val="Hyperlink"/>
+            </w:rPr>
+            <w:t>o</w:t>
+          </w:r>
+        </w:hyperlink>
+      </w:r>
+      <w:r>
+        <w:rPr>
+          <w:rFonts w:ascii="Charis SIL Regular" w:hAnsi="Charis SIL Regular" w:eastAsia="Charis SIL Regular"/>
+          <w:b w:val="0"/>
+          <w:i w:val="0"/>
+          <w:color w:val="0000FF"/>
+          <w:sz w:val="24"/>
+          <w:u w:val="single"/>
+        </w:rPr>
+        <w:hyperlink r:id="rId22" w:history="1">
+          <w:r>
+            <w:rPr>
+              <w:rStyle w:val="Hyperlink"/>
+            </w:rPr>
+            <w:t>ries</w:t>
+          </w:r>
+        </w:hyperlink>
+      </w:r>
+      <w:r>
+        <w:br/>
+      </w:r>
+      <w:r>
+        <w:rPr>
+          <w:rFonts w:ascii="Charis SIL Regular" w:hAnsi="Charis SIL Regular" w:eastAsia="Charis SIL Regular"/>
+          <w:b w:val="0"/>
+          <w:i w:val="0"/>
+          <w:color w:val="000000"/>
+          <w:sz w:val="24"/>
+        </w:rPr>
+        <w:t xml:space="preserve">•  </w:t>
+      </w:r>
+      <w:r>
+        <w:rPr>
+          <w:rFonts w:ascii="Charis SIL Regular" w:hAnsi="Charis SIL Regular" w:eastAsia="Charis SIL Regular"/>
+          <w:b w:val="0"/>
+          <w:i w:val="0"/>
+          <w:color w:val="0000FF"/>
+          <w:sz w:val="24"/>
+          <w:u w:val="single"/>
+        </w:rPr>
+        <w:hyperlink r:id="rId23" w:history="1">
+          <w:r>
+            <w:rPr>
+              <w:rStyle w:val="Hyperlink"/>
+            </w:rPr>
+            <w:t>Christian</w:t>
+          </w:r>
+        </w:hyperlink>
+      </w:r>
+      <w:r>
+        <w:rPr>
+          <w:rFonts w:ascii="Charis SIL Regular" w:hAnsi="Charis SIL Regular" w:eastAsia="Charis SIL Regular"/>
+          <w:b w:val="0"/>
+          <w:i w:val="0"/>
+          <w:color w:val="0000FF"/>
+          <w:sz w:val="24"/>
+          <w:u w:val="single"/>
+        </w:rPr>
+        <w:t xml:space="preserve"> </w:t>
+      </w:r>
+      <w:r>
+        <w:rPr>
+          <w:rFonts w:ascii="Charis SIL Regular" w:hAnsi="Charis SIL Regular" w:eastAsia="Charis SIL Regular"/>
+          <w:b w:val="0"/>
+          <w:i w:val="0"/>
+          <w:color w:val="0000FF"/>
+          <w:sz w:val="24"/>
+          <w:u w:val="single"/>
+        </w:rPr>
+        <w:hyperlink r:id="rId23" w:history="1">
+          <w:r>
+            <w:rPr>
+              <w:rStyle w:val="Hyperlink"/>
+            </w:rPr>
+            <w:t>missiona</w:t>
+          </w:r>
+        </w:hyperlink>
+      </w:r>
+      <w:r>
+        <w:rPr>
+          <w:rFonts w:ascii="Charis SIL Regular" w:hAnsi="Charis SIL Regular" w:eastAsia="Charis SIL Regular"/>
+          <w:b w:val="0"/>
+          <w:i w:val="0"/>
+          <w:color w:val="0000FF"/>
+          <w:sz w:val="24"/>
+          <w:u w:val="single"/>
+        </w:rPr>
+        <w:hyperlink r:id="rId23" w:history="1">
+          <w:r>
+            <w:rPr>
+              <w:rStyle w:val="Hyperlink"/>
+            </w:rPr>
+            <w:t>r</w:t>
+          </w:r>
+        </w:hyperlink>
+      </w:r>
+      <w:r>
+        <w:rPr>
+          <w:rFonts w:ascii="Charis SIL Regular" w:hAnsi="Charis SIL Regular" w:eastAsia="Charis SIL Regular"/>
+          <w:b w:val="0"/>
+          <w:i w:val="0"/>
+          <w:color w:val="0000FF"/>
+          <w:sz w:val="24"/>
+          <w:u w:val="single"/>
+        </w:rPr>
+        <w:hyperlink r:id="rId23" w:history="1">
+          <w:r>
+            <w:rPr>
+              <w:rStyle w:val="Hyperlink"/>
+            </w:rPr>
+            <w:t>ie</w:t>
+          </w:r>
+        </w:hyperlink>
+      </w:r>
+      <w:r>
+        <w:rPr>
+          <w:rFonts w:ascii="Charis SIL Regular" w:hAnsi="Charis SIL Regular" w:eastAsia="Charis SIL Regular"/>
+          <w:b w:val="0"/>
+          <w:i w:val="0"/>
+          <w:color w:val="0000FF"/>
+          <w:sz w:val="24"/>
+          <w:u w:val="single"/>
+        </w:rPr>
+        <w:hyperlink r:id="rId22" w:history="1">
+          <w:r>
+            <w:rPr>
+              <w:rStyle w:val="Hyperlink"/>
+            </w:rPr>
+            <w:t>s</w:t>
+          </w:r>
+        </w:hyperlink>
+      </w:r>
+      <w:r>
+        <w:rPr>
+          <w:rFonts w:ascii="Charis SIL Regular" w:hAnsi="Charis SIL Regular" w:eastAsia="Charis SIL Regular"/>
+          <w:b w:val="0"/>
+          <w:i w:val="0"/>
+          <w:color w:val="0000FF"/>
+          <w:sz w:val="24"/>
+          <w:u w:val="single"/>
+        </w:rPr>
+        <w:t xml:space="preserve"> </w:t>
+      </w:r>
+      <w:r>
+        <w:rPr>
+          <w:rFonts w:ascii="Charis SIL Regular" w:hAnsi="Charis SIL Regular" w:eastAsia="Charis SIL Regular"/>
+          <w:b w:val="0"/>
+          <w:i w:val="0"/>
+          <w:color w:val="0000FF"/>
+          <w:sz w:val="24"/>
+          <w:u w:val="single"/>
+        </w:rPr>
+        <w:hyperlink r:id="rId22" w:history="1">
+          <w:r>
+            <w:rPr>
+              <w:rStyle w:val="Hyperlink"/>
+            </w:rPr>
+            <w:t>in</w:t>
+          </w:r>
+        </w:hyperlink>
+      </w:r>
+      <w:r>
+        <w:rPr>
+          <w:rFonts w:ascii="Charis SIL Regular" w:hAnsi="Charis SIL Regular" w:eastAsia="Charis SIL Regular"/>
+          <w:b w:val="0"/>
+          <w:i w:val="0"/>
+          <w:color w:val="0000FF"/>
+          <w:sz w:val="24"/>
+          <w:u w:val="single"/>
+        </w:rPr>
+        <w:t xml:space="preserve"> </w:t>
+      </w:r>
+      <w:r>
+        <w:rPr>
+          <w:rFonts w:ascii="Charis SIL Regular" w:hAnsi="Charis SIL Regular" w:eastAsia="Charis SIL Regular"/>
+          <w:b w:val="0"/>
+          <w:i w:val="0"/>
+          <w:color w:val="0000FF"/>
+          <w:sz w:val="24"/>
+          <w:u w:val="single"/>
+        </w:rPr>
+        <w:hyperlink r:id="rId22" w:history="1">
+          <w:r>
+            <w:rPr>
+              <w:rStyle w:val="Hyperlink"/>
+            </w:rPr>
+            <w:t>colon</w:t>
+          </w:r>
+        </w:hyperlink>
+      </w:r>
+      <w:r>
+        <w:rPr>
+          <w:rFonts w:ascii="Charis SIL Regular" w:hAnsi="Charis SIL Regular" w:eastAsia="Charis SIL Regular"/>
+          <w:b w:val="0"/>
+          <w:i w:val="0"/>
+          <w:color w:val="0000FF"/>
+          <w:sz w:val="24"/>
+          <w:u w:val="single"/>
         </w:rPr>
         <w:hyperlink r:id="rId22" w:history="1">
           <w:r>
@@ -2906,196 +3363,9 @@
           <w:i w:val="0"/>
           <w:color w:val="0000FF"/>
           <w:sz w:val="24"/>
-        </w:rPr>
-        <w:t>c</w:t>
-      </w:r>
-      <w:r>
-        <w:rPr>
-          <w:rFonts w:ascii="Charis SIL Regular" w:hAnsi="Charis SIL Regular" w:eastAsia="Charis SIL Regular"/>
-          <w:b w:val="0"/>
-          <w:i w:val="0"/>
-          <w:color w:val="0000FF"/>
-          <w:sz w:val="24"/>
           <w:u w:val="single"/>
         </w:rPr>
-        <w:t xml:space="preserve"> </w:t>
-      </w:r>
-      <w:r>
-        <w:rPr>
-          <w:rFonts w:ascii="Charis SIL Regular" w:hAnsi="Charis SIL Regular" w:eastAsia="Charis SIL Regular"/>
-          <w:b w:val="0"/>
-          <w:i w:val="0"/>
-          <w:color w:val="0000FF"/>
-          <w:sz w:val="24"/>
-          <w:u w:val="single"/>
-        </w:rPr>
         <w:hyperlink r:id="rId22" w:history="1">
-          <w:r>
-            <w:rPr>
-              <w:rStyle w:val="Hyperlink"/>
-            </w:rPr>
-            <w:t>rese</w:t>
-          </w:r>
-        </w:hyperlink>
-      </w:r>
-      <w:r>
-        <w:rPr>
-          <w:rFonts w:ascii="Charis SIL Regular" w:hAnsi="Charis SIL Regular" w:eastAsia="Charis SIL Regular"/>
-          <w:b w:val="0"/>
-          <w:i w:val="0"/>
-          <w:color w:val="0000FF"/>
-          <w:sz w:val="24"/>
-          <w:u w:val="single"/>
-        </w:rPr>
-        <w:hyperlink r:id="rId22" w:history="1">
-          <w:r>
-            <w:rPr>
-              <w:rStyle w:val="Hyperlink"/>
-            </w:rPr>
-            <w:t>a</w:t>
-          </w:r>
-        </w:hyperlink>
-      </w:r>
-      <w:r>
-        <w:rPr>
-          <w:rFonts w:ascii="Charis SIL Regular" w:hAnsi="Charis SIL Regular" w:eastAsia="Charis SIL Regular"/>
-          <w:b w:val="0"/>
-          <w:i w:val="0"/>
-          <w:color w:val="0000FF"/>
-          <w:sz w:val="24"/>
-          <w:u w:val="single"/>
-        </w:rPr>
-        <w:hyperlink r:id="rId22" w:history="1">
-          <w:r>
-            <w:rPr>
-              <w:rStyle w:val="Hyperlink"/>
-            </w:rPr>
-            <w:t>rch</w:t>
-          </w:r>
-        </w:hyperlink>
-      </w:r>
-      <w:r>
-        <w:rPr>
-          <w:rFonts w:ascii="Charis SIL Regular" w:hAnsi="Charis SIL Regular" w:eastAsia="Charis SIL Regular"/>
-          <w:b w:val="0"/>
-          <w:i w:val="0"/>
-          <w:color w:val="0000FF"/>
-          <w:sz w:val="24"/>
-          <w:u w:val="single"/>
-        </w:rPr>
-        <w:t xml:space="preserve"> </w:t>
-      </w:r>
-      <w:r>
-        <w:rPr>
-          <w:rFonts w:ascii="Charis SIL Regular" w:hAnsi="Charis SIL Regular" w:eastAsia="Charis SIL Regular"/>
-          <w:b w:val="0"/>
-          <w:i w:val="0"/>
-          <w:color w:val="0000FF"/>
-          <w:sz w:val="24"/>
-          <w:u w:val="single"/>
-        </w:rPr>
-        <w:hyperlink r:id="rId22" w:history="1">
-          <w:r>
-            <w:rPr>
-              <w:rStyle w:val="Hyperlink"/>
-            </w:rPr>
-            <w:t>in</w:t>
-          </w:r>
-        </w:hyperlink>
-      </w:r>
-      <w:r>
-        <w:rPr>
-          <w:rFonts w:ascii="Charis SIL Regular" w:hAnsi="Charis SIL Regular" w:eastAsia="Charis SIL Regular"/>
-          <w:b w:val="0"/>
-          <w:i w:val="0"/>
-          <w:color w:val="0000FF"/>
-          <w:sz w:val="24"/>
-          <w:u w:val="single"/>
-        </w:rPr>
-        <w:t xml:space="preserve"> </w:t>
-      </w:r>
-      <w:r>
-        <w:rPr>
-          <w:rFonts w:ascii="Charis SIL Regular" w:hAnsi="Charis SIL Regular" w:eastAsia="Charis SIL Regular"/>
-          <w:b w:val="0"/>
-          <w:i w:val="0"/>
-          <w:color w:val="0000FF"/>
-          <w:sz w:val="24"/>
-          <w:u w:val="single"/>
-        </w:rPr>
-        <w:hyperlink r:id="rId21" w:history="1">
-          <w:r>
-            <w:rPr>
-              <w:rStyle w:val="Hyperlink"/>
-            </w:rPr>
-            <w:t>col</w:t>
-          </w:r>
-        </w:hyperlink>
-      </w:r>
-      <w:r>
-        <w:rPr>
-          <w:rFonts w:ascii="Charis SIL Regular" w:hAnsi="Charis SIL Regular" w:eastAsia="Charis SIL Regular"/>
-          <w:b w:val="0"/>
-          <w:i w:val="0"/>
-          <w:color w:val="0000FF"/>
-          <w:sz w:val="24"/>
-          <w:u w:val="single"/>
-        </w:rPr>
-        <w:hyperlink r:id="rId21" w:history="1">
-          <w:r>
-            <w:rPr>
-              <w:rStyle w:val="Hyperlink"/>
-            </w:rPr>
-            <w:t>o</w:t>
-          </w:r>
-        </w:hyperlink>
-      </w:r>
-      <w:r>
-        <w:rPr>
-          <w:rFonts w:ascii="Charis SIL Regular" w:hAnsi="Charis SIL Regular" w:eastAsia="Charis SIL Regular"/>
-          <w:b w:val="0"/>
-          <w:i w:val="0"/>
-          <w:color w:val="0000FF"/>
-          <w:sz w:val="24"/>
-          <w:u w:val="single"/>
-        </w:rPr>
-        <w:hyperlink r:id="rId21" w:history="1">
-          <w:r>
-            <w:rPr>
-              <w:rStyle w:val="Hyperlink"/>
-            </w:rPr>
-            <w:t>n</w:t>
-          </w:r>
-        </w:hyperlink>
-      </w:r>
-      <w:r>
-        <w:rPr>
-          <w:rFonts w:ascii="Charis SIL Regular" w:hAnsi="Charis SIL Regular" w:eastAsia="Charis SIL Regular"/>
-          <w:b w:val="0"/>
-          <w:i w:val="0"/>
-          <w:color w:val="0000FF"/>
-          <w:sz w:val="24"/>
-          <w:u w:val="single"/>
-        </w:rPr>
-        <w:hyperlink r:id="rId21" w:history="1">
-          <w:r>
-            <w:rPr>
-              <w:rStyle w:val="Hyperlink"/>
-            </w:rPr>
-            <w:t>i</w:t>
-          </w:r>
-        </w:hyperlink>
-      </w:r>
-      <w:r>
-        <w:rPr>
-          <w:rFonts w:ascii="Charis SIL Regular" w:hAnsi="Charis SIL Regular" w:eastAsia="Charis SIL Regular"/>
-          <w:b w:val="0"/>
-          <w:i w:val="0"/>
-          <w:color w:val="0000FF"/>
-          <w:sz w:val="24"/>
-          <w:u w:val="single"/>
-        </w:rPr>
-        <w:hyperlink r:id="rId21" w:history="1">
           <w:r>
             <w:rPr>
               <w:rStyle w:val="Hyperlink"/>
@@ -3124,280 +3394,7 @@
           <w:sz w:val="24"/>
           <w:u w:val="single"/>
         </w:rPr>
-        <w:hyperlink r:id="rId21" w:history="1">
-          <w:r>
-            <w:rPr>
-              <w:rStyle w:val="Hyperlink"/>
-            </w:rPr>
-            <w:t>territ</w:t>
-          </w:r>
-        </w:hyperlink>
-      </w:r>
-      <w:r>
-        <w:rPr>
-          <w:rFonts w:ascii="Charis SIL Regular" w:hAnsi="Charis SIL Regular" w:eastAsia="Charis SIL Regular"/>
-          <w:b w:val="0"/>
-          <w:i w:val="0"/>
-          <w:color w:val="0000FF"/>
-          <w:sz w:val="24"/>
-          <w:u w:val="single"/>
-        </w:rPr>
-        <w:hyperlink r:id="rId21" w:history="1">
-          <w:r>
-            <w:rPr>
-              <w:rStyle w:val="Hyperlink"/>
-            </w:rPr>
-            <w:t>o</w:t>
-          </w:r>
-        </w:hyperlink>
-      </w:r>
-      <w:r>
-        <w:rPr>
-          <w:rFonts w:ascii="Charis SIL Regular" w:hAnsi="Charis SIL Regular" w:eastAsia="Charis SIL Regular"/>
-          <w:b w:val="0"/>
-          <w:i w:val="0"/>
-          <w:color w:val="0000FF"/>
-          <w:sz w:val="24"/>
-          <w:u w:val="single"/>
-        </w:rPr>
-        <w:hyperlink r:id="rId21" w:history="1">
-          <w:r>
-            <w:rPr>
-              <w:rStyle w:val="Hyperlink"/>
-            </w:rPr>
-            <w:t>ries</w:t>
-          </w:r>
-        </w:hyperlink>
-      </w:r>
-      <w:r>
-        <w:br/>
-      </w:r>
-      <w:r>
-        <w:rPr>
-          <w:rFonts w:ascii="Charis SIL Regular" w:hAnsi="Charis SIL Regular" w:eastAsia="Charis SIL Regular"/>
-          <w:b w:val="0"/>
-          <w:i w:val="0"/>
-          <w:color w:val="000000"/>
-          <w:sz w:val="24"/>
-        </w:rPr>
-        <w:t xml:space="preserve">•  </w:t>
-      </w:r>
-      <w:r>
-        <w:rPr>
-          <w:rFonts w:ascii="Charis SIL Regular" w:hAnsi="Charis SIL Regular" w:eastAsia="Charis SIL Regular"/>
-          <w:b w:val="0"/>
-          <w:i w:val="0"/>
-          <w:color w:val="0000FF"/>
-          <w:sz w:val="24"/>
-          <w:u w:val="single"/>
-        </w:rPr>
         <w:hyperlink r:id="rId22" w:history="1">
-          <w:r>
-            <w:rPr>
-              <w:rStyle w:val="Hyperlink"/>
-            </w:rPr>
-            <w:t>Christian</w:t>
-          </w:r>
-        </w:hyperlink>
-      </w:r>
-      <w:r>
-        <w:rPr>
-          <w:rFonts w:ascii="Charis SIL Regular" w:hAnsi="Charis SIL Regular" w:eastAsia="Charis SIL Regular"/>
-          <w:b w:val="0"/>
-          <w:i w:val="0"/>
-          <w:color w:val="0000FF"/>
-          <w:sz w:val="24"/>
-          <w:u w:val="single"/>
-        </w:rPr>
-        <w:t xml:space="preserve"> </w:t>
-      </w:r>
-      <w:r>
-        <w:rPr>
-          <w:rFonts w:ascii="Charis SIL Regular" w:hAnsi="Charis SIL Regular" w:eastAsia="Charis SIL Regular"/>
-          <w:b w:val="0"/>
-          <w:i w:val="0"/>
-          <w:color w:val="0000FF"/>
-          <w:sz w:val="24"/>
-          <w:u w:val="single"/>
-        </w:rPr>
-        <w:hyperlink r:id="rId23" w:history="1">
-          <w:r>
-            <w:rPr>
-              <w:rStyle w:val="Hyperlink"/>
-            </w:rPr>
-            <w:t>missiona</w:t>
-          </w:r>
-        </w:hyperlink>
-      </w:r>
-      <w:r>
-        <w:rPr>
-          <w:rFonts w:ascii="Charis SIL Regular" w:hAnsi="Charis SIL Regular" w:eastAsia="Charis SIL Regular"/>
-          <w:b w:val="0"/>
-          <w:i w:val="0"/>
-          <w:color w:val="0000FF"/>
-          <w:sz w:val="24"/>
-          <w:u w:val="single"/>
-        </w:rPr>
-        <w:hyperlink r:id="rId23" w:history="1">
-          <w:r>
-            <w:rPr>
-              <w:rStyle w:val="Hyperlink"/>
-            </w:rPr>
-            <w:t>r</w:t>
-          </w:r>
-        </w:hyperlink>
-      </w:r>
-      <w:r>
-        <w:rPr>
-          <w:rFonts w:ascii="Charis SIL Regular" w:hAnsi="Charis SIL Regular" w:eastAsia="Charis SIL Regular"/>
-          <w:b w:val="0"/>
-          <w:i w:val="0"/>
-          <w:color w:val="0000FF"/>
-          <w:sz w:val="24"/>
-          <w:u w:val="single"/>
-        </w:rPr>
-        <w:hyperlink r:id="rId23" w:history="1">
-          <w:r>
-            <w:rPr>
-              <w:rStyle w:val="Hyperlink"/>
-            </w:rPr>
-            <w:t>ie</w:t>
-          </w:r>
-        </w:hyperlink>
-      </w:r>
-      <w:r>
-        <w:rPr>
-          <w:rFonts w:ascii="Charis SIL Regular" w:hAnsi="Charis SIL Regular" w:eastAsia="Charis SIL Regular"/>
-          <w:b w:val="0"/>
-          <w:i w:val="0"/>
-          <w:color w:val="0000FF"/>
-          <w:sz w:val="24"/>
-          <w:u w:val="single"/>
-        </w:rPr>
-        <w:hyperlink r:id="rId23" w:history="1">
-          <w:r>
-            <w:rPr>
-              <w:rStyle w:val="Hyperlink"/>
-            </w:rPr>
-            <w:t>s</w:t>
-          </w:r>
-        </w:hyperlink>
-      </w:r>
-      <w:r>
-        <w:rPr>
-          <w:rFonts w:ascii="Charis SIL Regular" w:hAnsi="Charis SIL Regular" w:eastAsia="Charis SIL Regular"/>
-          <w:b w:val="0"/>
-          <w:i w:val="0"/>
-          <w:color w:val="0000FF"/>
-          <w:sz w:val="24"/>
-          <w:u w:val="single"/>
-        </w:rPr>
-        <w:t xml:space="preserve"> </w:t>
-      </w:r>
-      <w:r>
-        <w:rPr>
-          <w:rFonts w:ascii="Charis SIL Regular" w:hAnsi="Charis SIL Regular" w:eastAsia="Charis SIL Regular"/>
-          <w:b w:val="0"/>
-          <w:i w:val="0"/>
-          <w:color w:val="0000FF"/>
-          <w:sz w:val="24"/>
-          <w:u w:val="single"/>
-        </w:rPr>
-        <w:hyperlink r:id="rId23" w:history="1">
-          <w:r>
-            <w:rPr>
-              <w:rStyle w:val="Hyperlink"/>
-            </w:rPr>
-            <w:t>in</w:t>
-          </w:r>
-        </w:hyperlink>
-      </w:r>
-      <w:r>
-        <w:rPr>
-          <w:rFonts w:ascii="Charis SIL Regular" w:hAnsi="Charis SIL Regular" w:eastAsia="Charis SIL Regular"/>
-          <w:b w:val="0"/>
-          <w:i w:val="0"/>
-          <w:color w:val="0000FF"/>
-          <w:sz w:val="24"/>
-          <w:u w:val="single"/>
-        </w:rPr>
-        <w:t xml:space="preserve"> </w:t>
-      </w:r>
-      <w:r>
-        <w:rPr>
-          <w:rFonts w:ascii="Charis SIL Regular" w:hAnsi="Charis SIL Regular" w:eastAsia="Charis SIL Regular"/>
-          <w:b w:val="0"/>
-          <w:i w:val="0"/>
-          <w:color w:val="0000FF"/>
-          <w:sz w:val="24"/>
-          <w:u w:val="single"/>
-        </w:rPr>
-        <w:hyperlink r:id="rId23" w:history="1">
-          <w:r>
-            <w:rPr>
-              <w:rStyle w:val="Hyperlink"/>
-            </w:rPr>
-            <w:t>colon</w:t>
-          </w:r>
-        </w:hyperlink>
-      </w:r>
-      <w:r>
-        <w:rPr>
-          <w:rFonts w:ascii="Charis SIL Regular" w:hAnsi="Charis SIL Regular" w:eastAsia="Charis SIL Regular"/>
-          <w:b w:val="0"/>
-          <w:i w:val="0"/>
-          <w:color w:val="0000FF"/>
-          <w:sz w:val="24"/>
-          <w:u w:val="single"/>
-        </w:rPr>
-        <w:hyperlink r:id="rId22" w:history="1">
-          <w:r>
-            <w:rPr>
-              <w:rStyle w:val="Hyperlink"/>
-            </w:rPr>
-            <w:t>i</w:t>
-          </w:r>
-        </w:hyperlink>
-      </w:r>
-      <w:r>
-        <w:rPr>
-          <w:rFonts w:ascii="Charis SIL Regular" w:hAnsi="Charis SIL Regular" w:eastAsia="Charis SIL Regular"/>
-          <w:b w:val="0"/>
-          <w:i w:val="0"/>
-          <w:color w:val="0000FF"/>
-          <w:sz w:val="24"/>
-          <w:u w:val="single"/>
-        </w:rPr>
-        <w:hyperlink r:id="rId23" w:history="1">
-          <w:r>
-            <w:rPr>
-              <w:rStyle w:val="Hyperlink"/>
-            </w:rPr>
-            <w:t>sed</w:t>
-          </w:r>
-        </w:hyperlink>
-      </w:r>
-      <w:r>
-        <w:rPr>
-          <w:rFonts w:ascii="Charis SIL Regular" w:hAnsi="Charis SIL Regular" w:eastAsia="Charis SIL Regular"/>
-          <w:b w:val="0"/>
-          <w:i w:val="0"/>
-          <w:color w:val="0000FF"/>
-          <w:sz w:val="24"/>
-          <w:u w:val="single"/>
-        </w:rPr>
-        <w:t xml:space="preserve"> </w:t>
-      </w:r>
-      <w:r>
-        <w:rPr>
-          <w:rFonts w:ascii="Charis SIL Regular" w:hAnsi="Charis SIL Regular" w:eastAsia="Charis SIL Regular"/>
-          <w:b w:val="0"/>
-          <w:i w:val="0"/>
-          <w:color w:val="0000FF"/>
-          <w:sz w:val="24"/>
-          <w:u w:val="single"/>
-        </w:rPr>
-        <w:hyperlink r:id="rId23" w:history="1">
           <w:r>
             <w:rPr>
               <w:rStyle w:val="Hyperlink"/>

--- a/EXPORTS/DOCX/published/niveau2/English/Museum.docx
+++ b/EXPORTS/DOCX/published/niveau2/English/Museum.docx
@@ -316,7 +316,25 @@
           <w:color w:val="000000"/>
           <w:sz w:val="24"/>
         </w:rPr>
-        <w:t xml:space="preserve">History) in 1820 and the </w:t>
+        <w:t>History) in 1820 and</w:t>
+      </w:r>
+      <w:r>
+        <w:rPr>
+          <w:u w:val="single" w:color="0000ff"/>
+          <w:rFonts w:ascii="Charis SIL Regular" w:hAnsi="Charis SIL Regular" w:eastAsia="Charis SIL Regular"/>
+          <w:b w:val="0"/>
+          <w:i w:val="0"/>
+          <w:color w:val="000000"/>
+          <w:sz w:val="24"/>
+        </w:rPr>
+        <w:hyperlink r:id="rId9" w:history="1">
+          <w:r>
+            <w:rPr>
+              <w:rStyle w:val="Hyperlink"/>
+            </w:rPr>
+            <w:t xml:space="preserve"> the </w:t>
+          </w:r>
+        </w:hyperlink>
       </w:r>
       <w:r>
         <w:rPr>
@@ -327,7 +345,43 @@
           <w:sz w:val="24"/>
           <w:u w:val="single"/>
         </w:rPr>
-        <w:t>Rijks Etn</w:t>
+        <w:hyperlink r:id="rId9" w:history="1">
+          <w:r>
+            <w:rPr>
+              <w:rStyle w:val="Hyperlink"/>
+            </w:rPr>
+            <w:t>Rijks</w:t>
+          </w:r>
+        </w:hyperlink>
+      </w:r>
+      <w:r>
+        <w:rPr>
+          <w:rFonts w:ascii="Charis SIL Regular" w:hAnsi="Charis SIL Regular" w:eastAsia="Charis SIL Regular"/>
+          <w:b w:val="0"/>
+          <w:i w:val="0"/>
+          <w:color w:val="0000FF"/>
+          <w:sz w:val="24"/>
+          <w:u w:val="single"/>
+        </w:rPr>
+        <w:t xml:space="preserve"> </w:t>
+      </w:r>
+      <w:r>
+        <w:rPr>
+          <w:rFonts w:ascii="Charis SIL Regular" w:hAnsi="Charis SIL Regular" w:eastAsia="Charis SIL Regular"/>
+          <w:b w:val="0"/>
+          <w:i w:val="0"/>
+          <w:color w:val="0000FF"/>
+          <w:sz w:val="24"/>
+          <w:u w:val="single"/>
+        </w:rPr>
+        <w:hyperlink r:id="rId9" w:history="1">
+          <w:r>
+            <w:rPr>
+              <w:rStyle w:val="Hyperlink"/>
+            </w:rPr>
+            <w:t>Etn</w:t>
+          </w:r>
+        </w:hyperlink>
       </w:r>
       <w:r>
         <w:rPr>
@@ -385,7 +439,7 @@
           <w:sz w:val="24"/>
           <w:u w:val="single"/>
         </w:rPr>
-        <w:hyperlink r:id="rId9" w:history="1">
+        <w:hyperlink r:id="rId10" w:history="1">
           <w:r>
             <w:rPr>
               <w:rStyle w:val="Hyperlink"/>
@@ -403,7 +457,7 @@
           <w:sz w:val="24"/>
           <w:u w:val="single"/>
         </w:rPr>
-        <w:hyperlink r:id="rId9" w:history="1">
+        <w:hyperlink r:id="rId10" w:history="1">
           <w:r>
             <w:rPr>
               <w:rStyle w:val="Hyperlink"/>
@@ -421,7 +475,7 @@
           <w:sz w:val="24"/>
           <w:u w:val="single"/>
         </w:rPr>
-        <w:hyperlink r:id="rId9" w:history="1">
+        <w:hyperlink r:id="rId10" w:history="1">
           <w:r>
             <w:rPr>
               <w:rStyle w:val="Hyperlink"/>
@@ -715,9 +769,8 @@
           <w:i w:val="0"/>
           <w:color w:val="0000FF"/>
           <w:sz w:val="24"/>
-          <w:u w:val="single"/>
-        </w:rPr>
-        <w:t xml:space="preserve"> </w:t>
+        </w:rPr>
+        <w:t xml:space="preserve"> voor Lan</w:t>
       </w:r>
       <w:r>
         <w:rPr>
@@ -728,54 +781,7 @@
           <w:sz w:val="24"/>
           <w:u w:val="single"/>
         </w:rPr>
-        <w:hyperlink r:id="rId12" w:history="1">
-          <w:r>
-            <w:rPr>
-              <w:rStyle w:val="Hyperlink"/>
-            </w:rPr>
-            <w:t>voor</w:t>
-          </w:r>
-        </w:hyperlink>
-      </w:r>
-      <w:r>
-        <w:rPr>
-          <w:rFonts w:ascii="Charis SIL Regular" w:hAnsi="Charis SIL Regular" w:eastAsia="Charis SIL Regular"/>
-          <w:b w:val="0"/>
-          <w:i w:val="0"/>
-          <w:color w:val="0000FF"/>
-          <w:sz w:val="24"/>
-          <w:u w:val="single"/>
-        </w:rPr>
-        <w:t xml:space="preserve"> </w:t>
-      </w:r>
-      <w:r>
-        <w:rPr>
-          <w:rFonts w:ascii="Charis SIL Regular" w:hAnsi="Charis SIL Regular" w:eastAsia="Charis SIL Regular"/>
-          <w:b w:val="0"/>
-          <w:i w:val="0"/>
-          <w:color w:val="0000FF"/>
-          <w:sz w:val="24"/>
-          <w:u w:val="single"/>
-        </w:rPr>
-        <w:hyperlink r:id="rId12" w:history="1">
-          <w:r>
-            <w:rPr>
-              <w:rStyle w:val="Hyperlink"/>
-            </w:rPr>
-            <w:t>Lan</w:t>
-          </w:r>
-        </w:hyperlink>
-      </w:r>
-      <w:r>
-        <w:rPr>
-          <w:rFonts w:ascii="Charis SIL Regular" w:hAnsi="Charis SIL Regular" w:eastAsia="Charis SIL Regular"/>
-          <w:b w:val="0"/>
-          <w:i w:val="0"/>
-          <w:color w:val="0000FF"/>
-          <w:sz w:val="24"/>
-          <w:u w:val="single"/>
-        </w:rPr>
-        <w:hyperlink r:id="rId12" w:history="1">
+        <w:hyperlink r:id="rId11" w:history="1">
           <w:r>
             <w:rPr>
               <w:rStyle w:val="Hyperlink"/>
@@ -804,7 +810,7 @@
           <w:sz w:val="24"/>
           <w:u w:val="single"/>
         </w:rPr>
-        <w:hyperlink r:id="rId12" w:history="1">
+        <w:hyperlink r:id="rId11" w:history="1">
           <w:r>
             <w:rPr>
               <w:rStyle w:val="Hyperlink"/>
@@ -939,6 +945,7 @@
       </w:r>
       <w:r>
         <w:rPr>
+          <w:u w:val="single" w:color="0000ff"/>
           <w:rFonts w:ascii="Charis SIL Regular" w:hAnsi="Charis SIL Regular" w:eastAsia="Charis SIL Regular"/>
           <w:b w:val="0"/>
           <w:i w:val="0"/>
@@ -2822,14 +2829,7 @@
           <w:sz w:val="24"/>
           <w:u w:val="single"/>
         </w:rPr>
-        <w:hyperlink r:id="rId21" w:history="1">
-          <w:r>
-            <w:rPr>
-              <w:rStyle w:val="Hyperlink"/>
-            </w:rPr>
-            <w:t>Scie</w:t>
-          </w:r>
-        </w:hyperlink>
+        <w:t>Scientific research in colonised</w:t>
       </w:r>
       <w:r>
         <w:rPr>
@@ -2840,14 +2840,7 @@
           <w:sz w:val="24"/>
           <w:u w:val="single"/>
         </w:rPr>
-        <w:hyperlink r:id="rId21" w:history="1">
-          <w:r>
-            <w:rPr>
-              <w:rStyle w:val="Hyperlink"/>
-            </w:rPr>
-            <w:t>n</w:t>
-          </w:r>
-        </w:hyperlink>
+        <w:t xml:space="preserve"> </w:t>
       </w:r>
       <w:r>
         <w:rPr>
@@ -2858,174 +2851,12 @@
           <w:sz w:val="24"/>
           <w:u w:val="single"/>
         </w:rPr>
-        <w:hyperlink r:id="rId21" w:history="1">
-          <w:r>
-            <w:rPr>
-              <w:rStyle w:val="Hyperlink"/>
-            </w:rPr>
-            <w:t>tif</w:t>
-          </w:r>
-        </w:hyperlink>
-      </w:r>
-      <w:r>
-        <w:rPr>
-          <w:rFonts w:ascii="Charis SIL Regular" w:hAnsi="Charis SIL Regular" w:eastAsia="Charis SIL Regular"/>
-          <w:b w:val="0"/>
-          <w:i w:val="0"/>
-          <w:color w:val="0000FF"/>
-          <w:sz w:val="24"/>
-          <w:u w:val="single"/>
-        </w:rPr>
-        <w:hyperlink r:id="rId21" w:history="1">
-          <w:r>
-            <w:rPr>
-              <w:rStyle w:val="Hyperlink"/>
-            </w:rPr>
-            <w:t>i</w:t>
-          </w:r>
-        </w:hyperlink>
-      </w:r>
-      <w:r>
-        <w:rPr>
-          <w:rFonts w:ascii="Charis SIL Regular" w:hAnsi="Charis SIL Regular" w:eastAsia="Charis SIL Regular"/>
-          <w:b w:val="0"/>
-          <w:i w:val="0"/>
-          <w:color w:val="0000FF"/>
-          <w:sz w:val="24"/>
-          <w:u w:val="single"/>
-        </w:rPr>
-        <w:t>c</w:t>
-      </w:r>
-      <w:r>
-        <w:rPr>
-          <w:rFonts w:ascii="Charis SIL Regular" w:hAnsi="Charis SIL Regular" w:eastAsia="Charis SIL Regular"/>
-          <w:b w:val="0"/>
-          <w:i w:val="0"/>
-          <w:color w:val="0000FF"/>
-          <w:sz w:val="24"/>
-          <w:u w:val="single"/>
-        </w:rPr>
-        <w:t xml:space="preserve"> </w:t>
-      </w:r>
-      <w:r>
-        <w:rPr>
-          <w:rFonts w:ascii="Charis SIL Regular" w:hAnsi="Charis SIL Regular" w:eastAsia="Charis SIL Regular"/>
-          <w:b w:val="0"/>
-          <w:i w:val="0"/>
-          <w:color w:val="0000FF"/>
-          <w:sz w:val="24"/>
-          <w:u w:val="single"/>
-        </w:rPr>
-        <w:hyperlink r:id="rId21" w:history="1">
-          <w:r>
-            <w:rPr>
-              <w:rStyle w:val="Hyperlink"/>
-            </w:rPr>
-            <w:t>rese</w:t>
-          </w:r>
-        </w:hyperlink>
-      </w:r>
-      <w:r>
-        <w:rPr>
-          <w:rFonts w:ascii="Charis SIL Regular" w:hAnsi="Charis SIL Regular" w:eastAsia="Charis SIL Regular"/>
-          <w:b w:val="0"/>
-          <w:i w:val="0"/>
-          <w:color w:val="0000FF"/>
-          <w:sz w:val="24"/>
-          <w:u w:val="single"/>
-        </w:rPr>
-        <w:hyperlink r:id="rId21" w:history="1">
-          <w:r>
-            <w:rPr>
-              <w:rStyle w:val="Hyperlink"/>
-            </w:rPr>
-            <w:t>a</w:t>
-          </w:r>
-        </w:hyperlink>
-      </w:r>
-      <w:r>
-        <w:rPr>
-          <w:rFonts w:ascii="Charis SIL Regular" w:hAnsi="Charis SIL Regular" w:eastAsia="Charis SIL Regular"/>
-          <w:b w:val="0"/>
-          <w:i w:val="0"/>
-          <w:color w:val="0000FF"/>
-          <w:sz w:val="24"/>
-          <w:u w:val="single"/>
-        </w:rPr>
-        <w:hyperlink r:id="rId21" w:history="1">
-          <w:r>
-            <w:rPr>
-              <w:rStyle w:val="Hyperlink"/>
-            </w:rPr>
-            <w:t>rch</w:t>
-          </w:r>
-        </w:hyperlink>
-      </w:r>
-      <w:r>
-        <w:rPr>
-          <w:rFonts w:ascii="Charis SIL Regular" w:hAnsi="Charis SIL Regular" w:eastAsia="Charis SIL Regular"/>
-          <w:b w:val="0"/>
-          <w:i w:val="0"/>
-          <w:color w:val="0000FF"/>
-          <w:sz w:val="24"/>
-          <w:u w:val="single"/>
-        </w:rPr>
-        <w:t xml:space="preserve"> </w:t>
-      </w:r>
-      <w:r>
-        <w:rPr>
-          <w:rFonts w:ascii="Charis SIL Regular" w:hAnsi="Charis SIL Regular" w:eastAsia="Charis SIL Regular"/>
-          <w:b w:val="0"/>
-          <w:i w:val="0"/>
-          <w:color w:val="0000FF"/>
-          <w:sz w:val="24"/>
-          <w:u w:val="single"/>
-        </w:rPr>
-        <w:hyperlink r:id="rId21" w:history="1">
-          <w:r>
-            <w:rPr>
-              <w:rStyle w:val="Hyperlink"/>
-            </w:rPr>
-            <w:t>i</w:t>
-          </w:r>
-        </w:hyperlink>
-      </w:r>
-      <w:r>
-        <w:rPr>
-          <w:rFonts w:ascii="Charis SIL Regular" w:hAnsi="Charis SIL Regular" w:eastAsia="Charis SIL Regular"/>
-          <w:b w:val="0"/>
-          <w:i w:val="0"/>
-          <w:color w:val="0000FF"/>
-          <w:sz w:val="24"/>
-          <w:u w:val="single"/>
-        </w:rPr>
-        <w:t>n</w:t>
-      </w:r>
-      <w:r>
-        <w:rPr>
-          <w:rFonts w:ascii="Charis SIL Regular" w:hAnsi="Charis SIL Regular" w:eastAsia="Charis SIL Regular"/>
-          <w:b w:val="0"/>
-          <w:i w:val="0"/>
-          <w:color w:val="0000FF"/>
-          <w:sz w:val="24"/>
-        </w:rPr>
-        <w:t xml:space="preserve"> </w:t>
-      </w:r>
-      <w:r>
-        <w:rPr>
-          <w:rFonts w:ascii="Charis SIL Regular" w:hAnsi="Charis SIL Regular" w:eastAsia="Charis SIL Regular"/>
-          <w:b w:val="0"/>
-          <w:i w:val="0"/>
-          <w:color w:val="0000FF"/>
-          <w:sz w:val="24"/>
-          <w:u w:val="single"/>
-        </w:rPr>
         <w:hyperlink r:id="rId22" w:history="1">
           <w:r>
             <w:rPr>
               <w:rStyle w:val="Hyperlink"/>
             </w:rPr>
-            <w:t>col</w:t>
+            <w:t>territ</w:t>
           </w:r>
         </w:hyperlink>
       </w:r>
@@ -3061,7 +2892,7 @@
             <w:rPr>
               <w:rStyle w:val="Hyperlink"/>
             </w:rPr>
-            <w:t>n</w:t>
+            <w:t>rie</w:t>
           </w:r>
         </w:hyperlink>
       </w:r>
@@ -3072,99 +2903,8 @@
           <w:i w:val="0"/>
           <w:color w:val="0000FF"/>
           <w:sz w:val="24"/>
-          <w:u w:val="single"/>
-        </w:rPr>
-        <w:hyperlink r:id="rId22" w:history="1">
-          <w:r>
-            <w:rPr>
-              <w:rStyle w:val="Hyperlink"/>
-            </w:rPr>
-            <w:t>i</w:t>
-          </w:r>
-        </w:hyperlink>
-      </w:r>
-      <w:r>
-        <w:rPr>
-          <w:rFonts w:ascii="Charis SIL Regular" w:hAnsi="Charis SIL Regular" w:eastAsia="Charis SIL Regular"/>
-          <w:b w:val="0"/>
-          <w:i w:val="0"/>
-          <w:color w:val="0000FF"/>
-          <w:sz w:val="24"/>
-          <w:u w:val="single"/>
-        </w:rPr>
-        <w:hyperlink r:id="rId22" w:history="1">
-          <w:r>
-            <w:rPr>
-              <w:rStyle w:val="Hyperlink"/>
-            </w:rPr>
-            <w:t>sed</w:t>
-          </w:r>
-        </w:hyperlink>
-      </w:r>
-      <w:r>
-        <w:rPr>
-          <w:rFonts w:ascii="Charis SIL Regular" w:hAnsi="Charis SIL Regular" w:eastAsia="Charis SIL Regular"/>
-          <w:b w:val="0"/>
-          <w:i w:val="0"/>
-          <w:color w:val="0000FF"/>
-          <w:sz w:val="24"/>
-          <w:u w:val="single"/>
-        </w:rPr>
-        <w:t xml:space="preserve"> </w:t>
-      </w:r>
-      <w:r>
-        <w:rPr>
-          <w:rFonts w:ascii="Charis SIL Regular" w:hAnsi="Charis SIL Regular" w:eastAsia="Charis SIL Regular"/>
-          <w:b w:val="0"/>
-          <w:i w:val="0"/>
-          <w:color w:val="0000FF"/>
-          <w:sz w:val="24"/>
-          <w:u w:val="single"/>
-        </w:rPr>
-        <w:hyperlink r:id="rId22" w:history="1">
-          <w:r>
-            <w:rPr>
-              <w:rStyle w:val="Hyperlink"/>
-            </w:rPr>
-            <w:t>territ</w:t>
-          </w:r>
-        </w:hyperlink>
-      </w:r>
-      <w:r>
-        <w:rPr>
-          <w:rFonts w:ascii="Charis SIL Regular" w:hAnsi="Charis SIL Regular" w:eastAsia="Charis SIL Regular"/>
-          <w:b w:val="0"/>
-          <w:i w:val="0"/>
-          <w:color w:val="0000FF"/>
-          <w:sz w:val="24"/>
-          <w:u w:val="single"/>
-        </w:rPr>
-        <w:hyperlink r:id="rId22" w:history="1">
-          <w:r>
-            <w:rPr>
-              <w:rStyle w:val="Hyperlink"/>
-            </w:rPr>
-            <w:t>o</w:t>
-          </w:r>
-        </w:hyperlink>
-      </w:r>
-      <w:r>
-        <w:rPr>
-          <w:rFonts w:ascii="Charis SIL Regular" w:hAnsi="Charis SIL Regular" w:eastAsia="Charis SIL Regular"/>
-          <w:b w:val="0"/>
-          <w:i w:val="0"/>
-          <w:color w:val="0000FF"/>
-          <w:sz w:val="24"/>
-          <w:u w:val="single"/>
-        </w:rPr>
-        <w:hyperlink r:id="rId22" w:history="1">
-          <w:r>
-            <w:rPr>
-              <w:rStyle w:val="Hyperlink"/>
-            </w:rPr>
-            <w:t>ries</w:t>
-          </w:r>
-        </w:hyperlink>
+        </w:rPr>
+        <w:t>s</w:t>
       </w:r>
       <w:r>
         <w:br/>
@@ -3271,7 +3011,7 @@
           <w:sz w:val="24"/>
           <w:u w:val="single"/>
         </w:rPr>
-        <w:hyperlink r:id="rId22" w:history="1">
+        <w:hyperlink r:id="rId23" w:history="1">
           <w:r>
             <w:rPr>
               <w:rStyle w:val="Hyperlink"/>
@@ -3300,7 +3040,7 @@
           <w:sz w:val="24"/>
           <w:u w:val="single"/>
         </w:rPr>
-        <w:hyperlink r:id="rId22" w:history="1">
+        <w:hyperlink r:id="rId23" w:history="1">
           <w:r>
             <w:rPr>
               <w:rStyle w:val="Hyperlink"/>
@@ -3329,7 +3069,7 @@
           <w:sz w:val="24"/>
           <w:u w:val="single"/>
         </w:rPr>
-        <w:hyperlink r:id="rId22" w:history="1">
+        <w:hyperlink r:id="rId23" w:history="1">
           <w:r>
             <w:rPr>
               <w:rStyle w:val="Hyperlink"/>
@@ -3347,7 +3087,7 @@
           <w:sz w:val="24"/>
           <w:u w:val="single"/>
         </w:rPr>
-        <w:hyperlink r:id="rId22" w:history="1">
+        <w:hyperlink r:id="rId23" w:history="1">
           <w:r>
             <w:rPr>
               <w:rStyle w:val="Hyperlink"/>
@@ -3365,7 +3105,7 @@
           <w:sz w:val="24"/>
           <w:u w:val="single"/>
         </w:rPr>
-        <w:hyperlink r:id="rId22" w:history="1">
+        <w:hyperlink r:id="rId23" w:history="1">
           <w:r>
             <w:rPr>
               <w:rStyle w:val="Hyperlink"/>
@@ -3394,7 +3134,7 @@
           <w:sz w:val="24"/>
           <w:u w:val="single"/>
         </w:rPr>
-        <w:hyperlink r:id="rId22" w:history="1">
+        <w:hyperlink r:id="rId23" w:history="1">
           <w:r>
             <w:rPr>
               <w:rStyle w:val="Hyperlink"/>

--- a/EXPORTS/DOCX/published/niveau2/English/Museum.docx
+++ b/EXPORTS/DOCX/published/niveau2/English/Museum.docx
@@ -345,7 +345,7 @@
           <w:sz w:val="24"/>
           <w:u w:val="single"/>
         </w:rPr>
-        <w:hyperlink r:id="rId9" w:history="1">
+        <w:hyperlink r:id="rId10" w:history="1">
           <w:r>
             <w:rPr>
               <w:rStyle w:val="Hyperlink"/>
@@ -372,32 +372,13 @@
           <w:i w:val="0"/>
           <w:color w:val="0000FF"/>
           <w:sz w:val="24"/>
-          <w:u w:val="single"/>
-        </w:rPr>
-        <w:hyperlink r:id="rId9" w:history="1">
+        </w:rPr>
+        <w:hyperlink r:id="rId10" w:history="1">
           <w:r>
             <w:rPr>
               <w:rStyle w:val="Hyperlink"/>
             </w:rPr>
-            <w:t>Etn</w:t>
-          </w:r>
-        </w:hyperlink>
-      </w:r>
-      <w:r>
-        <w:rPr>
-          <w:rFonts w:ascii="Charis SIL Regular" w:hAnsi="Charis SIL Regular" w:eastAsia="Charis SIL Regular"/>
-          <w:b w:val="0"/>
-          <w:i w:val="0"/>
-          <w:color w:val="0000FF"/>
-          <w:sz w:val="24"/>
-          <w:u w:val="single"/>
-        </w:rPr>
-        <w:hyperlink r:id="rId9" w:history="1">
-          <w:r>
-            <w:rPr>
-              <w:rStyle w:val="Hyperlink"/>
-            </w:rPr>
-            <w:t>ogra</w:t>
+            <w:t>Etnogra</w:t>
           </w:r>
         </w:hyperlink>
       </w:r>
@@ -439,7 +420,7 @@
           <w:sz w:val="24"/>
           <w:u w:val="single"/>
         </w:rPr>
-        <w:hyperlink r:id="rId10" w:history="1">
+        <w:hyperlink r:id="rId9" w:history="1">
           <w:r>
             <w:rPr>
               <w:rStyle w:val="Hyperlink"/>
@@ -457,7 +438,7 @@
           <w:sz w:val="24"/>
           <w:u w:val="single"/>
         </w:rPr>
-        <w:hyperlink r:id="rId10" w:history="1">
+        <w:hyperlink r:id="rId9" w:history="1">
           <w:r>
             <w:rPr>
               <w:rStyle w:val="Hyperlink"/>
@@ -475,7 +456,7 @@
           <w:sz w:val="24"/>
           <w:u w:val="single"/>
         </w:rPr>
-        <w:hyperlink r:id="rId10" w:history="1">
+        <w:hyperlink r:id="rId9" w:history="1">
           <w:r>
             <w:rPr>
               <w:rStyle w:val="Hyperlink"/>
@@ -769,8 +750,9 @@
           <w:i w:val="0"/>
           <w:color w:val="0000FF"/>
           <w:sz w:val="24"/>
-        </w:rPr>
-        <w:t xml:space="preserve"> voor Lan</w:t>
+          <w:u w:val="single"/>
+        </w:rPr>
+        <w:t xml:space="preserve"> </w:t>
       </w:r>
       <w:r>
         <w:rPr>
@@ -781,7 +763,54 @@
           <w:sz w:val="24"/>
           <w:u w:val="single"/>
         </w:rPr>
-        <w:hyperlink r:id="rId11" w:history="1">
+        <w:hyperlink r:id="rId12" w:history="1">
+          <w:r>
+            <w:rPr>
+              <w:rStyle w:val="Hyperlink"/>
+            </w:rPr>
+            <w:t>voor</w:t>
+          </w:r>
+        </w:hyperlink>
+      </w:r>
+      <w:r>
+        <w:rPr>
+          <w:rFonts w:ascii="Charis SIL Regular" w:hAnsi="Charis SIL Regular" w:eastAsia="Charis SIL Regular"/>
+          <w:b w:val="0"/>
+          <w:i w:val="0"/>
+          <w:color w:val="0000FF"/>
+          <w:sz w:val="24"/>
+          <w:u w:val="single"/>
+        </w:rPr>
+        <w:t xml:space="preserve"> </w:t>
+      </w:r>
+      <w:r>
+        <w:rPr>
+          <w:rFonts w:ascii="Charis SIL Regular" w:hAnsi="Charis SIL Regular" w:eastAsia="Charis SIL Regular"/>
+          <w:b w:val="0"/>
+          <w:i w:val="0"/>
+          <w:color w:val="0000FF"/>
+          <w:sz w:val="24"/>
+          <w:u w:val="single"/>
+        </w:rPr>
+        <w:hyperlink r:id="rId12" w:history="1">
+          <w:r>
+            <w:rPr>
+              <w:rStyle w:val="Hyperlink"/>
+            </w:rPr>
+            <w:t>Lan</w:t>
+          </w:r>
+        </w:hyperlink>
+      </w:r>
+      <w:r>
+        <w:rPr>
+          <w:rFonts w:ascii="Charis SIL Regular" w:hAnsi="Charis SIL Regular" w:eastAsia="Charis SIL Regular"/>
+          <w:b w:val="0"/>
+          <w:i w:val="0"/>
+          <w:color w:val="0000FF"/>
+          <w:sz w:val="24"/>
+          <w:u w:val="single"/>
+        </w:rPr>
+        <w:hyperlink r:id="rId12" w:history="1">
           <w:r>
             <w:rPr>
               <w:rStyle w:val="Hyperlink"/>
@@ -810,7 +839,7 @@
           <w:sz w:val="24"/>
           <w:u w:val="single"/>
         </w:rPr>
-        <w:hyperlink r:id="rId11" w:history="1">
+        <w:hyperlink r:id="rId12" w:history="1">
           <w:r>
             <w:rPr>
               <w:rStyle w:val="Hyperlink"/>
@@ -831,7 +860,7 @@
           <w:sz w:val="24"/>
           <w:u w:val="single"/>
         </w:rPr>
-        <w:hyperlink r:id="rId11" w:history="1">
+        <w:hyperlink r:id="rId12" w:history="1">
           <w:r>
             <w:rPr>
               <w:rStyle w:val="Hyperlink"/>
@@ -877,53 +906,7 @@
           <w:color w:val="000000"/>
           <w:sz w:val="24"/>
         </w:rPr>
-        <w:t>R</w:t>
-      </w:r>
-      <w:r>
-        <w:rPr>
-          <w:u w:val="single" w:color="0000ff"/>
-          <w:rFonts w:ascii="Charis SIL Regular" w:hAnsi="Charis SIL Regular" w:eastAsia="Charis SIL Regular"/>
-          <w:b w:val="0"/>
-          <w:i w:val="0"/>
-          <w:color w:val="000000"/>
-          <w:sz w:val="24"/>
-        </w:rPr>
-        <w:hyperlink r:id="rId12" w:history="1">
-          <w:r>
-            <w:rPr>
-              <w:rStyle w:val="Hyperlink"/>
-            </w:rPr>
-            <w:t>otterda</w:t>
-          </w:r>
-        </w:hyperlink>
-      </w:r>
-      <w:r>
-        <w:rPr>
-          <w:rFonts w:ascii="Charis SIL Regular" w:hAnsi="Charis SIL Regular" w:eastAsia="Charis SIL Regular"/>
-          <w:b w:val="0"/>
-          <w:i w:val="0"/>
-          <w:color w:val="000000"/>
-          <w:sz w:val="24"/>
-        </w:rPr>
-        <w:t>m</w:t>
-      </w:r>
-      <w:r>
-        <w:rPr>
-          <w:u w:val="single" w:color="0000ff"/>
-          <w:rFonts w:ascii="Charis SIL Regular" w:hAnsi="Charis SIL Regular" w:eastAsia="Charis SIL Regular"/>
-          <w:b w:val="0"/>
-          <w:i w:val="0"/>
-          <w:color w:val="000000"/>
-          <w:sz w:val="24"/>
-        </w:rPr>
-        <w:hyperlink r:id="rId12" w:history="1">
-          <w:r>
-            <w:rPr>
-              <w:rStyle w:val="Hyperlink"/>
-            </w:rPr>
-            <w:t xml:space="preserve"> in 1</w:t>
-          </w:r>
-        </w:hyperlink>
+        <w:t>Rotterdam in 1</w:t>
       </w:r>
       <w:r>
         <w:rPr>
@@ -2829,7 +2812,277 @@
           <w:sz w:val="24"/>
           <w:u w:val="single"/>
         </w:rPr>
-        <w:t>Scientific research in colonised</w:t>
+        <w:hyperlink r:id="rId21" w:history="1">
+          <w:r>
+            <w:rPr>
+              <w:rStyle w:val="Hyperlink"/>
+            </w:rPr>
+            <w:t>Scie</w:t>
+          </w:r>
+        </w:hyperlink>
+      </w:r>
+      <w:r>
+        <w:rPr>
+          <w:rFonts w:ascii="Charis SIL Regular" w:hAnsi="Charis SIL Regular" w:eastAsia="Charis SIL Regular"/>
+          <w:b w:val="0"/>
+          <w:i w:val="0"/>
+          <w:color w:val="0000FF"/>
+          <w:sz w:val="24"/>
+          <w:u w:val="single"/>
+        </w:rPr>
+        <w:hyperlink r:id="rId21" w:history="1">
+          <w:r>
+            <w:rPr>
+              <w:rStyle w:val="Hyperlink"/>
+            </w:rPr>
+            <w:t>n</w:t>
+          </w:r>
+        </w:hyperlink>
+      </w:r>
+      <w:r>
+        <w:rPr>
+          <w:rFonts w:ascii="Charis SIL Regular" w:hAnsi="Charis SIL Regular" w:eastAsia="Charis SIL Regular"/>
+          <w:b w:val="0"/>
+          <w:i w:val="0"/>
+          <w:color w:val="0000FF"/>
+          <w:sz w:val="24"/>
+          <w:u w:val="single"/>
+        </w:rPr>
+        <w:hyperlink r:id="rId21" w:history="1">
+          <w:r>
+            <w:rPr>
+              <w:rStyle w:val="Hyperlink"/>
+            </w:rPr>
+            <w:t>tif</w:t>
+          </w:r>
+        </w:hyperlink>
+      </w:r>
+      <w:r>
+        <w:rPr>
+          <w:rFonts w:ascii="Charis SIL Regular" w:hAnsi="Charis SIL Regular" w:eastAsia="Charis SIL Regular"/>
+          <w:b w:val="0"/>
+          <w:i w:val="0"/>
+          <w:color w:val="0000FF"/>
+          <w:sz w:val="24"/>
+          <w:u w:val="single"/>
+        </w:rPr>
+        <w:hyperlink r:id="rId21" w:history="1">
+          <w:r>
+            <w:rPr>
+              <w:rStyle w:val="Hyperlink"/>
+            </w:rPr>
+            <w:t>i</w:t>
+          </w:r>
+        </w:hyperlink>
+      </w:r>
+      <w:r>
+        <w:rPr>
+          <w:rFonts w:ascii="Charis SIL Regular" w:hAnsi="Charis SIL Regular" w:eastAsia="Charis SIL Regular"/>
+          <w:b w:val="0"/>
+          <w:i w:val="0"/>
+          <w:color w:val="0000FF"/>
+          <w:sz w:val="24"/>
+          <w:u w:val="single"/>
+        </w:rPr>
+        <w:t>c</w:t>
+      </w:r>
+      <w:r>
+        <w:rPr>
+          <w:rFonts w:ascii="Charis SIL Regular" w:hAnsi="Charis SIL Regular" w:eastAsia="Charis SIL Regular"/>
+          <w:b w:val="0"/>
+          <w:i w:val="0"/>
+          <w:color w:val="0000FF"/>
+          <w:sz w:val="24"/>
+          <w:u w:val="single"/>
+        </w:rPr>
+        <w:t xml:space="preserve"> </w:t>
+      </w:r>
+      <w:r>
+        <w:rPr>
+          <w:rFonts w:ascii="Charis SIL Regular" w:hAnsi="Charis SIL Regular" w:eastAsia="Charis SIL Regular"/>
+          <w:b w:val="0"/>
+          <w:i w:val="0"/>
+          <w:color w:val="0000FF"/>
+          <w:sz w:val="24"/>
+          <w:u w:val="single"/>
+        </w:rPr>
+        <w:hyperlink r:id="rId21" w:history="1">
+          <w:r>
+            <w:rPr>
+              <w:rStyle w:val="Hyperlink"/>
+            </w:rPr>
+            <w:t>rese</w:t>
+          </w:r>
+        </w:hyperlink>
+      </w:r>
+      <w:r>
+        <w:rPr>
+          <w:rFonts w:ascii="Charis SIL Regular" w:hAnsi="Charis SIL Regular" w:eastAsia="Charis SIL Regular"/>
+          <w:b w:val="0"/>
+          <w:i w:val="0"/>
+          <w:color w:val="0000FF"/>
+          <w:sz w:val="24"/>
+          <w:u w:val="single"/>
+        </w:rPr>
+        <w:hyperlink r:id="rId21" w:history="1">
+          <w:r>
+            <w:rPr>
+              <w:rStyle w:val="Hyperlink"/>
+            </w:rPr>
+            <w:t>a</w:t>
+          </w:r>
+        </w:hyperlink>
+      </w:r>
+      <w:r>
+        <w:rPr>
+          <w:rFonts w:ascii="Charis SIL Regular" w:hAnsi="Charis SIL Regular" w:eastAsia="Charis SIL Regular"/>
+          <w:b w:val="0"/>
+          <w:i w:val="0"/>
+          <w:color w:val="0000FF"/>
+          <w:sz w:val="24"/>
+          <w:u w:val="single"/>
+        </w:rPr>
+        <w:hyperlink r:id="rId21" w:history="1">
+          <w:r>
+            <w:rPr>
+              <w:rStyle w:val="Hyperlink"/>
+            </w:rPr>
+            <w:t>rch</w:t>
+          </w:r>
+        </w:hyperlink>
+      </w:r>
+      <w:r>
+        <w:rPr>
+          <w:rFonts w:ascii="Charis SIL Regular" w:hAnsi="Charis SIL Regular" w:eastAsia="Charis SIL Regular"/>
+          <w:b w:val="0"/>
+          <w:i w:val="0"/>
+          <w:color w:val="0000FF"/>
+          <w:sz w:val="24"/>
+          <w:u w:val="single"/>
+        </w:rPr>
+        <w:t xml:space="preserve"> </w:t>
+      </w:r>
+      <w:r>
+        <w:rPr>
+          <w:rFonts w:ascii="Charis SIL Regular" w:hAnsi="Charis SIL Regular" w:eastAsia="Charis SIL Regular"/>
+          <w:b w:val="0"/>
+          <w:i w:val="0"/>
+          <w:color w:val="0000FF"/>
+          <w:sz w:val="24"/>
+          <w:u w:val="single"/>
+        </w:rPr>
+        <w:t>i</w:t>
+      </w:r>
+      <w:r>
+        <w:rPr>
+          <w:rFonts w:ascii="Charis SIL Regular" w:hAnsi="Charis SIL Regular" w:eastAsia="Charis SIL Regular"/>
+          <w:b w:val="0"/>
+          <w:i w:val="0"/>
+          <w:color w:val="0000FF"/>
+          <w:sz w:val="24"/>
+        </w:rPr>
+        <w:t>n</w:t>
+      </w:r>
+      <w:r>
+        <w:rPr>
+          <w:rFonts w:ascii="Charis SIL Regular" w:hAnsi="Charis SIL Regular" w:eastAsia="Charis SIL Regular"/>
+          <w:b w:val="0"/>
+          <w:i w:val="0"/>
+          <w:color w:val="0000FF"/>
+          <w:sz w:val="24"/>
+          <w:u w:val="single"/>
+        </w:rPr>
+        <w:t xml:space="preserve"> </w:t>
+      </w:r>
+      <w:r>
+        <w:rPr>
+          <w:rFonts w:ascii="Charis SIL Regular" w:hAnsi="Charis SIL Regular" w:eastAsia="Charis SIL Regular"/>
+          <w:b w:val="0"/>
+          <w:i w:val="0"/>
+          <w:color w:val="0000FF"/>
+          <w:sz w:val="24"/>
+          <w:u w:val="single"/>
+        </w:rPr>
+        <w:hyperlink r:id="rId22" w:history="1">
+          <w:r>
+            <w:rPr>
+              <w:rStyle w:val="Hyperlink"/>
+            </w:rPr>
+            <w:t>col</w:t>
+          </w:r>
+        </w:hyperlink>
+      </w:r>
+      <w:r>
+        <w:rPr>
+          <w:rFonts w:ascii="Charis SIL Regular" w:hAnsi="Charis SIL Regular" w:eastAsia="Charis SIL Regular"/>
+          <w:b w:val="0"/>
+          <w:i w:val="0"/>
+          <w:color w:val="0000FF"/>
+          <w:sz w:val="24"/>
+          <w:u w:val="single"/>
+        </w:rPr>
+        <w:hyperlink r:id="rId22" w:history="1">
+          <w:r>
+            <w:rPr>
+              <w:rStyle w:val="Hyperlink"/>
+            </w:rPr>
+            <w:t>o</w:t>
+          </w:r>
+        </w:hyperlink>
+      </w:r>
+      <w:r>
+        <w:rPr>
+          <w:rFonts w:ascii="Charis SIL Regular" w:hAnsi="Charis SIL Regular" w:eastAsia="Charis SIL Regular"/>
+          <w:b w:val="0"/>
+          <w:i w:val="0"/>
+          <w:color w:val="0000FF"/>
+          <w:sz w:val="24"/>
+          <w:u w:val="single"/>
+        </w:rPr>
+        <w:hyperlink r:id="rId22" w:history="1">
+          <w:r>
+            <w:rPr>
+              <w:rStyle w:val="Hyperlink"/>
+            </w:rPr>
+            <w:t>n</w:t>
+          </w:r>
+        </w:hyperlink>
+      </w:r>
+      <w:r>
+        <w:rPr>
+          <w:rFonts w:ascii="Charis SIL Regular" w:hAnsi="Charis SIL Regular" w:eastAsia="Charis SIL Regular"/>
+          <w:b w:val="0"/>
+          <w:i w:val="0"/>
+          <w:color w:val="0000FF"/>
+          <w:sz w:val="24"/>
+          <w:u w:val="single"/>
+        </w:rPr>
+        <w:hyperlink r:id="rId22" w:history="1">
+          <w:r>
+            <w:rPr>
+              <w:rStyle w:val="Hyperlink"/>
+            </w:rPr>
+            <w:t>i</w:t>
+          </w:r>
+        </w:hyperlink>
+      </w:r>
+      <w:r>
+        <w:rPr>
+          <w:rFonts w:ascii="Charis SIL Regular" w:hAnsi="Charis SIL Regular" w:eastAsia="Charis SIL Regular"/>
+          <w:b w:val="0"/>
+          <w:i w:val="0"/>
+          <w:color w:val="0000FF"/>
+          <w:sz w:val="24"/>
+          <w:u w:val="single"/>
+        </w:rPr>
+        <w:hyperlink r:id="rId22" w:history="1">
+          <w:r>
+            <w:rPr>
+              <w:rStyle w:val="Hyperlink"/>
+            </w:rPr>
+            <w:t>sed</w:t>
+          </w:r>
+        </w:hyperlink>
       </w:r>
       <w:r>
         <w:rPr>
@@ -2892,11 +3145,24 @@
             <w:rPr>
               <w:rStyle w:val="Hyperlink"/>
             </w:rPr>
-            <w:t>rie</w:t>
+            <w:t>ries</w:t>
           </w:r>
         </w:hyperlink>
       </w:r>
       <w:r>
+        <w:br/>
+      </w:r>
+      <w:r>
+        <w:rPr>
+          <w:rFonts w:ascii="Charis SIL Regular" w:hAnsi="Charis SIL Regular" w:eastAsia="Charis SIL Regular"/>
+          <w:b w:val="0"/>
+          <w:i w:val="0"/>
+          <w:color w:val="000000"/>
+          <w:sz w:val="24"/>
+        </w:rPr>
+        <w:t xml:space="preserve">•  </w:t>
+      </w:r>
+      <w:r>
         <w:rPr>
           <w:rFonts w:ascii="Charis SIL Regular" w:hAnsi="Charis SIL Regular" w:eastAsia="Charis SIL Regular"/>
           <w:b w:val="0"/>
@@ -2904,20 +3170,7 @@
           <w:color w:val="0000FF"/>
           <w:sz w:val="24"/>
         </w:rPr>
-        <w:t>s</w:t>
-      </w:r>
-      <w:r>
-        <w:br/>
-      </w:r>
-      <w:r>
-        <w:rPr>
-          <w:rFonts w:ascii="Charis SIL Regular" w:hAnsi="Charis SIL Regular" w:eastAsia="Charis SIL Regular"/>
-          <w:b w:val="0"/>
-          <w:i w:val="0"/>
-          <w:color w:val="000000"/>
-          <w:sz w:val="24"/>
-        </w:rPr>
-        <w:t xml:space="preserve">•  </w:t>
+        <w:t>Christian missionarie</w:t>
       </w:r>
       <w:r>
         <w:rPr>
@@ -2928,90 +3181,7 @@
           <w:sz w:val="24"/>
           <w:u w:val="single"/>
         </w:rPr>
-        <w:hyperlink r:id="rId23" w:history="1">
-          <w:r>
-            <w:rPr>
-              <w:rStyle w:val="Hyperlink"/>
-            </w:rPr>
-            <w:t>Christian</w:t>
-          </w:r>
-        </w:hyperlink>
-      </w:r>
-      <w:r>
-        <w:rPr>
-          <w:rFonts w:ascii="Charis SIL Regular" w:hAnsi="Charis SIL Regular" w:eastAsia="Charis SIL Regular"/>
-          <w:b w:val="0"/>
-          <w:i w:val="0"/>
-          <w:color w:val="0000FF"/>
-          <w:sz w:val="24"/>
-          <w:u w:val="single"/>
-        </w:rPr>
-        <w:t xml:space="preserve"> </w:t>
-      </w:r>
-      <w:r>
-        <w:rPr>
-          <w:rFonts w:ascii="Charis SIL Regular" w:hAnsi="Charis SIL Regular" w:eastAsia="Charis SIL Regular"/>
-          <w:b w:val="0"/>
-          <w:i w:val="0"/>
-          <w:color w:val="0000FF"/>
-          <w:sz w:val="24"/>
-          <w:u w:val="single"/>
-        </w:rPr>
-        <w:hyperlink r:id="rId23" w:history="1">
-          <w:r>
-            <w:rPr>
-              <w:rStyle w:val="Hyperlink"/>
-            </w:rPr>
-            <w:t>missiona</w:t>
-          </w:r>
-        </w:hyperlink>
-      </w:r>
-      <w:r>
-        <w:rPr>
-          <w:rFonts w:ascii="Charis SIL Regular" w:hAnsi="Charis SIL Regular" w:eastAsia="Charis SIL Regular"/>
-          <w:b w:val="0"/>
-          <w:i w:val="0"/>
-          <w:color w:val="0000FF"/>
-          <w:sz w:val="24"/>
-          <w:u w:val="single"/>
-        </w:rPr>
-        <w:hyperlink r:id="rId23" w:history="1">
-          <w:r>
-            <w:rPr>
-              <w:rStyle w:val="Hyperlink"/>
-            </w:rPr>
-            <w:t>r</w:t>
-          </w:r>
-        </w:hyperlink>
-      </w:r>
-      <w:r>
-        <w:rPr>
-          <w:rFonts w:ascii="Charis SIL Regular" w:hAnsi="Charis SIL Regular" w:eastAsia="Charis SIL Regular"/>
-          <w:b w:val="0"/>
-          <w:i w:val="0"/>
-          <w:color w:val="0000FF"/>
-          <w:sz w:val="24"/>
-          <w:u w:val="single"/>
-        </w:rPr>
-        <w:hyperlink r:id="rId23" w:history="1">
-          <w:r>
-            <w:rPr>
-              <w:rStyle w:val="Hyperlink"/>
-            </w:rPr>
-            <w:t>ie</w:t>
-          </w:r>
-        </w:hyperlink>
-      </w:r>
-      <w:r>
-        <w:rPr>
-          <w:rFonts w:ascii="Charis SIL Regular" w:hAnsi="Charis SIL Regular" w:eastAsia="Charis SIL Regular"/>
-          <w:b w:val="0"/>
-          <w:i w:val="0"/>
-          <w:color w:val="0000FF"/>
-          <w:sz w:val="24"/>
-          <w:u w:val="single"/>
-        </w:rPr>
-        <w:hyperlink r:id="rId23" w:history="1">
+        <w:hyperlink r:id="rId22" w:history="1">
           <w:r>
             <w:rPr>
               <w:rStyle w:val="Hyperlink"/>
@@ -3040,7 +3210,7 @@
           <w:sz w:val="24"/>
           <w:u w:val="single"/>
         </w:rPr>
-        <w:hyperlink r:id="rId23" w:history="1">
+        <w:hyperlink r:id="rId22" w:history="1">
           <w:r>
             <w:rPr>
               <w:rStyle w:val="Hyperlink"/>
@@ -3069,7 +3239,7 @@
           <w:sz w:val="24"/>
           <w:u w:val="single"/>
         </w:rPr>
-        <w:hyperlink r:id="rId23" w:history="1">
+        <w:hyperlink r:id="rId22" w:history="1">
           <w:r>
             <w:rPr>
               <w:rStyle w:val="Hyperlink"/>
@@ -3087,7 +3257,7 @@
           <w:sz w:val="24"/>
           <w:u w:val="single"/>
         </w:rPr>
-        <w:hyperlink r:id="rId23" w:history="1">
+        <w:hyperlink r:id="rId22" w:history="1">
           <w:r>
             <w:rPr>
               <w:rStyle w:val="Hyperlink"/>
@@ -3105,7 +3275,7 @@
           <w:sz w:val="24"/>
           <w:u w:val="single"/>
         </w:rPr>
-        <w:hyperlink r:id="rId23" w:history="1">
+        <w:hyperlink r:id="rId22" w:history="1">
           <w:r>
             <w:rPr>
               <w:rStyle w:val="Hyperlink"/>
@@ -3134,7 +3304,7 @@
           <w:sz w:val="24"/>
           <w:u w:val="single"/>
         </w:rPr>
-        <w:hyperlink r:id="rId23" w:history="1">
+        <w:hyperlink r:id="rId22" w:history="1">
           <w:r>
             <w:rPr>
               <w:rStyle w:val="Hyperlink"/>

--- a/EXPORTS/DOCX/published/niveau2/English/Museum.docx
+++ b/EXPORTS/DOCX/published/niveau2/English/Museum.docx
@@ -345,7 +345,7 @@
           <w:sz w:val="24"/>
           <w:u w:val="single"/>
         </w:rPr>
-        <w:hyperlink r:id="rId10" w:history="1">
+        <w:hyperlink r:id="rId9" w:history="1">
           <w:r>
             <w:rPr>
               <w:rStyle w:val="Hyperlink"/>
@@ -372,13 +372,32 @@
           <w:i w:val="0"/>
           <w:color w:val="0000FF"/>
           <w:sz w:val="24"/>
-        </w:rPr>
-        <w:hyperlink r:id="rId10" w:history="1">
+          <w:u w:val="single"/>
+        </w:rPr>
+        <w:hyperlink r:id="rId9" w:history="1">
           <w:r>
             <w:rPr>
               <w:rStyle w:val="Hyperlink"/>
             </w:rPr>
-            <w:t>Etnogra</w:t>
+            <w:t>Etn</w:t>
+          </w:r>
+        </w:hyperlink>
+      </w:r>
+      <w:r>
+        <w:rPr>
+          <w:rFonts w:ascii="Charis SIL Regular" w:hAnsi="Charis SIL Regular" w:eastAsia="Charis SIL Regular"/>
+          <w:b w:val="0"/>
+          <w:i w:val="0"/>
+          <w:color w:val="0000FF"/>
+          <w:sz w:val="24"/>
+          <w:u w:val="single"/>
+        </w:rPr>
+        <w:hyperlink r:id="rId9" w:history="1">
+          <w:r>
+            <w:rPr>
+              <w:rStyle w:val="Hyperlink"/>
+            </w:rPr>
+            <w:t>ogra</w:t>
           </w:r>
         </w:hyperlink>
       </w:r>
@@ -420,7 +439,7 @@
           <w:sz w:val="24"/>
           <w:u w:val="single"/>
         </w:rPr>
-        <w:hyperlink r:id="rId9" w:history="1">
+        <w:hyperlink r:id="rId10" w:history="1">
           <w:r>
             <w:rPr>
               <w:rStyle w:val="Hyperlink"/>
@@ -438,7 +457,7 @@
           <w:sz w:val="24"/>
           <w:u w:val="single"/>
         </w:rPr>
-        <w:hyperlink r:id="rId9" w:history="1">
+        <w:hyperlink r:id="rId10" w:history="1">
           <w:r>
             <w:rPr>
               <w:rStyle w:val="Hyperlink"/>
@@ -456,7 +475,7 @@
           <w:sz w:val="24"/>
           <w:u w:val="single"/>
         </w:rPr>
-        <w:hyperlink r:id="rId9" w:history="1">
+        <w:hyperlink r:id="rId10" w:history="1">
           <w:r>
             <w:rPr>
               <w:rStyle w:val="Hyperlink"/>
@@ -761,16 +780,8 @@
           <w:i w:val="0"/>
           <w:color w:val="0000FF"/>
           <w:sz w:val="24"/>
-          <w:u w:val="single"/>
-        </w:rPr>
-        <w:hyperlink r:id="rId12" w:history="1">
-          <w:r>
-            <w:rPr>
-              <w:rStyle w:val="Hyperlink"/>
-            </w:rPr>
-            <w:t>voor</w:t>
-          </w:r>
-        </w:hyperlink>
+        </w:rPr>
+        <w:t>voor Lan</w:t>
       </w:r>
       <w:r>
         <w:rPr>
@@ -781,36 +792,7 @@
           <w:sz w:val="24"/>
           <w:u w:val="single"/>
         </w:rPr>
-        <w:t xml:space="preserve"> </w:t>
-      </w:r>
-      <w:r>
-        <w:rPr>
-          <w:rFonts w:ascii="Charis SIL Regular" w:hAnsi="Charis SIL Regular" w:eastAsia="Charis SIL Regular"/>
-          <w:b w:val="0"/>
-          <w:i w:val="0"/>
-          <w:color w:val="0000FF"/>
-          <w:sz w:val="24"/>
-          <w:u w:val="single"/>
-        </w:rPr>
-        <w:hyperlink r:id="rId12" w:history="1">
-          <w:r>
-            <w:rPr>
-              <w:rStyle w:val="Hyperlink"/>
-            </w:rPr>
-            <w:t>Lan</w:t>
-          </w:r>
-        </w:hyperlink>
-      </w:r>
-      <w:r>
-        <w:rPr>
-          <w:rFonts w:ascii="Charis SIL Regular" w:hAnsi="Charis SIL Regular" w:eastAsia="Charis SIL Regular"/>
-          <w:b w:val="0"/>
-          <w:i w:val="0"/>
-          <w:color w:val="0000FF"/>
-          <w:sz w:val="24"/>
-          <w:u w:val="single"/>
-        </w:rPr>
-        <w:hyperlink r:id="rId12" w:history="1">
+        <w:hyperlink r:id="rId11" w:history="1">
           <w:r>
             <w:rPr>
               <w:rStyle w:val="Hyperlink"/>
@@ -839,7 +821,7 @@
           <w:sz w:val="24"/>
           <w:u w:val="single"/>
         </w:rPr>
-        <w:hyperlink r:id="rId12" w:history="1">
+        <w:hyperlink r:id="rId11" w:history="1">
           <w:r>
             <w:rPr>
               <w:rStyle w:val="Hyperlink"/>
@@ -860,7 +842,7 @@
           <w:sz w:val="24"/>
           <w:u w:val="single"/>
         </w:rPr>
-        <w:hyperlink r:id="rId12" w:history="1">
+        <w:hyperlink r:id="rId11" w:history="1">
           <w:r>
             <w:rPr>
               <w:rStyle w:val="Hyperlink"/>
@@ -906,7 +888,53 @@
           <w:color w:val="000000"/>
           <w:sz w:val="24"/>
         </w:rPr>
-        <w:t>Rotterdam in 1</w:t>
+        <w:t>R</w:t>
+      </w:r>
+      <w:r>
+        <w:rPr>
+          <w:u w:val="single" w:color="0000ff"/>
+          <w:rFonts w:ascii="Charis SIL Regular" w:hAnsi="Charis SIL Regular" w:eastAsia="Charis SIL Regular"/>
+          <w:b w:val="0"/>
+          <w:i w:val="0"/>
+          <w:color w:val="000000"/>
+          <w:sz w:val="24"/>
+        </w:rPr>
+        <w:hyperlink r:id="rId12" w:history="1">
+          <w:r>
+            <w:rPr>
+              <w:rStyle w:val="Hyperlink"/>
+            </w:rPr>
+            <w:t>otterda</w:t>
+          </w:r>
+        </w:hyperlink>
+      </w:r>
+      <w:r>
+        <w:rPr>
+          <w:rFonts w:ascii="Charis SIL Regular" w:hAnsi="Charis SIL Regular" w:eastAsia="Charis SIL Regular"/>
+          <w:b w:val="0"/>
+          <w:i w:val="0"/>
+          <w:color w:val="000000"/>
+          <w:sz w:val="24"/>
+        </w:rPr>
+        <w:t>m</w:t>
+      </w:r>
+      <w:r>
+        <w:rPr>
+          <w:u w:val="single" w:color="0000ff"/>
+          <w:rFonts w:ascii="Charis SIL Regular" w:hAnsi="Charis SIL Regular" w:eastAsia="Charis SIL Regular"/>
+          <w:b w:val="0"/>
+          <w:i w:val="0"/>
+          <w:color w:val="000000"/>
+          <w:sz w:val="24"/>
+        </w:rPr>
+        <w:hyperlink r:id="rId12" w:history="1">
+          <w:r>
+            <w:rPr>
+              <w:rStyle w:val="Hyperlink"/>
+            </w:rPr>
+            <w:t xml:space="preserve"> in 1</w:t>
+          </w:r>
+        </w:hyperlink>
       </w:r>
       <w:r>
         <w:rPr>
@@ -2181,7 +2209,7 @@
           <w:sz w:val="24"/>
           <w:u w:val="single"/>
         </w:rPr>
-        <w:hyperlink r:id="rId19" w:history="1">
+        <w:hyperlink r:id="rId20" w:history="1">
           <w:r>
             <w:rPr>
               <w:rStyle w:val="Hyperlink"/>
@@ -2226,74 +2254,8 @@
           <w:i w:val="0"/>
           <w:color w:val="0000FF"/>
           <w:sz w:val="24"/>
-          <w:u w:val="single"/>
-        </w:rPr>
-        <w:hyperlink r:id="rId19" w:history="1">
-          <w:r>
-            <w:rPr>
-              <w:rStyle w:val="Hyperlink"/>
-            </w:rPr>
-            <w:t>rade</w:t>
-          </w:r>
-        </w:hyperlink>
-      </w:r>
-      <w:r>
-        <w:rPr>
-          <w:rFonts w:ascii="Charis SIL Regular" w:hAnsi="Charis SIL Regular" w:eastAsia="Charis SIL Regular"/>
-          <w:b w:val="0"/>
-          <w:i w:val="0"/>
-          <w:color w:val="0000FF"/>
-          <w:sz w:val="24"/>
-          <w:u w:val="single"/>
-        </w:rPr>
-        <w:t xml:space="preserve"> </w:t>
-      </w:r>
-      <w:r>
-        <w:rPr>
-          <w:rFonts w:ascii="Charis SIL Regular" w:hAnsi="Charis SIL Regular" w:eastAsia="Charis SIL Regular"/>
-          <w:b w:val="0"/>
-          <w:i w:val="0"/>
-          <w:color w:val="0000FF"/>
-          <w:sz w:val="24"/>
-          <w:u w:val="single"/>
-        </w:rPr>
-        <w:hyperlink r:id="rId19" w:history="1">
-          <w:r>
-            <w:rPr>
-              <w:rStyle w:val="Hyperlink"/>
-            </w:rPr>
-            <w:t>in</w:t>
-          </w:r>
-        </w:hyperlink>
-      </w:r>
-      <w:r>
-        <w:rPr>
-          <w:rFonts w:ascii="Charis SIL Regular" w:hAnsi="Charis SIL Regular" w:eastAsia="Charis SIL Regular"/>
-          <w:b w:val="0"/>
-          <w:i w:val="0"/>
-          <w:color w:val="0000FF"/>
-          <w:sz w:val="24"/>
-          <w:u w:val="single"/>
-        </w:rPr>
-        <w:t xml:space="preserve"> </w:t>
-      </w:r>
-      <w:r>
-        <w:rPr>
-          <w:rFonts w:ascii="Charis SIL Regular" w:hAnsi="Charis SIL Regular" w:eastAsia="Charis SIL Regular"/>
-          <w:b w:val="0"/>
-          <w:i w:val="0"/>
-          <w:color w:val="0000FF"/>
-          <w:sz w:val="24"/>
-          <w:u w:val="single"/>
-        </w:rPr>
-        <w:hyperlink r:id="rId19" w:history="1">
-          <w:r>
-            <w:rPr>
-              <w:rStyle w:val="Hyperlink"/>
-            </w:rPr>
-            <w:t>o</w:t>
-          </w:r>
-        </w:hyperlink>
+        </w:rPr>
+        <w:t>rade in o</w:t>
       </w:r>
       <w:r>
         <w:rPr>
@@ -2322,7 +2284,7 @@
           <w:sz w:val="24"/>
           <w:u w:val="single"/>
         </w:rPr>
-        <w:hyperlink r:id="rId19" w:history="1">
+        <w:hyperlink r:id="rId20" w:history="1">
           <w:r>
             <w:rPr>
               <w:rStyle w:val="Hyperlink"/>
@@ -2340,7 +2302,7 @@
           <w:sz w:val="24"/>
           <w:u w:val="single"/>
         </w:rPr>
-        <w:hyperlink r:id="rId19" w:history="1">
+        <w:hyperlink r:id="rId20" w:history="1">
           <w:r>
             <w:rPr>
               <w:rStyle w:val="Hyperlink"/>
@@ -2369,7 +2331,7 @@
           <w:sz w:val="24"/>
           <w:u w:val="single"/>
         </w:rPr>
-        <w:hyperlink r:id="rId19" w:history="1">
+        <w:hyperlink r:id="rId20" w:history="1">
           <w:r>
             <w:rPr>
               <w:rStyle w:val="Hyperlink"/>
@@ -2398,7 +2360,7 @@
           <w:sz w:val="24"/>
           <w:u w:val="single"/>
         </w:rPr>
-        <w:hyperlink r:id="rId19" w:history="1">
+        <w:hyperlink r:id="rId20" w:history="1">
           <w:r>
             <w:rPr>
               <w:rStyle w:val="Hyperlink"/>
@@ -2416,36 +2378,14 @@
           <w:sz w:val="24"/>
           <w:u w:val="single"/>
         </w:rPr>
-        <w:t xml:space="preserve"> </w:t>
-      </w:r>
-      <w:r>
-        <w:rPr>
-          <w:rFonts w:ascii="Charis SIL Regular" w:hAnsi="Charis SIL Regular" w:eastAsia="Charis SIL Regular"/>
-          <w:b w:val="0"/>
-          <w:i w:val="0"/>
-          <w:color w:val="0000FF"/>
-          <w:sz w:val="24"/>
-          <w:u w:val="single"/>
-        </w:rPr>
         <w:hyperlink r:id="rId19" w:history="1">
           <w:r>
             <w:rPr>
               <w:rStyle w:val="Hyperlink"/>
             </w:rPr>
-            <w:t>colonial</w:t>
+            <w:t xml:space="preserve"> colonial </w:t>
           </w:r>
         </w:hyperlink>
-      </w:r>
-      <w:r>
-        <w:rPr>
-          <w:rFonts w:ascii="Charis SIL Regular" w:hAnsi="Charis SIL Regular" w:eastAsia="Charis SIL Regular"/>
-          <w:b w:val="0"/>
-          <w:i w:val="0"/>
-          <w:color w:val="0000FF"/>
-          <w:sz w:val="24"/>
-          <w:u w:val="single"/>
-        </w:rPr>
-        <w:t xml:space="preserve"> </w:t>
       </w:r>
       <w:r>
         <w:rPr>
@@ -2484,7 +2424,7 @@
           <w:sz w:val="24"/>
           <w:u w:val="single"/>
         </w:rPr>
-        <w:hyperlink r:id="rId20" w:history="1">
+        <w:hyperlink r:id="rId21" w:history="1">
           <w:r>
             <w:rPr>
               <w:rStyle w:val="Hyperlink"/>
@@ -2625,7 +2565,7 @@
           <w:sz w:val="24"/>
           <w:u w:val="single"/>
         </w:rPr>
-        <w:hyperlink r:id="rId20" w:history="1">
+        <w:hyperlink r:id="rId21" w:history="1">
           <w:r>
             <w:rPr>
               <w:rStyle w:val="Hyperlink"/>
@@ -2643,7 +2583,7 @@
           <w:sz w:val="24"/>
           <w:u w:val="single"/>
         </w:rPr>
-        <w:hyperlink r:id="rId20" w:history="1">
+        <w:hyperlink r:id="rId21" w:history="1">
           <w:r>
             <w:rPr>
               <w:rStyle w:val="Hyperlink"/>
@@ -2719,7 +2659,7 @@
           <w:sz w:val="24"/>
           <w:u w:val="single"/>
         </w:rPr>
-        <w:hyperlink r:id="rId20" w:history="1">
+        <w:hyperlink r:id="rId21" w:history="1">
           <w:r>
             <w:rPr>
               <w:rStyle w:val="Hyperlink"/>
@@ -2737,7 +2677,7 @@
           <w:sz w:val="24"/>
           <w:u w:val="single"/>
         </w:rPr>
-        <w:hyperlink r:id="rId20" w:history="1">
+        <w:hyperlink r:id="rId21" w:history="1">
           <w:r>
             <w:rPr>
               <w:rStyle w:val="Hyperlink"/>
@@ -2828,6 +2768,45 @@
           <w:i w:val="0"/>
           <w:color w:val="0000FF"/>
           <w:sz w:val="24"/>
+        </w:rPr>
+        <w:t>ntific</w:t>
+      </w:r>
+      <w:r>
+        <w:rPr>
+          <w:rFonts w:ascii="Charis SIL Regular" w:hAnsi="Charis SIL Regular" w:eastAsia="Charis SIL Regular"/>
+          <w:b w:val="0"/>
+          <w:i w:val="0"/>
+          <w:color w:val="0000FF"/>
+          <w:sz w:val="24"/>
+          <w:u w:val="single"/>
+        </w:rPr>
+        <w:t xml:space="preserve"> </w:t>
+      </w:r>
+      <w:r>
+        <w:rPr>
+          <w:rFonts w:ascii="Charis SIL Regular" w:hAnsi="Charis SIL Regular" w:eastAsia="Charis SIL Regular"/>
+          <w:b w:val="0"/>
+          <w:i w:val="0"/>
+          <w:color w:val="0000FF"/>
+          <w:sz w:val="24"/>
+          <w:u w:val="single"/>
+        </w:rPr>
+        <w:hyperlink r:id="rId22" w:history="1">
+          <w:r>
+            <w:rPr>
+              <w:rStyle w:val="Hyperlink"/>
+            </w:rPr>
+            <w:t>rese</w:t>
+          </w:r>
+        </w:hyperlink>
+      </w:r>
+      <w:r>
+        <w:rPr>
+          <w:rFonts w:ascii="Charis SIL Regular" w:hAnsi="Charis SIL Regular" w:eastAsia="Charis SIL Regular"/>
+          <w:b w:val="0"/>
+          <w:i w:val="0"/>
+          <w:color w:val="0000FF"/>
+          <w:sz w:val="24"/>
           <w:u w:val="single"/>
         </w:rPr>
         <w:hyperlink r:id="rId21" w:history="1">
@@ -2835,7 +2814,7 @@
             <w:rPr>
               <w:rStyle w:val="Hyperlink"/>
             </w:rPr>
-            <w:t>n</w:t>
+            <w:t>a</w:t>
           </w:r>
         </w:hyperlink>
       </w:r>
@@ -2853,7 +2832,101 @@
             <w:rPr>
               <w:rStyle w:val="Hyperlink"/>
             </w:rPr>
-            <w:t>tif</w:t>
+            <w:t>rch</w:t>
+          </w:r>
+        </w:hyperlink>
+      </w:r>
+      <w:r>
+        <w:rPr>
+          <w:rFonts w:ascii="Charis SIL Regular" w:hAnsi="Charis SIL Regular" w:eastAsia="Charis SIL Regular"/>
+          <w:b w:val="0"/>
+          <w:i w:val="0"/>
+          <w:color w:val="0000FF"/>
+          <w:sz w:val="24"/>
+          <w:u w:val="single"/>
+        </w:rPr>
+        <w:t xml:space="preserve"> </w:t>
+      </w:r>
+      <w:r>
+        <w:rPr>
+          <w:rFonts w:ascii="Charis SIL Regular" w:hAnsi="Charis SIL Regular" w:eastAsia="Charis SIL Regular"/>
+          <w:b w:val="0"/>
+          <w:i w:val="0"/>
+          <w:color w:val="0000FF"/>
+          <w:sz w:val="24"/>
+          <w:u w:val="single"/>
+        </w:rPr>
+        <w:hyperlink r:id="rId21" w:history="1">
+          <w:r>
+            <w:rPr>
+              <w:rStyle w:val="Hyperlink"/>
+            </w:rPr>
+            <w:t>in</w:t>
+          </w:r>
+        </w:hyperlink>
+      </w:r>
+      <w:r>
+        <w:rPr>
+          <w:rFonts w:ascii="Charis SIL Regular" w:hAnsi="Charis SIL Regular" w:eastAsia="Charis SIL Regular"/>
+          <w:b w:val="0"/>
+          <w:i w:val="0"/>
+          <w:color w:val="0000FF"/>
+          <w:sz w:val="24"/>
+          <w:u w:val="single"/>
+        </w:rPr>
+        <w:t xml:space="preserve"> </w:t>
+      </w:r>
+      <w:r>
+        <w:rPr>
+          <w:rFonts w:ascii="Charis SIL Regular" w:hAnsi="Charis SIL Regular" w:eastAsia="Charis SIL Regular"/>
+          <w:b w:val="0"/>
+          <w:i w:val="0"/>
+          <w:color w:val="0000FF"/>
+          <w:sz w:val="24"/>
+          <w:u w:val="single"/>
+        </w:rPr>
+        <w:hyperlink r:id="rId22" w:history="1">
+          <w:r>
+            <w:rPr>
+              <w:rStyle w:val="Hyperlink"/>
+            </w:rPr>
+            <w:t>col</w:t>
+          </w:r>
+        </w:hyperlink>
+      </w:r>
+      <w:r>
+        <w:rPr>
+          <w:rFonts w:ascii="Charis SIL Regular" w:hAnsi="Charis SIL Regular" w:eastAsia="Charis SIL Regular"/>
+          <w:b w:val="0"/>
+          <w:i w:val="0"/>
+          <w:color w:val="0000FF"/>
+          <w:sz w:val="24"/>
+          <w:u w:val="single"/>
+        </w:rPr>
+        <w:hyperlink r:id="rId22" w:history="1">
+          <w:r>
+            <w:rPr>
+              <w:rStyle w:val="Hyperlink"/>
+            </w:rPr>
+            <w:t>o</w:t>
+          </w:r>
+        </w:hyperlink>
+      </w:r>
+      <w:r>
+        <w:rPr>
+          <w:rFonts w:ascii="Charis SIL Regular" w:hAnsi="Charis SIL Regular" w:eastAsia="Charis SIL Regular"/>
+          <w:b w:val="0"/>
+          <w:i w:val="0"/>
+          <w:color w:val="0000FF"/>
+          <w:sz w:val="24"/>
+          <w:u w:val="single"/>
+        </w:rPr>
+        <w:hyperlink r:id="rId22" w:history="1">
+          <w:r>
+            <w:rPr>
+              <w:rStyle w:val="Hyperlink"/>
+            </w:rPr>
+            <w:t>n</w:t>
           </w:r>
         </w:hyperlink>
       </w:r>
@@ -2884,36 +2957,25 @@
           <w:sz w:val="24"/>
           <w:u w:val="single"/>
         </w:rPr>
-        <w:t>c</w:t>
-      </w:r>
-      <w:r>
-        <w:rPr>
-          <w:rFonts w:ascii="Charis SIL Regular" w:hAnsi="Charis SIL Regular" w:eastAsia="Charis SIL Regular"/>
-          <w:b w:val="0"/>
-          <w:i w:val="0"/>
-          <w:color w:val="0000FF"/>
-          <w:sz w:val="24"/>
-          <w:u w:val="single"/>
-        </w:rPr>
-        <w:t xml:space="preserve"> </w:t>
-      </w:r>
-      <w:r>
-        <w:rPr>
-          <w:rFonts w:ascii="Charis SIL Regular" w:hAnsi="Charis SIL Regular" w:eastAsia="Charis SIL Regular"/>
-          <w:b w:val="0"/>
-          <w:i w:val="0"/>
-          <w:color w:val="0000FF"/>
-          <w:sz w:val="24"/>
-          <w:u w:val="single"/>
-        </w:rPr>
         <w:hyperlink r:id="rId21" w:history="1">
           <w:r>
             <w:rPr>
               <w:rStyle w:val="Hyperlink"/>
             </w:rPr>
-            <w:t>rese</w:t>
+            <w:t>sed</w:t>
           </w:r>
         </w:hyperlink>
+      </w:r>
+      <w:r>
+        <w:rPr>
+          <w:rFonts w:ascii="Charis SIL Regular" w:hAnsi="Charis SIL Regular" w:eastAsia="Charis SIL Regular"/>
+          <w:b w:val="0"/>
+          <w:i w:val="0"/>
+          <w:color w:val="0000FF"/>
+          <w:sz w:val="24"/>
+          <w:u w:val="single"/>
+        </w:rPr>
+        <w:t xml:space="preserve"> </w:t>
       </w:r>
       <w:r>
         <w:rPr>
@@ -2929,7 +2991,7 @@
             <w:rPr>
               <w:rStyle w:val="Hyperlink"/>
             </w:rPr>
-            <w:t>a</w:t>
+            <w:t>territ</w:t>
           </w:r>
         </w:hyperlink>
       </w:r>
@@ -2943,85 +3005,6 @@
           <w:u w:val="single"/>
         </w:rPr>
         <w:hyperlink r:id="rId21" w:history="1">
-          <w:r>
-            <w:rPr>
-              <w:rStyle w:val="Hyperlink"/>
-            </w:rPr>
-            <w:t>rch</w:t>
-          </w:r>
-        </w:hyperlink>
-      </w:r>
-      <w:r>
-        <w:rPr>
-          <w:rFonts w:ascii="Charis SIL Regular" w:hAnsi="Charis SIL Regular" w:eastAsia="Charis SIL Regular"/>
-          <w:b w:val="0"/>
-          <w:i w:val="0"/>
-          <w:color w:val="0000FF"/>
-          <w:sz w:val="24"/>
-          <w:u w:val="single"/>
-        </w:rPr>
-        <w:t xml:space="preserve"> </w:t>
-      </w:r>
-      <w:r>
-        <w:rPr>
-          <w:rFonts w:ascii="Charis SIL Regular" w:hAnsi="Charis SIL Regular" w:eastAsia="Charis SIL Regular"/>
-          <w:b w:val="0"/>
-          <w:i w:val="0"/>
-          <w:color w:val="0000FF"/>
-          <w:sz w:val="24"/>
-          <w:u w:val="single"/>
-        </w:rPr>
-        <w:t>i</w:t>
-      </w:r>
-      <w:r>
-        <w:rPr>
-          <w:rFonts w:ascii="Charis SIL Regular" w:hAnsi="Charis SIL Regular" w:eastAsia="Charis SIL Regular"/>
-          <w:b w:val="0"/>
-          <w:i w:val="0"/>
-          <w:color w:val="0000FF"/>
-          <w:sz w:val="24"/>
-        </w:rPr>
-        <w:t>n</w:t>
-      </w:r>
-      <w:r>
-        <w:rPr>
-          <w:rFonts w:ascii="Charis SIL Regular" w:hAnsi="Charis SIL Regular" w:eastAsia="Charis SIL Regular"/>
-          <w:b w:val="0"/>
-          <w:i w:val="0"/>
-          <w:color w:val="0000FF"/>
-          <w:sz w:val="24"/>
-          <w:u w:val="single"/>
-        </w:rPr>
-        <w:t xml:space="preserve"> </w:t>
-      </w:r>
-      <w:r>
-        <w:rPr>
-          <w:rFonts w:ascii="Charis SIL Regular" w:hAnsi="Charis SIL Regular" w:eastAsia="Charis SIL Regular"/>
-          <w:b w:val="0"/>
-          <w:i w:val="0"/>
-          <w:color w:val="0000FF"/>
-          <w:sz w:val="24"/>
-          <w:u w:val="single"/>
-        </w:rPr>
-        <w:hyperlink r:id="rId22" w:history="1">
-          <w:r>
-            <w:rPr>
-              <w:rStyle w:val="Hyperlink"/>
-            </w:rPr>
-            <w:t>col</w:t>
-          </w:r>
-        </w:hyperlink>
-      </w:r>
-      <w:r>
-        <w:rPr>
-          <w:rFonts w:ascii="Charis SIL Regular" w:hAnsi="Charis SIL Regular" w:eastAsia="Charis SIL Regular"/>
-          <w:b w:val="0"/>
-          <w:i w:val="0"/>
-          <w:color w:val="0000FF"/>
-          <w:sz w:val="24"/>
-          <w:u w:val="single"/>
-        </w:rPr>
-        <w:hyperlink r:id="rId22" w:history="1">
           <w:r>
             <w:rPr>
               <w:rStyle w:val="Hyperlink"/>
@@ -3039,14 +3022,27 @@
           <w:sz w:val="24"/>
           <w:u w:val="single"/>
         </w:rPr>
-        <w:hyperlink r:id="rId22" w:history="1">
+        <w:hyperlink r:id="rId21" w:history="1">
           <w:r>
             <w:rPr>
               <w:rStyle w:val="Hyperlink"/>
             </w:rPr>
-            <w:t>n</w:t>
+            <w:t>ries</w:t>
           </w:r>
         </w:hyperlink>
+      </w:r>
+      <w:r>
+        <w:br/>
+      </w:r>
+      <w:r>
+        <w:rPr>
+          <w:rFonts w:ascii="Charis SIL Regular" w:hAnsi="Charis SIL Regular" w:eastAsia="Charis SIL Regular"/>
+          <w:b w:val="0"/>
+          <w:i w:val="0"/>
+          <w:color w:val="000000"/>
+          <w:sz w:val="24"/>
+        </w:rPr>
+        <w:t xml:space="preserve">•  </w:t>
       </w:r>
       <w:r>
         <w:rPr>
@@ -3057,7 +3053,128 @@
           <w:sz w:val="24"/>
           <w:u w:val="single"/>
         </w:rPr>
-        <w:hyperlink r:id="rId22" w:history="1">
+        <w:hyperlink r:id="rId23" w:history="1">
+          <w:r>
+            <w:rPr>
+              <w:rStyle w:val="Hyperlink"/>
+            </w:rPr>
+            <w:t>Christian</w:t>
+          </w:r>
+        </w:hyperlink>
+      </w:r>
+      <w:r>
+        <w:rPr>
+          <w:rFonts w:ascii="Charis SIL Regular" w:hAnsi="Charis SIL Regular" w:eastAsia="Charis SIL Regular"/>
+          <w:b w:val="0"/>
+          <w:i w:val="0"/>
+          <w:color w:val="0000FF"/>
+          <w:sz w:val="24"/>
+        </w:rPr>
+        <w:t xml:space="preserve"> </w:t>
+      </w:r>
+      <w:r>
+        <w:rPr>
+          <w:rFonts w:ascii="Charis SIL Regular" w:hAnsi="Charis SIL Regular" w:eastAsia="Charis SIL Regular"/>
+          <w:b w:val="0"/>
+          <w:i w:val="0"/>
+          <w:color w:val="0000FF"/>
+          <w:sz w:val="24"/>
+        </w:rPr>
+        <w:hyperlink r:id="rId23" w:history="1">
+          <w:r>
+            <w:rPr>
+              <w:rStyle w:val="Hyperlink"/>
+            </w:rPr>
+            <w:t>missionarie</w:t>
+          </w:r>
+        </w:hyperlink>
+      </w:r>
+      <w:r>
+        <w:rPr>
+          <w:rFonts w:ascii="Charis SIL Regular" w:hAnsi="Charis SIL Regular" w:eastAsia="Charis SIL Regular"/>
+          <w:b w:val="0"/>
+          <w:i w:val="0"/>
+          <w:color w:val="0000FF"/>
+          <w:sz w:val="24"/>
+          <w:u w:val="single"/>
+        </w:rPr>
+        <w:hyperlink r:id="rId23" w:history="1">
+          <w:r>
+            <w:rPr>
+              <w:rStyle w:val="Hyperlink"/>
+            </w:rPr>
+            <w:t>s</w:t>
+          </w:r>
+        </w:hyperlink>
+      </w:r>
+      <w:r>
+        <w:rPr>
+          <w:rFonts w:ascii="Charis SIL Regular" w:hAnsi="Charis SIL Regular" w:eastAsia="Charis SIL Regular"/>
+          <w:b w:val="0"/>
+          <w:i w:val="0"/>
+          <w:color w:val="0000FF"/>
+          <w:sz w:val="24"/>
+          <w:u w:val="single"/>
+        </w:rPr>
+        <w:t xml:space="preserve"> </w:t>
+      </w:r>
+      <w:r>
+        <w:rPr>
+          <w:rFonts w:ascii="Charis SIL Regular" w:hAnsi="Charis SIL Regular" w:eastAsia="Charis SIL Regular"/>
+          <w:b w:val="0"/>
+          <w:i w:val="0"/>
+          <w:color w:val="0000FF"/>
+          <w:sz w:val="24"/>
+          <w:u w:val="single"/>
+        </w:rPr>
+        <w:hyperlink r:id="rId23" w:history="1">
+          <w:r>
+            <w:rPr>
+              <w:rStyle w:val="Hyperlink"/>
+            </w:rPr>
+            <w:t>in</w:t>
+          </w:r>
+        </w:hyperlink>
+      </w:r>
+      <w:r>
+        <w:rPr>
+          <w:rFonts w:ascii="Charis SIL Regular" w:hAnsi="Charis SIL Regular" w:eastAsia="Charis SIL Regular"/>
+          <w:b w:val="0"/>
+          <w:i w:val="0"/>
+          <w:color w:val="0000FF"/>
+          <w:sz w:val="24"/>
+          <w:u w:val="single"/>
+        </w:rPr>
+        <w:t xml:space="preserve"> </w:t>
+      </w:r>
+      <w:r>
+        <w:rPr>
+          <w:rFonts w:ascii="Charis SIL Regular" w:hAnsi="Charis SIL Regular" w:eastAsia="Charis SIL Regular"/>
+          <w:b w:val="0"/>
+          <w:i w:val="0"/>
+          <w:color w:val="0000FF"/>
+          <w:sz w:val="24"/>
+          <w:u w:val="single"/>
+        </w:rPr>
+        <w:hyperlink r:id="rId23" w:history="1">
+          <w:r>
+            <w:rPr>
+              <w:rStyle w:val="Hyperlink"/>
+            </w:rPr>
+            <w:t>colon</w:t>
+          </w:r>
+        </w:hyperlink>
+      </w:r>
+      <w:r>
+        <w:rPr>
+          <w:rFonts w:ascii="Charis SIL Regular" w:hAnsi="Charis SIL Regular" w:eastAsia="Charis SIL Regular"/>
+          <w:b w:val="0"/>
+          <w:i w:val="0"/>
+          <w:color w:val="0000FF"/>
+          <w:sz w:val="24"/>
+          <w:u w:val="single"/>
+        </w:rPr>
+        <w:hyperlink r:id="rId23" w:history="1">
           <w:r>
             <w:rPr>
               <w:rStyle w:val="Hyperlink"/>
@@ -3075,7 +3192,7 @@
           <w:sz w:val="24"/>
           <w:u w:val="single"/>
         </w:rPr>
-        <w:hyperlink r:id="rId22" w:history="1">
+        <w:hyperlink r:id="rId23" w:history="1">
           <w:r>
             <w:rPr>
               <w:rStyle w:val="Hyperlink"/>
@@ -3104,207 +3221,7 @@
           <w:sz w:val="24"/>
           <w:u w:val="single"/>
         </w:rPr>
-        <w:hyperlink r:id="rId22" w:history="1">
-          <w:r>
-            <w:rPr>
-              <w:rStyle w:val="Hyperlink"/>
-            </w:rPr>
-            <w:t>territ</w:t>
-          </w:r>
-        </w:hyperlink>
-      </w:r>
-      <w:r>
-        <w:rPr>
-          <w:rFonts w:ascii="Charis SIL Regular" w:hAnsi="Charis SIL Regular" w:eastAsia="Charis SIL Regular"/>
-          <w:b w:val="0"/>
-          <w:i w:val="0"/>
-          <w:color w:val="0000FF"/>
-          <w:sz w:val="24"/>
-          <w:u w:val="single"/>
-        </w:rPr>
-        <w:hyperlink r:id="rId22" w:history="1">
-          <w:r>
-            <w:rPr>
-              <w:rStyle w:val="Hyperlink"/>
-            </w:rPr>
-            <w:t>o</w:t>
-          </w:r>
-        </w:hyperlink>
-      </w:r>
-      <w:r>
-        <w:rPr>
-          <w:rFonts w:ascii="Charis SIL Regular" w:hAnsi="Charis SIL Regular" w:eastAsia="Charis SIL Regular"/>
-          <w:b w:val="0"/>
-          <w:i w:val="0"/>
-          <w:color w:val="0000FF"/>
-          <w:sz w:val="24"/>
-          <w:u w:val="single"/>
-        </w:rPr>
-        <w:hyperlink r:id="rId22" w:history="1">
-          <w:r>
-            <w:rPr>
-              <w:rStyle w:val="Hyperlink"/>
-            </w:rPr>
-            <w:t>ries</w:t>
-          </w:r>
-        </w:hyperlink>
-      </w:r>
-      <w:r>
-        <w:br/>
-      </w:r>
-      <w:r>
-        <w:rPr>
-          <w:rFonts w:ascii="Charis SIL Regular" w:hAnsi="Charis SIL Regular" w:eastAsia="Charis SIL Regular"/>
-          <w:b w:val="0"/>
-          <w:i w:val="0"/>
-          <w:color w:val="000000"/>
-          <w:sz w:val="24"/>
-        </w:rPr>
-        <w:t xml:space="preserve">•  </w:t>
-      </w:r>
-      <w:r>
-        <w:rPr>
-          <w:rFonts w:ascii="Charis SIL Regular" w:hAnsi="Charis SIL Regular" w:eastAsia="Charis SIL Regular"/>
-          <w:b w:val="0"/>
-          <w:i w:val="0"/>
-          <w:color w:val="0000FF"/>
-          <w:sz w:val="24"/>
-        </w:rPr>
-        <w:t>Christian missionarie</w:t>
-      </w:r>
-      <w:r>
-        <w:rPr>
-          <w:rFonts w:ascii="Charis SIL Regular" w:hAnsi="Charis SIL Regular" w:eastAsia="Charis SIL Regular"/>
-          <w:b w:val="0"/>
-          <w:i w:val="0"/>
-          <w:color w:val="0000FF"/>
-          <w:sz w:val="24"/>
-          <w:u w:val="single"/>
-        </w:rPr>
-        <w:hyperlink r:id="rId22" w:history="1">
-          <w:r>
-            <w:rPr>
-              <w:rStyle w:val="Hyperlink"/>
-            </w:rPr>
-            <w:t>s</w:t>
-          </w:r>
-        </w:hyperlink>
-      </w:r>
-      <w:r>
-        <w:rPr>
-          <w:rFonts w:ascii="Charis SIL Regular" w:hAnsi="Charis SIL Regular" w:eastAsia="Charis SIL Regular"/>
-          <w:b w:val="0"/>
-          <w:i w:val="0"/>
-          <w:color w:val="0000FF"/>
-          <w:sz w:val="24"/>
-          <w:u w:val="single"/>
-        </w:rPr>
-        <w:t xml:space="preserve"> </w:t>
-      </w:r>
-      <w:r>
-        <w:rPr>
-          <w:rFonts w:ascii="Charis SIL Regular" w:hAnsi="Charis SIL Regular" w:eastAsia="Charis SIL Regular"/>
-          <w:b w:val="0"/>
-          <w:i w:val="0"/>
-          <w:color w:val="0000FF"/>
-          <w:sz w:val="24"/>
-          <w:u w:val="single"/>
-        </w:rPr>
-        <w:hyperlink r:id="rId22" w:history="1">
-          <w:r>
-            <w:rPr>
-              <w:rStyle w:val="Hyperlink"/>
-            </w:rPr>
-            <w:t>in</w:t>
-          </w:r>
-        </w:hyperlink>
-      </w:r>
-      <w:r>
-        <w:rPr>
-          <w:rFonts w:ascii="Charis SIL Regular" w:hAnsi="Charis SIL Regular" w:eastAsia="Charis SIL Regular"/>
-          <w:b w:val="0"/>
-          <w:i w:val="0"/>
-          <w:color w:val="0000FF"/>
-          <w:sz w:val="24"/>
-          <w:u w:val="single"/>
-        </w:rPr>
-        <w:t xml:space="preserve"> </w:t>
-      </w:r>
-      <w:r>
-        <w:rPr>
-          <w:rFonts w:ascii="Charis SIL Regular" w:hAnsi="Charis SIL Regular" w:eastAsia="Charis SIL Regular"/>
-          <w:b w:val="0"/>
-          <w:i w:val="0"/>
-          <w:color w:val="0000FF"/>
-          <w:sz w:val="24"/>
-          <w:u w:val="single"/>
-        </w:rPr>
-        <w:hyperlink r:id="rId22" w:history="1">
-          <w:r>
-            <w:rPr>
-              <w:rStyle w:val="Hyperlink"/>
-            </w:rPr>
-            <w:t>colon</w:t>
-          </w:r>
-        </w:hyperlink>
-      </w:r>
-      <w:r>
-        <w:rPr>
-          <w:rFonts w:ascii="Charis SIL Regular" w:hAnsi="Charis SIL Regular" w:eastAsia="Charis SIL Regular"/>
-          <w:b w:val="0"/>
-          <w:i w:val="0"/>
-          <w:color w:val="0000FF"/>
-          <w:sz w:val="24"/>
-          <w:u w:val="single"/>
-        </w:rPr>
-        <w:hyperlink r:id="rId22" w:history="1">
-          <w:r>
-            <w:rPr>
-              <w:rStyle w:val="Hyperlink"/>
-            </w:rPr>
-            <w:t>i</w:t>
-          </w:r>
-        </w:hyperlink>
-      </w:r>
-      <w:r>
-        <w:rPr>
-          <w:rFonts w:ascii="Charis SIL Regular" w:hAnsi="Charis SIL Regular" w:eastAsia="Charis SIL Regular"/>
-          <w:b w:val="0"/>
-          <w:i w:val="0"/>
-          <w:color w:val="0000FF"/>
-          <w:sz w:val="24"/>
-          <w:u w:val="single"/>
-        </w:rPr>
-        <w:hyperlink r:id="rId22" w:history="1">
-          <w:r>
-            <w:rPr>
-              <w:rStyle w:val="Hyperlink"/>
-            </w:rPr>
-            <w:t>sed</w:t>
-          </w:r>
-        </w:hyperlink>
-      </w:r>
-      <w:r>
-        <w:rPr>
-          <w:rFonts w:ascii="Charis SIL Regular" w:hAnsi="Charis SIL Regular" w:eastAsia="Charis SIL Regular"/>
-          <w:b w:val="0"/>
-          <w:i w:val="0"/>
-          <w:color w:val="0000FF"/>
-          <w:sz w:val="24"/>
-          <w:u w:val="single"/>
-        </w:rPr>
-        <w:t xml:space="preserve"> </w:t>
-      </w:r>
-      <w:r>
-        <w:rPr>
-          <w:rFonts w:ascii="Charis SIL Regular" w:hAnsi="Charis SIL Regular" w:eastAsia="Charis SIL Regular"/>
-          <w:b w:val="0"/>
-          <w:i w:val="0"/>
-          <w:color w:val="0000FF"/>
-          <w:sz w:val="24"/>
-          <w:u w:val="single"/>
-        </w:rPr>
-        <w:hyperlink r:id="rId22" w:history="1">
+        <w:hyperlink r:id="rId23" w:history="1">
           <w:r>
             <w:rPr>
               <w:rStyle w:val="Hyperlink"/>

--- a/EXPORTS/DOCX/published/niveau2/English/Museum.docx
+++ b/EXPORTS/DOCX/published/niveau2/English/Museum.docx
@@ -345,7 +345,7 @@
           <w:sz w:val="24"/>
           <w:u w:val="single"/>
         </w:rPr>
-        <w:hyperlink r:id="rId9" w:history="1">
+        <w:hyperlink r:id="rId10" w:history="1">
           <w:r>
             <w:rPr>
               <w:rStyle w:val="Hyperlink"/>
@@ -374,14 +374,7 @@
           <w:sz w:val="24"/>
           <w:u w:val="single"/>
         </w:rPr>
-        <w:hyperlink r:id="rId9" w:history="1">
-          <w:r>
-            <w:rPr>
-              <w:rStyle w:val="Hyperlink"/>
-            </w:rPr>
-            <w:t>Etn</w:t>
-          </w:r>
-        </w:hyperlink>
+        <w:t>Etn</w:t>
       </w:r>
       <w:r>
         <w:rPr>
@@ -439,7 +432,7 @@
           <w:sz w:val="24"/>
           <w:u w:val="single"/>
         </w:rPr>
-        <w:hyperlink r:id="rId10" w:history="1">
+        <w:hyperlink r:id="rId9" w:history="1">
           <w:r>
             <w:rPr>
               <w:rStyle w:val="Hyperlink"/>
@@ -457,7 +450,7 @@
           <w:sz w:val="24"/>
           <w:u w:val="single"/>
         </w:rPr>
-        <w:hyperlink r:id="rId10" w:history="1">
+        <w:hyperlink r:id="rId9" w:history="1">
           <w:r>
             <w:rPr>
               <w:rStyle w:val="Hyperlink"/>
@@ -475,7 +468,7 @@
           <w:sz w:val="24"/>
           <w:u w:val="single"/>
         </w:rPr>
-        <w:hyperlink r:id="rId10" w:history="1">
+        <w:hyperlink r:id="rId9" w:history="1">
           <w:r>
             <w:rPr>
               <w:rStyle w:val="Hyperlink"/>
@@ -531,14 +524,7 @@
           <w:color w:val="000000"/>
           <w:sz w:val="24"/>
         </w:rPr>
-        <w:hyperlink r:id="rId10" w:history="1">
-          <w:r>
-            <w:rPr>
-              <w:rStyle w:val="Hyperlink"/>
-            </w:rPr>
-            <w:t>Leide</w:t>
-          </w:r>
-        </w:hyperlink>
+        <w:t>Leide</w:t>
       </w:r>
       <w:r>
         <w:rPr>
@@ -751,37 +737,8 @@
           <w:i w:val="0"/>
           <w:color w:val="0000FF"/>
           <w:sz w:val="24"/>
-          <w:u w:val="single"/>
-        </w:rPr>
-        <w:hyperlink r:id="rId12" w:history="1">
-          <w:r>
-            <w:rPr>
-              <w:rStyle w:val="Hyperlink"/>
-            </w:rPr>
-            <w:t>Museum</w:t>
-          </w:r>
-        </w:hyperlink>
-      </w:r>
-      <w:r>
-        <w:rPr>
-          <w:rFonts w:ascii="Charis SIL Regular" w:hAnsi="Charis SIL Regular" w:eastAsia="Charis SIL Regular"/>
-          <w:b w:val="0"/>
-          <w:i w:val="0"/>
-          <w:color w:val="0000FF"/>
-          <w:sz w:val="24"/>
-          <w:u w:val="single"/>
-        </w:rPr>
-        <w:t xml:space="preserve"> </w:t>
-      </w:r>
-      <w:r>
-        <w:rPr>
-          <w:rFonts w:ascii="Charis SIL Regular" w:hAnsi="Charis SIL Regular" w:eastAsia="Charis SIL Regular"/>
-          <w:b w:val="0"/>
-          <w:i w:val="0"/>
-          <w:color w:val="0000FF"/>
-          <w:sz w:val="24"/>
-        </w:rPr>
-        <w:t>voor Lan</w:t>
+        </w:rPr>
+        <w:t>Museum voor Lan</w:t>
       </w:r>
       <w:r>
         <w:rPr>
@@ -842,7 +799,7 @@
           <w:sz w:val="24"/>
           <w:u w:val="single"/>
         </w:rPr>
-        <w:hyperlink r:id="rId11" w:history="1">
+        <w:hyperlink r:id="rId12" w:history="1">
           <w:r>
             <w:rPr>
               <w:rStyle w:val="Hyperlink"/>
@@ -888,53 +845,7 @@
           <w:color w:val="000000"/>
           <w:sz w:val="24"/>
         </w:rPr>
-        <w:t>R</w:t>
-      </w:r>
-      <w:r>
-        <w:rPr>
-          <w:u w:val="single" w:color="0000ff"/>
-          <w:rFonts w:ascii="Charis SIL Regular" w:hAnsi="Charis SIL Regular" w:eastAsia="Charis SIL Regular"/>
-          <w:b w:val="0"/>
-          <w:i w:val="0"/>
-          <w:color w:val="000000"/>
-          <w:sz w:val="24"/>
-        </w:rPr>
-        <w:hyperlink r:id="rId12" w:history="1">
-          <w:r>
-            <w:rPr>
-              <w:rStyle w:val="Hyperlink"/>
-            </w:rPr>
-            <w:t>otterda</w:t>
-          </w:r>
-        </w:hyperlink>
-      </w:r>
-      <w:r>
-        <w:rPr>
-          <w:rFonts w:ascii="Charis SIL Regular" w:hAnsi="Charis SIL Regular" w:eastAsia="Charis SIL Regular"/>
-          <w:b w:val="0"/>
-          <w:i w:val="0"/>
-          <w:color w:val="000000"/>
-          <w:sz w:val="24"/>
-        </w:rPr>
-        <w:t>m</w:t>
-      </w:r>
-      <w:r>
-        <w:rPr>
-          <w:u w:val="single" w:color="0000ff"/>
-          <w:rFonts w:ascii="Charis SIL Regular" w:hAnsi="Charis SIL Regular" w:eastAsia="Charis SIL Regular"/>
-          <w:b w:val="0"/>
-          <w:i w:val="0"/>
-          <w:color w:val="000000"/>
-          <w:sz w:val="24"/>
-        </w:rPr>
-        <w:hyperlink r:id="rId12" w:history="1">
-          <w:r>
-            <w:rPr>
-              <w:rStyle w:val="Hyperlink"/>
-            </w:rPr>
-            <w:t xml:space="preserve"> in 1</w:t>
-          </w:r>
-        </w:hyperlink>
+        <w:t>Rotterdam in 1</w:t>
       </w:r>
       <w:r>
         <w:rPr>
@@ -2254,8 +2165,74 @@
           <w:i w:val="0"/>
           <w:color w:val="0000FF"/>
           <w:sz w:val="24"/>
-        </w:rPr>
-        <w:t>rade in o</w:t>
+          <w:u w:val="single"/>
+        </w:rPr>
+        <w:hyperlink r:id="rId19" w:history="1">
+          <w:r>
+            <w:rPr>
+              <w:rStyle w:val="Hyperlink"/>
+            </w:rPr>
+            <w:t>rade</w:t>
+          </w:r>
+        </w:hyperlink>
+      </w:r>
+      <w:r>
+        <w:rPr>
+          <w:rFonts w:ascii="Charis SIL Regular" w:hAnsi="Charis SIL Regular" w:eastAsia="Charis SIL Regular"/>
+          <w:b w:val="0"/>
+          <w:i w:val="0"/>
+          <w:color w:val="0000FF"/>
+          <w:sz w:val="24"/>
+          <w:u w:val="single"/>
+        </w:rPr>
+        <w:t xml:space="preserve"> </w:t>
+      </w:r>
+      <w:r>
+        <w:rPr>
+          <w:rFonts w:ascii="Charis SIL Regular" w:hAnsi="Charis SIL Regular" w:eastAsia="Charis SIL Regular"/>
+          <w:b w:val="0"/>
+          <w:i w:val="0"/>
+          <w:color w:val="0000FF"/>
+          <w:sz w:val="24"/>
+          <w:u w:val="single"/>
+        </w:rPr>
+        <w:hyperlink r:id="rId19" w:history="1">
+          <w:r>
+            <w:rPr>
+              <w:rStyle w:val="Hyperlink"/>
+            </w:rPr>
+            <w:t>in</w:t>
+          </w:r>
+        </w:hyperlink>
+      </w:r>
+      <w:r>
+        <w:rPr>
+          <w:rFonts w:ascii="Charis SIL Regular" w:hAnsi="Charis SIL Regular" w:eastAsia="Charis SIL Regular"/>
+          <w:b w:val="0"/>
+          <w:i w:val="0"/>
+          <w:color w:val="0000FF"/>
+          <w:sz w:val="24"/>
+          <w:u w:val="single"/>
+        </w:rPr>
+        <w:t xml:space="preserve"> </w:t>
+      </w:r>
+      <w:r>
+        <w:rPr>
+          <w:rFonts w:ascii="Charis SIL Regular" w:hAnsi="Charis SIL Regular" w:eastAsia="Charis SIL Regular"/>
+          <w:b w:val="0"/>
+          <w:i w:val="0"/>
+          <w:color w:val="0000FF"/>
+          <w:sz w:val="24"/>
+          <w:u w:val="single"/>
+        </w:rPr>
+        <w:hyperlink r:id="rId19" w:history="1">
+          <w:r>
+            <w:rPr>
+              <w:rStyle w:val="Hyperlink"/>
+            </w:rPr>
+            <w:t>o</w:t>
+          </w:r>
+        </w:hyperlink>
       </w:r>
       <w:r>
         <w:rPr>
@@ -2284,7 +2261,7 @@
           <w:sz w:val="24"/>
           <w:u w:val="single"/>
         </w:rPr>
-        <w:hyperlink r:id="rId20" w:history="1">
+        <w:hyperlink r:id="rId19" w:history="1">
           <w:r>
             <w:rPr>
               <w:rStyle w:val="Hyperlink"/>
@@ -2302,7 +2279,7 @@
           <w:sz w:val="24"/>
           <w:u w:val="single"/>
         </w:rPr>
-        <w:hyperlink r:id="rId20" w:history="1">
+        <w:hyperlink r:id="rId19" w:history="1">
           <w:r>
             <w:rPr>
               <w:rStyle w:val="Hyperlink"/>
@@ -2331,7 +2308,7 @@
           <w:sz w:val="24"/>
           <w:u w:val="single"/>
         </w:rPr>
-        <w:hyperlink r:id="rId20" w:history="1">
+        <w:hyperlink r:id="rId19" w:history="1">
           <w:r>
             <w:rPr>
               <w:rStyle w:val="Hyperlink"/>
@@ -2424,7 +2401,7 @@
           <w:sz w:val="24"/>
           <w:u w:val="single"/>
         </w:rPr>
-        <w:hyperlink r:id="rId21" w:history="1">
+        <w:hyperlink r:id="rId20" w:history="1">
           <w:r>
             <w:rPr>
               <w:rStyle w:val="Hyperlink"/>
@@ -2453,7 +2430,7 @@
           <w:sz w:val="24"/>
           <w:u w:val="single"/>
         </w:rPr>
-        <w:hyperlink r:id="rId20" w:history="1">
+        <w:hyperlink r:id="rId21" w:history="1">
           <w:r>
             <w:rPr>
               <w:rStyle w:val="Hyperlink"/>
@@ -2536,7 +2513,7 @@
           <w:sz w:val="24"/>
           <w:u w:val="single"/>
         </w:rPr>
-        <w:hyperlink r:id="rId20" w:history="1">
+        <w:hyperlink r:id="rId21" w:history="1">
           <w:r>
             <w:rPr>
               <w:rStyle w:val="Hyperlink"/>
@@ -2677,7 +2654,7 @@
           <w:sz w:val="24"/>
           <w:u w:val="single"/>
         </w:rPr>
-        <w:hyperlink r:id="rId21" w:history="1">
+        <w:hyperlink r:id="rId20" w:history="1">
           <w:r>
             <w:rPr>
               <w:rStyle w:val="Hyperlink"/>
@@ -2768,8 +2745,63 @@
           <w:i w:val="0"/>
           <w:color w:val="0000FF"/>
           <w:sz w:val="24"/>
-        </w:rPr>
-        <w:t>ntific</w:t>
+          <w:u w:val="single"/>
+        </w:rPr>
+        <w:hyperlink r:id="rId21" w:history="1">
+          <w:r>
+            <w:rPr>
+              <w:rStyle w:val="Hyperlink"/>
+            </w:rPr>
+            <w:t>n</w:t>
+          </w:r>
+        </w:hyperlink>
+      </w:r>
+      <w:r>
+        <w:rPr>
+          <w:rFonts w:ascii="Charis SIL Regular" w:hAnsi="Charis SIL Regular" w:eastAsia="Charis SIL Regular"/>
+          <w:b w:val="0"/>
+          <w:i w:val="0"/>
+          <w:color w:val="0000FF"/>
+          <w:sz w:val="24"/>
+          <w:u w:val="single"/>
+        </w:rPr>
+        <w:hyperlink r:id="rId21" w:history="1">
+          <w:r>
+            <w:rPr>
+              <w:rStyle w:val="Hyperlink"/>
+            </w:rPr>
+            <w:t>tif</w:t>
+          </w:r>
+        </w:hyperlink>
+      </w:r>
+      <w:r>
+        <w:rPr>
+          <w:rFonts w:ascii="Charis SIL Regular" w:hAnsi="Charis SIL Regular" w:eastAsia="Charis SIL Regular"/>
+          <w:b w:val="0"/>
+          <w:i w:val="0"/>
+          <w:color w:val="0000FF"/>
+          <w:sz w:val="24"/>
+          <w:u w:val="single"/>
+        </w:rPr>
+        <w:hyperlink r:id="rId21" w:history="1">
+          <w:r>
+            <w:rPr>
+              <w:rStyle w:val="Hyperlink"/>
+            </w:rPr>
+            <w:t>i</w:t>
+          </w:r>
+        </w:hyperlink>
+      </w:r>
+      <w:r>
+        <w:rPr>
+          <w:rFonts w:ascii="Charis SIL Regular" w:hAnsi="Charis SIL Regular" w:eastAsia="Charis SIL Regular"/>
+          <w:b w:val="0"/>
+          <w:i w:val="0"/>
+          <w:color w:val="0000FF"/>
+          <w:sz w:val="24"/>
+          <w:u w:val="single"/>
+        </w:rPr>
+        <w:t>c</w:t>
       </w:r>
       <w:r>
         <w:rPr>
@@ -2856,7 +2888,7 @@
           <w:sz w:val="24"/>
           <w:u w:val="single"/>
         </w:rPr>
-        <w:hyperlink r:id="rId21" w:history="1">
+        <w:hyperlink r:id="rId22" w:history="1">
           <w:r>
             <w:rPr>
               <w:rStyle w:val="Hyperlink"/>
@@ -2885,7 +2917,7 @@
           <w:sz w:val="24"/>
           <w:u w:val="single"/>
         </w:rPr>
-        <w:hyperlink r:id="rId22" w:history="1">
+        <w:hyperlink r:id="rId21" w:history="1">
           <w:r>
             <w:rPr>
               <w:rStyle w:val="Hyperlink"/>
@@ -2903,7 +2935,7 @@
           <w:sz w:val="24"/>
           <w:u w:val="single"/>
         </w:rPr>
-        <w:hyperlink r:id="rId22" w:history="1">
+        <w:hyperlink r:id="rId21" w:history="1">
           <w:r>
             <w:rPr>
               <w:rStyle w:val="Hyperlink"/>
@@ -2921,7 +2953,7 @@
           <w:sz w:val="24"/>
           <w:u w:val="single"/>
         </w:rPr>
-        <w:hyperlink r:id="rId22" w:history="1">
+        <w:hyperlink r:id="rId21" w:history="1">
           <w:r>
             <w:rPr>
               <w:rStyle w:val="Hyperlink"/>
@@ -2986,7 +3018,7 @@
           <w:sz w:val="24"/>
           <w:u w:val="single"/>
         </w:rPr>
-        <w:hyperlink r:id="rId21" w:history="1">
+        <w:hyperlink r:id="rId22" w:history="1">
           <w:r>
             <w:rPr>
               <w:rStyle w:val="Hyperlink"/>
@@ -3022,14 +3054,24 @@
           <w:sz w:val="24"/>
           <w:u w:val="single"/>
         </w:rPr>
-        <w:hyperlink r:id="rId21" w:history="1">
+        <w:hyperlink r:id="rId22" w:history="1">
           <w:r>
             <w:rPr>
               <w:rStyle w:val="Hyperlink"/>
             </w:rPr>
-            <w:t>ries</w:t>
+            <w:t>rie</w:t>
           </w:r>
         </w:hyperlink>
+      </w:r>
+      <w:r>
+        <w:rPr>
+          <w:rFonts w:ascii="Charis SIL Regular" w:hAnsi="Charis SIL Regular" w:eastAsia="Charis SIL Regular"/>
+          <w:b w:val="0"/>
+          <w:i w:val="0"/>
+          <w:color w:val="0000FF"/>
+          <w:sz w:val="24"/>
+        </w:rPr>
+        <w:t>s</w:t>
       </w:r>
       <w:r>
         <w:br/>
@@ -3069,6 +3111,7 @@
           <w:i w:val="0"/>
           <w:color w:val="0000FF"/>
           <w:sz w:val="24"/>
+          <w:u w:val="single"/>
         </w:rPr>
         <w:t xml:space="preserve"> </w:t>
       </w:r>
@@ -3079,13 +3122,50 @@
           <w:i w:val="0"/>
           <w:color w:val="0000FF"/>
           <w:sz w:val="24"/>
+          <w:u w:val="single"/>
+        </w:rPr>
+        <w:hyperlink r:id="rId22" w:history="1">
+          <w:r>
+            <w:rPr>
+              <w:rStyle w:val="Hyperlink"/>
+            </w:rPr>
+            <w:t>missiona</w:t>
+          </w:r>
+        </w:hyperlink>
+      </w:r>
+      <w:r>
+        <w:rPr>
+          <w:rFonts w:ascii="Charis SIL Regular" w:hAnsi="Charis SIL Regular" w:eastAsia="Charis SIL Regular"/>
+          <w:b w:val="0"/>
+          <w:i w:val="0"/>
+          <w:color w:val="0000FF"/>
+          <w:sz w:val="24"/>
+          <w:u w:val="single"/>
         </w:rPr>
         <w:hyperlink r:id="rId23" w:history="1">
           <w:r>
             <w:rPr>
               <w:rStyle w:val="Hyperlink"/>
             </w:rPr>
-            <w:t>missionarie</w:t>
+            <w:t>r</w:t>
+          </w:r>
+        </w:hyperlink>
+      </w:r>
+      <w:r>
+        <w:rPr>
+          <w:rFonts w:ascii="Charis SIL Regular" w:hAnsi="Charis SIL Regular" w:eastAsia="Charis SIL Regular"/>
+          <w:b w:val="0"/>
+          <w:i w:val="0"/>
+          <w:color w:val="0000FF"/>
+          <w:sz w:val="24"/>
+          <w:u w:val="single"/>
+        </w:rPr>
+        <w:hyperlink r:id="rId22" w:history="1">
+          <w:r>
+            <w:rPr>
+              <w:rStyle w:val="Hyperlink"/>
+            </w:rPr>
+            <w:t>ie</w:t>
           </w:r>
         </w:hyperlink>
       </w:r>
@@ -3127,7 +3207,7 @@
           <w:sz w:val="24"/>
           <w:u w:val="single"/>
         </w:rPr>
-        <w:hyperlink r:id="rId23" w:history="1">
+        <w:hyperlink r:id="rId22" w:history="1">
           <w:r>
             <w:rPr>
               <w:rStyle w:val="Hyperlink"/>
@@ -3156,7 +3236,7 @@
           <w:sz w:val="24"/>
           <w:u w:val="single"/>
         </w:rPr>
-        <w:hyperlink r:id="rId23" w:history="1">
+        <w:hyperlink r:id="rId22" w:history="1">
           <w:r>
             <w:rPr>
               <w:rStyle w:val="Hyperlink"/>
@@ -3174,7 +3254,7 @@
           <w:sz w:val="24"/>
           <w:u w:val="single"/>
         </w:rPr>
-        <w:hyperlink r:id="rId23" w:history="1">
+        <w:hyperlink r:id="rId22" w:history="1">
           <w:r>
             <w:rPr>
               <w:rStyle w:val="Hyperlink"/>
@@ -3192,7 +3272,7 @@
           <w:sz w:val="24"/>
           <w:u w:val="single"/>
         </w:rPr>
-        <w:hyperlink r:id="rId23" w:history="1">
+        <w:hyperlink r:id="rId22" w:history="1">
           <w:r>
             <w:rPr>
               <w:rStyle w:val="Hyperlink"/>
@@ -3221,7 +3301,7 @@
           <w:sz w:val="24"/>
           <w:u w:val="single"/>
         </w:rPr>
-        <w:hyperlink r:id="rId23" w:history="1">
+        <w:hyperlink r:id="rId22" w:history="1">
           <w:r>
             <w:rPr>
               <w:rStyle w:val="Hyperlink"/>

--- a/EXPORTS/DOCX/published/niveau2/English/Museum.docx
+++ b/EXPORTS/DOCX/published/niveau2/English/Museum.docx
@@ -327,25 +327,18 @@
           <w:color w:val="000000"/>
           <w:sz w:val="24"/>
         </w:rPr>
+        <w:t xml:space="preserve"> the </w:t>
+      </w:r>
+      <w:r>
+        <w:rPr>
+          <w:rFonts w:ascii="Charis SIL Regular" w:hAnsi="Charis SIL Regular" w:eastAsia="Charis SIL Regular"/>
+          <w:b w:val="0"/>
+          <w:i w:val="0"/>
+          <w:color w:val="0000FF"/>
+          <w:sz w:val="24"/>
+          <w:u w:val="single"/>
+        </w:rPr>
         <w:hyperlink r:id="rId9" w:history="1">
-          <w:r>
-            <w:rPr>
-              <w:rStyle w:val="Hyperlink"/>
-            </w:rPr>
-            <w:t xml:space="preserve"> the </w:t>
-          </w:r>
-        </w:hyperlink>
-      </w:r>
-      <w:r>
-        <w:rPr>
-          <w:rFonts w:ascii="Charis SIL Regular" w:hAnsi="Charis SIL Regular" w:eastAsia="Charis SIL Regular"/>
-          <w:b w:val="0"/>
-          <w:i w:val="0"/>
-          <w:color w:val="0000FF"/>
-          <w:sz w:val="24"/>
-          <w:u w:val="single"/>
-        </w:rPr>
-        <w:hyperlink r:id="rId10" w:history="1">
           <w:r>
             <w:rPr>
               <w:rStyle w:val="Hyperlink"/>
@@ -374,7 +367,14 @@
           <w:sz w:val="24"/>
           <w:u w:val="single"/>
         </w:rPr>
-        <w:t>Etn</w:t>
+        <w:hyperlink r:id="rId10" w:history="1">
+          <w:r>
+            <w:rPr>
+              <w:rStyle w:val="Hyperlink"/>
+            </w:rPr>
+            <w:t>Etn</w:t>
+          </w:r>
+        </w:hyperlink>
       </w:r>
       <w:r>
         <w:rPr>
@@ -403,7 +403,7 @@
           <w:sz w:val="24"/>
           <w:u w:val="single"/>
         </w:rPr>
-        <w:hyperlink r:id="rId9" w:history="1">
+        <w:hyperlink r:id="rId10" w:history="1">
           <w:r>
             <w:rPr>
               <w:rStyle w:val="Hyperlink"/>
@@ -737,8 +737,16 @@
           <w:i w:val="0"/>
           <w:color w:val="0000FF"/>
           <w:sz w:val="24"/>
-        </w:rPr>
-        <w:t>Museum voor Lan</w:t>
+          <w:u w:val="single"/>
+        </w:rPr>
+        <w:hyperlink r:id="rId12" w:history="1">
+          <w:r>
+            <w:rPr>
+              <w:rStyle w:val="Hyperlink"/>
+            </w:rPr>
+            <w:t>Museum</w:t>
+          </w:r>
+        </w:hyperlink>
       </w:r>
       <w:r>
         <w:rPr>
@@ -749,7 +757,65 @@
           <w:sz w:val="24"/>
           <w:u w:val="single"/>
         </w:rPr>
-        <w:hyperlink r:id="rId11" w:history="1">
+        <w:t xml:space="preserve"> </w:t>
+      </w:r>
+      <w:r>
+        <w:rPr>
+          <w:rFonts w:ascii="Charis SIL Regular" w:hAnsi="Charis SIL Regular" w:eastAsia="Charis SIL Regular"/>
+          <w:b w:val="0"/>
+          <w:i w:val="0"/>
+          <w:color w:val="0000FF"/>
+          <w:sz w:val="24"/>
+          <w:u w:val="single"/>
+        </w:rPr>
+        <w:hyperlink r:id="rId12" w:history="1">
+          <w:r>
+            <w:rPr>
+              <w:rStyle w:val="Hyperlink"/>
+            </w:rPr>
+            <w:t>voor</w:t>
+          </w:r>
+        </w:hyperlink>
+      </w:r>
+      <w:r>
+        <w:rPr>
+          <w:rFonts w:ascii="Charis SIL Regular" w:hAnsi="Charis SIL Regular" w:eastAsia="Charis SIL Regular"/>
+          <w:b w:val="0"/>
+          <w:i w:val="0"/>
+          <w:color w:val="0000FF"/>
+          <w:sz w:val="24"/>
+          <w:u w:val="single"/>
+        </w:rPr>
+        <w:t xml:space="preserve"> </w:t>
+      </w:r>
+      <w:r>
+        <w:rPr>
+          <w:rFonts w:ascii="Charis SIL Regular" w:hAnsi="Charis SIL Regular" w:eastAsia="Charis SIL Regular"/>
+          <w:b w:val="0"/>
+          <w:i w:val="0"/>
+          <w:color w:val="0000FF"/>
+          <w:sz w:val="24"/>
+          <w:u w:val="single"/>
+        </w:rPr>
+        <w:hyperlink r:id="rId12" w:history="1">
+          <w:r>
+            <w:rPr>
+              <w:rStyle w:val="Hyperlink"/>
+            </w:rPr>
+            <w:t>Lan</w:t>
+          </w:r>
+        </w:hyperlink>
+      </w:r>
+      <w:r>
+        <w:rPr>
+          <w:rFonts w:ascii="Charis SIL Regular" w:hAnsi="Charis SIL Regular" w:eastAsia="Charis SIL Regular"/>
+          <w:b w:val="0"/>
+          <w:i w:val="0"/>
+          <w:color w:val="0000FF"/>
+          <w:sz w:val="24"/>
+          <w:u w:val="single"/>
+        </w:rPr>
+        <w:hyperlink r:id="rId12" w:history="1">
           <w:r>
             <w:rPr>
               <w:rStyle w:val="Hyperlink"/>
@@ -778,7 +844,7 @@
           <w:sz w:val="24"/>
           <w:u w:val="single"/>
         </w:rPr>
-        <w:hyperlink r:id="rId11" w:history="1">
+        <w:hyperlink r:id="rId12" w:history="1">
           <w:r>
             <w:rPr>
               <w:rStyle w:val="Hyperlink"/>
@@ -799,7 +865,7 @@
           <w:sz w:val="24"/>
           <w:u w:val="single"/>
         </w:rPr>
-        <w:hyperlink r:id="rId12" w:history="1">
+        <w:hyperlink r:id="rId11" w:history="1">
           <w:r>
             <w:rPr>
               <w:rStyle w:val="Hyperlink"/>
@@ -834,18 +900,7 @@
           <w:color w:val="000000"/>
           <w:sz w:val="24"/>
         </w:rPr>
-        <w:t xml:space="preserve"> (Museum of Geography and Ethnology) in </w:t>
-      </w:r>
-      <w:r>
-        <w:rPr>
-          <w:u w:val="single" w:color="0000ff"/>
-          <w:rFonts w:ascii="Charis SIL Regular" w:hAnsi="Charis SIL Regular" w:eastAsia="Charis SIL Regular"/>
-          <w:b w:val="0"/>
-          <w:i w:val="0"/>
-          <w:color w:val="000000"/>
-          <w:sz w:val="24"/>
-        </w:rPr>
-        <w:t>Rotterdam in 1</w:t>
+        <w:t xml:space="preserve"> (Museum of Geography and Ethnology) in Rotterdam in 1</w:t>
       </w:r>
       <w:r>
         <w:rPr>
@@ -1080,35 +1135,7 @@
           <w:color w:val="000000"/>
           <w:sz w:val="24"/>
         </w:rPr>
-        <w:t>worldwide decolonisation after the</w:t>
-      </w:r>
-      <w:r>
-        <w:rPr>
-          <w:u w:val="single" w:color="0000ff"/>
-          <w:rFonts w:ascii="Charis SIL Regular" w:hAnsi="Charis SIL Regular" w:eastAsia="Charis SIL Regular"/>
-          <w:b w:val="0"/>
-          <w:i w:val="0"/>
-          <w:color w:val="000000"/>
-          <w:sz w:val="24"/>
-        </w:rPr>
-        <w:hyperlink r:id="rId13" w:history="1">
-          <w:r>
-            <w:rPr>
-              <w:rStyle w:val="Hyperlink"/>
-            </w:rPr>
-            <w:t xml:space="preserve"> Second</w:t>
-          </w:r>
-        </w:hyperlink>
-      </w:r>
-      <w:r>
-        <w:rPr>
-          <w:rFonts w:ascii="Charis SIL Regular" w:hAnsi="Charis SIL Regular" w:eastAsia="Charis SIL Regular"/>
-          <w:b w:val="0"/>
-          <w:i w:val="0"/>
-          <w:color w:val="000000"/>
-          <w:sz w:val="24"/>
-        </w:rPr>
-        <w:t xml:space="preserve"> </w:t>
+        <w:t xml:space="preserve">worldwide decolonisation after the Second </w:t>
       </w:r>
       <w:r>
         <w:rPr>
@@ -2120,7 +2147,7 @@
           <w:sz w:val="24"/>
           <w:u w:val="single"/>
         </w:rPr>
-        <w:hyperlink r:id="rId20" w:history="1">
+        <w:hyperlink r:id="rId19" w:history="1">
           <w:r>
             <w:rPr>
               <w:rStyle w:val="Hyperlink"/>
@@ -2196,7 +2223,7 @@
           <w:sz w:val="24"/>
           <w:u w:val="single"/>
         </w:rPr>
-        <w:hyperlink r:id="rId19" w:history="1">
+        <w:hyperlink r:id="rId20" w:history="1">
           <w:r>
             <w:rPr>
               <w:rStyle w:val="Hyperlink"/>
@@ -2225,7 +2252,7 @@
           <w:sz w:val="24"/>
           <w:u w:val="single"/>
         </w:rPr>
-        <w:hyperlink r:id="rId19" w:history="1">
+        <w:hyperlink r:id="rId20" w:history="1">
           <w:r>
             <w:rPr>
               <w:rStyle w:val="Hyperlink"/>
@@ -2243,7 +2270,7 @@
           <w:sz w:val="24"/>
           <w:u w:val="single"/>
         </w:rPr>
-        <w:hyperlink r:id="rId19" w:history="1">
+        <w:hyperlink r:id="rId20" w:history="1">
           <w:r>
             <w:rPr>
               <w:rStyle w:val="Hyperlink"/>
@@ -2261,7 +2288,7 @@
           <w:sz w:val="24"/>
           <w:u w:val="single"/>
         </w:rPr>
-        <w:hyperlink r:id="rId19" w:history="1">
+        <w:hyperlink r:id="rId20" w:history="1">
           <w:r>
             <w:rPr>
               <w:rStyle w:val="Hyperlink"/>
@@ -2279,7 +2306,7 @@
           <w:sz w:val="24"/>
           <w:u w:val="single"/>
         </w:rPr>
-        <w:hyperlink r:id="rId19" w:history="1">
+        <w:hyperlink r:id="rId20" w:history="1">
           <w:r>
             <w:rPr>
               <w:rStyle w:val="Hyperlink"/>
@@ -2355,14 +2382,36 @@
           <w:sz w:val="24"/>
           <w:u w:val="single"/>
         </w:rPr>
+        <w:t xml:space="preserve"> </w:t>
+      </w:r>
+      <w:r>
+        <w:rPr>
+          <w:rFonts w:ascii="Charis SIL Regular" w:hAnsi="Charis SIL Regular" w:eastAsia="Charis SIL Regular"/>
+          <w:b w:val="0"/>
+          <w:i w:val="0"/>
+          <w:color w:val="0000FF"/>
+          <w:sz w:val="24"/>
+          <w:u w:val="single"/>
+        </w:rPr>
         <w:hyperlink r:id="rId19" w:history="1">
           <w:r>
             <w:rPr>
               <w:rStyle w:val="Hyperlink"/>
             </w:rPr>
-            <w:t xml:space="preserve"> colonial </w:t>
+            <w:t>colonial</w:t>
           </w:r>
         </w:hyperlink>
+      </w:r>
+      <w:r>
+        <w:rPr>
+          <w:rFonts w:ascii="Charis SIL Regular" w:hAnsi="Charis SIL Regular" w:eastAsia="Charis SIL Regular"/>
+          <w:b w:val="0"/>
+          <w:i w:val="0"/>
+          <w:color w:val="0000FF"/>
+          <w:sz w:val="24"/>
+          <w:u w:val="single"/>
+        </w:rPr>
+        <w:t xml:space="preserve"> </w:t>
       </w:r>
       <w:r>
         <w:rPr>
@@ -2401,36 +2450,29 @@
           <w:sz w:val="24"/>
           <w:u w:val="single"/>
         </w:rPr>
+        <w:t>Arm</w:t>
+      </w:r>
+      <w:r>
+        <w:rPr>
+          <w:rFonts w:ascii="Charis SIL Regular" w:hAnsi="Charis SIL Regular" w:eastAsia="Charis SIL Regular"/>
+          <w:b w:val="0"/>
+          <w:i w:val="0"/>
+          <w:color w:val="0000FF"/>
+          <w:sz w:val="24"/>
+          <w:u w:val="single"/>
+        </w:rPr>
+        <w:t xml:space="preserve"> </w:t>
+      </w:r>
+      <w:r>
+        <w:rPr>
+          <w:rFonts w:ascii="Charis SIL Regular" w:hAnsi="Charis SIL Regular" w:eastAsia="Charis SIL Regular"/>
+          <w:b w:val="0"/>
+          <w:i w:val="0"/>
+          <w:color w:val="0000FF"/>
+          <w:sz w:val="24"/>
+          <w:u w:val="single"/>
+        </w:rPr>
         <w:hyperlink r:id="rId20" w:history="1">
-          <w:r>
-            <w:rPr>
-              <w:rStyle w:val="Hyperlink"/>
-            </w:rPr>
-            <w:t>Arm</w:t>
-          </w:r>
-        </w:hyperlink>
-      </w:r>
-      <w:r>
-        <w:rPr>
-          <w:rFonts w:ascii="Charis SIL Regular" w:hAnsi="Charis SIL Regular" w:eastAsia="Charis SIL Regular"/>
-          <w:b w:val="0"/>
-          <w:i w:val="0"/>
-          <w:color w:val="0000FF"/>
-          <w:sz w:val="24"/>
-          <w:u w:val="single"/>
-        </w:rPr>
-        <w:t xml:space="preserve"> </w:t>
-      </w:r>
-      <w:r>
-        <w:rPr>
-          <w:rFonts w:ascii="Charis SIL Regular" w:hAnsi="Charis SIL Regular" w:eastAsia="Charis SIL Regular"/>
-          <w:b w:val="0"/>
-          <w:i w:val="0"/>
-          <w:color w:val="0000FF"/>
-          <w:sz w:val="24"/>
-          <w:u w:val="single"/>
-        </w:rPr>
-        <w:hyperlink r:id="rId21" w:history="1">
           <w:r>
             <w:rPr>
               <w:rStyle w:val="Hyperlink"/>
@@ -2513,7 +2555,7 @@
           <w:sz w:val="24"/>
           <w:u w:val="single"/>
         </w:rPr>
-        <w:hyperlink r:id="rId21" w:history="1">
+        <w:hyperlink r:id="rId20" w:history="1">
           <w:r>
             <w:rPr>
               <w:rStyle w:val="Hyperlink"/>
@@ -2542,7 +2584,7 @@
           <w:sz w:val="24"/>
           <w:u w:val="single"/>
         </w:rPr>
-        <w:hyperlink r:id="rId21" w:history="1">
+        <w:hyperlink r:id="rId20" w:history="1">
           <w:r>
             <w:rPr>
               <w:rStyle w:val="Hyperlink"/>
@@ -2560,7 +2602,7 @@
           <w:sz w:val="24"/>
           <w:u w:val="single"/>
         </w:rPr>
-        <w:hyperlink r:id="rId21" w:history="1">
+        <w:hyperlink r:id="rId20" w:history="1">
           <w:r>
             <w:rPr>
               <w:rStyle w:val="Hyperlink"/>
@@ -2589,7 +2631,7 @@
           <w:sz w:val="24"/>
           <w:u w:val="single"/>
         </w:rPr>
-        <w:hyperlink r:id="rId20" w:history="1">
+        <w:hyperlink r:id="rId21" w:history="1">
           <w:r>
             <w:rPr>
               <w:rStyle w:val="Hyperlink"/>
@@ -2654,7 +2696,7 @@
           <w:sz w:val="24"/>
           <w:u w:val="single"/>
         </w:rPr>
-        <w:hyperlink r:id="rId20" w:history="1">
+        <w:hyperlink r:id="rId21" w:history="1">
           <w:r>
             <w:rPr>
               <w:rStyle w:val="Hyperlink"/>
@@ -2683,7 +2725,7 @@
           <w:sz w:val="24"/>
           <w:u w:val="single"/>
         </w:rPr>
-        <w:hyperlink r:id="rId20" w:history="1">
+        <w:hyperlink r:id="rId21" w:history="1">
           <w:r>
             <w:rPr>
               <w:rStyle w:val="Hyperlink"/>
@@ -2747,12 +2789,12 @@
           <w:sz w:val="24"/>
           <w:u w:val="single"/>
         </w:rPr>
-        <w:hyperlink r:id="rId21" w:history="1">
+        <w:hyperlink r:id="rId22" w:history="1">
           <w:r>
             <w:rPr>
               <w:rStyle w:val="Hyperlink"/>
             </w:rPr>
-            <w:t>n</w:t>
+            <w:t>ntifi</w:t>
           </w:r>
         </w:hyperlink>
       </w:r>
@@ -2765,65 +2807,29 @@
           <w:sz w:val="24"/>
           <w:u w:val="single"/>
         </w:rPr>
+        <w:t>c</w:t>
+      </w:r>
+      <w:r>
+        <w:rPr>
+          <w:rFonts w:ascii="Charis SIL Regular" w:hAnsi="Charis SIL Regular" w:eastAsia="Charis SIL Regular"/>
+          <w:b w:val="0"/>
+          <w:i w:val="0"/>
+          <w:color w:val="0000FF"/>
+          <w:sz w:val="24"/>
+          <w:u w:val="single"/>
+        </w:rPr>
+        <w:t xml:space="preserve"> </w:t>
+      </w:r>
+      <w:r>
+        <w:rPr>
+          <w:rFonts w:ascii="Charis SIL Regular" w:hAnsi="Charis SIL Regular" w:eastAsia="Charis SIL Regular"/>
+          <w:b w:val="0"/>
+          <w:i w:val="0"/>
+          <w:color w:val="0000FF"/>
+          <w:sz w:val="24"/>
+          <w:u w:val="single"/>
+        </w:rPr>
         <w:hyperlink r:id="rId21" w:history="1">
-          <w:r>
-            <w:rPr>
-              <w:rStyle w:val="Hyperlink"/>
-            </w:rPr>
-            <w:t>tif</w:t>
-          </w:r>
-        </w:hyperlink>
-      </w:r>
-      <w:r>
-        <w:rPr>
-          <w:rFonts w:ascii="Charis SIL Regular" w:hAnsi="Charis SIL Regular" w:eastAsia="Charis SIL Regular"/>
-          <w:b w:val="0"/>
-          <w:i w:val="0"/>
-          <w:color w:val="0000FF"/>
-          <w:sz w:val="24"/>
-          <w:u w:val="single"/>
-        </w:rPr>
-        <w:hyperlink r:id="rId21" w:history="1">
-          <w:r>
-            <w:rPr>
-              <w:rStyle w:val="Hyperlink"/>
-            </w:rPr>
-            <w:t>i</w:t>
-          </w:r>
-        </w:hyperlink>
-      </w:r>
-      <w:r>
-        <w:rPr>
-          <w:rFonts w:ascii="Charis SIL Regular" w:hAnsi="Charis SIL Regular" w:eastAsia="Charis SIL Regular"/>
-          <w:b w:val="0"/>
-          <w:i w:val="0"/>
-          <w:color w:val="0000FF"/>
-          <w:sz w:val="24"/>
-          <w:u w:val="single"/>
-        </w:rPr>
-        <w:t>c</w:t>
-      </w:r>
-      <w:r>
-        <w:rPr>
-          <w:rFonts w:ascii="Charis SIL Regular" w:hAnsi="Charis SIL Regular" w:eastAsia="Charis SIL Regular"/>
-          <w:b w:val="0"/>
-          <w:i w:val="0"/>
-          <w:color w:val="0000FF"/>
-          <w:sz w:val="24"/>
-          <w:u w:val="single"/>
-        </w:rPr>
-        <w:t xml:space="preserve"> </w:t>
-      </w:r>
-      <w:r>
-        <w:rPr>
-          <w:rFonts w:ascii="Charis SIL Regular" w:hAnsi="Charis SIL Regular" w:eastAsia="Charis SIL Regular"/>
-          <w:b w:val="0"/>
-          <w:i w:val="0"/>
-          <w:color w:val="0000FF"/>
-          <w:sz w:val="24"/>
-          <w:u w:val="single"/>
-        </w:rPr>
-        <w:hyperlink r:id="rId22" w:history="1">
           <w:r>
             <w:rPr>
               <w:rStyle w:val="Hyperlink"/>
@@ -2888,6 +2894,318 @@
           <w:sz w:val="24"/>
           <w:u w:val="single"/>
         </w:rPr>
+        <w:hyperlink r:id="rId21" w:history="1">
+          <w:r>
+            <w:rPr>
+              <w:rStyle w:val="Hyperlink"/>
+            </w:rPr>
+            <w:t>in</w:t>
+          </w:r>
+        </w:hyperlink>
+      </w:r>
+      <w:r>
+        <w:rPr>
+          <w:rFonts w:ascii="Charis SIL Regular" w:hAnsi="Charis SIL Regular" w:eastAsia="Charis SIL Regular"/>
+          <w:b w:val="0"/>
+          <w:i w:val="0"/>
+          <w:color w:val="0000FF"/>
+          <w:sz w:val="24"/>
+          <w:u w:val="single"/>
+        </w:rPr>
+        <w:t xml:space="preserve"> </w:t>
+      </w:r>
+      <w:r>
+        <w:rPr>
+          <w:rFonts w:ascii="Charis SIL Regular" w:hAnsi="Charis SIL Regular" w:eastAsia="Charis SIL Regular"/>
+          <w:b w:val="0"/>
+          <w:i w:val="0"/>
+          <w:color w:val="0000FF"/>
+          <w:sz w:val="24"/>
+          <w:u w:val="single"/>
+        </w:rPr>
+        <w:hyperlink r:id="rId22" w:history="1">
+          <w:r>
+            <w:rPr>
+              <w:rStyle w:val="Hyperlink"/>
+            </w:rPr>
+            <w:t>col</w:t>
+          </w:r>
+        </w:hyperlink>
+      </w:r>
+      <w:r>
+        <w:rPr>
+          <w:rFonts w:ascii="Charis SIL Regular" w:hAnsi="Charis SIL Regular" w:eastAsia="Charis SIL Regular"/>
+          <w:b w:val="0"/>
+          <w:i w:val="0"/>
+          <w:color w:val="0000FF"/>
+          <w:sz w:val="24"/>
+          <w:u w:val="single"/>
+        </w:rPr>
+        <w:hyperlink r:id="rId22" w:history="1">
+          <w:r>
+            <w:rPr>
+              <w:rStyle w:val="Hyperlink"/>
+            </w:rPr>
+            <w:t>o</w:t>
+          </w:r>
+        </w:hyperlink>
+      </w:r>
+      <w:r>
+        <w:rPr>
+          <w:rFonts w:ascii="Charis SIL Regular" w:hAnsi="Charis SIL Regular" w:eastAsia="Charis SIL Regular"/>
+          <w:b w:val="0"/>
+          <w:i w:val="0"/>
+          <w:color w:val="0000FF"/>
+          <w:sz w:val="24"/>
+          <w:u w:val="single"/>
+        </w:rPr>
+        <w:hyperlink r:id="rId22" w:history="1">
+          <w:r>
+            <w:rPr>
+              <w:rStyle w:val="Hyperlink"/>
+            </w:rPr>
+            <w:t>n</w:t>
+          </w:r>
+        </w:hyperlink>
+      </w:r>
+      <w:r>
+        <w:rPr>
+          <w:rFonts w:ascii="Charis SIL Regular" w:hAnsi="Charis SIL Regular" w:eastAsia="Charis SIL Regular"/>
+          <w:b w:val="0"/>
+          <w:i w:val="0"/>
+          <w:color w:val="0000FF"/>
+          <w:sz w:val="24"/>
+          <w:u w:val="single"/>
+        </w:rPr>
+        <w:hyperlink r:id="rId22" w:history="1">
+          <w:r>
+            <w:rPr>
+              <w:rStyle w:val="Hyperlink"/>
+            </w:rPr>
+            <w:t>i</w:t>
+          </w:r>
+        </w:hyperlink>
+      </w:r>
+      <w:r>
+        <w:rPr>
+          <w:rFonts w:ascii="Charis SIL Regular" w:hAnsi="Charis SIL Regular" w:eastAsia="Charis SIL Regular"/>
+          <w:b w:val="0"/>
+          <w:i w:val="0"/>
+          <w:color w:val="0000FF"/>
+          <w:sz w:val="24"/>
+          <w:u w:val="single"/>
+        </w:rPr>
+        <w:hyperlink r:id="rId22" w:history="1">
+          <w:r>
+            <w:rPr>
+              <w:rStyle w:val="Hyperlink"/>
+            </w:rPr>
+            <w:t>sed</w:t>
+          </w:r>
+        </w:hyperlink>
+      </w:r>
+      <w:r>
+        <w:rPr>
+          <w:rFonts w:ascii="Charis SIL Regular" w:hAnsi="Charis SIL Regular" w:eastAsia="Charis SIL Regular"/>
+          <w:b w:val="0"/>
+          <w:i w:val="0"/>
+          <w:color w:val="0000FF"/>
+          <w:sz w:val="24"/>
+          <w:u w:val="single"/>
+        </w:rPr>
+        <w:t xml:space="preserve"> </w:t>
+      </w:r>
+      <w:r>
+        <w:rPr>
+          <w:rFonts w:ascii="Charis SIL Regular" w:hAnsi="Charis SIL Regular" w:eastAsia="Charis SIL Regular"/>
+          <w:b w:val="0"/>
+          <w:i w:val="0"/>
+          <w:color w:val="0000FF"/>
+          <w:sz w:val="24"/>
+          <w:u w:val="single"/>
+        </w:rPr>
+        <w:hyperlink r:id="rId22" w:history="1">
+          <w:r>
+            <w:rPr>
+              <w:rStyle w:val="Hyperlink"/>
+            </w:rPr>
+            <w:t>territ</w:t>
+          </w:r>
+        </w:hyperlink>
+      </w:r>
+      <w:r>
+        <w:rPr>
+          <w:rFonts w:ascii="Charis SIL Regular" w:hAnsi="Charis SIL Regular" w:eastAsia="Charis SIL Regular"/>
+          <w:b w:val="0"/>
+          <w:i w:val="0"/>
+          <w:color w:val="0000FF"/>
+          <w:sz w:val="24"/>
+          <w:u w:val="single"/>
+        </w:rPr>
+        <w:hyperlink r:id="rId22" w:history="1">
+          <w:r>
+            <w:rPr>
+              <w:rStyle w:val="Hyperlink"/>
+            </w:rPr>
+            <w:t>o</w:t>
+          </w:r>
+        </w:hyperlink>
+      </w:r>
+      <w:r>
+        <w:rPr>
+          <w:rFonts w:ascii="Charis SIL Regular" w:hAnsi="Charis SIL Regular" w:eastAsia="Charis SIL Regular"/>
+          <w:b w:val="0"/>
+          <w:i w:val="0"/>
+          <w:color w:val="0000FF"/>
+          <w:sz w:val="24"/>
+          <w:u w:val="single"/>
+        </w:rPr>
+        <w:hyperlink r:id="rId22" w:history="1">
+          <w:r>
+            <w:rPr>
+              <w:rStyle w:val="Hyperlink"/>
+            </w:rPr>
+            <w:t>rie</w:t>
+          </w:r>
+        </w:hyperlink>
+      </w:r>
+      <w:r>
+        <w:rPr>
+          <w:rFonts w:ascii="Charis SIL Regular" w:hAnsi="Charis SIL Regular" w:eastAsia="Charis SIL Regular"/>
+          <w:b w:val="0"/>
+          <w:i w:val="0"/>
+          <w:color w:val="0000FF"/>
+          <w:sz w:val="24"/>
+        </w:rPr>
+        <w:t>s</w:t>
+      </w:r>
+      <w:r>
+        <w:br/>
+      </w:r>
+      <w:r>
+        <w:rPr>
+          <w:rFonts w:ascii="Charis SIL Regular" w:hAnsi="Charis SIL Regular" w:eastAsia="Charis SIL Regular"/>
+          <w:b w:val="0"/>
+          <w:i w:val="0"/>
+          <w:color w:val="000000"/>
+          <w:sz w:val="24"/>
+        </w:rPr>
+        <w:t xml:space="preserve">•  </w:t>
+      </w:r>
+      <w:r>
+        <w:rPr>
+          <w:rFonts w:ascii="Charis SIL Regular" w:hAnsi="Charis SIL Regular" w:eastAsia="Charis SIL Regular"/>
+          <w:b w:val="0"/>
+          <w:i w:val="0"/>
+          <w:color w:val="0000FF"/>
+          <w:sz w:val="24"/>
+          <w:u w:val="single"/>
+        </w:rPr>
+        <w:hyperlink r:id="rId22" w:history="1">
+          <w:r>
+            <w:rPr>
+              <w:rStyle w:val="Hyperlink"/>
+            </w:rPr>
+            <w:t>Christian</w:t>
+          </w:r>
+        </w:hyperlink>
+      </w:r>
+      <w:r>
+        <w:rPr>
+          <w:rFonts w:ascii="Charis SIL Regular" w:hAnsi="Charis SIL Regular" w:eastAsia="Charis SIL Regular"/>
+          <w:b w:val="0"/>
+          <w:i w:val="0"/>
+          <w:color w:val="0000FF"/>
+          <w:sz w:val="24"/>
+          <w:u w:val="single"/>
+        </w:rPr>
+        <w:t xml:space="preserve"> </w:t>
+      </w:r>
+      <w:r>
+        <w:rPr>
+          <w:rFonts w:ascii="Charis SIL Regular" w:hAnsi="Charis SIL Regular" w:eastAsia="Charis SIL Regular"/>
+          <w:b w:val="0"/>
+          <w:i w:val="0"/>
+          <w:color w:val="0000FF"/>
+          <w:sz w:val="24"/>
+          <w:u w:val="single"/>
+        </w:rPr>
+        <w:hyperlink r:id="rId22" w:history="1">
+          <w:r>
+            <w:rPr>
+              <w:rStyle w:val="Hyperlink"/>
+            </w:rPr>
+            <w:t>missiona</w:t>
+          </w:r>
+        </w:hyperlink>
+      </w:r>
+      <w:r>
+        <w:rPr>
+          <w:rFonts w:ascii="Charis SIL Regular" w:hAnsi="Charis SIL Regular" w:eastAsia="Charis SIL Regular"/>
+          <w:b w:val="0"/>
+          <w:i w:val="0"/>
+          <w:color w:val="0000FF"/>
+          <w:sz w:val="24"/>
+          <w:u w:val="single"/>
+        </w:rPr>
+        <w:hyperlink r:id="rId22" w:history="1">
+          <w:r>
+            <w:rPr>
+              <w:rStyle w:val="Hyperlink"/>
+            </w:rPr>
+            <w:t>r</w:t>
+          </w:r>
+        </w:hyperlink>
+      </w:r>
+      <w:r>
+        <w:rPr>
+          <w:rFonts w:ascii="Charis SIL Regular" w:hAnsi="Charis SIL Regular" w:eastAsia="Charis SIL Regular"/>
+          <w:b w:val="0"/>
+          <w:i w:val="0"/>
+          <w:color w:val="0000FF"/>
+          <w:sz w:val="24"/>
+          <w:u w:val="single"/>
+        </w:rPr>
+        <w:t>ie</w:t>
+      </w:r>
+      <w:r>
+        <w:rPr>
+          <w:rFonts w:ascii="Charis SIL Regular" w:hAnsi="Charis SIL Regular" w:eastAsia="Charis SIL Regular"/>
+          <w:b w:val="0"/>
+          <w:i w:val="0"/>
+          <w:color w:val="0000FF"/>
+          <w:sz w:val="24"/>
+          <w:u w:val="single"/>
+        </w:rPr>
+        <w:hyperlink r:id="rId22" w:history="1">
+          <w:r>
+            <w:rPr>
+              <w:rStyle w:val="Hyperlink"/>
+            </w:rPr>
+            <w:t>s</w:t>
+          </w:r>
+        </w:hyperlink>
+      </w:r>
+      <w:r>
+        <w:rPr>
+          <w:rFonts w:ascii="Charis SIL Regular" w:hAnsi="Charis SIL Regular" w:eastAsia="Charis SIL Regular"/>
+          <w:b w:val="0"/>
+          <w:i w:val="0"/>
+          <w:color w:val="0000FF"/>
+          <w:sz w:val="24"/>
+          <w:u w:val="single"/>
+        </w:rPr>
+        <w:t xml:space="preserve"> </w:t>
+      </w:r>
+      <w:r>
+        <w:rPr>
+          <w:rFonts w:ascii="Charis SIL Regular" w:hAnsi="Charis SIL Regular" w:eastAsia="Charis SIL Regular"/>
+          <w:b w:val="0"/>
+          <w:i w:val="0"/>
+          <w:color w:val="0000FF"/>
+          <w:sz w:val="24"/>
+          <w:u w:val="single"/>
+        </w:rPr>
         <w:hyperlink r:id="rId22" w:history="1">
           <w:r>
             <w:rPr>
@@ -2917,325 +3235,6 @@
           <w:sz w:val="24"/>
           <w:u w:val="single"/>
         </w:rPr>
-        <w:hyperlink r:id="rId21" w:history="1">
-          <w:r>
-            <w:rPr>
-              <w:rStyle w:val="Hyperlink"/>
-            </w:rPr>
-            <w:t>col</w:t>
-          </w:r>
-        </w:hyperlink>
-      </w:r>
-      <w:r>
-        <w:rPr>
-          <w:rFonts w:ascii="Charis SIL Regular" w:hAnsi="Charis SIL Regular" w:eastAsia="Charis SIL Regular"/>
-          <w:b w:val="0"/>
-          <w:i w:val="0"/>
-          <w:color w:val="0000FF"/>
-          <w:sz w:val="24"/>
-          <w:u w:val="single"/>
-        </w:rPr>
-        <w:hyperlink r:id="rId21" w:history="1">
-          <w:r>
-            <w:rPr>
-              <w:rStyle w:val="Hyperlink"/>
-            </w:rPr>
-            <w:t>o</w:t>
-          </w:r>
-        </w:hyperlink>
-      </w:r>
-      <w:r>
-        <w:rPr>
-          <w:rFonts w:ascii="Charis SIL Regular" w:hAnsi="Charis SIL Regular" w:eastAsia="Charis SIL Regular"/>
-          <w:b w:val="0"/>
-          <w:i w:val="0"/>
-          <w:color w:val="0000FF"/>
-          <w:sz w:val="24"/>
-          <w:u w:val="single"/>
-        </w:rPr>
-        <w:hyperlink r:id="rId21" w:history="1">
-          <w:r>
-            <w:rPr>
-              <w:rStyle w:val="Hyperlink"/>
-            </w:rPr>
-            <w:t>n</w:t>
-          </w:r>
-        </w:hyperlink>
-      </w:r>
-      <w:r>
-        <w:rPr>
-          <w:rFonts w:ascii="Charis SIL Regular" w:hAnsi="Charis SIL Regular" w:eastAsia="Charis SIL Regular"/>
-          <w:b w:val="0"/>
-          <w:i w:val="0"/>
-          <w:color w:val="0000FF"/>
-          <w:sz w:val="24"/>
-          <w:u w:val="single"/>
-        </w:rPr>
-        <w:hyperlink r:id="rId21" w:history="1">
-          <w:r>
-            <w:rPr>
-              <w:rStyle w:val="Hyperlink"/>
-            </w:rPr>
-            <w:t>i</w:t>
-          </w:r>
-        </w:hyperlink>
-      </w:r>
-      <w:r>
-        <w:rPr>
-          <w:rFonts w:ascii="Charis SIL Regular" w:hAnsi="Charis SIL Regular" w:eastAsia="Charis SIL Regular"/>
-          <w:b w:val="0"/>
-          <w:i w:val="0"/>
-          <w:color w:val="0000FF"/>
-          <w:sz w:val="24"/>
-          <w:u w:val="single"/>
-        </w:rPr>
-        <w:hyperlink r:id="rId21" w:history="1">
-          <w:r>
-            <w:rPr>
-              <w:rStyle w:val="Hyperlink"/>
-            </w:rPr>
-            <w:t>sed</w:t>
-          </w:r>
-        </w:hyperlink>
-      </w:r>
-      <w:r>
-        <w:rPr>
-          <w:rFonts w:ascii="Charis SIL Regular" w:hAnsi="Charis SIL Regular" w:eastAsia="Charis SIL Regular"/>
-          <w:b w:val="0"/>
-          <w:i w:val="0"/>
-          <w:color w:val="0000FF"/>
-          <w:sz w:val="24"/>
-          <w:u w:val="single"/>
-        </w:rPr>
-        <w:t xml:space="preserve"> </w:t>
-      </w:r>
-      <w:r>
-        <w:rPr>
-          <w:rFonts w:ascii="Charis SIL Regular" w:hAnsi="Charis SIL Regular" w:eastAsia="Charis SIL Regular"/>
-          <w:b w:val="0"/>
-          <w:i w:val="0"/>
-          <w:color w:val="0000FF"/>
-          <w:sz w:val="24"/>
-          <w:u w:val="single"/>
-        </w:rPr>
-        <w:hyperlink r:id="rId22" w:history="1">
-          <w:r>
-            <w:rPr>
-              <w:rStyle w:val="Hyperlink"/>
-            </w:rPr>
-            <w:t>territ</w:t>
-          </w:r>
-        </w:hyperlink>
-      </w:r>
-      <w:r>
-        <w:rPr>
-          <w:rFonts w:ascii="Charis SIL Regular" w:hAnsi="Charis SIL Regular" w:eastAsia="Charis SIL Regular"/>
-          <w:b w:val="0"/>
-          <w:i w:val="0"/>
-          <w:color w:val="0000FF"/>
-          <w:sz w:val="24"/>
-          <w:u w:val="single"/>
-        </w:rPr>
-        <w:hyperlink r:id="rId21" w:history="1">
-          <w:r>
-            <w:rPr>
-              <w:rStyle w:val="Hyperlink"/>
-            </w:rPr>
-            <w:t>o</w:t>
-          </w:r>
-        </w:hyperlink>
-      </w:r>
-      <w:r>
-        <w:rPr>
-          <w:rFonts w:ascii="Charis SIL Regular" w:hAnsi="Charis SIL Regular" w:eastAsia="Charis SIL Regular"/>
-          <w:b w:val="0"/>
-          <w:i w:val="0"/>
-          <w:color w:val="0000FF"/>
-          <w:sz w:val="24"/>
-          <w:u w:val="single"/>
-        </w:rPr>
-        <w:hyperlink r:id="rId22" w:history="1">
-          <w:r>
-            <w:rPr>
-              <w:rStyle w:val="Hyperlink"/>
-            </w:rPr>
-            <w:t>rie</w:t>
-          </w:r>
-        </w:hyperlink>
-      </w:r>
-      <w:r>
-        <w:rPr>
-          <w:rFonts w:ascii="Charis SIL Regular" w:hAnsi="Charis SIL Regular" w:eastAsia="Charis SIL Regular"/>
-          <w:b w:val="0"/>
-          <w:i w:val="0"/>
-          <w:color w:val="0000FF"/>
-          <w:sz w:val="24"/>
-        </w:rPr>
-        <w:t>s</w:t>
-      </w:r>
-      <w:r>
-        <w:br/>
-      </w:r>
-      <w:r>
-        <w:rPr>
-          <w:rFonts w:ascii="Charis SIL Regular" w:hAnsi="Charis SIL Regular" w:eastAsia="Charis SIL Regular"/>
-          <w:b w:val="0"/>
-          <w:i w:val="0"/>
-          <w:color w:val="000000"/>
-          <w:sz w:val="24"/>
-        </w:rPr>
-        <w:t xml:space="preserve">•  </w:t>
-      </w:r>
-      <w:r>
-        <w:rPr>
-          <w:rFonts w:ascii="Charis SIL Regular" w:hAnsi="Charis SIL Regular" w:eastAsia="Charis SIL Regular"/>
-          <w:b w:val="0"/>
-          <w:i w:val="0"/>
-          <w:color w:val="0000FF"/>
-          <w:sz w:val="24"/>
-          <w:u w:val="single"/>
-        </w:rPr>
-        <w:hyperlink r:id="rId23" w:history="1">
-          <w:r>
-            <w:rPr>
-              <w:rStyle w:val="Hyperlink"/>
-            </w:rPr>
-            <w:t>Christian</w:t>
-          </w:r>
-        </w:hyperlink>
-      </w:r>
-      <w:r>
-        <w:rPr>
-          <w:rFonts w:ascii="Charis SIL Regular" w:hAnsi="Charis SIL Regular" w:eastAsia="Charis SIL Regular"/>
-          <w:b w:val="0"/>
-          <w:i w:val="0"/>
-          <w:color w:val="0000FF"/>
-          <w:sz w:val="24"/>
-          <w:u w:val="single"/>
-        </w:rPr>
-        <w:t xml:space="preserve"> </w:t>
-      </w:r>
-      <w:r>
-        <w:rPr>
-          <w:rFonts w:ascii="Charis SIL Regular" w:hAnsi="Charis SIL Regular" w:eastAsia="Charis SIL Regular"/>
-          <w:b w:val="0"/>
-          <w:i w:val="0"/>
-          <w:color w:val="0000FF"/>
-          <w:sz w:val="24"/>
-          <w:u w:val="single"/>
-        </w:rPr>
-        <w:hyperlink r:id="rId22" w:history="1">
-          <w:r>
-            <w:rPr>
-              <w:rStyle w:val="Hyperlink"/>
-            </w:rPr>
-            <w:t>missiona</w:t>
-          </w:r>
-        </w:hyperlink>
-      </w:r>
-      <w:r>
-        <w:rPr>
-          <w:rFonts w:ascii="Charis SIL Regular" w:hAnsi="Charis SIL Regular" w:eastAsia="Charis SIL Regular"/>
-          <w:b w:val="0"/>
-          <w:i w:val="0"/>
-          <w:color w:val="0000FF"/>
-          <w:sz w:val="24"/>
-          <w:u w:val="single"/>
-        </w:rPr>
-        <w:hyperlink r:id="rId23" w:history="1">
-          <w:r>
-            <w:rPr>
-              <w:rStyle w:val="Hyperlink"/>
-            </w:rPr>
-            <w:t>r</w:t>
-          </w:r>
-        </w:hyperlink>
-      </w:r>
-      <w:r>
-        <w:rPr>
-          <w:rFonts w:ascii="Charis SIL Regular" w:hAnsi="Charis SIL Regular" w:eastAsia="Charis SIL Regular"/>
-          <w:b w:val="0"/>
-          <w:i w:val="0"/>
-          <w:color w:val="0000FF"/>
-          <w:sz w:val="24"/>
-          <w:u w:val="single"/>
-        </w:rPr>
-        <w:hyperlink r:id="rId22" w:history="1">
-          <w:r>
-            <w:rPr>
-              <w:rStyle w:val="Hyperlink"/>
-            </w:rPr>
-            <w:t>ie</w:t>
-          </w:r>
-        </w:hyperlink>
-      </w:r>
-      <w:r>
-        <w:rPr>
-          <w:rFonts w:ascii="Charis SIL Regular" w:hAnsi="Charis SIL Regular" w:eastAsia="Charis SIL Regular"/>
-          <w:b w:val="0"/>
-          <w:i w:val="0"/>
-          <w:color w:val="0000FF"/>
-          <w:sz w:val="24"/>
-          <w:u w:val="single"/>
-        </w:rPr>
-        <w:hyperlink r:id="rId23" w:history="1">
-          <w:r>
-            <w:rPr>
-              <w:rStyle w:val="Hyperlink"/>
-            </w:rPr>
-            <w:t>s</w:t>
-          </w:r>
-        </w:hyperlink>
-      </w:r>
-      <w:r>
-        <w:rPr>
-          <w:rFonts w:ascii="Charis SIL Regular" w:hAnsi="Charis SIL Regular" w:eastAsia="Charis SIL Regular"/>
-          <w:b w:val="0"/>
-          <w:i w:val="0"/>
-          <w:color w:val="0000FF"/>
-          <w:sz w:val="24"/>
-          <w:u w:val="single"/>
-        </w:rPr>
-        <w:t xml:space="preserve"> </w:t>
-      </w:r>
-      <w:r>
-        <w:rPr>
-          <w:rFonts w:ascii="Charis SIL Regular" w:hAnsi="Charis SIL Regular" w:eastAsia="Charis SIL Regular"/>
-          <w:b w:val="0"/>
-          <w:i w:val="0"/>
-          <w:color w:val="0000FF"/>
-          <w:sz w:val="24"/>
-          <w:u w:val="single"/>
-        </w:rPr>
-        <w:hyperlink r:id="rId22" w:history="1">
-          <w:r>
-            <w:rPr>
-              <w:rStyle w:val="Hyperlink"/>
-            </w:rPr>
-            <w:t>in</w:t>
-          </w:r>
-        </w:hyperlink>
-      </w:r>
-      <w:r>
-        <w:rPr>
-          <w:rFonts w:ascii="Charis SIL Regular" w:hAnsi="Charis SIL Regular" w:eastAsia="Charis SIL Regular"/>
-          <w:b w:val="0"/>
-          <w:i w:val="0"/>
-          <w:color w:val="0000FF"/>
-          <w:sz w:val="24"/>
-          <w:u w:val="single"/>
-        </w:rPr>
-        <w:t xml:space="preserve"> </w:t>
-      </w:r>
-      <w:r>
-        <w:rPr>
-          <w:rFonts w:ascii="Charis SIL Regular" w:hAnsi="Charis SIL Regular" w:eastAsia="Charis SIL Regular"/>
-          <w:b w:val="0"/>
-          <w:i w:val="0"/>
-          <w:color w:val="0000FF"/>
-          <w:sz w:val="24"/>
-          <w:u w:val="single"/>
-        </w:rPr>
         <w:hyperlink r:id="rId22" w:history="1">
           <w:r>
             <w:rPr>
@@ -3254,7 +3253,7 @@
           <w:sz w:val="24"/>
           <w:u w:val="single"/>
         </w:rPr>
-        <w:hyperlink r:id="rId22" w:history="1">
+        <w:hyperlink r:id="rId23" w:history="1">
           <w:r>
             <w:rPr>
               <w:rStyle w:val="Hyperlink"/>

--- a/EXPORTS/DOCX/published/niveau2/English/Museum.docx
+++ b/EXPORTS/DOCX/published/niveau2/English/Museum.docx
@@ -338,7 +338,7 @@
           <w:sz w:val="24"/>
           <w:u w:val="single"/>
         </w:rPr>
-        <w:hyperlink r:id="rId9" w:history="1">
+        <w:hyperlink r:id="rId10" w:history="1">
           <w:r>
             <w:rPr>
               <w:rStyle w:val="Hyperlink"/>
@@ -403,7 +403,7 @@
           <w:sz w:val="24"/>
           <w:u w:val="single"/>
         </w:rPr>
-        <w:hyperlink r:id="rId10" w:history="1">
+        <w:hyperlink r:id="rId9" w:history="1">
           <w:r>
             <w:rPr>
               <w:rStyle w:val="Hyperlink"/>
@@ -524,7 +524,14 @@
           <w:color w:val="000000"/>
           <w:sz w:val="24"/>
         </w:rPr>
-        <w:t>Leide</w:t>
+        <w:hyperlink r:id="rId10" w:history="1">
+          <w:r>
+            <w:rPr>
+              <w:rStyle w:val="Hyperlink"/>
+            </w:rPr>
+            <w:t>Leide</w:t>
+          </w:r>
+        </w:hyperlink>
       </w:r>
       <w:r>
         <w:rPr>
@@ -865,7 +872,7 @@
           <w:sz w:val="24"/>
           <w:u w:val="single"/>
         </w:rPr>
-        <w:hyperlink r:id="rId11" w:history="1">
+        <w:hyperlink r:id="rId12" w:history="1">
           <w:r>
             <w:rPr>
               <w:rStyle w:val="Hyperlink"/>
@@ -900,7 +907,25 @@
           <w:color w:val="000000"/>
           <w:sz w:val="24"/>
         </w:rPr>
-        <w:t xml:space="preserve"> (Museum of Geography and Ethnology) in Rotterdam in 1</w:t>
+        <w:t xml:space="preserve"> (Museum of Geography and Ethnology) in Rotterdam</w:t>
+      </w:r>
+      <w:r>
+        <w:rPr>
+          <w:u w:val="single" w:color="0000ff"/>
+          <w:rFonts w:ascii="Charis SIL Regular" w:hAnsi="Charis SIL Regular" w:eastAsia="Charis SIL Regular"/>
+          <w:b w:val="0"/>
+          <w:i w:val="0"/>
+          <w:color w:val="000000"/>
+          <w:sz w:val="24"/>
+        </w:rPr>
+        <w:hyperlink r:id="rId12" w:history="1">
+          <w:r>
+            <w:rPr>
+              <w:rStyle w:val="Hyperlink"/>
+            </w:rPr>
+            <w:t xml:space="preserve"> in 1</w:t>
+          </w:r>
+        </w:hyperlink>
       </w:r>
       <w:r>
         <w:rPr>
@@ -1135,7 +1160,35 @@
           <w:color w:val="000000"/>
           <w:sz w:val="24"/>
         </w:rPr>
-        <w:t xml:space="preserve">worldwide decolonisation after the Second </w:t>
+        <w:t>worldwide decolonisation after the</w:t>
+      </w:r>
+      <w:r>
+        <w:rPr>
+          <w:u w:val="single" w:color="0000ff"/>
+          <w:rFonts w:ascii="Charis SIL Regular" w:hAnsi="Charis SIL Regular" w:eastAsia="Charis SIL Regular"/>
+          <w:b w:val="0"/>
+          <w:i w:val="0"/>
+          <w:color w:val="000000"/>
+          <w:sz w:val="24"/>
+        </w:rPr>
+        <w:hyperlink r:id="rId13" w:history="1">
+          <w:r>
+            <w:rPr>
+              <w:rStyle w:val="Hyperlink"/>
+            </w:rPr>
+            <w:t xml:space="preserve"> Second</w:t>
+          </w:r>
+        </w:hyperlink>
+      </w:r>
+      <w:r>
+        <w:rPr>
+          <w:rFonts w:ascii="Charis SIL Regular" w:hAnsi="Charis SIL Regular" w:eastAsia="Charis SIL Regular"/>
+          <w:b w:val="0"/>
+          <w:i w:val="0"/>
+          <w:color w:val="000000"/>
+          <w:sz w:val="24"/>
+        </w:rPr>
+        <w:t xml:space="preserve"> </w:t>
       </w:r>
       <w:r>
         <w:rPr>
@@ -2223,7 +2276,7 @@
           <w:sz w:val="24"/>
           <w:u w:val="single"/>
         </w:rPr>
-        <w:hyperlink r:id="rId20" w:history="1">
+        <w:hyperlink r:id="rId19" w:history="1">
           <w:r>
             <w:rPr>
               <w:rStyle w:val="Hyperlink"/>
@@ -2252,7 +2305,7 @@
           <w:sz w:val="24"/>
           <w:u w:val="single"/>
         </w:rPr>
-        <w:hyperlink r:id="rId20" w:history="1">
+        <w:hyperlink r:id="rId19" w:history="1">
           <w:r>
             <w:rPr>
               <w:rStyle w:val="Hyperlink"/>
@@ -2270,7 +2323,7 @@
           <w:sz w:val="24"/>
           <w:u w:val="single"/>
         </w:rPr>
-        <w:hyperlink r:id="rId20" w:history="1">
+        <w:hyperlink r:id="rId19" w:history="1">
           <w:r>
             <w:rPr>
               <w:rStyle w:val="Hyperlink"/>
@@ -2288,7 +2341,7 @@
           <w:sz w:val="24"/>
           <w:u w:val="single"/>
         </w:rPr>
-        <w:hyperlink r:id="rId20" w:history="1">
+        <w:hyperlink r:id="rId19" w:history="1">
           <w:r>
             <w:rPr>
               <w:rStyle w:val="Hyperlink"/>
@@ -2306,7 +2359,7 @@
           <w:sz w:val="24"/>
           <w:u w:val="single"/>
         </w:rPr>
-        <w:hyperlink r:id="rId20" w:history="1">
+        <w:hyperlink r:id="rId19" w:history="1">
           <w:r>
             <w:rPr>
               <w:rStyle w:val="Hyperlink"/>
@@ -2364,6 +2417,168 @@
           <w:sz w:val="24"/>
           <w:u w:val="single"/>
         </w:rPr>
+        <w:hyperlink r:id="rId19" w:history="1">
+          <w:r>
+            <w:rPr>
+              <w:rStyle w:val="Hyperlink"/>
+            </w:rPr>
+            <w:t>a</w:t>
+          </w:r>
+        </w:hyperlink>
+      </w:r>
+      <w:r>
+        <w:rPr>
+          <w:rFonts w:ascii="Charis SIL Regular" w:hAnsi="Charis SIL Regular" w:eastAsia="Charis SIL Regular"/>
+          <w:b w:val="0"/>
+          <w:i w:val="0"/>
+          <w:color w:val="0000FF"/>
+          <w:sz w:val="24"/>
+          <w:u w:val="single"/>
+        </w:rPr>
+        <w:t xml:space="preserve"> </w:t>
+      </w:r>
+      <w:r>
+        <w:rPr>
+          <w:rFonts w:ascii="Charis SIL Regular" w:hAnsi="Charis SIL Regular" w:eastAsia="Charis SIL Regular"/>
+          <w:b w:val="0"/>
+          <w:i w:val="0"/>
+          <w:color w:val="0000FF"/>
+          <w:sz w:val="24"/>
+          <w:u w:val="single"/>
+        </w:rPr>
+        <w:hyperlink r:id="rId19" w:history="1">
+          <w:r>
+            <w:rPr>
+              <w:rStyle w:val="Hyperlink"/>
+            </w:rPr>
+            <w:t>colonial</w:t>
+          </w:r>
+        </w:hyperlink>
+      </w:r>
+      <w:r>
+        <w:rPr>
+          <w:rFonts w:ascii="Charis SIL Regular" w:hAnsi="Charis SIL Regular" w:eastAsia="Charis SIL Regular"/>
+          <w:b w:val="0"/>
+          <w:i w:val="0"/>
+          <w:color w:val="0000FF"/>
+          <w:sz w:val="24"/>
+          <w:u w:val="single"/>
+        </w:rPr>
+        <w:t xml:space="preserve"> </w:t>
+      </w:r>
+      <w:r>
+        <w:rPr>
+          <w:rFonts w:ascii="Charis SIL Regular" w:hAnsi="Charis SIL Regular" w:eastAsia="Charis SIL Regular"/>
+          <w:b w:val="0"/>
+          <w:i w:val="0"/>
+          <w:color w:val="0000FF"/>
+          <w:sz w:val="24"/>
+          <w:u w:val="single"/>
+        </w:rPr>
+        <w:hyperlink r:id="rId20" w:history="1">
+          <w:r>
+            <w:rPr>
+              <w:rStyle w:val="Hyperlink"/>
+            </w:rPr>
+            <w:t>context</w:t>
+          </w:r>
+        </w:hyperlink>
+      </w:r>
+      <w:r>
+        <w:rPr>
+          <w:rFonts w:ascii="Charis SIL Regular" w:hAnsi="Charis SIL Regular" w:eastAsia="Charis SIL Regular"/>
+          <w:b w:val="0"/>
+          <w:i w:val="0"/>
+          <w:color w:val="000000"/>
+          <w:sz w:val="24"/>
+        </w:rPr>
+        <w:t xml:space="preserve">•  </w:t>
+      </w:r>
+      <w:r>
+        <w:rPr>
+          <w:rFonts w:ascii="Charis SIL Regular" w:hAnsi="Charis SIL Regular" w:eastAsia="Charis SIL Regular"/>
+          <w:b w:val="0"/>
+          <w:i w:val="0"/>
+          <w:color w:val="0000FF"/>
+          <w:sz w:val="24"/>
+          <w:u w:val="single"/>
+        </w:rPr>
+        <w:hyperlink r:id="rId20" w:history="1">
+          <w:r>
+            <w:rPr>
+              <w:rStyle w:val="Hyperlink"/>
+            </w:rPr>
+            <w:t>Arm</w:t>
+          </w:r>
+        </w:hyperlink>
+      </w:r>
+      <w:r>
+        <w:rPr>
+          <w:rFonts w:ascii="Charis SIL Regular" w:hAnsi="Charis SIL Regular" w:eastAsia="Charis SIL Regular"/>
+          <w:b w:val="0"/>
+          <w:i w:val="0"/>
+          <w:color w:val="0000FF"/>
+          <w:sz w:val="24"/>
+          <w:u w:val="single"/>
+        </w:rPr>
+        <w:t xml:space="preserve"> </w:t>
+      </w:r>
+      <w:r>
+        <w:rPr>
+          <w:rFonts w:ascii="Charis SIL Regular" w:hAnsi="Charis SIL Regular" w:eastAsia="Charis SIL Regular"/>
+          <w:b w:val="0"/>
+          <w:i w:val="0"/>
+          <w:color w:val="0000FF"/>
+          <w:sz w:val="24"/>
+          <w:u w:val="single"/>
+        </w:rPr>
+        <w:hyperlink r:id="rId20" w:history="1">
+          <w:r>
+            <w:rPr>
+              <w:rStyle w:val="Hyperlink"/>
+            </w:rPr>
+            <w:t>and</w:t>
+          </w:r>
+        </w:hyperlink>
+      </w:r>
+      <w:r>
+        <w:rPr>
+          <w:rFonts w:ascii="Charis SIL Regular" w:hAnsi="Charis SIL Regular" w:eastAsia="Charis SIL Regular"/>
+          <w:b w:val="0"/>
+          <w:i w:val="0"/>
+          <w:color w:val="0000FF"/>
+          <w:sz w:val="24"/>
+          <w:u w:val="single"/>
+        </w:rPr>
+        <w:t xml:space="preserve"> </w:t>
+      </w:r>
+      <w:r>
+        <w:rPr>
+          <w:rFonts w:ascii="Charis SIL Regular" w:hAnsi="Charis SIL Regular" w:eastAsia="Charis SIL Regular"/>
+          <w:b w:val="0"/>
+          <w:i w:val="0"/>
+          <w:color w:val="0000FF"/>
+          <w:sz w:val="24"/>
+          <w:u w:val="single"/>
+        </w:rPr>
+        <w:hyperlink r:id="rId20" w:history="1">
+          <w:r>
+            <w:rPr>
+              <w:rStyle w:val="Hyperlink"/>
+            </w:rPr>
+            <w:t>n</w:t>
+          </w:r>
+        </w:hyperlink>
+      </w:r>
+      <w:r>
+        <w:rPr>
+          <w:rFonts w:ascii="Charis SIL Regular" w:hAnsi="Charis SIL Regular" w:eastAsia="Charis SIL Regular"/>
+          <w:b w:val="0"/>
+          <w:i w:val="0"/>
+          <w:color w:val="0000FF"/>
+          <w:sz w:val="24"/>
+          <w:u w:val="single"/>
+        </w:rPr>
         <w:hyperlink r:id="rId20" w:history="1">
           <w:r>
             <w:rPr>
@@ -2382,86 +2597,14 @@
           <w:sz w:val="24"/>
           <w:u w:val="single"/>
         </w:rPr>
-        <w:t xml:space="preserve"> </w:t>
-      </w:r>
-      <w:r>
-        <w:rPr>
-          <w:rFonts w:ascii="Charis SIL Regular" w:hAnsi="Charis SIL Regular" w:eastAsia="Charis SIL Regular"/>
-          <w:b w:val="0"/>
-          <w:i w:val="0"/>
-          <w:color w:val="0000FF"/>
-          <w:sz w:val="24"/>
-          <w:u w:val="single"/>
-        </w:rPr>
-        <w:hyperlink r:id="rId19" w:history="1">
-          <w:r>
-            <w:rPr>
-              <w:rStyle w:val="Hyperlink"/>
-            </w:rPr>
-            <w:t>colonial</w:t>
-          </w:r>
-        </w:hyperlink>
-      </w:r>
-      <w:r>
-        <w:rPr>
-          <w:rFonts w:ascii="Charis SIL Regular" w:hAnsi="Charis SIL Regular" w:eastAsia="Charis SIL Regular"/>
-          <w:b w:val="0"/>
-          <w:i w:val="0"/>
-          <w:color w:val="0000FF"/>
-          <w:sz w:val="24"/>
-          <w:u w:val="single"/>
-        </w:rPr>
-        <w:t xml:space="preserve"> </w:t>
-      </w:r>
-      <w:r>
-        <w:rPr>
-          <w:rFonts w:ascii="Charis SIL Regular" w:hAnsi="Charis SIL Regular" w:eastAsia="Charis SIL Regular"/>
-          <w:b w:val="0"/>
-          <w:i w:val="0"/>
-          <w:color w:val="0000FF"/>
-          <w:sz w:val="24"/>
-          <w:u w:val="single"/>
-        </w:rPr>
         <w:hyperlink r:id="rId20" w:history="1">
           <w:r>
             <w:rPr>
               <w:rStyle w:val="Hyperlink"/>
             </w:rPr>
-            <w:t>context</w:t>
+            <w:t>v</w:t>
           </w:r>
         </w:hyperlink>
-      </w:r>
-      <w:r>
-        <w:rPr>
-          <w:rFonts w:ascii="Charis SIL Regular" w:hAnsi="Charis SIL Regular" w:eastAsia="Charis SIL Regular"/>
-          <w:b w:val="0"/>
-          <w:i w:val="0"/>
-          <w:color w:val="000000"/>
-          <w:sz w:val="24"/>
-        </w:rPr>
-        <w:t xml:space="preserve">•  </w:t>
-      </w:r>
-      <w:r>
-        <w:rPr>
-          <w:rFonts w:ascii="Charis SIL Regular" w:hAnsi="Charis SIL Regular" w:eastAsia="Charis SIL Regular"/>
-          <w:b w:val="0"/>
-          <w:i w:val="0"/>
-          <w:color w:val="0000FF"/>
-          <w:sz w:val="24"/>
-          <w:u w:val="single"/>
-        </w:rPr>
-        <w:t>Arm</w:t>
-      </w:r>
-      <w:r>
-        <w:rPr>
-          <w:rFonts w:ascii="Charis SIL Regular" w:hAnsi="Charis SIL Regular" w:eastAsia="Charis SIL Regular"/>
-          <w:b w:val="0"/>
-          <w:i w:val="0"/>
-          <w:color w:val="0000FF"/>
-          <w:sz w:val="24"/>
-          <w:u w:val="single"/>
-        </w:rPr>
-        <w:t xml:space="preserve"> </w:t>
       </w:r>
       <w:r>
         <w:rPr>
@@ -2477,7 +2620,7 @@
             <w:rPr>
               <w:rStyle w:val="Hyperlink"/>
             </w:rPr>
-            <w:t>and</w:t>
+            <w:t>y</w:t>
           </w:r>
         </w:hyperlink>
       </w:r>
@@ -2491,6 +2634,71 @@
           <w:u w:val="single"/>
         </w:rPr>
         <w:t xml:space="preserve"> </w:t>
+      </w:r>
+      <w:r>
+        <w:rPr>
+          <w:rFonts w:ascii="Charis SIL Regular" w:hAnsi="Charis SIL Regular" w:eastAsia="Charis SIL Regular"/>
+          <w:b w:val="0"/>
+          <w:i w:val="0"/>
+          <w:color w:val="0000FF"/>
+          <w:sz w:val="24"/>
+          <w:u w:val="single"/>
+        </w:rPr>
+        <w:hyperlink r:id="rId20" w:history="1">
+          <w:r>
+            <w:rPr>
+              <w:rStyle w:val="Hyperlink"/>
+            </w:rPr>
+            <w:t>perso</w:t>
+          </w:r>
+        </w:hyperlink>
+      </w:r>
+      <w:r>
+        <w:rPr>
+          <w:rFonts w:ascii="Charis SIL Regular" w:hAnsi="Charis SIL Regular" w:eastAsia="Charis SIL Regular"/>
+          <w:b w:val="0"/>
+          <w:i w:val="0"/>
+          <w:color w:val="0000FF"/>
+          <w:sz w:val="24"/>
+          <w:u w:val="single"/>
+        </w:rPr>
+        <w:hyperlink r:id="rId20" w:history="1">
+          <w:r>
+            <w:rPr>
+              <w:rStyle w:val="Hyperlink"/>
+            </w:rPr>
+            <w:t>nnel</w:t>
+          </w:r>
+        </w:hyperlink>
+      </w:r>
+      <w:r>
+        <w:rPr>
+          <w:rFonts w:ascii="Charis SIL Regular" w:hAnsi="Charis SIL Regular" w:eastAsia="Charis SIL Regular"/>
+          <w:b w:val="0"/>
+          <w:i w:val="0"/>
+          <w:color w:val="0000FF"/>
+          <w:sz w:val="24"/>
+          <w:u w:val="single"/>
+        </w:rPr>
+        <w:t xml:space="preserve"> </w:t>
+      </w:r>
+      <w:r>
+        <w:rPr>
+          <w:rFonts w:ascii="Charis SIL Regular" w:hAnsi="Charis SIL Regular" w:eastAsia="Charis SIL Regular"/>
+          <w:b w:val="0"/>
+          <w:i w:val="0"/>
+          <w:color w:val="0000FF"/>
+          <w:sz w:val="24"/>
+          <w:u w:val="single"/>
+        </w:rPr>
+        <w:hyperlink r:id="rId20" w:history="1">
+          <w:r>
+            <w:rPr>
+              <w:rStyle w:val="Hyperlink"/>
+            </w:rPr>
+            <w:t>i</w:t>
+          </w:r>
+        </w:hyperlink>
       </w:r>
       <w:r>
         <w:rPr>
@@ -2519,12 +2727,23 @@
           <w:sz w:val="24"/>
           <w:u w:val="single"/>
         </w:rPr>
+        <w:t xml:space="preserve"> </w:t>
+      </w:r>
+      <w:r>
+        <w:rPr>
+          <w:rFonts w:ascii="Charis SIL Regular" w:hAnsi="Charis SIL Regular" w:eastAsia="Charis SIL Regular"/>
+          <w:b w:val="0"/>
+          <w:i w:val="0"/>
+          <w:color w:val="0000FF"/>
+          <w:sz w:val="24"/>
+          <w:u w:val="single"/>
+        </w:rPr>
         <w:hyperlink r:id="rId20" w:history="1">
           <w:r>
             <w:rPr>
               <w:rStyle w:val="Hyperlink"/>
             </w:rPr>
-            <w:t>a</w:t>
+            <w:t>colonise</w:t>
           </w:r>
         </w:hyperlink>
       </w:r>
@@ -2542,9 +2761,20 @@
             <w:rPr>
               <w:rStyle w:val="Hyperlink"/>
             </w:rPr>
-            <w:t>v</w:t>
+            <w:t>d</w:t>
           </w:r>
         </w:hyperlink>
+      </w:r>
+      <w:r>
+        <w:rPr>
+          <w:rFonts w:ascii="Charis SIL Regular" w:hAnsi="Charis SIL Regular" w:eastAsia="Charis SIL Regular"/>
+          <w:b w:val="0"/>
+          <w:i w:val="0"/>
+          <w:color w:val="0000FF"/>
+          <w:sz w:val="24"/>
+          <w:u w:val="single"/>
+        </w:rPr>
+        <w:t xml:space="preserve"> </w:t>
       </w:r>
       <w:r>
         <w:rPr>
@@ -2560,7 +2790,7 @@
             <w:rPr>
               <w:rStyle w:val="Hyperlink"/>
             </w:rPr>
-            <w:t>y</w:t>
+            <w:t>territo</w:t>
           </w:r>
         </w:hyperlink>
       </w:r>
@@ -2573,23 +2803,12 @@
           <w:sz w:val="24"/>
           <w:u w:val="single"/>
         </w:rPr>
-        <w:t xml:space="preserve"> </w:t>
-      </w:r>
-      <w:r>
-        <w:rPr>
-          <w:rFonts w:ascii="Charis SIL Regular" w:hAnsi="Charis SIL Regular" w:eastAsia="Charis SIL Regular"/>
-          <w:b w:val="0"/>
-          <w:i w:val="0"/>
-          <w:color w:val="0000FF"/>
-          <w:sz w:val="24"/>
-          <w:u w:val="single"/>
-        </w:rPr>
-        <w:hyperlink r:id="rId20" w:history="1">
+        <w:hyperlink r:id="rId21" w:history="1">
           <w:r>
             <w:rPr>
               <w:rStyle w:val="Hyperlink"/>
             </w:rPr>
-            <w:t>perso</w:t>
+            <w:t>ries</w:t>
           </w:r>
         </w:hyperlink>
       </w:r>
@@ -2598,16 +2817,26 @@
           <w:rFonts w:ascii="Charis SIL Regular" w:hAnsi="Charis SIL Regular" w:eastAsia="Charis SIL Regular"/>
           <w:b w:val="0"/>
           <w:i w:val="0"/>
+          <w:color w:val="000000"/>
+          <w:sz w:val="24"/>
+        </w:rPr>
+        <w:t xml:space="preserve">•  </w:t>
+      </w:r>
+      <w:r>
+        <w:rPr>
+          <w:rFonts w:ascii="Charis SIL Regular" w:hAnsi="Charis SIL Regular" w:eastAsia="Charis SIL Regular"/>
+          <w:b w:val="0"/>
+          <w:i w:val="0"/>
           <w:color w:val="0000FF"/>
           <w:sz w:val="24"/>
           <w:u w:val="single"/>
         </w:rPr>
-        <w:hyperlink r:id="rId20" w:history="1">
+        <w:hyperlink r:id="rId21" w:history="1">
           <w:r>
             <w:rPr>
               <w:rStyle w:val="Hyperlink"/>
             </w:rPr>
-            <w:t>nnel</w:t>
+            <w:t>Scie</w:t>
           </w:r>
         </w:hyperlink>
       </w:r>
@@ -2620,7 +2849,32 @@
           <w:sz w:val="24"/>
           <w:u w:val="single"/>
         </w:rPr>
-        <w:t xml:space="preserve"> </w:t>
+        <w:hyperlink r:id="rId21" w:history="1">
+          <w:r>
+            <w:rPr>
+              <w:rStyle w:val="Hyperlink"/>
+            </w:rPr>
+            <w:t>n</w:t>
+          </w:r>
+        </w:hyperlink>
+      </w:r>
+      <w:r>
+        <w:rPr>
+          <w:rFonts w:ascii="Charis SIL Regular" w:hAnsi="Charis SIL Regular" w:eastAsia="Charis SIL Regular"/>
+          <w:b w:val="0"/>
+          <w:i w:val="0"/>
+          <w:color w:val="0000FF"/>
+          <w:sz w:val="24"/>
+          <w:u w:val="single"/>
+        </w:rPr>
+        <w:hyperlink r:id="rId21" w:history="1">
+          <w:r>
+            <w:rPr>
+              <w:rStyle w:val="Hyperlink"/>
+            </w:rPr>
+            <w:t>tif</w:t>
+          </w:r>
+        </w:hyperlink>
       </w:r>
       <w:r>
         <w:rPr>
@@ -2649,164 +2903,6 @@
           <w:sz w:val="24"/>
           <w:u w:val="single"/>
         </w:rPr>
-        <w:hyperlink r:id="rId20" w:history="1">
-          <w:r>
-            <w:rPr>
-              <w:rStyle w:val="Hyperlink"/>
-            </w:rPr>
-            <w:t>n</w:t>
-          </w:r>
-        </w:hyperlink>
-      </w:r>
-      <w:r>
-        <w:rPr>
-          <w:rFonts w:ascii="Charis SIL Regular" w:hAnsi="Charis SIL Regular" w:eastAsia="Charis SIL Regular"/>
-          <w:b w:val="0"/>
-          <w:i w:val="0"/>
-          <w:color w:val="0000FF"/>
-          <w:sz w:val="24"/>
-          <w:u w:val="single"/>
-        </w:rPr>
-        <w:t xml:space="preserve"> </w:t>
-      </w:r>
-      <w:r>
-        <w:rPr>
-          <w:rFonts w:ascii="Charis SIL Regular" w:hAnsi="Charis SIL Regular" w:eastAsia="Charis SIL Regular"/>
-          <w:b w:val="0"/>
-          <w:i w:val="0"/>
-          <w:color w:val="0000FF"/>
-          <w:sz w:val="24"/>
-          <w:u w:val="single"/>
-        </w:rPr>
-        <w:hyperlink r:id="rId21" w:history="1">
-          <w:r>
-            <w:rPr>
-              <w:rStyle w:val="Hyperlink"/>
-            </w:rPr>
-            <w:t>colonise</w:t>
-          </w:r>
-        </w:hyperlink>
-      </w:r>
-      <w:r>
-        <w:rPr>
-          <w:rFonts w:ascii="Charis SIL Regular" w:hAnsi="Charis SIL Regular" w:eastAsia="Charis SIL Regular"/>
-          <w:b w:val="0"/>
-          <w:i w:val="0"/>
-          <w:color w:val="0000FF"/>
-          <w:sz w:val="24"/>
-          <w:u w:val="single"/>
-        </w:rPr>
-        <w:hyperlink r:id="rId21" w:history="1">
-          <w:r>
-            <w:rPr>
-              <w:rStyle w:val="Hyperlink"/>
-            </w:rPr>
-            <w:t>d</w:t>
-          </w:r>
-        </w:hyperlink>
-      </w:r>
-      <w:r>
-        <w:rPr>
-          <w:rFonts w:ascii="Charis SIL Regular" w:hAnsi="Charis SIL Regular" w:eastAsia="Charis SIL Regular"/>
-          <w:b w:val="0"/>
-          <w:i w:val="0"/>
-          <w:color w:val="0000FF"/>
-          <w:sz w:val="24"/>
-          <w:u w:val="single"/>
-        </w:rPr>
-        <w:t xml:space="preserve"> </w:t>
-      </w:r>
-      <w:r>
-        <w:rPr>
-          <w:rFonts w:ascii="Charis SIL Regular" w:hAnsi="Charis SIL Regular" w:eastAsia="Charis SIL Regular"/>
-          <w:b w:val="0"/>
-          <w:i w:val="0"/>
-          <w:color w:val="0000FF"/>
-          <w:sz w:val="24"/>
-          <w:u w:val="single"/>
-        </w:rPr>
-        <w:hyperlink r:id="rId21" w:history="1">
-          <w:r>
-            <w:rPr>
-              <w:rStyle w:val="Hyperlink"/>
-            </w:rPr>
-            <w:t>territo</w:t>
-          </w:r>
-        </w:hyperlink>
-      </w:r>
-      <w:r>
-        <w:rPr>
-          <w:rFonts w:ascii="Charis SIL Regular" w:hAnsi="Charis SIL Regular" w:eastAsia="Charis SIL Regular"/>
-          <w:b w:val="0"/>
-          <w:i w:val="0"/>
-          <w:color w:val="0000FF"/>
-          <w:sz w:val="24"/>
-          <w:u w:val="single"/>
-        </w:rPr>
-        <w:hyperlink r:id="rId21" w:history="1">
-          <w:r>
-            <w:rPr>
-              <w:rStyle w:val="Hyperlink"/>
-            </w:rPr>
-            <w:t>ries</w:t>
-          </w:r>
-        </w:hyperlink>
-      </w:r>
-      <w:r>
-        <w:rPr>
-          <w:rFonts w:ascii="Charis SIL Regular" w:hAnsi="Charis SIL Regular" w:eastAsia="Charis SIL Regular"/>
-          <w:b w:val="0"/>
-          <w:i w:val="0"/>
-          <w:color w:val="000000"/>
-          <w:sz w:val="24"/>
-        </w:rPr>
-        <w:t xml:space="preserve">•  </w:t>
-      </w:r>
-      <w:r>
-        <w:rPr>
-          <w:rFonts w:ascii="Charis SIL Regular" w:hAnsi="Charis SIL Regular" w:eastAsia="Charis SIL Regular"/>
-          <w:b w:val="0"/>
-          <w:i w:val="0"/>
-          <w:color w:val="0000FF"/>
-          <w:sz w:val="24"/>
-          <w:u w:val="single"/>
-        </w:rPr>
-        <w:hyperlink r:id="rId21" w:history="1">
-          <w:r>
-            <w:rPr>
-              <w:rStyle w:val="Hyperlink"/>
-            </w:rPr>
-            <w:t>Scie</w:t>
-          </w:r>
-        </w:hyperlink>
-      </w:r>
-      <w:r>
-        <w:rPr>
-          <w:rFonts w:ascii="Charis SIL Regular" w:hAnsi="Charis SIL Regular" w:eastAsia="Charis SIL Regular"/>
-          <w:b w:val="0"/>
-          <w:i w:val="0"/>
-          <w:color w:val="0000FF"/>
-          <w:sz w:val="24"/>
-          <w:u w:val="single"/>
-        </w:rPr>
-        <w:hyperlink r:id="rId22" w:history="1">
-          <w:r>
-            <w:rPr>
-              <w:rStyle w:val="Hyperlink"/>
-            </w:rPr>
-            <w:t>ntifi</w:t>
-          </w:r>
-        </w:hyperlink>
-      </w:r>
-      <w:r>
-        <w:rPr>
-          <w:rFonts w:ascii="Charis SIL Regular" w:hAnsi="Charis SIL Regular" w:eastAsia="Charis SIL Regular"/>
-          <w:b w:val="0"/>
-          <w:i w:val="0"/>
-          <w:color w:val="0000FF"/>
-          <w:sz w:val="24"/>
-          <w:u w:val="single"/>
-        </w:rPr>
         <w:t>c</w:t>
       </w:r>
       <w:r>
@@ -2923,7 +3019,7 @@
           <w:sz w:val="24"/>
           <w:u w:val="single"/>
         </w:rPr>
-        <w:hyperlink r:id="rId22" w:history="1">
+        <w:hyperlink r:id="rId21" w:history="1">
           <w:r>
             <w:rPr>
               <w:rStyle w:val="Hyperlink"/>
@@ -2941,7 +3037,7 @@
           <w:sz w:val="24"/>
           <w:u w:val="single"/>
         </w:rPr>
-        <w:hyperlink r:id="rId22" w:history="1">
+        <w:hyperlink r:id="rId21" w:history="1">
           <w:r>
             <w:rPr>
               <w:rStyle w:val="Hyperlink"/>
@@ -2959,7 +3055,7 @@
           <w:sz w:val="24"/>
           <w:u w:val="single"/>
         </w:rPr>
-        <w:hyperlink r:id="rId22" w:history="1">
+        <w:hyperlink r:id="rId21" w:history="1">
           <w:r>
             <w:rPr>
               <w:rStyle w:val="Hyperlink"/>
@@ -2977,7 +3073,7 @@
           <w:sz w:val="24"/>
           <w:u w:val="single"/>
         </w:rPr>
-        <w:hyperlink r:id="rId22" w:history="1">
+        <w:hyperlink r:id="rId21" w:history="1">
           <w:r>
             <w:rPr>
               <w:rStyle w:val="Hyperlink"/>
@@ -2995,7 +3091,7 @@
           <w:sz w:val="24"/>
           <w:u w:val="single"/>
         </w:rPr>
-        <w:hyperlink r:id="rId22" w:history="1">
+        <w:hyperlink r:id="rId21" w:history="1">
           <w:r>
             <w:rPr>
               <w:rStyle w:val="Hyperlink"/>
@@ -3024,7 +3120,7 @@
           <w:sz w:val="24"/>
           <w:u w:val="single"/>
         </w:rPr>
-        <w:hyperlink r:id="rId22" w:history="1">
+        <w:hyperlink r:id="rId21" w:history="1">
           <w:r>
             <w:rPr>
               <w:rStyle w:val="Hyperlink"/>
@@ -3042,7 +3138,7 @@
           <w:sz w:val="24"/>
           <w:u w:val="single"/>
         </w:rPr>
-        <w:hyperlink r:id="rId22" w:history="1">
+        <w:hyperlink r:id="rId21" w:history="1">
           <w:r>
             <w:rPr>
               <w:rStyle w:val="Hyperlink"/>
@@ -3060,14 +3156,25 @@
           <w:sz w:val="24"/>
           <w:u w:val="single"/>
         </w:rPr>
-        <w:hyperlink r:id="rId22" w:history="1">
+        <w:hyperlink r:id="rId21" w:history="1">
           <w:r>
             <w:rPr>
               <w:rStyle w:val="Hyperlink"/>
             </w:rPr>
-            <w:t>rie</w:t>
+            <w:t>ri</w:t>
           </w:r>
         </w:hyperlink>
+      </w:r>
+      <w:r>
+        <w:rPr>
+          <w:rFonts w:ascii="Charis SIL Regular" w:hAnsi="Charis SIL Regular" w:eastAsia="Charis SIL Regular"/>
+          <w:b w:val="0"/>
+          <w:i w:val="0"/>
+          <w:color w:val="0000FF"/>
+          <w:sz w:val="24"/>
+          <w:u w:val="single"/>
+        </w:rPr>
+        <w:t>e</w:t>
       </w:r>
       <w:r>
         <w:rPr>
@@ -3166,7 +3273,14 @@
           <w:sz w:val="24"/>
           <w:u w:val="single"/>
         </w:rPr>
-        <w:t>ie</w:t>
+        <w:hyperlink r:id="rId22" w:history="1">
+          <w:r>
+            <w:rPr>
+              <w:rStyle w:val="Hyperlink"/>
+            </w:rPr>
+            <w:t>ie</w:t>
+          </w:r>
+        </w:hyperlink>
       </w:r>
       <w:r>
         <w:rPr>
@@ -3206,7 +3320,7 @@
           <w:sz w:val="24"/>
           <w:u w:val="single"/>
         </w:rPr>
-        <w:hyperlink r:id="rId22" w:history="1">
+        <w:hyperlink r:id="rId23" w:history="1">
           <w:r>
             <w:rPr>
               <w:rStyle w:val="Hyperlink"/>
@@ -3235,7 +3349,7 @@
           <w:sz w:val="24"/>
           <w:u w:val="single"/>
         </w:rPr>
-        <w:hyperlink r:id="rId22" w:history="1">
+        <w:hyperlink r:id="rId23" w:history="1">
           <w:r>
             <w:rPr>
               <w:rStyle w:val="Hyperlink"/>
@@ -3271,7 +3385,7 @@
           <w:sz w:val="24"/>
           <w:u w:val="single"/>
         </w:rPr>
-        <w:hyperlink r:id="rId22" w:history="1">
+        <w:hyperlink r:id="rId23" w:history="1">
           <w:r>
             <w:rPr>
               <w:rStyle w:val="Hyperlink"/>
@@ -3300,7 +3414,7 @@
           <w:sz w:val="24"/>
           <w:u w:val="single"/>
         </w:rPr>
-        <w:hyperlink r:id="rId22" w:history="1">
+        <w:hyperlink r:id="rId23" w:history="1">
           <w:r>
             <w:rPr>
               <w:rStyle w:val="Hyperlink"/>

--- a/EXPORTS/DOCX/published/niveau2/English/Museum.docx
+++ b/EXPORTS/DOCX/published/niveau2/English/Museum.docx
@@ -327,7 +327,14 @@
           <w:color w:val="000000"/>
           <w:sz w:val="24"/>
         </w:rPr>
-        <w:t xml:space="preserve"> the </w:t>
+        <w:hyperlink r:id="rId9" w:history="1">
+          <w:r>
+            <w:rPr>
+              <w:rStyle w:val="Hyperlink"/>
+            </w:rPr>
+            <w:t xml:space="preserve"> the </w:t>
+          </w:r>
+        </w:hyperlink>
       </w:r>
       <w:r>
         <w:rPr>
@@ -338,7 +345,7 @@
           <w:sz w:val="24"/>
           <w:u w:val="single"/>
         </w:rPr>
-        <w:hyperlink r:id="rId10" w:history="1">
+        <w:hyperlink r:id="rId9" w:history="1">
           <w:r>
             <w:rPr>
               <w:rStyle w:val="Hyperlink"/>
@@ -367,7 +374,7 @@
           <w:sz w:val="24"/>
           <w:u w:val="single"/>
         </w:rPr>
-        <w:hyperlink r:id="rId10" w:history="1">
+        <w:hyperlink r:id="rId9" w:history="1">
           <w:r>
             <w:rPr>
               <w:rStyle w:val="Hyperlink"/>
@@ -432,7 +439,7 @@
           <w:sz w:val="24"/>
           <w:u w:val="single"/>
         </w:rPr>
-        <w:hyperlink r:id="rId9" w:history="1">
+        <w:hyperlink r:id="rId10" w:history="1">
           <w:r>
             <w:rPr>
               <w:rStyle w:val="Hyperlink"/>
@@ -450,7 +457,7 @@
           <w:sz w:val="24"/>
           <w:u w:val="single"/>
         </w:rPr>
-        <w:hyperlink r:id="rId9" w:history="1">
+        <w:hyperlink r:id="rId10" w:history="1">
           <w:r>
             <w:rPr>
               <w:rStyle w:val="Hyperlink"/>
@@ -468,7 +475,7 @@
           <w:sz w:val="24"/>
           <w:u w:val="single"/>
         </w:rPr>
-        <w:hyperlink r:id="rId9" w:history="1">
+        <w:hyperlink r:id="rId10" w:history="1">
           <w:r>
             <w:rPr>
               <w:rStyle w:val="Hyperlink"/>
@@ -744,85 +751,19 @@
           <w:i w:val="0"/>
           <w:color w:val="0000FF"/>
           <w:sz w:val="24"/>
+        </w:rPr>
+        <w:t>Museum voor Lan</w:t>
+      </w:r>
+      <w:r>
+        <w:rPr>
+          <w:rFonts w:ascii="Charis SIL Regular" w:hAnsi="Charis SIL Regular" w:eastAsia="Charis SIL Regular"/>
+          <w:b w:val="0"/>
+          <w:i w:val="0"/>
+          <w:color w:val="0000FF"/>
+          <w:sz w:val="24"/>
           <w:u w:val="single"/>
         </w:rPr>
-        <w:hyperlink r:id="rId12" w:history="1">
-          <w:r>
-            <w:rPr>
-              <w:rStyle w:val="Hyperlink"/>
-            </w:rPr>
-            <w:t>Museum</w:t>
-          </w:r>
-        </w:hyperlink>
-      </w:r>
-      <w:r>
-        <w:rPr>
-          <w:rFonts w:ascii="Charis SIL Regular" w:hAnsi="Charis SIL Regular" w:eastAsia="Charis SIL Regular"/>
-          <w:b w:val="0"/>
-          <w:i w:val="0"/>
-          <w:color w:val="0000FF"/>
-          <w:sz w:val="24"/>
-          <w:u w:val="single"/>
-        </w:rPr>
-        <w:t xml:space="preserve"> </w:t>
-      </w:r>
-      <w:r>
-        <w:rPr>
-          <w:rFonts w:ascii="Charis SIL Regular" w:hAnsi="Charis SIL Regular" w:eastAsia="Charis SIL Regular"/>
-          <w:b w:val="0"/>
-          <w:i w:val="0"/>
-          <w:color w:val="0000FF"/>
-          <w:sz w:val="24"/>
-          <w:u w:val="single"/>
-        </w:rPr>
-        <w:hyperlink r:id="rId12" w:history="1">
-          <w:r>
-            <w:rPr>
-              <w:rStyle w:val="Hyperlink"/>
-            </w:rPr>
-            <w:t>voor</w:t>
-          </w:r>
-        </w:hyperlink>
-      </w:r>
-      <w:r>
-        <w:rPr>
-          <w:rFonts w:ascii="Charis SIL Regular" w:hAnsi="Charis SIL Regular" w:eastAsia="Charis SIL Regular"/>
-          <w:b w:val="0"/>
-          <w:i w:val="0"/>
-          <w:color w:val="0000FF"/>
-          <w:sz w:val="24"/>
-          <w:u w:val="single"/>
-        </w:rPr>
-        <w:t xml:space="preserve"> </w:t>
-      </w:r>
-      <w:r>
-        <w:rPr>
-          <w:rFonts w:ascii="Charis SIL Regular" w:hAnsi="Charis SIL Regular" w:eastAsia="Charis SIL Regular"/>
-          <w:b w:val="0"/>
-          <w:i w:val="0"/>
-          <w:color w:val="0000FF"/>
-          <w:sz w:val="24"/>
-          <w:u w:val="single"/>
-        </w:rPr>
-        <w:hyperlink r:id="rId12" w:history="1">
-          <w:r>
-            <w:rPr>
-              <w:rStyle w:val="Hyperlink"/>
-            </w:rPr>
-            <w:t>Lan</w:t>
-          </w:r>
-        </w:hyperlink>
-      </w:r>
-      <w:r>
-        <w:rPr>
-          <w:rFonts w:ascii="Charis SIL Regular" w:hAnsi="Charis SIL Regular" w:eastAsia="Charis SIL Regular"/>
-          <w:b w:val="0"/>
-          <w:i w:val="0"/>
-          <w:color w:val="0000FF"/>
-          <w:sz w:val="24"/>
-          <w:u w:val="single"/>
-        </w:rPr>
-        <w:hyperlink r:id="rId12" w:history="1">
+        <w:hyperlink r:id="rId11" w:history="1">
           <w:r>
             <w:rPr>
               <w:rStyle w:val="Hyperlink"/>
@@ -907,54 +848,7 @@
           <w:color w:val="000000"/>
           <w:sz w:val="24"/>
         </w:rPr>
-        <w:t xml:space="preserve"> (Museum of Geography and Ethnology) in Rotterdam</w:t>
-      </w:r>
-      <w:r>
-        <w:rPr>
-          <w:u w:val="single" w:color="0000ff"/>
-          <w:rFonts w:ascii="Charis SIL Regular" w:hAnsi="Charis SIL Regular" w:eastAsia="Charis SIL Regular"/>
-          <w:b w:val="0"/>
-          <w:i w:val="0"/>
-          <w:color w:val="000000"/>
-          <w:sz w:val="24"/>
-        </w:rPr>
-        <w:hyperlink r:id="rId12" w:history="1">
-          <w:r>
-            <w:rPr>
-              <w:rStyle w:val="Hyperlink"/>
-            </w:rPr>
-            <w:t xml:space="preserve"> in 1</w:t>
-          </w:r>
-        </w:hyperlink>
-      </w:r>
-      <w:r>
-        <w:rPr>
-          <w:u w:val="single" w:color="0000ff"/>
-          <w:rFonts w:ascii="Charis SIL Regular" w:hAnsi="Charis SIL Regular" w:eastAsia="Charis SIL Regular"/>
-          <w:b w:val="0"/>
-          <w:i w:val="0"/>
-          <w:color w:val="000000"/>
-          <w:sz w:val="24"/>
-        </w:rPr>
-        <w:hyperlink r:id="rId12" w:history="1">
-          <w:r>
-            <w:rPr>
-              <w:rStyle w:val="Hyperlink"/>
-            </w:rPr>
-            <w:t xml:space="preserve">885. </w:t>
-          </w:r>
-        </w:hyperlink>
-      </w:r>
-      <w:r>
-        <w:rPr>
-          <w:u w:val="single" w:color="0000ff"/>
-          <w:rFonts w:ascii="Charis SIL Regular" w:hAnsi="Charis SIL Regular" w:eastAsia="Charis SIL Regular"/>
-          <w:b w:val="0"/>
-          <w:i w:val="0"/>
-          <w:color w:val="000000"/>
-          <w:sz w:val="24"/>
-        </w:rPr>
-        <w:t>O</w:t>
+        <w:t xml:space="preserve"> (Museum of Geography and Ethnology) in Rotterdam in 1885. O</w:t>
       </w:r>
       <w:r>
         <w:rPr>
@@ -3161,20 +3055,9 @@
             <w:rPr>
               <w:rStyle w:val="Hyperlink"/>
             </w:rPr>
-            <w:t>ri</w:t>
+            <w:t>rie</w:t>
           </w:r>
         </w:hyperlink>
-      </w:r>
-      <w:r>
-        <w:rPr>
-          <w:rFonts w:ascii="Charis SIL Regular" w:hAnsi="Charis SIL Regular" w:eastAsia="Charis SIL Regular"/>
-          <w:b w:val="0"/>
-          <w:i w:val="0"/>
-          <w:color w:val="0000FF"/>
-          <w:sz w:val="24"/>
-          <w:u w:val="single"/>
-        </w:rPr>
-        <w:t>e</w:t>
       </w:r>
       <w:r>
         <w:rPr>
@@ -3320,7 +3203,7 @@
           <w:sz w:val="24"/>
           <w:u w:val="single"/>
         </w:rPr>
-        <w:hyperlink r:id="rId23" w:history="1">
+        <w:hyperlink r:id="rId22" w:history="1">
           <w:r>
             <w:rPr>
               <w:rStyle w:val="Hyperlink"/>
@@ -3349,7 +3232,7 @@
           <w:sz w:val="24"/>
           <w:u w:val="single"/>
         </w:rPr>
-        <w:hyperlink r:id="rId23" w:history="1">
+        <w:hyperlink r:id="rId22" w:history="1">
           <w:r>
             <w:rPr>
               <w:rStyle w:val="Hyperlink"/>
@@ -3367,7 +3250,7 @@
           <w:sz w:val="24"/>
           <w:u w:val="single"/>
         </w:rPr>
-        <w:hyperlink r:id="rId23" w:history="1">
+        <w:hyperlink r:id="rId22" w:history="1">
           <w:r>
             <w:rPr>
               <w:rStyle w:val="Hyperlink"/>
@@ -3385,7 +3268,7 @@
           <w:sz w:val="24"/>
           <w:u w:val="single"/>
         </w:rPr>
-        <w:hyperlink r:id="rId23" w:history="1">
+        <w:hyperlink r:id="rId22" w:history="1">
           <w:r>
             <w:rPr>
               <w:rStyle w:val="Hyperlink"/>
@@ -3414,7 +3297,7 @@
           <w:sz w:val="24"/>
           <w:u w:val="single"/>
         </w:rPr>
-        <w:hyperlink r:id="rId23" w:history="1">
+        <w:hyperlink r:id="rId22" w:history="1">
           <w:r>
             <w:rPr>
               <w:rStyle w:val="Hyperlink"/>

--- a/EXPORTS/DOCX/published/niveau2/English/Museum.docx
+++ b/EXPORTS/DOCX/published/niveau2/English/Museum.docx
@@ -439,7 +439,7 @@
           <w:sz w:val="24"/>
           <w:u w:val="single"/>
         </w:rPr>
-        <w:hyperlink r:id="rId10" w:history="1">
+        <w:hyperlink r:id="rId9" w:history="1">
           <w:r>
             <w:rPr>
               <w:rStyle w:val="Hyperlink"/>
@@ -457,7 +457,7 @@
           <w:sz w:val="24"/>
           <w:u w:val="single"/>
         </w:rPr>
-        <w:hyperlink r:id="rId10" w:history="1">
+        <w:hyperlink r:id="rId9" w:history="1">
           <w:r>
             <w:rPr>
               <w:rStyle w:val="Hyperlink"/>
@@ -475,7 +475,7 @@
           <w:sz w:val="24"/>
           <w:u w:val="single"/>
         </w:rPr>
-        <w:hyperlink r:id="rId10" w:history="1">
+        <w:hyperlink r:id="rId9" w:history="1">
           <w:r>
             <w:rPr>
               <w:rStyle w:val="Hyperlink"/>
@@ -751,8 +751,16 @@
           <w:i w:val="0"/>
           <w:color w:val="0000FF"/>
           <w:sz w:val="24"/>
-        </w:rPr>
-        <w:t>Museum voor Lan</w:t>
+          <w:u w:val="single"/>
+        </w:rPr>
+        <w:hyperlink r:id="rId12" w:history="1">
+          <w:r>
+            <w:rPr>
+              <w:rStyle w:val="Hyperlink"/>
+            </w:rPr>
+            <w:t>Museum</w:t>
+          </w:r>
+        </w:hyperlink>
       </w:r>
       <w:r>
         <w:rPr>
@@ -763,7 +771,65 @@
           <w:sz w:val="24"/>
           <w:u w:val="single"/>
         </w:rPr>
-        <w:hyperlink r:id="rId11" w:history="1">
+        <w:t xml:space="preserve"> </w:t>
+      </w:r>
+      <w:r>
+        <w:rPr>
+          <w:rFonts w:ascii="Charis SIL Regular" w:hAnsi="Charis SIL Regular" w:eastAsia="Charis SIL Regular"/>
+          <w:b w:val="0"/>
+          <w:i w:val="0"/>
+          <w:color w:val="0000FF"/>
+          <w:sz w:val="24"/>
+          <w:u w:val="single"/>
+        </w:rPr>
+        <w:hyperlink r:id="rId12" w:history="1">
+          <w:r>
+            <w:rPr>
+              <w:rStyle w:val="Hyperlink"/>
+            </w:rPr>
+            <w:t>voor</w:t>
+          </w:r>
+        </w:hyperlink>
+      </w:r>
+      <w:r>
+        <w:rPr>
+          <w:rFonts w:ascii="Charis SIL Regular" w:hAnsi="Charis SIL Regular" w:eastAsia="Charis SIL Regular"/>
+          <w:b w:val="0"/>
+          <w:i w:val="0"/>
+          <w:color w:val="0000FF"/>
+          <w:sz w:val="24"/>
+          <w:u w:val="single"/>
+        </w:rPr>
+        <w:t xml:space="preserve"> </w:t>
+      </w:r>
+      <w:r>
+        <w:rPr>
+          <w:rFonts w:ascii="Charis SIL Regular" w:hAnsi="Charis SIL Regular" w:eastAsia="Charis SIL Regular"/>
+          <w:b w:val="0"/>
+          <w:i w:val="0"/>
+          <w:color w:val="0000FF"/>
+          <w:sz w:val="24"/>
+          <w:u w:val="single"/>
+        </w:rPr>
+        <w:hyperlink r:id="rId12" w:history="1">
+          <w:r>
+            <w:rPr>
+              <w:rStyle w:val="Hyperlink"/>
+            </w:rPr>
+            <w:t>Lan</w:t>
+          </w:r>
+        </w:hyperlink>
+      </w:r>
+      <w:r>
+        <w:rPr>
+          <w:rFonts w:ascii="Charis SIL Regular" w:hAnsi="Charis SIL Regular" w:eastAsia="Charis SIL Regular"/>
+          <w:b w:val="0"/>
+          <w:i w:val="0"/>
+          <w:color w:val="0000FF"/>
+          <w:sz w:val="24"/>
+          <w:u w:val="single"/>
+        </w:rPr>
+        <w:hyperlink r:id="rId12" w:history="1">
           <w:r>
             <w:rPr>
               <w:rStyle w:val="Hyperlink"/>
@@ -813,7 +879,7 @@
           <w:sz w:val="24"/>
           <w:u w:val="single"/>
         </w:rPr>
-        <w:hyperlink r:id="rId12" w:history="1">
+        <w:hyperlink r:id="rId11" w:history="1">
           <w:r>
             <w:rPr>
               <w:rStyle w:val="Hyperlink"/>
@@ -848,7 +914,93 @@
           <w:color w:val="000000"/>
           <w:sz w:val="24"/>
         </w:rPr>
-        <w:t xml:space="preserve"> (Museum of Geography and Ethnology) in Rotterdam in 1885. O</w:t>
+        <w:t xml:space="preserve"> (Museum of Geography and Ethnology) in </w:t>
+      </w:r>
+      <w:r>
+        <w:rPr>
+          <w:u w:val="single" w:color="0000ff"/>
+          <w:rFonts w:ascii="Charis SIL Regular" w:hAnsi="Charis SIL Regular" w:eastAsia="Charis SIL Regular"/>
+          <w:b w:val="0"/>
+          <w:i w:val="0"/>
+          <w:color w:val="000000"/>
+          <w:sz w:val="24"/>
+        </w:rPr>
+        <w:t>R</w:t>
+      </w:r>
+      <w:r>
+        <w:rPr>
+          <w:u w:val="single" w:color="0000ff"/>
+          <w:rFonts w:ascii="Charis SIL Regular" w:hAnsi="Charis SIL Regular" w:eastAsia="Charis SIL Regular"/>
+          <w:b w:val="0"/>
+          <w:i w:val="0"/>
+          <w:color w:val="000000"/>
+          <w:sz w:val="24"/>
+        </w:rPr>
+        <w:hyperlink r:id="rId12" w:history="1">
+          <w:r>
+            <w:rPr>
+              <w:rStyle w:val="Hyperlink"/>
+            </w:rPr>
+            <w:t>otterda</w:t>
+          </w:r>
+        </w:hyperlink>
+      </w:r>
+      <w:r>
+        <w:rPr>
+          <w:rFonts w:ascii="Charis SIL Regular" w:hAnsi="Charis SIL Regular" w:eastAsia="Charis SIL Regular"/>
+          <w:b w:val="0"/>
+          <w:i w:val="0"/>
+          <w:color w:val="000000"/>
+          <w:sz w:val="24"/>
+        </w:rPr>
+        <w:t>m</w:t>
+      </w:r>
+      <w:r>
+        <w:rPr>
+          <w:u w:val="single" w:color="0000ff"/>
+          <w:rFonts w:ascii="Charis SIL Regular" w:hAnsi="Charis SIL Regular" w:eastAsia="Charis SIL Regular"/>
+          <w:b w:val="0"/>
+          <w:i w:val="0"/>
+          <w:color w:val="000000"/>
+          <w:sz w:val="24"/>
+        </w:rPr>
+        <w:hyperlink r:id="rId12" w:history="1">
+          <w:r>
+            <w:rPr>
+              <w:rStyle w:val="Hyperlink"/>
+            </w:rPr>
+            <w:t xml:space="preserve"> in 1</w:t>
+          </w:r>
+        </w:hyperlink>
+      </w:r>
+      <w:r>
+        <w:rPr>
+          <w:u w:val="single" w:color="0000ff"/>
+          <w:rFonts w:ascii="Charis SIL Regular" w:hAnsi="Charis SIL Regular" w:eastAsia="Charis SIL Regular"/>
+          <w:b w:val="0"/>
+          <w:i w:val="0"/>
+          <w:color w:val="000000"/>
+          <w:sz w:val="24"/>
+        </w:rPr>
+        <w:hyperlink r:id="rId12" w:history="1">
+          <w:r>
+            <w:rPr>
+              <w:rStyle w:val="Hyperlink"/>
+            </w:rPr>
+            <w:t xml:space="preserve">885. </w:t>
+          </w:r>
+        </w:hyperlink>
+      </w:r>
+      <w:r>
+        <w:rPr>
+          <w:u w:val="single" w:color="0000ff"/>
+          <w:rFonts w:ascii="Charis SIL Regular" w:hAnsi="Charis SIL Regular" w:eastAsia="Charis SIL Regular"/>
+          <w:b w:val="0"/>
+          <w:i w:val="0"/>
+          <w:color w:val="000000"/>
+          <w:sz w:val="24"/>
+        </w:rPr>
+        <w:t>O</w:t>
       </w:r>
       <w:r>
         <w:rPr>
@@ -3055,9 +3207,20 @@
             <w:rPr>
               <w:rStyle w:val="Hyperlink"/>
             </w:rPr>
-            <w:t>rie</w:t>
+            <w:t>ri</w:t>
           </w:r>
         </w:hyperlink>
+      </w:r>
+      <w:r>
+        <w:rPr>
+          <w:rFonts w:ascii="Charis SIL Regular" w:hAnsi="Charis SIL Regular" w:eastAsia="Charis SIL Regular"/>
+          <w:b w:val="0"/>
+          <w:i w:val="0"/>
+          <w:color w:val="0000FF"/>
+          <w:sz w:val="24"/>
+          <w:u w:val="single"/>
+        </w:rPr>
+        <w:t>e</w:t>
       </w:r>
       <w:r>
         <w:rPr>

--- a/EXPORTS/DOCX/published/niveau2/English/Museum.docx
+++ b/EXPORTS/DOCX/published/niveau2/English/Museum.docx
@@ -392,14 +392,7 @@
           <w:sz w:val="24"/>
           <w:u w:val="single"/>
         </w:rPr>
-        <w:hyperlink r:id="rId9" w:history="1">
-          <w:r>
-            <w:rPr>
-              <w:rStyle w:val="Hyperlink"/>
-            </w:rPr>
-            <w:t>ogra</w:t>
-          </w:r>
-        </w:hyperlink>
+        <w:t>ogra</w:t>
       </w:r>
       <w:r>
         <w:rPr>
@@ -457,7 +450,7 @@
           <w:sz w:val="24"/>
           <w:u w:val="single"/>
         </w:rPr>
-        <w:hyperlink r:id="rId9" w:history="1">
+        <w:hyperlink r:id="rId10" w:history="1">
           <w:r>
             <w:rPr>
               <w:rStyle w:val="Hyperlink"/>
@@ -475,7 +468,7 @@
           <w:sz w:val="24"/>
           <w:u w:val="single"/>
         </w:rPr>
-        <w:hyperlink r:id="rId9" w:history="1">
+        <w:hyperlink r:id="rId10" w:history="1">
           <w:r>
             <w:rPr>
               <w:rStyle w:val="Hyperlink"/>
@@ -947,6 +940,7 @@
       </w:r>
       <w:r>
         <w:rPr>
+          <w:u w:val="single" w:color="0000ff"/>
           <w:rFonts w:ascii="Charis SIL Regular" w:hAnsi="Charis SIL Regular" w:eastAsia="Charis SIL Regular"/>
           <w:b w:val="0"/>
           <w:i w:val="0"/>
@@ -2351,7 +2345,7 @@
           <w:sz w:val="24"/>
           <w:u w:val="single"/>
         </w:rPr>
-        <w:hyperlink r:id="rId19" w:history="1">
+        <w:hyperlink r:id="rId20" w:history="1">
           <w:r>
             <w:rPr>
               <w:rStyle w:val="Hyperlink"/>
@@ -2387,7 +2381,7 @@
           <w:sz w:val="24"/>
           <w:u w:val="single"/>
         </w:rPr>
-        <w:hyperlink r:id="rId19" w:history="1">
+        <w:hyperlink r:id="rId20" w:history="1">
           <w:r>
             <w:rPr>
               <w:rStyle w:val="Hyperlink"/>
@@ -2432,14 +2426,13 @@
           <w:i w:val="0"/>
           <w:color w:val="0000FF"/>
           <w:sz w:val="24"/>
-          <w:u w:val="single"/>
         </w:rPr>
         <w:hyperlink r:id="rId19" w:history="1">
           <w:r>
             <w:rPr>
               <w:rStyle w:val="Hyperlink"/>
             </w:rPr>
-            <w:t>form</w:t>
+            <w:t xml:space="preserve">form </w:t>
           </w:r>
         </w:hyperlink>
       </w:r>
@@ -2450,20 +2443,8 @@
           <w:i w:val="0"/>
           <w:color w:val="0000FF"/>
           <w:sz w:val="24"/>
-          <w:u w:val="single"/>
-        </w:rPr>
-        <w:t xml:space="preserve"> </w:t>
-      </w:r>
-      <w:r>
-        <w:rPr>
-          <w:rFonts w:ascii="Charis SIL Regular" w:hAnsi="Charis SIL Regular" w:eastAsia="Charis SIL Regular"/>
-          <w:b w:val="0"/>
-          <w:i w:val="0"/>
-          <w:color w:val="0000FF"/>
-          <w:sz w:val="24"/>
-          <w:u w:val="single"/>
-        </w:rPr>
-        <w:hyperlink r:id="rId19" w:history="1">
+        </w:rPr>
+        <w:hyperlink r:id="rId20" w:history="1">
           <w:r>
             <w:rPr>
               <w:rStyle w:val="Hyperlink"/>
@@ -2547,16 +2528,8 @@
           <w:i w:val="0"/>
           <w:color w:val="0000FF"/>
           <w:sz w:val="24"/>
-          <w:u w:val="single"/>
-        </w:rPr>
-        <w:hyperlink r:id="rId20" w:history="1">
-          <w:r>
-            <w:rPr>
-              <w:rStyle w:val="Hyperlink"/>
-            </w:rPr>
-            <w:t>Arm</w:t>
-          </w:r>
-        </w:hyperlink>
+        </w:rPr>
+        <w:t xml:space="preserve">Arm and navy </w:t>
       </w:r>
       <w:r>
         <w:rPr>
@@ -2567,130 +2540,7 @@
           <w:sz w:val="24"/>
           <w:u w:val="single"/>
         </w:rPr>
-        <w:t xml:space="preserve"> </w:t>
-      </w:r>
-      <w:r>
-        <w:rPr>
-          <w:rFonts w:ascii="Charis SIL Regular" w:hAnsi="Charis SIL Regular" w:eastAsia="Charis SIL Regular"/>
-          <w:b w:val="0"/>
-          <w:i w:val="0"/>
-          <w:color w:val="0000FF"/>
-          <w:sz w:val="24"/>
-          <w:u w:val="single"/>
-        </w:rPr>
-        <w:hyperlink r:id="rId20" w:history="1">
-          <w:r>
-            <w:rPr>
-              <w:rStyle w:val="Hyperlink"/>
-            </w:rPr>
-            <w:t>and</w:t>
-          </w:r>
-        </w:hyperlink>
-      </w:r>
-      <w:r>
-        <w:rPr>
-          <w:rFonts w:ascii="Charis SIL Regular" w:hAnsi="Charis SIL Regular" w:eastAsia="Charis SIL Regular"/>
-          <w:b w:val="0"/>
-          <w:i w:val="0"/>
-          <w:color w:val="0000FF"/>
-          <w:sz w:val="24"/>
-          <w:u w:val="single"/>
-        </w:rPr>
-        <w:t xml:space="preserve"> </w:t>
-      </w:r>
-      <w:r>
-        <w:rPr>
-          <w:rFonts w:ascii="Charis SIL Regular" w:hAnsi="Charis SIL Regular" w:eastAsia="Charis SIL Regular"/>
-          <w:b w:val="0"/>
-          <w:i w:val="0"/>
-          <w:color w:val="0000FF"/>
-          <w:sz w:val="24"/>
-          <w:u w:val="single"/>
-        </w:rPr>
-        <w:hyperlink r:id="rId20" w:history="1">
-          <w:r>
-            <w:rPr>
-              <w:rStyle w:val="Hyperlink"/>
-            </w:rPr>
-            <w:t>n</w:t>
-          </w:r>
-        </w:hyperlink>
-      </w:r>
-      <w:r>
-        <w:rPr>
-          <w:rFonts w:ascii="Charis SIL Regular" w:hAnsi="Charis SIL Regular" w:eastAsia="Charis SIL Regular"/>
-          <w:b w:val="0"/>
-          <w:i w:val="0"/>
-          <w:color w:val="0000FF"/>
-          <w:sz w:val="24"/>
-          <w:u w:val="single"/>
-        </w:rPr>
-        <w:hyperlink r:id="rId20" w:history="1">
-          <w:r>
-            <w:rPr>
-              <w:rStyle w:val="Hyperlink"/>
-            </w:rPr>
-            <w:t>a</w:t>
-          </w:r>
-        </w:hyperlink>
-      </w:r>
-      <w:r>
-        <w:rPr>
-          <w:rFonts w:ascii="Charis SIL Regular" w:hAnsi="Charis SIL Regular" w:eastAsia="Charis SIL Regular"/>
-          <w:b w:val="0"/>
-          <w:i w:val="0"/>
-          <w:color w:val="0000FF"/>
-          <w:sz w:val="24"/>
-          <w:u w:val="single"/>
-        </w:rPr>
-        <w:hyperlink r:id="rId20" w:history="1">
-          <w:r>
-            <w:rPr>
-              <w:rStyle w:val="Hyperlink"/>
-            </w:rPr>
-            <w:t>v</w:t>
-          </w:r>
-        </w:hyperlink>
-      </w:r>
-      <w:r>
-        <w:rPr>
-          <w:rFonts w:ascii="Charis SIL Regular" w:hAnsi="Charis SIL Regular" w:eastAsia="Charis SIL Regular"/>
-          <w:b w:val="0"/>
-          <w:i w:val="0"/>
-          <w:color w:val="0000FF"/>
-          <w:sz w:val="24"/>
-          <w:u w:val="single"/>
-        </w:rPr>
-        <w:hyperlink r:id="rId20" w:history="1">
-          <w:r>
-            <w:rPr>
-              <w:rStyle w:val="Hyperlink"/>
-            </w:rPr>
-            <w:t>y</w:t>
-          </w:r>
-        </w:hyperlink>
-      </w:r>
-      <w:r>
-        <w:rPr>
-          <w:rFonts w:ascii="Charis SIL Regular" w:hAnsi="Charis SIL Regular" w:eastAsia="Charis SIL Regular"/>
-          <w:b w:val="0"/>
-          <w:i w:val="0"/>
-          <w:color w:val="0000FF"/>
-          <w:sz w:val="24"/>
-          <w:u w:val="single"/>
-        </w:rPr>
-        <w:t xml:space="preserve"> </w:t>
-      </w:r>
-      <w:r>
-        <w:rPr>
-          <w:rFonts w:ascii="Charis SIL Regular" w:hAnsi="Charis SIL Regular" w:eastAsia="Charis SIL Regular"/>
-          <w:b w:val="0"/>
-          <w:i w:val="0"/>
-          <w:color w:val="0000FF"/>
-          <w:sz w:val="24"/>
-          <w:u w:val="single"/>
-        </w:rPr>
-        <w:hyperlink r:id="rId20" w:history="1">
+        <w:hyperlink r:id="rId21" w:history="1">
           <w:r>
             <w:rPr>
               <w:rStyle w:val="Hyperlink"/>
@@ -2708,7 +2558,7 @@
           <w:sz w:val="24"/>
           <w:u w:val="single"/>
         </w:rPr>
-        <w:hyperlink r:id="rId20" w:history="1">
+        <w:hyperlink r:id="rId21" w:history="1">
           <w:r>
             <w:rPr>
               <w:rStyle w:val="Hyperlink"/>
@@ -2735,16 +2585,8 @@
           <w:i w:val="0"/>
           <w:color w:val="0000FF"/>
           <w:sz w:val="24"/>
-          <w:u w:val="single"/>
-        </w:rPr>
-        <w:hyperlink r:id="rId20" w:history="1">
-          <w:r>
-            <w:rPr>
-              <w:rStyle w:val="Hyperlink"/>
-            </w:rPr>
-            <w:t>i</w:t>
-          </w:r>
-        </w:hyperlink>
+        </w:rPr>
+        <w:t>in</w:t>
       </w:r>
       <w:r>
         <w:rPr>
@@ -2755,14 +2597,7 @@
           <w:sz w:val="24"/>
           <w:u w:val="single"/>
         </w:rPr>
-        <w:hyperlink r:id="rId20" w:history="1">
-          <w:r>
-            <w:rPr>
-              <w:rStyle w:val="Hyperlink"/>
-            </w:rPr>
-            <w:t>n</w:t>
-          </w:r>
-        </w:hyperlink>
+        <w:t xml:space="preserve"> </w:t>
       </w:r>
       <w:r>
         <w:rPr>
@@ -2773,18 +2608,7 @@
           <w:sz w:val="24"/>
           <w:u w:val="single"/>
         </w:rPr>
-        <w:t xml:space="preserve"> </w:t>
-      </w:r>
-      <w:r>
-        <w:rPr>
-          <w:rFonts w:ascii="Charis SIL Regular" w:hAnsi="Charis SIL Regular" w:eastAsia="Charis SIL Regular"/>
-          <w:b w:val="0"/>
-          <w:i w:val="0"/>
-          <w:color w:val="0000FF"/>
-          <w:sz w:val="24"/>
-          <w:u w:val="single"/>
-        </w:rPr>
-        <w:hyperlink r:id="rId20" w:history="1">
+        <w:hyperlink r:id="rId21" w:history="1">
           <w:r>
             <w:rPr>
               <w:rStyle w:val="Hyperlink"/>
@@ -2802,7 +2626,7 @@
           <w:sz w:val="24"/>
           <w:u w:val="single"/>
         </w:rPr>
-        <w:hyperlink r:id="rId20" w:history="1">
+        <w:hyperlink r:id="rId21" w:history="1">
           <w:r>
             <w:rPr>
               <w:rStyle w:val="Hyperlink"/>
@@ -2831,7 +2655,7 @@
           <w:sz w:val="24"/>
           <w:u w:val="single"/>
         </w:rPr>
-        <w:hyperlink r:id="rId20" w:history="1">
+        <w:hyperlink r:id="rId21" w:history="1">
           <w:r>
             <w:rPr>
               <w:rStyle w:val="Hyperlink"/>
@@ -2877,14 +2701,17 @@
           <w:sz w:val="24"/>
           <w:u w:val="single"/>
         </w:rPr>
-        <w:hyperlink r:id="rId21" w:history="1">
-          <w:r>
-            <w:rPr>
-              <w:rStyle w:val="Hyperlink"/>
-            </w:rPr>
-            <w:t>Scie</w:t>
-          </w:r>
-        </w:hyperlink>
+        <w:t>Scientifi</w:t>
+      </w:r>
+      <w:r>
+        <w:rPr>
+          <w:rFonts w:ascii="Charis SIL Regular" w:hAnsi="Charis SIL Regular" w:eastAsia="Charis SIL Regular"/>
+          <w:b w:val="0"/>
+          <w:i w:val="0"/>
+          <w:color w:val="0000FF"/>
+          <w:sz w:val="24"/>
+        </w:rPr>
+        <w:t>c</w:t>
       </w:r>
       <w:r>
         <w:rPr>
@@ -2895,14 +2722,7 @@
           <w:sz w:val="24"/>
           <w:u w:val="single"/>
         </w:rPr>
-        <w:hyperlink r:id="rId21" w:history="1">
-          <w:r>
-            <w:rPr>
-              <w:rStyle w:val="Hyperlink"/>
-            </w:rPr>
-            <w:t>n</w:t>
-          </w:r>
-        </w:hyperlink>
+        <w:t xml:space="preserve"> </w:t>
       </w:r>
       <w:r>
         <w:rPr>
@@ -2913,65 +2733,7 @@
           <w:sz w:val="24"/>
           <w:u w:val="single"/>
         </w:rPr>
-        <w:hyperlink r:id="rId21" w:history="1">
-          <w:r>
-            <w:rPr>
-              <w:rStyle w:val="Hyperlink"/>
-            </w:rPr>
-            <w:t>tif</w:t>
-          </w:r>
-        </w:hyperlink>
-      </w:r>
-      <w:r>
-        <w:rPr>
-          <w:rFonts w:ascii="Charis SIL Regular" w:hAnsi="Charis SIL Regular" w:eastAsia="Charis SIL Regular"/>
-          <w:b w:val="0"/>
-          <w:i w:val="0"/>
-          <w:color w:val="0000FF"/>
-          <w:sz w:val="24"/>
-          <w:u w:val="single"/>
-        </w:rPr>
-        <w:hyperlink r:id="rId21" w:history="1">
-          <w:r>
-            <w:rPr>
-              <w:rStyle w:val="Hyperlink"/>
-            </w:rPr>
-            <w:t>i</w:t>
-          </w:r>
-        </w:hyperlink>
-      </w:r>
-      <w:r>
-        <w:rPr>
-          <w:rFonts w:ascii="Charis SIL Regular" w:hAnsi="Charis SIL Regular" w:eastAsia="Charis SIL Regular"/>
-          <w:b w:val="0"/>
-          <w:i w:val="0"/>
-          <w:color w:val="0000FF"/>
-          <w:sz w:val="24"/>
-          <w:u w:val="single"/>
-        </w:rPr>
-        <w:t>c</w:t>
-      </w:r>
-      <w:r>
-        <w:rPr>
-          <w:rFonts w:ascii="Charis SIL Regular" w:hAnsi="Charis SIL Regular" w:eastAsia="Charis SIL Regular"/>
-          <w:b w:val="0"/>
-          <w:i w:val="0"/>
-          <w:color w:val="0000FF"/>
-          <w:sz w:val="24"/>
-          <w:u w:val="single"/>
-        </w:rPr>
-        <w:t xml:space="preserve"> </w:t>
-      </w:r>
-      <w:r>
-        <w:rPr>
-          <w:rFonts w:ascii="Charis SIL Regular" w:hAnsi="Charis SIL Regular" w:eastAsia="Charis SIL Regular"/>
-          <w:b w:val="0"/>
-          <w:i w:val="0"/>
-          <w:color w:val="0000FF"/>
-          <w:sz w:val="24"/>
-          <w:u w:val="single"/>
-        </w:rPr>
-        <w:hyperlink r:id="rId21" w:history="1">
+        <w:hyperlink r:id="rId22" w:history="1">
           <w:r>
             <w:rPr>
               <w:rStyle w:val="Hyperlink"/>
@@ -3036,7 +2798,7 @@
           <w:sz w:val="24"/>
           <w:u w:val="single"/>
         </w:rPr>
-        <w:hyperlink r:id="rId21" w:history="1">
+        <w:hyperlink r:id="rId22" w:history="1">
           <w:r>
             <w:rPr>
               <w:rStyle w:val="Hyperlink"/>
@@ -3065,7 +2827,7 @@
           <w:sz w:val="24"/>
           <w:u w:val="single"/>
         </w:rPr>
-        <w:hyperlink r:id="rId21" w:history="1">
+        <w:hyperlink r:id="rId22" w:history="1">
           <w:r>
             <w:rPr>
               <w:rStyle w:val="Hyperlink"/>
@@ -3101,7 +2863,7 @@
           <w:sz w:val="24"/>
           <w:u w:val="single"/>
         </w:rPr>
-        <w:hyperlink r:id="rId21" w:history="1">
+        <w:hyperlink r:id="rId22" w:history="1">
           <w:r>
             <w:rPr>
               <w:rStyle w:val="Hyperlink"/>
@@ -3119,7 +2881,7 @@
           <w:sz w:val="24"/>
           <w:u w:val="single"/>
         </w:rPr>
-        <w:hyperlink r:id="rId21" w:history="1">
+        <w:hyperlink r:id="rId22" w:history="1">
           <w:r>
             <w:rPr>
               <w:rStyle w:val="Hyperlink"/>
@@ -3137,7 +2899,7 @@
           <w:sz w:val="24"/>
           <w:u w:val="single"/>
         </w:rPr>
-        <w:hyperlink r:id="rId21" w:history="1">
+        <w:hyperlink r:id="rId22" w:history="1">
           <w:r>
             <w:rPr>
               <w:rStyle w:val="Hyperlink"/>
@@ -3184,7 +2946,7 @@
           <w:sz w:val="24"/>
           <w:u w:val="single"/>
         </w:rPr>
-        <w:hyperlink r:id="rId21" w:history="1">
+        <w:hyperlink r:id="rId22" w:history="1">
           <w:r>
             <w:rPr>
               <w:rStyle w:val="Hyperlink"/>
@@ -3207,9 +2969,22 @@
             <w:rPr>
               <w:rStyle w:val="Hyperlink"/>
             </w:rPr>
-            <w:t>ri</w:t>
+            <w:t>ries</w:t>
           </w:r>
         </w:hyperlink>
+      </w:r>
+      <w:r>
+        <w:br/>
+      </w:r>
+      <w:r>
+        <w:rPr>
+          <w:rFonts w:ascii="Charis SIL Regular" w:hAnsi="Charis SIL Regular" w:eastAsia="Charis SIL Regular"/>
+          <w:b w:val="0"/>
+          <w:i w:val="0"/>
+          <w:color w:val="000000"/>
+          <w:sz w:val="24"/>
+        </w:rPr>
+        <w:t xml:space="preserve">•  </w:t>
       </w:r>
       <w:r>
         <w:rPr>
@@ -3220,30 +2995,7 @@
           <w:sz w:val="24"/>
           <w:u w:val="single"/>
         </w:rPr>
-        <w:t>e</w:t>
-      </w:r>
-      <w:r>
-        <w:rPr>
-          <w:rFonts w:ascii="Charis SIL Regular" w:hAnsi="Charis SIL Regular" w:eastAsia="Charis SIL Regular"/>
-          <w:b w:val="0"/>
-          <w:i w:val="0"/>
-          <w:color w:val="0000FF"/>
-          <w:sz w:val="24"/>
-        </w:rPr>
-        <w:t>s</w:t>
-      </w:r>
-      <w:r>
-        <w:br/>
-      </w:r>
-      <w:r>
-        <w:rPr>
-          <w:rFonts w:ascii="Charis SIL Regular" w:hAnsi="Charis SIL Regular" w:eastAsia="Charis SIL Regular"/>
-          <w:b w:val="0"/>
-          <w:i w:val="0"/>
-          <w:color w:val="000000"/>
-          <w:sz w:val="24"/>
-        </w:rPr>
-        <w:t xml:space="preserve">•  </w:t>
+        <w:t>Christian</w:t>
       </w:r>
       <w:r>
         <w:rPr>
@@ -3254,12 +3006,23 @@
           <w:sz w:val="24"/>
           <w:u w:val="single"/>
         </w:rPr>
-        <w:hyperlink r:id="rId22" w:history="1">
+        <w:t xml:space="preserve"> </w:t>
+      </w:r>
+      <w:r>
+        <w:rPr>
+          <w:rFonts w:ascii="Charis SIL Regular" w:hAnsi="Charis SIL Regular" w:eastAsia="Charis SIL Regular"/>
+          <w:b w:val="0"/>
+          <w:i w:val="0"/>
+          <w:color w:val="0000FF"/>
+          <w:sz w:val="24"/>
+          <w:u w:val="single"/>
+        </w:rPr>
+        <w:hyperlink r:id="rId23" w:history="1">
           <w:r>
             <w:rPr>
               <w:rStyle w:val="Hyperlink"/>
             </w:rPr>
-            <w:t>Christian</w:t>
+            <w:t>missionarie</w:t>
           </w:r>
         </w:hyperlink>
       </w:r>
@@ -3272,72 +3035,7 @@
           <w:sz w:val="24"/>
           <w:u w:val="single"/>
         </w:rPr>
-        <w:t xml:space="preserve"> </w:t>
-      </w:r>
-      <w:r>
-        <w:rPr>
-          <w:rFonts w:ascii="Charis SIL Regular" w:hAnsi="Charis SIL Regular" w:eastAsia="Charis SIL Regular"/>
-          <w:b w:val="0"/>
-          <w:i w:val="0"/>
-          <w:color w:val="0000FF"/>
-          <w:sz w:val="24"/>
-          <w:u w:val="single"/>
-        </w:rPr>
-        <w:hyperlink r:id="rId22" w:history="1">
-          <w:r>
-            <w:rPr>
-              <w:rStyle w:val="Hyperlink"/>
-            </w:rPr>
-            <w:t>missiona</w:t>
-          </w:r>
-        </w:hyperlink>
-      </w:r>
-      <w:r>
-        <w:rPr>
-          <w:rFonts w:ascii="Charis SIL Regular" w:hAnsi="Charis SIL Regular" w:eastAsia="Charis SIL Regular"/>
-          <w:b w:val="0"/>
-          <w:i w:val="0"/>
-          <w:color w:val="0000FF"/>
-          <w:sz w:val="24"/>
-          <w:u w:val="single"/>
-        </w:rPr>
-        <w:hyperlink r:id="rId22" w:history="1">
-          <w:r>
-            <w:rPr>
-              <w:rStyle w:val="Hyperlink"/>
-            </w:rPr>
-            <w:t>r</w:t>
-          </w:r>
-        </w:hyperlink>
-      </w:r>
-      <w:r>
-        <w:rPr>
-          <w:rFonts w:ascii="Charis SIL Regular" w:hAnsi="Charis SIL Regular" w:eastAsia="Charis SIL Regular"/>
-          <w:b w:val="0"/>
-          <w:i w:val="0"/>
-          <w:color w:val="0000FF"/>
-          <w:sz w:val="24"/>
-          <w:u w:val="single"/>
-        </w:rPr>
-        <w:hyperlink r:id="rId22" w:history="1">
-          <w:r>
-            <w:rPr>
-              <w:rStyle w:val="Hyperlink"/>
-            </w:rPr>
-            <w:t>ie</w:t>
-          </w:r>
-        </w:hyperlink>
-      </w:r>
-      <w:r>
-        <w:rPr>
-          <w:rFonts w:ascii="Charis SIL Regular" w:hAnsi="Charis SIL Regular" w:eastAsia="Charis SIL Regular"/>
-          <w:b w:val="0"/>
-          <w:i w:val="0"/>
-          <w:color w:val="0000FF"/>
-          <w:sz w:val="24"/>
-          <w:u w:val="single"/>
-        </w:rPr>
-        <w:hyperlink r:id="rId22" w:history="1">
+        <w:hyperlink r:id="rId23" w:history="1">
           <w:r>
             <w:rPr>
               <w:rStyle w:val="Hyperlink"/>
@@ -3413,7 +3111,7 @@
           <w:sz w:val="24"/>
           <w:u w:val="single"/>
         </w:rPr>
-        <w:hyperlink r:id="rId22" w:history="1">
+        <w:hyperlink r:id="rId23" w:history="1">
           <w:r>
             <w:rPr>
               <w:rStyle w:val="Hyperlink"/>
@@ -3431,7 +3129,7 @@
           <w:sz w:val="24"/>
           <w:u w:val="single"/>
         </w:rPr>
-        <w:hyperlink r:id="rId22" w:history="1">
+        <w:hyperlink r:id="rId23" w:history="1">
           <w:r>
             <w:rPr>
               <w:rStyle w:val="Hyperlink"/>

--- a/EXPORTS/DOCX/published/niveau2/English/Museum.docx
+++ b/EXPORTS/DOCX/published/niveau2/English/Museum.docx
@@ -316,83 +316,35 @@
           <w:color w:val="000000"/>
           <w:sz w:val="24"/>
         </w:rPr>
-        <w:t>History) in 1820 and</w:t>
-      </w:r>
-      <w:r>
-        <w:rPr>
-          <w:u w:val="single" w:color="0000ff"/>
-          <w:rFonts w:ascii="Charis SIL Regular" w:hAnsi="Charis SIL Regular" w:eastAsia="Charis SIL Regular"/>
-          <w:b w:val="0"/>
-          <w:i w:val="0"/>
-          <w:color w:val="000000"/>
-          <w:sz w:val="24"/>
+        <w:t xml:space="preserve">History) in 1820 and the </w:t>
+      </w:r>
+      <w:r>
+        <w:rPr>
+          <w:rFonts w:ascii="Charis SIL Regular" w:hAnsi="Charis SIL Regular" w:eastAsia="Charis SIL Regular"/>
+          <w:b w:val="0"/>
+          <w:i w:val="0"/>
+          <w:color w:val="0000FF"/>
+          <w:sz w:val="24"/>
+        </w:rPr>
+        <w:t>Rijks Etn</w:t>
+      </w:r>
+      <w:r>
+        <w:rPr>
+          <w:rFonts w:ascii="Charis SIL Regular" w:hAnsi="Charis SIL Regular" w:eastAsia="Charis SIL Regular"/>
+          <w:b w:val="0"/>
+          <w:i w:val="0"/>
+          <w:color w:val="0000FF"/>
+          <w:sz w:val="24"/>
+          <w:u w:val="single"/>
         </w:rPr>
         <w:hyperlink r:id="rId9" w:history="1">
           <w:r>
             <w:rPr>
               <w:rStyle w:val="Hyperlink"/>
             </w:rPr>
-            <w:t xml:space="preserve"> the </w:t>
+            <w:t>ogra</w:t>
           </w:r>
         </w:hyperlink>
-      </w:r>
-      <w:r>
-        <w:rPr>
-          <w:rFonts w:ascii="Charis SIL Regular" w:hAnsi="Charis SIL Regular" w:eastAsia="Charis SIL Regular"/>
-          <w:b w:val="0"/>
-          <w:i w:val="0"/>
-          <w:color w:val="0000FF"/>
-          <w:sz w:val="24"/>
-          <w:u w:val="single"/>
-        </w:rPr>
-        <w:hyperlink r:id="rId9" w:history="1">
-          <w:r>
-            <w:rPr>
-              <w:rStyle w:val="Hyperlink"/>
-            </w:rPr>
-            <w:t>Rijks</w:t>
-          </w:r>
-        </w:hyperlink>
-      </w:r>
-      <w:r>
-        <w:rPr>
-          <w:rFonts w:ascii="Charis SIL Regular" w:hAnsi="Charis SIL Regular" w:eastAsia="Charis SIL Regular"/>
-          <w:b w:val="0"/>
-          <w:i w:val="0"/>
-          <w:color w:val="0000FF"/>
-          <w:sz w:val="24"/>
-          <w:u w:val="single"/>
-        </w:rPr>
-        <w:t xml:space="preserve"> </w:t>
-      </w:r>
-      <w:r>
-        <w:rPr>
-          <w:rFonts w:ascii="Charis SIL Regular" w:hAnsi="Charis SIL Regular" w:eastAsia="Charis SIL Regular"/>
-          <w:b w:val="0"/>
-          <w:i w:val="0"/>
-          <w:color w:val="0000FF"/>
-          <w:sz w:val="24"/>
-          <w:u w:val="single"/>
-        </w:rPr>
-        <w:hyperlink r:id="rId9" w:history="1">
-          <w:r>
-            <w:rPr>
-              <w:rStyle w:val="Hyperlink"/>
-            </w:rPr>
-            <w:t>Etn</w:t>
-          </w:r>
-        </w:hyperlink>
-      </w:r>
-      <w:r>
-        <w:rPr>
-          <w:rFonts w:ascii="Charis SIL Regular" w:hAnsi="Charis SIL Regular" w:eastAsia="Charis SIL Regular"/>
-          <w:b w:val="0"/>
-          <w:i w:val="0"/>
-          <w:color w:val="0000FF"/>
-          <w:sz w:val="24"/>
-          <w:u w:val="single"/>
-        </w:rPr>
-        <w:t>ogra</w:t>
       </w:r>
       <w:r>
         <w:rPr>
@@ -450,7 +402,7 @@
           <w:sz w:val="24"/>
           <w:u w:val="single"/>
         </w:rPr>
-        <w:hyperlink r:id="rId10" w:history="1">
+        <w:hyperlink r:id="rId9" w:history="1">
           <w:r>
             <w:rPr>
               <w:rStyle w:val="Hyperlink"/>
@@ -468,7 +420,7 @@
           <w:sz w:val="24"/>
           <w:u w:val="single"/>
         </w:rPr>
-        <w:hyperlink r:id="rId10" w:history="1">
+        <w:hyperlink r:id="rId9" w:history="1">
           <w:r>
             <w:rPr>
               <w:rStyle w:val="Hyperlink"/>
@@ -822,7 +774,7 @@
           <w:sz w:val="24"/>
           <w:u w:val="single"/>
         </w:rPr>
-        <w:hyperlink r:id="rId12" w:history="1">
+        <w:hyperlink r:id="rId11" w:history="1">
           <w:r>
             <w:rPr>
               <w:rStyle w:val="Hyperlink"/>
@@ -851,7 +803,7 @@
           <w:sz w:val="24"/>
           <w:u w:val="single"/>
         </w:rPr>
-        <w:hyperlink r:id="rId12" w:history="1">
+        <w:hyperlink r:id="rId11" w:history="1">
           <w:r>
             <w:rPr>
               <w:rStyle w:val="Hyperlink"/>
@@ -918,36 +870,7 @@
           <w:color w:val="000000"/>
           <w:sz w:val="24"/>
         </w:rPr>
-        <w:t>R</w:t>
-      </w:r>
-      <w:r>
-        <w:rPr>
-          <w:u w:val="single" w:color="0000ff"/>
-          <w:rFonts w:ascii="Charis SIL Regular" w:hAnsi="Charis SIL Regular" w:eastAsia="Charis SIL Regular"/>
-          <w:b w:val="0"/>
-          <w:i w:val="0"/>
-          <w:color w:val="000000"/>
-          <w:sz w:val="24"/>
-        </w:rPr>
-        <w:hyperlink r:id="rId12" w:history="1">
-          <w:r>
-            <w:rPr>
-              <w:rStyle w:val="Hyperlink"/>
-            </w:rPr>
-            <w:t>otterda</w:t>
-          </w:r>
-        </w:hyperlink>
-      </w:r>
-      <w:r>
-        <w:rPr>
-          <w:u w:val="single" w:color="0000ff"/>
-          <w:rFonts w:ascii="Charis SIL Regular" w:hAnsi="Charis SIL Regular" w:eastAsia="Charis SIL Regular"/>
-          <w:b w:val="0"/>
-          <w:i w:val="0"/>
-          <w:color w:val="000000"/>
-          <w:sz w:val="24"/>
-        </w:rPr>
-        <w:t>m</w:t>
+        <w:t>Rotterdam</w:t>
       </w:r>
       <w:r>
         <w:rPr>
@@ -2269,7 +2192,7 @@
           <w:sz w:val="24"/>
           <w:u w:val="single"/>
         </w:rPr>
-        <w:hyperlink r:id="rId19" w:history="1">
+        <w:hyperlink r:id="rId20" w:history="1">
           <w:r>
             <w:rPr>
               <w:rStyle w:val="Hyperlink"/>
@@ -2316,7 +2239,7 @@
           <w:sz w:val="24"/>
           <w:u w:val="single"/>
         </w:rPr>
-        <w:hyperlink r:id="rId19" w:history="1">
+        <w:hyperlink r:id="rId20" w:history="1">
           <w:r>
             <w:rPr>
               <w:rStyle w:val="Hyperlink"/>
@@ -2345,7 +2268,7 @@
           <w:sz w:val="24"/>
           <w:u w:val="single"/>
         </w:rPr>
-        <w:hyperlink r:id="rId20" w:history="1">
+        <w:hyperlink r:id="rId19" w:history="1">
           <w:r>
             <w:rPr>
               <w:rStyle w:val="Hyperlink"/>
@@ -2399,7 +2322,7 @@
           <w:sz w:val="24"/>
           <w:u w:val="single"/>
         </w:rPr>
-        <w:hyperlink r:id="rId19" w:history="1">
+        <w:hyperlink r:id="rId20" w:history="1">
           <w:r>
             <w:rPr>
               <w:rStyle w:val="Hyperlink"/>
@@ -2426,13 +2349,14 @@
           <w:i w:val="0"/>
           <w:color w:val="0000FF"/>
           <w:sz w:val="24"/>
+          <w:u w:val="single"/>
         </w:rPr>
         <w:hyperlink r:id="rId19" w:history="1">
           <w:r>
             <w:rPr>
               <w:rStyle w:val="Hyperlink"/>
             </w:rPr>
-            <w:t xml:space="preserve">form </w:t>
+            <w:t>form</w:t>
           </w:r>
         </w:hyperlink>
       </w:r>
@@ -2443,6 +2367,18 @@
           <w:i w:val="0"/>
           <w:color w:val="0000FF"/>
           <w:sz w:val="24"/>
+          <w:u w:val="single"/>
+        </w:rPr>
+        <w:t xml:space="preserve"> </w:t>
+      </w:r>
+      <w:r>
+        <w:rPr>
+          <w:rFonts w:ascii="Charis SIL Regular" w:hAnsi="Charis SIL Regular" w:eastAsia="Charis SIL Regular"/>
+          <w:b w:val="0"/>
+          <w:i w:val="0"/>
+          <w:color w:val="0000FF"/>
+          <w:sz w:val="24"/>
+          <w:u w:val="single"/>
         </w:rPr>
         <w:hyperlink r:id="rId20" w:history="1">
           <w:r>
@@ -2473,7 +2409,7 @@
           <w:sz w:val="24"/>
           <w:u w:val="single"/>
         </w:rPr>
-        <w:hyperlink r:id="rId19" w:history="1">
+        <w:hyperlink r:id="rId20" w:history="1">
           <w:r>
             <w:rPr>
               <w:rStyle w:val="Hyperlink"/>
@@ -2528,8 +2464,132 @@
           <w:i w:val="0"/>
           <w:color w:val="0000FF"/>
           <w:sz w:val="24"/>
-        </w:rPr>
-        <w:t xml:space="preserve">Arm and navy </w:t>
+          <w:u w:val="single"/>
+        </w:rPr>
+        <w:t>Arm</w:t>
+      </w:r>
+      <w:r>
+        <w:rPr>
+          <w:rFonts w:ascii="Charis SIL Regular" w:hAnsi="Charis SIL Regular" w:eastAsia="Charis SIL Regular"/>
+          <w:b w:val="0"/>
+          <w:i w:val="0"/>
+          <w:color w:val="0000FF"/>
+          <w:sz w:val="24"/>
+          <w:u w:val="single"/>
+        </w:rPr>
+        <w:t xml:space="preserve"> </w:t>
+      </w:r>
+      <w:r>
+        <w:rPr>
+          <w:rFonts w:ascii="Charis SIL Regular" w:hAnsi="Charis SIL Regular" w:eastAsia="Charis SIL Regular"/>
+          <w:b w:val="0"/>
+          <w:i w:val="0"/>
+          <w:color w:val="0000FF"/>
+          <w:sz w:val="24"/>
+          <w:u w:val="single"/>
+        </w:rPr>
+        <w:hyperlink r:id="rId20" w:history="1">
+          <w:r>
+            <w:rPr>
+              <w:rStyle w:val="Hyperlink"/>
+            </w:rPr>
+            <w:t>and</w:t>
+          </w:r>
+        </w:hyperlink>
+      </w:r>
+      <w:r>
+        <w:rPr>
+          <w:rFonts w:ascii="Charis SIL Regular" w:hAnsi="Charis SIL Regular" w:eastAsia="Charis SIL Regular"/>
+          <w:b w:val="0"/>
+          <w:i w:val="0"/>
+          <w:color w:val="0000FF"/>
+          <w:sz w:val="24"/>
+          <w:u w:val="single"/>
+        </w:rPr>
+        <w:t xml:space="preserve"> </w:t>
+      </w:r>
+      <w:r>
+        <w:rPr>
+          <w:rFonts w:ascii="Charis SIL Regular" w:hAnsi="Charis SIL Regular" w:eastAsia="Charis SIL Regular"/>
+          <w:b w:val="0"/>
+          <w:i w:val="0"/>
+          <w:color w:val="0000FF"/>
+          <w:sz w:val="24"/>
+          <w:u w:val="single"/>
+        </w:rPr>
+        <w:hyperlink r:id="rId20" w:history="1">
+          <w:r>
+            <w:rPr>
+              <w:rStyle w:val="Hyperlink"/>
+            </w:rPr>
+            <w:t>n</w:t>
+          </w:r>
+        </w:hyperlink>
+      </w:r>
+      <w:r>
+        <w:rPr>
+          <w:rFonts w:ascii="Charis SIL Regular" w:hAnsi="Charis SIL Regular" w:eastAsia="Charis SIL Regular"/>
+          <w:b w:val="0"/>
+          <w:i w:val="0"/>
+          <w:color w:val="0000FF"/>
+          <w:sz w:val="24"/>
+          <w:u w:val="single"/>
+        </w:rPr>
+        <w:hyperlink r:id="rId20" w:history="1">
+          <w:r>
+            <w:rPr>
+              <w:rStyle w:val="Hyperlink"/>
+            </w:rPr>
+            <w:t>a</w:t>
+          </w:r>
+        </w:hyperlink>
+      </w:r>
+      <w:r>
+        <w:rPr>
+          <w:rFonts w:ascii="Charis SIL Regular" w:hAnsi="Charis SIL Regular" w:eastAsia="Charis SIL Regular"/>
+          <w:b w:val="0"/>
+          <w:i w:val="0"/>
+          <w:color w:val="0000FF"/>
+          <w:sz w:val="24"/>
+          <w:u w:val="single"/>
+        </w:rPr>
+        <w:hyperlink r:id="rId20" w:history="1">
+          <w:r>
+            <w:rPr>
+              <w:rStyle w:val="Hyperlink"/>
+            </w:rPr>
+            <w:t>v</w:t>
+          </w:r>
+        </w:hyperlink>
+      </w:r>
+      <w:r>
+        <w:rPr>
+          <w:rFonts w:ascii="Charis SIL Regular" w:hAnsi="Charis SIL Regular" w:eastAsia="Charis SIL Regular"/>
+          <w:b w:val="0"/>
+          <w:i w:val="0"/>
+          <w:color w:val="0000FF"/>
+          <w:sz w:val="24"/>
+          <w:u w:val="single"/>
+        </w:rPr>
+        <w:hyperlink r:id="rId20" w:history="1">
+          <w:r>
+            <w:rPr>
+              <w:rStyle w:val="Hyperlink"/>
+            </w:rPr>
+            <w:t>y</w:t>
+          </w:r>
+        </w:hyperlink>
+      </w:r>
+      <w:r>
+        <w:rPr>
+          <w:rFonts w:ascii="Charis SIL Regular" w:hAnsi="Charis SIL Regular" w:eastAsia="Charis SIL Regular"/>
+          <w:b w:val="0"/>
+          <w:i w:val="0"/>
+          <w:color w:val="0000FF"/>
+          <w:sz w:val="24"/>
+          <w:u w:val="single"/>
+        </w:rPr>
+        <w:t xml:space="preserve"> </w:t>
       </w:r>
       <w:r>
         <w:rPr>
@@ -2585,8 +2645,34 @@
           <w:i w:val="0"/>
           <w:color w:val="0000FF"/>
           <w:sz w:val="24"/>
-        </w:rPr>
-        <w:t>in</w:t>
+          <w:u w:val="single"/>
+        </w:rPr>
+        <w:hyperlink r:id="rId20" w:history="1">
+          <w:r>
+            <w:rPr>
+              <w:rStyle w:val="Hyperlink"/>
+            </w:rPr>
+            <w:t>i</w:t>
+          </w:r>
+        </w:hyperlink>
+      </w:r>
+      <w:r>
+        <w:rPr>
+          <w:rFonts w:ascii="Charis SIL Regular" w:hAnsi="Charis SIL Regular" w:eastAsia="Charis SIL Regular"/>
+          <w:b w:val="0"/>
+          <w:i w:val="0"/>
+          <w:color w:val="0000FF"/>
+          <w:sz w:val="24"/>
+          <w:u w:val="single"/>
+        </w:rPr>
+        <w:hyperlink r:id="rId20" w:history="1">
+          <w:r>
+            <w:rPr>
+              <w:rStyle w:val="Hyperlink"/>
+            </w:rPr>
+            <w:t>n</w:t>
+          </w:r>
+        </w:hyperlink>
       </w:r>
       <w:r>
         <w:rPr>
@@ -2701,7 +2787,14 @@
           <w:sz w:val="24"/>
           <w:u w:val="single"/>
         </w:rPr>
-        <w:t>Scientifi</w:t>
+        <w:hyperlink r:id="rId22" w:history="1">
+          <w:r>
+            <w:rPr>
+              <w:rStyle w:val="Hyperlink"/>
+            </w:rPr>
+            <w:t>Scie</w:t>
+          </w:r>
+        </w:hyperlink>
       </w:r>
       <w:r>
         <w:rPr>
@@ -2710,6 +2803,61 @@
           <w:i w:val="0"/>
           <w:color w:val="0000FF"/>
           <w:sz w:val="24"/>
+          <w:u w:val="single"/>
+        </w:rPr>
+        <w:hyperlink r:id="rId22" w:history="1">
+          <w:r>
+            <w:rPr>
+              <w:rStyle w:val="Hyperlink"/>
+            </w:rPr>
+            <w:t>n</w:t>
+          </w:r>
+        </w:hyperlink>
+      </w:r>
+      <w:r>
+        <w:rPr>
+          <w:rFonts w:ascii="Charis SIL Regular" w:hAnsi="Charis SIL Regular" w:eastAsia="Charis SIL Regular"/>
+          <w:b w:val="0"/>
+          <w:i w:val="0"/>
+          <w:color w:val="0000FF"/>
+          <w:sz w:val="24"/>
+          <w:u w:val="single"/>
+        </w:rPr>
+        <w:hyperlink r:id="rId22" w:history="1">
+          <w:r>
+            <w:rPr>
+              <w:rStyle w:val="Hyperlink"/>
+            </w:rPr>
+            <w:t>tif</w:t>
+          </w:r>
+        </w:hyperlink>
+      </w:r>
+      <w:r>
+        <w:rPr>
+          <w:rFonts w:ascii="Charis SIL Regular" w:hAnsi="Charis SIL Regular" w:eastAsia="Charis SIL Regular"/>
+          <w:b w:val="0"/>
+          <w:i w:val="0"/>
+          <w:color w:val="0000FF"/>
+          <w:sz w:val="24"/>
+          <w:u w:val="single"/>
+        </w:rPr>
+        <w:hyperlink r:id="rId22" w:history="1">
+          <w:r>
+            <w:rPr>
+              <w:rStyle w:val="Hyperlink"/>
+            </w:rPr>
+            <w:t>i</w:t>
+          </w:r>
+        </w:hyperlink>
+      </w:r>
+      <w:r>
+        <w:rPr>
+          <w:rFonts w:ascii="Charis SIL Regular" w:hAnsi="Charis SIL Regular" w:eastAsia="Charis SIL Regular"/>
+          <w:b w:val="0"/>
+          <w:i w:val="0"/>
+          <w:color w:val="0000FF"/>
+          <w:sz w:val="24"/>
+          <w:u w:val="single"/>
         </w:rPr>
         <w:t>c</w:t>
       </w:r>
@@ -2798,7 +2946,7 @@
           <w:sz w:val="24"/>
           <w:u w:val="single"/>
         </w:rPr>
-        <w:hyperlink r:id="rId22" w:history="1">
+        <w:hyperlink r:id="rId21" w:history="1">
           <w:r>
             <w:rPr>
               <w:rStyle w:val="Hyperlink"/>
@@ -2827,14 +2975,24 @@
           <w:sz w:val="24"/>
           <w:u w:val="single"/>
         </w:rPr>
-        <w:hyperlink r:id="rId22" w:history="1">
+        <w:hyperlink r:id="rId21" w:history="1">
           <w:r>
             <w:rPr>
               <w:rStyle w:val="Hyperlink"/>
             </w:rPr>
-            <w:t>col</w:t>
+            <w:t>co</w:t>
           </w:r>
         </w:hyperlink>
+      </w:r>
+      <w:r>
+        <w:rPr>
+          <w:rFonts w:ascii="Charis SIL Regular" w:hAnsi="Charis SIL Regular" w:eastAsia="Charis SIL Regular"/>
+          <w:b w:val="0"/>
+          <w:i w:val="0"/>
+          <w:color w:val="0000FF"/>
+          <w:sz w:val="24"/>
+        </w:rPr>
+        <w:t>l</w:t>
       </w:r>
       <w:r>
         <w:rPr>
@@ -2881,6 +3039,279 @@
           <w:sz w:val="24"/>
           <w:u w:val="single"/>
         </w:rPr>
+        <w:hyperlink r:id="rId21" w:history="1">
+          <w:r>
+            <w:rPr>
+              <w:rStyle w:val="Hyperlink"/>
+            </w:rPr>
+            <w:t>i</w:t>
+          </w:r>
+        </w:hyperlink>
+      </w:r>
+      <w:r>
+        <w:rPr>
+          <w:rFonts w:ascii="Charis SIL Regular" w:hAnsi="Charis SIL Regular" w:eastAsia="Charis SIL Regular"/>
+          <w:b w:val="0"/>
+          <w:i w:val="0"/>
+          <w:color w:val="0000FF"/>
+          <w:sz w:val="24"/>
+          <w:u w:val="single"/>
+        </w:rPr>
+        <w:hyperlink r:id="rId21" w:history="1">
+          <w:r>
+            <w:rPr>
+              <w:rStyle w:val="Hyperlink"/>
+            </w:rPr>
+            <w:t>sed</w:t>
+          </w:r>
+        </w:hyperlink>
+      </w:r>
+      <w:r>
+        <w:rPr>
+          <w:rFonts w:ascii="Charis SIL Regular" w:hAnsi="Charis SIL Regular" w:eastAsia="Charis SIL Regular"/>
+          <w:b w:val="0"/>
+          <w:i w:val="0"/>
+          <w:color w:val="0000FF"/>
+          <w:sz w:val="24"/>
+          <w:u w:val="single"/>
+        </w:rPr>
+        <w:t xml:space="preserve"> </w:t>
+      </w:r>
+      <w:r>
+        <w:rPr>
+          <w:rFonts w:ascii="Charis SIL Regular" w:hAnsi="Charis SIL Regular" w:eastAsia="Charis SIL Regular"/>
+          <w:b w:val="0"/>
+          <w:i w:val="0"/>
+          <w:color w:val="0000FF"/>
+          <w:sz w:val="24"/>
+          <w:u w:val="single"/>
+        </w:rPr>
+        <w:hyperlink r:id="rId21" w:history="1">
+          <w:r>
+            <w:rPr>
+              <w:rStyle w:val="Hyperlink"/>
+            </w:rPr>
+            <w:t>territ</w:t>
+          </w:r>
+        </w:hyperlink>
+      </w:r>
+      <w:r>
+        <w:rPr>
+          <w:rFonts w:ascii="Charis SIL Regular" w:hAnsi="Charis SIL Regular" w:eastAsia="Charis SIL Regular"/>
+          <w:b w:val="0"/>
+          <w:i w:val="0"/>
+          <w:color w:val="0000FF"/>
+          <w:sz w:val="24"/>
+          <w:u w:val="single"/>
+        </w:rPr>
+        <w:hyperlink r:id="rId22" w:history="1">
+          <w:r>
+            <w:rPr>
+              <w:rStyle w:val="Hyperlink"/>
+            </w:rPr>
+            <w:t>o</w:t>
+          </w:r>
+        </w:hyperlink>
+      </w:r>
+      <w:r>
+        <w:rPr>
+          <w:rFonts w:ascii="Charis SIL Regular" w:hAnsi="Charis SIL Regular" w:eastAsia="Charis SIL Regular"/>
+          <w:b w:val="0"/>
+          <w:i w:val="0"/>
+          <w:color w:val="0000FF"/>
+          <w:sz w:val="24"/>
+          <w:u w:val="single"/>
+        </w:rPr>
+        <w:hyperlink r:id="rId21" w:history="1">
+          <w:r>
+            <w:rPr>
+              <w:rStyle w:val="Hyperlink"/>
+            </w:rPr>
+            <w:t>ries</w:t>
+          </w:r>
+        </w:hyperlink>
+      </w:r>
+      <w:r>
+        <w:br/>
+      </w:r>
+      <w:r>
+        <w:rPr>
+          <w:rFonts w:ascii="Charis SIL Regular" w:hAnsi="Charis SIL Regular" w:eastAsia="Charis SIL Regular"/>
+          <w:b w:val="0"/>
+          <w:i w:val="0"/>
+          <w:color w:val="000000"/>
+          <w:sz w:val="24"/>
+        </w:rPr>
+        <w:t xml:space="preserve">•  </w:t>
+      </w:r>
+      <w:r>
+        <w:rPr>
+          <w:rFonts w:ascii="Charis SIL Regular" w:hAnsi="Charis SIL Regular" w:eastAsia="Charis SIL Regular"/>
+          <w:b w:val="0"/>
+          <w:i w:val="0"/>
+          <w:color w:val="0000FF"/>
+          <w:sz w:val="24"/>
+          <w:u w:val="single"/>
+        </w:rPr>
+        <w:hyperlink r:id="rId23" w:history="1">
+          <w:r>
+            <w:rPr>
+              <w:rStyle w:val="Hyperlink"/>
+            </w:rPr>
+            <w:t>Christian</w:t>
+          </w:r>
+        </w:hyperlink>
+      </w:r>
+      <w:r>
+        <w:rPr>
+          <w:rFonts w:ascii="Charis SIL Regular" w:hAnsi="Charis SIL Regular" w:eastAsia="Charis SIL Regular"/>
+          <w:b w:val="0"/>
+          <w:i w:val="0"/>
+          <w:color w:val="0000FF"/>
+          <w:sz w:val="24"/>
+          <w:u w:val="single"/>
+        </w:rPr>
+        <w:t xml:space="preserve"> </w:t>
+      </w:r>
+      <w:r>
+        <w:rPr>
+          <w:rFonts w:ascii="Charis SIL Regular" w:hAnsi="Charis SIL Regular" w:eastAsia="Charis SIL Regular"/>
+          <w:b w:val="0"/>
+          <w:i w:val="0"/>
+          <w:color w:val="0000FF"/>
+          <w:sz w:val="24"/>
+          <w:u w:val="single"/>
+        </w:rPr>
+        <w:hyperlink r:id="rId22" w:history="1">
+          <w:r>
+            <w:rPr>
+              <w:rStyle w:val="Hyperlink"/>
+            </w:rPr>
+            <w:t>missiona</w:t>
+          </w:r>
+        </w:hyperlink>
+      </w:r>
+      <w:r>
+        <w:rPr>
+          <w:rFonts w:ascii="Charis SIL Regular" w:hAnsi="Charis SIL Regular" w:eastAsia="Charis SIL Regular"/>
+          <w:b w:val="0"/>
+          <w:i w:val="0"/>
+          <w:color w:val="0000FF"/>
+          <w:sz w:val="24"/>
+          <w:u w:val="single"/>
+        </w:rPr>
+        <w:hyperlink r:id="rId22" w:history="1">
+          <w:r>
+            <w:rPr>
+              <w:rStyle w:val="Hyperlink"/>
+            </w:rPr>
+            <w:t>r</w:t>
+          </w:r>
+        </w:hyperlink>
+      </w:r>
+      <w:r>
+        <w:rPr>
+          <w:rFonts w:ascii="Charis SIL Regular" w:hAnsi="Charis SIL Regular" w:eastAsia="Charis SIL Regular"/>
+          <w:b w:val="0"/>
+          <w:i w:val="0"/>
+          <w:color w:val="0000FF"/>
+          <w:sz w:val="24"/>
+          <w:u w:val="single"/>
+        </w:rPr>
+        <w:hyperlink r:id="rId23" w:history="1">
+          <w:r>
+            <w:rPr>
+              <w:rStyle w:val="Hyperlink"/>
+            </w:rPr>
+            <w:t>ie</w:t>
+          </w:r>
+        </w:hyperlink>
+      </w:r>
+      <w:r>
+        <w:rPr>
+          <w:rFonts w:ascii="Charis SIL Regular" w:hAnsi="Charis SIL Regular" w:eastAsia="Charis SIL Regular"/>
+          <w:b w:val="0"/>
+          <w:i w:val="0"/>
+          <w:color w:val="0000FF"/>
+          <w:sz w:val="24"/>
+          <w:u w:val="single"/>
+        </w:rPr>
+        <w:hyperlink r:id="rId22" w:history="1">
+          <w:r>
+            <w:rPr>
+              <w:rStyle w:val="Hyperlink"/>
+            </w:rPr>
+            <w:t>s</w:t>
+          </w:r>
+        </w:hyperlink>
+      </w:r>
+      <w:r>
+        <w:rPr>
+          <w:rFonts w:ascii="Charis SIL Regular" w:hAnsi="Charis SIL Regular" w:eastAsia="Charis SIL Regular"/>
+          <w:b w:val="0"/>
+          <w:i w:val="0"/>
+          <w:color w:val="0000FF"/>
+          <w:sz w:val="24"/>
+          <w:u w:val="single"/>
+        </w:rPr>
+        <w:t xml:space="preserve"> </w:t>
+      </w:r>
+      <w:r>
+        <w:rPr>
+          <w:rFonts w:ascii="Charis SIL Regular" w:hAnsi="Charis SIL Regular" w:eastAsia="Charis SIL Regular"/>
+          <w:b w:val="0"/>
+          <w:i w:val="0"/>
+          <w:color w:val="0000FF"/>
+          <w:sz w:val="24"/>
+          <w:u w:val="single"/>
+        </w:rPr>
+        <w:hyperlink r:id="rId23" w:history="1">
+          <w:r>
+            <w:rPr>
+              <w:rStyle w:val="Hyperlink"/>
+            </w:rPr>
+            <w:t>in</w:t>
+          </w:r>
+        </w:hyperlink>
+      </w:r>
+      <w:r>
+        <w:rPr>
+          <w:rFonts w:ascii="Charis SIL Regular" w:hAnsi="Charis SIL Regular" w:eastAsia="Charis SIL Regular"/>
+          <w:b w:val="0"/>
+          <w:i w:val="0"/>
+          <w:color w:val="0000FF"/>
+          <w:sz w:val="24"/>
+          <w:u w:val="single"/>
+        </w:rPr>
+        <w:t xml:space="preserve"> </w:t>
+      </w:r>
+      <w:r>
+        <w:rPr>
+          <w:rFonts w:ascii="Charis SIL Regular" w:hAnsi="Charis SIL Regular" w:eastAsia="Charis SIL Regular"/>
+          <w:b w:val="0"/>
+          <w:i w:val="0"/>
+          <w:color w:val="0000FF"/>
+          <w:sz w:val="24"/>
+          <w:u w:val="single"/>
+        </w:rPr>
+        <w:hyperlink r:id="rId23" w:history="1">
+          <w:r>
+            <w:rPr>
+              <w:rStyle w:val="Hyperlink"/>
+            </w:rPr>
+            <w:t>colon</w:t>
+          </w:r>
+        </w:hyperlink>
+      </w:r>
+      <w:r>
+        <w:rPr>
+          <w:rFonts w:ascii="Charis SIL Regular" w:hAnsi="Charis SIL Regular" w:eastAsia="Charis SIL Regular"/>
+          <w:b w:val="0"/>
+          <w:i w:val="0"/>
+          <w:color w:val="0000FF"/>
+          <w:sz w:val="24"/>
+          <w:u w:val="single"/>
+        </w:rPr>
         <w:hyperlink r:id="rId22" w:history="1">
           <w:r>
             <w:rPr>
@@ -2899,236 +3330,6 @@
           <w:sz w:val="24"/>
           <w:u w:val="single"/>
         </w:rPr>
-        <w:hyperlink r:id="rId22" w:history="1">
-          <w:r>
-            <w:rPr>
-              <w:rStyle w:val="Hyperlink"/>
-            </w:rPr>
-            <w:t>sed</w:t>
-          </w:r>
-        </w:hyperlink>
-      </w:r>
-      <w:r>
-        <w:rPr>
-          <w:rFonts w:ascii="Charis SIL Regular" w:hAnsi="Charis SIL Regular" w:eastAsia="Charis SIL Regular"/>
-          <w:b w:val="0"/>
-          <w:i w:val="0"/>
-          <w:color w:val="0000FF"/>
-          <w:sz w:val="24"/>
-          <w:u w:val="single"/>
-        </w:rPr>
-        <w:t xml:space="preserve"> </w:t>
-      </w:r>
-      <w:r>
-        <w:rPr>
-          <w:rFonts w:ascii="Charis SIL Regular" w:hAnsi="Charis SIL Regular" w:eastAsia="Charis SIL Regular"/>
-          <w:b w:val="0"/>
-          <w:i w:val="0"/>
-          <w:color w:val="0000FF"/>
-          <w:sz w:val="24"/>
-          <w:u w:val="single"/>
-        </w:rPr>
-        <w:hyperlink r:id="rId21" w:history="1">
-          <w:r>
-            <w:rPr>
-              <w:rStyle w:val="Hyperlink"/>
-            </w:rPr>
-            <w:t>territ</w:t>
-          </w:r>
-        </w:hyperlink>
-      </w:r>
-      <w:r>
-        <w:rPr>
-          <w:rFonts w:ascii="Charis SIL Regular" w:hAnsi="Charis SIL Regular" w:eastAsia="Charis SIL Regular"/>
-          <w:b w:val="0"/>
-          <w:i w:val="0"/>
-          <w:color w:val="0000FF"/>
-          <w:sz w:val="24"/>
-          <w:u w:val="single"/>
-        </w:rPr>
-        <w:hyperlink r:id="rId22" w:history="1">
-          <w:r>
-            <w:rPr>
-              <w:rStyle w:val="Hyperlink"/>
-            </w:rPr>
-            <w:t>o</w:t>
-          </w:r>
-        </w:hyperlink>
-      </w:r>
-      <w:r>
-        <w:rPr>
-          <w:rFonts w:ascii="Charis SIL Regular" w:hAnsi="Charis SIL Regular" w:eastAsia="Charis SIL Regular"/>
-          <w:b w:val="0"/>
-          <w:i w:val="0"/>
-          <w:color w:val="0000FF"/>
-          <w:sz w:val="24"/>
-          <w:u w:val="single"/>
-        </w:rPr>
-        <w:hyperlink r:id="rId21" w:history="1">
-          <w:r>
-            <w:rPr>
-              <w:rStyle w:val="Hyperlink"/>
-            </w:rPr>
-            <w:t>ries</w:t>
-          </w:r>
-        </w:hyperlink>
-      </w:r>
-      <w:r>
-        <w:br/>
-      </w:r>
-      <w:r>
-        <w:rPr>
-          <w:rFonts w:ascii="Charis SIL Regular" w:hAnsi="Charis SIL Regular" w:eastAsia="Charis SIL Regular"/>
-          <w:b w:val="0"/>
-          <w:i w:val="0"/>
-          <w:color w:val="000000"/>
-          <w:sz w:val="24"/>
-        </w:rPr>
-        <w:t xml:space="preserve">•  </w:t>
-      </w:r>
-      <w:r>
-        <w:rPr>
-          <w:rFonts w:ascii="Charis SIL Regular" w:hAnsi="Charis SIL Regular" w:eastAsia="Charis SIL Regular"/>
-          <w:b w:val="0"/>
-          <w:i w:val="0"/>
-          <w:color w:val="0000FF"/>
-          <w:sz w:val="24"/>
-          <w:u w:val="single"/>
-        </w:rPr>
-        <w:t>Christian</w:t>
-      </w:r>
-      <w:r>
-        <w:rPr>
-          <w:rFonts w:ascii="Charis SIL Regular" w:hAnsi="Charis SIL Regular" w:eastAsia="Charis SIL Regular"/>
-          <w:b w:val="0"/>
-          <w:i w:val="0"/>
-          <w:color w:val="0000FF"/>
-          <w:sz w:val="24"/>
-          <w:u w:val="single"/>
-        </w:rPr>
-        <w:t xml:space="preserve"> </w:t>
-      </w:r>
-      <w:r>
-        <w:rPr>
-          <w:rFonts w:ascii="Charis SIL Regular" w:hAnsi="Charis SIL Regular" w:eastAsia="Charis SIL Regular"/>
-          <w:b w:val="0"/>
-          <w:i w:val="0"/>
-          <w:color w:val="0000FF"/>
-          <w:sz w:val="24"/>
-          <w:u w:val="single"/>
-        </w:rPr>
-        <w:hyperlink r:id="rId23" w:history="1">
-          <w:r>
-            <w:rPr>
-              <w:rStyle w:val="Hyperlink"/>
-            </w:rPr>
-            <w:t>missionarie</w:t>
-          </w:r>
-        </w:hyperlink>
-      </w:r>
-      <w:r>
-        <w:rPr>
-          <w:rFonts w:ascii="Charis SIL Regular" w:hAnsi="Charis SIL Regular" w:eastAsia="Charis SIL Regular"/>
-          <w:b w:val="0"/>
-          <w:i w:val="0"/>
-          <w:color w:val="0000FF"/>
-          <w:sz w:val="24"/>
-          <w:u w:val="single"/>
-        </w:rPr>
-        <w:hyperlink r:id="rId23" w:history="1">
-          <w:r>
-            <w:rPr>
-              <w:rStyle w:val="Hyperlink"/>
-            </w:rPr>
-            <w:t>s</w:t>
-          </w:r>
-        </w:hyperlink>
-      </w:r>
-      <w:r>
-        <w:rPr>
-          <w:rFonts w:ascii="Charis SIL Regular" w:hAnsi="Charis SIL Regular" w:eastAsia="Charis SIL Regular"/>
-          <w:b w:val="0"/>
-          <w:i w:val="0"/>
-          <w:color w:val="0000FF"/>
-          <w:sz w:val="24"/>
-          <w:u w:val="single"/>
-        </w:rPr>
-        <w:t xml:space="preserve"> </w:t>
-      </w:r>
-      <w:r>
-        <w:rPr>
-          <w:rFonts w:ascii="Charis SIL Regular" w:hAnsi="Charis SIL Regular" w:eastAsia="Charis SIL Regular"/>
-          <w:b w:val="0"/>
-          <w:i w:val="0"/>
-          <w:color w:val="0000FF"/>
-          <w:sz w:val="24"/>
-          <w:u w:val="single"/>
-        </w:rPr>
-        <w:hyperlink r:id="rId22" w:history="1">
-          <w:r>
-            <w:rPr>
-              <w:rStyle w:val="Hyperlink"/>
-            </w:rPr>
-            <w:t>in</w:t>
-          </w:r>
-        </w:hyperlink>
-      </w:r>
-      <w:r>
-        <w:rPr>
-          <w:rFonts w:ascii="Charis SIL Regular" w:hAnsi="Charis SIL Regular" w:eastAsia="Charis SIL Regular"/>
-          <w:b w:val="0"/>
-          <w:i w:val="0"/>
-          <w:color w:val="0000FF"/>
-          <w:sz w:val="24"/>
-          <w:u w:val="single"/>
-        </w:rPr>
-        <w:t xml:space="preserve"> </w:t>
-      </w:r>
-      <w:r>
-        <w:rPr>
-          <w:rFonts w:ascii="Charis SIL Regular" w:hAnsi="Charis SIL Regular" w:eastAsia="Charis SIL Regular"/>
-          <w:b w:val="0"/>
-          <w:i w:val="0"/>
-          <w:color w:val="0000FF"/>
-          <w:sz w:val="24"/>
-          <w:u w:val="single"/>
-        </w:rPr>
-        <w:hyperlink r:id="rId22" w:history="1">
-          <w:r>
-            <w:rPr>
-              <w:rStyle w:val="Hyperlink"/>
-            </w:rPr>
-            <w:t>colon</w:t>
-          </w:r>
-        </w:hyperlink>
-      </w:r>
-      <w:r>
-        <w:rPr>
-          <w:rFonts w:ascii="Charis SIL Regular" w:hAnsi="Charis SIL Regular" w:eastAsia="Charis SIL Regular"/>
-          <w:b w:val="0"/>
-          <w:i w:val="0"/>
-          <w:color w:val="0000FF"/>
-          <w:sz w:val="24"/>
-          <w:u w:val="single"/>
-        </w:rPr>
-        <w:hyperlink r:id="rId23" w:history="1">
-          <w:r>
-            <w:rPr>
-              <w:rStyle w:val="Hyperlink"/>
-            </w:rPr>
-            <w:t>i</w:t>
-          </w:r>
-        </w:hyperlink>
-      </w:r>
-      <w:r>
-        <w:rPr>
-          <w:rFonts w:ascii="Charis SIL Regular" w:hAnsi="Charis SIL Regular" w:eastAsia="Charis SIL Regular"/>
-          <w:b w:val="0"/>
-          <w:i w:val="0"/>
-          <w:color w:val="0000FF"/>
-          <w:sz w:val="24"/>
-          <w:u w:val="single"/>
-        </w:rPr>
         <w:hyperlink r:id="rId23" w:history="1">
           <w:r>
             <w:rPr>
@@ -3158,7 +3359,7 @@
           <w:sz w:val="24"/>
           <w:u w:val="single"/>
         </w:rPr>
-        <w:hyperlink r:id="rId22" w:history="1">
+        <w:hyperlink r:id="rId23" w:history="1">
           <w:r>
             <w:rPr>
               <w:rStyle w:val="Hyperlink"/>

--- a/EXPORTS/DOCX/published/niveau2/English/Museum.docx
+++ b/EXPORTS/DOCX/published/niveau2/English/Museum.docx
@@ -316,7 +316,18 @@
           <w:color w:val="000000"/>
           <w:sz w:val="24"/>
         </w:rPr>
-        <w:t xml:space="preserve">History) in 1820 and the </w:t>
+        <w:t>History) in 1820 and</w:t>
+      </w:r>
+      <w:r>
+        <w:rPr>
+          <w:u w:val="single" w:color="0000ff"/>
+          <w:rFonts w:ascii="Charis SIL Regular" w:hAnsi="Charis SIL Regular" w:eastAsia="Charis SIL Regular"/>
+          <w:b w:val="0"/>
+          <w:i w:val="0"/>
+          <w:color w:val="000000"/>
+          <w:sz w:val="24"/>
+        </w:rPr>
+        <w:t xml:space="preserve"> the </w:t>
       </w:r>
       <w:r>
         <w:rPr>
@@ -325,26 +336,9 @@
           <w:i w:val="0"/>
           <w:color w:val="0000FF"/>
           <w:sz w:val="24"/>
-        </w:rPr>
-        <w:t>Rijks Etn</w:t>
-      </w:r>
-      <w:r>
-        <w:rPr>
-          <w:rFonts w:ascii="Charis SIL Regular" w:hAnsi="Charis SIL Regular" w:eastAsia="Charis SIL Regular"/>
-          <w:b w:val="0"/>
-          <w:i w:val="0"/>
-          <w:color w:val="0000FF"/>
-          <w:sz w:val="24"/>
           <w:u w:val="single"/>
         </w:rPr>
-        <w:hyperlink r:id="rId9" w:history="1">
-          <w:r>
-            <w:rPr>
-              <w:rStyle w:val="Hyperlink"/>
-            </w:rPr>
-            <w:t>ogra</w:t>
-          </w:r>
-        </w:hyperlink>
+        <w:t>Rijks Etnogra</w:t>
       </w:r>
       <w:r>
         <w:rPr>
@@ -774,7 +768,7 @@
           <w:sz w:val="24"/>
           <w:u w:val="single"/>
         </w:rPr>
-        <w:hyperlink r:id="rId11" w:history="1">
+        <w:hyperlink r:id="rId12" w:history="1">
           <w:r>
             <w:rPr>
               <w:rStyle w:val="Hyperlink"/>
@@ -803,7 +797,7 @@
           <w:sz w:val="24"/>
           <w:u w:val="single"/>
         </w:rPr>
-        <w:hyperlink r:id="rId11" w:history="1">
+        <w:hyperlink r:id="rId12" w:history="1">
           <w:r>
             <w:rPr>
               <w:rStyle w:val="Hyperlink"/>
@@ -870,7 +864,36 @@
           <w:color w:val="000000"/>
           <w:sz w:val="24"/>
         </w:rPr>
-        <w:t>Rotterdam</w:t>
+        <w:t>R</w:t>
+      </w:r>
+      <w:r>
+        <w:rPr>
+          <w:u w:val="single" w:color="0000ff"/>
+          <w:rFonts w:ascii="Charis SIL Regular" w:hAnsi="Charis SIL Regular" w:eastAsia="Charis SIL Regular"/>
+          <w:b w:val="0"/>
+          <w:i w:val="0"/>
+          <w:color w:val="000000"/>
+          <w:sz w:val="24"/>
+        </w:rPr>
+        <w:hyperlink r:id="rId12" w:history="1">
+          <w:r>
+            <w:rPr>
+              <w:rStyle w:val="Hyperlink"/>
+            </w:rPr>
+            <w:t>otterda</w:t>
+          </w:r>
+        </w:hyperlink>
+      </w:r>
+      <w:r>
+        <w:rPr>
+          <w:u w:val="single" w:color="0000ff"/>
+          <w:rFonts w:ascii="Charis SIL Regular" w:hAnsi="Charis SIL Regular" w:eastAsia="Charis SIL Regular"/>
+          <w:b w:val="0"/>
+          <w:i w:val="0"/>
+          <w:color w:val="000000"/>
+          <w:sz w:val="24"/>
+        </w:rPr>
+        <w:t>m</w:t>
       </w:r>
       <w:r>
         <w:rPr>
@@ -917,25 +940,7 @@
           <w:color w:val="000000"/>
           <w:sz w:val="24"/>
         </w:rPr>
-        <w:t>O</w:t>
-      </w:r>
-      <w:r>
-        <w:rPr>
-          <w:u w:val="single" w:color="0000ff"/>
-          <w:rFonts w:ascii="Charis SIL Regular" w:hAnsi="Charis SIL Regular" w:eastAsia="Charis SIL Regular"/>
-          <w:b w:val="0"/>
-          <w:i w:val="0"/>
-          <w:color w:val="000000"/>
-          <w:sz w:val="24"/>
-        </w:rPr>
-        <w:hyperlink r:id="rId12" w:history="1">
-          <w:r>
-            <w:rPr>
-              <w:rStyle w:val="Hyperlink"/>
-            </w:rPr>
-            <w:t>bj</w:t>
-          </w:r>
-        </w:hyperlink>
+        <w:t>Obj</w:t>
       </w:r>
       <w:r>
         <w:rPr>
@@ -2192,7 +2197,7 @@
           <w:sz w:val="24"/>
           <w:u w:val="single"/>
         </w:rPr>
-        <w:hyperlink r:id="rId20" w:history="1">
+        <w:hyperlink r:id="rId19" w:history="1">
           <w:r>
             <w:rPr>
               <w:rStyle w:val="Hyperlink"/>
@@ -2239,7 +2244,7 @@
           <w:sz w:val="24"/>
           <w:u w:val="single"/>
         </w:rPr>
-        <w:hyperlink r:id="rId20" w:history="1">
+        <w:hyperlink r:id="rId19" w:history="1">
           <w:r>
             <w:rPr>
               <w:rStyle w:val="Hyperlink"/>
@@ -2304,7 +2309,7 @@
           <w:sz w:val="24"/>
           <w:u w:val="single"/>
         </w:rPr>
-        <w:hyperlink r:id="rId20" w:history="1">
+        <w:hyperlink r:id="rId19" w:history="1">
           <w:r>
             <w:rPr>
               <w:rStyle w:val="Hyperlink"/>
@@ -2322,7 +2327,7 @@
           <w:sz w:val="24"/>
           <w:u w:val="single"/>
         </w:rPr>
-        <w:hyperlink r:id="rId20" w:history="1">
+        <w:hyperlink r:id="rId19" w:history="1">
           <w:r>
             <w:rPr>
               <w:rStyle w:val="Hyperlink"/>
@@ -2380,6 +2385,168 @@
           <w:sz w:val="24"/>
           <w:u w:val="single"/>
         </w:rPr>
+        <w:hyperlink r:id="rId19" w:history="1">
+          <w:r>
+            <w:rPr>
+              <w:rStyle w:val="Hyperlink"/>
+            </w:rPr>
+            <w:t>a</w:t>
+          </w:r>
+        </w:hyperlink>
+      </w:r>
+      <w:r>
+        <w:rPr>
+          <w:rFonts w:ascii="Charis SIL Regular" w:hAnsi="Charis SIL Regular" w:eastAsia="Charis SIL Regular"/>
+          <w:b w:val="0"/>
+          <w:i w:val="0"/>
+          <w:color w:val="0000FF"/>
+          <w:sz w:val="24"/>
+          <w:u w:val="single"/>
+        </w:rPr>
+        <w:t xml:space="preserve"> </w:t>
+      </w:r>
+      <w:r>
+        <w:rPr>
+          <w:rFonts w:ascii="Charis SIL Regular" w:hAnsi="Charis SIL Regular" w:eastAsia="Charis SIL Regular"/>
+          <w:b w:val="0"/>
+          <w:i w:val="0"/>
+          <w:color w:val="0000FF"/>
+          <w:sz w:val="24"/>
+          <w:u w:val="single"/>
+        </w:rPr>
+        <w:hyperlink r:id="rId19" w:history="1">
+          <w:r>
+            <w:rPr>
+              <w:rStyle w:val="Hyperlink"/>
+            </w:rPr>
+            <w:t>colonial</w:t>
+          </w:r>
+        </w:hyperlink>
+      </w:r>
+      <w:r>
+        <w:rPr>
+          <w:rFonts w:ascii="Charis SIL Regular" w:hAnsi="Charis SIL Regular" w:eastAsia="Charis SIL Regular"/>
+          <w:b w:val="0"/>
+          <w:i w:val="0"/>
+          <w:color w:val="0000FF"/>
+          <w:sz w:val="24"/>
+          <w:u w:val="single"/>
+        </w:rPr>
+        <w:t xml:space="preserve"> </w:t>
+      </w:r>
+      <w:r>
+        <w:rPr>
+          <w:rFonts w:ascii="Charis SIL Regular" w:hAnsi="Charis SIL Regular" w:eastAsia="Charis SIL Regular"/>
+          <w:b w:val="0"/>
+          <w:i w:val="0"/>
+          <w:color w:val="0000FF"/>
+          <w:sz w:val="24"/>
+          <w:u w:val="single"/>
+        </w:rPr>
+        <w:hyperlink r:id="rId20" w:history="1">
+          <w:r>
+            <w:rPr>
+              <w:rStyle w:val="Hyperlink"/>
+            </w:rPr>
+            <w:t>context</w:t>
+          </w:r>
+        </w:hyperlink>
+      </w:r>
+      <w:r>
+        <w:rPr>
+          <w:rFonts w:ascii="Charis SIL Regular" w:hAnsi="Charis SIL Regular" w:eastAsia="Charis SIL Regular"/>
+          <w:b w:val="0"/>
+          <w:i w:val="0"/>
+          <w:color w:val="000000"/>
+          <w:sz w:val="24"/>
+        </w:rPr>
+        <w:t xml:space="preserve">•  </w:t>
+      </w:r>
+      <w:r>
+        <w:rPr>
+          <w:rFonts w:ascii="Charis SIL Regular" w:hAnsi="Charis SIL Regular" w:eastAsia="Charis SIL Regular"/>
+          <w:b w:val="0"/>
+          <w:i w:val="0"/>
+          <w:color w:val="0000FF"/>
+          <w:sz w:val="24"/>
+          <w:u w:val="single"/>
+        </w:rPr>
+        <w:hyperlink r:id="rId20" w:history="1">
+          <w:r>
+            <w:rPr>
+              <w:rStyle w:val="Hyperlink"/>
+            </w:rPr>
+            <w:t>Arm</w:t>
+          </w:r>
+        </w:hyperlink>
+      </w:r>
+      <w:r>
+        <w:rPr>
+          <w:rFonts w:ascii="Charis SIL Regular" w:hAnsi="Charis SIL Regular" w:eastAsia="Charis SIL Regular"/>
+          <w:b w:val="0"/>
+          <w:i w:val="0"/>
+          <w:color w:val="0000FF"/>
+          <w:sz w:val="24"/>
+          <w:u w:val="single"/>
+        </w:rPr>
+        <w:t xml:space="preserve"> </w:t>
+      </w:r>
+      <w:r>
+        <w:rPr>
+          <w:rFonts w:ascii="Charis SIL Regular" w:hAnsi="Charis SIL Regular" w:eastAsia="Charis SIL Regular"/>
+          <w:b w:val="0"/>
+          <w:i w:val="0"/>
+          <w:color w:val="0000FF"/>
+          <w:sz w:val="24"/>
+          <w:u w:val="single"/>
+        </w:rPr>
+        <w:hyperlink r:id="rId20" w:history="1">
+          <w:r>
+            <w:rPr>
+              <w:rStyle w:val="Hyperlink"/>
+            </w:rPr>
+            <w:t>and</w:t>
+          </w:r>
+        </w:hyperlink>
+      </w:r>
+      <w:r>
+        <w:rPr>
+          <w:rFonts w:ascii="Charis SIL Regular" w:hAnsi="Charis SIL Regular" w:eastAsia="Charis SIL Regular"/>
+          <w:b w:val="0"/>
+          <w:i w:val="0"/>
+          <w:color w:val="0000FF"/>
+          <w:sz w:val="24"/>
+          <w:u w:val="single"/>
+        </w:rPr>
+        <w:t xml:space="preserve"> </w:t>
+      </w:r>
+      <w:r>
+        <w:rPr>
+          <w:rFonts w:ascii="Charis SIL Regular" w:hAnsi="Charis SIL Regular" w:eastAsia="Charis SIL Regular"/>
+          <w:b w:val="0"/>
+          <w:i w:val="0"/>
+          <w:color w:val="0000FF"/>
+          <w:sz w:val="24"/>
+          <w:u w:val="single"/>
+        </w:rPr>
+        <w:hyperlink r:id="rId20" w:history="1">
+          <w:r>
+            <w:rPr>
+              <w:rStyle w:val="Hyperlink"/>
+            </w:rPr>
+            <w:t>n</w:t>
+          </w:r>
+        </w:hyperlink>
+      </w:r>
+      <w:r>
+        <w:rPr>
+          <w:rFonts w:ascii="Charis SIL Regular" w:hAnsi="Charis SIL Regular" w:eastAsia="Charis SIL Regular"/>
+          <w:b w:val="0"/>
+          <w:i w:val="0"/>
+          <w:color w:val="0000FF"/>
+          <w:sz w:val="24"/>
+          <w:u w:val="single"/>
+        </w:rPr>
         <w:hyperlink r:id="rId20" w:history="1">
           <w:r>
             <w:rPr>
@@ -2398,36 +2565,14 @@
           <w:sz w:val="24"/>
           <w:u w:val="single"/>
         </w:rPr>
-        <w:t xml:space="preserve"> </w:t>
-      </w:r>
-      <w:r>
-        <w:rPr>
-          <w:rFonts w:ascii="Charis SIL Regular" w:hAnsi="Charis SIL Regular" w:eastAsia="Charis SIL Regular"/>
-          <w:b w:val="0"/>
-          <w:i w:val="0"/>
-          <w:color w:val="0000FF"/>
-          <w:sz w:val="24"/>
-          <w:u w:val="single"/>
-        </w:rPr>
         <w:hyperlink r:id="rId20" w:history="1">
           <w:r>
             <w:rPr>
               <w:rStyle w:val="Hyperlink"/>
             </w:rPr>
-            <w:t>colonial</w:t>
+            <w:t>v</w:t>
           </w:r>
         </w:hyperlink>
-      </w:r>
-      <w:r>
-        <w:rPr>
-          <w:rFonts w:ascii="Charis SIL Regular" w:hAnsi="Charis SIL Regular" w:eastAsia="Charis SIL Regular"/>
-          <w:b w:val="0"/>
-          <w:i w:val="0"/>
-          <w:color w:val="0000FF"/>
-          <w:sz w:val="24"/>
-          <w:u w:val="single"/>
-        </w:rPr>
-        <w:t xml:space="preserve"> </w:t>
       </w:r>
       <w:r>
         <w:rPr>
@@ -2443,30 +2588,9 @@
             <w:rPr>
               <w:rStyle w:val="Hyperlink"/>
             </w:rPr>
-            <w:t>context</w:t>
+            <w:t>y</w:t>
           </w:r>
         </w:hyperlink>
-      </w:r>
-      <w:r>
-        <w:rPr>
-          <w:rFonts w:ascii="Charis SIL Regular" w:hAnsi="Charis SIL Regular" w:eastAsia="Charis SIL Regular"/>
-          <w:b w:val="0"/>
-          <w:i w:val="0"/>
-          <w:color w:val="000000"/>
-          <w:sz w:val="24"/>
-        </w:rPr>
-        <w:t xml:space="preserve">•  </w:t>
-      </w:r>
-      <w:r>
-        <w:rPr>
-          <w:rFonts w:ascii="Charis SIL Regular" w:hAnsi="Charis SIL Regular" w:eastAsia="Charis SIL Regular"/>
-          <w:b w:val="0"/>
-          <w:i w:val="0"/>
-          <w:color w:val="0000FF"/>
-          <w:sz w:val="24"/>
-          <w:u w:val="single"/>
-        </w:rPr>
-        <w:t>Arm</w:t>
       </w:r>
       <w:r>
         <w:rPr>
@@ -2493,7 +2617,7 @@
             <w:rPr>
               <w:rStyle w:val="Hyperlink"/>
             </w:rPr>
-            <w:t>and</w:t>
+            <w:t>perso</w:t>
           </w:r>
         </w:hyperlink>
       </w:r>
@@ -2506,7 +2630,43 @@
           <w:sz w:val="24"/>
           <w:u w:val="single"/>
         </w:rPr>
+        <w:hyperlink r:id="rId20" w:history="1">
+          <w:r>
+            <w:rPr>
+              <w:rStyle w:val="Hyperlink"/>
+            </w:rPr>
+            <w:t>nnel</w:t>
+          </w:r>
+        </w:hyperlink>
+      </w:r>
+      <w:r>
+        <w:rPr>
+          <w:rFonts w:ascii="Charis SIL Regular" w:hAnsi="Charis SIL Regular" w:eastAsia="Charis SIL Regular"/>
+          <w:b w:val="0"/>
+          <w:i w:val="0"/>
+          <w:color w:val="0000FF"/>
+          <w:sz w:val="24"/>
+          <w:u w:val="single"/>
+        </w:rPr>
         <w:t xml:space="preserve"> </w:t>
+      </w:r>
+      <w:r>
+        <w:rPr>
+          <w:rFonts w:ascii="Charis SIL Regular" w:hAnsi="Charis SIL Regular" w:eastAsia="Charis SIL Regular"/>
+          <w:b w:val="0"/>
+          <w:i w:val="0"/>
+          <w:color w:val="0000FF"/>
+          <w:sz w:val="24"/>
+          <w:u w:val="single"/>
+        </w:rPr>
+        <w:hyperlink r:id="rId20" w:history="1">
+          <w:r>
+            <w:rPr>
+              <w:rStyle w:val="Hyperlink"/>
+            </w:rPr>
+            <w:t>i</w:t>
+          </w:r>
+        </w:hyperlink>
       </w:r>
       <w:r>
         <w:rPr>
@@ -2535,166 +2695,18 @@
           <w:sz w:val="24"/>
           <w:u w:val="single"/>
         </w:rPr>
+        <w:t xml:space="preserve"> </w:t>
+      </w:r>
+      <w:r>
+        <w:rPr>
+          <w:rFonts w:ascii="Charis SIL Regular" w:hAnsi="Charis SIL Regular" w:eastAsia="Charis SIL Regular"/>
+          <w:b w:val="0"/>
+          <w:i w:val="0"/>
+          <w:color w:val="0000FF"/>
+          <w:sz w:val="24"/>
+          <w:u w:val="single"/>
+        </w:rPr>
         <w:hyperlink r:id="rId20" w:history="1">
-          <w:r>
-            <w:rPr>
-              <w:rStyle w:val="Hyperlink"/>
-            </w:rPr>
-            <w:t>a</w:t>
-          </w:r>
-        </w:hyperlink>
-      </w:r>
-      <w:r>
-        <w:rPr>
-          <w:rFonts w:ascii="Charis SIL Regular" w:hAnsi="Charis SIL Regular" w:eastAsia="Charis SIL Regular"/>
-          <w:b w:val="0"/>
-          <w:i w:val="0"/>
-          <w:color w:val="0000FF"/>
-          <w:sz w:val="24"/>
-          <w:u w:val="single"/>
-        </w:rPr>
-        <w:hyperlink r:id="rId20" w:history="1">
-          <w:r>
-            <w:rPr>
-              <w:rStyle w:val="Hyperlink"/>
-            </w:rPr>
-            <w:t>v</w:t>
-          </w:r>
-        </w:hyperlink>
-      </w:r>
-      <w:r>
-        <w:rPr>
-          <w:rFonts w:ascii="Charis SIL Regular" w:hAnsi="Charis SIL Regular" w:eastAsia="Charis SIL Regular"/>
-          <w:b w:val="0"/>
-          <w:i w:val="0"/>
-          <w:color w:val="0000FF"/>
-          <w:sz w:val="24"/>
-          <w:u w:val="single"/>
-        </w:rPr>
-        <w:hyperlink r:id="rId20" w:history="1">
-          <w:r>
-            <w:rPr>
-              <w:rStyle w:val="Hyperlink"/>
-            </w:rPr>
-            <w:t>y</w:t>
-          </w:r>
-        </w:hyperlink>
-      </w:r>
-      <w:r>
-        <w:rPr>
-          <w:rFonts w:ascii="Charis SIL Regular" w:hAnsi="Charis SIL Regular" w:eastAsia="Charis SIL Regular"/>
-          <w:b w:val="0"/>
-          <w:i w:val="0"/>
-          <w:color w:val="0000FF"/>
-          <w:sz w:val="24"/>
-          <w:u w:val="single"/>
-        </w:rPr>
-        <w:t xml:space="preserve"> </w:t>
-      </w:r>
-      <w:r>
-        <w:rPr>
-          <w:rFonts w:ascii="Charis SIL Regular" w:hAnsi="Charis SIL Regular" w:eastAsia="Charis SIL Regular"/>
-          <w:b w:val="0"/>
-          <w:i w:val="0"/>
-          <w:color w:val="0000FF"/>
-          <w:sz w:val="24"/>
-          <w:u w:val="single"/>
-        </w:rPr>
-        <w:hyperlink r:id="rId21" w:history="1">
-          <w:r>
-            <w:rPr>
-              <w:rStyle w:val="Hyperlink"/>
-            </w:rPr>
-            <w:t>perso</w:t>
-          </w:r>
-        </w:hyperlink>
-      </w:r>
-      <w:r>
-        <w:rPr>
-          <w:rFonts w:ascii="Charis SIL Regular" w:hAnsi="Charis SIL Regular" w:eastAsia="Charis SIL Regular"/>
-          <w:b w:val="0"/>
-          <w:i w:val="0"/>
-          <w:color w:val="0000FF"/>
-          <w:sz w:val="24"/>
-          <w:u w:val="single"/>
-        </w:rPr>
-        <w:hyperlink r:id="rId21" w:history="1">
-          <w:r>
-            <w:rPr>
-              <w:rStyle w:val="Hyperlink"/>
-            </w:rPr>
-            <w:t>nnel</w:t>
-          </w:r>
-        </w:hyperlink>
-      </w:r>
-      <w:r>
-        <w:rPr>
-          <w:rFonts w:ascii="Charis SIL Regular" w:hAnsi="Charis SIL Regular" w:eastAsia="Charis SIL Regular"/>
-          <w:b w:val="0"/>
-          <w:i w:val="0"/>
-          <w:color w:val="0000FF"/>
-          <w:sz w:val="24"/>
-          <w:u w:val="single"/>
-        </w:rPr>
-        <w:t xml:space="preserve"> </w:t>
-      </w:r>
-      <w:r>
-        <w:rPr>
-          <w:rFonts w:ascii="Charis SIL Regular" w:hAnsi="Charis SIL Regular" w:eastAsia="Charis SIL Regular"/>
-          <w:b w:val="0"/>
-          <w:i w:val="0"/>
-          <w:color w:val="0000FF"/>
-          <w:sz w:val="24"/>
-          <w:u w:val="single"/>
-        </w:rPr>
-        <w:hyperlink r:id="rId20" w:history="1">
-          <w:r>
-            <w:rPr>
-              <w:rStyle w:val="Hyperlink"/>
-            </w:rPr>
-            <w:t>i</w:t>
-          </w:r>
-        </w:hyperlink>
-      </w:r>
-      <w:r>
-        <w:rPr>
-          <w:rFonts w:ascii="Charis SIL Regular" w:hAnsi="Charis SIL Regular" w:eastAsia="Charis SIL Regular"/>
-          <w:b w:val="0"/>
-          <w:i w:val="0"/>
-          <w:color w:val="0000FF"/>
-          <w:sz w:val="24"/>
-          <w:u w:val="single"/>
-        </w:rPr>
-        <w:hyperlink r:id="rId20" w:history="1">
-          <w:r>
-            <w:rPr>
-              <w:rStyle w:val="Hyperlink"/>
-            </w:rPr>
-            <w:t>n</w:t>
-          </w:r>
-        </w:hyperlink>
-      </w:r>
-      <w:r>
-        <w:rPr>
-          <w:rFonts w:ascii="Charis SIL Regular" w:hAnsi="Charis SIL Regular" w:eastAsia="Charis SIL Regular"/>
-          <w:b w:val="0"/>
-          <w:i w:val="0"/>
-          <w:color w:val="0000FF"/>
-          <w:sz w:val="24"/>
-          <w:u w:val="single"/>
-        </w:rPr>
-        <w:t xml:space="preserve"> </w:t>
-      </w:r>
-      <w:r>
-        <w:rPr>
-          <w:rFonts w:ascii="Charis SIL Regular" w:hAnsi="Charis SIL Regular" w:eastAsia="Charis SIL Regular"/>
-          <w:b w:val="0"/>
-          <w:i w:val="0"/>
-          <w:color w:val="0000FF"/>
-          <w:sz w:val="24"/>
-          <w:u w:val="single"/>
-        </w:rPr>
-        <w:hyperlink r:id="rId21" w:history="1">
           <w:r>
             <w:rPr>
               <w:rStyle w:val="Hyperlink"/>
@@ -2712,7 +2724,7 @@
           <w:sz w:val="24"/>
           <w:u w:val="single"/>
         </w:rPr>
-        <w:hyperlink r:id="rId21" w:history="1">
+        <w:hyperlink r:id="rId20" w:history="1">
           <w:r>
             <w:rPr>
               <w:rStyle w:val="Hyperlink"/>
@@ -2741,7 +2753,7 @@
           <w:sz w:val="24"/>
           <w:u w:val="single"/>
         </w:rPr>
-        <w:hyperlink r:id="rId21" w:history="1">
+        <w:hyperlink r:id="rId20" w:history="1">
           <w:r>
             <w:rPr>
               <w:rStyle w:val="Hyperlink"/>
@@ -2787,7 +2799,7 @@
           <w:sz w:val="24"/>
           <w:u w:val="single"/>
         </w:rPr>
-        <w:hyperlink r:id="rId22" w:history="1">
+        <w:hyperlink r:id="rId21" w:history="1">
           <w:r>
             <w:rPr>
               <w:rStyle w:val="Hyperlink"/>
@@ -2805,7 +2817,7 @@
           <w:sz w:val="24"/>
           <w:u w:val="single"/>
         </w:rPr>
-        <w:hyperlink r:id="rId22" w:history="1">
+        <w:hyperlink r:id="rId21" w:history="1">
           <w:r>
             <w:rPr>
               <w:rStyle w:val="Hyperlink"/>
@@ -2823,7 +2835,7 @@
           <w:sz w:val="24"/>
           <w:u w:val="single"/>
         </w:rPr>
-        <w:hyperlink r:id="rId22" w:history="1">
+        <w:hyperlink r:id="rId21" w:history="1">
           <w:r>
             <w:rPr>
               <w:rStyle w:val="Hyperlink"/>
@@ -2841,7 +2853,7 @@
           <w:sz w:val="24"/>
           <w:u w:val="single"/>
         </w:rPr>
-        <w:hyperlink r:id="rId22" w:history="1">
+        <w:hyperlink r:id="rId21" w:history="1">
           <w:r>
             <w:rPr>
               <w:rStyle w:val="Hyperlink"/>
@@ -2881,7 +2893,7 @@
           <w:sz w:val="24"/>
           <w:u w:val="single"/>
         </w:rPr>
-        <w:hyperlink r:id="rId22" w:history="1">
+        <w:hyperlink r:id="rId21" w:history="1">
           <w:r>
             <w:rPr>
               <w:rStyle w:val="Hyperlink"/>
@@ -2980,19 +2992,9 @@
             <w:rPr>
               <w:rStyle w:val="Hyperlink"/>
             </w:rPr>
-            <w:t>co</w:t>
+            <w:t>col</w:t>
           </w:r>
         </w:hyperlink>
-      </w:r>
-      <w:r>
-        <w:rPr>
-          <w:rFonts w:ascii="Charis SIL Regular" w:hAnsi="Charis SIL Regular" w:eastAsia="Charis SIL Regular"/>
-          <w:b w:val="0"/>
-          <w:i w:val="0"/>
-          <w:color w:val="0000FF"/>
-          <w:sz w:val="24"/>
-        </w:rPr>
-        <w:t>l</w:t>
       </w:r>
       <w:r>
         <w:rPr>
@@ -3021,7 +3023,7 @@
           <w:sz w:val="24"/>
           <w:u w:val="single"/>
         </w:rPr>
-        <w:hyperlink r:id="rId22" w:history="1">
+        <w:hyperlink r:id="rId21" w:history="1">
           <w:r>
             <w:rPr>
               <w:rStyle w:val="Hyperlink"/>
@@ -3104,7 +3106,7 @@
           <w:sz w:val="24"/>
           <w:u w:val="single"/>
         </w:rPr>
-        <w:hyperlink r:id="rId22" w:history="1">
+        <w:hyperlink r:id="rId21" w:history="1">
           <w:r>
             <w:rPr>
               <w:rStyle w:val="Hyperlink"/>
@@ -3127,11 +3129,32 @@
             <w:rPr>
               <w:rStyle w:val="Hyperlink"/>
             </w:rPr>
-            <w:t>ries</w:t>
+            <w:t>ri</w:t>
           </w:r>
         </w:hyperlink>
       </w:r>
       <w:r>
+        <w:rPr>
+          <w:rFonts w:ascii="Charis SIL Regular" w:hAnsi="Charis SIL Regular" w:eastAsia="Charis SIL Regular"/>
+          <w:b w:val="0"/>
+          <w:i w:val="0"/>
+          <w:color w:val="0000FF"/>
+          <w:sz w:val="24"/>
+          <w:u w:val="single"/>
+        </w:rPr>
+        <w:t>e</w:t>
+      </w:r>
+      <w:r>
+        <w:rPr>
+          <w:rFonts w:ascii="Charis SIL Regular" w:hAnsi="Charis SIL Regular" w:eastAsia="Charis SIL Regular"/>
+          <w:b w:val="0"/>
+          <w:i w:val="0"/>
+          <w:color w:val="0000FF"/>
+          <w:sz w:val="24"/>
+        </w:rPr>
+        <w:t>s</w:t>
+      </w:r>
+      <w:r>
         <w:br/>
       </w:r>
       <w:r>
@@ -3153,7 +3176,7 @@
           <w:sz w:val="24"/>
           <w:u w:val="single"/>
         </w:rPr>
-        <w:hyperlink r:id="rId23" w:history="1">
+        <w:hyperlink r:id="rId22" w:history="1">
           <w:r>
             <w:rPr>
               <w:rStyle w:val="Hyperlink"/>
@@ -3218,7 +3241,7 @@
           <w:sz w:val="24"/>
           <w:u w:val="single"/>
         </w:rPr>
-        <w:hyperlink r:id="rId23" w:history="1">
+        <w:hyperlink r:id="rId22" w:history="1">
           <w:r>
             <w:rPr>
               <w:rStyle w:val="Hyperlink"/>
@@ -3265,7 +3288,7 @@
           <w:sz w:val="24"/>
           <w:u w:val="single"/>
         </w:rPr>
-        <w:hyperlink r:id="rId23" w:history="1">
+        <w:hyperlink r:id="rId22" w:history="1">
           <w:r>
             <w:rPr>
               <w:rStyle w:val="Hyperlink"/>
@@ -3312,7 +3335,7 @@
           <w:sz w:val="24"/>
           <w:u w:val="single"/>
         </w:rPr>
-        <w:hyperlink r:id="rId22" w:history="1">
+        <w:hyperlink r:id="rId23" w:history="1">
           <w:r>
             <w:rPr>
               <w:rStyle w:val="Hyperlink"/>

--- a/EXPORTS/DOCX/published/niveau2/English/Museum.docx
+++ b/EXPORTS/DOCX/published/niveau2/English/Museum.docx
@@ -327,7 +327,14 @@
           <w:color w:val="000000"/>
           <w:sz w:val="24"/>
         </w:rPr>
-        <w:t xml:space="preserve"> the </w:t>
+        <w:hyperlink r:id="rId9" w:history="1">
+          <w:r>
+            <w:rPr>
+              <w:rStyle w:val="Hyperlink"/>
+            </w:rPr>
+            <w:t xml:space="preserve"> the </w:t>
+          </w:r>
+        </w:hyperlink>
       </w:r>
       <w:r>
         <w:rPr>
@@ -338,7 +345,54 @@
           <w:sz w:val="24"/>
           <w:u w:val="single"/>
         </w:rPr>
-        <w:t>Rijks Etnogra</w:t>
+        <w:hyperlink r:id="rId10" w:history="1">
+          <w:r>
+            <w:rPr>
+              <w:rStyle w:val="Hyperlink"/>
+            </w:rPr>
+            <w:t>Rijks</w:t>
+          </w:r>
+        </w:hyperlink>
+      </w:r>
+      <w:r>
+        <w:rPr>
+          <w:rFonts w:ascii="Charis SIL Regular" w:hAnsi="Charis SIL Regular" w:eastAsia="Charis SIL Regular"/>
+          <w:b w:val="0"/>
+          <w:i w:val="0"/>
+          <w:color w:val="0000FF"/>
+          <w:sz w:val="24"/>
+          <w:u w:val="single"/>
+        </w:rPr>
+        <w:t xml:space="preserve"> </w:t>
+      </w:r>
+      <w:r>
+        <w:rPr>
+          <w:rFonts w:ascii="Charis SIL Regular" w:hAnsi="Charis SIL Regular" w:eastAsia="Charis SIL Regular"/>
+          <w:b w:val="0"/>
+          <w:i w:val="0"/>
+          <w:color w:val="0000FF"/>
+          <w:sz w:val="24"/>
+          <w:u w:val="single"/>
+        </w:rPr>
+        <w:hyperlink r:id="rId9" w:history="1">
+          <w:r>
+            <w:rPr>
+              <w:rStyle w:val="Hyperlink"/>
+            </w:rPr>
+            <w:t>Etn</w:t>
+          </w:r>
+        </w:hyperlink>
+      </w:r>
+      <w:r>
+        <w:rPr>
+          <w:rFonts w:ascii="Charis SIL Regular" w:hAnsi="Charis SIL Regular" w:eastAsia="Charis SIL Regular"/>
+          <w:b w:val="0"/>
+          <w:i w:val="0"/>
+          <w:color w:val="0000FF"/>
+          <w:sz w:val="24"/>
+          <w:u w:val="single"/>
+        </w:rPr>
+        <w:t>ogra</w:t>
       </w:r>
       <w:r>
         <w:rPr>
@@ -886,7 +940,6 @@
       </w:r>
       <w:r>
         <w:rPr>
-          <w:u w:val="single" w:color="0000ff"/>
           <w:rFonts w:ascii="Charis SIL Regular" w:hAnsi="Charis SIL Regular" w:eastAsia="Charis SIL Regular"/>
           <w:b w:val="0"/>
           <w:i w:val="0"/>
@@ -933,6 +986,16 @@
       </w:r>
       <w:r>
         <w:rPr>
+          <w:rFonts w:ascii="Charis SIL Regular" w:hAnsi="Charis SIL Regular" w:eastAsia="Charis SIL Regular"/>
+          <w:b w:val="0"/>
+          <w:i w:val="0"/>
+          <w:color w:val="000000"/>
+          <w:sz w:val="24"/>
+        </w:rPr>
+        <w:t>O</w:t>
+      </w:r>
+      <w:r>
+        <w:rPr>
           <w:u w:val="single" w:color="0000ff"/>
           <w:rFonts w:ascii="Charis SIL Regular" w:hAnsi="Charis SIL Regular" w:eastAsia="Charis SIL Regular"/>
           <w:b w:val="0"/>
@@ -940,7 +1003,14 @@
           <w:color w:val="000000"/>
           <w:sz w:val="24"/>
         </w:rPr>
-        <w:t>Obj</w:t>
+        <w:hyperlink r:id="rId12" w:history="1">
+          <w:r>
+            <w:rPr>
+              <w:rStyle w:val="Hyperlink"/>
+            </w:rPr>
+            <w:t>bj</w:t>
+          </w:r>
+        </w:hyperlink>
       </w:r>
       <w:r>
         <w:rPr>
@@ -2799,7 +2869,7 @@
           <w:sz w:val="24"/>
           <w:u w:val="single"/>
         </w:rPr>
-        <w:hyperlink r:id="rId21" w:history="1">
+        <w:hyperlink r:id="rId22" w:history="1">
           <w:r>
             <w:rPr>
               <w:rStyle w:val="Hyperlink"/>
@@ -2817,7 +2887,7 @@
           <w:sz w:val="24"/>
           <w:u w:val="single"/>
         </w:rPr>
-        <w:hyperlink r:id="rId21" w:history="1">
+        <w:hyperlink r:id="rId22" w:history="1">
           <w:r>
             <w:rPr>
               <w:rStyle w:val="Hyperlink"/>
@@ -2835,7 +2905,7 @@
           <w:sz w:val="24"/>
           <w:u w:val="single"/>
         </w:rPr>
-        <w:hyperlink r:id="rId21" w:history="1">
+        <w:hyperlink r:id="rId22" w:history="1">
           <w:r>
             <w:rPr>
               <w:rStyle w:val="Hyperlink"/>
@@ -2851,9 +2921,8 @@
           <w:i w:val="0"/>
           <w:color w:val="0000FF"/>
           <w:sz w:val="24"/>
-          <w:u w:val="single"/>
-        </w:rPr>
-        <w:hyperlink r:id="rId21" w:history="1">
+        </w:rPr>
+        <w:hyperlink r:id="rId22" w:history="1">
           <w:r>
             <w:rPr>
               <w:rStyle w:val="Hyperlink"/>
@@ -2869,9 +2938,19 @@
           <w:i w:val="0"/>
           <w:color w:val="0000FF"/>
           <w:sz w:val="24"/>
+        </w:rPr>
+        <w:t>c</w:t>
+      </w:r>
+      <w:r>
+        <w:rPr>
+          <w:rFonts w:ascii="Charis SIL Regular" w:hAnsi="Charis SIL Regular" w:eastAsia="Charis SIL Regular"/>
+          <w:b w:val="0"/>
+          <w:i w:val="0"/>
+          <w:color w:val="0000FF"/>
+          <w:sz w:val="24"/>
           <w:u w:val="single"/>
         </w:rPr>
-        <w:t>c</w:t>
+        <w:t xml:space="preserve"> </w:t>
       </w:r>
       <w:r>
         <w:rPr>
@@ -2882,18 +2961,7 @@
           <w:sz w:val="24"/>
           <w:u w:val="single"/>
         </w:rPr>
-        <w:t xml:space="preserve"> </w:t>
-      </w:r>
-      <w:r>
-        <w:rPr>
-          <w:rFonts w:ascii="Charis SIL Regular" w:hAnsi="Charis SIL Regular" w:eastAsia="Charis SIL Regular"/>
-          <w:b w:val="0"/>
-          <w:i w:val="0"/>
-          <w:color w:val="0000FF"/>
-          <w:sz w:val="24"/>
-          <w:u w:val="single"/>
-        </w:rPr>
-        <w:hyperlink r:id="rId21" w:history="1">
+        <w:hyperlink r:id="rId22" w:history="1">
           <w:r>
             <w:rPr>
               <w:rStyle w:val="Hyperlink"/>
@@ -2911,7 +2979,7 @@
           <w:sz w:val="24"/>
           <w:u w:val="single"/>
         </w:rPr>
-        <w:hyperlink r:id="rId21" w:history="1">
+        <w:hyperlink r:id="rId22" w:history="1">
           <w:r>
             <w:rPr>
               <w:rStyle w:val="Hyperlink"/>
@@ -2929,7 +2997,7 @@
           <w:sz w:val="24"/>
           <w:u w:val="single"/>
         </w:rPr>
-        <w:hyperlink r:id="rId21" w:history="1">
+        <w:hyperlink r:id="rId22" w:history="1">
           <w:r>
             <w:rPr>
               <w:rStyle w:val="Hyperlink"/>
@@ -2958,7 +3026,7 @@
           <w:sz w:val="24"/>
           <w:u w:val="single"/>
         </w:rPr>
-        <w:hyperlink r:id="rId21" w:history="1">
+        <w:hyperlink r:id="rId22" w:history="1">
           <w:r>
             <w:rPr>
               <w:rStyle w:val="Hyperlink"/>
@@ -2987,7 +3055,7 @@
           <w:sz w:val="24"/>
           <w:u w:val="single"/>
         </w:rPr>
-        <w:hyperlink r:id="rId21" w:history="1">
+        <w:hyperlink r:id="rId22" w:history="1">
           <w:r>
             <w:rPr>
               <w:rStyle w:val="Hyperlink"/>
@@ -3005,7 +3073,7 @@
           <w:sz w:val="24"/>
           <w:u w:val="single"/>
         </w:rPr>
-        <w:hyperlink r:id="rId21" w:history="1">
+        <w:hyperlink r:id="rId22" w:history="1">
           <w:r>
             <w:rPr>
               <w:rStyle w:val="Hyperlink"/>
@@ -3023,7 +3091,7 @@
           <w:sz w:val="24"/>
           <w:u w:val="single"/>
         </w:rPr>
-        <w:hyperlink r:id="rId21" w:history="1">
+        <w:hyperlink r:id="rId22" w:history="1">
           <w:r>
             <w:rPr>
               <w:rStyle w:val="Hyperlink"/>
@@ -3041,7 +3109,7 @@
           <w:sz w:val="24"/>
           <w:u w:val="single"/>
         </w:rPr>
-        <w:hyperlink r:id="rId21" w:history="1">
+        <w:hyperlink r:id="rId22" w:history="1">
           <w:r>
             <w:rPr>
               <w:rStyle w:val="Hyperlink"/>
@@ -3059,7 +3127,7 @@
           <w:sz w:val="24"/>
           <w:u w:val="single"/>
         </w:rPr>
-        <w:hyperlink r:id="rId21" w:history="1">
+        <w:hyperlink r:id="rId22" w:history="1">
           <w:r>
             <w:rPr>
               <w:rStyle w:val="Hyperlink"/>
@@ -3088,7 +3156,7 @@
           <w:sz w:val="24"/>
           <w:u w:val="single"/>
         </w:rPr>
-        <w:hyperlink r:id="rId21" w:history="1">
+        <w:hyperlink r:id="rId22" w:history="1">
           <w:r>
             <w:rPr>
               <w:rStyle w:val="Hyperlink"/>
@@ -3106,7 +3174,7 @@
           <w:sz w:val="24"/>
           <w:u w:val="single"/>
         </w:rPr>
-        <w:hyperlink r:id="rId21" w:history="1">
+        <w:hyperlink r:id="rId22" w:history="1">
           <w:r>
             <w:rPr>
               <w:rStyle w:val="Hyperlink"/>
@@ -3124,35 +3192,14 @@
           <w:sz w:val="24"/>
           <w:u w:val="single"/>
         </w:rPr>
-        <w:hyperlink r:id="rId21" w:history="1">
+        <w:hyperlink r:id="rId22" w:history="1">
           <w:r>
             <w:rPr>
               <w:rStyle w:val="Hyperlink"/>
             </w:rPr>
-            <w:t>ri</w:t>
+            <w:t>ries</w:t>
           </w:r>
         </w:hyperlink>
-      </w:r>
-      <w:r>
-        <w:rPr>
-          <w:rFonts w:ascii="Charis SIL Regular" w:hAnsi="Charis SIL Regular" w:eastAsia="Charis SIL Regular"/>
-          <w:b w:val="0"/>
-          <w:i w:val="0"/>
-          <w:color w:val="0000FF"/>
-          <w:sz w:val="24"/>
-          <w:u w:val="single"/>
-        </w:rPr>
-        <w:t>e</w:t>
-      </w:r>
-      <w:r>
-        <w:rPr>
-          <w:rFonts w:ascii="Charis SIL Regular" w:hAnsi="Charis SIL Regular" w:eastAsia="Charis SIL Regular"/>
-          <w:b w:val="0"/>
-          <w:i w:val="0"/>
-          <w:color w:val="0000FF"/>
-          <w:sz w:val="24"/>
-        </w:rPr>
-        <w:t>s</w:t>
       </w:r>
       <w:r>
         <w:br/>
@@ -3317,7 +3364,7 @@
           <w:sz w:val="24"/>
           <w:u w:val="single"/>
         </w:rPr>
-        <w:hyperlink r:id="rId23" w:history="1">
+        <w:hyperlink r:id="rId22" w:history="1">
           <w:r>
             <w:rPr>
               <w:rStyle w:val="Hyperlink"/>
@@ -3335,7 +3382,7 @@
           <w:sz w:val="24"/>
           <w:u w:val="single"/>
         </w:rPr>
-        <w:hyperlink r:id="rId23" w:history="1">
+        <w:hyperlink r:id="rId22" w:history="1">
           <w:r>
             <w:rPr>
               <w:rStyle w:val="Hyperlink"/>
@@ -3353,7 +3400,7 @@
           <w:sz w:val="24"/>
           <w:u w:val="single"/>
         </w:rPr>
-        <w:hyperlink r:id="rId23" w:history="1">
+        <w:hyperlink r:id="rId22" w:history="1">
           <w:r>
             <w:rPr>
               <w:rStyle w:val="Hyperlink"/>
@@ -3382,7 +3429,7 @@
           <w:sz w:val="24"/>
           <w:u w:val="single"/>
         </w:rPr>
-        <w:hyperlink r:id="rId23" w:history="1">
+        <w:hyperlink r:id="rId22" w:history="1">
           <w:r>
             <w:rPr>
               <w:rStyle w:val="Hyperlink"/>

--- a/EXPORTS/DOCX/published/niveau2/English/Museum.docx
+++ b/EXPORTS/DOCX/published/niveau2/English/Museum.docx
@@ -327,72 +327,35 @@
           <w:color w:val="000000"/>
           <w:sz w:val="24"/>
         </w:rPr>
+        <w:t xml:space="preserve"> the </w:t>
+      </w:r>
+      <w:r>
+        <w:rPr>
+          <w:rFonts w:ascii="Charis SIL Regular" w:hAnsi="Charis SIL Regular" w:eastAsia="Charis SIL Regular"/>
+          <w:b w:val="0"/>
+          <w:i w:val="0"/>
+          <w:color w:val="0000FF"/>
+          <w:sz w:val="24"/>
+        </w:rPr>
+        <w:t>Rijks Etn</w:t>
+      </w:r>
+      <w:r>
+        <w:rPr>
+          <w:rFonts w:ascii="Charis SIL Regular" w:hAnsi="Charis SIL Regular" w:eastAsia="Charis SIL Regular"/>
+          <w:b w:val="0"/>
+          <w:i w:val="0"/>
+          <w:color w:val="0000FF"/>
+          <w:sz w:val="24"/>
+          <w:u w:val="single"/>
+        </w:rPr>
         <w:hyperlink r:id="rId9" w:history="1">
           <w:r>
             <w:rPr>
               <w:rStyle w:val="Hyperlink"/>
             </w:rPr>
-            <w:t xml:space="preserve"> the </w:t>
+            <w:t>ogra</w:t>
           </w:r>
         </w:hyperlink>
-      </w:r>
-      <w:r>
-        <w:rPr>
-          <w:rFonts w:ascii="Charis SIL Regular" w:hAnsi="Charis SIL Regular" w:eastAsia="Charis SIL Regular"/>
-          <w:b w:val="0"/>
-          <w:i w:val="0"/>
-          <w:color w:val="0000FF"/>
-          <w:sz w:val="24"/>
-          <w:u w:val="single"/>
-        </w:rPr>
-        <w:hyperlink r:id="rId10" w:history="1">
-          <w:r>
-            <w:rPr>
-              <w:rStyle w:val="Hyperlink"/>
-            </w:rPr>
-            <w:t>Rijks</w:t>
-          </w:r>
-        </w:hyperlink>
-      </w:r>
-      <w:r>
-        <w:rPr>
-          <w:rFonts w:ascii="Charis SIL Regular" w:hAnsi="Charis SIL Regular" w:eastAsia="Charis SIL Regular"/>
-          <w:b w:val="0"/>
-          <w:i w:val="0"/>
-          <w:color w:val="0000FF"/>
-          <w:sz w:val="24"/>
-          <w:u w:val="single"/>
-        </w:rPr>
-        <w:t xml:space="preserve"> </w:t>
-      </w:r>
-      <w:r>
-        <w:rPr>
-          <w:rFonts w:ascii="Charis SIL Regular" w:hAnsi="Charis SIL Regular" w:eastAsia="Charis SIL Regular"/>
-          <w:b w:val="0"/>
-          <w:i w:val="0"/>
-          <w:color w:val="0000FF"/>
-          <w:sz w:val="24"/>
-          <w:u w:val="single"/>
-        </w:rPr>
-        <w:hyperlink r:id="rId9" w:history="1">
-          <w:r>
-            <w:rPr>
-              <w:rStyle w:val="Hyperlink"/>
-            </w:rPr>
-            <w:t>Etn</w:t>
-          </w:r>
-        </w:hyperlink>
-      </w:r>
-      <w:r>
-        <w:rPr>
-          <w:rFonts w:ascii="Charis SIL Regular" w:hAnsi="Charis SIL Regular" w:eastAsia="Charis SIL Regular"/>
-          <w:b w:val="0"/>
-          <w:i w:val="0"/>
-          <w:color w:val="0000FF"/>
-          <w:sz w:val="24"/>
-          <w:u w:val="single"/>
-        </w:rPr>
-        <w:t>ogra</w:t>
       </w:r>
       <w:r>
         <w:rPr>
@@ -986,6 +949,7 @@
       </w:r>
       <w:r>
         <w:rPr>
+          <w:u w:val="single" w:color="0000ff"/>
           <w:rFonts w:ascii="Charis SIL Regular" w:hAnsi="Charis SIL Regular" w:eastAsia="Charis SIL Regular"/>
           <w:b w:val="0"/>
           <w:i w:val="0"/>
@@ -2238,7 +2202,7 @@
           <w:sz w:val="24"/>
           <w:u w:val="single"/>
         </w:rPr>
-        <w:hyperlink r:id="rId19" w:history="1">
+        <w:hyperlink r:id="rId20" w:history="1">
           <w:r>
             <w:rPr>
               <w:rStyle w:val="Hyperlink"/>
@@ -2267,7 +2231,7 @@
           <w:sz w:val="24"/>
           <w:u w:val="single"/>
         </w:rPr>
-        <w:hyperlink r:id="rId19" w:history="1">
+        <w:hyperlink r:id="rId20" w:history="1">
           <w:r>
             <w:rPr>
               <w:rStyle w:val="Hyperlink"/>
@@ -2869,7 +2833,7 @@
           <w:sz w:val="24"/>
           <w:u w:val="single"/>
         </w:rPr>
-        <w:hyperlink r:id="rId22" w:history="1">
+        <w:hyperlink r:id="rId21" w:history="1">
           <w:r>
             <w:rPr>
               <w:rStyle w:val="Hyperlink"/>
@@ -2887,7 +2851,7 @@
           <w:sz w:val="24"/>
           <w:u w:val="single"/>
         </w:rPr>
-        <w:hyperlink r:id="rId22" w:history="1">
+        <w:hyperlink r:id="rId21" w:history="1">
           <w:r>
             <w:rPr>
               <w:rStyle w:val="Hyperlink"/>
@@ -2905,7 +2869,7 @@
           <w:sz w:val="24"/>
           <w:u w:val="single"/>
         </w:rPr>
-        <w:hyperlink r:id="rId22" w:history="1">
+        <w:hyperlink r:id="rId21" w:history="1">
           <w:r>
             <w:rPr>
               <w:rStyle w:val="Hyperlink"/>
@@ -2921,8 +2885,9 @@
           <w:i w:val="0"/>
           <w:color w:val="0000FF"/>
           <w:sz w:val="24"/>
-        </w:rPr>
-        <w:hyperlink r:id="rId22" w:history="1">
+          <w:u w:val="single"/>
+        </w:rPr>
+        <w:hyperlink r:id="rId21" w:history="1">
           <w:r>
             <w:rPr>
               <w:rStyle w:val="Hyperlink"/>
@@ -2938,6 +2903,7 @@
           <w:i w:val="0"/>
           <w:color w:val="0000FF"/>
           <w:sz w:val="24"/>
+          <w:u w:val="single"/>
         </w:rPr>
         <w:t>c</w:t>
       </w:r>
@@ -2961,7 +2927,7 @@
           <w:sz w:val="24"/>
           <w:u w:val="single"/>
         </w:rPr>
-        <w:hyperlink r:id="rId22" w:history="1">
+        <w:hyperlink r:id="rId21" w:history="1">
           <w:r>
             <w:rPr>
               <w:rStyle w:val="Hyperlink"/>
@@ -2979,7 +2945,7 @@
           <w:sz w:val="24"/>
           <w:u w:val="single"/>
         </w:rPr>
-        <w:hyperlink r:id="rId22" w:history="1">
+        <w:hyperlink r:id="rId21" w:history="1">
           <w:r>
             <w:rPr>
               <w:rStyle w:val="Hyperlink"/>
@@ -2997,7 +2963,7 @@
           <w:sz w:val="24"/>
           <w:u w:val="single"/>
         </w:rPr>
-        <w:hyperlink r:id="rId22" w:history="1">
+        <w:hyperlink r:id="rId21" w:history="1">
           <w:r>
             <w:rPr>
               <w:rStyle w:val="Hyperlink"/>
@@ -3026,7 +2992,7 @@
           <w:sz w:val="24"/>
           <w:u w:val="single"/>
         </w:rPr>
-        <w:hyperlink r:id="rId22" w:history="1">
+        <w:hyperlink r:id="rId21" w:history="1">
           <w:r>
             <w:rPr>
               <w:rStyle w:val="Hyperlink"/>
@@ -3055,7 +3021,7 @@
           <w:sz w:val="24"/>
           <w:u w:val="single"/>
         </w:rPr>
-        <w:hyperlink r:id="rId22" w:history="1">
+        <w:hyperlink r:id="rId21" w:history="1">
           <w:r>
             <w:rPr>
               <w:rStyle w:val="Hyperlink"/>
@@ -3073,7 +3039,7 @@
           <w:sz w:val="24"/>
           <w:u w:val="single"/>
         </w:rPr>
-        <w:hyperlink r:id="rId22" w:history="1">
+        <w:hyperlink r:id="rId21" w:history="1">
           <w:r>
             <w:rPr>
               <w:rStyle w:val="Hyperlink"/>
@@ -3091,7 +3057,7 @@
           <w:sz w:val="24"/>
           <w:u w:val="single"/>
         </w:rPr>
-        <w:hyperlink r:id="rId22" w:history="1">
+        <w:hyperlink r:id="rId21" w:history="1">
           <w:r>
             <w:rPr>
               <w:rStyle w:val="Hyperlink"/>
@@ -3109,7 +3075,7 @@
           <w:sz w:val="24"/>
           <w:u w:val="single"/>
         </w:rPr>
-        <w:hyperlink r:id="rId22" w:history="1">
+        <w:hyperlink r:id="rId21" w:history="1">
           <w:r>
             <w:rPr>
               <w:rStyle w:val="Hyperlink"/>
@@ -3127,7 +3093,7 @@
           <w:sz w:val="24"/>
           <w:u w:val="single"/>
         </w:rPr>
-        <w:hyperlink r:id="rId22" w:history="1">
+        <w:hyperlink r:id="rId21" w:history="1">
           <w:r>
             <w:rPr>
               <w:rStyle w:val="Hyperlink"/>
@@ -3156,7 +3122,7 @@
           <w:sz w:val="24"/>
           <w:u w:val="single"/>
         </w:rPr>
-        <w:hyperlink r:id="rId22" w:history="1">
+        <w:hyperlink r:id="rId21" w:history="1">
           <w:r>
             <w:rPr>
               <w:rStyle w:val="Hyperlink"/>
@@ -3174,7 +3140,7 @@
           <w:sz w:val="24"/>
           <w:u w:val="single"/>
         </w:rPr>
-        <w:hyperlink r:id="rId22" w:history="1">
+        <w:hyperlink r:id="rId21" w:history="1">
           <w:r>
             <w:rPr>
               <w:rStyle w:val="Hyperlink"/>
@@ -3192,14 +3158,24 @@
           <w:sz w:val="24"/>
           <w:u w:val="single"/>
         </w:rPr>
-        <w:hyperlink r:id="rId22" w:history="1">
+        <w:hyperlink r:id="rId21" w:history="1">
           <w:r>
             <w:rPr>
               <w:rStyle w:val="Hyperlink"/>
             </w:rPr>
-            <w:t>ries</w:t>
+            <w:t>rie</w:t>
           </w:r>
         </w:hyperlink>
+      </w:r>
+      <w:r>
+        <w:rPr>
+          <w:rFonts w:ascii="Charis SIL Regular" w:hAnsi="Charis SIL Regular" w:eastAsia="Charis SIL Regular"/>
+          <w:b w:val="0"/>
+          <w:i w:val="0"/>
+          <w:color w:val="0000FF"/>
+          <w:sz w:val="24"/>
+        </w:rPr>
+        <w:t>s</w:t>
       </w:r>
       <w:r>
         <w:br/>

--- a/EXPORTS/DOCX/published/niveau2/English/Museum.docx
+++ b/EXPORTS/DOCX/published/niveau2/English/Museum.docx
@@ -336,8 +336,45 @@
           <w:i w:val="0"/>
           <w:color w:val="0000FF"/>
           <w:sz w:val="24"/>
-        </w:rPr>
-        <w:t>Rijks Etn</w:t>
+          <w:u w:val="single"/>
+        </w:rPr>
+        <w:hyperlink r:id="rId10" w:history="1">
+          <w:r>
+            <w:rPr>
+              <w:rStyle w:val="Hyperlink"/>
+            </w:rPr>
+            <w:t>Rijks</w:t>
+          </w:r>
+        </w:hyperlink>
+      </w:r>
+      <w:r>
+        <w:rPr>
+          <w:rFonts w:ascii="Charis SIL Regular" w:hAnsi="Charis SIL Regular" w:eastAsia="Charis SIL Regular"/>
+          <w:b w:val="0"/>
+          <w:i w:val="0"/>
+          <w:color w:val="0000FF"/>
+          <w:sz w:val="24"/>
+          <w:u w:val="single"/>
+        </w:rPr>
+        <w:t xml:space="preserve"> </w:t>
+      </w:r>
+      <w:r>
+        <w:rPr>
+          <w:rFonts w:ascii="Charis SIL Regular" w:hAnsi="Charis SIL Regular" w:eastAsia="Charis SIL Regular"/>
+          <w:b w:val="0"/>
+          <w:i w:val="0"/>
+          <w:color w:val="0000FF"/>
+          <w:sz w:val="24"/>
+          <w:u w:val="single"/>
+        </w:rPr>
+        <w:hyperlink r:id="rId10" w:history="1">
+          <w:r>
+            <w:rPr>
+              <w:rStyle w:val="Hyperlink"/>
+            </w:rPr>
+            <w:t>Etn</w:t>
+          </w:r>
+        </w:hyperlink>
       </w:r>
       <w:r>
         <w:rPr>
@@ -835,7 +872,7 @@
           <w:sz w:val="24"/>
           <w:u w:val="single"/>
         </w:rPr>
-        <w:hyperlink r:id="rId11" w:history="1">
+        <w:hyperlink r:id="rId12" w:history="1">
           <w:r>
             <w:rPr>
               <w:rStyle w:val="Hyperlink"/>
@@ -881,35 +918,7 @@
           <w:color w:val="000000"/>
           <w:sz w:val="24"/>
         </w:rPr>
-        <w:t>R</w:t>
-      </w:r>
-      <w:r>
-        <w:rPr>
-          <w:u w:val="single" w:color="0000ff"/>
-          <w:rFonts w:ascii="Charis SIL Regular" w:hAnsi="Charis SIL Regular" w:eastAsia="Charis SIL Regular"/>
-          <w:b w:val="0"/>
-          <w:i w:val="0"/>
-          <w:color w:val="000000"/>
-          <w:sz w:val="24"/>
-        </w:rPr>
-        <w:hyperlink r:id="rId12" w:history="1">
-          <w:r>
-            <w:rPr>
-              <w:rStyle w:val="Hyperlink"/>
-            </w:rPr>
-            <w:t>otterda</w:t>
-          </w:r>
-        </w:hyperlink>
-      </w:r>
-      <w:r>
-        <w:rPr>
-          <w:rFonts w:ascii="Charis SIL Regular" w:hAnsi="Charis SIL Regular" w:eastAsia="Charis SIL Regular"/>
-          <w:b w:val="0"/>
-          <w:i w:val="0"/>
-          <w:color w:val="000000"/>
-          <w:sz w:val="24"/>
-        </w:rPr>
-        <w:t>m</w:t>
+        <w:t>Rotterdam</w:t>
       </w:r>
       <w:r>
         <w:rPr>
@@ -2202,7 +2211,7 @@
           <w:sz w:val="24"/>
           <w:u w:val="single"/>
         </w:rPr>
-        <w:hyperlink r:id="rId20" w:history="1">
+        <w:hyperlink r:id="rId19" w:history="1">
           <w:r>
             <w:rPr>
               <w:rStyle w:val="Hyperlink"/>
@@ -2231,7 +2240,7 @@
           <w:sz w:val="24"/>
           <w:u w:val="single"/>
         </w:rPr>
-        <w:hyperlink r:id="rId20" w:history="1">
+        <w:hyperlink r:id="rId19" w:history="1">
           <w:r>
             <w:rPr>
               <w:rStyle w:val="Hyperlink"/>
@@ -3163,9 +3172,20 @@
             <w:rPr>
               <w:rStyle w:val="Hyperlink"/>
             </w:rPr>
-            <w:t>rie</w:t>
+            <w:t>ri</w:t>
           </w:r>
         </w:hyperlink>
+      </w:r>
+      <w:r>
+        <w:rPr>
+          <w:rFonts w:ascii="Charis SIL Regular" w:hAnsi="Charis SIL Regular" w:eastAsia="Charis SIL Regular"/>
+          <w:b w:val="0"/>
+          <w:i w:val="0"/>
+          <w:color w:val="0000FF"/>
+          <w:sz w:val="24"/>
+          <w:u w:val="single"/>
+        </w:rPr>
+        <w:t>e</w:t>
       </w:r>
       <w:r>
         <w:rPr>

--- a/EXPORTS/DOCX/published/niveau2/English/Museum.docx
+++ b/EXPORTS/DOCX/published/niveau2/English/Museum.docx
@@ -316,7 +316,18 @@
           <w:color w:val="000000"/>
           <w:sz w:val="24"/>
         </w:rPr>
-        <w:t xml:space="preserve">History) in 1820 and the </w:t>
+        <w:t>History) in 1820 and</w:t>
+      </w:r>
+      <w:r>
+        <w:rPr>
+          <w:u w:val="single" w:color="0000ff"/>
+          <w:rFonts w:ascii="Charis SIL Regular" w:hAnsi="Charis SIL Regular" w:eastAsia="Charis SIL Regular"/>
+          <w:b w:val="0"/>
+          <w:i w:val="0"/>
+          <w:color w:val="000000"/>
+          <w:sz w:val="24"/>
+        </w:rPr>
+        <w:t xml:space="preserve"> the </w:t>
       </w:r>
       <w:r>
         <w:rPr>
@@ -343,56 +354,19 @@
           <w:i w:val="0"/>
           <w:color w:val="0000FF"/>
           <w:sz w:val="24"/>
+        </w:rPr>
+        <w:t xml:space="preserve"> Etnogra</w:t>
+      </w:r>
+      <w:r>
+        <w:rPr>
+          <w:rFonts w:ascii="Charis SIL Regular" w:hAnsi="Charis SIL Regular" w:eastAsia="Charis SIL Regular"/>
+          <w:b w:val="0"/>
+          <w:i w:val="0"/>
+          <w:color w:val="0000FF"/>
+          <w:sz w:val="24"/>
           <w:u w:val="single"/>
         </w:rPr>
-        <w:t xml:space="preserve"> </w:t>
-      </w:r>
-      <w:r>
-        <w:rPr>
-          <w:rFonts w:ascii="Charis SIL Regular" w:hAnsi="Charis SIL Regular" w:eastAsia="Charis SIL Regular"/>
-          <w:b w:val="0"/>
-          <w:i w:val="0"/>
-          <w:color w:val="0000FF"/>
-          <w:sz w:val="24"/>
-          <w:u w:val="single"/>
-        </w:rPr>
-        <w:hyperlink r:id="rId10" w:history="1">
-          <w:r>
-            <w:rPr>
-              <w:rStyle w:val="Hyperlink"/>
-            </w:rPr>
-            <w:t>Etn</w:t>
-          </w:r>
-        </w:hyperlink>
-      </w:r>
-      <w:r>
-        <w:rPr>
-          <w:rFonts w:ascii="Charis SIL Regular" w:hAnsi="Charis SIL Regular" w:eastAsia="Charis SIL Regular"/>
-          <w:b w:val="0"/>
-          <w:i w:val="0"/>
-          <w:color w:val="0000FF"/>
-          <w:sz w:val="24"/>
-          <w:u w:val="single"/>
-        </w:rPr>
-        <w:hyperlink r:id="rId10" w:history="1">
-          <w:r>
-            <w:rPr>
-              <w:rStyle w:val="Hyperlink"/>
-            </w:rPr>
-            <w:t>ogra</w:t>
-          </w:r>
-        </w:hyperlink>
-      </w:r>
-      <w:r>
-        <w:rPr>
-          <w:rFonts w:ascii="Charis SIL Regular" w:hAnsi="Charis SIL Regular" w:eastAsia="Charis SIL Regular"/>
-          <w:b w:val="0"/>
-          <w:i w:val="0"/>
-          <w:color w:val="0000FF"/>
-          <w:sz w:val="24"/>
-          <w:u w:val="single"/>
-        </w:rPr>
-        <w:hyperlink r:id="rId10" w:history="1">
+        <w:hyperlink r:id="rId9" w:history="1">
           <w:r>
             <w:rPr>
               <w:rStyle w:val="Hyperlink"/>
@@ -421,7 +395,7 @@
           <w:sz w:val="24"/>
           <w:u w:val="single"/>
         </w:rPr>
-        <w:hyperlink r:id="rId10" w:history="1">
+        <w:hyperlink r:id="rId9" w:history="1">
           <w:r>
             <w:rPr>
               <w:rStyle w:val="Hyperlink"/>
@@ -764,7 +738,14 @@
           <w:sz w:val="24"/>
           <w:u w:val="single"/>
         </w:rPr>
-        <w:t>voor Lan</w:t>
+        <w:hyperlink r:id="rId12" w:history="1">
+          <w:r>
+            <w:rPr>
+              <w:rStyle w:val="Hyperlink"/>
+            </w:rPr>
+            <w:t>voor</w:t>
+          </w:r>
+        </w:hyperlink>
       </w:r>
       <w:r>
         <w:rPr>
@@ -775,7 +756,36 @@
           <w:sz w:val="24"/>
           <w:u w:val="single"/>
         </w:rPr>
-        <w:hyperlink r:id="rId11" w:history="1">
+        <w:t xml:space="preserve"> </w:t>
+      </w:r>
+      <w:r>
+        <w:rPr>
+          <w:rFonts w:ascii="Charis SIL Regular" w:hAnsi="Charis SIL Regular" w:eastAsia="Charis SIL Regular"/>
+          <w:b w:val="0"/>
+          <w:i w:val="0"/>
+          <w:color w:val="0000FF"/>
+          <w:sz w:val="24"/>
+          <w:u w:val="single"/>
+        </w:rPr>
+        <w:hyperlink r:id="rId12" w:history="1">
+          <w:r>
+            <w:rPr>
+              <w:rStyle w:val="Hyperlink"/>
+            </w:rPr>
+            <w:t>Lan</w:t>
+          </w:r>
+        </w:hyperlink>
+      </w:r>
+      <w:r>
+        <w:rPr>
+          <w:rFonts w:ascii="Charis SIL Regular" w:hAnsi="Charis SIL Regular" w:eastAsia="Charis SIL Regular"/>
+          <w:b w:val="0"/>
+          <w:i w:val="0"/>
+          <w:color w:val="0000FF"/>
+          <w:sz w:val="24"/>
+          <w:u w:val="single"/>
+        </w:rPr>
+        <w:hyperlink r:id="rId12" w:history="1">
           <w:r>
             <w:rPr>
               <w:rStyle w:val="Hyperlink"/>
@@ -871,7 +881,83 @@
           <w:color w:val="000000"/>
           <w:sz w:val="24"/>
         </w:rPr>
-        <w:t>Rotterdam in 1885. O</w:t>
+        <w:t>R</w:t>
+      </w:r>
+      <w:r>
+        <w:rPr>
+          <w:u w:val="single" w:color="0000ff"/>
+          <w:rFonts w:ascii="Charis SIL Regular" w:hAnsi="Charis SIL Regular" w:eastAsia="Charis SIL Regular"/>
+          <w:b w:val="0"/>
+          <w:i w:val="0"/>
+          <w:color w:val="000000"/>
+          <w:sz w:val="24"/>
+        </w:rPr>
+        <w:hyperlink r:id="rId12" w:history="1">
+          <w:r>
+            <w:rPr>
+              <w:rStyle w:val="Hyperlink"/>
+            </w:rPr>
+            <w:t>otterda</w:t>
+          </w:r>
+        </w:hyperlink>
+      </w:r>
+      <w:r>
+        <w:rPr>
+          <w:u w:val="single" w:color="0000ff"/>
+          <w:rFonts w:ascii="Charis SIL Regular" w:hAnsi="Charis SIL Regular" w:eastAsia="Charis SIL Regular"/>
+          <w:b w:val="0"/>
+          <w:i w:val="0"/>
+          <w:color w:val="000000"/>
+          <w:sz w:val="24"/>
+        </w:rPr>
+        <w:t>m</w:t>
+      </w:r>
+      <w:r>
+        <w:rPr>
+          <w:u w:val="single" w:color="0000ff"/>
+          <w:rFonts w:ascii="Charis SIL Regular" w:hAnsi="Charis SIL Regular" w:eastAsia="Charis SIL Regular"/>
+          <w:b w:val="0"/>
+          <w:i w:val="0"/>
+          <w:color w:val="000000"/>
+          <w:sz w:val="24"/>
+        </w:rPr>
+        <w:hyperlink r:id="rId12" w:history="1">
+          <w:r>
+            <w:rPr>
+              <w:rStyle w:val="Hyperlink"/>
+            </w:rPr>
+            <w:t xml:space="preserve"> in 1</w:t>
+          </w:r>
+        </w:hyperlink>
+      </w:r>
+      <w:r>
+        <w:rPr>
+          <w:u w:val="single" w:color="0000ff"/>
+          <w:rFonts w:ascii="Charis SIL Regular" w:hAnsi="Charis SIL Regular" w:eastAsia="Charis SIL Regular"/>
+          <w:b w:val="0"/>
+          <w:i w:val="0"/>
+          <w:color w:val="000000"/>
+          <w:sz w:val="24"/>
+        </w:rPr>
+        <w:hyperlink r:id="rId12" w:history="1">
+          <w:r>
+            <w:rPr>
+              <w:rStyle w:val="Hyperlink"/>
+            </w:rPr>
+            <w:t xml:space="preserve">885. </w:t>
+          </w:r>
+        </w:hyperlink>
+      </w:r>
+      <w:r>
+        <w:rPr>
+          <w:u w:val="single" w:color="0000ff"/>
+          <w:rFonts w:ascii="Charis SIL Regular" w:hAnsi="Charis SIL Regular" w:eastAsia="Charis SIL Regular"/>
+          <w:b w:val="0"/>
+          <w:i w:val="0"/>
+          <w:color w:val="000000"/>
+          <w:sz w:val="24"/>
+        </w:rPr>
+        <w:t>O</w:t>
       </w:r>
       <w:r>
         <w:rPr>
@@ -2117,7 +2203,7 @@
           <w:sz w:val="24"/>
           <w:u w:val="single"/>
         </w:rPr>
-        <w:hyperlink r:id="rId19" w:history="1">
+        <w:hyperlink r:id="rId20" w:history="1">
           <w:r>
             <w:rPr>
               <w:rStyle w:val="Hyperlink"/>
@@ -2334,7 +2420,7 @@
           <w:sz w:val="24"/>
           <w:u w:val="single"/>
         </w:rPr>
-        <w:hyperlink r:id="rId20" w:history="1">
+        <w:hyperlink r:id="rId19" w:history="1">
           <w:r>
             <w:rPr>
               <w:rStyle w:val="Hyperlink"/>
@@ -2363,7 +2449,7 @@
           <w:sz w:val="24"/>
           <w:u w:val="single"/>
         </w:rPr>
-        <w:hyperlink r:id="rId20" w:history="1">
+        <w:hyperlink r:id="rId19" w:history="1">
           <w:r>
             <w:rPr>
               <w:rStyle w:val="Hyperlink"/>
@@ -2420,7 +2506,7 @@
           <w:sz w:val="24"/>
           <w:u w:val="single"/>
         </w:rPr>
-        <w:hyperlink r:id="rId21" w:history="1">
+        <w:hyperlink r:id="rId20" w:history="1">
           <w:r>
             <w:rPr>
               <w:rStyle w:val="Hyperlink"/>

--- a/EXPORTS/DOCX/published/niveau2/English/Museum.docx
+++ b/EXPORTS/DOCX/published/niveau2/English/Museum.docx
@@ -316,18 +316,7 @@
           <w:color w:val="000000"/>
           <w:sz w:val="24"/>
         </w:rPr>
-        <w:t>History) in 1820 and</w:t>
-      </w:r>
-      <w:r>
-        <w:rPr>
-          <w:u w:val="single" w:color="0000ff"/>
-          <w:rFonts w:ascii="Charis SIL Regular" w:hAnsi="Charis SIL Regular" w:eastAsia="Charis SIL Regular"/>
-          <w:b w:val="0"/>
-          <w:i w:val="0"/>
-          <w:color w:val="000000"/>
-          <w:sz w:val="24"/>
-        </w:rPr>
-        <w:t xml:space="preserve"> the </w:t>
+        <w:t xml:space="preserve">History) in 1820 and the </w:t>
       </w:r>
       <w:r>
         <w:rPr>
@@ -336,26 +325,26 @@
           <w:i w:val="0"/>
           <w:color w:val="0000FF"/>
           <w:sz w:val="24"/>
+        </w:rPr>
+        <w:t>Rijks Etn</w:t>
+      </w:r>
+      <w:r>
+        <w:rPr>
+          <w:rFonts w:ascii="Charis SIL Regular" w:hAnsi="Charis SIL Regular" w:eastAsia="Charis SIL Regular"/>
+          <w:b w:val="0"/>
+          <w:i w:val="0"/>
+          <w:color w:val="0000FF"/>
+          <w:sz w:val="24"/>
           <w:u w:val="single"/>
         </w:rPr>
-        <w:hyperlink r:id="rId10" w:history="1">
+        <w:hyperlink r:id="rId9" w:history="1">
           <w:r>
             <w:rPr>
               <w:rStyle w:val="Hyperlink"/>
             </w:rPr>
-            <w:t>Rijks</w:t>
+            <w:t>ogra</w:t>
           </w:r>
         </w:hyperlink>
-      </w:r>
-      <w:r>
-        <w:rPr>
-          <w:rFonts w:ascii="Charis SIL Regular" w:hAnsi="Charis SIL Regular" w:eastAsia="Charis SIL Regular"/>
-          <w:b w:val="0"/>
-          <w:i w:val="0"/>
-          <w:color w:val="0000FF"/>
-          <w:sz w:val="24"/>
-        </w:rPr>
-        <w:t xml:space="preserve"> Etnogra</w:t>
       </w:r>
       <w:r>
         <w:rPr>
@@ -870,47 +859,7 @@
           <w:color w:val="000000"/>
           <w:sz w:val="24"/>
         </w:rPr>
-        <w:t xml:space="preserve"> (Museum of Geography and Ethnology) in </w:t>
-      </w:r>
-      <w:r>
-        <w:rPr>
-          <w:u w:val="single" w:color="0000ff"/>
-          <w:rFonts w:ascii="Charis SIL Regular" w:hAnsi="Charis SIL Regular" w:eastAsia="Charis SIL Regular"/>
-          <w:b w:val="0"/>
-          <w:i w:val="0"/>
-          <w:color w:val="000000"/>
-          <w:sz w:val="24"/>
-        </w:rPr>
-        <w:t>R</w:t>
-      </w:r>
-      <w:r>
-        <w:rPr>
-          <w:u w:val="single" w:color="0000ff"/>
-          <w:rFonts w:ascii="Charis SIL Regular" w:hAnsi="Charis SIL Regular" w:eastAsia="Charis SIL Regular"/>
-          <w:b w:val="0"/>
-          <w:i w:val="0"/>
-          <w:color w:val="000000"/>
-          <w:sz w:val="24"/>
-        </w:rPr>
-        <w:hyperlink r:id="rId12" w:history="1">
-          <w:r>
-            <w:rPr>
-              <w:rStyle w:val="Hyperlink"/>
-            </w:rPr>
-            <w:t>otterda</w:t>
-          </w:r>
-        </w:hyperlink>
-      </w:r>
-      <w:r>
-        <w:rPr>
-          <w:u w:val="single" w:color="0000ff"/>
-          <w:rFonts w:ascii="Charis SIL Regular" w:hAnsi="Charis SIL Regular" w:eastAsia="Charis SIL Regular"/>
-          <w:b w:val="0"/>
-          <w:i w:val="0"/>
-          <w:color w:val="000000"/>
-          <w:sz w:val="24"/>
-        </w:rPr>
-        <w:t>m</w:t>
+        <w:t xml:space="preserve"> (Museum of Geography and Ethnology) in Rotterdam</w:t>
       </w:r>
       <w:r>
         <w:rPr>
@@ -2203,7 +2152,7 @@
           <w:sz w:val="24"/>
           <w:u w:val="single"/>
         </w:rPr>
-        <w:hyperlink r:id="rId20" w:history="1">
+        <w:hyperlink r:id="rId19" w:history="1">
           <w:r>
             <w:rPr>
               <w:rStyle w:val="Hyperlink"/>
@@ -2232,7 +2181,7 @@
           <w:sz w:val="24"/>
           <w:u w:val="single"/>
         </w:rPr>
-        <w:hyperlink r:id="rId20" w:history="1">
+        <w:hyperlink r:id="rId19" w:history="1">
           <w:r>
             <w:rPr>
               <w:rStyle w:val="Hyperlink"/>
@@ -2250,7 +2199,7 @@
           <w:sz w:val="24"/>
           <w:u w:val="single"/>
         </w:rPr>
-        <w:hyperlink r:id="rId20" w:history="1">
+        <w:hyperlink r:id="rId19" w:history="1">
           <w:r>
             <w:rPr>
               <w:rStyle w:val="Hyperlink"/>
@@ -2279,7 +2228,7 @@
           <w:sz w:val="24"/>
           <w:u w:val="single"/>
         </w:rPr>
-        <w:hyperlink r:id="rId20" w:history="1">
+        <w:hyperlink r:id="rId19" w:history="1">
           <w:r>
             <w:rPr>
               <w:rStyle w:val="Hyperlink"/>
@@ -2308,7 +2257,7 @@
           <w:sz w:val="24"/>
           <w:u w:val="single"/>
         </w:rPr>
-        <w:hyperlink r:id="rId20" w:history="1">
+        <w:hyperlink r:id="rId19" w:history="1">
           <w:r>
             <w:rPr>
               <w:rStyle w:val="Hyperlink"/>
@@ -2326,7 +2275,7 @@
           <w:sz w:val="24"/>
           <w:u w:val="single"/>
         </w:rPr>
-        <w:hyperlink r:id="rId20" w:history="1">
+        <w:hyperlink r:id="rId19" w:history="1">
           <w:r>
             <w:rPr>
               <w:rStyle w:val="Hyperlink"/>
@@ -2344,7 +2293,7 @@
           <w:sz w:val="24"/>
           <w:u w:val="single"/>
         </w:rPr>
-        <w:hyperlink r:id="rId20" w:history="1">
+        <w:hyperlink r:id="rId19" w:history="1">
           <w:r>
             <w:rPr>
               <w:rStyle w:val="Hyperlink"/>
@@ -2362,7 +2311,7 @@
           <w:sz w:val="24"/>
           <w:u w:val="single"/>
         </w:rPr>
-        <w:hyperlink r:id="rId20" w:history="1">
+        <w:hyperlink r:id="rId19" w:history="1">
           <w:r>
             <w:rPr>
               <w:rStyle w:val="Hyperlink"/>
@@ -2391,7 +2340,7 @@
           <w:sz w:val="24"/>
           <w:u w:val="single"/>
         </w:rPr>
-        <w:hyperlink r:id="rId20" w:history="1">
+        <w:hyperlink r:id="rId19" w:history="1">
           <w:r>
             <w:rPr>
               <w:rStyle w:val="Hyperlink"/>
@@ -3341,7 +3290,7 @@
           <w:sz w:val="24"/>
           <w:u w:val="single"/>
         </w:rPr>
-        <w:hyperlink r:id="rId22" w:history="1">
+        <w:hyperlink r:id="rId23" w:history="1">
           <w:r>
             <w:rPr>
               <w:rStyle w:val="Hyperlink"/>
@@ -3359,7 +3308,7 @@
           <w:sz w:val="24"/>
           <w:u w:val="single"/>
         </w:rPr>
-        <w:hyperlink r:id="rId22" w:history="1">
+        <w:hyperlink r:id="rId23" w:history="1">
           <w:r>
             <w:rPr>
               <w:rStyle w:val="Hyperlink"/>
@@ -3377,7 +3326,7 @@
           <w:sz w:val="24"/>
           <w:u w:val="single"/>
         </w:rPr>
-        <w:hyperlink r:id="rId22" w:history="1">
+        <w:hyperlink r:id="rId23" w:history="1">
           <w:r>
             <w:rPr>
               <w:rStyle w:val="Hyperlink"/>
@@ -3406,7 +3355,7 @@
           <w:sz w:val="24"/>
           <w:u w:val="single"/>
         </w:rPr>
-        <w:hyperlink r:id="rId22" w:history="1">
+        <w:hyperlink r:id="rId23" w:history="1">
           <w:r>
             <w:rPr>
               <w:rStyle w:val="Hyperlink"/>

--- a/EXPORTS/DOCX/published/niveau2/English/Museum.docx
+++ b/EXPORTS/DOCX/published/niveau2/English/Museum.docx
@@ -325,8 +325,45 @@
           <w:i w:val="0"/>
           <w:color w:val="0000FF"/>
           <w:sz w:val="24"/>
-        </w:rPr>
-        <w:t>Rijks Etn</w:t>
+          <w:u w:val="single"/>
+        </w:rPr>
+        <w:hyperlink r:id="rId10" w:history="1">
+          <w:r>
+            <w:rPr>
+              <w:rStyle w:val="Hyperlink"/>
+            </w:rPr>
+            <w:t>Rijks</w:t>
+          </w:r>
+        </w:hyperlink>
+      </w:r>
+      <w:r>
+        <w:rPr>
+          <w:rFonts w:ascii="Charis SIL Regular" w:hAnsi="Charis SIL Regular" w:eastAsia="Charis SIL Regular"/>
+          <w:b w:val="0"/>
+          <w:i w:val="0"/>
+          <w:color w:val="0000FF"/>
+          <w:sz w:val="24"/>
+          <w:u w:val="single"/>
+        </w:rPr>
+        <w:t xml:space="preserve"> </w:t>
+      </w:r>
+      <w:r>
+        <w:rPr>
+          <w:rFonts w:ascii="Charis SIL Regular" w:hAnsi="Charis SIL Regular" w:eastAsia="Charis SIL Regular"/>
+          <w:b w:val="0"/>
+          <w:i w:val="0"/>
+          <w:color w:val="0000FF"/>
+          <w:sz w:val="24"/>
+          <w:u w:val="single"/>
+        </w:rPr>
+        <w:hyperlink r:id="rId10" w:history="1">
+          <w:r>
+            <w:rPr>
+              <w:rStyle w:val="Hyperlink"/>
+            </w:rPr>
+            <w:t>Etn</w:t>
+          </w:r>
+        </w:hyperlink>
       </w:r>
       <w:r>
         <w:rPr>
@@ -2150,121 +2187,8 @@
           <w:i w:val="0"/>
           <w:color w:val="0000FF"/>
           <w:sz w:val="24"/>
-          <w:u w:val="single"/>
-        </w:rPr>
-        <w:hyperlink r:id="rId19" w:history="1">
-          <w:r>
-            <w:rPr>
-              <w:rStyle w:val="Hyperlink"/>
-            </w:rPr>
-            <w:t>The</w:t>
-          </w:r>
-        </w:hyperlink>
-      </w:r>
-      <w:r>
-        <w:rPr>
-          <w:rFonts w:ascii="Charis SIL Regular" w:hAnsi="Charis SIL Regular" w:eastAsia="Charis SIL Regular"/>
-          <w:b w:val="0"/>
-          <w:i w:val="0"/>
-          <w:color w:val="0000FF"/>
-          <w:sz w:val="24"/>
-          <w:u w:val="single"/>
-        </w:rPr>
-        <w:t xml:space="preserve"> </w:t>
-      </w:r>
-      <w:r>
-        <w:rPr>
-          <w:rFonts w:ascii="Charis SIL Regular" w:hAnsi="Charis SIL Regular" w:eastAsia="Charis SIL Regular"/>
-          <w:b w:val="0"/>
-          <w:i w:val="0"/>
-          <w:color w:val="0000FF"/>
-          <w:sz w:val="24"/>
-          <w:u w:val="single"/>
-        </w:rPr>
-        <w:hyperlink r:id="rId19" w:history="1">
-          <w:r>
-            <w:rPr>
-              <w:rStyle w:val="Hyperlink"/>
-            </w:rPr>
-            <w:t>t</w:t>
-          </w:r>
-        </w:hyperlink>
-      </w:r>
-      <w:r>
-        <w:rPr>
-          <w:rFonts w:ascii="Charis SIL Regular" w:hAnsi="Charis SIL Regular" w:eastAsia="Charis SIL Regular"/>
-          <w:b w:val="0"/>
-          <w:i w:val="0"/>
-          <w:color w:val="0000FF"/>
-          <w:sz w:val="24"/>
-          <w:u w:val="single"/>
-        </w:rPr>
-        <w:hyperlink r:id="rId19" w:history="1">
-          <w:r>
-            <w:rPr>
-              <w:rStyle w:val="Hyperlink"/>
-            </w:rPr>
-            <w:t>rade</w:t>
-          </w:r>
-        </w:hyperlink>
-      </w:r>
-      <w:r>
-        <w:rPr>
-          <w:rFonts w:ascii="Charis SIL Regular" w:hAnsi="Charis SIL Regular" w:eastAsia="Charis SIL Regular"/>
-          <w:b w:val="0"/>
-          <w:i w:val="0"/>
-          <w:color w:val="0000FF"/>
-          <w:sz w:val="24"/>
-          <w:u w:val="single"/>
-        </w:rPr>
-        <w:t xml:space="preserve"> </w:t>
-      </w:r>
-      <w:r>
-        <w:rPr>
-          <w:rFonts w:ascii="Charis SIL Regular" w:hAnsi="Charis SIL Regular" w:eastAsia="Charis SIL Regular"/>
-          <w:b w:val="0"/>
-          <w:i w:val="0"/>
-          <w:color w:val="0000FF"/>
-          <w:sz w:val="24"/>
-          <w:u w:val="single"/>
-        </w:rPr>
-        <w:hyperlink r:id="rId19" w:history="1">
-          <w:r>
-            <w:rPr>
-              <w:rStyle w:val="Hyperlink"/>
-            </w:rPr>
-            <w:t>in</w:t>
-          </w:r>
-        </w:hyperlink>
-      </w:r>
-      <w:r>
-        <w:rPr>
-          <w:rFonts w:ascii="Charis SIL Regular" w:hAnsi="Charis SIL Regular" w:eastAsia="Charis SIL Regular"/>
-          <w:b w:val="0"/>
-          <w:i w:val="0"/>
-          <w:color w:val="0000FF"/>
-          <w:sz w:val="24"/>
-          <w:u w:val="single"/>
-        </w:rPr>
-        <w:t xml:space="preserve"> </w:t>
-      </w:r>
-      <w:r>
-        <w:rPr>
-          <w:rFonts w:ascii="Charis SIL Regular" w:hAnsi="Charis SIL Regular" w:eastAsia="Charis SIL Regular"/>
-          <w:b w:val="0"/>
-          <w:i w:val="0"/>
-          <w:color w:val="0000FF"/>
-          <w:sz w:val="24"/>
-          <w:u w:val="single"/>
-        </w:rPr>
-        <w:hyperlink r:id="rId19" w:history="1">
-          <w:r>
-            <w:rPr>
-              <w:rStyle w:val="Hyperlink"/>
-            </w:rPr>
-            <w:t>o</w:t>
-          </w:r>
-        </w:hyperlink>
+        </w:rPr>
+        <w:t>The trade in o</w:t>
       </w:r>
       <w:r>
         <w:rPr>
@@ -3290,7 +3214,7 @@
           <w:sz w:val="24"/>
           <w:u w:val="single"/>
         </w:rPr>
-        <w:hyperlink r:id="rId23" w:history="1">
+        <w:hyperlink r:id="rId22" w:history="1">
           <w:r>
             <w:rPr>
               <w:rStyle w:val="Hyperlink"/>
@@ -3308,7 +3232,7 @@
           <w:sz w:val="24"/>
           <w:u w:val="single"/>
         </w:rPr>
-        <w:hyperlink r:id="rId23" w:history="1">
+        <w:hyperlink r:id="rId22" w:history="1">
           <w:r>
             <w:rPr>
               <w:rStyle w:val="Hyperlink"/>
@@ -3326,7 +3250,7 @@
           <w:sz w:val="24"/>
           <w:u w:val="single"/>
         </w:rPr>
-        <w:hyperlink r:id="rId23" w:history="1">
+        <w:hyperlink r:id="rId22" w:history="1">
           <w:r>
             <w:rPr>
               <w:rStyle w:val="Hyperlink"/>
@@ -3355,7 +3279,7 @@
           <w:sz w:val="24"/>
           <w:u w:val="single"/>
         </w:rPr>
-        <w:hyperlink r:id="rId23" w:history="1">
+        <w:hyperlink r:id="rId22" w:history="1">
           <w:r>
             <w:rPr>
               <w:rStyle w:val="Hyperlink"/>

--- a/EXPORTS/DOCX/published/niveau2/English/Museum.docx
+++ b/EXPORTS/DOCX/published/niveau2/English/Museum.docx
@@ -316,72 +316,35 @@
           <w:color w:val="000000"/>
           <w:sz w:val="24"/>
         </w:rPr>
-        <w:t xml:space="preserve">History) in 1820 and the </w:t>
-      </w:r>
-      <w:r>
-        <w:rPr>
+        <w:t>History) in 1820 and</w:t>
+      </w:r>
+      <w:r>
+        <w:rPr>
+          <w:u w:val="single" w:color="0000ff"/>
           <w:rFonts w:ascii="Charis SIL Regular" w:hAnsi="Charis SIL Regular" w:eastAsia="Charis SIL Regular"/>
           <w:b w:val="0"/>
           <w:i w:val="0"/>
-          <w:color w:val="0000FF"/>
-          <w:sz w:val="24"/>
-          <w:u w:val="single"/>
-        </w:rPr>
-        <w:hyperlink r:id="rId10" w:history="1">
-          <w:r>
-            <w:rPr>
-              <w:rStyle w:val="Hyperlink"/>
-            </w:rPr>
-            <w:t>Rijks</w:t>
-          </w:r>
-        </w:hyperlink>
-      </w:r>
-      <w:r>
-        <w:rPr>
-          <w:rFonts w:ascii="Charis SIL Regular" w:hAnsi="Charis SIL Regular" w:eastAsia="Charis SIL Regular"/>
-          <w:b w:val="0"/>
-          <w:i w:val="0"/>
-          <w:color w:val="0000FF"/>
-          <w:sz w:val="24"/>
-          <w:u w:val="single"/>
-        </w:rPr>
-        <w:t xml:space="preserve"> </w:t>
-      </w:r>
-      <w:r>
-        <w:rPr>
-          <w:rFonts w:ascii="Charis SIL Regular" w:hAnsi="Charis SIL Regular" w:eastAsia="Charis SIL Regular"/>
-          <w:b w:val="0"/>
-          <w:i w:val="0"/>
-          <w:color w:val="0000FF"/>
-          <w:sz w:val="24"/>
-          <w:u w:val="single"/>
-        </w:rPr>
-        <w:hyperlink r:id="rId10" w:history="1">
-          <w:r>
-            <w:rPr>
-              <w:rStyle w:val="Hyperlink"/>
-            </w:rPr>
-            <w:t>Etn</w:t>
-          </w:r>
-        </w:hyperlink>
-      </w:r>
-      <w:r>
-        <w:rPr>
-          <w:rFonts w:ascii="Charis SIL Regular" w:hAnsi="Charis SIL Regular" w:eastAsia="Charis SIL Regular"/>
-          <w:b w:val="0"/>
-          <w:i w:val="0"/>
-          <w:color w:val="0000FF"/>
-          <w:sz w:val="24"/>
-          <w:u w:val="single"/>
+          <w:color w:val="000000"/>
+          <w:sz w:val="24"/>
         </w:rPr>
         <w:hyperlink r:id="rId9" w:history="1">
           <w:r>
             <w:rPr>
               <w:rStyle w:val="Hyperlink"/>
             </w:rPr>
-            <w:t>ogra</w:t>
+            <w:t xml:space="preserve"> the </w:t>
           </w:r>
         </w:hyperlink>
+      </w:r>
+      <w:r>
+        <w:rPr>
+          <w:rFonts w:ascii="Charis SIL Regular" w:hAnsi="Charis SIL Regular" w:eastAsia="Charis SIL Regular"/>
+          <w:b w:val="0"/>
+          <w:i w:val="0"/>
+          <w:color w:val="0000FF"/>
+          <w:sz w:val="24"/>
+        </w:rPr>
+        <w:t>Rijks Etnogra</w:t>
       </w:r>
       <w:r>
         <w:rPr>
@@ -439,7 +402,7 @@
           <w:sz w:val="24"/>
           <w:u w:val="single"/>
         </w:rPr>
-        <w:hyperlink r:id="rId9" w:history="1">
+        <w:hyperlink r:id="rId10" w:history="1">
           <w:r>
             <w:rPr>
               <w:rStyle w:val="Hyperlink"/>
@@ -457,7 +420,7 @@
           <w:sz w:val="24"/>
           <w:u w:val="single"/>
         </w:rPr>
-        <w:hyperlink r:id="rId9" w:history="1">
+        <w:hyperlink r:id="rId10" w:history="1">
           <w:r>
             <w:rPr>
               <w:rStyle w:val="Hyperlink"/>
@@ -840,7 +803,7 @@
           <w:sz w:val="24"/>
           <w:u w:val="single"/>
         </w:rPr>
-        <w:hyperlink r:id="rId12" w:history="1">
+        <w:hyperlink r:id="rId11" w:history="1">
           <w:r>
             <w:rPr>
               <w:rStyle w:val="Hyperlink"/>
@@ -861,7 +824,7 @@
           <w:sz w:val="24"/>
           <w:u w:val="single"/>
         </w:rPr>
-        <w:hyperlink r:id="rId12" w:history="1">
+        <w:hyperlink r:id="rId11" w:history="1">
           <w:r>
             <w:rPr>
               <w:rStyle w:val="Hyperlink"/>
@@ -896,7 +859,47 @@
           <w:color w:val="000000"/>
           <w:sz w:val="24"/>
         </w:rPr>
-        <w:t xml:space="preserve"> (Museum of Geography and Ethnology) in Rotterdam</w:t>
+        <w:t xml:space="preserve"> (Museum of Geography and Ethnology) in </w:t>
+      </w:r>
+      <w:r>
+        <w:rPr>
+          <w:u w:val="single" w:color="0000ff"/>
+          <w:rFonts w:ascii="Charis SIL Regular" w:hAnsi="Charis SIL Regular" w:eastAsia="Charis SIL Regular"/>
+          <w:b w:val="0"/>
+          <w:i w:val="0"/>
+          <w:color w:val="000000"/>
+          <w:sz w:val="24"/>
+        </w:rPr>
+        <w:t>R</w:t>
+      </w:r>
+      <w:r>
+        <w:rPr>
+          <w:u w:val="single" w:color="0000ff"/>
+          <w:rFonts w:ascii="Charis SIL Regular" w:hAnsi="Charis SIL Regular" w:eastAsia="Charis SIL Regular"/>
+          <w:b w:val="0"/>
+          <w:i w:val="0"/>
+          <w:color w:val="000000"/>
+          <w:sz w:val="24"/>
+        </w:rPr>
+        <w:hyperlink r:id="rId12" w:history="1">
+          <w:r>
+            <w:rPr>
+              <w:rStyle w:val="Hyperlink"/>
+            </w:rPr>
+            <w:t>otterda</w:t>
+          </w:r>
+        </w:hyperlink>
+      </w:r>
+      <w:r>
+        <w:rPr>
+          <w:u w:val="single" w:color="0000ff"/>
+          <w:rFonts w:ascii="Charis SIL Regular" w:hAnsi="Charis SIL Regular" w:eastAsia="Charis SIL Regular"/>
+          <w:b w:val="0"/>
+          <w:i w:val="0"/>
+          <w:color w:val="000000"/>
+          <w:sz w:val="24"/>
+        </w:rPr>
+        <w:t>m</w:t>
       </w:r>
       <w:r>
         <w:rPr>
@@ -2187,8 +2190,121 @@
           <w:i w:val="0"/>
           <w:color w:val="0000FF"/>
           <w:sz w:val="24"/>
-        </w:rPr>
-        <w:t>The trade in o</w:t>
+          <w:u w:val="single"/>
+        </w:rPr>
+        <w:hyperlink r:id="rId20" w:history="1">
+          <w:r>
+            <w:rPr>
+              <w:rStyle w:val="Hyperlink"/>
+            </w:rPr>
+            <w:t>The</w:t>
+          </w:r>
+        </w:hyperlink>
+      </w:r>
+      <w:r>
+        <w:rPr>
+          <w:rFonts w:ascii="Charis SIL Regular" w:hAnsi="Charis SIL Regular" w:eastAsia="Charis SIL Regular"/>
+          <w:b w:val="0"/>
+          <w:i w:val="0"/>
+          <w:color w:val="0000FF"/>
+          <w:sz w:val="24"/>
+          <w:u w:val="single"/>
+        </w:rPr>
+        <w:t xml:space="preserve"> </w:t>
+      </w:r>
+      <w:r>
+        <w:rPr>
+          <w:rFonts w:ascii="Charis SIL Regular" w:hAnsi="Charis SIL Regular" w:eastAsia="Charis SIL Regular"/>
+          <w:b w:val="0"/>
+          <w:i w:val="0"/>
+          <w:color w:val="0000FF"/>
+          <w:sz w:val="24"/>
+          <w:u w:val="single"/>
+        </w:rPr>
+        <w:hyperlink r:id="rId19" w:history="1">
+          <w:r>
+            <w:rPr>
+              <w:rStyle w:val="Hyperlink"/>
+            </w:rPr>
+            <w:t>t</w:t>
+          </w:r>
+        </w:hyperlink>
+      </w:r>
+      <w:r>
+        <w:rPr>
+          <w:rFonts w:ascii="Charis SIL Regular" w:hAnsi="Charis SIL Regular" w:eastAsia="Charis SIL Regular"/>
+          <w:b w:val="0"/>
+          <w:i w:val="0"/>
+          <w:color w:val="0000FF"/>
+          <w:sz w:val="24"/>
+          <w:u w:val="single"/>
+        </w:rPr>
+        <w:hyperlink r:id="rId19" w:history="1">
+          <w:r>
+            <w:rPr>
+              <w:rStyle w:val="Hyperlink"/>
+            </w:rPr>
+            <w:t>rade</w:t>
+          </w:r>
+        </w:hyperlink>
+      </w:r>
+      <w:r>
+        <w:rPr>
+          <w:rFonts w:ascii="Charis SIL Regular" w:hAnsi="Charis SIL Regular" w:eastAsia="Charis SIL Regular"/>
+          <w:b w:val="0"/>
+          <w:i w:val="0"/>
+          <w:color w:val="0000FF"/>
+          <w:sz w:val="24"/>
+          <w:u w:val="single"/>
+        </w:rPr>
+        <w:t xml:space="preserve"> </w:t>
+      </w:r>
+      <w:r>
+        <w:rPr>
+          <w:rFonts w:ascii="Charis SIL Regular" w:hAnsi="Charis SIL Regular" w:eastAsia="Charis SIL Regular"/>
+          <w:b w:val="0"/>
+          <w:i w:val="0"/>
+          <w:color w:val="0000FF"/>
+          <w:sz w:val="24"/>
+          <w:u w:val="single"/>
+        </w:rPr>
+        <w:hyperlink r:id="rId20" w:history="1">
+          <w:r>
+            <w:rPr>
+              <w:rStyle w:val="Hyperlink"/>
+            </w:rPr>
+            <w:t>in</w:t>
+          </w:r>
+        </w:hyperlink>
+      </w:r>
+      <w:r>
+        <w:rPr>
+          <w:rFonts w:ascii="Charis SIL Regular" w:hAnsi="Charis SIL Regular" w:eastAsia="Charis SIL Regular"/>
+          <w:b w:val="0"/>
+          <w:i w:val="0"/>
+          <w:color w:val="0000FF"/>
+          <w:sz w:val="24"/>
+          <w:u w:val="single"/>
+        </w:rPr>
+        <w:t xml:space="preserve"> </w:t>
+      </w:r>
+      <w:r>
+        <w:rPr>
+          <w:rFonts w:ascii="Charis SIL Regular" w:hAnsi="Charis SIL Regular" w:eastAsia="Charis SIL Regular"/>
+          <w:b w:val="0"/>
+          <w:i w:val="0"/>
+          <w:color w:val="0000FF"/>
+          <w:sz w:val="24"/>
+          <w:u w:val="single"/>
+        </w:rPr>
+        <w:hyperlink r:id="rId19" w:history="1">
+          <w:r>
+            <w:rPr>
+              <w:rStyle w:val="Hyperlink"/>
+            </w:rPr>
+            <w:t>o</w:t>
+          </w:r>
+        </w:hyperlink>
       </w:r>
       <w:r>
         <w:rPr>
@@ -2293,7 +2409,7 @@
           <w:sz w:val="24"/>
           <w:u w:val="single"/>
         </w:rPr>
-        <w:hyperlink r:id="rId19" w:history="1">
+        <w:hyperlink r:id="rId20" w:history="1">
           <w:r>
             <w:rPr>
               <w:rStyle w:val="Hyperlink"/>
@@ -2327,20 +2443,9 @@
             <w:rPr>
               <w:rStyle w:val="Hyperlink"/>
             </w:rPr>
-            <w:t>colonial</w:t>
+            <w:t xml:space="preserve">colonial </w:t>
           </w:r>
         </w:hyperlink>
-      </w:r>
-      <w:r>
-        <w:rPr>
-          <w:rFonts w:ascii="Charis SIL Regular" w:hAnsi="Charis SIL Regular" w:eastAsia="Charis SIL Regular"/>
-          <w:b w:val="0"/>
-          <w:i w:val="0"/>
-          <w:color w:val="0000FF"/>
-          <w:sz w:val="24"/>
-          <w:u w:val="single"/>
-        </w:rPr>
-        <w:t xml:space="preserve"> </w:t>
       </w:r>
       <w:r>
         <w:rPr>
@@ -2408,7 +2513,7 @@
           <w:sz w:val="24"/>
           <w:u w:val="single"/>
         </w:rPr>
-        <w:hyperlink r:id="rId20" w:history="1">
+        <w:hyperlink r:id="rId21" w:history="1">
           <w:r>
             <w:rPr>
               <w:rStyle w:val="Hyperlink"/>
@@ -2473,7 +2578,7 @@
           <w:sz w:val="24"/>
           <w:u w:val="single"/>
         </w:rPr>
-        <w:hyperlink r:id="rId20" w:history="1">
+        <w:hyperlink r:id="rId21" w:history="1">
           <w:r>
             <w:rPr>
               <w:rStyle w:val="Hyperlink"/>
@@ -2491,7 +2596,7 @@
           <w:sz w:val="24"/>
           <w:u w:val="single"/>
         </w:rPr>
-        <w:hyperlink r:id="rId20" w:history="1">
+        <w:hyperlink r:id="rId21" w:history="1">
           <w:r>
             <w:rPr>
               <w:rStyle w:val="Hyperlink"/>
@@ -2507,9 +2612,8 @@
           <w:i w:val="0"/>
           <w:color w:val="0000FF"/>
           <w:sz w:val="24"/>
-          <w:u w:val="single"/>
-        </w:rPr>
-        <w:t xml:space="preserve"> </w:t>
+        </w:rPr>
+        <w:t xml:space="preserve"> perso</w:t>
       </w:r>
       <w:r>
         <w:rPr>
@@ -2525,38 +2629,9 @@
             <w:rPr>
               <w:rStyle w:val="Hyperlink"/>
             </w:rPr>
-            <w:t>perso</w:t>
+            <w:t xml:space="preserve">nnel </w:t>
           </w:r>
         </w:hyperlink>
-      </w:r>
-      <w:r>
-        <w:rPr>
-          <w:rFonts w:ascii="Charis SIL Regular" w:hAnsi="Charis SIL Regular" w:eastAsia="Charis SIL Regular"/>
-          <w:b w:val="0"/>
-          <w:i w:val="0"/>
-          <w:color w:val="0000FF"/>
-          <w:sz w:val="24"/>
-          <w:u w:val="single"/>
-        </w:rPr>
-        <w:hyperlink r:id="rId20" w:history="1">
-          <w:r>
-            <w:rPr>
-              <w:rStyle w:val="Hyperlink"/>
-            </w:rPr>
-            <w:t>nnel</w:t>
-          </w:r>
-        </w:hyperlink>
-      </w:r>
-      <w:r>
-        <w:rPr>
-          <w:rFonts w:ascii="Charis SIL Regular" w:hAnsi="Charis SIL Regular" w:eastAsia="Charis SIL Regular"/>
-          <w:b w:val="0"/>
-          <w:i w:val="0"/>
-          <w:color w:val="0000FF"/>
-          <w:sz w:val="24"/>
-          <w:u w:val="single"/>
-        </w:rPr>
-        <w:t xml:space="preserve"> </w:t>
       </w:r>
       <w:r>
         <w:rPr>
@@ -2612,9 +2687,8 @@
           <w:i w:val="0"/>
           <w:color w:val="0000FF"/>
           <w:sz w:val="24"/>
-          <w:u w:val="single"/>
-        </w:rPr>
-        <w:hyperlink r:id="rId20" w:history="1">
+        </w:rPr>
+        <w:hyperlink r:id="rId21" w:history="1">
           <w:r>
             <w:rPr>
               <w:rStyle w:val="Hyperlink"/>
@@ -2632,7 +2706,7 @@
           <w:sz w:val="24"/>
           <w:u w:val="single"/>
         </w:rPr>
-        <w:hyperlink r:id="rId20" w:history="1">
+        <w:hyperlink r:id="rId21" w:history="1">
           <w:r>
             <w:rPr>
               <w:rStyle w:val="Hyperlink"/>
@@ -2661,7 +2735,7 @@
           <w:sz w:val="24"/>
           <w:u w:val="single"/>
         </w:rPr>
-        <w:hyperlink r:id="rId20" w:history="1">
+        <w:hyperlink r:id="rId21" w:history="1">
           <w:r>
             <w:rPr>
               <w:rStyle w:val="Hyperlink"/>
@@ -2707,12 +2781,99 @@
           <w:sz w:val="24"/>
           <w:u w:val="single"/>
         </w:rPr>
+        <w:t>Scientific</w:t>
+      </w:r>
+      <w:r>
+        <w:rPr>
+          <w:rFonts w:ascii="Charis SIL Regular" w:hAnsi="Charis SIL Regular" w:eastAsia="Charis SIL Regular"/>
+          <w:b w:val="0"/>
+          <w:i w:val="0"/>
+          <w:color w:val="0000FF"/>
+          <w:sz w:val="24"/>
+          <w:u w:val="single"/>
+        </w:rPr>
+        <w:t xml:space="preserve"> </w:t>
+      </w:r>
+      <w:r>
+        <w:rPr>
+          <w:rFonts w:ascii="Charis SIL Regular" w:hAnsi="Charis SIL Regular" w:eastAsia="Charis SIL Regular"/>
+          <w:b w:val="0"/>
+          <w:i w:val="0"/>
+          <w:color w:val="0000FF"/>
+          <w:sz w:val="24"/>
+          <w:u w:val="single"/>
+        </w:rPr>
+        <w:hyperlink r:id="rId22" w:history="1">
+          <w:r>
+            <w:rPr>
+              <w:rStyle w:val="Hyperlink"/>
+            </w:rPr>
+            <w:t>rese</w:t>
+          </w:r>
+        </w:hyperlink>
+      </w:r>
+      <w:r>
+        <w:rPr>
+          <w:rFonts w:ascii="Charis SIL Regular" w:hAnsi="Charis SIL Regular" w:eastAsia="Charis SIL Regular"/>
+          <w:b w:val="0"/>
+          <w:i w:val="0"/>
+          <w:color w:val="0000FF"/>
+          <w:sz w:val="24"/>
+          <w:u w:val="single"/>
+        </w:rPr>
+        <w:hyperlink r:id="rId22" w:history="1">
+          <w:r>
+            <w:rPr>
+              <w:rStyle w:val="Hyperlink"/>
+            </w:rPr>
+            <w:t>a</w:t>
+          </w:r>
+        </w:hyperlink>
+      </w:r>
+      <w:r>
+        <w:rPr>
+          <w:rFonts w:ascii="Charis SIL Regular" w:hAnsi="Charis SIL Regular" w:eastAsia="Charis SIL Regular"/>
+          <w:b w:val="0"/>
+          <w:i w:val="0"/>
+          <w:color w:val="0000FF"/>
+          <w:sz w:val="24"/>
+          <w:u w:val="single"/>
+        </w:rPr>
+        <w:hyperlink r:id="rId22" w:history="1">
+          <w:r>
+            <w:rPr>
+              <w:rStyle w:val="Hyperlink"/>
+            </w:rPr>
+            <w:t>rch</w:t>
+          </w:r>
+        </w:hyperlink>
+      </w:r>
+      <w:r>
+        <w:rPr>
+          <w:rFonts w:ascii="Charis SIL Regular" w:hAnsi="Charis SIL Regular" w:eastAsia="Charis SIL Regular"/>
+          <w:b w:val="0"/>
+          <w:i w:val="0"/>
+          <w:color w:val="0000FF"/>
+          <w:sz w:val="24"/>
+          <w:u w:val="single"/>
+        </w:rPr>
+        <w:t xml:space="preserve"> </w:t>
+      </w:r>
+      <w:r>
+        <w:rPr>
+          <w:rFonts w:ascii="Charis SIL Regular" w:hAnsi="Charis SIL Regular" w:eastAsia="Charis SIL Regular"/>
+          <w:b w:val="0"/>
+          <w:i w:val="0"/>
+          <w:color w:val="0000FF"/>
+          <w:sz w:val="24"/>
+          <w:u w:val="single"/>
+        </w:rPr>
         <w:hyperlink r:id="rId21" w:history="1">
           <w:r>
             <w:rPr>
               <w:rStyle w:val="Hyperlink"/>
             </w:rPr>
-            <w:t>Scie</w:t>
+            <w:t>in</w:t>
           </w:r>
         </w:hyperlink>
       </w:r>
@@ -2725,30 +2886,59 @@
           <w:sz w:val="24"/>
           <w:u w:val="single"/>
         </w:rPr>
-        <w:hyperlink r:id="rId21" w:history="1">
+        <w:t xml:space="preserve"> </w:t>
+      </w:r>
+      <w:r>
+        <w:rPr>
+          <w:rFonts w:ascii="Charis SIL Regular" w:hAnsi="Charis SIL Regular" w:eastAsia="Charis SIL Regular"/>
+          <w:b w:val="0"/>
+          <w:i w:val="0"/>
+          <w:color w:val="0000FF"/>
+          <w:sz w:val="24"/>
+          <w:u w:val="single"/>
+        </w:rPr>
+        <w:hyperlink r:id="rId22" w:history="1">
+          <w:r>
+            <w:rPr>
+              <w:rStyle w:val="Hyperlink"/>
+            </w:rPr>
+            <w:t>col</w:t>
+          </w:r>
+        </w:hyperlink>
+      </w:r>
+      <w:r>
+        <w:rPr>
+          <w:rFonts w:ascii="Charis SIL Regular" w:hAnsi="Charis SIL Regular" w:eastAsia="Charis SIL Regular"/>
+          <w:b w:val="0"/>
+          <w:i w:val="0"/>
+          <w:color w:val="0000FF"/>
+          <w:sz w:val="24"/>
+          <w:u w:val="single"/>
+        </w:rPr>
+        <w:hyperlink r:id="rId22" w:history="1">
+          <w:r>
+            <w:rPr>
+              <w:rStyle w:val="Hyperlink"/>
+            </w:rPr>
+            <w:t>o</w:t>
+          </w:r>
+        </w:hyperlink>
+      </w:r>
+      <w:r>
+        <w:rPr>
+          <w:rFonts w:ascii="Charis SIL Regular" w:hAnsi="Charis SIL Regular" w:eastAsia="Charis SIL Regular"/>
+          <w:b w:val="0"/>
+          <w:i w:val="0"/>
+          <w:color w:val="0000FF"/>
+          <w:sz w:val="24"/>
+          <w:u w:val="single"/>
+        </w:rPr>
+        <w:hyperlink r:id="rId22" w:history="1">
           <w:r>
             <w:rPr>
               <w:rStyle w:val="Hyperlink"/>
             </w:rPr>
             <w:t>n</w:t>
-          </w:r>
-        </w:hyperlink>
-      </w:r>
-      <w:r>
-        <w:rPr>
-          <w:rFonts w:ascii="Charis SIL Regular" w:hAnsi="Charis SIL Regular" w:eastAsia="Charis SIL Regular"/>
-          <w:b w:val="0"/>
-          <w:i w:val="0"/>
-          <w:color w:val="0000FF"/>
-          <w:sz w:val="24"/>
-          <w:u w:val="single"/>
-        </w:rPr>
-        <w:hyperlink r:id="rId21" w:history="1">
-          <w:r>
-            <w:rPr>
-              <w:rStyle w:val="Hyperlink"/>
-            </w:rPr>
-            <w:t>tif</w:t>
           </w:r>
         </w:hyperlink>
       </w:r>
@@ -2779,194 +2969,6 @@
           <w:sz w:val="24"/>
           <w:u w:val="single"/>
         </w:rPr>
-        <w:t>c</w:t>
-      </w:r>
-      <w:r>
-        <w:rPr>
-          <w:rFonts w:ascii="Charis SIL Regular" w:hAnsi="Charis SIL Regular" w:eastAsia="Charis SIL Regular"/>
-          <w:b w:val="0"/>
-          <w:i w:val="0"/>
-          <w:color w:val="0000FF"/>
-          <w:sz w:val="24"/>
-          <w:u w:val="single"/>
-        </w:rPr>
-        <w:t xml:space="preserve"> </w:t>
-      </w:r>
-      <w:r>
-        <w:rPr>
-          <w:rFonts w:ascii="Charis SIL Regular" w:hAnsi="Charis SIL Regular" w:eastAsia="Charis SIL Regular"/>
-          <w:b w:val="0"/>
-          <w:i w:val="0"/>
-          <w:color w:val="0000FF"/>
-          <w:sz w:val="24"/>
-          <w:u w:val="single"/>
-        </w:rPr>
-        <w:hyperlink r:id="rId21" w:history="1">
-          <w:r>
-            <w:rPr>
-              <w:rStyle w:val="Hyperlink"/>
-            </w:rPr>
-            <w:t>rese</w:t>
-          </w:r>
-        </w:hyperlink>
-      </w:r>
-      <w:r>
-        <w:rPr>
-          <w:rFonts w:ascii="Charis SIL Regular" w:hAnsi="Charis SIL Regular" w:eastAsia="Charis SIL Regular"/>
-          <w:b w:val="0"/>
-          <w:i w:val="0"/>
-          <w:color w:val="0000FF"/>
-          <w:sz w:val="24"/>
-          <w:u w:val="single"/>
-        </w:rPr>
-        <w:hyperlink r:id="rId21" w:history="1">
-          <w:r>
-            <w:rPr>
-              <w:rStyle w:val="Hyperlink"/>
-            </w:rPr>
-            <w:t>a</w:t>
-          </w:r>
-        </w:hyperlink>
-      </w:r>
-      <w:r>
-        <w:rPr>
-          <w:rFonts w:ascii="Charis SIL Regular" w:hAnsi="Charis SIL Regular" w:eastAsia="Charis SIL Regular"/>
-          <w:b w:val="0"/>
-          <w:i w:val="0"/>
-          <w:color w:val="0000FF"/>
-          <w:sz w:val="24"/>
-          <w:u w:val="single"/>
-        </w:rPr>
-        <w:hyperlink r:id="rId21" w:history="1">
-          <w:r>
-            <w:rPr>
-              <w:rStyle w:val="Hyperlink"/>
-            </w:rPr>
-            <w:t>rch</w:t>
-          </w:r>
-        </w:hyperlink>
-      </w:r>
-      <w:r>
-        <w:rPr>
-          <w:rFonts w:ascii="Charis SIL Regular" w:hAnsi="Charis SIL Regular" w:eastAsia="Charis SIL Regular"/>
-          <w:b w:val="0"/>
-          <w:i w:val="0"/>
-          <w:color w:val="0000FF"/>
-          <w:sz w:val="24"/>
-          <w:u w:val="single"/>
-        </w:rPr>
-        <w:t xml:space="preserve"> </w:t>
-      </w:r>
-      <w:r>
-        <w:rPr>
-          <w:rFonts w:ascii="Charis SIL Regular" w:hAnsi="Charis SIL Regular" w:eastAsia="Charis SIL Regular"/>
-          <w:b w:val="0"/>
-          <w:i w:val="0"/>
-          <w:color w:val="0000FF"/>
-          <w:sz w:val="24"/>
-          <w:u w:val="single"/>
-        </w:rPr>
-        <w:hyperlink r:id="rId21" w:history="1">
-          <w:r>
-            <w:rPr>
-              <w:rStyle w:val="Hyperlink"/>
-            </w:rPr>
-            <w:t>in</w:t>
-          </w:r>
-        </w:hyperlink>
-      </w:r>
-      <w:r>
-        <w:rPr>
-          <w:rFonts w:ascii="Charis SIL Regular" w:hAnsi="Charis SIL Regular" w:eastAsia="Charis SIL Regular"/>
-          <w:b w:val="0"/>
-          <w:i w:val="0"/>
-          <w:color w:val="0000FF"/>
-          <w:sz w:val="24"/>
-          <w:u w:val="single"/>
-        </w:rPr>
-        <w:t xml:space="preserve"> </w:t>
-      </w:r>
-      <w:r>
-        <w:rPr>
-          <w:rFonts w:ascii="Charis SIL Regular" w:hAnsi="Charis SIL Regular" w:eastAsia="Charis SIL Regular"/>
-          <w:b w:val="0"/>
-          <w:i w:val="0"/>
-          <w:color w:val="0000FF"/>
-          <w:sz w:val="24"/>
-          <w:u w:val="single"/>
-        </w:rPr>
-        <w:hyperlink r:id="rId21" w:history="1">
-          <w:r>
-            <w:rPr>
-              <w:rStyle w:val="Hyperlink"/>
-            </w:rPr>
-            <w:t>col</w:t>
-          </w:r>
-        </w:hyperlink>
-      </w:r>
-      <w:r>
-        <w:rPr>
-          <w:rFonts w:ascii="Charis SIL Regular" w:hAnsi="Charis SIL Regular" w:eastAsia="Charis SIL Regular"/>
-          <w:b w:val="0"/>
-          <w:i w:val="0"/>
-          <w:color w:val="0000FF"/>
-          <w:sz w:val="24"/>
-          <w:u w:val="single"/>
-        </w:rPr>
-        <w:hyperlink r:id="rId21" w:history="1">
-          <w:r>
-            <w:rPr>
-              <w:rStyle w:val="Hyperlink"/>
-            </w:rPr>
-            <w:t>o</w:t>
-          </w:r>
-        </w:hyperlink>
-      </w:r>
-      <w:r>
-        <w:rPr>
-          <w:rFonts w:ascii="Charis SIL Regular" w:hAnsi="Charis SIL Regular" w:eastAsia="Charis SIL Regular"/>
-          <w:b w:val="0"/>
-          <w:i w:val="0"/>
-          <w:color w:val="0000FF"/>
-          <w:sz w:val="24"/>
-          <w:u w:val="single"/>
-        </w:rPr>
-        <w:hyperlink r:id="rId21" w:history="1">
-          <w:r>
-            <w:rPr>
-              <w:rStyle w:val="Hyperlink"/>
-            </w:rPr>
-            <w:t>n</w:t>
-          </w:r>
-        </w:hyperlink>
-      </w:r>
-      <w:r>
-        <w:rPr>
-          <w:rFonts w:ascii="Charis SIL Regular" w:hAnsi="Charis SIL Regular" w:eastAsia="Charis SIL Regular"/>
-          <w:b w:val="0"/>
-          <w:i w:val="0"/>
-          <w:color w:val="0000FF"/>
-          <w:sz w:val="24"/>
-          <w:u w:val="single"/>
-        </w:rPr>
-        <w:hyperlink r:id="rId21" w:history="1">
-          <w:r>
-            <w:rPr>
-              <w:rStyle w:val="Hyperlink"/>
-            </w:rPr>
-            <w:t>i</w:t>
-          </w:r>
-        </w:hyperlink>
-      </w:r>
-      <w:r>
-        <w:rPr>
-          <w:rFonts w:ascii="Charis SIL Regular" w:hAnsi="Charis SIL Regular" w:eastAsia="Charis SIL Regular"/>
-          <w:b w:val="0"/>
-          <w:i w:val="0"/>
-          <w:color w:val="0000FF"/>
-          <w:sz w:val="24"/>
-          <w:u w:val="single"/>
-        </w:rPr>
         <w:hyperlink r:id="rId21" w:history="1">
           <w:r>
             <w:rPr>
@@ -2983,20 +2985,19 @@
           <w:i w:val="0"/>
           <w:color w:val="0000FF"/>
           <w:sz w:val="24"/>
+        </w:rPr>
+        <w:t xml:space="preserve"> </w:t>
+      </w:r>
+      <w:r>
+        <w:rPr>
+          <w:rFonts w:ascii="Charis SIL Regular" w:hAnsi="Charis SIL Regular" w:eastAsia="Charis SIL Regular"/>
+          <w:b w:val="0"/>
+          <w:i w:val="0"/>
+          <w:color w:val="0000FF"/>
+          <w:sz w:val="24"/>
           <w:u w:val="single"/>
         </w:rPr>
-        <w:t xml:space="preserve"> </w:t>
-      </w:r>
-      <w:r>
-        <w:rPr>
-          <w:rFonts w:ascii="Charis SIL Regular" w:hAnsi="Charis SIL Regular" w:eastAsia="Charis SIL Regular"/>
-          <w:b w:val="0"/>
-          <w:i w:val="0"/>
-          <w:color w:val="0000FF"/>
-          <w:sz w:val="24"/>
-          <w:u w:val="single"/>
-        </w:rPr>
-        <w:hyperlink r:id="rId21" w:history="1">
+        <w:hyperlink r:id="rId22" w:history="1">
           <w:r>
             <w:rPr>
               <w:rStyle w:val="Hyperlink"/>
@@ -3014,7 +3015,7 @@
           <w:sz w:val="24"/>
           <w:u w:val="single"/>
         </w:rPr>
-        <w:hyperlink r:id="rId21" w:history="1">
+        <w:hyperlink r:id="rId22" w:history="1">
           <w:r>
             <w:rPr>
               <w:rStyle w:val="Hyperlink"/>
@@ -3032,24 +3033,14 @@
           <w:sz w:val="24"/>
           <w:u w:val="single"/>
         </w:rPr>
-        <w:hyperlink r:id="rId21" w:history="1">
+        <w:hyperlink r:id="rId22" w:history="1">
           <w:r>
             <w:rPr>
               <w:rStyle w:val="Hyperlink"/>
             </w:rPr>
-            <w:t>rie</w:t>
+            <w:t>ries</w:t>
           </w:r>
         </w:hyperlink>
-      </w:r>
-      <w:r>
-        <w:rPr>
-          <w:rFonts w:ascii="Charis SIL Regular" w:hAnsi="Charis SIL Regular" w:eastAsia="Charis SIL Regular"/>
-          <w:b w:val="0"/>
-          <w:i w:val="0"/>
-          <w:color w:val="0000FF"/>
-          <w:sz w:val="24"/>
-        </w:rPr>
-        <w:t>s</w:t>
       </w:r>
       <w:r>
         <w:br/>
@@ -3120,7 +3111,7 @@
           <w:sz w:val="24"/>
           <w:u w:val="single"/>
         </w:rPr>
-        <w:hyperlink r:id="rId22" w:history="1">
+        <w:hyperlink r:id="rId23" w:history="1">
           <w:r>
             <w:rPr>
               <w:rStyle w:val="Hyperlink"/>
@@ -3138,7 +3129,7 @@
           <w:sz w:val="24"/>
           <w:u w:val="single"/>
         </w:rPr>
-        <w:hyperlink r:id="rId22" w:history="1">
+        <w:hyperlink r:id="rId23" w:history="1">
           <w:r>
             <w:rPr>
               <w:rStyle w:val="Hyperlink"/>
@@ -3156,7 +3147,7 @@
           <w:sz w:val="24"/>
           <w:u w:val="single"/>
         </w:rPr>
-        <w:hyperlink r:id="rId22" w:history="1">
+        <w:hyperlink r:id="rId23" w:history="1">
           <w:r>
             <w:rPr>
               <w:rStyle w:val="Hyperlink"/>
@@ -3185,7 +3176,7 @@
           <w:sz w:val="24"/>
           <w:u w:val="single"/>
         </w:rPr>
-        <w:hyperlink r:id="rId22" w:history="1">
+        <w:hyperlink r:id="rId23" w:history="1">
           <w:r>
             <w:rPr>
               <w:rStyle w:val="Hyperlink"/>

--- a/EXPORTS/DOCX/published/niveau2/English/Museum.docx
+++ b/EXPORTS/DOCX/published/niveau2/English/Museum.docx
@@ -343,8 +343,16 @@
           <w:i w:val="0"/>
           <w:color w:val="0000FF"/>
           <w:sz w:val="24"/>
-        </w:rPr>
-        <w:t>Rijks Etnogra</w:t>
+          <w:u w:val="single"/>
+        </w:rPr>
+        <w:hyperlink r:id="rId9" w:history="1">
+          <w:r>
+            <w:rPr>
+              <w:rStyle w:val="Hyperlink"/>
+            </w:rPr>
+            <w:t>Rijks</w:t>
+          </w:r>
+        </w:hyperlink>
       </w:r>
       <w:r>
         <w:rPr>
@@ -355,7 +363,54 @@
           <w:sz w:val="24"/>
           <w:u w:val="single"/>
         </w:rPr>
-        <w:hyperlink r:id="rId9" w:history="1">
+        <w:t xml:space="preserve"> </w:t>
+      </w:r>
+      <w:r>
+        <w:rPr>
+          <w:rFonts w:ascii="Charis SIL Regular" w:hAnsi="Charis SIL Regular" w:eastAsia="Charis SIL Regular"/>
+          <w:b w:val="0"/>
+          <w:i w:val="0"/>
+          <w:color w:val="0000FF"/>
+          <w:sz w:val="24"/>
+          <w:u w:val="single"/>
+        </w:rPr>
+        <w:hyperlink r:id="rId10" w:history="1">
+          <w:r>
+            <w:rPr>
+              <w:rStyle w:val="Hyperlink"/>
+            </w:rPr>
+            <w:t>Etn</w:t>
+          </w:r>
+        </w:hyperlink>
+      </w:r>
+      <w:r>
+        <w:rPr>
+          <w:rFonts w:ascii="Charis SIL Regular" w:hAnsi="Charis SIL Regular" w:eastAsia="Charis SIL Regular"/>
+          <w:b w:val="0"/>
+          <w:i w:val="0"/>
+          <w:color w:val="0000FF"/>
+          <w:sz w:val="24"/>
+          <w:u w:val="single"/>
+        </w:rPr>
+        <w:hyperlink r:id="rId10" w:history="1">
+          <w:r>
+            <w:rPr>
+              <w:rStyle w:val="Hyperlink"/>
+            </w:rPr>
+            <w:t>ogra</w:t>
+          </w:r>
+        </w:hyperlink>
+      </w:r>
+      <w:r>
+        <w:rPr>
+          <w:rFonts w:ascii="Charis SIL Regular" w:hAnsi="Charis SIL Regular" w:eastAsia="Charis SIL Regular"/>
+          <w:b w:val="0"/>
+          <w:i w:val="0"/>
+          <w:color w:val="0000FF"/>
+          <w:sz w:val="24"/>
+          <w:u w:val="single"/>
+        </w:rPr>
+        <w:hyperlink r:id="rId10" w:history="1">
           <w:r>
             <w:rPr>
               <w:rStyle w:val="Hyperlink"/>
@@ -384,7 +439,7 @@
           <w:sz w:val="24"/>
           <w:u w:val="single"/>
         </w:rPr>
-        <w:hyperlink r:id="rId9" w:history="1">
+        <w:hyperlink r:id="rId10" w:history="1">
           <w:r>
             <w:rPr>
               <w:rStyle w:val="Hyperlink"/>
@@ -725,56 +780,19 @@
           <w:i w:val="0"/>
           <w:color w:val="0000FF"/>
           <w:sz w:val="24"/>
+        </w:rPr>
+        <w:t>voor Lan</w:t>
+      </w:r>
+      <w:r>
+        <w:rPr>
+          <w:rFonts w:ascii="Charis SIL Regular" w:hAnsi="Charis SIL Regular" w:eastAsia="Charis SIL Regular"/>
+          <w:b w:val="0"/>
+          <w:i w:val="0"/>
+          <w:color w:val="0000FF"/>
+          <w:sz w:val="24"/>
           <w:u w:val="single"/>
         </w:rPr>
-        <w:hyperlink r:id="rId12" w:history="1">
-          <w:r>
-            <w:rPr>
-              <w:rStyle w:val="Hyperlink"/>
-            </w:rPr>
-            <w:t>voor</w:t>
-          </w:r>
-        </w:hyperlink>
-      </w:r>
-      <w:r>
-        <w:rPr>
-          <w:rFonts w:ascii="Charis SIL Regular" w:hAnsi="Charis SIL Regular" w:eastAsia="Charis SIL Regular"/>
-          <w:b w:val="0"/>
-          <w:i w:val="0"/>
-          <w:color w:val="0000FF"/>
-          <w:sz w:val="24"/>
-          <w:u w:val="single"/>
-        </w:rPr>
-        <w:t xml:space="preserve"> </w:t>
-      </w:r>
-      <w:r>
-        <w:rPr>
-          <w:rFonts w:ascii="Charis SIL Regular" w:hAnsi="Charis SIL Regular" w:eastAsia="Charis SIL Regular"/>
-          <w:b w:val="0"/>
-          <w:i w:val="0"/>
-          <w:color w:val="0000FF"/>
-          <w:sz w:val="24"/>
-          <w:u w:val="single"/>
-        </w:rPr>
-        <w:hyperlink r:id="rId12" w:history="1">
-          <w:r>
-            <w:rPr>
-              <w:rStyle w:val="Hyperlink"/>
-            </w:rPr>
-            <w:t>Lan</w:t>
-          </w:r>
-        </w:hyperlink>
-      </w:r>
-      <w:r>
-        <w:rPr>
-          <w:rFonts w:ascii="Charis SIL Regular" w:hAnsi="Charis SIL Regular" w:eastAsia="Charis SIL Regular"/>
-          <w:b w:val="0"/>
-          <w:i w:val="0"/>
-          <w:color w:val="0000FF"/>
-          <w:sz w:val="24"/>
-          <w:u w:val="single"/>
-        </w:rPr>
-        <w:hyperlink r:id="rId12" w:history="1">
+        <w:hyperlink r:id="rId11" w:history="1">
           <w:r>
             <w:rPr>
               <w:rStyle w:val="Hyperlink"/>
@@ -824,7 +842,7 @@
           <w:sz w:val="24"/>
           <w:u w:val="single"/>
         </w:rPr>
-        <w:hyperlink r:id="rId11" w:history="1">
+        <w:hyperlink r:id="rId12" w:history="1">
           <w:r>
             <w:rPr>
               <w:rStyle w:val="Hyperlink"/>
@@ -892,7 +910,6 @@
       </w:r>
       <w:r>
         <w:rPr>
-          <w:u w:val="single" w:color="0000ff"/>
           <w:rFonts w:ascii="Charis SIL Regular" w:hAnsi="Charis SIL Regular" w:eastAsia="Charis SIL Regular"/>
           <w:b w:val="0"/>
           <w:i w:val="0"/>
@@ -2192,7 +2209,7 @@
           <w:sz w:val="24"/>
           <w:u w:val="single"/>
         </w:rPr>
-        <w:hyperlink r:id="rId20" w:history="1">
+        <w:hyperlink r:id="rId19" w:history="1">
           <w:r>
             <w:rPr>
               <w:rStyle w:val="Hyperlink"/>
@@ -2268,7 +2285,7 @@
           <w:sz w:val="24"/>
           <w:u w:val="single"/>
         </w:rPr>
-        <w:hyperlink r:id="rId20" w:history="1">
+        <w:hyperlink r:id="rId19" w:history="1">
           <w:r>
             <w:rPr>
               <w:rStyle w:val="Hyperlink"/>
@@ -2409,6 +2426,168 @@
           <w:sz w:val="24"/>
           <w:u w:val="single"/>
         </w:rPr>
+        <w:hyperlink r:id="rId19" w:history="1">
+          <w:r>
+            <w:rPr>
+              <w:rStyle w:val="Hyperlink"/>
+            </w:rPr>
+            <w:t>a</w:t>
+          </w:r>
+        </w:hyperlink>
+      </w:r>
+      <w:r>
+        <w:rPr>
+          <w:rFonts w:ascii="Charis SIL Regular" w:hAnsi="Charis SIL Regular" w:eastAsia="Charis SIL Regular"/>
+          <w:b w:val="0"/>
+          <w:i w:val="0"/>
+          <w:color w:val="0000FF"/>
+          <w:sz w:val="24"/>
+          <w:u w:val="single"/>
+        </w:rPr>
+        <w:t xml:space="preserve"> </w:t>
+      </w:r>
+      <w:r>
+        <w:rPr>
+          <w:rFonts w:ascii="Charis SIL Regular" w:hAnsi="Charis SIL Regular" w:eastAsia="Charis SIL Regular"/>
+          <w:b w:val="0"/>
+          <w:i w:val="0"/>
+          <w:color w:val="0000FF"/>
+          <w:sz w:val="24"/>
+          <w:u w:val="single"/>
+        </w:rPr>
+        <w:hyperlink r:id="rId19" w:history="1">
+          <w:r>
+            <w:rPr>
+              <w:rStyle w:val="Hyperlink"/>
+            </w:rPr>
+            <w:t>colonial</w:t>
+          </w:r>
+        </w:hyperlink>
+      </w:r>
+      <w:r>
+        <w:rPr>
+          <w:rFonts w:ascii="Charis SIL Regular" w:hAnsi="Charis SIL Regular" w:eastAsia="Charis SIL Regular"/>
+          <w:b w:val="0"/>
+          <w:i w:val="0"/>
+          <w:color w:val="0000FF"/>
+          <w:sz w:val="24"/>
+          <w:u w:val="single"/>
+        </w:rPr>
+        <w:t xml:space="preserve"> </w:t>
+      </w:r>
+      <w:r>
+        <w:rPr>
+          <w:rFonts w:ascii="Charis SIL Regular" w:hAnsi="Charis SIL Regular" w:eastAsia="Charis SIL Regular"/>
+          <w:b w:val="0"/>
+          <w:i w:val="0"/>
+          <w:color w:val="0000FF"/>
+          <w:sz w:val="24"/>
+          <w:u w:val="single"/>
+        </w:rPr>
+        <w:hyperlink r:id="rId20" w:history="1">
+          <w:r>
+            <w:rPr>
+              <w:rStyle w:val="Hyperlink"/>
+            </w:rPr>
+            <w:t>context</w:t>
+          </w:r>
+        </w:hyperlink>
+      </w:r>
+      <w:r>
+        <w:rPr>
+          <w:rFonts w:ascii="Charis SIL Regular" w:hAnsi="Charis SIL Regular" w:eastAsia="Charis SIL Regular"/>
+          <w:b w:val="0"/>
+          <w:i w:val="0"/>
+          <w:color w:val="000000"/>
+          <w:sz w:val="24"/>
+        </w:rPr>
+        <w:t xml:space="preserve">•  </w:t>
+      </w:r>
+      <w:r>
+        <w:rPr>
+          <w:rFonts w:ascii="Charis SIL Regular" w:hAnsi="Charis SIL Regular" w:eastAsia="Charis SIL Regular"/>
+          <w:b w:val="0"/>
+          <w:i w:val="0"/>
+          <w:color w:val="0000FF"/>
+          <w:sz w:val="24"/>
+          <w:u w:val="single"/>
+        </w:rPr>
+        <w:hyperlink r:id="rId20" w:history="1">
+          <w:r>
+            <w:rPr>
+              <w:rStyle w:val="Hyperlink"/>
+            </w:rPr>
+            <w:t>Arm</w:t>
+          </w:r>
+        </w:hyperlink>
+      </w:r>
+      <w:r>
+        <w:rPr>
+          <w:rFonts w:ascii="Charis SIL Regular" w:hAnsi="Charis SIL Regular" w:eastAsia="Charis SIL Regular"/>
+          <w:b w:val="0"/>
+          <w:i w:val="0"/>
+          <w:color w:val="0000FF"/>
+          <w:sz w:val="24"/>
+          <w:u w:val="single"/>
+        </w:rPr>
+        <w:t xml:space="preserve"> </w:t>
+      </w:r>
+      <w:r>
+        <w:rPr>
+          <w:rFonts w:ascii="Charis SIL Regular" w:hAnsi="Charis SIL Regular" w:eastAsia="Charis SIL Regular"/>
+          <w:b w:val="0"/>
+          <w:i w:val="0"/>
+          <w:color w:val="0000FF"/>
+          <w:sz w:val="24"/>
+          <w:u w:val="single"/>
+        </w:rPr>
+        <w:hyperlink r:id="rId20" w:history="1">
+          <w:r>
+            <w:rPr>
+              <w:rStyle w:val="Hyperlink"/>
+            </w:rPr>
+            <w:t>and</w:t>
+          </w:r>
+        </w:hyperlink>
+      </w:r>
+      <w:r>
+        <w:rPr>
+          <w:rFonts w:ascii="Charis SIL Regular" w:hAnsi="Charis SIL Regular" w:eastAsia="Charis SIL Regular"/>
+          <w:b w:val="0"/>
+          <w:i w:val="0"/>
+          <w:color w:val="0000FF"/>
+          <w:sz w:val="24"/>
+          <w:u w:val="single"/>
+        </w:rPr>
+        <w:t xml:space="preserve"> </w:t>
+      </w:r>
+      <w:r>
+        <w:rPr>
+          <w:rFonts w:ascii="Charis SIL Regular" w:hAnsi="Charis SIL Regular" w:eastAsia="Charis SIL Regular"/>
+          <w:b w:val="0"/>
+          <w:i w:val="0"/>
+          <w:color w:val="0000FF"/>
+          <w:sz w:val="24"/>
+          <w:u w:val="single"/>
+        </w:rPr>
+        <w:hyperlink r:id="rId20" w:history="1">
+          <w:r>
+            <w:rPr>
+              <w:rStyle w:val="Hyperlink"/>
+            </w:rPr>
+            <w:t>n</w:t>
+          </w:r>
+        </w:hyperlink>
+      </w:r>
+      <w:r>
+        <w:rPr>
+          <w:rFonts w:ascii="Charis SIL Regular" w:hAnsi="Charis SIL Regular" w:eastAsia="Charis SIL Regular"/>
+          <w:b w:val="0"/>
+          <w:i w:val="0"/>
+          <w:color w:val="0000FF"/>
+          <w:sz w:val="24"/>
+          <w:u w:val="single"/>
+        </w:rPr>
         <w:hyperlink r:id="rId20" w:history="1">
           <w:r>
             <w:rPr>
@@ -2427,53 +2606,14 @@
           <w:sz w:val="24"/>
           <w:u w:val="single"/>
         </w:rPr>
-        <w:t xml:space="preserve"> </w:t>
-      </w:r>
-      <w:r>
-        <w:rPr>
-          <w:rFonts w:ascii="Charis SIL Regular" w:hAnsi="Charis SIL Regular" w:eastAsia="Charis SIL Regular"/>
-          <w:b w:val="0"/>
-          <w:i w:val="0"/>
-          <w:color w:val="0000FF"/>
-          <w:sz w:val="24"/>
-          <w:u w:val="single"/>
-        </w:rPr>
-        <w:hyperlink r:id="rId19" w:history="1">
-          <w:r>
-            <w:rPr>
-              <w:rStyle w:val="Hyperlink"/>
-            </w:rPr>
-            <w:t xml:space="preserve">colonial </w:t>
-          </w:r>
-        </w:hyperlink>
-      </w:r>
-      <w:r>
-        <w:rPr>
-          <w:rFonts w:ascii="Charis SIL Regular" w:hAnsi="Charis SIL Regular" w:eastAsia="Charis SIL Regular"/>
-          <w:b w:val="0"/>
-          <w:i w:val="0"/>
-          <w:color w:val="0000FF"/>
-          <w:sz w:val="24"/>
-          <w:u w:val="single"/>
-        </w:rPr>
         <w:hyperlink r:id="rId20" w:history="1">
           <w:r>
             <w:rPr>
               <w:rStyle w:val="Hyperlink"/>
             </w:rPr>
-            <w:t>context</w:t>
+            <w:t>v</w:t>
           </w:r>
         </w:hyperlink>
-      </w:r>
-      <w:r>
-        <w:rPr>
-          <w:rFonts w:ascii="Charis SIL Regular" w:hAnsi="Charis SIL Regular" w:eastAsia="Charis SIL Regular"/>
-          <w:b w:val="0"/>
-          <w:i w:val="0"/>
-          <w:color w:val="000000"/>
-          <w:sz w:val="24"/>
-        </w:rPr>
-        <w:t xml:space="preserve">•  </w:t>
       </w:r>
       <w:r>
         <w:rPr>
@@ -2489,7 +2629,7 @@
             <w:rPr>
               <w:rStyle w:val="Hyperlink"/>
             </w:rPr>
-            <w:t>Arm</w:t>
+            <w:t>y</w:t>
           </w:r>
         </w:hyperlink>
       </w:r>
@@ -2513,12 +2653,12 @@
           <w:sz w:val="24"/>
           <w:u w:val="single"/>
         </w:rPr>
-        <w:hyperlink r:id="rId21" w:history="1">
+        <w:hyperlink r:id="rId20" w:history="1">
           <w:r>
             <w:rPr>
               <w:rStyle w:val="Hyperlink"/>
             </w:rPr>
-            <w:t>and</w:t>
+            <w:t>perso</w:t>
           </w:r>
         </w:hyperlink>
       </w:r>
@@ -2531,7 +2671,43 @@
           <w:sz w:val="24"/>
           <w:u w:val="single"/>
         </w:rPr>
+        <w:hyperlink r:id="rId20" w:history="1">
+          <w:r>
+            <w:rPr>
+              <w:rStyle w:val="Hyperlink"/>
+            </w:rPr>
+            <w:t>nnel</w:t>
+          </w:r>
+        </w:hyperlink>
+      </w:r>
+      <w:r>
+        <w:rPr>
+          <w:rFonts w:ascii="Charis SIL Regular" w:hAnsi="Charis SIL Regular" w:eastAsia="Charis SIL Regular"/>
+          <w:b w:val="0"/>
+          <w:i w:val="0"/>
+          <w:color w:val="0000FF"/>
+          <w:sz w:val="24"/>
+          <w:u w:val="single"/>
+        </w:rPr>
         <w:t xml:space="preserve"> </w:t>
+      </w:r>
+      <w:r>
+        <w:rPr>
+          <w:rFonts w:ascii="Charis SIL Regular" w:hAnsi="Charis SIL Regular" w:eastAsia="Charis SIL Regular"/>
+          <w:b w:val="0"/>
+          <w:i w:val="0"/>
+          <w:color w:val="0000FF"/>
+          <w:sz w:val="24"/>
+          <w:u w:val="single"/>
+        </w:rPr>
+        <w:hyperlink r:id="rId20" w:history="1">
+          <w:r>
+            <w:rPr>
+              <w:rStyle w:val="Hyperlink"/>
+            </w:rPr>
+            <w:t>i</w:t>
+          </w:r>
+        </w:hyperlink>
       </w:r>
       <w:r>
         <w:rPr>
@@ -2560,135 +2736,18 @@
           <w:sz w:val="24"/>
           <w:u w:val="single"/>
         </w:rPr>
+        <w:t xml:space="preserve"> </w:t>
+      </w:r>
+      <w:r>
+        <w:rPr>
+          <w:rFonts w:ascii="Charis SIL Regular" w:hAnsi="Charis SIL Regular" w:eastAsia="Charis SIL Regular"/>
+          <w:b w:val="0"/>
+          <w:i w:val="0"/>
+          <w:color w:val="0000FF"/>
+          <w:sz w:val="24"/>
+          <w:u w:val="single"/>
+        </w:rPr>
         <w:hyperlink r:id="rId20" w:history="1">
-          <w:r>
-            <w:rPr>
-              <w:rStyle w:val="Hyperlink"/>
-            </w:rPr>
-            <w:t>a</w:t>
-          </w:r>
-        </w:hyperlink>
-      </w:r>
-      <w:r>
-        <w:rPr>
-          <w:rFonts w:ascii="Charis SIL Regular" w:hAnsi="Charis SIL Regular" w:eastAsia="Charis SIL Regular"/>
-          <w:b w:val="0"/>
-          <w:i w:val="0"/>
-          <w:color w:val="0000FF"/>
-          <w:sz w:val="24"/>
-          <w:u w:val="single"/>
-        </w:rPr>
-        <w:hyperlink r:id="rId21" w:history="1">
-          <w:r>
-            <w:rPr>
-              <w:rStyle w:val="Hyperlink"/>
-            </w:rPr>
-            <w:t>v</w:t>
-          </w:r>
-        </w:hyperlink>
-      </w:r>
-      <w:r>
-        <w:rPr>
-          <w:rFonts w:ascii="Charis SIL Regular" w:hAnsi="Charis SIL Regular" w:eastAsia="Charis SIL Regular"/>
-          <w:b w:val="0"/>
-          <w:i w:val="0"/>
-          <w:color w:val="0000FF"/>
-          <w:sz w:val="24"/>
-          <w:u w:val="single"/>
-        </w:rPr>
-        <w:hyperlink r:id="rId21" w:history="1">
-          <w:r>
-            <w:rPr>
-              <w:rStyle w:val="Hyperlink"/>
-            </w:rPr>
-            <w:t>y</w:t>
-          </w:r>
-        </w:hyperlink>
-      </w:r>
-      <w:r>
-        <w:rPr>
-          <w:rFonts w:ascii="Charis SIL Regular" w:hAnsi="Charis SIL Regular" w:eastAsia="Charis SIL Regular"/>
-          <w:b w:val="0"/>
-          <w:i w:val="0"/>
-          <w:color w:val="0000FF"/>
-          <w:sz w:val="24"/>
-        </w:rPr>
-        <w:t xml:space="preserve"> perso</w:t>
-      </w:r>
-      <w:r>
-        <w:rPr>
-          <w:rFonts w:ascii="Charis SIL Regular" w:hAnsi="Charis SIL Regular" w:eastAsia="Charis SIL Regular"/>
-          <w:b w:val="0"/>
-          <w:i w:val="0"/>
-          <w:color w:val="0000FF"/>
-          <w:sz w:val="24"/>
-          <w:u w:val="single"/>
-        </w:rPr>
-        <w:hyperlink r:id="rId20" w:history="1">
-          <w:r>
-            <w:rPr>
-              <w:rStyle w:val="Hyperlink"/>
-            </w:rPr>
-            <w:t xml:space="preserve">nnel </w:t>
-          </w:r>
-        </w:hyperlink>
-      </w:r>
-      <w:r>
-        <w:rPr>
-          <w:rFonts w:ascii="Charis SIL Regular" w:hAnsi="Charis SIL Regular" w:eastAsia="Charis SIL Regular"/>
-          <w:b w:val="0"/>
-          <w:i w:val="0"/>
-          <w:color w:val="0000FF"/>
-          <w:sz w:val="24"/>
-          <w:u w:val="single"/>
-        </w:rPr>
-        <w:hyperlink r:id="rId20" w:history="1">
-          <w:r>
-            <w:rPr>
-              <w:rStyle w:val="Hyperlink"/>
-            </w:rPr>
-            <w:t>i</w:t>
-          </w:r>
-        </w:hyperlink>
-      </w:r>
-      <w:r>
-        <w:rPr>
-          <w:rFonts w:ascii="Charis SIL Regular" w:hAnsi="Charis SIL Regular" w:eastAsia="Charis SIL Regular"/>
-          <w:b w:val="0"/>
-          <w:i w:val="0"/>
-          <w:color w:val="0000FF"/>
-          <w:sz w:val="24"/>
-          <w:u w:val="single"/>
-        </w:rPr>
-        <w:hyperlink r:id="rId20" w:history="1">
-          <w:r>
-            <w:rPr>
-              <w:rStyle w:val="Hyperlink"/>
-            </w:rPr>
-            <w:t>n</w:t>
-          </w:r>
-        </w:hyperlink>
-      </w:r>
-      <w:r>
-        <w:rPr>
-          <w:rFonts w:ascii="Charis SIL Regular" w:hAnsi="Charis SIL Regular" w:eastAsia="Charis SIL Regular"/>
-          <w:b w:val="0"/>
-          <w:i w:val="0"/>
-          <w:color w:val="0000FF"/>
-          <w:sz w:val="24"/>
-          <w:u w:val="single"/>
-        </w:rPr>
-        <w:t xml:space="preserve"> </w:t>
-      </w:r>
-      <w:r>
-        <w:rPr>
-          <w:rFonts w:ascii="Charis SIL Regular" w:hAnsi="Charis SIL Regular" w:eastAsia="Charis SIL Regular"/>
-          <w:b w:val="0"/>
-          <w:i w:val="0"/>
-          <w:color w:val="0000FF"/>
-          <w:sz w:val="24"/>
-        </w:rPr>
-        <w:hyperlink r:id="rId21" w:history="1">
           <w:r>
             <w:rPr>
               <w:rStyle w:val="Hyperlink"/>
@@ -2706,7 +2765,7 @@
           <w:sz w:val="24"/>
           <w:u w:val="single"/>
         </w:rPr>
-        <w:hyperlink r:id="rId21" w:history="1">
+        <w:hyperlink r:id="rId20" w:history="1">
           <w:r>
             <w:rPr>
               <w:rStyle w:val="Hyperlink"/>
@@ -2735,7 +2794,7 @@
           <w:sz w:val="24"/>
           <w:u w:val="single"/>
         </w:rPr>
-        <w:hyperlink r:id="rId21" w:history="1">
+        <w:hyperlink r:id="rId20" w:history="1">
           <w:r>
             <w:rPr>
               <w:rStyle w:val="Hyperlink"/>
@@ -2781,7 +2840,14 @@
           <w:sz w:val="24"/>
           <w:u w:val="single"/>
         </w:rPr>
-        <w:t>Scientific</w:t>
+        <w:hyperlink r:id="rId21" w:history="1">
+          <w:r>
+            <w:rPr>
+              <w:rStyle w:val="Hyperlink"/>
+            </w:rPr>
+            <w:t>Scie</w:t>
+          </w:r>
+        </w:hyperlink>
       </w:r>
       <w:r>
         <w:rPr>
@@ -2792,6 +2858,71 @@
           <w:sz w:val="24"/>
           <w:u w:val="single"/>
         </w:rPr>
+        <w:hyperlink r:id="rId21" w:history="1">
+          <w:r>
+            <w:rPr>
+              <w:rStyle w:val="Hyperlink"/>
+            </w:rPr>
+            <w:t>n</w:t>
+          </w:r>
+        </w:hyperlink>
+      </w:r>
+      <w:r>
+        <w:rPr>
+          <w:rFonts w:ascii="Charis SIL Regular" w:hAnsi="Charis SIL Regular" w:eastAsia="Charis SIL Regular"/>
+          <w:b w:val="0"/>
+          <w:i w:val="0"/>
+          <w:color w:val="0000FF"/>
+          <w:sz w:val="24"/>
+          <w:u w:val="single"/>
+        </w:rPr>
+        <w:hyperlink r:id="rId21" w:history="1">
+          <w:r>
+            <w:rPr>
+              <w:rStyle w:val="Hyperlink"/>
+            </w:rPr>
+            <w:t>tif</w:t>
+          </w:r>
+        </w:hyperlink>
+      </w:r>
+      <w:r>
+        <w:rPr>
+          <w:rFonts w:ascii="Charis SIL Regular" w:hAnsi="Charis SIL Regular" w:eastAsia="Charis SIL Regular"/>
+          <w:b w:val="0"/>
+          <w:i w:val="0"/>
+          <w:color w:val="0000FF"/>
+          <w:sz w:val="24"/>
+          <w:u w:val="single"/>
+        </w:rPr>
+        <w:hyperlink r:id="rId21" w:history="1">
+          <w:r>
+            <w:rPr>
+              <w:rStyle w:val="Hyperlink"/>
+            </w:rPr>
+            <w:t>i</w:t>
+          </w:r>
+        </w:hyperlink>
+      </w:r>
+      <w:r>
+        <w:rPr>
+          <w:rFonts w:ascii="Charis SIL Regular" w:hAnsi="Charis SIL Regular" w:eastAsia="Charis SIL Regular"/>
+          <w:b w:val="0"/>
+          <w:i w:val="0"/>
+          <w:color w:val="0000FF"/>
+          <w:sz w:val="24"/>
+          <w:u w:val="single"/>
+        </w:rPr>
+        <w:t>c</w:t>
+      </w:r>
+      <w:r>
+        <w:rPr>
+          <w:rFonts w:ascii="Charis SIL Regular" w:hAnsi="Charis SIL Regular" w:eastAsia="Charis SIL Regular"/>
+          <w:b w:val="0"/>
+          <w:i w:val="0"/>
+          <w:color w:val="0000FF"/>
+          <w:sz w:val="24"/>
+          <w:u w:val="single"/>
+        </w:rPr>
         <w:t xml:space="preserve"> </w:t>
       </w:r>
       <w:r>
@@ -2803,7 +2934,7 @@
           <w:sz w:val="24"/>
           <w:u w:val="single"/>
         </w:rPr>
-        <w:hyperlink r:id="rId22" w:history="1">
+        <w:hyperlink r:id="rId21" w:history="1">
           <w:r>
             <w:rPr>
               <w:rStyle w:val="Hyperlink"/>
@@ -2821,7 +2952,7 @@
           <w:sz w:val="24"/>
           <w:u w:val="single"/>
         </w:rPr>
-        <w:hyperlink r:id="rId22" w:history="1">
+        <w:hyperlink r:id="rId21" w:history="1">
           <w:r>
             <w:rPr>
               <w:rStyle w:val="Hyperlink"/>
@@ -2839,7 +2970,7 @@
           <w:sz w:val="24"/>
           <w:u w:val="single"/>
         </w:rPr>
-        <w:hyperlink r:id="rId22" w:history="1">
+        <w:hyperlink r:id="rId21" w:history="1">
           <w:r>
             <w:rPr>
               <w:rStyle w:val="Hyperlink"/>
@@ -2897,7 +3028,7 @@
           <w:sz w:val="24"/>
           <w:u w:val="single"/>
         </w:rPr>
-        <w:hyperlink r:id="rId22" w:history="1">
+        <w:hyperlink r:id="rId21" w:history="1">
           <w:r>
             <w:rPr>
               <w:rStyle w:val="Hyperlink"/>
@@ -2915,7 +3046,7 @@
           <w:sz w:val="24"/>
           <w:u w:val="single"/>
         </w:rPr>
-        <w:hyperlink r:id="rId22" w:history="1">
+        <w:hyperlink r:id="rId21" w:history="1">
           <w:r>
             <w:rPr>
               <w:rStyle w:val="Hyperlink"/>
@@ -2933,7 +3064,7 @@
           <w:sz w:val="24"/>
           <w:u w:val="single"/>
         </w:rPr>
-        <w:hyperlink r:id="rId22" w:history="1">
+        <w:hyperlink r:id="rId21" w:history="1">
           <w:r>
             <w:rPr>
               <w:rStyle w:val="Hyperlink"/>
@@ -2985,6 +3116,7 @@
           <w:i w:val="0"/>
           <w:color w:val="0000FF"/>
           <w:sz w:val="24"/>
+          <w:u w:val="single"/>
         </w:rPr>
         <w:t xml:space="preserve"> </w:t>
       </w:r>
@@ -2997,7 +3129,7 @@
           <w:sz w:val="24"/>
           <w:u w:val="single"/>
         </w:rPr>
-        <w:hyperlink r:id="rId22" w:history="1">
+        <w:hyperlink r:id="rId21" w:history="1">
           <w:r>
             <w:rPr>
               <w:rStyle w:val="Hyperlink"/>
@@ -3015,7 +3147,7 @@
           <w:sz w:val="24"/>
           <w:u w:val="single"/>
         </w:rPr>
-        <w:hyperlink r:id="rId22" w:history="1">
+        <w:hyperlink r:id="rId21" w:history="1">
           <w:r>
             <w:rPr>
               <w:rStyle w:val="Hyperlink"/>
@@ -3033,14 +3165,35 @@
           <w:sz w:val="24"/>
           <w:u w:val="single"/>
         </w:rPr>
-        <w:hyperlink r:id="rId22" w:history="1">
+        <w:hyperlink r:id="rId21" w:history="1">
           <w:r>
             <w:rPr>
               <w:rStyle w:val="Hyperlink"/>
             </w:rPr>
-            <w:t>ries</w:t>
+            <w:t>ri</w:t>
           </w:r>
         </w:hyperlink>
+      </w:r>
+      <w:r>
+        <w:rPr>
+          <w:rFonts w:ascii="Charis SIL Regular" w:hAnsi="Charis SIL Regular" w:eastAsia="Charis SIL Regular"/>
+          <w:b w:val="0"/>
+          <w:i w:val="0"/>
+          <w:color w:val="0000FF"/>
+          <w:sz w:val="24"/>
+          <w:u w:val="single"/>
+        </w:rPr>
+        <w:t>e</w:t>
+      </w:r>
+      <w:r>
+        <w:rPr>
+          <w:rFonts w:ascii="Charis SIL Regular" w:hAnsi="Charis SIL Regular" w:eastAsia="Charis SIL Regular"/>
+          <w:b w:val="0"/>
+          <w:i w:val="0"/>
+          <w:color w:val="0000FF"/>
+          <w:sz w:val="24"/>
+        </w:rPr>
+        <w:t>s</w:t>
       </w:r>
       <w:r>
         <w:br/>
@@ -3111,7 +3264,7 @@
           <w:sz w:val="24"/>
           <w:u w:val="single"/>
         </w:rPr>
-        <w:hyperlink r:id="rId23" w:history="1">
+        <w:hyperlink r:id="rId22" w:history="1">
           <w:r>
             <w:rPr>
               <w:rStyle w:val="Hyperlink"/>
@@ -3129,7 +3282,7 @@
           <w:sz w:val="24"/>
           <w:u w:val="single"/>
         </w:rPr>
-        <w:hyperlink r:id="rId23" w:history="1">
+        <w:hyperlink r:id="rId22" w:history="1">
           <w:r>
             <w:rPr>
               <w:rStyle w:val="Hyperlink"/>
@@ -3147,7 +3300,7 @@
           <w:sz w:val="24"/>
           <w:u w:val="single"/>
         </w:rPr>
-        <w:hyperlink r:id="rId23" w:history="1">
+        <w:hyperlink r:id="rId22" w:history="1">
           <w:r>
             <w:rPr>
               <w:rStyle w:val="Hyperlink"/>
@@ -3176,7 +3329,7 @@
           <w:sz w:val="24"/>
           <w:u w:val="single"/>
         </w:rPr>
-        <w:hyperlink r:id="rId23" w:history="1">
+        <w:hyperlink r:id="rId22" w:history="1">
           <w:r>
             <w:rPr>
               <w:rStyle w:val="Hyperlink"/>

--- a/EXPORTS/DOCX/published/niveau2/English/Museum.docx
+++ b/EXPORTS/DOCX/published/niveau2/English/Museum.docx
@@ -327,14 +327,7 @@
           <w:color w:val="000000"/>
           <w:sz w:val="24"/>
         </w:rPr>
-        <w:hyperlink r:id="rId9" w:history="1">
-          <w:r>
-            <w:rPr>
-              <w:rStyle w:val="Hyperlink"/>
-            </w:rPr>
-            <w:t xml:space="preserve"> the </w:t>
-          </w:r>
-        </w:hyperlink>
+        <w:t xml:space="preserve"> the </w:t>
       </w:r>
       <w:r>
         <w:rPr>
@@ -345,7 +338,7 @@
           <w:sz w:val="24"/>
           <w:u w:val="single"/>
         </w:rPr>
-        <w:hyperlink r:id="rId9" w:history="1">
+        <w:hyperlink r:id="rId10" w:history="1">
           <w:r>
             <w:rPr>
               <w:rStyle w:val="Hyperlink"/>
@@ -392,7 +385,7 @@
           <w:sz w:val="24"/>
           <w:u w:val="single"/>
         </w:rPr>
-        <w:hyperlink r:id="rId10" w:history="1">
+        <w:hyperlink r:id="rId9" w:history="1">
           <w:r>
             <w:rPr>
               <w:rStyle w:val="Hyperlink"/>
@@ -520,25 +513,7 @@
           <w:color w:val="000000"/>
           <w:sz w:val="24"/>
         </w:rPr>
-        <w:t xml:space="preserve">1837, both in the city of </w:t>
-      </w:r>
-      <w:r>
-        <w:rPr>
-          <w:u w:val="single" w:color="0000ff"/>
-          <w:rFonts w:ascii="Charis SIL Regular" w:hAnsi="Charis SIL Regular" w:eastAsia="Charis SIL Regular"/>
-          <w:b w:val="0"/>
-          <w:i w:val="0"/>
-          <w:color w:val="000000"/>
-          <w:sz w:val="24"/>
-        </w:rPr>
-        <w:hyperlink r:id="rId10" w:history="1">
-          <w:r>
-            <w:rPr>
-              <w:rStyle w:val="Hyperlink"/>
-            </w:rPr>
-            <w:t>Leide</w:t>
-          </w:r>
-        </w:hyperlink>
+        <w:t>1837, both in the city of Leide</w:t>
       </w:r>
       <w:r>
         <w:rPr>
@@ -780,8 +755,16 @@
           <w:i w:val="0"/>
           <w:color w:val="0000FF"/>
           <w:sz w:val="24"/>
-        </w:rPr>
-        <w:t>voor Lan</w:t>
+          <w:u w:val="single"/>
+        </w:rPr>
+        <w:hyperlink r:id="rId12" w:history="1">
+          <w:r>
+            <w:rPr>
+              <w:rStyle w:val="Hyperlink"/>
+            </w:rPr>
+            <w:t>voor</w:t>
+          </w:r>
+        </w:hyperlink>
       </w:r>
       <w:r>
         <w:rPr>
@@ -792,7 +775,36 @@
           <w:sz w:val="24"/>
           <w:u w:val="single"/>
         </w:rPr>
-        <w:hyperlink r:id="rId11" w:history="1">
+        <w:t xml:space="preserve"> </w:t>
+      </w:r>
+      <w:r>
+        <w:rPr>
+          <w:rFonts w:ascii="Charis SIL Regular" w:hAnsi="Charis SIL Regular" w:eastAsia="Charis SIL Regular"/>
+          <w:b w:val="0"/>
+          <w:i w:val="0"/>
+          <w:color w:val="0000FF"/>
+          <w:sz w:val="24"/>
+          <w:u w:val="single"/>
+        </w:rPr>
+        <w:hyperlink r:id="rId12" w:history="1">
+          <w:r>
+            <w:rPr>
+              <w:rStyle w:val="Hyperlink"/>
+            </w:rPr>
+            <w:t>Lan</w:t>
+          </w:r>
+        </w:hyperlink>
+      </w:r>
+      <w:r>
+        <w:rPr>
+          <w:rFonts w:ascii="Charis SIL Regular" w:hAnsi="Charis SIL Regular" w:eastAsia="Charis SIL Regular"/>
+          <w:b w:val="0"/>
+          <w:i w:val="0"/>
+          <w:color w:val="0000FF"/>
+          <w:sz w:val="24"/>
+          <w:u w:val="single"/>
+        </w:rPr>
+        <w:hyperlink r:id="rId12" w:history="1">
           <w:r>
             <w:rPr>
               <w:rStyle w:val="Hyperlink"/>
@@ -821,7 +833,7 @@
           <w:sz w:val="24"/>
           <w:u w:val="single"/>
         </w:rPr>
-        <w:hyperlink r:id="rId11" w:history="1">
+        <w:hyperlink r:id="rId12" w:history="1">
           <w:r>
             <w:rPr>
               <w:rStyle w:val="Hyperlink"/>
@@ -842,7 +854,7 @@
           <w:sz w:val="24"/>
           <w:u w:val="single"/>
         </w:rPr>
-        <w:hyperlink r:id="rId12" w:history="1">
+        <w:hyperlink r:id="rId11" w:history="1">
           <w:r>
             <w:rPr>
               <w:rStyle w:val="Hyperlink"/>
@@ -888,53 +900,7 @@
           <w:color w:val="000000"/>
           <w:sz w:val="24"/>
         </w:rPr>
-        <w:t>R</w:t>
-      </w:r>
-      <w:r>
-        <w:rPr>
-          <w:u w:val="single" w:color="0000ff"/>
-          <w:rFonts w:ascii="Charis SIL Regular" w:hAnsi="Charis SIL Regular" w:eastAsia="Charis SIL Regular"/>
-          <w:b w:val="0"/>
-          <w:i w:val="0"/>
-          <w:color w:val="000000"/>
-          <w:sz w:val="24"/>
-        </w:rPr>
-        <w:hyperlink r:id="rId12" w:history="1">
-          <w:r>
-            <w:rPr>
-              <w:rStyle w:val="Hyperlink"/>
-            </w:rPr>
-            <w:t>otterda</w:t>
-          </w:r>
-        </w:hyperlink>
-      </w:r>
-      <w:r>
-        <w:rPr>
-          <w:rFonts w:ascii="Charis SIL Regular" w:hAnsi="Charis SIL Regular" w:eastAsia="Charis SIL Regular"/>
-          <w:b w:val="0"/>
-          <w:i w:val="0"/>
-          <w:color w:val="000000"/>
-          <w:sz w:val="24"/>
-        </w:rPr>
-        <w:t>m</w:t>
-      </w:r>
-      <w:r>
-        <w:rPr>
-          <w:u w:val="single" w:color="0000ff"/>
-          <w:rFonts w:ascii="Charis SIL Regular" w:hAnsi="Charis SIL Regular" w:eastAsia="Charis SIL Regular"/>
-          <w:b w:val="0"/>
-          <w:i w:val="0"/>
-          <w:color w:val="000000"/>
-          <w:sz w:val="24"/>
-        </w:rPr>
-        <w:hyperlink r:id="rId12" w:history="1">
-          <w:r>
-            <w:rPr>
-              <w:rStyle w:val="Hyperlink"/>
-            </w:rPr>
-            <w:t xml:space="preserve"> in 1</w:t>
-          </w:r>
-        </w:hyperlink>
+        <w:t>Rotterdam in 1</w:t>
       </w:r>
       <w:r>
         <w:rPr>
@@ -963,25 +929,7 @@
           <w:color w:val="000000"/>
           <w:sz w:val="24"/>
         </w:rPr>
-        <w:t>O</w:t>
-      </w:r>
-      <w:r>
-        <w:rPr>
-          <w:u w:val="single" w:color="0000ff"/>
-          <w:rFonts w:ascii="Charis SIL Regular" w:hAnsi="Charis SIL Regular" w:eastAsia="Charis SIL Regular"/>
-          <w:b w:val="0"/>
-          <w:i w:val="0"/>
-          <w:color w:val="000000"/>
-          <w:sz w:val="24"/>
-        </w:rPr>
-        <w:hyperlink r:id="rId12" w:history="1">
-          <w:r>
-            <w:rPr>
-              <w:rStyle w:val="Hyperlink"/>
-            </w:rPr>
-            <w:t>bj</w:t>
-          </w:r>
-        </w:hyperlink>
+        <w:t>Obj</w:t>
       </w:r>
       <w:r>
         <w:rPr>
@@ -2209,25 +2157,7 @@
           <w:sz w:val="24"/>
           <w:u w:val="single"/>
         </w:rPr>
-        <w:hyperlink r:id="rId19" w:history="1">
-          <w:r>
-            <w:rPr>
-              <w:rStyle w:val="Hyperlink"/>
-            </w:rPr>
-            <w:t>The</w:t>
-          </w:r>
-        </w:hyperlink>
-      </w:r>
-      <w:r>
-        <w:rPr>
-          <w:rFonts w:ascii="Charis SIL Regular" w:hAnsi="Charis SIL Regular" w:eastAsia="Charis SIL Regular"/>
-          <w:b w:val="0"/>
-          <w:i w:val="0"/>
-          <w:color w:val="0000FF"/>
-          <w:sz w:val="24"/>
-          <w:u w:val="single"/>
-        </w:rPr>
-        <w:t xml:space="preserve"> </w:t>
+        <w:t xml:space="preserve">The </w:t>
       </w:r>
       <w:r>
         <w:rPr>
@@ -2256,7 +2186,7 @@
           <w:sz w:val="24"/>
           <w:u w:val="single"/>
         </w:rPr>
-        <w:hyperlink r:id="rId19" w:history="1">
+        <w:hyperlink r:id="rId20" w:history="1">
           <w:r>
             <w:rPr>
               <w:rStyle w:val="Hyperlink"/>
@@ -2285,7 +2215,7 @@
           <w:sz w:val="24"/>
           <w:u w:val="single"/>
         </w:rPr>
-        <w:hyperlink r:id="rId19" w:history="1">
+        <w:hyperlink r:id="rId20" w:history="1">
           <w:r>
             <w:rPr>
               <w:rStyle w:val="Hyperlink"/>
@@ -2314,7 +2244,7 @@
           <w:sz w:val="24"/>
           <w:u w:val="single"/>
         </w:rPr>
-        <w:hyperlink r:id="rId19" w:history="1">
+        <w:hyperlink r:id="rId20" w:history="1">
           <w:r>
             <w:rPr>
               <w:rStyle w:val="Hyperlink"/>
@@ -2332,7 +2262,7 @@
           <w:sz w:val="24"/>
           <w:u w:val="single"/>
         </w:rPr>
-        <w:hyperlink r:id="rId19" w:history="1">
+        <w:hyperlink r:id="rId20" w:history="1">
           <w:r>
             <w:rPr>
               <w:rStyle w:val="Hyperlink"/>
@@ -2350,7 +2280,7 @@
           <w:sz w:val="24"/>
           <w:u w:val="single"/>
         </w:rPr>
-        <w:hyperlink r:id="rId19" w:history="1">
+        <w:hyperlink r:id="rId20" w:history="1">
           <w:r>
             <w:rPr>
               <w:rStyle w:val="Hyperlink"/>
@@ -2368,7 +2298,7 @@
           <w:sz w:val="24"/>
           <w:u w:val="single"/>
         </w:rPr>
-        <w:hyperlink r:id="rId19" w:history="1">
+        <w:hyperlink r:id="rId20" w:history="1">
           <w:r>
             <w:rPr>
               <w:rStyle w:val="Hyperlink"/>
@@ -2426,7 +2356,7 @@
           <w:sz w:val="24"/>
           <w:u w:val="single"/>
         </w:rPr>
-        <w:hyperlink r:id="rId19" w:history="1">
+        <w:hyperlink r:id="rId20" w:history="1">
           <w:r>
             <w:rPr>
               <w:rStyle w:val="Hyperlink"/>
@@ -2455,7 +2385,7 @@
           <w:sz w:val="24"/>
           <w:u w:val="single"/>
         </w:rPr>
-        <w:hyperlink r:id="rId19" w:history="1">
+        <w:hyperlink r:id="rId20" w:history="1">
           <w:r>
             <w:rPr>
               <w:rStyle w:val="Hyperlink"/>
@@ -2512,14 +2442,7 @@
           <w:sz w:val="24"/>
           <w:u w:val="single"/>
         </w:rPr>
-        <w:hyperlink r:id="rId20" w:history="1">
-          <w:r>
-            <w:rPr>
-              <w:rStyle w:val="Hyperlink"/>
-            </w:rPr>
-            <w:t>Arm</w:t>
-          </w:r>
-        </w:hyperlink>
+        <w:t>Arm</w:t>
       </w:r>
       <w:r>
         <w:rPr>
@@ -2588,7 +2511,7 @@
           <w:sz w:val="24"/>
           <w:u w:val="single"/>
         </w:rPr>
-        <w:hyperlink r:id="rId20" w:history="1">
+        <w:hyperlink r:id="rId21" w:history="1">
           <w:r>
             <w:rPr>
               <w:rStyle w:val="Hyperlink"/>
@@ -2653,7 +2576,7 @@
           <w:sz w:val="24"/>
           <w:u w:val="single"/>
         </w:rPr>
-        <w:hyperlink r:id="rId20" w:history="1">
+        <w:hyperlink r:id="rId21" w:history="1">
           <w:r>
             <w:rPr>
               <w:rStyle w:val="Hyperlink"/>
@@ -2671,7 +2594,7 @@
           <w:sz w:val="24"/>
           <w:u w:val="single"/>
         </w:rPr>
-        <w:hyperlink r:id="rId20" w:history="1">
+        <w:hyperlink r:id="rId21" w:history="1">
           <w:r>
             <w:rPr>
               <w:rStyle w:val="Hyperlink"/>
@@ -2765,7 +2688,7 @@
           <w:sz w:val="24"/>
           <w:u w:val="single"/>
         </w:rPr>
-        <w:hyperlink r:id="rId20" w:history="1">
+        <w:hyperlink r:id="rId21" w:history="1">
           <w:r>
             <w:rPr>
               <w:rStyle w:val="Hyperlink"/>
@@ -2794,7 +2717,7 @@
           <w:sz w:val="24"/>
           <w:u w:val="single"/>
         </w:rPr>
-        <w:hyperlink r:id="rId20" w:history="1">
+        <w:hyperlink r:id="rId21" w:history="1">
           <w:r>
             <w:rPr>
               <w:rStyle w:val="Hyperlink"/>
@@ -2838,14 +2761,13 @@
           <w:i w:val="0"/>
           <w:color w:val="0000FF"/>
           <w:sz w:val="24"/>
-          <w:u w:val="single"/>
-        </w:rPr>
-        <w:hyperlink r:id="rId21" w:history="1">
+        </w:rPr>
+        <w:hyperlink r:id="rId22" w:history="1">
           <w:r>
             <w:rPr>
               <w:rStyle w:val="Hyperlink"/>
             </w:rPr>
-            <w:t>Scie</w:t>
+            <w:t>Scientifi</w:t>
           </w:r>
         </w:hyperlink>
       </w:r>
@@ -2856,16 +2778,19 @@
           <w:i w:val="0"/>
           <w:color w:val="0000FF"/>
           <w:sz w:val="24"/>
+        </w:rPr>
+        <w:t>c</w:t>
+      </w:r>
+      <w:r>
+        <w:rPr>
+          <w:rFonts w:ascii="Charis SIL Regular" w:hAnsi="Charis SIL Regular" w:eastAsia="Charis SIL Regular"/>
+          <w:b w:val="0"/>
+          <w:i w:val="0"/>
+          <w:color w:val="0000FF"/>
+          <w:sz w:val="24"/>
           <w:u w:val="single"/>
         </w:rPr>
-        <w:hyperlink r:id="rId21" w:history="1">
-          <w:r>
-            <w:rPr>
-              <w:rStyle w:val="Hyperlink"/>
-            </w:rPr>
-            <w:t>n</w:t>
-          </w:r>
-        </w:hyperlink>
+        <w:t xml:space="preserve"> </w:t>
       </w:r>
       <w:r>
         <w:rPr>
@@ -2876,65 +2801,7 @@
           <w:sz w:val="24"/>
           <w:u w:val="single"/>
         </w:rPr>
-        <w:hyperlink r:id="rId21" w:history="1">
-          <w:r>
-            <w:rPr>
-              <w:rStyle w:val="Hyperlink"/>
-            </w:rPr>
-            <w:t>tif</w:t>
-          </w:r>
-        </w:hyperlink>
-      </w:r>
-      <w:r>
-        <w:rPr>
-          <w:rFonts w:ascii="Charis SIL Regular" w:hAnsi="Charis SIL Regular" w:eastAsia="Charis SIL Regular"/>
-          <w:b w:val="0"/>
-          <w:i w:val="0"/>
-          <w:color w:val="0000FF"/>
-          <w:sz w:val="24"/>
-          <w:u w:val="single"/>
-        </w:rPr>
-        <w:hyperlink r:id="rId21" w:history="1">
-          <w:r>
-            <w:rPr>
-              <w:rStyle w:val="Hyperlink"/>
-            </w:rPr>
-            <w:t>i</w:t>
-          </w:r>
-        </w:hyperlink>
-      </w:r>
-      <w:r>
-        <w:rPr>
-          <w:rFonts w:ascii="Charis SIL Regular" w:hAnsi="Charis SIL Regular" w:eastAsia="Charis SIL Regular"/>
-          <w:b w:val="0"/>
-          <w:i w:val="0"/>
-          <w:color w:val="0000FF"/>
-          <w:sz w:val="24"/>
-          <w:u w:val="single"/>
-        </w:rPr>
-        <w:t>c</w:t>
-      </w:r>
-      <w:r>
-        <w:rPr>
-          <w:rFonts w:ascii="Charis SIL Regular" w:hAnsi="Charis SIL Regular" w:eastAsia="Charis SIL Regular"/>
-          <w:b w:val="0"/>
-          <w:i w:val="0"/>
-          <w:color w:val="0000FF"/>
-          <w:sz w:val="24"/>
-          <w:u w:val="single"/>
-        </w:rPr>
-        <w:t xml:space="preserve"> </w:t>
-      </w:r>
-      <w:r>
-        <w:rPr>
-          <w:rFonts w:ascii="Charis SIL Regular" w:hAnsi="Charis SIL Regular" w:eastAsia="Charis SIL Regular"/>
-          <w:b w:val="0"/>
-          <w:i w:val="0"/>
-          <w:color w:val="0000FF"/>
-          <w:sz w:val="24"/>
-          <w:u w:val="single"/>
-        </w:rPr>
-        <w:hyperlink r:id="rId21" w:history="1">
+        <w:hyperlink r:id="rId22" w:history="1">
           <w:r>
             <w:rPr>
               <w:rStyle w:val="Hyperlink"/>
@@ -2952,7 +2819,7 @@
           <w:sz w:val="24"/>
           <w:u w:val="single"/>
         </w:rPr>
-        <w:hyperlink r:id="rId21" w:history="1">
+        <w:hyperlink r:id="rId22" w:history="1">
           <w:r>
             <w:rPr>
               <w:rStyle w:val="Hyperlink"/>
@@ -2970,7 +2837,7 @@
           <w:sz w:val="24"/>
           <w:u w:val="single"/>
         </w:rPr>
-        <w:hyperlink r:id="rId21" w:history="1">
+        <w:hyperlink r:id="rId22" w:history="1">
           <w:r>
             <w:rPr>
               <w:rStyle w:val="Hyperlink"/>
@@ -3028,7 +2895,7 @@
           <w:sz w:val="24"/>
           <w:u w:val="single"/>
         </w:rPr>
-        <w:hyperlink r:id="rId21" w:history="1">
+        <w:hyperlink r:id="rId22" w:history="1">
           <w:r>
             <w:rPr>
               <w:rStyle w:val="Hyperlink"/>
@@ -3064,7 +2931,7 @@
           <w:sz w:val="24"/>
           <w:u w:val="single"/>
         </w:rPr>
-        <w:hyperlink r:id="rId21" w:history="1">
+        <w:hyperlink r:id="rId22" w:history="1">
           <w:r>
             <w:rPr>
               <w:rStyle w:val="Hyperlink"/>
@@ -3082,7 +2949,7 @@
           <w:sz w:val="24"/>
           <w:u w:val="single"/>
         </w:rPr>
-        <w:hyperlink r:id="rId21" w:history="1">
+        <w:hyperlink r:id="rId22" w:history="1">
           <w:r>
             <w:rPr>
               <w:rStyle w:val="Hyperlink"/>
@@ -3100,7 +2967,7 @@
           <w:sz w:val="24"/>
           <w:u w:val="single"/>
         </w:rPr>
-        <w:hyperlink r:id="rId21" w:history="1">
+        <w:hyperlink r:id="rId22" w:history="1">
           <w:r>
             <w:rPr>
               <w:rStyle w:val="Hyperlink"/>
@@ -3170,54 +3037,33 @@
             <w:rPr>
               <w:rStyle w:val="Hyperlink"/>
             </w:rPr>
-            <w:t>ri</w:t>
+            <w:t>ries</w:t>
           </w:r>
         </w:hyperlink>
       </w:r>
       <w:r>
+        <w:br/>
+      </w:r>
+      <w:r>
         <w:rPr>
           <w:rFonts w:ascii="Charis SIL Regular" w:hAnsi="Charis SIL Regular" w:eastAsia="Charis SIL Regular"/>
           <w:b w:val="0"/>
           <w:i w:val="0"/>
+          <w:color w:val="000000"/>
+          <w:sz w:val="24"/>
+        </w:rPr>
+        <w:t xml:space="preserve">•  </w:t>
+      </w:r>
+      <w:r>
+        <w:rPr>
+          <w:rFonts w:ascii="Charis SIL Regular" w:hAnsi="Charis SIL Regular" w:eastAsia="Charis SIL Regular"/>
+          <w:b w:val="0"/>
+          <w:i w:val="0"/>
           <w:color w:val="0000FF"/>
           <w:sz w:val="24"/>
           <w:u w:val="single"/>
         </w:rPr>
-        <w:t>e</w:t>
-      </w:r>
-      <w:r>
-        <w:rPr>
-          <w:rFonts w:ascii="Charis SIL Regular" w:hAnsi="Charis SIL Regular" w:eastAsia="Charis SIL Regular"/>
-          <w:b w:val="0"/>
-          <w:i w:val="0"/>
-          <w:color w:val="0000FF"/>
-          <w:sz w:val="24"/>
-        </w:rPr>
-        <w:t>s</w:t>
-      </w:r>
-      <w:r>
-        <w:br/>
-      </w:r>
-      <w:r>
-        <w:rPr>
-          <w:rFonts w:ascii="Charis SIL Regular" w:hAnsi="Charis SIL Regular" w:eastAsia="Charis SIL Regular"/>
-          <w:b w:val="0"/>
-          <w:i w:val="0"/>
-          <w:color w:val="000000"/>
-          <w:sz w:val="24"/>
-        </w:rPr>
-        <w:t xml:space="preserve">•  </w:t>
-      </w:r>
-      <w:r>
-        <w:rPr>
-          <w:rFonts w:ascii="Charis SIL Regular" w:hAnsi="Charis SIL Regular" w:eastAsia="Charis SIL Regular"/>
-          <w:b w:val="0"/>
-          <w:i w:val="0"/>
-          <w:color w:val="0000FF"/>
-          <w:sz w:val="24"/>
-          <w:u w:val="single"/>
-        </w:rPr>
-        <w:hyperlink r:id="rId22" w:history="1">
+        <w:hyperlink r:id="rId23" w:history="1">
           <w:r>
             <w:rPr>
               <w:rStyle w:val="Hyperlink"/>
@@ -3282,7 +3128,7 @@
           <w:sz w:val="24"/>
           <w:u w:val="single"/>
         </w:rPr>
-        <w:hyperlink r:id="rId22" w:history="1">
+        <w:hyperlink r:id="rId23" w:history="1">
           <w:r>
             <w:rPr>
               <w:rStyle w:val="Hyperlink"/>
@@ -3300,7 +3146,7 @@
           <w:sz w:val="24"/>
           <w:u w:val="single"/>
         </w:rPr>
-        <w:hyperlink r:id="rId22" w:history="1">
+        <w:hyperlink r:id="rId23" w:history="1">
           <w:r>
             <w:rPr>
               <w:rStyle w:val="Hyperlink"/>
@@ -3329,7 +3175,7 @@
           <w:sz w:val="24"/>
           <w:u w:val="single"/>
         </w:rPr>
-        <w:hyperlink r:id="rId22" w:history="1">
+        <w:hyperlink r:id="rId23" w:history="1">
           <w:r>
             <w:rPr>
               <w:rStyle w:val="Hyperlink"/>
@@ -3358,7 +3204,7 @@
           <w:sz w:val="24"/>
           <w:u w:val="single"/>
         </w:rPr>
-        <w:hyperlink r:id="rId22" w:history="1">
+        <w:hyperlink r:id="rId23" w:history="1">
           <w:r>
             <w:rPr>
               <w:rStyle w:val="Hyperlink"/>
@@ -3394,7 +3240,7 @@
           <w:sz w:val="24"/>
           <w:u w:val="single"/>
         </w:rPr>
-        <w:hyperlink r:id="rId22" w:history="1">
+        <w:hyperlink r:id="rId23" w:history="1">
           <w:r>
             <w:rPr>
               <w:rStyle w:val="Hyperlink"/>
@@ -3423,7 +3269,7 @@
           <w:sz w:val="24"/>
           <w:u w:val="single"/>
         </w:rPr>
-        <w:hyperlink r:id="rId22" w:history="1">
+        <w:hyperlink r:id="rId23" w:history="1">
           <w:r>
             <w:rPr>
               <w:rStyle w:val="Hyperlink"/>

--- a/EXPORTS/DOCX/published/niveau2/English/Museum.docx
+++ b/EXPORTS/DOCX/published/niveau2/English/Museum.docx
@@ -316,18 +316,7 @@
           <w:color w:val="000000"/>
           <w:sz w:val="24"/>
         </w:rPr>
-        <w:t>History) in 1820 and</w:t>
-      </w:r>
-      <w:r>
-        <w:rPr>
-          <w:u w:val="single" w:color="0000ff"/>
-          <w:rFonts w:ascii="Charis SIL Regular" w:hAnsi="Charis SIL Regular" w:eastAsia="Charis SIL Regular"/>
-          <w:b w:val="0"/>
-          <w:i w:val="0"/>
-          <w:color w:val="000000"/>
-          <w:sz w:val="24"/>
-        </w:rPr>
-        <w:t xml:space="preserve"> the </w:t>
+        <w:t xml:space="preserve">History) in 1820 and the </w:t>
       </w:r>
       <w:r>
         <w:rPr>
@@ -338,7 +327,7 @@
           <w:sz w:val="24"/>
           <w:u w:val="single"/>
         </w:rPr>
-        <w:hyperlink r:id="rId10" w:history="1">
+        <w:hyperlink r:id="rId9" w:history="1">
           <w:r>
             <w:rPr>
               <w:rStyle w:val="Hyperlink"/>
@@ -367,7 +356,7 @@
           <w:sz w:val="24"/>
           <w:u w:val="single"/>
         </w:rPr>
-        <w:hyperlink r:id="rId10" w:history="1">
+        <w:hyperlink r:id="rId9" w:history="1">
           <w:r>
             <w:rPr>
               <w:rStyle w:val="Hyperlink"/>
@@ -403,7 +392,7 @@
           <w:sz w:val="24"/>
           <w:u w:val="single"/>
         </w:rPr>
-        <w:hyperlink r:id="rId10" w:history="1">
+        <w:hyperlink r:id="rId9" w:history="1">
           <w:r>
             <w:rPr>
               <w:rStyle w:val="Hyperlink"/>
@@ -432,7 +421,7 @@
           <w:sz w:val="24"/>
           <w:u w:val="single"/>
         </w:rPr>
-        <w:hyperlink r:id="rId10" w:history="1">
+        <w:hyperlink r:id="rId9" w:history="1">
           <w:r>
             <w:rPr>
               <w:rStyle w:val="Hyperlink"/>
@@ -450,7 +439,7 @@
           <w:sz w:val="24"/>
           <w:u w:val="single"/>
         </w:rPr>
-        <w:hyperlink r:id="rId10" w:history="1">
+        <w:hyperlink r:id="rId9" w:history="1">
           <w:r>
             <w:rPr>
               <w:rStyle w:val="Hyperlink"/>
@@ -468,7 +457,7 @@
           <w:sz w:val="24"/>
           <w:u w:val="single"/>
         </w:rPr>
-        <w:hyperlink r:id="rId10" w:history="1">
+        <w:hyperlink r:id="rId9" w:history="1">
           <w:r>
             <w:rPr>
               <w:rStyle w:val="Hyperlink"/>
@@ -513,7 +502,25 @@
           <w:color w:val="000000"/>
           <w:sz w:val="24"/>
         </w:rPr>
-        <w:t>1837, both in the city of Leide</w:t>
+        <w:t xml:space="preserve">1837, both in the city of </w:t>
+      </w:r>
+      <w:r>
+        <w:rPr>
+          <w:u w:val="single" w:color="0000ff"/>
+          <w:rFonts w:ascii="Charis SIL Regular" w:hAnsi="Charis SIL Regular" w:eastAsia="Charis SIL Regular"/>
+          <w:b w:val="0"/>
+          <w:i w:val="0"/>
+          <w:color w:val="000000"/>
+          <w:sz w:val="24"/>
+        </w:rPr>
+        <w:hyperlink r:id="rId10" w:history="1">
+          <w:r>
+            <w:rPr>
+              <w:rStyle w:val="Hyperlink"/>
+            </w:rPr>
+            <w:t>Leide</w:t>
+          </w:r>
+        </w:hyperlink>
       </w:r>
       <w:r>
         <w:rPr>
@@ -804,7 +811,7 @@
           <w:sz w:val="24"/>
           <w:u w:val="single"/>
         </w:rPr>
-        <w:hyperlink r:id="rId12" w:history="1">
+        <w:hyperlink r:id="rId11" w:history="1">
           <w:r>
             <w:rPr>
               <w:rStyle w:val="Hyperlink"/>
@@ -833,7 +840,7 @@
           <w:sz w:val="24"/>
           <w:u w:val="single"/>
         </w:rPr>
-        <w:hyperlink r:id="rId12" w:history="1">
+        <w:hyperlink r:id="rId11" w:history="1">
           <w:r>
             <w:rPr>
               <w:rStyle w:val="Hyperlink"/>
@@ -854,7 +861,7 @@
           <w:sz w:val="24"/>
           <w:u w:val="single"/>
         </w:rPr>
-        <w:hyperlink r:id="rId11" w:history="1">
+        <w:hyperlink r:id="rId12" w:history="1">
           <w:r>
             <w:rPr>
               <w:rStyle w:val="Hyperlink"/>
@@ -900,7 +907,7 @@
           <w:color w:val="000000"/>
           <w:sz w:val="24"/>
         </w:rPr>
-        <w:t>Rotterdam in 1</w:t>
+        <w:t>Rotterdam in 1885. O</w:t>
       </w:r>
       <w:r>
         <w:rPr>
@@ -916,20 +923,9 @@
             <w:rPr>
               <w:rStyle w:val="Hyperlink"/>
             </w:rPr>
-            <w:t xml:space="preserve">885. </w:t>
+            <w:t>bj</w:t>
           </w:r>
         </w:hyperlink>
-      </w:r>
-      <w:r>
-        <w:rPr>
-          <w:u w:val="single" w:color="0000ff"/>
-          <w:rFonts w:ascii="Charis SIL Regular" w:hAnsi="Charis SIL Regular" w:eastAsia="Charis SIL Regular"/>
-          <w:b w:val="0"/>
-          <w:i w:val="0"/>
-          <w:color w:val="000000"/>
-          <w:sz w:val="24"/>
-        </w:rPr>
-        <w:t>Obj</w:t>
       </w:r>
       <w:r>
         <w:rPr>
@@ -2157,7 +2153,25 @@
           <w:sz w:val="24"/>
           <w:u w:val="single"/>
         </w:rPr>
-        <w:t xml:space="preserve">The </w:t>
+        <w:hyperlink r:id="rId19" w:history="1">
+          <w:r>
+            <w:rPr>
+              <w:rStyle w:val="Hyperlink"/>
+            </w:rPr>
+            <w:t>The</w:t>
+          </w:r>
+        </w:hyperlink>
+      </w:r>
+      <w:r>
+        <w:rPr>
+          <w:rFonts w:ascii="Charis SIL Regular" w:hAnsi="Charis SIL Regular" w:eastAsia="Charis SIL Regular"/>
+          <w:b w:val="0"/>
+          <w:i w:val="0"/>
+          <w:color w:val="0000FF"/>
+          <w:sz w:val="24"/>
+          <w:u w:val="single"/>
+        </w:rPr>
+        <w:t xml:space="preserve"> </w:t>
       </w:r>
       <w:r>
         <w:rPr>
@@ -2186,7 +2200,7 @@
           <w:sz w:val="24"/>
           <w:u w:val="single"/>
         </w:rPr>
-        <w:hyperlink r:id="rId20" w:history="1">
+        <w:hyperlink r:id="rId19" w:history="1">
           <w:r>
             <w:rPr>
               <w:rStyle w:val="Hyperlink"/>
@@ -2215,7 +2229,7 @@
           <w:sz w:val="24"/>
           <w:u w:val="single"/>
         </w:rPr>
-        <w:hyperlink r:id="rId20" w:history="1">
+        <w:hyperlink r:id="rId19" w:history="1">
           <w:r>
             <w:rPr>
               <w:rStyle w:val="Hyperlink"/>
@@ -2244,7 +2258,7 @@
           <w:sz w:val="24"/>
           <w:u w:val="single"/>
         </w:rPr>
-        <w:hyperlink r:id="rId20" w:history="1">
+        <w:hyperlink r:id="rId19" w:history="1">
           <w:r>
             <w:rPr>
               <w:rStyle w:val="Hyperlink"/>
@@ -2262,7 +2276,7 @@
           <w:sz w:val="24"/>
           <w:u w:val="single"/>
         </w:rPr>
-        <w:hyperlink r:id="rId20" w:history="1">
+        <w:hyperlink r:id="rId19" w:history="1">
           <w:r>
             <w:rPr>
               <w:rStyle w:val="Hyperlink"/>
@@ -2280,7 +2294,7 @@
           <w:sz w:val="24"/>
           <w:u w:val="single"/>
         </w:rPr>
-        <w:hyperlink r:id="rId20" w:history="1">
+        <w:hyperlink r:id="rId19" w:history="1">
           <w:r>
             <w:rPr>
               <w:rStyle w:val="Hyperlink"/>
@@ -2298,7 +2312,7 @@
           <w:sz w:val="24"/>
           <w:u w:val="single"/>
         </w:rPr>
-        <w:hyperlink r:id="rId20" w:history="1">
+        <w:hyperlink r:id="rId19" w:history="1">
           <w:r>
             <w:rPr>
               <w:rStyle w:val="Hyperlink"/>
@@ -2356,6 +2370,168 @@
           <w:sz w:val="24"/>
           <w:u w:val="single"/>
         </w:rPr>
+        <w:hyperlink r:id="rId19" w:history="1">
+          <w:r>
+            <w:rPr>
+              <w:rStyle w:val="Hyperlink"/>
+            </w:rPr>
+            <w:t>a</w:t>
+          </w:r>
+        </w:hyperlink>
+      </w:r>
+      <w:r>
+        <w:rPr>
+          <w:rFonts w:ascii="Charis SIL Regular" w:hAnsi="Charis SIL Regular" w:eastAsia="Charis SIL Regular"/>
+          <w:b w:val="0"/>
+          <w:i w:val="0"/>
+          <w:color w:val="0000FF"/>
+          <w:sz w:val="24"/>
+          <w:u w:val="single"/>
+        </w:rPr>
+        <w:t xml:space="preserve"> </w:t>
+      </w:r>
+      <w:r>
+        <w:rPr>
+          <w:rFonts w:ascii="Charis SIL Regular" w:hAnsi="Charis SIL Regular" w:eastAsia="Charis SIL Regular"/>
+          <w:b w:val="0"/>
+          <w:i w:val="0"/>
+          <w:color w:val="0000FF"/>
+          <w:sz w:val="24"/>
+          <w:u w:val="single"/>
+        </w:rPr>
+        <w:hyperlink r:id="rId19" w:history="1">
+          <w:r>
+            <w:rPr>
+              <w:rStyle w:val="Hyperlink"/>
+            </w:rPr>
+            <w:t>colonial</w:t>
+          </w:r>
+        </w:hyperlink>
+      </w:r>
+      <w:r>
+        <w:rPr>
+          <w:rFonts w:ascii="Charis SIL Regular" w:hAnsi="Charis SIL Regular" w:eastAsia="Charis SIL Regular"/>
+          <w:b w:val="0"/>
+          <w:i w:val="0"/>
+          <w:color w:val="0000FF"/>
+          <w:sz w:val="24"/>
+          <w:u w:val="single"/>
+        </w:rPr>
+        <w:t xml:space="preserve"> </w:t>
+      </w:r>
+      <w:r>
+        <w:rPr>
+          <w:rFonts w:ascii="Charis SIL Regular" w:hAnsi="Charis SIL Regular" w:eastAsia="Charis SIL Regular"/>
+          <w:b w:val="0"/>
+          <w:i w:val="0"/>
+          <w:color w:val="0000FF"/>
+          <w:sz w:val="24"/>
+          <w:u w:val="single"/>
+        </w:rPr>
+        <w:hyperlink r:id="rId20" w:history="1">
+          <w:r>
+            <w:rPr>
+              <w:rStyle w:val="Hyperlink"/>
+            </w:rPr>
+            <w:t>context</w:t>
+          </w:r>
+        </w:hyperlink>
+      </w:r>
+      <w:r>
+        <w:rPr>
+          <w:rFonts w:ascii="Charis SIL Regular" w:hAnsi="Charis SIL Regular" w:eastAsia="Charis SIL Regular"/>
+          <w:b w:val="0"/>
+          <w:i w:val="0"/>
+          <w:color w:val="000000"/>
+          <w:sz w:val="24"/>
+        </w:rPr>
+        <w:t xml:space="preserve">•  </w:t>
+      </w:r>
+      <w:r>
+        <w:rPr>
+          <w:rFonts w:ascii="Charis SIL Regular" w:hAnsi="Charis SIL Regular" w:eastAsia="Charis SIL Regular"/>
+          <w:b w:val="0"/>
+          <w:i w:val="0"/>
+          <w:color w:val="0000FF"/>
+          <w:sz w:val="24"/>
+          <w:u w:val="single"/>
+        </w:rPr>
+        <w:hyperlink r:id="rId20" w:history="1">
+          <w:r>
+            <w:rPr>
+              <w:rStyle w:val="Hyperlink"/>
+            </w:rPr>
+            <w:t>Arm</w:t>
+          </w:r>
+        </w:hyperlink>
+      </w:r>
+      <w:r>
+        <w:rPr>
+          <w:rFonts w:ascii="Charis SIL Regular" w:hAnsi="Charis SIL Regular" w:eastAsia="Charis SIL Regular"/>
+          <w:b w:val="0"/>
+          <w:i w:val="0"/>
+          <w:color w:val="0000FF"/>
+          <w:sz w:val="24"/>
+          <w:u w:val="single"/>
+        </w:rPr>
+        <w:t xml:space="preserve"> </w:t>
+      </w:r>
+      <w:r>
+        <w:rPr>
+          <w:rFonts w:ascii="Charis SIL Regular" w:hAnsi="Charis SIL Regular" w:eastAsia="Charis SIL Regular"/>
+          <w:b w:val="0"/>
+          <w:i w:val="0"/>
+          <w:color w:val="0000FF"/>
+          <w:sz w:val="24"/>
+          <w:u w:val="single"/>
+        </w:rPr>
+        <w:hyperlink r:id="rId20" w:history="1">
+          <w:r>
+            <w:rPr>
+              <w:rStyle w:val="Hyperlink"/>
+            </w:rPr>
+            <w:t>and</w:t>
+          </w:r>
+        </w:hyperlink>
+      </w:r>
+      <w:r>
+        <w:rPr>
+          <w:rFonts w:ascii="Charis SIL Regular" w:hAnsi="Charis SIL Regular" w:eastAsia="Charis SIL Regular"/>
+          <w:b w:val="0"/>
+          <w:i w:val="0"/>
+          <w:color w:val="0000FF"/>
+          <w:sz w:val="24"/>
+          <w:u w:val="single"/>
+        </w:rPr>
+        <w:t xml:space="preserve"> </w:t>
+      </w:r>
+      <w:r>
+        <w:rPr>
+          <w:rFonts w:ascii="Charis SIL Regular" w:hAnsi="Charis SIL Regular" w:eastAsia="Charis SIL Regular"/>
+          <w:b w:val="0"/>
+          <w:i w:val="0"/>
+          <w:color w:val="0000FF"/>
+          <w:sz w:val="24"/>
+          <w:u w:val="single"/>
+        </w:rPr>
+        <w:hyperlink r:id="rId20" w:history="1">
+          <w:r>
+            <w:rPr>
+              <w:rStyle w:val="Hyperlink"/>
+            </w:rPr>
+            <w:t>n</w:t>
+          </w:r>
+        </w:hyperlink>
+      </w:r>
+      <w:r>
+        <w:rPr>
+          <w:rFonts w:ascii="Charis SIL Regular" w:hAnsi="Charis SIL Regular" w:eastAsia="Charis SIL Regular"/>
+          <w:b w:val="0"/>
+          <w:i w:val="0"/>
+          <w:color w:val="0000FF"/>
+          <w:sz w:val="24"/>
+          <w:u w:val="single"/>
+        </w:rPr>
         <w:hyperlink r:id="rId20" w:history="1">
           <w:r>
             <w:rPr>
@@ -2374,36 +2550,14 @@
           <w:sz w:val="24"/>
           <w:u w:val="single"/>
         </w:rPr>
-        <w:t xml:space="preserve"> </w:t>
-      </w:r>
-      <w:r>
-        <w:rPr>
-          <w:rFonts w:ascii="Charis SIL Regular" w:hAnsi="Charis SIL Regular" w:eastAsia="Charis SIL Regular"/>
-          <w:b w:val="0"/>
-          <w:i w:val="0"/>
-          <w:color w:val="0000FF"/>
-          <w:sz w:val="24"/>
-          <w:u w:val="single"/>
-        </w:rPr>
         <w:hyperlink r:id="rId20" w:history="1">
           <w:r>
             <w:rPr>
               <w:rStyle w:val="Hyperlink"/>
             </w:rPr>
-            <w:t>colonial</w:t>
+            <w:t>v</w:t>
           </w:r>
         </w:hyperlink>
-      </w:r>
-      <w:r>
-        <w:rPr>
-          <w:rFonts w:ascii="Charis SIL Regular" w:hAnsi="Charis SIL Regular" w:eastAsia="Charis SIL Regular"/>
-          <w:b w:val="0"/>
-          <w:i w:val="0"/>
-          <w:color w:val="0000FF"/>
-          <w:sz w:val="24"/>
-          <w:u w:val="single"/>
-        </w:rPr>
-        <w:t xml:space="preserve"> </w:t>
       </w:r>
       <w:r>
         <w:rPr>
@@ -2419,30 +2573,9 @@
             <w:rPr>
               <w:rStyle w:val="Hyperlink"/>
             </w:rPr>
-            <w:t>context</w:t>
+            <w:t>y</w:t>
           </w:r>
         </w:hyperlink>
-      </w:r>
-      <w:r>
-        <w:rPr>
-          <w:rFonts w:ascii="Charis SIL Regular" w:hAnsi="Charis SIL Regular" w:eastAsia="Charis SIL Regular"/>
-          <w:b w:val="0"/>
-          <w:i w:val="0"/>
-          <w:color w:val="000000"/>
-          <w:sz w:val="24"/>
-        </w:rPr>
-        <w:t xml:space="preserve">•  </w:t>
-      </w:r>
-      <w:r>
-        <w:rPr>
-          <w:rFonts w:ascii="Charis SIL Regular" w:hAnsi="Charis SIL Regular" w:eastAsia="Charis SIL Regular"/>
-          <w:b w:val="0"/>
-          <w:i w:val="0"/>
-          <w:color w:val="0000FF"/>
-          <w:sz w:val="24"/>
-          <w:u w:val="single"/>
-        </w:rPr>
-        <w:t>Arm</w:t>
       </w:r>
       <w:r>
         <w:rPr>
@@ -2469,7 +2602,7 @@
             <w:rPr>
               <w:rStyle w:val="Hyperlink"/>
             </w:rPr>
-            <w:t>and</w:t>
+            <w:t>perso</w:t>
           </w:r>
         </w:hyperlink>
       </w:r>
@@ -2482,7 +2615,43 @@
           <w:sz w:val="24"/>
           <w:u w:val="single"/>
         </w:rPr>
+        <w:hyperlink r:id="rId20" w:history="1">
+          <w:r>
+            <w:rPr>
+              <w:rStyle w:val="Hyperlink"/>
+            </w:rPr>
+            <w:t>nnel</w:t>
+          </w:r>
+        </w:hyperlink>
+      </w:r>
+      <w:r>
+        <w:rPr>
+          <w:rFonts w:ascii="Charis SIL Regular" w:hAnsi="Charis SIL Regular" w:eastAsia="Charis SIL Regular"/>
+          <w:b w:val="0"/>
+          <w:i w:val="0"/>
+          <w:color w:val="0000FF"/>
+          <w:sz w:val="24"/>
+          <w:u w:val="single"/>
+        </w:rPr>
         <w:t xml:space="preserve"> </w:t>
+      </w:r>
+      <w:r>
+        <w:rPr>
+          <w:rFonts w:ascii="Charis SIL Regular" w:hAnsi="Charis SIL Regular" w:eastAsia="Charis SIL Regular"/>
+          <w:b w:val="0"/>
+          <w:i w:val="0"/>
+          <w:color w:val="0000FF"/>
+          <w:sz w:val="24"/>
+          <w:u w:val="single"/>
+        </w:rPr>
+        <w:hyperlink r:id="rId20" w:history="1">
+          <w:r>
+            <w:rPr>
+              <w:rStyle w:val="Hyperlink"/>
+            </w:rPr>
+            <w:t>i</w:t>
+          </w:r>
+        </w:hyperlink>
       </w:r>
       <w:r>
         <w:rPr>
@@ -2511,6 +2680,220 @@
           <w:sz w:val="24"/>
           <w:u w:val="single"/>
         </w:rPr>
+        <w:t xml:space="preserve"> </w:t>
+      </w:r>
+      <w:r>
+        <w:rPr>
+          <w:rFonts w:ascii="Charis SIL Regular" w:hAnsi="Charis SIL Regular" w:eastAsia="Charis SIL Regular"/>
+          <w:b w:val="0"/>
+          <w:i w:val="0"/>
+          <w:color w:val="0000FF"/>
+          <w:sz w:val="24"/>
+          <w:u w:val="single"/>
+        </w:rPr>
+        <w:hyperlink r:id="rId20" w:history="1">
+          <w:r>
+            <w:rPr>
+              <w:rStyle w:val="Hyperlink"/>
+            </w:rPr>
+            <w:t>colonise</w:t>
+          </w:r>
+        </w:hyperlink>
+      </w:r>
+      <w:r>
+        <w:rPr>
+          <w:rFonts w:ascii="Charis SIL Regular" w:hAnsi="Charis SIL Regular" w:eastAsia="Charis SIL Regular"/>
+          <w:b w:val="0"/>
+          <w:i w:val="0"/>
+          <w:color w:val="0000FF"/>
+          <w:sz w:val="24"/>
+          <w:u w:val="single"/>
+        </w:rPr>
+        <w:hyperlink r:id="rId20" w:history="1">
+          <w:r>
+            <w:rPr>
+              <w:rStyle w:val="Hyperlink"/>
+            </w:rPr>
+            <w:t>d</w:t>
+          </w:r>
+        </w:hyperlink>
+      </w:r>
+      <w:r>
+        <w:rPr>
+          <w:rFonts w:ascii="Charis SIL Regular" w:hAnsi="Charis SIL Regular" w:eastAsia="Charis SIL Regular"/>
+          <w:b w:val="0"/>
+          <w:i w:val="0"/>
+          <w:color w:val="0000FF"/>
+          <w:sz w:val="24"/>
+          <w:u w:val="single"/>
+        </w:rPr>
+        <w:t xml:space="preserve"> </w:t>
+      </w:r>
+      <w:r>
+        <w:rPr>
+          <w:rFonts w:ascii="Charis SIL Regular" w:hAnsi="Charis SIL Regular" w:eastAsia="Charis SIL Regular"/>
+          <w:b w:val="0"/>
+          <w:i w:val="0"/>
+          <w:color w:val="0000FF"/>
+          <w:sz w:val="24"/>
+          <w:u w:val="single"/>
+        </w:rPr>
+        <w:hyperlink r:id="rId20" w:history="1">
+          <w:r>
+            <w:rPr>
+              <w:rStyle w:val="Hyperlink"/>
+            </w:rPr>
+            <w:t>territo</w:t>
+          </w:r>
+        </w:hyperlink>
+      </w:r>
+      <w:r>
+        <w:rPr>
+          <w:rFonts w:ascii="Charis SIL Regular" w:hAnsi="Charis SIL Regular" w:eastAsia="Charis SIL Regular"/>
+          <w:b w:val="0"/>
+          <w:i w:val="0"/>
+          <w:color w:val="0000FF"/>
+          <w:sz w:val="24"/>
+          <w:u w:val="single"/>
+        </w:rPr>
+        <w:hyperlink r:id="rId21" w:history="1">
+          <w:r>
+            <w:rPr>
+              <w:rStyle w:val="Hyperlink"/>
+            </w:rPr>
+            <w:t>ries</w:t>
+          </w:r>
+        </w:hyperlink>
+      </w:r>
+      <w:r>
+        <w:rPr>
+          <w:rFonts w:ascii="Charis SIL Regular" w:hAnsi="Charis SIL Regular" w:eastAsia="Charis SIL Regular"/>
+          <w:b w:val="0"/>
+          <w:i w:val="0"/>
+          <w:color w:val="000000"/>
+          <w:sz w:val="24"/>
+        </w:rPr>
+        <w:t xml:space="preserve">•  </w:t>
+      </w:r>
+      <w:r>
+        <w:rPr>
+          <w:rFonts w:ascii="Charis SIL Regular" w:hAnsi="Charis SIL Regular" w:eastAsia="Charis SIL Regular"/>
+          <w:b w:val="0"/>
+          <w:i w:val="0"/>
+          <w:color w:val="0000FF"/>
+          <w:sz w:val="24"/>
+          <w:u w:val="single"/>
+        </w:rPr>
+        <w:hyperlink r:id="rId21" w:history="1">
+          <w:r>
+            <w:rPr>
+              <w:rStyle w:val="Hyperlink"/>
+            </w:rPr>
+            <w:t>Scie</w:t>
+          </w:r>
+        </w:hyperlink>
+      </w:r>
+      <w:r>
+        <w:rPr>
+          <w:rFonts w:ascii="Charis SIL Regular" w:hAnsi="Charis SIL Regular" w:eastAsia="Charis SIL Regular"/>
+          <w:b w:val="0"/>
+          <w:i w:val="0"/>
+          <w:color w:val="0000FF"/>
+          <w:sz w:val="24"/>
+          <w:u w:val="single"/>
+        </w:rPr>
+        <w:hyperlink r:id="rId21" w:history="1">
+          <w:r>
+            <w:rPr>
+              <w:rStyle w:val="Hyperlink"/>
+            </w:rPr>
+            <w:t>n</w:t>
+          </w:r>
+        </w:hyperlink>
+      </w:r>
+      <w:r>
+        <w:rPr>
+          <w:rFonts w:ascii="Charis SIL Regular" w:hAnsi="Charis SIL Regular" w:eastAsia="Charis SIL Regular"/>
+          <w:b w:val="0"/>
+          <w:i w:val="0"/>
+          <w:color w:val="0000FF"/>
+          <w:sz w:val="24"/>
+          <w:u w:val="single"/>
+        </w:rPr>
+        <w:hyperlink r:id="rId21" w:history="1">
+          <w:r>
+            <w:rPr>
+              <w:rStyle w:val="Hyperlink"/>
+            </w:rPr>
+            <w:t>tif</w:t>
+          </w:r>
+        </w:hyperlink>
+      </w:r>
+      <w:r>
+        <w:rPr>
+          <w:rFonts w:ascii="Charis SIL Regular" w:hAnsi="Charis SIL Regular" w:eastAsia="Charis SIL Regular"/>
+          <w:b w:val="0"/>
+          <w:i w:val="0"/>
+          <w:color w:val="0000FF"/>
+          <w:sz w:val="24"/>
+        </w:rPr>
+        <w:hyperlink r:id="rId21" w:history="1">
+          <w:r>
+            <w:rPr>
+              <w:rStyle w:val="Hyperlink"/>
+            </w:rPr>
+            <w:t>i</w:t>
+          </w:r>
+        </w:hyperlink>
+      </w:r>
+      <w:r>
+        <w:rPr>
+          <w:rFonts w:ascii="Charis SIL Regular" w:hAnsi="Charis SIL Regular" w:eastAsia="Charis SIL Regular"/>
+          <w:b w:val="0"/>
+          <w:i w:val="0"/>
+          <w:color w:val="0000FF"/>
+          <w:sz w:val="24"/>
+        </w:rPr>
+        <w:t>c</w:t>
+      </w:r>
+      <w:r>
+        <w:rPr>
+          <w:rFonts w:ascii="Charis SIL Regular" w:hAnsi="Charis SIL Regular" w:eastAsia="Charis SIL Regular"/>
+          <w:b w:val="0"/>
+          <w:i w:val="0"/>
+          <w:color w:val="0000FF"/>
+          <w:sz w:val="24"/>
+          <w:u w:val="single"/>
+        </w:rPr>
+        <w:t xml:space="preserve"> </w:t>
+      </w:r>
+      <w:r>
+        <w:rPr>
+          <w:rFonts w:ascii="Charis SIL Regular" w:hAnsi="Charis SIL Regular" w:eastAsia="Charis SIL Regular"/>
+          <w:b w:val="0"/>
+          <w:i w:val="0"/>
+          <w:color w:val="0000FF"/>
+          <w:sz w:val="24"/>
+          <w:u w:val="single"/>
+        </w:rPr>
+        <w:hyperlink r:id="rId21" w:history="1">
+          <w:r>
+            <w:rPr>
+              <w:rStyle w:val="Hyperlink"/>
+            </w:rPr>
+            <w:t>rese</w:t>
+          </w:r>
+        </w:hyperlink>
+      </w:r>
+      <w:r>
+        <w:rPr>
+          <w:rFonts w:ascii="Charis SIL Regular" w:hAnsi="Charis SIL Regular" w:eastAsia="Charis SIL Regular"/>
+          <w:b w:val="0"/>
+          <w:i w:val="0"/>
+          <w:color w:val="0000FF"/>
+          <w:sz w:val="24"/>
+          <w:u w:val="single"/>
+        </w:rPr>
         <w:hyperlink r:id="rId21" w:history="1">
           <w:r>
             <w:rPr>
@@ -2529,61 +2912,25 @@
           <w:sz w:val="24"/>
           <w:u w:val="single"/>
         </w:rPr>
-        <w:hyperlink r:id="rId20" w:history="1">
-          <w:r>
-            <w:rPr>
-              <w:rStyle w:val="Hyperlink"/>
-            </w:rPr>
-            <w:t>v</w:t>
-          </w:r>
-        </w:hyperlink>
-      </w:r>
-      <w:r>
-        <w:rPr>
-          <w:rFonts w:ascii="Charis SIL Regular" w:hAnsi="Charis SIL Regular" w:eastAsia="Charis SIL Regular"/>
-          <w:b w:val="0"/>
-          <w:i w:val="0"/>
-          <w:color w:val="0000FF"/>
-          <w:sz w:val="24"/>
-          <w:u w:val="single"/>
-        </w:rPr>
-        <w:hyperlink r:id="rId20" w:history="1">
-          <w:r>
-            <w:rPr>
-              <w:rStyle w:val="Hyperlink"/>
-            </w:rPr>
-            <w:t>y</w:t>
-          </w:r>
-        </w:hyperlink>
-      </w:r>
-      <w:r>
-        <w:rPr>
-          <w:rFonts w:ascii="Charis SIL Regular" w:hAnsi="Charis SIL Regular" w:eastAsia="Charis SIL Regular"/>
-          <w:b w:val="0"/>
-          <w:i w:val="0"/>
-          <w:color w:val="0000FF"/>
-          <w:sz w:val="24"/>
-          <w:u w:val="single"/>
-        </w:rPr>
-        <w:t xml:space="preserve"> </w:t>
-      </w:r>
-      <w:r>
-        <w:rPr>
-          <w:rFonts w:ascii="Charis SIL Regular" w:hAnsi="Charis SIL Regular" w:eastAsia="Charis SIL Regular"/>
-          <w:b w:val="0"/>
-          <w:i w:val="0"/>
-          <w:color w:val="0000FF"/>
-          <w:sz w:val="24"/>
-          <w:u w:val="single"/>
-        </w:rPr>
         <w:hyperlink r:id="rId21" w:history="1">
           <w:r>
             <w:rPr>
               <w:rStyle w:val="Hyperlink"/>
             </w:rPr>
-            <w:t>perso</w:t>
+            <w:t>rch</w:t>
           </w:r>
         </w:hyperlink>
+      </w:r>
+      <w:r>
+        <w:rPr>
+          <w:rFonts w:ascii="Charis SIL Regular" w:hAnsi="Charis SIL Regular" w:eastAsia="Charis SIL Regular"/>
+          <w:b w:val="0"/>
+          <w:i w:val="0"/>
+          <w:color w:val="0000FF"/>
+          <w:sz w:val="24"/>
+          <w:u w:val="single"/>
+        </w:rPr>
+        <w:t xml:space="preserve"> </w:t>
       </w:r>
       <w:r>
         <w:rPr>
@@ -2599,7 +2946,7 @@
             <w:rPr>
               <w:rStyle w:val="Hyperlink"/>
             </w:rPr>
-            <w:t>nnel</w:t>
+            <w:t>in</w:t>
           </w:r>
         </w:hyperlink>
       </w:r>
@@ -2623,7 +2970,61 @@
           <w:sz w:val="24"/>
           <w:u w:val="single"/>
         </w:rPr>
-        <w:hyperlink r:id="rId20" w:history="1">
+        <w:hyperlink r:id="rId21" w:history="1">
+          <w:r>
+            <w:rPr>
+              <w:rStyle w:val="Hyperlink"/>
+            </w:rPr>
+            <w:t>col</w:t>
+          </w:r>
+        </w:hyperlink>
+      </w:r>
+      <w:r>
+        <w:rPr>
+          <w:rFonts w:ascii="Charis SIL Regular" w:hAnsi="Charis SIL Regular" w:eastAsia="Charis SIL Regular"/>
+          <w:b w:val="0"/>
+          <w:i w:val="0"/>
+          <w:color w:val="0000FF"/>
+          <w:sz w:val="24"/>
+          <w:u w:val="single"/>
+        </w:rPr>
+        <w:hyperlink r:id="rId21" w:history="1">
+          <w:r>
+            <w:rPr>
+              <w:rStyle w:val="Hyperlink"/>
+            </w:rPr>
+            <w:t>o</w:t>
+          </w:r>
+        </w:hyperlink>
+      </w:r>
+      <w:r>
+        <w:rPr>
+          <w:rFonts w:ascii="Charis SIL Regular" w:hAnsi="Charis SIL Regular" w:eastAsia="Charis SIL Regular"/>
+          <w:b w:val="0"/>
+          <w:i w:val="0"/>
+          <w:color w:val="0000FF"/>
+          <w:sz w:val="24"/>
+          <w:u w:val="single"/>
+        </w:rPr>
+        <w:hyperlink r:id="rId21" w:history="1">
+          <w:r>
+            <w:rPr>
+              <w:rStyle w:val="Hyperlink"/>
+            </w:rPr>
+            <w:t>n</w:t>
+          </w:r>
+        </w:hyperlink>
+      </w:r>
+      <w:r>
+        <w:rPr>
+          <w:rFonts w:ascii="Charis SIL Regular" w:hAnsi="Charis SIL Regular" w:eastAsia="Charis SIL Regular"/>
+          <w:b w:val="0"/>
+          <w:i w:val="0"/>
+          <w:color w:val="0000FF"/>
+          <w:sz w:val="24"/>
+          <w:u w:val="single"/>
+        </w:rPr>
+        <w:hyperlink r:id="rId21" w:history="1">
           <w:r>
             <w:rPr>
               <w:rStyle w:val="Hyperlink"/>
@@ -2641,59 +3042,12 @@
           <w:sz w:val="24"/>
           <w:u w:val="single"/>
         </w:rPr>
-        <w:hyperlink r:id="rId20" w:history="1">
-          <w:r>
-            <w:rPr>
-              <w:rStyle w:val="Hyperlink"/>
-            </w:rPr>
-            <w:t>n</w:t>
-          </w:r>
-        </w:hyperlink>
-      </w:r>
-      <w:r>
-        <w:rPr>
-          <w:rFonts w:ascii="Charis SIL Regular" w:hAnsi="Charis SIL Regular" w:eastAsia="Charis SIL Regular"/>
-          <w:b w:val="0"/>
-          <w:i w:val="0"/>
-          <w:color w:val="0000FF"/>
-          <w:sz w:val="24"/>
-          <w:u w:val="single"/>
-        </w:rPr>
-        <w:t xml:space="preserve"> </w:t>
-      </w:r>
-      <w:r>
-        <w:rPr>
-          <w:rFonts w:ascii="Charis SIL Regular" w:hAnsi="Charis SIL Regular" w:eastAsia="Charis SIL Regular"/>
-          <w:b w:val="0"/>
-          <w:i w:val="0"/>
-          <w:color w:val="0000FF"/>
-          <w:sz w:val="24"/>
-          <w:u w:val="single"/>
-        </w:rPr>
-        <w:hyperlink r:id="rId20" w:history="1">
-          <w:r>
-            <w:rPr>
-              <w:rStyle w:val="Hyperlink"/>
-            </w:rPr>
-            <w:t>colonise</w:t>
-          </w:r>
-        </w:hyperlink>
-      </w:r>
-      <w:r>
-        <w:rPr>
-          <w:rFonts w:ascii="Charis SIL Regular" w:hAnsi="Charis SIL Regular" w:eastAsia="Charis SIL Regular"/>
-          <w:b w:val="0"/>
-          <w:i w:val="0"/>
-          <w:color w:val="0000FF"/>
-          <w:sz w:val="24"/>
-          <w:u w:val="single"/>
-        </w:rPr>
         <w:hyperlink r:id="rId21" w:history="1">
           <w:r>
             <w:rPr>
               <w:rStyle w:val="Hyperlink"/>
             </w:rPr>
-            <w:t>d</w:t>
+            <w:t>sed</w:t>
           </w:r>
         </w:hyperlink>
       </w:r>
@@ -2722,7 +3076,25 @@
             <w:rPr>
               <w:rStyle w:val="Hyperlink"/>
             </w:rPr>
-            <w:t>territo</w:t>
+            <w:t>territ</w:t>
+          </w:r>
+        </w:hyperlink>
+      </w:r>
+      <w:r>
+        <w:rPr>
+          <w:rFonts w:ascii="Charis SIL Regular" w:hAnsi="Charis SIL Regular" w:eastAsia="Charis SIL Regular"/>
+          <w:b w:val="0"/>
+          <w:i w:val="0"/>
+          <w:color w:val="0000FF"/>
+          <w:sz w:val="24"/>
+          <w:u w:val="single"/>
+        </w:rPr>
+        <w:hyperlink r:id="rId21" w:history="1">
+          <w:r>
+            <w:rPr>
+              <w:rStyle w:val="Hyperlink"/>
+            </w:rPr>
+            <w:t>o</w:t>
           </w:r>
         </w:hyperlink>
       </w:r>
@@ -2745,6 +3117,9 @@
         </w:hyperlink>
       </w:r>
       <w:r>
+        <w:br/>
+      </w:r>
+      <w:r>
         <w:rPr>
           <w:rFonts w:ascii="Charis SIL Regular" w:hAnsi="Charis SIL Regular" w:eastAsia="Charis SIL Regular"/>
           <w:b w:val="0"/>
@@ -2761,25 +3136,16 @@
           <w:i w:val="0"/>
           <w:color w:val="0000FF"/>
           <w:sz w:val="24"/>
+          <w:u w:val="single"/>
         </w:rPr>
         <w:hyperlink r:id="rId22" w:history="1">
           <w:r>
             <w:rPr>
               <w:rStyle w:val="Hyperlink"/>
             </w:rPr>
-            <w:t>Scientifi</w:t>
+            <w:t>Christian</w:t>
           </w:r>
         </w:hyperlink>
-      </w:r>
-      <w:r>
-        <w:rPr>
-          <w:rFonts w:ascii="Charis SIL Regular" w:hAnsi="Charis SIL Regular" w:eastAsia="Charis SIL Regular"/>
-          <w:b w:val="0"/>
-          <w:i w:val="0"/>
-          <w:color w:val="0000FF"/>
-          <w:sz w:val="24"/>
-        </w:rPr>
-        <w:t>c</w:t>
       </w:r>
       <w:r>
         <w:rPr>
@@ -2806,7 +3172,7 @@
             <w:rPr>
               <w:rStyle w:val="Hyperlink"/>
             </w:rPr>
-            <w:t>rese</w:t>
+            <w:t>missiona</w:t>
           </w:r>
         </w:hyperlink>
       </w:r>
@@ -2824,7 +3190,7 @@
             <w:rPr>
               <w:rStyle w:val="Hyperlink"/>
             </w:rPr>
-            <w:t>a</w:t>
+            <w:t>r</w:t>
           </w:r>
         </w:hyperlink>
       </w:r>
@@ -2842,7 +3208,7 @@
             <w:rPr>
               <w:rStyle w:val="Hyperlink"/>
             </w:rPr>
-            <w:t>rch</w:t>
+            <w:t>ie</w:t>
           </w:r>
         </w:hyperlink>
       </w:r>
@@ -2855,6 +3221,24 @@
           <w:sz w:val="24"/>
           <w:u w:val="single"/>
         </w:rPr>
+        <w:hyperlink r:id="rId22" w:history="1">
+          <w:r>
+            <w:rPr>
+              <w:rStyle w:val="Hyperlink"/>
+            </w:rPr>
+            <w:t>s</w:t>
+          </w:r>
+        </w:hyperlink>
+      </w:r>
+      <w:r>
+        <w:rPr>
+          <w:rFonts w:ascii="Charis SIL Regular" w:hAnsi="Charis SIL Regular" w:eastAsia="Charis SIL Regular"/>
+          <w:b w:val="0"/>
+          <w:i w:val="0"/>
+          <w:color w:val="0000FF"/>
+          <w:sz w:val="24"/>
+          <w:u w:val="single"/>
+        </w:rPr>
         <w:t xml:space="preserve"> </w:t>
       </w:r>
       <w:r>
@@ -2866,7 +3250,7 @@
           <w:sz w:val="24"/>
           <w:u w:val="single"/>
         </w:rPr>
-        <w:hyperlink r:id="rId21" w:history="1">
+        <w:hyperlink r:id="rId22" w:history="1">
           <w:r>
             <w:rPr>
               <w:rStyle w:val="Hyperlink"/>
@@ -2900,43 +3284,7 @@
             <w:rPr>
               <w:rStyle w:val="Hyperlink"/>
             </w:rPr>
-            <w:t>col</w:t>
-          </w:r>
-        </w:hyperlink>
-      </w:r>
-      <w:r>
-        <w:rPr>
-          <w:rFonts w:ascii="Charis SIL Regular" w:hAnsi="Charis SIL Regular" w:eastAsia="Charis SIL Regular"/>
-          <w:b w:val="0"/>
-          <w:i w:val="0"/>
-          <w:color w:val="0000FF"/>
-          <w:sz w:val="24"/>
-          <w:u w:val="single"/>
-        </w:rPr>
-        <w:hyperlink r:id="rId21" w:history="1">
-          <w:r>
-            <w:rPr>
-              <w:rStyle w:val="Hyperlink"/>
-            </w:rPr>
-            <w:t>o</w:t>
-          </w:r>
-        </w:hyperlink>
-      </w:r>
-      <w:r>
-        <w:rPr>
-          <w:rFonts w:ascii="Charis SIL Regular" w:hAnsi="Charis SIL Regular" w:eastAsia="Charis SIL Regular"/>
-          <w:b w:val="0"/>
-          <w:i w:val="0"/>
-          <w:color w:val="0000FF"/>
-          <w:sz w:val="24"/>
-          <w:u w:val="single"/>
-        </w:rPr>
-        <w:hyperlink r:id="rId22" w:history="1">
-          <w:r>
-            <w:rPr>
-              <w:rStyle w:val="Hyperlink"/>
-            </w:rPr>
-            <w:t>n</w:t>
+            <w:t>colon</w:t>
           </w:r>
         </w:hyperlink>
       </w:r>
@@ -2968,279 +3316,6 @@
           <w:u w:val="single"/>
         </w:rPr>
         <w:hyperlink r:id="rId22" w:history="1">
-          <w:r>
-            <w:rPr>
-              <w:rStyle w:val="Hyperlink"/>
-            </w:rPr>
-            <w:t>sed</w:t>
-          </w:r>
-        </w:hyperlink>
-      </w:r>
-      <w:r>
-        <w:rPr>
-          <w:rFonts w:ascii="Charis SIL Regular" w:hAnsi="Charis SIL Regular" w:eastAsia="Charis SIL Regular"/>
-          <w:b w:val="0"/>
-          <w:i w:val="0"/>
-          <w:color w:val="0000FF"/>
-          <w:sz w:val="24"/>
-          <w:u w:val="single"/>
-        </w:rPr>
-        <w:t xml:space="preserve"> </w:t>
-      </w:r>
-      <w:r>
-        <w:rPr>
-          <w:rFonts w:ascii="Charis SIL Regular" w:hAnsi="Charis SIL Regular" w:eastAsia="Charis SIL Regular"/>
-          <w:b w:val="0"/>
-          <w:i w:val="0"/>
-          <w:color w:val="0000FF"/>
-          <w:sz w:val="24"/>
-          <w:u w:val="single"/>
-        </w:rPr>
-        <w:hyperlink r:id="rId21" w:history="1">
-          <w:r>
-            <w:rPr>
-              <w:rStyle w:val="Hyperlink"/>
-            </w:rPr>
-            <w:t>territ</w:t>
-          </w:r>
-        </w:hyperlink>
-      </w:r>
-      <w:r>
-        <w:rPr>
-          <w:rFonts w:ascii="Charis SIL Regular" w:hAnsi="Charis SIL Regular" w:eastAsia="Charis SIL Regular"/>
-          <w:b w:val="0"/>
-          <w:i w:val="0"/>
-          <w:color w:val="0000FF"/>
-          <w:sz w:val="24"/>
-          <w:u w:val="single"/>
-        </w:rPr>
-        <w:hyperlink r:id="rId21" w:history="1">
-          <w:r>
-            <w:rPr>
-              <w:rStyle w:val="Hyperlink"/>
-            </w:rPr>
-            <w:t>o</w:t>
-          </w:r>
-        </w:hyperlink>
-      </w:r>
-      <w:r>
-        <w:rPr>
-          <w:rFonts w:ascii="Charis SIL Regular" w:hAnsi="Charis SIL Regular" w:eastAsia="Charis SIL Regular"/>
-          <w:b w:val="0"/>
-          <w:i w:val="0"/>
-          <w:color w:val="0000FF"/>
-          <w:sz w:val="24"/>
-          <w:u w:val="single"/>
-        </w:rPr>
-        <w:hyperlink r:id="rId21" w:history="1">
-          <w:r>
-            <w:rPr>
-              <w:rStyle w:val="Hyperlink"/>
-            </w:rPr>
-            <w:t>ries</w:t>
-          </w:r>
-        </w:hyperlink>
-      </w:r>
-      <w:r>
-        <w:br/>
-      </w:r>
-      <w:r>
-        <w:rPr>
-          <w:rFonts w:ascii="Charis SIL Regular" w:hAnsi="Charis SIL Regular" w:eastAsia="Charis SIL Regular"/>
-          <w:b w:val="0"/>
-          <w:i w:val="0"/>
-          <w:color w:val="000000"/>
-          <w:sz w:val="24"/>
-        </w:rPr>
-        <w:t xml:space="preserve">•  </w:t>
-      </w:r>
-      <w:r>
-        <w:rPr>
-          <w:rFonts w:ascii="Charis SIL Regular" w:hAnsi="Charis SIL Regular" w:eastAsia="Charis SIL Regular"/>
-          <w:b w:val="0"/>
-          <w:i w:val="0"/>
-          <w:color w:val="0000FF"/>
-          <w:sz w:val="24"/>
-          <w:u w:val="single"/>
-        </w:rPr>
-        <w:hyperlink r:id="rId23" w:history="1">
-          <w:r>
-            <w:rPr>
-              <w:rStyle w:val="Hyperlink"/>
-            </w:rPr>
-            <w:t>Christian</w:t>
-          </w:r>
-        </w:hyperlink>
-      </w:r>
-      <w:r>
-        <w:rPr>
-          <w:rFonts w:ascii="Charis SIL Regular" w:hAnsi="Charis SIL Regular" w:eastAsia="Charis SIL Regular"/>
-          <w:b w:val="0"/>
-          <w:i w:val="0"/>
-          <w:color w:val="0000FF"/>
-          <w:sz w:val="24"/>
-          <w:u w:val="single"/>
-        </w:rPr>
-        <w:t xml:space="preserve"> </w:t>
-      </w:r>
-      <w:r>
-        <w:rPr>
-          <w:rFonts w:ascii="Charis SIL Regular" w:hAnsi="Charis SIL Regular" w:eastAsia="Charis SIL Regular"/>
-          <w:b w:val="0"/>
-          <w:i w:val="0"/>
-          <w:color w:val="0000FF"/>
-          <w:sz w:val="24"/>
-          <w:u w:val="single"/>
-        </w:rPr>
-        <w:hyperlink r:id="rId22" w:history="1">
-          <w:r>
-            <w:rPr>
-              <w:rStyle w:val="Hyperlink"/>
-            </w:rPr>
-            <w:t>missiona</w:t>
-          </w:r>
-        </w:hyperlink>
-      </w:r>
-      <w:r>
-        <w:rPr>
-          <w:rFonts w:ascii="Charis SIL Regular" w:hAnsi="Charis SIL Regular" w:eastAsia="Charis SIL Regular"/>
-          <w:b w:val="0"/>
-          <w:i w:val="0"/>
-          <w:color w:val="0000FF"/>
-          <w:sz w:val="24"/>
-          <w:u w:val="single"/>
-        </w:rPr>
-        <w:hyperlink r:id="rId22" w:history="1">
-          <w:r>
-            <w:rPr>
-              <w:rStyle w:val="Hyperlink"/>
-            </w:rPr>
-            <w:t>r</w:t>
-          </w:r>
-        </w:hyperlink>
-      </w:r>
-      <w:r>
-        <w:rPr>
-          <w:rFonts w:ascii="Charis SIL Regular" w:hAnsi="Charis SIL Regular" w:eastAsia="Charis SIL Regular"/>
-          <w:b w:val="0"/>
-          <w:i w:val="0"/>
-          <w:color w:val="0000FF"/>
-          <w:sz w:val="24"/>
-          <w:u w:val="single"/>
-        </w:rPr>
-        <w:hyperlink r:id="rId23" w:history="1">
-          <w:r>
-            <w:rPr>
-              <w:rStyle w:val="Hyperlink"/>
-            </w:rPr>
-            <w:t>ie</w:t>
-          </w:r>
-        </w:hyperlink>
-      </w:r>
-      <w:r>
-        <w:rPr>
-          <w:rFonts w:ascii="Charis SIL Regular" w:hAnsi="Charis SIL Regular" w:eastAsia="Charis SIL Regular"/>
-          <w:b w:val="0"/>
-          <w:i w:val="0"/>
-          <w:color w:val="0000FF"/>
-          <w:sz w:val="24"/>
-          <w:u w:val="single"/>
-        </w:rPr>
-        <w:hyperlink r:id="rId23" w:history="1">
-          <w:r>
-            <w:rPr>
-              <w:rStyle w:val="Hyperlink"/>
-            </w:rPr>
-            <w:t>s</w:t>
-          </w:r>
-        </w:hyperlink>
-      </w:r>
-      <w:r>
-        <w:rPr>
-          <w:rFonts w:ascii="Charis SIL Regular" w:hAnsi="Charis SIL Regular" w:eastAsia="Charis SIL Regular"/>
-          <w:b w:val="0"/>
-          <w:i w:val="0"/>
-          <w:color w:val="0000FF"/>
-          <w:sz w:val="24"/>
-          <w:u w:val="single"/>
-        </w:rPr>
-        <w:t xml:space="preserve"> </w:t>
-      </w:r>
-      <w:r>
-        <w:rPr>
-          <w:rFonts w:ascii="Charis SIL Regular" w:hAnsi="Charis SIL Regular" w:eastAsia="Charis SIL Regular"/>
-          <w:b w:val="0"/>
-          <w:i w:val="0"/>
-          <w:color w:val="0000FF"/>
-          <w:sz w:val="24"/>
-          <w:u w:val="single"/>
-        </w:rPr>
-        <w:hyperlink r:id="rId23" w:history="1">
-          <w:r>
-            <w:rPr>
-              <w:rStyle w:val="Hyperlink"/>
-            </w:rPr>
-            <w:t>in</w:t>
-          </w:r>
-        </w:hyperlink>
-      </w:r>
-      <w:r>
-        <w:rPr>
-          <w:rFonts w:ascii="Charis SIL Regular" w:hAnsi="Charis SIL Regular" w:eastAsia="Charis SIL Regular"/>
-          <w:b w:val="0"/>
-          <w:i w:val="0"/>
-          <w:color w:val="0000FF"/>
-          <w:sz w:val="24"/>
-          <w:u w:val="single"/>
-        </w:rPr>
-        <w:t xml:space="preserve"> </w:t>
-      </w:r>
-      <w:r>
-        <w:rPr>
-          <w:rFonts w:ascii="Charis SIL Regular" w:hAnsi="Charis SIL Regular" w:eastAsia="Charis SIL Regular"/>
-          <w:b w:val="0"/>
-          <w:i w:val="0"/>
-          <w:color w:val="0000FF"/>
-          <w:sz w:val="24"/>
-          <w:u w:val="single"/>
-        </w:rPr>
-        <w:hyperlink r:id="rId23" w:history="1">
-          <w:r>
-            <w:rPr>
-              <w:rStyle w:val="Hyperlink"/>
-            </w:rPr>
-            <w:t>colon</w:t>
-          </w:r>
-        </w:hyperlink>
-      </w:r>
-      <w:r>
-        <w:rPr>
-          <w:rFonts w:ascii="Charis SIL Regular" w:hAnsi="Charis SIL Regular" w:eastAsia="Charis SIL Regular"/>
-          <w:b w:val="0"/>
-          <w:i w:val="0"/>
-          <w:color w:val="0000FF"/>
-          <w:sz w:val="24"/>
-          <w:u w:val="single"/>
-        </w:rPr>
-        <w:hyperlink r:id="rId22" w:history="1">
-          <w:r>
-            <w:rPr>
-              <w:rStyle w:val="Hyperlink"/>
-            </w:rPr>
-            <w:t>i</w:t>
-          </w:r>
-        </w:hyperlink>
-      </w:r>
-      <w:r>
-        <w:rPr>
-          <w:rFonts w:ascii="Charis SIL Regular" w:hAnsi="Charis SIL Regular" w:eastAsia="Charis SIL Regular"/>
-          <w:b w:val="0"/>
-          <w:i w:val="0"/>
-          <w:color w:val="0000FF"/>
-          <w:sz w:val="24"/>
-          <w:u w:val="single"/>
-        </w:rPr>
-        <w:hyperlink r:id="rId23" w:history="1">
           <w:r>
             <w:rPr>
               <w:rStyle w:val="Hyperlink"/>

--- a/EXPORTS/DOCX/published/niveau2/English/Museum.docx
+++ b/EXPORTS/DOCX/published/niveau2/English/Museum.docx
@@ -316,23 +316,22 @@
           <w:color w:val="000000"/>
           <w:sz w:val="24"/>
         </w:rPr>
-        <w:t xml:space="preserve">History) in 1820 and the </w:t>
-      </w:r>
-      <w:r>
-        <w:rPr>
-          <w:rFonts w:ascii="Charis SIL Regular" w:hAnsi="Charis SIL Regular" w:eastAsia="Charis SIL Regular"/>
-          <w:b w:val="0"/>
-          <w:i w:val="0"/>
-          <w:color w:val="0000FF"/>
-          <w:sz w:val="24"/>
-          <w:u w:val="single"/>
+        <w:t>History) in 1820 and</w:t>
+      </w:r>
+      <w:r>
+        <w:rPr>
+          <w:rFonts w:ascii="Charis SIL Regular" w:hAnsi="Charis SIL Regular" w:eastAsia="Charis SIL Regular"/>
+          <w:b w:val="0"/>
+          <w:i w:val="0"/>
+          <w:color w:val="000000"/>
+          <w:sz w:val="24"/>
         </w:rPr>
         <w:hyperlink r:id="rId9" w:history="1">
           <w:r>
             <w:rPr>
               <w:rStyle w:val="Hyperlink"/>
             </w:rPr>
-            <w:t>Rijks</w:t>
+            <w:t xml:space="preserve"> the </w:t>
           </w:r>
         </w:hyperlink>
       </w:r>
@@ -343,45 +342,8 @@
           <w:i w:val="0"/>
           <w:color w:val="0000FF"/>
           <w:sz w:val="24"/>
-          <w:u w:val="single"/>
-        </w:rPr>
-        <w:t xml:space="preserve"> </w:t>
-      </w:r>
-      <w:r>
-        <w:rPr>
-          <w:rFonts w:ascii="Charis SIL Regular" w:hAnsi="Charis SIL Regular" w:eastAsia="Charis SIL Regular"/>
-          <w:b w:val="0"/>
-          <w:i w:val="0"/>
-          <w:color w:val="0000FF"/>
-          <w:sz w:val="24"/>
-          <w:u w:val="single"/>
-        </w:rPr>
-        <w:hyperlink r:id="rId9" w:history="1">
-          <w:r>
-            <w:rPr>
-              <w:rStyle w:val="Hyperlink"/>
-            </w:rPr>
-            <w:t>Etn</w:t>
-          </w:r>
-        </w:hyperlink>
-      </w:r>
-      <w:r>
-        <w:rPr>
-          <w:rFonts w:ascii="Charis SIL Regular" w:hAnsi="Charis SIL Regular" w:eastAsia="Charis SIL Regular"/>
-          <w:b w:val="0"/>
-          <w:i w:val="0"/>
-          <w:color w:val="0000FF"/>
-          <w:sz w:val="24"/>
-          <w:u w:val="single"/>
-        </w:rPr>
-        <w:hyperlink r:id="rId9" w:history="1">
-          <w:r>
-            <w:rPr>
-              <w:rStyle w:val="Hyperlink"/>
-            </w:rPr>
-            <w:t>ogra</w:t>
-          </w:r>
-        </w:hyperlink>
+        </w:rPr>
+        <w:t>Rijks Etnogra</w:t>
       </w:r>
       <w:r>
         <w:rPr>
@@ -421,7 +383,7 @@
           <w:sz w:val="24"/>
           <w:u w:val="single"/>
         </w:rPr>
-        <w:hyperlink r:id="rId9" w:history="1">
+        <w:hyperlink r:id="rId10" w:history="1">
           <w:r>
             <w:rPr>
               <w:rStyle w:val="Hyperlink"/>
@@ -439,7 +401,7 @@
           <w:sz w:val="24"/>
           <w:u w:val="single"/>
         </w:rPr>
-        <w:hyperlink r:id="rId9" w:history="1">
+        <w:hyperlink r:id="rId10" w:history="1">
           <w:r>
             <w:rPr>
               <w:rStyle w:val="Hyperlink"/>
@@ -457,7 +419,7 @@
           <w:sz w:val="24"/>
           <w:u w:val="single"/>
         </w:rPr>
-        <w:hyperlink r:id="rId9" w:history="1">
+        <w:hyperlink r:id="rId10" w:history="1">
           <w:r>
             <w:rPr>
               <w:rStyle w:val="Hyperlink"/>
@@ -791,7 +753,6 @@
           <w:i w:val="0"/>
           <w:color w:val="0000FF"/>
           <w:sz w:val="24"/>
-          <w:u w:val="single"/>
         </w:rPr>
         <w:hyperlink r:id="rId12" w:history="1">
           <w:r>
@@ -861,7 +822,7 @@
           <w:sz w:val="24"/>
           <w:u w:val="single"/>
         </w:rPr>
-        <w:hyperlink r:id="rId12" w:history="1">
+        <w:hyperlink r:id="rId11" w:history="1">
           <w:r>
             <w:rPr>
               <w:rStyle w:val="Hyperlink"/>
@@ -896,7 +857,7 @@
           <w:color w:val="000000"/>
           <w:sz w:val="24"/>
         </w:rPr>
-        <w:t xml:space="preserve"> (Museum of Geography and Ethnology) in </w:t>
+        <w:t xml:space="preserve"> (Museum of Geography and Ethnology) in Rotterdam</w:t>
       </w:r>
       <w:r>
         <w:rPr>
@@ -907,7 +868,42 @@
           <w:color w:val="000000"/>
           <w:sz w:val="24"/>
         </w:rPr>
-        <w:t>Rotterdam in 1885. O</w:t>
+        <w:hyperlink r:id="rId12" w:history="1">
+          <w:r>
+            <w:rPr>
+              <w:rStyle w:val="Hyperlink"/>
+            </w:rPr>
+            <w:t xml:space="preserve"> in 1</w:t>
+          </w:r>
+        </w:hyperlink>
+      </w:r>
+      <w:r>
+        <w:rPr>
+          <w:u w:val="single" w:color="0000ff"/>
+          <w:rFonts w:ascii="Charis SIL Regular" w:hAnsi="Charis SIL Regular" w:eastAsia="Charis SIL Regular"/>
+          <w:b w:val="0"/>
+          <w:i w:val="0"/>
+          <w:color w:val="000000"/>
+          <w:sz w:val="24"/>
+        </w:rPr>
+        <w:hyperlink r:id="rId12" w:history="1">
+          <w:r>
+            <w:rPr>
+              <w:rStyle w:val="Hyperlink"/>
+            </w:rPr>
+            <w:t xml:space="preserve">885. </w:t>
+          </w:r>
+        </w:hyperlink>
+      </w:r>
+      <w:r>
+        <w:rPr>
+          <w:rFonts w:ascii="Charis SIL Regular" w:hAnsi="Charis SIL Regular" w:eastAsia="Charis SIL Regular"/>
+          <w:b w:val="0"/>
+          <w:i w:val="0"/>
+          <w:color w:val="000000"/>
+          <w:sz w:val="24"/>
+        </w:rPr>
+        <w:t>O</w:t>
       </w:r>
       <w:r>
         <w:rPr>
@@ -2229,7 +2225,7 @@
           <w:sz w:val="24"/>
           <w:u w:val="single"/>
         </w:rPr>
-        <w:hyperlink r:id="rId19" w:history="1">
+        <w:hyperlink r:id="rId20" w:history="1">
           <w:r>
             <w:rPr>
               <w:rStyle w:val="Hyperlink"/>
@@ -2258,7 +2254,7 @@
           <w:sz w:val="24"/>
           <w:u w:val="single"/>
         </w:rPr>
-        <w:hyperlink r:id="rId19" w:history="1">
+        <w:hyperlink r:id="rId20" w:history="1">
           <w:r>
             <w:rPr>
               <w:rStyle w:val="Hyperlink"/>
@@ -2276,7 +2272,7 @@
           <w:sz w:val="24"/>
           <w:u w:val="single"/>
         </w:rPr>
-        <w:hyperlink r:id="rId19" w:history="1">
+        <w:hyperlink r:id="rId20" w:history="1">
           <w:r>
             <w:rPr>
               <w:rStyle w:val="Hyperlink"/>
@@ -2294,7 +2290,7 @@
           <w:sz w:val="24"/>
           <w:u w:val="single"/>
         </w:rPr>
-        <w:hyperlink r:id="rId19" w:history="1">
+        <w:hyperlink r:id="rId20" w:history="1">
           <w:r>
             <w:rPr>
               <w:rStyle w:val="Hyperlink"/>
@@ -2312,7 +2308,7 @@
           <w:sz w:val="24"/>
           <w:u w:val="single"/>
         </w:rPr>
-        <w:hyperlink r:id="rId19" w:history="1">
+        <w:hyperlink r:id="rId20" w:history="1">
           <w:r>
             <w:rPr>
               <w:rStyle w:val="Hyperlink"/>
@@ -2341,7 +2337,7 @@
           <w:sz w:val="24"/>
           <w:u w:val="single"/>
         </w:rPr>
-        <w:hyperlink r:id="rId19" w:history="1">
+        <w:hyperlink r:id="rId20" w:history="1">
           <w:r>
             <w:rPr>
               <w:rStyle w:val="Hyperlink"/>
@@ -2370,7 +2366,7 @@
           <w:sz w:val="24"/>
           <w:u w:val="single"/>
         </w:rPr>
-        <w:hyperlink r:id="rId19" w:history="1">
+        <w:hyperlink r:id="rId20" w:history="1">
           <w:r>
             <w:rPr>
               <w:rStyle w:val="Hyperlink"/>
@@ -2399,7 +2395,7 @@
           <w:sz w:val="24"/>
           <w:u w:val="single"/>
         </w:rPr>
-        <w:hyperlink r:id="rId19" w:history="1">
+        <w:hyperlink r:id="rId20" w:history="1">
           <w:r>
             <w:rPr>
               <w:rStyle w:val="Hyperlink"/>
@@ -2456,7 +2452,7 @@
           <w:sz w:val="24"/>
           <w:u w:val="single"/>
         </w:rPr>
-        <w:hyperlink r:id="rId20" w:history="1">
+        <w:hyperlink r:id="rId21" w:history="1">
           <w:r>
             <w:rPr>
               <w:rStyle w:val="Hyperlink"/>
@@ -2485,7 +2481,7 @@
           <w:sz w:val="24"/>
           <w:u w:val="single"/>
         </w:rPr>
-        <w:hyperlink r:id="rId20" w:history="1">
+        <w:hyperlink r:id="rId21" w:history="1">
           <w:r>
             <w:rPr>
               <w:rStyle w:val="Hyperlink"/>
@@ -2504,6 +2500,154 @@
           <w:u w:val="single"/>
         </w:rPr>
         <w:t xml:space="preserve"> </w:t>
+      </w:r>
+      <w:r>
+        <w:rPr>
+          <w:rFonts w:ascii="Charis SIL Regular" w:hAnsi="Charis SIL Regular" w:eastAsia="Charis SIL Regular"/>
+          <w:b w:val="0"/>
+          <w:i w:val="0"/>
+          <w:color w:val="0000FF"/>
+          <w:sz w:val="24"/>
+          <w:u w:val="single"/>
+        </w:rPr>
+        <w:hyperlink r:id="rId21" w:history="1">
+          <w:r>
+            <w:rPr>
+              <w:rStyle w:val="Hyperlink"/>
+            </w:rPr>
+            <w:t>n</w:t>
+          </w:r>
+        </w:hyperlink>
+      </w:r>
+      <w:r>
+        <w:rPr>
+          <w:rFonts w:ascii="Charis SIL Regular" w:hAnsi="Charis SIL Regular" w:eastAsia="Charis SIL Regular"/>
+          <w:b w:val="0"/>
+          <w:i w:val="0"/>
+          <w:color w:val="0000FF"/>
+          <w:sz w:val="24"/>
+          <w:u w:val="single"/>
+        </w:rPr>
+        <w:hyperlink r:id="rId20" w:history="1">
+          <w:r>
+            <w:rPr>
+              <w:rStyle w:val="Hyperlink"/>
+            </w:rPr>
+            <w:t>a</w:t>
+          </w:r>
+        </w:hyperlink>
+      </w:r>
+      <w:r>
+        <w:rPr>
+          <w:rFonts w:ascii="Charis SIL Regular" w:hAnsi="Charis SIL Regular" w:eastAsia="Charis SIL Regular"/>
+          <w:b w:val="0"/>
+          <w:i w:val="0"/>
+          <w:color w:val="0000FF"/>
+          <w:sz w:val="24"/>
+          <w:u w:val="single"/>
+        </w:rPr>
+        <w:hyperlink r:id="rId20" w:history="1">
+          <w:r>
+            <w:rPr>
+              <w:rStyle w:val="Hyperlink"/>
+            </w:rPr>
+            <w:t>v</w:t>
+          </w:r>
+        </w:hyperlink>
+      </w:r>
+      <w:r>
+        <w:rPr>
+          <w:rFonts w:ascii="Charis SIL Regular" w:hAnsi="Charis SIL Regular" w:eastAsia="Charis SIL Regular"/>
+          <w:b w:val="0"/>
+          <w:i w:val="0"/>
+          <w:color w:val="0000FF"/>
+          <w:sz w:val="24"/>
+          <w:u w:val="single"/>
+        </w:rPr>
+        <w:hyperlink r:id="rId20" w:history="1">
+          <w:r>
+            <w:rPr>
+              <w:rStyle w:val="Hyperlink"/>
+            </w:rPr>
+            <w:t>y</w:t>
+          </w:r>
+        </w:hyperlink>
+      </w:r>
+      <w:r>
+        <w:rPr>
+          <w:rFonts w:ascii="Charis SIL Regular" w:hAnsi="Charis SIL Regular" w:eastAsia="Charis SIL Regular"/>
+          <w:b w:val="0"/>
+          <w:i w:val="0"/>
+          <w:color w:val="0000FF"/>
+          <w:sz w:val="24"/>
+          <w:u w:val="single"/>
+        </w:rPr>
+        <w:t xml:space="preserve"> </w:t>
+      </w:r>
+      <w:r>
+        <w:rPr>
+          <w:rFonts w:ascii="Charis SIL Regular" w:hAnsi="Charis SIL Regular" w:eastAsia="Charis SIL Regular"/>
+          <w:b w:val="0"/>
+          <w:i w:val="0"/>
+          <w:color w:val="0000FF"/>
+          <w:sz w:val="24"/>
+          <w:u w:val="single"/>
+        </w:rPr>
+        <w:hyperlink r:id="rId20" w:history="1">
+          <w:r>
+            <w:rPr>
+              <w:rStyle w:val="Hyperlink"/>
+            </w:rPr>
+            <w:t>perso</w:t>
+          </w:r>
+        </w:hyperlink>
+      </w:r>
+      <w:r>
+        <w:rPr>
+          <w:rFonts w:ascii="Charis SIL Regular" w:hAnsi="Charis SIL Regular" w:eastAsia="Charis SIL Regular"/>
+          <w:b w:val="0"/>
+          <w:i w:val="0"/>
+          <w:color w:val="0000FF"/>
+          <w:sz w:val="24"/>
+          <w:u w:val="single"/>
+        </w:rPr>
+        <w:hyperlink r:id="rId20" w:history="1">
+          <w:r>
+            <w:rPr>
+              <w:rStyle w:val="Hyperlink"/>
+            </w:rPr>
+            <w:t>nnel</w:t>
+          </w:r>
+        </w:hyperlink>
+      </w:r>
+      <w:r>
+        <w:rPr>
+          <w:rFonts w:ascii="Charis SIL Regular" w:hAnsi="Charis SIL Regular" w:eastAsia="Charis SIL Regular"/>
+          <w:b w:val="0"/>
+          <w:i w:val="0"/>
+          <w:color w:val="0000FF"/>
+          <w:sz w:val="24"/>
+          <w:u w:val="single"/>
+        </w:rPr>
+        <w:t xml:space="preserve"> </w:t>
+      </w:r>
+      <w:r>
+        <w:rPr>
+          <w:rFonts w:ascii="Charis SIL Regular" w:hAnsi="Charis SIL Regular" w:eastAsia="Charis SIL Regular"/>
+          <w:b w:val="0"/>
+          <w:i w:val="0"/>
+          <w:color w:val="0000FF"/>
+          <w:sz w:val="24"/>
+          <w:u w:val="single"/>
+        </w:rPr>
+        <w:hyperlink r:id="rId20" w:history="1">
+          <w:r>
+            <w:rPr>
+              <w:rStyle w:val="Hyperlink"/>
+            </w:rPr>
+            <w:t>i</w:t>
+          </w:r>
+        </w:hyperlink>
       </w:r>
       <w:r>
         <w:rPr>
@@ -2532,154 +2676,6 @@
           <w:sz w:val="24"/>
           <w:u w:val="single"/>
         </w:rPr>
-        <w:hyperlink r:id="rId20" w:history="1">
-          <w:r>
-            <w:rPr>
-              <w:rStyle w:val="Hyperlink"/>
-            </w:rPr>
-            <w:t>a</w:t>
-          </w:r>
-        </w:hyperlink>
-      </w:r>
-      <w:r>
-        <w:rPr>
-          <w:rFonts w:ascii="Charis SIL Regular" w:hAnsi="Charis SIL Regular" w:eastAsia="Charis SIL Regular"/>
-          <w:b w:val="0"/>
-          <w:i w:val="0"/>
-          <w:color w:val="0000FF"/>
-          <w:sz w:val="24"/>
-          <w:u w:val="single"/>
-        </w:rPr>
-        <w:hyperlink r:id="rId20" w:history="1">
-          <w:r>
-            <w:rPr>
-              <w:rStyle w:val="Hyperlink"/>
-            </w:rPr>
-            <w:t>v</w:t>
-          </w:r>
-        </w:hyperlink>
-      </w:r>
-      <w:r>
-        <w:rPr>
-          <w:rFonts w:ascii="Charis SIL Regular" w:hAnsi="Charis SIL Regular" w:eastAsia="Charis SIL Regular"/>
-          <w:b w:val="0"/>
-          <w:i w:val="0"/>
-          <w:color w:val="0000FF"/>
-          <w:sz w:val="24"/>
-          <w:u w:val="single"/>
-        </w:rPr>
-        <w:hyperlink r:id="rId20" w:history="1">
-          <w:r>
-            <w:rPr>
-              <w:rStyle w:val="Hyperlink"/>
-            </w:rPr>
-            <w:t>y</w:t>
-          </w:r>
-        </w:hyperlink>
-      </w:r>
-      <w:r>
-        <w:rPr>
-          <w:rFonts w:ascii="Charis SIL Regular" w:hAnsi="Charis SIL Regular" w:eastAsia="Charis SIL Regular"/>
-          <w:b w:val="0"/>
-          <w:i w:val="0"/>
-          <w:color w:val="0000FF"/>
-          <w:sz w:val="24"/>
-          <w:u w:val="single"/>
-        </w:rPr>
-        <w:t xml:space="preserve"> </w:t>
-      </w:r>
-      <w:r>
-        <w:rPr>
-          <w:rFonts w:ascii="Charis SIL Regular" w:hAnsi="Charis SIL Regular" w:eastAsia="Charis SIL Regular"/>
-          <w:b w:val="0"/>
-          <w:i w:val="0"/>
-          <w:color w:val="0000FF"/>
-          <w:sz w:val="24"/>
-          <w:u w:val="single"/>
-        </w:rPr>
-        <w:hyperlink r:id="rId20" w:history="1">
-          <w:r>
-            <w:rPr>
-              <w:rStyle w:val="Hyperlink"/>
-            </w:rPr>
-            <w:t>perso</w:t>
-          </w:r>
-        </w:hyperlink>
-      </w:r>
-      <w:r>
-        <w:rPr>
-          <w:rFonts w:ascii="Charis SIL Regular" w:hAnsi="Charis SIL Regular" w:eastAsia="Charis SIL Regular"/>
-          <w:b w:val="0"/>
-          <w:i w:val="0"/>
-          <w:color w:val="0000FF"/>
-          <w:sz w:val="24"/>
-          <w:u w:val="single"/>
-        </w:rPr>
-        <w:hyperlink r:id="rId20" w:history="1">
-          <w:r>
-            <w:rPr>
-              <w:rStyle w:val="Hyperlink"/>
-            </w:rPr>
-            <w:t>nnel</w:t>
-          </w:r>
-        </w:hyperlink>
-      </w:r>
-      <w:r>
-        <w:rPr>
-          <w:rFonts w:ascii="Charis SIL Regular" w:hAnsi="Charis SIL Regular" w:eastAsia="Charis SIL Regular"/>
-          <w:b w:val="0"/>
-          <w:i w:val="0"/>
-          <w:color w:val="0000FF"/>
-          <w:sz w:val="24"/>
-          <w:u w:val="single"/>
-        </w:rPr>
-        <w:t xml:space="preserve"> </w:t>
-      </w:r>
-      <w:r>
-        <w:rPr>
-          <w:rFonts w:ascii="Charis SIL Regular" w:hAnsi="Charis SIL Regular" w:eastAsia="Charis SIL Regular"/>
-          <w:b w:val="0"/>
-          <w:i w:val="0"/>
-          <w:color w:val="0000FF"/>
-          <w:sz w:val="24"/>
-          <w:u w:val="single"/>
-        </w:rPr>
-        <w:hyperlink r:id="rId20" w:history="1">
-          <w:r>
-            <w:rPr>
-              <w:rStyle w:val="Hyperlink"/>
-            </w:rPr>
-            <w:t>i</w:t>
-          </w:r>
-        </w:hyperlink>
-      </w:r>
-      <w:r>
-        <w:rPr>
-          <w:rFonts w:ascii="Charis SIL Regular" w:hAnsi="Charis SIL Regular" w:eastAsia="Charis SIL Regular"/>
-          <w:b w:val="0"/>
-          <w:i w:val="0"/>
-          <w:color w:val="0000FF"/>
-          <w:sz w:val="24"/>
-          <w:u w:val="single"/>
-        </w:rPr>
-        <w:hyperlink r:id="rId20" w:history="1">
-          <w:r>
-            <w:rPr>
-              <w:rStyle w:val="Hyperlink"/>
-            </w:rPr>
-            <w:t>n</w:t>
-          </w:r>
-        </w:hyperlink>
-      </w:r>
-      <w:r>
-        <w:rPr>
-          <w:rFonts w:ascii="Charis SIL Regular" w:hAnsi="Charis SIL Regular" w:eastAsia="Charis SIL Regular"/>
-          <w:b w:val="0"/>
-          <w:i w:val="0"/>
-          <w:color w:val="0000FF"/>
-          <w:sz w:val="24"/>
-          <w:u w:val="single"/>
-        </w:rPr>
         <w:t xml:space="preserve"> </w:t>
       </w:r>
       <w:r>
@@ -2836,6 +2832,7 @@
           <w:i w:val="0"/>
           <w:color w:val="0000FF"/>
           <w:sz w:val="24"/>
+          <w:u w:val="single"/>
         </w:rPr>
         <w:hyperlink r:id="rId21" w:history="1">
           <w:r>
@@ -2853,6 +2850,7 @@
           <w:i w:val="0"/>
           <w:color w:val="0000FF"/>
           <w:sz w:val="24"/>
+          <w:u w:val="single"/>
         </w:rPr>
         <w:t>c</w:t>
       </w:r>
@@ -3112,9 +3110,19 @@
             <w:rPr>
               <w:rStyle w:val="Hyperlink"/>
             </w:rPr>
-            <w:t>ries</w:t>
+            <w:t>rie</w:t>
           </w:r>
         </w:hyperlink>
+      </w:r>
+      <w:r>
+        <w:rPr>
+          <w:rFonts w:ascii="Charis SIL Regular" w:hAnsi="Charis SIL Regular" w:eastAsia="Charis SIL Regular"/>
+          <w:b w:val="0"/>
+          <w:i w:val="0"/>
+          <w:color w:val="0000FF"/>
+          <w:sz w:val="24"/>
+        </w:rPr>
+        <w:t>s</w:t>
       </w:r>
       <w:r>
         <w:br/>
@@ -3344,7 +3352,7 @@
           <w:sz w:val="24"/>
           <w:u w:val="single"/>
         </w:rPr>
-        <w:hyperlink r:id="rId23" w:history="1">
+        <w:hyperlink r:id="rId22" w:history="1">
           <w:r>
             <w:rPr>
               <w:rStyle w:val="Hyperlink"/>

--- a/EXPORTS/DOCX/published/niveau2/English/Museum.docx
+++ b/EXPORTS/DOCX/published/niveau2/English/Museum.docx
@@ -342,8 +342,63 @@
           <w:i w:val="0"/>
           <w:color w:val="0000FF"/>
           <w:sz w:val="24"/>
-        </w:rPr>
-        <w:t>Rijks Etnogra</w:t>
+          <w:u w:val="single"/>
+        </w:rPr>
+        <w:hyperlink r:id="rId9" w:history="1">
+          <w:r>
+            <w:rPr>
+              <w:rStyle w:val="Hyperlink"/>
+            </w:rPr>
+            <w:t>Rijks</w:t>
+          </w:r>
+        </w:hyperlink>
+      </w:r>
+      <w:r>
+        <w:rPr>
+          <w:rFonts w:ascii="Charis SIL Regular" w:hAnsi="Charis SIL Regular" w:eastAsia="Charis SIL Regular"/>
+          <w:b w:val="0"/>
+          <w:i w:val="0"/>
+          <w:color w:val="0000FF"/>
+          <w:sz w:val="24"/>
+          <w:u w:val="single"/>
+        </w:rPr>
+        <w:t xml:space="preserve"> </w:t>
+      </w:r>
+      <w:r>
+        <w:rPr>
+          <w:rFonts w:ascii="Charis SIL Regular" w:hAnsi="Charis SIL Regular" w:eastAsia="Charis SIL Regular"/>
+          <w:b w:val="0"/>
+          <w:i w:val="0"/>
+          <w:color w:val="0000FF"/>
+          <w:sz w:val="24"/>
+          <w:u w:val="single"/>
+        </w:rPr>
+        <w:hyperlink r:id="rId9" w:history="1">
+          <w:r>
+            <w:rPr>
+              <w:rStyle w:val="Hyperlink"/>
+            </w:rPr>
+            <w:t>Etn</w:t>
+          </w:r>
+        </w:hyperlink>
+      </w:r>
+      <w:r>
+        <w:rPr>
+          <w:rFonts w:ascii="Charis SIL Regular" w:hAnsi="Charis SIL Regular" w:eastAsia="Charis SIL Regular"/>
+          <w:b w:val="0"/>
+          <w:i w:val="0"/>
+          <w:color w:val="0000FF"/>
+          <w:sz w:val="24"/>
+          <w:u w:val="single"/>
+        </w:rPr>
+        <w:hyperlink r:id="rId9" w:history="1">
+          <w:r>
+            <w:rPr>
+              <w:rStyle w:val="Hyperlink"/>
+            </w:rPr>
+            <w:t>ogra</w:t>
+          </w:r>
+        </w:hyperlink>
       </w:r>
       <w:r>
         <w:rPr>
@@ -475,14 +530,7 @@
           <w:color w:val="000000"/>
           <w:sz w:val="24"/>
         </w:rPr>
-        <w:hyperlink r:id="rId10" w:history="1">
-          <w:r>
-            <w:rPr>
-              <w:rStyle w:val="Hyperlink"/>
-            </w:rPr>
-            <w:t>Leide</w:t>
-          </w:r>
-        </w:hyperlink>
+        <w:t>Leide</w:t>
       </w:r>
       <w:r>
         <w:rPr>
@@ -753,6 +801,7 @@
           <w:i w:val="0"/>
           <w:color w:val="0000FF"/>
           <w:sz w:val="24"/>
+          <w:u w:val="single"/>
         </w:rPr>
         <w:hyperlink r:id="rId12" w:history="1">
           <w:r>
@@ -857,7 +906,18 @@
           <w:color w:val="000000"/>
           <w:sz w:val="24"/>
         </w:rPr>
-        <w:t xml:space="preserve"> (Museum of Geography and Ethnology) in Rotterdam</w:t>
+        <w:t xml:space="preserve"> (Museum of Geography and Ethnology) in </w:t>
+      </w:r>
+      <w:r>
+        <w:rPr>
+          <w:u w:val="single" w:color="0000ff"/>
+          <w:rFonts w:ascii="Charis SIL Regular" w:hAnsi="Charis SIL Regular" w:eastAsia="Charis SIL Regular"/>
+          <w:b w:val="0"/>
+          <w:i w:val="0"/>
+          <w:color w:val="000000"/>
+          <w:sz w:val="24"/>
+        </w:rPr>
+        <w:t>Rotterdam</w:t>
       </w:r>
       <w:r>
         <w:rPr>
@@ -897,6 +957,7 @@
       </w:r>
       <w:r>
         <w:rPr>
+          <w:u w:val="single" w:color="0000ff"/>
           <w:rFonts w:ascii="Charis SIL Regular" w:hAnsi="Charis SIL Regular" w:eastAsia="Charis SIL Regular"/>
           <w:b w:val="0"/>
           <w:i w:val="0"/>
@@ -2225,7 +2286,7 @@
           <w:sz w:val="24"/>
           <w:u w:val="single"/>
         </w:rPr>
-        <w:hyperlink r:id="rId20" w:history="1">
+        <w:hyperlink r:id="rId19" w:history="1">
           <w:r>
             <w:rPr>
               <w:rStyle w:val="Hyperlink"/>
@@ -2254,7 +2315,7 @@
           <w:sz w:val="24"/>
           <w:u w:val="single"/>
         </w:rPr>
-        <w:hyperlink r:id="rId20" w:history="1">
+        <w:hyperlink r:id="rId19" w:history="1">
           <w:r>
             <w:rPr>
               <w:rStyle w:val="Hyperlink"/>
@@ -2272,7 +2333,7 @@
           <w:sz w:val="24"/>
           <w:u w:val="single"/>
         </w:rPr>
-        <w:hyperlink r:id="rId20" w:history="1">
+        <w:hyperlink r:id="rId19" w:history="1">
           <w:r>
             <w:rPr>
               <w:rStyle w:val="Hyperlink"/>
@@ -2290,7 +2351,7 @@
           <w:sz w:val="24"/>
           <w:u w:val="single"/>
         </w:rPr>
-        <w:hyperlink r:id="rId20" w:history="1">
+        <w:hyperlink r:id="rId19" w:history="1">
           <w:r>
             <w:rPr>
               <w:rStyle w:val="Hyperlink"/>
@@ -2308,7 +2369,7 @@
           <w:sz w:val="24"/>
           <w:u w:val="single"/>
         </w:rPr>
-        <w:hyperlink r:id="rId20" w:history="1">
+        <w:hyperlink r:id="rId19" w:history="1">
           <w:r>
             <w:rPr>
               <w:rStyle w:val="Hyperlink"/>
@@ -2337,7 +2398,7 @@
           <w:sz w:val="24"/>
           <w:u w:val="single"/>
         </w:rPr>
-        <w:hyperlink r:id="rId20" w:history="1">
+        <w:hyperlink r:id="rId19" w:history="1">
           <w:r>
             <w:rPr>
               <w:rStyle w:val="Hyperlink"/>
@@ -2366,7 +2427,7 @@
           <w:sz w:val="24"/>
           <w:u w:val="single"/>
         </w:rPr>
-        <w:hyperlink r:id="rId20" w:history="1">
+        <w:hyperlink r:id="rId19" w:history="1">
           <w:r>
             <w:rPr>
               <w:rStyle w:val="Hyperlink"/>
@@ -2395,7 +2456,7 @@
           <w:sz w:val="24"/>
           <w:u w:val="single"/>
         </w:rPr>
-        <w:hyperlink r:id="rId20" w:history="1">
+        <w:hyperlink r:id="rId19" w:history="1">
           <w:r>
             <w:rPr>
               <w:rStyle w:val="Hyperlink"/>
@@ -2452,7 +2513,7 @@
           <w:sz w:val="24"/>
           <w:u w:val="single"/>
         </w:rPr>
-        <w:hyperlink r:id="rId21" w:history="1">
+        <w:hyperlink r:id="rId20" w:history="1">
           <w:r>
             <w:rPr>
               <w:rStyle w:val="Hyperlink"/>
@@ -2481,7 +2542,7 @@
           <w:sz w:val="24"/>
           <w:u w:val="single"/>
         </w:rPr>
-        <w:hyperlink r:id="rId21" w:history="1">
+        <w:hyperlink r:id="rId20" w:history="1">
           <w:r>
             <w:rPr>
               <w:rStyle w:val="Hyperlink"/>
@@ -2510,7 +2571,7 @@
           <w:sz w:val="24"/>
           <w:u w:val="single"/>
         </w:rPr>
-        <w:hyperlink r:id="rId21" w:history="1">
+        <w:hyperlink r:id="rId20" w:history="1">
           <w:r>
             <w:rPr>
               <w:rStyle w:val="Hyperlink"/>

--- a/EXPORTS/DOCX/published/niveau2/English/Museum.docx
+++ b/EXPORTS/DOCX/published/niveau2/English/Museum.docx
@@ -316,24 +316,7 @@
           <w:color w:val="000000"/>
           <w:sz w:val="24"/>
         </w:rPr>
-        <w:t>History) in 1820 and</w:t>
-      </w:r>
-      <w:r>
-        <w:rPr>
-          <w:rFonts w:ascii="Charis SIL Regular" w:hAnsi="Charis SIL Regular" w:eastAsia="Charis SIL Regular"/>
-          <w:b w:val="0"/>
-          <w:i w:val="0"/>
-          <w:color w:val="000000"/>
-          <w:sz w:val="24"/>
-        </w:rPr>
-        <w:hyperlink r:id="rId9" w:history="1">
-          <w:r>
-            <w:rPr>
-              <w:rStyle w:val="Hyperlink"/>
-            </w:rPr>
-            <w:t xml:space="preserve"> the </w:t>
-          </w:r>
-        </w:hyperlink>
+        <w:t xml:space="preserve">History) in 1820 and the </w:t>
       </w:r>
       <w:r>
         <w:rPr>
@@ -344,7 +327,7 @@
           <w:sz w:val="24"/>
           <w:u w:val="single"/>
         </w:rPr>
-        <w:hyperlink r:id="rId9" w:history="1">
+        <w:hyperlink r:id="rId10" w:history="1">
           <w:r>
             <w:rPr>
               <w:rStyle w:val="Hyperlink"/>
@@ -373,7 +356,7 @@
           <w:sz w:val="24"/>
           <w:u w:val="single"/>
         </w:rPr>
-        <w:hyperlink r:id="rId9" w:history="1">
+        <w:hyperlink r:id="rId10" w:history="1">
           <w:r>
             <w:rPr>
               <w:rStyle w:val="Hyperlink"/>
@@ -391,7 +374,7 @@
           <w:sz w:val="24"/>
           <w:u w:val="single"/>
         </w:rPr>
-        <w:hyperlink r:id="rId9" w:history="1">
+        <w:hyperlink r:id="rId10" w:history="1">
           <w:r>
             <w:rPr>
               <w:rStyle w:val="Hyperlink"/>
@@ -438,7 +421,7 @@
           <w:sz w:val="24"/>
           <w:u w:val="single"/>
         </w:rPr>
-        <w:hyperlink r:id="rId10" w:history="1">
+        <w:hyperlink r:id="rId9" w:history="1">
           <w:r>
             <w:rPr>
               <w:rStyle w:val="Hyperlink"/>
@@ -456,7 +439,7 @@
           <w:sz w:val="24"/>
           <w:u w:val="single"/>
         </w:rPr>
-        <w:hyperlink r:id="rId10" w:history="1">
+        <w:hyperlink r:id="rId9" w:history="1">
           <w:r>
             <w:rPr>
               <w:rStyle w:val="Hyperlink"/>
@@ -474,7 +457,7 @@
           <w:sz w:val="24"/>
           <w:u w:val="single"/>
         </w:rPr>
-        <w:hyperlink r:id="rId10" w:history="1">
+        <w:hyperlink r:id="rId9" w:history="1">
           <w:r>
             <w:rPr>
               <w:rStyle w:val="Hyperlink"/>
@@ -530,7 +513,14 @@
           <w:color w:val="000000"/>
           <w:sz w:val="24"/>
         </w:rPr>
-        <w:t>Leide</w:t>
+        <w:hyperlink r:id="rId10" w:history="1">
+          <w:r>
+            <w:rPr>
+              <w:rStyle w:val="Hyperlink"/>
+            </w:rPr>
+            <w:t>Leide</w:t>
+          </w:r>
+        </w:hyperlink>
       </w:r>
       <w:r>
         <w:rPr>
@@ -821,7 +811,7 @@
           <w:sz w:val="24"/>
           <w:u w:val="single"/>
         </w:rPr>
-        <w:hyperlink r:id="rId11" w:history="1">
+        <w:hyperlink r:id="rId12" w:history="1">
           <w:r>
             <w:rPr>
               <w:rStyle w:val="Hyperlink"/>
@@ -850,7 +840,7 @@
           <w:sz w:val="24"/>
           <w:u w:val="single"/>
         </w:rPr>
-        <w:hyperlink r:id="rId11" w:history="1">
+        <w:hyperlink r:id="rId12" w:history="1">
           <w:r>
             <w:rPr>
               <w:rStyle w:val="Hyperlink"/>
@@ -871,7 +861,7 @@
           <w:sz w:val="24"/>
           <w:u w:val="single"/>
         </w:rPr>
-        <w:hyperlink r:id="rId11" w:history="1">
+        <w:hyperlink r:id="rId12" w:history="1">
           <w:r>
             <w:rPr>
               <w:rStyle w:val="Hyperlink"/>
@@ -906,36 +896,7 @@
           <w:color w:val="000000"/>
           <w:sz w:val="24"/>
         </w:rPr>
-        <w:t xml:space="preserve"> (Museum of Geography and Ethnology) in </w:t>
-      </w:r>
-      <w:r>
-        <w:rPr>
-          <w:u w:val="single" w:color="0000ff"/>
-          <w:rFonts w:ascii="Charis SIL Regular" w:hAnsi="Charis SIL Regular" w:eastAsia="Charis SIL Regular"/>
-          <w:b w:val="0"/>
-          <w:i w:val="0"/>
-          <w:color w:val="000000"/>
-          <w:sz w:val="24"/>
-        </w:rPr>
-        <w:t>Rotterdam</w:t>
-      </w:r>
-      <w:r>
-        <w:rPr>
-          <w:u w:val="single" w:color="0000ff"/>
-          <w:rFonts w:ascii="Charis SIL Regular" w:hAnsi="Charis SIL Regular" w:eastAsia="Charis SIL Regular"/>
-          <w:b w:val="0"/>
-          <w:i w:val="0"/>
-          <w:color w:val="000000"/>
-          <w:sz w:val="24"/>
-        </w:rPr>
-        <w:hyperlink r:id="rId12" w:history="1">
-          <w:r>
-            <w:rPr>
-              <w:rStyle w:val="Hyperlink"/>
-            </w:rPr>
-            <w:t xml:space="preserve"> in 1</w:t>
-          </w:r>
-        </w:hyperlink>
+        <w:t xml:space="preserve"> (Museum of Geography and Ethnology) in Rotterdam in 1</w:t>
       </w:r>
       <w:r>
         <w:rPr>
@@ -3413,7 +3374,7 @@
           <w:sz w:val="24"/>
           <w:u w:val="single"/>
         </w:rPr>
-        <w:hyperlink r:id="rId22" w:history="1">
+        <w:hyperlink r:id="rId23" w:history="1">
           <w:r>
             <w:rPr>
               <w:rStyle w:val="Hyperlink"/>

--- a/EXPORTS/DOCX/published/niveau2/English/Museum.docx
+++ b/EXPORTS/DOCX/published/niveau2/English/Museum.docx
@@ -316,7 +316,25 @@
           <w:color w:val="000000"/>
           <w:sz w:val="24"/>
         </w:rPr>
-        <w:t xml:space="preserve">History) in 1820 and the </w:t>
+        <w:t>History) in 1820 and</w:t>
+      </w:r>
+      <w:r>
+        <w:rPr>
+          <w:u w:val="single" w:color="0000ff"/>
+          <w:rFonts w:ascii="Charis SIL Regular" w:hAnsi="Charis SIL Regular" w:eastAsia="Charis SIL Regular"/>
+          <w:b w:val="0"/>
+          <w:i w:val="0"/>
+          <w:color w:val="000000"/>
+          <w:sz w:val="24"/>
+        </w:rPr>
+        <w:hyperlink r:id="rId9" w:history="1">
+          <w:r>
+            <w:rPr>
+              <w:rStyle w:val="Hyperlink"/>
+            </w:rPr>
+            <w:t xml:space="preserve"> the </w:t>
+          </w:r>
+        </w:hyperlink>
       </w:r>
       <w:r>
         <w:rPr>
@@ -327,7 +345,7 @@
           <w:sz w:val="24"/>
           <w:u w:val="single"/>
         </w:rPr>
-        <w:hyperlink r:id="rId10" w:history="1">
+        <w:hyperlink r:id="rId9" w:history="1">
           <w:r>
             <w:rPr>
               <w:rStyle w:val="Hyperlink"/>
@@ -356,7 +374,7 @@
           <w:sz w:val="24"/>
           <w:u w:val="single"/>
         </w:rPr>
-        <w:hyperlink r:id="rId10" w:history="1">
+        <w:hyperlink r:id="rId9" w:history="1">
           <w:r>
             <w:rPr>
               <w:rStyle w:val="Hyperlink"/>
@@ -374,7 +392,7 @@
           <w:sz w:val="24"/>
           <w:u w:val="single"/>
         </w:rPr>
-        <w:hyperlink r:id="rId10" w:history="1">
+        <w:hyperlink r:id="rId9" w:history="1">
           <w:r>
             <w:rPr>
               <w:rStyle w:val="Hyperlink"/>
@@ -421,7 +439,7 @@
           <w:sz w:val="24"/>
           <w:u w:val="single"/>
         </w:rPr>
-        <w:hyperlink r:id="rId9" w:history="1">
+        <w:hyperlink r:id="rId10" w:history="1">
           <w:r>
             <w:rPr>
               <w:rStyle w:val="Hyperlink"/>
@@ -439,7 +457,7 @@
           <w:sz w:val="24"/>
           <w:u w:val="single"/>
         </w:rPr>
-        <w:hyperlink r:id="rId9" w:history="1">
+        <w:hyperlink r:id="rId10" w:history="1">
           <w:r>
             <w:rPr>
               <w:rStyle w:val="Hyperlink"/>
@@ -457,7 +475,7 @@
           <w:sz w:val="24"/>
           <w:u w:val="single"/>
         </w:rPr>
-        <w:hyperlink r:id="rId9" w:history="1">
+        <w:hyperlink r:id="rId10" w:history="1">
           <w:r>
             <w:rPr>
               <w:rStyle w:val="Hyperlink"/>
@@ -762,56 +780,19 @@
           <w:i w:val="0"/>
           <w:color w:val="0000FF"/>
           <w:sz w:val="24"/>
+        </w:rPr>
+        <w:t>voor Lan</w:t>
+      </w:r>
+      <w:r>
+        <w:rPr>
+          <w:rFonts w:ascii="Charis SIL Regular" w:hAnsi="Charis SIL Regular" w:eastAsia="Charis SIL Regular"/>
+          <w:b w:val="0"/>
+          <w:i w:val="0"/>
+          <w:color w:val="0000FF"/>
+          <w:sz w:val="24"/>
           <w:u w:val="single"/>
         </w:rPr>
-        <w:hyperlink r:id="rId12" w:history="1">
-          <w:r>
-            <w:rPr>
-              <w:rStyle w:val="Hyperlink"/>
-            </w:rPr>
-            <w:t>voor</w:t>
-          </w:r>
-        </w:hyperlink>
-      </w:r>
-      <w:r>
-        <w:rPr>
-          <w:rFonts w:ascii="Charis SIL Regular" w:hAnsi="Charis SIL Regular" w:eastAsia="Charis SIL Regular"/>
-          <w:b w:val="0"/>
-          <w:i w:val="0"/>
-          <w:color w:val="0000FF"/>
-          <w:sz w:val="24"/>
-          <w:u w:val="single"/>
-        </w:rPr>
-        <w:t xml:space="preserve"> </w:t>
-      </w:r>
-      <w:r>
-        <w:rPr>
-          <w:rFonts w:ascii="Charis SIL Regular" w:hAnsi="Charis SIL Regular" w:eastAsia="Charis SIL Regular"/>
-          <w:b w:val="0"/>
-          <w:i w:val="0"/>
-          <w:color w:val="0000FF"/>
-          <w:sz w:val="24"/>
-          <w:u w:val="single"/>
-        </w:rPr>
-        <w:hyperlink r:id="rId12" w:history="1">
-          <w:r>
-            <w:rPr>
-              <w:rStyle w:val="Hyperlink"/>
-            </w:rPr>
-            <w:t>Lan</w:t>
-          </w:r>
-        </w:hyperlink>
-      </w:r>
-      <w:r>
-        <w:rPr>
-          <w:rFonts w:ascii="Charis SIL Regular" w:hAnsi="Charis SIL Regular" w:eastAsia="Charis SIL Regular"/>
-          <w:b w:val="0"/>
-          <w:i w:val="0"/>
-          <w:color w:val="0000FF"/>
-          <w:sz w:val="24"/>
-          <w:u w:val="single"/>
-        </w:rPr>
-        <w:hyperlink r:id="rId12" w:history="1">
+        <w:hyperlink r:id="rId11" w:history="1">
           <w:r>
             <w:rPr>
               <w:rStyle w:val="Hyperlink"/>
@@ -840,7 +821,7 @@
           <w:sz w:val="24"/>
           <w:u w:val="single"/>
         </w:rPr>
-        <w:hyperlink r:id="rId12" w:history="1">
+        <w:hyperlink r:id="rId11" w:history="1">
           <w:r>
             <w:rPr>
               <w:rStyle w:val="Hyperlink"/>
@@ -861,7 +842,7 @@
           <w:sz w:val="24"/>
           <w:u w:val="single"/>
         </w:rPr>
-        <w:hyperlink r:id="rId12" w:history="1">
+        <w:hyperlink r:id="rId11" w:history="1">
           <w:r>
             <w:rPr>
               <w:rStyle w:val="Hyperlink"/>
@@ -896,7 +877,64 @@
           <w:color w:val="000000"/>
           <w:sz w:val="24"/>
         </w:rPr>
-        <w:t xml:space="preserve"> (Museum of Geography and Ethnology) in Rotterdam in 1</w:t>
+        <w:t xml:space="preserve"> (Museum of Geography and Ethnology) in </w:t>
+      </w:r>
+      <w:r>
+        <w:rPr>
+          <w:u w:val="single" w:color="0000ff"/>
+          <w:rFonts w:ascii="Charis SIL Regular" w:hAnsi="Charis SIL Regular" w:eastAsia="Charis SIL Regular"/>
+          <w:b w:val="0"/>
+          <w:i w:val="0"/>
+          <w:color w:val="000000"/>
+          <w:sz w:val="24"/>
+        </w:rPr>
+        <w:t>R</w:t>
+      </w:r>
+      <w:r>
+        <w:rPr>
+          <w:u w:val="single" w:color="0000ff"/>
+          <w:rFonts w:ascii="Charis SIL Regular" w:hAnsi="Charis SIL Regular" w:eastAsia="Charis SIL Regular"/>
+          <w:b w:val="0"/>
+          <w:i w:val="0"/>
+          <w:color w:val="000000"/>
+          <w:sz w:val="24"/>
+        </w:rPr>
+        <w:hyperlink r:id="rId12" w:history="1">
+          <w:r>
+            <w:rPr>
+              <w:rStyle w:val="Hyperlink"/>
+            </w:rPr>
+            <w:t>otterda</w:t>
+          </w:r>
+        </w:hyperlink>
+      </w:r>
+      <w:r>
+        <w:rPr>
+          <w:rFonts w:ascii="Charis SIL Regular" w:hAnsi="Charis SIL Regular" w:eastAsia="Charis SIL Regular"/>
+          <w:b w:val="0"/>
+          <w:i w:val="0"/>
+          <w:color w:val="000000"/>
+          <w:sz w:val="24"/>
+        </w:rPr>
+        <w:t>m</w:t>
+      </w:r>
+      <w:r>
+        <w:rPr>
+          <w:u w:val="single" w:color="0000ff"/>
+          <w:rFonts w:ascii="Charis SIL Regular" w:hAnsi="Charis SIL Regular" w:eastAsia="Charis SIL Regular"/>
+          <w:b w:val="0"/>
+          <w:i w:val="0"/>
+          <w:color w:val="000000"/>
+          <w:sz w:val="24"/>
+        </w:rPr>
+        <w:hyperlink r:id="rId12" w:history="1">
+          <w:r>
+            <w:rPr>
+              <w:rStyle w:val="Hyperlink"/>
+            </w:rPr>
+            <w:t xml:space="preserve"> in 1</w:t>
+          </w:r>
+        </w:hyperlink>
       </w:r>
       <w:r>
         <w:rPr>
@@ -3067,7 +3105,7 @@
             <w:rPr>
               <w:rStyle w:val="Hyperlink"/>
             </w:rPr>
-            <w:t>sed</w:t>
+            <w:t>se</w:t>
           </w:r>
         </w:hyperlink>
       </w:r>
@@ -3080,6 +3118,16 @@
           <w:sz w:val="24"/>
           <w:u w:val="single"/>
         </w:rPr>
+        <w:t>d</w:t>
+      </w:r>
+      <w:r>
+        <w:rPr>
+          <w:rFonts w:ascii="Charis SIL Regular" w:hAnsi="Charis SIL Regular" w:eastAsia="Charis SIL Regular"/>
+          <w:b w:val="0"/>
+          <w:i w:val="0"/>
+          <w:color w:val="0000FF"/>
+          <w:sz w:val="24"/>
+        </w:rPr>
         <w:t xml:space="preserve"> </w:t>
       </w:r>
       <w:r>
@@ -3091,7 +3139,7 @@
           <w:sz w:val="24"/>
           <w:u w:val="single"/>
         </w:rPr>
-        <w:hyperlink r:id="rId21" w:history="1">
+        <w:hyperlink r:id="rId22" w:history="1">
           <w:r>
             <w:rPr>
               <w:rStyle w:val="Hyperlink"/>
@@ -3109,7 +3157,7 @@
           <w:sz w:val="24"/>
           <w:u w:val="single"/>
         </w:rPr>
-        <w:hyperlink r:id="rId21" w:history="1">
+        <w:hyperlink r:id="rId22" w:history="1">
           <w:r>
             <w:rPr>
               <w:rStyle w:val="Hyperlink"/>
@@ -3127,48 +3175,38 @@
           <w:sz w:val="24"/>
           <w:u w:val="single"/>
         </w:rPr>
-        <w:hyperlink r:id="rId21" w:history="1">
+        <w:hyperlink r:id="rId22" w:history="1">
           <w:r>
             <w:rPr>
               <w:rStyle w:val="Hyperlink"/>
             </w:rPr>
-            <w:t>rie</w:t>
+            <w:t>ries</w:t>
           </w:r>
         </w:hyperlink>
       </w:r>
       <w:r>
+        <w:br/>
+      </w:r>
+      <w:r>
+        <w:rPr>
+          <w:rFonts w:ascii="Charis SIL Regular" w:hAnsi="Charis SIL Regular" w:eastAsia="Charis SIL Regular"/>
+          <w:b w:val="0"/>
+          <w:i w:val="0"/>
+          <w:color w:val="000000"/>
+          <w:sz w:val="24"/>
+        </w:rPr>
+        <w:t xml:space="preserve">•  </w:t>
+      </w:r>
+      <w:r>
         <w:rPr>
           <w:rFonts w:ascii="Charis SIL Regular" w:hAnsi="Charis SIL Regular" w:eastAsia="Charis SIL Regular"/>
           <w:b w:val="0"/>
           <w:i w:val="0"/>
           <w:color w:val="0000FF"/>
           <w:sz w:val="24"/>
-        </w:rPr>
-        <w:t>s</w:t>
-      </w:r>
-      <w:r>
-        <w:br/>
-      </w:r>
-      <w:r>
-        <w:rPr>
-          <w:rFonts w:ascii="Charis SIL Regular" w:hAnsi="Charis SIL Regular" w:eastAsia="Charis SIL Regular"/>
-          <w:b w:val="0"/>
-          <w:i w:val="0"/>
-          <w:color w:val="000000"/>
-          <w:sz w:val="24"/>
-        </w:rPr>
-        <w:t xml:space="preserve">•  </w:t>
-      </w:r>
-      <w:r>
-        <w:rPr>
-          <w:rFonts w:ascii="Charis SIL Regular" w:hAnsi="Charis SIL Regular" w:eastAsia="Charis SIL Regular"/>
-          <w:b w:val="0"/>
-          <w:i w:val="0"/>
-          <w:color w:val="0000FF"/>
-          <w:sz w:val="24"/>
           <w:u w:val="single"/>
         </w:rPr>
-        <w:hyperlink r:id="rId22" w:history="1">
+        <w:hyperlink r:id="rId23" w:history="1">
           <w:r>
             <w:rPr>
               <w:rStyle w:val="Hyperlink"/>
@@ -3197,7 +3235,7 @@
           <w:sz w:val="24"/>
           <w:u w:val="single"/>
         </w:rPr>
-        <w:hyperlink r:id="rId22" w:history="1">
+        <w:hyperlink r:id="rId23" w:history="1">
           <w:r>
             <w:rPr>
               <w:rStyle w:val="Hyperlink"/>
@@ -3215,7 +3253,7 @@
           <w:sz w:val="24"/>
           <w:u w:val="single"/>
         </w:rPr>
-        <w:hyperlink r:id="rId22" w:history="1">
+        <w:hyperlink r:id="rId23" w:history="1">
           <w:r>
             <w:rPr>
               <w:rStyle w:val="Hyperlink"/>
@@ -3233,7 +3271,7 @@
           <w:sz w:val="24"/>
           <w:u w:val="single"/>
         </w:rPr>
-        <w:hyperlink r:id="rId22" w:history="1">
+        <w:hyperlink r:id="rId23" w:history="1">
           <w:r>
             <w:rPr>
               <w:rStyle w:val="Hyperlink"/>
@@ -3251,7 +3289,7 @@
           <w:sz w:val="24"/>
           <w:u w:val="single"/>
         </w:rPr>
-        <w:hyperlink r:id="rId22" w:history="1">
+        <w:hyperlink r:id="rId23" w:history="1">
           <w:r>
             <w:rPr>
               <w:rStyle w:val="Hyperlink"/>
@@ -3280,7 +3318,7 @@
           <w:sz w:val="24"/>
           <w:u w:val="single"/>
         </w:rPr>
-        <w:hyperlink r:id="rId22" w:history="1">
+        <w:hyperlink r:id="rId23" w:history="1">
           <w:r>
             <w:rPr>
               <w:rStyle w:val="Hyperlink"/>
@@ -3309,7 +3347,7 @@
           <w:sz w:val="24"/>
           <w:u w:val="single"/>
         </w:rPr>
-        <w:hyperlink r:id="rId22" w:history="1">
+        <w:hyperlink r:id="rId23" w:history="1">
           <w:r>
             <w:rPr>
               <w:rStyle w:val="Hyperlink"/>
@@ -3327,7 +3365,7 @@
           <w:sz w:val="24"/>
           <w:u w:val="single"/>
         </w:rPr>
-        <w:hyperlink r:id="rId22" w:history="1">
+        <w:hyperlink r:id="rId23" w:history="1">
           <w:r>
             <w:rPr>
               <w:rStyle w:val="Hyperlink"/>
@@ -3374,7 +3412,7 @@
           <w:sz w:val="24"/>
           <w:u w:val="single"/>
         </w:rPr>
-        <w:hyperlink r:id="rId23" w:history="1">
+        <w:hyperlink r:id="rId22" w:history="1">
           <w:r>
             <w:rPr>
               <w:rStyle w:val="Hyperlink"/>

--- a/EXPORTS/DOCX/published/niveau2/English/Museum.docx
+++ b/EXPORTS/DOCX/published/niveau2/English/Museum.docx
@@ -316,25 +316,7 @@
           <w:color w:val="000000"/>
           <w:sz w:val="24"/>
         </w:rPr>
-        <w:t>History) in 1820 and</w:t>
-      </w:r>
-      <w:r>
-        <w:rPr>
-          <w:u w:val="single" w:color="0000ff"/>
-          <w:rFonts w:ascii="Charis SIL Regular" w:hAnsi="Charis SIL Regular" w:eastAsia="Charis SIL Regular"/>
-          <w:b w:val="0"/>
-          <w:i w:val="0"/>
-          <w:color w:val="000000"/>
-          <w:sz w:val="24"/>
-        </w:rPr>
-        <w:hyperlink r:id="rId9" w:history="1">
-          <w:r>
-            <w:rPr>
-              <w:rStyle w:val="Hyperlink"/>
-            </w:rPr>
-            <w:t xml:space="preserve"> the </w:t>
-          </w:r>
-        </w:hyperlink>
+        <w:t xml:space="preserve">History) in 1820 and the </w:t>
       </w:r>
       <w:r>
         <w:rPr>
@@ -345,7 +327,7 @@
           <w:sz w:val="24"/>
           <w:u w:val="single"/>
         </w:rPr>
-        <w:hyperlink r:id="rId9" w:history="1">
+        <w:hyperlink r:id="rId10" w:history="1">
           <w:r>
             <w:rPr>
               <w:rStyle w:val="Hyperlink"/>
@@ -374,7 +356,7 @@
           <w:sz w:val="24"/>
           <w:u w:val="single"/>
         </w:rPr>
-        <w:hyperlink r:id="rId9" w:history="1">
+        <w:hyperlink r:id="rId10" w:history="1">
           <w:r>
             <w:rPr>
               <w:rStyle w:val="Hyperlink"/>
@@ -392,7 +374,7 @@
           <w:sz w:val="24"/>
           <w:u w:val="single"/>
         </w:rPr>
-        <w:hyperlink r:id="rId9" w:history="1">
+        <w:hyperlink r:id="rId10" w:history="1">
           <w:r>
             <w:rPr>
               <w:rStyle w:val="Hyperlink"/>
@@ -410,7 +392,7 @@
           <w:sz w:val="24"/>
           <w:u w:val="single"/>
         </w:rPr>
-        <w:hyperlink r:id="rId9" w:history="1">
+        <w:hyperlink r:id="rId10" w:history="1">
           <w:r>
             <w:rPr>
               <w:rStyle w:val="Hyperlink"/>
@@ -475,7 +457,7 @@
           <w:sz w:val="24"/>
           <w:u w:val="single"/>
         </w:rPr>
-        <w:hyperlink r:id="rId10" w:history="1">
+        <w:hyperlink r:id="rId9" w:history="1">
           <w:r>
             <w:rPr>
               <w:rStyle w:val="Hyperlink"/>
@@ -780,6 +762,7 @@
           <w:i w:val="0"/>
           <w:color w:val="0000FF"/>
           <w:sz w:val="24"/>
+          <w:u w:val="single"/>
         </w:rPr>
         <w:t>voor Lan</w:t>
       </w:r>
@@ -821,7 +804,7 @@
           <w:sz w:val="24"/>
           <w:u w:val="single"/>
         </w:rPr>
-        <w:hyperlink r:id="rId11" w:history="1">
+        <w:hyperlink r:id="rId12" w:history="1">
           <w:r>
             <w:rPr>
               <w:rStyle w:val="Hyperlink"/>
@@ -842,7 +825,7 @@
           <w:sz w:val="24"/>
           <w:u w:val="single"/>
         </w:rPr>
-        <w:hyperlink r:id="rId11" w:history="1">
+        <w:hyperlink r:id="rId12" w:history="1">
           <w:r>
             <w:rPr>
               <w:rStyle w:val="Hyperlink"/>
@@ -888,82 +871,7 @@
           <w:color w:val="000000"/>
           <w:sz w:val="24"/>
         </w:rPr>
-        <w:t>R</w:t>
-      </w:r>
-      <w:r>
-        <w:rPr>
-          <w:u w:val="single" w:color="0000ff"/>
-          <w:rFonts w:ascii="Charis SIL Regular" w:hAnsi="Charis SIL Regular" w:eastAsia="Charis SIL Regular"/>
-          <w:b w:val="0"/>
-          <w:i w:val="0"/>
-          <w:color w:val="000000"/>
-          <w:sz w:val="24"/>
-        </w:rPr>
-        <w:hyperlink r:id="rId12" w:history="1">
-          <w:r>
-            <w:rPr>
-              <w:rStyle w:val="Hyperlink"/>
-            </w:rPr>
-            <w:t>otterda</w:t>
-          </w:r>
-        </w:hyperlink>
-      </w:r>
-      <w:r>
-        <w:rPr>
-          <w:rFonts w:ascii="Charis SIL Regular" w:hAnsi="Charis SIL Regular" w:eastAsia="Charis SIL Regular"/>
-          <w:b w:val="0"/>
-          <w:i w:val="0"/>
-          <w:color w:val="000000"/>
-          <w:sz w:val="24"/>
-        </w:rPr>
-        <w:t>m</w:t>
-      </w:r>
-      <w:r>
-        <w:rPr>
-          <w:u w:val="single" w:color="0000ff"/>
-          <w:rFonts w:ascii="Charis SIL Regular" w:hAnsi="Charis SIL Regular" w:eastAsia="Charis SIL Regular"/>
-          <w:b w:val="0"/>
-          <w:i w:val="0"/>
-          <w:color w:val="000000"/>
-          <w:sz w:val="24"/>
-        </w:rPr>
-        <w:hyperlink r:id="rId12" w:history="1">
-          <w:r>
-            <w:rPr>
-              <w:rStyle w:val="Hyperlink"/>
-            </w:rPr>
-            <w:t xml:space="preserve"> in 1</w:t>
-          </w:r>
-        </w:hyperlink>
-      </w:r>
-      <w:r>
-        <w:rPr>
-          <w:u w:val="single" w:color="0000ff"/>
-          <w:rFonts w:ascii="Charis SIL Regular" w:hAnsi="Charis SIL Regular" w:eastAsia="Charis SIL Regular"/>
-          <w:b w:val="0"/>
-          <w:i w:val="0"/>
-          <w:color w:val="000000"/>
-          <w:sz w:val="24"/>
-        </w:rPr>
-        <w:hyperlink r:id="rId12" w:history="1">
-          <w:r>
-            <w:rPr>
-              <w:rStyle w:val="Hyperlink"/>
-            </w:rPr>
-            <w:t xml:space="preserve">885. </w:t>
-          </w:r>
-        </w:hyperlink>
-      </w:r>
-      <w:r>
-        <w:rPr>
-          <w:u w:val="single" w:color="0000ff"/>
-          <w:rFonts w:ascii="Charis SIL Regular" w:hAnsi="Charis SIL Regular" w:eastAsia="Charis SIL Regular"/>
-          <w:b w:val="0"/>
-          <w:i w:val="0"/>
-          <w:color w:val="000000"/>
-          <w:sz w:val="24"/>
-        </w:rPr>
-        <w:t>O</w:t>
+        <w:t>Rotterdam in 1885. O</w:t>
       </w:r>
       <w:r>
         <w:rPr>
@@ -2209,271 +2117,7 @@
           <w:sz w:val="24"/>
           <w:u w:val="single"/>
         </w:rPr>
-        <w:hyperlink r:id="rId19" w:history="1">
-          <w:r>
-            <w:rPr>
-              <w:rStyle w:val="Hyperlink"/>
-            </w:rPr>
-            <w:t>The</w:t>
-          </w:r>
-        </w:hyperlink>
-      </w:r>
-      <w:r>
-        <w:rPr>
-          <w:rFonts w:ascii="Charis SIL Regular" w:hAnsi="Charis SIL Regular" w:eastAsia="Charis SIL Regular"/>
-          <w:b w:val="0"/>
-          <w:i w:val="0"/>
-          <w:color w:val="0000FF"/>
-          <w:sz w:val="24"/>
-          <w:u w:val="single"/>
-        </w:rPr>
-        <w:t xml:space="preserve"> </w:t>
-      </w:r>
-      <w:r>
-        <w:rPr>
-          <w:rFonts w:ascii="Charis SIL Regular" w:hAnsi="Charis SIL Regular" w:eastAsia="Charis SIL Regular"/>
-          <w:b w:val="0"/>
-          <w:i w:val="0"/>
-          <w:color w:val="0000FF"/>
-          <w:sz w:val="24"/>
-          <w:u w:val="single"/>
-        </w:rPr>
-        <w:hyperlink r:id="rId19" w:history="1">
-          <w:r>
-            <w:rPr>
-              <w:rStyle w:val="Hyperlink"/>
-            </w:rPr>
-            <w:t>t</w:t>
-          </w:r>
-        </w:hyperlink>
-      </w:r>
-      <w:r>
-        <w:rPr>
-          <w:rFonts w:ascii="Charis SIL Regular" w:hAnsi="Charis SIL Regular" w:eastAsia="Charis SIL Regular"/>
-          <w:b w:val="0"/>
-          <w:i w:val="0"/>
-          <w:color w:val="0000FF"/>
-          <w:sz w:val="24"/>
-          <w:u w:val="single"/>
-        </w:rPr>
-        <w:hyperlink r:id="rId19" w:history="1">
-          <w:r>
-            <w:rPr>
-              <w:rStyle w:val="Hyperlink"/>
-            </w:rPr>
-            <w:t>rade</w:t>
-          </w:r>
-        </w:hyperlink>
-      </w:r>
-      <w:r>
-        <w:rPr>
-          <w:rFonts w:ascii="Charis SIL Regular" w:hAnsi="Charis SIL Regular" w:eastAsia="Charis SIL Regular"/>
-          <w:b w:val="0"/>
-          <w:i w:val="0"/>
-          <w:color w:val="0000FF"/>
-          <w:sz w:val="24"/>
-          <w:u w:val="single"/>
-        </w:rPr>
-        <w:t xml:space="preserve"> </w:t>
-      </w:r>
-      <w:r>
-        <w:rPr>
-          <w:rFonts w:ascii="Charis SIL Regular" w:hAnsi="Charis SIL Regular" w:eastAsia="Charis SIL Regular"/>
-          <w:b w:val="0"/>
-          <w:i w:val="0"/>
-          <w:color w:val="0000FF"/>
-          <w:sz w:val="24"/>
-          <w:u w:val="single"/>
-        </w:rPr>
-        <w:hyperlink r:id="rId19" w:history="1">
-          <w:r>
-            <w:rPr>
-              <w:rStyle w:val="Hyperlink"/>
-            </w:rPr>
-            <w:t>in</w:t>
-          </w:r>
-        </w:hyperlink>
-      </w:r>
-      <w:r>
-        <w:rPr>
-          <w:rFonts w:ascii="Charis SIL Regular" w:hAnsi="Charis SIL Regular" w:eastAsia="Charis SIL Regular"/>
-          <w:b w:val="0"/>
-          <w:i w:val="0"/>
-          <w:color w:val="0000FF"/>
-          <w:sz w:val="24"/>
-          <w:u w:val="single"/>
-        </w:rPr>
-        <w:t xml:space="preserve"> </w:t>
-      </w:r>
-      <w:r>
-        <w:rPr>
-          <w:rFonts w:ascii="Charis SIL Regular" w:hAnsi="Charis SIL Regular" w:eastAsia="Charis SIL Regular"/>
-          <w:b w:val="0"/>
-          <w:i w:val="0"/>
-          <w:color w:val="0000FF"/>
-          <w:sz w:val="24"/>
-          <w:u w:val="single"/>
-        </w:rPr>
-        <w:hyperlink r:id="rId19" w:history="1">
-          <w:r>
-            <w:rPr>
-              <w:rStyle w:val="Hyperlink"/>
-            </w:rPr>
-            <w:t>o</w:t>
-          </w:r>
-        </w:hyperlink>
-      </w:r>
-      <w:r>
-        <w:rPr>
-          <w:rFonts w:ascii="Charis SIL Regular" w:hAnsi="Charis SIL Regular" w:eastAsia="Charis SIL Regular"/>
-          <w:b w:val="0"/>
-          <w:i w:val="0"/>
-          <w:color w:val="0000FF"/>
-          <w:sz w:val="24"/>
-          <w:u w:val="single"/>
-        </w:rPr>
-        <w:hyperlink r:id="rId19" w:history="1">
-          <w:r>
-            <w:rPr>
-              <w:rStyle w:val="Hyperlink"/>
-            </w:rPr>
-            <w:t>bj</w:t>
-          </w:r>
-        </w:hyperlink>
-      </w:r>
-      <w:r>
-        <w:rPr>
-          <w:rFonts w:ascii="Charis SIL Regular" w:hAnsi="Charis SIL Regular" w:eastAsia="Charis SIL Regular"/>
-          <w:b w:val="0"/>
-          <w:i w:val="0"/>
-          <w:color w:val="0000FF"/>
-          <w:sz w:val="24"/>
-          <w:u w:val="single"/>
-        </w:rPr>
-        <w:hyperlink r:id="rId19" w:history="1">
-          <w:r>
-            <w:rPr>
-              <w:rStyle w:val="Hyperlink"/>
-            </w:rPr>
-            <w:t>e</w:t>
-          </w:r>
-        </w:hyperlink>
-      </w:r>
-      <w:r>
-        <w:rPr>
-          <w:rFonts w:ascii="Charis SIL Regular" w:hAnsi="Charis SIL Regular" w:eastAsia="Charis SIL Regular"/>
-          <w:b w:val="0"/>
-          <w:i w:val="0"/>
-          <w:color w:val="0000FF"/>
-          <w:sz w:val="24"/>
-          <w:u w:val="single"/>
-        </w:rPr>
-        <w:hyperlink r:id="rId19" w:history="1">
-          <w:r>
-            <w:rPr>
-              <w:rStyle w:val="Hyperlink"/>
-            </w:rPr>
-            <w:t>cts</w:t>
-          </w:r>
-        </w:hyperlink>
-      </w:r>
-      <w:r>
-        <w:rPr>
-          <w:rFonts w:ascii="Charis SIL Regular" w:hAnsi="Charis SIL Regular" w:eastAsia="Charis SIL Regular"/>
-          <w:b w:val="0"/>
-          <w:i w:val="0"/>
-          <w:color w:val="0000FF"/>
-          <w:sz w:val="24"/>
-          <w:u w:val="single"/>
-        </w:rPr>
-        <w:t xml:space="preserve"> </w:t>
-      </w:r>
-      <w:r>
-        <w:rPr>
-          <w:rFonts w:ascii="Charis SIL Regular" w:hAnsi="Charis SIL Regular" w:eastAsia="Charis SIL Regular"/>
-          <w:b w:val="0"/>
-          <w:i w:val="0"/>
-          <w:color w:val="0000FF"/>
-          <w:sz w:val="24"/>
-          <w:u w:val="single"/>
-        </w:rPr>
-        <w:hyperlink r:id="rId19" w:history="1">
-          <w:r>
-            <w:rPr>
-              <w:rStyle w:val="Hyperlink"/>
-            </w:rPr>
-            <w:t>form</w:t>
-          </w:r>
-        </w:hyperlink>
-      </w:r>
-      <w:r>
-        <w:rPr>
-          <w:rFonts w:ascii="Charis SIL Regular" w:hAnsi="Charis SIL Regular" w:eastAsia="Charis SIL Regular"/>
-          <w:b w:val="0"/>
-          <w:i w:val="0"/>
-          <w:color w:val="0000FF"/>
-          <w:sz w:val="24"/>
-          <w:u w:val="single"/>
-        </w:rPr>
-        <w:t xml:space="preserve"> </w:t>
-      </w:r>
-      <w:r>
-        <w:rPr>
-          <w:rFonts w:ascii="Charis SIL Regular" w:hAnsi="Charis SIL Regular" w:eastAsia="Charis SIL Regular"/>
-          <w:b w:val="0"/>
-          <w:i w:val="0"/>
-          <w:color w:val="0000FF"/>
-          <w:sz w:val="24"/>
-          <w:u w:val="single"/>
-        </w:rPr>
-        <w:hyperlink r:id="rId19" w:history="1">
-          <w:r>
-            <w:rPr>
-              <w:rStyle w:val="Hyperlink"/>
-            </w:rPr>
-            <w:t>a</w:t>
-          </w:r>
-        </w:hyperlink>
-      </w:r>
-      <w:r>
-        <w:rPr>
-          <w:rFonts w:ascii="Charis SIL Regular" w:hAnsi="Charis SIL Regular" w:eastAsia="Charis SIL Regular"/>
-          <w:b w:val="0"/>
-          <w:i w:val="0"/>
-          <w:color w:val="0000FF"/>
-          <w:sz w:val="24"/>
-          <w:u w:val="single"/>
-        </w:rPr>
-        <w:t xml:space="preserve"> </w:t>
-      </w:r>
-      <w:r>
-        <w:rPr>
-          <w:rFonts w:ascii="Charis SIL Regular" w:hAnsi="Charis SIL Regular" w:eastAsia="Charis SIL Regular"/>
-          <w:b w:val="0"/>
-          <w:i w:val="0"/>
-          <w:color w:val="0000FF"/>
-          <w:sz w:val="24"/>
-          <w:u w:val="single"/>
-        </w:rPr>
-        <w:hyperlink r:id="rId19" w:history="1">
-          <w:r>
-            <w:rPr>
-              <w:rStyle w:val="Hyperlink"/>
-            </w:rPr>
-            <w:t>colonial</w:t>
-          </w:r>
-        </w:hyperlink>
-      </w:r>
-      <w:r>
-        <w:rPr>
-          <w:rFonts w:ascii="Charis SIL Regular" w:hAnsi="Charis SIL Regular" w:eastAsia="Charis SIL Regular"/>
-          <w:b w:val="0"/>
-          <w:i w:val="0"/>
-          <w:color w:val="0000FF"/>
-          <w:sz w:val="24"/>
-          <w:u w:val="single"/>
-        </w:rPr>
-        <w:t xml:space="preserve"> </w:t>
+        <w:t xml:space="preserve">The trade in objects form a colonial </w:t>
       </w:r>
       <w:r>
         <w:rPr>
@@ -2512,14 +2156,7 @@
           <w:sz w:val="24"/>
           <w:u w:val="single"/>
         </w:rPr>
-        <w:hyperlink r:id="rId20" w:history="1">
-          <w:r>
-            <w:rPr>
-              <w:rStyle w:val="Hyperlink"/>
-            </w:rPr>
-            <w:t>Arm</w:t>
-          </w:r>
-        </w:hyperlink>
+        <w:t>Arm</w:t>
       </w:r>
       <w:r>
         <w:rPr>
@@ -2653,7 +2290,7 @@
           <w:sz w:val="24"/>
           <w:u w:val="single"/>
         </w:rPr>
-        <w:hyperlink r:id="rId20" w:history="1">
+        <w:hyperlink r:id="rId21" w:history="1">
           <w:r>
             <w:rPr>
               <w:rStyle w:val="Hyperlink"/>
@@ -2700,7 +2337,7 @@
           <w:sz w:val="24"/>
           <w:u w:val="single"/>
         </w:rPr>
-        <w:hyperlink r:id="rId20" w:history="1">
+        <w:hyperlink r:id="rId21" w:history="1">
           <w:r>
             <w:rPr>
               <w:rStyle w:val="Hyperlink"/>
@@ -2718,7 +2355,7 @@
           <w:sz w:val="24"/>
           <w:u w:val="single"/>
         </w:rPr>
-        <w:hyperlink r:id="rId20" w:history="1">
+        <w:hyperlink r:id="rId21" w:history="1">
           <w:r>
             <w:rPr>
               <w:rStyle w:val="Hyperlink"/>
@@ -2838,6 +2475,45 @@
           <w:i w:val="0"/>
           <w:color w:val="0000FF"/>
           <w:sz w:val="24"/>
+        </w:rPr>
+        <w:t>Scientific</w:t>
+      </w:r>
+      <w:r>
+        <w:rPr>
+          <w:rFonts w:ascii="Charis SIL Regular" w:hAnsi="Charis SIL Regular" w:eastAsia="Charis SIL Regular"/>
+          <w:b w:val="0"/>
+          <w:i w:val="0"/>
+          <w:color w:val="0000FF"/>
+          <w:sz w:val="24"/>
+          <w:u w:val="single"/>
+        </w:rPr>
+        <w:t xml:space="preserve"> </w:t>
+      </w:r>
+      <w:r>
+        <w:rPr>
+          <w:rFonts w:ascii="Charis SIL Regular" w:hAnsi="Charis SIL Regular" w:eastAsia="Charis SIL Regular"/>
+          <w:b w:val="0"/>
+          <w:i w:val="0"/>
+          <w:color w:val="0000FF"/>
+          <w:sz w:val="24"/>
+          <w:u w:val="single"/>
+        </w:rPr>
+        <w:hyperlink r:id="rId22" w:history="1">
+          <w:r>
+            <w:rPr>
+              <w:rStyle w:val="Hyperlink"/>
+            </w:rPr>
+            <w:t>rese</w:t>
+          </w:r>
+        </w:hyperlink>
+      </w:r>
+      <w:r>
+        <w:rPr>
+          <w:rFonts w:ascii="Charis SIL Regular" w:hAnsi="Charis SIL Regular" w:eastAsia="Charis SIL Regular"/>
+          <w:b w:val="0"/>
+          <w:i w:val="0"/>
+          <w:color w:val="0000FF"/>
+          <w:sz w:val="24"/>
           <w:u w:val="single"/>
         </w:rPr>
         <w:hyperlink r:id="rId21" w:history="1">
@@ -2845,7 +2521,101 @@
             <w:rPr>
               <w:rStyle w:val="Hyperlink"/>
             </w:rPr>
-            <w:t>Scie</w:t>
+            <w:t>a</w:t>
+          </w:r>
+        </w:hyperlink>
+      </w:r>
+      <w:r>
+        <w:rPr>
+          <w:rFonts w:ascii="Charis SIL Regular" w:hAnsi="Charis SIL Regular" w:eastAsia="Charis SIL Regular"/>
+          <w:b w:val="0"/>
+          <w:i w:val="0"/>
+          <w:color w:val="0000FF"/>
+          <w:sz w:val="24"/>
+          <w:u w:val="single"/>
+        </w:rPr>
+        <w:hyperlink r:id="rId22" w:history="1">
+          <w:r>
+            <w:rPr>
+              <w:rStyle w:val="Hyperlink"/>
+            </w:rPr>
+            <w:t>rch</w:t>
+          </w:r>
+        </w:hyperlink>
+      </w:r>
+      <w:r>
+        <w:rPr>
+          <w:rFonts w:ascii="Charis SIL Regular" w:hAnsi="Charis SIL Regular" w:eastAsia="Charis SIL Regular"/>
+          <w:b w:val="0"/>
+          <w:i w:val="0"/>
+          <w:color w:val="0000FF"/>
+          <w:sz w:val="24"/>
+          <w:u w:val="single"/>
+        </w:rPr>
+        <w:t xml:space="preserve"> </w:t>
+      </w:r>
+      <w:r>
+        <w:rPr>
+          <w:rFonts w:ascii="Charis SIL Regular" w:hAnsi="Charis SIL Regular" w:eastAsia="Charis SIL Regular"/>
+          <w:b w:val="0"/>
+          <w:i w:val="0"/>
+          <w:color w:val="0000FF"/>
+          <w:sz w:val="24"/>
+          <w:u w:val="single"/>
+        </w:rPr>
+        <w:hyperlink r:id="rId21" w:history="1">
+          <w:r>
+            <w:rPr>
+              <w:rStyle w:val="Hyperlink"/>
+            </w:rPr>
+            <w:t>in</w:t>
+          </w:r>
+        </w:hyperlink>
+      </w:r>
+      <w:r>
+        <w:rPr>
+          <w:rFonts w:ascii="Charis SIL Regular" w:hAnsi="Charis SIL Regular" w:eastAsia="Charis SIL Regular"/>
+          <w:b w:val="0"/>
+          <w:i w:val="0"/>
+          <w:color w:val="0000FF"/>
+          <w:sz w:val="24"/>
+          <w:u w:val="single"/>
+        </w:rPr>
+        <w:t xml:space="preserve"> </w:t>
+      </w:r>
+      <w:r>
+        <w:rPr>
+          <w:rFonts w:ascii="Charis SIL Regular" w:hAnsi="Charis SIL Regular" w:eastAsia="Charis SIL Regular"/>
+          <w:b w:val="0"/>
+          <w:i w:val="0"/>
+          <w:color w:val="0000FF"/>
+          <w:sz w:val="24"/>
+          <w:u w:val="single"/>
+        </w:rPr>
+        <w:hyperlink r:id="rId21" w:history="1">
+          <w:r>
+            <w:rPr>
+              <w:rStyle w:val="Hyperlink"/>
+            </w:rPr>
+            <w:t>col</w:t>
+          </w:r>
+        </w:hyperlink>
+      </w:r>
+      <w:r>
+        <w:rPr>
+          <w:rFonts w:ascii="Charis SIL Regular" w:hAnsi="Charis SIL Regular" w:eastAsia="Charis SIL Regular"/>
+          <w:b w:val="0"/>
+          <w:i w:val="0"/>
+          <w:color w:val="0000FF"/>
+          <w:sz w:val="24"/>
+          <w:u w:val="single"/>
+        </w:rPr>
+        <w:hyperlink r:id="rId21" w:history="1">
+          <w:r>
+            <w:rPr>
+              <w:rStyle w:val="Hyperlink"/>
+            </w:rPr>
+            <w:t>o</w:t>
           </w:r>
         </w:hyperlink>
       </w:r>
@@ -2881,7 +2651,7 @@
             <w:rPr>
               <w:rStyle w:val="Hyperlink"/>
             </w:rPr>
-            <w:t>tif</w:t>
+            <w:t>i</w:t>
           </w:r>
         </w:hyperlink>
       </w:r>
@@ -2899,20 +2669,9 @@
             <w:rPr>
               <w:rStyle w:val="Hyperlink"/>
             </w:rPr>
-            <w:t>i</w:t>
+            <w:t>sed</w:t>
           </w:r>
         </w:hyperlink>
-      </w:r>
-      <w:r>
-        <w:rPr>
-          <w:rFonts w:ascii="Charis SIL Regular" w:hAnsi="Charis SIL Regular" w:eastAsia="Charis SIL Regular"/>
-          <w:b w:val="0"/>
-          <w:i w:val="0"/>
-          <w:color w:val="0000FF"/>
-          <w:sz w:val="24"/>
-          <w:u w:val="single"/>
-        </w:rPr>
-        <w:t>c</w:t>
       </w:r>
       <w:r>
         <w:rPr>
@@ -2939,101 +2698,7 @@
             <w:rPr>
               <w:rStyle w:val="Hyperlink"/>
             </w:rPr>
-            <w:t>rese</w:t>
-          </w:r>
-        </w:hyperlink>
-      </w:r>
-      <w:r>
-        <w:rPr>
-          <w:rFonts w:ascii="Charis SIL Regular" w:hAnsi="Charis SIL Regular" w:eastAsia="Charis SIL Regular"/>
-          <w:b w:val="0"/>
-          <w:i w:val="0"/>
-          <w:color w:val="0000FF"/>
-          <w:sz w:val="24"/>
-          <w:u w:val="single"/>
-        </w:rPr>
-        <w:hyperlink r:id="rId21" w:history="1">
-          <w:r>
-            <w:rPr>
-              <w:rStyle w:val="Hyperlink"/>
-            </w:rPr>
-            <w:t>a</w:t>
-          </w:r>
-        </w:hyperlink>
-      </w:r>
-      <w:r>
-        <w:rPr>
-          <w:rFonts w:ascii="Charis SIL Regular" w:hAnsi="Charis SIL Regular" w:eastAsia="Charis SIL Regular"/>
-          <w:b w:val="0"/>
-          <w:i w:val="0"/>
-          <w:color w:val="0000FF"/>
-          <w:sz w:val="24"/>
-          <w:u w:val="single"/>
-        </w:rPr>
-        <w:hyperlink r:id="rId21" w:history="1">
-          <w:r>
-            <w:rPr>
-              <w:rStyle w:val="Hyperlink"/>
-            </w:rPr>
-            <w:t>rch</w:t>
-          </w:r>
-        </w:hyperlink>
-      </w:r>
-      <w:r>
-        <w:rPr>
-          <w:rFonts w:ascii="Charis SIL Regular" w:hAnsi="Charis SIL Regular" w:eastAsia="Charis SIL Regular"/>
-          <w:b w:val="0"/>
-          <w:i w:val="0"/>
-          <w:color w:val="0000FF"/>
-          <w:sz w:val="24"/>
-          <w:u w:val="single"/>
-        </w:rPr>
-        <w:t xml:space="preserve"> </w:t>
-      </w:r>
-      <w:r>
-        <w:rPr>
-          <w:rFonts w:ascii="Charis SIL Regular" w:hAnsi="Charis SIL Regular" w:eastAsia="Charis SIL Regular"/>
-          <w:b w:val="0"/>
-          <w:i w:val="0"/>
-          <w:color w:val="0000FF"/>
-          <w:sz w:val="24"/>
-          <w:u w:val="single"/>
-        </w:rPr>
-        <w:hyperlink r:id="rId21" w:history="1">
-          <w:r>
-            <w:rPr>
-              <w:rStyle w:val="Hyperlink"/>
-            </w:rPr>
-            <w:t>in</w:t>
-          </w:r>
-        </w:hyperlink>
-      </w:r>
-      <w:r>
-        <w:rPr>
-          <w:rFonts w:ascii="Charis SIL Regular" w:hAnsi="Charis SIL Regular" w:eastAsia="Charis SIL Regular"/>
-          <w:b w:val="0"/>
-          <w:i w:val="0"/>
-          <w:color w:val="0000FF"/>
-          <w:sz w:val="24"/>
-          <w:u w:val="single"/>
-        </w:rPr>
-        <w:t xml:space="preserve"> </w:t>
-      </w:r>
-      <w:r>
-        <w:rPr>
-          <w:rFonts w:ascii="Charis SIL Regular" w:hAnsi="Charis SIL Regular" w:eastAsia="Charis SIL Regular"/>
-          <w:b w:val="0"/>
-          <w:i w:val="0"/>
-          <w:color w:val="0000FF"/>
-          <w:sz w:val="24"/>
-          <w:u w:val="single"/>
-        </w:rPr>
-        <w:hyperlink r:id="rId21" w:history="1">
-          <w:r>
-            <w:rPr>
-              <w:rStyle w:val="Hyperlink"/>
-            </w:rPr>
-            <w:t>col</w:t>
+            <w:t>territ</w:t>
           </w:r>
         </w:hyperlink>
       </w:r>
@@ -3069,66 +2734,22 @@
             <w:rPr>
               <w:rStyle w:val="Hyperlink"/>
             </w:rPr>
-            <w:t>n</w:t>
+            <w:t>ries</w:t>
           </w:r>
         </w:hyperlink>
+      </w:r>
+      <w:r>
+        <w:br/>
       </w:r>
       <w:r>
         <w:rPr>
           <w:rFonts w:ascii="Charis SIL Regular" w:hAnsi="Charis SIL Regular" w:eastAsia="Charis SIL Regular"/>
           <w:b w:val="0"/>
           <w:i w:val="0"/>
-          <w:color w:val="0000FF"/>
-          <w:sz w:val="24"/>
-          <w:u w:val="single"/>
-        </w:rPr>
-        <w:hyperlink r:id="rId21" w:history="1">
-          <w:r>
-            <w:rPr>
-              <w:rStyle w:val="Hyperlink"/>
-            </w:rPr>
-            <w:t>i</w:t>
-          </w:r>
-        </w:hyperlink>
-      </w:r>
-      <w:r>
-        <w:rPr>
-          <w:rFonts w:ascii="Charis SIL Regular" w:hAnsi="Charis SIL Regular" w:eastAsia="Charis SIL Regular"/>
-          <w:b w:val="0"/>
-          <w:i w:val="0"/>
-          <w:color w:val="0000FF"/>
-          <w:sz w:val="24"/>
-          <w:u w:val="single"/>
-        </w:rPr>
-        <w:hyperlink r:id="rId21" w:history="1">
-          <w:r>
-            <w:rPr>
-              <w:rStyle w:val="Hyperlink"/>
-            </w:rPr>
-            <w:t>se</w:t>
-          </w:r>
-        </w:hyperlink>
-      </w:r>
-      <w:r>
-        <w:rPr>
-          <w:rFonts w:ascii="Charis SIL Regular" w:hAnsi="Charis SIL Regular" w:eastAsia="Charis SIL Regular"/>
-          <w:b w:val="0"/>
-          <w:i w:val="0"/>
-          <w:color w:val="0000FF"/>
-          <w:sz w:val="24"/>
-          <w:u w:val="single"/>
-        </w:rPr>
-        <w:t>d</w:t>
-      </w:r>
-      <w:r>
-        <w:rPr>
-          <w:rFonts w:ascii="Charis SIL Regular" w:hAnsi="Charis SIL Regular" w:eastAsia="Charis SIL Regular"/>
-          <w:b w:val="0"/>
-          <w:i w:val="0"/>
-          <w:color w:val="0000FF"/>
+          <w:color w:val="000000"/>
           <w:sz w:val="24"/>
         </w:rPr>
-        <w:t xml:space="preserve"> </w:t>
+        <w:t xml:space="preserve">•  </w:t>
       </w:r>
       <w:r>
         <w:rPr>
@@ -3144,9 +2765,20 @@
             <w:rPr>
               <w:rStyle w:val="Hyperlink"/>
             </w:rPr>
-            <w:t>territ</w:t>
+            <w:t>Christian</w:t>
           </w:r>
         </w:hyperlink>
+      </w:r>
+      <w:r>
+        <w:rPr>
+          <w:rFonts w:ascii="Charis SIL Regular" w:hAnsi="Charis SIL Regular" w:eastAsia="Charis SIL Regular"/>
+          <w:b w:val="0"/>
+          <w:i w:val="0"/>
+          <w:color w:val="0000FF"/>
+          <w:sz w:val="24"/>
+          <w:u w:val="single"/>
+        </w:rPr>
+        <w:t xml:space="preserve"> </w:t>
       </w:r>
       <w:r>
         <w:rPr>
@@ -3162,7 +2794,7 @@
             <w:rPr>
               <w:rStyle w:val="Hyperlink"/>
             </w:rPr>
-            <w:t>o</w:t>
+            <w:t>missiona</w:t>
           </w:r>
         </w:hyperlink>
       </w:r>
@@ -3176,84 +2808,6 @@
           <w:u w:val="single"/>
         </w:rPr>
         <w:hyperlink r:id="rId22" w:history="1">
-          <w:r>
-            <w:rPr>
-              <w:rStyle w:val="Hyperlink"/>
-            </w:rPr>
-            <w:t>ries</w:t>
-          </w:r>
-        </w:hyperlink>
-      </w:r>
-      <w:r>
-        <w:br/>
-      </w:r>
-      <w:r>
-        <w:rPr>
-          <w:rFonts w:ascii="Charis SIL Regular" w:hAnsi="Charis SIL Regular" w:eastAsia="Charis SIL Regular"/>
-          <w:b w:val="0"/>
-          <w:i w:val="0"/>
-          <w:color w:val="000000"/>
-          <w:sz w:val="24"/>
-        </w:rPr>
-        <w:t xml:space="preserve">•  </w:t>
-      </w:r>
-      <w:r>
-        <w:rPr>
-          <w:rFonts w:ascii="Charis SIL Regular" w:hAnsi="Charis SIL Regular" w:eastAsia="Charis SIL Regular"/>
-          <w:b w:val="0"/>
-          <w:i w:val="0"/>
-          <w:color w:val="0000FF"/>
-          <w:sz w:val="24"/>
-          <w:u w:val="single"/>
-        </w:rPr>
-        <w:hyperlink r:id="rId23" w:history="1">
-          <w:r>
-            <w:rPr>
-              <w:rStyle w:val="Hyperlink"/>
-            </w:rPr>
-            <w:t>Christian</w:t>
-          </w:r>
-        </w:hyperlink>
-      </w:r>
-      <w:r>
-        <w:rPr>
-          <w:rFonts w:ascii="Charis SIL Regular" w:hAnsi="Charis SIL Regular" w:eastAsia="Charis SIL Regular"/>
-          <w:b w:val="0"/>
-          <w:i w:val="0"/>
-          <w:color w:val="0000FF"/>
-          <w:sz w:val="24"/>
-          <w:u w:val="single"/>
-        </w:rPr>
-        <w:t xml:space="preserve"> </w:t>
-      </w:r>
-      <w:r>
-        <w:rPr>
-          <w:rFonts w:ascii="Charis SIL Regular" w:hAnsi="Charis SIL Regular" w:eastAsia="Charis SIL Regular"/>
-          <w:b w:val="0"/>
-          <w:i w:val="0"/>
-          <w:color w:val="0000FF"/>
-          <w:sz w:val="24"/>
-          <w:u w:val="single"/>
-        </w:rPr>
-        <w:hyperlink r:id="rId23" w:history="1">
-          <w:r>
-            <w:rPr>
-              <w:rStyle w:val="Hyperlink"/>
-            </w:rPr>
-            <w:t>missiona</w:t>
-          </w:r>
-        </w:hyperlink>
-      </w:r>
-      <w:r>
-        <w:rPr>
-          <w:rFonts w:ascii="Charis SIL Regular" w:hAnsi="Charis SIL Regular" w:eastAsia="Charis SIL Regular"/>
-          <w:b w:val="0"/>
-          <w:i w:val="0"/>
-          <w:color w:val="0000FF"/>
-          <w:sz w:val="24"/>
-          <w:u w:val="single"/>
-        </w:rPr>
-        <w:hyperlink r:id="rId23" w:history="1">
           <w:r>
             <w:rPr>
               <w:rStyle w:val="Hyperlink"/>
@@ -3347,12 +2901,30 @@
           <w:sz w:val="24"/>
           <w:u w:val="single"/>
         </w:rPr>
-        <w:hyperlink r:id="rId23" w:history="1">
+        <w:hyperlink r:id="rId22" w:history="1">
           <w:r>
             <w:rPr>
               <w:rStyle w:val="Hyperlink"/>
             </w:rPr>
             <w:t>colon</w:t>
+          </w:r>
+        </w:hyperlink>
+      </w:r>
+      <w:r>
+        <w:rPr>
+          <w:rFonts w:ascii="Charis SIL Regular" w:hAnsi="Charis SIL Regular" w:eastAsia="Charis SIL Regular"/>
+          <w:b w:val="0"/>
+          <w:i w:val="0"/>
+          <w:color w:val="0000FF"/>
+          <w:sz w:val="24"/>
+          <w:u w:val="single"/>
+        </w:rPr>
+        <w:hyperlink r:id="rId22" w:history="1">
+          <w:r>
+            <w:rPr>
+              <w:rStyle w:val="Hyperlink"/>
+            </w:rPr>
+            <w:t>i</w:t>
           </w:r>
         </w:hyperlink>
       </w:r>
@@ -3370,24 +2942,6 @@
             <w:rPr>
               <w:rStyle w:val="Hyperlink"/>
             </w:rPr>
-            <w:t>i</w:t>
-          </w:r>
-        </w:hyperlink>
-      </w:r>
-      <w:r>
-        <w:rPr>
-          <w:rFonts w:ascii="Charis SIL Regular" w:hAnsi="Charis SIL Regular" w:eastAsia="Charis SIL Regular"/>
-          <w:b w:val="0"/>
-          <w:i w:val="0"/>
-          <w:color w:val="0000FF"/>
-          <w:sz w:val="24"/>
-          <w:u w:val="single"/>
-        </w:rPr>
-        <w:hyperlink r:id="rId22" w:history="1">
-          <w:r>
-            <w:rPr>
-              <w:rStyle w:val="Hyperlink"/>
-            </w:rPr>
             <w:t>sed</w:t>
           </w:r>
         </w:hyperlink>
@@ -3412,7 +2966,7 @@
           <w:sz w:val="24"/>
           <w:u w:val="single"/>
         </w:rPr>
-        <w:hyperlink r:id="rId22" w:history="1">
+        <w:hyperlink r:id="rId23" w:history="1">
           <w:r>
             <w:rPr>
               <w:rStyle w:val="Hyperlink"/>

--- a/EXPORTS/DOCX/published/niveau2/English/Museum.docx
+++ b/EXPORTS/DOCX/published/niveau2/English/Museum.docx
@@ -316,7 +316,25 @@
           <w:color w:val="000000"/>
           <w:sz w:val="24"/>
         </w:rPr>
-        <w:t xml:space="preserve">History) in 1820 and the </w:t>
+        <w:t>History) in 1820 and</w:t>
+      </w:r>
+      <w:r>
+        <w:rPr>
+          <w:u w:val="single" w:color="0000ff"/>
+          <w:rFonts w:ascii="Charis SIL Regular" w:hAnsi="Charis SIL Regular" w:eastAsia="Charis SIL Regular"/>
+          <w:b w:val="0"/>
+          <w:i w:val="0"/>
+          <w:color w:val="000000"/>
+          <w:sz w:val="24"/>
+        </w:rPr>
+        <w:hyperlink r:id="rId9" w:history="1">
+          <w:r>
+            <w:rPr>
+              <w:rStyle w:val="Hyperlink"/>
+            </w:rPr>
+            <w:t xml:space="preserve"> the </w:t>
+          </w:r>
+        </w:hyperlink>
       </w:r>
       <w:r>
         <w:rPr>
@@ -327,7 +345,7 @@
           <w:sz w:val="24"/>
           <w:u w:val="single"/>
         </w:rPr>
-        <w:hyperlink r:id="rId10" w:history="1">
+        <w:hyperlink r:id="rId9" w:history="1">
           <w:r>
             <w:rPr>
               <w:rStyle w:val="Hyperlink"/>
@@ -356,7 +374,7 @@
           <w:sz w:val="24"/>
           <w:u w:val="single"/>
         </w:rPr>
-        <w:hyperlink r:id="rId10" w:history="1">
+        <w:hyperlink r:id="rId9" w:history="1">
           <w:r>
             <w:rPr>
               <w:rStyle w:val="Hyperlink"/>
@@ -374,7 +392,7 @@
           <w:sz w:val="24"/>
           <w:u w:val="single"/>
         </w:rPr>
-        <w:hyperlink r:id="rId10" w:history="1">
+        <w:hyperlink r:id="rId9" w:history="1">
           <w:r>
             <w:rPr>
               <w:rStyle w:val="Hyperlink"/>
@@ -392,7 +410,7 @@
           <w:sz w:val="24"/>
           <w:u w:val="single"/>
         </w:rPr>
-        <w:hyperlink r:id="rId10" w:history="1">
+        <w:hyperlink r:id="rId9" w:history="1">
           <w:r>
             <w:rPr>
               <w:rStyle w:val="Hyperlink"/>
@@ -421,7 +439,7 @@
           <w:sz w:val="24"/>
           <w:u w:val="single"/>
         </w:rPr>
-        <w:hyperlink r:id="rId10" w:history="1">
+        <w:hyperlink r:id="rId9" w:history="1">
           <w:r>
             <w:rPr>
               <w:rStyle w:val="Hyperlink"/>
@@ -439,7 +457,7 @@
           <w:sz w:val="24"/>
           <w:u w:val="single"/>
         </w:rPr>
-        <w:hyperlink r:id="rId10" w:history="1">
+        <w:hyperlink r:id="rId9" w:history="1">
           <w:r>
             <w:rPr>
               <w:rStyle w:val="Hyperlink"/>
@@ -764,7 +782,24 @@
           <w:sz w:val="24"/>
           <w:u w:val="single"/>
         </w:rPr>
-        <w:t>voor Lan</w:t>
+        <w:hyperlink r:id="rId12" w:history="1">
+          <w:r>
+            <w:rPr>
+              <w:rStyle w:val="Hyperlink"/>
+            </w:rPr>
+            <w:t>voor</w:t>
+          </w:r>
+        </w:hyperlink>
+      </w:r>
+      <w:r>
+        <w:rPr>
+          <w:rFonts w:ascii="Charis SIL Regular" w:hAnsi="Charis SIL Regular" w:eastAsia="Charis SIL Regular"/>
+          <w:b w:val="0"/>
+          <w:i w:val="0"/>
+          <w:color w:val="0000FF"/>
+          <w:sz w:val="24"/>
+        </w:rPr>
+        <w:t xml:space="preserve"> Lan</w:t>
       </w:r>
       <w:r>
         <w:rPr>
@@ -804,7 +839,7 @@
           <w:sz w:val="24"/>
           <w:u w:val="single"/>
         </w:rPr>
-        <w:hyperlink r:id="rId12" w:history="1">
+        <w:hyperlink r:id="rId11" w:history="1">
           <w:r>
             <w:rPr>
               <w:rStyle w:val="Hyperlink"/>
@@ -825,7 +860,7 @@
           <w:sz w:val="24"/>
           <w:u w:val="single"/>
         </w:rPr>
-        <w:hyperlink r:id="rId12" w:history="1">
+        <w:hyperlink r:id="rId11" w:history="1">
           <w:r>
             <w:rPr>
               <w:rStyle w:val="Hyperlink"/>
@@ -871,7 +906,81 @@
           <w:color w:val="000000"/>
           <w:sz w:val="24"/>
         </w:rPr>
-        <w:t>Rotterdam in 1885. O</w:t>
+        <w:t>R</w:t>
+      </w:r>
+      <w:r>
+        <w:rPr>
+          <w:u w:val="single" w:color="0000ff"/>
+          <w:rFonts w:ascii="Charis SIL Regular" w:hAnsi="Charis SIL Regular" w:eastAsia="Charis SIL Regular"/>
+          <w:b w:val="0"/>
+          <w:i w:val="0"/>
+          <w:color w:val="000000"/>
+          <w:sz w:val="24"/>
+        </w:rPr>
+        <w:hyperlink r:id="rId12" w:history="1">
+          <w:r>
+            <w:rPr>
+              <w:rStyle w:val="Hyperlink"/>
+            </w:rPr>
+            <w:t>otterda</w:t>
+          </w:r>
+        </w:hyperlink>
+      </w:r>
+      <w:r>
+        <w:rPr>
+          <w:rFonts w:ascii="Charis SIL Regular" w:hAnsi="Charis SIL Regular" w:eastAsia="Charis SIL Regular"/>
+          <w:b w:val="0"/>
+          <w:i w:val="0"/>
+          <w:color w:val="000000"/>
+          <w:sz w:val="24"/>
+        </w:rPr>
+        <w:t>m</w:t>
+      </w:r>
+      <w:r>
+        <w:rPr>
+          <w:u w:val="single" w:color="0000ff"/>
+          <w:rFonts w:ascii="Charis SIL Regular" w:hAnsi="Charis SIL Regular" w:eastAsia="Charis SIL Regular"/>
+          <w:b w:val="0"/>
+          <w:i w:val="0"/>
+          <w:color w:val="000000"/>
+          <w:sz w:val="24"/>
+        </w:rPr>
+        <w:hyperlink r:id="rId12" w:history="1">
+          <w:r>
+            <w:rPr>
+              <w:rStyle w:val="Hyperlink"/>
+            </w:rPr>
+            <w:t xml:space="preserve"> in 1</w:t>
+          </w:r>
+        </w:hyperlink>
+      </w:r>
+      <w:r>
+        <w:rPr>
+          <w:u w:val="single" w:color="0000ff"/>
+          <w:rFonts w:ascii="Charis SIL Regular" w:hAnsi="Charis SIL Regular" w:eastAsia="Charis SIL Regular"/>
+          <w:b w:val="0"/>
+          <w:i w:val="0"/>
+          <w:color w:val="000000"/>
+          <w:sz w:val="24"/>
+        </w:rPr>
+        <w:hyperlink r:id="rId12" w:history="1">
+          <w:r>
+            <w:rPr>
+              <w:rStyle w:val="Hyperlink"/>
+            </w:rPr>
+            <w:t xml:space="preserve">885. </w:t>
+          </w:r>
+        </w:hyperlink>
+      </w:r>
+      <w:r>
+        <w:rPr>
+          <w:rFonts w:ascii="Charis SIL Regular" w:hAnsi="Charis SIL Regular" w:eastAsia="Charis SIL Regular"/>
+          <w:b w:val="0"/>
+          <w:i w:val="0"/>
+          <w:color w:val="000000"/>
+          <w:sz w:val="24"/>
+        </w:rPr>
+        <w:t>O</w:t>
       </w:r>
       <w:r>
         <w:rPr>
@@ -2117,7 +2226,173 @@
           <w:sz w:val="24"/>
           <w:u w:val="single"/>
         </w:rPr>
-        <w:t xml:space="preserve">The trade in objects form a colonial </w:t>
+        <w:t xml:space="preserve">The </w:t>
+      </w:r>
+      <w:r>
+        <w:rPr>
+          <w:rFonts w:ascii="Charis SIL Regular" w:hAnsi="Charis SIL Regular" w:eastAsia="Charis SIL Regular"/>
+          <w:b w:val="0"/>
+          <w:i w:val="0"/>
+          <w:color w:val="0000FF"/>
+          <w:sz w:val="24"/>
+          <w:u w:val="single"/>
+        </w:rPr>
+        <w:hyperlink r:id="rId19" w:history="1">
+          <w:r>
+            <w:rPr>
+              <w:rStyle w:val="Hyperlink"/>
+            </w:rPr>
+            <w:t>t</w:t>
+          </w:r>
+        </w:hyperlink>
+      </w:r>
+      <w:r>
+        <w:rPr>
+          <w:rFonts w:ascii="Charis SIL Regular" w:hAnsi="Charis SIL Regular" w:eastAsia="Charis SIL Regular"/>
+          <w:b w:val="0"/>
+          <w:i w:val="0"/>
+          <w:color w:val="0000FF"/>
+          <w:sz w:val="24"/>
+          <w:u w:val="single"/>
+        </w:rPr>
+        <w:t xml:space="preserve">rade in </w:t>
+      </w:r>
+      <w:r>
+        <w:rPr>
+          <w:rFonts w:ascii="Charis SIL Regular" w:hAnsi="Charis SIL Regular" w:eastAsia="Charis SIL Regular"/>
+          <w:b w:val="0"/>
+          <w:i w:val="0"/>
+          <w:color w:val="0000FF"/>
+          <w:sz w:val="24"/>
+          <w:u w:val="single"/>
+        </w:rPr>
+        <w:hyperlink r:id="rId20" w:history="1">
+          <w:r>
+            <w:rPr>
+              <w:rStyle w:val="Hyperlink"/>
+            </w:rPr>
+            <w:t>o</w:t>
+          </w:r>
+        </w:hyperlink>
+      </w:r>
+      <w:r>
+        <w:rPr>
+          <w:rFonts w:ascii="Charis SIL Regular" w:hAnsi="Charis SIL Regular" w:eastAsia="Charis SIL Regular"/>
+          <w:b w:val="0"/>
+          <w:i w:val="0"/>
+          <w:color w:val="0000FF"/>
+          <w:sz w:val="24"/>
+          <w:u w:val="single"/>
+        </w:rPr>
+        <w:hyperlink r:id="rId20" w:history="1">
+          <w:r>
+            <w:rPr>
+              <w:rStyle w:val="Hyperlink"/>
+            </w:rPr>
+            <w:t>bj</w:t>
+          </w:r>
+        </w:hyperlink>
+      </w:r>
+      <w:r>
+        <w:rPr>
+          <w:rFonts w:ascii="Charis SIL Regular" w:hAnsi="Charis SIL Regular" w:eastAsia="Charis SIL Regular"/>
+          <w:b w:val="0"/>
+          <w:i w:val="0"/>
+          <w:color w:val="0000FF"/>
+          <w:sz w:val="24"/>
+          <w:u w:val="single"/>
+        </w:rPr>
+        <w:hyperlink r:id="rId20" w:history="1">
+          <w:r>
+            <w:rPr>
+              <w:rStyle w:val="Hyperlink"/>
+            </w:rPr>
+            <w:t>e</w:t>
+          </w:r>
+        </w:hyperlink>
+      </w:r>
+      <w:r>
+        <w:rPr>
+          <w:rFonts w:ascii="Charis SIL Regular" w:hAnsi="Charis SIL Regular" w:eastAsia="Charis SIL Regular"/>
+          <w:b w:val="0"/>
+          <w:i w:val="0"/>
+          <w:color w:val="0000FF"/>
+          <w:sz w:val="24"/>
+          <w:u w:val="single"/>
+        </w:rPr>
+        <w:hyperlink r:id="rId19" w:history="1">
+          <w:r>
+            <w:rPr>
+              <w:rStyle w:val="Hyperlink"/>
+            </w:rPr>
+            <w:t>cts</w:t>
+          </w:r>
+        </w:hyperlink>
+      </w:r>
+      <w:r>
+        <w:rPr>
+          <w:rFonts w:ascii="Charis SIL Regular" w:hAnsi="Charis SIL Regular" w:eastAsia="Charis SIL Regular"/>
+          <w:b w:val="0"/>
+          <w:i w:val="0"/>
+          <w:color w:val="0000FF"/>
+          <w:sz w:val="24"/>
+          <w:u w:val="single"/>
+        </w:rPr>
+        <w:t xml:space="preserve"> </w:t>
+      </w:r>
+      <w:r>
+        <w:rPr>
+          <w:rFonts w:ascii="Charis SIL Regular" w:hAnsi="Charis SIL Regular" w:eastAsia="Charis SIL Regular"/>
+          <w:b w:val="0"/>
+          <w:i w:val="0"/>
+          <w:color w:val="0000FF"/>
+          <w:sz w:val="24"/>
+          <w:u w:val="single"/>
+        </w:rPr>
+        <w:hyperlink r:id="rId19" w:history="1">
+          <w:r>
+            <w:rPr>
+              <w:rStyle w:val="Hyperlink"/>
+            </w:rPr>
+            <w:t xml:space="preserve">form </w:t>
+          </w:r>
+        </w:hyperlink>
+      </w:r>
+      <w:r>
+        <w:rPr>
+          <w:rFonts w:ascii="Charis SIL Regular" w:hAnsi="Charis SIL Regular" w:eastAsia="Charis SIL Regular"/>
+          <w:b w:val="0"/>
+          <w:i w:val="0"/>
+          <w:color w:val="0000FF"/>
+          <w:sz w:val="24"/>
+          <w:u w:val="single"/>
+        </w:rPr>
+        <w:hyperlink r:id="rId20" w:history="1">
+          <w:r>
+            <w:rPr>
+              <w:rStyle w:val="Hyperlink"/>
+            </w:rPr>
+            <w:t>a</w:t>
+          </w:r>
+        </w:hyperlink>
+      </w:r>
+      <w:r>
+        <w:rPr>
+          <w:rFonts w:ascii="Charis SIL Regular" w:hAnsi="Charis SIL Regular" w:eastAsia="Charis SIL Regular"/>
+          <w:b w:val="0"/>
+          <w:i w:val="0"/>
+          <w:color w:val="0000FF"/>
+          <w:sz w:val="24"/>
+          <w:u w:val="single"/>
+        </w:rPr>
+        <w:hyperlink r:id="rId19" w:history="1">
+          <w:r>
+            <w:rPr>
+              <w:rStyle w:val="Hyperlink"/>
+            </w:rPr>
+            <w:t xml:space="preserve"> colonial </w:t>
+          </w:r>
+        </w:hyperlink>
       </w:r>
       <w:r>
         <w:rPr>
@@ -2156,130 +2431,7 @@
           <w:sz w:val="24"/>
           <w:u w:val="single"/>
         </w:rPr>
-        <w:t>Arm</w:t>
-      </w:r>
-      <w:r>
-        <w:rPr>
-          <w:rFonts w:ascii="Charis SIL Regular" w:hAnsi="Charis SIL Regular" w:eastAsia="Charis SIL Regular"/>
-          <w:b w:val="0"/>
-          <w:i w:val="0"/>
-          <w:color w:val="0000FF"/>
-          <w:sz w:val="24"/>
-          <w:u w:val="single"/>
-        </w:rPr>
-        <w:t xml:space="preserve"> </w:t>
-      </w:r>
-      <w:r>
-        <w:rPr>
-          <w:rFonts w:ascii="Charis SIL Regular" w:hAnsi="Charis SIL Regular" w:eastAsia="Charis SIL Regular"/>
-          <w:b w:val="0"/>
-          <w:i w:val="0"/>
-          <w:color w:val="0000FF"/>
-          <w:sz w:val="24"/>
-          <w:u w:val="single"/>
-        </w:rPr>
-        <w:hyperlink r:id="rId20" w:history="1">
-          <w:r>
-            <w:rPr>
-              <w:rStyle w:val="Hyperlink"/>
-            </w:rPr>
-            <w:t>and</w:t>
-          </w:r>
-        </w:hyperlink>
-      </w:r>
-      <w:r>
-        <w:rPr>
-          <w:rFonts w:ascii="Charis SIL Regular" w:hAnsi="Charis SIL Regular" w:eastAsia="Charis SIL Regular"/>
-          <w:b w:val="0"/>
-          <w:i w:val="0"/>
-          <w:color w:val="0000FF"/>
-          <w:sz w:val="24"/>
-          <w:u w:val="single"/>
-        </w:rPr>
-        <w:t xml:space="preserve"> </w:t>
-      </w:r>
-      <w:r>
-        <w:rPr>
-          <w:rFonts w:ascii="Charis SIL Regular" w:hAnsi="Charis SIL Regular" w:eastAsia="Charis SIL Regular"/>
-          <w:b w:val="0"/>
-          <w:i w:val="0"/>
-          <w:color w:val="0000FF"/>
-          <w:sz w:val="24"/>
-          <w:u w:val="single"/>
-        </w:rPr>
-        <w:hyperlink r:id="rId20" w:history="1">
-          <w:r>
-            <w:rPr>
-              <w:rStyle w:val="Hyperlink"/>
-            </w:rPr>
-            <w:t>n</w:t>
-          </w:r>
-        </w:hyperlink>
-      </w:r>
-      <w:r>
-        <w:rPr>
-          <w:rFonts w:ascii="Charis SIL Regular" w:hAnsi="Charis SIL Regular" w:eastAsia="Charis SIL Regular"/>
-          <w:b w:val="0"/>
-          <w:i w:val="0"/>
-          <w:color w:val="0000FF"/>
-          <w:sz w:val="24"/>
-          <w:u w:val="single"/>
-        </w:rPr>
-        <w:hyperlink r:id="rId20" w:history="1">
-          <w:r>
-            <w:rPr>
-              <w:rStyle w:val="Hyperlink"/>
-            </w:rPr>
-            <w:t>a</w:t>
-          </w:r>
-        </w:hyperlink>
-      </w:r>
-      <w:r>
-        <w:rPr>
-          <w:rFonts w:ascii="Charis SIL Regular" w:hAnsi="Charis SIL Regular" w:eastAsia="Charis SIL Regular"/>
-          <w:b w:val="0"/>
-          <w:i w:val="0"/>
-          <w:color w:val="0000FF"/>
-          <w:sz w:val="24"/>
-          <w:u w:val="single"/>
-        </w:rPr>
-        <w:hyperlink r:id="rId20" w:history="1">
-          <w:r>
-            <w:rPr>
-              <w:rStyle w:val="Hyperlink"/>
-            </w:rPr>
-            <w:t>v</w:t>
-          </w:r>
-        </w:hyperlink>
-      </w:r>
-      <w:r>
-        <w:rPr>
-          <w:rFonts w:ascii="Charis SIL Regular" w:hAnsi="Charis SIL Regular" w:eastAsia="Charis SIL Regular"/>
-          <w:b w:val="0"/>
-          <w:i w:val="0"/>
-          <w:color w:val="0000FF"/>
-          <w:sz w:val="24"/>
-          <w:u w:val="single"/>
-        </w:rPr>
-        <w:hyperlink r:id="rId20" w:history="1">
-          <w:r>
-            <w:rPr>
-              <w:rStyle w:val="Hyperlink"/>
-            </w:rPr>
-            <w:t>y</w:t>
-          </w:r>
-        </w:hyperlink>
-      </w:r>
-      <w:r>
-        <w:rPr>
-          <w:rFonts w:ascii="Charis SIL Regular" w:hAnsi="Charis SIL Regular" w:eastAsia="Charis SIL Regular"/>
-          <w:b w:val="0"/>
-          <w:i w:val="0"/>
-          <w:color w:val="0000FF"/>
-          <w:sz w:val="24"/>
-          <w:u w:val="single"/>
-        </w:rPr>
-        <w:t xml:space="preserve"> </w:t>
+        <w:t xml:space="preserve">Arm and navy </w:t>
       </w:r>
       <w:r>
         <w:rPr>
@@ -2308,7 +2460,7 @@
           <w:sz w:val="24"/>
           <w:u w:val="single"/>
         </w:rPr>
-        <w:hyperlink r:id="rId20" w:history="1">
+        <w:hyperlink r:id="rId21" w:history="1">
           <w:r>
             <w:rPr>
               <w:rStyle w:val="Hyperlink"/>
@@ -2384,7 +2536,7 @@
           <w:sz w:val="24"/>
           <w:u w:val="single"/>
         </w:rPr>
-        <w:hyperlink r:id="rId20" w:history="1">
+        <w:hyperlink r:id="rId21" w:history="1">
           <w:r>
             <w:rPr>
               <w:rStyle w:val="Hyperlink"/>
@@ -2402,7 +2554,7 @@
           <w:sz w:val="24"/>
           <w:u w:val="single"/>
         </w:rPr>
-        <w:hyperlink r:id="rId20" w:history="1">
+        <w:hyperlink r:id="rId21" w:history="1">
           <w:r>
             <w:rPr>
               <w:rStyle w:val="Hyperlink"/>
@@ -2475,8 +2627,73 @@
           <w:i w:val="0"/>
           <w:color w:val="0000FF"/>
           <w:sz w:val="24"/>
+          <w:u w:val="single"/>
         </w:rPr>
-        <w:t>Scientific</w:t>
+        <w:hyperlink r:id="rId21" w:history="1">
+          <w:r>
+            <w:rPr>
+              <w:rStyle w:val="Hyperlink"/>
+            </w:rPr>
+            <w:t>Scie</w:t>
+          </w:r>
+        </w:hyperlink>
+      </w:r>
+      <w:r>
+        <w:rPr>
+          <w:rFonts w:ascii="Charis SIL Regular" w:hAnsi="Charis SIL Regular" w:eastAsia="Charis SIL Regular"/>
+          <w:b w:val="0"/>
+          <w:i w:val="0"/>
+          <w:color w:val="0000FF"/>
+          <w:sz w:val="24"/>
+          <w:u w:val="single"/>
+        </w:rPr>
+        <w:hyperlink r:id="rId21" w:history="1">
+          <w:r>
+            <w:rPr>
+              <w:rStyle w:val="Hyperlink"/>
+            </w:rPr>
+            <w:t>n</w:t>
+          </w:r>
+        </w:hyperlink>
+      </w:r>
+      <w:r>
+        <w:rPr>
+          <w:rFonts w:ascii="Charis SIL Regular" w:hAnsi="Charis SIL Regular" w:eastAsia="Charis SIL Regular"/>
+          <w:b w:val="0"/>
+          <w:i w:val="0"/>
+          <w:color w:val="0000FF"/>
+          <w:sz w:val="24"/>
+          <w:u w:val="single"/>
+        </w:rPr>
+        <w:hyperlink r:id="rId22" w:history="1">
+          <w:r>
+            <w:rPr>
+              <w:rStyle w:val="Hyperlink"/>
+            </w:rPr>
+            <w:t>tif</w:t>
+          </w:r>
+        </w:hyperlink>
+      </w:r>
+      <w:r>
+        <w:rPr>
+          <w:rFonts w:ascii="Charis SIL Regular" w:hAnsi="Charis SIL Regular" w:eastAsia="Charis SIL Regular"/>
+          <w:b w:val="0"/>
+          <w:i w:val="0"/>
+          <w:color w:val="0000FF"/>
+          <w:sz w:val="24"/>
+          <w:u w:val="single"/>
+        </w:rPr>
+        <w:t>i</w:t>
+      </w:r>
+      <w:r>
+        <w:rPr>
+          <w:rFonts w:ascii="Charis SIL Regular" w:hAnsi="Charis SIL Regular" w:eastAsia="Charis SIL Regular"/>
+          <w:b w:val="0"/>
+          <w:i w:val="0"/>
+          <w:color w:val="0000FF"/>
+          <w:sz w:val="24"/>
+        </w:rPr>
+        <w:t>c</w:t>
       </w:r>
       <w:r>
         <w:rPr>
@@ -2592,7 +2809,7 @@
           <w:sz w:val="24"/>
           <w:u w:val="single"/>
         </w:rPr>
-        <w:hyperlink r:id="rId21" w:history="1">
+        <w:hyperlink r:id="rId22" w:history="1">
           <w:r>
             <w:rPr>
               <w:rStyle w:val="Hyperlink"/>
@@ -2610,7 +2827,7 @@
           <w:sz w:val="24"/>
           <w:u w:val="single"/>
         </w:rPr>
-        <w:hyperlink r:id="rId21" w:history="1">
+        <w:hyperlink r:id="rId22" w:history="1">
           <w:r>
             <w:rPr>
               <w:rStyle w:val="Hyperlink"/>
@@ -2628,7 +2845,7 @@
           <w:sz w:val="24"/>
           <w:u w:val="single"/>
         </w:rPr>
-        <w:hyperlink r:id="rId21" w:history="1">
+        <w:hyperlink r:id="rId22" w:history="1">
           <w:r>
             <w:rPr>
               <w:rStyle w:val="Hyperlink"/>
@@ -2646,7 +2863,7 @@
           <w:sz w:val="24"/>
           <w:u w:val="single"/>
         </w:rPr>
-        <w:hyperlink r:id="rId21" w:history="1">
+        <w:hyperlink r:id="rId22" w:history="1">
           <w:r>
             <w:rPr>
               <w:rStyle w:val="Hyperlink"/>
@@ -2664,7 +2881,7 @@
           <w:sz w:val="24"/>
           <w:u w:val="single"/>
         </w:rPr>
-        <w:hyperlink r:id="rId21" w:history="1">
+        <w:hyperlink r:id="rId22" w:history="1">
           <w:r>
             <w:rPr>
               <w:rStyle w:val="Hyperlink"/>
@@ -2711,7 +2928,7 @@
           <w:sz w:val="24"/>
           <w:u w:val="single"/>
         </w:rPr>
-        <w:hyperlink r:id="rId21" w:history="1">
+        <w:hyperlink r:id="rId22" w:history="1">
           <w:r>
             <w:rPr>
               <w:rStyle w:val="Hyperlink"/>
@@ -2719,37 +2936,6 @@
             <w:t>o</w:t>
           </w:r>
         </w:hyperlink>
-      </w:r>
-      <w:r>
-        <w:rPr>
-          <w:rFonts w:ascii="Charis SIL Regular" w:hAnsi="Charis SIL Regular" w:eastAsia="Charis SIL Regular"/>
-          <w:b w:val="0"/>
-          <w:i w:val="0"/>
-          <w:color w:val="0000FF"/>
-          <w:sz w:val="24"/>
-          <w:u w:val="single"/>
-        </w:rPr>
-        <w:hyperlink r:id="rId21" w:history="1">
-          <w:r>
-            <w:rPr>
-              <w:rStyle w:val="Hyperlink"/>
-            </w:rPr>
-            <w:t>ries</w:t>
-          </w:r>
-        </w:hyperlink>
-      </w:r>
-      <w:r>
-        <w:br/>
-      </w:r>
-      <w:r>
-        <w:rPr>
-          <w:rFonts w:ascii="Charis SIL Regular" w:hAnsi="Charis SIL Regular" w:eastAsia="Charis SIL Regular"/>
-          <w:b w:val="0"/>
-          <w:i w:val="0"/>
-          <w:color w:val="000000"/>
-          <w:sz w:val="24"/>
-        </w:rPr>
-        <w:t xml:space="preserve">•  </w:t>
       </w:r>
       <w:r>
         <w:rPr>
@@ -2765,9 +2951,22 @@
             <w:rPr>
               <w:rStyle w:val="Hyperlink"/>
             </w:rPr>
-            <w:t>Christian</w:t>
+            <w:t>ries</w:t>
           </w:r>
         </w:hyperlink>
+      </w:r>
+      <w:r>
+        <w:br/>
+      </w:r>
+      <w:r>
+        <w:rPr>
+          <w:rFonts w:ascii="Charis SIL Regular" w:hAnsi="Charis SIL Regular" w:eastAsia="Charis SIL Regular"/>
+          <w:b w:val="0"/>
+          <w:i w:val="0"/>
+          <w:color w:val="000000"/>
+          <w:sz w:val="24"/>
+        </w:rPr>
+        <w:t xml:space="preserve">•  </w:t>
       </w:r>
       <w:r>
         <w:rPr>
@@ -2776,9 +2975,8 @@
           <w:i w:val="0"/>
           <w:color w:val="0000FF"/>
           <w:sz w:val="24"/>
-          <w:u w:val="single"/>
         </w:rPr>
-        <w:t xml:space="preserve"> </w:t>
+        <w:t>Christian missionarie</w:t>
       </w:r>
       <w:r>
         <w:rPr>
@@ -2794,9 +2992,20 @@
             <w:rPr>
               <w:rStyle w:val="Hyperlink"/>
             </w:rPr>
-            <w:t>missiona</w:t>
+            <w:t>s</w:t>
           </w:r>
         </w:hyperlink>
+      </w:r>
+      <w:r>
+        <w:rPr>
+          <w:rFonts w:ascii="Charis SIL Regular" w:hAnsi="Charis SIL Regular" w:eastAsia="Charis SIL Regular"/>
+          <w:b w:val="0"/>
+          <w:i w:val="0"/>
+          <w:color w:val="0000FF"/>
+          <w:sz w:val="24"/>
+          <w:u w:val="single"/>
+        </w:rPr>
+        <w:t xml:space="preserve"> </w:t>
       </w:r>
       <w:r>
         <w:rPr>
@@ -2808,71 +3017,6 @@
           <w:u w:val="single"/>
         </w:rPr>
         <w:hyperlink r:id="rId22" w:history="1">
-          <w:r>
-            <w:rPr>
-              <w:rStyle w:val="Hyperlink"/>
-            </w:rPr>
-            <w:t>r</w:t>
-          </w:r>
-        </w:hyperlink>
-      </w:r>
-      <w:r>
-        <w:rPr>
-          <w:rFonts w:ascii="Charis SIL Regular" w:hAnsi="Charis SIL Regular" w:eastAsia="Charis SIL Regular"/>
-          <w:b w:val="0"/>
-          <w:i w:val="0"/>
-          <w:color w:val="0000FF"/>
-          <w:sz w:val="24"/>
-          <w:u w:val="single"/>
-        </w:rPr>
-        <w:hyperlink r:id="rId23" w:history="1">
-          <w:r>
-            <w:rPr>
-              <w:rStyle w:val="Hyperlink"/>
-            </w:rPr>
-            <w:t>ie</w:t>
-          </w:r>
-        </w:hyperlink>
-      </w:r>
-      <w:r>
-        <w:rPr>
-          <w:rFonts w:ascii="Charis SIL Regular" w:hAnsi="Charis SIL Regular" w:eastAsia="Charis SIL Regular"/>
-          <w:b w:val="0"/>
-          <w:i w:val="0"/>
-          <w:color w:val="0000FF"/>
-          <w:sz w:val="24"/>
-          <w:u w:val="single"/>
-        </w:rPr>
-        <w:hyperlink r:id="rId23" w:history="1">
-          <w:r>
-            <w:rPr>
-              <w:rStyle w:val="Hyperlink"/>
-            </w:rPr>
-            <w:t>s</w:t>
-          </w:r>
-        </w:hyperlink>
-      </w:r>
-      <w:r>
-        <w:rPr>
-          <w:rFonts w:ascii="Charis SIL Regular" w:hAnsi="Charis SIL Regular" w:eastAsia="Charis SIL Regular"/>
-          <w:b w:val="0"/>
-          <w:i w:val="0"/>
-          <w:color w:val="0000FF"/>
-          <w:sz w:val="24"/>
-          <w:u w:val="single"/>
-        </w:rPr>
-        <w:t xml:space="preserve"> </w:t>
-      </w:r>
-      <w:r>
-        <w:rPr>
-          <w:rFonts w:ascii="Charis SIL Regular" w:hAnsi="Charis SIL Regular" w:eastAsia="Charis SIL Regular"/>
-          <w:b w:val="0"/>
-          <w:i w:val="0"/>
-          <w:color w:val="0000FF"/>
-          <w:sz w:val="24"/>
-          <w:u w:val="single"/>
-        </w:rPr>
-        <w:hyperlink r:id="rId23" w:history="1">
           <w:r>
             <w:rPr>
               <w:rStyle w:val="Hyperlink"/>
@@ -2937,7 +3081,7 @@
           <w:sz w:val="24"/>
           <w:u w:val="single"/>
         </w:rPr>
-        <w:hyperlink r:id="rId23" w:history="1">
+        <w:hyperlink r:id="rId22" w:history="1">
           <w:r>
             <w:rPr>
               <w:rStyle w:val="Hyperlink"/>
@@ -2966,7 +3110,7 @@
           <w:sz w:val="24"/>
           <w:u w:val="single"/>
         </w:rPr>
-        <w:hyperlink r:id="rId23" w:history="1">
+        <w:hyperlink r:id="rId22" w:history="1">
           <w:r>
             <w:rPr>
               <w:rStyle w:val="Hyperlink"/>

--- a/EXPORTS/DOCX/published/niveau2/English/Museum.docx
+++ b/EXPORTS/DOCX/published/niveau2/English/Museum.docx
@@ -316,36 +316,18 @@
           <w:color w:val="000000"/>
           <w:sz w:val="24"/>
         </w:rPr>
-        <w:t>History) in 1820 and</w:t>
-      </w:r>
-      <w:r>
-        <w:rPr>
-          <w:u w:val="single" w:color="0000ff"/>
+        <w:t xml:space="preserve">History) in 1820 and the </w:t>
+      </w:r>
+      <w:r>
+        <w:rPr>
           <w:rFonts w:ascii="Charis SIL Regular" w:hAnsi="Charis SIL Regular" w:eastAsia="Charis SIL Regular"/>
           <w:b w:val="0"/>
           <w:i w:val="0"/>
-          <w:color w:val="000000"/>
-          <w:sz w:val="24"/>
-        </w:rPr>
-        <w:hyperlink r:id="rId9" w:history="1">
-          <w:r>
-            <w:rPr>
-              <w:rStyle w:val="Hyperlink"/>
-            </w:rPr>
-            <w:t xml:space="preserve"> the </w:t>
-          </w:r>
-        </w:hyperlink>
-      </w:r>
-      <w:r>
-        <w:rPr>
-          <w:rFonts w:ascii="Charis SIL Regular" w:hAnsi="Charis SIL Regular" w:eastAsia="Charis SIL Regular"/>
-          <w:b w:val="0"/>
-          <w:i w:val="0"/>
           <w:color w:val="0000FF"/>
           <w:sz w:val="24"/>
           <w:u w:val="single"/>
         </w:rPr>
-        <w:hyperlink r:id="rId9" w:history="1">
+        <w:hyperlink r:id="rId10" w:history="1">
           <w:r>
             <w:rPr>
               <w:rStyle w:val="Hyperlink"/>
@@ -374,7 +356,7 @@
           <w:sz w:val="24"/>
           <w:u w:val="single"/>
         </w:rPr>
-        <w:hyperlink r:id="rId9" w:history="1">
+        <w:hyperlink r:id="rId10" w:history="1">
           <w:r>
             <w:rPr>
               <w:rStyle w:val="Hyperlink"/>
@@ -392,7 +374,7 @@
           <w:sz w:val="24"/>
           <w:u w:val="single"/>
         </w:rPr>
-        <w:hyperlink r:id="rId9" w:history="1">
+        <w:hyperlink r:id="rId10" w:history="1">
           <w:r>
             <w:rPr>
               <w:rStyle w:val="Hyperlink"/>
@@ -410,7 +392,7 @@
           <w:sz w:val="24"/>
           <w:u w:val="single"/>
         </w:rPr>
-        <w:hyperlink r:id="rId9" w:history="1">
+        <w:hyperlink r:id="rId10" w:history="1">
           <w:r>
             <w:rPr>
               <w:rStyle w:val="Hyperlink"/>
@@ -439,7 +421,7 @@
           <w:sz w:val="24"/>
           <w:u w:val="single"/>
         </w:rPr>
-        <w:hyperlink r:id="rId9" w:history="1">
+        <w:hyperlink r:id="rId10" w:history="1">
           <w:r>
             <w:rPr>
               <w:rStyle w:val="Hyperlink"/>
@@ -457,7 +439,7 @@
           <w:sz w:val="24"/>
           <w:u w:val="single"/>
         </w:rPr>
-        <w:hyperlink r:id="rId9" w:history="1">
+        <w:hyperlink r:id="rId10" w:history="1">
           <w:r>
             <w:rPr>
               <w:rStyle w:val="Hyperlink"/>
@@ -780,26 +762,8 @@
           <w:i w:val="0"/>
           <w:color w:val="0000FF"/>
           <w:sz w:val="24"/>
-          <w:u w:val="single"/>
-        </w:rPr>
-        <w:hyperlink r:id="rId12" w:history="1">
-          <w:r>
-            <w:rPr>
-              <w:rStyle w:val="Hyperlink"/>
-            </w:rPr>
-            <w:t>voor</w:t>
-          </w:r>
-        </w:hyperlink>
-      </w:r>
-      <w:r>
-        <w:rPr>
-          <w:rFonts w:ascii="Charis SIL Regular" w:hAnsi="Charis SIL Regular" w:eastAsia="Charis SIL Regular"/>
-          <w:b w:val="0"/>
-          <w:i w:val="0"/>
-          <w:color w:val="0000FF"/>
-          <w:sz w:val="24"/>
-        </w:rPr>
-        <w:t xml:space="preserve"> Lan</w:t>
+        </w:rPr>
+        <w:t>voor Lan</w:t>
       </w:r>
       <w:r>
         <w:rPr>
@@ -839,7 +803,7 @@
           <w:sz w:val="24"/>
           <w:u w:val="single"/>
         </w:rPr>
-        <w:hyperlink r:id="rId11" w:history="1">
+        <w:hyperlink r:id="rId12" w:history="1">
           <w:r>
             <w:rPr>
               <w:rStyle w:val="Hyperlink"/>
@@ -860,7 +824,7 @@
           <w:sz w:val="24"/>
           <w:u w:val="single"/>
         </w:rPr>
-        <w:hyperlink r:id="rId11" w:history="1">
+        <w:hyperlink r:id="rId12" w:history="1">
           <w:r>
             <w:rPr>
               <w:rStyle w:val="Hyperlink"/>
@@ -895,92 +859,7 @@
           <w:color w:val="000000"/>
           <w:sz w:val="24"/>
         </w:rPr>
-        <w:t xml:space="preserve"> (Museum of Geography and Ethnology) in </w:t>
-      </w:r>
-      <w:r>
-        <w:rPr>
-          <w:u w:val="single" w:color="0000ff"/>
-          <w:rFonts w:ascii="Charis SIL Regular" w:hAnsi="Charis SIL Regular" w:eastAsia="Charis SIL Regular"/>
-          <w:b w:val="0"/>
-          <w:i w:val="0"/>
-          <w:color w:val="000000"/>
-          <w:sz w:val="24"/>
-        </w:rPr>
-        <w:t>R</w:t>
-      </w:r>
-      <w:r>
-        <w:rPr>
-          <w:u w:val="single" w:color="0000ff"/>
-          <w:rFonts w:ascii="Charis SIL Regular" w:hAnsi="Charis SIL Regular" w:eastAsia="Charis SIL Regular"/>
-          <w:b w:val="0"/>
-          <w:i w:val="0"/>
-          <w:color w:val="000000"/>
-          <w:sz w:val="24"/>
-        </w:rPr>
-        <w:hyperlink r:id="rId12" w:history="1">
-          <w:r>
-            <w:rPr>
-              <w:rStyle w:val="Hyperlink"/>
-            </w:rPr>
-            <w:t>otterda</w:t>
-          </w:r>
-        </w:hyperlink>
-      </w:r>
-      <w:r>
-        <w:rPr>
-          <w:rFonts w:ascii="Charis SIL Regular" w:hAnsi="Charis SIL Regular" w:eastAsia="Charis SIL Regular"/>
-          <w:b w:val="0"/>
-          <w:i w:val="0"/>
-          <w:color w:val="000000"/>
-          <w:sz w:val="24"/>
-        </w:rPr>
-        <w:t>m</w:t>
-      </w:r>
-      <w:r>
-        <w:rPr>
-          <w:u w:val="single" w:color="0000ff"/>
-          <w:rFonts w:ascii="Charis SIL Regular" w:hAnsi="Charis SIL Regular" w:eastAsia="Charis SIL Regular"/>
-          <w:b w:val="0"/>
-          <w:i w:val="0"/>
-          <w:color w:val="000000"/>
-          <w:sz w:val="24"/>
-        </w:rPr>
-        <w:hyperlink r:id="rId12" w:history="1">
-          <w:r>
-            <w:rPr>
-              <w:rStyle w:val="Hyperlink"/>
-            </w:rPr>
-            <w:t xml:space="preserve"> in 1</w:t>
-          </w:r>
-        </w:hyperlink>
-      </w:r>
-      <w:r>
-        <w:rPr>
-          <w:u w:val="single" w:color="0000ff"/>
-          <w:rFonts w:ascii="Charis SIL Regular" w:hAnsi="Charis SIL Regular" w:eastAsia="Charis SIL Regular"/>
-          <w:b w:val="0"/>
-          <w:i w:val="0"/>
-          <w:color w:val="000000"/>
-          <w:sz w:val="24"/>
-        </w:rPr>
-        <w:hyperlink r:id="rId12" w:history="1">
-          <w:r>
-            <w:rPr>
-              <w:rStyle w:val="Hyperlink"/>
-            </w:rPr>
-            <w:t xml:space="preserve">885. </w:t>
-          </w:r>
-        </w:hyperlink>
-      </w:r>
-      <w:r>
-        <w:rPr>
-          <w:rFonts w:ascii="Charis SIL Regular" w:hAnsi="Charis SIL Regular" w:eastAsia="Charis SIL Regular"/>
-          <w:b w:val="0"/>
-          <w:i w:val="0"/>
-          <w:color w:val="000000"/>
-          <w:sz w:val="24"/>
-        </w:rPr>
-        <w:t>O</w:t>
+        <w:t xml:space="preserve"> (Museum of Geography and Ethnology) in Rotterdam in 1885. O</w:t>
       </w:r>
       <w:r>
         <w:rPr>
@@ -2224,20 +2103,26 @@
           <w:i w:val="0"/>
           <w:color w:val="0000FF"/>
           <w:sz w:val="24"/>
+        </w:rPr>
+        <w:hyperlink r:id="rId19" w:history="1">
+          <w:r>
+            <w:rPr>
+              <w:rStyle w:val="Hyperlink"/>
+            </w:rPr>
+            <w:t xml:space="preserve">The </w:t>
+          </w:r>
+        </w:hyperlink>
+      </w:r>
+      <w:r>
+        <w:rPr>
+          <w:rFonts w:ascii="Charis SIL Regular" w:hAnsi="Charis SIL Regular" w:eastAsia="Charis SIL Regular"/>
+          <w:b w:val="0"/>
+          <w:i w:val="0"/>
+          <w:color w:val="0000FF"/>
+          <w:sz w:val="24"/>
           <w:u w:val="single"/>
         </w:rPr>
-        <w:t xml:space="preserve">The </w:t>
-      </w:r>
-      <w:r>
-        <w:rPr>
-          <w:rFonts w:ascii="Charis SIL Regular" w:hAnsi="Charis SIL Regular" w:eastAsia="Charis SIL Regular"/>
-          <w:b w:val="0"/>
-          <w:i w:val="0"/>
-          <w:color w:val="0000FF"/>
-          <w:sz w:val="24"/>
-          <w:u w:val="single"/>
-        </w:rPr>
-        <w:hyperlink r:id="rId19" w:history="1">
+        <w:hyperlink r:id="rId20" w:history="1">
           <w:r>
             <w:rPr>
               <w:rStyle w:val="Hyperlink"/>
@@ -2255,7 +2140,54 @@
           <w:sz w:val="24"/>
           <w:u w:val="single"/>
         </w:rPr>
-        <w:t xml:space="preserve">rade in </w:t>
+        <w:hyperlink r:id="rId20" w:history="1">
+          <w:r>
+            <w:rPr>
+              <w:rStyle w:val="Hyperlink"/>
+            </w:rPr>
+            <w:t>rade</w:t>
+          </w:r>
+        </w:hyperlink>
+      </w:r>
+      <w:r>
+        <w:rPr>
+          <w:rFonts w:ascii="Charis SIL Regular" w:hAnsi="Charis SIL Regular" w:eastAsia="Charis SIL Regular"/>
+          <w:b w:val="0"/>
+          <w:i w:val="0"/>
+          <w:color w:val="0000FF"/>
+          <w:sz w:val="24"/>
+          <w:u w:val="single"/>
+        </w:rPr>
+        <w:t xml:space="preserve"> </w:t>
+      </w:r>
+      <w:r>
+        <w:rPr>
+          <w:rFonts w:ascii="Charis SIL Regular" w:hAnsi="Charis SIL Regular" w:eastAsia="Charis SIL Regular"/>
+          <w:b w:val="0"/>
+          <w:i w:val="0"/>
+          <w:color w:val="0000FF"/>
+          <w:sz w:val="24"/>
+          <w:u w:val="single"/>
+        </w:rPr>
+        <w:hyperlink r:id="rId20" w:history="1">
+          <w:r>
+            <w:rPr>
+              <w:rStyle w:val="Hyperlink"/>
+            </w:rPr>
+            <w:t>in</w:t>
+          </w:r>
+        </w:hyperlink>
+      </w:r>
+      <w:r>
+        <w:rPr>
+          <w:rFonts w:ascii="Charis SIL Regular" w:hAnsi="Charis SIL Regular" w:eastAsia="Charis SIL Regular"/>
+          <w:b w:val="0"/>
+          <w:i w:val="0"/>
+          <w:color w:val="0000FF"/>
+          <w:sz w:val="24"/>
+          <w:u w:val="single"/>
+        </w:rPr>
+        <w:t xml:space="preserve"> </w:t>
       </w:r>
       <w:r>
         <w:rPr>
@@ -2320,7 +2252,7 @@
           <w:sz w:val="24"/>
           <w:u w:val="single"/>
         </w:rPr>
-        <w:hyperlink r:id="rId19" w:history="1">
+        <w:hyperlink r:id="rId20" w:history="1">
           <w:r>
             <w:rPr>
               <w:rStyle w:val="Hyperlink"/>
@@ -2349,14 +2281,25 @@
           <w:sz w:val="24"/>
           <w:u w:val="single"/>
         </w:rPr>
-        <w:hyperlink r:id="rId19" w:history="1">
+        <w:hyperlink r:id="rId20" w:history="1">
           <w:r>
             <w:rPr>
               <w:rStyle w:val="Hyperlink"/>
             </w:rPr>
-            <w:t xml:space="preserve">form </w:t>
+            <w:t>form</w:t>
           </w:r>
         </w:hyperlink>
+      </w:r>
+      <w:r>
+        <w:rPr>
+          <w:rFonts w:ascii="Charis SIL Regular" w:hAnsi="Charis SIL Regular" w:eastAsia="Charis SIL Regular"/>
+          <w:b w:val="0"/>
+          <w:i w:val="0"/>
+          <w:color w:val="0000FF"/>
+          <w:sz w:val="24"/>
+          <w:u w:val="single"/>
+        </w:rPr>
+        <w:t xml:space="preserve"> </w:t>
       </w:r>
       <w:r>
         <w:rPr>
@@ -2385,14 +2328,36 @@
           <w:sz w:val="24"/>
           <w:u w:val="single"/>
         </w:rPr>
-        <w:hyperlink r:id="rId19" w:history="1">
+        <w:t xml:space="preserve"> </w:t>
+      </w:r>
+      <w:r>
+        <w:rPr>
+          <w:rFonts w:ascii="Charis SIL Regular" w:hAnsi="Charis SIL Regular" w:eastAsia="Charis SIL Regular"/>
+          <w:b w:val="0"/>
+          <w:i w:val="0"/>
+          <w:color w:val="0000FF"/>
+          <w:sz w:val="24"/>
+          <w:u w:val="single"/>
+        </w:rPr>
+        <w:hyperlink r:id="rId20" w:history="1">
           <w:r>
             <w:rPr>
               <w:rStyle w:val="Hyperlink"/>
             </w:rPr>
-            <w:t xml:space="preserve"> colonial </w:t>
+            <w:t>colonial</w:t>
           </w:r>
         </w:hyperlink>
+      </w:r>
+      <w:r>
+        <w:rPr>
+          <w:rFonts w:ascii="Charis SIL Regular" w:hAnsi="Charis SIL Regular" w:eastAsia="Charis SIL Regular"/>
+          <w:b w:val="0"/>
+          <w:i w:val="0"/>
+          <w:color w:val="0000FF"/>
+          <w:sz w:val="24"/>
+          <w:u w:val="single"/>
+        </w:rPr>
+        <w:t xml:space="preserve"> </w:t>
       </w:r>
       <w:r>
         <w:rPr>
@@ -2429,9 +2394,19 @@
           <w:i w:val="0"/>
           <w:color w:val="0000FF"/>
           <w:sz w:val="24"/>
+        </w:rPr>
+        <w:t>Arm</w:t>
+      </w:r>
+      <w:r>
+        <w:rPr>
+          <w:rFonts w:ascii="Charis SIL Regular" w:hAnsi="Charis SIL Regular" w:eastAsia="Charis SIL Regular"/>
+          <w:b w:val="0"/>
+          <w:i w:val="0"/>
+          <w:color w:val="0000FF"/>
+          <w:sz w:val="24"/>
           <w:u w:val="single"/>
         </w:rPr>
-        <w:t xml:space="preserve">Arm and navy </w:t>
+        <w:t xml:space="preserve"> </w:t>
       </w:r>
       <w:r>
         <w:rPr>
@@ -2442,7 +2417,119 @@
           <w:sz w:val="24"/>
           <w:u w:val="single"/>
         </w:rPr>
-        <w:hyperlink r:id="rId21" w:history="1">
+        <w:hyperlink r:id="rId20" w:history="1">
+          <w:r>
+            <w:rPr>
+              <w:rStyle w:val="Hyperlink"/>
+            </w:rPr>
+            <w:t>and</w:t>
+          </w:r>
+        </w:hyperlink>
+      </w:r>
+      <w:r>
+        <w:rPr>
+          <w:rFonts w:ascii="Charis SIL Regular" w:hAnsi="Charis SIL Regular" w:eastAsia="Charis SIL Regular"/>
+          <w:b w:val="0"/>
+          <w:i w:val="0"/>
+          <w:color w:val="0000FF"/>
+          <w:sz w:val="24"/>
+          <w:u w:val="single"/>
+        </w:rPr>
+        <w:t xml:space="preserve"> </w:t>
+      </w:r>
+      <w:r>
+        <w:rPr>
+          <w:rFonts w:ascii="Charis SIL Regular" w:hAnsi="Charis SIL Regular" w:eastAsia="Charis SIL Regular"/>
+          <w:b w:val="0"/>
+          <w:i w:val="0"/>
+          <w:color w:val="0000FF"/>
+          <w:sz w:val="24"/>
+          <w:u w:val="single"/>
+        </w:rPr>
+        <w:hyperlink r:id="rId20" w:history="1">
+          <w:r>
+            <w:rPr>
+              <w:rStyle w:val="Hyperlink"/>
+            </w:rPr>
+            <w:t>n</w:t>
+          </w:r>
+        </w:hyperlink>
+      </w:r>
+      <w:r>
+        <w:rPr>
+          <w:rFonts w:ascii="Charis SIL Regular" w:hAnsi="Charis SIL Regular" w:eastAsia="Charis SIL Regular"/>
+          <w:b w:val="0"/>
+          <w:i w:val="0"/>
+          <w:color w:val="0000FF"/>
+          <w:sz w:val="24"/>
+          <w:u w:val="single"/>
+        </w:rPr>
+        <w:hyperlink r:id="rId20" w:history="1">
+          <w:r>
+            <w:rPr>
+              <w:rStyle w:val="Hyperlink"/>
+            </w:rPr>
+            <w:t>a</w:t>
+          </w:r>
+        </w:hyperlink>
+      </w:r>
+      <w:r>
+        <w:rPr>
+          <w:rFonts w:ascii="Charis SIL Regular" w:hAnsi="Charis SIL Regular" w:eastAsia="Charis SIL Regular"/>
+          <w:b w:val="0"/>
+          <w:i w:val="0"/>
+          <w:color w:val="0000FF"/>
+          <w:sz w:val="24"/>
+          <w:u w:val="single"/>
+        </w:rPr>
+        <w:hyperlink r:id="rId20" w:history="1">
+          <w:r>
+            <w:rPr>
+              <w:rStyle w:val="Hyperlink"/>
+            </w:rPr>
+            <w:t>v</w:t>
+          </w:r>
+        </w:hyperlink>
+      </w:r>
+      <w:r>
+        <w:rPr>
+          <w:rFonts w:ascii="Charis SIL Regular" w:hAnsi="Charis SIL Regular" w:eastAsia="Charis SIL Regular"/>
+          <w:b w:val="0"/>
+          <w:i w:val="0"/>
+          <w:color w:val="0000FF"/>
+          <w:sz w:val="24"/>
+          <w:u w:val="single"/>
+        </w:rPr>
+        <w:hyperlink r:id="rId20" w:history="1">
+          <w:r>
+            <w:rPr>
+              <w:rStyle w:val="Hyperlink"/>
+            </w:rPr>
+            <w:t>y</w:t>
+          </w:r>
+        </w:hyperlink>
+      </w:r>
+      <w:r>
+        <w:rPr>
+          <w:rFonts w:ascii="Charis SIL Regular" w:hAnsi="Charis SIL Regular" w:eastAsia="Charis SIL Regular"/>
+          <w:b w:val="0"/>
+          <w:i w:val="0"/>
+          <w:color w:val="0000FF"/>
+          <w:sz w:val="24"/>
+          <w:u w:val="single"/>
+        </w:rPr>
+        <w:t xml:space="preserve"> </w:t>
+      </w:r>
+      <w:r>
+        <w:rPr>
+          <w:rFonts w:ascii="Charis SIL Regular" w:hAnsi="Charis SIL Regular" w:eastAsia="Charis SIL Regular"/>
+          <w:b w:val="0"/>
+          <w:i w:val="0"/>
+          <w:color w:val="0000FF"/>
+          <w:sz w:val="24"/>
+          <w:u w:val="single"/>
+        </w:rPr>
+        <w:hyperlink r:id="rId20" w:history="1">
           <w:r>
             <w:rPr>
               <w:rStyle w:val="Hyperlink"/>
@@ -2523,7 +2610,6 @@
           <w:i w:val="0"/>
           <w:color w:val="0000FF"/>
           <w:sz w:val="24"/>
-          <w:u w:val="single"/>
         </w:rPr>
         <w:t xml:space="preserve"> </w:t>
       </w:r>
@@ -2583,7 +2669,7 @@
           <w:sz w:val="24"/>
           <w:u w:val="single"/>
         </w:rPr>
-        <w:hyperlink r:id="rId20" w:history="1">
+        <w:hyperlink r:id="rId21" w:history="1">
           <w:r>
             <w:rPr>
               <w:rStyle w:val="Hyperlink"/>
@@ -2629,12 +2715,216 @@
           <w:sz w:val="24"/>
           <w:u w:val="single"/>
         </w:rPr>
+        <w:hyperlink r:id="rId22" w:history="1">
+          <w:r>
+            <w:rPr>
+              <w:rStyle w:val="Hyperlink"/>
+            </w:rPr>
+            <w:t>Scie</w:t>
+          </w:r>
+        </w:hyperlink>
+      </w:r>
+      <w:r>
+        <w:rPr>
+          <w:rFonts w:ascii="Charis SIL Regular" w:hAnsi="Charis SIL Regular" w:eastAsia="Charis SIL Regular"/>
+          <w:b w:val="0"/>
+          <w:i w:val="0"/>
+          <w:color w:val="0000FF"/>
+          <w:sz w:val="24"/>
+          <w:u w:val="single"/>
+        </w:rPr>
+        <w:hyperlink r:id="rId22" w:history="1">
+          <w:r>
+            <w:rPr>
+              <w:rStyle w:val="Hyperlink"/>
+            </w:rPr>
+            <w:t>n</w:t>
+          </w:r>
+        </w:hyperlink>
+      </w:r>
+      <w:r>
+        <w:rPr>
+          <w:rFonts w:ascii="Charis SIL Regular" w:hAnsi="Charis SIL Regular" w:eastAsia="Charis SIL Regular"/>
+          <w:b w:val="0"/>
+          <w:i w:val="0"/>
+          <w:color w:val="0000FF"/>
+          <w:sz w:val="24"/>
+          <w:u w:val="single"/>
+        </w:rPr>
+        <w:hyperlink r:id="rId22" w:history="1">
+          <w:r>
+            <w:rPr>
+              <w:rStyle w:val="Hyperlink"/>
+            </w:rPr>
+            <w:t>tif</w:t>
+          </w:r>
+        </w:hyperlink>
+      </w:r>
+      <w:r>
+        <w:rPr>
+          <w:rFonts w:ascii="Charis SIL Regular" w:hAnsi="Charis SIL Regular" w:eastAsia="Charis SIL Regular"/>
+          <w:b w:val="0"/>
+          <w:i w:val="0"/>
+          <w:color w:val="0000FF"/>
+          <w:sz w:val="24"/>
+        </w:rPr>
+        <w:hyperlink r:id="rId22" w:history="1">
+          <w:r>
+            <w:rPr>
+              <w:rStyle w:val="Hyperlink"/>
+            </w:rPr>
+            <w:t>i</w:t>
+          </w:r>
+        </w:hyperlink>
+      </w:r>
+      <w:r>
+        <w:rPr>
+          <w:rFonts w:ascii="Charis SIL Regular" w:hAnsi="Charis SIL Regular" w:eastAsia="Charis SIL Regular"/>
+          <w:b w:val="0"/>
+          <w:i w:val="0"/>
+          <w:color w:val="0000FF"/>
+          <w:sz w:val="24"/>
+        </w:rPr>
+        <w:t>c</w:t>
+      </w:r>
+      <w:r>
+        <w:rPr>
+          <w:rFonts w:ascii="Charis SIL Regular" w:hAnsi="Charis SIL Regular" w:eastAsia="Charis SIL Regular"/>
+          <w:b w:val="0"/>
+          <w:i w:val="0"/>
+          <w:color w:val="0000FF"/>
+          <w:sz w:val="24"/>
+          <w:u w:val="single"/>
+        </w:rPr>
+        <w:t xml:space="preserve"> </w:t>
+      </w:r>
+      <w:r>
+        <w:rPr>
+          <w:rFonts w:ascii="Charis SIL Regular" w:hAnsi="Charis SIL Regular" w:eastAsia="Charis SIL Regular"/>
+          <w:b w:val="0"/>
+          <w:i w:val="0"/>
+          <w:color w:val="0000FF"/>
+          <w:sz w:val="24"/>
+          <w:u w:val="single"/>
+        </w:rPr>
         <w:hyperlink r:id="rId21" w:history="1">
           <w:r>
             <w:rPr>
               <w:rStyle w:val="Hyperlink"/>
             </w:rPr>
-            <w:t>Scie</w:t>
+            <w:t>rese</w:t>
+          </w:r>
+        </w:hyperlink>
+      </w:r>
+      <w:r>
+        <w:rPr>
+          <w:rFonts w:ascii="Charis SIL Regular" w:hAnsi="Charis SIL Regular" w:eastAsia="Charis SIL Regular"/>
+          <w:b w:val="0"/>
+          <w:i w:val="0"/>
+          <w:color w:val="0000FF"/>
+          <w:sz w:val="24"/>
+          <w:u w:val="single"/>
+        </w:rPr>
+        <w:hyperlink r:id="rId21" w:history="1">
+          <w:r>
+            <w:rPr>
+              <w:rStyle w:val="Hyperlink"/>
+            </w:rPr>
+            <w:t>a</w:t>
+          </w:r>
+        </w:hyperlink>
+      </w:r>
+      <w:r>
+        <w:rPr>
+          <w:rFonts w:ascii="Charis SIL Regular" w:hAnsi="Charis SIL Regular" w:eastAsia="Charis SIL Regular"/>
+          <w:b w:val="0"/>
+          <w:i w:val="0"/>
+          <w:color w:val="0000FF"/>
+          <w:sz w:val="24"/>
+          <w:u w:val="single"/>
+        </w:rPr>
+        <w:hyperlink r:id="rId21" w:history="1">
+          <w:r>
+            <w:rPr>
+              <w:rStyle w:val="Hyperlink"/>
+            </w:rPr>
+            <w:t>rch</w:t>
+          </w:r>
+        </w:hyperlink>
+      </w:r>
+      <w:r>
+        <w:rPr>
+          <w:rFonts w:ascii="Charis SIL Regular" w:hAnsi="Charis SIL Regular" w:eastAsia="Charis SIL Regular"/>
+          <w:b w:val="0"/>
+          <w:i w:val="0"/>
+          <w:color w:val="0000FF"/>
+          <w:sz w:val="24"/>
+          <w:u w:val="single"/>
+        </w:rPr>
+        <w:t xml:space="preserve"> </w:t>
+      </w:r>
+      <w:r>
+        <w:rPr>
+          <w:rFonts w:ascii="Charis SIL Regular" w:hAnsi="Charis SIL Regular" w:eastAsia="Charis SIL Regular"/>
+          <w:b w:val="0"/>
+          <w:i w:val="0"/>
+          <w:color w:val="0000FF"/>
+          <w:sz w:val="24"/>
+          <w:u w:val="single"/>
+        </w:rPr>
+        <w:hyperlink r:id="rId21" w:history="1">
+          <w:r>
+            <w:rPr>
+              <w:rStyle w:val="Hyperlink"/>
+            </w:rPr>
+            <w:t>in</w:t>
+          </w:r>
+        </w:hyperlink>
+      </w:r>
+      <w:r>
+        <w:rPr>
+          <w:rFonts w:ascii="Charis SIL Regular" w:hAnsi="Charis SIL Regular" w:eastAsia="Charis SIL Regular"/>
+          <w:b w:val="0"/>
+          <w:i w:val="0"/>
+          <w:color w:val="0000FF"/>
+          <w:sz w:val="24"/>
+          <w:u w:val="single"/>
+        </w:rPr>
+        <w:t xml:space="preserve"> </w:t>
+      </w:r>
+      <w:r>
+        <w:rPr>
+          <w:rFonts w:ascii="Charis SIL Regular" w:hAnsi="Charis SIL Regular" w:eastAsia="Charis SIL Regular"/>
+          <w:b w:val="0"/>
+          <w:i w:val="0"/>
+          <w:color w:val="0000FF"/>
+          <w:sz w:val="24"/>
+          <w:u w:val="single"/>
+        </w:rPr>
+        <w:hyperlink r:id="rId21" w:history="1">
+          <w:r>
+            <w:rPr>
+              <w:rStyle w:val="Hyperlink"/>
+            </w:rPr>
+            <w:t>col</w:t>
+          </w:r>
+        </w:hyperlink>
+      </w:r>
+      <w:r>
+        <w:rPr>
+          <w:rFonts w:ascii="Charis SIL Regular" w:hAnsi="Charis SIL Regular" w:eastAsia="Charis SIL Regular"/>
+          <w:b w:val="0"/>
+          <w:i w:val="0"/>
+          <w:color w:val="0000FF"/>
+          <w:sz w:val="24"/>
+          <w:u w:val="single"/>
+        </w:rPr>
+        <w:hyperlink r:id="rId21" w:history="1">
+          <w:r>
+            <w:rPr>
+              <w:rStyle w:val="Hyperlink"/>
+            </w:rPr>
+            <w:t>o</w:t>
           </w:r>
         </w:hyperlink>
       </w:r>
@@ -2665,111 +2955,14 @@
           <w:sz w:val="24"/>
           <w:u w:val="single"/>
         </w:rPr>
-        <w:hyperlink r:id="rId22" w:history="1">
-          <w:r>
-            <w:rPr>
-              <w:rStyle w:val="Hyperlink"/>
-            </w:rPr>
-            <w:t>tif</w:t>
-          </w:r>
-        </w:hyperlink>
-      </w:r>
-      <w:r>
-        <w:rPr>
-          <w:rFonts w:ascii="Charis SIL Regular" w:hAnsi="Charis SIL Regular" w:eastAsia="Charis SIL Regular"/>
-          <w:b w:val="0"/>
-          <w:i w:val="0"/>
-          <w:color w:val="0000FF"/>
-          <w:sz w:val="24"/>
-          <w:u w:val="single"/>
-        </w:rPr>
-        <w:t>i</w:t>
-      </w:r>
-      <w:r>
-        <w:rPr>
-          <w:rFonts w:ascii="Charis SIL Regular" w:hAnsi="Charis SIL Regular" w:eastAsia="Charis SIL Regular"/>
-          <w:b w:val="0"/>
-          <w:i w:val="0"/>
-          <w:color w:val="0000FF"/>
-          <w:sz w:val="24"/>
-        </w:rPr>
-        <w:t>c</w:t>
-      </w:r>
-      <w:r>
-        <w:rPr>
-          <w:rFonts w:ascii="Charis SIL Regular" w:hAnsi="Charis SIL Regular" w:eastAsia="Charis SIL Regular"/>
-          <w:b w:val="0"/>
-          <w:i w:val="0"/>
-          <w:color w:val="0000FF"/>
-          <w:sz w:val="24"/>
-          <w:u w:val="single"/>
-        </w:rPr>
-        <w:t xml:space="preserve"> </w:t>
-      </w:r>
-      <w:r>
-        <w:rPr>
-          <w:rFonts w:ascii="Charis SIL Regular" w:hAnsi="Charis SIL Regular" w:eastAsia="Charis SIL Regular"/>
-          <w:b w:val="0"/>
-          <w:i w:val="0"/>
-          <w:color w:val="0000FF"/>
-          <w:sz w:val="24"/>
-          <w:u w:val="single"/>
-        </w:rPr>
-        <w:hyperlink r:id="rId22" w:history="1">
-          <w:r>
-            <w:rPr>
-              <w:rStyle w:val="Hyperlink"/>
-            </w:rPr>
-            <w:t>rese</w:t>
-          </w:r>
-        </w:hyperlink>
-      </w:r>
-      <w:r>
-        <w:rPr>
-          <w:rFonts w:ascii="Charis SIL Regular" w:hAnsi="Charis SIL Regular" w:eastAsia="Charis SIL Regular"/>
-          <w:b w:val="0"/>
-          <w:i w:val="0"/>
-          <w:color w:val="0000FF"/>
-          <w:sz w:val="24"/>
-          <w:u w:val="single"/>
-        </w:rPr>
         <w:hyperlink r:id="rId21" w:history="1">
           <w:r>
             <w:rPr>
               <w:rStyle w:val="Hyperlink"/>
             </w:rPr>
-            <w:t>a</w:t>
+            <w:t>i</w:t>
           </w:r>
         </w:hyperlink>
-      </w:r>
-      <w:r>
-        <w:rPr>
-          <w:rFonts w:ascii="Charis SIL Regular" w:hAnsi="Charis SIL Regular" w:eastAsia="Charis SIL Regular"/>
-          <w:b w:val="0"/>
-          <w:i w:val="0"/>
-          <w:color w:val="0000FF"/>
-          <w:sz w:val="24"/>
-          <w:u w:val="single"/>
-        </w:rPr>
-        <w:hyperlink r:id="rId22" w:history="1">
-          <w:r>
-            <w:rPr>
-              <w:rStyle w:val="Hyperlink"/>
-            </w:rPr>
-            <w:t>rch</w:t>
-          </w:r>
-        </w:hyperlink>
-      </w:r>
-      <w:r>
-        <w:rPr>
-          <w:rFonts w:ascii="Charis SIL Regular" w:hAnsi="Charis SIL Regular" w:eastAsia="Charis SIL Regular"/>
-          <w:b w:val="0"/>
-          <w:i w:val="0"/>
-          <w:color w:val="0000FF"/>
-          <w:sz w:val="24"/>
-          <w:u w:val="single"/>
-        </w:rPr>
-        <w:t xml:space="preserve"> </w:t>
       </w:r>
       <w:r>
         <w:rPr>
@@ -2785,7 +2978,7 @@
             <w:rPr>
               <w:rStyle w:val="Hyperlink"/>
             </w:rPr>
-            <w:t>in</w:t>
+            <w:t>sed</w:t>
           </w:r>
         </w:hyperlink>
       </w:r>
@@ -2809,12 +3002,12 @@
           <w:sz w:val="24"/>
           <w:u w:val="single"/>
         </w:rPr>
-        <w:hyperlink r:id="rId22" w:history="1">
+        <w:hyperlink r:id="rId21" w:history="1">
           <w:r>
             <w:rPr>
               <w:rStyle w:val="Hyperlink"/>
             </w:rPr>
-            <w:t>col</w:t>
+            <w:t>territ</w:t>
           </w:r>
         </w:hyperlink>
       </w:r>
@@ -2850,9 +3043,22 @@
             <w:rPr>
               <w:rStyle w:val="Hyperlink"/>
             </w:rPr>
-            <w:t>n</w:t>
+            <w:t>ries</w:t>
           </w:r>
         </w:hyperlink>
+      </w:r>
+      <w:r>
+        <w:br/>
+      </w:r>
+      <w:r>
+        <w:rPr>
+          <w:rFonts w:ascii="Charis SIL Regular" w:hAnsi="Charis SIL Regular" w:eastAsia="Charis SIL Regular"/>
+          <w:b w:val="0"/>
+          <w:i w:val="0"/>
+          <w:color w:val="000000"/>
+          <w:sz w:val="24"/>
+        </w:rPr>
+        <w:t xml:space="preserve">•  </w:t>
       </w:r>
       <w:r>
         <w:rPr>
@@ -2868,9 +3074,20 @@
             <w:rPr>
               <w:rStyle w:val="Hyperlink"/>
             </w:rPr>
-            <w:t>i</w:t>
+            <w:t>Christian</w:t>
           </w:r>
         </w:hyperlink>
+      </w:r>
+      <w:r>
+        <w:rPr>
+          <w:rFonts w:ascii="Charis SIL Regular" w:hAnsi="Charis SIL Regular" w:eastAsia="Charis SIL Regular"/>
+          <w:b w:val="0"/>
+          <w:i w:val="0"/>
+          <w:color w:val="0000FF"/>
+          <w:sz w:val="24"/>
+          <w:u w:val="single"/>
+        </w:rPr>
+        <w:t xml:space="preserve"> </w:t>
       </w:r>
       <w:r>
         <w:rPr>
@@ -2886,36 +3103,7 @@
             <w:rPr>
               <w:rStyle w:val="Hyperlink"/>
             </w:rPr>
-            <w:t>sed</w:t>
-          </w:r>
-        </w:hyperlink>
-      </w:r>
-      <w:r>
-        <w:rPr>
-          <w:rFonts w:ascii="Charis SIL Regular" w:hAnsi="Charis SIL Regular" w:eastAsia="Charis SIL Regular"/>
-          <w:b w:val="0"/>
-          <w:i w:val="0"/>
-          <w:color w:val="0000FF"/>
-          <w:sz w:val="24"/>
-          <w:u w:val="single"/>
-        </w:rPr>
-        <w:t xml:space="preserve"> </w:t>
-      </w:r>
-      <w:r>
-        <w:rPr>
-          <w:rFonts w:ascii="Charis SIL Regular" w:hAnsi="Charis SIL Regular" w:eastAsia="Charis SIL Regular"/>
-          <w:b w:val="0"/>
-          <w:i w:val="0"/>
-          <w:color w:val="0000FF"/>
-          <w:sz w:val="24"/>
-          <w:u w:val="single"/>
-        </w:rPr>
-        <w:hyperlink r:id="rId21" w:history="1">
-          <w:r>
-            <w:rPr>
-              <w:rStyle w:val="Hyperlink"/>
-            </w:rPr>
-            <w:t>territ</w:t>
+            <w:t>missiona</w:t>
           </w:r>
         </w:hyperlink>
       </w:r>
@@ -2933,7 +3121,7 @@
             <w:rPr>
               <w:rStyle w:val="Hyperlink"/>
             </w:rPr>
-            <w:t>o</w:t>
+            <w:t>r</w:t>
           </w:r>
         </w:hyperlink>
       </w:r>
@@ -2946,48 +3134,25 @@
           <w:sz w:val="24"/>
           <w:u w:val="single"/>
         </w:rPr>
-        <w:hyperlink r:id="rId22" w:history="1">
+        <w:hyperlink r:id="rId23" w:history="1">
           <w:r>
             <w:rPr>
               <w:rStyle w:val="Hyperlink"/>
             </w:rPr>
-            <w:t>ries</w:t>
+            <w:t>ie</w:t>
           </w:r>
         </w:hyperlink>
       </w:r>
       <w:r>
-        <w:br/>
-      </w:r>
-      <w:r>
         <w:rPr>
           <w:rFonts w:ascii="Charis SIL Regular" w:hAnsi="Charis SIL Regular" w:eastAsia="Charis SIL Regular"/>
           <w:b w:val="0"/>
           <w:i w:val="0"/>
-          <w:color w:val="000000"/>
-          <w:sz w:val="24"/>
-        </w:rPr>
-        <w:t xml:space="preserve">•  </w:t>
-      </w:r>
-      <w:r>
-        <w:rPr>
-          <w:rFonts w:ascii="Charis SIL Regular" w:hAnsi="Charis SIL Regular" w:eastAsia="Charis SIL Regular"/>
-          <w:b w:val="0"/>
-          <w:i w:val="0"/>
           <w:color w:val="0000FF"/>
           <w:sz w:val="24"/>
-        </w:rPr>
-        <w:t>Christian missionarie</w:t>
-      </w:r>
-      <w:r>
-        <w:rPr>
-          <w:rFonts w:ascii="Charis SIL Regular" w:hAnsi="Charis SIL Regular" w:eastAsia="Charis SIL Regular"/>
-          <w:b w:val="0"/>
-          <w:i w:val="0"/>
-          <w:color w:val="0000FF"/>
-          <w:sz w:val="24"/>
           <w:u w:val="single"/>
         </w:rPr>
-        <w:hyperlink r:id="rId22" w:history="1">
+        <w:hyperlink r:id="rId23" w:history="1">
           <w:r>
             <w:rPr>
               <w:rStyle w:val="Hyperlink"/>
@@ -3045,7 +3210,7 @@
           <w:sz w:val="24"/>
           <w:u w:val="single"/>
         </w:rPr>
-        <w:hyperlink r:id="rId22" w:history="1">
+        <w:hyperlink r:id="rId23" w:history="1">
           <w:r>
             <w:rPr>
               <w:rStyle w:val="Hyperlink"/>

--- a/EXPORTS/DOCX/published/niveau2/English/Museum.docx
+++ b/EXPORTS/DOCX/published/niveau2/English/Museum.docx
@@ -374,7 +374,7 @@
           <w:sz w:val="24"/>
           <w:u w:val="single"/>
         </w:rPr>
-        <w:hyperlink r:id="rId10" w:history="1">
+        <w:hyperlink r:id="rId9" w:history="1">
           <w:r>
             <w:rPr>
               <w:rStyle w:val="Hyperlink"/>
@@ -392,7 +392,7 @@
           <w:sz w:val="24"/>
           <w:u w:val="single"/>
         </w:rPr>
-        <w:hyperlink r:id="rId10" w:history="1">
+        <w:hyperlink r:id="rId9" w:history="1">
           <w:r>
             <w:rPr>
               <w:rStyle w:val="Hyperlink"/>
@@ -421,7 +421,7 @@
           <w:sz w:val="24"/>
           <w:u w:val="single"/>
         </w:rPr>
-        <w:hyperlink r:id="rId10" w:history="1">
+        <w:hyperlink r:id="rId9" w:history="1">
           <w:r>
             <w:rPr>
               <w:rStyle w:val="Hyperlink"/>
@@ -439,7 +439,7 @@
           <w:sz w:val="24"/>
           <w:u w:val="single"/>
         </w:rPr>
-        <w:hyperlink r:id="rId10" w:history="1">
+        <w:hyperlink r:id="rId9" w:history="1">
           <w:r>
             <w:rPr>
               <w:rStyle w:val="Hyperlink"/>
@@ -762,8 +762,16 @@
           <w:i w:val="0"/>
           <w:color w:val="0000FF"/>
           <w:sz w:val="24"/>
+          <w:u w:val="single"/>
         </w:rPr>
-        <w:t>voor Lan</w:t>
+        <w:hyperlink r:id="rId12" w:history="1">
+          <w:r>
+            <w:rPr>
+              <w:rStyle w:val="Hyperlink"/>
+            </w:rPr>
+            <w:t>voor</w:t>
+          </w:r>
+        </w:hyperlink>
       </w:r>
       <w:r>
         <w:rPr>
@@ -774,7 +782,36 @@
           <w:sz w:val="24"/>
           <w:u w:val="single"/>
         </w:rPr>
-        <w:hyperlink r:id="rId11" w:history="1">
+        <w:t xml:space="preserve"> </w:t>
+      </w:r>
+      <w:r>
+        <w:rPr>
+          <w:rFonts w:ascii="Charis SIL Regular" w:hAnsi="Charis SIL Regular" w:eastAsia="Charis SIL Regular"/>
+          <w:b w:val="0"/>
+          <w:i w:val="0"/>
+          <w:color w:val="0000FF"/>
+          <w:sz w:val="24"/>
+          <w:u w:val="single"/>
+        </w:rPr>
+        <w:hyperlink r:id="rId12" w:history="1">
+          <w:r>
+            <w:rPr>
+              <w:rStyle w:val="Hyperlink"/>
+            </w:rPr>
+            <w:t>Lan</w:t>
+          </w:r>
+        </w:hyperlink>
+      </w:r>
+      <w:r>
+        <w:rPr>
+          <w:rFonts w:ascii="Charis SIL Regular" w:hAnsi="Charis SIL Regular" w:eastAsia="Charis SIL Regular"/>
+          <w:b w:val="0"/>
+          <w:i w:val="0"/>
+          <w:color w:val="0000FF"/>
+          <w:sz w:val="24"/>
+          <w:u w:val="single"/>
+        </w:rPr>
+        <w:hyperlink r:id="rId12" w:history="1">
           <w:r>
             <w:rPr>
               <w:rStyle w:val="Hyperlink"/>
@@ -859,7 +896,54 @@
           <w:color w:val="000000"/>
           <w:sz w:val="24"/>
         </w:rPr>
-        <w:t xml:space="preserve"> (Museum of Geography and Ethnology) in Rotterdam in 1885. O</w:t>
+        <w:t xml:space="preserve"> (Museum of Geography and Ethnology) in Rotterdam</w:t>
+      </w:r>
+      <w:r>
+        <w:rPr>
+          <w:u w:val="single" w:color="0000ff"/>
+          <w:rFonts w:ascii="Charis SIL Regular" w:hAnsi="Charis SIL Regular" w:eastAsia="Charis SIL Regular"/>
+          <w:b w:val="0"/>
+          <w:i w:val="0"/>
+          <w:color w:val="000000"/>
+          <w:sz w:val="24"/>
+        </w:rPr>
+        <w:hyperlink r:id="rId12" w:history="1">
+          <w:r>
+            <w:rPr>
+              <w:rStyle w:val="Hyperlink"/>
+            </w:rPr>
+            <w:t xml:space="preserve"> in 1</w:t>
+          </w:r>
+        </w:hyperlink>
+      </w:r>
+      <w:r>
+        <w:rPr>
+          <w:u w:val="single" w:color="0000ff"/>
+          <w:rFonts w:ascii="Charis SIL Regular" w:hAnsi="Charis SIL Regular" w:eastAsia="Charis SIL Regular"/>
+          <w:b w:val="0"/>
+          <w:i w:val="0"/>
+          <w:color w:val="000000"/>
+          <w:sz w:val="24"/>
+        </w:rPr>
+        <w:hyperlink r:id="rId12" w:history="1">
+          <w:r>
+            <w:rPr>
+              <w:rStyle w:val="Hyperlink"/>
+            </w:rPr>
+            <w:t xml:space="preserve">885. </w:t>
+          </w:r>
+        </w:hyperlink>
+      </w:r>
+      <w:r>
+        <w:rPr>
+          <w:u w:val="single" w:color="0000ff"/>
+          <w:rFonts w:ascii="Charis SIL Regular" w:hAnsi="Charis SIL Regular" w:eastAsia="Charis SIL Regular"/>
+          <w:b w:val="0"/>
+          <w:i w:val="0"/>
+          <w:color w:val="000000"/>
+          <w:sz w:val="24"/>
+        </w:rPr>
+        <w:t>O</w:t>
       </w:r>
       <w:r>
         <w:rPr>
@@ -2103,49 +2187,14 @@
           <w:i w:val="0"/>
           <w:color w:val="0000FF"/>
           <w:sz w:val="24"/>
+          <w:u w:val="single"/>
         </w:rPr>
         <w:hyperlink r:id="rId19" w:history="1">
           <w:r>
             <w:rPr>
               <w:rStyle w:val="Hyperlink"/>
             </w:rPr>
-            <w:t xml:space="preserve">The </w:t>
-          </w:r>
-        </w:hyperlink>
-      </w:r>
-      <w:r>
-        <w:rPr>
-          <w:rFonts w:ascii="Charis SIL Regular" w:hAnsi="Charis SIL Regular" w:eastAsia="Charis SIL Regular"/>
-          <w:b w:val="0"/>
-          <w:i w:val="0"/>
-          <w:color w:val="0000FF"/>
-          <w:sz w:val="24"/>
-          <w:u w:val="single"/>
-        </w:rPr>
-        <w:hyperlink r:id="rId20" w:history="1">
-          <w:r>
-            <w:rPr>
-              <w:rStyle w:val="Hyperlink"/>
-            </w:rPr>
-            <w:t>t</w:t>
-          </w:r>
-        </w:hyperlink>
-      </w:r>
-      <w:r>
-        <w:rPr>
-          <w:rFonts w:ascii="Charis SIL Regular" w:hAnsi="Charis SIL Regular" w:eastAsia="Charis SIL Regular"/>
-          <w:b w:val="0"/>
-          <w:i w:val="0"/>
-          <w:color w:val="0000FF"/>
-          <w:sz w:val="24"/>
-          <w:u w:val="single"/>
-        </w:rPr>
-        <w:hyperlink r:id="rId20" w:history="1">
-          <w:r>
-            <w:rPr>
-              <w:rStyle w:val="Hyperlink"/>
-            </w:rPr>
-            <w:t>rade</w:t>
+            <w:t>The</w:t>
           </w:r>
         </w:hyperlink>
       </w:r>
@@ -2167,16 +2216,8 @@
           <w:i w:val="0"/>
           <w:color w:val="0000FF"/>
           <w:sz w:val="24"/>
-          <w:u w:val="single"/>
         </w:rPr>
-        <w:hyperlink r:id="rId20" w:history="1">
-          <w:r>
-            <w:rPr>
-              <w:rStyle w:val="Hyperlink"/>
-            </w:rPr>
-            <w:t>in</w:t>
-          </w:r>
-        </w:hyperlink>
+        <w:t>trade in o</w:t>
       </w:r>
       <w:r>
         <w:rPr>
@@ -2187,7 +2228,14 @@
           <w:sz w:val="24"/>
           <w:u w:val="single"/>
         </w:rPr>
-        <w:t xml:space="preserve"> </w:t>
+        <w:hyperlink r:id="rId19" w:history="1">
+          <w:r>
+            <w:rPr>
+              <w:rStyle w:val="Hyperlink"/>
+            </w:rPr>
+            <w:t>bj</w:t>
+          </w:r>
+        </w:hyperlink>
       </w:r>
       <w:r>
         <w:rPr>
@@ -2198,43 +2246,7 @@
           <w:sz w:val="24"/>
           <w:u w:val="single"/>
         </w:rPr>
-        <w:hyperlink r:id="rId20" w:history="1">
-          <w:r>
-            <w:rPr>
-              <w:rStyle w:val="Hyperlink"/>
-            </w:rPr>
-            <w:t>o</w:t>
-          </w:r>
-        </w:hyperlink>
-      </w:r>
-      <w:r>
-        <w:rPr>
-          <w:rFonts w:ascii="Charis SIL Regular" w:hAnsi="Charis SIL Regular" w:eastAsia="Charis SIL Regular"/>
-          <w:b w:val="0"/>
-          <w:i w:val="0"/>
-          <w:color w:val="0000FF"/>
-          <w:sz w:val="24"/>
-          <w:u w:val="single"/>
-        </w:rPr>
-        <w:hyperlink r:id="rId20" w:history="1">
-          <w:r>
-            <w:rPr>
-              <w:rStyle w:val="Hyperlink"/>
-            </w:rPr>
-            <w:t>bj</w:t>
-          </w:r>
-        </w:hyperlink>
-      </w:r>
-      <w:r>
-        <w:rPr>
-          <w:rFonts w:ascii="Charis SIL Regular" w:hAnsi="Charis SIL Regular" w:eastAsia="Charis SIL Regular"/>
-          <w:b w:val="0"/>
-          <w:i w:val="0"/>
-          <w:color w:val="0000FF"/>
-          <w:sz w:val="24"/>
-          <w:u w:val="single"/>
-        </w:rPr>
-        <w:hyperlink r:id="rId20" w:history="1">
+        <w:hyperlink r:id="rId19" w:history="1">
           <w:r>
             <w:rPr>
               <w:rStyle w:val="Hyperlink"/>
@@ -2250,74 +2262,8 @@
           <w:i w:val="0"/>
           <w:color w:val="0000FF"/>
           <w:sz w:val="24"/>
-          <w:u w:val="single"/>
         </w:rPr>
-        <w:hyperlink r:id="rId20" w:history="1">
-          <w:r>
-            <w:rPr>
-              <w:rStyle w:val="Hyperlink"/>
-            </w:rPr>
-            <w:t>cts</w:t>
-          </w:r>
-        </w:hyperlink>
-      </w:r>
-      <w:r>
-        <w:rPr>
-          <w:rFonts w:ascii="Charis SIL Regular" w:hAnsi="Charis SIL Regular" w:eastAsia="Charis SIL Regular"/>
-          <w:b w:val="0"/>
-          <w:i w:val="0"/>
-          <w:color w:val="0000FF"/>
-          <w:sz w:val="24"/>
-          <w:u w:val="single"/>
-        </w:rPr>
-        <w:t xml:space="preserve"> </w:t>
-      </w:r>
-      <w:r>
-        <w:rPr>
-          <w:rFonts w:ascii="Charis SIL Regular" w:hAnsi="Charis SIL Regular" w:eastAsia="Charis SIL Regular"/>
-          <w:b w:val="0"/>
-          <w:i w:val="0"/>
-          <w:color w:val="0000FF"/>
-          <w:sz w:val="24"/>
-          <w:u w:val="single"/>
-        </w:rPr>
-        <w:hyperlink r:id="rId20" w:history="1">
-          <w:r>
-            <w:rPr>
-              <w:rStyle w:val="Hyperlink"/>
-            </w:rPr>
-            <w:t>form</w:t>
-          </w:r>
-        </w:hyperlink>
-      </w:r>
-      <w:r>
-        <w:rPr>
-          <w:rFonts w:ascii="Charis SIL Regular" w:hAnsi="Charis SIL Regular" w:eastAsia="Charis SIL Regular"/>
-          <w:b w:val="0"/>
-          <w:i w:val="0"/>
-          <w:color w:val="0000FF"/>
-          <w:sz w:val="24"/>
-          <w:u w:val="single"/>
-        </w:rPr>
-        <w:t xml:space="preserve"> </w:t>
-      </w:r>
-      <w:r>
-        <w:rPr>
-          <w:rFonts w:ascii="Charis SIL Regular" w:hAnsi="Charis SIL Regular" w:eastAsia="Charis SIL Regular"/>
-          <w:b w:val="0"/>
-          <w:i w:val="0"/>
-          <w:color w:val="0000FF"/>
-          <w:sz w:val="24"/>
-          <w:u w:val="single"/>
-        </w:rPr>
-        <w:hyperlink r:id="rId20" w:history="1">
-          <w:r>
-            <w:rPr>
-              <w:rStyle w:val="Hyperlink"/>
-            </w:rPr>
-            <w:t>a</w:t>
-          </w:r>
-        </w:hyperlink>
+        <w:t>cts form a</w:t>
       </w:r>
       <w:r>
         <w:rPr>
@@ -2395,7 +2341,14 @@
           <w:color w:val="0000FF"/>
           <w:sz w:val="24"/>
         </w:rPr>
-        <w:t>Arm</w:t>
+        <w:hyperlink r:id="rId21" w:history="1">
+          <w:r>
+            <w:rPr>
+              <w:rStyle w:val="Hyperlink"/>
+            </w:rPr>
+            <w:t>Arm</w:t>
+          </w:r>
+        </w:hyperlink>
       </w:r>
       <w:r>
         <w:rPr>
@@ -2417,7 +2370,7 @@
           <w:sz w:val="24"/>
           <w:u w:val="single"/>
         </w:rPr>
-        <w:hyperlink r:id="rId20" w:history="1">
+        <w:hyperlink r:id="rId21" w:history="1">
           <w:r>
             <w:rPr>
               <w:rStyle w:val="Hyperlink"/>
@@ -2446,7 +2399,7 @@
           <w:sz w:val="24"/>
           <w:u w:val="single"/>
         </w:rPr>
-        <w:hyperlink r:id="rId20" w:history="1">
+        <w:hyperlink r:id="rId21" w:history="1">
           <w:r>
             <w:rPr>
               <w:rStyle w:val="Hyperlink"/>
@@ -2464,7 +2417,7 @@
           <w:sz w:val="24"/>
           <w:u w:val="single"/>
         </w:rPr>
-        <w:hyperlink r:id="rId20" w:history="1">
+        <w:hyperlink r:id="rId21" w:history="1">
           <w:r>
             <w:rPr>
               <w:rStyle w:val="Hyperlink"/>
@@ -2498,27 +2451,8 @@
           <w:i w:val="0"/>
           <w:color w:val="0000FF"/>
           <w:sz w:val="24"/>
-          <w:u w:val="single"/>
         </w:rPr>
-        <w:hyperlink r:id="rId20" w:history="1">
-          <w:r>
-            <w:rPr>
-              <w:rStyle w:val="Hyperlink"/>
-            </w:rPr>
-            <w:t>y</w:t>
-          </w:r>
-        </w:hyperlink>
-      </w:r>
-      <w:r>
-        <w:rPr>
-          <w:rFonts w:ascii="Charis SIL Regular" w:hAnsi="Charis SIL Regular" w:eastAsia="Charis SIL Regular"/>
-          <w:b w:val="0"/>
-          <w:i w:val="0"/>
-          <w:color w:val="0000FF"/>
-          <w:sz w:val="24"/>
-          <w:u w:val="single"/>
-        </w:rPr>
-        <w:t xml:space="preserve"> </w:t>
+        <w:t>y perso</w:t>
       </w:r>
       <w:r>
         <w:rPr>
@@ -2534,7 +2468,103 @@
             <w:rPr>
               <w:rStyle w:val="Hyperlink"/>
             </w:rPr>
-            <w:t>perso</w:t>
+            <w:t>nnel</w:t>
+          </w:r>
+        </w:hyperlink>
+      </w:r>
+      <w:r>
+        <w:rPr>
+          <w:rFonts w:ascii="Charis SIL Regular" w:hAnsi="Charis SIL Regular" w:eastAsia="Charis SIL Regular"/>
+          <w:b w:val="0"/>
+          <w:i w:val="0"/>
+          <w:color w:val="0000FF"/>
+          <w:sz w:val="24"/>
+          <w:u w:val="single"/>
+        </w:rPr>
+        <w:t xml:space="preserve"> </w:t>
+      </w:r>
+      <w:r>
+        <w:rPr>
+          <w:rFonts w:ascii="Charis SIL Regular" w:hAnsi="Charis SIL Regular" w:eastAsia="Charis SIL Regular"/>
+          <w:b w:val="0"/>
+          <w:i w:val="0"/>
+          <w:color w:val="0000FF"/>
+          <w:sz w:val="24"/>
+        </w:rPr>
+        <w:t>in</w:t>
+      </w:r>
+      <w:r>
+        <w:rPr>
+          <w:rFonts w:ascii="Charis SIL Regular" w:hAnsi="Charis SIL Regular" w:eastAsia="Charis SIL Regular"/>
+          <w:b w:val="0"/>
+          <w:i w:val="0"/>
+          <w:color w:val="0000FF"/>
+          <w:sz w:val="24"/>
+        </w:rPr>
+        <w:t xml:space="preserve"> </w:t>
+      </w:r>
+      <w:r>
+        <w:rPr>
+          <w:rFonts w:ascii="Charis SIL Regular" w:hAnsi="Charis SIL Regular" w:eastAsia="Charis SIL Regular"/>
+          <w:b w:val="0"/>
+          <w:i w:val="0"/>
+          <w:color w:val="0000FF"/>
+          <w:sz w:val="24"/>
+          <w:u w:val="single"/>
+        </w:rPr>
+        <w:hyperlink r:id="rId20" w:history="1">
+          <w:r>
+            <w:rPr>
+              <w:rStyle w:val="Hyperlink"/>
+            </w:rPr>
+            <w:t>colonise</w:t>
+          </w:r>
+        </w:hyperlink>
+      </w:r>
+      <w:r>
+        <w:rPr>
+          <w:rFonts w:ascii="Charis SIL Regular" w:hAnsi="Charis SIL Regular" w:eastAsia="Charis SIL Regular"/>
+          <w:b w:val="0"/>
+          <w:i w:val="0"/>
+          <w:color w:val="0000FF"/>
+          <w:sz w:val="24"/>
+          <w:u w:val="single"/>
+        </w:rPr>
+        <w:hyperlink r:id="rId20" w:history="1">
+          <w:r>
+            <w:rPr>
+              <w:rStyle w:val="Hyperlink"/>
+            </w:rPr>
+            <w:t>d</w:t>
+          </w:r>
+        </w:hyperlink>
+      </w:r>
+      <w:r>
+        <w:rPr>
+          <w:rFonts w:ascii="Charis SIL Regular" w:hAnsi="Charis SIL Regular" w:eastAsia="Charis SIL Regular"/>
+          <w:b w:val="0"/>
+          <w:i w:val="0"/>
+          <w:color w:val="0000FF"/>
+          <w:sz w:val="24"/>
+          <w:u w:val="single"/>
+        </w:rPr>
+        <w:t xml:space="preserve"> </w:t>
+      </w:r>
+      <w:r>
+        <w:rPr>
+          <w:rFonts w:ascii="Charis SIL Regular" w:hAnsi="Charis SIL Regular" w:eastAsia="Charis SIL Regular"/>
+          <w:b w:val="0"/>
+          <w:i w:val="0"/>
+          <w:color w:val="0000FF"/>
+          <w:sz w:val="24"/>
+          <w:u w:val="single"/>
+        </w:rPr>
+        <w:hyperlink r:id="rId20" w:history="1">
+          <w:r>
+            <w:rPr>
+              <w:rStyle w:val="Hyperlink"/>
+            </w:rPr>
+            <w:t>territo</w:t>
           </w:r>
         </w:hyperlink>
       </w:r>
@@ -2552,9 +2582,29 @@
             <w:rPr>
               <w:rStyle w:val="Hyperlink"/>
             </w:rPr>
-            <w:t>nnel</w:t>
+            <w:t>ries</w:t>
           </w:r>
         </w:hyperlink>
+      </w:r>
+      <w:r>
+        <w:rPr>
+          <w:rFonts w:ascii="Charis SIL Regular" w:hAnsi="Charis SIL Regular" w:eastAsia="Charis SIL Regular"/>
+          <w:b w:val="0"/>
+          <w:i w:val="0"/>
+          <w:color w:val="000000"/>
+          <w:sz w:val="24"/>
+        </w:rPr>
+        <w:t xml:space="preserve">•  </w:t>
+      </w:r>
+      <w:r>
+        <w:rPr>
+          <w:rFonts w:ascii="Charis SIL Regular" w:hAnsi="Charis SIL Regular" w:eastAsia="Charis SIL Regular"/>
+          <w:b w:val="0"/>
+          <w:i w:val="0"/>
+          <w:color w:val="0000FF"/>
+          <w:sz w:val="24"/>
+        </w:rPr>
+        <w:t>Scientific</w:t>
       </w:r>
       <w:r>
         <w:rPr>
@@ -2566,6 +2616,154 @@
           <w:u w:val="single"/>
         </w:rPr>
         <w:t xml:space="preserve"> </w:t>
+      </w:r>
+      <w:r>
+        <w:rPr>
+          <w:rFonts w:ascii="Charis SIL Regular" w:hAnsi="Charis SIL Regular" w:eastAsia="Charis SIL Regular"/>
+          <w:b w:val="0"/>
+          <w:i w:val="0"/>
+          <w:color w:val="0000FF"/>
+          <w:sz w:val="24"/>
+          <w:u w:val="single"/>
+        </w:rPr>
+        <w:hyperlink r:id="rId22" w:history="1">
+          <w:r>
+            <w:rPr>
+              <w:rStyle w:val="Hyperlink"/>
+            </w:rPr>
+            <w:t>rese</w:t>
+          </w:r>
+        </w:hyperlink>
+      </w:r>
+      <w:r>
+        <w:rPr>
+          <w:rFonts w:ascii="Charis SIL Regular" w:hAnsi="Charis SIL Regular" w:eastAsia="Charis SIL Regular"/>
+          <w:b w:val="0"/>
+          <w:i w:val="0"/>
+          <w:color w:val="0000FF"/>
+          <w:sz w:val="24"/>
+          <w:u w:val="single"/>
+        </w:rPr>
+        <w:hyperlink r:id="rId22" w:history="1">
+          <w:r>
+            <w:rPr>
+              <w:rStyle w:val="Hyperlink"/>
+            </w:rPr>
+            <w:t>a</w:t>
+          </w:r>
+        </w:hyperlink>
+      </w:r>
+      <w:r>
+        <w:rPr>
+          <w:rFonts w:ascii="Charis SIL Regular" w:hAnsi="Charis SIL Regular" w:eastAsia="Charis SIL Regular"/>
+          <w:b w:val="0"/>
+          <w:i w:val="0"/>
+          <w:color w:val="0000FF"/>
+          <w:sz w:val="24"/>
+          <w:u w:val="single"/>
+        </w:rPr>
+        <w:hyperlink r:id="rId22" w:history="1">
+          <w:r>
+            <w:rPr>
+              <w:rStyle w:val="Hyperlink"/>
+            </w:rPr>
+            <w:t>rch</w:t>
+          </w:r>
+        </w:hyperlink>
+      </w:r>
+      <w:r>
+        <w:rPr>
+          <w:rFonts w:ascii="Charis SIL Regular" w:hAnsi="Charis SIL Regular" w:eastAsia="Charis SIL Regular"/>
+          <w:b w:val="0"/>
+          <w:i w:val="0"/>
+          <w:color w:val="0000FF"/>
+          <w:sz w:val="24"/>
+          <w:u w:val="single"/>
+        </w:rPr>
+        <w:t xml:space="preserve"> </w:t>
+      </w:r>
+      <w:r>
+        <w:rPr>
+          <w:rFonts w:ascii="Charis SIL Regular" w:hAnsi="Charis SIL Regular" w:eastAsia="Charis SIL Regular"/>
+          <w:b w:val="0"/>
+          <w:i w:val="0"/>
+          <w:color w:val="0000FF"/>
+          <w:sz w:val="24"/>
+          <w:u w:val="single"/>
+        </w:rPr>
+        <w:hyperlink r:id="rId22" w:history="1">
+          <w:r>
+            <w:rPr>
+              <w:rStyle w:val="Hyperlink"/>
+            </w:rPr>
+            <w:t>in</w:t>
+          </w:r>
+        </w:hyperlink>
+      </w:r>
+      <w:r>
+        <w:rPr>
+          <w:rFonts w:ascii="Charis SIL Regular" w:hAnsi="Charis SIL Regular" w:eastAsia="Charis SIL Regular"/>
+          <w:b w:val="0"/>
+          <w:i w:val="0"/>
+          <w:color w:val="0000FF"/>
+          <w:sz w:val="24"/>
+          <w:u w:val="single"/>
+        </w:rPr>
+        <w:t xml:space="preserve"> </w:t>
+      </w:r>
+      <w:r>
+        <w:rPr>
+          <w:rFonts w:ascii="Charis SIL Regular" w:hAnsi="Charis SIL Regular" w:eastAsia="Charis SIL Regular"/>
+          <w:b w:val="0"/>
+          <w:i w:val="0"/>
+          <w:color w:val="0000FF"/>
+          <w:sz w:val="24"/>
+          <w:u w:val="single"/>
+        </w:rPr>
+        <w:hyperlink r:id="rId21" w:history="1">
+          <w:r>
+            <w:rPr>
+              <w:rStyle w:val="Hyperlink"/>
+            </w:rPr>
+            <w:t>col</w:t>
+          </w:r>
+        </w:hyperlink>
+      </w:r>
+      <w:r>
+        <w:rPr>
+          <w:rFonts w:ascii="Charis SIL Regular" w:hAnsi="Charis SIL Regular" w:eastAsia="Charis SIL Regular"/>
+          <w:b w:val="0"/>
+          <w:i w:val="0"/>
+          <w:color w:val="0000FF"/>
+          <w:sz w:val="24"/>
+          <w:u w:val="single"/>
+        </w:rPr>
+        <w:hyperlink r:id="rId21" w:history="1">
+          <w:r>
+            <w:rPr>
+              <w:rStyle w:val="Hyperlink"/>
+            </w:rPr>
+            <w:t>o</w:t>
+          </w:r>
+        </w:hyperlink>
+      </w:r>
+      <w:r>
+        <w:rPr>
+          <w:rFonts w:ascii="Charis SIL Regular" w:hAnsi="Charis SIL Regular" w:eastAsia="Charis SIL Regular"/>
+          <w:b w:val="0"/>
+          <w:i w:val="0"/>
+          <w:color w:val="0000FF"/>
+          <w:sz w:val="24"/>
+          <w:u w:val="single"/>
+        </w:rPr>
+        <w:hyperlink r:id="rId21" w:history="1">
+          <w:r>
+            <w:rPr>
+              <w:rStyle w:val="Hyperlink"/>
+            </w:rPr>
+            <w:t>n</w:t>
+          </w:r>
+        </w:hyperlink>
       </w:r>
       <w:r>
         <w:rPr>
@@ -2599,53 +2797,7 @@
             <w:rPr>
               <w:rStyle w:val="Hyperlink"/>
             </w:rPr>
-            <w:t>n</w:t>
-          </w:r>
-        </w:hyperlink>
-      </w:r>
-      <w:r>
-        <w:rPr>
-          <w:rFonts w:ascii="Charis SIL Regular" w:hAnsi="Charis SIL Regular" w:eastAsia="Charis SIL Regular"/>
-          <w:b w:val="0"/>
-          <w:i w:val="0"/>
-          <w:color w:val="0000FF"/>
-          <w:sz w:val="24"/>
-        </w:rPr>
-        <w:t xml:space="preserve"> </w:t>
-      </w:r>
-      <w:r>
-        <w:rPr>
-          <w:rFonts w:ascii="Charis SIL Regular" w:hAnsi="Charis SIL Regular" w:eastAsia="Charis SIL Regular"/>
-          <w:b w:val="0"/>
-          <w:i w:val="0"/>
-          <w:color w:val="0000FF"/>
-          <w:sz w:val="24"/>
-          <w:u w:val="single"/>
-        </w:rPr>
-        <w:hyperlink r:id="rId21" w:history="1">
-          <w:r>
-            <w:rPr>
-              <w:rStyle w:val="Hyperlink"/>
-            </w:rPr>
-            <w:t>colonise</w:t>
-          </w:r>
-        </w:hyperlink>
-      </w:r>
-      <w:r>
-        <w:rPr>
-          <w:rFonts w:ascii="Charis SIL Regular" w:hAnsi="Charis SIL Regular" w:eastAsia="Charis SIL Regular"/>
-          <w:b w:val="0"/>
-          <w:i w:val="0"/>
-          <w:color w:val="0000FF"/>
-          <w:sz w:val="24"/>
-          <w:u w:val="single"/>
-        </w:rPr>
-        <w:hyperlink r:id="rId21" w:history="1">
-          <w:r>
-            <w:rPr>
-              <w:rStyle w:val="Hyperlink"/>
-            </w:rPr>
-            <w:t>d</w:t>
+            <w:t>sed</w:t>
           </w:r>
         </w:hyperlink>
       </w:r>
@@ -2669,340 +2821,7 @@
           <w:sz w:val="24"/>
           <w:u w:val="single"/>
         </w:rPr>
-        <w:hyperlink r:id="rId21" w:history="1">
-          <w:r>
-            <w:rPr>
-              <w:rStyle w:val="Hyperlink"/>
-            </w:rPr>
-            <w:t>territo</w:t>
-          </w:r>
-        </w:hyperlink>
-      </w:r>
-      <w:r>
-        <w:rPr>
-          <w:rFonts w:ascii="Charis SIL Regular" w:hAnsi="Charis SIL Regular" w:eastAsia="Charis SIL Regular"/>
-          <w:b w:val="0"/>
-          <w:i w:val="0"/>
-          <w:color w:val="0000FF"/>
-          <w:sz w:val="24"/>
-          <w:u w:val="single"/>
-        </w:rPr>
-        <w:hyperlink r:id="rId21" w:history="1">
-          <w:r>
-            <w:rPr>
-              <w:rStyle w:val="Hyperlink"/>
-            </w:rPr>
-            <w:t>ries</w:t>
-          </w:r>
-        </w:hyperlink>
-      </w:r>
-      <w:r>
-        <w:rPr>
-          <w:rFonts w:ascii="Charis SIL Regular" w:hAnsi="Charis SIL Regular" w:eastAsia="Charis SIL Regular"/>
-          <w:b w:val="0"/>
-          <w:i w:val="0"/>
-          <w:color w:val="000000"/>
-          <w:sz w:val="24"/>
-        </w:rPr>
-        <w:t xml:space="preserve">•  </w:t>
-      </w:r>
-      <w:r>
-        <w:rPr>
-          <w:rFonts w:ascii="Charis SIL Regular" w:hAnsi="Charis SIL Regular" w:eastAsia="Charis SIL Regular"/>
-          <w:b w:val="0"/>
-          <w:i w:val="0"/>
-          <w:color w:val="0000FF"/>
-          <w:sz w:val="24"/>
-          <w:u w:val="single"/>
-        </w:rPr>
         <w:hyperlink r:id="rId22" w:history="1">
-          <w:r>
-            <w:rPr>
-              <w:rStyle w:val="Hyperlink"/>
-            </w:rPr>
-            <w:t>Scie</w:t>
-          </w:r>
-        </w:hyperlink>
-      </w:r>
-      <w:r>
-        <w:rPr>
-          <w:rFonts w:ascii="Charis SIL Regular" w:hAnsi="Charis SIL Regular" w:eastAsia="Charis SIL Regular"/>
-          <w:b w:val="0"/>
-          <w:i w:val="0"/>
-          <w:color w:val="0000FF"/>
-          <w:sz w:val="24"/>
-          <w:u w:val="single"/>
-        </w:rPr>
-        <w:hyperlink r:id="rId22" w:history="1">
-          <w:r>
-            <w:rPr>
-              <w:rStyle w:val="Hyperlink"/>
-            </w:rPr>
-            <w:t>n</w:t>
-          </w:r>
-        </w:hyperlink>
-      </w:r>
-      <w:r>
-        <w:rPr>
-          <w:rFonts w:ascii="Charis SIL Regular" w:hAnsi="Charis SIL Regular" w:eastAsia="Charis SIL Regular"/>
-          <w:b w:val="0"/>
-          <w:i w:val="0"/>
-          <w:color w:val="0000FF"/>
-          <w:sz w:val="24"/>
-          <w:u w:val="single"/>
-        </w:rPr>
-        <w:hyperlink r:id="rId22" w:history="1">
-          <w:r>
-            <w:rPr>
-              <w:rStyle w:val="Hyperlink"/>
-            </w:rPr>
-            <w:t>tif</w:t>
-          </w:r>
-        </w:hyperlink>
-      </w:r>
-      <w:r>
-        <w:rPr>
-          <w:rFonts w:ascii="Charis SIL Regular" w:hAnsi="Charis SIL Regular" w:eastAsia="Charis SIL Regular"/>
-          <w:b w:val="0"/>
-          <w:i w:val="0"/>
-          <w:color w:val="0000FF"/>
-          <w:sz w:val="24"/>
-        </w:rPr>
-        <w:hyperlink r:id="rId22" w:history="1">
-          <w:r>
-            <w:rPr>
-              <w:rStyle w:val="Hyperlink"/>
-            </w:rPr>
-            <w:t>i</w:t>
-          </w:r>
-        </w:hyperlink>
-      </w:r>
-      <w:r>
-        <w:rPr>
-          <w:rFonts w:ascii="Charis SIL Regular" w:hAnsi="Charis SIL Regular" w:eastAsia="Charis SIL Regular"/>
-          <w:b w:val="0"/>
-          <w:i w:val="0"/>
-          <w:color w:val="0000FF"/>
-          <w:sz w:val="24"/>
-        </w:rPr>
-        <w:t>c</w:t>
-      </w:r>
-      <w:r>
-        <w:rPr>
-          <w:rFonts w:ascii="Charis SIL Regular" w:hAnsi="Charis SIL Regular" w:eastAsia="Charis SIL Regular"/>
-          <w:b w:val="0"/>
-          <w:i w:val="0"/>
-          <w:color w:val="0000FF"/>
-          <w:sz w:val="24"/>
-          <w:u w:val="single"/>
-        </w:rPr>
-        <w:t xml:space="preserve"> </w:t>
-      </w:r>
-      <w:r>
-        <w:rPr>
-          <w:rFonts w:ascii="Charis SIL Regular" w:hAnsi="Charis SIL Regular" w:eastAsia="Charis SIL Regular"/>
-          <w:b w:val="0"/>
-          <w:i w:val="0"/>
-          <w:color w:val="0000FF"/>
-          <w:sz w:val="24"/>
-          <w:u w:val="single"/>
-        </w:rPr>
-        <w:hyperlink r:id="rId21" w:history="1">
-          <w:r>
-            <w:rPr>
-              <w:rStyle w:val="Hyperlink"/>
-            </w:rPr>
-            <w:t>rese</w:t>
-          </w:r>
-        </w:hyperlink>
-      </w:r>
-      <w:r>
-        <w:rPr>
-          <w:rFonts w:ascii="Charis SIL Regular" w:hAnsi="Charis SIL Regular" w:eastAsia="Charis SIL Regular"/>
-          <w:b w:val="0"/>
-          <w:i w:val="0"/>
-          <w:color w:val="0000FF"/>
-          <w:sz w:val="24"/>
-          <w:u w:val="single"/>
-        </w:rPr>
-        <w:hyperlink r:id="rId21" w:history="1">
-          <w:r>
-            <w:rPr>
-              <w:rStyle w:val="Hyperlink"/>
-            </w:rPr>
-            <w:t>a</w:t>
-          </w:r>
-        </w:hyperlink>
-      </w:r>
-      <w:r>
-        <w:rPr>
-          <w:rFonts w:ascii="Charis SIL Regular" w:hAnsi="Charis SIL Regular" w:eastAsia="Charis SIL Regular"/>
-          <w:b w:val="0"/>
-          <w:i w:val="0"/>
-          <w:color w:val="0000FF"/>
-          <w:sz w:val="24"/>
-          <w:u w:val="single"/>
-        </w:rPr>
-        <w:hyperlink r:id="rId21" w:history="1">
-          <w:r>
-            <w:rPr>
-              <w:rStyle w:val="Hyperlink"/>
-            </w:rPr>
-            <w:t>rch</w:t>
-          </w:r>
-        </w:hyperlink>
-      </w:r>
-      <w:r>
-        <w:rPr>
-          <w:rFonts w:ascii="Charis SIL Regular" w:hAnsi="Charis SIL Regular" w:eastAsia="Charis SIL Regular"/>
-          <w:b w:val="0"/>
-          <w:i w:val="0"/>
-          <w:color w:val="0000FF"/>
-          <w:sz w:val="24"/>
-          <w:u w:val="single"/>
-        </w:rPr>
-        <w:t xml:space="preserve"> </w:t>
-      </w:r>
-      <w:r>
-        <w:rPr>
-          <w:rFonts w:ascii="Charis SIL Regular" w:hAnsi="Charis SIL Regular" w:eastAsia="Charis SIL Regular"/>
-          <w:b w:val="0"/>
-          <w:i w:val="0"/>
-          <w:color w:val="0000FF"/>
-          <w:sz w:val="24"/>
-          <w:u w:val="single"/>
-        </w:rPr>
-        <w:hyperlink r:id="rId21" w:history="1">
-          <w:r>
-            <w:rPr>
-              <w:rStyle w:val="Hyperlink"/>
-            </w:rPr>
-            <w:t>in</w:t>
-          </w:r>
-        </w:hyperlink>
-      </w:r>
-      <w:r>
-        <w:rPr>
-          <w:rFonts w:ascii="Charis SIL Regular" w:hAnsi="Charis SIL Regular" w:eastAsia="Charis SIL Regular"/>
-          <w:b w:val="0"/>
-          <w:i w:val="0"/>
-          <w:color w:val="0000FF"/>
-          <w:sz w:val="24"/>
-          <w:u w:val="single"/>
-        </w:rPr>
-        <w:t xml:space="preserve"> </w:t>
-      </w:r>
-      <w:r>
-        <w:rPr>
-          <w:rFonts w:ascii="Charis SIL Regular" w:hAnsi="Charis SIL Regular" w:eastAsia="Charis SIL Regular"/>
-          <w:b w:val="0"/>
-          <w:i w:val="0"/>
-          <w:color w:val="0000FF"/>
-          <w:sz w:val="24"/>
-          <w:u w:val="single"/>
-        </w:rPr>
-        <w:hyperlink r:id="rId21" w:history="1">
-          <w:r>
-            <w:rPr>
-              <w:rStyle w:val="Hyperlink"/>
-            </w:rPr>
-            <w:t>col</w:t>
-          </w:r>
-        </w:hyperlink>
-      </w:r>
-      <w:r>
-        <w:rPr>
-          <w:rFonts w:ascii="Charis SIL Regular" w:hAnsi="Charis SIL Regular" w:eastAsia="Charis SIL Regular"/>
-          <w:b w:val="0"/>
-          <w:i w:val="0"/>
-          <w:color w:val="0000FF"/>
-          <w:sz w:val="24"/>
-          <w:u w:val="single"/>
-        </w:rPr>
-        <w:hyperlink r:id="rId21" w:history="1">
-          <w:r>
-            <w:rPr>
-              <w:rStyle w:val="Hyperlink"/>
-            </w:rPr>
-            <w:t>o</w:t>
-          </w:r>
-        </w:hyperlink>
-      </w:r>
-      <w:r>
-        <w:rPr>
-          <w:rFonts w:ascii="Charis SIL Regular" w:hAnsi="Charis SIL Regular" w:eastAsia="Charis SIL Regular"/>
-          <w:b w:val="0"/>
-          <w:i w:val="0"/>
-          <w:color w:val="0000FF"/>
-          <w:sz w:val="24"/>
-          <w:u w:val="single"/>
-        </w:rPr>
-        <w:hyperlink r:id="rId21" w:history="1">
-          <w:r>
-            <w:rPr>
-              <w:rStyle w:val="Hyperlink"/>
-            </w:rPr>
-            <w:t>n</w:t>
-          </w:r>
-        </w:hyperlink>
-      </w:r>
-      <w:r>
-        <w:rPr>
-          <w:rFonts w:ascii="Charis SIL Regular" w:hAnsi="Charis SIL Regular" w:eastAsia="Charis SIL Regular"/>
-          <w:b w:val="0"/>
-          <w:i w:val="0"/>
-          <w:color w:val="0000FF"/>
-          <w:sz w:val="24"/>
-          <w:u w:val="single"/>
-        </w:rPr>
-        <w:hyperlink r:id="rId21" w:history="1">
-          <w:r>
-            <w:rPr>
-              <w:rStyle w:val="Hyperlink"/>
-            </w:rPr>
-            <w:t>i</w:t>
-          </w:r>
-        </w:hyperlink>
-      </w:r>
-      <w:r>
-        <w:rPr>
-          <w:rFonts w:ascii="Charis SIL Regular" w:hAnsi="Charis SIL Regular" w:eastAsia="Charis SIL Regular"/>
-          <w:b w:val="0"/>
-          <w:i w:val="0"/>
-          <w:color w:val="0000FF"/>
-          <w:sz w:val="24"/>
-          <w:u w:val="single"/>
-        </w:rPr>
-        <w:hyperlink r:id="rId21" w:history="1">
-          <w:r>
-            <w:rPr>
-              <w:rStyle w:val="Hyperlink"/>
-            </w:rPr>
-            <w:t>sed</w:t>
-          </w:r>
-        </w:hyperlink>
-      </w:r>
-      <w:r>
-        <w:rPr>
-          <w:rFonts w:ascii="Charis SIL Regular" w:hAnsi="Charis SIL Regular" w:eastAsia="Charis SIL Regular"/>
-          <w:b w:val="0"/>
-          <w:i w:val="0"/>
-          <w:color w:val="0000FF"/>
-          <w:sz w:val="24"/>
-          <w:u w:val="single"/>
-        </w:rPr>
-        <w:t xml:space="preserve"> </w:t>
-      </w:r>
-      <w:r>
-        <w:rPr>
-          <w:rFonts w:ascii="Charis SIL Regular" w:hAnsi="Charis SIL Regular" w:eastAsia="Charis SIL Regular"/>
-          <w:b w:val="0"/>
-          <w:i w:val="0"/>
-          <w:color w:val="0000FF"/>
-          <w:sz w:val="24"/>
-          <w:u w:val="single"/>
-        </w:rPr>
-        <w:hyperlink r:id="rId21" w:history="1">
           <w:r>
             <w:rPr>
               <w:rStyle w:val="Hyperlink"/>
@@ -3098,48 +2917,12 @@
           <w:sz w:val="24"/>
           <w:u w:val="single"/>
         </w:rPr>
-        <w:hyperlink r:id="rId22" w:history="1">
-          <w:r>
-            <w:rPr>
-              <w:rStyle w:val="Hyperlink"/>
-            </w:rPr>
-            <w:t>missiona</w:t>
-          </w:r>
-        </w:hyperlink>
-      </w:r>
-      <w:r>
-        <w:rPr>
-          <w:rFonts w:ascii="Charis SIL Regular" w:hAnsi="Charis SIL Regular" w:eastAsia="Charis SIL Regular"/>
-          <w:b w:val="0"/>
-          <w:i w:val="0"/>
-          <w:color w:val="0000FF"/>
-          <w:sz w:val="24"/>
-          <w:u w:val="single"/>
-        </w:rPr>
-        <w:hyperlink r:id="rId22" w:history="1">
-          <w:r>
-            <w:rPr>
-              <w:rStyle w:val="Hyperlink"/>
-            </w:rPr>
-            <w:t>r</w:t>
-          </w:r>
-        </w:hyperlink>
-      </w:r>
-      <w:r>
-        <w:rPr>
-          <w:rFonts w:ascii="Charis SIL Regular" w:hAnsi="Charis SIL Regular" w:eastAsia="Charis SIL Regular"/>
-          <w:b w:val="0"/>
-          <w:i w:val="0"/>
-          <w:color w:val="0000FF"/>
-          <w:sz w:val="24"/>
-          <w:u w:val="single"/>
-        </w:rPr>
         <w:hyperlink r:id="rId23" w:history="1">
           <w:r>
             <w:rPr>
               <w:rStyle w:val="Hyperlink"/>
             </w:rPr>
-            <w:t>ie</w:t>
+            <w:t>missionarie</w:t>
           </w:r>
         </w:hyperlink>
       </w:r>
@@ -3181,7 +2964,7 @@
           <w:sz w:val="24"/>
           <w:u w:val="single"/>
         </w:rPr>
-        <w:hyperlink r:id="rId22" w:history="1">
+        <w:hyperlink r:id="rId23" w:history="1">
           <w:r>
             <w:rPr>
               <w:rStyle w:val="Hyperlink"/>

--- a/EXPORTS/DOCX/published/niveau2/English/Museum.docx
+++ b/EXPORTS/DOCX/published/niveau2/English/Museum.docx
@@ -316,7 +316,25 @@
           <w:color w:val="000000"/>
           <w:sz w:val="24"/>
         </w:rPr>
-        <w:t xml:space="preserve">History) in 1820 and the </w:t>
+        <w:t>History) in 1820 and</w:t>
+      </w:r>
+      <w:r>
+        <w:rPr>
+          <w:u w:val="single" w:color="0000ff"/>
+          <w:rFonts w:ascii="Charis SIL Regular" w:hAnsi="Charis SIL Regular" w:eastAsia="Charis SIL Regular"/>
+          <w:b w:val="0"/>
+          <w:i w:val="0"/>
+          <w:color w:val="000000"/>
+          <w:sz w:val="24"/>
+        </w:rPr>
+        <w:hyperlink r:id="rId9" w:history="1">
+          <w:r>
+            <w:rPr>
+              <w:rStyle w:val="Hyperlink"/>
+            </w:rPr>
+            <w:t xml:space="preserve"> the </w:t>
+          </w:r>
+        </w:hyperlink>
       </w:r>
       <w:r>
         <w:rPr>
@@ -345,43 +363,7 @@
           <w:sz w:val="24"/>
           <w:u w:val="single"/>
         </w:rPr>
-        <w:t xml:space="preserve"> </w:t>
-      </w:r>
-      <w:r>
-        <w:rPr>
-          <w:rFonts w:ascii="Charis SIL Regular" w:hAnsi="Charis SIL Regular" w:eastAsia="Charis SIL Regular"/>
-          <w:b w:val="0"/>
-          <w:i w:val="0"/>
-          <w:color w:val="0000FF"/>
-          <w:sz w:val="24"/>
-          <w:u w:val="single"/>
-        </w:rPr>
-        <w:hyperlink r:id="rId10" w:history="1">
-          <w:r>
-            <w:rPr>
-              <w:rStyle w:val="Hyperlink"/>
-            </w:rPr>
-            <w:t>Etn</w:t>
-          </w:r>
-        </w:hyperlink>
-      </w:r>
-      <w:r>
-        <w:rPr>
-          <w:rFonts w:ascii="Charis SIL Regular" w:hAnsi="Charis SIL Regular" w:eastAsia="Charis SIL Regular"/>
-          <w:b w:val="0"/>
-          <w:i w:val="0"/>
-          <w:color w:val="0000FF"/>
-          <w:sz w:val="24"/>
-          <w:u w:val="single"/>
-        </w:rPr>
-        <w:hyperlink r:id="rId9" w:history="1">
-          <w:r>
-            <w:rPr>
-              <w:rStyle w:val="Hyperlink"/>
-            </w:rPr>
-            <w:t>ogra</w:t>
-          </w:r>
-        </w:hyperlink>
+        <w:t xml:space="preserve"> Etnogra</w:t>
       </w:r>
       <w:r>
         <w:rPr>
@@ -896,25 +878,7 @@
           <w:color w:val="000000"/>
           <w:sz w:val="24"/>
         </w:rPr>
-        <w:t xml:space="preserve"> (Museum of Geography and Ethnology) in Rotterdam</w:t>
-      </w:r>
-      <w:r>
-        <w:rPr>
-          <w:u w:val="single" w:color="0000ff"/>
-          <w:rFonts w:ascii="Charis SIL Regular" w:hAnsi="Charis SIL Regular" w:eastAsia="Charis SIL Regular"/>
-          <w:b w:val="0"/>
-          <w:i w:val="0"/>
-          <w:color w:val="000000"/>
-          <w:sz w:val="24"/>
-        </w:rPr>
-        <w:hyperlink r:id="rId12" w:history="1">
-          <w:r>
-            <w:rPr>
-              <w:rStyle w:val="Hyperlink"/>
-            </w:rPr>
-            <w:t xml:space="preserve"> in 1</w:t>
-          </w:r>
-        </w:hyperlink>
+        <w:t xml:space="preserve"> (Museum of Geography and Ethnology) in Rotterdam in 1</w:t>
       </w:r>
       <w:r>
         <w:rPr>
@@ -936,7 +900,6 @@
       </w:r>
       <w:r>
         <w:rPr>
-          <w:u w:val="single" w:color="0000ff"/>
           <w:rFonts w:ascii="Charis SIL Regular" w:hAnsi="Charis SIL Regular" w:eastAsia="Charis SIL Regular"/>
           <w:b w:val="0"/>
           <w:i w:val="0"/>
@@ -2216,8 +2179,92 @@
           <w:i w:val="0"/>
           <w:color w:val="0000FF"/>
           <w:sz w:val="24"/>
-        </w:rPr>
-        <w:t>trade in o</w:t>
+          <w:u w:val="single"/>
+        </w:rPr>
+        <w:hyperlink r:id="rId19" w:history="1">
+          <w:r>
+            <w:rPr>
+              <w:rStyle w:val="Hyperlink"/>
+            </w:rPr>
+            <w:t>t</w:t>
+          </w:r>
+        </w:hyperlink>
+      </w:r>
+      <w:r>
+        <w:rPr>
+          <w:rFonts w:ascii="Charis SIL Regular" w:hAnsi="Charis SIL Regular" w:eastAsia="Charis SIL Regular"/>
+          <w:b w:val="0"/>
+          <w:i w:val="0"/>
+          <w:color w:val="0000FF"/>
+          <w:sz w:val="24"/>
+          <w:u w:val="single"/>
+        </w:rPr>
+        <w:hyperlink r:id="rId19" w:history="1">
+          <w:r>
+            <w:rPr>
+              <w:rStyle w:val="Hyperlink"/>
+            </w:rPr>
+            <w:t>rade</w:t>
+          </w:r>
+        </w:hyperlink>
+      </w:r>
+      <w:r>
+        <w:rPr>
+          <w:rFonts w:ascii="Charis SIL Regular" w:hAnsi="Charis SIL Regular" w:eastAsia="Charis SIL Regular"/>
+          <w:b w:val="0"/>
+          <w:i w:val="0"/>
+          <w:color w:val="0000FF"/>
+          <w:sz w:val="24"/>
+          <w:u w:val="single"/>
+        </w:rPr>
+        <w:t xml:space="preserve"> </w:t>
+      </w:r>
+      <w:r>
+        <w:rPr>
+          <w:rFonts w:ascii="Charis SIL Regular" w:hAnsi="Charis SIL Regular" w:eastAsia="Charis SIL Regular"/>
+          <w:b w:val="0"/>
+          <w:i w:val="0"/>
+          <w:color w:val="0000FF"/>
+          <w:sz w:val="24"/>
+          <w:u w:val="single"/>
+        </w:rPr>
+        <w:hyperlink r:id="rId19" w:history="1">
+          <w:r>
+            <w:rPr>
+              <w:rStyle w:val="Hyperlink"/>
+            </w:rPr>
+            <w:t>in</w:t>
+          </w:r>
+        </w:hyperlink>
+      </w:r>
+      <w:r>
+        <w:rPr>
+          <w:rFonts w:ascii="Charis SIL Regular" w:hAnsi="Charis SIL Regular" w:eastAsia="Charis SIL Regular"/>
+          <w:b w:val="0"/>
+          <w:i w:val="0"/>
+          <w:color w:val="0000FF"/>
+          <w:sz w:val="24"/>
+          <w:u w:val="single"/>
+        </w:rPr>
+        <w:t xml:space="preserve"> </w:t>
+      </w:r>
+      <w:r>
+        <w:rPr>
+          <w:rFonts w:ascii="Charis SIL Regular" w:hAnsi="Charis SIL Regular" w:eastAsia="Charis SIL Regular"/>
+          <w:b w:val="0"/>
+          <w:i w:val="0"/>
+          <w:color w:val="0000FF"/>
+          <w:sz w:val="24"/>
+          <w:u w:val="single"/>
+        </w:rPr>
+        <w:hyperlink r:id="rId19" w:history="1">
+          <w:r>
+            <w:rPr>
+              <w:rStyle w:val="Hyperlink"/>
+            </w:rPr>
+            <w:t>o</w:t>
+          </w:r>
+        </w:hyperlink>
       </w:r>
       <w:r>
         <w:rPr>
@@ -2262,8 +2309,16 @@
           <w:i w:val="0"/>
           <w:color w:val="0000FF"/>
           <w:sz w:val="24"/>
-        </w:rPr>
-        <w:t>cts form a</w:t>
+          <w:u w:val="single"/>
+        </w:rPr>
+        <w:hyperlink r:id="rId19" w:history="1">
+          <w:r>
+            <w:rPr>
+              <w:rStyle w:val="Hyperlink"/>
+            </w:rPr>
+            <w:t>cts</w:t>
+          </w:r>
+        </w:hyperlink>
       </w:r>
       <w:r>
         <w:rPr>
@@ -2285,7 +2340,65 @@
           <w:sz w:val="24"/>
           <w:u w:val="single"/>
         </w:rPr>
-        <w:hyperlink r:id="rId20" w:history="1">
+        <w:hyperlink r:id="rId19" w:history="1">
+          <w:r>
+            <w:rPr>
+              <w:rStyle w:val="Hyperlink"/>
+            </w:rPr>
+            <w:t>form</w:t>
+          </w:r>
+        </w:hyperlink>
+      </w:r>
+      <w:r>
+        <w:rPr>
+          <w:rFonts w:ascii="Charis SIL Regular" w:hAnsi="Charis SIL Regular" w:eastAsia="Charis SIL Regular"/>
+          <w:b w:val="0"/>
+          <w:i w:val="0"/>
+          <w:color w:val="0000FF"/>
+          <w:sz w:val="24"/>
+          <w:u w:val="single"/>
+        </w:rPr>
+        <w:t xml:space="preserve"> </w:t>
+      </w:r>
+      <w:r>
+        <w:rPr>
+          <w:rFonts w:ascii="Charis SIL Regular" w:hAnsi="Charis SIL Regular" w:eastAsia="Charis SIL Regular"/>
+          <w:b w:val="0"/>
+          <w:i w:val="0"/>
+          <w:color w:val="0000FF"/>
+          <w:sz w:val="24"/>
+          <w:u w:val="single"/>
+        </w:rPr>
+        <w:hyperlink r:id="rId19" w:history="1">
+          <w:r>
+            <w:rPr>
+              <w:rStyle w:val="Hyperlink"/>
+            </w:rPr>
+            <w:t>a</w:t>
+          </w:r>
+        </w:hyperlink>
+      </w:r>
+      <w:r>
+        <w:rPr>
+          <w:rFonts w:ascii="Charis SIL Regular" w:hAnsi="Charis SIL Regular" w:eastAsia="Charis SIL Regular"/>
+          <w:b w:val="0"/>
+          <w:i w:val="0"/>
+          <w:color w:val="0000FF"/>
+          <w:sz w:val="24"/>
+          <w:u w:val="single"/>
+        </w:rPr>
+        <w:t xml:space="preserve"> </w:t>
+      </w:r>
+      <w:r>
+        <w:rPr>
+          <w:rFonts w:ascii="Charis SIL Regular" w:hAnsi="Charis SIL Regular" w:eastAsia="Charis SIL Regular"/>
+          <w:b w:val="0"/>
+          <w:i w:val="0"/>
+          <w:color w:val="0000FF"/>
+          <w:sz w:val="24"/>
+          <w:u w:val="single"/>
+        </w:rPr>
+        <w:hyperlink r:id="rId19" w:history="1">
           <w:r>
             <w:rPr>
               <w:rStyle w:val="Hyperlink"/>
@@ -2340,8 +2453,9 @@
           <w:i w:val="0"/>
           <w:color w:val="0000FF"/>
           <w:sz w:val="24"/>
-        </w:rPr>
-        <w:hyperlink r:id="rId21" w:history="1">
+          <w:u w:val="single"/>
+        </w:rPr>
+        <w:hyperlink r:id="rId20" w:history="1">
           <w:r>
             <w:rPr>
               <w:rStyle w:val="Hyperlink"/>
@@ -2370,7 +2484,7 @@
           <w:sz w:val="24"/>
           <w:u w:val="single"/>
         </w:rPr>
-        <w:hyperlink r:id="rId21" w:history="1">
+        <w:hyperlink r:id="rId20" w:history="1">
           <w:r>
             <w:rPr>
               <w:rStyle w:val="Hyperlink"/>
@@ -2389,6 +2503,294 @@
           <w:u w:val="single"/>
         </w:rPr>
         <w:t xml:space="preserve"> </w:t>
+      </w:r>
+      <w:r>
+        <w:rPr>
+          <w:rFonts w:ascii="Charis SIL Regular" w:hAnsi="Charis SIL Regular" w:eastAsia="Charis SIL Regular"/>
+          <w:b w:val="0"/>
+          <w:i w:val="0"/>
+          <w:color w:val="0000FF"/>
+          <w:sz w:val="24"/>
+          <w:u w:val="single"/>
+        </w:rPr>
+        <w:hyperlink r:id="rId20" w:history="1">
+          <w:r>
+            <w:rPr>
+              <w:rStyle w:val="Hyperlink"/>
+            </w:rPr>
+            <w:t>n</w:t>
+          </w:r>
+        </w:hyperlink>
+      </w:r>
+      <w:r>
+        <w:rPr>
+          <w:rFonts w:ascii="Charis SIL Regular" w:hAnsi="Charis SIL Regular" w:eastAsia="Charis SIL Regular"/>
+          <w:b w:val="0"/>
+          <w:i w:val="0"/>
+          <w:color w:val="0000FF"/>
+          <w:sz w:val="24"/>
+          <w:u w:val="single"/>
+        </w:rPr>
+        <w:hyperlink r:id="rId20" w:history="1">
+          <w:r>
+            <w:rPr>
+              <w:rStyle w:val="Hyperlink"/>
+            </w:rPr>
+            <w:t>a</w:t>
+          </w:r>
+        </w:hyperlink>
+      </w:r>
+      <w:r>
+        <w:rPr>
+          <w:rFonts w:ascii="Charis SIL Regular" w:hAnsi="Charis SIL Regular" w:eastAsia="Charis SIL Regular"/>
+          <w:b w:val="0"/>
+          <w:i w:val="0"/>
+          <w:color w:val="0000FF"/>
+          <w:sz w:val="24"/>
+          <w:u w:val="single"/>
+        </w:rPr>
+        <w:hyperlink r:id="rId20" w:history="1">
+          <w:r>
+            <w:rPr>
+              <w:rStyle w:val="Hyperlink"/>
+            </w:rPr>
+            <w:t>v</w:t>
+          </w:r>
+        </w:hyperlink>
+      </w:r>
+      <w:r>
+        <w:rPr>
+          <w:rFonts w:ascii="Charis SIL Regular" w:hAnsi="Charis SIL Regular" w:eastAsia="Charis SIL Regular"/>
+          <w:b w:val="0"/>
+          <w:i w:val="0"/>
+          <w:color w:val="0000FF"/>
+          <w:sz w:val="24"/>
+          <w:u w:val="single"/>
+        </w:rPr>
+        <w:hyperlink r:id="rId20" w:history="1">
+          <w:r>
+            <w:rPr>
+              <w:rStyle w:val="Hyperlink"/>
+            </w:rPr>
+            <w:t>y</w:t>
+          </w:r>
+        </w:hyperlink>
+      </w:r>
+      <w:r>
+        <w:rPr>
+          <w:rFonts w:ascii="Charis SIL Regular" w:hAnsi="Charis SIL Regular" w:eastAsia="Charis SIL Regular"/>
+          <w:b w:val="0"/>
+          <w:i w:val="0"/>
+          <w:color w:val="0000FF"/>
+          <w:sz w:val="24"/>
+          <w:u w:val="single"/>
+        </w:rPr>
+        <w:t xml:space="preserve"> </w:t>
+      </w:r>
+      <w:r>
+        <w:rPr>
+          <w:rFonts w:ascii="Charis SIL Regular" w:hAnsi="Charis SIL Regular" w:eastAsia="Charis SIL Regular"/>
+          <w:b w:val="0"/>
+          <w:i w:val="0"/>
+          <w:color w:val="0000FF"/>
+          <w:sz w:val="24"/>
+          <w:u w:val="single"/>
+        </w:rPr>
+        <w:hyperlink r:id="rId20" w:history="1">
+          <w:r>
+            <w:rPr>
+              <w:rStyle w:val="Hyperlink"/>
+            </w:rPr>
+            <w:t>perso</w:t>
+          </w:r>
+        </w:hyperlink>
+      </w:r>
+      <w:r>
+        <w:rPr>
+          <w:rFonts w:ascii="Charis SIL Regular" w:hAnsi="Charis SIL Regular" w:eastAsia="Charis SIL Regular"/>
+          <w:b w:val="0"/>
+          <w:i w:val="0"/>
+          <w:color w:val="0000FF"/>
+          <w:sz w:val="24"/>
+          <w:u w:val="single"/>
+        </w:rPr>
+        <w:hyperlink r:id="rId20" w:history="1">
+          <w:r>
+            <w:rPr>
+              <w:rStyle w:val="Hyperlink"/>
+            </w:rPr>
+            <w:t>nnel</w:t>
+          </w:r>
+        </w:hyperlink>
+      </w:r>
+      <w:r>
+        <w:rPr>
+          <w:rFonts w:ascii="Charis SIL Regular" w:hAnsi="Charis SIL Regular" w:eastAsia="Charis SIL Regular"/>
+          <w:b w:val="0"/>
+          <w:i w:val="0"/>
+          <w:color w:val="0000FF"/>
+          <w:sz w:val="24"/>
+          <w:u w:val="single"/>
+        </w:rPr>
+        <w:t xml:space="preserve"> </w:t>
+      </w:r>
+      <w:r>
+        <w:rPr>
+          <w:rFonts w:ascii="Charis SIL Regular" w:hAnsi="Charis SIL Regular" w:eastAsia="Charis SIL Regular"/>
+          <w:b w:val="0"/>
+          <w:i w:val="0"/>
+          <w:color w:val="0000FF"/>
+          <w:sz w:val="24"/>
+          <w:u w:val="single"/>
+        </w:rPr>
+        <w:hyperlink r:id="rId20" w:history="1">
+          <w:r>
+            <w:rPr>
+              <w:rStyle w:val="Hyperlink"/>
+            </w:rPr>
+            <w:t>i</w:t>
+          </w:r>
+        </w:hyperlink>
+      </w:r>
+      <w:r>
+        <w:rPr>
+          <w:rFonts w:ascii="Charis SIL Regular" w:hAnsi="Charis SIL Regular" w:eastAsia="Charis SIL Regular"/>
+          <w:b w:val="0"/>
+          <w:i w:val="0"/>
+          <w:color w:val="0000FF"/>
+          <w:sz w:val="24"/>
+          <w:u w:val="single"/>
+        </w:rPr>
+        <w:hyperlink r:id="rId20" w:history="1">
+          <w:r>
+            <w:rPr>
+              <w:rStyle w:val="Hyperlink"/>
+            </w:rPr>
+            <w:t>n</w:t>
+          </w:r>
+        </w:hyperlink>
+      </w:r>
+      <w:r>
+        <w:rPr>
+          <w:rFonts w:ascii="Charis SIL Regular" w:hAnsi="Charis SIL Regular" w:eastAsia="Charis SIL Regular"/>
+          <w:b w:val="0"/>
+          <w:i w:val="0"/>
+          <w:color w:val="0000FF"/>
+          <w:sz w:val="24"/>
+          <w:u w:val="single"/>
+        </w:rPr>
+        <w:t xml:space="preserve"> </w:t>
+      </w:r>
+      <w:r>
+        <w:rPr>
+          <w:rFonts w:ascii="Charis SIL Regular" w:hAnsi="Charis SIL Regular" w:eastAsia="Charis SIL Regular"/>
+          <w:b w:val="0"/>
+          <w:i w:val="0"/>
+          <w:color w:val="0000FF"/>
+          <w:sz w:val="24"/>
+          <w:u w:val="single"/>
+        </w:rPr>
+        <w:hyperlink r:id="rId20" w:history="1">
+          <w:r>
+            <w:rPr>
+              <w:rStyle w:val="Hyperlink"/>
+            </w:rPr>
+            <w:t>colonise</w:t>
+          </w:r>
+        </w:hyperlink>
+      </w:r>
+      <w:r>
+        <w:rPr>
+          <w:rFonts w:ascii="Charis SIL Regular" w:hAnsi="Charis SIL Regular" w:eastAsia="Charis SIL Regular"/>
+          <w:b w:val="0"/>
+          <w:i w:val="0"/>
+          <w:color w:val="0000FF"/>
+          <w:sz w:val="24"/>
+          <w:u w:val="single"/>
+        </w:rPr>
+        <w:hyperlink r:id="rId20" w:history="1">
+          <w:r>
+            <w:rPr>
+              <w:rStyle w:val="Hyperlink"/>
+            </w:rPr>
+            <w:t>d</w:t>
+          </w:r>
+        </w:hyperlink>
+      </w:r>
+      <w:r>
+        <w:rPr>
+          <w:rFonts w:ascii="Charis SIL Regular" w:hAnsi="Charis SIL Regular" w:eastAsia="Charis SIL Regular"/>
+          <w:b w:val="0"/>
+          <w:i w:val="0"/>
+          <w:color w:val="0000FF"/>
+          <w:sz w:val="24"/>
+          <w:u w:val="single"/>
+        </w:rPr>
+        <w:t xml:space="preserve"> </w:t>
+      </w:r>
+      <w:r>
+        <w:rPr>
+          <w:rFonts w:ascii="Charis SIL Regular" w:hAnsi="Charis SIL Regular" w:eastAsia="Charis SIL Regular"/>
+          <w:b w:val="0"/>
+          <w:i w:val="0"/>
+          <w:color w:val="0000FF"/>
+          <w:sz w:val="24"/>
+          <w:u w:val="single"/>
+        </w:rPr>
+        <w:hyperlink r:id="rId20" w:history="1">
+          <w:r>
+            <w:rPr>
+              <w:rStyle w:val="Hyperlink"/>
+            </w:rPr>
+            <w:t>territo</w:t>
+          </w:r>
+        </w:hyperlink>
+      </w:r>
+      <w:r>
+        <w:rPr>
+          <w:rFonts w:ascii="Charis SIL Regular" w:hAnsi="Charis SIL Regular" w:eastAsia="Charis SIL Regular"/>
+          <w:b w:val="0"/>
+          <w:i w:val="0"/>
+          <w:color w:val="0000FF"/>
+          <w:sz w:val="24"/>
+          <w:u w:val="single"/>
+        </w:rPr>
+        <w:hyperlink r:id="rId21" w:history="1">
+          <w:r>
+            <w:rPr>
+              <w:rStyle w:val="Hyperlink"/>
+            </w:rPr>
+            <w:t>ries</w:t>
+          </w:r>
+        </w:hyperlink>
+      </w:r>
+      <w:r>
+        <w:rPr>
+          <w:rFonts w:ascii="Charis SIL Regular" w:hAnsi="Charis SIL Regular" w:eastAsia="Charis SIL Regular"/>
+          <w:b w:val="0"/>
+          <w:i w:val="0"/>
+          <w:color w:val="000000"/>
+          <w:sz w:val="24"/>
+        </w:rPr>
+        <w:t xml:space="preserve">•  </w:t>
+      </w:r>
+      <w:r>
+        <w:rPr>
+          <w:rFonts w:ascii="Charis SIL Regular" w:hAnsi="Charis SIL Regular" w:eastAsia="Charis SIL Regular"/>
+          <w:b w:val="0"/>
+          <w:i w:val="0"/>
+          <w:color w:val="0000FF"/>
+          <w:sz w:val="24"/>
+          <w:u w:val="single"/>
+        </w:rPr>
+        <w:hyperlink r:id="rId21" w:history="1">
+          <w:r>
+            <w:rPr>
+              <w:rStyle w:val="Hyperlink"/>
+            </w:rPr>
+            <w:t>Scie</w:t>
+          </w:r>
+        </w:hyperlink>
       </w:r>
       <w:r>
         <w:rPr>
@@ -2422,7 +2824,7 @@
             <w:rPr>
               <w:rStyle w:val="Hyperlink"/>
             </w:rPr>
-            <w:t>a</w:t>
+            <w:t>tif</w:t>
           </w:r>
         </w:hyperlink>
       </w:r>
@@ -2435,14 +2837,7 @@
           <w:sz w:val="24"/>
           <w:u w:val="single"/>
         </w:rPr>
-        <w:hyperlink r:id="rId20" w:history="1">
-          <w:r>
-            <w:rPr>
-              <w:rStyle w:val="Hyperlink"/>
-            </w:rPr>
-            <w:t>v</w:t>
-          </w:r>
-        </w:hyperlink>
+        <w:t>i</w:t>
       </w:r>
       <w:r>
         <w:rPr>
@@ -2451,8 +2846,9 @@
           <w:i w:val="0"/>
           <w:color w:val="0000FF"/>
           <w:sz w:val="24"/>
-        </w:rPr>
-        <w:t>y perso</w:t>
+          <w:u w:val="single"/>
+        </w:rPr>
+        <w:t>c</w:t>
       </w:r>
       <w:r>
         <w:rPr>
@@ -2461,159 +2857,6 @@
           <w:i w:val="0"/>
           <w:color w:val="0000FF"/>
           <w:sz w:val="24"/>
-          <w:u w:val="single"/>
-        </w:rPr>
-        <w:hyperlink r:id="rId20" w:history="1">
-          <w:r>
-            <w:rPr>
-              <w:rStyle w:val="Hyperlink"/>
-            </w:rPr>
-            <w:t>nnel</w:t>
-          </w:r>
-        </w:hyperlink>
-      </w:r>
-      <w:r>
-        <w:rPr>
-          <w:rFonts w:ascii="Charis SIL Regular" w:hAnsi="Charis SIL Regular" w:eastAsia="Charis SIL Regular"/>
-          <w:b w:val="0"/>
-          <w:i w:val="0"/>
-          <w:color w:val="0000FF"/>
-          <w:sz w:val="24"/>
-          <w:u w:val="single"/>
-        </w:rPr>
-        <w:t xml:space="preserve"> </w:t>
-      </w:r>
-      <w:r>
-        <w:rPr>
-          <w:rFonts w:ascii="Charis SIL Regular" w:hAnsi="Charis SIL Regular" w:eastAsia="Charis SIL Regular"/>
-          <w:b w:val="0"/>
-          <w:i w:val="0"/>
-          <w:color w:val="0000FF"/>
-          <w:sz w:val="24"/>
-        </w:rPr>
-        <w:t>in</w:t>
-      </w:r>
-      <w:r>
-        <w:rPr>
-          <w:rFonts w:ascii="Charis SIL Regular" w:hAnsi="Charis SIL Regular" w:eastAsia="Charis SIL Regular"/>
-          <w:b w:val="0"/>
-          <w:i w:val="0"/>
-          <w:color w:val="0000FF"/>
-          <w:sz w:val="24"/>
-        </w:rPr>
-        <w:t xml:space="preserve"> </w:t>
-      </w:r>
-      <w:r>
-        <w:rPr>
-          <w:rFonts w:ascii="Charis SIL Regular" w:hAnsi="Charis SIL Regular" w:eastAsia="Charis SIL Regular"/>
-          <w:b w:val="0"/>
-          <w:i w:val="0"/>
-          <w:color w:val="0000FF"/>
-          <w:sz w:val="24"/>
-          <w:u w:val="single"/>
-        </w:rPr>
-        <w:hyperlink r:id="rId20" w:history="1">
-          <w:r>
-            <w:rPr>
-              <w:rStyle w:val="Hyperlink"/>
-            </w:rPr>
-            <w:t>colonise</w:t>
-          </w:r>
-        </w:hyperlink>
-      </w:r>
-      <w:r>
-        <w:rPr>
-          <w:rFonts w:ascii="Charis SIL Regular" w:hAnsi="Charis SIL Regular" w:eastAsia="Charis SIL Regular"/>
-          <w:b w:val="0"/>
-          <w:i w:val="0"/>
-          <w:color w:val="0000FF"/>
-          <w:sz w:val="24"/>
-          <w:u w:val="single"/>
-        </w:rPr>
-        <w:hyperlink r:id="rId20" w:history="1">
-          <w:r>
-            <w:rPr>
-              <w:rStyle w:val="Hyperlink"/>
-            </w:rPr>
-            <w:t>d</w:t>
-          </w:r>
-        </w:hyperlink>
-      </w:r>
-      <w:r>
-        <w:rPr>
-          <w:rFonts w:ascii="Charis SIL Regular" w:hAnsi="Charis SIL Regular" w:eastAsia="Charis SIL Regular"/>
-          <w:b w:val="0"/>
-          <w:i w:val="0"/>
-          <w:color w:val="0000FF"/>
-          <w:sz w:val="24"/>
-          <w:u w:val="single"/>
-        </w:rPr>
-        <w:t xml:space="preserve"> </w:t>
-      </w:r>
-      <w:r>
-        <w:rPr>
-          <w:rFonts w:ascii="Charis SIL Regular" w:hAnsi="Charis SIL Regular" w:eastAsia="Charis SIL Regular"/>
-          <w:b w:val="0"/>
-          <w:i w:val="0"/>
-          <w:color w:val="0000FF"/>
-          <w:sz w:val="24"/>
-          <w:u w:val="single"/>
-        </w:rPr>
-        <w:hyperlink r:id="rId20" w:history="1">
-          <w:r>
-            <w:rPr>
-              <w:rStyle w:val="Hyperlink"/>
-            </w:rPr>
-            <w:t>territo</w:t>
-          </w:r>
-        </w:hyperlink>
-      </w:r>
-      <w:r>
-        <w:rPr>
-          <w:rFonts w:ascii="Charis SIL Regular" w:hAnsi="Charis SIL Regular" w:eastAsia="Charis SIL Regular"/>
-          <w:b w:val="0"/>
-          <w:i w:val="0"/>
-          <w:color w:val="0000FF"/>
-          <w:sz w:val="24"/>
-          <w:u w:val="single"/>
-        </w:rPr>
-        <w:hyperlink r:id="rId21" w:history="1">
-          <w:r>
-            <w:rPr>
-              <w:rStyle w:val="Hyperlink"/>
-            </w:rPr>
-            <w:t>ries</w:t>
-          </w:r>
-        </w:hyperlink>
-      </w:r>
-      <w:r>
-        <w:rPr>
-          <w:rFonts w:ascii="Charis SIL Regular" w:hAnsi="Charis SIL Regular" w:eastAsia="Charis SIL Regular"/>
-          <w:b w:val="0"/>
-          <w:i w:val="0"/>
-          <w:color w:val="000000"/>
-          <w:sz w:val="24"/>
-        </w:rPr>
-        <w:t xml:space="preserve">•  </w:t>
-      </w:r>
-      <w:r>
-        <w:rPr>
-          <w:rFonts w:ascii="Charis SIL Regular" w:hAnsi="Charis SIL Regular" w:eastAsia="Charis SIL Regular"/>
-          <w:b w:val="0"/>
-          <w:i w:val="0"/>
-          <w:color w:val="0000FF"/>
-          <w:sz w:val="24"/>
-        </w:rPr>
-        <w:t>Scientific</w:t>
-      </w:r>
-      <w:r>
-        <w:rPr>
-          <w:rFonts w:ascii="Charis SIL Regular" w:hAnsi="Charis SIL Regular" w:eastAsia="Charis SIL Regular"/>
-          <w:b w:val="0"/>
-          <w:i w:val="0"/>
-          <w:color w:val="0000FF"/>
-          <w:sz w:val="24"/>
-          <w:u w:val="single"/>
         </w:rPr>
         <w:t xml:space="preserve"> </w:t>
       </w:r>
@@ -2720,7 +2963,7 @@
           <w:sz w:val="24"/>
           <w:u w:val="single"/>
         </w:rPr>
-        <w:hyperlink r:id="rId21" w:history="1">
+        <w:hyperlink r:id="rId22" w:history="1">
           <w:r>
             <w:rPr>
               <w:rStyle w:val="Hyperlink"/>
@@ -2738,7 +2981,7 @@
           <w:sz w:val="24"/>
           <w:u w:val="single"/>
         </w:rPr>
-        <w:hyperlink r:id="rId21" w:history="1">
+        <w:hyperlink r:id="rId22" w:history="1">
           <w:r>
             <w:rPr>
               <w:rStyle w:val="Hyperlink"/>
@@ -2756,7 +2999,7 @@
           <w:sz w:val="24"/>
           <w:u w:val="single"/>
         </w:rPr>
-        <w:hyperlink r:id="rId21" w:history="1">
+        <w:hyperlink r:id="rId22" w:history="1">
           <w:r>
             <w:rPr>
               <w:rStyle w:val="Hyperlink"/>
@@ -2774,7 +3017,7 @@
           <w:sz w:val="24"/>
           <w:u w:val="single"/>
         </w:rPr>
-        <w:hyperlink r:id="rId21" w:history="1">
+        <w:hyperlink r:id="rId22" w:history="1">
           <w:r>
             <w:rPr>
               <w:rStyle w:val="Hyperlink"/>
@@ -2792,7 +3035,7 @@
           <w:sz w:val="24"/>
           <w:u w:val="single"/>
         </w:rPr>
-        <w:hyperlink r:id="rId21" w:history="1">
+        <w:hyperlink r:id="rId22" w:history="1">
           <w:r>
             <w:rPr>
               <w:rStyle w:val="Hyperlink"/>
@@ -2888,7 +3131,7 @@
           <w:sz w:val="24"/>
           <w:u w:val="single"/>
         </w:rPr>
-        <w:hyperlink r:id="rId22" w:history="1">
+        <w:hyperlink r:id="rId23" w:history="1">
           <w:r>
             <w:rPr>
               <w:rStyle w:val="Hyperlink"/>
@@ -2917,12 +3160,12 @@
           <w:sz w:val="24"/>
           <w:u w:val="single"/>
         </w:rPr>
-        <w:hyperlink r:id="rId23" w:history="1">
+        <w:hyperlink r:id="rId22" w:history="1">
           <w:r>
             <w:rPr>
               <w:rStyle w:val="Hyperlink"/>
             </w:rPr>
-            <w:t>missionarie</w:t>
+            <w:t>missiona</w:t>
           </w:r>
         </w:hyperlink>
       </w:r>
@@ -2935,7 +3178,43 @@
           <w:sz w:val="24"/>
           <w:u w:val="single"/>
         </w:rPr>
-        <w:hyperlink r:id="rId23" w:history="1">
+        <w:hyperlink r:id="rId22" w:history="1">
+          <w:r>
+            <w:rPr>
+              <w:rStyle w:val="Hyperlink"/>
+            </w:rPr>
+            <w:t>r</w:t>
+          </w:r>
+        </w:hyperlink>
+      </w:r>
+      <w:r>
+        <w:rPr>
+          <w:rFonts w:ascii="Charis SIL Regular" w:hAnsi="Charis SIL Regular" w:eastAsia="Charis SIL Regular"/>
+          <w:b w:val="0"/>
+          <w:i w:val="0"/>
+          <w:color w:val="0000FF"/>
+          <w:sz w:val="24"/>
+          <w:u w:val="single"/>
+        </w:rPr>
+        <w:hyperlink r:id="rId22" w:history="1">
+          <w:r>
+            <w:rPr>
+              <w:rStyle w:val="Hyperlink"/>
+            </w:rPr>
+            <w:t>ie</w:t>
+          </w:r>
+        </w:hyperlink>
+      </w:r>
+      <w:r>
+        <w:rPr>
+          <w:rFonts w:ascii="Charis SIL Regular" w:hAnsi="Charis SIL Regular" w:eastAsia="Charis SIL Regular"/>
+          <w:b w:val="0"/>
+          <w:i w:val="0"/>
+          <w:color w:val="0000FF"/>
+          <w:sz w:val="24"/>
+          <w:u w:val="single"/>
+        </w:rPr>
+        <w:hyperlink r:id="rId22" w:history="1">
           <w:r>
             <w:rPr>
               <w:rStyle w:val="Hyperlink"/>
@@ -2964,7 +3243,7 @@
           <w:sz w:val="24"/>
           <w:u w:val="single"/>
         </w:rPr>
-        <w:hyperlink r:id="rId23" w:history="1">
+        <w:hyperlink r:id="rId22" w:history="1">
           <w:r>
             <w:rPr>
               <w:rStyle w:val="Hyperlink"/>
@@ -2993,7 +3272,7 @@
           <w:sz w:val="24"/>
           <w:u w:val="single"/>
         </w:rPr>
-        <w:hyperlink r:id="rId23" w:history="1">
+        <w:hyperlink r:id="rId22" w:history="1">
           <w:r>
             <w:rPr>
               <w:rStyle w:val="Hyperlink"/>

--- a/EXPORTS/DOCX/published/niveau2/English/Museum.docx
+++ b/EXPORTS/DOCX/published/niveau2/English/Museum.docx
@@ -343,27 +343,26 @@
           <w:i w:val="0"/>
           <w:color w:val="0000FF"/>
           <w:sz w:val="24"/>
+        </w:rPr>
+        <w:t>Rijks Etn</w:t>
+      </w:r>
+      <w:r>
+        <w:rPr>
+          <w:rFonts w:ascii="Charis SIL Regular" w:hAnsi="Charis SIL Regular" w:eastAsia="Charis SIL Regular"/>
+          <w:b w:val="0"/>
+          <w:i w:val="0"/>
+          <w:color w:val="0000FF"/>
+          <w:sz w:val="24"/>
           <w:u w:val="single"/>
         </w:rPr>
-        <w:hyperlink r:id="rId10" w:history="1">
+        <w:hyperlink r:id="rId9" w:history="1">
           <w:r>
             <w:rPr>
               <w:rStyle w:val="Hyperlink"/>
             </w:rPr>
-            <w:t>Rijks</w:t>
+            <w:t>ogra</w:t>
           </w:r>
         </w:hyperlink>
-      </w:r>
-      <w:r>
-        <w:rPr>
-          <w:rFonts w:ascii="Charis SIL Regular" w:hAnsi="Charis SIL Regular" w:eastAsia="Charis SIL Regular"/>
-          <w:b w:val="0"/>
-          <w:i w:val="0"/>
-          <w:color w:val="0000FF"/>
-          <w:sz w:val="24"/>
-          <w:u w:val="single"/>
-        </w:rPr>
-        <w:t xml:space="preserve"> Etnogra</w:t>
       </w:r>
       <w:r>
         <w:rPr>
@@ -843,7 +842,7 @@
           <w:sz w:val="24"/>
           <w:u w:val="single"/>
         </w:rPr>
-        <w:hyperlink r:id="rId12" w:history="1">
+        <w:hyperlink r:id="rId11" w:history="1">
           <w:r>
             <w:rPr>
               <w:rStyle w:val="Hyperlink"/>
@@ -878,7 +877,64 @@
           <w:color w:val="000000"/>
           <w:sz w:val="24"/>
         </w:rPr>
-        <w:t xml:space="preserve"> (Museum of Geography and Ethnology) in Rotterdam in 1</w:t>
+        <w:t xml:space="preserve"> (Museum of Geography and Ethnology) in </w:t>
+      </w:r>
+      <w:r>
+        <w:rPr>
+          <w:u w:val="single" w:color="0000ff"/>
+          <w:rFonts w:ascii="Charis SIL Regular" w:hAnsi="Charis SIL Regular" w:eastAsia="Charis SIL Regular"/>
+          <w:b w:val="0"/>
+          <w:i w:val="0"/>
+          <w:color w:val="000000"/>
+          <w:sz w:val="24"/>
+        </w:rPr>
+        <w:t>R</w:t>
+      </w:r>
+      <w:r>
+        <w:rPr>
+          <w:u w:val="single" w:color="0000ff"/>
+          <w:rFonts w:ascii="Charis SIL Regular" w:hAnsi="Charis SIL Regular" w:eastAsia="Charis SIL Regular"/>
+          <w:b w:val="0"/>
+          <w:i w:val="0"/>
+          <w:color w:val="000000"/>
+          <w:sz w:val="24"/>
+        </w:rPr>
+        <w:hyperlink r:id="rId12" w:history="1">
+          <w:r>
+            <w:rPr>
+              <w:rStyle w:val="Hyperlink"/>
+            </w:rPr>
+            <w:t>otterda</w:t>
+          </w:r>
+        </w:hyperlink>
+      </w:r>
+      <w:r>
+        <w:rPr>
+          <w:rFonts w:ascii="Charis SIL Regular" w:hAnsi="Charis SIL Regular" w:eastAsia="Charis SIL Regular"/>
+          <w:b w:val="0"/>
+          <w:i w:val="0"/>
+          <w:color w:val="000000"/>
+          <w:sz w:val="24"/>
+        </w:rPr>
+        <w:t>m</w:t>
+      </w:r>
+      <w:r>
+        <w:rPr>
+          <w:u w:val="single" w:color="0000ff"/>
+          <w:rFonts w:ascii="Charis SIL Regular" w:hAnsi="Charis SIL Regular" w:eastAsia="Charis SIL Regular"/>
+          <w:b w:val="0"/>
+          <w:i w:val="0"/>
+          <w:color w:val="000000"/>
+          <w:sz w:val="24"/>
+        </w:rPr>
+        <w:hyperlink r:id="rId12" w:history="1">
+          <w:r>
+            <w:rPr>
+              <w:rStyle w:val="Hyperlink"/>
+            </w:rPr>
+            <w:t xml:space="preserve"> in 1</w:t>
+          </w:r>
+        </w:hyperlink>
       </w:r>
       <w:r>
         <w:rPr>
@@ -2690,7 +2746,7 @@
           <w:sz w:val="24"/>
           <w:u w:val="single"/>
         </w:rPr>
-        <w:hyperlink r:id="rId20" w:history="1">
+        <w:hyperlink r:id="rId21" w:history="1">
           <w:r>
             <w:rPr>
               <w:rStyle w:val="Hyperlink"/>
@@ -2708,7 +2764,7 @@
           <w:sz w:val="24"/>
           <w:u w:val="single"/>
         </w:rPr>
-        <w:hyperlink r:id="rId20" w:history="1">
+        <w:hyperlink r:id="rId21" w:history="1">
           <w:r>
             <w:rPr>
               <w:rStyle w:val="Hyperlink"/>
@@ -2737,7 +2793,7 @@
           <w:sz w:val="24"/>
           <w:u w:val="single"/>
         </w:rPr>
-        <w:hyperlink r:id="rId20" w:history="1">
+        <w:hyperlink r:id="rId21" w:history="1">
           <w:r>
             <w:rPr>
               <w:rStyle w:val="Hyperlink"/>
@@ -2783,7 +2839,7 @@
           <w:sz w:val="24"/>
           <w:u w:val="single"/>
         </w:rPr>
-        <w:hyperlink r:id="rId21" w:history="1">
+        <w:hyperlink r:id="rId22" w:history="1">
           <w:r>
             <w:rPr>
               <w:rStyle w:val="Hyperlink"/>
@@ -2801,7 +2857,7 @@
           <w:sz w:val="24"/>
           <w:u w:val="single"/>
         </w:rPr>
-        <w:hyperlink r:id="rId21" w:history="1">
+        <w:hyperlink r:id="rId22" w:history="1">
           <w:r>
             <w:rPr>
               <w:rStyle w:val="Hyperlink"/>
@@ -2819,7 +2875,7 @@
           <w:sz w:val="24"/>
           <w:u w:val="single"/>
         </w:rPr>
-        <w:hyperlink r:id="rId21" w:history="1">
+        <w:hyperlink r:id="rId22" w:history="1">
           <w:r>
             <w:rPr>
               <w:rStyle w:val="Hyperlink"/>
@@ -2835,28 +2891,34 @@
           <w:i w:val="0"/>
           <w:color w:val="0000FF"/>
           <w:sz w:val="24"/>
+        </w:rPr>
+        <w:hyperlink r:id="rId22" w:history="1">
+          <w:r>
+            <w:rPr>
+              <w:rStyle w:val="Hyperlink"/>
+            </w:rPr>
+            <w:t>i</w:t>
+          </w:r>
+        </w:hyperlink>
+      </w:r>
+      <w:r>
+        <w:rPr>
+          <w:rFonts w:ascii="Charis SIL Regular" w:hAnsi="Charis SIL Regular" w:eastAsia="Charis SIL Regular"/>
+          <w:b w:val="0"/>
+          <w:i w:val="0"/>
+          <w:color w:val="0000FF"/>
+          <w:sz w:val="24"/>
+        </w:rPr>
+        <w:t>c</w:t>
+      </w:r>
+      <w:r>
+        <w:rPr>
+          <w:rFonts w:ascii="Charis SIL Regular" w:hAnsi="Charis SIL Regular" w:eastAsia="Charis SIL Regular"/>
+          <w:b w:val="0"/>
+          <w:i w:val="0"/>
+          <w:color w:val="0000FF"/>
+          <w:sz w:val="24"/>
           <w:u w:val="single"/>
-        </w:rPr>
-        <w:t>i</w:t>
-      </w:r>
-      <w:r>
-        <w:rPr>
-          <w:rFonts w:ascii="Charis SIL Regular" w:hAnsi="Charis SIL Regular" w:eastAsia="Charis SIL Regular"/>
-          <w:b w:val="0"/>
-          <w:i w:val="0"/>
-          <w:color w:val="0000FF"/>
-          <w:sz w:val="24"/>
-          <w:u w:val="single"/>
-        </w:rPr>
-        <w:t>c</w:t>
-      </w:r>
-      <w:r>
-        <w:rPr>
-          <w:rFonts w:ascii="Charis SIL Regular" w:hAnsi="Charis SIL Regular" w:eastAsia="Charis SIL Regular"/>
-          <w:b w:val="0"/>
-          <w:i w:val="0"/>
-          <w:color w:val="0000FF"/>
-          <w:sz w:val="24"/>
         </w:rPr>
         <w:t xml:space="preserve"> </w:t>
       </w:r>
@@ -3035,7 +3097,7 @@
           <w:sz w:val="24"/>
           <w:u w:val="single"/>
         </w:rPr>
-        <w:hyperlink r:id="rId22" w:history="1">
+        <w:hyperlink r:id="rId21" w:history="1">
           <w:r>
             <w:rPr>
               <w:rStyle w:val="Hyperlink"/>
@@ -3064,7 +3126,7 @@
           <w:sz w:val="24"/>
           <w:u w:val="single"/>
         </w:rPr>
-        <w:hyperlink r:id="rId22" w:history="1">
+        <w:hyperlink r:id="rId21" w:history="1">
           <w:r>
             <w:rPr>
               <w:rStyle w:val="Hyperlink"/>
@@ -3082,7 +3144,7 @@
           <w:sz w:val="24"/>
           <w:u w:val="single"/>
         </w:rPr>
-        <w:hyperlink r:id="rId22" w:history="1">
+        <w:hyperlink r:id="rId21" w:history="1">
           <w:r>
             <w:rPr>
               <w:rStyle w:val="Hyperlink"/>
@@ -3100,7 +3162,7 @@
           <w:sz w:val="24"/>
           <w:u w:val="single"/>
         </w:rPr>
-        <w:hyperlink r:id="rId22" w:history="1">
+        <w:hyperlink r:id="rId21" w:history="1">
           <w:r>
             <w:rPr>
               <w:rStyle w:val="Hyperlink"/>
@@ -3131,7 +3193,7 @@
           <w:sz w:val="24"/>
           <w:u w:val="single"/>
         </w:rPr>
-        <w:hyperlink r:id="rId23" w:history="1">
+        <w:hyperlink r:id="rId22" w:history="1">
           <w:r>
             <w:rPr>
               <w:rStyle w:val="Hyperlink"/>

--- a/EXPORTS/DOCX/published/niveau2/English/Museum.docx
+++ b/EXPORTS/DOCX/published/niveau2/English/Museum.docx
@@ -316,23 +316,23 @@
           <w:color w:val="000000"/>
           <w:sz w:val="24"/>
         </w:rPr>
-        <w:t>History) in 1820 and</w:t>
-      </w:r>
-      <w:r>
-        <w:rPr>
-          <w:u w:val="single" w:color="0000ff"/>
-          <w:rFonts w:ascii="Charis SIL Regular" w:hAnsi="Charis SIL Regular" w:eastAsia="Charis SIL Regular"/>
-          <w:b w:val="0"/>
-          <w:i w:val="0"/>
-          <w:color w:val="000000"/>
-          <w:sz w:val="24"/>
-        </w:rPr>
-        <w:hyperlink r:id="rId9" w:history="1">
+        <w:t xml:space="preserve">History) in 1820 and the </w:t>
+      </w:r>
+      <w:r>
+        <w:rPr>
+          <w:rFonts w:ascii="Charis SIL Regular" w:hAnsi="Charis SIL Regular" w:eastAsia="Charis SIL Regular"/>
+          <w:b w:val="0"/>
+          <w:i w:val="0"/>
+          <w:color w:val="0000FF"/>
+          <w:sz w:val="24"/>
+          <w:u w:val="single"/>
+        </w:rPr>
+        <w:hyperlink r:id="rId10" w:history="1">
           <w:r>
             <w:rPr>
               <w:rStyle w:val="Hyperlink"/>
             </w:rPr>
-            <w:t xml:space="preserve"> the </w:t>
+            <w:t>Rijks</w:t>
           </w:r>
         </w:hyperlink>
       </w:r>
@@ -343,8 +343,9 @@
           <w:i w:val="0"/>
           <w:color w:val="0000FF"/>
           <w:sz w:val="24"/>
-        </w:rPr>
-        <w:t>Rijks Etn</w:t>
+          <w:u w:val="single"/>
+        </w:rPr>
+        <w:t xml:space="preserve"> </w:t>
       </w:r>
       <w:r>
         <w:rPr>
@@ -355,7 +356,25 @@
           <w:sz w:val="24"/>
           <w:u w:val="single"/>
         </w:rPr>
-        <w:hyperlink r:id="rId9" w:history="1">
+        <w:hyperlink r:id="rId10" w:history="1">
+          <w:r>
+            <w:rPr>
+              <w:rStyle w:val="Hyperlink"/>
+            </w:rPr>
+            <w:t>Etn</w:t>
+          </w:r>
+        </w:hyperlink>
+      </w:r>
+      <w:r>
+        <w:rPr>
+          <w:rFonts w:ascii="Charis SIL Regular" w:hAnsi="Charis SIL Regular" w:eastAsia="Charis SIL Regular"/>
+          <w:b w:val="0"/>
+          <w:i w:val="0"/>
+          <w:color w:val="0000FF"/>
+          <w:sz w:val="24"/>
+          <w:u w:val="single"/>
+        </w:rPr>
+        <w:hyperlink r:id="rId10" w:history="1">
           <w:r>
             <w:rPr>
               <w:rStyle w:val="Hyperlink"/>
@@ -373,7 +392,7 @@
           <w:sz w:val="24"/>
           <w:u w:val="single"/>
         </w:rPr>
-        <w:hyperlink r:id="rId9" w:history="1">
+        <w:hyperlink r:id="rId10" w:history="1">
           <w:r>
             <w:rPr>
               <w:rStyle w:val="Hyperlink"/>
@@ -402,7 +421,7 @@
           <w:sz w:val="24"/>
           <w:u w:val="single"/>
         </w:rPr>
-        <w:hyperlink r:id="rId9" w:history="1">
+        <w:hyperlink r:id="rId10" w:history="1">
           <w:r>
             <w:rPr>
               <w:rStyle w:val="Hyperlink"/>
@@ -842,7 +861,7 @@
           <w:sz w:val="24"/>
           <w:u w:val="single"/>
         </w:rPr>
-        <w:hyperlink r:id="rId11" w:history="1">
+        <w:hyperlink r:id="rId12" w:history="1">
           <w:r>
             <w:rPr>
               <w:rStyle w:val="Hyperlink"/>
@@ -888,53 +907,7 @@
           <w:color w:val="000000"/>
           <w:sz w:val="24"/>
         </w:rPr>
-        <w:t>R</w:t>
-      </w:r>
-      <w:r>
-        <w:rPr>
-          <w:u w:val="single" w:color="0000ff"/>
-          <w:rFonts w:ascii="Charis SIL Regular" w:hAnsi="Charis SIL Regular" w:eastAsia="Charis SIL Regular"/>
-          <w:b w:val="0"/>
-          <w:i w:val="0"/>
-          <w:color w:val="000000"/>
-          <w:sz w:val="24"/>
-        </w:rPr>
-        <w:hyperlink r:id="rId12" w:history="1">
-          <w:r>
-            <w:rPr>
-              <w:rStyle w:val="Hyperlink"/>
-            </w:rPr>
-            <w:t>otterda</w:t>
-          </w:r>
-        </w:hyperlink>
-      </w:r>
-      <w:r>
-        <w:rPr>
-          <w:rFonts w:ascii="Charis SIL Regular" w:hAnsi="Charis SIL Regular" w:eastAsia="Charis SIL Regular"/>
-          <w:b w:val="0"/>
-          <w:i w:val="0"/>
-          <w:color w:val="000000"/>
-          <w:sz w:val="24"/>
-        </w:rPr>
-        <w:t>m</w:t>
-      </w:r>
-      <w:r>
-        <w:rPr>
-          <w:u w:val="single" w:color="0000ff"/>
-          <w:rFonts w:ascii="Charis SIL Regular" w:hAnsi="Charis SIL Regular" w:eastAsia="Charis SIL Regular"/>
-          <w:b w:val="0"/>
-          <w:i w:val="0"/>
-          <w:color w:val="000000"/>
-          <w:sz w:val="24"/>
-        </w:rPr>
-        <w:hyperlink r:id="rId12" w:history="1">
-          <w:r>
-            <w:rPr>
-              <w:rStyle w:val="Hyperlink"/>
-            </w:rPr>
-            <w:t xml:space="preserve"> in 1</w:t>
-          </w:r>
-        </w:hyperlink>
+        <w:t>Rotterdam in 1</w:t>
       </w:r>
       <w:r>
         <w:rPr>
@@ -956,6 +929,7 @@
       </w:r>
       <w:r>
         <w:rPr>
+          <w:u w:val="single" w:color="0000ff"/>
           <w:rFonts w:ascii="Charis SIL Regular" w:hAnsi="Charis SIL Regular" w:eastAsia="Charis SIL Regular"/>
           <w:b w:val="0"/>
           <w:i w:val="0"/>
@@ -2208,7 +2182,7 @@
           <w:sz w:val="24"/>
           <w:u w:val="single"/>
         </w:rPr>
-        <w:hyperlink r:id="rId19" w:history="1">
+        <w:hyperlink r:id="rId20" w:history="1">
           <w:r>
             <w:rPr>
               <w:rStyle w:val="Hyperlink"/>
@@ -2237,7 +2211,7 @@
           <w:sz w:val="24"/>
           <w:u w:val="single"/>
         </w:rPr>
-        <w:hyperlink r:id="rId19" w:history="1">
+        <w:hyperlink r:id="rId20" w:history="1">
           <w:r>
             <w:rPr>
               <w:rStyle w:val="Hyperlink"/>
@@ -2255,7 +2229,7 @@
           <w:sz w:val="24"/>
           <w:u w:val="single"/>
         </w:rPr>
-        <w:hyperlink r:id="rId19" w:history="1">
+        <w:hyperlink r:id="rId20" w:history="1">
           <w:r>
             <w:rPr>
               <w:rStyle w:val="Hyperlink"/>
@@ -2284,7 +2258,7 @@
           <w:sz w:val="24"/>
           <w:u w:val="single"/>
         </w:rPr>
-        <w:hyperlink r:id="rId19" w:history="1">
+        <w:hyperlink r:id="rId20" w:history="1">
           <w:r>
             <w:rPr>
               <w:rStyle w:val="Hyperlink"/>
@@ -2313,7 +2287,7 @@
           <w:sz w:val="24"/>
           <w:u w:val="single"/>
         </w:rPr>
-        <w:hyperlink r:id="rId19" w:history="1">
+        <w:hyperlink r:id="rId20" w:history="1">
           <w:r>
             <w:rPr>
               <w:rStyle w:val="Hyperlink"/>
@@ -2443,36 +2417,14 @@
           <w:sz w:val="24"/>
           <w:u w:val="single"/>
         </w:rPr>
-        <w:t xml:space="preserve"> </w:t>
-      </w:r>
-      <w:r>
-        <w:rPr>
-          <w:rFonts w:ascii="Charis SIL Regular" w:hAnsi="Charis SIL Regular" w:eastAsia="Charis SIL Regular"/>
-          <w:b w:val="0"/>
-          <w:i w:val="0"/>
-          <w:color w:val="0000FF"/>
-          <w:sz w:val="24"/>
-          <w:u w:val="single"/>
-        </w:rPr>
         <w:hyperlink r:id="rId19" w:history="1">
           <w:r>
             <w:rPr>
               <w:rStyle w:val="Hyperlink"/>
             </w:rPr>
-            <w:t>colonial</w:t>
+            <w:t xml:space="preserve"> colonial </w:t>
           </w:r>
         </w:hyperlink>
-      </w:r>
-      <w:r>
-        <w:rPr>
-          <w:rFonts w:ascii="Charis SIL Regular" w:hAnsi="Charis SIL Regular" w:eastAsia="Charis SIL Regular"/>
-          <w:b w:val="0"/>
-          <w:i w:val="0"/>
-          <w:color w:val="0000FF"/>
-          <w:sz w:val="24"/>
-          <w:u w:val="single"/>
-        </w:rPr>
-        <w:t xml:space="preserve"> </w:t>
       </w:r>
       <w:r>
         <w:rPr>
@@ -2511,7 +2463,7 @@
           <w:sz w:val="24"/>
           <w:u w:val="single"/>
         </w:rPr>
-        <w:hyperlink r:id="rId20" w:history="1">
+        <w:hyperlink r:id="rId21" w:history="1">
           <w:r>
             <w:rPr>
               <w:rStyle w:val="Hyperlink"/>
@@ -2746,7 +2698,7 @@
           <w:sz w:val="24"/>
           <w:u w:val="single"/>
         </w:rPr>
-        <w:hyperlink r:id="rId21" w:history="1">
+        <w:hyperlink r:id="rId20" w:history="1">
           <w:r>
             <w:rPr>
               <w:rStyle w:val="Hyperlink"/>
@@ -2764,7 +2716,7 @@
           <w:sz w:val="24"/>
           <w:u w:val="single"/>
         </w:rPr>
-        <w:hyperlink r:id="rId21" w:history="1">
+        <w:hyperlink r:id="rId20" w:history="1">
           <w:r>
             <w:rPr>
               <w:rStyle w:val="Hyperlink"/>
@@ -2793,7 +2745,7 @@
           <w:sz w:val="24"/>
           <w:u w:val="single"/>
         </w:rPr>
-        <w:hyperlink r:id="rId21" w:history="1">
+        <w:hyperlink r:id="rId20" w:history="1">
           <w:r>
             <w:rPr>
               <w:rStyle w:val="Hyperlink"/>
@@ -2839,7 +2791,7 @@
           <w:sz w:val="24"/>
           <w:u w:val="single"/>
         </w:rPr>
-        <w:hyperlink r:id="rId22" w:history="1">
+        <w:hyperlink r:id="rId21" w:history="1">
           <w:r>
             <w:rPr>
               <w:rStyle w:val="Hyperlink"/>
@@ -2908,6 +2860,7 @@
           <w:i w:val="0"/>
           <w:color w:val="0000FF"/>
           <w:sz w:val="24"/>
+          <w:u w:val="single"/>
         </w:rPr>
         <w:t>c</w:t>
       </w:r>
@@ -3097,7 +3050,7 @@
           <w:sz w:val="24"/>
           <w:u w:val="single"/>
         </w:rPr>
-        <w:hyperlink r:id="rId21" w:history="1">
+        <w:hyperlink r:id="rId22" w:history="1">
           <w:r>
             <w:rPr>
               <w:rStyle w:val="Hyperlink"/>
@@ -3126,7 +3079,7 @@
           <w:sz w:val="24"/>
           <w:u w:val="single"/>
         </w:rPr>
-        <w:hyperlink r:id="rId21" w:history="1">
+        <w:hyperlink r:id="rId22" w:history="1">
           <w:r>
             <w:rPr>
               <w:rStyle w:val="Hyperlink"/>
@@ -3144,7 +3097,7 @@
           <w:sz w:val="24"/>
           <w:u w:val="single"/>
         </w:rPr>
-        <w:hyperlink r:id="rId21" w:history="1">
+        <w:hyperlink r:id="rId22" w:history="1">
           <w:r>
             <w:rPr>
               <w:rStyle w:val="Hyperlink"/>
@@ -3162,7 +3115,7 @@
           <w:sz w:val="24"/>
           <w:u w:val="single"/>
         </w:rPr>
-        <w:hyperlink r:id="rId21" w:history="1">
+        <w:hyperlink r:id="rId22" w:history="1">
           <w:r>
             <w:rPr>
               <w:rStyle w:val="Hyperlink"/>
@@ -3193,7 +3146,7 @@
           <w:sz w:val="24"/>
           <w:u w:val="single"/>
         </w:rPr>
-        <w:hyperlink r:id="rId22" w:history="1">
+        <w:hyperlink r:id="rId23" w:history="1">
           <w:r>
             <w:rPr>
               <w:rStyle w:val="Hyperlink"/>
@@ -3258,14 +3211,7 @@
           <w:sz w:val="24"/>
           <w:u w:val="single"/>
         </w:rPr>
-        <w:hyperlink r:id="rId22" w:history="1">
-          <w:r>
-            <w:rPr>
-              <w:rStyle w:val="Hyperlink"/>
-            </w:rPr>
-            <w:t>ie</w:t>
-          </w:r>
-        </w:hyperlink>
+        <w:t>ie</w:t>
       </w:r>
       <w:r>
         <w:rPr>
@@ -3305,7 +3251,7 @@
           <w:sz w:val="24"/>
           <w:u w:val="single"/>
         </w:rPr>
-        <w:hyperlink r:id="rId22" w:history="1">
+        <w:hyperlink r:id="rId23" w:history="1">
           <w:r>
             <w:rPr>
               <w:rStyle w:val="Hyperlink"/>
@@ -3399,7 +3345,7 @@
           <w:sz w:val="24"/>
           <w:u w:val="single"/>
         </w:rPr>
-        <w:hyperlink r:id="rId22" w:history="1">
+        <w:hyperlink r:id="rId23" w:history="1">
           <w:r>
             <w:rPr>
               <w:rStyle w:val="Hyperlink"/>

--- a/EXPORTS/DOCX/published/niveau2/English/Museum.docx
+++ b/EXPORTS/DOCX/published/niveau2/English/Museum.docx
@@ -316,7 +316,25 @@
           <w:color w:val="000000"/>
           <w:sz w:val="24"/>
         </w:rPr>
-        <w:t xml:space="preserve">History) in 1820 and the </w:t>
+        <w:t>History) in 1820 and</w:t>
+      </w:r>
+      <w:r>
+        <w:rPr>
+          <w:u w:val="single" w:color="0000ff"/>
+          <w:rFonts w:ascii="Charis SIL Regular" w:hAnsi="Charis SIL Regular" w:eastAsia="Charis SIL Regular"/>
+          <w:b w:val="0"/>
+          <w:i w:val="0"/>
+          <w:color w:val="000000"/>
+          <w:sz w:val="24"/>
+        </w:rPr>
+        <w:hyperlink r:id="rId9" w:history="1">
+          <w:r>
+            <w:rPr>
+              <w:rStyle w:val="Hyperlink"/>
+            </w:rPr>
+            <w:t xml:space="preserve"> the </w:t>
+          </w:r>
+        </w:hyperlink>
       </w:r>
       <w:r>
         <w:rPr>
@@ -327,7 +345,7 @@
           <w:sz w:val="24"/>
           <w:u w:val="single"/>
         </w:rPr>
-        <w:hyperlink r:id="rId10" w:history="1">
+        <w:hyperlink r:id="rId9" w:history="1">
           <w:r>
             <w:rPr>
               <w:rStyle w:val="Hyperlink"/>
@@ -439,7 +457,7 @@
           <w:sz w:val="24"/>
           <w:u w:val="single"/>
         </w:rPr>
-        <w:hyperlink r:id="rId9" w:history="1">
+        <w:hyperlink r:id="rId10" w:history="1">
           <w:r>
             <w:rPr>
               <w:rStyle w:val="Hyperlink"/>
@@ -457,7 +475,7 @@
           <w:sz w:val="24"/>
           <w:u w:val="single"/>
         </w:rPr>
-        <w:hyperlink r:id="rId9" w:history="1">
+        <w:hyperlink r:id="rId10" w:history="1">
           <w:r>
             <w:rPr>
               <w:rStyle w:val="Hyperlink"/>
@@ -762,56 +780,19 @@
           <w:i w:val="0"/>
           <w:color w:val="0000FF"/>
           <w:sz w:val="24"/>
+        </w:rPr>
+        <w:t>voor Lan</w:t>
+      </w:r>
+      <w:r>
+        <w:rPr>
+          <w:rFonts w:ascii="Charis SIL Regular" w:hAnsi="Charis SIL Regular" w:eastAsia="Charis SIL Regular"/>
+          <w:b w:val="0"/>
+          <w:i w:val="0"/>
+          <w:color w:val="0000FF"/>
+          <w:sz w:val="24"/>
           <w:u w:val="single"/>
         </w:rPr>
-        <w:hyperlink r:id="rId12" w:history="1">
-          <w:r>
-            <w:rPr>
-              <w:rStyle w:val="Hyperlink"/>
-            </w:rPr>
-            <w:t>voor</w:t>
-          </w:r>
-        </w:hyperlink>
-      </w:r>
-      <w:r>
-        <w:rPr>
-          <w:rFonts w:ascii="Charis SIL Regular" w:hAnsi="Charis SIL Regular" w:eastAsia="Charis SIL Regular"/>
-          <w:b w:val="0"/>
-          <w:i w:val="0"/>
-          <w:color w:val="0000FF"/>
-          <w:sz w:val="24"/>
-          <w:u w:val="single"/>
-        </w:rPr>
-        <w:t xml:space="preserve"> </w:t>
-      </w:r>
-      <w:r>
-        <w:rPr>
-          <w:rFonts w:ascii="Charis SIL Regular" w:hAnsi="Charis SIL Regular" w:eastAsia="Charis SIL Regular"/>
-          <w:b w:val="0"/>
-          <w:i w:val="0"/>
-          <w:color w:val="0000FF"/>
-          <w:sz w:val="24"/>
-          <w:u w:val="single"/>
-        </w:rPr>
-        <w:hyperlink r:id="rId12" w:history="1">
-          <w:r>
-            <w:rPr>
-              <w:rStyle w:val="Hyperlink"/>
-            </w:rPr>
-            <w:t>Lan</w:t>
-          </w:r>
-        </w:hyperlink>
-      </w:r>
-      <w:r>
-        <w:rPr>
-          <w:rFonts w:ascii="Charis SIL Regular" w:hAnsi="Charis SIL Regular" w:eastAsia="Charis SIL Regular"/>
-          <w:b w:val="0"/>
-          <w:i w:val="0"/>
-          <w:color w:val="0000FF"/>
-          <w:sz w:val="24"/>
-          <w:u w:val="single"/>
-        </w:rPr>
-        <w:hyperlink r:id="rId12" w:history="1">
+        <w:hyperlink r:id="rId11" w:history="1">
           <w:r>
             <w:rPr>
               <w:rStyle w:val="Hyperlink"/>
@@ -840,7 +821,7 @@
           <w:sz w:val="24"/>
           <w:u w:val="single"/>
         </w:rPr>
-        <w:hyperlink r:id="rId12" w:history="1">
+        <w:hyperlink r:id="rId11" w:history="1">
           <w:r>
             <w:rPr>
               <w:rStyle w:val="Hyperlink"/>
@@ -907,7 +888,53 @@
           <w:color w:val="000000"/>
           <w:sz w:val="24"/>
         </w:rPr>
-        <w:t>Rotterdam in 1</w:t>
+        <w:t>R</w:t>
+      </w:r>
+      <w:r>
+        <w:rPr>
+          <w:u w:val="single" w:color="0000ff"/>
+          <w:rFonts w:ascii="Charis SIL Regular" w:hAnsi="Charis SIL Regular" w:eastAsia="Charis SIL Regular"/>
+          <w:b w:val="0"/>
+          <w:i w:val="0"/>
+          <w:color w:val="000000"/>
+          <w:sz w:val="24"/>
+        </w:rPr>
+        <w:hyperlink r:id="rId12" w:history="1">
+          <w:r>
+            <w:rPr>
+              <w:rStyle w:val="Hyperlink"/>
+            </w:rPr>
+            <w:t>otterda</w:t>
+          </w:r>
+        </w:hyperlink>
+      </w:r>
+      <w:r>
+        <w:rPr>
+          <w:rFonts w:ascii="Charis SIL Regular" w:hAnsi="Charis SIL Regular" w:eastAsia="Charis SIL Regular"/>
+          <w:b w:val="0"/>
+          <w:i w:val="0"/>
+          <w:color w:val="000000"/>
+          <w:sz w:val="24"/>
+        </w:rPr>
+        <w:t>m</w:t>
+      </w:r>
+      <w:r>
+        <w:rPr>
+          <w:u w:val="single" w:color="0000ff"/>
+          <w:rFonts w:ascii="Charis SIL Regular" w:hAnsi="Charis SIL Regular" w:eastAsia="Charis SIL Regular"/>
+          <w:b w:val="0"/>
+          <w:i w:val="0"/>
+          <w:color w:val="000000"/>
+          <w:sz w:val="24"/>
+        </w:rPr>
+        <w:hyperlink r:id="rId12" w:history="1">
+          <w:r>
+            <w:rPr>
+              <w:rStyle w:val="Hyperlink"/>
+            </w:rPr>
+            <w:t xml:space="preserve"> in 1</w:t>
+          </w:r>
+        </w:hyperlink>
       </w:r>
       <w:r>
         <w:rPr>
@@ -2211,7 +2238,7 @@
           <w:sz w:val="24"/>
           <w:u w:val="single"/>
         </w:rPr>
-        <w:hyperlink r:id="rId20" w:history="1">
+        <w:hyperlink r:id="rId19" w:history="1">
           <w:r>
             <w:rPr>
               <w:rStyle w:val="Hyperlink"/>
@@ -2229,7 +2256,7 @@
           <w:sz w:val="24"/>
           <w:u w:val="single"/>
         </w:rPr>
-        <w:hyperlink r:id="rId20" w:history="1">
+        <w:hyperlink r:id="rId19" w:history="1">
           <w:r>
             <w:rPr>
               <w:rStyle w:val="Hyperlink"/>
@@ -2287,14 +2314,7 @@
           <w:sz w:val="24"/>
           <w:u w:val="single"/>
         </w:rPr>
-        <w:hyperlink r:id="rId20" w:history="1">
-          <w:r>
-            <w:rPr>
-              <w:rStyle w:val="Hyperlink"/>
-            </w:rPr>
-            <w:t>o</w:t>
-          </w:r>
-        </w:hyperlink>
+        <w:t>o</w:t>
       </w:r>
       <w:r>
         <w:rPr>
@@ -2417,14 +2437,36 @@
           <w:sz w:val="24"/>
           <w:u w:val="single"/>
         </w:rPr>
+        <w:t xml:space="preserve"> </w:t>
+      </w:r>
+      <w:r>
+        <w:rPr>
+          <w:rFonts w:ascii="Charis SIL Regular" w:hAnsi="Charis SIL Regular" w:eastAsia="Charis SIL Regular"/>
+          <w:b w:val="0"/>
+          <w:i w:val="0"/>
+          <w:color w:val="0000FF"/>
+          <w:sz w:val="24"/>
+          <w:u w:val="single"/>
+        </w:rPr>
         <w:hyperlink r:id="rId19" w:history="1">
           <w:r>
             <w:rPr>
               <w:rStyle w:val="Hyperlink"/>
             </w:rPr>
-            <w:t xml:space="preserve"> colonial </w:t>
+            <w:t>colonial</w:t>
           </w:r>
         </w:hyperlink>
+      </w:r>
+      <w:r>
+        <w:rPr>
+          <w:rFonts w:ascii="Charis SIL Regular" w:hAnsi="Charis SIL Regular" w:eastAsia="Charis SIL Regular"/>
+          <w:b w:val="0"/>
+          <w:i w:val="0"/>
+          <w:color w:val="0000FF"/>
+          <w:sz w:val="24"/>
+          <w:u w:val="single"/>
+        </w:rPr>
+        <w:t xml:space="preserve"> </w:t>
       </w:r>
       <w:r>
         <w:rPr>
@@ -2463,7 +2505,7 @@
           <w:sz w:val="24"/>
           <w:u w:val="single"/>
         </w:rPr>
-        <w:hyperlink r:id="rId21" w:history="1">
+        <w:hyperlink r:id="rId20" w:history="1">
           <w:r>
             <w:rPr>
               <w:rStyle w:val="Hyperlink"/>
@@ -2492,7 +2534,7 @@
           <w:sz w:val="24"/>
           <w:u w:val="single"/>
         </w:rPr>
-        <w:hyperlink r:id="rId20" w:history="1">
+        <w:hyperlink r:id="rId21" w:history="1">
           <w:r>
             <w:rPr>
               <w:rStyle w:val="Hyperlink"/>
@@ -2521,7 +2563,7 @@
           <w:sz w:val="24"/>
           <w:u w:val="single"/>
         </w:rPr>
-        <w:hyperlink r:id="rId20" w:history="1">
+        <w:hyperlink r:id="rId21" w:history="1">
           <w:r>
             <w:rPr>
               <w:rStyle w:val="Hyperlink"/>
@@ -2539,7 +2581,7 @@
           <w:sz w:val="24"/>
           <w:u w:val="single"/>
         </w:rPr>
-        <w:hyperlink r:id="rId20" w:history="1">
+        <w:hyperlink r:id="rId21" w:history="1">
           <w:r>
             <w:rPr>
               <w:rStyle w:val="Hyperlink"/>
@@ -2575,7 +2617,7 @@
           <w:sz w:val="24"/>
           <w:u w:val="single"/>
         </w:rPr>
-        <w:hyperlink r:id="rId20" w:history="1">
+        <w:hyperlink r:id="rId21" w:history="1">
           <w:r>
             <w:rPr>
               <w:rStyle w:val="Hyperlink"/>
@@ -2669,7 +2711,7 @@
           <w:sz w:val="24"/>
           <w:u w:val="single"/>
         </w:rPr>
-        <w:hyperlink r:id="rId20" w:history="1">
+        <w:hyperlink r:id="rId21" w:history="1">
           <w:r>
             <w:rPr>
               <w:rStyle w:val="Hyperlink"/>
@@ -2698,7 +2740,7 @@
           <w:sz w:val="24"/>
           <w:u w:val="single"/>
         </w:rPr>
-        <w:hyperlink r:id="rId20" w:history="1">
+        <w:hyperlink r:id="rId21" w:history="1">
           <w:r>
             <w:rPr>
               <w:rStyle w:val="Hyperlink"/>
@@ -2716,7 +2758,7 @@
           <w:sz w:val="24"/>
           <w:u w:val="single"/>
         </w:rPr>
-        <w:hyperlink r:id="rId20" w:history="1">
+        <w:hyperlink r:id="rId21" w:history="1">
           <w:r>
             <w:rPr>
               <w:rStyle w:val="Hyperlink"/>
@@ -2809,6 +2851,204 @@
           <w:sz w:val="24"/>
           <w:u w:val="single"/>
         </w:rPr>
+        <w:hyperlink r:id="rId21" w:history="1">
+          <w:r>
+            <w:rPr>
+              <w:rStyle w:val="Hyperlink"/>
+            </w:rPr>
+            <w:t>n</w:t>
+          </w:r>
+        </w:hyperlink>
+      </w:r>
+      <w:r>
+        <w:rPr>
+          <w:rFonts w:ascii="Charis SIL Regular" w:hAnsi="Charis SIL Regular" w:eastAsia="Charis SIL Regular"/>
+          <w:b w:val="0"/>
+          <w:i w:val="0"/>
+          <w:color w:val="0000FF"/>
+          <w:sz w:val="24"/>
+          <w:u w:val="single"/>
+        </w:rPr>
+        <w:hyperlink r:id="rId21" w:history="1">
+          <w:r>
+            <w:rPr>
+              <w:rStyle w:val="Hyperlink"/>
+            </w:rPr>
+            <w:t>tif</w:t>
+          </w:r>
+        </w:hyperlink>
+      </w:r>
+      <w:r>
+        <w:rPr>
+          <w:rFonts w:ascii="Charis SIL Regular" w:hAnsi="Charis SIL Regular" w:eastAsia="Charis SIL Regular"/>
+          <w:b w:val="0"/>
+          <w:i w:val="0"/>
+          <w:color w:val="0000FF"/>
+          <w:sz w:val="24"/>
+          <w:u w:val="single"/>
+        </w:rPr>
+        <w:t>i</w:t>
+      </w:r>
+      <w:r>
+        <w:rPr>
+          <w:rFonts w:ascii="Charis SIL Regular" w:hAnsi="Charis SIL Regular" w:eastAsia="Charis SIL Regular"/>
+          <w:b w:val="0"/>
+          <w:i w:val="0"/>
+          <w:color w:val="0000FF"/>
+          <w:sz w:val="24"/>
+        </w:rPr>
+        <w:t>c</w:t>
+      </w:r>
+      <w:r>
+        <w:rPr>
+          <w:rFonts w:ascii="Charis SIL Regular" w:hAnsi="Charis SIL Regular" w:eastAsia="Charis SIL Regular"/>
+          <w:b w:val="0"/>
+          <w:i w:val="0"/>
+          <w:color w:val="0000FF"/>
+          <w:sz w:val="24"/>
+          <w:u w:val="single"/>
+        </w:rPr>
+        <w:t xml:space="preserve"> </w:t>
+      </w:r>
+      <w:r>
+        <w:rPr>
+          <w:rFonts w:ascii="Charis SIL Regular" w:hAnsi="Charis SIL Regular" w:eastAsia="Charis SIL Regular"/>
+          <w:b w:val="0"/>
+          <w:i w:val="0"/>
+          <w:color w:val="0000FF"/>
+          <w:sz w:val="24"/>
+          <w:u w:val="single"/>
+        </w:rPr>
+        <w:hyperlink r:id="rId22" w:history="1">
+          <w:r>
+            <w:rPr>
+              <w:rStyle w:val="Hyperlink"/>
+            </w:rPr>
+            <w:t>rese</w:t>
+          </w:r>
+        </w:hyperlink>
+      </w:r>
+      <w:r>
+        <w:rPr>
+          <w:rFonts w:ascii="Charis SIL Regular" w:hAnsi="Charis SIL Regular" w:eastAsia="Charis SIL Regular"/>
+          <w:b w:val="0"/>
+          <w:i w:val="0"/>
+          <w:color w:val="0000FF"/>
+          <w:sz w:val="24"/>
+          <w:u w:val="single"/>
+        </w:rPr>
+        <w:hyperlink r:id="rId22" w:history="1">
+          <w:r>
+            <w:rPr>
+              <w:rStyle w:val="Hyperlink"/>
+            </w:rPr>
+            <w:t>a</w:t>
+          </w:r>
+        </w:hyperlink>
+      </w:r>
+      <w:r>
+        <w:rPr>
+          <w:rFonts w:ascii="Charis SIL Regular" w:hAnsi="Charis SIL Regular" w:eastAsia="Charis SIL Regular"/>
+          <w:b w:val="0"/>
+          <w:i w:val="0"/>
+          <w:color w:val="0000FF"/>
+          <w:sz w:val="24"/>
+          <w:u w:val="single"/>
+        </w:rPr>
+        <w:hyperlink r:id="rId22" w:history="1">
+          <w:r>
+            <w:rPr>
+              <w:rStyle w:val="Hyperlink"/>
+            </w:rPr>
+            <w:t>rch</w:t>
+          </w:r>
+        </w:hyperlink>
+      </w:r>
+      <w:r>
+        <w:rPr>
+          <w:rFonts w:ascii="Charis SIL Regular" w:hAnsi="Charis SIL Regular" w:eastAsia="Charis SIL Regular"/>
+          <w:b w:val="0"/>
+          <w:i w:val="0"/>
+          <w:color w:val="0000FF"/>
+          <w:sz w:val="24"/>
+          <w:u w:val="single"/>
+        </w:rPr>
+        <w:t xml:space="preserve"> </w:t>
+      </w:r>
+      <w:r>
+        <w:rPr>
+          <w:rFonts w:ascii="Charis SIL Regular" w:hAnsi="Charis SIL Regular" w:eastAsia="Charis SIL Regular"/>
+          <w:b w:val="0"/>
+          <w:i w:val="0"/>
+          <w:color w:val="0000FF"/>
+          <w:sz w:val="24"/>
+          <w:u w:val="single"/>
+        </w:rPr>
+        <w:hyperlink r:id="rId22" w:history="1">
+          <w:r>
+            <w:rPr>
+              <w:rStyle w:val="Hyperlink"/>
+            </w:rPr>
+            <w:t>in</w:t>
+          </w:r>
+        </w:hyperlink>
+      </w:r>
+      <w:r>
+        <w:rPr>
+          <w:rFonts w:ascii="Charis SIL Regular" w:hAnsi="Charis SIL Regular" w:eastAsia="Charis SIL Regular"/>
+          <w:b w:val="0"/>
+          <w:i w:val="0"/>
+          <w:color w:val="0000FF"/>
+          <w:sz w:val="24"/>
+          <w:u w:val="single"/>
+        </w:rPr>
+        <w:t xml:space="preserve"> </w:t>
+      </w:r>
+      <w:r>
+        <w:rPr>
+          <w:rFonts w:ascii="Charis SIL Regular" w:hAnsi="Charis SIL Regular" w:eastAsia="Charis SIL Regular"/>
+          <w:b w:val="0"/>
+          <w:i w:val="0"/>
+          <w:color w:val="0000FF"/>
+          <w:sz w:val="24"/>
+          <w:u w:val="single"/>
+        </w:rPr>
+        <w:hyperlink r:id="rId22" w:history="1">
+          <w:r>
+            <w:rPr>
+              <w:rStyle w:val="Hyperlink"/>
+            </w:rPr>
+            <w:t>col</w:t>
+          </w:r>
+        </w:hyperlink>
+      </w:r>
+      <w:r>
+        <w:rPr>
+          <w:rFonts w:ascii="Charis SIL Regular" w:hAnsi="Charis SIL Regular" w:eastAsia="Charis SIL Regular"/>
+          <w:b w:val="0"/>
+          <w:i w:val="0"/>
+          <w:color w:val="0000FF"/>
+          <w:sz w:val="24"/>
+          <w:u w:val="single"/>
+        </w:rPr>
+        <w:hyperlink r:id="rId21" w:history="1">
+          <w:r>
+            <w:rPr>
+              <w:rStyle w:val="Hyperlink"/>
+            </w:rPr>
+            <w:t>o</w:t>
+          </w:r>
+        </w:hyperlink>
+      </w:r>
+      <w:r>
+        <w:rPr>
+          <w:rFonts w:ascii="Charis SIL Regular" w:hAnsi="Charis SIL Regular" w:eastAsia="Charis SIL Regular"/>
+          <w:b w:val="0"/>
+          <w:i w:val="0"/>
+          <w:color w:val="0000FF"/>
+          <w:sz w:val="24"/>
+          <w:u w:val="single"/>
+        </w:rPr>
         <w:hyperlink r:id="rId22" w:history="1">
           <w:r>
             <w:rPr>
@@ -2832,7 +3072,7 @@
             <w:rPr>
               <w:rStyle w:val="Hyperlink"/>
             </w:rPr>
-            <w:t>tif</w:t>
+            <w:t>i</w:t>
           </w:r>
         </w:hyperlink>
       </w:r>
@@ -2843,13 +3083,14 @@
           <w:i w:val="0"/>
           <w:color w:val="0000FF"/>
           <w:sz w:val="24"/>
-        </w:rPr>
-        <w:hyperlink r:id="rId22" w:history="1">
+          <w:u w:val="single"/>
+        </w:rPr>
+        <w:hyperlink r:id="rId21" w:history="1">
           <w:r>
             <w:rPr>
               <w:rStyle w:val="Hyperlink"/>
             </w:rPr>
-            <w:t>i</w:t>
+            <w:t>sed</w:t>
           </w:r>
         </w:hyperlink>
       </w:r>
@@ -2862,7 +3103,7 @@
           <w:sz w:val="24"/>
           <w:u w:val="single"/>
         </w:rPr>
-        <w:t>c</w:t>
+        <w:t xml:space="preserve"> </w:t>
       </w:r>
       <w:r>
         <w:rPr>
@@ -2873,23 +3114,12 @@
           <w:sz w:val="24"/>
           <w:u w:val="single"/>
         </w:rPr>
-        <w:t xml:space="preserve"> </w:t>
-      </w:r>
-      <w:r>
-        <w:rPr>
-          <w:rFonts w:ascii="Charis SIL Regular" w:hAnsi="Charis SIL Regular" w:eastAsia="Charis SIL Regular"/>
-          <w:b w:val="0"/>
-          <w:i w:val="0"/>
-          <w:color w:val="0000FF"/>
-          <w:sz w:val="24"/>
-          <w:u w:val="single"/>
-        </w:rPr>
-        <w:hyperlink r:id="rId22" w:history="1">
+        <w:hyperlink r:id="rId21" w:history="1">
           <w:r>
             <w:rPr>
               <w:rStyle w:val="Hyperlink"/>
             </w:rPr>
-            <w:t>rese</w:t>
+            <w:t>territ</w:t>
           </w:r>
         </w:hyperlink>
       </w:r>
@@ -2902,101 +3132,7 @@
           <w:sz w:val="24"/>
           <w:u w:val="single"/>
         </w:rPr>
-        <w:hyperlink r:id="rId22" w:history="1">
-          <w:r>
-            <w:rPr>
-              <w:rStyle w:val="Hyperlink"/>
-            </w:rPr>
-            <w:t>a</w:t>
-          </w:r>
-        </w:hyperlink>
-      </w:r>
-      <w:r>
-        <w:rPr>
-          <w:rFonts w:ascii="Charis SIL Regular" w:hAnsi="Charis SIL Regular" w:eastAsia="Charis SIL Regular"/>
-          <w:b w:val="0"/>
-          <w:i w:val="0"/>
-          <w:color w:val="0000FF"/>
-          <w:sz w:val="24"/>
-          <w:u w:val="single"/>
-        </w:rPr>
-        <w:hyperlink r:id="rId22" w:history="1">
-          <w:r>
-            <w:rPr>
-              <w:rStyle w:val="Hyperlink"/>
-            </w:rPr>
-            <w:t>rch</w:t>
-          </w:r>
-        </w:hyperlink>
-      </w:r>
-      <w:r>
-        <w:rPr>
-          <w:rFonts w:ascii="Charis SIL Regular" w:hAnsi="Charis SIL Regular" w:eastAsia="Charis SIL Regular"/>
-          <w:b w:val="0"/>
-          <w:i w:val="0"/>
-          <w:color w:val="0000FF"/>
-          <w:sz w:val="24"/>
-          <w:u w:val="single"/>
-        </w:rPr>
-        <w:t xml:space="preserve"> </w:t>
-      </w:r>
-      <w:r>
-        <w:rPr>
-          <w:rFonts w:ascii="Charis SIL Regular" w:hAnsi="Charis SIL Regular" w:eastAsia="Charis SIL Regular"/>
-          <w:b w:val="0"/>
-          <w:i w:val="0"/>
-          <w:color w:val="0000FF"/>
-          <w:sz w:val="24"/>
-          <w:u w:val="single"/>
-        </w:rPr>
-        <w:hyperlink r:id="rId22" w:history="1">
-          <w:r>
-            <w:rPr>
-              <w:rStyle w:val="Hyperlink"/>
-            </w:rPr>
-            <w:t>in</w:t>
-          </w:r>
-        </w:hyperlink>
-      </w:r>
-      <w:r>
-        <w:rPr>
-          <w:rFonts w:ascii="Charis SIL Regular" w:hAnsi="Charis SIL Regular" w:eastAsia="Charis SIL Regular"/>
-          <w:b w:val="0"/>
-          <w:i w:val="0"/>
-          <w:color w:val="0000FF"/>
-          <w:sz w:val="24"/>
-          <w:u w:val="single"/>
-        </w:rPr>
-        <w:t xml:space="preserve"> </w:t>
-      </w:r>
-      <w:r>
-        <w:rPr>
-          <w:rFonts w:ascii="Charis SIL Regular" w:hAnsi="Charis SIL Regular" w:eastAsia="Charis SIL Regular"/>
-          <w:b w:val="0"/>
-          <w:i w:val="0"/>
-          <w:color w:val="0000FF"/>
-          <w:sz w:val="24"/>
-          <w:u w:val="single"/>
-        </w:rPr>
-        <w:hyperlink r:id="rId22" w:history="1">
-          <w:r>
-            <w:rPr>
-              <w:rStyle w:val="Hyperlink"/>
-            </w:rPr>
-            <w:t>col</w:t>
-          </w:r>
-        </w:hyperlink>
-      </w:r>
-      <w:r>
-        <w:rPr>
-          <w:rFonts w:ascii="Charis SIL Regular" w:hAnsi="Charis SIL Regular" w:eastAsia="Charis SIL Regular"/>
-          <w:b w:val="0"/>
-          <w:i w:val="0"/>
-          <w:color w:val="0000FF"/>
-          <w:sz w:val="24"/>
-          <w:u w:val="single"/>
-        </w:rPr>
-        <w:hyperlink r:id="rId22" w:history="1">
+        <w:hyperlink r:id="rId21" w:history="1">
           <w:r>
             <w:rPr>
               <w:rStyle w:val="Hyperlink"/>
@@ -3014,108 +3150,7 @@
           <w:sz w:val="24"/>
           <w:u w:val="single"/>
         </w:rPr>
-        <w:hyperlink r:id="rId22" w:history="1">
-          <w:r>
-            <w:rPr>
-              <w:rStyle w:val="Hyperlink"/>
-            </w:rPr>
-            <w:t>n</w:t>
-          </w:r>
-        </w:hyperlink>
-      </w:r>
-      <w:r>
-        <w:rPr>
-          <w:rFonts w:ascii="Charis SIL Regular" w:hAnsi="Charis SIL Regular" w:eastAsia="Charis SIL Regular"/>
-          <w:b w:val="0"/>
-          <w:i w:val="0"/>
-          <w:color w:val="0000FF"/>
-          <w:sz w:val="24"/>
-          <w:u w:val="single"/>
-        </w:rPr>
-        <w:hyperlink r:id="rId22" w:history="1">
-          <w:r>
-            <w:rPr>
-              <w:rStyle w:val="Hyperlink"/>
-            </w:rPr>
-            <w:t>i</w:t>
-          </w:r>
-        </w:hyperlink>
-      </w:r>
-      <w:r>
-        <w:rPr>
-          <w:rFonts w:ascii="Charis SIL Regular" w:hAnsi="Charis SIL Regular" w:eastAsia="Charis SIL Regular"/>
-          <w:b w:val="0"/>
-          <w:i w:val="0"/>
-          <w:color w:val="0000FF"/>
-          <w:sz w:val="24"/>
-          <w:u w:val="single"/>
-        </w:rPr>
-        <w:hyperlink r:id="rId22" w:history="1">
-          <w:r>
-            <w:rPr>
-              <w:rStyle w:val="Hyperlink"/>
-            </w:rPr>
-            <w:t>sed</w:t>
-          </w:r>
-        </w:hyperlink>
-      </w:r>
-      <w:r>
-        <w:rPr>
-          <w:rFonts w:ascii="Charis SIL Regular" w:hAnsi="Charis SIL Regular" w:eastAsia="Charis SIL Regular"/>
-          <w:b w:val="0"/>
-          <w:i w:val="0"/>
-          <w:color w:val="0000FF"/>
-          <w:sz w:val="24"/>
-          <w:u w:val="single"/>
-        </w:rPr>
-        <w:t xml:space="preserve"> </w:t>
-      </w:r>
-      <w:r>
-        <w:rPr>
-          <w:rFonts w:ascii="Charis SIL Regular" w:hAnsi="Charis SIL Regular" w:eastAsia="Charis SIL Regular"/>
-          <w:b w:val="0"/>
-          <w:i w:val="0"/>
-          <w:color w:val="0000FF"/>
-          <w:sz w:val="24"/>
-          <w:u w:val="single"/>
-        </w:rPr>
-        <w:hyperlink r:id="rId22" w:history="1">
-          <w:r>
-            <w:rPr>
-              <w:rStyle w:val="Hyperlink"/>
-            </w:rPr>
-            <w:t>territ</w:t>
-          </w:r>
-        </w:hyperlink>
-      </w:r>
-      <w:r>
-        <w:rPr>
-          <w:rFonts w:ascii="Charis SIL Regular" w:hAnsi="Charis SIL Regular" w:eastAsia="Charis SIL Regular"/>
-          <w:b w:val="0"/>
-          <w:i w:val="0"/>
-          <w:color w:val="0000FF"/>
-          <w:sz w:val="24"/>
-          <w:u w:val="single"/>
-        </w:rPr>
-        <w:hyperlink r:id="rId22" w:history="1">
-          <w:r>
-            <w:rPr>
-              <w:rStyle w:val="Hyperlink"/>
-            </w:rPr>
-            <w:t>o</w:t>
-          </w:r>
-        </w:hyperlink>
-      </w:r>
-      <w:r>
-        <w:rPr>
-          <w:rFonts w:ascii="Charis SIL Regular" w:hAnsi="Charis SIL Regular" w:eastAsia="Charis SIL Regular"/>
-          <w:b w:val="0"/>
-          <w:i w:val="0"/>
-          <w:color w:val="0000FF"/>
-          <w:sz w:val="24"/>
-          <w:u w:val="single"/>
-        </w:rPr>
-        <w:hyperlink r:id="rId22" w:history="1">
+        <w:hyperlink r:id="rId21" w:history="1">
           <w:r>
             <w:rPr>
               <w:rStyle w:val="Hyperlink"/>
@@ -3191,27 +3226,8 @@
           <w:i w:val="0"/>
           <w:color w:val="0000FF"/>
           <w:sz w:val="24"/>
-          <w:u w:val="single"/>
-        </w:rPr>
-        <w:hyperlink r:id="rId22" w:history="1">
-          <w:r>
-            <w:rPr>
-              <w:rStyle w:val="Hyperlink"/>
-            </w:rPr>
-            <w:t>r</w:t>
-          </w:r>
-        </w:hyperlink>
-      </w:r>
-      <w:r>
-        <w:rPr>
-          <w:rFonts w:ascii="Charis SIL Regular" w:hAnsi="Charis SIL Regular" w:eastAsia="Charis SIL Regular"/>
-          <w:b w:val="0"/>
-          <w:i w:val="0"/>
-          <w:color w:val="0000FF"/>
-          <w:sz w:val="24"/>
-          <w:u w:val="single"/>
-        </w:rPr>
-        <w:t>ie</w:t>
+        </w:rPr>
+        <w:t>rie</w:t>
       </w:r>
       <w:r>
         <w:rPr>
@@ -3280,7 +3296,7 @@
           <w:sz w:val="24"/>
           <w:u w:val="single"/>
         </w:rPr>
-        <w:hyperlink r:id="rId22" w:history="1">
+        <w:hyperlink r:id="rId23" w:history="1">
           <w:r>
             <w:rPr>
               <w:rStyle w:val="Hyperlink"/>
@@ -3298,7 +3314,7 @@
           <w:sz w:val="24"/>
           <w:u w:val="single"/>
         </w:rPr>
-        <w:hyperlink r:id="rId22" w:history="1">
+        <w:hyperlink r:id="rId23" w:history="1">
           <w:r>
             <w:rPr>
               <w:rStyle w:val="Hyperlink"/>
@@ -3316,7 +3332,7 @@
           <w:sz w:val="24"/>
           <w:u w:val="single"/>
         </w:rPr>
-        <w:hyperlink r:id="rId22" w:history="1">
+        <w:hyperlink r:id="rId23" w:history="1">
           <w:r>
             <w:rPr>
               <w:rStyle w:val="Hyperlink"/>

--- a/EXPORTS/DOCX/published/niveau2/English/Museum.docx
+++ b/EXPORTS/DOCX/published/niveau2/English/Museum.docx
@@ -374,7 +374,7 @@
           <w:sz w:val="24"/>
           <w:u w:val="single"/>
         </w:rPr>
-        <w:hyperlink r:id="rId10" w:history="1">
+        <w:hyperlink r:id="rId9" w:history="1">
           <w:r>
             <w:rPr>
               <w:rStyle w:val="Hyperlink"/>
@@ -392,7 +392,7 @@
           <w:sz w:val="24"/>
           <w:u w:val="single"/>
         </w:rPr>
-        <w:hyperlink r:id="rId10" w:history="1">
+        <w:hyperlink r:id="rId9" w:history="1">
           <w:r>
             <w:rPr>
               <w:rStyle w:val="Hyperlink"/>
@@ -410,7 +410,7 @@
           <w:sz w:val="24"/>
           <w:u w:val="single"/>
         </w:rPr>
-        <w:hyperlink r:id="rId10" w:history="1">
+        <w:hyperlink r:id="rId9" w:history="1">
           <w:r>
             <w:rPr>
               <w:rStyle w:val="Hyperlink"/>
@@ -842,7 +842,7 @@
           <w:sz w:val="24"/>
           <w:u w:val="single"/>
         </w:rPr>
-        <w:hyperlink r:id="rId12" w:history="1">
+        <w:hyperlink r:id="rId11" w:history="1">
           <w:r>
             <w:rPr>
               <w:rStyle w:val="Hyperlink"/>
@@ -2209,7 +2209,7 @@
           <w:sz w:val="24"/>
           <w:u w:val="single"/>
         </w:rPr>
-        <w:hyperlink r:id="rId20" w:history="1">
+        <w:hyperlink r:id="rId19" w:history="1">
           <w:r>
             <w:rPr>
               <w:rStyle w:val="Hyperlink"/>
@@ -2285,7 +2285,7 @@
           <w:sz w:val="24"/>
           <w:u w:val="single"/>
         </w:rPr>
-        <w:hyperlink r:id="rId20" w:history="1">
+        <w:hyperlink r:id="rId19" w:history="1">
           <w:r>
             <w:rPr>
               <w:rStyle w:val="Hyperlink"/>
@@ -2314,7 +2314,14 @@
           <w:sz w:val="24"/>
           <w:u w:val="single"/>
         </w:rPr>
-        <w:t>o</w:t>
+        <w:hyperlink r:id="rId19" w:history="1">
+          <w:r>
+            <w:rPr>
+              <w:rStyle w:val="Hyperlink"/>
+            </w:rPr>
+            <w:t>o</w:t>
+          </w:r>
+        </w:hyperlink>
       </w:r>
       <w:r>
         <w:rPr>
@@ -2534,7 +2541,7 @@
           <w:sz w:val="24"/>
           <w:u w:val="single"/>
         </w:rPr>
-        <w:hyperlink r:id="rId21" w:history="1">
+        <w:hyperlink r:id="rId20" w:history="1">
           <w:r>
             <w:rPr>
               <w:rStyle w:val="Hyperlink"/>
@@ -2553,6 +2560,154 @@
           <w:u w:val="single"/>
         </w:rPr>
         <w:t xml:space="preserve"> </w:t>
+      </w:r>
+      <w:r>
+        <w:rPr>
+          <w:rFonts w:ascii="Charis SIL Regular" w:hAnsi="Charis SIL Regular" w:eastAsia="Charis SIL Regular"/>
+          <w:b w:val="0"/>
+          <w:i w:val="0"/>
+          <w:color w:val="0000FF"/>
+          <w:sz w:val="24"/>
+          <w:u w:val="single"/>
+        </w:rPr>
+        <w:hyperlink r:id="rId20" w:history="1">
+          <w:r>
+            <w:rPr>
+              <w:rStyle w:val="Hyperlink"/>
+            </w:rPr>
+            <w:t>n</w:t>
+          </w:r>
+        </w:hyperlink>
+      </w:r>
+      <w:r>
+        <w:rPr>
+          <w:rFonts w:ascii="Charis SIL Regular" w:hAnsi="Charis SIL Regular" w:eastAsia="Charis SIL Regular"/>
+          <w:b w:val="0"/>
+          <w:i w:val="0"/>
+          <w:color w:val="0000FF"/>
+          <w:sz w:val="24"/>
+          <w:u w:val="single"/>
+        </w:rPr>
+        <w:hyperlink r:id="rId20" w:history="1">
+          <w:r>
+            <w:rPr>
+              <w:rStyle w:val="Hyperlink"/>
+            </w:rPr>
+            <w:t>a</w:t>
+          </w:r>
+        </w:hyperlink>
+      </w:r>
+      <w:r>
+        <w:rPr>
+          <w:rFonts w:ascii="Charis SIL Regular" w:hAnsi="Charis SIL Regular" w:eastAsia="Charis SIL Regular"/>
+          <w:b w:val="0"/>
+          <w:i w:val="0"/>
+          <w:color w:val="0000FF"/>
+          <w:sz w:val="24"/>
+          <w:u w:val="single"/>
+        </w:rPr>
+        <w:hyperlink r:id="rId20" w:history="1">
+          <w:r>
+            <w:rPr>
+              <w:rStyle w:val="Hyperlink"/>
+            </w:rPr>
+            <w:t>v</w:t>
+          </w:r>
+        </w:hyperlink>
+      </w:r>
+      <w:r>
+        <w:rPr>
+          <w:rFonts w:ascii="Charis SIL Regular" w:hAnsi="Charis SIL Regular" w:eastAsia="Charis SIL Regular"/>
+          <w:b w:val="0"/>
+          <w:i w:val="0"/>
+          <w:color w:val="0000FF"/>
+          <w:sz w:val="24"/>
+          <w:u w:val="single"/>
+        </w:rPr>
+        <w:hyperlink r:id="rId20" w:history="1">
+          <w:r>
+            <w:rPr>
+              <w:rStyle w:val="Hyperlink"/>
+            </w:rPr>
+            <w:t>y</w:t>
+          </w:r>
+        </w:hyperlink>
+      </w:r>
+      <w:r>
+        <w:rPr>
+          <w:rFonts w:ascii="Charis SIL Regular" w:hAnsi="Charis SIL Regular" w:eastAsia="Charis SIL Regular"/>
+          <w:b w:val="0"/>
+          <w:i w:val="0"/>
+          <w:color w:val="0000FF"/>
+          <w:sz w:val="24"/>
+          <w:u w:val="single"/>
+        </w:rPr>
+        <w:t xml:space="preserve"> </w:t>
+      </w:r>
+      <w:r>
+        <w:rPr>
+          <w:rFonts w:ascii="Charis SIL Regular" w:hAnsi="Charis SIL Regular" w:eastAsia="Charis SIL Regular"/>
+          <w:b w:val="0"/>
+          <w:i w:val="0"/>
+          <w:color w:val="0000FF"/>
+          <w:sz w:val="24"/>
+          <w:u w:val="single"/>
+        </w:rPr>
+        <w:hyperlink r:id="rId20" w:history="1">
+          <w:r>
+            <w:rPr>
+              <w:rStyle w:val="Hyperlink"/>
+            </w:rPr>
+            <w:t>perso</w:t>
+          </w:r>
+        </w:hyperlink>
+      </w:r>
+      <w:r>
+        <w:rPr>
+          <w:rFonts w:ascii="Charis SIL Regular" w:hAnsi="Charis SIL Regular" w:eastAsia="Charis SIL Regular"/>
+          <w:b w:val="0"/>
+          <w:i w:val="0"/>
+          <w:color w:val="0000FF"/>
+          <w:sz w:val="24"/>
+          <w:u w:val="single"/>
+        </w:rPr>
+        <w:hyperlink r:id="rId20" w:history="1">
+          <w:r>
+            <w:rPr>
+              <w:rStyle w:val="Hyperlink"/>
+            </w:rPr>
+            <w:t>nnel</w:t>
+          </w:r>
+        </w:hyperlink>
+      </w:r>
+      <w:r>
+        <w:rPr>
+          <w:rFonts w:ascii="Charis SIL Regular" w:hAnsi="Charis SIL Regular" w:eastAsia="Charis SIL Regular"/>
+          <w:b w:val="0"/>
+          <w:i w:val="0"/>
+          <w:color w:val="0000FF"/>
+          <w:sz w:val="24"/>
+          <w:u w:val="single"/>
+        </w:rPr>
+        <w:t xml:space="preserve"> </w:t>
+      </w:r>
+      <w:r>
+        <w:rPr>
+          <w:rFonts w:ascii="Charis SIL Regular" w:hAnsi="Charis SIL Regular" w:eastAsia="Charis SIL Regular"/>
+          <w:b w:val="0"/>
+          <w:i w:val="0"/>
+          <w:color w:val="0000FF"/>
+          <w:sz w:val="24"/>
+          <w:u w:val="single"/>
+        </w:rPr>
+        <w:hyperlink r:id="rId21" w:history="1">
+          <w:r>
+            <w:rPr>
+              <w:rStyle w:val="Hyperlink"/>
+            </w:rPr>
+            <w:t>i</w:t>
+          </w:r>
+        </w:hyperlink>
       </w:r>
       <w:r>
         <w:rPr>
@@ -2581,7 +2736,223 @@
           <w:sz w:val="24"/>
           <w:u w:val="single"/>
         </w:rPr>
+        <w:t xml:space="preserve"> </w:t>
+      </w:r>
+      <w:r>
+        <w:rPr>
+          <w:rFonts w:ascii="Charis SIL Regular" w:hAnsi="Charis SIL Regular" w:eastAsia="Charis SIL Regular"/>
+          <w:b w:val="0"/>
+          <w:i w:val="0"/>
+          <w:color w:val="0000FF"/>
+          <w:sz w:val="24"/>
+          <w:u w:val="single"/>
+        </w:rPr>
         <w:hyperlink r:id="rId21" w:history="1">
+          <w:r>
+            <w:rPr>
+              <w:rStyle w:val="Hyperlink"/>
+            </w:rPr>
+            <w:t>colonise</w:t>
+          </w:r>
+        </w:hyperlink>
+      </w:r>
+      <w:r>
+        <w:rPr>
+          <w:rFonts w:ascii="Charis SIL Regular" w:hAnsi="Charis SIL Regular" w:eastAsia="Charis SIL Regular"/>
+          <w:b w:val="0"/>
+          <w:i w:val="0"/>
+          <w:color w:val="0000FF"/>
+          <w:sz w:val="24"/>
+          <w:u w:val="single"/>
+        </w:rPr>
+        <w:hyperlink r:id="rId21" w:history="1">
+          <w:r>
+            <w:rPr>
+              <w:rStyle w:val="Hyperlink"/>
+            </w:rPr>
+            <w:t>d</w:t>
+          </w:r>
+        </w:hyperlink>
+      </w:r>
+      <w:r>
+        <w:rPr>
+          <w:rFonts w:ascii="Charis SIL Regular" w:hAnsi="Charis SIL Regular" w:eastAsia="Charis SIL Regular"/>
+          <w:b w:val="0"/>
+          <w:i w:val="0"/>
+          <w:color w:val="0000FF"/>
+          <w:sz w:val="24"/>
+          <w:u w:val="single"/>
+        </w:rPr>
+        <w:t xml:space="preserve"> </w:t>
+      </w:r>
+      <w:r>
+        <w:rPr>
+          <w:rFonts w:ascii="Charis SIL Regular" w:hAnsi="Charis SIL Regular" w:eastAsia="Charis SIL Regular"/>
+          <w:b w:val="0"/>
+          <w:i w:val="0"/>
+          <w:color w:val="0000FF"/>
+          <w:sz w:val="24"/>
+          <w:u w:val="single"/>
+        </w:rPr>
+        <w:hyperlink r:id="rId21" w:history="1">
+          <w:r>
+            <w:rPr>
+              <w:rStyle w:val="Hyperlink"/>
+            </w:rPr>
+            <w:t>territo</w:t>
+          </w:r>
+        </w:hyperlink>
+      </w:r>
+      <w:r>
+        <w:rPr>
+          <w:rFonts w:ascii="Charis SIL Regular" w:hAnsi="Charis SIL Regular" w:eastAsia="Charis SIL Regular"/>
+          <w:b w:val="0"/>
+          <w:i w:val="0"/>
+          <w:color w:val="0000FF"/>
+          <w:sz w:val="24"/>
+          <w:u w:val="single"/>
+        </w:rPr>
+        <w:hyperlink r:id="rId21" w:history="1">
+          <w:r>
+            <w:rPr>
+              <w:rStyle w:val="Hyperlink"/>
+            </w:rPr>
+            <w:t>ries</w:t>
+          </w:r>
+        </w:hyperlink>
+      </w:r>
+      <w:r>
+        <w:rPr>
+          <w:rFonts w:ascii="Charis SIL Regular" w:hAnsi="Charis SIL Regular" w:eastAsia="Charis SIL Regular"/>
+          <w:b w:val="0"/>
+          <w:i w:val="0"/>
+          <w:color w:val="000000"/>
+          <w:sz w:val="24"/>
+        </w:rPr>
+        <w:t xml:space="preserve">•  </w:t>
+      </w:r>
+      <w:r>
+        <w:rPr>
+          <w:rFonts w:ascii="Charis SIL Regular" w:hAnsi="Charis SIL Regular" w:eastAsia="Charis SIL Regular"/>
+          <w:b w:val="0"/>
+          <w:i w:val="0"/>
+          <w:color w:val="0000FF"/>
+          <w:sz w:val="24"/>
+          <w:u w:val="single"/>
+        </w:rPr>
+        <w:hyperlink r:id="rId22" w:history="1">
+          <w:r>
+            <w:rPr>
+              <w:rStyle w:val="Hyperlink"/>
+            </w:rPr>
+            <w:t>Scie</w:t>
+          </w:r>
+        </w:hyperlink>
+      </w:r>
+      <w:r>
+        <w:rPr>
+          <w:rFonts w:ascii="Charis SIL Regular" w:hAnsi="Charis SIL Regular" w:eastAsia="Charis SIL Regular"/>
+          <w:b w:val="0"/>
+          <w:i w:val="0"/>
+          <w:color w:val="0000FF"/>
+          <w:sz w:val="24"/>
+          <w:u w:val="single"/>
+        </w:rPr>
+        <w:hyperlink r:id="rId22" w:history="1">
+          <w:r>
+            <w:rPr>
+              <w:rStyle w:val="Hyperlink"/>
+            </w:rPr>
+            <w:t>n</w:t>
+          </w:r>
+        </w:hyperlink>
+      </w:r>
+      <w:r>
+        <w:rPr>
+          <w:rFonts w:ascii="Charis SIL Regular" w:hAnsi="Charis SIL Regular" w:eastAsia="Charis SIL Regular"/>
+          <w:b w:val="0"/>
+          <w:i w:val="0"/>
+          <w:color w:val="0000FF"/>
+          <w:sz w:val="24"/>
+          <w:u w:val="single"/>
+        </w:rPr>
+        <w:hyperlink r:id="rId22" w:history="1">
+          <w:r>
+            <w:rPr>
+              <w:rStyle w:val="Hyperlink"/>
+            </w:rPr>
+            <w:t>tif</w:t>
+          </w:r>
+        </w:hyperlink>
+      </w:r>
+      <w:r>
+        <w:rPr>
+          <w:rFonts w:ascii="Charis SIL Regular" w:hAnsi="Charis SIL Regular" w:eastAsia="Charis SIL Regular"/>
+          <w:b w:val="0"/>
+          <w:i w:val="0"/>
+          <w:color w:val="0000FF"/>
+          <w:sz w:val="24"/>
+          <w:u w:val="single"/>
+        </w:rPr>
+        <w:hyperlink r:id="rId22" w:history="1">
+          <w:r>
+            <w:rPr>
+              <w:rStyle w:val="Hyperlink"/>
+            </w:rPr>
+            <w:t>i</w:t>
+          </w:r>
+        </w:hyperlink>
+      </w:r>
+      <w:r>
+        <w:rPr>
+          <w:rFonts w:ascii="Charis SIL Regular" w:hAnsi="Charis SIL Regular" w:eastAsia="Charis SIL Regular"/>
+          <w:b w:val="0"/>
+          <w:i w:val="0"/>
+          <w:color w:val="0000FF"/>
+          <w:sz w:val="24"/>
+          <w:u w:val="single"/>
+        </w:rPr>
+        <w:t>c</w:t>
+      </w:r>
+      <w:r>
+        <w:rPr>
+          <w:rFonts w:ascii="Charis SIL Regular" w:hAnsi="Charis SIL Regular" w:eastAsia="Charis SIL Regular"/>
+          <w:b w:val="0"/>
+          <w:i w:val="0"/>
+          <w:color w:val="0000FF"/>
+          <w:sz w:val="24"/>
+          <w:u w:val="single"/>
+        </w:rPr>
+        <w:t xml:space="preserve"> </w:t>
+      </w:r>
+      <w:r>
+        <w:rPr>
+          <w:rFonts w:ascii="Charis SIL Regular" w:hAnsi="Charis SIL Regular" w:eastAsia="Charis SIL Regular"/>
+          <w:b w:val="0"/>
+          <w:i w:val="0"/>
+          <w:color w:val="0000FF"/>
+          <w:sz w:val="24"/>
+          <w:u w:val="single"/>
+        </w:rPr>
+        <w:hyperlink r:id="rId22" w:history="1">
+          <w:r>
+            <w:rPr>
+              <w:rStyle w:val="Hyperlink"/>
+            </w:rPr>
+            <w:t>rese</w:t>
+          </w:r>
+        </w:hyperlink>
+      </w:r>
+      <w:r>
+        <w:rPr>
+          <w:rFonts w:ascii="Charis SIL Regular" w:hAnsi="Charis SIL Regular" w:eastAsia="Charis SIL Regular"/>
+          <w:b w:val="0"/>
+          <w:i w:val="0"/>
+          <w:color w:val="0000FF"/>
+          <w:sz w:val="24"/>
+          <w:u w:val="single"/>
+        </w:rPr>
+        <w:hyperlink r:id="rId22" w:history="1">
           <w:r>
             <w:rPr>
               <w:rStyle w:val="Hyperlink"/>
@@ -2599,14 +2970,82 @@
           <w:sz w:val="24"/>
           <w:u w:val="single"/>
         </w:rPr>
-        <w:hyperlink r:id="rId20" w:history="1">
+        <w:hyperlink r:id="rId22" w:history="1">
           <w:r>
             <w:rPr>
               <w:rStyle w:val="Hyperlink"/>
             </w:rPr>
-            <w:t>v</w:t>
+            <w:t>rch</w:t>
           </w:r>
         </w:hyperlink>
+      </w:r>
+      <w:r>
+        <w:rPr>
+          <w:rFonts w:ascii="Charis SIL Regular" w:hAnsi="Charis SIL Regular" w:eastAsia="Charis SIL Regular"/>
+          <w:b w:val="0"/>
+          <w:i w:val="0"/>
+          <w:color w:val="0000FF"/>
+          <w:sz w:val="24"/>
+          <w:u w:val="single"/>
+        </w:rPr>
+        <w:t xml:space="preserve"> </w:t>
+      </w:r>
+      <w:r>
+        <w:rPr>
+          <w:rFonts w:ascii="Charis SIL Regular" w:hAnsi="Charis SIL Regular" w:eastAsia="Charis SIL Regular"/>
+          <w:b w:val="0"/>
+          <w:i w:val="0"/>
+          <w:color w:val="0000FF"/>
+          <w:sz w:val="24"/>
+          <w:u w:val="single"/>
+        </w:rPr>
+        <w:hyperlink r:id="rId22" w:history="1">
+          <w:r>
+            <w:rPr>
+              <w:rStyle w:val="Hyperlink"/>
+            </w:rPr>
+            <w:t>in</w:t>
+          </w:r>
+        </w:hyperlink>
+      </w:r>
+      <w:r>
+        <w:rPr>
+          <w:rFonts w:ascii="Charis SIL Regular" w:hAnsi="Charis SIL Regular" w:eastAsia="Charis SIL Regular"/>
+          <w:b w:val="0"/>
+          <w:i w:val="0"/>
+          <w:color w:val="0000FF"/>
+          <w:sz w:val="24"/>
+          <w:u w:val="single"/>
+        </w:rPr>
+        <w:t xml:space="preserve"> </w:t>
+      </w:r>
+      <w:r>
+        <w:rPr>
+          <w:rFonts w:ascii="Charis SIL Regular" w:hAnsi="Charis SIL Regular" w:eastAsia="Charis SIL Regular"/>
+          <w:b w:val="0"/>
+          <w:i w:val="0"/>
+          <w:color w:val="0000FF"/>
+          <w:sz w:val="24"/>
+          <w:u w:val="single"/>
+        </w:rPr>
+        <w:hyperlink r:id="rId22" w:history="1">
+          <w:r>
+            <w:rPr>
+              <w:rStyle w:val="Hyperlink"/>
+            </w:rPr>
+            <w:t>co</w:t>
+          </w:r>
+        </w:hyperlink>
+      </w:r>
+      <w:r>
+        <w:rPr>
+          <w:rFonts w:ascii="Charis SIL Regular" w:hAnsi="Charis SIL Regular" w:eastAsia="Charis SIL Regular"/>
+          <w:b w:val="0"/>
+          <w:i w:val="0"/>
+          <w:color w:val="0000FF"/>
+          <w:sz w:val="24"/>
+        </w:rPr>
+        <w:t>l</w:t>
       </w:r>
       <w:r>
         <w:rPr>
@@ -2622,83 +3061,7 @@
             <w:rPr>
               <w:rStyle w:val="Hyperlink"/>
             </w:rPr>
-            <w:t>y</w:t>
-          </w:r>
-        </w:hyperlink>
-      </w:r>
-      <w:r>
-        <w:rPr>
-          <w:rFonts w:ascii="Charis SIL Regular" w:hAnsi="Charis SIL Regular" w:eastAsia="Charis SIL Regular"/>
-          <w:b w:val="0"/>
-          <w:i w:val="0"/>
-          <w:color w:val="0000FF"/>
-          <w:sz w:val="24"/>
-          <w:u w:val="single"/>
-        </w:rPr>
-        <w:t xml:space="preserve"> </w:t>
-      </w:r>
-      <w:r>
-        <w:rPr>
-          <w:rFonts w:ascii="Charis SIL Regular" w:hAnsi="Charis SIL Regular" w:eastAsia="Charis SIL Regular"/>
-          <w:b w:val="0"/>
-          <w:i w:val="0"/>
-          <w:color w:val="0000FF"/>
-          <w:sz w:val="24"/>
-          <w:u w:val="single"/>
-        </w:rPr>
-        <w:hyperlink r:id="rId20" w:history="1">
-          <w:r>
-            <w:rPr>
-              <w:rStyle w:val="Hyperlink"/>
-            </w:rPr>
-            <w:t>perso</w:t>
-          </w:r>
-        </w:hyperlink>
-      </w:r>
-      <w:r>
-        <w:rPr>
-          <w:rFonts w:ascii="Charis SIL Regular" w:hAnsi="Charis SIL Regular" w:eastAsia="Charis SIL Regular"/>
-          <w:b w:val="0"/>
-          <w:i w:val="0"/>
-          <w:color w:val="0000FF"/>
-          <w:sz w:val="24"/>
-          <w:u w:val="single"/>
-        </w:rPr>
-        <w:hyperlink r:id="rId20" w:history="1">
-          <w:r>
-            <w:rPr>
-              <w:rStyle w:val="Hyperlink"/>
-            </w:rPr>
-            <w:t>nnel</w:t>
-          </w:r>
-        </w:hyperlink>
-      </w:r>
-      <w:r>
-        <w:rPr>
-          <w:rFonts w:ascii="Charis SIL Regular" w:hAnsi="Charis SIL Regular" w:eastAsia="Charis SIL Regular"/>
-          <w:b w:val="0"/>
-          <w:i w:val="0"/>
-          <w:color w:val="0000FF"/>
-          <w:sz w:val="24"/>
-          <w:u w:val="single"/>
-        </w:rPr>
-        <w:t xml:space="preserve"> </w:t>
-      </w:r>
-      <w:r>
-        <w:rPr>
-          <w:rFonts w:ascii="Charis SIL Regular" w:hAnsi="Charis SIL Regular" w:eastAsia="Charis SIL Regular"/>
-          <w:b w:val="0"/>
-          <w:i w:val="0"/>
-          <w:color w:val="0000FF"/>
-          <w:sz w:val="24"/>
-          <w:u w:val="single"/>
-        </w:rPr>
-        <w:hyperlink r:id="rId20" w:history="1">
-          <w:r>
-            <w:rPr>
-              <w:rStyle w:val="Hyperlink"/>
-            </w:rPr>
-            <w:t>i</w:t>
+            <w:t>o</w:t>
           </w:r>
         </w:hyperlink>
       </w:r>
@@ -2729,23 +3092,12 @@
           <w:sz w:val="24"/>
           <w:u w:val="single"/>
         </w:rPr>
-        <w:t xml:space="preserve"> </w:t>
-      </w:r>
-      <w:r>
-        <w:rPr>
-          <w:rFonts w:ascii="Charis SIL Regular" w:hAnsi="Charis SIL Regular" w:eastAsia="Charis SIL Regular"/>
-          <w:b w:val="0"/>
-          <w:i w:val="0"/>
-          <w:color w:val="0000FF"/>
-          <w:sz w:val="24"/>
-          <w:u w:val="single"/>
-        </w:rPr>
         <w:hyperlink r:id="rId21" w:history="1">
           <w:r>
             <w:rPr>
               <w:rStyle w:val="Hyperlink"/>
             </w:rPr>
-            <w:t>colonise</w:t>
+            <w:t>i</w:t>
           </w:r>
         </w:hyperlink>
       </w:r>
@@ -2763,7 +3115,7 @@
             <w:rPr>
               <w:rStyle w:val="Hyperlink"/>
             </w:rPr>
-            <w:t>d</w:t>
+            <w:t>sed</w:t>
           </w:r>
         </w:hyperlink>
       </w:r>
@@ -2787,12 +3139,30 @@
           <w:sz w:val="24"/>
           <w:u w:val="single"/>
         </w:rPr>
-        <w:hyperlink r:id="rId20" w:history="1">
+        <w:hyperlink r:id="rId21" w:history="1">
           <w:r>
             <w:rPr>
               <w:rStyle w:val="Hyperlink"/>
             </w:rPr>
-            <w:t>territo</w:t>
+            <w:t>territ</w:t>
+          </w:r>
+        </w:hyperlink>
+      </w:r>
+      <w:r>
+        <w:rPr>
+          <w:rFonts w:ascii="Charis SIL Regular" w:hAnsi="Charis SIL Regular" w:eastAsia="Charis SIL Regular"/>
+          <w:b w:val="0"/>
+          <w:i w:val="0"/>
+          <w:color w:val="0000FF"/>
+          <w:sz w:val="24"/>
+          <w:u w:val="single"/>
+        </w:rPr>
+        <w:hyperlink r:id="rId21" w:history="1">
+          <w:r>
+            <w:rPr>
+              <w:rStyle w:val="Hyperlink"/>
+            </w:rPr>
+            <w:t>o</w:t>
           </w:r>
         </w:hyperlink>
       </w:r>
@@ -2815,6 +3185,9 @@
         </w:hyperlink>
       </w:r>
       <w:r>
+        <w:br/>
+      </w:r>
+      <w:r>
         <w:rPr>
           <w:rFonts w:ascii="Charis SIL Regular" w:hAnsi="Charis SIL Regular" w:eastAsia="Charis SIL Regular"/>
           <w:b w:val="0"/>
@@ -2823,92 +3196,6 @@
           <w:sz w:val="24"/>
         </w:rPr>
         <w:t xml:space="preserve">•  </w:t>
-      </w:r>
-      <w:r>
-        <w:rPr>
-          <w:rFonts w:ascii="Charis SIL Regular" w:hAnsi="Charis SIL Regular" w:eastAsia="Charis SIL Regular"/>
-          <w:b w:val="0"/>
-          <w:i w:val="0"/>
-          <w:color w:val="0000FF"/>
-          <w:sz w:val="24"/>
-          <w:u w:val="single"/>
-        </w:rPr>
-        <w:hyperlink r:id="rId21" w:history="1">
-          <w:r>
-            <w:rPr>
-              <w:rStyle w:val="Hyperlink"/>
-            </w:rPr>
-            <w:t>Scie</w:t>
-          </w:r>
-        </w:hyperlink>
-      </w:r>
-      <w:r>
-        <w:rPr>
-          <w:rFonts w:ascii="Charis SIL Regular" w:hAnsi="Charis SIL Regular" w:eastAsia="Charis SIL Regular"/>
-          <w:b w:val="0"/>
-          <w:i w:val="0"/>
-          <w:color w:val="0000FF"/>
-          <w:sz w:val="24"/>
-          <w:u w:val="single"/>
-        </w:rPr>
-        <w:hyperlink r:id="rId21" w:history="1">
-          <w:r>
-            <w:rPr>
-              <w:rStyle w:val="Hyperlink"/>
-            </w:rPr>
-            <w:t>n</w:t>
-          </w:r>
-        </w:hyperlink>
-      </w:r>
-      <w:r>
-        <w:rPr>
-          <w:rFonts w:ascii="Charis SIL Regular" w:hAnsi="Charis SIL Regular" w:eastAsia="Charis SIL Regular"/>
-          <w:b w:val="0"/>
-          <w:i w:val="0"/>
-          <w:color w:val="0000FF"/>
-          <w:sz w:val="24"/>
-          <w:u w:val="single"/>
-        </w:rPr>
-        <w:hyperlink r:id="rId21" w:history="1">
-          <w:r>
-            <w:rPr>
-              <w:rStyle w:val="Hyperlink"/>
-            </w:rPr>
-            <w:t>tif</w:t>
-          </w:r>
-        </w:hyperlink>
-      </w:r>
-      <w:r>
-        <w:rPr>
-          <w:rFonts w:ascii="Charis SIL Regular" w:hAnsi="Charis SIL Regular" w:eastAsia="Charis SIL Regular"/>
-          <w:b w:val="0"/>
-          <w:i w:val="0"/>
-          <w:color w:val="0000FF"/>
-          <w:sz w:val="24"/>
-          <w:u w:val="single"/>
-        </w:rPr>
-        <w:t>i</w:t>
-      </w:r>
-      <w:r>
-        <w:rPr>
-          <w:rFonts w:ascii="Charis SIL Regular" w:hAnsi="Charis SIL Regular" w:eastAsia="Charis SIL Regular"/>
-          <w:b w:val="0"/>
-          <w:i w:val="0"/>
-          <w:color w:val="0000FF"/>
-          <w:sz w:val="24"/>
-        </w:rPr>
-        <w:t>c</w:t>
-      </w:r>
-      <w:r>
-        <w:rPr>
-          <w:rFonts w:ascii="Charis SIL Regular" w:hAnsi="Charis SIL Regular" w:eastAsia="Charis SIL Regular"/>
-          <w:b w:val="0"/>
-          <w:i w:val="0"/>
-          <w:color w:val="0000FF"/>
-          <w:sz w:val="24"/>
-          <w:u w:val="single"/>
-        </w:rPr>
-        <w:t xml:space="preserve"> </w:t>
       </w:r>
       <w:r>
         <w:rPr>
@@ -2924,9 +3211,20 @@
             <w:rPr>
               <w:rStyle w:val="Hyperlink"/>
             </w:rPr>
-            <w:t>rese</w:t>
+            <w:t>Christian</w:t>
           </w:r>
         </w:hyperlink>
+      </w:r>
+      <w:r>
+        <w:rPr>
+          <w:rFonts w:ascii="Charis SIL Regular" w:hAnsi="Charis SIL Regular" w:eastAsia="Charis SIL Regular"/>
+          <w:b w:val="0"/>
+          <w:i w:val="0"/>
+          <w:color w:val="0000FF"/>
+          <w:sz w:val="24"/>
+          <w:u w:val="single"/>
+        </w:rPr>
+        <w:t xml:space="preserve"> </w:t>
       </w:r>
       <w:r>
         <w:rPr>
@@ -2942,7 +3240,7 @@
             <w:rPr>
               <w:rStyle w:val="Hyperlink"/>
             </w:rPr>
-            <w:t>a</w:t>
+            <w:t>missiona</w:t>
           </w:r>
         </w:hyperlink>
       </w:r>
@@ -2960,7 +3258,43 @@
             <w:rPr>
               <w:rStyle w:val="Hyperlink"/>
             </w:rPr>
-            <w:t>rch</w:t>
+            <w:t>r</w:t>
+          </w:r>
+        </w:hyperlink>
+      </w:r>
+      <w:r>
+        <w:rPr>
+          <w:rFonts w:ascii="Charis SIL Regular" w:hAnsi="Charis SIL Regular" w:eastAsia="Charis SIL Regular"/>
+          <w:b w:val="0"/>
+          <w:i w:val="0"/>
+          <w:color w:val="0000FF"/>
+          <w:sz w:val="24"/>
+          <w:u w:val="single"/>
+        </w:rPr>
+        <w:hyperlink r:id="rId22" w:history="1">
+          <w:r>
+            <w:rPr>
+              <w:rStyle w:val="Hyperlink"/>
+            </w:rPr>
+            <w:t>ie</w:t>
+          </w:r>
+        </w:hyperlink>
+      </w:r>
+      <w:r>
+        <w:rPr>
+          <w:rFonts w:ascii="Charis SIL Regular" w:hAnsi="Charis SIL Regular" w:eastAsia="Charis SIL Regular"/>
+          <w:b w:val="0"/>
+          <w:i w:val="0"/>
+          <w:color w:val="0000FF"/>
+          <w:sz w:val="24"/>
+          <w:u w:val="single"/>
+        </w:rPr>
+        <w:hyperlink r:id="rId22" w:history="1">
+          <w:r>
+            <w:rPr>
+              <w:rStyle w:val="Hyperlink"/>
+            </w:rPr>
+            <w:t>s</w:t>
           </w:r>
         </w:hyperlink>
       </w:r>
@@ -3018,43 +3352,7 @@
             <w:rPr>
               <w:rStyle w:val="Hyperlink"/>
             </w:rPr>
-            <w:t>col</w:t>
-          </w:r>
-        </w:hyperlink>
-      </w:r>
-      <w:r>
-        <w:rPr>
-          <w:rFonts w:ascii="Charis SIL Regular" w:hAnsi="Charis SIL Regular" w:eastAsia="Charis SIL Regular"/>
-          <w:b w:val="0"/>
-          <w:i w:val="0"/>
-          <w:color w:val="0000FF"/>
-          <w:sz w:val="24"/>
-          <w:u w:val="single"/>
-        </w:rPr>
-        <w:hyperlink r:id="rId21" w:history="1">
-          <w:r>
-            <w:rPr>
-              <w:rStyle w:val="Hyperlink"/>
-            </w:rPr>
-            <w:t>o</w:t>
-          </w:r>
-        </w:hyperlink>
-      </w:r>
-      <w:r>
-        <w:rPr>
-          <w:rFonts w:ascii="Charis SIL Regular" w:hAnsi="Charis SIL Regular" w:eastAsia="Charis SIL Regular"/>
-          <w:b w:val="0"/>
-          <w:i w:val="0"/>
-          <w:color w:val="0000FF"/>
-          <w:sz w:val="24"/>
-          <w:u w:val="single"/>
-        </w:rPr>
-        <w:hyperlink r:id="rId22" w:history="1">
-          <w:r>
-            <w:rPr>
-              <w:rStyle w:val="Hyperlink"/>
-            </w:rPr>
-            <w:t>n</w:t>
+            <w:t>colon</w:t>
           </w:r>
         </w:hyperlink>
       </w:r>
@@ -3085,7 +3383,7 @@
           <w:sz w:val="24"/>
           <w:u w:val="single"/>
         </w:rPr>
-        <w:hyperlink r:id="rId21" w:history="1">
+        <w:hyperlink r:id="rId22" w:history="1">
           <w:r>
             <w:rPr>
               <w:rStyle w:val="Hyperlink"/>
@@ -3114,254 +3412,7 @@
           <w:sz w:val="24"/>
           <w:u w:val="single"/>
         </w:rPr>
-        <w:hyperlink r:id="rId21" w:history="1">
-          <w:r>
-            <w:rPr>
-              <w:rStyle w:val="Hyperlink"/>
-            </w:rPr>
-            <w:t>territ</w:t>
-          </w:r>
-        </w:hyperlink>
-      </w:r>
-      <w:r>
-        <w:rPr>
-          <w:rFonts w:ascii="Charis SIL Regular" w:hAnsi="Charis SIL Regular" w:eastAsia="Charis SIL Regular"/>
-          <w:b w:val="0"/>
-          <w:i w:val="0"/>
-          <w:color w:val="0000FF"/>
-          <w:sz w:val="24"/>
-          <w:u w:val="single"/>
-        </w:rPr>
-        <w:hyperlink r:id="rId21" w:history="1">
-          <w:r>
-            <w:rPr>
-              <w:rStyle w:val="Hyperlink"/>
-            </w:rPr>
-            <w:t>o</w:t>
-          </w:r>
-        </w:hyperlink>
-      </w:r>
-      <w:r>
-        <w:rPr>
-          <w:rFonts w:ascii="Charis SIL Regular" w:hAnsi="Charis SIL Regular" w:eastAsia="Charis SIL Regular"/>
-          <w:b w:val="0"/>
-          <w:i w:val="0"/>
-          <w:color w:val="0000FF"/>
-          <w:sz w:val="24"/>
-          <w:u w:val="single"/>
-        </w:rPr>
-        <w:hyperlink r:id="rId21" w:history="1">
-          <w:r>
-            <w:rPr>
-              <w:rStyle w:val="Hyperlink"/>
-            </w:rPr>
-            <w:t>ries</w:t>
-          </w:r>
-        </w:hyperlink>
-      </w:r>
-      <w:r>
-        <w:br/>
-      </w:r>
-      <w:r>
-        <w:rPr>
-          <w:rFonts w:ascii="Charis SIL Regular" w:hAnsi="Charis SIL Regular" w:eastAsia="Charis SIL Regular"/>
-          <w:b w:val="0"/>
-          <w:i w:val="0"/>
-          <w:color w:val="000000"/>
-          <w:sz w:val="24"/>
-        </w:rPr>
-        <w:t xml:space="preserve">•  </w:t>
-      </w:r>
-      <w:r>
-        <w:rPr>
-          <w:rFonts w:ascii="Charis SIL Regular" w:hAnsi="Charis SIL Regular" w:eastAsia="Charis SIL Regular"/>
-          <w:b w:val="0"/>
-          <w:i w:val="0"/>
-          <w:color w:val="0000FF"/>
-          <w:sz w:val="24"/>
-          <w:u w:val="single"/>
-        </w:rPr>
-        <w:hyperlink r:id="rId23" w:history="1">
-          <w:r>
-            <w:rPr>
-              <w:rStyle w:val="Hyperlink"/>
-            </w:rPr>
-            <w:t>Christian</w:t>
-          </w:r>
-        </w:hyperlink>
-      </w:r>
-      <w:r>
-        <w:rPr>
-          <w:rFonts w:ascii="Charis SIL Regular" w:hAnsi="Charis SIL Regular" w:eastAsia="Charis SIL Regular"/>
-          <w:b w:val="0"/>
-          <w:i w:val="0"/>
-          <w:color w:val="0000FF"/>
-          <w:sz w:val="24"/>
-          <w:u w:val="single"/>
-        </w:rPr>
-        <w:t xml:space="preserve"> </w:t>
-      </w:r>
-      <w:r>
-        <w:rPr>
-          <w:rFonts w:ascii="Charis SIL Regular" w:hAnsi="Charis SIL Regular" w:eastAsia="Charis SIL Regular"/>
-          <w:b w:val="0"/>
-          <w:i w:val="0"/>
-          <w:color w:val="0000FF"/>
-          <w:sz w:val="24"/>
-          <w:u w:val="single"/>
-        </w:rPr>
         <w:hyperlink r:id="rId22" w:history="1">
-          <w:r>
-            <w:rPr>
-              <w:rStyle w:val="Hyperlink"/>
-            </w:rPr>
-            <w:t>missiona</w:t>
-          </w:r>
-        </w:hyperlink>
-      </w:r>
-      <w:r>
-        <w:rPr>
-          <w:rFonts w:ascii="Charis SIL Regular" w:hAnsi="Charis SIL Regular" w:eastAsia="Charis SIL Regular"/>
-          <w:b w:val="0"/>
-          <w:i w:val="0"/>
-          <w:color w:val="0000FF"/>
-          <w:sz w:val="24"/>
-        </w:rPr>
-        <w:t>rie</w:t>
-      </w:r>
-      <w:r>
-        <w:rPr>
-          <w:rFonts w:ascii="Charis SIL Regular" w:hAnsi="Charis SIL Regular" w:eastAsia="Charis SIL Regular"/>
-          <w:b w:val="0"/>
-          <w:i w:val="0"/>
-          <w:color w:val="0000FF"/>
-          <w:sz w:val="24"/>
-          <w:u w:val="single"/>
-        </w:rPr>
-        <w:hyperlink r:id="rId22" w:history="1">
-          <w:r>
-            <w:rPr>
-              <w:rStyle w:val="Hyperlink"/>
-            </w:rPr>
-            <w:t>s</w:t>
-          </w:r>
-        </w:hyperlink>
-      </w:r>
-      <w:r>
-        <w:rPr>
-          <w:rFonts w:ascii="Charis SIL Regular" w:hAnsi="Charis SIL Regular" w:eastAsia="Charis SIL Regular"/>
-          <w:b w:val="0"/>
-          <w:i w:val="0"/>
-          <w:color w:val="0000FF"/>
-          <w:sz w:val="24"/>
-          <w:u w:val="single"/>
-        </w:rPr>
-        <w:t xml:space="preserve"> </w:t>
-      </w:r>
-      <w:r>
-        <w:rPr>
-          <w:rFonts w:ascii="Charis SIL Regular" w:hAnsi="Charis SIL Regular" w:eastAsia="Charis SIL Regular"/>
-          <w:b w:val="0"/>
-          <w:i w:val="0"/>
-          <w:color w:val="0000FF"/>
-          <w:sz w:val="24"/>
-          <w:u w:val="single"/>
-        </w:rPr>
-        <w:hyperlink r:id="rId23" w:history="1">
-          <w:r>
-            <w:rPr>
-              <w:rStyle w:val="Hyperlink"/>
-            </w:rPr>
-            <w:t>in</w:t>
-          </w:r>
-        </w:hyperlink>
-      </w:r>
-      <w:r>
-        <w:rPr>
-          <w:rFonts w:ascii="Charis SIL Regular" w:hAnsi="Charis SIL Regular" w:eastAsia="Charis SIL Regular"/>
-          <w:b w:val="0"/>
-          <w:i w:val="0"/>
-          <w:color w:val="0000FF"/>
-          <w:sz w:val="24"/>
-          <w:u w:val="single"/>
-        </w:rPr>
-        <w:t xml:space="preserve"> </w:t>
-      </w:r>
-      <w:r>
-        <w:rPr>
-          <w:rFonts w:ascii="Charis SIL Regular" w:hAnsi="Charis SIL Regular" w:eastAsia="Charis SIL Regular"/>
-          <w:b w:val="0"/>
-          <w:i w:val="0"/>
-          <w:color w:val="0000FF"/>
-          <w:sz w:val="24"/>
-          <w:u w:val="single"/>
-        </w:rPr>
-        <w:hyperlink r:id="rId23" w:history="1">
-          <w:r>
-            <w:rPr>
-              <w:rStyle w:val="Hyperlink"/>
-            </w:rPr>
-            <w:t>colon</w:t>
-          </w:r>
-        </w:hyperlink>
-      </w:r>
-      <w:r>
-        <w:rPr>
-          <w:rFonts w:ascii="Charis SIL Regular" w:hAnsi="Charis SIL Regular" w:eastAsia="Charis SIL Regular"/>
-          <w:b w:val="0"/>
-          <w:i w:val="0"/>
-          <w:color w:val="0000FF"/>
-          <w:sz w:val="24"/>
-          <w:u w:val="single"/>
-        </w:rPr>
-        <w:hyperlink r:id="rId23" w:history="1">
-          <w:r>
-            <w:rPr>
-              <w:rStyle w:val="Hyperlink"/>
-            </w:rPr>
-            <w:t>i</w:t>
-          </w:r>
-        </w:hyperlink>
-      </w:r>
-      <w:r>
-        <w:rPr>
-          <w:rFonts w:ascii="Charis SIL Regular" w:hAnsi="Charis SIL Regular" w:eastAsia="Charis SIL Regular"/>
-          <w:b w:val="0"/>
-          <w:i w:val="0"/>
-          <w:color w:val="0000FF"/>
-          <w:sz w:val="24"/>
-          <w:u w:val="single"/>
-        </w:rPr>
-        <w:hyperlink r:id="rId23" w:history="1">
-          <w:r>
-            <w:rPr>
-              <w:rStyle w:val="Hyperlink"/>
-            </w:rPr>
-            <w:t>sed</w:t>
-          </w:r>
-        </w:hyperlink>
-      </w:r>
-      <w:r>
-        <w:rPr>
-          <w:rFonts w:ascii="Charis SIL Regular" w:hAnsi="Charis SIL Regular" w:eastAsia="Charis SIL Regular"/>
-          <w:b w:val="0"/>
-          <w:i w:val="0"/>
-          <w:color w:val="0000FF"/>
-          <w:sz w:val="24"/>
-          <w:u w:val="single"/>
-        </w:rPr>
-        <w:t xml:space="preserve"> </w:t>
-      </w:r>
-      <w:r>
-        <w:rPr>
-          <w:rFonts w:ascii="Charis SIL Regular" w:hAnsi="Charis SIL Regular" w:eastAsia="Charis SIL Regular"/>
-          <w:b w:val="0"/>
-          <w:i w:val="0"/>
-          <w:color w:val="0000FF"/>
-          <w:sz w:val="24"/>
-          <w:u w:val="single"/>
-        </w:rPr>
-        <w:hyperlink r:id="rId23" w:history="1">
           <w:r>
             <w:rPr>
               <w:rStyle w:val="Hyperlink"/>

--- a/EXPORTS/DOCX/published/niveau2/English/Museum.docx
+++ b/EXPORTS/DOCX/published/niveau2/English/Museum.docx
@@ -327,12 +327,34 @@
           <w:color w:val="000000"/>
           <w:sz w:val="24"/>
         </w:rPr>
-        <w:hyperlink r:id="rId9" w:history="1">
+        <w:t xml:space="preserve"> the </w:t>
+      </w:r>
+      <w:r>
+        <w:rPr>
+          <w:rFonts w:ascii="Charis SIL Regular" w:hAnsi="Charis SIL Regular" w:eastAsia="Charis SIL Regular"/>
+          <w:b w:val="0"/>
+          <w:i w:val="0"/>
+          <w:color w:val="0000FF"/>
+          <w:sz w:val="24"/>
+          <w:u w:val="single"/>
+        </w:rPr>
+        <w:t xml:space="preserve">Rijks </w:t>
+      </w:r>
+      <w:r>
+        <w:rPr>
+          <w:rFonts w:ascii="Charis SIL Regular" w:hAnsi="Charis SIL Regular" w:eastAsia="Charis SIL Regular"/>
+          <w:b w:val="0"/>
+          <w:i w:val="0"/>
+          <w:color w:val="0000FF"/>
+          <w:sz w:val="24"/>
+          <w:u w:val="single"/>
+        </w:rPr>
+        <w:hyperlink r:id="rId10" w:history="1">
           <w:r>
             <w:rPr>
               <w:rStyle w:val="Hyperlink"/>
             </w:rPr>
-            <w:t xml:space="preserve"> the </w:t>
+            <w:t>Etnogra</w:t>
           </w:r>
         </w:hyperlink>
       </w:r>
@@ -345,72 +367,7 @@
           <w:sz w:val="24"/>
           <w:u w:val="single"/>
         </w:rPr>
-        <w:hyperlink r:id="rId9" w:history="1">
-          <w:r>
-            <w:rPr>
-              <w:rStyle w:val="Hyperlink"/>
-            </w:rPr>
-            <w:t>Rijks</w:t>
-          </w:r>
-        </w:hyperlink>
-      </w:r>
-      <w:r>
-        <w:rPr>
-          <w:rFonts w:ascii="Charis SIL Regular" w:hAnsi="Charis SIL Regular" w:eastAsia="Charis SIL Regular"/>
-          <w:b w:val="0"/>
-          <w:i w:val="0"/>
-          <w:color w:val="0000FF"/>
-          <w:sz w:val="24"/>
-          <w:u w:val="single"/>
-        </w:rPr>
-        <w:t xml:space="preserve"> </w:t>
-      </w:r>
-      <w:r>
-        <w:rPr>
-          <w:rFonts w:ascii="Charis SIL Regular" w:hAnsi="Charis SIL Regular" w:eastAsia="Charis SIL Regular"/>
-          <w:b w:val="0"/>
-          <w:i w:val="0"/>
-          <w:color w:val="0000FF"/>
-          <w:sz w:val="24"/>
-          <w:u w:val="single"/>
-        </w:rPr>
-        <w:hyperlink r:id="rId9" w:history="1">
-          <w:r>
-            <w:rPr>
-              <w:rStyle w:val="Hyperlink"/>
-            </w:rPr>
-            <w:t>Etn</w:t>
-          </w:r>
-        </w:hyperlink>
-      </w:r>
-      <w:r>
-        <w:rPr>
-          <w:rFonts w:ascii="Charis SIL Regular" w:hAnsi="Charis SIL Regular" w:eastAsia="Charis SIL Regular"/>
-          <w:b w:val="0"/>
-          <w:i w:val="0"/>
-          <w:color w:val="0000FF"/>
-          <w:sz w:val="24"/>
-          <w:u w:val="single"/>
-        </w:rPr>
-        <w:hyperlink r:id="rId9" w:history="1">
-          <w:r>
-            <w:rPr>
-              <w:rStyle w:val="Hyperlink"/>
-            </w:rPr>
-            <w:t>ogra</w:t>
-          </w:r>
-        </w:hyperlink>
-      </w:r>
-      <w:r>
-        <w:rPr>
-          <w:rFonts w:ascii="Charis SIL Regular" w:hAnsi="Charis SIL Regular" w:eastAsia="Charis SIL Regular"/>
-          <w:b w:val="0"/>
-          <w:i w:val="0"/>
-          <w:color w:val="0000FF"/>
-          <w:sz w:val="24"/>
-          <w:u w:val="single"/>
-        </w:rPr>
-        <w:hyperlink r:id="rId9" w:history="1">
+        <w:hyperlink r:id="rId10" w:history="1">
           <w:r>
             <w:rPr>
               <w:rStyle w:val="Hyperlink"/>
@@ -439,7 +396,7 @@
           <w:sz w:val="24"/>
           <w:u w:val="single"/>
         </w:rPr>
-        <w:hyperlink r:id="rId10" w:history="1">
+        <w:hyperlink r:id="rId9" w:history="1">
           <w:r>
             <w:rPr>
               <w:rStyle w:val="Hyperlink"/>
@@ -457,7 +414,7 @@
           <w:sz w:val="24"/>
           <w:u w:val="single"/>
         </w:rPr>
-        <w:hyperlink r:id="rId10" w:history="1">
+        <w:hyperlink r:id="rId9" w:history="1">
           <w:r>
             <w:rPr>
               <w:rStyle w:val="Hyperlink"/>
@@ -475,7 +432,7 @@
           <w:sz w:val="24"/>
           <w:u w:val="single"/>
         </w:rPr>
-        <w:hyperlink r:id="rId10" w:history="1">
+        <w:hyperlink r:id="rId9" w:history="1">
           <w:r>
             <w:rPr>
               <w:rStyle w:val="Hyperlink"/>
@@ -780,8 +737,16 @@
           <w:i w:val="0"/>
           <w:color w:val="0000FF"/>
           <w:sz w:val="24"/>
-        </w:rPr>
-        <w:t>voor Lan</w:t>
+          <w:u w:val="single"/>
+        </w:rPr>
+        <w:hyperlink r:id="rId12" w:history="1">
+          <w:r>
+            <w:rPr>
+              <w:rStyle w:val="Hyperlink"/>
+            </w:rPr>
+            <w:t>voor</w:t>
+          </w:r>
+        </w:hyperlink>
       </w:r>
       <w:r>
         <w:rPr>
@@ -792,7 +757,35 @@
           <w:sz w:val="24"/>
           <w:u w:val="single"/>
         </w:rPr>
-        <w:hyperlink r:id="rId11" w:history="1">
+        <w:t xml:space="preserve"> </w:t>
+      </w:r>
+      <w:r>
+        <w:rPr>
+          <w:rFonts w:ascii="Charis SIL Regular" w:hAnsi="Charis SIL Regular" w:eastAsia="Charis SIL Regular"/>
+          <w:b w:val="0"/>
+          <w:i w:val="0"/>
+          <w:color w:val="0000FF"/>
+          <w:sz w:val="24"/>
+        </w:rPr>
+        <w:hyperlink r:id="rId12" w:history="1">
+          <w:r>
+            <w:rPr>
+              <w:rStyle w:val="Hyperlink"/>
+            </w:rPr>
+            <w:t>Lan</w:t>
+          </w:r>
+        </w:hyperlink>
+      </w:r>
+      <w:r>
+        <w:rPr>
+          <w:rFonts w:ascii="Charis SIL Regular" w:hAnsi="Charis SIL Regular" w:eastAsia="Charis SIL Regular"/>
+          <w:b w:val="0"/>
+          <w:i w:val="0"/>
+          <w:color w:val="0000FF"/>
+          <w:sz w:val="24"/>
+          <w:u w:val="single"/>
+        </w:rPr>
+        <w:hyperlink r:id="rId12" w:history="1">
           <w:r>
             <w:rPr>
               <w:rStyle w:val="Hyperlink"/>
@@ -842,7 +835,7 @@
           <w:sz w:val="24"/>
           <w:u w:val="single"/>
         </w:rPr>
-        <w:hyperlink r:id="rId11" w:history="1">
+        <w:hyperlink r:id="rId12" w:history="1">
           <w:r>
             <w:rPr>
               <w:rStyle w:val="Hyperlink"/>
@@ -916,25 +909,7 @@
           <w:color w:val="000000"/>
           <w:sz w:val="24"/>
         </w:rPr>
-        <w:t>m</w:t>
-      </w:r>
-      <w:r>
-        <w:rPr>
-          <w:u w:val="single" w:color="0000ff"/>
-          <w:rFonts w:ascii="Charis SIL Regular" w:hAnsi="Charis SIL Regular" w:eastAsia="Charis SIL Regular"/>
-          <w:b w:val="0"/>
-          <w:i w:val="0"/>
-          <w:color w:val="000000"/>
-          <w:sz w:val="24"/>
-        </w:rPr>
-        <w:hyperlink r:id="rId12" w:history="1">
-          <w:r>
-            <w:rPr>
-              <w:rStyle w:val="Hyperlink"/>
-            </w:rPr>
-            <w:t xml:space="preserve"> in 1</w:t>
-          </w:r>
-        </w:hyperlink>
+        <w:t>m in 1</w:t>
       </w:r>
       <w:r>
         <w:rPr>
@@ -956,7 +931,6 @@
       </w:r>
       <w:r>
         <w:rPr>
-          <w:u w:val="single" w:color="0000ff"/>
           <w:rFonts w:ascii="Charis SIL Regular" w:hAnsi="Charis SIL Regular" w:eastAsia="Charis SIL Regular"/>
           <w:b w:val="0"/>
           <w:i w:val="0"/>
@@ -2700,7 +2674,7 @@
           <w:sz w:val="24"/>
           <w:u w:val="single"/>
         </w:rPr>
-        <w:hyperlink r:id="rId21" w:history="1">
+        <w:hyperlink r:id="rId20" w:history="1">
           <w:r>
             <w:rPr>
               <w:rStyle w:val="Hyperlink"/>
@@ -2718,7 +2692,7 @@
           <w:sz w:val="24"/>
           <w:u w:val="single"/>
         </w:rPr>
-        <w:hyperlink r:id="rId21" w:history="1">
+        <w:hyperlink r:id="rId20" w:history="1">
           <w:r>
             <w:rPr>
               <w:rStyle w:val="Hyperlink"/>
@@ -2892,7 +2866,6 @@
           <w:i w:val="0"/>
           <w:color w:val="0000FF"/>
           <w:sz w:val="24"/>
-          <w:u w:val="single"/>
         </w:rPr>
         <w:hyperlink r:id="rId22" w:history="1">
           <w:r>
@@ -2910,7 +2883,6 @@
           <w:i w:val="0"/>
           <w:color w:val="0000FF"/>
           <w:sz w:val="24"/>
-          <w:u w:val="single"/>
         </w:rPr>
         <w:t>c</w:t>
       </w:r>
@@ -3033,7 +3005,7 @@
             <w:rPr>
               <w:rStyle w:val="Hyperlink"/>
             </w:rPr>
-            <w:t>co</w:t>
+            <w:t>col</w:t>
           </w:r>
         </w:hyperlink>
       </w:r>
@@ -3044,19 +3016,9 @@
           <w:i w:val="0"/>
           <w:color w:val="0000FF"/>
           <w:sz w:val="24"/>
-        </w:rPr>
-        <w:t>l</w:t>
-      </w:r>
-      <w:r>
-        <w:rPr>
-          <w:rFonts w:ascii="Charis SIL Regular" w:hAnsi="Charis SIL Regular" w:eastAsia="Charis SIL Regular"/>
-          <w:b w:val="0"/>
-          <w:i w:val="0"/>
-          <w:color w:val="0000FF"/>
-          <w:sz w:val="24"/>
           <w:u w:val="single"/>
         </w:rPr>
-        <w:hyperlink r:id="rId21" w:history="1">
+        <w:hyperlink r:id="rId22" w:history="1">
           <w:r>
             <w:rPr>
               <w:rStyle w:val="Hyperlink"/>
@@ -3074,7 +3036,7 @@
           <w:sz w:val="24"/>
           <w:u w:val="single"/>
         </w:rPr>
-        <w:hyperlink r:id="rId21" w:history="1">
+        <w:hyperlink r:id="rId22" w:history="1">
           <w:r>
             <w:rPr>
               <w:rStyle w:val="Hyperlink"/>
@@ -3092,7 +3054,7 @@
           <w:sz w:val="24"/>
           <w:u w:val="single"/>
         </w:rPr>
-        <w:hyperlink r:id="rId21" w:history="1">
+        <w:hyperlink r:id="rId22" w:history="1">
           <w:r>
             <w:rPr>
               <w:rStyle w:val="Hyperlink"/>

--- a/EXPORTS/DOCX/published/niveau2/English/Museum.docx
+++ b/EXPORTS/DOCX/published/niveau2/English/Museum.docx
@@ -316,29 +316,7 @@
           <w:color w:val="000000"/>
           <w:sz w:val="24"/>
         </w:rPr>
-        <w:t>History) in 1820 and</w:t>
-      </w:r>
-      <w:r>
-        <w:rPr>
-          <w:u w:val="single" w:color="0000ff"/>
-          <w:rFonts w:ascii="Charis SIL Regular" w:hAnsi="Charis SIL Regular" w:eastAsia="Charis SIL Regular"/>
-          <w:b w:val="0"/>
-          <w:i w:val="0"/>
-          <w:color w:val="000000"/>
-          <w:sz w:val="24"/>
-        </w:rPr>
-        <w:t xml:space="preserve"> the </w:t>
-      </w:r>
-      <w:r>
-        <w:rPr>
-          <w:rFonts w:ascii="Charis SIL Regular" w:hAnsi="Charis SIL Regular" w:eastAsia="Charis SIL Regular"/>
-          <w:b w:val="0"/>
-          <w:i w:val="0"/>
-          <w:color w:val="0000FF"/>
-          <w:sz w:val="24"/>
-          <w:u w:val="single"/>
-        </w:rPr>
-        <w:t xml:space="preserve">Rijks </w:t>
+        <w:t xml:space="preserve">History) in 1820 and the </w:t>
       </w:r>
       <w:r>
         <w:rPr>
@@ -354,7 +332,54 @@
             <w:rPr>
               <w:rStyle w:val="Hyperlink"/>
             </w:rPr>
-            <w:t>Etnogra</w:t>
+            <w:t>Rijks</w:t>
+          </w:r>
+        </w:hyperlink>
+      </w:r>
+      <w:r>
+        <w:rPr>
+          <w:rFonts w:ascii="Charis SIL Regular" w:hAnsi="Charis SIL Regular" w:eastAsia="Charis SIL Regular"/>
+          <w:b w:val="0"/>
+          <w:i w:val="0"/>
+          <w:color w:val="0000FF"/>
+          <w:sz w:val="24"/>
+          <w:u w:val="single"/>
+        </w:rPr>
+        <w:t xml:space="preserve"> </w:t>
+      </w:r>
+      <w:r>
+        <w:rPr>
+          <w:rFonts w:ascii="Charis SIL Regular" w:hAnsi="Charis SIL Regular" w:eastAsia="Charis SIL Regular"/>
+          <w:b w:val="0"/>
+          <w:i w:val="0"/>
+          <w:color w:val="0000FF"/>
+          <w:sz w:val="24"/>
+          <w:u w:val="single"/>
+        </w:rPr>
+        <w:hyperlink r:id="rId10" w:history="1">
+          <w:r>
+            <w:rPr>
+              <w:rStyle w:val="Hyperlink"/>
+            </w:rPr>
+            <w:t>Etn</w:t>
+          </w:r>
+        </w:hyperlink>
+      </w:r>
+      <w:r>
+        <w:rPr>
+          <w:rFonts w:ascii="Charis SIL Regular" w:hAnsi="Charis SIL Regular" w:eastAsia="Charis SIL Regular"/>
+          <w:b w:val="0"/>
+          <w:i w:val="0"/>
+          <w:color w:val="0000FF"/>
+          <w:sz w:val="24"/>
+          <w:u w:val="single"/>
+        </w:rPr>
+        <w:hyperlink r:id="rId10" w:history="1">
+          <w:r>
+            <w:rPr>
+              <w:rStyle w:val="Hyperlink"/>
+            </w:rPr>
+            <w:t>ogra</w:t>
           </w:r>
         </w:hyperlink>
       </w:r>
@@ -396,7 +421,7 @@
           <w:sz w:val="24"/>
           <w:u w:val="single"/>
         </w:rPr>
-        <w:hyperlink r:id="rId9" w:history="1">
+        <w:hyperlink r:id="rId10" w:history="1">
           <w:r>
             <w:rPr>
               <w:rStyle w:val="Hyperlink"/>
@@ -739,14 +764,7 @@
           <w:sz w:val="24"/>
           <w:u w:val="single"/>
         </w:rPr>
-        <w:hyperlink r:id="rId12" w:history="1">
-          <w:r>
-            <w:rPr>
-              <w:rStyle w:val="Hyperlink"/>
-            </w:rPr>
-            <w:t>voor</w:t>
-          </w:r>
-        </w:hyperlink>
+        <w:t>voor Lan</w:t>
       </w:r>
       <w:r>
         <w:rPr>
@@ -757,35 +775,7 @@
           <w:sz w:val="24"/>
           <w:u w:val="single"/>
         </w:rPr>
-        <w:t xml:space="preserve"> </w:t>
-      </w:r>
-      <w:r>
-        <w:rPr>
-          <w:rFonts w:ascii="Charis SIL Regular" w:hAnsi="Charis SIL Regular" w:eastAsia="Charis SIL Regular"/>
-          <w:b w:val="0"/>
-          <w:i w:val="0"/>
-          <w:color w:val="0000FF"/>
-          <w:sz w:val="24"/>
-        </w:rPr>
-        <w:hyperlink r:id="rId12" w:history="1">
-          <w:r>
-            <w:rPr>
-              <w:rStyle w:val="Hyperlink"/>
-            </w:rPr>
-            <w:t>Lan</w:t>
-          </w:r>
-        </w:hyperlink>
-      </w:r>
-      <w:r>
-        <w:rPr>
-          <w:rFonts w:ascii="Charis SIL Regular" w:hAnsi="Charis SIL Regular" w:eastAsia="Charis SIL Regular"/>
-          <w:b w:val="0"/>
-          <w:i w:val="0"/>
-          <w:color w:val="0000FF"/>
-          <w:sz w:val="24"/>
-          <w:u w:val="single"/>
-        </w:rPr>
-        <w:hyperlink r:id="rId12" w:history="1">
+        <w:hyperlink r:id="rId11" w:history="1">
           <w:r>
             <w:rPr>
               <w:rStyle w:val="Hyperlink"/>
@@ -814,7 +804,7 @@
           <w:sz w:val="24"/>
           <w:u w:val="single"/>
         </w:rPr>
-        <w:hyperlink r:id="rId11" w:history="1">
+        <w:hyperlink r:id="rId12" w:history="1">
           <w:r>
             <w:rPr>
               <w:rStyle w:val="Hyperlink"/>
@@ -881,63 +871,7 @@
           <w:color w:val="000000"/>
           <w:sz w:val="24"/>
         </w:rPr>
-        <w:t>R</w:t>
-      </w:r>
-      <w:r>
-        <w:rPr>
-          <w:u w:val="single" w:color="0000ff"/>
-          <w:rFonts w:ascii="Charis SIL Regular" w:hAnsi="Charis SIL Regular" w:eastAsia="Charis SIL Regular"/>
-          <w:b w:val="0"/>
-          <w:i w:val="0"/>
-          <w:color w:val="000000"/>
-          <w:sz w:val="24"/>
-        </w:rPr>
-        <w:hyperlink r:id="rId12" w:history="1">
-          <w:r>
-            <w:rPr>
-              <w:rStyle w:val="Hyperlink"/>
-            </w:rPr>
-            <w:t>otterda</w:t>
-          </w:r>
-        </w:hyperlink>
-      </w:r>
-      <w:r>
-        <w:rPr>
-          <w:rFonts w:ascii="Charis SIL Regular" w:hAnsi="Charis SIL Regular" w:eastAsia="Charis SIL Regular"/>
-          <w:b w:val="0"/>
-          <w:i w:val="0"/>
-          <w:color w:val="000000"/>
-          <w:sz w:val="24"/>
-        </w:rPr>
-        <w:t>m in 1</w:t>
-      </w:r>
-      <w:r>
-        <w:rPr>
-          <w:u w:val="single" w:color="0000ff"/>
-          <w:rFonts w:ascii="Charis SIL Regular" w:hAnsi="Charis SIL Regular" w:eastAsia="Charis SIL Regular"/>
-          <w:b w:val="0"/>
-          <w:i w:val="0"/>
-          <w:color w:val="000000"/>
-          <w:sz w:val="24"/>
-        </w:rPr>
-        <w:hyperlink r:id="rId12" w:history="1">
-          <w:r>
-            <w:rPr>
-              <w:rStyle w:val="Hyperlink"/>
-            </w:rPr>
-            <w:t xml:space="preserve">885. </w:t>
-          </w:r>
-        </w:hyperlink>
-      </w:r>
-      <w:r>
-        <w:rPr>
-          <w:rFonts w:ascii="Charis SIL Regular" w:hAnsi="Charis SIL Regular" w:eastAsia="Charis SIL Regular"/>
-          <w:b w:val="0"/>
-          <w:i w:val="0"/>
-          <w:color w:val="000000"/>
-          <w:sz w:val="24"/>
-        </w:rPr>
-        <w:t>O</w:t>
+        <w:t>Rotterdam in 1885. O</w:t>
       </w:r>
       <w:r>
         <w:rPr>
@@ -2183,7 +2117,7 @@
           <w:sz w:val="24"/>
           <w:u w:val="single"/>
         </w:rPr>
-        <w:hyperlink r:id="rId19" w:history="1">
+        <w:hyperlink r:id="rId20" w:history="1">
           <w:r>
             <w:rPr>
               <w:rStyle w:val="Hyperlink"/>
@@ -2212,7 +2146,7 @@
           <w:sz w:val="24"/>
           <w:u w:val="single"/>
         </w:rPr>
-        <w:hyperlink r:id="rId19" w:history="1">
+        <w:hyperlink r:id="rId20" w:history="1">
           <w:r>
             <w:rPr>
               <w:rStyle w:val="Hyperlink"/>
@@ -2230,7 +2164,7 @@
           <w:sz w:val="24"/>
           <w:u w:val="single"/>
         </w:rPr>
-        <w:hyperlink r:id="rId19" w:history="1">
+        <w:hyperlink r:id="rId20" w:history="1">
           <w:r>
             <w:rPr>
               <w:rStyle w:val="Hyperlink"/>
@@ -2259,7 +2193,7 @@
           <w:sz w:val="24"/>
           <w:u w:val="single"/>
         </w:rPr>
-        <w:hyperlink r:id="rId19" w:history="1">
+        <w:hyperlink r:id="rId20" w:history="1">
           <w:r>
             <w:rPr>
               <w:rStyle w:val="Hyperlink"/>
@@ -2288,7 +2222,7 @@
           <w:sz w:val="24"/>
           <w:u w:val="single"/>
         </w:rPr>
-        <w:hyperlink r:id="rId19" w:history="1">
+        <w:hyperlink r:id="rId20" w:history="1">
           <w:r>
             <w:rPr>
               <w:rStyle w:val="Hyperlink"/>
@@ -2306,7 +2240,7 @@
           <w:sz w:val="24"/>
           <w:u w:val="single"/>
         </w:rPr>
-        <w:hyperlink r:id="rId19" w:history="1">
+        <w:hyperlink r:id="rId20" w:history="1">
           <w:r>
             <w:rPr>
               <w:rStyle w:val="Hyperlink"/>
@@ -2324,7 +2258,7 @@
           <w:sz w:val="24"/>
           <w:u w:val="single"/>
         </w:rPr>
-        <w:hyperlink r:id="rId19" w:history="1">
+        <w:hyperlink r:id="rId20" w:history="1">
           <w:r>
             <w:rPr>
               <w:rStyle w:val="Hyperlink"/>
@@ -2342,7 +2276,7 @@
           <w:sz w:val="24"/>
           <w:u w:val="single"/>
         </w:rPr>
-        <w:hyperlink r:id="rId19" w:history="1">
+        <w:hyperlink r:id="rId20" w:history="1">
           <w:r>
             <w:rPr>
               <w:rStyle w:val="Hyperlink"/>
@@ -2371,7 +2305,7 @@
           <w:sz w:val="24"/>
           <w:u w:val="single"/>
         </w:rPr>
-        <w:hyperlink r:id="rId19" w:history="1">
+        <w:hyperlink r:id="rId20" w:history="1">
           <w:r>
             <w:rPr>
               <w:rStyle w:val="Hyperlink"/>
@@ -2400,7 +2334,7 @@
           <w:sz w:val="24"/>
           <w:u w:val="single"/>
         </w:rPr>
-        <w:hyperlink r:id="rId19" w:history="1">
+        <w:hyperlink r:id="rId20" w:history="1">
           <w:r>
             <w:rPr>
               <w:rStyle w:val="Hyperlink"/>
@@ -2429,7 +2363,7 @@
           <w:sz w:val="24"/>
           <w:u w:val="single"/>
         </w:rPr>
-        <w:hyperlink r:id="rId19" w:history="1">
+        <w:hyperlink r:id="rId20" w:history="1">
           <w:r>
             <w:rPr>
               <w:rStyle w:val="Hyperlink"/>
@@ -2484,16 +2418,8 @@
           <w:i w:val="0"/>
           <w:color w:val="0000FF"/>
           <w:sz w:val="24"/>
-          <w:u w:val="single"/>
-        </w:rPr>
-        <w:hyperlink r:id="rId20" w:history="1">
-          <w:r>
-            <w:rPr>
-              <w:rStyle w:val="Hyperlink"/>
-            </w:rPr>
-            <w:t>Arm</w:t>
-          </w:r>
-        </w:hyperlink>
+        </w:rPr>
+        <w:t>Arm</w:t>
       </w:r>
       <w:r>
         <w:rPr>
@@ -2515,7 +2441,7 @@
           <w:sz w:val="24"/>
           <w:u w:val="single"/>
         </w:rPr>
-        <w:hyperlink r:id="rId20" w:history="1">
+        <w:hyperlink r:id="rId21" w:history="1">
           <w:r>
             <w:rPr>
               <w:rStyle w:val="Hyperlink"/>
@@ -2544,7 +2470,7 @@
           <w:sz w:val="24"/>
           <w:u w:val="single"/>
         </w:rPr>
-        <w:hyperlink r:id="rId20" w:history="1">
+        <w:hyperlink r:id="rId21" w:history="1">
           <w:r>
             <w:rPr>
               <w:rStyle w:val="Hyperlink"/>
@@ -2562,7 +2488,7 @@
           <w:sz w:val="24"/>
           <w:u w:val="single"/>
         </w:rPr>
-        <w:hyperlink r:id="rId20" w:history="1">
+        <w:hyperlink r:id="rId21" w:history="1">
           <w:r>
             <w:rPr>
               <w:rStyle w:val="Hyperlink"/>
@@ -2580,7 +2506,7 @@
           <w:sz w:val="24"/>
           <w:u w:val="single"/>
         </w:rPr>
-        <w:hyperlink r:id="rId20" w:history="1">
+        <w:hyperlink r:id="rId21" w:history="1">
           <w:r>
             <w:rPr>
               <w:rStyle w:val="Hyperlink"/>
@@ -2598,7 +2524,7 @@
           <w:sz w:val="24"/>
           <w:u w:val="single"/>
         </w:rPr>
-        <w:hyperlink r:id="rId20" w:history="1">
+        <w:hyperlink r:id="rId21" w:history="1">
           <w:r>
             <w:rPr>
               <w:rStyle w:val="Hyperlink"/>
@@ -2627,7 +2553,7 @@
           <w:sz w:val="24"/>
           <w:u w:val="single"/>
         </w:rPr>
-        <w:hyperlink r:id="rId20" w:history="1">
+        <w:hyperlink r:id="rId21" w:history="1">
           <w:r>
             <w:rPr>
               <w:rStyle w:val="Hyperlink"/>
@@ -2645,7 +2571,7 @@
           <w:sz w:val="24"/>
           <w:u w:val="single"/>
         </w:rPr>
-        <w:hyperlink r:id="rId20" w:history="1">
+        <w:hyperlink r:id="rId21" w:history="1">
           <w:r>
             <w:rPr>
               <w:rStyle w:val="Hyperlink"/>
@@ -2674,7 +2600,7 @@
           <w:sz w:val="24"/>
           <w:u w:val="single"/>
         </w:rPr>
-        <w:hyperlink r:id="rId20" w:history="1">
+        <w:hyperlink r:id="rId21" w:history="1">
           <w:r>
             <w:rPr>
               <w:rStyle w:val="Hyperlink"/>
@@ -2692,7 +2618,7 @@
           <w:sz w:val="24"/>
           <w:u w:val="single"/>
         </w:rPr>
-        <w:hyperlink r:id="rId20" w:history="1">
+        <w:hyperlink r:id="rId21" w:history="1">
           <w:r>
             <w:rPr>
               <w:rStyle w:val="Hyperlink"/>
@@ -2814,7 +2740,7 @@
           <w:sz w:val="24"/>
           <w:u w:val="single"/>
         </w:rPr>
-        <w:hyperlink r:id="rId22" w:history="1">
+        <w:hyperlink r:id="rId21" w:history="1">
           <w:r>
             <w:rPr>
               <w:rStyle w:val="Hyperlink"/>
@@ -2832,7 +2758,7 @@
           <w:sz w:val="24"/>
           <w:u w:val="single"/>
         </w:rPr>
-        <w:hyperlink r:id="rId22" w:history="1">
+        <w:hyperlink r:id="rId21" w:history="1">
           <w:r>
             <w:rPr>
               <w:rStyle w:val="Hyperlink"/>
@@ -2850,7 +2776,7 @@
           <w:sz w:val="24"/>
           <w:u w:val="single"/>
         </w:rPr>
-        <w:hyperlink r:id="rId22" w:history="1">
+        <w:hyperlink r:id="rId21" w:history="1">
           <w:r>
             <w:rPr>
               <w:rStyle w:val="Hyperlink"/>
@@ -2867,7 +2793,7 @@
           <w:color w:val="0000FF"/>
           <w:sz w:val="24"/>
         </w:rPr>
-        <w:hyperlink r:id="rId22" w:history="1">
+        <w:hyperlink r:id="rId21" w:history="1">
           <w:r>
             <w:rPr>
               <w:rStyle w:val="Hyperlink"/>
@@ -2906,7 +2832,7 @@
           <w:sz w:val="24"/>
           <w:u w:val="single"/>
         </w:rPr>
-        <w:hyperlink r:id="rId22" w:history="1">
+        <w:hyperlink r:id="rId21" w:history="1">
           <w:r>
             <w:rPr>
               <w:rStyle w:val="Hyperlink"/>
@@ -2971,6 +2897,261 @@
           <w:sz w:val="24"/>
           <w:u w:val="single"/>
         </w:rPr>
+        <w:hyperlink r:id="rId21" w:history="1">
+          <w:r>
+            <w:rPr>
+              <w:rStyle w:val="Hyperlink"/>
+            </w:rPr>
+            <w:t>in</w:t>
+          </w:r>
+        </w:hyperlink>
+      </w:r>
+      <w:r>
+        <w:rPr>
+          <w:rFonts w:ascii="Charis SIL Regular" w:hAnsi="Charis SIL Regular" w:eastAsia="Charis SIL Regular"/>
+          <w:b w:val="0"/>
+          <w:i w:val="0"/>
+          <w:color w:val="0000FF"/>
+          <w:sz w:val="24"/>
+          <w:u w:val="single"/>
+        </w:rPr>
+        <w:t xml:space="preserve"> </w:t>
+      </w:r>
+      <w:r>
+        <w:rPr>
+          <w:rFonts w:ascii="Charis SIL Regular" w:hAnsi="Charis SIL Regular" w:eastAsia="Charis SIL Regular"/>
+          <w:b w:val="0"/>
+          <w:i w:val="0"/>
+          <w:color w:val="0000FF"/>
+          <w:sz w:val="24"/>
+          <w:u w:val="single"/>
+        </w:rPr>
+        <w:hyperlink r:id="rId21" w:history="1">
+          <w:r>
+            <w:rPr>
+              <w:rStyle w:val="Hyperlink"/>
+            </w:rPr>
+            <w:t>col</w:t>
+          </w:r>
+        </w:hyperlink>
+      </w:r>
+      <w:r>
+        <w:rPr>
+          <w:rFonts w:ascii="Charis SIL Regular" w:hAnsi="Charis SIL Regular" w:eastAsia="Charis SIL Regular"/>
+          <w:b w:val="0"/>
+          <w:i w:val="0"/>
+          <w:color w:val="0000FF"/>
+          <w:sz w:val="24"/>
+          <w:u w:val="single"/>
+        </w:rPr>
+        <w:hyperlink r:id="rId21" w:history="1">
+          <w:r>
+            <w:rPr>
+              <w:rStyle w:val="Hyperlink"/>
+            </w:rPr>
+            <w:t>o</w:t>
+          </w:r>
+        </w:hyperlink>
+      </w:r>
+      <w:r>
+        <w:rPr>
+          <w:rFonts w:ascii="Charis SIL Regular" w:hAnsi="Charis SIL Regular" w:eastAsia="Charis SIL Regular"/>
+          <w:b w:val="0"/>
+          <w:i w:val="0"/>
+          <w:color w:val="0000FF"/>
+          <w:sz w:val="24"/>
+          <w:u w:val="single"/>
+        </w:rPr>
+        <w:hyperlink r:id="rId21" w:history="1">
+          <w:r>
+            <w:rPr>
+              <w:rStyle w:val="Hyperlink"/>
+            </w:rPr>
+            <w:t>n</w:t>
+          </w:r>
+        </w:hyperlink>
+      </w:r>
+      <w:r>
+        <w:rPr>
+          <w:rFonts w:ascii="Charis SIL Regular" w:hAnsi="Charis SIL Regular" w:eastAsia="Charis SIL Regular"/>
+          <w:b w:val="0"/>
+          <w:i w:val="0"/>
+          <w:color w:val="0000FF"/>
+          <w:sz w:val="24"/>
+          <w:u w:val="single"/>
+        </w:rPr>
+        <w:hyperlink r:id="rId21" w:history="1">
+          <w:r>
+            <w:rPr>
+              <w:rStyle w:val="Hyperlink"/>
+            </w:rPr>
+            <w:t>i</w:t>
+          </w:r>
+        </w:hyperlink>
+      </w:r>
+      <w:r>
+        <w:rPr>
+          <w:rFonts w:ascii="Charis SIL Regular" w:hAnsi="Charis SIL Regular" w:eastAsia="Charis SIL Regular"/>
+          <w:b w:val="0"/>
+          <w:i w:val="0"/>
+          <w:color w:val="0000FF"/>
+          <w:sz w:val="24"/>
+          <w:u w:val="single"/>
+        </w:rPr>
+        <w:hyperlink r:id="rId21" w:history="1">
+          <w:r>
+            <w:rPr>
+              <w:rStyle w:val="Hyperlink"/>
+            </w:rPr>
+            <w:t>sed</w:t>
+          </w:r>
+        </w:hyperlink>
+      </w:r>
+      <w:r>
+        <w:rPr>
+          <w:rFonts w:ascii="Charis SIL Regular" w:hAnsi="Charis SIL Regular" w:eastAsia="Charis SIL Regular"/>
+          <w:b w:val="0"/>
+          <w:i w:val="0"/>
+          <w:color w:val="0000FF"/>
+          <w:sz w:val="24"/>
+          <w:u w:val="single"/>
+        </w:rPr>
+        <w:t xml:space="preserve"> </w:t>
+      </w:r>
+      <w:r>
+        <w:rPr>
+          <w:rFonts w:ascii="Charis SIL Regular" w:hAnsi="Charis SIL Regular" w:eastAsia="Charis SIL Regular"/>
+          <w:b w:val="0"/>
+          <w:i w:val="0"/>
+          <w:color w:val="0000FF"/>
+          <w:sz w:val="24"/>
+          <w:u w:val="single"/>
+        </w:rPr>
+        <w:hyperlink r:id="rId21" w:history="1">
+          <w:r>
+            <w:rPr>
+              <w:rStyle w:val="Hyperlink"/>
+            </w:rPr>
+            <w:t>territ</w:t>
+          </w:r>
+        </w:hyperlink>
+      </w:r>
+      <w:r>
+        <w:rPr>
+          <w:rFonts w:ascii="Charis SIL Regular" w:hAnsi="Charis SIL Regular" w:eastAsia="Charis SIL Regular"/>
+          <w:b w:val="0"/>
+          <w:i w:val="0"/>
+          <w:color w:val="0000FF"/>
+          <w:sz w:val="24"/>
+          <w:u w:val="single"/>
+        </w:rPr>
+        <w:hyperlink r:id="rId22" w:history="1">
+          <w:r>
+            <w:rPr>
+              <w:rStyle w:val="Hyperlink"/>
+            </w:rPr>
+            <w:t>o</w:t>
+          </w:r>
+        </w:hyperlink>
+      </w:r>
+      <w:r>
+        <w:rPr>
+          <w:rFonts w:ascii="Charis SIL Regular" w:hAnsi="Charis SIL Regular" w:eastAsia="Charis SIL Regular"/>
+          <w:b w:val="0"/>
+          <w:i w:val="0"/>
+          <w:color w:val="0000FF"/>
+          <w:sz w:val="24"/>
+          <w:u w:val="single"/>
+        </w:rPr>
+        <w:hyperlink r:id="rId21" w:history="1">
+          <w:r>
+            <w:rPr>
+              <w:rStyle w:val="Hyperlink"/>
+            </w:rPr>
+            <w:t>ries</w:t>
+          </w:r>
+        </w:hyperlink>
+      </w:r>
+      <w:r>
+        <w:br/>
+      </w:r>
+      <w:r>
+        <w:rPr>
+          <w:rFonts w:ascii="Charis SIL Regular" w:hAnsi="Charis SIL Regular" w:eastAsia="Charis SIL Regular"/>
+          <w:b w:val="0"/>
+          <w:i w:val="0"/>
+          <w:color w:val="000000"/>
+          <w:sz w:val="24"/>
+        </w:rPr>
+        <w:t xml:space="preserve">•  </w:t>
+      </w:r>
+      <w:r>
+        <w:rPr>
+          <w:rFonts w:ascii="Charis SIL Regular" w:hAnsi="Charis SIL Regular" w:eastAsia="Charis SIL Regular"/>
+          <w:b w:val="0"/>
+          <w:i w:val="0"/>
+          <w:color w:val="0000FF"/>
+          <w:sz w:val="24"/>
+          <w:u w:val="single"/>
+        </w:rPr>
+        <w:t xml:space="preserve">Christian </w:t>
+      </w:r>
+      <w:r>
+        <w:rPr>
+          <w:rFonts w:ascii="Charis SIL Regular" w:hAnsi="Charis SIL Regular" w:eastAsia="Charis SIL Regular"/>
+          <w:b w:val="0"/>
+          <w:i w:val="0"/>
+          <w:color w:val="0000FF"/>
+          <w:sz w:val="24"/>
+          <w:u w:val="single"/>
+        </w:rPr>
+        <w:hyperlink r:id="rId23" w:history="1">
+          <w:r>
+            <w:rPr>
+              <w:rStyle w:val="Hyperlink"/>
+            </w:rPr>
+            <w:t>missionarie</w:t>
+          </w:r>
+        </w:hyperlink>
+      </w:r>
+      <w:r>
+        <w:rPr>
+          <w:rFonts w:ascii="Charis SIL Regular" w:hAnsi="Charis SIL Regular" w:eastAsia="Charis SIL Regular"/>
+          <w:b w:val="0"/>
+          <w:i w:val="0"/>
+          <w:color w:val="0000FF"/>
+          <w:sz w:val="24"/>
+          <w:u w:val="single"/>
+        </w:rPr>
+        <w:hyperlink r:id="rId23" w:history="1">
+          <w:r>
+            <w:rPr>
+              <w:rStyle w:val="Hyperlink"/>
+            </w:rPr>
+            <w:t>s</w:t>
+          </w:r>
+        </w:hyperlink>
+      </w:r>
+      <w:r>
+        <w:rPr>
+          <w:rFonts w:ascii="Charis SIL Regular" w:hAnsi="Charis SIL Regular" w:eastAsia="Charis SIL Regular"/>
+          <w:b w:val="0"/>
+          <w:i w:val="0"/>
+          <w:color w:val="0000FF"/>
+          <w:sz w:val="24"/>
+          <w:u w:val="single"/>
+        </w:rPr>
+        <w:t xml:space="preserve"> </w:t>
+      </w:r>
+      <w:r>
+        <w:rPr>
+          <w:rFonts w:ascii="Charis SIL Regular" w:hAnsi="Charis SIL Regular" w:eastAsia="Charis SIL Regular"/>
+          <w:b w:val="0"/>
+          <w:i w:val="0"/>
+          <w:color w:val="0000FF"/>
+          <w:sz w:val="24"/>
+          <w:u w:val="single"/>
+        </w:rPr>
         <w:hyperlink r:id="rId22" w:history="1">
           <w:r>
             <w:rPr>
@@ -3000,316 +3181,7 @@
           <w:sz w:val="24"/>
           <w:u w:val="single"/>
         </w:rPr>
-        <w:hyperlink r:id="rId22" w:history="1">
-          <w:r>
-            <w:rPr>
-              <w:rStyle w:val="Hyperlink"/>
-            </w:rPr>
-            <w:t>col</w:t>
-          </w:r>
-        </w:hyperlink>
-      </w:r>
-      <w:r>
-        <w:rPr>
-          <w:rFonts w:ascii="Charis SIL Regular" w:hAnsi="Charis SIL Regular" w:eastAsia="Charis SIL Regular"/>
-          <w:b w:val="0"/>
-          <w:i w:val="0"/>
-          <w:color w:val="0000FF"/>
-          <w:sz w:val="24"/>
-          <w:u w:val="single"/>
-        </w:rPr>
-        <w:hyperlink r:id="rId22" w:history="1">
-          <w:r>
-            <w:rPr>
-              <w:rStyle w:val="Hyperlink"/>
-            </w:rPr>
-            <w:t>o</w:t>
-          </w:r>
-        </w:hyperlink>
-      </w:r>
-      <w:r>
-        <w:rPr>
-          <w:rFonts w:ascii="Charis SIL Regular" w:hAnsi="Charis SIL Regular" w:eastAsia="Charis SIL Regular"/>
-          <w:b w:val="0"/>
-          <w:i w:val="0"/>
-          <w:color w:val="0000FF"/>
-          <w:sz w:val="24"/>
-          <w:u w:val="single"/>
-        </w:rPr>
-        <w:hyperlink r:id="rId22" w:history="1">
-          <w:r>
-            <w:rPr>
-              <w:rStyle w:val="Hyperlink"/>
-            </w:rPr>
-            <w:t>n</w:t>
-          </w:r>
-        </w:hyperlink>
-      </w:r>
-      <w:r>
-        <w:rPr>
-          <w:rFonts w:ascii="Charis SIL Regular" w:hAnsi="Charis SIL Regular" w:eastAsia="Charis SIL Regular"/>
-          <w:b w:val="0"/>
-          <w:i w:val="0"/>
-          <w:color w:val="0000FF"/>
-          <w:sz w:val="24"/>
-          <w:u w:val="single"/>
-        </w:rPr>
-        <w:hyperlink r:id="rId22" w:history="1">
-          <w:r>
-            <w:rPr>
-              <w:rStyle w:val="Hyperlink"/>
-            </w:rPr>
-            <w:t>i</w:t>
-          </w:r>
-        </w:hyperlink>
-      </w:r>
-      <w:r>
-        <w:rPr>
-          <w:rFonts w:ascii="Charis SIL Regular" w:hAnsi="Charis SIL Regular" w:eastAsia="Charis SIL Regular"/>
-          <w:b w:val="0"/>
-          <w:i w:val="0"/>
-          <w:color w:val="0000FF"/>
-          <w:sz w:val="24"/>
-          <w:u w:val="single"/>
-        </w:rPr>
-        <w:hyperlink r:id="rId21" w:history="1">
-          <w:r>
-            <w:rPr>
-              <w:rStyle w:val="Hyperlink"/>
-            </w:rPr>
-            <w:t>sed</w:t>
-          </w:r>
-        </w:hyperlink>
-      </w:r>
-      <w:r>
-        <w:rPr>
-          <w:rFonts w:ascii="Charis SIL Regular" w:hAnsi="Charis SIL Regular" w:eastAsia="Charis SIL Regular"/>
-          <w:b w:val="0"/>
-          <w:i w:val="0"/>
-          <w:color w:val="0000FF"/>
-          <w:sz w:val="24"/>
-          <w:u w:val="single"/>
-        </w:rPr>
-        <w:t xml:space="preserve"> </w:t>
-      </w:r>
-      <w:r>
-        <w:rPr>
-          <w:rFonts w:ascii="Charis SIL Regular" w:hAnsi="Charis SIL Regular" w:eastAsia="Charis SIL Regular"/>
-          <w:b w:val="0"/>
-          <w:i w:val="0"/>
-          <w:color w:val="0000FF"/>
-          <w:sz w:val="24"/>
-          <w:u w:val="single"/>
-        </w:rPr>
-        <w:hyperlink r:id="rId21" w:history="1">
-          <w:r>
-            <w:rPr>
-              <w:rStyle w:val="Hyperlink"/>
-            </w:rPr>
-            <w:t>territ</w:t>
-          </w:r>
-        </w:hyperlink>
-      </w:r>
-      <w:r>
-        <w:rPr>
-          <w:rFonts w:ascii="Charis SIL Regular" w:hAnsi="Charis SIL Regular" w:eastAsia="Charis SIL Regular"/>
-          <w:b w:val="0"/>
-          <w:i w:val="0"/>
-          <w:color w:val="0000FF"/>
-          <w:sz w:val="24"/>
-          <w:u w:val="single"/>
-        </w:rPr>
-        <w:hyperlink r:id="rId21" w:history="1">
-          <w:r>
-            <w:rPr>
-              <w:rStyle w:val="Hyperlink"/>
-            </w:rPr>
-            <w:t>o</w:t>
-          </w:r>
-        </w:hyperlink>
-      </w:r>
-      <w:r>
-        <w:rPr>
-          <w:rFonts w:ascii="Charis SIL Regular" w:hAnsi="Charis SIL Regular" w:eastAsia="Charis SIL Regular"/>
-          <w:b w:val="0"/>
-          <w:i w:val="0"/>
-          <w:color w:val="0000FF"/>
-          <w:sz w:val="24"/>
-          <w:u w:val="single"/>
-        </w:rPr>
-        <w:hyperlink r:id="rId21" w:history="1">
-          <w:r>
-            <w:rPr>
-              <w:rStyle w:val="Hyperlink"/>
-            </w:rPr>
-            <w:t>ries</w:t>
-          </w:r>
-        </w:hyperlink>
-      </w:r>
-      <w:r>
-        <w:br/>
-      </w:r>
-      <w:r>
-        <w:rPr>
-          <w:rFonts w:ascii="Charis SIL Regular" w:hAnsi="Charis SIL Regular" w:eastAsia="Charis SIL Regular"/>
-          <w:b w:val="0"/>
-          <w:i w:val="0"/>
-          <w:color w:val="000000"/>
-          <w:sz w:val="24"/>
-        </w:rPr>
-        <w:t xml:space="preserve">•  </w:t>
-      </w:r>
-      <w:r>
-        <w:rPr>
-          <w:rFonts w:ascii="Charis SIL Regular" w:hAnsi="Charis SIL Regular" w:eastAsia="Charis SIL Regular"/>
-          <w:b w:val="0"/>
-          <w:i w:val="0"/>
-          <w:color w:val="0000FF"/>
-          <w:sz w:val="24"/>
-          <w:u w:val="single"/>
-        </w:rPr>
-        <w:hyperlink r:id="rId22" w:history="1">
-          <w:r>
-            <w:rPr>
-              <w:rStyle w:val="Hyperlink"/>
-            </w:rPr>
-            <w:t>Christian</w:t>
-          </w:r>
-        </w:hyperlink>
-      </w:r>
-      <w:r>
-        <w:rPr>
-          <w:rFonts w:ascii="Charis SIL Regular" w:hAnsi="Charis SIL Regular" w:eastAsia="Charis SIL Regular"/>
-          <w:b w:val="0"/>
-          <w:i w:val="0"/>
-          <w:color w:val="0000FF"/>
-          <w:sz w:val="24"/>
-          <w:u w:val="single"/>
-        </w:rPr>
-        <w:t xml:space="preserve"> </w:t>
-      </w:r>
-      <w:r>
-        <w:rPr>
-          <w:rFonts w:ascii="Charis SIL Regular" w:hAnsi="Charis SIL Regular" w:eastAsia="Charis SIL Regular"/>
-          <w:b w:val="0"/>
-          <w:i w:val="0"/>
-          <w:color w:val="0000FF"/>
-          <w:sz w:val="24"/>
-          <w:u w:val="single"/>
-        </w:rPr>
-        <w:hyperlink r:id="rId22" w:history="1">
-          <w:r>
-            <w:rPr>
-              <w:rStyle w:val="Hyperlink"/>
-            </w:rPr>
-            <w:t>missiona</w:t>
-          </w:r>
-        </w:hyperlink>
-      </w:r>
-      <w:r>
-        <w:rPr>
-          <w:rFonts w:ascii="Charis SIL Regular" w:hAnsi="Charis SIL Regular" w:eastAsia="Charis SIL Regular"/>
-          <w:b w:val="0"/>
-          <w:i w:val="0"/>
-          <w:color w:val="0000FF"/>
-          <w:sz w:val="24"/>
-          <w:u w:val="single"/>
-        </w:rPr>
-        <w:hyperlink r:id="rId22" w:history="1">
-          <w:r>
-            <w:rPr>
-              <w:rStyle w:val="Hyperlink"/>
-            </w:rPr>
-            <w:t>r</w:t>
-          </w:r>
-        </w:hyperlink>
-      </w:r>
-      <w:r>
-        <w:rPr>
-          <w:rFonts w:ascii="Charis SIL Regular" w:hAnsi="Charis SIL Regular" w:eastAsia="Charis SIL Regular"/>
-          <w:b w:val="0"/>
-          <w:i w:val="0"/>
-          <w:color w:val="0000FF"/>
-          <w:sz w:val="24"/>
-          <w:u w:val="single"/>
-        </w:rPr>
-        <w:hyperlink r:id="rId22" w:history="1">
-          <w:r>
-            <w:rPr>
-              <w:rStyle w:val="Hyperlink"/>
-            </w:rPr>
-            <w:t>ie</w:t>
-          </w:r>
-        </w:hyperlink>
-      </w:r>
-      <w:r>
-        <w:rPr>
-          <w:rFonts w:ascii="Charis SIL Regular" w:hAnsi="Charis SIL Regular" w:eastAsia="Charis SIL Regular"/>
-          <w:b w:val="0"/>
-          <w:i w:val="0"/>
-          <w:color w:val="0000FF"/>
-          <w:sz w:val="24"/>
-          <w:u w:val="single"/>
-        </w:rPr>
-        <w:hyperlink r:id="rId22" w:history="1">
-          <w:r>
-            <w:rPr>
-              <w:rStyle w:val="Hyperlink"/>
-            </w:rPr>
-            <w:t>s</w:t>
-          </w:r>
-        </w:hyperlink>
-      </w:r>
-      <w:r>
-        <w:rPr>
-          <w:rFonts w:ascii="Charis SIL Regular" w:hAnsi="Charis SIL Regular" w:eastAsia="Charis SIL Regular"/>
-          <w:b w:val="0"/>
-          <w:i w:val="0"/>
-          <w:color w:val="0000FF"/>
-          <w:sz w:val="24"/>
-          <w:u w:val="single"/>
-        </w:rPr>
-        <w:t xml:space="preserve"> </w:t>
-      </w:r>
-      <w:r>
-        <w:rPr>
-          <w:rFonts w:ascii="Charis SIL Regular" w:hAnsi="Charis SIL Regular" w:eastAsia="Charis SIL Regular"/>
-          <w:b w:val="0"/>
-          <w:i w:val="0"/>
-          <w:color w:val="0000FF"/>
-          <w:sz w:val="24"/>
-          <w:u w:val="single"/>
-        </w:rPr>
-        <w:hyperlink r:id="rId22" w:history="1">
-          <w:r>
-            <w:rPr>
-              <w:rStyle w:val="Hyperlink"/>
-            </w:rPr>
-            <w:t>in</w:t>
-          </w:r>
-        </w:hyperlink>
-      </w:r>
-      <w:r>
-        <w:rPr>
-          <w:rFonts w:ascii="Charis SIL Regular" w:hAnsi="Charis SIL Regular" w:eastAsia="Charis SIL Regular"/>
-          <w:b w:val="0"/>
-          <w:i w:val="0"/>
-          <w:color w:val="0000FF"/>
-          <w:sz w:val="24"/>
-          <w:u w:val="single"/>
-        </w:rPr>
-        <w:t xml:space="preserve"> </w:t>
-      </w:r>
-      <w:r>
-        <w:rPr>
-          <w:rFonts w:ascii="Charis SIL Regular" w:hAnsi="Charis SIL Regular" w:eastAsia="Charis SIL Regular"/>
-          <w:b w:val="0"/>
-          <w:i w:val="0"/>
-          <w:color w:val="0000FF"/>
-          <w:sz w:val="24"/>
-          <w:u w:val="single"/>
-        </w:rPr>
-        <w:hyperlink r:id="rId22" w:history="1">
+        <w:hyperlink r:id="rId23" w:history="1">
           <w:r>
             <w:rPr>
               <w:rStyle w:val="Hyperlink"/>
@@ -3327,7 +3199,7 @@
           <w:sz w:val="24"/>
           <w:u w:val="single"/>
         </w:rPr>
-        <w:hyperlink r:id="rId22" w:history="1">
+        <w:hyperlink r:id="rId23" w:history="1">
           <w:r>
             <w:rPr>
               <w:rStyle w:val="Hyperlink"/>

--- a/EXPORTS/DOCX/published/niveau2/English/Museum.docx
+++ b/EXPORTS/DOCX/published/niveau2/English/Museum.docx
@@ -439,7 +439,7 @@
           <w:sz w:val="24"/>
           <w:u w:val="single"/>
         </w:rPr>
-        <w:hyperlink r:id="rId9" w:history="1">
+        <w:hyperlink r:id="rId10" w:history="1">
           <w:r>
             <w:rPr>
               <w:rStyle w:val="Hyperlink"/>
@@ -457,7 +457,7 @@
           <w:sz w:val="24"/>
           <w:u w:val="single"/>
         </w:rPr>
-        <w:hyperlink r:id="rId9" w:history="1">
+        <w:hyperlink r:id="rId10" w:history="1">
           <w:r>
             <w:rPr>
               <w:rStyle w:val="Hyperlink"/>
@@ -751,20 +751,8 @@
           <w:i w:val="0"/>
           <w:color w:val="0000FF"/>
           <w:sz w:val="24"/>
-          <w:u w:val="single"/>
-        </w:rPr>
-        <w:t xml:space="preserve"> </w:t>
-      </w:r>
-      <w:r>
-        <w:rPr>
-          <w:rFonts w:ascii="Charis SIL Regular" w:hAnsi="Charis SIL Regular" w:eastAsia="Charis SIL Regular"/>
-          <w:b w:val="0"/>
-          <w:i w:val="0"/>
-          <w:color w:val="0000FF"/>
-          <w:sz w:val="24"/>
-          <w:u w:val="single"/>
-        </w:rPr>
-        <w:t>voor Lan</w:t>
+        </w:rPr>
+        <w:t xml:space="preserve"> voor Lan</w:t>
       </w:r>
       <w:r>
         <w:rPr>
@@ -871,7 +859,82 @@
           <w:color w:val="000000"/>
           <w:sz w:val="24"/>
         </w:rPr>
-        <w:t>Rotterdam in 1885. O</w:t>
+        <w:t>R</w:t>
+      </w:r>
+      <w:r>
+        <w:rPr>
+          <w:u w:val="single" w:color="0000ff"/>
+          <w:rFonts w:ascii="Charis SIL Regular" w:hAnsi="Charis SIL Regular" w:eastAsia="Charis SIL Regular"/>
+          <w:b w:val="0"/>
+          <w:i w:val="0"/>
+          <w:color w:val="000000"/>
+          <w:sz w:val="24"/>
+        </w:rPr>
+        <w:hyperlink r:id="rId12" w:history="1">
+          <w:r>
+            <w:rPr>
+              <w:rStyle w:val="Hyperlink"/>
+            </w:rPr>
+            <w:t>otterda</w:t>
+          </w:r>
+        </w:hyperlink>
+      </w:r>
+      <w:r>
+        <w:rPr>
+          <w:rFonts w:ascii="Charis SIL Regular" w:hAnsi="Charis SIL Regular" w:eastAsia="Charis SIL Regular"/>
+          <w:b w:val="0"/>
+          <w:i w:val="0"/>
+          <w:color w:val="000000"/>
+          <w:sz w:val="24"/>
+        </w:rPr>
+        <w:t>m</w:t>
+      </w:r>
+      <w:r>
+        <w:rPr>
+          <w:u w:val="single" w:color="0000ff"/>
+          <w:rFonts w:ascii="Charis SIL Regular" w:hAnsi="Charis SIL Regular" w:eastAsia="Charis SIL Regular"/>
+          <w:b w:val="0"/>
+          <w:i w:val="0"/>
+          <w:color w:val="000000"/>
+          <w:sz w:val="24"/>
+        </w:rPr>
+        <w:hyperlink r:id="rId12" w:history="1">
+          <w:r>
+            <w:rPr>
+              <w:rStyle w:val="Hyperlink"/>
+            </w:rPr>
+            <w:t xml:space="preserve"> in 1</w:t>
+          </w:r>
+        </w:hyperlink>
+      </w:r>
+      <w:r>
+        <w:rPr>
+          <w:u w:val="single" w:color="0000ff"/>
+          <w:rFonts w:ascii="Charis SIL Regular" w:hAnsi="Charis SIL Regular" w:eastAsia="Charis SIL Regular"/>
+          <w:b w:val="0"/>
+          <w:i w:val="0"/>
+          <w:color w:val="000000"/>
+          <w:sz w:val="24"/>
+        </w:rPr>
+        <w:hyperlink r:id="rId12" w:history="1">
+          <w:r>
+            <w:rPr>
+              <w:rStyle w:val="Hyperlink"/>
+            </w:rPr>
+            <w:t xml:space="preserve">885. </w:t>
+          </w:r>
+        </w:hyperlink>
+      </w:r>
+      <w:r>
+        <w:rPr>
+          <w:u w:val="single" w:color="0000ff"/>
+          <w:rFonts w:ascii="Charis SIL Regular" w:hAnsi="Charis SIL Regular" w:eastAsia="Charis SIL Regular"/>
+          <w:b w:val="0"/>
+          <w:i w:val="0"/>
+          <w:color w:val="000000"/>
+          <w:sz w:val="24"/>
+        </w:rPr>
+        <w:t>O</w:t>
       </w:r>
       <w:r>
         <w:rPr>
@@ -2115,14 +2178,13 @@
           <w:i w:val="0"/>
           <w:color w:val="0000FF"/>
           <w:sz w:val="24"/>
-          <w:u w:val="single"/>
-        </w:rPr>
-        <w:hyperlink r:id="rId20" w:history="1">
+        </w:rPr>
+        <w:hyperlink r:id="rId19" w:history="1">
           <w:r>
             <w:rPr>
               <w:rStyle w:val="Hyperlink"/>
             </w:rPr>
-            <w:t>The</w:t>
+            <w:t xml:space="preserve">The </w:t>
           </w:r>
         </w:hyperlink>
       </w:r>
@@ -2135,18 +2197,7 @@
           <w:sz w:val="24"/>
           <w:u w:val="single"/>
         </w:rPr>
-        <w:t xml:space="preserve"> </w:t>
-      </w:r>
-      <w:r>
-        <w:rPr>
-          <w:rFonts w:ascii="Charis SIL Regular" w:hAnsi="Charis SIL Regular" w:eastAsia="Charis SIL Regular"/>
-          <w:b w:val="0"/>
-          <w:i w:val="0"/>
-          <w:color w:val="0000FF"/>
-          <w:sz w:val="24"/>
-          <w:u w:val="single"/>
-        </w:rPr>
-        <w:hyperlink r:id="rId20" w:history="1">
+        <w:hyperlink r:id="rId19" w:history="1">
           <w:r>
             <w:rPr>
               <w:rStyle w:val="Hyperlink"/>
@@ -2164,7 +2215,7 @@
           <w:sz w:val="24"/>
           <w:u w:val="single"/>
         </w:rPr>
-        <w:hyperlink r:id="rId20" w:history="1">
+        <w:hyperlink r:id="rId19" w:history="1">
           <w:r>
             <w:rPr>
               <w:rStyle w:val="Hyperlink"/>
@@ -2418,8 +2469,16 @@
           <w:i w:val="0"/>
           <w:color w:val="0000FF"/>
           <w:sz w:val="24"/>
-        </w:rPr>
-        <w:t>Arm</w:t>
+          <w:u w:val="single"/>
+        </w:rPr>
+        <w:hyperlink r:id="rId20" w:history="1">
+          <w:r>
+            <w:rPr>
+              <w:rStyle w:val="Hyperlink"/>
+            </w:rPr>
+            <w:t>Arm</w:t>
+          </w:r>
+        </w:hyperlink>
       </w:r>
       <w:r>
         <w:rPr>
@@ -2441,7 +2500,7 @@
           <w:sz w:val="24"/>
           <w:u w:val="single"/>
         </w:rPr>
-        <w:hyperlink r:id="rId21" w:history="1">
+        <w:hyperlink r:id="rId20" w:history="1">
           <w:r>
             <w:rPr>
               <w:rStyle w:val="Hyperlink"/>
@@ -2488,7 +2547,7 @@
           <w:sz w:val="24"/>
           <w:u w:val="single"/>
         </w:rPr>
-        <w:hyperlink r:id="rId21" w:history="1">
+        <w:hyperlink r:id="rId20" w:history="1">
           <w:r>
             <w:rPr>
               <w:rStyle w:val="Hyperlink"/>
@@ -2524,7 +2583,7 @@
           <w:sz w:val="24"/>
           <w:u w:val="single"/>
         </w:rPr>
-        <w:hyperlink r:id="rId21" w:history="1">
+        <w:hyperlink r:id="rId20" w:history="1">
           <w:r>
             <w:rPr>
               <w:rStyle w:val="Hyperlink"/>
@@ -2553,7 +2612,7 @@
           <w:sz w:val="24"/>
           <w:u w:val="single"/>
         </w:rPr>
-        <w:hyperlink r:id="rId21" w:history="1">
+        <w:hyperlink r:id="rId20" w:history="1">
           <w:r>
             <w:rPr>
               <w:rStyle w:val="Hyperlink"/>
@@ -2571,7 +2630,7 @@
           <w:sz w:val="24"/>
           <w:u w:val="single"/>
         </w:rPr>
-        <w:hyperlink r:id="rId21" w:history="1">
+        <w:hyperlink r:id="rId20" w:history="1">
           <w:r>
             <w:rPr>
               <w:rStyle w:val="Hyperlink"/>
@@ -2600,12 +2659,152 @@
           <w:sz w:val="24"/>
           <w:u w:val="single"/>
         </w:rPr>
+        <w:hyperlink r:id="rId20" w:history="1">
+          <w:r>
+            <w:rPr>
+              <w:rStyle w:val="Hyperlink"/>
+            </w:rPr>
+            <w:t>i</w:t>
+          </w:r>
+        </w:hyperlink>
+      </w:r>
+      <w:r>
+        <w:rPr>
+          <w:rFonts w:ascii="Charis SIL Regular" w:hAnsi="Charis SIL Regular" w:eastAsia="Charis SIL Regular"/>
+          <w:b w:val="0"/>
+          <w:i w:val="0"/>
+          <w:color w:val="0000FF"/>
+          <w:sz w:val="24"/>
+          <w:u w:val="single"/>
+        </w:rPr>
+        <w:hyperlink r:id="rId20" w:history="1">
+          <w:r>
+            <w:rPr>
+              <w:rStyle w:val="Hyperlink"/>
+            </w:rPr>
+            <w:t>n</w:t>
+          </w:r>
+        </w:hyperlink>
+      </w:r>
+      <w:r>
+        <w:rPr>
+          <w:rFonts w:ascii="Charis SIL Regular" w:hAnsi="Charis SIL Regular" w:eastAsia="Charis SIL Regular"/>
+          <w:b w:val="0"/>
+          <w:i w:val="0"/>
+          <w:color w:val="0000FF"/>
+          <w:sz w:val="24"/>
+          <w:u w:val="single"/>
+        </w:rPr>
+        <w:t xml:space="preserve"> </w:t>
+      </w:r>
+      <w:r>
+        <w:rPr>
+          <w:rFonts w:ascii="Charis SIL Regular" w:hAnsi="Charis SIL Regular" w:eastAsia="Charis SIL Regular"/>
+          <w:b w:val="0"/>
+          <w:i w:val="0"/>
+          <w:color w:val="0000FF"/>
+          <w:sz w:val="24"/>
+          <w:u w:val="single"/>
+        </w:rPr>
+        <w:hyperlink r:id="rId20" w:history="1">
+          <w:r>
+            <w:rPr>
+              <w:rStyle w:val="Hyperlink"/>
+            </w:rPr>
+            <w:t>colonise</w:t>
+          </w:r>
+        </w:hyperlink>
+      </w:r>
+      <w:r>
+        <w:rPr>
+          <w:rFonts w:ascii="Charis SIL Regular" w:hAnsi="Charis SIL Regular" w:eastAsia="Charis SIL Regular"/>
+          <w:b w:val="0"/>
+          <w:i w:val="0"/>
+          <w:color w:val="0000FF"/>
+          <w:sz w:val="24"/>
+          <w:u w:val="single"/>
+        </w:rPr>
         <w:hyperlink r:id="rId21" w:history="1">
           <w:r>
             <w:rPr>
               <w:rStyle w:val="Hyperlink"/>
             </w:rPr>
-            <w:t>i</w:t>
+            <w:t>d</w:t>
+          </w:r>
+        </w:hyperlink>
+      </w:r>
+      <w:r>
+        <w:rPr>
+          <w:rFonts w:ascii="Charis SIL Regular" w:hAnsi="Charis SIL Regular" w:eastAsia="Charis SIL Regular"/>
+          <w:b w:val="0"/>
+          <w:i w:val="0"/>
+          <w:color w:val="0000FF"/>
+          <w:sz w:val="24"/>
+          <w:u w:val="single"/>
+        </w:rPr>
+        <w:t xml:space="preserve"> </w:t>
+      </w:r>
+      <w:r>
+        <w:rPr>
+          <w:rFonts w:ascii="Charis SIL Regular" w:hAnsi="Charis SIL Regular" w:eastAsia="Charis SIL Regular"/>
+          <w:b w:val="0"/>
+          <w:i w:val="0"/>
+          <w:color w:val="0000FF"/>
+          <w:sz w:val="24"/>
+          <w:u w:val="single"/>
+        </w:rPr>
+        <w:hyperlink r:id="rId21" w:history="1">
+          <w:r>
+            <w:rPr>
+              <w:rStyle w:val="Hyperlink"/>
+            </w:rPr>
+            <w:t>territo</w:t>
+          </w:r>
+        </w:hyperlink>
+      </w:r>
+      <w:r>
+        <w:rPr>
+          <w:rFonts w:ascii="Charis SIL Regular" w:hAnsi="Charis SIL Regular" w:eastAsia="Charis SIL Regular"/>
+          <w:b w:val="0"/>
+          <w:i w:val="0"/>
+          <w:color w:val="0000FF"/>
+          <w:sz w:val="24"/>
+          <w:u w:val="single"/>
+        </w:rPr>
+        <w:hyperlink r:id="rId21" w:history="1">
+          <w:r>
+            <w:rPr>
+              <w:rStyle w:val="Hyperlink"/>
+            </w:rPr>
+            <w:t>ries</w:t>
+          </w:r>
+        </w:hyperlink>
+      </w:r>
+      <w:r>
+        <w:rPr>
+          <w:rFonts w:ascii="Charis SIL Regular" w:hAnsi="Charis SIL Regular" w:eastAsia="Charis SIL Regular"/>
+          <w:b w:val="0"/>
+          <w:i w:val="0"/>
+          <w:color w:val="000000"/>
+          <w:sz w:val="24"/>
+        </w:rPr>
+        <w:t xml:space="preserve">•  </w:t>
+      </w:r>
+      <w:r>
+        <w:rPr>
+          <w:rFonts w:ascii="Charis SIL Regular" w:hAnsi="Charis SIL Regular" w:eastAsia="Charis SIL Regular"/>
+          <w:b w:val="0"/>
+          <w:i w:val="0"/>
+          <w:color w:val="0000FF"/>
+          <w:sz w:val="24"/>
+          <w:u w:val="single"/>
+        </w:rPr>
+        <w:hyperlink r:id="rId22" w:history="1">
+          <w:r>
+            <w:rPr>
+              <w:rStyle w:val="Hyperlink"/>
+            </w:rPr>
+            <w:t>Scie</w:t>
           </w:r>
         </w:hyperlink>
       </w:r>
@@ -2636,181 +2835,7 @@
           <w:sz w:val="24"/>
           <w:u w:val="single"/>
         </w:rPr>
-        <w:t xml:space="preserve"> </w:t>
-      </w:r>
-      <w:r>
-        <w:rPr>
-          <w:rFonts w:ascii="Charis SIL Regular" w:hAnsi="Charis SIL Regular" w:eastAsia="Charis SIL Regular"/>
-          <w:b w:val="0"/>
-          <w:i w:val="0"/>
-          <w:color w:val="0000FF"/>
-          <w:sz w:val="24"/>
-          <w:u w:val="single"/>
-        </w:rPr>
-        <w:hyperlink r:id="rId21" w:history="1">
-          <w:r>
-            <w:rPr>
-              <w:rStyle w:val="Hyperlink"/>
-            </w:rPr>
-            <w:t>colonise</w:t>
-          </w:r>
-        </w:hyperlink>
-      </w:r>
-      <w:r>
-        <w:rPr>
-          <w:rFonts w:ascii="Charis SIL Regular" w:hAnsi="Charis SIL Regular" w:eastAsia="Charis SIL Regular"/>
-          <w:b w:val="0"/>
-          <w:i w:val="0"/>
-          <w:color w:val="0000FF"/>
-          <w:sz w:val="24"/>
-          <w:u w:val="single"/>
-        </w:rPr>
-        <w:hyperlink r:id="rId21" w:history="1">
-          <w:r>
-            <w:rPr>
-              <w:rStyle w:val="Hyperlink"/>
-            </w:rPr>
-            <w:t>d</w:t>
-          </w:r>
-        </w:hyperlink>
-      </w:r>
-      <w:r>
-        <w:rPr>
-          <w:rFonts w:ascii="Charis SIL Regular" w:hAnsi="Charis SIL Regular" w:eastAsia="Charis SIL Regular"/>
-          <w:b w:val="0"/>
-          <w:i w:val="0"/>
-          <w:color w:val="0000FF"/>
-          <w:sz w:val="24"/>
-          <w:u w:val="single"/>
-        </w:rPr>
-        <w:t xml:space="preserve"> </w:t>
-      </w:r>
-      <w:r>
-        <w:rPr>
-          <w:rFonts w:ascii="Charis SIL Regular" w:hAnsi="Charis SIL Regular" w:eastAsia="Charis SIL Regular"/>
-          <w:b w:val="0"/>
-          <w:i w:val="0"/>
-          <w:color w:val="0000FF"/>
-          <w:sz w:val="24"/>
-          <w:u w:val="single"/>
-        </w:rPr>
-        <w:hyperlink r:id="rId21" w:history="1">
-          <w:r>
-            <w:rPr>
-              <w:rStyle w:val="Hyperlink"/>
-            </w:rPr>
-            <w:t>territo</w:t>
-          </w:r>
-        </w:hyperlink>
-      </w:r>
-      <w:r>
-        <w:rPr>
-          <w:rFonts w:ascii="Charis SIL Regular" w:hAnsi="Charis SIL Regular" w:eastAsia="Charis SIL Regular"/>
-          <w:b w:val="0"/>
-          <w:i w:val="0"/>
-          <w:color w:val="0000FF"/>
-          <w:sz w:val="24"/>
-          <w:u w:val="single"/>
-        </w:rPr>
-        <w:hyperlink r:id="rId21" w:history="1">
-          <w:r>
-            <w:rPr>
-              <w:rStyle w:val="Hyperlink"/>
-            </w:rPr>
-            <w:t>ries</w:t>
-          </w:r>
-        </w:hyperlink>
-      </w:r>
-      <w:r>
-        <w:rPr>
-          <w:rFonts w:ascii="Charis SIL Regular" w:hAnsi="Charis SIL Regular" w:eastAsia="Charis SIL Regular"/>
-          <w:b w:val="0"/>
-          <w:i w:val="0"/>
-          <w:color w:val="000000"/>
-          <w:sz w:val="24"/>
-        </w:rPr>
-        <w:t xml:space="preserve">•  </w:t>
-      </w:r>
-      <w:r>
-        <w:rPr>
-          <w:rFonts w:ascii="Charis SIL Regular" w:hAnsi="Charis SIL Regular" w:eastAsia="Charis SIL Regular"/>
-          <w:b w:val="0"/>
-          <w:i w:val="0"/>
-          <w:color w:val="0000FF"/>
-          <w:sz w:val="24"/>
-          <w:u w:val="single"/>
-        </w:rPr>
-        <w:hyperlink r:id="rId21" w:history="1">
-          <w:r>
-            <w:rPr>
-              <w:rStyle w:val="Hyperlink"/>
-            </w:rPr>
-            <w:t>Scie</w:t>
-          </w:r>
-        </w:hyperlink>
-      </w:r>
-      <w:r>
-        <w:rPr>
-          <w:rFonts w:ascii="Charis SIL Regular" w:hAnsi="Charis SIL Regular" w:eastAsia="Charis SIL Regular"/>
-          <w:b w:val="0"/>
-          <w:i w:val="0"/>
-          <w:color w:val="0000FF"/>
-          <w:sz w:val="24"/>
-          <w:u w:val="single"/>
-        </w:rPr>
-        <w:hyperlink r:id="rId21" w:history="1">
-          <w:r>
-            <w:rPr>
-              <w:rStyle w:val="Hyperlink"/>
-            </w:rPr>
-            <w:t>n</w:t>
-          </w:r>
-        </w:hyperlink>
-      </w:r>
-      <w:r>
-        <w:rPr>
-          <w:rFonts w:ascii="Charis SIL Regular" w:hAnsi="Charis SIL Regular" w:eastAsia="Charis SIL Regular"/>
-          <w:b w:val="0"/>
-          <w:i w:val="0"/>
-          <w:color w:val="0000FF"/>
-          <w:sz w:val="24"/>
-          <w:u w:val="single"/>
-        </w:rPr>
-        <w:hyperlink r:id="rId21" w:history="1">
-          <w:r>
-            <w:rPr>
-              <w:rStyle w:val="Hyperlink"/>
-            </w:rPr>
-            <w:t>tif</w:t>
-          </w:r>
-        </w:hyperlink>
-      </w:r>
-      <w:r>
-        <w:rPr>
-          <w:rFonts w:ascii="Charis SIL Regular" w:hAnsi="Charis SIL Regular" w:eastAsia="Charis SIL Regular"/>
-          <w:b w:val="0"/>
-          <w:i w:val="0"/>
-          <w:color w:val="0000FF"/>
-          <w:sz w:val="24"/>
-        </w:rPr>
-        <w:hyperlink r:id="rId21" w:history="1">
-          <w:r>
-            <w:rPr>
-              <w:rStyle w:val="Hyperlink"/>
-            </w:rPr>
-            <w:t>i</w:t>
-          </w:r>
-        </w:hyperlink>
-      </w:r>
-      <w:r>
-        <w:rPr>
-          <w:rFonts w:ascii="Charis SIL Regular" w:hAnsi="Charis SIL Regular" w:eastAsia="Charis SIL Regular"/>
-          <w:b w:val="0"/>
-          <w:i w:val="0"/>
-          <w:color w:val="0000FF"/>
-          <w:sz w:val="24"/>
-        </w:rPr>
-        <w:t>c</w:t>
+        <w:t>tific</w:t>
       </w:r>
       <w:r>
         <w:rPr>
@@ -2926,12 +2951,106 @@
           <w:sz w:val="24"/>
           <w:u w:val="single"/>
         </w:rPr>
+        <w:hyperlink r:id="rId22" w:history="1">
+          <w:r>
+            <w:rPr>
+              <w:rStyle w:val="Hyperlink"/>
+            </w:rPr>
+            <w:t>col</w:t>
+          </w:r>
+        </w:hyperlink>
+      </w:r>
+      <w:r>
+        <w:rPr>
+          <w:rFonts w:ascii="Charis SIL Regular" w:hAnsi="Charis SIL Regular" w:eastAsia="Charis SIL Regular"/>
+          <w:b w:val="0"/>
+          <w:i w:val="0"/>
+          <w:color w:val="0000FF"/>
+          <w:sz w:val="24"/>
+          <w:u w:val="single"/>
+        </w:rPr>
+        <w:hyperlink r:id="rId22" w:history="1">
+          <w:r>
+            <w:rPr>
+              <w:rStyle w:val="Hyperlink"/>
+            </w:rPr>
+            <w:t>o</w:t>
+          </w:r>
+        </w:hyperlink>
+      </w:r>
+      <w:r>
+        <w:rPr>
+          <w:rFonts w:ascii="Charis SIL Regular" w:hAnsi="Charis SIL Regular" w:eastAsia="Charis SIL Regular"/>
+          <w:b w:val="0"/>
+          <w:i w:val="0"/>
+          <w:color w:val="0000FF"/>
+          <w:sz w:val="24"/>
+          <w:u w:val="single"/>
+        </w:rPr>
+        <w:hyperlink r:id="rId22" w:history="1">
+          <w:r>
+            <w:rPr>
+              <w:rStyle w:val="Hyperlink"/>
+            </w:rPr>
+            <w:t>n</w:t>
+          </w:r>
+        </w:hyperlink>
+      </w:r>
+      <w:r>
+        <w:rPr>
+          <w:rFonts w:ascii="Charis SIL Regular" w:hAnsi="Charis SIL Regular" w:eastAsia="Charis SIL Regular"/>
+          <w:b w:val="0"/>
+          <w:i w:val="0"/>
+          <w:color w:val="0000FF"/>
+          <w:sz w:val="24"/>
+          <w:u w:val="single"/>
+        </w:rPr>
+        <w:t>i</w:t>
+      </w:r>
+      <w:r>
+        <w:rPr>
+          <w:rFonts w:ascii="Charis SIL Regular" w:hAnsi="Charis SIL Regular" w:eastAsia="Charis SIL Regular"/>
+          <w:b w:val="0"/>
+          <w:i w:val="0"/>
+          <w:color w:val="0000FF"/>
+          <w:sz w:val="24"/>
+          <w:u w:val="single"/>
+        </w:rPr>
         <w:hyperlink r:id="rId21" w:history="1">
           <w:r>
             <w:rPr>
               <w:rStyle w:val="Hyperlink"/>
             </w:rPr>
-            <w:t>col</w:t>
+            <w:t>sed</w:t>
+          </w:r>
+        </w:hyperlink>
+      </w:r>
+      <w:r>
+        <w:rPr>
+          <w:rFonts w:ascii="Charis SIL Regular" w:hAnsi="Charis SIL Regular" w:eastAsia="Charis SIL Regular"/>
+          <w:b w:val="0"/>
+          <w:i w:val="0"/>
+          <w:color w:val="0000FF"/>
+          <w:sz w:val="24"/>
+          <w:u w:val="single"/>
+        </w:rPr>
+        <w:t xml:space="preserve"> </w:t>
+      </w:r>
+      <w:r>
+        <w:rPr>
+          <w:rFonts w:ascii="Charis SIL Regular" w:hAnsi="Charis SIL Regular" w:eastAsia="Charis SIL Regular"/>
+          <w:b w:val="0"/>
+          <w:i w:val="0"/>
+          <w:color w:val="0000FF"/>
+          <w:sz w:val="24"/>
+          <w:u w:val="single"/>
+        </w:rPr>
+        <w:hyperlink r:id="rId21" w:history="1">
+          <w:r>
+            <w:rPr>
+              <w:rStyle w:val="Hyperlink"/>
+            </w:rPr>
+            <w:t>territ</w:t>
           </w:r>
         </w:hyperlink>
       </w:r>
@@ -2967,7 +3086,7 @@
             <w:rPr>
               <w:rStyle w:val="Hyperlink"/>
             </w:rPr>
-            <w:t>n</w:t>
+            <w:t>rie</w:t>
           </w:r>
         </w:hyperlink>
       </w:r>
@@ -2978,99 +3097,8 @@
           <w:i w:val="0"/>
           <w:color w:val="0000FF"/>
           <w:sz w:val="24"/>
-          <w:u w:val="single"/>
-        </w:rPr>
-        <w:hyperlink r:id="rId21" w:history="1">
-          <w:r>
-            <w:rPr>
-              <w:rStyle w:val="Hyperlink"/>
-            </w:rPr>
-            <w:t>i</w:t>
-          </w:r>
-        </w:hyperlink>
-      </w:r>
-      <w:r>
-        <w:rPr>
-          <w:rFonts w:ascii="Charis SIL Regular" w:hAnsi="Charis SIL Regular" w:eastAsia="Charis SIL Regular"/>
-          <w:b w:val="0"/>
-          <w:i w:val="0"/>
-          <w:color w:val="0000FF"/>
-          <w:sz w:val="24"/>
-          <w:u w:val="single"/>
-        </w:rPr>
-        <w:hyperlink r:id="rId21" w:history="1">
-          <w:r>
-            <w:rPr>
-              <w:rStyle w:val="Hyperlink"/>
-            </w:rPr>
-            <w:t>sed</w:t>
-          </w:r>
-        </w:hyperlink>
-      </w:r>
-      <w:r>
-        <w:rPr>
-          <w:rFonts w:ascii="Charis SIL Regular" w:hAnsi="Charis SIL Regular" w:eastAsia="Charis SIL Regular"/>
-          <w:b w:val="0"/>
-          <w:i w:val="0"/>
-          <w:color w:val="0000FF"/>
-          <w:sz w:val="24"/>
-          <w:u w:val="single"/>
-        </w:rPr>
-        <w:t xml:space="preserve"> </w:t>
-      </w:r>
-      <w:r>
-        <w:rPr>
-          <w:rFonts w:ascii="Charis SIL Regular" w:hAnsi="Charis SIL Regular" w:eastAsia="Charis SIL Regular"/>
-          <w:b w:val="0"/>
-          <w:i w:val="0"/>
-          <w:color w:val="0000FF"/>
-          <w:sz w:val="24"/>
-          <w:u w:val="single"/>
-        </w:rPr>
-        <w:hyperlink r:id="rId21" w:history="1">
-          <w:r>
-            <w:rPr>
-              <w:rStyle w:val="Hyperlink"/>
-            </w:rPr>
-            <w:t>territ</w:t>
-          </w:r>
-        </w:hyperlink>
-      </w:r>
-      <w:r>
-        <w:rPr>
-          <w:rFonts w:ascii="Charis SIL Regular" w:hAnsi="Charis SIL Regular" w:eastAsia="Charis SIL Regular"/>
-          <w:b w:val="0"/>
-          <w:i w:val="0"/>
-          <w:color w:val="0000FF"/>
-          <w:sz w:val="24"/>
-          <w:u w:val="single"/>
-        </w:rPr>
-        <w:hyperlink r:id="rId22" w:history="1">
-          <w:r>
-            <w:rPr>
-              <w:rStyle w:val="Hyperlink"/>
-            </w:rPr>
-            <w:t>o</w:t>
-          </w:r>
-        </w:hyperlink>
-      </w:r>
-      <w:r>
-        <w:rPr>
-          <w:rFonts w:ascii="Charis SIL Regular" w:hAnsi="Charis SIL Regular" w:eastAsia="Charis SIL Regular"/>
-          <w:b w:val="0"/>
-          <w:i w:val="0"/>
-          <w:color w:val="0000FF"/>
-          <w:sz w:val="24"/>
-          <w:u w:val="single"/>
-        </w:rPr>
-        <w:hyperlink r:id="rId21" w:history="1">
-          <w:r>
-            <w:rPr>
-              <w:rStyle w:val="Hyperlink"/>
-            </w:rPr>
-            <w:t>ries</w:t>
-          </w:r>
-        </w:hyperlink>
+        </w:rPr>
+        <w:t>s</w:t>
       </w:r>
       <w:r>
         <w:br/>
@@ -3084,17 +3112,6 @@
           <w:sz w:val="24"/>
         </w:rPr>
         <w:t xml:space="preserve">•  </w:t>
-      </w:r>
-      <w:r>
-        <w:rPr>
-          <w:rFonts w:ascii="Charis SIL Regular" w:hAnsi="Charis SIL Regular" w:eastAsia="Charis SIL Regular"/>
-          <w:b w:val="0"/>
-          <w:i w:val="0"/>
-          <w:color w:val="0000FF"/>
-          <w:sz w:val="24"/>
-          <w:u w:val="single"/>
-        </w:rPr>
-        <w:t xml:space="preserve">Christian </w:t>
       </w:r>
       <w:r>
         <w:rPr>
@@ -3110,7 +3127,7 @@
             <w:rPr>
               <w:rStyle w:val="Hyperlink"/>
             </w:rPr>
-            <w:t>missionarie</w:t>
+            <w:t>Christian</w:t>
           </w:r>
         </w:hyperlink>
       </w:r>
@@ -3123,7 +3140,54 @@
           <w:sz w:val="24"/>
           <w:u w:val="single"/>
         </w:rPr>
+        <w:t xml:space="preserve"> </w:t>
+      </w:r>
+      <w:r>
+        <w:rPr>
+          <w:rFonts w:ascii="Charis SIL Regular" w:hAnsi="Charis SIL Regular" w:eastAsia="Charis SIL Regular"/>
+          <w:b w:val="0"/>
+          <w:i w:val="0"/>
+          <w:color w:val="0000FF"/>
+          <w:sz w:val="24"/>
+          <w:u w:val="single"/>
+        </w:rPr>
         <w:hyperlink r:id="rId23" w:history="1">
+          <w:r>
+            <w:rPr>
+              <w:rStyle w:val="Hyperlink"/>
+            </w:rPr>
+            <w:t>missiona</w:t>
+          </w:r>
+        </w:hyperlink>
+      </w:r>
+      <w:r>
+        <w:rPr>
+          <w:rFonts w:ascii="Charis SIL Regular" w:hAnsi="Charis SIL Regular" w:eastAsia="Charis SIL Regular"/>
+          <w:b w:val="0"/>
+          <w:i w:val="0"/>
+          <w:color w:val="0000FF"/>
+          <w:sz w:val="24"/>
+          <w:u w:val="single"/>
+        </w:rPr>
+        <w:hyperlink r:id="rId23" w:history="1">
+          <w:r>
+            <w:rPr>
+              <w:rStyle w:val="Hyperlink"/>
+            </w:rPr>
+            <w:t>rie</w:t>
+          </w:r>
+        </w:hyperlink>
+      </w:r>
+      <w:r>
+        <w:rPr>
+          <w:rFonts w:ascii="Charis SIL Regular" w:hAnsi="Charis SIL Regular" w:eastAsia="Charis SIL Regular"/>
+          <w:b w:val="0"/>
+          <w:i w:val="0"/>
+          <w:color w:val="0000FF"/>
+          <w:sz w:val="24"/>
+          <w:u w:val="single"/>
+        </w:rPr>
+        <w:hyperlink r:id="rId22" w:history="1">
           <w:r>
             <w:rPr>
               <w:rStyle w:val="Hyperlink"/>
@@ -3181,7 +3245,7 @@
           <w:sz w:val="24"/>
           <w:u w:val="single"/>
         </w:rPr>
-        <w:hyperlink r:id="rId23" w:history="1">
+        <w:hyperlink r:id="rId22" w:history="1">
           <w:r>
             <w:rPr>
               <w:rStyle w:val="Hyperlink"/>
@@ -3217,7 +3281,7 @@
           <w:sz w:val="24"/>
           <w:u w:val="single"/>
         </w:rPr>
-        <w:hyperlink r:id="rId22" w:history="1">
+        <w:hyperlink r:id="rId23" w:history="1">
           <w:r>
             <w:rPr>
               <w:rStyle w:val="Hyperlink"/>
@@ -3246,7 +3310,7 @@
           <w:sz w:val="24"/>
           <w:u w:val="single"/>
         </w:rPr>
-        <w:hyperlink r:id="rId22" w:history="1">
+        <w:hyperlink r:id="rId23" w:history="1">
           <w:r>
             <w:rPr>
               <w:rStyle w:val="Hyperlink"/>

--- a/EXPORTS/DOCX/published/niveau2/English/Museum.docx
+++ b/EXPORTS/DOCX/published/niveau2/English/Museum.docx
@@ -316,7 +316,18 @@
           <w:color w:val="000000"/>
           <w:sz w:val="24"/>
         </w:rPr>
-        <w:t xml:space="preserve">History) in 1820 and the </w:t>
+        <w:t>History) in 1820 and</w:t>
+      </w:r>
+      <w:r>
+        <w:rPr>
+          <w:u w:val="single" w:color="0000ff"/>
+          <w:rFonts w:ascii="Charis SIL Regular" w:hAnsi="Charis SIL Regular" w:eastAsia="Charis SIL Regular"/>
+          <w:b w:val="0"/>
+          <w:i w:val="0"/>
+          <w:color w:val="000000"/>
+          <w:sz w:val="24"/>
+        </w:rPr>
+        <w:t xml:space="preserve"> the </w:t>
       </w:r>
       <w:r>
         <w:rPr>
@@ -325,56 +336,19 @@
           <w:i w:val="0"/>
           <w:color w:val="0000FF"/>
           <w:sz w:val="24"/>
+        </w:rPr>
+        <w:t>Rijks Etn</w:t>
+      </w:r>
+      <w:r>
+        <w:rPr>
+          <w:rFonts w:ascii="Charis SIL Regular" w:hAnsi="Charis SIL Regular" w:eastAsia="Charis SIL Regular"/>
+          <w:b w:val="0"/>
+          <w:i w:val="0"/>
+          <w:color w:val="0000FF"/>
+          <w:sz w:val="24"/>
           <w:u w:val="single"/>
         </w:rPr>
-        <w:hyperlink r:id="rId10" w:history="1">
-          <w:r>
-            <w:rPr>
-              <w:rStyle w:val="Hyperlink"/>
-            </w:rPr>
-            <w:t>Rijks</w:t>
-          </w:r>
-        </w:hyperlink>
-      </w:r>
-      <w:r>
-        <w:rPr>
-          <w:rFonts w:ascii="Charis SIL Regular" w:hAnsi="Charis SIL Regular" w:eastAsia="Charis SIL Regular"/>
-          <w:b w:val="0"/>
-          <w:i w:val="0"/>
-          <w:color w:val="0000FF"/>
-          <w:sz w:val="24"/>
-          <w:u w:val="single"/>
-        </w:rPr>
-        <w:t xml:space="preserve"> </w:t>
-      </w:r>
-      <w:r>
-        <w:rPr>
-          <w:rFonts w:ascii="Charis SIL Regular" w:hAnsi="Charis SIL Regular" w:eastAsia="Charis SIL Regular"/>
-          <w:b w:val="0"/>
-          <w:i w:val="0"/>
-          <w:color w:val="0000FF"/>
-          <w:sz w:val="24"/>
-          <w:u w:val="single"/>
-        </w:rPr>
-        <w:hyperlink r:id="rId10" w:history="1">
-          <w:r>
-            <w:rPr>
-              <w:rStyle w:val="Hyperlink"/>
-            </w:rPr>
-            <w:t>Etn</w:t>
-          </w:r>
-        </w:hyperlink>
-      </w:r>
-      <w:r>
-        <w:rPr>
-          <w:rFonts w:ascii="Charis SIL Regular" w:hAnsi="Charis SIL Regular" w:eastAsia="Charis SIL Regular"/>
-          <w:b w:val="0"/>
-          <w:i w:val="0"/>
-          <w:color w:val="0000FF"/>
-          <w:sz w:val="24"/>
-          <w:u w:val="single"/>
-        </w:rPr>
-        <w:hyperlink r:id="rId10" w:history="1">
+        <w:hyperlink r:id="rId9" w:history="1">
           <w:r>
             <w:rPr>
               <w:rStyle w:val="Hyperlink"/>
@@ -392,7 +366,7 @@
           <w:sz w:val="24"/>
           <w:u w:val="single"/>
         </w:rPr>
-        <w:hyperlink r:id="rId10" w:history="1">
+        <w:hyperlink r:id="rId9" w:history="1">
           <w:r>
             <w:rPr>
               <w:rStyle w:val="Hyperlink"/>
@@ -421,7 +395,7 @@
           <w:sz w:val="24"/>
           <w:u w:val="single"/>
         </w:rPr>
-        <w:hyperlink r:id="rId10" w:history="1">
+        <w:hyperlink r:id="rId9" w:history="1">
           <w:r>
             <w:rPr>
               <w:rStyle w:val="Hyperlink"/>
@@ -439,7 +413,7 @@
           <w:sz w:val="24"/>
           <w:u w:val="single"/>
         </w:rPr>
-        <w:hyperlink r:id="rId10" w:history="1">
+        <w:hyperlink r:id="rId9" w:history="1">
           <w:r>
             <w:rPr>
               <w:rStyle w:val="Hyperlink"/>
@@ -457,7 +431,7 @@
           <w:sz w:val="24"/>
           <w:u w:val="single"/>
         </w:rPr>
-        <w:hyperlink r:id="rId10" w:history="1">
+        <w:hyperlink r:id="rId9" w:history="1">
           <w:r>
             <w:rPr>
               <w:rStyle w:val="Hyperlink"/>
@@ -751,8 +725,9 @@
           <w:i w:val="0"/>
           <w:color w:val="0000FF"/>
           <w:sz w:val="24"/>
-        </w:rPr>
-        <w:t xml:space="preserve"> voor Lan</w:t>
+          <w:u w:val="single"/>
+        </w:rPr>
+        <w:t xml:space="preserve"> </w:t>
       </w:r>
       <w:r>
         <w:rPr>
@@ -763,7 +738,54 @@
           <w:sz w:val="24"/>
           <w:u w:val="single"/>
         </w:rPr>
-        <w:hyperlink r:id="rId11" w:history="1">
+        <w:hyperlink r:id="rId12" w:history="1">
+          <w:r>
+            <w:rPr>
+              <w:rStyle w:val="Hyperlink"/>
+            </w:rPr>
+            <w:t>voor</w:t>
+          </w:r>
+        </w:hyperlink>
+      </w:r>
+      <w:r>
+        <w:rPr>
+          <w:rFonts w:ascii="Charis SIL Regular" w:hAnsi="Charis SIL Regular" w:eastAsia="Charis SIL Regular"/>
+          <w:b w:val="0"/>
+          <w:i w:val="0"/>
+          <w:color w:val="0000FF"/>
+          <w:sz w:val="24"/>
+          <w:u w:val="single"/>
+        </w:rPr>
+        <w:t xml:space="preserve"> </w:t>
+      </w:r>
+      <w:r>
+        <w:rPr>
+          <w:rFonts w:ascii="Charis SIL Regular" w:hAnsi="Charis SIL Regular" w:eastAsia="Charis SIL Regular"/>
+          <w:b w:val="0"/>
+          <w:i w:val="0"/>
+          <w:color w:val="0000FF"/>
+          <w:sz w:val="24"/>
+          <w:u w:val="single"/>
+        </w:rPr>
+        <w:hyperlink r:id="rId12" w:history="1">
+          <w:r>
+            <w:rPr>
+              <w:rStyle w:val="Hyperlink"/>
+            </w:rPr>
+            <w:t>Lan</w:t>
+          </w:r>
+        </w:hyperlink>
+      </w:r>
+      <w:r>
+        <w:rPr>
+          <w:rFonts w:ascii="Charis SIL Regular" w:hAnsi="Charis SIL Regular" w:eastAsia="Charis SIL Regular"/>
+          <w:b w:val="0"/>
+          <w:i w:val="0"/>
+          <w:color w:val="0000FF"/>
+          <w:sz w:val="24"/>
+          <w:u w:val="single"/>
+        </w:rPr>
+        <w:hyperlink r:id="rId12" w:history="1">
           <w:r>
             <w:rPr>
               <w:rStyle w:val="Hyperlink"/>
@@ -2178,15 +2200,27 @@
           <w:i w:val="0"/>
           <w:color w:val="0000FF"/>
           <w:sz w:val="24"/>
+          <w:u w:val="single"/>
         </w:rPr>
         <w:hyperlink r:id="rId19" w:history="1">
           <w:r>
             <w:rPr>
               <w:rStyle w:val="Hyperlink"/>
             </w:rPr>
-            <w:t xml:space="preserve">The </w:t>
+            <w:t>The</w:t>
           </w:r>
         </w:hyperlink>
+      </w:r>
+      <w:r>
+        <w:rPr>
+          <w:rFonts w:ascii="Charis SIL Regular" w:hAnsi="Charis SIL Regular" w:eastAsia="Charis SIL Regular"/>
+          <w:b w:val="0"/>
+          <w:i w:val="0"/>
+          <w:color w:val="0000FF"/>
+          <w:sz w:val="24"/>
+          <w:u w:val="single"/>
+        </w:rPr>
+        <w:t xml:space="preserve"> </w:t>
       </w:r>
       <w:r>
         <w:rPr>
@@ -2244,7 +2278,7 @@
           <w:sz w:val="24"/>
           <w:u w:val="single"/>
         </w:rPr>
-        <w:hyperlink r:id="rId20" w:history="1">
+        <w:hyperlink r:id="rId19" w:history="1">
           <w:r>
             <w:rPr>
               <w:rStyle w:val="Hyperlink"/>
@@ -2273,7 +2307,7 @@
           <w:sz w:val="24"/>
           <w:u w:val="single"/>
         </w:rPr>
-        <w:hyperlink r:id="rId20" w:history="1">
+        <w:hyperlink r:id="rId19" w:history="1">
           <w:r>
             <w:rPr>
               <w:rStyle w:val="Hyperlink"/>
@@ -2291,7 +2325,7 @@
           <w:sz w:val="24"/>
           <w:u w:val="single"/>
         </w:rPr>
-        <w:hyperlink r:id="rId20" w:history="1">
+        <w:hyperlink r:id="rId19" w:history="1">
           <w:r>
             <w:rPr>
               <w:rStyle w:val="Hyperlink"/>
@@ -2309,7 +2343,7 @@
           <w:sz w:val="24"/>
           <w:u w:val="single"/>
         </w:rPr>
-        <w:hyperlink r:id="rId20" w:history="1">
+        <w:hyperlink r:id="rId19" w:history="1">
           <w:r>
             <w:rPr>
               <w:rStyle w:val="Hyperlink"/>
@@ -2327,7 +2361,7 @@
           <w:sz w:val="24"/>
           <w:u w:val="single"/>
         </w:rPr>
-        <w:hyperlink r:id="rId20" w:history="1">
+        <w:hyperlink r:id="rId19" w:history="1">
           <w:r>
             <w:rPr>
               <w:rStyle w:val="Hyperlink"/>
@@ -2356,7 +2390,7 @@
           <w:sz w:val="24"/>
           <w:u w:val="single"/>
         </w:rPr>
-        <w:hyperlink r:id="rId20" w:history="1">
+        <w:hyperlink r:id="rId19" w:history="1">
           <w:r>
             <w:rPr>
               <w:rStyle w:val="Hyperlink"/>
@@ -2375,6 +2409,168 @@
           <w:u w:val="single"/>
         </w:rPr>
         <w:t xml:space="preserve"> </w:t>
+      </w:r>
+      <w:r>
+        <w:rPr>
+          <w:rFonts w:ascii="Charis SIL Regular" w:hAnsi="Charis SIL Regular" w:eastAsia="Charis SIL Regular"/>
+          <w:b w:val="0"/>
+          <w:i w:val="0"/>
+          <w:color w:val="0000FF"/>
+          <w:sz w:val="24"/>
+          <w:u w:val="single"/>
+        </w:rPr>
+        <w:hyperlink r:id="rId19" w:history="1">
+          <w:r>
+            <w:rPr>
+              <w:rStyle w:val="Hyperlink"/>
+            </w:rPr>
+            <w:t>a</w:t>
+          </w:r>
+        </w:hyperlink>
+      </w:r>
+      <w:r>
+        <w:rPr>
+          <w:rFonts w:ascii="Charis SIL Regular" w:hAnsi="Charis SIL Regular" w:eastAsia="Charis SIL Regular"/>
+          <w:b w:val="0"/>
+          <w:i w:val="0"/>
+          <w:color w:val="0000FF"/>
+          <w:sz w:val="24"/>
+          <w:u w:val="single"/>
+        </w:rPr>
+        <w:t xml:space="preserve"> </w:t>
+      </w:r>
+      <w:r>
+        <w:rPr>
+          <w:rFonts w:ascii="Charis SIL Regular" w:hAnsi="Charis SIL Regular" w:eastAsia="Charis SIL Regular"/>
+          <w:b w:val="0"/>
+          <w:i w:val="0"/>
+          <w:color w:val="0000FF"/>
+          <w:sz w:val="24"/>
+          <w:u w:val="single"/>
+        </w:rPr>
+        <w:hyperlink r:id="rId19" w:history="1">
+          <w:r>
+            <w:rPr>
+              <w:rStyle w:val="Hyperlink"/>
+            </w:rPr>
+            <w:t>colonial</w:t>
+          </w:r>
+        </w:hyperlink>
+      </w:r>
+      <w:r>
+        <w:rPr>
+          <w:rFonts w:ascii="Charis SIL Regular" w:hAnsi="Charis SIL Regular" w:eastAsia="Charis SIL Regular"/>
+          <w:b w:val="0"/>
+          <w:i w:val="0"/>
+          <w:color w:val="0000FF"/>
+          <w:sz w:val="24"/>
+          <w:u w:val="single"/>
+        </w:rPr>
+        <w:t xml:space="preserve"> </w:t>
+      </w:r>
+      <w:r>
+        <w:rPr>
+          <w:rFonts w:ascii="Charis SIL Regular" w:hAnsi="Charis SIL Regular" w:eastAsia="Charis SIL Regular"/>
+          <w:b w:val="0"/>
+          <w:i w:val="0"/>
+          <w:color w:val="0000FF"/>
+          <w:sz w:val="24"/>
+          <w:u w:val="single"/>
+        </w:rPr>
+        <w:hyperlink r:id="rId20" w:history="1">
+          <w:r>
+            <w:rPr>
+              <w:rStyle w:val="Hyperlink"/>
+            </w:rPr>
+            <w:t>context</w:t>
+          </w:r>
+        </w:hyperlink>
+      </w:r>
+      <w:r>
+        <w:rPr>
+          <w:rFonts w:ascii="Charis SIL Regular" w:hAnsi="Charis SIL Regular" w:eastAsia="Charis SIL Regular"/>
+          <w:b w:val="0"/>
+          <w:i w:val="0"/>
+          <w:color w:val="000000"/>
+          <w:sz w:val="24"/>
+        </w:rPr>
+        <w:t xml:space="preserve">•  </w:t>
+      </w:r>
+      <w:r>
+        <w:rPr>
+          <w:rFonts w:ascii="Charis SIL Regular" w:hAnsi="Charis SIL Regular" w:eastAsia="Charis SIL Regular"/>
+          <w:b w:val="0"/>
+          <w:i w:val="0"/>
+          <w:color w:val="0000FF"/>
+          <w:sz w:val="24"/>
+          <w:u w:val="single"/>
+        </w:rPr>
+        <w:hyperlink r:id="rId20" w:history="1">
+          <w:r>
+            <w:rPr>
+              <w:rStyle w:val="Hyperlink"/>
+            </w:rPr>
+            <w:t>Arm</w:t>
+          </w:r>
+        </w:hyperlink>
+      </w:r>
+      <w:r>
+        <w:rPr>
+          <w:rFonts w:ascii="Charis SIL Regular" w:hAnsi="Charis SIL Regular" w:eastAsia="Charis SIL Regular"/>
+          <w:b w:val="0"/>
+          <w:i w:val="0"/>
+          <w:color w:val="0000FF"/>
+          <w:sz w:val="24"/>
+          <w:u w:val="single"/>
+        </w:rPr>
+        <w:t xml:space="preserve"> </w:t>
+      </w:r>
+      <w:r>
+        <w:rPr>
+          <w:rFonts w:ascii="Charis SIL Regular" w:hAnsi="Charis SIL Regular" w:eastAsia="Charis SIL Regular"/>
+          <w:b w:val="0"/>
+          <w:i w:val="0"/>
+          <w:color w:val="0000FF"/>
+          <w:sz w:val="24"/>
+          <w:u w:val="single"/>
+        </w:rPr>
+        <w:hyperlink r:id="rId20" w:history="1">
+          <w:r>
+            <w:rPr>
+              <w:rStyle w:val="Hyperlink"/>
+            </w:rPr>
+            <w:t>and</w:t>
+          </w:r>
+        </w:hyperlink>
+      </w:r>
+      <w:r>
+        <w:rPr>
+          <w:rFonts w:ascii="Charis SIL Regular" w:hAnsi="Charis SIL Regular" w:eastAsia="Charis SIL Regular"/>
+          <w:b w:val="0"/>
+          <w:i w:val="0"/>
+          <w:color w:val="0000FF"/>
+          <w:sz w:val="24"/>
+          <w:u w:val="single"/>
+        </w:rPr>
+        <w:t xml:space="preserve"> </w:t>
+      </w:r>
+      <w:r>
+        <w:rPr>
+          <w:rFonts w:ascii="Charis SIL Regular" w:hAnsi="Charis SIL Regular" w:eastAsia="Charis SIL Regular"/>
+          <w:b w:val="0"/>
+          <w:i w:val="0"/>
+          <w:color w:val="0000FF"/>
+          <w:sz w:val="24"/>
+          <w:u w:val="single"/>
+        </w:rPr>
+        <w:hyperlink r:id="rId20" w:history="1">
+          <w:r>
+            <w:rPr>
+              <w:rStyle w:val="Hyperlink"/>
+            </w:rPr>
+            <w:t>n</w:t>
+          </w:r>
+        </w:hyperlink>
       </w:r>
       <w:r>
         <w:rPr>
@@ -2403,36 +2599,14 @@
           <w:sz w:val="24"/>
           <w:u w:val="single"/>
         </w:rPr>
-        <w:t xml:space="preserve"> </w:t>
-      </w:r>
-      <w:r>
-        <w:rPr>
-          <w:rFonts w:ascii="Charis SIL Regular" w:hAnsi="Charis SIL Regular" w:eastAsia="Charis SIL Regular"/>
-          <w:b w:val="0"/>
-          <w:i w:val="0"/>
-          <w:color w:val="0000FF"/>
-          <w:sz w:val="24"/>
-          <w:u w:val="single"/>
-        </w:rPr>
         <w:hyperlink r:id="rId20" w:history="1">
           <w:r>
             <w:rPr>
               <w:rStyle w:val="Hyperlink"/>
             </w:rPr>
-            <w:t>colonial</w:t>
+            <w:t>v</w:t>
           </w:r>
         </w:hyperlink>
-      </w:r>
-      <w:r>
-        <w:rPr>
-          <w:rFonts w:ascii="Charis SIL Regular" w:hAnsi="Charis SIL Regular" w:eastAsia="Charis SIL Regular"/>
-          <w:b w:val="0"/>
-          <w:i w:val="0"/>
-          <w:color w:val="0000FF"/>
-          <w:sz w:val="24"/>
-          <w:u w:val="single"/>
-        </w:rPr>
-        <w:t xml:space="preserve"> </w:t>
       </w:r>
       <w:r>
         <w:rPr>
@@ -2448,7 +2622,7 @@
             <w:rPr>
               <w:rStyle w:val="Hyperlink"/>
             </w:rPr>
-            <w:t>context</w:t>
+            <w:t>y</w:t>
           </w:r>
         </w:hyperlink>
       </w:r>
@@ -2457,10 +2631,11 @@
           <w:rFonts w:ascii="Charis SIL Regular" w:hAnsi="Charis SIL Regular" w:eastAsia="Charis SIL Regular"/>
           <w:b w:val="0"/>
           <w:i w:val="0"/>
-          <w:color w:val="000000"/>
-          <w:sz w:val="24"/>
-        </w:rPr>
-        <w:t xml:space="preserve">•  </w:t>
+          <w:color w:val="0000FF"/>
+          <w:sz w:val="24"/>
+          <w:u w:val="single"/>
+        </w:rPr>
+        <w:t xml:space="preserve"> </w:t>
       </w:r>
       <w:r>
         <w:rPr>
@@ -2476,20 +2651,9 @@
             <w:rPr>
               <w:rStyle w:val="Hyperlink"/>
             </w:rPr>
-            <w:t>Arm</w:t>
+            <w:t>perso</w:t>
           </w:r>
         </w:hyperlink>
-      </w:r>
-      <w:r>
-        <w:rPr>
-          <w:rFonts w:ascii="Charis SIL Regular" w:hAnsi="Charis SIL Regular" w:eastAsia="Charis SIL Regular"/>
-          <w:b w:val="0"/>
-          <w:i w:val="0"/>
-          <w:color w:val="0000FF"/>
-          <w:sz w:val="24"/>
-          <w:u w:val="single"/>
-        </w:rPr>
-        <w:t xml:space="preserve"> </w:t>
       </w:r>
       <w:r>
         <w:rPr>
@@ -2505,7 +2669,7 @@
             <w:rPr>
               <w:rStyle w:val="Hyperlink"/>
             </w:rPr>
-            <w:t>and</w:t>
+            <w:t>nnel</w:t>
           </w:r>
         </w:hyperlink>
       </w:r>
@@ -2519,6 +2683,164 @@
           <w:u w:val="single"/>
         </w:rPr>
         <w:t xml:space="preserve"> </w:t>
+      </w:r>
+      <w:r>
+        <w:rPr>
+          <w:rFonts w:ascii="Charis SIL Regular" w:hAnsi="Charis SIL Regular" w:eastAsia="Charis SIL Regular"/>
+          <w:b w:val="0"/>
+          <w:i w:val="0"/>
+          <w:color w:val="0000FF"/>
+          <w:sz w:val="24"/>
+          <w:u w:val="single"/>
+        </w:rPr>
+        <w:hyperlink r:id="rId20" w:history="1">
+          <w:r>
+            <w:rPr>
+              <w:rStyle w:val="Hyperlink"/>
+            </w:rPr>
+            <w:t>i</w:t>
+          </w:r>
+        </w:hyperlink>
+      </w:r>
+      <w:r>
+        <w:rPr>
+          <w:rFonts w:ascii="Charis SIL Regular" w:hAnsi="Charis SIL Regular" w:eastAsia="Charis SIL Regular"/>
+          <w:b w:val="0"/>
+          <w:i w:val="0"/>
+          <w:color w:val="0000FF"/>
+          <w:sz w:val="24"/>
+          <w:u w:val="single"/>
+        </w:rPr>
+        <w:hyperlink r:id="rId20" w:history="1">
+          <w:r>
+            <w:rPr>
+              <w:rStyle w:val="Hyperlink"/>
+            </w:rPr>
+            <w:t>n</w:t>
+          </w:r>
+        </w:hyperlink>
+      </w:r>
+      <w:r>
+        <w:rPr>
+          <w:rFonts w:ascii="Charis SIL Regular" w:hAnsi="Charis SIL Regular" w:eastAsia="Charis SIL Regular"/>
+          <w:b w:val="0"/>
+          <w:i w:val="0"/>
+          <w:color w:val="0000FF"/>
+          <w:sz w:val="24"/>
+          <w:u w:val="single"/>
+        </w:rPr>
+        <w:t xml:space="preserve"> </w:t>
+      </w:r>
+      <w:r>
+        <w:rPr>
+          <w:rFonts w:ascii="Charis SIL Regular" w:hAnsi="Charis SIL Regular" w:eastAsia="Charis SIL Regular"/>
+          <w:b w:val="0"/>
+          <w:i w:val="0"/>
+          <w:color w:val="0000FF"/>
+          <w:sz w:val="24"/>
+          <w:u w:val="single"/>
+        </w:rPr>
+        <w:hyperlink r:id="rId20" w:history="1">
+          <w:r>
+            <w:rPr>
+              <w:rStyle w:val="Hyperlink"/>
+            </w:rPr>
+            <w:t>colonise</w:t>
+          </w:r>
+        </w:hyperlink>
+      </w:r>
+      <w:r>
+        <w:rPr>
+          <w:rFonts w:ascii="Charis SIL Regular" w:hAnsi="Charis SIL Regular" w:eastAsia="Charis SIL Regular"/>
+          <w:b w:val="0"/>
+          <w:i w:val="0"/>
+          <w:color w:val="0000FF"/>
+          <w:sz w:val="24"/>
+          <w:u w:val="single"/>
+        </w:rPr>
+        <w:hyperlink r:id="rId20" w:history="1">
+          <w:r>
+            <w:rPr>
+              <w:rStyle w:val="Hyperlink"/>
+            </w:rPr>
+            <w:t>d</w:t>
+          </w:r>
+        </w:hyperlink>
+      </w:r>
+      <w:r>
+        <w:rPr>
+          <w:rFonts w:ascii="Charis SIL Regular" w:hAnsi="Charis SIL Regular" w:eastAsia="Charis SIL Regular"/>
+          <w:b w:val="0"/>
+          <w:i w:val="0"/>
+          <w:color w:val="0000FF"/>
+          <w:sz w:val="24"/>
+          <w:u w:val="single"/>
+        </w:rPr>
+        <w:t xml:space="preserve"> </w:t>
+      </w:r>
+      <w:r>
+        <w:rPr>
+          <w:rFonts w:ascii="Charis SIL Regular" w:hAnsi="Charis SIL Regular" w:eastAsia="Charis SIL Regular"/>
+          <w:b w:val="0"/>
+          <w:i w:val="0"/>
+          <w:color w:val="0000FF"/>
+          <w:sz w:val="24"/>
+          <w:u w:val="single"/>
+        </w:rPr>
+        <w:hyperlink r:id="rId20" w:history="1">
+          <w:r>
+            <w:rPr>
+              <w:rStyle w:val="Hyperlink"/>
+            </w:rPr>
+            <w:t>territo</w:t>
+          </w:r>
+        </w:hyperlink>
+      </w:r>
+      <w:r>
+        <w:rPr>
+          <w:rFonts w:ascii="Charis SIL Regular" w:hAnsi="Charis SIL Regular" w:eastAsia="Charis SIL Regular"/>
+          <w:b w:val="0"/>
+          <w:i w:val="0"/>
+          <w:color w:val="0000FF"/>
+          <w:sz w:val="24"/>
+          <w:u w:val="single"/>
+        </w:rPr>
+        <w:hyperlink r:id="rId21" w:history="1">
+          <w:r>
+            <w:rPr>
+              <w:rStyle w:val="Hyperlink"/>
+            </w:rPr>
+            <w:t>ries</w:t>
+          </w:r>
+        </w:hyperlink>
+      </w:r>
+      <w:r>
+        <w:rPr>
+          <w:rFonts w:ascii="Charis SIL Regular" w:hAnsi="Charis SIL Regular" w:eastAsia="Charis SIL Regular"/>
+          <w:b w:val="0"/>
+          <w:i w:val="0"/>
+          <w:color w:val="000000"/>
+          <w:sz w:val="24"/>
+        </w:rPr>
+        <w:t xml:space="preserve">•  </w:t>
+      </w:r>
+      <w:r>
+        <w:rPr>
+          <w:rFonts w:ascii="Charis SIL Regular" w:hAnsi="Charis SIL Regular" w:eastAsia="Charis SIL Regular"/>
+          <w:b w:val="0"/>
+          <w:i w:val="0"/>
+          <w:color w:val="0000FF"/>
+          <w:sz w:val="24"/>
+          <w:u w:val="single"/>
+        </w:rPr>
+        <w:hyperlink r:id="rId21" w:history="1">
+          <w:r>
+            <w:rPr>
+              <w:rStyle w:val="Hyperlink"/>
+            </w:rPr>
+            <w:t>Scie</w:t>
+          </w:r>
+        </w:hyperlink>
       </w:r>
       <w:r>
         <w:rPr>
@@ -2547,30 +2869,12 @@
           <w:sz w:val="24"/>
           <w:u w:val="single"/>
         </w:rPr>
-        <w:hyperlink r:id="rId20" w:history="1">
-          <w:r>
-            <w:rPr>
-              <w:rStyle w:val="Hyperlink"/>
-            </w:rPr>
-            <w:t>a</w:t>
-          </w:r>
-        </w:hyperlink>
-      </w:r>
-      <w:r>
-        <w:rPr>
-          <w:rFonts w:ascii="Charis SIL Regular" w:hAnsi="Charis SIL Regular" w:eastAsia="Charis SIL Regular"/>
-          <w:b w:val="0"/>
-          <w:i w:val="0"/>
-          <w:color w:val="0000FF"/>
-          <w:sz w:val="24"/>
-          <w:u w:val="single"/>
-        </w:rPr>
         <w:hyperlink r:id="rId21" w:history="1">
           <w:r>
             <w:rPr>
               <w:rStyle w:val="Hyperlink"/>
             </w:rPr>
-            <w:t>v</w:t>
+            <w:t>tif</w:t>
           </w:r>
         </w:hyperlink>
       </w:r>
@@ -2583,83 +2887,7 @@
           <w:sz w:val="24"/>
           <w:u w:val="single"/>
         </w:rPr>
-        <w:hyperlink r:id="rId20" w:history="1">
-          <w:r>
-            <w:rPr>
-              <w:rStyle w:val="Hyperlink"/>
-            </w:rPr>
-            <w:t>y</w:t>
-          </w:r>
-        </w:hyperlink>
-      </w:r>
-      <w:r>
-        <w:rPr>
-          <w:rFonts w:ascii="Charis SIL Regular" w:hAnsi="Charis SIL Regular" w:eastAsia="Charis SIL Regular"/>
-          <w:b w:val="0"/>
-          <w:i w:val="0"/>
-          <w:color w:val="0000FF"/>
-          <w:sz w:val="24"/>
-          <w:u w:val="single"/>
-        </w:rPr>
-        <w:t xml:space="preserve"> </w:t>
-      </w:r>
-      <w:r>
-        <w:rPr>
-          <w:rFonts w:ascii="Charis SIL Regular" w:hAnsi="Charis SIL Regular" w:eastAsia="Charis SIL Regular"/>
-          <w:b w:val="0"/>
-          <w:i w:val="0"/>
-          <w:color w:val="0000FF"/>
-          <w:sz w:val="24"/>
-          <w:u w:val="single"/>
-        </w:rPr>
-        <w:hyperlink r:id="rId20" w:history="1">
-          <w:r>
-            <w:rPr>
-              <w:rStyle w:val="Hyperlink"/>
-            </w:rPr>
-            <w:t>perso</w:t>
-          </w:r>
-        </w:hyperlink>
-      </w:r>
-      <w:r>
-        <w:rPr>
-          <w:rFonts w:ascii="Charis SIL Regular" w:hAnsi="Charis SIL Regular" w:eastAsia="Charis SIL Regular"/>
-          <w:b w:val="0"/>
-          <w:i w:val="0"/>
-          <w:color w:val="0000FF"/>
-          <w:sz w:val="24"/>
-          <w:u w:val="single"/>
-        </w:rPr>
-        <w:hyperlink r:id="rId20" w:history="1">
-          <w:r>
-            <w:rPr>
-              <w:rStyle w:val="Hyperlink"/>
-            </w:rPr>
-            <w:t>nnel</w:t>
-          </w:r>
-        </w:hyperlink>
-      </w:r>
-      <w:r>
-        <w:rPr>
-          <w:rFonts w:ascii="Charis SIL Regular" w:hAnsi="Charis SIL Regular" w:eastAsia="Charis SIL Regular"/>
-          <w:b w:val="0"/>
-          <w:i w:val="0"/>
-          <w:color w:val="0000FF"/>
-          <w:sz w:val="24"/>
-          <w:u w:val="single"/>
-        </w:rPr>
-        <w:t xml:space="preserve"> </w:t>
-      </w:r>
-      <w:r>
-        <w:rPr>
-          <w:rFonts w:ascii="Charis SIL Regular" w:hAnsi="Charis SIL Regular" w:eastAsia="Charis SIL Regular"/>
-          <w:b w:val="0"/>
-          <w:i w:val="0"/>
-          <w:color w:val="0000FF"/>
-          <w:sz w:val="24"/>
-          <w:u w:val="single"/>
-        </w:rPr>
-        <w:hyperlink r:id="rId20" w:history="1">
+        <w:hyperlink r:id="rId21" w:history="1">
           <w:r>
             <w:rPr>
               <w:rStyle w:val="Hyperlink"/>
@@ -2677,165 +2905,7 @@
           <w:sz w:val="24"/>
           <w:u w:val="single"/>
         </w:rPr>
-        <w:hyperlink r:id="rId20" w:history="1">
-          <w:r>
-            <w:rPr>
-              <w:rStyle w:val="Hyperlink"/>
-            </w:rPr>
-            <w:t>n</w:t>
-          </w:r>
-        </w:hyperlink>
-      </w:r>
-      <w:r>
-        <w:rPr>
-          <w:rFonts w:ascii="Charis SIL Regular" w:hAnsi="Charis SIL Regular" w:eastAsia="Charis SIL Regular"/>
-          <w:b w:val="0"/>
-          <w:i w:val="0"/>
-          <w:color w:val="0000FF"/>
-          <w:sz w:val="24"/>
-          <w:u w:val="single"/>
-        </w:rPr>
-        <w:t xml:space="preserve"> </w:t>
-      </w:r>
-      <w:r>
-        <w:rPr>
-          <w:rFonts w:ascii="Charis SIL Regular" w:hAnsi="Charis SIL Regular" w:eastAsia="Charis SIL Regular"/>
-          <w:b w:val="0"/>
-          <w:i w:val="0"/>
-          <w:color w:val="0000FF"/>
-          <w:sz w:val="24"/>
-          <w:u w:val="single"/>
-        </w:rPr>
-        <w:hyperlink r:id="rId20" w:history="1">
-          <w:r>
-            <w:rPr>
-              <w:rStyle w:val="Hyperlink"/>
-            </w:rPr>
-            <w:t>colonise</w:t>
-          </w:r>
-        </w:hyperlink>
-      </w:r>
-      <w:r>
-        <w:rPr>
-          <w:rFonts w:ascii="Charis SIL Regular" w:hAnsi="Charis SIL Regular" w:eastAsia="Charis SIL Regular"/>
-          <w:b w:val="0"/>
-          <w:i w:val="0"/>
-          <w:color w:val="0000FF"/>
-          <w:sz w:val="24"/>
-          <w:u w:val="single"/>
-        </w:rPr>
-        <w:hyperlink r:id="rId21" w:history="1">
-          <w:r>
-            <w:rPr>
-              <w:rStyle w:val="Hyperlink"/>
-            </w:rPr>
-            <w:t>d</w:t>
-          </w:r>
-        </w:hyperlink>
-      </w:r>
-      <w:r>
-        <w:rPr>
-          <w:rFonts w:ascii="Charis SIL Regular" w:hAnsi="Charis SIL Regular" w:eastAsia="Charis SIL Regular"/>
-          <w:b w:val="0"/>
-          <w:i w:val="0"/>
-          <w:color w:val="0000FF"/>
-          <w:sz w:val="24"/>
-          <w:u w:val="single"/>
-        </w:rPr>
-        <w:t xml:space="preserve"> </w:t>
-      </w:r>
-      <w:r>
-        <w:rPr>
-          <w:rFonts w:ascii="Charis SIL Regular" w:hAnsi="Charis SIL Regular" w:eastAsia="Charis SIL Regular"/>
-          <w:b w:val="0"/>
-          <w:i w:val="0"/>
-          <w:color w:val="0000FF"/>
-          <w:sz w:val="24"/>
-          <w:u w:val="single"/>
-        </w:rPr>
-        <w:hyperlink r:id="rId21" w:history="1">
-          <w:r>
-            <w:rPr>
-              <w:rStyle w:val="Hyperlink"/>
-            </w:rPr>
-            <w:t>territo</w:t>
-          </w:r>
-        </w:hyperlink>
-      </w:r>
-      <w:r>
-        <w:rPr>
-          <w:rFonts w:ascii="Charis SIL Regular" w:hAnsi="Charis SIL Regular" w:eastAsia="Charis SIL Regular"/>
-          <w:b w:val="0"/>
-          <w:i w:val="0"/>
-          <w:color w:val="0000FF"/>
-          <w:sz w:val="24"/>
-          <w:u w:val="single"/>
-        </w:rPr>
-        <w:hyperlink r:id="rId21" w:history="1">
-          <w:r>
-            <w:rPr>
-              <w:rStyle w:val="Hyperlink"/>
-            </w:rPr>
-            <w:t>ries</w:t>
-          </w:r>
-        </w:hyperlink>
-      </w:r>
-      <w:r>
-        <w:rPr>
-          <w:rFonts w:ascii="Charis SIL Regular" w:hAnsi="Charis SIL Regular" w:eastAsia="Charis SIL Regular"/>
-          <w:b w:val="0"/>
-          <w:i w:val="0"/>
-          <w:color w:val="000000"/>
-          <w:sz w:val="24"/>
-        </w:rPr>
-        <w:t xml:space="preserve">•  </w:t>
-      </w:r>
-      <w:r>
-        <w:rPr>
-          <w:rFonts w:ascii="Charis SIL Regular" w:hAnsi="Charis SIL Regular" w:eastAsia="Charis SIL Regular"/>
-          <w:b w:val="0"/>
-          <w:i w:val="0"/>
-          <w:color w:val="0000FF"/>
-          <w:sz w:val="24"/>
-          <w:u w:val="single"/>
-        </w:rPr>
-        <w:hyperlink r:id="rId22" w:history="1">
-          <w:r>
-            <w:rPr>
-              <w:rStyle w:val="Hyperlink"/>
-            </w:rPr>
-            <w:t>Scie</w:t>
-          </w:r>
-        </w:hyperlink>
-      </w:r>
-      <w:r>
-        <w:rPr>
-          <w:rFonts w:ascii="Charis SIL Regular" w:hAnsi="Charis SIL Regular" w:eastAsia="Charis SIL Regular"/>
-          <w:b w:val="0"/>
-          <w:i w:val="0"/>
-          <w:color w:val="0000FF"/>
-          <w:sz w:val="24"/>
-          <w:u w:val="single"/>
-        </w:rPr>
-        <w:hyperlink r:id="rId21" w:history="1">
-          <w:r>
-            <w:rPr>
-              <w:rStyle w:val="Hyperlink"/>
-            </w:rPr>
-            <w:t>n</w:t>
-          </w:r>
-        </w:hyperlink>
-      </w:r>
-      <w:r>
-        <w:rPr>
-          <w:rFonts w:ascii="Charis SIL Regular" w:hAnsi="Charis SIL Regular" w:eastAsia="Charis SIL Regular"/>
-          <w:b w:val="0"/>
-          <w:i w:val="0"/>
-          <w:color w:val="0000FF"/>
-          <w:sz w:val="24"/>
-          <w:u w:val="single"/>
-        </w:rPr>
-        <w:t>tific</w:t>
+        <w:t>c</w:t>
       </w:r>
       <w:r>
         <w:rPr>
@@ -2875,7 +2945,7 @@
           <w:sz w:val="24"/>
           <w:u w:val="single"/>
         </w:rPr>
-        <w:hyperlink r:id="rId22" w:history="1">
+        <w:hyperlink r:id="rId21" w:history="1">
           <w:r>
             <w:rPr>
               <w:rStyle w:val="Hyperlink"/>
@@ -2893,7 +2963,7 @@
           <w:sz w:val="24"/>
           <w:u w:val="single"/>
         </w:rPr>
-        <w:hyperlink r:id="rId22" w:history="1">
+        <w:hyperlink r:id="rId21" w:history="1">
           <w:r>
             <w:rPr>
               <w:rStyle w:val="Hyperlink"/>
@@ -2922,14 +2992,17 @@
           <w:sz w:val="24"/>
           <w:u w:val="single"/>
         </w:rPr>
-        <w:hyperlink r:id="rId21" w:history="1">
-          <w:r>
-            <w:rPr>
-              <w:rStyle w:val="Hyperlink"/>
-            </w:rPr>
-            <w:t>in</w:t>
-          </w:r>
-        </w:hyperlink>
+        <w:t>i</w:t>
+      </w:r>
+      <w:r>
+        <w:rPr>
+          <w:rFonts w:ascii="Charis SIL Regular" w:hAnsi="Charis SIL Regular" w:eastAsia="Charis SIL Regular"/>
+          <w:b w:val="0"/>
+          <w:i w:val="0"/>
+          <w:color w:val="0000FF"/>
+          <w:sz w:val="24"/>
+        </w:rPr>
+        <w:t>n</w:t>
       </w:r>
       <w:r>
         <w:rPr>
@@ -3005,7 +3078,14 @@
           <w:sz w:val="24"/>
           <w:u w:val="single"/>
         </w:rPr>
-        <w:t>i</w:t>
+        <w:hyperlink r:id="rId22" w:history="1">
+          <w:r>
+            <w:rPr>
+              <w:rStyle w:val="Hyperlink"/>
+            </w:rPr>
+            <w:t>i</w:t>
+          </w:r>
+        </w:hyperlink>
       </w:r>
       <w:r>
         <w:rPr>
@@ -3016,7 +3096,7 @@
           <w:sz w:val="24"/>
           <w:u w:val="single"/>
         </w:rPr>
-        <w:hyperlink r:id="rId21" w:history="1">
+        <w:hyperlink r:id="rId22" w:history="1">
           <w:r>
             <w:rPr>
               <w:rStyle w:val="Hyperlink"/>
@@ -3045,7 +3125,7 @@
           <w:sz w:val="24"/>
           <w:u w:val="single"/>
         </w:rPr>
-        <w:hyperlink r:id="rId21" w:history="1">
+        <w:hyperlink r:id="rId22" w:history="1">
           <w:r>
             <w:rPr>
               <w:rStyle w:val="Hyperlink"/>
@@ -3063,7 +3143,7 @@
           <w:sz w:val="24"/>
           <w:u w:val="single"/>
         </w:rPr>
-        <w:hyperlink r:id="rId21" w:history="1">
+        <w:hyperlink r:id="rId22" w:history="1">
           <w:r>
             <w:rPr>
               <w:rStyle w:val="Hyperlink"/>
@@ -3081,16 +3161,29 @@
           <w:sz w:val="24"/>
           <w:u w:val="single"/>
         </w:rPr>
-        <w:hyperlink r:id="rId21" w:history="1">
+        <w:hyperlink r:id="rId22" w:history="1">
           <w:r>
             <w:rPr>
               <w:rStyle w:val="Hyperlink"/>
             </w:rPr>
-            <w:t>rie</w:t>
+            <w:t>ries</w:t>
           </w:r>
         </w:hyperlink>
       </w:r>
       <w:r>
+        <w:br/>
+      </w:r>
+      <w:r>
+        <w:rPr>
+          <w:rFonts w:ascii="Charis SIL Regular" w:hAnsi="Charis SIL Regular" w:eastAsia="Charis SIL Regular"/>
+          <w:b w:val="0"/>
+          <w:i w:val="0"/>
+          <w:color w:val="000000"/>
+          <w:sz w:val="24"/>
+        </w:rPr>
+        <w:t xml:space="preserve">•  </w:t>
+      </w:r>
+      <w:r>
         <w:rPr>
           <w:rFonts w:ascii="Charis SIL Regular" w:hAnsi="Charis SIL Regular" w:eastAsia="Charis SIL Regular"/>
           <w:b w:val="0"/>
@@ -3098,85 +3191,7 @@
           <w:color w:val="0000FF"/>
           <w:sz w:val="24"/>
         </w:rPr>
-        <w:t>s</w:t>
-      </w:r>
-      <w:r>
-        <w:br/>
-      </w:r>
-      <w:r>
-        <w:rPr>
-          <w:rFonts w:ascii="Charis SIL Regular" w:hAnsi="Charis SIL Regular" w:eastAsia="Charis SIL Regular"/>
-          <w:b w:val="0"/>
-          <w:i w:val="0"/>
-          <w:color w:val="000000"/>
-          <w:sz w:val="24"/>
-        </w:rPr>
-        <w:t xml:space="preserve">•  </w:t>
-      </w:r>
-      <w:r>
-        <w:rPr>
-          <w:rFonts w:ascii="Charis SIL Regular" w:hAnsi="Charis SIL Regular" w:eastAsia="Charis SIL Regular"/>
-          <w:b w:val="0"/>
-          <w:i w:val="0"/>
-          <w:color w:val="0000FF"/>
-          <w:sz w:val="24"/>
-          <w:u w:val="single"/>
-        </w:rPr>
-        <w:hyperlink r:id="rId23" w:history="1">
-          <w:r>
-            <w:rPr>
-              <w:rStyle w:val="Hyperlink"/>
-            </w:rPr>
-            <w:t>Christian</w:t>
-          </w:r>
-        </w:hyperlink>
-      </w:r>
-      <w:r>
-        <w:rPr>
-          <w:rFonts w:ascii="Charis SIL Regular" w:hAnsi="Charis SIL Regular" w:eastAsia="Charis SIL Regular"/>
-          <w:b w:val="0"/>
-          <w:i w:val="0"/>
-          <w:color w:val="0000FF"/>
-          <w:sz w:val="24"/>
-          <w:u w:val="single"/>
-        </w:rPr>
-        <w:t xml:space="preserve"> </w:t>
-      </w:r>
-      <w:r>
-        <w:rPr>
-          <w:rFonts w:ascii="Charis SIL Regular" w:hAnsi="Charis SIL Regular" w:eastAsia="Charis SIL Regular"/>
-          <w:b w:val="0"/>
-          <w:i w:val="0"/>
-          <w:color w:val="0000FF"/>
-          <w:sz w:val="24"/>
-          <w:u w:val="single"/>
-        </w:rPr>
-        <w:hyperlink r:id="rId23" w:history="1">
-          <w:r>
-            <w:rPr>
-              <w:rStyle w:val="Hyperlink"/>
-            </w:rPr>
-            <w:t>missiona</w:t>
-          </w:r>
-        </w:hyperlink>
-      </w:r>
-      <w:r>
-        <w:rPr>
-          <w:rFonts w:ascii="Charis SIL Regular" w:hAnsi="Charis SIL Regular" w:eastAsia="Charis SIL Regular"/>
-          <w:b w:val="0"/>
-          <w:i w:val="0"/>
-          <w:color w:val="0000FF"/>
-          <w:sz w:val="24"/>
-          <w:u w:val="single"/>
-        </w:rPr>
-        <w:hyperlink r:id="rId23" w:history="1">
-          <w:r>
-            <w:rPr>
-              <w:rStyle w:val="Hyperlink"/>
-            </w:rPr>
-            <w:t>rie</w:t>
-          </w:r>
-        </w:hyperlink>
+        <w:t>Christian missionarie</w:t>
       </w:r>
       <w:r>
         <w:rPr>
@@ -3263,7 +3278,7 @@
           <w:sz w:val="24"/>
           <w:u w:val="single"/>
         </w:rPr>
-        <w:hyperlink r:id="rId23" w:history="1">
+        <w:hyperlink r:id="rId22" w:history="1">
           <w:r>
             <w:rPr>
               <w:rStyle w:val="Hyperlink"/>
@@ -3281,7 +3296,7 @@
           <w:sz w:val="24"/>
           <w:u w:val="single"/>
         </w:rPr>
-        <w:hyperlink r:id="rId23" w:history="1">
+        <w:hyperlink r:id="rId22" w:history="1">
           <w:r>
             <w:rPr>
               <w:rStyle w:val="Hyperlink"/>
@@ -3310,7 +3325,7 @@
           <w:sz w:val="24"/>
           <w:u w:val="single"/>
         </w:rPr>
-        <w:hyperlink r:id="rId23" w:history="1">
+        <w:hyperlink r:id="rId22" w:history="1">
           <w:r>
             <w:rPr>
               <w:rStyle w:val="Hyperlink"/>

--- a/EXPORTS/DOCX/published/niveau2/English/Museum.docx
+++ b/EXPORTS/DOCX/published/niveau2/English/Museum.docx
@@ -316,18 +316,7 @@
           <w:color w:val="000000"/>
           <w:sz w:val="24"/>
         </w:rPr>
-        <w:t>History) in 1820 and</w:t>
-      </w:r>
-      <w:r>
-        <w:rPr>
-          <w:u w:val="single" w:color="0000ff"/>
-          <w:rFonts w:ascii="Charis SIL Regular" w:hAnsi="Charis SIL Regular" w:eastAsia="Charis SIL Regular"/>
-          <w:b w:val="0"/>
-          <w:i w:val="0"/>
-          <w:color w:val="000000"/>
-          <w:sz w:val="24"/>
-        </w:rPr>
-        <w:t xml:space="preserve"> the </w:t>
+        <w:t xml:space="preserve">History) in 1820 and the </w:t>
       </w:r>
       <w:r>
         <w:rPr>
@@ -336,8 +325,16 @@
           <w:i w:val="0"/>
           <w:color w:val="0000FF"/>
           <w:sz w:val="24"/>
-        </w:rPr>
-        <w:t>Rijks Etn</w:t>
+          <w:u w:val="single"/>
+        </w:rPr>
+        <w:hyperlink r:id="rId10" w:history="1">
+          <w:r>
+            <w:rPr>
+              <w:rStyle w:val="Hyperlink"/>
+            </w:rPr>
+            <w:t>Rijks</w:t>
+          </w:r>
+        </w:hyperlink>
       </w:r>
       <w:r>
         <w:rPr>
@@ -348,7 +345,36 @@
           <w:sz w:val="24"/>
           <w:u w:val="single"/>
         </w:rPr>
-        <w:hyperlink r:id="rId9" w:history="1">
+        <w:t xml:space="preserve"> </w:t>
+      </w:r>
+      <w:r>
+        <w:rPr>
+          <w:rFonts w:ascii="Charis SIL Regular" w:hAnsi="Charis SIL Regular" w:eastAsia="Charis SIL Regular"/>
+          <w:b w:val="0"/>
+          <w:i w:val="0"/>
+          <w:color w:val="0000FF"/>
+          <w:sz w:val="24"/>
+          <w:u w:val="single"/>
+        </w:rPr>
+        <w:hyperlink r:id="rId10" w:history="1">
+          <w:r>
+            <w:rPr>
+              <w:rStyle w:val="Hyperlink"/>
+            </w:rPr>
+            <w:t>Etn</w:t>
+          </w:r>
+        </w:hyperlink>
+      </w:r>
+      <w:r>
+        <w:rPr>
+          <w:rFonts w:ascii="Charis SIL Regular" w:hAnsi="Charis SIL Regular" w:eastAsia="Charis SIL Regular"/>
+          <w:b w:val="0"/>
+          <w:i w:val="0"/>
+          <w:color w:val="0000FF"/>
+          <w:sz w:val="24"/>
+          <w:u w:val="single"/>
+        </w:rPr>
+        <w:hyperlink r:id="rId10" w:history="1">
           <w:r>
             <w:rPr>
               <w:rStyle w:val="Hyperlink"/>
@@ -366,7 +392,7 @@
           <w:sz w:val="24"/>
           <w:u w:val="single"/>
         </w:rPr>
-        <w:hyperlink r:id="rId9" w:history="1">
+        <w:hyperlink r:id="rId10" w:history="1">
           <w:r>
             <w:rPr>
               <w:rStyle w:val="Hyperlink"/>
@@ -395,7 +421,7 @@
           <w:sz w:val="24"/>
           <w:u w:val="single"/>
         </w:rPr>
-        <w:hyperlink r:id="rId9" w:history="1">
+        <w:hyperlink r:id="rId10" w:history="1">
           <w:r>
             <w:rPr>
               <w:rStyle w:val="Hyperlink"/>
@@ -903,6 +929,7 @@
       </w:r>
       <w:r>
         <w:rPr>
+          <w:u w:val="single" w:color="0000ff"/>
           <w:rFonts w:ascii="Charis SIL Regular" w:hAnsi="Charis SIL Regular" w:eastAsia="Charis SIL Regular"/>
           <w:b w:val="0"/>
           <w:i w:val="0"/>
@@ -2740,7 +2767,7 @@
           <w:sz w:val="24"/>
           <w:u w:val="single"/>
         </w:rPr>
-        <w:hyperlink r:id="rId20" w:history="1">
+        <w:hyperlink r:id="rId21" w:history="1">
           <w:r>
             <w:rPr>
               <w:rStyle w:val="Hyperlink"/>
@@ -2758,7 +2785,7 @@
           <w:sz w:val="24"/>
           <w:u w:val="single"/>
         </w:rPr>
-        <w:hyperlink r:id="rId20" w:history="1">
+        <w:hyperlink r:id="rId21" w:history="1">
           <w:r>
             <w:rPr>
               <w:rStyle w:val="Hyperlink"/>
@@ -2787,7 +2814,7 @@
           <w:sz w:val="24"/>
           <w:u w:val="single"/>
         </w:rPr>
-        <w:hyperlink r:id="rId20" w:history="1">
+        <w:hyperlink r:id="rId21" w:history="1">
           <w:r>
             <w:rPr>
               <w:rStyle w:val="Hyperlink"/>
@@ -2833,7 +2860,7 @@
           <w:sz w:val="24"/>
           <w:u w:val="single"/>
         </w:rPr>
-        <w:hyperlink r:id="rId21" w:history="1">
+        <w:hyperlink r:id="rId22" w:history="1">
           <w:r>
             <w:rPr>
               <w:rStyle w:val="Hyperlink"/>
@@ -2851,7 +2878,7 @@
           <w:sz w:val="24"/>
           <w:u w:val="single"/>
         </w:rPr>
-        <w:hyperlink r:id="rId21" w:history="1">
+        <w:hyperlink r:id="rId22" w:history="1">
           <w:r>
             <w:rPr>
               <w:rStyle w:val="Hyperlink"/>
@@ -2869,12 +2896,198 @@
           <w:sz w:val="24"/>
           <w:u w:val="single"/>
         </w:rPr>
-        <w:hyperlink r:id="rId21" w:history="1">
+        <w:hyperlink r:id="rId22" w:history="1">
           <w:r>
             <w:rPr>
               <w:rStyle w:val="Hyperlink"/>
             </w:rPr>
             <w:t>tif</w:t>
+          </w:r>
+        </w:hyperlink>
+      </w:r>
+      <w:r>
+        <w:rPr>
+          <w:rFonts w:ascii="Charis SIL Regular" w:hAnsi="Charis SIL Regular" w:eastAsia="Charis SIL Regular"/>
+          <w:b w:val="0"/>
+          <w:i w:val="0"/>
+          <w:color w:val="0000FF"/>
+          <w:sz w:val="24"/>
+        </w:rPr>
+        <w:hyperlink r:id="rId22" w:history="1">
+          <w:r>
+            <w:rPr>
+              <w:rStyle w:val="Hyperlink"/>
+            </w:rPr>
+            <w:t>i</w:t>
+          </w:r>
+        </w:hyperlink>
+      </w:r>
+      <w:r>
+        <w:rPr>
+          <w:rFonts w:ascii="Charis SIL Regular" w:hAnsi="Charis SIL Regular" w:eastAsia="Charis SIL Regular"/>
+          <w:b w:val="0"/>
+          <w:i w:val="0"/>
+          <w:color w:val="0000FF"/>
+          <w:sz w:val="24"/>
+        </w:rPr>
+        <w:t>c</w:t>
+      </w:r>
+      <w:r>
+        <w:rPr>
+          <w:rFonts w:ascii="Charis SIL Regular" w:hAnsi="Charis SIL Regular" w:eastAsia="Charis SIL Regular"/>
+          <w:b w:val="0"/>
+          <w:i w:val="0"/>
+          <w:color w:val="0000FF"/>
+          <w:sz w:val="24"/>
+          <w:u w:val="single"/>
+        </w:rPr>
+        <w:t xml:space="preserve"> </w:t>
+      </w:r>
+      <w:r>
+        <w:rPr>
+          <w:rFonts w:ascii="Charis SIL Regular" w:hAnsi="Charis SIL Regular" w:eastAsia="Charis SIL Regular"/>
+          <w:b w:val="0"/>
+          <w:i w:val="0"/>
+          <w:color w:val="0000FF"/>
+          <w:sz w:val="24"/>
+          <w:u w:val="single"/>
+        </w:rPr>
+        <w:hyperlink r:id="rId22" w:history="1">
+          <w:r>
+            <w:rPr>
+              <w:rStyle w:val="Hyperlink"/>
+            </w:rPr>
+            <w:t>rese</w:t>
+          </w:r>
+        </w:hyperlink>
+      </w:r>
+      <w:r>
+        <w:rPr>
+          <w:rFonts w:ascii="Charis SIL Regular" w:hAnsi="Charis SIL Regular" w:eastAsia="Charis SIL Regular"/>
+          <w:b w:val="0"/>
+          <w:i w:val="0"/>
+          <w:color w:val="0000FF"/>
+          <w:sz w:val="24"/>
+          <w:u w:val="single"/>
+        </w:rPr>
+        <w:hyperlink r:id="rId22" w:history="1">
+          <w:r>
+            <w:rPr>
+              <w:rStyle w:val="Hyperlink"/>
+            </w:rPr>
+            <w:t>a</w:t>
+          </w:r>
+        </w:hyperlink>
+      </w:r>
+      <w:r>
+        <w:rPr>
+          <w:rFonts w:ascii="Charis SIL Regular" w:hAnsi="Charis SIL Regular" w:eastAsia="Charis SIL Regular"/>
+          <w:b w:val="0"/>
+          <w:i w:val="0"/>
+          <w:color w:val="0000FF"/>
+          <w:sz w:val="24"/>
+          <w:u w:val="single"/>
+        </w:rPr>
+        <w:hyperlink r:id="rId22" w:history="1">
+          <w:r>
+            <w:rPr>
+              <w:rStyle w:val="Hyperlink"/>
+            </w:rPr>
+            <w:t>rch</w:t>
+          </w:r>
+        </w:hyperlink>
+      </w:r>
+      <w:r>
+        <w:rPr>
+          <w:rFonts w:ascii="Charis SIL Regular" w:hAnsi="Charis SIL Regular" w:eastAsia="Charis SIL Regular"/>
+          <w:b w:val="0"/>
+          <w:i w:val="0"/>
+          <w:color w:val="0000FF"/>
+          <w:sz w:val="24"/>
+          <w:u w:val="single"/>
+        </w:rPr>
+        <w:t xml:space="preserve"> </w:t>
+      </w:r>
+      <w:r>
+        <w:rPr>
+          <w:rFonts w:ascii="Charis SIL Regular" w:hAnsi="Charis SIL Regular" w:eastAsia="Charis SIL Regular"/>
+          <w:b w:val="0"/>
+          <w:i w:val="0"/>
+          <w:color w:val="0000FF"/>
+          <w:sz w:val="24"/>
+          <w:u w:val="single"/>
+        </w:rPr>
+        <w:hyperlink r:id="rId22" w:history="1">
+          <w:r>
+            <w:rPr>
+              <w:rStyle w:val="Hyperlink"/>
+            </w:rPr>
+            <w:t>in</w:t>
+          </w:r>
+        </w:hyperlink>
+      </w:r>
+      <w:r>
+        <w:rPr>
+          <w:rFonts w:ascii="Charis SIL Regular" w:hAnsi="Charis SIL Regular" w:eastAsia="Charis SIL Regular"/>
+          <w:b w:val="0"/>
+          <w:i w:val="0"/>
+          <w:color w:val="0000FF"/>
+          <w:sz w:val="24"/>
+          <w:u w:val="single"/>
+        </w:rPr>
+        <w:t xml:space="preserve"> </w:t>
+      </w:r>
+      <w:r>
+        <w:rPr>
+          <w:rFonts w:ascii="Charis SIL Regular" w:hAnsi="Charis SIL Regular" w:eastAsia="Charis SIL Regular"/>
+          <w:b w:val="0"/>
+          <w:i w:val="0"/>
+          <w:color w:val="0000FF"/>
+          <w:sz w:val="24"/>
+          <w:u w:val="single"/>
+        </w:rPr>
+        <w:hyperlink r:id="rId22" w:history="1">
+          <w:r>
+            <w:rPr>
+              <w:rStyle w:val="Hyperlink"/>
+            </w:rPr>
+            <w:t>col</w:t>
+          </w:r>
+        </w:hyperlink>
+      </w:r>
+      <w:r>
+        <w:rPr>
+          <w:rFonts w:ascii="Charis SIL Regular" w:hAnsi="Charis SIL Regular" w:eastAsia="Charis SIL Regular"/>
+          <w:b w:val="0"/>
+          <w:i w:val="0"/>
+          <w:color w:val="0000FF"/>
+          <w:sz w:val="24"/>
+          <w:u w:val="single"/>
+        </w:rPr>
+        <w:hyperlink r:id="rId22" w:history="1">
+          <w:r>
+            <w:rPr>
+              <w:rStyle w:val="Hyperlink"/>
+            </w:rPr>
+            <w:t>o</w:t>
+          </w:r>
+        </w:hyperlink>
+      </w:r>
+      <w:r>
+        <w:rPr>
+          <w:rFonts w:ascii="Charis SIL Regular" w:hAnsi="Charis SIL Regular" w:eastAsia="Charis SIL Regular"/>
+          <w:b w:val="0"/>
+          <w:i w:val="0"/>
+          <w:color w:val="0000FF"/>
+          <w:sz w:val="24"/>
+          <w:u w:val="single"/>
+        </w:rPr>
+        <w:hyperlink r:id="rId22" w:history="1">
+          <w:r>
+            <w:rPr>
+              <w:rStyle w:val="Hyperlink"/>
+            </w:rPr>
+            <w:t>n</w:t>
           </w:r>
         </w:hyperlink>
       </w:r>
@@ -2905,36 +3118,25 @@
           <w:sz w:val="24"/>
           <w:u w:val="single"/>
         </w:rPr>
-        <w:t>c</w:t>
-      </w:r>
-      <w:r>
-        <w:rPr>
-          <w:rFonts w:ascii="Charis SIL Regular" w:hAnsi="Charis SIL Regular" w:eastAsia="Charis SIL Regular"/>
-          <w:b w:val="0"/>
-          <w:i w:val="0"/>
-          <w:color w:val="0000FF"/>
-          <w:sz w:val="24"/>
-          <w:u w:val="single"/>
-        </w:rPr>
-        <w:t xml:space="preserve"> </w:t>
-      </w:r>
-      <w:r>
-        <w:rPr>
-          <w:rFonts w:ascii="Charis SIL Regular" w:hAnsi="Charis SIL Regular" w:eastAsia="Charis SIL Regular"/>
-          <w:b w:val="0"/>
-          <w:i w:val="0"/>
-          <w:color w:val="0000FF"/>
-          <w:sz w:val="24"/>
-          <w:u w:val="single"/>
-        </w:rPr>
         <w:hyperlink r:id="rId21" w:history="1">
           <w:r>
             <w:rPr>
               <w:rStyle w:val="Hyperlink"/>
             </w:rPr>
-            <w:t>rese</w:t>
+            <w:t>sed</w:t>
           </w:r>
         </w:hyperlink>
+      </w:r>
+      <w:r>
+        <w:rPr>
+          <w:rFonts w:ascii="Charis SIL Regular" w:hAnsi="Charis SIL Regular" w:eastAsia="Charis SIL Regular"/>
+          <w:b w:val="0"/>
+          <w:i w:val="0"/>
+          <w:color w:val="0000FF"/>
+          <w:sz w:val="24"/>
+          <w:u w:val="single"/>
+        </w:rPr>
+        <w:t xml:space="preserve"> </w:t>
       </w:r>
       <w:r>
         <w:rPr>
@@ -2950,7 +3152,7 @@
             <w:rPr>
               <w:rStyle w:val="Hyperlink"/>
             </w:rPr>
-            <w:t>a</w:t>
+            <w:t>territ</w:t>
           </w:r>
         </w:hyperlink>
       </w:r>
@@ -2964,85 +3166,6 @@
           <w:u w:val="single"/>
         </w:rPr>
         <w:hyperlink r:id="rId21" w:history="1">
-          <w:r>
-            <w:rPr>
-              <w:rStyle w:val="Hyperlink"/>
-            </w:rPr>
-            <w:t>rch</w:t>
-          </w:r>
-        </w:hyperlink>
-      </w:r>
-      <w:r>
-        <w:rPr>
-          <w:rFonts w:ascii="Charis SIL Regular" w:hAnsi="Charis SIL Regular" w:eastAsia="Charis SIL Regular"/>
-          <w:b w:val="0"/>
-          <w:i w:val="0"/>
-          <w:color w:val="0000FF"/>
-          <w:sz w:val="24"/>
-          <w:u w:val="single"/>
-        </w:rPr>
-        <w:t xml:space="preserve"> </w:t>
-      </w:r>
-      <w:r>
-        <w:rPr>
-          <w:rFonts w:ascii="Charis SIL Regular" w:hAnsi="Charis SIL Regular" w:eastAsia="Charis SIL Regular"/>
-          <w:b w:val="0"/>
-          <w:i w:val="0"/>
-          <w:color w:val="0000FF"/>
-          <w:sz w:val="24"/>
-          <w:u w:val="single"/>
-        </w:rPr>
-        <w:t>i</w:t>
-      </w:r>
-      <w:r>
-        <w:rPr>
-          <w:rFonts w:ascii="Charis SIL Regular" w:hAnsi="Charis SIL Regular" w:eastAsia="Charis SIL Regular"/>
-          <w:b w:val="0"/>
-          <w:i w:val="0"/>
-          <w:color w:val="0000FF"/>
-          <w:sz w:val="24"/>
-        </w:rPr>
-        <w:t>n</w:t>
-      </w:r>
-      <w:r>
-        <w:rPr>
-          <w:rFonts w:ascii="Charis SIL Regular" w:hAnsi="Charis SIL Regular" w:eastAsia="Charis SIL Regular"/>
-          <w:b w:val="0"/>
-          <w:i w:val="0"/>
-          <w:color w:val="0000FF"/>
-          <w:sz w:val="24"/>
-          <w:u w:val="single"/>
-        </w:rPr>
-        <w:t xml:space="preserve"> </w:t>
-      </w:r>
-      <w:r>
-        <w:rPr>
-          <w:rFonts w:ascii="Charis SIL Regular" w:hAnsi="Charis SIL Regular" w:eastAsia="Charis SIL Regular"/>
-          <w:b w:val="0"/>
-          <w:i w:val="0"/>
-          <w:color w:val="0000FF"/>
-          <w:sz w:val="24"/>
-          <w:u w:val="single"/>
-        </w:rPr>
-        <w:hyperlink r:id="rId22" w:history="1">
-          <w:r>
-            <w:rPr>
-              <w:rStyle w:val="Hyperlink"/>
-            </w:rPr>
-            <w:t>col</w:t>
-          </w:r>
-        </w:hyperlink>
-      </w:r>
-      <w:r>
-        <w:rPr>
-          <w:rFonts w:ascii="Charis SIL Regular" w:hAnsi="Charis SIL Regular" w:eastAsia="Charis SIL Regular"/>
-          <w:b w:val="0"/>
-          <w:i w:val="0"/>
-          <w:color w:val="0000FF"/>
-          <w:sz w:val="24"/>
-          <w:u w:val="single"/>
-        </w:rPr>
-        <w:hyperlink r:id="rId22" w:history="1">
           <w:r>
             <w:rPr>
               <w:rStyle w:val="Hyperlink"/>
@@ -3060,108 +3183,7 @@
           <w:sz w:val="24"/>
           <w:u w:val="single"/>
         </w:rPr>
-        <w:hyperlink r:id="rId22" w:history="1">
-          <w:r>
-            <w:rPr>
-              <w:rStyle w:val="Hyperlink"/>
-            </w:rPr>
-            <w:t>n</w:t>
-          </w:r>
-        </w:hyperlink>
-      </w:r>
-      <w:r>
-        <w:rPr>
-          <w:rFonts w:ascii="Charis SIL Regular" w:hAnsi="Charis SIL Regular" w:eastAsia="Charis SIL Regular"/>
-          <w:b w:val="0"/>
-          <w:i w:val="0"/>
-          <w:color w:val="0000FF"/>
-          <w:sz w:val="24"/>
-          <w:u w:val="single"/>
-        </w:rPr>
-        <w:hyperlink r:id="rId22" w:history="1">
-          <w:r>
-            <w:rPr>
-              <w:rStyle w:val="Hyperlink"/>
-            </w:rPr>
-            <w:t>i</w:t>
-          </w:r>
-        </w:hyperlink>
-      </w:r>
-      <w:r>
-        <w:rPr>
-          <w:rFonts w:ascii="Charis SIL Regular" w:hAnsi="Charis SIL Regular" w:eastAsia="Charis SIL Regular"/>
-          <w:b w:val="0"/>
-          <w:i w:val="0"/>
-          <w:color w:val="0000FF"/>
-          <w:sz w:val="24"/>
-          <w:u w:val="single"/>
-        </w:rPr>
-        <w:hyperlink r:id="rId22" w:history="1">
-          <w:r>
-            <w:rPr>
-              <w:rStyle w:val="Hyperlink"/>
-            </w:rPr>
-            <w:t>sed</w:t>
-          </w:r>
-        </w:hyperlink>
-      </w:r>
-      <w:r>
-        <w:rPr>
-          <w:rFonts w:ascii="Charis SIL Regular" w:hAnsi="Charis SIL Regular" w:eastAsia="Charis SIL Regular"/>
-          <w:b w:val="0"/>
-          <w:i w:val="0"/>
-          <w:color w:val="0000FF"/>
-          <w:sz w:val="24"/>
-          <w:u w:val="single"/>
-        </w:rPr>
-        <w:t xml:space="preserve"> </w:t>
-      </w:r>
-      <w:r>
-        <w:rPr>
-          <w:rFonts w:ascii="Charis SIL Regular" w:hAnsi="Charis SIL Regular" w:eastAsia="Charis SIL Regular"/>
-          <w:b w:val="0"/>
-          <w:i w:val="0"/>
-          <w:color w:val="0000FF"/>
-          <w:sz w:val="24"/>
-          <w:u w:val="single"/>
-        </w:rPr>
-        <w:hyperlink r:id="rId22" w:history="1">
-          <w:r>
-            <w:rPr>
-              <w:rStyle w:val="Hyperlink"/>
-            </w:rPr>
-            <w:t>territ</w:t>
-          </w:r>
-        </w:hyperlink>
-      </w:r>
-      <w:r>
-        <w:rPr>
-          <w:rFonts w:ascii="Charis SIL Regular" w:hAnsi="Charis SIL Regular" w:eastAsia="Charis SIL Regular"/>
-          <w:b w:val="0"/>
-          <w:i w:val="0"/>
-          <w:color w:val="0000FF"/>
-          <w:sz w:val="24"/>
-          <w:u w:val="single"/>
-        </w:rPr>
-        <w:hyperlink r:id="rId22" w:history="1">
-          <w:r>
-            <w:rPr>
-              <w:rStyle w:val="Hyperlink"/>
-            </w:rPr>
-            <w:t>o</w:t>
-          </w:r>
-        </w:hyperlink>
-      </w:r>
-      <w:r>
-        <w:rPr>
-          <w:rFonts w:ascii="Charis SIL Regular" w:hAnsi="Charis SIL Regular" w:eastAsia="Charis SIL Regular"/>
-          <w:b w:val="0"/>
-          <w:i w:val="0"/>
-          <w:color w:val="0000FF"/>
-          <w:sz w:val="24"/>
-          <w:u w:val="single"/>
-        </w:rPr>
-        <w:hyperlink r:id="rId22" w:history="1">
+        <w:hyperlink r:id="rId21" w:history="1">
           <w:r>
             <w:rPr>
               <w:rStyle w:val="Hyperlink"/>
@@ -3190,8 +3212,81 @@
           <w:i w:val="0"/>
           <w:color w:val="0000FF"/>
           <w:sz w:val="24"/>
-        </w:rPr>
-        <w:t>Christian missionarie</w:t>
+          <w:u w:val="single"/>
+        </w:rPr>
+        <w:hyperlink r:id="rId22" w:history="1">
+          <w:r>
+            <w:rPr>
+              <w:rStyle w:val="Hyperlink"/>
+            </w:rPr>
+            <w:t>Christian</w:t>
+          </w:r>
+        </w:hyperlink>
+      </w:r>
+      <w:r>
+        <w:rPr>
+          <w:rFonts w:ascii="Charis SIL Regular" w:hAnsi="Charis SIL Regular" w:eastAsia="Charis SIL Regular"/>
+          <w:b w:val="0"/>
+          <w:i w:val="0"/>
+          <w:color w:val="0000FF"/>
+          <w:sz w:val="24"/>
+          <w:u w:val="single"/>
+        </w:rPr>
+        <w:t xml:space="preserve"> </w:t>
+      </w:r>
+      <w:r>
+        <w:rPr>
+          <w:rFonts w:ascii="Charis SIL Regular" w:hAnsi="Charis SIL Regular" w:eastAsia="Charis SIL Regular"/>
+          <w:b w:val="0"/>
+          <w:i w:val="0"/>
+          <w:color w:val="0000FF"/>
+          <w:sz w:val="24"/>
+          <w:u w:val="single"/>
+        </w:rPr>
+        <w:hyperlink r:id="rId22" w:history="1">
+          <w:r>
+            <w:rPr>
+              <w:rStyle w:val="Hyperlink"/>
+            </w:rPr>
+            <w:t>missiona</w:t>
+          </w:r>
+        </w:hyperlink>
+      </w:r>
+      <w:r>
+        <w:rPr>
+          <w:rFonts w:ascii="Charis SIL Regular" w:hAnsi="Charis SIL Regular" w:eastAsia="Charis SIL Regular"/>
+          <w:b w:val="0"/>
+          <w:i w:val="0"/>
+          <w:color w:val="0000FF"/>
+          <w:sz w:val="24"/>
+          <w:u w:val="single"/>
+        </w:rPr>
+        <w:hyperlink r:id="rId22" w:history="1">
+          <w:r>
+            <w:rPr>
+              <w:rStyle w:val="Hyperlink"/>
+            </w:rPr>
+            <w:t>r</w:t>
+          </w:r>
+        </w:hyperlink>
+      </w:r>
+      <w:r>
+        <w:rPr>
+          <w:rFonts w:ascii="Charis SIL Regular" w:hAnsi="Charis SIL Regular" w:eastAsia="Charis SIL Regular"/>
+          <w:b w:val="0"/>
+          <w:i w:val="0"/>
+          <w:color w:val="0000FF"/>
+          <w:sz w:val="24"/>
+          <w:u w:val="single"/>
+        </w:rPr>
+        <w:hyperlink r:id="rId22" w:history="1">
+          <w:r>
+            <w:rPr>
+              <w:rStyle w:val="Hyperlink"/>
+            </w:rPr>
+            <w:t>ie</w:t>
+          </w:r>
+        </w:hyperlink>
       </w:r>
       <w:r>
         <w:rPr>

--- a/EXPORTS/DOCX/published/niveau2/English/Museum.docx
+++ b/EXPORTS/DOCX/published/niveau2/English/Museum.docx
@@ -316,7 +316,35 @@
           <w:color w:val="000000"/>
           <w:sz w:val="24"/>
         </w:rPr>
-        <w:t xml:space="preserve">History) in 1820 and the </w:t>
+        <w:t>History) in 1820 and</w:t>
+      </w:r>
+      <w:r>
+        <w:rPr>
+          <w:u w:val="single" w:color="0000ff"/>
+          <w:rFonts w:ascii="Charis SIL Regular" w:hAnsi="Charis SIL Regular" w:eastAsia="Charis SIL Regular"/>
+          <w:b w:val="0"/>
+          <w:i w:val="0"/>
+          <w:color w:val="000000"/>
+          <w:sz w:val="24"/>
+        </w:rPr>
+        <w:hyperlink r:id="rId9" w:history="1">
+          <w:r>
+            <w:rPr>
+              <w:rStyle w:val="Hyperlink"/>
+            </w:rPr>
+            <w:t xml:space="preserve"> the </w:t>
+          </w:r>
+        </w:hyperlink>
+      </w:r>
+      <w:r>
+        <w:rPr>
+          <w:rFonts w:ascii="Charis SIL Regular" w:hAnsi="Charis SIL Regular" w:eastAsia="Charis SIL Regular"/>
+          <w:b w:val="0"/>
+          <w:i w:val="0"/>
+          <w:color w:val="0000FF"/>
+          <w:sz w:val="24"/>
+        </w:rPr>
+        <w:t xml:space="preserve">Rijks </w:t>
       </w:r>
       <w:r>
         <w:rPr>
@@ -332,54 +360,7 @@
             <w:rPr>
               <w:rStyle w:val="Hyperlink"/>
             </w:rPr>
-            <w:t>Rijks</w:t>
-          </w:r>
-        </w:hyperlink>
-      </w:r>
-      <w:r>
-        <w:rPr>
-          <w:rFonts w:ascii="Charis SIL Regular" w:hAnsi="Charis SIL Regular" w:eastAsia="Charis SIL Regular"/>
-          <w:b w:val="0"/>
-          <w:i w:val="0"/>
-          <w:color w:val="0000FF"/>
-          <w:sz w:val="24"/>
-          <w:u w:val="single"/>
-        </w:rPr>
-        <w:t xml:space="preserve"> </w:t>
-      </w:r>
-      <w:r>
-        <w:rPr>
-          <w:rFonts w:ascii="Charis SIL Regular" w:hAnsi="Charis SIL Regular" w:eastAsia="Charis SIL Regular"/>
-          <w:b w:val="0"/>
-          <w:i w:val="0"/>
-          <w:color w:val="0000FF"/>
-          <w:sz w:val="24"/>
-          <w:u w:val="single"/>
-        </w:rPr>
-        <w:hyperlink r:id="rId10" w:history="1">
-          <w:r>
-            <w:rPr>
-              <w:rStyle w:val="Hyperlink"/>
-            </w:rPr>
-            <w:t>Etn</w:t>
-          </w:r>
-        </w:hyperlink>
-      </w:r>
-      <w:r>
-        <w:rPr>
-          <w:rFonts w:ascii="Charis SIL Regular" w:hAnsi="Charis SIL Regular" w:eastAsia="Charis SIL Regular"/>
-          <w:b w:val="0"/>
-          <w:i w:val="0"/>
-          <w:color w:val="0000FF"/>
-          <w:sz w:val="24"/>
-          <w:u w:val="single"/>
-        </w:rPr>
-        <w:hyperlink r:id="rId10" w:history="1">
-          <w:r>
-            <w:rPr>
-              <w:rStyle w:val="Hyperlink"/>
-            </w:rPr>
-            <w:t>ogra</w:t>
+            <w:t>Etnogra</w:t>
           </w:r>
         </w:hyperlink>
       </w:r>
@@ -457,7 +438,7 @@
           <w:sz w:val="24"/>
           <w:u w:val="single"/>
         </w:rPr>
-        <w:hyperlink r:id="rId9" w:history="1">
+        <w:hyperlink r:id="rId10" w:history="1">
           <w:r>
             <w:rPr>
               <w:rStyle w:val="Hyperlink"/>
@@ -861,7 +842,7 @@
           <w:sz w:val="24"/>
           <w:u w:val="single"/>
         </w:rPr>
-        <w:hyperlink r:id="rId12" w:history="1">
+        <w:hyperlink r:id="rId11" w:history="1">
           <w:r>
             <w:rPr>
               <w:rStyle w:val="Hyperlink"/>
@@ -896,65 +877,7 @@
           <w:color w:val="000000"/>
           <w:sz w:val="24"/>
         </w:rPr>
-        <w:t xml:space="preserve"> (Museum of Geography and Ethnology) in </w:t>
-      </w:r>
-      <w:r>
-        <w:rPr>
-          <w:u w:val="single" w:color="0000ff"/>
-          <w:rFonts w:ascii="Charis SIL Regular" w:hAnsi="Charis SIL Regular" w:eastAsia="Charis SIL Regular"/>
-          <w:b w:val="0"/>
-          <w:i w:val="0"/>
-          <w:color w:val="000000"/>
-          <w:sz w:val="24"/>
-        </w:rPr>
-        <w:t>R</w:t>
-      </w:r>
-      <w:r>
-        <w:rPr>
-          <w:u w:val="single" w:color="0000ff"/>
-          <w:rFonts w:ascii="Charis SIL Regular" w:hAnsi="Charis SIL Regular" w:eastAsia="Charis SIL Regular"/>
-          <w:b w:val="0"/>
-          <w:i w:val="0"/>
-          <w:color w:val="000000"/>
-          <w:sz w:val="24"/>
-        </w:rPr>
-        <w:hyperlink r:id="rId12" w:history="1">
-          <w:r>
-            <w:rPr>
-              <w:rStyle w:val="Hyperlink"/>
-            </w:rPr>
-            <w:t>otterda</w:t>
-          </w:r>
-        </w:hyperlink>
-      </w:r>
-      <w:r>
-        <w:rPr>
-          <w:u w:val="single" w:color="0000ff"/>
-          <w:rFonts w:ascii="Charis SIL Regular" w:hAnsi="Charis SIL Regular" w:eastAsia="Charis SIL Regular"/>
-          <w:b w:val="0"/>
-          <w:i w:val="0"/>
-          <w:color w:val="000000"/>
-          <w:sz w:val="24"/>
-        </w:rPr>
-        <w:t>m</w:t>
-      </w:r>
-      <w:r>
-        <w:rPr>
-          <w:u w:val="single" w:color="0000ff"/>
-          <w:rFonts w:ascii="Charis SIL Regular" w:hAnsi="Charis SIL Regular" w:eastAsia="Charis SIL Regular"/>
-          <w:b w:val="0"/>
-          <w:i w:val="0"/>
-          <w:color w:val="000000"/>
-          <w:sz w:val="24"/>
-        </w:rPr>
-        <w:hyperlink r:id="rId12" w:history="1">
-          <w:r>
-            <w:rPr>
-              <w:rStyle w:val="Hyperlink"/>
-            </w:rPr>
-            <w:t xml:space="preserve"> in 1</w:t>
-          </w:r>
-        </w:hyperlink>
+        <w:t xml:space="preserve"> (Museum of Geography and Ethnology) in Rotterdam in 1</w:t>
       </w:r>
       <w:r>
         <w:rPr>
@@ -976,7 +899,6 @@
       </w:r>
       <w:r>
         <w:rPr>
-          <w:u w:val="single" w:color="0000ff"/>
           <w:rFonts w:ascii="Charis SIL Regular" w:hAnsi="Charis SIL Regular" w:eastAsia="Charis SIL Regular"/>
           <w:b w:val="0"/>
           <w:i w:val="0"/>
@@ -2229,7 +2151,7 @@
           <w:sz w:val="24"/>
           <w:u w:val="single"/>
         </w:rPr>
-        <w:hyperlink r:id="rId19" w:history="1">
+        <w:hyperlink r:id="rId20" w:history="1">
           <w:r>
             <w:rPr>
               <w:rStyle w:val="Hyperlink"/>
@@ -2258,7 +2180,7 @@
           <w:sz w:val="24"/>
           <w:u w:val="single"/>
         </w:rPr>
-        <w:hyperlink r:id="rId19" w:history="1">
+        <w:hyperlink r:id="rId20" w:history="1">
           <w:r>
             <w:rPr>
               <w:rStyle w:val="Hyperlink"/>
@@ -2276,7 +2198,7 @@
           <w:sz w:val="24"/>
           <w:u w:val="single"/>
         </w:rPr>
-        <w:hyperlink r:id="rId19" w:history="1">
+        <w:hyperlink r:id="rId20" w:history="1">
           <w:r>
             <w:rPr>
               <w:rStyle w:val="Hyperlink"/>
@@ -2305,7 +2227,7 @@
           <w:sz w:val="24"/>
           <w:u w:val="single"/>
         </w:rPr>
-        <w:hyperlink r:id="rId19" w:history="1">
+        <w:hyperlink r:id="rId20" w:history="1">
           <w:r>
             <w:rPr>
               <w:rStyle w:val="Hyperlink"/>
@@ -2334,7 +2256,7 @@
           <w:sz w:val="24"/>
           <w:u w:val="single"/>
         </w:rPr>
-        <w:hyperlink r:id="rId19" w:history="1">
+        <w:hyperlink r:id="rId20" w:history="1">
           <w:r>
             <w:rPr>
               <w:rStyle w:val="Hyperlink"/>
@@ -2352,7 +2274,7 @@
           <w:sz w:val="24"/>
           <w:u w:val="single"/>
         </w:rPr>
-        <w:hyperlink r:id="rId19" w:history="1">
+        <w:hyperlink r:id="rId20" w:history="1">
           <w:r>
             <w:rPr>
               <w:rStyle w:val="Hyperlink"/>
@@ -2370,7 +2292,7 @@
           <w:sz w:val="24"/>
           <w:u w:val="single"/>
         </w:rPr>
-        <w:hyperlink r:id="rId19" w:history="1">
+        <w:hyperlink r:id="rId20" w:history="1">
           <w:r>
             <w:rPr>
               <w:rStyle w:val="Hyperlink"/>
@@ -2388,7 +2310,7 @@
           <w:sz w:val="24"/>
           <w:u w:val="single"/>
         </w:rPr>
-        <w:hyperlink r:id="rId19" w:history="1">
+        <w:hyperlink r:id="rId20" w:history="1">
           <w:r>
             <w:rPr>
               <w:rStyle w:val="Hyperlink"/>
@@ -2417,7 +2339,7 @@
           <w:sz w:val="24"/>
           <w:u w:val="single"/>
         </w:rPr>
-        <w:hyperlink r:id="rId19" w:history="1">
+        <w:hyperlink r:id="rId20" w:history="1">
           <w:r>
             <w:rPr>
               <w:rStyle w:val="Hyperlink"/>
@@ -2446,7 +2368,7 @@
           <w:sz w:val="24"/>
           <w:u w:val="single"/>
         </w:rPr>
-        <w:hyperlink r:id="rId19" w:history="1">
+        <w:hyperlink r:id="rId20" w:history="1">
           <w:r>
             <w:rPr>
               <w:rStyle w:val="Hyperlink"/>
@@ -2767,7 +2689,7 @@
           <w:sz w:val="24"/>
           <w:u w:val="single"/>
         </w:rPr>
-        <w:hyperlink r:id="rId21" w:history="1">
+        <w:hyperlink r:id="rId20" w:history="1">
           <w:r>
             <w:rPr>
               <w:rStyle w:val="Hyperlink"/>
@@ -2785,7 +2707,7 @@
           <w:sz w:val="24"/>
           <w:u w:val="single"/>
         </w:rPr>
-        <w:hyperlink r:id="rId21" w:history="1">
+        <w:hyperlink r:id="rId20" w:history="1">
           <w:r>
             <w:rPr>
               <w:rStyle w:val="Hyperlink"/>
@@ -2814,7 +2736,7 @@
           <w:sz w:val="24"/>
           <w:u w:val="single"/>
         </w:rPr>
-        <w:hyperlink r:id="rId21" w:history="1">
+        <w:hyperlink r:id="rId20" w:history="1">
           <w:r>
             <w:rPr>
               <w:rStyle w:val="Hyperlink"/>
@@ -2860,7 +2782,7 @@
           <w:sz w:val="24"/>
           <w:u w:val="single"/>
         </w:rPr>
-        <w:hyperlink r:id="rId22" w:history="1">
+        <w:hyperlink r:id="rId21" w:history="1">
           <w:r>
             <w:rPr>
               <w:rStyle w:val="Hyperlink"/>
@@ -2878,7 +2800,7 @@
           <w:sz w:val="24"/>
           <w:u w:val="single"/>
         </w:rPr>
-        <w:hyperlink r:id="rId22" w:history="1">
+        <w:hyperlink r:id="rId21" w:history="1">
           <w:r>
             <w:rPr>
               <w:rStyle w:val="Hyperlink"/>
@@ -2896,198 +2818,12 @@
           <w:sz w:val="24"/>
           <w:u w:val="single"/>
         </w:rPr>
-        <w:hyperlink r:id="rId22" w:history="1">
+        <w:hyperlink r:id="rId21" w:history="1">
           <w:r>
             <w:rPr>
               <w:rStyle w:val="Hyperlink"/>
             </w:rPr>
             <w:t>tif</w:t>
-          </w:r>
-        </w:hyperlink>
-      </w:r>
-      <w:r>
-        <w:rPr>
-          <w:rFonts w:ascii="Charis SIL Regular" w:hAnsi="Charis SIL Regular" w:eastAsia="Charis SIL Regular"/>
-          <w:b w:val="0"/>
-          <w:i w:val="0"/>
-          <w:color w:val="0000FF"/>
-          <w:sz w:val="24"/>
-        </w:rPr>
-        <w:hyperlink r:id="rId22" w:history="1">
-          <w:r>
-            <w:rPr>
-              <w:rStyle w:val="Hyperlink"/>
-            </w:rPr>
-            <w:t>i</w:t>
-          </w:r>
-        </w:hyperlink>
-      </w:r>
-      <w:r>
-        <w:rPr>
-          <w:rFonts w:ascii="Charis SIL Regular" w:hAnsi="Charis SIL Regular" w:eastAsia="Charis SIL Regular"/>
-          <w:b w:val="0"/>
-          <w:i w:val="0"/>
-          <w:color w:val="0000FF"/>
-          <w:sz w:val="24"/>
-        </w:rPr>
-        <w:t>c</w:t>
-      </w:r>
-      <w:r>
-        <w:rPr>
-          <w:rFonts w:ascii="Charis SIL Regular" w:hAnsi="Charis SIL Regular" w:eastAsia="Charis SIL Regular"/>
-          <w:b w:val="0"/>
-          <w:i w:val="0"/>
-          <w:color w:val="0000FF"/>
-          <w:sz w:val="24"/>
-          <w:u w:val="single"/>
-        </w:rPr>
-        <w:t xml:space="preserve"> </w:t>
-      </w:r>
-      <w:r>
-        <w:rPr>
-          <w:rFonts w:ascii="Charis SIL Regular" w:hAnsi="Charis SIL Regular" w:eastAsia="Charis SIL Regular"/>
-          <w:b w:val="0"/>
-          <w:i w:val="0"/>
-          <w:color w:val="0000FF"/>
-          <w:sz w:val="24"/>
-          <w:u w:val="single"/>
-        </w:rPr>
-        <w:hyperlink r:id="rId22" w:history="1">
-          <w:r>
-            <w:rPr>
-              <w:rStyle w:val="Hyperlink"/>
-            </w:rPr>
-            <w:t>rese</w:t>
-          </w:r>
-        </w:hyperlink>
-      </w:r>
-      <w:r>
-        <w:rPr>
-          <w:rFonts w:ascii="Charis SIL Regular" w:hAnsi="Charis SIL Regular" w:eastAsia="Charis SIL Regular"/>
-          <w:b w:val="0"/>
-          <w:i w:val="0"/>
-          <w:color w:val="0000FF"/>
-          <w:sz w:val="24"/>
-          <w:u w:val="single"/>
-        </w:rPr>
-        <w:hyperlink r:id="rId22" w:history="1">
-          <w:r>
-            <w:rPr>
-              <w:rStyle w:val="Hyperlink"/>
-            </w:rPr>
-            <w:t>a</w:t>
-          </w:r>
-        </w:hyperlink>
-      </w:r>
-      <w:r>
-        <w:rPr>
-          <w:rFonts w:ascii="Charis SIL Regular" w:hAnsi="Charis SIL Regular" w:eastAsia="Charis SIL Regular"/>
-          <w:b w:val="0"/>
-          <w:i w:val="0"/>
-          <w:color w:val="0000FF"/>
-          <w:sz w:val="24"/>
-          <w:u w:val="single"/>
-        </w:rPr>
-        <w:hyperlink r:id="rId22" w:history="1">
-          <w:r>
-            <w:rPr>
-              <w:rStyle w:val="Hyperlink"/>
-            </w:rPr>
-            <w:t>rch</w:t>
-          </w:r>
-        </w:hyperlink>
-      </w:r>
-      <w:r>
-        <w:rPr>
-          <w:rFonts w:ascii="Charis SIL Regular" w:hAnsi="Charis SIL Regular" w:eastAsia="Charis SIL Regular"/>
-          <w:b w:val="0"/>
-          <w:i w:val="0"/>
-          <w:color w:val="0000FF"/>
-          <w:sz w:val="24"/>
-          <w:u w:val="single"/>
-        </w:rPr>
-        <w:t xml:space="preserve"> </w:t>
-      </w:r>
-      <w:r>
-        <w:rPr>
-          <w:rFonts w:ascii="Charis SIL Regular" w:hAnsi="Charis SIL Regular" w:eastAsia="Charis SIL Regular"/>
-          <w:b w:val="0"/>
-          <w:i w:val="0"/>
-          <w:color w:val="0000FF"/>
-          <w:sz w:val="24"/>
-          <w:u w:val="single"/>
-        </w:rPr>
-        <w:hyperlink r:id="rId22" w:history="1">
-          <w:r>
-            <w:rPr>
-              <w:rStyle w:val="Hyperlink"/>
-            </w:rPr>
-            <w:t>in</w:t>
-          </w:r>
-        </w:hyperlink>
-      </w:r>
-      <w:r>
-        <w:rPr>
-          <w:rFonts w:ascii="Charis SIL Regular" w:hAnsi="Charis SIL Regular" w:eastAsia="Charis SIL Regular"/>
-          <w:b w:val="0"/>
-          <w:i w:val="0"/>
-          <w:color w:val="0000FF"/>
-          <w:sz w:val="24"/>
-          <w:u w:val="single"/>
-        </w:rPr>
-        <w:t xml:space="preserve"> </w:t>
-      </w:r>
-      <w:r>
-        <w:rPr>
-          <w:rFonts w:ascii="Charis SIL Regular" w:hAnsi="Charis SIL Regular" w:eastAsia="Charis SIL Regular"/>
-          <w:b w:val="0"/>
-          <w:i w:val="0"/>
-          <w:color w:val="0000FF"/>
-          <w:sz w:val="24"/>
-          <w:u w:val="single"/>
-        </w:rPr>
-        <w:hyperlink r:id="rId22" w:history="1">
-          <w:r>
-            <w:rPr>
-              <w:rStyle w:val="Hyperlink"/>
-            </w:rPr>
-            <w:t>col</w:t>
-          </w:r>
-        </w:hyperlink>
-      </w:r>
-      <w:r>
-        <w:rPr>
-          <w:rFonts w:ascii="Charis SIL Regular" w:hAnsi="Charis SIL Regular" w:eastAsia="Charis SIL Regular"/>
-          <w:b w:val="0"/>
-          <w:i w:val="0"/>
-          <w:color w:val="0000FF"/>
-          <w:sz w:val="24"/>
-          <w:u w:val="single"/>
-        </w:rPr>
-        <w:hyperlink r:id="rId22" w:history="1">
-          <w:r>
-            <w:rPr>
-              <w:rStyle w:val="Hyperlink"/>
-            </w:rPr>
-            <w:t>o</w:t>
-          </w:r>
-        </w:hyperlink>
-      </w:r>
-      <w:r>
-        <w:rPr>
-          <w:rFonts w:ascii="Charis SIL Regular" w:hAnsi="Charis SIL Regular" w:eastAsia="Charis SIL Regular"/>
-          <w:b w:val="0"/>
-          <w:i w:val="0"/>
-          <w:color w:val="0000FF"/>
-          <w:sz w:val="24"/>
-          <w:u w:val="single"/>
-        </w:rPr>
-        <w:hyperlink r:id="rId22" w:history="1">
-          <w:r>
-            <w:rPr>
-              <w:rStyle w:val="Hyperlink"/>
-            </w:rPr>
-            <w:t>n</w:t>
           </w:r>
         </w:hyperlink>
       </w:r>
@@ -3118,6 +2854,194 @@
           <w:sz w:val="24"/>
           <w:u w:val="single"/>
         </w:rPr>
+        <w:t>c</w:t>
+      </w:r>
+      <w:r>
+        <w:rPr>
+          <w:rFonts w:ascii="Charis SIL Regular" w:hAnsi="Charis SIL Regular" w:eastAsia="Charis SIL Regular"/>
+          <w:b w:val="0"/>
+          <w:i w:val="0"/>
+          <w:color w:val="0000FF"/>
+          <w:sz w:val="24"/>
+          <w:u w:val="single"/>
+        </w:rPr>
+        <w:t xml:space="preserve"> </w:t>
+      </w:r>
+      <w:r>
+        <w:rPr>
+          <w:rFonts w:ascii="Charis SIL Regular" w:hAnsi="Charis SIL Regular" w:eastAsia="Charis SIL Regular"/>
+          <w:b w:val="0"/>
+          <w:i w:val="0"/>
+          <w:color w:val="0000FF"/>
+          <w:sz w:val="24"/>
+          <w:u w:val="single"/>
+        </w:rPr>
+        <w:hyperlink r:id="rId21" w:history="1">
+          <w:r>
+            <w:rPr>
+              <w:rStyle w:val="Hyperlink"/>
+            </w:rPr>
+            <w:t>rese</w:t>
+          </w:r>
+        </w:hyperlink>
+      </w:r>
+      <w:r>
+        <w:rPr>
+          <w:rFonts w:ascii="Charis SIL Regular" w:hAnsi="Charis SIL Regular" w:eastAsia="Charis SIL Regular"/>
+          <w:b w:val="0"/>
+          <w:i w:val="0"/>
+          <w:color w:val="0000FF"/>
+          <w:sz w:val="24"/>
+          <w:u w:val="single"/>
+        </w:rPr>
+        <w:hyperlink r:id="rId21" w:history="1">
+          <w:r>
+            <w:rPr>
+              <w:rStyle w:val="Hyperlink"/>
+            </w:rPr>
+            <w:t>a</w:t>
+          </w:r>
+        </w:hyperlink>
+      </w:r>
+      <w:r>
+        <w:rPr>
+          <w:rFonts w:ascii="Charis SIL Regular" w:hAnsi="Charis SIL Regular" w:eastAsia="Charis SIL Regular"/>
+          <w:b w:val="0"/>
+          <w:i w:val="0"/>
+          <w:color w:val="0000FF"/>
+          <w:sz w:val="24"/>
+          <w:u w:val="single"/>
+        </w:rPr>
+        <w:hyperlink r:id="rId21" w:history="1">
+          <w:r>
+            <w:rPr>
+              <w:rStyle w:val="Hyperlink"/>
+            </w:rPr>
+            <w:t>rch</w:t>
+          </w:r>
+        </w:hyperlink>
+      </w:r>
+      <w:r>
+        <w:rPr>
+          <w:rFonts w:ascii="Charis SIL Regular" w:hAnsi="Charis SIL Regular" w:eastAsia="Charis SIL Regular"/>
+          <w:b w:val="0"/>
+          <w:i w:val="0"/>
+          <w:color w:val="0000FF"/>
+          <w:sz w:val="24"/>
+          <w:u w:val="single"/>
+        </w:rPr>
+        <w:t xml:space="preserve"> </w:t>
+      </w:r>
+      <w:r>
+        <w:rPr>
+          <w:rFonts w:ascii="Charis SIL Regular" w:hAnsi="Charis SIL Regular" w:eastAsia="Charis SIL Regular"/>
+          <w:b w:val="0"/>
+          <w:i w:val="0"/>
+          <w:color w:val="0000FF"/>
+          <w:sz w:val="24"/>
+          <w:u w:val="single"/>
+        </w:rPr>
+        <w:hyperlink r:id="rId21" w:history="1">
+          <w:r>
+            <w:rPr>
+              <w:rStyle w:val="Hyperlink"/>
+            </w:rPr>
+            <w:t>in</w:t>
+          </w:r>
+        </w:hyperlink>
+      </w:r>
+      <w:r>
+        <w:rPr>
+          <w:rFonts w:ascii="Charis SIL Regular" w:hAnsi="Charis SIL Regular" w:eastAsia="Charis SIL Regular"/>
+          <w:b w:val="0"/>
+          <w:i w:val="0"/>
+          <w:color w:val="0000FF"/>
+          <w:sz w:val="24"/>
+          <w:u w:val="single"/>
+        </w:rPr>
+        <w:t xml:space="preserve"> </w:t>
+      </w:r>
+      <w:r>
+        <w:rPr>
+          <w:rFonts w:ascii="Charis SIL Regular" w:hAnsi="Charis SIL Regular" w:eastAsia="Charis SIL Regular"/>
+          <w:b w:val="0"/>
+          <w:i w:val="0"/>
+          <w:color w:val="0000FF"/>
+          <w:sz w:val="24"/>
+          <w:u w:val="single"/>
+        </w:rPr>
+        <w:hyperlink r:id="rId21" w:history="1">
+          <w:r>
+            <w:rPr>
+              <w:rStyle w:val="Hyperlink"/>
+            </w:rPr>
+            <w:t>col</w:t>
+          </w:r>
+        </w:hyperlink>
+      </w:r>
+      <w:r>
+        <w:rPr>
+          <w:rFonts w:ascii="Charis SIL Regular" w:hAnsi="Charis SIL Regular" w:eastAsia="Charis SIL Regular"/>
+          <w:b w:val="0"/>
+          <w:i w:val="0"/>
+          <w:color w:val="0000FF"/>
+          <w:sz w:val="24"/>
+          <w:u w:val="single"/>
+        </w:rPr>
+        <w:hyperlink r:id="rId21" w:history="1">
+          <w:r>
+            <w:rPr>
+              <w:rStyle w:val="Hyperlink"/>
+            </w:rPr>
+            <w:t>o</w:t>
+          </w:r>
+        </w:hyperlink>
+      </w:r>
+      <w:r>
+        <w:rPr>
+          <w:rFonts w:ascii="Charis SIL Regular" w:hAnsi="Charis SIL Regular" w:eastAsia="Charis SIL Regular"/>
+          <w:b w:val="0"/>
+          <w:i w:val="0"/>
+          <w:color w:val="0000FF"/>
+          <w:sz w:val="24"/>
+          <w:u w:val="single"/>
+        </w:rPr>
+        <w:hyperlink r:id="rId21" w:history="1">
+          <w:r>
+            <w:rPr>
+              <w:rStyle w:val="Hyperlink"/>
+            </w:rPr>
+            <w:t>n</w:t>
+          </w:r>
+        </w:hyperlink>
+      </w:r>
+      <w:r>
+        <w:rPr>
+          <w:rFonts w:ascii="Charis SIL Regular" w:hAnsi="Charis SIL Regular" w:eastAsia="Charis SIL Regular"/>
+          <w:b w:val="0"/>
+          <w:i w:val="0"/>
+          <w:color w:val="0000FF"/>
+          <w:sz w:val="24"/>
+          <w:u w:val="single"/>
+        </w:rPr>
+        <w:hyperlink r:id="rId21" w:history="1">
+          <w:r>
+            <w:rPr>
+              <w:rStyle w:val="Hyperlink"/>
+            </w:rPr>
+            <w:t>i</w:t>
+          </w:r>
+        </w:hyperlink>
+      </w:r>
+      <w:r>
+        <w:rPr>
+          <w:rFonts w:ascii="Charis SIL Regular" w:hAnsi="Charis SIL Regular" w:eastAsia="Charis SIL Regular"/>
+          <w:b w:val="0"/>
+          <w:i w:val="0"/>
+          <w:color w:val="0000FF"/>
+          <w:sz w:val="24"/>
+          <w:u w:val="single"/>
+        </w:rPr>
         <w:hyperlink r:id="rId21" w:history="1">
           <w:r>
             <w:rPr>
@@ -3188,9 +3112,19 @@
             <w:rPr>
               <w:rStyle w:val="Hyperlink"/>
             </w:rPr>
-            <w:t>ries</w:t>
+            <w:t>rie</w:t>
           </w:r>
         </w:hyperlink>
+      </w:r>
+      <w:r>
+        <w:rPr>
+          <w:rFonts w:ascii="Charis SIL Regular" w:hAnsi="Charis SIL Regular" w:eastAsia="Charis SIL Regular"/>
+          <w:b w:val="0"/>
+          <w:i w:val="0"/>
+          <w:color w:val="0000FF"/>
+          <w:sz w:val="24"/>
+        </w:rPr>
+        <w:t>s</w:t>
       </w:r>
       <w:r>
         <w:br/>

--- a/EXPORTS/DOCX/published/niveau2/English/Museum.docx
+++ b/EXPORTS/DOCX/published/niveau2/English/Museum.docx
@@ -343,24 +343,14 @@
           <w:i w:val="0"/>
           <w:color w:val="0000FF"/>
           <w:sz w:val="24"/>
-        </w:rPr>
-        <w:t xml:space="preserve">Rijks </w:t>
-      </w:r>
-      <w:r>
-        <w:rPr>
-          <w:rFonts w:ascii="Charis SIL Regular" w:hAnsi="Charis SIL Regular" w:eastAsia="Charis SIL Regular"/>
-          <w:b w:val="0"/>
-          <w:i w:val="0"/>
-          <w:color w:val="0000FF"/>
-          <w:sz w:val="24"/>
           <w:u w:val="single"/>
         </w:rPr>
-        <w:hyperlink r:id="rId10" w:history="1">
+        <w:hyperlink r:id="rId9" w:history="1">
           <w:r>
             <w:rPr>
               <w:rStyle w:val="Hyperlink"/>
             </w:rPr>
-            <w:t>Etnogra</w:t>
+            <w:t>Rijks</w:t>
           </w:r>
         </w:hyperlink>
       </w:r>
@@ -373,7 +363,54 @@
           <w:sz w:val="24"/>
           <w:u w:val="single"/>
         </w:rPr>
-        <w:hyperlink r:id="rId10" w:history="1">
+        <w:t xml:space="preserve"> </w:t>
+      </w:r>
+      <w:r>
+        <w:rPr>
+          <w:rFonts w:ascii="Charis SIL Regular" w:hAnsi="Charis SIL Regular" w:eastAsia="Charis SIL Regular"/>
+          <w:b w:val="0"/>
+          <w:i w:val="0"/>
+          <w:color w:val="0000FF"/>
+          <w:sz w:val="24"/>
+          <w:u w:val="single"/>
+        </w:rPr>
+        <w:hyperlink r:id="rId9" w:history="1">
+          <w:r>
+            <w:rPr>
+              <w:rStyle w:val="Hyperlink"/>
+            </w:rPr>
+            <w:t>Etn</w:t>
+          </w:r>
+        </w:hyperlink>
+      </w:r>
+      <w:r>
+        <w:rPr>
+          <w:rFonts w:ascii="Charis SIL Regular" w:hAnsi="Charis SIL Regular" w:eastAsia="Charis SIL Regular"/>
+          <w:b w:val="0"/>
+          <w:i w:val="0"/>
+          <w:color w:val="0000FF"/>
+          <w:sz w:val="24"/>
+          <w:u w:val="single"/>
+        </w:rPr>
+        <w:hyperlink r:id="rId9" w:history="1">
+          <w:r>
+            <w:rPr>
+              <w:rStyle w:val="Hyperlink"/>
+            </w:rPr>
+            <w:t>ogra</w:t>
+          </w:r>
+        </w:hyperlink>
+      </w:r>
+      <w:r>
+        <w:rPr>
+          <w:rFonts w:ascii="Charis SIL Regular" w:hAnsi="Charis SIL Regular" w:eastAsia="Charis SIL Regular"/>
+          <w:b w:val="0"/>
+          <w:i w:val="0"/>
+          <w:color w:val="0000FF"/>
+          <w:sz w:val="24"/>
+          <w:u w:val="single"/>
+        </w:rPr>
+        <w:hyperlink r:id="rId9" w:history="1">
           <w:r>
             <w:rPr>
               <w:rStyle w:val="Hyperlink"/>
@@ -420,7 +457,7 @@
           <w:sz w:val="24"/>
           <w:u w:val="single"/>
         </w:rPr>
-        <w:hyperlink r:id="rId9" w:history="1">
+        <w:hyperlink r:id="rId10" w:history="1">
           <w:r>
             <w:rPr>
               <w:rStyle w:val="Hyperlink"/>
@@ -732,67 +769,19 @@
           <w:i w:val="0"/>
           <w:color w:val="0000FF"/>
           <w:sz w:val="24"/>
+        </w:rPr>
+        <w:t xml:space="preserve"> voor Lan</w:t>
+      </w:r>
+      <w:r>
+        <w:rPr>
+          <w:rFonts w:ascii="Charis SIL Regular" w:hAnsi="Charis SIL Regular" w:eastAsia="Charis SIL Regular"/>
+          <w:b w:val="0"/>
+          <w:i w:val="0"/>
+          <w:color w:val="0000FF"/>
+          <w:sz w:val="24"/>
           <w:u w:val="single"/>
         </w:rPr>
-        <w:t xml:space="preserve"> </w:t>
-      </w:r>
-      <w:r>
-        <w:rPr>
-          <w:rFonts w:ascii="Charis SIL Regular" w:hAnsi="Charis SIL Regular" w:eastAsia="Charis SIL Regular"/>
-          <w:b w:val="0"/>
-          <w:i w:val="0"/>
-          <w:color w:val="0000FF"/>
-          <w:sz w:val="24"/>
-          <w:u w:val="single"/>
-        </w:rPr>
-        <w:hyperlink r:id="rId12" w:history="1">
-          <w:r>
-            <w:rPr>
-              <w:rStyle w:val="Hyperlink"/>
-            </w:rPr>
-            <w:t>voor</w:t>
-          </w:r>
-        </w:hyperlink>
-      </w:r>
-      <w:r>
-        <w:rPr>
-          <w:rFonts w:ascii="Charis SIL Regular" w:hAnsi="Charis SIL Regular" w:eastAsia="Charis SIL Regular"/>
-          <w:b w:val="0"/>
-          <w:i w:val="0"/>
-          <w:color w:val="0000FF"/>
-          <w:sz w:val="24"/>
-          <w:u w:val="single"/>
-        </w:rPr>
-        <w:t xml:space="preserve"> </w:t>
-      </w:r>
-      <w:r>
-        <w:rPr>
-          <w:rFonts w:ascii="Charis SIL Regular" w:hAnsi="Charis SIL Regular" w:eastAsia="Charis SIL Regular"/>
-          <w:b w:val="0"/>
-          <w:i w:val="0"/>
-          <w:color w:val="0000FF"/>
-          <w:sz w:val="24"/>
-          <w:u w:val="single"/>
-        </w:rPr>
-        <w:hyperlink r:id="rId12" w:history="1">
-          <w:r>
-            <w:rPr>
-              <w:rStyle w:val="Hyperlink"/>
-            </w:rPr>
-            <w:t>Lan</w:t>
-          </w:r>
-        </w:hyperlink>
-      </w:r>
-      <w:r>
-        <w:rPr>
-          <w:rFonts w:ascii="Charis SIL Regular" w:hAnsi="Charis SIL Regular" w:eastAsia="Charis SIL Regular"/>
-          <w:b w:val="0"/>
-          <w:i w:val="0"/>
-          <w:color w:val="0000FF"/>
-          <w:sz w:val="24"/>
-          <w:u w:val="single"/>
-        </w:rPr>
-        <w:hyperlink r:id="rId12" w:history="1">
+        <w:hyperlink r:id="rId11" w:history="1">
           <w:r>
             <w:rPr>
               <w:rStyle w:val="Hyperlink"/>
@@ -821,7 +810,7 @@
           <w:sz w:val="24"/>
           <w:u w:val="single"/>
         </w:rPr>
-        <w:hyperlink r:id="rId12" w:history="1">
+        <w:hyperlink r:id="rId11" w:history="1">
           <w:r>
             <w:rPr>
               <w:rStyle w:val="Hyperlink"/>
@@ -877,7 +866,64 @@
           <w:color w:val="000000"/>
           <w:sz w:val="24"/>
         </w:rPr>
-        <w:t xml:space="preserve"> (Museum of Geography and Ethnology) in Rotterdam in 1</w:t>
+        <w:t xml:space="preserve"> (Museum of Geography and Ethnology) in </w:t>
+      </w:r>
+      <w:r>
+        <w:rPr>
+          <w:u w:val="single" w:color="0000ff"/>
+          <w:rFonts w:ascii="Charis SIL Regular" w:hAnsi="Charis SIL Regular" w:eastAsia="Charis SIL Regular"/>
+          <w:b w:val="0"/>
+          <w:i w:val="0"/>
+          <w:color w:val="000000"/>
+          <w:sz w:val="24"/>
+        </w:rPr>
+        <w:t>R</w:t>
+      </w:r>
+      <w:r>
+        <w:rPr>
+          <w:u w:val="single" w:color="0000ff"/>
+          <w:rFonts w:ascii="Charis SIL Regular" w:hAnsi="Charis SIL Regular" w:eastAsia="Charis SIL Regular"/>
+          <w:b w:val="0"/>
+          <w:i w:val="0"/>
+          <w:color w:val="000000"/>
+          <w:sz w:val="24"/>
+        </w:rPr>
+        <w:hyperlink r:id="rId12" w:history="1">
+          <w:r>
+            <w:rPr>
+              <w:rStyle w:val="Hyperlink"/>
+            </w:rPr>
+            <w:t>otterda</w:t>
+          </w:r>
+        </w:hyperlink>
+      </w:r>
+      <w:r>
+        <w:rPr>
+          <w:rFonts w:ascii="Charis SIL Regular" w:hAnsi="Charis SIL Regular" w:eastAsia="Charis SIL Regular"/>
+          <w:b w:val="0"/>
+          <w:i w:val="0"/>
+          <w:color w:val="000000"/>
+          <w:sz w:val="24"/>
+        </w:rPr>
+        <w:t>m</w:t>
+      </w:r>
+      <w:r>
+        <w:rPr>
+          <w:u w:val="single" w:color="0000ff"/>
+          <w:rFonts w:ascii="Charis SIL Regular" w:hAnsi="Charis SIL Regular" w:eastAsia="Charis SIL Regular"/>
+          <w:b w:val="0"/>
+          <w:i w:val="0"/>
+          <w:color w:val="000000"/>
+          <w:sz w:val="24"/>
+        </w:rPr>
+        <w:hyperlink r:id="rId12" w:history="1">
+          <w:r>
+            <w:rPr>
+              <w:rStyle w:val="Hyperlink"/>
+            </w:rPr>
+            <w:t xml:space="preserve"> in 1</w:t>
+          </w:r>
+        </w:hyperlink>
       </w:r>
       <w:r>
         <w:rPr>
@@ -899,6 +945,7 @@
       </w:r>
       <w:r>
         <w:rPr>
+          <w:u w:val="single" w:color="0000ff"/>
           <w:rFonts w:ascii="Charis SIL Regular" w:hAnsi="Charis SIL Regular" w:eastAsia="Charis SIL Regular"/>
           <w:b w:val="0"/>
           <w:i w:val="0"/>
@@ -2397,7 +2444,7 @@
           <w:sz w:val="24"/>
           <w:u w:val="single"/>
         </w:rPr>
-        <w:hyperlink r:id="rId19" w:history="1">
+        <w:hyperlink r:id="rId20" w:history="1">
           <w:r>
             <w:rPr>
               <w:rStyle w:val="Hyperlink"/>
@@ -2452,16 +2499,8 @@
           <w:i w:val="0"/>
           <w:color w:val="0000FF"/>
           <w:sz w:val="24"/>
-          <w:u w:val="single"/>
-        </w:rPr>
-        <w:hyperlink r:id="rId20" w:history="1">
-          <w:r>
-            <w:rPr>
-              <w:rStyle w:val="Hyperlink"/>
-            </w:rPr>
-            <w:t>Arm</w:t>
-          </w:r>
-        </w:hyperlink>
+        </w:rPr>
+        <w:t>Arm</w:t>
       </w:r>
       <w:r>
         <w:rPr>
@@ -2689,7 +2728,7 @@
           <w:sz w:val="24"/>
           <w:u w:val="single"/>
         </w:rPr>
-        <w:hyperlink r:id="rId20" w:history="1">
+        <w:hyperlink r:id="rId21" w:history="1">
           <w:r>
             <w:rPr>
               <w:rStyle w:val="Hyperlink"/>
@@ -2707,7 +2746,7 @@
           <w:sz w:val="24"/>
           <w:u w:val="single"/>
         </w:rPr>
-        <w:hyperlink r:id="rId20" w:history="1">
+        <w:hyperlink r:id="rId21" w:history="1">
           <w:r>
             <w:rPr>
               <w:rStyle w:val="Hyperlink"/>
@@ -2736,7 +2775,7 @@
           <w:sz w:val="24"/>
           <w:u w:val="single"/>
         </w:rPr>
-        <w:hyperlink r:id="rId20" w:history="1">
+        <w:hyperlink r:id="rId21" w:history="1">
           <w:r>
             <w:rPr>
               <w:rStyle w:val="Hyperlink"/>
@@ -2782,7 +2821,7 @@
           <w:sz w:val="24"/>
           <w:u w:val="single"/>
         </w:rPr>
-        <w:hyperlink r:id="rId21" w:history="1">
+        <w:hyperlink r:id="rId22" w:history="1">
           <w:r>
             <w:rPr>
               <w:rStyle w:val="Hyperlink"/>
@@ -2800,7 +2839,7 @@
           <w:sz w:val="24"/>
           <w:u w:val="single"/>
         </w:rPr>
-        <w:hyperlink r:id="rId21" w:history="1">
+        <w:hyperlink r:id="rId22" w:history="1">
           <w:r>
             <w:rPr>
               <w:rStyle w:val="Hyperlink"/>
@@ -2818,7 +2857,7 @@
           <w:sz w:val="24"/>
           <w:u w:val="single"/>
         </w:rPr>
-        <w:hyperlink r:id="rId21" w:history="1">
+        <w:hyperlink r:id="rId22" w:history="1">
           <w:r>
             <w:rPr>
               <w:rStyle w:val="Hyperlink"/>
@@ -2834,9 +2873,8 @@
           <w:i w:val="0"/>
           <w:color w:val="0000FF"/>
           <w:sz w:val="24"/>
-          <w:u w:val="single"/>
-        </w:rPr>
-        <w:hyperlink r:id="rId21" w:history="1">
+        </w:rPr>
+        <w:hyperlink r:id="rId22" w:history="1">
           <w:r>
             <w:rPr>
               <w:rStyle w:val="Hyperlink"/>
@@ -2852,9 +2890,19 @@
           <w:i w:val="0"/>
           <w:color w:val="0000FF"/>
           <w:sz w:val="24"/>
+        </w:rPr>
+        <w:t>c</w:t>
+      </w:r>
+      <w:r>
+        <w:rPr>
+          <w:rFonts w:ascii="Charis SIL Regular" w:hAnsi="Charis SIL Regular" w:eastAsia="Charis SIL Regular"/>
+          <w:b w:val="0"/>
+          <w:i w:val="0"/>
+          <w:color w:val="0000FF"/>
+          <w:sz w:val="24"/>
           <w:u w:val="single"/>
         </w:rPr>
-        <w:t>c</w:t>
+        <w:t xml:space="preserve"> </w:t>
       </w:r>
       <w:r>
         <w:rPr>
@@ -2865,18 +2913,7 @@
           <w:sz w:val="24"/>
           <w:u w:val="single"/>
         </w:rPr>
-        <w:t xml:space="preserve"> </w:t>
-      </w:r>
-      <w:r>
-        <w:rPr>
-          <w:rFonts w:ascii="Charis SIL Regular" w:hAnsi="Charis SIL Regular" w:eastAsia="Charis SIL Regular"/>
-          <w:b w:val="0"/>
-          <w:i w:val="0"/>
-          <w:color w:val="0000FF"/>
-          <w:sz w:val="24"/>
-          <w:u w:val="single"/>
-        </w:rPr>
-        <w:hyperlink r:id="rId21" w:history="1">
+        <w:hyperlink r:id="rId22" w:history="1">
           <w:r>
             <w:rPr>
               <w:rStyle w:val="Hyperlink"/>
@@ -2894,7 +2931,7 @@
           <w:sz w:val="24"/>
           <w:u w:val="single"/>
         </w:rPr>
-        <w:hyperlink r:id="rId21" w:history="1">
+        <w:hyperlink r:id="rId22" w:history="1">
           <w:r>
             <w:rPr>
               <w:rStyle w:val="Hyperlink"/>
@@ -2912,7 +2949,7 @@
           <w:sz w:val="24"/>
           <w:u w:val="single"/>
         </w:rPr>
-        <w:hyperlink r:id="rId21" w:history="1">
+        <w:hyperlink r:id="rId22" w:history="1">
           <w:r>
             <w:rPr>
               <w:rStyle w:val="Hyperlink"/>
@@ -2941,7 +2978,7 @@
           <w:sz w:val="24"/>
           <w:u w:val="single"/>
         </w:rPr>
-        <w:hyperlink r:id="rId21" w:history="1">
+        <w:hyperlink r:id="rId22" w:history="1">
           <w:r>
             <w:rPr>
               <w:rStyle w:val="Hyperlink"/>
@@ -2970,7 +3007,7 @@
           <w:sz w:val="24"/>
           <w:u w:val="single"/>
         </w:rPr>
-        <w:hyperlink r:id="rId21" w:history="1">
+        <w:hyperlink r:id="rId22" w:history="1">
           <w:r>
             <w:rPr>
               <w:rStyle w:val="Hyperlink"/>
@@ -2988,7 +3025,7 @@
           <w:sz w:val="24"/>
           <w:u w:val="single"/>
         </w:rPr>
-        <w:hyperlink r:id="rId21" w:history="1">
+        <w:hyperlink r:id="rId22" w:history="1">
           <w:r>
             <w:rPr>
               <w:rStyle w:val="Hyperlink"/>
@@ -3006,7 +3043,7 @@
           <w:sz w:val="24"/>
           <w:u w:val="single"/>
         </w:rPr>
-        <w:hyperlink r:id="rId21" w:history="1">
+        <w:hyperlink r:id="rId22" w:history="1">
           <w:r>
             <w:rPr>
               <w:rStyle w:val="Hyperlink"/>
@@ -3024,7 +3061,7 @@
           <w:sz w:val="24"/>
           <w:u w:val="single"/>
         </w:rPr>
-        <w:hyperlink r:id="rId21" w:history="1">
+        <w:hyperlink r:id="rId22" w:history="1">
           <w:r>
             <w:rPr>
               <w:rStyle w:val="Hyperlink"/>
@@ -3089,7 +3126,7 @@
           <w:sz w:val="24"/>
           <w:u w:val="single"/>
         </w:rPr>
-        <w:hyperlink r:id="rId21" w:history="1">
+        <w:hyperlink r:id="rId22" w:history="1">
           <w:r>
             <w:rPr>
               <w:rStyle w:val="Hyperlink"/>
@@ -3112,19 +3149,9 @@
             <w:rPr>
               <w:rStyle w:val="Hyperlink"/>
             </w:rPr>
-            <w:t>rie</w:t>
+            <w:t>ries</w:t>
           </w:r>
         </w:hyperlink>
-      </w:r>
-      <w:r>
-        <w:rPr>
-          <w:rFonts w:ascii="Charis SIL Regular" w:hAnsi="Charis SIL Regular" w:eastAsia="Charis SIL Regular"/>
-          <w:b w:val="0"/>
-          <w:i w:val="0"/>
-          <w:color w:val="0000FF"/>
-          <w:sz w:val="24"/>
-        </w:rPr>
-        <w:t>s</w:t>
       </w:r>
       <w:r>
         <w:br/>
@@ -3164,7 +3191,6 @@
           <w:i w:val="0"/>
           <w:color w:val="0000FF"/>
           <w:sz w:val="24"/>
-          <w:u w:val="single"/>
         </w:rPr>
         <w:t xml:space="preserve"> </w:t>
       </w:r>

--- a/EXPORTS/DOCX/published/niveau2/English/Museum.docx
+++ b/EXPORTS/DOCX/published/niveau2/English/Museum.docx
@@ -327,14 +327,7 @@
           <w:color w:val="000000"/>
           <w:sz w:val="24"/>
         </w:rPr>
-        <w:hyperlink r:id="rId9" w:history="1">
-          <w:r>
-            <w:rPr>
-              <w:rStyle w:val="Hyperlink"/>
-            </w:rPr>
-            <w:t xml:space="preserve"> the </w:t>
-          </w:r>
-        </w:hyperlink>
+        <w:t xml:space="preserve"> the </w:t>
       </w:r>
       <w:r>
         <w:rPr>
@@ -345,7 +338,7 @@
           <w:sz w:val="24"/>
           <w:u w:val="single"/>
         </w:rPr>
-        <w:hyperlink r:id="rId9" w:history="1">
+        <w:hyperlink r:id="rId10" w:history="1">
           <w:r>
             <w:rPr>
               <w:rStyle w:val="Hyperlink"/>
@@ -374,7 +367,7 @@
           <w:sz w:val="24"/>
           <w:u w:val="single"/>
         </w:rPr>
-        <w:hyperlink r:id="rId9" w:history="1">
+        <w:hyperlink r:id="rId10" w:history="1">
           <w:r>
             <w:rPr>
               <w:rStyle w:val="Hyperlink"/>
@@ -392,7 +385,7 @@
           <w:sz w:val="24"/>
           <w:u w:val="single"/>
         </w:rPr>
-        <w:hyperlink r:id="rId9" w:history="1">
+        <w:hyperlink r:id="rId10" w:history="1">
           <w:r>
             <w:rPr>
               <w:rStyle w:val="Hyperlink"/>
@@ -410,7 +403,7 @@
           <w:sz w:val="24"/>
           <w:u w:val="single"/>
         </w:rPr>
-        <w:hyperlink r:id="rId9" w:history="1">
+        <w:hyperlink r:id="rId10" w:history="1">
           <w:r>
             <w:rPr>
               <w:rStyle w:val="Hyperlink"/>
@@ -457,7 +450,7 @@
           <w:sz w:val="24"/>
           <w:u w:val="single"/>
         </w:rPr>
-        <w:hyperlink r:id="rId10" w:history="1">
+        <w:hyperlink r:id="rId9" w:history="1">
           <w:r>
             <w:rPr>
               <w:rStyle w:val="Hyperlink"/>
@@ -475,7 +468,7 @@
           <w:sz w:val="24"/>
           <w:u w:val="single"/>
         </w:rPr>
-        <w:hyperlink r:id="rId10" w:history="1">
+        <w:hyperlink r:id="rId9" w:history="1">
           <w:r>
             <w:rPr>
               <w:rStyle w:val="Hyperlink"/>
@@ -769,8 +762,9 @@
           <w:i w:val="0"/>
           <w:color w:val="0000FF"/>
           <w:sz w:val="24"/>
-        </w:rPr>
-        <w:t xml:space="preserve"> voor Lan</w:t>
+          <w:u w:val="single"/>
+        </w:rPr>
+        <w:t xml:space="preserve"> </w:t>
       </w:r>
       <w:r>
         <w:rPr>
@@ -781,7 +775,54 @@
           <w:sz w:val="24"/>
           <w:u w:val="single"/>
         </w:rPr>
-        <w:hyperlink r:id="rId11" w:history="1">
+        <w:hyperlink r:id="rId12" w:history="1">
+          <w:r>
+            <w:rPr>
+              <w:rStyle w:val="Hyperlink"/>
+            </w:rPr>
+            <w:t>voor</w:t>
+          </w:r>
+        </w:hyperlink>
+      </w:r>
+      <w:r>
+        <w:rPr>
+          <w:rFonts w:ascii="Charis SIL Regular" w:hAnsi="Charis SIL Regular" w:eastAsia="Charis SIL Regular"/>
+          <w:b w:val="0"/>
+          <w:i w:val="0"/>
+          <w:color w:val="0000FF"/>
+          <w:sz w:val="24"/>
+          <w:u w:val="single"/>
+        </w:rPr>
+        <w:t xml:space="preserve"> </w:t>
+      </w:r>
+      <w:r>
+        <w:rPr>
+          <w:rFonts w:ascii="Charis SIL Regular" w:hAnsi="Charis SIL Regular" w:eastAsia="Charis SIL Regular"/>
+          <w:b w:val="0"/>
+          <w:i w:val="0"/>
+          <w:color w:val="0000FF"/>
+          <w:sz w:val="24"/>
+          <w:u w:val="single"/>
+        </w:rPr>
+        <w:hyperlink r:id="rId12" w:history="1">
+          <w:r>
+            <w:rPr>
+              <w:rStyle w:val="Hyperlink"/>
+            </w:rPr>
+            <w:t>Lan</w:t>
+          </w:r>
+        </w:hyperlink>
+      </w:r>
+      <w:r>
+        <w:rPr>
+          <w:rFonts w:ascii="Charis SIL Regular" w:hAnsi="Charis SIL Regular" w:eastAsia="Charis SIL Regular"/>
+          <w:b w:val="0"/>
+          <w:i w:val="0"/>
+          <w:color w:val="0000FF"/>
+          <w:sz w:val="24"/>
+          <w:u w:val="single"/>
+        </w:rPr>
+        <w:hyperlink r:id="rId12" w:history="1">
           <w:r>
             <w:rPr>
               <w:rStyle w:val="Hyperlink"/>
@@ -810,7 +851,7 @@
           <w:sz w:val="24"/>
           <w:u w:val="single"/>
         </w:rPr>
-        <w:hyperlink r:id="rId11" w:history="1">
+        <w:hyperlink r:id="rId12" w:history="1">
           <w:r>
             <w:rPr>
               <w:rStyle w:val="Hyperlink"/>
@@ -831,7 +872,7 @@
           <w:sz w:val="24"/>
           <w:u w:val="single"/>
         </w:rPr>
-        <w:hyperlink r:id="rId11" w:history="1">
+        <w:hyperlink r:id="rId12" w:history="1">
           <w:r>
             <w:rPr>
               <w:rStyle w:val="Hyperlink"/>
@@ -877,35 +918,7 @@
           <w:color w:val="000000"/>
           <w:sz w:val="24"/>
         </w:rPr>
-        <w:t>R</w:t>
-      </w:r>
-      <w:r>
-        <w:rPr>
-          <w:u w:val="single" w:color="0000ff"/>
-          <w:rFonts w:ascii="Charis SIL Regular" w:hAnsi="Charis SIL Regular" w:eastAsia="Charis SIL Regular"/>
-          <w:b w:val="0"/>
-          <w:i w:val="0"/>
-          <w:color w:val="000000"/>
-          <w:sz w:val="24"/>
-        </w:rPr>
-        <w:hyperlink r:id="rId12" w:history="1">
-          <w:r>
-            <w:rPr>
-              <w:rStyle w:val="Hyperlink"/>
-            </w:rPr>
-            <w:t>otterda</w:t>
-          </w:r>
-        </w:hyperlink>
-      </w:r>
-      <w:r>
-        <w:rPr>
-          <w:rFonts w:ascii="Charis SIL Regular" w:hAnsi="Charis SIL Regular" w:eastAsia="Charis SIL Regular"/>
-          <w:b w:val="0"/>
-          <w:i w:val="0"/>
-          <w:color w:val="000000"/>
-          <w:sz w:val="24"/>
-        </w:rPr>
-        <w:t>m</w:t>
+        <w:t>Rotterdam</w:t>
       </w:r>
       <w:r>
         <w:rPr>
@@ -2198,7 +2211,7 @@
           <w:sz w:val="24"/>
           <w:u w:val="single"/>
         </w:rPr>
-        <w:hyperlink r:id="rId20" w:history="1">
+        <w:hyperlink r:id="rId19" w:history="1">
           <w:r>
             <w:rPr>
               <w:rStyle w:val="Hyperlink"/>
@@ -2227,7 +2240,7 @@
           <w:sz w:val="24"/>
           <w:u w:val="single"/>
         </w:rPr>
-        <w:hyperlink r:id="rId20" w:history="1">
+        <w:hyperlink r:id="rId19" w:history="1">
           <w:r>
             <w:rPr>
               <w:rStyle w:val="Hyperlink"/>
@@ -2245,7 +2258,7 @@
           <w:sz w:val="24"/>
           <w:u w:val="single"/>
         </w:rPr>
-        <w:hyperlink r:id="rId20" w:history="1">
+        <w:hyperlink r:id="rId19" w:history="1">
           <w:r>
             <w:rPr>
               <w:rStyle w:val="Hyperlink"/>
@@ -2274,7 +2287,7 @@
           <w:sz w:val="24"/>
           <w:u w:val="single"/>
         </w:rPr>
-        <w:hyperlink r:id="rId20" w:history="1">
+        <w:hyperlink r:id="rId19" w:history="1">
           <w:r>
             <w:rPr>
               <w:rStyle w:val="Hyperlink"/>
@@ -2303,7 +2316,7 @@
           <w:sz w:val="24"/>
           <w:u w:val="single"/>
         </w:rPr>
-        <w:hyperlink r:id="rId20" w:history="1">
+        <w:hyperlink r:id="rId19" w:history="1">
           <w:r>
             <w:rPr>
               <w:rStyle w:val="Hyperlink"/>
@@ -2321,7 +2334,7 @@
           <w:sz w:val="24"/>
           <w:u w:val="single"/>
         </w:rPr>
-        <w:hyperlink r:id="rId20" w:history="1">
+        <w:hyperlink r:id="rId19" w:history="1">
           <w:r>
             <w:rPr>
               <w:rStyle w:val="Hyperlink"/>
@@ -2339,7 +2352,7 @@
           <w:sz w:val="24"/>
           <w:u w:val="single"/>
         </w:rPr>
-        <w:hyperlink r:id="rId20" w:history="1">
+        <w:hyperlink r:id="rId19" w:history="1">
           <w:r>
             <w:rPr>
               <w:rStyle w:val="Hyperlink"/>
@@ -2357,7 +2370,7 @@
           <w:sz w:val="24"/>
           <w:u w:val="single"/>
         </w:rPr>
-        <w:hyperlink r:id="rId20" w:history="1">
+        <w:hyperlink r:id="rId19" w:history="1">
           <w:r>
             <w:rPr>
               <w:rStyle w:val="Hyperlink"/>
@@ -2386,7 +2399,7 @@
           <w:sz w:val="24"/>
           <w:u w:val="single"/>
         </w:rPr>
-        <w:hyperlink r:id="rId20" w:history="1">
+        <w:hyperlink r:id="rId19" w:history="1">
           <w:r>
             <w:rPr>
               <w:rStyle w:val="Hyperlink"/>
@@ -2415,7 +2428,7 @@
           <w:sz w:val="24"/>
           <w:u w:val="single"/>
         </w:rPr>
-        <w:hyperlink r:id="rId20" w:history="1">
+        <w:hyperlink r:id="rId19" w:history="1">
           <w:r>
             <w:rPr>
               <w:rStyle w:val="Hyperlink"/>
@@ -2444,7 +2457,7 @@
           <w:sz w:val="24"/>
           <w:u w:val="single"/>
         </w:rPr>
-        <w:hyperlink r:id="rId20" w:history="1">
+        <w:hyperlink r:id="rId19" w:history="1">
           <w:r>
             <w:rPr>
               <w:rStyle w:val="Hyperlink"/>
@@ -2500,7 +2513,7 @@
           <w:color w:val="0000FF"/>
           <w:sz w:val="24"/>
         </w:rPr>
-        <w:t>Arm</w:t>
+        <w:t>Arm and navy personnel in colonise</w:t>
       </w:r>
       <w:r>
         <w:rPr>
@@ -2511,242 +2524,7 @@
           <w:sz w:val="24"/>
           <w:u w:val="single"/>
         </w:rPr>
-        <w:t xml:space="preserve"> </w:t>
-      </w:r>
-      <w:r>
-        <w:rPr>
-          <w:rFonts w:ascii="Charis SIL Regular" w:hAnsi="Charis SIL Regular" w:eastAsia="Charis SIL Regular"/>
-          <w:b w:val="0"/>
-          <w:i w:val="0"/>
-          <w:color w:val="0000FF"/>
-          <w:sz w:val="24"/>
-          <w:u w:val="single"/>
-        </w:rPr>
         <w:hyperlink r:id="rId20" w:history="1">
-          <w:r>
-            <w:rPr>
-              <w:rStyle w:val="Hyperlink"/>
-            </w:rPr>
-            <w:t>and</w:t>
-          </w:r>
-        </w:hyperlink>
-      </w:r>
-      <w:r>
-        <w:rPr>
-          <w:rFonts w:ascii="Charis SIL Regular" w:hAnsi="Charis SIL Regular" w:eastAsia="Charis SIL Regular"/>
-          <w:b w:val="0"/>
-          <w:i w:val="0"/>
-          <w:color w:val="0000FF"/>
-          <w:sz w:val="24"/>
-          <w:u w:val="single"/>
-        </w:rPr>
-        <w:t xml:space="preserve"> </w:t>
-      </w:r>
-      <w:r>
-        <w:rPr>
-          <w:rFonts w:ascii="Charis SIL Regular" w:hAnsi="Charis SIL Regular" w:eastAsia="Charis SIL Regular"/>
-          <w:b w:val="0"/>
-          <w:i w:val="0"/>
-          <w:color w:val="0000FF"/>
-          <w:sz w:val="24"/>
-          <w:u w:val="single"/>
-        </w:rPr>
-        <w:hyperlink r:id="rId20" w:history="1">
-          <w:r>
-            <w:rPr>
-              <w:rStyle w:val="Hyperlink"/>
-            </w:rPr>
-            <w:t>n</w:t>
-          </w:r>
-        </w:hyperlink>
-      </w:r>
-      <w:r>
-        <w:rPr>
-          <w:rFonts w:ascii="Charis SIL Regular" w:hAnsi="Charis SIL Regular" w:eastAsia="Charis SIL Regular"/>
-          <w:b w:val="0"/>
-          <w:i w:val="0"/>
-          <w:color w:val="0000FF"/>
-          <w:sz w:val="24"/>
-          <w:u w:val="single"/>
-        </w:rPr>
-        <w:hyperlink r:id="rId20" w:history="1">
-          <w:r>
-            <w:rPr>
-              <w:rStyle w:val="Hyperlink"/>
-            </w:rPr>
-            <w:t>a</w:t>
-          </w:r>
-        </w:hyperlink>
-      </w:r>
-      <w:r>
-        <w:rPr>
-          <w:rFonts w:ascii="Charis SIL Regular" w:hAnsi="Charis SIL Regular" w:eastAsia="Charis SIL Regular"/>
-          <w:b w:val="0"/>
-          <w:i w:val="0"/>
-          <w:color w:val="0000FF"/>
-          <w:sz w:val="24"/>
-          <w:u w:val="single"/>
-        </w:rPr>
-        <w:hyperlink r:id="rId20" w:history="1">
-          <w:r>
-            <w:rPr>
-              <w:rStyle w:val="Hyperlink"/>
-            </w:rPr>
-            <w:t>v</w:t>
-          </w:r>
-        </w:hyperlink>
-      </w:r>
-      <w:r>
-        <w:rPr>
-          <w:rFonts w:ascii="Charis SIL Regular" w:hAnsi="Charis SIL Regular" w:eastAsia="Charis SIL Regular"/>
-          <w:b w:val="0"/>
-          <w:i w:val="0"/>
-          <w:color w:val="0000FF"/>
-          <w:sz w:val="24"/>
-          <w:u w:val="single"/>
-        </w:rPr>
-        <w:hyperlink r:id="rId20" w:history="1">
-          <w:r>
-            <w:rPr>
-              <w:rStyle w:val="Hyperlink"/>
-            </w:rPr>
-            <w:t>y</w:t>
-          </w:r>
-        </w:hyperlink>
-      </w:r>
-      <w:r>
-        <w:rPr>
-          <w:rFonts w:ascii="Charis SIL Regular" w:hAnsi="Charis SIL Regular" w:eastAsia="Charis SIL Regular"/>
-          <w:b w:val="0"/>
-          <w:i w:val="0"/>
-          <w:color w:val="0000FF"/>
-          <w:sz w:val="24"/>
-          <w:u w:val="single"/>
-        </w:rPr>
-        <w:t xml:space="preserve"> </w:t>
-      </w:r>
-      <w:r>
-        <w:rPr>
-          <w:rFonts w:ascii="Charis SIL Regular" w:hAnsi="Charis SIL Regular" w:eastAsia="Charis SIL Regular"/>
-          <w:b w:val="0"/>
-          <w:i w:val="0"/>
-          <w:color w:val="0000FF"/>
-          <w:sz w:val="24"/>
-          <w:u w:val="single"/>
-        </w:rPr>
-        <w:hyperlink r:id="rId20" w:history="1">
-          <w:r>
-            <w:rPr>
-              <w:rStyle w:val="Hyperlink"/>
-            </w:rPr>
-            <w:t>perso</w:t>
-          </w:r>
-        </w:hyperlink>
-      </w:r>
-      <w:r>
-        <w:rPr>
-          <w:rFonts w:ascii="Charis SIL Regular" w:hAnsi="Charis SIL Regular" w:eastAsia="Charis SIL Regular"/>
-          <w:b w:val="0"/>
-          <w:i w:val="0"/>
-          <w:color w:val="0000FF"/>
-          <w:sz w:val="24"/>
-          <w:u w:val="single"/>
-        </w:rPr>
-        <w:hyperlink r:id="rId20" w:history="1">
-          <w:r>
-            <w:rPr>
-              <w:rStyle w:val="Hyperlink"/>
-            </w:rPr>
-            <w:t>nnel</w:t>
-          </w:r>
-        </w:hyperlink>
-      </w:r>
-      <w:r>
-        <w:rPr>
-          <w:rFonts w:ascii="Charis SIL Regular" w:hAnsi="Charis SIL Regular" w:eastAsia="Charis SIL Regular"/>
-          <w:b w:val="0"/>
-          <w:i w:val="0"/>
-          <w:color w:val="0000FF"/>
-          <w:sz w:val="24"/>
-          <w:u w:val="single"/>
-        </w:rPr>
-        <w:t xml:space="preserve"> </w:t>
-      </w:r>
-      <w:r>
-        <w:rPr>
-          <w:rFonts w:ascii="Charis SIL Regular" w:hAnsi="Charis SIL Regular" w:eastAsia="Charis SIL Regular"/>
-          <w:b w:val="0"/>
-          <w:i w:val="0"/>
-          <w:color w:val="0000FF"/>
-          <w:sz w:val="24"/>
-          <w:u w:val="single"/>
-        </w:rPr>
-        <w:hyperlink r:id="rId20" w:history="1">
-          <w:r>
-            <w:rPr>
-              <w:rStyle w:val="Hyperlink"/>
-            </w:rPr>
-            <w:t>i</w:t>
-          </w:r>
-        </w:hyperlink>
-      </w:r>
-      <w:r>
-        <w:rPr>
-          <w:rFonts w:ascii="Charis SIL Regular" w:hAnsi="Charis SIL Regular" w:eastAsia="Charis SIL Regular"/>
-          <w:b w:val="0"/>
-          <w:i w:val="0"/>
-          <w:color w:val="0000FF"/>
-          <w:sz w:val="24"/>
-          <w:u w:val="single"/>
-        </w:rPr>
-        <w:hyperlink r:id="rId20" w:history="1">
-          <w:r>
-            <w:rPr>
-              <w:rStyle w:val="Hyperlink"/>
-            </w:rPr>
-            <w:t>n</w:t>
-          </w:r>
-        </w:hyperlink>
-      </w:r>
-      <w:r>
-        <w:rPr>
-          <w:rFonts w:ascii="Charis SIL Regular" w:hAnsi="Charis SIL Regular" w:eastAsia="Charis SIL Regular"/>
-          <w:b w:val="0"/>
-          <w:i w:val="0"/>
-          <w:color w:val="0000FF"/>
-          <w:sz w:val="24"/>
-          <w:u w:val="single"/>
-        </w:rPr>
-        <w:t xml:space="preserve"> </w:t>
-      </w:r>
-      <w:r>
-        <w:rPr>
-          <w:rFonts w:ascii="Charis SIL Regular" w:hAnsi="Charis SIL Regular" w:eastAsia="Charis SIL Regular"/>
-          <w:b w:val="0"/>
-          <w:i w:val="0"/>
-          <w:color w:val="0000FF"/>
-          <w:sz w:val="24"/>
-          <w:u w:val="single"/>
-        </w:rPr>
-        <w:hyperlink r:id="rId21" w:history="1">
-          <w:r>
-            <w:rPr>
-              <w:rStyle w:val="Hyperlink"/>
-            </w:rPr>
-            <w:t>colonise</w:t>
-          </w:r>
-        </w:hyperlink>
-      </w:r>
-      <w:r>
-        <w:rPr>
-          <w:rFonts w:ascii="Charis SIL Regular" w:hAnsi="Charis SIL Regular" w:eastAsia="Charis SIL Regular"/>
-          <w:b w:val="0"/>
-          <w:i w:val="0"/>
-          <w:color w:val="0000FF"/>
-          <w:sz w:val="24"/>
-          <w:u w:val="single"/>
-        </w:rPr>
-        <w:hyperlink r:id="rId21" w:history="1">
           <w:r>
             <w:rPr>
               <w:rStyle w:val="Hyperlink"/>
@@ -2775,7 +2553,7 @@
           <w:sz w:val="24"/>
           <w:u w:val="single"/>
         </w:rPr>
-        <w:hyperlink r:id="rId21" w:history="1">
+        <w:hyperlink r:id="rId20" w:history="1">
           <w:r>
             <w:rPr>
               <w:rStyle w:val="Hyperlink"/>
@@ -2821,7 +2599,7 @@
           <w:sz w:val="24"/>
           <w:u w:val="single"/>
         </w:rPr>
-        <w:hyperlink r:id="rId22" w:history="1">
+        <w:hyperlink r:id="rId21" w:history="1">
           <w:r>
             <w:rPr>
               <w:rStyle w:val="Hyperlink"/>
@@ -2839,7 +2617,7 @@
           <w:sz w:val="24"/>
           <w:u w:val="single"/>
         </w:rPr>
-        <w:hyperlink r:id="rId22" w:history="1">
+        <w:hyperlink r:id="rId21" w:history="1">
           <w:r>
             <w:rPr>
               <w:rStyle w:val="Hyperlink"/>
@@ -2857,7 +2635,7 @@
           <w:sz w:val="24"/>
           <w:u w:val="single"/>
         </w:rPr>
-        <w:hyperlink r:id="rId22" w:history="1">
+        <w:hyperlink r:id="rId21" w:history="1">
           <w:r>
             <w:rPr>
               <w:rStyle w:val="Hyperlink"/>
@@ -2873,8 +2651,9 @@
           <w:i w:val="0"/>
           <w:color w:val="0000FF"/>
           <w:sz w:val="24"/>
-        </w:rPr>
-        <w:hyperlink r:id="rId22" w:history="1">
+          <w:u w:val="single"/>
+        </w:rPr>
+        <w:hyperlink r:id="rId21" w:history="1">
           <w:r>
             <w:rPr>
               <w:rStyle w:val="Hyperlink"/>
@@ -2890,6 +2669,7 @@
           <w:i w:val="0"/>
           <w:color w:val="0000FF"/>
           <w:sz w:val="24"/>
+          <w:u w:val="single"/>
         </w:rPr>
         <w:t>c</w:t>
       </w:r>
@@ -2913,7 +2693,7 @@
           <w:sz w:val="24"/>
           <w:u w:val="single"/>
         </w:rPr>
-        <w:hyperlink r:id="rId22" w:history="1">
+        <w:hyperlink r:id="rId21" w:history="1">
           <w:r>
             <w:rPr>
               <w:rStyle w:val="Hyperlink"/>
@@ -2931,7 +2711,7 @@
           <w:sz w:val="24"/>
           <w:u w:val="single"/>
         </w:rPr>
-        <w:hyperlink r:id="rId22" w:history="1">
+        <w:hyperlink r:id="rId21" w:history="1">
           <w:r>
             <w:rPr>
               <w:rStyle w:val="Hyperlink"/>
@@ -2949,7 +2729,7 @@
           <w:sz w:val="24"/>
           <w:u w:val="single"/>
         </w:rPr>
-        <w:hyperlink r:id="rId22" w:history="1">
+        <w:hyperlink r:id="rId21" w:history="1">
           <w:r>
             <w:rPr>
               <w:rStyle w:val="Hyperlink"/>
@@ -2978,7 +2758,7 @@
           <w:sz w:val="24"/>
           <w:u w:val="single"/>
         </w:rPr>
-        <w:hyperlink r:id="rId22" w:history="1">
+        <w:hyperlink r:id="rId21" w:history="1">
           <w:r>
             <w:rPr>
               <w:rStyle w:val="Hyperlink"/>
@@ -3007,7 +2787,7 @@
           <w:sz w:val="24"/>
           <w:u w:val="single"/>
         </w:rPr>
-        <w:hyperlink r:id="rId22" w:history="1">
+        <w:hyperlink r:id="rId21" w:history="1">
           <w:r>
             <w:rPr>
               <w:rStyle w:val="Hyperlink"/>
@@ -3025,7 +2805,7 @@
           <w:sz w:val="24"/>
           <w:u w:val="single"/>
         </w:rPr>
-        <w:hyperlink r:id="rId22" w:history="1">
+        <w:hyperlink r:id="rId21" w:history="1">
           <w:r>
             <w:rPr>
               <w:rStyle w:val="Hyperlink"/>
@@ -3043,7 +2823,7 @@
           <w:sz w:val="24"/>
           <w:u w:val="single"/>
         </w:rPr>
-        <w:hyperlink r:id="rId22" w:history="1">
+        <w:hyperlink r:id="rId21" w:history="1">
           <w:r>
             <w:rPr>
               <w:rStyle w:val="Hyperlink"/>
@@ -3061,7 +2841,7 @@
           <w:sz w:val="24"/>
           <w:u w:val="single"/>
         </w:rPr>
-        <w:hyperlink r:id="rId22" w:history="1">
+        <w:hyperlink r:id="rId21" w:history="1">
           <w:r>
             <w:rPr>
               <w:rStyle w:val="Hyperlink"/>
@@ -3126,7 +2906,7 @@
           <w:sz w:val="24"/>
           <w:u w:val="single"/>
         </w:rPr>
-        <w:hyperlink r:id="rId22" w:history="1">
+        <w:hyperlink r:id="rId21" w:history="1">
           <w:r>
             <w:rPr>
               <w:rStyle w:val="Hyperlink"/>
@@ -3149,9 +2929,19 @@
             <w:rPr>
               <w:rStyle w:val="Hyperlink"/>
             </w:rPr>
-            <w:t>ries</w:t>
+            <w:t>rie</w:t>
           </w:r>
         </w:hyperlink>
+      </w:r>
+      <w:r>
+        <w:rPr>
+          <w:rFonts w:ascii="Charis SIL Regular" w:hAnsi="Charis SIL Regular" w:eastAsia="Charis SIL Regular"/>
+          <w:b w:val="0"/>
+          <w:i w:val="0"/>
+          <w:color w:val="0000FF"/>
+          <w:sz w:val="24"/>
+        </w:rPr>
+        <w:t>s</w:t>
       </w:r>
       <w:r>
         <w:br/>
@@ -3191,6 +2981,7 @@
           <w:i w:val="0"/>
           <w:color w:val="0000FF"/>
           <w:sz w:val="24"/>
+          <w:u w:val="single"/>
         </w:rPr>
         <w:t xml:space="preserve"> </w:t>
       </w:r>

--- a/EXPORTS/DOCX/published/niveau2/English/Museum.docx
+++ b/EXPORTS/DOCX/published/niveau2/English/Museum.docx
@@ -316,18 +316,17 @@
           <w:color w:val="000000"/>
           <w:sz w:val="24"/>
         </w:rPr>
-        <w:t>History) in 1820 and</w:t>
-      </w:r>
-      <w:r>
-        <w:rPr>
-          <w:u w:val="single" w:color="0000ff"/>
+        <w:t xml:space="preserve">History) in 1820 and the </w:t>
+      </w:r>
+      <w:r>
+        <w:rPr>
           <w:rFonts w:ascii="Charis SIL Regular" w:hAnsi="Charis SIL Regular" w:eastAsia="Charis SIL Regular"/>
           <w:b w:val="0"/>
           <w:i w:val="0"/>
-          <w:color w:val="000000"/>
-          <w:sz w:val="24"/>
-        </w:rPr>
-        <w:t xml:space="preserve"> the </w:t>
+          <w:color w:val="0000FF"/>
+          <w:sz w:val="24"/>
+        </w:rPr>
+        <w:t>Rijks Etn</w:t>
       </w:r>
       <w:r>
         <w:rPr>
@@ -338,7 +337,14 @@
           <w:sz w:val="24"/>
           <w:u w:val="single"/>
         </w:rPr>
-        <w:t>Rijks Etnogra</w:t>
+        <w:hyperlink r:id="rId9" w:history="1">
+          <w:r>
+            <w:rPr>
+              <w:rStyle w:val="Hyperlink"/>
+            </w:rPr>
+            <w:t>ogra</w:t>
+          </w:r>
+        </w:hyperlink>
       </w:r>
       <w:r>
         <w:rPr>
@@ -818,7 +824,7 @@
           <w:sz w:val="24"/>
           <w:u w:val="single"/>
         </w:rPr>
-        <w:hyperlink r:id="rId12" w:history="1">
+        <w:hyperlink r:id="rId11" w:history="1">
           <w:r>
             <w:rPr>
               <w:rStyle w:val="Hyperlink"/>
@@ -886,7 +892,6 @@
       </w:r>
       <w:r>
         <w:rPr>
-          <w:u w:val="single" w:color="0000ff"/>
           <w:rFonts w:ascii="Charis SIL Regular" w:hAnsi="Charis SIL Regular" w:eastAsia="Charis SIL Regular"/>
           <w:b w:val="0"/>
           <w:i w:val="0"/>
@@ -933,6 +938,7 @@
       </w:r>
       <w:r>
         <w:rPr>
+          <w:u w:val="single" w:color="0000ff"/>
           <w:rFonts w:ascii="Charis SIL Regular" w:hAnsi="Charis SIL Regular" w:eastAsia="Charis SIL Regular"/>
           <w:b w:val="0"/>
           <w:i w:val="0"/>
@@ -2373,7 +2379,7 @@
           <w:sz w:val="24"/>
           <w:u w:val="single"/>
         </w:rPr>
-        <w:hyperlink r:id="rId19" w:history="1">
+        <w:hyperlink r:id="rId20" w:history="1">
           <w:r>
             <w:rPr>
               <w:rStyle w:val="Hyperlink"/>
@@ -2402,7 +2408,7 @@
           <w:sz w:val="24"/>
           <w:u w:val="single"/>
         </w:rPr>
-        <w:hyperlink r:id="rId19" w:history="1">
+        <w:hyperlink r:id="rId20" w:history="1">
           <w:r>
             <w:rPr>
               <w:rStyle w:val="Hyperlink"/>
@@ -2431,7 +2437,7 @@
           <w:sz w:val="24"/>
           <w:u w:val="single"/>
         </w:rPr>
-        <w:hyperlink r:id="rId19" w:history="1">
+        <w:hyperlink r:id="rId20" w:history="1">
           <w:r>
             <w:rPr>
               <w:rStyle w:val="Hyperlink"/>
@@ -2486,6 +2492,157 @@
           <w:i w:val="0"/>
           <w:color w:val="0000FF"/>
           <w:sz w:val="24"/>
+        </w:rPr>
+        <w:t>Arm and navy perso</w:t>
+      </w:r>
+      <w:r>
+        <w:rPr>
+          <w:rFonts w:ascii="Charis SIL Regular" w:hAnsi="Charis SIL Regular" w:eastAsia="Charis SIL Regular"/>
+          <w:b w:val="0"/>
+          <w:i w:val="0"/>
+          <w:color w:val="0000FF"/>
+          <w:sz w:val="24"/>
+          <w:u w:val="single"/>
+        </w:rPr>
+        <w:hyperlink r:id="rId20" w:history="1">
+          <w:r>
+            <w:rPr>
+              <w:rStyle w:val="Hyperlink"/>
+            </w:rPr>
+            <w:t>nnel</w:t>
+          </w:r>
+        </w:hyperlink>
+      </w:r>
+      <w:r>
+        <w:rPr>
+          <w:rFonts w:ascii="Charis SIL Regular" w:hAnsi="Charis SIL Regular" w:eastAsia="Charis SIL Regular"/>
+          <w:b w:val="0"/>
+          <w:i w:val="0"/>
+          <w:color w:val="0000FF"/>
+          <w:sz w:val="24"/>
+          <w:u w:val="single"/>
+        </w:rPr>
+        <w:t xml:space="preserve"> </w:t>
+      </w:r>
+      <w:r>
+        <w:rPr>
+          <w:rFonts w:ascii="Charis SIL Regular" w:hAnsi="Charis SIL Regular" w:eastAsia="Charis SIL Regular"/>
+          <w:b w:val="0"/>
+          <w:i w:val="0"/>
+          <w:color w:val="0000FF"/>
+          <w:sz w:val="24"/>
+          <w:u w:val="single"/>
+        </w:rPr>
+        <w:hyperlink r:id="rId20" w:history="1">
+          <w:r>
+            <w:rPr>
+              <w:rStyle w:val="Hyperlink"/>
+            </w:rPr>
+            <w:t>i</w:t>
+          </w:r>
+        </w:hyperlink>
+      </w:r>
+      <w:r>
+        <w:rPr>
+          <w:rFonts w:ascii="Charis SIL Regular" w:hAnsi="Charis SIL Regular" w:eastAsia="Charis SIL Regular"/>
+          <w:b w:val="0"/>
+          <w:i w:val="0"/>
+          <w:color w:val="0000FF"/>
+          <w:sz w:val="24"/>
+          <w:u w:val="single"/>
+        </w:rPr>
+        <w:hyperlink r:id="rId20" w:history="1">
+          <w:r>
+            <w:rPr>
+              <w:rStyle w:val="Hyperlink"/>
+            </w:rPr>
+            <w:t>n</w:t>
+          </w:r>
+        </w:hyperlink>
+      </w:r>
+      <w:r>
+        <w:rPr>
+          <w:rFonts w:ascii="Charis SIL Regular" w:hAnsi="Charis SIL Regular" w:eastAsia="Charis SIL Regular"/>
+          <w:b w:val="0"/>
+          <w:i w:val="0"/>
+          <w:color w:val="0000FF"/>
+          <w:sz w:val="24"/>
+          <w:u w:val="single"/>
+        </w:rPr>
+        <w:t xml:space="preserve"> </w:t>
+      </w:r>
+      <w:r>
+        <w:rPr>
+          <w:rFonts w:ascii="Charis SIL Regular" w:hAnsi="Charis SIL Regular" w:eastAsia="Charis SIL Regular"/>
+          <w:b w:val="0"/>
+          <w:i w:val="0"/>
+          <w:color w:val="0000FF"/>
+          <w:sz w:val="24"/>
+          <w:u w:val="single"/>
+        </w:rPr>
+        <w:hyperlink r:id="rId20" w:history="1">
+          <w:r>
+            <w:rPr>
+              <w:rStyle w:val="Hyperlink"/>
+            </w:rPr>
+            <w:t>colonise</w:t>
+          </w:r>
+        </w:hyperlink>
+      </w:r>
+      <w:r>
+        <w:rPr>
+          <w:rFonts w:ascii="Charis SIL Regular" w:hAnsi="Charis SIL Regular" w:eastAsia="Charis SIL Regular"/>
+          <w:b w:val="0"/>
+          <w:i w:val="0"/>
+          <w:color w:val="0000FF"/>
+          <w:sz w:val="24"/>
+          <w:u w:val="single"/>
+        </w:rPr>
+        <w:hyperlink r:id="rId20" w:history="1">
+          <w:r>
+            <w:rPr>
+              <w:rStyle w:val="Hyperlink"/>
+            </w:rPr>
+            <w:t>d</w:t>
+          </w:r>
+        </w:hyperlink>
+      </w:r>
+      <w:r>
+        <w:rPr>
+          <w:rFonts w:ascii="Charis SIL Regular" w:hAnsi="Charis SIL Regular" w:eastAsia="Charis SIL Regular"/>
+          <w:b w:val="0"/>
+          <w:i w:val="0"/>
+          <w:color w:val="0000FF"/>
+          <w:sz w:val="24"/>
+          <w:u w:val="single"/>
+        </w:rPr>
+        <w:t xml:space="preserve"> </w:t>
+      </w:r>
+      <w:r>
+        <w:rPr>
+          <w:rFonts w:ascii="Charis SIL Regular" w:hAnsi="Charis SIL Regular" w:eastAsia="Charis SIL Regular"/>
+          <w:b w:val="0"/>
+          <w:i w:val="0"/>
+          <w:color w:val="0000FF"/>
+          <w:sz w:val="24"/>
+          <w:u w:val="single"/>
+        </w:rPr>
+        <w:hyperlink r:id="rId20" w:history="1">
+          <w:r>
+            <w:rPr>
+              <w:rStyle w:val="Hyperlink"/>
+            </w:rPr>
+            <w:t>territo</w:t>
+          </w:r>
+        </w:hyperlink>
+      </w:r>
+      <w:r>
+        <w:rPr>
+          <w:rFonts w:ascii="Charis SIL Regular" w:hAnsi="Charis SIL Regular" w:eastAsia="Charis SIL Regular"/>
+          <w:b w:val="0"/>
+          <w:i w:val="0"/>
+          <w:color w:val="0000FF"/>
+          <w:sz w:val="24"/>
           <w:u w:val="single"/>
         </w:rPr>
         <w:hyperlink r:id="rId21" w:history="1">
@@ -2493,7 +2650,7 @@
             <w:rPr>
               <w:rStyle w:val="Hyperlink"/>
             </w:rPr>
-            <w:t>Arm</w:t>
+            <w:t>ries</w:t>
           </w:r>
         </w:hyperlink>
       </w:r>
@@ -2502,11 +2659,10 @@
           <w:rFonts w:ascii="Charis SIL Regular" w:hAnsi="Charis SIL Regular" w:eastAsia="Charis SIL Regular"/>
           <w:b w:val="0"/>
           <w:i w:val="0"/>
-          <w:color w:val="0000FF"/>
-          <w:sz w:val="24"/>
-          <w:u w:val="single"/>
-        </w:rPr>
-        <w:t xml:space="preserve"> </w:t>
+          <w:color w:val="000000"/>
+          <w:sz w:val="24"/>
+        </w:rPr>
+        <w:t xml:space="preserve">•  </w:t>
       </w:r>
       <w:r>
         <w:rPr>
@@ -2522,20 +2678,9 @@
             <w:rPr>
               <w:rStyle w:val="Hyperlink"/>
             </w:rPr>
-            <w:t>and</w:t>
+            <w:t>Scie</w:t>
           </w:r>
         </w:hyperlink>
-      </w:r>
-      <w:r>
-        <w:rPr>
-          <w:rFonts w:ascii="Charis SIL Regular" w:hAnsi="Charis SIL Regular" w:eastAsia="Charis SIL Regular"/>
-          <w:b w:val="0"/>
-          <w:i w:val="0"/>
-          <w:color w:val="0000FF"/>
-          <w:sz w:val="24"/>
-          <w:u w:val="single"/>
-        </w:rPr>
-        <w:t xml:space="preserve"> </w:t>
       </w:r>
       <w:r>
         <w:rPr>
@@ -2569,103 +2714,9 @@
             <w:rPr>
               <w:rStyle w:val="Hyperlink"/>
             </w:rPr>
-            <w:t>a</w:t>
+            <w:t>tif</w:t>
           </w:r>
         </w:hyperlink>
-      </w:r>
-      <w:r>
-        <w:rPr>
-          <w:rFonts w:ascii="Charis SIL Regular" w:hAnsi="Charis SIL Regular" w:eastAsia="Charis SIL Regular"/>
-          <w:b w:val="0"/>
-          <w:i w:val="0"/>
-          <w:color w:val="0000FF"/>
-          <w:sz w:val="24"/>
-          <w:u w:val="single"/>
-        </w:rPr>
-        <w:hyperlink r:id="rId21" w:history="1">
-          <w:r>
-            <w:rPr>
-              <w:rStyle w:val="Hyperlink"/>
-            </w:rPr>
-            <w:t>v</w:t>
-          </w:r>
-        </w:hyperlink>
-      </w:r>
-      <w:r>
-        <w:rPr>
-          <w:rFonts w:ascii="Charis SIL Regular" w:hAnsi="Charis SIL Regular" w:eastAsia="Charis SIL Regular"/>
-          <w:b w:val="0"/>
-          <w:i w:val="0"/>
-          <w:color w:val="0000FF"/>
-          <w:sz w:val="24"/>
-          <w:u w:val="single"/>
-        </w:rPr>
-        <w:hyperlink r:id="rId21" w:history="1">
-          <w:r>
-            <w:rPr>
-              <w:rStyle w:val="Hyperlink"/>
-            </w:rPr>
-            <w:t>y</w:t>
-          </w:r>
-        </w:hyperlink>
-      </w:r>
-      <w:r>
-        <w:rPr>
-          <w:rFonts w:ascii="Charis SIL Regular" w:hAnsi="Charis SIL Regular" w:eastAsia="Charis SIL Regular"/>
-          <w:b w:val="0"/>
-          <w:i w:val="0"/>
-          <w:color w:val="0000FF"/>
-          <w:sz w:val="24"/>
-          <w:u w:val="single"/>
-        </w:rPr>
-        <w:t xml:space="preserve"> </w:t>
-      </w:r>
-      <w:r>
-        <w:rPr>
-          <w:rFonts w:ascii="Charis SIL Regular" w:hAnsi="Charis SIL Regular" w:eastAsia="Charis SIL Regular"/>
-          <w:b w:val="0"/>
-          <w:i w:val="0"/>
-          <w:color w:val="0000FF"/>
-          <w:sz w:val="24"/>
-          <w:u w:val="single"/>
-        </w:rPr>
-        <w:hyperlink r:id="rId21" w:history="1">
-          <w:r>
-            <w:rPr>
-              <w:rStyle w:val="Hyperlink"/>
-            </w:rPr>
-            <w:t>perso</w:t>
-          </w:r>
-        </w:hyperlink>
-      </w:r>
-      <w:r>
-        <w:rPr>
-          <w:rFonts w:ascii="Charis SIL Regular" w:hAnsi="Charis SIL Regular" w:eastAsia="Charis SIL Regular"/>
-          <w:b w:val="0"/>
-          <w:i w:val="0"/>
-          <w:color w:val="0000FF"/>
-          <w:sz w:val="24"/>
-          <w:u w:val="single"/>
-        </w:rPr>
-        <w:hyperlink r:id="rId21" w:history="1">
-          <w:r>
-            <w:rPr>
-              <w:rStyle w:val="Hyperlink"/>
-            </w:rPr>
-            <w:t>nnel</w:t>
-          </w:r>
-        </w:hyperlink>
-      </w:r>
-      <w:r>
-        <w:rPr>
-          <w:rFonts w:ascii="Charis SIL Regular" w:hAnsi="Charis SIL Regular" w:eastAsia="Charis SIL Regular"/>
-          <w:b w:val="0"/>
-          <w:i w:val="0"/>
-          <w:color w:val="0000FF"/>
-          <w:sz w:val="24"/>
-          <w:u w:val="single"/>
-        </w:rPr>
-        <w:t xml:space="preserve"> </w:t>
       </w:r>
       <w:r>
         <w:rPr>
@@ -2694,6 +2745,158 @@
           <w:sz w:val="24"/>
           <w:u w:val="single"/>
         </w:rPr>
+        <w:t>c</w:t>
+      </w:r>
+      <w:r>
+        <w:rPr>
+          <w:rFonts w:ascii="Charis SIL Regular" w:hAnsi="Charis SIL Regular" w:eastAsia="Charis SIL Regular"/>
+          <w:b w:val="0"/>
+          <w:i w:val="0"/>
+          <w:color w:val="0000FF"/>
+          <w:sz w:val="24"/>
+          <w:u w:val="single"/>
+        </w:rPr>
+        <w:t xml:space="preserve"> </w:t>
+      </w:r>
+      <w:r>
+        <w:rPr>
+          <w:rFonts w:ascii="Charis SIL Regular" w:hAnsi="Charis SIL Regular" w:eastAsia="Charis SIL Regular"/>
+          <w:b w:val="0"/>
+          <w:i w:val="0"/>
+          <w:color w:val="0000FF"/>
+          <w:sz w:val="24"/>
+          <w:u w:val="single"/>
+        </w:rPr>
+        <w:hyperlink r:id="rId21" w:history="1">
+          <w:r>
+            <w:rPr>
+              <w:rStyle w:val="Hyperlink"/>
+            </w:rPr>
+            <w:t>rese</w:t>
+          </w:r>
+        </w:hyperlink>
+      </w:r>
+      <w:r>
+        <w:rPr>
+          <w:rFonts w:ascii="Charis SIL Regular" w:hAnsi="Charis SIL Regular" w:eastAsia="Charis SIL Regular"/>
+          <w:b w:val="0"/>
+          <w:i w:val="0"/>
+          <w:color w:val="0000FF"/>
+          <w:sz w:val="24"/>
+          <w:u w:val="single"/>
+        </w:rPr>
+        <w:hyperlink r:id="rId21" w:history="1">
+          <w:r>
+            <w:rPr>
+              <w:rStyle w:val="Hyperlink"/>
+            </w:rPr>
+            <w:t>a</w:t>
+          </w:r>
+        </w:hyperlink>
+      </w:r>
+      <w:r>
+        <w:rPr>
+          <w:rFonts w:ascii="Charis SIL Regular" w:hAnsi="Charis SIL Regular" w:eastAsia="Charis SIL Regular"/>
+          <w:b w:val="0"/>
+          <w:i w:val="0"/>
+          <w:color w:val="0000FF"/>
+          <w:sz w:val="24"/>
+          <w:u w:val="single"/>
+        </w:rPr>
+        <w:hyperlink r:id="rId21" w:history="1">
+          <w:r>
+            <w:rPr>
+              <w:rStyle w:val="Hyperlink"/>
+            </w:rPr>
+            <w:t>rch</w:t>
+          </w:r>
+        </w:hyperlink>
+      </w:r>
+      <w:r>
+        <w:rPr>
+          <w:rFonts w:ascii="Charis SIL Regular" w:hAnsi="Charis SIL Regular" w:eastAsia="Charis SIL Regular"/>
+          <w:b w:val="0"/>
+          <w:i w:val="0"/>
+          <w:color w:val="0000FF"/>
+          <w:sz w:val="24"/>
+          <w:u w:val="single"/>
+        </w:rPr>
+        <w:t xml:space="preserve"> </w:t>
+      </w:r>
+      <w:r>
+        <w:rPr>
+          <w:rFonts w:ascii="Charis SIL Regular" w:hAnsi="Charis SIL Regular" w:eastAsia="Charis SIL Regular"/>
+          <w:b w:val="0"/>
+          <w:i w:val="0"/>
+          <w:color w:val="0000FF"/>
+          <w:sz w:val="24"/>
+          <w:u w:val="single"/>
+        </w:rPr>
+        <w:hyperlink r:id="rId21" w:history="1">
+          <w:r>
+            <w:rPr>
+              <w:rStyle w:val="Hyperlink"/>
+            </w:rPr>
+            <w:t>in</w:t>
+          </w:r>
+        </w:hyperlink>
+      </w:r>
+      <w:r>
+        <w:rPr>
+          <w:rFonts w:ascii="Charis SIL Regular" w:hAnsi="Charis SIL Regular" w:eastAsia="Charis SIL Regular"/>
+          <w:b w:val="0"/>
+          <w:i w:val="0"/>
+          <w:color w:val="0000FF"/>
+          <w:sz w:val="24"/>
+          <w:u w:val="single"/>
+        </w:rPr>
+        <w:t xml:space="preserve"> </w:t>
+      </w:r>
+      <w:r>
+        <w:rPr>
+          <w:rFonts w:ascii="Charis SIL Regular" w:hAnsi="Charis SIL Regular" w:eastAsia="Charis SIL Regular"/>
+          <w:b w:val="0"/>
+          <w:i w:val="0"/>
+          <w:color w:val="0000FF"/>
+          <w:sz w:val="24"/>
+          <w:u w:val="single"/>
+        </w:rPr>
+        <w:hyperlink r:id="rId21" w:history="1">
+          <w:r>
+            <w:rPr>
+              <w:rStyle w:val="Hyperlink"/>
+            </w:rPr>
+            <w:t>col</w:t>
+          </w:r>
+        </w:hyperlink>
+      </w:r>
+      <w:r>
+        <w:rPr>
+          <w:rFonts w:ascii="Charis SIL Regular" w:hAnsi="Charis SIL Regular" w:eastAsia="Charis SIL Regular"/>
+          <w:b w:val="0"/>
+          <w:i w:val="0"/>
+          <w:color w:val="0000FF"/>
+          <w:sz w:val="24"/>
+          <w:u w:val="single"/>
+        </w:rPr>
+        <w:hyperlink r:id="rId21" w:history="1">
+          <w:r>
+            <w:rPr>
+              <w:rStyle w:val="Hyperlink"/>
+            </w:rPr>
+            <w:t>o</w:t>
+          </w:r>
+        </w:hyperlink>
+      </w:r>
+      <w:r>
+        <w:rPr>
+          <w:rFonts w:ascii="Charis SIL Regular" w:hAnsi="Charis SIL Regular" w:eastAsia="Charis SIL Regular"/>
+          <w:b w:val="0"/>
+          <w:i w:val="0"/>
+          <w:color w:val="0000FF"/>
+          <w:sz w:val="24"/>
+          <w:u w:val="single"/>
+        </w:rPr>
         <w:hyperlink r:id="rId21" w:history="1">
           <w:r>
             <w:rPr>
@@ -2712,163 +2915,6 @@
           <w:sz w:val="24"/>
           <w:u w:val="single"/>
         </w:rPr>
-        <w:t xml:space="preserve"> </w:t>
-      </w:r>
-      <w:r>
-        <w:rPr>
-          <w:rFonts w:ascii="Charis SIL Regular" w:hAnsi="Charis SIL Regular" w:eastAsia="Charis SIL Regular"/>
-          <w:b w:val="0"/>
-          <w:i w:val="0"/>
-          <w:color w:val="0000FF"/>
-          <w:sz w:val="24"/>
-          <w:u w:val="single"/>
-        </w:rPr>
-        <w:hyperlink r:id="rId21" w:history="1">
-          <w:r>
-            <w:rPr>
-              <w:rStyle w:val="Hyperlink"/>
-            </w:rPr>
-            <w:t>colonise</w:t>
-          </w:r>
-        </w:hyperlink>
-      </w:r>
-      <w:r>
-        <w:rPr>
-          <w:rFonts w:ascii="Charis SIL Regular" w:hAnsi="Charis SIL Regular" w:eastAsia="Charis SIL Regular"/>
-          <w:b w:val="0"/>
-          <w:i w:val="0"/>
-          <w:color w:val="0000FF"/>
-          <w:sz w:val="24"/>
-          <w:u w:val="single"/>
-        </w:rPr>
-        <w:hyperlink r:id="rId21" w:history="1">
-          <w:r>
-            <w:rPr>
-              <w:rStyle w:val="Hyperlink"/>
-            </w:rPr>
-            <w:t>d</w:t>
-          </w:r>
-        </w:hyperlink>
-      </w:r>
-      <w:r>
-        <w:rPr>
-          <w:rFonts w:ascii="Charis SIL Regular" w:hAnsi="Charis SIL Regular" w:eastAsia="Charis SIL Regular"/>
-          <w:b w:val="0"/>
-          <w:i w:val="0"/>
-          <w:color w:val="0000FF"/>
-          <w:sz w:val="24"/>
-          <w:u w:val="single"/>
-        </w:rPr>
-        <w:t xml:space="preserve"> </w:t>
-      </w:r>
-      <w:r>
-        <w:rPr>
-          <w:rFonts w:ascii="Charis SIL Regular" w:hAnsi="Charis SIL Regular" w:eastAsia="Charis SIL Regular"/>
-          <w:b w:val="0"/>
-          <w:i w:val="0"/>
-          <w:color w:val="0000FF"/>
-          <w:sz w:val="24"/>
-          <w:u w:val="single"/>
-        </w:rPr>
-        <w:hyperlink r:id="rId21" w:history="1">
-          <w:r>
-            <w:rPr>
-              <w:rStyle w:val="Hyperlink"/>
-            </w:rPr>
-            <w:t>territo</w:t>
-          </w:r>
-        </w:hyperlink>
-      </w:r>
-      <w:r>
-        <w:rPr>
-          <w:rFonts w:ascii="Charis SIL Regular" w:hAnsi="Charis SIL Regular" w:eastAsia="Charis SIL Regular"/>
-          <w:b w:val="0"/>
-          <w:i w:val="0"/>
-          <w:color w:val="0000FF"/>
-          <w:sz w:val="24"/>
-          <w:u w:val="single"/>
-        </w:rPr>
-        <w:hyperlink r:id="rId21" w:history="1">
-          <w:r>
-            <w:rPr>
-              <w:rStyle w:val="Hyperlink"/>
-            </w:rPr>
-            <w:t>ries</w:t>
-          </w:r>
-        </w:hyperlink>
-      </w:r>
-      <w:r>
-        <w:rPr>
-          <w:rFonts w:ascii="Charis SIL Regular" w:hAnsi="Charis SIL Regular" w:eastAsia="Charis SIL Regular"/>
-          <w:b w:val="0"/>
-          <w:i w:val="0"/>
-          <w:color w:val="000000"/>
-          <w:sz w:val="24"/>
-        </w:rPr>
-        <w:t xml:space="preserve">•  </w:t>
-      </w:r>
-      <w:r>
-        <w:rPr>
-          <w:rFonts w:ascii="Charis SIL Regular" w:hAnsi="Charis SIL Regular" w:eastAsia="Charis SIL Regular"/>
-          <w:b w:val="0"/>
-          <w:i w:val="0"/>
-          <w:color w:val="0000FF"/>
-          <w:sz w:val="24"/>
-          <w:u w:val="single"/>
-        </w:rPr>
-        <w:hyperlink r:id="rId21" w:history="1">
-          <w:r>
-            <w:rPr>
-              <w:rStyle w:val="Hyperlink"/>
-            </w:rPr>
-            <w:t>Scie</w:t>
-          </w:r>
-        </w:hyperlink>
-      </w:r>
-      <w:r>
-        <w:rPr>
-          <w:rFonts w:ascii="Charis SIL Regular" w:hAnsi="Charis SIL Regular" w:eastAsia="Charis SIL Regular"/>
-          <w:b w:val="0"/>
-          <w:i w:val="0"/>
-          <w:color w:val="0000FF"/>
-          <w:sz w:val="24"/>
-          <w:u w:val="single"/>
-        </w:rPr>
-        <w:hyperlink r:id="rId21" w:history="1">
-          <w:r>
-            <w:rPr>
-              <w:rStyle w:val="Hyperlink"/>
-            </w:rPr>
-            <w:t>n</w:t>
-          </w:r>
-        </w:hyperlink>
-      </w:r>
-      <w:r>
-        <w:rPr>
-          <w:rFonts w:ascii="Charis SIL Regular" w:hAnsi="Charis SIL Regular" w:eastAsia="Charis SIL Regular"/>
-          <w:b w:val="0"/>
-          <w:i w:val="0"/>
-          <w:color w:val="0000FF"/>
-          <w:sz w:val="24"/>
-          <w:u w:val="single"/>
-        </w:rPr>
-        <w:hyperlink r:id="rId21" w:history="1">
-          <w:r>
-            <w:rPr>
-              <w:rStyle w:val="Hyperlink"/>
-            </w:rPr>
-            <w:t>tif</w:t>
-          </w:r>
-        </w:hyperlink>
-      </w:r>
-      <w:r>
-        <w:rPr>
-          <w:rFonts w:ascii="Charis SIL Regular" w:hAnsi="Charis SIL Regular" w:eastAsia="Charis SIL Regular"/>
-          <w:b w:val="0"/>
-          <w:i w:val="0"/>
-          <w:color w:val="0000FF"/>
-          <w:sz w:val="24"/>
-        </w:rPr>
         <w:hyperlink r:id="rId21" w:history="1">
           <w:r>
             <w:rPr>
@@ -2885,27 +2931,6 @@
           <w:i w:val="0"/>
           <w:color w:val="0000FF"/>
           <w:sz w:val="24"/>
-        </w:rPr>
-        <w:t>c</w:t>
-      </w:r>
-      <w:r>
-        <w:rPr>
-          <w:rFonts w:ascii="Charis SIL Regular" w:hAnsi="Charis SIL Regular" w:eastAsia="Charis SIL Regular"/>
-          <w:b w:val="0"/>
-          <w:i w:val="0"/>
-          <w:color w:val="0000FF"/>
-          <w:sz w:val="24"/>
-          <w:u w:val="single"/>
-        </w:rPr>
-        <w:t xml:space="preserve"> </w:t>
-      </w:r>
-      <w:r>
-        <w:rPr>
-          <w:rFonts w:ascii="Charis SIL Regular" w:hAnsi="Charis SIL Regular" w:eastAsia="Charis SIL Regular"/>
-          <w:b w:val="0"/>
-          <w:i w:val="0"/>
-          <w:color w:val="0000FF"/>
-          <w:sz w:val="24"/>
           <w:u w:val="single"/>
         </w:rPr>
         <w:hyperlink r:id="rId21" w:history="1">
@@ -2913,9 +2938,20 @@
             <w:rPr>
               <w:rStyle w:val="Hyperlink"/>
             </w:rPr>
-            <w:t>rese</w:t>
+            <w:t>sed</w:t>
           </w:r>
         </w:hyperlink>
+      </w:r>
+      <w:r>
+        <w:rPr>
+          <w:rFonts w:ascii="Charis SIL Regular" w:hAnsi="Charis SIL Regular" w:eastAsia="Charis SIL Regular"/>
+          <w:b w:val="0"/>
+          <w:i w:val="0"/>
+          <w:color w:val="0000FF"/>
+          <w:sz w:val="24"/>
+          <w:u w:val="single"/>
+        </w:rPr>
+        <w:t xml:space="preserve"> </w:t>
       </w:r>
       <w:r>
         <w:rPr>
@@ -2931,83 +2967,7 @@
             <w:rPr>
               <w:rStyle w:val="Hyperlink"/>
             </w:rPr>
-            <w:t>a</w:t>
-          </w:r>
-        </w:hyperlink>
-      </w:r>
-      <w:r>
-        <w:rPr>
-          <w:rFonts w:ascii="Charis SIL Regular" w:hAnsi="Charis SIL Regular" w:eastAsia="Charis SIL Regular"/>
-          <w:b w:val="0"/>
-          <w:i w:val="0"/>
-          <w:color w:val="0000FF"/>
-          <w:sz w:val="24"/>
-          <w:u w:val="single"/>
-        </w:rPr>
-        <w:hyperlink r:id="rId21" w:history="1">
-          <w:r>
-            <w:rPr>
-              <w:rStyle w:val="Hyperlink"/>
-            </w:rPr>
-            <w:t>rch</w:t>
-          </w:r>
-        </w:hyperlink>
-      </w:r>
-      <w:r>
-        <w:rPr>
-          <w:rFonts w:ascii="Charis SIL Regular" w:hAnsi="Charis SIL Regular" w:eastAsia="Charis SIL Regular"/>
-          <w:b w:val="0"/>
-          <w:i w:val="0"/>
-          <w:color w:val="0000FF"/>
-          <w:sz w:val="24"/>
-          <w:u w:val="single"/>
-        </w:rPr>
-        <w:t xml:space="preserve"> </w:t>
-      </w:r>
-      <w:r>
-        <w:rPr>
-          <w:rFonts w:ascii="Charis SIL Regular" w:hAnsi="Charis SIL Regular" w:eastAsia="Charis SIL Regular"/>
-          <w:b w:val="0"/>
-          <w:i w:val="0"/>
-          <w:color w:val="0000FF"/>
-          <w:sz w:val="24"/>
-          <w:u w:val="single"/>
-        </w:rPr>
-        <w:hyperlink r:id="rId21" w:history="1">
-          <w:r>
-            <w:rPr>
-              <w:rStyle w:val="Hyperlink"/>
-            </w:rPr>
-            <w:t>in</w:t>
-          </w:r>
-        </w:hyperlink>
-      </w:r>
-      <w:r>
-        <w:rPr>
-          <w:rFonts w:ascii="Charis SIL Regular" w:hAnsi="Charis SIL Regular" w:eastAsia="Charis SIL Regular"/>
-          <w:b w:val="0"/>
-          <w:i w:val="0"/>
-          <w:color w:val="0000FF"/>
-          <w:sz w:val="24"/>
-          <w:u w:val="single"/>
-        </w:rPr>
-        <w:t xml:space="preserve"> </w:t>
-      </w:r>
-      <w:r>
-        <w:rPr>
-          <w:rFonts w:ascii="Charis SIL Regular" w:hAnsi="Charis SIL Regular" w:eastAsia="Charis SIL Regular"/>
-          <w:b w:val="0"/>
-          <w:i w:val="0"/>
-          <w:color w:val="0000FF"/>
-          <w:sz w:val="24"/>
-          <w:u w:val="single"/>
-        </w:rPr>
-        <w:hyperlink r:id="rId21" w:history="1">
-          <w:r>
-            <w:rPr>
-              <w:rStyle w:val="Hyperlink"/>
-            </w:rPr>
-            <w:t>col</w:t>
+            <w:t>territ</w:t>
           </w:r>
         </w:hyperlink>
       </w:r>
@@ -3043,7 +3003,7 @@
             <w:rPr>
               <w:rStyle w:val="Hyperlink"/>
             </w:rPr>
-            <w:t>n</w:t>
+            <w:t>ri</w:t>
           </w:r>
         </w:hyperlink>
       </w:r>
@@ -3056,14 +3016,7 @@
           <w:sz w:val="24"/>
           <w:u w:val="single"/>
         </w:rPr>
-        <w:hyperlink r:id="rId21" w:history="1">
-          <w:r>
-            <w:rPr>
-              <w:rStyle w:val="Hyperlink"/>
-            </w:rPr>
-            <w:t>i</w:t>
-          </w:r>
-        </w:hyperlink>
+        <w:t>e</w:t>
       </w:r>
       <w:r>
         <w:rPr>
@@ -3072,81 +3025,8 @@
           <w:i w:val="0"/>
           <w:color w:val="0000FF"/>
           <w:sz w:val="24"/>
-          <w:u w:val="single"/>
-        </w:rPr>
-        <w:hyperlink r:id="rId21" w:history="1">
-          <w:r>
-            <w:rPr>
-              <w:rStyle w:val="Hyperlink"/>
-            </w:rPr>
-            <w:t>sed</w:t>
-          </w:r>
-        </w:hyperlink>
-      </w:r>
-      <w:r>
-        <w:rPr>
-          <w:rFonts w:ascii="Charis SIL Regular" w:hAnsi="Charis SIL Regular" w:eastAsia="Charis SIL Regular"/>
-          <w:b w:val="0"/>
-          <w:i w:val="0"/>
-          <w:color w:val="0000FF"/>
-          <w:sz w:val="24"/>
-          <w:u w:val="single"/>
-        </w:rPr>
-        <w:t xml:space="preserve"> </w:t>
-      </w:r>
-      <w:r>
-        <w:rPr>
-          <w:rFonts w:ascii="Charis SIL Regular" w:hAnsi="Charis SIL Regular" w:eastAsia="Charis SIL Regular"/>
-          <w:b w:val="0"/>
-          <w:i w:val="0"/>
-          <w:color w:val="0000FF"/>
-          <w:sz w:val="24"/>
-          <w:u w:val="single"/>
-        </w:rPr>
-        <w:hyperlink r:id="rId21" w:history="1">
-          <w:r>
-            <w:rPr>
-              <w:rStyle w:val="Hyperlink"/>
-            </w:rPr>
-            <w:t>territ</w:t>
-          </w:r>
-        </w:hyperlink>
-      </w:r>
-      <w:r>
-        <w:rPr>
-          <w:rFonts w:ascii="Charis SIL Regular" w:hAnsi="Charis SIL Regular" w:eastAsia="Charis SIL Regular"/>
-          <w:b w:val="0"/>
-          <w:i w:val="0"/>
-          <w:color w:val="0000FF"/>
-          <w:sz w:val="24"/>
-          <w:u w:val="single"/>
-        </w:rPr>
-        <w:hyperlink r:id="rId21" w:history="1">
-          <w:r>
-            <w:rPr>
-              <w:rStyle w:val="Hyperlink"/>
-            </w:rPr>
-            <w:t>o</w:t>
-          </w:r>
-        </w:hyperlink>
-      </w:r>
-      <w:r>
-        <w:rPr>
-          <w:rFonts w:ascii="Charis SIL Regular" w:hAnsi="Charis SIL Regular" w:eastAsia="Charis SIL Regular"/>
-          <w:b w:val="0"/>
-          <w:i w:val="0"/>
-          <w:color w:val="0000FF"/>
-          <w:sz w:val="24"/>
-          <w:u w:val="single"/>
-        </w:rPr>
-        <w:hyperlink r:id="rId21" w:history="1">
-          <w:r>
-            <w:rPr>
-              <w:rStyle w:val="Hyperlink"/>
-            </w:rPr>
-            <w:t>ries</w:t>
-          </w:r>
-        </w:hyperlink>
+        </w:rPr>
+        <w:t>s</w:t>
       </w:r>
       <w:r>
         <w:br/>

--- a/EXPORTS/DOCX/published/niveau2/English/Museum.docx
+++ b/EXPORTS/DOCX/published/niveau2/English/Museum.docx
@@ -325,56 +325,19 @@
           <w:i w:val="0"/>
           <w:color w:val="0000FF"/>
           <w:sz w:val="24"/>
+        </w:rPr>
+        <w:t>Rijks Etn</w:t>
+      </w:r>
+      <w:r>
+        <w:rPr>
+          <w:rFonts w:ascii="Charis SIL Regular" w:hAnsi="Charis SIL Regular" w:eastAsia="Charis SIL Regular"/>
+          <w:b w:val="0"/>
+          <w:i w:val="0"/>
+          <w:color w:val="0000FF"/>
+          <w:sz w:val="24"/>
           <w:u w:val="single"/>
         </w:rPr>
         <w:hyperlink r:id="rId9" w:history="1">
-          <w:r>
-            <w:rPr>
-              <w:rStyle w:val="Hyperlink"/>
-            </w:rPr>
-            <w:t>Rijks</w:t>
-          </w:r>
-        </w:hyperlink>
-      </w:r>
-      <w:r>
-        <w:rPr>
-          <w:rFonts w:ascii="Charis SIL Regular" w:hAnsi="Charis SIL Regular" w:eastAsia="Charis SIL Regular"/>
-          <w:b w:val="0"/>
-          <w:i w:val="0"/>
-          <w:color w:val="0000FF"/>
-          <w:sz w:val="24"/>
-          <w:u w:val="single"/>
-        </w:rPr>
-        <w:t xml:space="preserve"> </w:t>
-      </w:r>
-      <w:r>
-        <w:rPr>
-          <w:rFonts w:ascii="Charis SIL Regular" w:hAnsi="Charis SIL Regular" w:eastAsia="Charis SIL Regular"/>
-          <w:b w:val="0"/>
-          <w:i w:val="0"/>
-          <w:color w:val="0000FF"/>
-          <w:sz w:val="24"/>
-          <w:u w:val="single"/>
-        </w:rPr>
-        <w:hyperlink r:id="rId10" w:history="1">
-          <w:r>
-            <w:rPr>
-              <w:rStyle w:val="Hyperlink"/>
-            </w:rPr>
-            <w:t>Etn</w:t>
-          </w:r>
-        </w:hyperlink>
-      </w:r>
-      <w:r>
-        <w:rPr>
-          <w:rFonts w:ascii="Charis SIL Regular" w:hAnsi="Charis SIL Regular" w:eastAsia="Charis SIL Regular"/>
-          <w:b w:val="0"/>
-          <w:i w:val="0"/>
-          <w:color w:val="0000FF"/>
-          <w:sz w:val="24"/>
-          <w:u w:val="single"/>
-        </w:rPr>
-        <w:hyperlink r:id="rId10" w:history="1">
           <w:r>
             <w:rPr>
               <w:rStyle w:val="Hyperlink"/>
@@ -392,7 +355,7 @@
           <w:sz w:val="24"/>
           <w:u w:val="single"/>
         </w:rPr>
-        <w:hyperlink r:id="rId10" w:history="1">
+        <w:hyperlink r:id="rId9" w:history="1">
           <w:r>
             <w:rPr>
               <w:rStyle w:val="Hyperlink"/>
@@ -421,7 +384,7 @@
           <w:sz w:val="24"/>
           <w:u w:val="single"/>
         </w:rPr>
-        <w:hyperlink r:id="rId10" w:history="1">
+        <w:hyperlink r:id="rId9" w:history="1">
           <w:r>
             <w:rPr>
               <w:rStyle w:val="Hyperlink"/>
@@ -439,7 +402,7 @@
           <w:sz w:val="24"/>
           <w:u w:val="single"/>
         </w:rPr>
-        <w:hyperlink r:id="rId10" w:history="1">
+        <w:hyperlink r:id="rId9" w:history="1">
           <w:r>
             <w:rPr>
               <w:rStyle w:val="Hyperlink"/>
@@ -457,7 +420,7 @@
           <w:sz w:val="24"/>
           <w:u w:val="single"/>
         </w:rPr>
-        <w:hyperlink r:id="rId10" w:history="1">
+        <w:hyperlink r:id="rId9" w:history="1">
           <w:r>
             <w:rPr>
               <w:rStyle w:val="Hyperlink"/>
@@ -755,8 +718,16 @@
           <w:i w:val="0"/>
           <w:color w:val="0000FF"/>
           <w:sz w:val="24"/>
-        </w:rPr>
-        <w:t>voor Lan</w:t>
+          <w:u w:val="single"/>
+        </w:rPr>
+        <w:hyperlink r:id="rId12" w:history="1">
+          <w:r>
+            <w:rPr>
+              <w:rStyle w:val="Hyperlink"/>
+            </w:rPr>
+            <w:t>voor</w:t>
+          </w:r>
+        </w:hyperlink>
       </w:r>
       <w:r>
         <w:rPr>
@@ -767,7 +738,36 @@
           <w:sz w:val="24"/>
           <w:u w:val="single"/>
         </w:rPr>
-        <w:hyperlink r:id="rId11" w:history="1">
+        <w:t xml:space="preserve"> </w:t>
+      </w:r>
+      <w:r>
+        <w:rPr>
+          <w:rFonts w:ascii="Charis SIL Regular" w:hAnsi="Charis SIL Regular" w:eastAsia="Charis SIL Regular"/>
+          <w:b w:val="0"/>
+          <w:i w:val="0"/>
+          <w:color w:val="0000FF"/>
+          <w:sz w:val="24"/>
+          <w:u w:val="single"/>
+        </w:rPr>
+        <w:hyperlink r:id="rId12" w:history="1">
+          <w:r>
+            <w:rPr>
+              <w:rStyle w:val="Hyperlink"/>
+            </w:rPr>
+            <w:t>Lan</w:t>
+          </w:r>
+        </w:hyperlink>
+      </w:r>
+      <w:r>
+        <w:rPr>
+          <w:rFonts w:ascii="Charis SIL Regular" w:hAnsi="Charis SIL Regular" w:eastAsia="Charis SIL Regular"/>
+          <w:b w:val="0"/>
+          <w:i w:val="0"/>
+          <w:color w:val="0000FF"/>
+          <w:sz w:val="24"/>
+          <w:u w:val="single"/>
+        </w:rPr>
+        <w:hyperlink r:id="rId12" w:history="1">
           <w:r>
             <w:rPr>
               <w:rStyle w:val="Hyperlink"/>
@@ -796,7 +796,7 @@
           <w:sz w:val="24"/>
           <w:u w:val="single"/>
         </w:rPr>
-        <w:hyperlink r:id="rId11" w:history="1">
+        <w:hyperlink r:id="rId12" w:history="1">
           <w:r>
             <w:rPr>
               <w:rStyle w:val="Hyperlink"/>
@@ -852,93 +852,7 @@
           <w:color w:val="000000"/>
           <w:sz w:val="24"/>
         </w:rPr>
-        <w:t xml:space="preserve"> (Museum of Geography and Ethnology) in </w:t>
-      </w:r>
-      <w:r>
-        <w:rPr>
-          <w:u w:val="single" w:color="0000ff"/>
-          <w:rFonts w:ascii="Charis SIL Regular" w:hAnsi="Charis SIL Regular" w:eastAsia="Charis SIL Regular"/>
-          <w:b w:val="0"/>
-          <w:i w:val="0"/>
-          <w:color w:val="000000"/>
-          <w:sz w:val="24"/>
-        </w:rPr>
-        <w:t>R</w:t>
-      </w:r>
-      <w:r>
-        <w:rPr>
-          <w:u w:val="single" w:color="0000ff"/>
-          <w:rFonts w:ascii="Charis SIL Regular" w:hAnsi="Charis SIL Regular" w:eastAsia="Charis SIL Regular"/>
-          <w:b w:val="0"/>
-          <w:i w:val="0"/>
-          <w:color w:val="000000"/>
-          <w:sz w:val="24"/>
-        </w:rPr>
-        <w:hyperlink r:id="rId12" w:history="1">
-          <w:r>
-            <w:rPr>
-              <w:rStyle w:val="Hyperlink"/>
-            </w:rPr>
-            <w:t>otterda</w:t>
-          </w:r>
-        </w:hyperlink>
-      </w:r>
-      <w:r>
-        <w:rPr>
-          <w:rFonts w:ascii="Charis SIL Regular" w:hAnsi="Charis SIL Regular" w:eastAsia="Charis SIL Regular"/>
-          <w:b w:val="0"/>
-          <w:i w:val="0"/>
-          <w:color w:val="000000"/>
-          <w:sz w:val="24"/>
-        </w:rPr>
-        <w:t>m</w:t>
-      </w:r>
-      <w:r>
-        <w:rPr>
-          <w:u w:val="single" w:color="0000ff"/>
-          <w:rFonts w:ascii="Charis SIL Regular" w:hAnsi="Charis SIL Regular" w:eastAsia="Charis SIL Regular"/>
-          <w:b w:val="0"/>
-          <w:i w:val="0"/>
-          <w:color w:val="000000"/>
-          <w:sz w:val="24"/>
-        </w:rPr>
-        <w:hyperlink r:id="rId12" w:history="1">
-          <w:r>
-            <w:rPr>
-              <w:rStyle w:val="Hyperlink"/>
-            </w:rPr>
-            <w:t xml:space="preserve"> in 1</w:t>
-          </w:r>
-        </w:hyperlink>
-      </w:r>
-      <w:r>
-        <w:rPr>
-          <w:u w:val="single" w:color="0000ff"/>
-          <w:rFonts w:ascii="Charis SIL Regular" w:hAnsi="Charis SIL Regular" w:eastAsia="Charis SIL Regular"/>
-          <w:b w:val="0"/>
-          <w:i w:val="0"/>
-          <w:color w:val="000000"/>
-          <w:sz w:val="24"/>
-        </w:rPr>
-        <w:hyperlink r:id="rId12" w:history="1">
-          <w:r>
-            <w:rPr>
-              <w:rStyle w:val="Hyperlink"/>
-            </w:rPr>
-            <w:t xml:space="preserve">885. </w:t>
-          </w:r>
-        </w:hyperlink>
-      </w:r>
-      <w:r>
-        <w:rPr>
-          <w:u w:val="single" w:color="0000ff"/>
-          <w:rFonts w:ascii="Charis SIL Regular" w:hAnsi="Charis SIL Regular" w:eastAsia="Charis SIL Regular"/>
-          <w:b w:val="0"/>
-          <w:i w:val="0"/>
-          <w:color w:val="000000"/>
-          <w:sz w:val="24"/>
-        </w:rPr>
-        <w:t>O</w:t>
+        <w:t xml:space="preserve"> (Museum of Geography and Ethnology) in Rotterdam in 1885. O</w:t>
       </w:r>
       <w:r>
         <w:rPr>
@@ -2628,7 +2542,7 @@
           <w:sz w:val="24"/>
           <w:u w:val="single"/>
         </w:rPr>
-        <w:hyperlink r:id="rId20" w:history="1">
+        <w:hyperlink r:id="rId21" w:history="1">
           <w:r>
             <w:rPr>
               <w:rStyle w:val="Hyperlink"/>
@@ -2646,7 +2560,7 @@
           <w:sz w:val="24"/>
           <w:u w:val="single"/>
         </w:rPr>
-        <w:hyperlink r:id="rId20" w:history="1">
+        <w:hyperlink r:id="rId21" w:history="1">
           <w:r>
             <w:rPr>
               <w:rStyle w:val="Hyperlink"/>
@@ -2675,7 +2589,7 @@
           <w:sz w:val="24"/>
           <w:u w:val="single"/>
         </w:rPr>
-        <w:hyperlink r:id="rId20" w:history="1">
+        <w:hyperlink r:id="rId21" w:history="1">
           <w:r>
             <w:rPr>
               <w:rStyle w:val="Hyperlink"/>
@@ -2693,7 +2607,7 @@
           <w:sz w:val="24"/>
           <w:u w:val="single"/>
         </w:rPr>
-        <w:hyperlink r:id="rId20" w:history="1">
+        <w:hyperlink r:id="rId21" w:history="1">
           <w:r>
             <w:rPr>
               <w:rStyle w:val="Hyperlink"/>
@@ -2722,7 +2636,7 @@
           <w:sz w:val="24"/>
           <w:u w:val="single"/>
         </w:rPr>
-        <w:hyperlink r:id="rId20" w:history="1">
+        <w:hyperlink r:id="rId21" w:history="1">
           <w:r>
             <w:rPr>
               <w:rStyle w:val="Hyperlink"/>
@@ -2740,7 +2654,7 @@
           <w:sz w:val="24"/>
           <w:u w:val="single"/>
         </w:rPr>
-        <w:hyperlink r:id="rId20" w:history="1">
+        <w:hyperlink r:id="rId21" w:history="1">
           <w:r>
             <w:rPr>
               <w:rStyle w:val="Hyperlink"/>
@@ -2769,7 +2683,7 @@
           <w:sz w:val="24"/>
           <w:u w:val="single"/>
         </w:rPr>
-        <w:hyperlink r:id="rId20" w:history="1">
+        <w:hyperlink r:id="rId21" w:history="1">
           <w:r>
             <w:rPr>
               <w:rStyle w:val="Hyperlink"/>
@@ -2815,12 +2729,216 @@
           <w:sz w:val="24"/>
           <w:u w:val="single"/>
         </w:rPr>
+        <w:hyperlink r:id="rId22" w:history="1">
+          <w:r>
+            <w:rPr>
+              <w:rStyle w:val="Hyperlink"/>
+            </w:rPr>
+            <w:t>Scie</w:t>
+          </w:r>
+        </w:hyperlink>
+      </w:r>
+      <w:r>
+        <w:rPr>
+          <w:rFonts w:ascii="Charis SIL Regular" w:hAnsi="Charis SIL Regular" w:eastAsia="Charis SIL Regular"/>
+          <w:b w:val="0"/>
+          <w:i w:val="0"/>
+          <w:color w:val="0000FF"/>
+          <w:sz w:val="24"/>
+          <w:u w:val="single"/>
+        </w:rPr>
+        <w:hyperlink r:id="rId22" w:history="1">
+          <w:r>
+            <w:rPr>
+              <w:rStyle w:val="Hyperlink"/>
+            </w:rPr>
+            <w:t>n</w:t>
+          </w:r>
+        </w:hyperlink>
+      </w:r>
+      <w:r>
+        <w:rPr>
+          <w:rFonts w:ascii="Charis SIL Regular" w:hAnsi="Charis SIL Regular" w:eastAsia="Charis SIL Regular"/>
+          <w:b w:val="0"/>
+          <w:i w:val="0"/>
+          <w:color w:val="0000FF"/>
+          <w:sz w:val="24"/>
+          <w:u w:val="single"/>
+        </w:rPr>
+        <w:hyperlink r:id="rId22" w:history="1">
+          <w:r>
+            <w:rPr>
+              <w:rStyle w:val="Hyperlink"/>
+            </w:rPr>
+            <w:t>tif</w:t>
+          </w:r>
+        </w:hyperlink>
+      </w:r>
+      <w:r>
+        <w:rPr>
+          <w:rFonts w:ascii="Charis SIL Regular" w:hAnsi="Charis SIL Regular" w:eastAsia="Charis SIL Regular"/>
+          <w:b w:val="0"/>
+          <w:i w:val="0"/>
+          <w:color w:val="0000FF"/>
+          <w:sz w:val="24"/>
+        </w:rPr>
+        <w:hyperlink r:id="rId22" w:history="1">
+          <w:r>
+            <w:rPr>
+              <w:rStyle w:val="Hyperlink"/>
+            </w:rPr>
+            <w:t>i</w:t>
+          </w:r>
+        </w:hyperlink>
+      </w:r>
+      <w:r>
+        <w:rPr>
+          <w:rFonts w:ascii="Charis SIL Regular" w:hAnsi="Charis SIL Regular" w:eastAsia="Charis SIL Regular"/>
+          <w:b w:val="0"/>
+          <w:i w:val="0"/>
+          <w:color w:val="0000FF"/>
+          <w:sz w:val="24"/>
+        </w:rPr>
+        <w:t>c</w:t>
+      </w:r>
+      <w:r>
+        <w:rPr>
+          <w:rFonts w:ascii="Charis SIL Regular" w:hAnsi="Charis SIL Regular" w:eastAsia="Charis SIL Regular"/>
+          <w:b w:val="0"/>
+          <w:i w:val="0"/>
+          <w:color w:val="0000FF"/>
+          <w:sz w:val="24"/>
+          <w:u w:val="single"/>
+        </w:rPr>
+        <w:t xml:space="preserve"> </w:t>
+      </w:r>
+      <w:r>
+        <w:rPr>
+          <w:rFonts w:ascii="Charis SIL Regular" w:hAnsi="Charis SIL Regular" w:eastAsia="Charis SIL Regular"/>
+          <w:b w:val="0"/>
+          <w:i w:val="0"/>
+          <w:color w:val="0000FF"/>
+          <w:sz w:val="24"/>
+          <w:u w:val="single"/>
+        </w:rPr>
+        <w:hyperlink r:id="rId22" w:history="1">
+          <w:r>
+            <w:rPr>
+              <w:rStyle w:val="Hyperlink"/>
+            </w:rPr>
+            <w:t>rese</w:t>
+          </w:r>
+        </w:hyperlink>
+      </w:r>
+      <w:r>
+        <w:rPr>
+          <w:rFonts w:ascii="Charis SIL Regular" w:hAnsi="Charis SIL Regular" w:eastAsia="Charis SIL Regular"/>
+          <w:b w:val="0"/>
+          <w:i w:val="0"/>
+          <w:color w:val="0000FF"/>
+          <w:sz w:val="24"/>
+          <w:u w:val="single"/>
+        </w:rPr>
+        <w:hyperlink r:id="rId22" w:history="1">
+          <w:r>
+            <w:rPr>
+              <w:rStyle w:val="Hyperlink"/>
+            </w:rPr>
+            <w:t>a</w:t>
+          </w:r>
+        </w:hyperlink>
+      </w:r>
+      <w:r>
+        <w:rPr>
+          <w:rFonts w:ascii="Charis SIL Regular" w:hAnsi="Charis SIL Regular" w:eastAsia="Charis SIL Regular"/>
+          <w:b w:val="0"/>
+          <w:i w:val="0"/>
+          <w:color w:val="0000FF"/>
+          <w:sz w:val="24"/>
+          <w:u w:val="single"/>
+        </w:rPr>
         <w:hyperlink r:id="rId21" w:history="1">
           <w:r>
             <w:rPr>
               <w:rStyle w:val="Hyperlink"/>
             </w:rPr>
-            <w:t>Scie</w:t>
+            <w:t>rch</w:t>
+          </w:r>
+        </w:hyperlink>
+      </w:r>
+      <w:r>
+        <w:rPr>
+          <w:rFonts w:ascii="Charis SIL Regular" w:hAnsi="Charis SIL Regular" w:eastAsia="Charis SIL Regular"/>
+          <w:b w:val="0"/>
+          <w:i w:val="0"/>
+          <w:color w:val="0000FF"/>
+          <w:sz w:val="24"/>
+          <w:u w:val="single"/>
+        </w:rPr>
+        <w:t xml:space="preserve"> </w:t>
+      </w:r>
+      <w:r>
+        <w:rPr>
+          <w:rFonts w:ascii="Charis SIL Regular" w:hAnsi="Charis SIL Regular" w:eastAsia="Charis SIL Regular"/>
+          <w:b w:val="0"/>
+          <w:i w:val="0"/>
+          <w:color w:val="0000FF"/>
+          <w:sz w:val="24"/>
+          <w:u w:val="single"/>
+        </w:rPr>
+        <w:hyperlink r:id="rId21" w:history="1">
+          <w:r>
+            <w:rPr>
+              <w:rStyle w:val="Hyperlink"/>
+            </w:rPr>
+            <w:t>in</w:t>
+          </w:r>
+        </w:hyperlink>
+      </w:r>
+      <w:r>
+        <w:rPr>
+          <w:rFonts w:ascii="Charis SIL Regular" w:hAnsi="Charis SIL Regular" w:eastAsia="Charis SIL Regular"/>
+          <w:b w:val="0"/>
+          <w:i w:val="0"/>
+          <w:color w:val="0000FF"/>
+          <w:sz w:val="24"/>
+          <w:u w:val="single"/>
+        </w:rPr>
+        <w:t xml:space="preserve"> </w:t>
+      </w:r>
+      <w:r>
+        <w:rPr>
+          <w:rFonts w:ascii="Charis SIL Regular" w:hAnsi="Charis SIL Regular" w:eastAsia="Charis SIL Regular"/>
+          <w:b w:val="0"/>
+          <w:i w:val="0"/>
+          <w:color w:val="0000FF"/>
+          <w:sz w:val="24"/>
+          <w:u w:val="single"/>
+        </w:rPr>
+        <w:hyperlink r:id="rId21" w:history="1">
+          <w:r>
+            <w:rPr>
+              <w:rStyle w:val="Hyperlink"/>
+            </w:rPr>
+            <w:t>col</w:t>
+          </w:r>
+        </w:hyperlink>
+      </w:r>
+      <w:r>
+        <w:rPr>
+          <w:rFonts w:ascii="Charis SIL Regular" w:hAnsi="Charis SIL Regular" w:eastAsia="Charis SIL Regular"/>
+          <w:b w:val="0"/>
+          <w:i w:val="0"/>
+          <w:color w:val="0000FF"/>
+          <w:sz w:val="24"/>
+          <w:u w:val="single"/>
+        </w:rPr>
+        <w:hyperlink r:id="rId21" w:history="1">
+          <w:r>
+            <w:rPr>
+              <w:rStyle w:val="Hyperlink"/>
+            </w:rPr>
+            <w:t>o</w:t>
           </w:r>
         </w:hyperlink>
       </w:r>
@@ -2856,7 +2974,7 @@
             <w:rPr>
               <w:rStyle w:val="Hyperlink"/>
             </w:rPr>
-            <w:t>tif</w:t>
+            <w:t>i</w:t>
           </w:r>
         </w:hyperlink>
       </w:r>
@@ -2874,20 +2992,9 @@
             <w:rPr>
               <w:rStyle w:val="Hyperlink"/>
             </w:rPr>
-            <w:t>i</w:t>
+            <w:t>sed</w:t>
           </w:r>
         </w:hyperlink>
-      </w:r>
-      <w:r>
-        <w:rPr>
-          <w:rFonts w:ascii="Charis SIL Regular" w:hAnsi="Charis SIL Regular" w:eastAsia="Charis SIL Regular"/>
-          <w:b w:val="0"/>
-          <w:i w:val="0"/>
-          <w:color w:val="0000FF"/>
-          <w:sz w:val="24"/>
-          <w:u w:val="single"/>
-        </w:rPr>
-        <w:t>c</w:t>
       </w:r>
       <w:r>
         <w:rPr>
@@ -2914,101 +3021,7 @@
             <w:rPr>
               <w:rStyle w:val="Hyperlink"/>
             </w:rPr>
-            <w:t>rese</w:t>
-          </w:r>
-        </w:hyperlink>
-      </w:r>
-      <w:r>
-        <w:rPr>
-          <w:rFonts w:ascii="Charis SIL Regular" w:hAnsi="Charis SIL Regular" w:eastAsia="Charis SIL Regular"/>
-          <w:b w:val="0"/>
-          <w:i w:val="0"/>
-          <w:color w:val="0000FF"/>
-          <w:sz w:val="24"/>
-          <w:u w:val="single"/>
-        </w:rPr>
-        <w:hyperlink r:id="rId21" w:history="1">
-          <w:r>
-            <w:rPr>
-              <w:rStyle w:val="Hyperlink"/>
-            </w:rPr>
-            <w:t>a</w:t>
-          </w:r>
-        </w:hyperlink>
-      </w:r>
-      <w:r>
-        <w:rPr>
-          <w:rFonts w:ascii="Charis SIL Regular" w:hAnsi="Charis SIL Regular" w:eastAsia="Charis SIL Regular"/>
-          <w:b w:val="0"/>
-          <w:i w:val="0"/>
-          <w:color w:val="0000FF"/>
-          <w:sz w:val="24"/>
-          <w:u w:val="single"/>
-        </w:rPr>
-        <w:hyperlink r:id="rId21" w:history="1">
-          <w:r>
-            <w:rPr>
-              <w:rStyle w:val="Hyperlink"/>
-            </w:rPr>
-            <w:t>rch</w:t>
-          </w:r>
-        </w:hyperlink>
-      </w:r>
-      <w:r>
-        <w:rPr>
-          <w:rFonts w:ascii="Charis SIL Regular" w:hAnsi="Charis SIL Regular" w:eastAsia="Charis SIL Regular"/>
-          <w:b w:val="0"/>
-          <w:i w:val="0"/>
-          <w:color w:val="0000FF"/>
-          <w:sz w:val="24"/>
-          <w:u w:val="single"/>
-        </w:rPr>
-        <w:t xml:space="preserve"> </w:t>
-      </w:r>
-      <w:r>
-        <w:rPr>
-          <w:rFonts w:ascii="Charis SIL Regular" w:hAnsi="Charis SIL Regular" w:eastAsia="Charis SIL Regular"/>
-          <w:b w:val="0"/>
-          <w:i w:val="0"/>
-          <w:color w:val="0000FF"/>
-          <w:sz w:val="24"/>
-          <w:u w:val="single"/>
-        </w:rPr>
-        <w:hyperlink r:id="rId21" w:history="1">
-          <w:r>
-            <w:rPr>
-              <w:rStyle w:val="Hyperlink"/>
-            </w:rPr>
-            <w:t>in</w:t>
-          </w:r>
-        </w:hyperlink>
-      </w:r>
-      <w:r>
-        <w:rPr>
-          <w:rFonts w:ascii="Charis SIL Regular" w:hAnsi="Charis SIL Regular" w:eastAsia="Charis SIL Regular"/>
-          <w:b w:val="0"/>
-          <w:i w:val="0"/>
-          <w:color w:val="0000FF"/>
-          <w:sz w:val="24"/>
-          <w:u w:val="single"/>
-        </w:rPr>
-        <w:t xml:space="preserve"> </w:t>
-      </w:r>
-      <w:r>
-        <w:rPr>
-          <w:rFonts w:ascii="Charis SIL Regular" w:hAnsi="Charis SIL Regular" w:eastAsia="Charis SIL Regular"/>
-          <w:b w:val="0"/>
-          <w:i w:val="0"/>
-          <w:color w:val="0000FF"/>
-          <w:sz w:val="24"/>
-          <w:u w:val="single"/>
-        </w:rPr>
-        <w:hyperlink r:id="rId21" w:history="1">
-          <w:r>
-            <w:rPr>
-              <w:rStyle w:val="Hyperlink"/>
-            </w:rPr>
-            <w:t>col</w:t>
+            <w:t>territ</w:t>
           </w:r>
         </w:hyperlink>
       </w:r>
@@ -3044,25 +3057,38 @@
             <w:rPr>
               <w:rStyle w:val="Hyperlink"/>
             </w:rPr>
-            <w:t>n</w:t>
+            <w:t>ries</w:t>
           </w:r>
         </w:hyperlink>
       </w:r>
       <w:r>
+        <w:br/>
+      </w:r>
+      <w:r>
         <w:rPr>
           <w:rFonts w:ascii="Charis SIL Regular" w:hAnsi="Charis SIL Regular" w:eastAsia="Charis SIL Regular"/>
           <w:b w:val="0"/>
           <w:i w:val="0"/>
+          <w:color w:val="000000"/>
+          <w:sz w:val="24"/>
+        </w:rPr>
+        <w:t xml:space="preserve">•  </w:t>
+      </w:r>
+      <w:r>
+        <w:rPr>
+          <w:rFonts w:ascii="Charis SIL Regular" w:hAnsi="Charis SIL Regular" w:eastAsia="Charis SIL Regular"/>
+          <w:b w:val="0"/>
+          <w:i w:val="0"/>
           <w:color w:val="0000FF"/>
           <w:sz w:val="24"/>
           <w:u w:val="single"/>
         </w:rPr>
-        <w:hyperlink r:id="rId21" w:history="1">
+        <w:hyperlink r:id="rId22" w:history="1">
           <w:r>
             <w:rPr>
               <w:rStyle w:val="Hyperlink"/>
             </w:rPr>
-            <w:t>i</w:t>
+            <w:t>Christian</w:t>
           </w:r>
         </w:hyperlink>
       </w:r>
@@ -3075,7 +3101,72 @@
           <w:sz w:val="24"/>
           <w:u w:val="single"/>
         </w:rPr>
-        <w:hyperlink r:id="rId21" w:history="1">
+        <w:t xml:space="preserve"> </w:t>
+      </w:r>
+      <w:r>
+        <w:rPr>
+          <w:rFonts w:ascii="Charis SIL Regular" w:hAnsi="Charis SIL Regular" w:eastAsia="Charis SIL Regular"/>
+          <w:b w:val="0"/>
+          <w:i w:val="0"/>
+          <w:color w:val="0000FF"/>
+          <w:sz w:val="24"/>
+          <w:u w:val="single"/>
+        </w:rPr>
+        <w:hyperlink r:id="rId22" w:history="1">
+          <w:r>
+            <w:rPr>
+              <w:rStyle w:val="Hyperlink"/>
+            </w:rPr>
+            <w:t>missiona</w:t>
+          </w:r>
+        </w:hyperlink>
+      </w:r>
+      <w:r>
+        <w:rPr>
+          <w:rFonts w:ascii="Charis SIL Regular" w:hAnsi="Charis SIL Regular" w:eastAsia="Charis SIL Regular"/>
+          <w:b w:val="0"/>
+          <w:i w:val="0"/>
+          <w:color w:val="0000FF"/>
+          <w:sz w:val="24"/>
+          <w:u w:val="single"/>
+        </w:rPr>
+        <w:hyperlink r:id="rId22" w:history="1">
+          <w:r>
+            <w:rPr>
+              <w:rStyle w:val="Hyperlink"/>
+            </w:rPr>
+            <w:t>r</w:t>
+          </w:r>
+        </w:hyperlink>
+      </w:r>
+      <w:r>
+        <w:rPr>
+          <w:rFonts w:ascii="Charis SIL Regular" w:hAnsi="Charis SIL Regular" w:eastAsia="Charis SIL Regular"/>
+          <w:b w:val="0"/>
+          <w:i w:val="0"/>
+          <w:color w:val="0000FF"/>
+          <w:sz w:val="24"/>
+          <w:u w:val="single"/>
+        </w:rPr>
+        <w:hyperlink r:id="rId22" w:history="1">
+          <w:r>
+            <w:rPr>
+              <w:rStyle w:val="Hyperlink"/>
+            </w:rPr>
+            <w:t>ie</w:t>
+          </w:r>
+        </w:hyperlink>
+      </w:r>
+      <w:r>
+        <w:rPr>
+          <w:rFonts w:ascii="Charis SIL Regular" w:hAnsi="Charis SIL Regular" w:eastAsia="Charis SIL Regular"/>
+          <w:b w:val="0"/>
+          <w:i w:val="0"/>
+          <w:color w:val="0000FF"/>
+          <w:sz w:val="24"/>
+          <w:u w:val="single"/>
+        </w:rPr>
+        <w:hyperlink r:id="rId22" w:history="1">
           <w:r>
             <w:rPr>
               <w:rStyle w:val="Hyperlink"/>
@@ -3093,7 +3184,7 @@
           <w:sz w:val="24"/>
           <w:u w:val="single"/>
         </w:rPr>
-        <w:t>e</w:t>
+        <w:t xml:space="preserve"> </w:t>
       </w:r>
       <w:r>
         <w:rPr>
@@ -3102,209 +3193,9 @@
           <w:i w:val="0"/>
           <w:color w:val="0000FF"/>
           <w:sz w:val="24"/>
-        </w:rPr>
-        <w:t>d</w:t>
-      </w:r>
-      <w:r>
-        <w:rPr>
-          <w:rFonts w:ascii="Charis SIL Regular" w:hAnsi="Charis SIL Regular" w:eastAsia="Charis SIL Regular"/>
-          <w:b w:val="0"/>
-          <w:i w:val="0"/>
-          <w:color w:val="0000FF"/>
-          <w:sz w:val="24"/>
           <w:u w:val="single"/>
         </w:rPr>
-        <w:t xml:space="preserve"> </w:t>
-      </w:r>
-      <w:r>
-        <w:rPr>
-          <w:rFonts w:ascii="Charis SIL Regular" w:hAnsi="Charis SIL Regular" w:eastAsia="Charis SIL Regular"/>
-          <w:b w:val="0"/>
-          <w:i w:val="0"/>
-          <w:color w:val="0000FF"/>
-          <w:sz w:val="24"/>
-          <w:u w:val="single"/>
-        </w:rPr>
         <w:hyperlink r:id="rId22" w:history="1">
-          <w:r>
-            <w:rPr>
-              <w:rStyle w:val="Hyperlink"/>
-            </w:rPr>
-            <w:t>territ</w:t>
-          </w:r>
-        </w:hyperlink>
-      </w:r>
-      <w:r>
-        <w:rPr>
-          <w:rFonts w:ascii="Charis SIL Regular" w:hAnsi="Charis SIL Regular" w:eastAsia="Charis SIL Regular"/>
-          <w:b w:val="0"/>
-          <w:i w:val="0"/>
-          <w:color w:val="0000FF"/>
-          <w:sz w:val="24"/>
-          <w:u w:val="single"/>
-        </w:rPr>
-        <w:hyperlink r:id="rId22" w:history="1">
-          <w:r>
-            <w:rPr>
-              <w:rStyle w:val="Hyperlink"/>
-            </w:rPr>
-            <w:t>o</w:t>
-          </w:r>
-        </w:hyperlink>
-      </w:r>
-      <w:r>
-        <w:rPr>
-          <w:rFonts w:ascii="Charis SIL Regular" w:hAnsi="Charis SIL Regular" w:eastAsia="Charis SIL Regular"/>
-          <w:b w:val="0"/>
-          <w:i w:val="0"/>
-          <w:color w:val="0000FF"/>
-          <w:sz w:val="24"/>
-          <w:u w:val="single"/>
-        </w:rPr>
-        <w:hyperlink r:id="rId22" w:history="1">
-          <w:r>
-            <w:rPr>
-              <w:rStyle w:val="Hyperlink"/>
-            </w:rPr>
-            <w:t>ries</w:t>
-          </w:r>
-        </w:hyperlink>
-      </w:r>
-      <w:r>
-        <w:br/>
-      </w:r>
-      <w:r>
-        <w:rPr>
-          <w:rFonts w:ascii="Charis SIL Regular" w:hAnsi="Charis SIL Regular" w:eastAsia="Charis SIL Regular"/>
-          <w:b w:val="0"/>
-          <w:i w:val="0"/>
-          <w:color w:val="000000"/>
-          <w:sz w:val="24"/>
-        </w:rPr>
-        <w:t xml:space="preserve">•  </w:t>
-      </w:r>
-      <w:r>
-        <w:rPr>
-          <w:rFonts w:ascii="Charis SIL Regular" w:hAnsi="Charis SIL Regular" w:eastAsia="Charis SIL Regular"/>
-          <w:b w:val="0"/>
-          <w:i w:val="0"/>
-          <w:color w:val="0000FF"/>
-          <w:sz w:val="24"/>
-          <w:u w:val="single"/>
-        </w:rPr>
-        <w:hyperlink r:id="rId23" w:history="1">
-          <w:r>
-            <w:rPr>
-              <w:rStyle w:val="Hyperlink"/>
-            </w:rPr>
-            <w:t>Christian</w:t>
-          </w:r>
-        </w:hyperlink>
-      </w:r>
-      <w:r>
-        <w:rPr>
-          <w:rFonts w:ascii="Charis SIL Regular" w:hAnsi="Charis SIL Regular" w:eastAsia="Charis SIL Regular"/>
-          <w:b w:val="0"/>
-          <w:i w:val="0"/>
-          <w:color w:val="0000FF"/>
-          <w:sz w:val="24"/>
-          <w:u w:val="single"/>
-        </w:rPr>
-        <w:t xml:space="preserve"> </w:t>
-      </w:r>
-      <w:r>
-        <w:rPr>
-          <w:rFonts w:ascii="Charis SIL Regular" w:hAnsi="Charis SIL Regular" w:eastAsia="Charis SIL Regular"/>
-          <w:b w:val="0"/>
-          <w:i w:val="0"/>
-          <w:color w:val="0000FF"/>
-          <w:sz w:val="24"/>
-          <w:u w:val="single"/>
-        </w:rPr>
-        <w:hyperlink r:id="rId23" w:history="1">
-          <w:r>
-            <w:rPr>
-              <w:rStyle w:val="Hyperlink"/>
-            </w:rPr>
-            <w:t>missiona</w:t>
-          </w:r>
-        </w:hyperlink>
-      </w:r>
-      <w:r>
-        <w:rPr>
-          <w:rFonts w:ascii="Charis SIL Regular" w:hAnsi="Charis SIL Regular" w:eastAsia="Charis SIL Regular"/>
-          <w:b w:val="0"/>
-          <w:i w:val="0"/>
-          <w:color w:val="0000FF"/>
-          <w:sz w:val="24"/>
-          <w:u w:val="single"/>
-        </w:rPr>
-        <w:hyperlink r:id="rId23" w:history="1">
-          <w:r>
-            <w:rPr>
-              <w:rStyle w:val="Hyperlink"/>
-            </w:rPr>
-            <w:t>r</w:t>
-          </w:r>
-        </w:hyperlink>
-      </w:r>
-      <w:r>
-        <w:rPr>
-          <w:rFonts w:ascii="Charis SIL Regular" w:hAnsi="Charis SIL Regular" w:eastAsia="Charis SIL Regular"/>
-          <w:b w:val="0"/>
-          <w:i w:val="0"/>
-          <w:color w:val="0000FF"/>
-          <w:sz w:val="24"/>
-          <w:u w:val="single"/>
-        </w:rPr>
-        <w:hyperlink r:id="rId23" w:history="1">
-          <w:r>
-            <w:rPr>
-              <w:rStyle w:val="Hyperlink"/>
-            </w:rPr>
-            <w:t>ie</w:t>
-          </w:r>
-        </w:hyperlink>
-      </w:r>
-      <w:r>
-        <w:rPr>
-          <w:rFonts w:ascii="Charis SIL Regular" w:hAnsi="Charis SIL Regular" w:eastAsia="Charis SIL Regular"/>
-          <w:b w:val="0"/>
-          <w:i w:val="0"/>
-          <w:color w:val="0000FF"/>
-          <w:sz w:val="24"/>
-          <w:u w:val="single"/>
-        </w:rPr>
-        <w:hyperlink r:id="rId23" w:history="1">
-          <w:r>
-            <w:rPr>
-              <w:rStyle w:val="Hyperlink"/>
-            </w:rPr>
-            <w:t>s</w:t>
-          </w:r>
-        </w:hyperlink>
-      </w:r>
-      <w:r>
-        <w:rPr>
-          <w:rFonts w:ascii="Charis SIL Regular" w:hAnsi="Charis SIL Regular" w:eastAsia="Charis SIL Regular"/>
-          <w:b w:val="0"/>
-          <w:i w:val="0"/>
-          <w:color w:val="0000FF"/>
-          <w:sz w:val="24"/>
-          <w:u w:val="single"/>
-        </w:rPr>
-        <w:t xml:space="preserve"> </w:t>
-      </w:r>
-      <w:r>
-        <w:rPr>
-          <w:rFonts w:ascii="Charis SIL Regular" w:hAnsi="Charis SIL Regular" w:eastAsia="Charis SIL Regular"/>
-          <w:b w:val="0"/>
-          <w:i w:val="0"/>
-          <w:color w:val="0000FF"/>
-          <w:sz w:val="24"/>
-          <w:u w:val="single"/>
-        </w:rPr>
-        <w:hyperlink r:id="rId23" w:history="1">
           <w:r>
             <w:rPr>
               <w:rStyle w:val="Hyperlink"/>
@@ -3333,7 +3224,7 @@
           <w:sz w:val="24"/>
           <w:u w:val="single"/>
         </w:rPr>
-        <w:hyperlink r:id="rId23" w:history="1">
+        <w:hyperlink r:id="rId22" w:history="1">
           <w:r>
             <w:rPr>
               <w:rStyle w:val="Hyperlink"/>

--- a/EXPORTS/DOCX/published/niveau2/English/Museum.docx
+++ b/EXPORTS/DOCX/published/niveau2/English/Museum.docx
@@ -316,7 +316,25 @@
           <w:color w:val="000000"/>
           <w:sz w:val="24"/>
         </w:rPr>
-        <w:t xml:space="preserve">History) in 1820 and the </w:t>
+        <w:t>History) in 1820 and</w:t>
+      </w:r>
+      <w:r>
+        <w:rPr>
+          <w:u w:val="single" w:color="0000ff"/>
+          <w:rFonts w:ascii="Charis SIL Regular" w:hAnsi="Charis SIL Regular" w:eastAsia="Charis SIL Regular"/>
+          <w:b w:val="0"/>
+          <w:i w:val="0"/>
+          <w:color w:val="000000"/>
+          <w:sz w:val="24"/>
+        </w:rPr>
+        <w:hyperlink r:id="rId9" w:history="1">
+          <w:r>
+            <w:rPr>
+              <w:rStyle w:val="Hyperlink"/>
+            </w:rPr>
+            <w:t xml:space="preserve"> the </w:t>
+          </w:r>
+        </w:hyperlink>
       </w:r>
       <w:r>
         <w:rPr>
@@ -325,8 +343,45 @@
           <w:i w:val="0"/>
           <w:color w:val="0000FF"/>
           <w:sz w:val="24"/>
-        </w:rPr>
-        <w:t>Rijks Etn</w:t>
+          <w:u w:val="single"/>
+        </w:rPr>
+        <w:hyperlink r:id="rId9" w:history="1">
+          <w:r>
+            <w:rPr>
+              <w:rStyle w:val="Hyperlink"/>
+            </w:rPr>
+            <w:t>Rijks</w:t>
+          </w:r>
+        </w:hyperlink>
+      </w:r>
+      <w:r>
+        <w:rPr>
+          <w:rFonts w:ascii="Charis SIL Regular" w:hAnsi="Charis SIL Regular" w:eastAsia="Charis SIL Regular"/>
+          <w:b w:val="0"/>
+          <w:i w:val="0"/>
+          <w:color w:val="0000FF"/>
+          <w:sz w:val="24"/>
+          <w:u w:val="single"/>
+        </w:rPr>
+        <w:t xml:space="preserve"> </w:t>
+      </w:r>
+      <w:r>
+        <w:rPr>
+          <w:rFonts w:ascii="Charis SIL Regular" w:hAnsi="Charis SIL Regular" w:eastAsia="Charis SIL Regular"/>
+          <w:b w:val="0"/>
+          <w:i w:val="0"/>
+          <w:color w:val="0000FF"/>
+          <w:sz w:val="24"/>
+          <w:u w:val="single"/>
+        </w:rPr>
+        <w:hyperlink r:id="rId9" w:history="1">
+          <w:r>
+            <w:rPr>
+              <w:rStyle w:val="Hyperlink"/>
+            </w:rPr>
+            <w:t>Etn</w:t>
+          </w:r>
+        </w:hyperlink>
       </w:r>
       <w:r>
         <w:rPr>
@@ -384,7 +439,7 @@
           <w:sz w:val="24"/>
           <w:u w:val="single"/>
         </w:rPr>
-        <w:hyperlink r:id="rId9" w:history="1">
+        <w:hyperlink r:id="rId10" w:history="1">
           <w:r>
             <w:rPr>
               <w:rStyle w:val="Hyperlink"/>
@@ -402,7 +457,7 @@
           <w:sz w:val="24"/>
           <w:u w:val="single"/>
         </w:rPr>
-        <w:hyperlink r:id="rId9" w:history="1">
+        <w:hyperlink r:id="rId10" w:history="1">
           <w:r>
             <w:rPr>
               <w:rStyle w:val="Hyperlink"/>
@@ -420,7 +475,7 @@
           <w:sz w:val="24"/>
           <w:u w:val="single"/>
         </w:rPr>
-        <w:hyperlink r:id="rId9" w:history="1">
+        <w:hyperlink r:id="rId10" w:history="1">
           <w:r>
             <w:rPr>
               <w:rStyle w:val="Hyperlink"/>
@@ -476,7 +531,14 @@
           <w:color w:val="000000"/>
           <w:sz w:val="24"/>
         </w:rPr>
-        <w:t>Leide</w:t>
+        <w:hyperlink r:id="rId10" w:history="1">
+          <w:r>
+            <w:rPr>
+              <w:rStyle w:val="Hyperlink"/>
+            </w:rPr>
+            <w:t>Leide</w:t>
+          </w:r>
+        </w:hyperlink>
       </w:r>
       <w:r>
         <w:rPr>
@@ -718,56 +780,19 @@
           <w:i w:val="0"/>
           <w:color w:val="0000FF"/>
           <w:sz w:val="24"/>
+        </w:rPr>
+        <w:t>voor Lan</w:t>
+      </w:r>
+      <w:r>
+        <w:rPr>
+          <w:rFonts w:ascii="Charis SIL Regular" w:hAnsi="Charis SIL Regular" w:eastAsia="Charis SIL Regular"/>
+          <w:b w:val="0"/>
+          <w:i w:val="0"/>
+          <w:color w:val="0000FF"/>
+          <w:sz w:val="24"/>
           <w:u w:val="single"/>
         </w:rPr>
-        <w:hyperlink r:id="rId12" w:history="1">
-          <w:r>
-            <w:rPr>
-              <w:rStyle w:val="Hyperlink"/>
-            </w:rPr>
-            <w:t>voor</w:t>
-          </w:r>
-        </w:hyperlink>
-      </w:r>
-      <w:r>
-        <w:rPr>
-          <w:rFonts w:ascii="Charis SIL Regular" w:hAnsi="Charis SIL Regular" w:eastAsia="Charis SIL Regular"/>
-          <w:b w:val="0"/>
-          <w:i w:val="0"/>
-          <w:color w:val="0000FF"/>
-          <w:sz w:val="24"/>
-          <w:u w:val="single"/>
-        </w:rPr>
-        <w:t xml:space="preserve"> </w:t>
-      </w:r>
-      <w:r>
-        <w:rPr>
-          <w:rFonts w:ascii="Charis SIL Regular" w:hAnsi="Charis SIL Regular" w:eastAsia="Charis SIL Regular"/>
-          <w:b w:val="0"/>
-          <w:i w:val="0"/>
-          <w:color w:val="0000FF"/>
-          <w:sz w:val="24"/>
-          <w:u w:val="single"/>
-        </w:rPr>
-        <w:hyperlink r:id="rId12" w:history="1">
-          <w:r>
-            <w:rPr>
-              <w:rStyle w:val="Hyperlink"/>
-            </w:rPr>
-            <w:t>Lan</w:t>
-          </w:r>
-        </w:hyperlink>
-      </w:r>
-      <w:r>
-        <w:rPr>
-          <w:rFonts w:ascii="Charis SIL Regular" w:hAnsi="Charis SIL Regular" w:eastAsia="Charis SIL Regular"/>
-          <w:b w:val="0"/>
-          <w:i w:val="0"/>
-          <w:color w:val="0000FF"/>
-          <w:sz w:val="24"/>
-          <w:u w:val="single"/>
-        </w:rPr>
-        <w:hyperlink r:id="rId12" w:history="1">
+        <w:hyperlink r:id="rId11" w:history="1">
           <w:r>
             <w:rPr>
               <w:rStyle w:val="Hyperlink"/>
@@ -796,7 +821,7 @@
           <w:sz w:val="24"/>
           <w:u w:val="single"/>
         </w:rPr>
-        <w:hyperlink r:id="rId12" w:history="1">
+        <w:hyperlink r:id="rId11" w:history="1">
           <w:r>
             <w:rPr>
               <w:rStyle w:val="Hyperlink"/>
@@ -817,7 +842,7 @@
           <w:sz w:val="24"/>
           <w:u w:val="single"/>
         </w:rPr>
-        <w:hyperlink r:id="rId12" w:history="1">
+        <w:hyperlink r:id="rId11" w:history="1">
           <w:r>
             <w:rPr>
               <w:rStyle w:val="Hyperlink"/>
@@ -852,7 +877,93 @@
           <w:color w:val="000000"/>
           <w:sz w:val="24"/>
         </w:rPr>
-        <w:t xml:space="preserve"> (Museum of Geography and Ethnology) in Rotterdam in 1885. O</w:t>
+        <w:t xml:space="preserve"> (Museum of Geography and Ethnology) in </w:t>
+      </w:r>
+      <w:r>
+        <w:rPr>
+          <w:u w:val="single" w:color="0000ff"/>
+          <w:rFonts w:ascii="Charis SIL Regular" w:hAnsi="Charis SIL Regular" w:eastAsia="Charis SIL Regular"/>
+          <w:b w:val="0"/>
+          <w:i w:val="0"/>
+          <w:color w:val="000000"/>
+          <w:sz w:val="24"/>
+        </w:rPr>
+        <w:t>R</w:t>
+      </w:r>
+      <w:r>
+        <w:rPr>
+          <w:u w:val="single" w:color="0000ff"/>
+          <w:rFonts w:ascii="Charis SIL Regular" w:hAnsi="Charis SIL Regular" w:eastAsia="Charis SIL Regular"/>
+          <w:b w:val="0"/>
+          <w:i w:val="0"/>
+          <w:color w:val="000000"/>
+          <w:sz w:val="24"/>
+        </w:rPr>
+        <w:hyperlink r:id="rId12" w:history="1">
+          <w:r>
+            <w:rPr>
+              <w:rStyle w:val="Hyperlink"/>
+            </w:rPr>
+            <w:t>otterda</w:t>
+          </w:r>
+        </w:hyperlink>
+      </w:r>
+      <w:r>
+        <w:rPr>
+          <w:rFonts w:ascii="Charis SIL Regular" w:hAnsi="Charis SIL Regular" w:eastAsia="Charis SIL Regular"/>
+          <w:b w:val="0"/>
+          <w:i w:val="0"/>
+          <w:color w:val="000000"/>
+          <w:sz w:val="24"/>
+        </w:rPr>
+        <w:t>m</w:t>
+      </w:r>
+      <w:r>
+        <w:rPr>
+          <w:u w:val="single" w:color="0000ff"/>
+          <w:rFonts w:ascii="Charis SIL Regular" w:hAnsi="Charis SIL Regular" w:eastAsia="Charis SIL Regular"/>
+          <w:b w:val="0"/>
+          <w:i w:val="0"/>
+          <w:color w:val="000000"/>
+          <w:sz w:val="24"/>
+        </w:rPr>
+        <w:hyperlink r:id="rId12" w:history="1">
+          <w:r>
+            <w:rPr>
+              <w:rStyle w:val="Hyperlink"/>
+            </w:rPr>
+            <w:t xml:space="preserve"> in 1</w:t>
+          </w:r>
+        </w:hyperlink>
+      </w:r>
+      <w:r>
+        <w:rPr>
+          <w:u w:val="single" w:color="0000ff"/>
+          <w:rFonts w:ascii="Charis SIL Regular" w:hAnsi="Charis SIL Regular" w:eastAsia="Charis SIL Regular"/>
+          <w:b w:val="0"/>
+          <w:i w:val="0"/>
+          <w:color w:val="000000"/>
+          <w:sz w:val="24"/>
+        </w:rPr>
+        <w:hyperlink r:id="rId12" w:history="1">
+          <w:r>
+            <w:rPr>
+              <w:rStyle w:val="Hyperlink"/>
+            </w:rPr>
+            <w:t xml:space="preserve">885. </w:t>
+          </w:r>
+        </w:hyperlink>
+      </w:r>
+      <w:r>
+        <w:rPr>
+          <w:u w:val="single" w:color="0000ff"/>
+          <w:rFonts w:ascii="Charis SIL Regular" w:hAnsi="Charis SIL Regular" w:eastAsia="Charis SIL Regular"/>
+          <w:b w:val="0"/>
+          <w:i w:val="0"/>
+          <w:color w:val="000000"/>
+          <w:sz w:val="24"/>
+        </w:rPr>
+        <w:t>O</w:t>
       </w:r>
       <w:r>
         <w:rPr>
@@ -2098,7 +2209,7 @@
           <w:sz w:val="24"/>
           <w:u w:val="single"/>
         </w:rPr>
-        <w:hyperlink r:id="rId19" w:history="1">
+        <w:hyperlink r:id="rId20" w:history="1">
           <w:r>
             <w:rPr>
               <w:rStyle w:val="Hyperlink"/>
@@ -2127,7 +2238,7 @@
           <w:sz w:val="24"/>
           <w:u w:val="single"/>
         </w:rPr>
-        <w:hyperlink r:id="rId19" w:history="1">
+        <w:hyperlink r:id="rId20" w:history="1">
           <w:r>
             <w:rPr>
               <w:rStyle w:val="Hyperlink"/>
@@ -2221,7 +2332,7 @@
           <w:sz w:val="24"/>
           <w:u w:val="single"/>
         </w:rPr>
-        <w:hyperlink r:id="rId19" w:history="1">
+        <w:hyperlink r:id="rId20" w:history="1">
           <w:r>
             <w:rPr>
               <w:rStyle w:val="Hyperlink"/>
@@ -2239,7 +2350,7 @@
           <w:sz w:val="24"/>
           <w:u w:val="single"/>
         </w:rPr>
-        <w:hyperlink r:id="rId19" w:history="1">
+        <w:hyperlink r:id="rId20" w:history="1">
           <w:r>
             <w:rPr>
               <w:rStyle w:val="Hyperlink"/>
@@ -2257,7 +2368,7 @@
           <w:sz w:val="24"/>
           <w:u w:val="single"/>
         </w:rPr>
-        <w:hyperlink r:id="rId19" w:history="1">
+        <w:hyperlink r:id="rId20" w:history="1">
           <w:r>
             <w:rPr>
               <w:rStyle w:val="Hyperlink"/>
@@ -2344,7 +2455,7 @@
           <w:sz w:val="24"/>
           <w:u w:val="single"/>
         </w:rPr>
-        <w:hyperlink r:id="rId19" w:history="1">
+        <w:hyperlink r:id="rId20" w:history="1">
           <w:r>
             <w:rPr>
               <w:rStyle w:val="Hyperlink"/>
@@ -2401,14 +2512,7 @@
           <w:sz w:val="24"/>
           <w:u w:val="single"/>
         </w:rPr>
-        <w:hyperlink r:id="rId20" w:history="1">
-          <w:r>
-            <w:rPr>
-              <w:rStyle w:val="Hyperlink"/>
-            </w:rPr>
-            <w:t>Arm</w:t>
-          </w:r>
-        </w:hyperlink>
+        <w:t>Arm</w:t>
       </w:r>
       <w:r>
         <w:rPr>
@@ -2477,7 +2581,7 @@
           <w:sz w:val="24"/>
           <w:u w:val="single"/>
         </w:rPr>
-        <w:hyperlink r:id="rId20" w:history="1">
+        <w:hyperlink r:id="rId21" w:history="1">
           <w:r>
             <w:rPr>
               <w:rStyle w:val="Hyperlink"/>
@@ -2495,7 +2599,7 @@
           <w:sz w:val="24"/>
           <w:u w:val="single"/>
         </w:rPr>
-        <w:hyperlink r:id="rId20" w:history="1">
+        <w:hyperlink r:id="rId21" w:history="1">
           <w:r>
             <w:rPr>
               <w:rStyle w:val="Hyperlink"/>
@@ -2542,7 +2646,7 @@
           <w:sz w:val="24"/>
           <w:u w:val="single"/>
         </w:rPr>
-        <w:hyperlink r:id="rId21" w:history="1">
+        <w:hyperlink r:id="rId20" w:history="1">
           <w:r>
             <w:rPr>
               <w:rStyle w:val="Hyperlink"/>
@@ -2625,7 +2729,7 @@
           <w:sz w:val="24"/>
           <w:u w:val="single"/>
         </w:rPr>
-        <w:t xml:space="preserve"> </w:t>
+        <w:t xml:space="preserve"> colonise</w:t>
       </w:r>
       <w:r>
         <w:rPr>
@@ -2636,25 +2740,7 @@
           <w:sz w:val="24"/>
           <w:u w:val="single"/>
         </w:rPr>
-        <w:hyperlink r:id="rId21" w:history="1">
-          <w:r>
-            <w:rPr>
-              <w:rStyle w:val="Hyperlink"/>
-            </w:rPr>
-            <w:t>colonise</w:t>
-          </w:r>
-        </w:hyperlink>
-      </w:r>
-      <w:r>
-        <w:rPr>
-          <w:rFonts w:ascii="Charis SIL Regular" w:hAnsi="Charis SIL Regular" w:eastAsia="Charis SIL Regular"/>
-          <w:b w:val="0"/>
-          <w:i w:val="0"/>
-          <w:color w:val="0000FF"/>
-          <w:sz w:val="24"/>
-          <w:u w:val="single"/>
-        </w:rPr>
-        <w:hyperlink r:id="rId21" w:history="1">
+        <w:hyperlink r:id="rId20" w:history="1">
           <w:r>
             <w:rPr>
               <w:rStyle w:val="Hyperlink"/>
@@ -2683,7 +2769,7 @@
           <w:sz w:val="24"/>
           <w:u w:val="single"/>
         </w:rPr>
-        <w:hyperlink r:id="rId21" w:history="1">
+        <w:hyperlink r:id="rId20" w:history="1">
           <w:r>
             <w:rPr>
               <w:rStyle w:val="Hyperlink"/>
@@ -2729,7 +2815,7 @@
           <w:sz w:val="24"/>
           <w:u w:val="single"/>
         </w:rPr>
-        <w:hyperlink r:id="rId22" w:history="1">
+        <w:hyperlink r:id="rId21" w:history="1">
           <w:r>
             <w:rPr>
               <w:rStyle w:val="Hyperlink"/>
@@ -2765,7 +2851,7 @@
           <w:sz w:val="24"/>
           <w:u w:val="single"/>
         </w:rPr>
-        <w:hyperlink r:id="rId22" w:history="1">
+        <w:hyperlink r:id="rId21" w:history="1">
           <w:r>
             <w:rPr>
               <w:rStyle w:val="Hyperlink"/>
@@ -2781,6 +2867,449 @@
           <w:i w:val="0"/>
           <w:color w:val="0000FF"/>
           <w:sz w:val="24"/>
+        </w:rPr>
+        <w:hyperlink r:id="rId21" w:history="1">
+          <w:r>
+            <w:rPr>
+              <w:rStyle w:val="Hyperlink"/>
+            </w:rPr>
+            <w:t>i</w:t>
+          </w:r>
+        </w:hyperlink>
+      </w:r>
+      <w:r>
+        <w:rPr>
+          <w:rFonts w:ascii="Charis SIL Regular" w:hAnsi="Charis SIL Regular" w:eastAsia="Charis SIL Regular"/>
+          <w:b w:val="0"/>
+          <w:i w:val="0"/>
+          <w:color w:val="0000FF"/>
+          <w:sz w:val="24"/>
+          <w:u w:val="single"/>
+        </w:rPr>
+        <w:t>c</w:t>
+      </w:r>
+      <w:r>
+        <w:rPr>
+          <w:rFonts w:ascii="Charis SIL Regular" w:hAnsi="Charis SIL Regular" w:eastAsia="Charis SIL Regular"/>
+          <w:b w:val="0"/>
+          <w:i w:val="0"/>
+          <w:color w:val="0000FF"/>
+          <w:sz w:val="24"/>
+          <w:u w:val="single"/>
+        </w:rPr>
+        <w:t xml:space="preserve"> </w:t>
+      </w:r>
+      <w:r>
+        <w:rPr>
+          <w:rFonts w:ascii="Charis SIL Regular" w:hAnsi="Charis SIL Regular" w:eastAsia="Charis SIL Regular"/>
+          <w:b w:val="0"/>
+          <w:i w:val="0"/>
+          <w:color w:val="0000FF"/>
+          <w:sz w:val="24"/>
+          <w:u w:val="single"/>
+        </w:rPr>
+        <w:hyperlink r:id="rId22" w:history="1">
+          <w:r>
+            <w:rPr>
+              <w:rStyle w:val="Hyperlink"/>
+            </w:rPr>
+            <w:t>rese</w:t>
+          </w:r>
+        </w:hyperlink>
+      </w:r>
+      <w:r>
+        <w:rPr>
+          <w:rFonts w:ascii="Charis SIL Regular" w:hAnsi="Charis SIL Regular" w:eastAsia="Charis SIL Regular"/>
+          <w:b w:val="0"/>
+          <w:i w:val="0"/>
+          <w:color w:val="0000FF"/>
+          <w:sz w:val="24"/>
+          <w:u w:val="single"/>
+        </w:rPr>
+        <w:hyperlink r:id="rId22" w:history="1">
+          <w:r>
+            <w:rPr>
+              <w:rStyle w:val="Hyperlink"/>
+            </w:rPr>
+            <w:t>a</w:t>
+          </w:r>
+        </w:hyperlink>
+      </w:r>
+      <w:r>
+        <w:rPr>
+          <w:rFonts w:ascii="Charis SIL Regular" w:hAnsi="Charis SIL Regular" w:eastAsia="Charis SIL Regular"/>
+          <w:b w:val="0"/>
+          <w:i w:val="0"/>
+          <w:color w:val="0000FF"/>
+          <w:sz w:val="24"/>
+          <w:u w:val="single"/>
+        </w:rPr>
+        <w:hyperlink r:id="rId22" w:history="1">
+          <w:r>
+            <w:rPr>
+              <w:rStyle w:val="Hyperlink"/>
+            </w:rPr>
+            <w:t>rch</w:t>
+          </w:r>
+        </w:hyperlink>
+      </w:r>
+      <w:r>
+        <w:rPr>
+          <w:rFonts w:ascii="Charis SIL Regular" w:hAnsi="Charis SIL Regular" w:eastAsia="Charis SIL Regular"/>
+          <w:b w:val="0"/>
+          <w:i w:val="0"/>
+          <w:color w:val="0000FF"/>
+          <w:sz w:val="24"/>
+          <w:u w:val="single"/>
+        </w:rPr>
+        <w:t xml:space="preserve"> </w:t>
+      </w:r>
+      <w:r>
+        <w:rPr>
+          <w:rFonts w:ascii="Charis SIL Regular" w:hAnsi="Charis SIL Regular" w:eastAsia="Charis SIL Regular"/>
+          <w:b w:val="0"/>
+          <w:i w:val="0"/>
+          <w:color w:val="0000FF"/>
+          <w:sz w:val="24"/>
+          <w:u w:val="single"/>
+        </w:rPr>
+        <w:hyperlink r:id="rId22" w:history="1">
+          <w:r>
+            <w:rPr>
+              <w:rStyle w:val="Hyperlink"/>
+            </w:rPr>
+            <w:t>in</w:t>
+          </w:r>
+        </w:hyperlink>
+      </w:r>
+      <w:r>
+        <w:rPr>
+          <w:rFonts w:ascii="Charis SIL Regular" w:hAnsi="Charis SIL Regular" w:eastAsia="Charis SIL Regular"/>
+          <w:b w:val="0"/>
+          <w:i w:val="0"/>
+          <w:color w:val="0000FF"/>
+          <w:sz w:val="24"/>
+          <w:u w:val="single"/>
+        </w:rPr>
+        <w:t xml:space="preserve"> </w:t>
+      </w:r>
+      <w:r>
+        <w:rPr>
+          <w:rFonts w:ascii="Charis SIL Regular" w:hAnsi="Charis SIL Regular" w:eastAsia="Charis SIL Regular"/>
+          <w:b w:val="0"/>
+          <w:i w:val="0"/>
+          <w:color w:val="0000FF"/>
+          <w:sz w:val="24"/>
+          <w:u w:val="single"/>
+        </w:rPr>
+        <w:hyperlink r:id="rId21" w:history="1">
+          <w:r>
+            <w:rPr>
+              <w:rStyle w:val="Hyperlink"/>
+            </w:rPr>
+            <w:t>col</w:t>
+          </w:r>
+        </w:hyperlink>
+      </w:r>
+      <w:r>
+        <w:rPr>
+          <w:rFonts w:ascii="Charis SIL Regular" w:hAnsi="Charis SIL Regular" w:eastAsia="Charis SIL Regular"/>
+          <w:b w:val="0"/>
+          <w:i w:val="0"/>
+          <w:color w:val="0000FF"/>
+          <w:sz w:val="24"/>
+          <w:u w:val="single"/>
+        </w:rPr>
+        <w:hyperlink r:id="rId21" w:history="1">
+          <w:r>
+            <w:rPr>
+              <w:rStyle w:val="Hyperlink"/>
+            </w:rPr>
+            <w:t>o</w:t>
+          </w:r>
+        </w:hyperlink>
+      </w:r>
+      <w:r>
+        <w:rPr>
+          <w:rFonts w:ascii="Charis SIL Regular" w:hAnsi="Charis SIL Regular" w:eastAsia="Charis SIL Regular"/>
+          <w:b w:val="0"/>
+          <w:i w:val="0"/>
+          <w:color w:val="0000FF"/>
+          <w:sz w:val="24"/>
+          <w:u w:val="single"/>
+        </w:rPr>
+        <w:hyperlink r:id="rId21" w:history="1">
+          <w:r>
+            <w:rPr>
+              <w:rStyle w:val="Hyperlink"/>
+            </w:rPr>
+            <w:t>n</w:t>
+          </w:r>
+        </w:hyperlink>
+      </w:r>
+      <w:r>
+        <w:rPr>
+          <w:rFonts w:ascii="Charis SIL Regular" w:hAnsi="Charis SIL Regular" w:eastAsia="Charis SIL Regular"/>
+          <w:b w:val="0"/>
+          <w:i w:val="0"/>
+          <w:color w:val="0000FF"/>
+          <w:sz w:val="24"/>
+          <w:u w:val="single"/>
+        </w:rPr>
+        <w:hyperlink r:id="rId21" w:history="1">
+          <w:r>
+            <w:rPr>
+              <w:rStyle w:val="Hyperlink"/>
+            </w:rPr>
+            <w:t>i</w:t>
+          </w:r>
+        </w:hyperlink>
+      </w:r>
+      <w:r>
+        <w:rPr>
+          <w:rFonts w:ascii="Charis SIL Regular" w:hAnsi="Charis SIL Regular" w:eastAsia="Charis SIL Regular"/>
+          <w:b w:val="0"/>
+          <w:i w:val="0"/>
+          <w:color w:val="0000FF"/>
+          <w:sz w:val="24"/>
+          <w:u w:val="single"/>
+        </w:rPr>
+        <w:hyperlink r:id="rId21" w:history="1">
+          <w:r>
+            <w:rPr>
+              <w:rStyle w:val="Hyperlink"/>
+            </w:rPr>
+            <w:t>sed</w:t>
+          </w:r>
+        </w:hyperlink>
+      </w:r>
+      <w:r>
+        <w:rPr>
+          <w:rFonts w:ascii="Charis SIL Regular" w:hAnsi="Charis SIL Regular" w:eastAsia="Charis SIL Regular"/>
+          <w:b w:val="0"/>
+          <w:i w:val="0"/>
+          <w:color w:val="0000FF"/>
+          <w:sz w:val="24"/>
+          <w:u w:val="single"/>
+        </w:rPr>
+        <w:t xml:space="preserve"> </w:t>
+      </w:r>
+      <w:r>
+        <w:rPr>
+          <w:rFonts w:ascii="Charis SIL Regular" w:hAnsi="Charis SIL Regular" w:eastAsia="Charis SIL Regular"/>
+          <w:b w:val="0"/>
+          <w:i w:val="0"/>
+          <w:color w:val="0000FF"/>
+          <w:sz w:val="24"/>
+          <w:u w:val="single"/>
+        </w:rPr>
+        <w:hyperlink r:id="rId22" w:history="1">
+          <w:r>
+            <w:rPr>
+              <w:rStyle w:val="Hyperlink"/>
+            </w:rPr>
+            <w:t>territ</w:t>
+          </w:r>
+        </w:hyperlink>
+      </w:r>
+      <w:r>
+        <w:rPr>
+          <w:rFonts w:ascii="Charis SIL Regular" w:hAnsi="Charis SIL Regular" w:eastAsia="Charis SIL Regular"/>
+          <w:b w:val="0"/>
+          <w:i w:val="0"/>
+          <w:color w:val="0000FF"/>
+          <w:sz w:val="24"/>
+          <w:u w:val="single"/>
+        </w:rPr>
+        <w:hyperlink r:id="rId21" w:history="1">
+          <w:r>
+            <w:rPr>
+              <w:rStyle w:val="Hyperlink"/>
+            </w:rPr>
+            <w:t>o</w:t>
+          </w:r>
+        </w:hyperlink>
+      </w:r>
+      <w:r>
+        <w:rPr>
+          <w:rFonts w:ascii="Charis SIL Regular" w:hAnsi="Charis SIL Regular" w:eastAsia="Charis SIL Regular"/>
+          <w:b w:val="0"/>
+          <w:i w:val="0"/>
+          <w:color w:val="0000FF"/>
+          <w:sz w:val="24"/>
+          <w:u w:val="single"/>
+        </w:rPr>
+        <w:hyperlink r:id="rId21" w:history="1">
+          <w:r>
+            <w:rPr>
+              <w:rStyle w:val="Hyperlink"/>
+            </w:rPr>
+            <w:t>ries</w:t>
+          </w:r>
+        </w:hyperlink>
+      </w:r>
+      <w:r>
+        <w:br/>
+      </w:r>
+      <w:r>
+        <w:rPr>
+          <w:rFonts w:ascii="Charis SIL Regular" w:hAnsi="Charis SIL Regular" w:eastAsia="Charis SIL Regular"/>
+          <w:b w:val="0"/>
+          <w:i w:val="0"/>
+          <w:color w:val="000000"/>
+          <w:sz w:val="24"/>
+        </w:rPr>
+        <w:t xml:space="preserve">•  </w:t>
+      </w:r>
+      <w:r>
+        <w:rPr>
+          <w:rFonts w:ascii="Charis SIL Regular" w:hAnsi="Charis SIL Regular" w:eastAsia="Charis SIL Regular"/>
+          <w:b w:val="0"/>
+          <w:i w:val="0"/>
+          <w:color w:val="0000FF"/>
+          <w:sz w:val="24"/>
+          <w:u w:val="single"/>
+        </w:rPr>
+        <w:hyperlink r:id="rId22" w:history="1">
+          <w:r>
+            <w:rPr>
+              <w:rStyle w:val="Hyperlink"/>
+            </w:rPr>
+            <w:t>Christian</w:t>
+          </w:r>
+        </w:hyperlink>
+      </w:r>
+      <w:r>
+        <w:rPr>
+          <w:rFonts w:ascii="Charis SIL Regular" w:hAnsi="Charis SIL Regular" w:eastAsia="Charis SIL Regular"/>
+          <w:b w:val="0"/>
+          <w:i w:val="0"/>
+          <w:color w:val="0000FF"/>
+          <w:sz w:val="24"/>
+          <w:u w:val="single"/>
+        </w:rPr>
+        <w:t xml:space="preserve"> </w:t>
+      </w:r>
+      <w:r>
+        <w:rPr>
+          <w:rFonts w:ascii="Charis SIL Regular" w:hAnsi="Charis SIL Regular" w:eastAsia="Charis SIL Regular"/>
+          <w:b w:val="0"/>
+          <w:i w:val="0"/>
+          <w:color w:val="0000FF"/>
+          <w:sz w:val="24"/>
+          <w:u w:val="single"/>
+        </w:rPr>
+        <w:hyperlink r:id="rId22" w:history="1">
+          <w:r>
+            <w:rPr>
+              <w:rStyle w:val="Hyperlink"/>
+            </w:rPr>
+            <w:t>missiona</w:t>
+          </w:r>
+        </w:hyperlink>
+      </w:r>
+      <w:r>
+        <w:rPr>
+          <w:rFonts w:ascii="Charis SIL Regular" w:hAnsi="Charis SIL Regular" w:eastAsia="Charis SIL Regular"/>
+          <w:b w:val="0"/>
+          <w:i w:val="0"/>
+          <w:color w:val="0000FF"/>
+          <w:sz w:val="24"/>
+          <w:u w:val="single"/>
+        </w:rPr>
+        <w:hyperlink r:id="rId23" w:history="1">
+          <w:r>
+            <w:rPr>
+              <w:rStyle w:val="Hyperlink"/>
+            </w:rPr>
+            <w:t>rie</w:t>
+          </w:r>
+        </w:hyperlink>
+      </w:r>
+      <w:r>
+        <w:rPr>
+          <w:rFonts w:ascii="Charis SIL Regular" w:hAnsi="Charis SIL Regular" w:eastAsia="Charis SIL Regular"/>
+          <w:b w:val="0"/>
+          <w:i w:val="0"/>
+          <w:color w:val="0000FF"/>
+          <w:sz w:val="24"/>
+          <w:u w:val="single"/>
+        </w:rPr>
+        <w:hyperlink r:id="rId23" w:history="1">
+          <w:r>
+            <w:rPr>
+              <w:rStyle w:val="Hyperlink"/>
+            </w:rPr>
+            <w:t>s</w:t>
+          </w:r>
+        </w:hyperlink>
+      </w:r>
+      <w:r>
+        <w:rPr>
+          <w:rFonts w:ascii="Charis SIL Regular" w:hAnsi="Charis SIL Regular" w:eastAsia="Charis SIL Regular"/>
+          <w:b w:val="0"/>
+          <w:i w:val="0"/>
+          <w:color w:val="0000FF"/>
+          <w:sz w:val="24"/>
+          <w:u w:val="single"/>
+        </w:rPr>
+        <w:t xml:space="preserve"> </w:t>
+      </w:r>
+      <w:r>
+        <w:rPr>
+          <w:rFonts w:ascii="Charis SIL Regular" w:hAnsi="Charis SIL Regular" w:eastAsia="Charis SIL Regular"/>
+          <w:b w:val="0"/>
+          <w:i w:val="0"/>
+          <w:color w:val="0000FF"/>
+          <w:sz w:val="24"/>
+          <w:u w:val="single"/>
+        </w:rPr>
+        <w:hyperlink r:id="rId23" w:history="1">
+          <w:r>
+            <w:rPr>
+              <w:rStyle w:val="Hyperlink"/>
+            </w:rPr>
+            <w:t>in</w:t>
+          </w:r>
+        </w:hyperlink>
+      </w:r>
+      <w:r>
+        <w:rPr>
+          <w:rFonts w:ascii="Charis SIL Regular" w:hAnsi="Charis SIL Regular" w:eastAsia="Charis SIL Regular"/>
+          <w:b w:val="0"/>
+          <w:i w:val="0"/>
+          <w:color w:val="0000FF"/>
+          <w:sz w:val="24"/>
+          <w:u w:val="single"/>
+        </w:rPr>
+        <w:t xml:space="preserve"> </w:t>
+      </w:r>
+      <w:r>
+        <w:rPr>
+          <w:rFonts w:ascii="Charis SIL Regular" w:hAnsi="Charis SIL Regular" w:eastAsia="Charis SIL Regular"/>
+          <w:b w:val="0"/>
+          <w:i w:val="0"/>
+          <w:color w:val="0000FF"/>
+          <w:sz w:val="24"/>
+          <w:u w:val="single"/>
+        </w:rPr>
+        <w:hyperlink r:id="rId23" w:history="1">
+          <w:r>
+            <w:rPr>
+              <w:rStyle w:val="Hyperlink"/>
+            </w:rPr>
+            <w:t>colon</w:t>
+          </w:r>
+        </w:hyperlink>
+      </w:r>
+      <w:r>
+        <w:rPr>
+          <w:rFonts w:ascii="Charis SIL Regular" w:hAnsi="Charis SIL Regular" w:eastAsia="Charis SIL Regular"/>
+          <w:b w:val="0"/>
+          <w:i w:val="0"/>
+          <w:color w:val="0000FF"/>
+          <w:sz w:val="24"/>
+          <w:u w:val="single"/>
         </w:rPr>
         <w:hyperlink r:id="rId22" w:history="1">
           <w:r>
@@ -2798,196 +3327,9 @@
           <w:i w:val="0"/>
           <w:color w:val="0000FF"/>
           <w:sz w:val="24"/>
-        </w:rPr>
-        <w:t>c</w:t>
-      </w:r>
-      <w:r>
-        <w:rPr>
-          <w:rFonts w:ascii="Charis SIL Regular" w:hAnsi="Charis SIL Regular" w:eastAsia="Charis SIL Regular"/>
-          <w:b w:val="0"/>
-          <w:i w:val="0"/>
-          <w:color w:val="0000FF"/>
-          <w:sz w:val="24"/>
           <w:u w:val="single"/>
         </w:rPr>
-        <w:t xml:space="preserve"> </w:t>
-      </w:r>
-      <w:r>
-        <w:rPr>
-          <w:rFonts w:ascii="Charis SIL Regular" w:hAnsi="Charis SIL Regular" w:eastAsia="Charis SIL Regular"/>
-          <w:b w:val="0"/>
-          <w:i w:val="0"/>
-          <w:color w:val="0000FF"/>
-          <w:sz w:val="24"/>
-          <w:u w:val="single"/>
-        </w:rPr>
-        <w:hyperlink r:id="rId22" w:history="1">
-          <w:r>
-            <w:rPr>
-              <w:rStyle w:val="Hyperlink"/>
-            </w:rPr>
-            <w:t>rese</w:t>
-          </w:r>
-        </w:hyperlink>
-      </w:r>
-      <w:r>
-        <w:rPr>
-          <w:rFonts w:ascii="Charis SIL Regular" w:hAnsi="Charis SIL Regular" w:eastAsia="Charis SIL Regular"/>
-          <w:b w:val="0"/>
-          <w:i w:val="0"/>
-          <w:color w:val="0000FF"/>
-          <w:sz w:val="24"/>
-          <w:u w:val="single"/>
-        </w:rPr>
-        <w:hyperlink r:id="rId22" w:history="1">
-          <w:r>
-            <w:rPr>
-              <w:rStyle w:val="Hyperlink"/>
-            </w:rPr>
-            <w:t>a</w:t>
-          </w:r>
-        </w:hyperlink>
-      </w:r>
-      <w:r>
-        <w:rPr>
-          <w:rFonts w:ascii="Charis SIL Regular" w:hAnsi="Charis SIL Regular" w:eastAsia="Charis SIL Regular"/>
-          <w:b w:val="0"/>
-          <w:i w:val="0"/>
-          <w:color w:val="0000FF"/>
-          <w:sz w:val="24"/>
-          <w:u w:val="single"/>
-        </w:rPr>
-        <w:hyperlink r:id="rId21" w:history="1">
-          <w:r>
-            <w:rPr>
-              <w:rStyle w:val="Hyperlink"/>
-            </w:rPr>
-            <w:t>rch</w:t>
-          </w:r>
-        </w:hyperlink>
-      </w:r>
-      <w:r>
-        <w:rPr>
-          <w:rFonts w:ascii="Charis SIL Regular" w:hAnsi="Charis SIL Regular" w:eastAsia="Charis SIL Regular"/>
-          <w:b w:val="0"/>
-          <w:i w:val="0"/>
-          <w:color w:val="0000FF"/>
-          <w:sz w:val="24"/>
-          <w:u w:val="single"/>
-        </w:rPr>
-        <w:t xml:space="preserve"> </w:t>
-      </w:r>
-      <w:r>
-        <w:rPr>
-          <w:rFonts w:ascii="Charis SIL Regular" w:hAnsi="Charis SIL Regular" w:eastAsia="Charis SIL Regular"/>
-          <w:b w:val="0"/>
-          <w:i w:val="0"/>
-          <w:color w:val="0000FF"/>
-          <w:sz w:val="24"/>
-          <w:u w:val="single"/>
-        </w:rPr>
-        <w:hyperlink r:id="rId21" w:history="1">
-          <w:r>
-            <w:rPr>
-              <w:rStyle w:val="Hyperlink"/>
-            </w:rPr>
-            <w:t>in</w:t>
-          </w:r>
-        </w:hyperlink>
-      </w:r>
-      <w:r>
-        <w:rPr>
-          <w:rFonts w:ascii="Charis SIL Regular" w:hAnsi="Charis SIL Regular" w:eastAsia="Charis SIL Regular"/>
-          <w:b w:val="0"/>
-          <w:i w:val="0"/>
-          <w:color w:val="0000FF"/>
-          <w:sz w:val="24"/>
-          <w:u w:val="single"/>
-        </w:rPr>
-        <w:t xml:space="preserve"> </w:t>
-      </w:r>
-      <w:r>
-        <w:rPr>
-          <w:rFonts w:ascii="Charis SIL Regular" w:hAnsi="Charis SIL Regular" w:eastAsia="Charis SIL Regular"/>
-          <w:b w:val="0"/>
-          <w:i w:val="0"/>
-          <w:color w:val="0000FF"/>
-          <w:sz w:val="24"/>
-          <w:u w:val="single"/>
-        </w:rPr>
-        <w:hyperlink r:id="rId21" w:history="1">
-          <w:r>
-            <w:rPr>
-              <w:rStyle w:val="Hyperlink"/>
-            </w:rPr>
-            <w:t>col</w:t>
-          </w:r>
-        </w:hyperlink>
-      </w:r>
-      <w:r>
-        <w:rPr>
-          <w:rFonts w:ascii="Charis SIL Regular" w:hAnsi="Charis SIL Regular" w:eastAsia="Charis SIL Regular"/>
-          <w:b w:val="0"/>
-          <w:i w:val="0"/>
-          <w:color w:val="0000FF"/>
-          <w:sz w:val="24"/>
-          <w:u w:val="single"/>
-        </w:rPr>
-        <w:hyperlink r:id="rId21" w:history="1">
-          <w:r>
-            <w:rPr>
-              <w:rStyle w:val="Hyperlink"/>
-            </w:rPr>
-            <w:t>o</w:t>
-          </w:r>
-        </w:hyperlink>
-      </w:r>
-      <w:r>
-        <w:rPr>
-          <w:rFonts w:ascii="Charis SIL Regular" w:hAnsi="Charis SIL Regular" w:eastAsia="Charis SIL Regular"/>
-          <w:b w:val="0"/>
-          <w:i w:val="0"/>
-          <w:color w:val="0000FF"/>
-          <w:sz w:val="24"/>
-          <w:u w:val="single"/>
-        </w:rPr>
-        <w:hyperlink r:id="rId21" w:history="1">
-          <w:r>
-            <w:rPr>
-              <w:rStyle w:val="Hyperlink"/>
-            </w:rPr>
-            <w:t>n</w:t>
-          </w:r>
-        </w:hyperlink>
-      </w:r>
-      <w:r>
-        <w:rPr>
-          <w:rFonts w:ascii="Charis SIL Regular" w:hAnsi="Charis SIL Regular" w:eastAsia="Charis SIL Regular"/>
-          <w:b w:val="0"/>
-          <w:i w:val="0"/>
-          <w:color w:val="0000FF"/>
-          <w:sz w:val="24"/>
-          <w:u w:val="single"/>
-        </w:rPr>
-        <w:hyperlink r:id="rId21" w:history="1">
-          <w:r>
-            <w:rPr>
-              <w:rStyle w:val="Hyperlink"/>
-            </w:rPr>
-            <w:t>i</w:t>
-          </w:r>
-        </w:hyperlink>
-      </w:r>
-      <w:r>
-        <w:rPr>
-          <w:rFonts w:ascii="Charis SIL Regular" w:hAnsi="Charis SIL Regular" w:eastAsia="Charis SIL Regular"/>
-          <w:b w:val="0"/>
-          <w:i w:val="0"/>
-          <w:color w:val="0000FF"/>
-          <w:sz w:val="24"/>
-          <w:u w:val="single"/>
-        </w:rPr>
-        <w:hyperlink r:id="rId21" w:history="1">
+        <w:hyperlink r:id="rId23" w:history="1">
           <w:r>
             <w:rPr>
               <w:rStyle w:val="Hyperlink"/>
@@ -3016,280 +3358,7 @@
           <w:sz w:val="24"/>
           <w:u w:val="single"/>
         </w:rPr>
-        <w:hyperlink r:id="rId21" w:history="1">
-          <w:r>
-            <w:rPr>
-              <w:rStyle w:val="Hyperlink"/>
-            </w:rPr>
-            <w:t>territ</w:t>
-          </w:r>
-        </w:hyperlink>
-      </w:r>
-      <w:r>
-        <w:rPr>
-          <w:rFonts w:ascii="Charis SIL Regular" w:hAnsi="Charis SIL Regular" w:eastAsia="Charis SIL Regular"/>
-          <w:b w:val="0"/>
-          <w:i w:val="0"/>
-          <w:color w:val="0000FF"/>
-          <w:sz w:val="24"/>
-          <w:u w:val="single"/>
-        </w:rPr>
-        <w:hyperlink r:id="rId21" w:history="1">
-          <w:r>
-            <w:rPr>
-              <w:rStyle w:val="Hyperlink"/>
-            </w:rPr>
-            <w:t>o</w:t>
-          </w:r>
-        </w:hyperlink>
-      </w:r>
-      <w:r>
-        <w:rPr>
-          <w:rFonts w:ascii="Charis SIL Regular" w:hAnsi="Charis SIL Regular" w:eastAsia="Charis SIL Regular"/>
-          <w:b w:val="0"/>
-          <w:i w:val="0"/>
-          <w:color w:val="0000FF"/>
-          <w:sz w:val="24"/>
-          <w:u w:val="single"/>
-        </w:rPr>
-        <w:hyperlink r:id="rId21" w:history="1">
-          <w:r>
-            <w:rPr>
-              <w:rStyle w:val="Hyperlink"/>
-            </w:rPr>
-            <w:t>ries</w:t>
-          </w:r>
-        </w:hyperlink>
-      </w:r>
-      <w:r>
-        <w:br/>
-      </w:r>
-      <w:r>
-        <w:rPr>
-          <w:rFonts w:ascii="Charis SIL Regular" w:hAnsi="Charis SIL Regular" w:eastAsia="Charis SIL Regular"/>
-          <w:b w:val="0"/>
-          <w:i w:val="0"/>
-          <w:color w:val="000000"/>
-          <w:sz w:val="24"/>
-        </w:rPr>
-        <w:t xml:space="preserve">•  </w:t>
-      </w:r>
-      <w:r>
-        <w:rPr>
-          <w:rFonts w:ascii="Charis SIL Regular" w:hAnsi="Charis SIL Regular" w:eastAsia="Charis SIL Regular"/>
-          <w:b w:val="0"/>
-          <w:i w:val="0"/>
-          <w:color w:val="0000FF"/>
-          <w:sz w:val="24"/>
-          <w:u w:val="single"/>
-        </w:rPr>
-        <w:hyperlink r:id="rId22" w:history="1">
-          <w:r>
-            <w:rPr>
-              <w:rStyle w:val="Hyperlink"/>
-            </w:rPr>
-            <w:t>Christian</w:t>
-          </w:r>
-        </w:hyperlink>
-      </w:r>
-      <w:r>
-        <w:rPr>
-          <w:rFonts w:ascii="Charis SIL Regular" w:hAnsi="Charis SIL Regular" w:eastAsia="Charis SIL Regular"/>
-          <w:b w:val="0"/>
-          <w:i w:val="0"/>
-          <w:color w:val="0000FF"/>
-          <w:sz w:val="24"/>
-          <w:u w:val="single"/>
-        </w:rPr>
-        <w:t xml:space="preserve"> </w:t>
-      </w:r>
-      <w:r>
-        <w:rPr>
-          <w:rFonts w:ascii="Charis SIL Regular" w:hAnsi="Charis SIL Regular" w:eastAsia="Charis SIL Regular"/>
-          <w:b w:val="0"/>
-          <w:i w:val="0"/>
-          <w:color w:val="0000FF"/>
-          <w:sz w:val="24"/>
-          <w:u w:val="single"/>
-        </w:rPr>
-        <w:hyperlink r:id="rId22" w:history="1">
-          <w:r>
-            <w:rPr>
-              <w:rStyle w:val="Hyperlink"/>
-            </w:rPr>
-            <w:t>missiona</w:t>
-          </w:r>
-        </w:hyperlink>
-      </w:r>
-      <w:r>
-        <w:rPr>
-          <w:rFonts w:ascii="Charis SIL Regular" w:hAnsi="Charis SIL Regular" w:eastAsia="Charis SIL Regular"/>
-          <w:b w:val="0"/>
-          <w:i w:val="0"/>
-          <w:color w:val="0000FF"/>
-          <w:sz w:val="24"/>
-          <w:u w:val="single"/>
-        </w:rPr>
-        <w:hyperlink r:id="rId22" w:history="1">
-          <w:r>
-            <w:rPr>
-              <w:rStyle w:val="Hyperlink"/>
-            </w:rPr>
-            <w:t>r</w:t>
-          </w:r>
-        </w:hyperlink>
-      </w:r>
-      <w:r>
-        <w:rPr>
-          <w:rFonts w:ascii="Charis SIL Regular" w:hAnsi="Charis SIL Regular" w:eastAsia="Charis SIL Regular"/>
-          <w:b w:val="0"/>
-          <w:i w:val="0"/>
-          <w:color w:val="0000FF"/>
-          <w:sz w:val="24"/>
-          <w:u w:val="single"/>
-        </w:rPr>
-        <w:hyperlink r:id="rId22" w:history="1">
-          <w:r>
-            <w:rPr>
-              <w:rStyle w:val="Hyperlink"/>
-            </w:rPr>
-            <w:t>ie</w:t>
-          </w:r>
-        </w:hyperlink>
-      </w:r>
-      <w:r>
-        <w:rPr>
-          <w:rFonts w:ascii="Charis SIL Regular" w:hAnsi="Charis SIL Regular" w:eastAsia="Charis SIL Regular"/>
-          <w:b w:val="0"/>
-          <w:i w:val="0"/>
-          <w:color w:val="0000FF"/>
-          <w:sz w:val="24"/>
-          <w:u w:val="single"/>
-        </w:rPr>
-        <w:hyperlink r:id="rId22" w:history="1">
-          <w:r>
-            <w:rPr>
-              <w:rStyle w:val="Hyperlink"/>
-            </w:rPr>
-            <w:t>s</w:t>
-          </w:r>
-        </w:hyperlink>
-      </w:r>
-      <w:r>
-        <w:rPr>
-          <w:rFonts w:ascii="Charis SIL Regular" w:hAnsi="Charis SIL Regular" w:eastAsia="Charis SIL Regular"/>
-          <w:b w:val="0"/>
-          <w:i w:val="0"/>
-          <w:color w:val="0000FF"/>
-          <w:sz w:val="24"/>
-          <w:u w:val="single"/>
-        </w:rPr>
-        <w:t xml:space="preserve"> </w:t>
-      </w:r>
-      <w:r>
-        <w:rPr>
-          <w:rFonts w:ascii="Charis SIL Regular" w:hAnsi="Charis SIL Regular" w:eastAsia="Charis SIL Regular"/>
-          <w:b w:val="0"/>
-          <w:i w:val="0"/>
-          <w:color w:val="0000FF"/>
-          <w:sz w:val="24"/>
-          <w:u w:val="single"/>
-        </w:rPr>
-        <w:hyperlink r:id="rId22" w:history="1">
-          <w:r>
-            <w:rPr>
-              <w:rStyle w:val="Hyperlink"/>
-            </w:rPr>
-            <w:t>in</w:t>
-          </w:r>
-        </w:hyperlink>
-      </w:r>
-      <w:r>
-        <w:rPr>
-          <w:rFonts w:ascii="Charis SIL Regular" w:hAnsi="Charis SIL Regular" w:eastAsia="Charis SIL Regular"/>
-          <w:b w:val="0"/>
-          <w:i w:val="0"/>
-          <w:color w:val="0000FF"/>
-          <w:sz w:val="24"/>
-          <w:u w:val="single"/>
-        </w:rPr>
-        <w:t xml:space="preserve"> </w:t>
-      </w:r>
-      <w:r>
-        <w:rPr>
-          <w:rFonts w:ascii="Charis SIL Regular" w:hAnsi="Charis SIL Regular" w:eastAsia="Charis SIL Regular"/>
-          <w:b w:val="0"/>
-          <w:i w:val="0"/>
-          <w:color w:val="0000FF"/>
-          <w:sz w:val="24"/>
-          <w:u w:val="single"/>
-        </w:rPr>
-        <w:hyperlink r:id="rId22" w:history="1">
-          <w:r>
-            <w:rPr>
-              <w:rStyle w:val="Hyperlink"/>
-            </w:rPr>
-            <w:t>colon</w:t>
-          </w:r>
-        </w:hyperlink>
-      </w:r>
-      <w:r>
-        <w:rPr>
-          <w:rFonts w:ascii="Charis SIL Regular" w:hAnsi="Charis SIL Regular" w:eastAsia="Charis SIL Regular"/>
-          <w:b w:val="0"/>
-          <w:i w:val="0"/>
-          <w:color w:val="0000FF"/>
-          <w:sz w:val="24"/>
-          <w:u w:val="single"/>
-        </w:rPr>
-        <w:hyperlink r:id="rId22" w:history="1">
-          <w:r>
-            <w:rPr>
-              <w:rStyle w:val="Hyperlink"/>
-            </w:rPr>
-            <w:t>i</w:t>
-          </w:r>
-        </w:hyperlink>
-      </w:r>
-      <w:r>
-        <w:rPr>
-          <w:rFonts w:ascii="Charis SIL Regular" w:hAnsi="Charis SIL Regular" w:eastAsia="Charis SIL Regular"/>
-          <w:b w:val="0"/>
-          <w:i w:val="0"/>
-          <w:color w:val="0000FF"/>
-          <w:sz w:val="24"/>
-          <w:u w:val="single"/>
-        </w:rPr>
-        <w:hyperlink r:id="rId22" w:history="1">
-          <w:r>
-            <w:rPr>
-              <w:rStyle w:val="Hyperlink"/>
-            </w:rPr>
-            <w:t>sed</w:t>
-          </w:r>
-        </w:hyperlink>
-      </w:r>
-      <w:r>
-        <w:rPr>
-          <w:rFonts w:ascii="Charis SIL Regular" w:hAnsi="Charis SIL Regular" w:eastAsia="Charis SIL Regular"/>
-          <w:b w:val="0"/>
-          <w:i w:val="0"/>
-          <w:color w:val="0000FF"/>
-          <w:sz w:val="24"/>
-          <w:u w:val="single"/>
-        </w:rPr>
-        <w:t xml:space="preserve"> </w:t>
-      </w:r>
-      <w:r>
-        <w:rPr>
-          <w:rFonts w:ascii="Charis SIL Regular" w:hAnsi="Charis SIL Regular" w:eastAsia="Charis SIL Regular"/>
-          <w:b w:val="0"/>
-          <w:i w:val="0"/>
-          <w:color w:val="0000FF"/>
-          <w:sz w:val="24"/>
-          <w:u w:val="single"/>
-        </w:rPr>
-        <w:hyperlink r:id="rId22" w:history="1">
+        <w:hyperlink r:id="rId23" w:history="1">
           <w:r>
             <w:rPr>
               <w:rStyle w:val="Hyperlink"/>
@@ -4148,7 +4217,7 @@
         <w:autoSpaceDN w:val="0"/>
         <w:autoSpaceDE w:val="0"/>
         <w:widowControl/>
-        <w:spacing w:line="540" w:lineRule="exact" w:before="530" w:after="0"/>
+        <w:spacing w:line="540" w:lineRule="exact" w:before="510" w:after="0"/>
         <w:ind w:left="0" w:right="0" w:firstLine="0"/>
         <w:jc w:val="left"/>
       </w:pPr>

--- a/EXPORTS/DOCX/published/niveau2/English/Museum.docx
+++ b/EXPORTS/DOCX/published/niveau2/English/Museum.docx
@@ -439,7 +439,7 @@
           <w:sz w:val="24"/>
           <w:u w:val="single"/>
         </w:rPr>
-        <w:hyperlink r:id="rId10" w:history="1">
+        <w:hyperlink r:id="rId9" w:history="1">
           <w:r>
             <w:rPr>
               <w:rStyle w:val="Hyperlink"/>
@@ -457,7 +457,7 @@
           <w:sz w:val="24"/>
           <w:u w:val="single"/>
         </w:rPr>
-        <w:hyperlink r:id="rId10" w:history="1">
+        <w:hyperlink r:id="rId9" w:history="1">
           <w:r>
             <w:rPr>
               <w:rStyle w:val="Hyperlink"/>
@@ -475,7 +475,7 @@
           <w:sz w:val="24"/>
           <w:u w:val="single"/>
         </w:rPr>
-        <w:hyperlink r:id="rId10" w:history="1">
+        <w:hyperlink r:id="rId9" w:history="1">
           <w:r>
             <w:rPr>
               <w:rStyle w:val="Hyperlink"/>
@@ -751,37 +751,8 @@
           <w:i w:val="0"/>
           <w:color w:val="0000FF"/>
           <w:sz w:val="24"/>
-          <w:u w:val="single"/>
-        </w:rPr>
-        <w:hyperlink r:id="rId12" w:history="1">
-          <w:r>
-            <w:rPr>
-              <w:rStyle w:val="Hyperlink"/>
-            </w:rPr>
-            <w:t>Museum</w:t>
-          </w:r>
-        </w:hyperlink>
-      </w:r>
-      <w:r>
-        <w:rPr>
-          <w:rFonts w:ascii="Charis SIL Regular" w:hAnsi="Charis SIL Regular" w:eastAsia="Charis SIL Regular"/>
-          <w:b w:val="0"/>
-          <w:i w:val="0"/>
-          <w:color w:val="0000FF"/>
-          <w:sz w:val="24"/>
-          <w:u w:val="single"/>
-        </w:rPr>
-        <w:t xml:space="preserve"> </w:t>
-      </w:r>
-      <w:r>
-        <w:rPr>
-          <w:rFonts w:ascii="Charis SIL Regular" w:hAnsi="Charis SIL Regular" w:eastAsia="Charis SIL Regular"/>
-          <w:b w:val="0"/>
-          <w:i w:val="0"/>
-          <w:color w:val="0000FF"/>
-          <w:sz w:val="24"/>
-        </w:rPr>
-        <w:t>voor Lan</w:t>
+        </w:rPr>
+        <w:t>Museum voor Lan</w:t>
       </w:r>
       <w:r>
         <w:rPr>
@@ -2209,7 +2180,7 @@
           <w:sz w:val="24"/>
           <w:u w:val="single"/>
         </w:rPr>
-        <w:hyperlink r:id="rId20" w:history="1">
+        <w:hyperlink r:id="rId19" w:history="1">
           <w:r>
             <w:rPr>
               <w:rStyle w:val="Hyperlink"/>
@@ -2332,7 +2303,7 @@
           <w:sz w:val="24"/>
           <w:u w:val="single"/>
         </w:rPr>
-        <w:hyperlink r:id="rId20" w:history="1">
+        <w:hyperlink r:id="rId19" w:history="1">
           <w:r>
             <w:rPr>
               <w:rStyle w:val="Hyperlink"/>
@@ -2350,7 +2321,7 @@
           <w:sz w:val="24"/>
           <w:u w:val="single"/>
         </w:rPr>
-        <w:hyperlink r:id="rId20" w:history="1">
+        <w:hyperlink r:id="rId19" w:history="1">
           <w:r>
             <w:rPr>
               <w:rStyle w:val="Hyperlink"/>
@@ -2368,7 +2339,7 @@
           <w:sz w:val="24"/>
           <w:u w:val="single"/>
         </w:rPr>
-        <w:hyperlink r:id="rId20" w:history="1">
+        <w:hyperlink r:id="rId19" w:history="1">
           <w:r>
             <w:rPr>
               <w:rStyle w:val="Hyperlink"/>
@@ -2397,7 +2368,7 @@
           <w:sz w:val="24"/>
           <w:u w:val="single"/>
         </w:rPr>
-        <w:hyperlink r:id="rId19" w:history="1">
+        <w:hyperlink r:id="rId20" w:history="1">
           <w:r>
             <w:rPr>
               <w:rStyle w:val="Hyperlink"/>
@@ -2426,7 +2397,7 @@
           <w:sz w:val="24"/>
           <w:u w:val="single"/>
         </w:rPr>
-        <w:hyperlink r:id="rId19" w:history="1">
+        <w:hyperlink r:id="rId20" w:history="1">
           <w:r>
             <w:rPr>
               <w:rStyle w:val="Hyperlink"/>
@@ -2534,7 +2505,7 @@
           <w:sz w:val="24"/>
           <w:u w:val="single"/>
         </w:rPr>
-        <w:hyperlink r:id="rId20" w:history="1">
+        <w:hyperlink r:id="rId21" w:history="1">
           <w:r>
             <w:rPr>
               <w:rStyle w:val="Hyperlink"/>
@@ -2553,6 +2524,154 @@
           <w:u w:val="single"/>
         </w:rPr>
         <w:t xml:space="preserve"> </w:t>
+      </w:r>
+      <w:r>
+        <w:rPr>
+          <w:rFonts w:ascii="Charis SIL Regular" w:hAnsi="Charis SIL Regular" w:eastAsia="Charis SIL Regular"/>
+          <w:b w:val="0"/>
+          <w:i w:val="0"/>
+          <w:color w:val="0000FF"/>
+          <w:sz w:val="24"/>
+          <w:u w:val="single"/>
+        </w:rPr>
+        <w:hyperlink r:id="rId21" w:history="1">
+          <w:r>
+            <w:rPr>
+              <w:rStyle w:val="Hyperlink"/>
+            </w:rPr>
+            <w:t>n</w:t>
+          </w:r>
+        </w:hyperlink>
+      </w:r>
+      <w:r>
+        <w:rPr>
+          <w:rFonts w:ascii="Charis SIL Regular" w:hAnsi="Charis SIL Regular" w:eastAsia="Charis SIL Regular"/>
+          <w:b w:val="0"/>
+          <w:i w:val="0"/>
+          <w:color w:val="0000FF"/>
+          <w:sz w:val="24"/>
+          <w:u w:val="single"/>
+        </w:rPr>
+        <w:hyperlink r:id="rId21" w:history="1">
+          <w:r>
+            <w:rPr>
+              <w:rStyle w:val="Hyperlink"/>
+            </w:rPr>
+            <w:t>a</w:t>
+          </w:r>
+        </w:hyperlink>
+      </w:r>
+      <w:r>
+        <w:rPr>
+          <w:rFonts w:ascii="Charis SIL Regular" w:hAnsi="Charis SIL Regular" w:eastAsia="Charis SIL Regular"/>
+          <w:b w:val="0"/>
+          <w:i w:val="0"/>
+          <w:color w:val="0000FF"/>
+          <w:sz w:val="24"/>
+          <w:u w:val="single"/>
+        </w:rPr>
+        <w:hyperlink r:id="rId21" w:history="1">
+          <w:r>
+            <w:rPr>
+              <w:rStyle w:val="Hyperlink"/>
+            </w:rPr>
+            <w:t>v</w:t>
+          </w:r>
+        </w:hyperlink>
+      </w:r>
+      <w:r>
+        <w:rPr>
+          <w:rFonts w:ascii="Charis SIL Regular" w:hAnsi="Charis SIL Regular" w:eastAsia="Charis SIL Regular"/>
+          <w:b w:val="0"/>
+          <w:i w:val="0"/>
+          <w:color w:val="0000FF"/>
+          <w:sz w:val="24"/>
+          <w:u w:val="single"/>
+        </w:rPr>
+        <w:hyperlink r:id="rId21" w:history="1">
+          <w:r>
+            <w:rPr>
+              <w:rStyle w:val="Hyperlink"/>
+            </w:rPr>
+            <w:t>y</w:t>
+          </w:r>
+        </w:hyperlink>
+      </w:r>
+      <w:r>
+        <w:rPr>
+          <w:rFonts w:ascii="Charis SIL Regular" w:hAnsi="Charis SIL Regular" w:eastAsia="Charis SIL Regular"/>
+          <w:b w:val="0"/>
+          <w:i w:val="0"/>
+          <w:color w:val="0000FF"/>
+          <w:sz w:val="24"/>
+          <w:u w:val="single"/>
+        </w:rPr>
+        <w:t xml:space="preserve"> </w:t>
+      </w:r>
+      <w:r>
+        <w:rPr>
+          <w:rFonts w:ascii="Charis SIL Regular" w:hAnsi="Charis SIL Regular" w:eastAsia="Charis SIL Regular"/>
+          <w:b w:val="0"/>
+          <w:i w:val="0"/>
+          <w:color w:val="0000FF"/>
+          <w:sz w:val="24"/>
+          <w:u w:val="single"/>
+        </w:rPr>
+        <w:hyperlink r:id="rId21" w:history="1">
+          <w:r>
+            <w:rPr>
+              <w:rStyle w:val="Hyperlink"/>
+            </w:rPr>
+            <w:t>perso</w:t>
+          </w:r>
+        </w:hyperlink>
+      </w:r>
+      <w:r>
+        <w:rPr>
+          <w:rFonts w:ascii="Charis SIL Regular" w:hAnsi="Charis SIL Regular" w:eastAsia="Charis SIL Regular"/>
+          <w:b w:val="0"/>
+          <w:i w:val="0"/>
+          <w:color w:val="0000FF"/>
+          <w:sz w:val="24"/>
+          <w:u w:val="single"/>
+        </w:rPr>
+        <w:hyperlink r:id="rId20" w:history="1">
+          <w:r>
+            <w:rPr>
+              <w:rStyle w:val="Hyperlink"/>
+            </w:rPr>
+            <w:t>nnel</w:t>
+          </w:r>
+        </w:hyperlink>
+      </w:r>
+      <w:r>
+        <w:rPr>
+          <w:rFonts w:ascii="Charis SIL Regular" w:hAnsi="Charis SIL Regular" w:eastAsia="Charis SIL Regular"/>
+          <w:b w:val="0"/>
+          <w:i w:val="0"/>
+          <w:color w:val="0000FF"/>
+          <w:sz w:val="24"/>
+          <w:u w:val="single"/>
+        </w:rPr>
+        <w:t xml:space="preserve"> </w:t>
+      </w:r>
+      <w:r>
+        <w:rPr>
+          <w:rFonts w:ascii="Charis SIL Regular" w:hAnsi="Charis SIL Regular" w:eastAsia="Charis SIL Regular"/>
+          <w:b w:val="0"/>
+          <w:i w:val="0"/>
+          <w:color w:val="0000FF"/>
+          <w:sz w:val="24"/>
+          <w:u w:val="single"/>
+        </w:rPr>
+        <w:hyperlink r:id="rId21" w:history="1">
+          <w:r>
+            <w:rPr>
+              <w:rStyle w:val="Hyperlink"/>
+            </w:rPr>
+            <w:t>i</w:t>
+          </w:r>
+        </w:hyperlink>
       </w:r>
       <w:r>
         <w:rPr>
@@ -2581,6 +2700,229 @@
           <w:sz w:val="24"/>
           <w:u w:val="single"/>
         </w:rPr>
+        <w:t xml:space="preserve"> </w:t>
+      </w:r>
+      <w:r>
+        <w:rPr>
+          <w:rFonts w:ascii="Charis SIL Regular" w:hAnsi="Charis SIL Regular" w:eastAsia="Charis SIL Regular"/>
+          <w:b w:val="0"/>
+          <w:i w:val="0"/>
+          <w:color w:val="0000FF"/>
+          <w:sz w:val="24"/>
+          <w:u w:val="single"/>
+        </w:rPr>
+        <w:hyperlink r:id="rId21" w:history="1">
+          <w:r>
+            <w:rPr>
+              <w:rStyle w:val="Hyperlink"/>
+            </w:rPr>
+            <w:t>colonise</w:t>
+          </w:r>
+        </w:hyperlink>
+      </w:r>
+      <w:r>
+        <w:rPr>
+          <w:rFonts w:ascii="Charis SIL Regular" w:hAnsi="Charis SIL Regular" w:eastAsia="Charis SIL Regular"/>
+          <w:b w:val="0"/>
+          <w:i w:val="0"/>
+          <w:color w:val="0000FF"/>
+          <w:sz w:val="24"/>
+          <w:u w:val="single"/>
+        </w:rPr>
+        <w:hyperlink r:id="rId21" w:history="1">
+          <w:r>
+            <w:rPr>
+              <w:rStyle w:val="Hyperlink"/>
+            </w:rPr>
+            <w:t>d</w:t>
+          </w:r>
+        </w:hyperlink>
+      </w:r>
+      <w:r>
+        <w:rPr>
+          <w:rFonts w:ascii="Charis SIL Regular" w:hAnsi="Charis SIL Regular" w:eastAsia="Charis SIL Regular"/>
+          <w:b w:val="0"/>
+          <w:i w:val="0"/>
+          <w:color w:val="0000FF"/>
+          <w:sz w:val="24"/>
+          <w:u w:val="single"/>
+        </w:rPr>
+        <w:t xml:space="preserve"> </w:t>
+      </w:r>
+      <w:r>
+        <w:rPr>
+          <w:rFonts w:ascii="Charis SIL Regular" w:hAnsi="Charis SIL Regular" w:eastAsia="Charis SIL Regular"/>
+          <w:b w:val="0"/>
+          <w:i w:val="0"/>
+          <w:color w:val="0000FF"/>
+          <w:sz w:val="24"/>
+          <w:u w:val="single"/>
+        </w:rPr>
+        <w:hyperlink r:id="rId20" w:history="1">
+          <w:r>
+            <w:rPr>
+              <w:rStyle w:val="Hyperlink"/>
+            </w:rPr>
+            <w:t>territo</w:t>
+          </w:r>
+        </w:hyperlink>
+      </w:r>
+      <w:r>
+        <w:rPr>
+          <w:rFonts w:ascii="Charis SIL Regular" w:hAnsi="Charis SIL Regular" w:eastAsia="Charis SIL Regular"/>
+          <w:b w:val="0"/>
+          <w:i w:val="0"/>
+          <w:color w:val="0000FF"/>
+          <w:sz w:val="24"/>
+          <w:u w:val="single"/>
+        </w:rPr>
+        <w:hyperlink r:id="rId21" w:history="1">
+          <w:r>
+            <w:rPr>
+              <w:rStyle w:val="Hyperlink"/>
+            </w:rPr>
+            <w:t>ries</w:t>
+          </w:r>
+        </w:hyperlink>
+      </w:r>
+      <w:r>
+        <w:rPr>
+          <w:rFonts w:ascii="Charis SIL Regular" w:hAnsi="Charis SIL Regular" w:eastAsia="Charis SIL Regular"/>
+          <w:b w:val="0"/>
+          <w:i w:val="0"/>
+          <w:color w:val="000000"/>
+          <w:sz w:val="24"/>
+        </w:rPr>
+        <w:t xml:space="preserve">•  </w:t>
+      </w:r>
+      <w:r>
+        <w:rPr>
+          <w:rFonts w:ascii="Charis SIL Regular" w:hAnsi="Charis SIL Regular" w:eastAsia="Charis SIL Regular"/>
+          <w:b w:val="0"/>
+          <w:i w:val="0"/>
+          <w:color w:val="0000FF"/>
+          <w:sz w:val="24"/>
+          <w:u w:val="single"/>
+        </w:rPr>
+        <w:hyperlink r:id="rId22" w:history="1">
+          <w:r>
+            <w:rPr>
+              <w:rStyle w:val="Hyperlink"/>
+            </w:rPr>
+            <w:t>Scie</w:t>
+          </w:r>
+        </w:hyperlink>
+      </w:r>
+      <w:r>
+        <w:rPr>
+          <w:rFonts w:ascii="Charis SIL Regular" w:hAnsi="Charis SIL Regular" w:eastAsia="Charis SIL Regular"/>
+          <w:b w:val="0"/>
+          <w:i w:val="0"/>
+          <w:color w:val="0000FF"/>
+          <w:sz w:val="24"/>
+          <w:u w:val="single"/>
+        </w:rPr>
+        <w:hyperlink r:id="rId21" w:history="1">
+          <w:r>
+            <w:rPr>
+              <w:rStyle w:val="Hyperlink"/>
+            </w:rPr>
+            <w:t>n</w:t>
+          </w:r>
+        </w:hyperlink>
+      </w:r>
+      <w:r>
+        <w:rPr>
+          <w:rFonts w:ascii="Charis SIL Regular" w:hAnsi="Charis SIL Regular" w:eastAsia="Charis SIL Regular"/>
+          <w:b w:val="0"/>
+          <w:i w:val="0"/>
+          <w:color w:val="0000FF"/>
+          <w:sz w:val="24"/>
+          <w:u w:val="single"/>
+        </w:rPr>
+        <w:hyperlink r:id="rId21" w:history="1">
+          <w:r>
+            <w:rPr>
+              <w:rStyle w:val="Hyperlink"/>
+            </w:rPr>
+            <w:t>tif</w:t>
+          </w:r>
+        </w:hyperlink>
+      </w:r>
+      <w:r>
+        <w:rPr>
+          <w:rFonts w:ascii="Charis SIL Regular" w:hAnsi="Charis SIL Regular" w:eastAsia="Charis SIL Regular"/>
+          <w:b w:val="0"/>
+          <w:i w:val="0"/>
+          <w:color w:val="0000FF"/>
+          <w:sz w:val="24"/>
+          <w:u w:val="single"/>
+        </w:rPr>
+        <w:hyperlink r:id="rId21" w:history="1">
+          <w:r>
+            <w:rPr>
+              <w:rStyle w:val="Hyperlink"/>
+            </w:rPr>
+            <w:t>i</w:t>
+          </w:r>
+        </w:hyperlink>
+      </w:r>
+      <w:r>
+        <w:rPr>
+          <w:rFonts w:ascii="Charis SIL Regular" w:hAnsi="Charis SIL Regular" w:eastAsia="Charis SIL Regular"/>
+          <w:b w:val="0"/>
+          <w:i w:val="0"/>
+          <w:color w:val="0000FF"/>
+          <w:sz w:val="24"/>
+          <w:u w:val="single"/>
+        </w:rPr>
+        <w:hyperlink r:id="rId22" w:history="1">
+          <w:r>
+            <w:rPr>
+              <w:rStyle w:val="Hyperlink"/>
+            </w:rPr>
+            <w:t>c</w:t>
+          </w:r>
+        </w:hyperlink>
+      </w:r>
+      <w:r>
+        <w:rPr>
+          <w:rFonts w:ascii="Charis SIL Regular" w:hAnsi="Charis SIL Regular" w:eastAsia="Charis SIL Regular"/>
+          <w:b w:val="0"/>
+          <w:i w:val="0"/>
+          <w:color w:val="0000FF"/>
+          <w:sz w:val="24"/>
+          <w:u w:val="single"/>
+        </w:rPr>
+        <w:t xml:space="preserve"> </w:t>
+      </w:r>
+      <w:r>
+        <w:rPr>
+          <w:rFonts w:ascii="Charis SIL Regular" w:hAnsi="Charis SIL Regular" w:eastAsia="Charis SIL Regular"/>
+          <w:b w:val="0"/>
+          <w:i w:val="0"/>
+          <w:color w:val="0000FF"/>
+          <w:sz w:val="24"/>
+          <w:u w:val="single"/>
+        </w:rPr>
+        <w:hyperlink r:id="rId21" w:history="1">
+          <w:r>
+            <w:rPr>
+              <w:rStyle w:val="Hyperlink"/>
+            </w:rPr>
+            <w:t>rese</w:t>
+          </w:r>
+        </w:hyperlink>
+      </w:r>
+      <w:r>
+        <w:rPr>
+          <w:rFonts w:ascii="Charis SIL Regular" w:hAnsi="Charis SIL Regular" w:eastAsia="Charis SIL Regular"/>
+          <w:b w:val="0"/>
+          <w:i w:val="0"/>
+          <w:color w:val="0000FF"/>
+          <w:sz w:val="24"/>
+          <w:u w:val="single"/>
+        </w:rPr>
         <w:hyperlink r:id="rId21" w:history="1">
           <w:r>
             <w:rPr>
@@ -2604,7 +2946,7 @@
             <w:rPr>
               <w:rStyle w:val="Hyperlink"/>
             </w:rPr>
-            <w:t>v</w:t>
+            <w:t>rch</w:t>
           </w:r>
         </w:hyperlink>
       </w:r>
@@ -2617,43 +2959,7 @@
           <w:sz w:val="24"/>
           <w:u w:val="single"/>
         </w:rPr>
-        <w:hyperlink r:id="rId20" w:history="1">
-          <w:r>
-            <w:rPr>
-              <w:rStyle w:val="Hyperlink"/>
-            </w:rPr>
-            <w:t>y</w:t>
-          </w:r>
-        </w:hyperlink>
-      </w:r>
-      <w:r>
-        <w:rPr>
-          <w:rFonts w:ascii="Charis SIL Regular" w:hAnsi="Charis SIL Regular" w:eastAsia="Charis SIL Regular"/>
-          <w:b w:val="0"/>
-          <w:i w:val="0"/>
-          <w:color w:val="0000FF"/>
-          <w:sz w:val="24"/>
-          <w:u w:val="single"/>
-        </w:rPr>
         <w:t xml:space="preserve"> </w:t>
-      </w:r>
-      <w:r>
-        <w:rPr>
-          <w:rFonts w:ascii="Charis SIL Regular" w:hAnsi="Charis SIL Regular" w:eastAsia="Charis SIL Regular"/>
-          <w:b w:val="0"/>
-          <w:i w:val="0"/>
-          <w:color w:val="0000FF"/>
-          <w:sz w:val="24"/>
-          <w:u w:val="single"/>
-        </w:rPr>
-        <w:hyperlink r:id="rId20" w:history="1">
-          <w:r>
-            <w:rPr>
-              <w:rStyle w:val="Hyperlink"/>
-            </w:rPr>
-            <w:t>perso</w:t>
-          </w:r>
-        </w:hyperlink>
       </w:r>
       <w:r>
         <w:rPr>
@@ -2669,7 +2975,7 @@
             <w:rPr>
               <w:rStyle w:val="Hyperlink"/>
             </w:rPr>
-            <w:t>nnel</w:t>
+            <w:t>in</w:t>
           </w:r>
         </w:hyperlink>
       </w:r>
@@ -2698,7 +3004,7 @@
             <w:rPr>
               <w:rStyle w:val="Hyperlink"/>
             </w:rPr>
-            <w:t>i</w:t>
+            <w:t>col</w:t>
           </w:r>
         </w:hyperlink>
       </w:r>
@@ -2711,116 +3017,12 @@
           <w:sz w:val="24"/>
           <w:u w:val="single"/>
         </w:rPr>
-        <w:hyperlink r:id="rId21" w:history="1">
+        <w:hyperlink r:id="rId22" w:history="1">
           <w:r>
             <w:rPr>
               <w:rStyle w:val="Hyperlink"/>
             </w:rPr>
-            <w:t>n</w:t>
-          </w:r>
-        </w:hyperlink>
-      </w:r>
-      <w:r>
-        <w:rPr>
-          <w:rFonts w:ascii="Charis SIL Regular" w:hAnsi="Charis SIL Regular" w:eastAsia="Charis SIL Regular"/>
-          <w:b w:val="0"/>
-          <w:i w:val="0"/>
-          <w:color w:val="0000FF"/>
-          <w:sz w:val="24"/>
-          <w:u w:val="single"/>
-        </w:rPr>
-        <w:t xml:space="preserve"> colonise</w:t>
-      </w:r>
-      <w:r>
-        <w:rPr>
-          <w:rFonts w:ascii="Charis SIL Regular" w:hAnsi="Charis SIL Regular" w:eastAsia="Charis SIL Regular"/>
-          <w:b w:val="0"/>
-          <w:i w:val="0"/>
-          <w:color w:val="0000FF"/>
-          <w:sz w:val="24"/>
-          <w:u w:val="single"/>
-        </w:rPr>
-        <w:hyperlink r:id="rId20" w:history="1">
-          <w:r>
-            <w:rPr>
-              <w:rStyle w:val="Hyperlink"/>
-            </w:rPr>
-            <w:t>d</w:t>
-          </w:r>
-        </w:hyperlink>
-      </w:r>
-      <w:r>
-        <w:rPr>
-          <w:rFonts w:ascii="Charis SIL Regular" w:hAnsi="Charis SIL Regular" w:eastAsia="Charis SIL Regular"/>
-          <w:b w:val="0"/>
-          <w:i w:val="0"/>
-          <w:color w:val="0000FF"/>
-          <w:sz w:val="24"/>
-          <w:u w:val="single"/>
-        </w:rPr>
-        <w:t xml:space="preserve"> </w:t>
-      </w:r>
-      <w:r>
-        <w:rPr>
-          <w:rFonts w:ascii="Charis SIL Regular" w:hAnsi="Charis SIL Regular" w:eastAsia="Charis SIL Regular"/>
-          <w:b w:val="0"/>
-          <w:i w:val="0"/>
-          <w:color w:val="0000FF"/>
-          <w:sz w:val="24"/>
-          <w:u w:val="single"/>
-        </w:rPr>
-        <w:hyperlink r:id="rId20" w:history="1">
-          <w:r>
-            <w:rPr>
-              <w:rStyle w:val="Hyperlink"/>
-            </w:rPr>
-            <w:t>territo</w:t>
-          </w:r>
-        </w:hyperlink>
-      </w:r>
-      <w:r>
-        <w:rPr>
-          <w:rFonts w:ascii="Charis SIL Regular" w:hAnsi="Charis SIL Regular" w:eastAsia="Charis SIL Regular"/>
-          <w:b w:val="0"/>
-          <w:i w:val="0"/>
-          <w:color w:val="0000FF"/>
-          <w:sz w:val="24"/>
-          <w:u w:val="single"/>
-        </w:rPr>
-        <w:hyperlink r:id="rId21" w:history="1">
-          <w:r>
-            <w:rPr>
-              <w:rStyle w:val="Hyperlink"/>
-            </w:rPr>
-            <w:t>ries</w:t>
-          </w:r>
-        </w:hyperlink>
-      </w:r>
-      <w:r>
-        <w:rPr>
-          <w:rFonts w:ascii="Charis SIL Regular" w:hAnsi="Charis SIL Regular" w:eastAsia="Charis SIL Regular"/>
-          <w:b w:val="0"/>
-          <w:i w:val="0"/>
-          <w:color w:val="000000"/>
-          <w:sz w:val="24"/>
-        </w:rPr>
-        <w:t xml:space="preserve">•  </w:t>
-      </w:r>
-      <w:r>
-        <w:rPr>
-          <w:rFonts w:ascii="Charis SIL Regular" w:hAnsi="Charis SIL Regular" w:eastAsia="Charis SIL Regular"/>
-          <w:b w:val="0"/>
-          <w:i w:val="0"/>
-          <w:color w:val="0000FF"/>
-          <w:sz w:val="24"/>
-          <w:u w:val="single"/>
-        </w:rPr>
-        <w:hyperlink r:id="rId21" w:history="1">
-          <w:r>
-            <w:rPr>
-              <w:rStyle w:val="Hyperlink"/>
-            </w:rPr>
-            <w:t>Scie</w:t>
+            <w:t>o</w:t>
           </w:r>
         </w:hyperlink>
       </w:r>
@@ -2851,24 +3053,7 @@
           <w:sz w:val="24"/>
           <w:u w:val="single"/>
         </w:rPr>
-        <w:hyperlink r:id="rId21" w:history="1">
-          <w:r>
-            <w:rPr>
-              <w:rStyle w:val="Hyperlink"/>
-            </w:rPr>
-            <w:t>tif</w:t>
-          </w:r>
-        </w:hyperlink>
-      </w:r>
-      <w:r>
-        <w:rPr>
-          <w:rFonts w:ascii="Charis SIL Regular" w:hAnsi="Charis SIL Regular" w:eastAsia="Charis SIL Regular"/>
-          <w:b w:val="0"/>
-          <w:i w:val="0"/>
-          <w:color w:val="0000FF"/>
-          <w:sz w:val="24"/>
-        </w:rPr>
-        <w:hyperlink r:id="rId21" w:history="1">
+        <w:hyperlink r:id="rId22" w:history="1">
           <w:r>
             <w:rPr>
               <w:rStyle w:val="Hyperlink"/>
@@ -2886,36 +3071,25 @@
           <w:sz w:val="24"/>
           <w:u w:val="single"/>
         </w:rPr>
-        <w:t>c</w:t>
-      </w:r>
-      <w:r>
-        <w:rPr>
-          <w:rFonts w:ascii="Charis SIL Regular" w:hAnsi="Charis SIL Regular" w:eastAsia="Charis SIL Regular"/>
-          <w:b w:val="0"/>
-          <w:i w:val="0"/>
-          <w:color w:val="0000FF"/>
-          <w:sz w:val="24"/>
-          <w:u w:val="single"/>
-        </w:rPr>
-        <w:t xml:space="preserve"> </w:t>
-      </w:r>
-      <w:r>
-        <w:rPr>
-          <w:rFonts w:ascii="Charis SIL Regular" w:hAnsi="Charis SIL Regular" w:eastAsia="Charis SIL Regular"/>
-          <w:b w:val="0"/>
-          <w:i w:val="0"/>
-          <w:color w:val="0000FF"/>
-          <w:sz w:val="24"/>
-          <w:u w:val="single"/>
-        </w:rPr>
         <w:hyperlink r:id="rId22" w:history="1">
           <w:r>
             <w:rPr>
               <w:rStyle w:val="Hyperlink"/>
             </w:rPr>
-            <w:t>rese</w:t>
+            <w:t>sed</w:t>
           </w:r>
         </w:hyperlink>
+      </w:r>
+      <w:r>
+        <w:rPr>
+          <w:rFonts w:ascii="Charis SIL Regular" w:hAnsi="Charis SIL Regular" w:eastAsia="Charis SIL Regular"/>
+          <w:b w:val="0"/>
+          <w:i w:val="0"/>
+          <w:color w:val="0000FF"/>
+          <w:sz w:val="24"/>
+          <w:u w:val="single"/>
+        </w:rPr>
+        <w:t xml:space="preserve"> </w:t>
       </w:r>
       <w:r>
         <w:rPr>
@@ -2931,7 +3105,7 @@
             <w:rPr>
               <w:rStyle w:val="Hyperlink"/>
             </w:rPr>
-            <w:t>a</w:t>
+            <w:t>territ</w:t>
           </w:r>
         </w:hyperlink>
       </w:r>
@@ -2949,7 +3123,76 @@
             <w:rPr>
               <w:rStyle w:val="Hyperlink"/>
             </w:rPr>
-            <w:t>rch</w:t>
+            <w:t>o</w:t>
+          </w:r>
+        </w:hyperlink>
+      </w:r>
+      <w:r>
+        <w:rPr>
+          <w:rFonts w:ascii="Charis SIL Regular" w:hAnsi="Charis SIL Regular" w:eastAsia="Charis SIL Regular"/>
+          <w:b w:val="0"/>
+          <w:i w:val="0"/>
+          <w:color w:val="0000FF"/>
+          <w:sz w:val="24"/>
+          <w:u w:val="single"/>
+        </w:rPr>
+        <w:hyperlink r:id="rId22" w:history="1">
+          <w:r>
+            <w:rPr>
+              <w:rStyle w:val="Hyperlink"/>
+            </w:rPr>
+            <w:t>rie</w:t>
+          </w:r>
+        </w:hyperlink>
+      </w:r>
+      <w:r>
+        <w:rPr>
+          <w:rFonts w:ascii="Charis SIL Regular" w:hAnsi="Charis SIL Regular" w:eastAsia="Charis SIL Regular"/>
+          <w:b w:val="0"/>
+          <w:i w:val="0"/>
+          <w:color w:val="0000FF"/>
+          <w:sz w:val="24"/>
+        </w:rPr>
+        <w:t>s</w:t>
+      </w:r>
+      <w:r>
+        <w:br/>
+      </w:r>
+      <w:r>
+        <w:rPr>
+          <w:rFonts w:ascii="Charis SIL Regular" w:hAnsi="Charis SIL Regular" w:eastAsia="Charis SIL Regular"/>
+          <w:b w:val="0"/>
+          <w:i w:val="0"/>
+          <w:color w:val="000000"/>
+          <w:sz w:val="24"/>
+        </w:rPr>
+        <w:t xml:space="preserve">•  </w:t>
+      </w:r>
+      <w:r>
+        <w:rPr>
+          <w:rFonts w:ascii="Charis SIL Regular" w:hAnsi="Charis SIL Regular" w:eastAsia="Charis SIL Regular"/>
+          <w:b w:val="0"/>
+          <w:i w:val="0"/>
+          <w:color w:val="0000FF"/>
+          <w:sz w:val="24"/>
+        </w:rPr>
+        <w:t>Christian missionarie</w:t>
+      </w:r>
+      <w:r>
+        <w:rPr>
+          <w:rFonts w:ascii="Charis SIL Regular" w:hAnsi="Charis SIL Regular" w:eastAsia="Charis SIL Regular"/>
+          <w:b w:val="0"/>
+          <w:i w:val="0"/>
+          <w:color w:val="0000FF"/>
+          <w:sz w:val="24"/>
+          <w:u w:val="single"/>
+        </w:rPr>
+        <w:hyperlink r:id="rId22" w:history="1">
+          <w:r>
+            <w:rPr>
+              <w:rStyle w:val="Hyperlink"/>
+            </w:rPr>
+            <w:t>s</w:t>
           </w:r>
         </w:hyperlink>
       </w:r>
@@ -3002,298 +3245,7 @@
           <w:sz w:val="24"/>
           <w:u w:val="single"/>
         </w:rPr>
-        <w:hyperlink r:id="rId21" w:history="1">
-          <w:r>
-            <w:rPr>
-              <w:rStyle w:val="Hyperlink"/>
-            </w:rPr>
-            <w:t>col</w:t>
-          </w:r>
-        </w:hyperlink>
-      </w:r>
-      <w:r>
-        <w:rPr>
-          <w:rFonts w:ascii="Charis SIL Regular" w:hAnsi="Charis SIL Regular" w:eastAsia="Charis SIL Regular"/>
-          <w:b w:val="0"/>
-          <w:i w:val="0"/>
-          <w:color w:val="0000FF"/>
-          <w:sz w:val="24"/>
-          <w:u w:val="single"/>
-        </w:rPr>
-        <w:hyperlink r:id="rId21" w:history="1">
-          <w:r>
-            <w:rPr>
-              <w:rStyle w:val="Hyperlink"/>
-            </w:rPr>
-            <w:t>o</w:t>
-          </w:r>
-        </w:hyperlink>
-      </w:r>
-      <w:r>
-        <w:rPr>
-          <w:rFonts w:ascii="Charis SIL Regular" w:hAnsi="Charis SIL Regular" w:eastAsia="Charis SIL Regular"/>
-          <w:b w:val="0"/>
-          <w:i w:val="0"/>
-          <w:color w:val="0000FF"/>
-          <w:sz w:val="24"/>
-          <w:u w:val="single"/>
-        </w:rPr>
-        <w:hyperlink r:id="rId21" w:history="1">
-          <w:r>
-            <w:rPr>
-              <w:rStyle w:val="Hyperlink"/>
-            </w:rPr>
-            <w:t>n</w:t>
-          </w:r>
-        </w:hyperlink>
-      </w:r>
-      <w:r>
-        <w:rPr>
-          <w:rFonts w:ascii="Charis SIL Regular" w:hAnsi="Charis SIL Regular" w:eastAsia="Charis SIL Regular"/>
-          <w:b w:val="0"/>
-          <w:i w:val="0"/>
-          <w:color w:val="0000FF"/>
-          <w:sz w:val="24"/>
-          <w:u w:val="single"/>
-        </w:rPr>
-        <w:hyperlink r:id="rId21" w:history="1">
-          <w:r>
-            <w:rPr>
-              <w:rStyle w:val="Hyperlink"/>
-            </w:rPr>
-            <w:t>i</w:t>
-          </w:r>
-        </w:hyperlink>
-      </w:r>
-      <w:r>
-        <w:rPr>
-          <w:rFonts w:ascii="Charis SIL Regular" w:hAnsi="Charis SIL Regular" w:eastAsia="Charis SIL Regular"/>
-          <w:b w:val="0"/>
-          <w:i w:val="0"/>
-          <w:color w:val="0000FF"/>
-          <w:sz w:val="24"/>
-          <w:u w:val="single"/>
-        </w:rPr>
-        <w:hyperlink r:id="rId21" w:history="1">
-          <w:r>
-            <w:rPr>
-              <w:rStyle w:val="Hyperlink"/>
-            </w:rPr>
-            <w:t>sed</w:t>
-          </w:r>
-        </w:hyperlink>
-      </w:r>
-      <w:r>
-        <w:rPr>
-          <w:rFonts w:ascii="Charis SIL Regular" w:hAnsi="Charis SIL Regular" w:eastAsia="Charis SIL Regular"/>
-          <w:b w:val="0"/>
-          <w:i w:val="0"/>
-          <w:color w:val="0000FF"/>
-          <w:sz w:val="24"/>
-          <w:u w:val="single"/>
-        </w:rPr>
-        <w:t xml:space="preserve"> </w:t>
-      </w:r>
-      <w:r>
-        <w:rPr>
-          <w:rFonts w:ascii="Charis SIL Regular" w:hAnsi="Charis SIL Regular" w:eastAsia="Charis SIL Regular"/>
-          <w:b w:val="0"/>
-          <w:i w:val="0"/>
-          <w:color w:val="0000FF"/>
-          <w:sz w:val="24"/>
-          <w:u w:val="single"/>
-        </w:rPr>
         <w:hyperlink r:id="rId22" w:history="1">
-          <w:r>
-            <w:rPr>
-              <w:rStyle w:val="Hyperlink"/>
-            </w:rPr>
-            <w:t>territ</w:t>
-          </w:r>
-        </w:hyperlink>
-      </w:r>
-      <w:r>
-        <w:rPr>
-          <w:rFonts w:ascii="Charis SIL Regular" w:hAnsi="Charis SIL Regular" w:eastAsia="Charis SIL Regular"/>
-          <w:b w:val="0"/>
-          <w:i w:val="0"/>
-          <w:color w:val="0000FF"/>
-          <w:sz w:val="24"/>
-          <w:u w:val="single"/>
-        </w:rPr>
-        <w:hyperlink r:id="rId21" w:history="1">
-          <w:r>
-            <w:rPr>
-              <w:rStyle w:val="Hyperlink"/>
-            </w:rPr>
-            <w:t>o</w:t>
-          </w:r>
-        </w:hyperlink>
-      </w:r>
-      <w:r>
-        <w:rPr>
-          <w:rFonts w:ascii="Charis SIL Regular" w:hAnsi="Charis SIL Regular" w:eastAsia="Charis SIL Regular"/>
-          <w:b w:val="0"/>
-          <w:i w:val="0"/>
-          <w:color w:val="0000FF"/>
-          <w:sz w:val="24"/>
-          <w:u w:val="single"/>
-        </w:rPr>
-        <w:hyperlink r:id="rId21" w:history="1">
-          <w:r>
-            <w:rPr>
-              <w:rStyle w:val="Hyperlink"/>
-            </w:rPr>
-            <w:t>ries</w:t>
-          </w:r>
-        </w:hyperlink>
-      </w:r>
-      <w:r>
-        <w:br/>
-      </w:r>
-      <w:r>
-        <w:rPr>
-          <w:rFonts w:ascii="Charis SIL Regular" w:hAnsi="Charis SIL Regular" w:eastAsia="Charis SIL Regular"/>
-          <w:b w:val="0"/>
-          <w:i w:val="0"/>
-          <w:color w:val="000000"/>
-          <w:sz w:val="24"/>
-        </w:rPr>
-        <w:t xml:space="preserve">•  </w:t>
-      </w:r>
-      <w:r>
-        <w:rPr>
-          <w:rFonts w:ascii="Charis SIL Regular" w:hAnsi="Charis SIL Regular" w:eastAsia="Charis SIL Regular"/>
-          <w:b w:val="0"/>
-          <w:i w:val="0"/>
-          <w:color w:val="0000FF"/>
-          <w:sz w:val="24"/>
-          <w:u w:val="single"/>
-        </w:rPr>
-        <w:hyperlink r:id="rId22" w:history="1">
-          <w:r>
-            <w:rPr>
-              <w:rStyle w:val="Hyperlink"/>
-            </w:rPr>
-            <w:t>Christian</w:t>
-          </w:r>
-        </w:hyperlink>
-      </w:r>
-      <w:r>
-        <w:rPr>
-          <w:rFonts w:ascii="Charis SIL Regular" w:hAnsi="Charis SIL Regular" w:eastAsia="Charis SIL Regular"/>
-          <w:b w:val="0"/>
-          <w:i w:val="0"/>
-          <w:color w:val="0000FF"/>
-          <w:sz w:val="24"/>
-          <w:u w:val="single"/>
-        </w:rPr>
-        <w:t xml:space="preserve"> </w:t>
-      </w:r>
-      <w:r>
-        <w:rPr>
-          <w:rFonts w:ascii="Charis SIL Regular" w:hAnsi="Charis SIL Regular" w:eastAsia="Charis SIL Regular"/>
-          <w:b w:val="0"/>
-          <w:i w:val="0"/>
-          <w:color w:val="0000FF"/>
-          <w:sz w:val="24"/>
-          <w:u w:val="single"/>
-        </w:rPr>
-        <w:hyperlink r:id="rId22" w:history="1">
-          <w:r>
-            <w:rPr>
-              <w:rStyle w:val="Hyperlink"/>
-            </w:rPr>
-            <w:t>missiona</w:t>
-          </w:r>
-        </w:hyperlink>
-      </w:r>
-      <w:r>
-        <w:rPr>
-          <w:rFonts w:ascii="Charis SIL Regular" w:hAnsi="Charis SIL Regular" w:eastAsia="Charis SIL Regular"/>
-          <w:b w:val="0"/>
-          <w:i w:val="0"/>
-          <w:color w:val="0000FF"/>
-          <w:sz w:val="24"/>
-          <w:u w:val="single"/>
-        </w:rPr>
-        <w:hyperlink r:id="rId23" w:history="1">
-          <w:r>
-            <w:rPr>
-              <w:rStyle w:val="Hyperlink"/>
-            </w:rPr>
-            <w:t>rie</w:t>
-          </w:r>
-        </w:hyperlink>
-      </w:r>
-      <w:r>
-        <w:rPr>
-          <w:rFonts w:ascii="Charis SIL Regular" w:hAnsi="Charis SIL Regular" w:eastAsia="Charis SIL Regular"/>
-          <w:b w:val="0"/>
-          <w:i w:val="0"/>
-          <w:color w:val="0000FF"/>
-          <w:sz w:val="24"/>
-          <w:u w:val="single"/>
-        </w:rPr>
-        <w:hyperlink r:id="rId23" w:history="1">
-          <w:r>
-            <w:rPr>
-              <w:rStyle w:val="Hyperlink"/>
-            </w:rPr>
-            <w:t>s</w:t>
-          </w:r>
-        </w:hyperlink>
-      </w:r>
-      <w:r>
-        <w:rPr>
-          <w:rFonts w:ascii="Charis SIL Regular" w:hAnsi="Charis SIL Regular" w:eastAsia="Charis SIL Regular"/>
-          <w:b w:val="0"/>
-          <w:i w:val="0"/>
-          <w:color w:val="0000FF"/>
-          <w:sz w:val="24"/>
-          <w:u w:val="single"/>
-        </w:rPr>
-        <w:t xml:space="preserve"> </w:t>
-      </w:r>
-      <w:r>
-        <w:rPr>
-          <w:rFonts w:ascii="Charis SIL Regular" w:hAnsi="Charis SIL Regular" w:eastAsia="Charis SIL Regular"/>
-          <w:b w:val="0"/>
-          <w:i w:val="0"/>
-          <w:color w:val="0000FF"/>
-          <w:sz w:val="24"/>
-          <w:u w:val="single"/>
-        </w:rPr>
-        <w:hyperlink r:id="rId23" w:history="1">
-          <w:r>
-            <w:rPr>
-              <w:rStyle w:val="Hyperlink"/>
-            </w:rPr>
-            <w:t>in</w:t>
-          </w:r>
-        </w:hyperlink>
-      </w:r>
-      <w:r>
-        <w:rPr>
-          <w:rFonts w:ascii="Charis SIL Regular" w:hAnsi="Charis SIL Regular" w:eastAsia="Charis SIL Regular"/>
-          <w:b w:val="0"/>
-          <w:i w:val="0"/>
-          <w:color w:val="0000FF"/>
-          <w:sz w:val="24"/>
-          <w:u w:val="single"/>
-        </w:rPr>
-        <w:t xml:space="preserve"> </w:t>
-      </w:r>
-      <w:r>
-        <w:rPr>
-          <w:rFonts w:ascii="Charis SIL Regular" w:hAnsi="Charis SIL Regular" w:eastAsia="Charis SIL Regular"/>
-          <w:b w:val="0"/>
-          <w:i w:val="0"/>
-          <w:color w:val="0000FF"/>
-          <w:sz w:val="24"/>
-          <w:u w:val="single"/>
-        </w:rPr>
-        <w:hyperlink r:id="rId23" w:history="1">
           <w:r>
             <w:rPr>
               <w:rStyle w:val="Hyperlink"/>
@@ -3329,7 +3281,7 @@
           <w:sz w:val="24"/>
           <w:u w:val="single"/>
         </w:rPr>
-        <w:hyperlink r:id="rId23" w:history="1">
+        <w:hyperlink r:id="rId22" w:history="1">
           <w:r>
             <w:rPr>
               <w:rStyle w:val="Hyperlink"/>
@@ -3358,7 +3310,7 @@
           <w:sz w:val="24"/>
           <w:u w:val="single"/>
         </w:rPr>
-        <w:hyperlink r:id="rId23" w:history="1">
+        <w:hyperlink r:id="rId22" w:history="1">
           <w:r>
             <w:rPr>
               <w:rStyle w:val="Hyperlink"/>

--- a/EXPORTS/DOCX/published/niveau2/English/Museum.docx
+++ b/EXPORTS/DOCX/published/niveau2/English/Museum.docx
@@ -374,7 +374,7 @@
           <w:sz w:val="24"/>
           <w:u w:val="single"/>
         </w:rPr>
-        <w:hyperlink r:id="rId9" w:history="1">
+        <w:hyperlink r:id="rId10" w:history="1">
           <w:r>
             <w:rPr>
               <w:rStyle w:val="Hyperlink"/>
@@ -392,7 +392,7 @@
           <w:sz w:val="24"/>
           <w:u w:val="single"/>
         </w:rPr>
-        <w:hyperlink r:id="rId9" w:history="1">
+        <w:hyperlink r:id="rId10" w:history="1">
           <w:r>
             <w:rPr>
               <w:rStyle w:val="Hyperlink"/>
@@ -410,7 +410,7 @@
           <w:sz w:val="24"/>
           <w:u w:val="single"/>
         </w:rPr>
-        <w:hyperlink r:id="rId9" w:history="1">
+        <w:hyperlink r:id="rId10" w:history="1">
           <w:r>
             <w:rPr>
               <w:rStyle w:val="Hyperlink"/>
@@ -439,7 +439,7 @@
           <w:sz w:val="24"/>
           <w:u w:val="single"/>
         </w:rPr>
-        <w:hyperlink r:id="rId9" w:history="1">
+        <w:hyperlink r:id="rId10" w:history="1">
           <w:r>
             <w:rPr>
               <w:rStyle w:val="Hyperlink"/>
@@ -457,7 +457,7 @@
           <w:sz w:val="24"/>
           <w:u w:val="single"/>
         </w:rPr>
-        <w:hyperlink r:id="rId9" w:history="1">
+        <w:hyperlink r:id="rId10" w:history="1">
           <w:r>
             <w:rPr>
               <w:rStyle w:val="Hyperlink"/>
@@ -475,7 +475,7 @@
           <w:sz w:val="24"/>
           <w:u w:val="single"/>
         </w:rPr>
-        <w:hyperlink r:id="rId9" w:history="1">
+        <w:hyperlink r:id="rId10" w:history="1">
           <w:r>
             <w:rPr>
               <w:rStyle w:val="Hyperlink"/>
@@ -751,8 +751,37 @@
           <w:i w:val="0"/>
           <w:color w:val="0000FF"/>
           <w:sz w:val="24"/>
-        </w:rPr>
-        <w:t>Museum voor Lan</w:t>
+          <w:u w:val="single"/>
+        </w:rPr>
+        <w:hyperlink r:id="rId12" w:history="1">
+          <w:r>
+            <w:rPr>
+              <w:rStyle w:val="Hyperlink"/>
+            </w:rPr>
+            <w:t>Museum</w:t>
+          </w:r>
+        </w:hyperlink>
+      </w:r>
+      <w:r>
+        <w:rPr>
+          <w:rFonts w:ascii="Charis SIL Regular" w:hAnsi="Charis SIL Regular" w:eastAsia="Charis SIL Regular"/>
+          <w:b w:val="0"/>
+          <w:i w:val="0"/>
+          <w:color w:val="0000FF"/>
+          <w:sz w:val="24"/>
+          <w:u w:val="single"/>
+        </w:rPr>
+        <w:t xml:space="preserve"> </w:t>
+      </w:r>
+      <w:r>
+        <w:rPr>
+          <w:rFonts w:ascii="Charis SIL Regular" w:hAnsi="Charis SIL Regular" w:eastAsia="Charis SIL Regular"/>
+          <w:b w:val="0"/>
+          <w:i w:val="0"/>
+          <w:color w:val="0000FF"/>
+          <w:sz w:val="24"/>
+        </w:rPr>
+        <w:t>voor Lan</w:t>
       </w:r>
       <w:r>
         <w:rPr>
@@ -2180,7 +2209,7 @@
           <w:sz w:val="24"/>
           <w:u w:val="single"/>
         </w:rPr>
-        <w:hyperlink r:id="rId19" w:history="1">
+        <w:hyperlink r:id="rId20" w:history="1">
           <w:r>
             <w:rPr>
               <w:rStyle w:val="Hyperlink"/>
@@ -2227,7 +2256,7 @@
           <w:sz w:val="24"/>
           <w:u w:val="single"/>
         </w:rPr>
-        <w:hyperlink r:id="rId19" w:history="1">
+        <w:hyperlink r:id="rId20" w:history="1">
           <w:r>
             <w:rPr>
               <w:rStyle w:val="Hyperlink"/>
@@ -2256,7 +2285,7 @@
           <w:sz w:val="24"/>
           <w:u w:val="single"/>
         </w:rPr>
-        <w:hyperlink r:id="rId19" w:history="1">
+        <w:hyperlink r:id="rId20" w:history="1">
           <w:r>
             <w:rPr>
               <w:rStyle w:val="Hyperlink"/>
@@ -2285,7 +2314,7 @@
           <w:sz w:val="24"/>
           <w:u w:val="single"/>
         </w:rPr>
-        <w:hyperlink r:id="rId19" w:history="1">
+        <w:hyperlink r:id="rId20" w:history="1">
           <w:r>
             <w:rPr>
               <w:rStyle w:val="Hyperlink"/>
@@ -2303,7 +2332,7 @@
           <w:sz w:val="24"/>
           <w:u w:val="single"/>
         </w:rPr>
-        <w:hyperlink r:id="rId19" w:history="1">
+        <w:hyperlink r:id="rId20" w:history="1">
           <w:r>
             <w:rPr>
               <w:rStyle w:val="Hyperlink"/>
@@ -2321,7 +2350,7 @@
           <w:sz w:val="24"/>
           <w:u w:val="single"/>
         </w:rPr>
-        <w:hyperlink r:id="rId19" w:history="1">
+        <w:hyperlink r:id="rId20" w:history="1">
           <w:r>
             <w:rPr>
               <w:rStyle w:val="Hyperlink"/>
@@ -2339,7 +2368,7 @@
           <w:sz w:val="24"/>
           <w:u w:val="single"/>
         </w:rPr>
-        <w:hyperlink r:id="rId19" w:history="1">
+        <w:hyperlink r:id="rId20" w:history="1">
           <w:r>
             <w:rPr>
               <w:rStyle w:val="Hyperlink"/>
@@ -2397,7 +2426,7 @@
           <w:sz w:val="24"/>
           <w:u w:val="single"/>
         </w:rPr>
-        <w:hyperlink r:id="rId20" w:history="1">
+        <w:hyperlink r:id="rId19" w:history="1">
           <w:r>
             <w:rPr>
               <w:rStyle w:val="Hyperlink"/>
@@ -2413,38 +2442,15 @@
           <w:i w:val="0"/>
           <w:color w:val="0000FF"/>
           <w:sz w:val="24"/>
-          <w:u w:val="single"/>
-        </w:rPr>
-        <w:t xml:space="preserve"> </w:t>
-      </w:r>
-      <w:r>
-        <w:rPr>
-          <w:rFonts w:ascii="Charis SIL Regular" w:hAnsi="Charis SIL Regular" w:eastAsia="Charis SIL Regular"/>
-          <w:b w:val="0"/>
-          <w:i w:val="0"/>
-          <w:color w:val="0000FF"/>
-          <w:sz w:val="24"/>
-          <w:u w:val="single"/>
-        </w:rPr>
-        <w:hyperlink r:id="rId20" w:history="1">
+        </w:rPr>
+        <w:hyperlink r:id="rId19" w:history="1">
           <w:r>
             <w:rPr>
               <w:rStyle w:val="Hyperlink"/>
             </w:rPr>
-            <w:t>colonial</w:t>
+            <w:t xml:space="preserve"> colonial </w:t>
           </w:r>
         </w:hyperlink>
-      </w:r>
-      <w:r>
-        <w:rPr>
-          <w:rFonts w:ascii="Charis SIL Regular" w:hAnsi="Charis SIL Regular" w:eastAsia="Charis SIL Regular"/>
-          <w:b w:val="0"/>
-          <w:i w:val="0"/>
-          <w:color w:val="0000FF"/>
-          <w:sz w:val="24"/>
-          <w:u w:val="single"/>
-        </w:rPr>
-        <w:t xml:space="preserve"> </w:t>
       </w:r>
       <w:r>
         <w:rPr>
@@ -2481,7 +2487,6 @@
           <w:i w:val="0"/>
           <w:color w:val="0000FF"/>
           <w:sz w:val="24"/>
-          <w:u w:val="single"/>
         </w:rPr>
         <w:t>Arm</w:t>
       </w:r>
@@ -2492,25 +2497,13 @@
           <w:i w:val="0"/>
           <w:color w:val="0000FF"/>
           <w:sz w:val="24"/>
-          <w:u w:val="single"/>
-        </w:rPr>
-        <w:t xml:space="preserve"> </w:t>
-      </w:r>
-      <w:r>
-        <w:rPr>
-          <w:rFonts w:ascii="Charis SIL Regular" w:hAnsi="Charis SIL Regular" w:eastAsia="Charis SIL Regular"/>
-          <w:b w:val="0"/>
-          <w:i w:val="0"/>
-          <w:color w:val="0000FF"/>
-          <w:sz w:val="24"/>
-          <w:u w:val="single"/>
-        </w:rPr>
-        <w:hyperlink r:id="rId21" w:history="1">
+        </w:rPr>
+        <w:hyperlink r:id="rId20" w:history="1">
           <w:r>
             <w:rPr>
               <w:rStyle w:val="Hyperlink"/>
             </w:rPr>
-            <w:t>and</w:t>
+            <w:t xml:space="preserve"> and </w:t>
           </w:r>
         </w:hyperlink>
       </w:r>
@@ -2523,18 +2516,7 @@
           <w:sz w:val="24"/>
           <w:u w:val="single"/>
         </w:rPr>
-        <w:t xml:space="preserve"> </w:t>
-      </w:r>
-      <w:r>
-        <w:rPr>
-          <w:rFonts w:ascii="Charis SIL Regular" w:hAnsi="Charis SIL Regular" w:eastAsia="Charis SIL Regular"/>
-          <w:b w:val="0"/>
-          <w:i w:val="0"/>
-          <w:color w:val="0000FF"/>
-          <w:sz w:val="24"/>
-          <w:u w:val="single"/>
-        </w:rPr>
-        <w:hyperlink r:id="rId21" w:history="1">
+        <w:hyperlink r:id="rId20" w:history="1">
           <w:r>
             <w:rPr>
               <w:rStyle w:val="Hyperlink"/>
@@ -2588,7 +2570,7 @@
           <w:sz w:val="24"/>
           <w:u w:val="single"/>
         </w:rPr>
-        <w:hyperlink r:id="rId21" w:history="1">
+        <w:hyperlink r:id="rId20" w:history="1">
           <w:r>
             <w:rPr>
               <w:rStyle w:val="Hyperlink"/>
@@ -2635,7 +2617,7 @@
           <w:sz w:val="24"/>
           <w:u w:val="single"/>
         </w:rPr>
-        <w:hyperlink r:id="rId20" w:history="1">
+        <w:hyperlink r:id="rId21" w:history="1">
           <w:r>
             <w:rPr>
               <w:rStyle w:val="Hyperlink"/>
@@ -2651,56 +2633,8 @@
           <w:i w:val="0"/>
           <w:color w:val="0000FF"/>
           <w:sz w:val="24"/>
-          <w:u w:val="single"/>
-        </w:rPr>
-        <w:t xml:space="preserve"> </w:t>
-      </w:r>
-      <w:r>
-        <w:rPr>
-          <w:rFonts w:ascii="Charis SIL Regular" w:hAnsi="Charis SIL Regular" w:eastAsia="Charis SIL Regular"/>
-          <w:b w:val="0"/>
-          <w:i w:val="0"/>
-          <w:color w:val="0000FF"/>
-          <w:sz w:val="24"/>
-          <w:u w:val="single"/>
-        </w:rPr>
-        <w:hyperlink r:id="rId21" w:history="1">
-          <w:r>
-            <w:rPr>
-              <w:rStyle w:val="Hyperlink"/>
-            </w:rPr>
-            <w:t>i</w:t>
-          </w:r>
-        </w:hyperlink>
-      </w:r>
-      <w:r>
-        <w:rPr>
-          <w:rFonts w:ascii="Charis SIL Regular" w:hAnsi="Charis SIL Regular" w:eastAsia="Charis SIL Regular"/>
-          <w:b w:val="0"/>
-          <w:i w:val="0"/>
-          <w:color w:val="0000FF"/>
-          <w:sz w:val="24"/>
-          <w:u w:val="single"/>
-        </w:rPr>
-        <w:hyperlink r:id="rId20" w:history="1">
-          <w:r>
-            <w:rPr>
-              <w:rStyle w:val="Hyperlink"/>
-            </w:rPr>
-            <w:t>n</w:t>
-          </w:r>
-        </w:hyperlink>
-      </w:r>
-      <w:r>
-        <w:rPr>
-          <w:rFonts w:ascii="Charis SIL Regular" w:hAnsi="Charis SIL Regular" w:eastAsia="Charis SIL Regular"/>
-          <w:b w:val="0"/>
-          <w:i w:val="0"/>
-          <w:color w:val="0000FF"/>
-          <w:sz w:val="24"/>
-          <w:u w:val="single"/>
-        </w:rPr>
-        <w:t xml:space="preserve"> </w:t>
+        </w:rPr>
+        <w:t xml:space="preserve"> in </w:t>
       </w:r>
       <w:r>
         <w:rPr>
@@ -2804,14 +2738,7 @@
           <w:sz w:val="24"/>
           <w:u w:val="single"/>
         </w:rPr>
-        <w:hyperlink r:id="rId22" w:history="1">
-          <w:r>
-            <w:rPr>
-              <w:rStyle w:val="Hyperlink"/>
-            </w:rPr>
-            <w:t>Scie</w:t>
-          </w:r>
-        </w:hyperlink>
+        <w:t>Scientific</w:t>
       </w:r>
       <w:r>
         <w:rPr>
@@ -2822,14 +2749,7 @@
           <w:sz w:val="24"/>
           <w:u w:val="single"/>
         </w:rPr>
-        <w:hyperlink r:id="rId21" w:history="1">
-          <w:r>
-            <w:rPr>
-              <w:rStyle w:val="Hyperlink"/>
-            </w:rPr>
-            <w:t>n</w:t>
-          </w:r>
-        </w:hyperlink>
+        <w:t xml:space="preserve"> </w:t>
       </w:r>
       <w:r>
         <w:rPr>
@@ -2840,72 +2760,7 @@
           <w:sz w:val="24"/>
           <w:u w:val="single"/>
         </w:rPr>
-        <w:hyperlink r:id="rId21" w:history="1">
-          <w:r>
-            <w:rPr>
-              <w:rStyle w:val="Hyperlink"/>
-            </w:rPr>
-            <w:t>tif</w:t>
-          </w:r>
-        </w:hyperlink>
-      </w:r>
-      <w:r>
-        <w:rPr>
-          <w:rFonts w:ascii="Charis SIL Regular" w:hAnsi="Charis SIL Regular" w:eastAsia="Charis SIL Regular"/>
-          <w:b w:val="0"/>
-          <w:i w:val="0"/>
-          <w:color w:val="0000FF"/>
-          <w:sz w:val="24"/>
-          <w:u w:val="single"/>
-        </w:rPr>
-        <w:hyperlink r:id="rId21" w:history="1">
-          <w:r>
-            <w:rPr>
-              <w:rStyle w:val="Hyperlink"/>
-            </w:rPr>
-            <w:t>i</w:t>
-          </w:r>
-        </w:hyperlink>
-      </w:r>
-      <w:r>
-        <w:rPr>
-          <w:rFonts w:ascii="Charis SIL Regular" w:hAnsi="Charis SIL Regular" w:eastAsia="Charis SIL Regular"/>
-          <w:b w:val="0"/>
-          <w:i w:val="0"/>
-          <w:color w:val="0000FF"/>
-          <w:sz w:val="24"/>
-          <w:u w:val="single"/>
-        </w:rPr>
         <w:hyperlink r:id="rId22" w:history="1">
-          <w:r>
-            <w:rPr>
-              <w:rStyle w:val="Hyperlink"/>
-            </w:rPr>
-            <w:t>c</w:t>
-          </w:r>
-        </w:hyperlink>
-      </w:r>
-      <w:r>
-        <w:rPr>
-          <w:rFonts w:ascii="Charis SIL Regular" w:hAnsi="Charis SIL Regular" w:eastAsia="Charis SIL Regular"/>
-          <w:b w:val="0"/>
-          <w:i w:val="0"/>
-          <w:color w:val="0000FF"/>
-          <w:sz w:val="24"/>
-          <w:u w:val="single"/>
-        </w:rPr>
-        <w:t xml:space="preserve"> </w:t>
-      </w:r>
-      <w:r>
-        <w:rPr>
-          <w:rFonts w:ascii="Charis SIL Regular" w:hAnsi="Charis SIL Regular" w:eastAsia="Charis SIL Regular"/>
-          <w:b w:val="0"/>
-          <w:i w:val="0"/>
-          <w:color w:val="0000FF"/>
-          <w:sz w:val="24"/>
-          <w:u w:val="single"/>
-        </w:rPr>
-        <w:hyperlink r:id="rId21" w:history="1">
           <w:r>
             <w:rPr>
               <w:rStyle w:val="Hyperlink"/>
@@ -2923,7 +2778,7 @@
           <w:sz w:val="24"/>
           <w:u w:val="single"/>
         </w:rPr>
-        <w:hyperlink r:id="rId21" w:history="1">
+        <w:hyperlink r:id="rId22" w:history="1">
           <w:r>
             <w:rPr>
               <w:rStyle w:val="Hyperlink"/>
@@ -2941,7 +2796,7 @@
           <w:sz w:val="24"/>
           <w:u w:val="single"/>
         </w:rPr>
-        <w:hyperlink r:id="rId21" w:history="1">
+        <w:hyperlink r:id="rId22" w:history="1">
           <w:r>
             <w:rPr>
               <w:rStyle w:val="Hyperlink"/>
@@ -2999,7 +2854,7 @@
           <w:sz w:val="24"/>
           <w:u w:val="single"/>
         </w:rPr>
-        <w:hyperlink r:id="rId21" w:history="1">
+        <w:hyperlink r:id="rId22" w:history="1">
           <w:r>
             <w:rPr>
               <w:rStyle w:val="Hyperlink"/>
@@ -3100,7 +2955,7 @@
           <w:sz w:val="24"/>
           <w:u w:val="single"/>
         </w:rPr>
-        <w:hyperlink r:id="rId22" w:history="1">
+        <w:hyperlink r:id="rId21" w:history="1">
           <w:r>
             <w:rPr>
               <w:rStyle w:val="Hyperlink"/>
@@ -3118,7 +2973,7 @@
           <w:sz w:val="24"/>
           <w:u w:val="single"/>
         </w:rPr>
-        <w:hyperlink r:id="rId22" w:history="1">
+        <w:hyperlink r:id="rId21" w:history="1">
           <w:r>
             <w:rPr>
               <w:rStyle w:val="Hyperlink"/>
@@ -3136,7 +2991,7 @@
           <w:sz w:val="24"/>
           <w:u w:val="single"/>
         </w:rPr>
-        <w:hyperlink r:id="rId22" w:history="1">
+        <w:hyperlink r:id="rId21" w:history="1">
           <w:r>
             <w:rPr>
               <w:rStyle w:val="Hyperlink"/>
@@ -3175,8 +3030,56 @@
           <w:i w:val="0"/>
           <w:color w:val="0000FF"/>
           <w:sz w:val="24"/>
-        </w:rPr>
-        <w:t>Christian missionarie</w:t>
+          <w:u w:val="single"/>
+        </w:rPr>
+        <w:hyperlink r:id="rId22" w:history="1">
+          <w:r>
+            <w:rPr>
+              <w:rStyle w:val="Hyperlink"/>
+            </w:rPr>
+            <w:t>Christian</w:t>
+          </w:r>
+        </w:hyperlink>
+      </w:r>
+      <w:r>
+        <w:rPr>
+          <w:rFonts w:ascii="Charis SIL Regular" w:hAnsi="Charis SIL Regular" w:eastAsia="Charis SIL Regular"/>
+          <w:b w:val="0"/>
+          <w:i w:val="0"/>
+          <w:color w:val="0000FF"/>
+          <w:sz w:val="24"/>
+          <w:u w:val="single"/>
+        </w:rPr>
+        <w:t xml:space="preserve"> </w:t>
+      </w:r>
+      <w:r>
+        <w:rPr>
+          <w:rFonts w:ascii="Charis SIL Regular" w:hAnsi="Charis SIL Regular" w:eastAsia="Charis SIL Regular"/>
+          <w:b w:val="0"/>
+          <w:i w:val="0"/>
+          <w:color w:val="0000FF"/>
+          <w:sz w:val="24"/>
+          <w:u w:val="single"/>
+        </w:rPr>
+        <w:hyperlink r:id="rId22" w:history="1">
+          <w:r>
+            <w:rPr>
+              <w:rStyle w:val="Hyperlink"/>
+            </w:rPr>
+            <w:t>missiona</w:t>
+          </w:r>
+        </w:hyperlink>
+      </w:r>
+      <w:r>
+        <w:rPr>
+          <w:rFonts w:ascii="Charis SIL Regular" w:hAnsi="Charis SIL Regular" w:eastAsia="Charis SIL Regular"/>
+          <w:b w:val="0"/>
+          <w:i w:val="0"/>
+          <w:color w:val="0000FF"/>
+          <w:sz w:val="24"/>
+          <w:u w:val="single"/>
+        </w:rPr>
+        <w:t>rie</w:t>
       </w:r>
       <w:r>
         <w:rPr>
@@ -3281,7 +3184,7 @@
           <w:sz w:val="24"/>
           <w:u w:val="single"/>
         </w:rPr>
-        <w:hyperlink r:id="rId22" w:history="1">
+        <w:hyperlink r:id="rId23" w:history="1">
           <w:r>
             <w:rPr>
               <w:rStyle w:val="Hyperlink"/>
@@ -3310,7 +3213,7 @@
           <w:sz w:val="24"/>
           <w:u w:val="single"/>
         </w:rPr>
-        <w:hyperlink r:id="rId22" w:history="1">
+        <w:hyperlink r:id="rId23" w:history="1">
           <w:r>
             <w:rPr>
               <w:rStyle w:val="Hyperlink"/>

--- a/EXPORTS/DOCX/published/niveau2/English/Museum.docx
+++ b/EXPORTS/DOCX/published/niveau2/English/Museum.docx
@@ -842,7 +842,7 @@
           <w:sz w:val="24"/>
           <w:u w:val="single"/>
         </w:rPr>
-        <w:hyperlink r:id="rId11" w:history="1">
+        <w:hyperlink r:id="rId12" w:history="1">
           <w:r>
             <w:rPr>
               <w:rStyle w:val="Hyperlink"/>
@@ -2426,7 +2426,7 @@
           <w:sz w:val="24"/>
           <w:u w:val="single"/>
         </w:rPr>
-        <w:hyperlink r:id="rId19" w:history="1">
+        <w:hyperlink r:id="rId20" w:history="1">
           <w:r>
             <w:rPr>
               <w:rStyle w:val="Hyperlink"/>
@@ -2442,15 +2442,38 @@
           <w:i w:val="0"/>
           <w:color w:val="0000FF"/>
           <w:sz w:val="24"/>
-        </w:rPr>
-        <w:hyperlink r:id="rId19" w:history="1">
+          <w:u w:val="single"/>
+        </w:rPr>
+        <w:t xml:space="preserve"> </w:t>
+      </w:r>
+      <w:r>
+        <w:rPr>
+          <w:rFonts w:ascii="Charis SIL Regular" w:hAnsi="Charis SIL Regular" w:eastAsia="Charis SIL Regular"/>
+          <w:b w:val="0"/>
+          <w:i w:val="0"/>
+          <w:color w:val="0000FF"/>
+          <w:sz w:val="24"/>
+          <w:u w:val="single"/>
+        </w:rPr>
+        <w:hyperlink r:id="rId20" w:history="1">
           <w:r>
             <w:rPr>
               <w:rStyle w:val="Hyperlink"/>
             </w:rPr>
-            <w:t xml:space="preserve"> colonial </w:t>
+            <w:t>colonial</w:t>
           </w:r>
         </w:hyperlink>
+      </w:r>
+      <w:r>
+        <w:rPr>
+          <w:rFonts w:ascii="Charis SIL Regular" w:hAnsi="Charis SIL Regular" w:eastAsia="Charis SIL Regular"/>
+          <w:b w:val="0"/>
+          <w:i w:val="0"/>
+          <w:color w:val="0000FF"/>
+          <w:sz w:val="24"/>
+          <w:u w:val="single"/>
+        </w:rPr>
+        <w:t xml:space="preserve"> </w:t>
       </w:r>
       <w:r>
         <w:rPr>
@@ -2487,6 +2510,7 @@
           <w:i w:val="0"/>
           <w:color w:val="0000FF"/>
           <w:sz w:val="24"/>
+          <w:u w:val="single"/>
         </w:rPr>
         <w:t>Arm</w:t>
       </w:r>
@@ -2497,13 +2521,25 @@
           <w:i w:val="0"/>
           <w:color w:val="0000FF"/>
           <w:sz w:val="24"/>
+          <w:u w:val="single"/>
+        </w:rPr>
+        <w:t xml:space="preserve"> </w:t>
+      </w:r>
+      <w:r>
+        <w:rPr>
+          <w:rFonts w:ascii="Charis SIL Regular" w:hAnsi="Charis SIL Regular" w:eastAsia="Charis SIL Regular"/>
+          <w:b w:val="0"/>
+          <w:i w:val="0"/>
+          <w:color w:val="0000FF"/>
+          <w:sz w:val="24"/>
+          <w:u w:val="single"/>
         </w:rPr>
         <w:hyperlink r:id="rId20" w:history="1">
           <w:r>
             <w:rPr>
               <w:rStyle w:val="Hyperlink"/>
             </w:rPr>
-            <w:t xml:space="preserve"> and </w:t>
+            <w:t>and</w:t>
           </w:r>
         </w:hyperlink>
       </w:r>
@@ -2516,7 +2552,18 @@
           <w:sz w:val="24"/>
           <w:u w:val="single"/>
         </w:rPr>
-        <w:hyperlink r:id="rId20" w:history="1">
+        <w:t xml:space="preserve"> </w:t>
+      </w:r>
+      <w:r>
+        <w:rPr>
+          <w:rFonts w:ascii="Charis SIL Regular" w:hAnsi="Charis SIL Regular" w:eastAsia="Charis SIL Regular"/>
+          <w:b w:val="0"/>
+          <w:i w:val="0"/>
+          <w:color w:val="0000FF"/>
+          <w:sz w:val="24"/>
+          <w:u w:val="single"/>
+        </w:rPr>
+        <w:hyperlink r:id="rId21" w:history="1">
           <w:r>
             <w:rPr>
               <w:rStyle w:val="Hyperlink"/>
@@ -2570,7 +2617,7 @@
           <w:sz w:val="24"/>
           <w:u w:val="single"/>
         </w:rPr>
-        <w:hyperlink r:id="rId20" w:history="1">
+        <w:hyperlink r:id="rId21" w:history="1">
           <w:r>
             <w:rPr>
               <w:rStyle w:val="Hyperlink"/>
@@ -2633,8 +2680,31 @@
           <w:i w:val="0"/>
           <w:color w:val="0000FF"/>
           <w:sz w:val="24"/>
-        </w:rPr>
-        <w:t xml:space="preserve"> in </w:t>
+          <w:u w:val="single"/>
+        </w:rPr>
+        <w:t xml:space="preserve"> </w:t>
+      </w:r>
+      <w:r>
+        <w:rPr>
+          <w:rFonts w:ascii="Charis SIL Regular" w:hAnsi="Charis SIL Regular" w:eastAsia="Charis SIL Regular"/>
+          <w:b w:val="0"/>
+          <w:i w:val="0"/>
+          <w:color w:val="0000FF"/>
+          <w:sz w:val="24"/>
+          <w:u w:val="single"/>
+        </w:rPr>
+        <w:t>in</w:t>
+      </w:r>
+      <w:r>
+        <w:rPr>
+          <w:rFonts w:ascii="Charis SIL Regular" w:hAnsi="Charis SIL Regular" w:eastAsia="Charis SIL Regular"/>
+          <w:b w:val="0"/>
+          <w:i w:val="0"/>
+          <w:color w:val="0000FF"/>
+          <w:sz w:val="24"/>
+          <w:u w:val="single"/>
+        </w:rPr>
+        <w:t xml:space="preserve"> </w:t>
       </w:r>
       <w:r>
         <w:rPr>
@@ -2692,7 +2762,7 @@
           <w:sz w:val="24"/>
           <w:u w:val="single"/>
         </w:rPr>
-        <w:hyperlink r:id="rId20" w:history="1">
+        <w:hyperlink r:id="rId21" w:history="1">
           <w:r>
             <w:rPr>
               <w:rStyle w:val="Hyperlink"/>
@@ -2738,7 +2808,14 @@
           <w:sz w:val="24"/>
           <w:u w:val="single"/>
         </w:rPr>
-        <w:t>Scientific</w:t>
+        <w:hyperlink r:id="rId22" w:history="1">
+          <w:r>
+            <w:rPr>
+              <w:rStyle w:val="Hyperlink"/>
+            </w:rPr>
+            <w:t>Scie</w:t>
+          </w:r>
+        </w:hyperlink>
       </w:r>
       <w:r>
         <w:rPr>
@@ -2749,6 +2826,70 @@
           <w:sz w:val="24"/>
           <w:u w:val="single"/>
         </w:rPr>
+        <w:hyperlink r:id="rId22" w:history="1">
+          <w:r>
+            <w:rPr>
+              <w:rStyle w:val="Hyperlink"/>
+            </w:rPr>
+            <w:t>n</w:t>
+          </w:r>
+        </w:hyperlink>
+      </w:r>
+      <w:r>
+        <w:rPr>
+          <w:rFonts w:ascii="Charis SIL Regular" w:hAnsi="Charis SIL Regular" w:eastAsia="Charis SIL Regular"/>
+          <w:b w:val="0"/>
+          <w:i w:val="0"/>
+          <w:color w:val="0000FF"/>
+          <w:sz w:val="24"/>
+          <w:u w:val="single"/>
+        </w:rPr>
+        <w:hyperlink r:id="rId22" w:history="1">
+          <w:r>
+            <w:rPr>
+              <w:rStyle w:val="Hyperlink"/>
+            </w:rPr>
+            <w:t>tif</w:t>
+          </w:r>
+        </w:hyperlink>
+      </w:r>
+      <w:r>
+        <w:rPr>
+          <w:rFonts w:ascii="Charis SIL Regular" w:hAnsi="Charis SIL Regular" w:eastAsia="Charis SIL Regular"/>
+          <w:b w:val="0"/>
+          <w:i w:val="0"/>
+          <w:color w:val="0000FF"/>
+          <w:sz w:val="24"/>
+        </w:rPr>
+        <w:hyperlink r:id="rId22" w:history="1">
+          <w:r>
+            <w:rPr>
+              <w:rStyle w:val="Hyperlink"/>
+            </w:rPr>
+            <w:t>i</w:t>
+          </w:r>
+        </w:hyperlink>
+      </w:r>
+      <w:r>
+        <w:rPr>
+          <w:rFonts w:ascii="Charis SIL Regular" w:hAnsi="Charis SIL Regular" w:eastAsia="Charis SIL Regular"/>
+          <w:b w:val="0"/>
+          <w:i w:val="0"/>
+          <w:color w:val="0000FF"/>
+          <w:sz w:val="24"/>
+          <w:u w:val="single"/>
+        </w:rPr>
+        <w:t>c</w:t>
+      </w:r>
+      <w:r>
+        <w:rPr>
+          <w:rFonts w:ascii="Charis SIL Regular" w:hAnsi="Charis SIL Regular" w:eastAsia="Charis SIL Regular"/>
+          <w:b w:val="0"/>
+          <w:i w:val="0"/>
+          <w:color w:val="0000FF"/>
+          <w:sz w:val="24"/>
+          <w:u w:val="single"/>
+        </w:rPr>
         <w:t xml:space="preserve"> </w:t>
       </w:r>
       <w:r>
@@ -2760,7 +2901,7 @@
           <w:sz w:val="24"/>
           <w:u w:val="single"/>
         </w:rPr>
-        <w:hyperlink r:id="rId22" w:history="1">
+        <w:hyperlink r:id="rId21" w:history="1">
           <w:r>
             <w:rPr>
               <w:rStyle w:val="Hyperlink"/>
@@ -2778,7 +2919,7 @@
           <w:sz w:val="24"/>
           <w:u w:val="single"/>
         </w:rPr>
-        <w:hyperlink r:id="rId22" w:history="1">
+        <w:hyperlink r:id="rId21" w:history="1">
           <w:r>
             <w:rPr>
               <w:rStyle w:val="Hyperlink"/>
@@ -2796,7 +2937,7 @@
           <w:sz w:val="24"/>
           <w:u w:val="single"/>
         </w:rPr>
-        <w:hyperlink r:id="rId22" w:history="1">
+        <w:hyperlink r:id="rId21" w:history="1">
           <w:r>
             <w:rPr>
               <w:rStyle w:val="Hyperlink"/>
@@ -2854,7 +2995,7 @@
           <w:sz w:val="24"/>
           <w:u w:val="single"/>
         </w:rPr>
-        <w:hyperlink r:id="rId22" w:history="1">
+        <w:hyperlink r:id="rId21" w:history="1">
           <w:r>
             <w:rPr>
               <w:rStyle w:val="Hyperlink"/>
@@ -2908,6 +3049,224 @@
           <w:sz w:val="24"/>
           <w:u w:val="single"/>
         </w:rPr>
+        <w:hyperlink r:id="rId21" w:history="1">
+          <w:r>
+            <w:rPr>
+              <w:rStyle w:val="Hyperlink"/>
+            </w:rPr>
+            <w:t>i</w:t>
+          </w:r>
+        </w:hyperlink>
+      </w:r>
+      <w:r>
+        <w:rPr>
+          <w:rFonts w:ascii="Charis SIL Regular" w:hAnsi="Charis SIL Regular" w:eastAsia="Charis SIL Regular"/>
+          <w:b w:val="0"/>
+          <w:i w:val="0"/>
+          <w:color w:val="0000FF"/>
+          <w:sz w:val="24"/>
+          <w:u w:val="single"/>
+        </w:rPr>
+        <w:hyperlink r:id="rId22" w:history="1">
+          <w:r>
+            <w:rPr>
+              <w:rStyle w:val="Hyperlink"/>
+            </w:rPr>
+            <w:t>sed</w:t>
+          </w:r>
+        </w:hyperlink>
+      </w:r>
+      <w:r>
+        <w:rPr>
+          <w:rFonts w:ascii="Charis SIL Regular" w:hAnsi="Charis SIL Regular" w:eastAsia="Charis SIL Regular"/>
+          <w:b w:val="0"/>
+          <w:i w:val="0"/>
+          <w:color w:val="0000FF"/>
+          <w:sz w:val="24"/>
+          <w:u w:val="single"/>
+        </w:rPr>
+        <w:t xml:space="preserve"> </w:t>
+      </w:r>
+      <w:r>
+        <w:rPr>
+          <w:rFonts w:ascii="Charis SIL Regular" w:hAnsi="Charis SIL Regular" w:eastAsia="Charis SIL Regular"/>
+          <w:b w:val="0"/>
+          <w:i w:val="0"/>
+          <w:color w:val="0000FF"/>
+          <w:sz w:val="24"/>
+          <w:u w:val="single"/>
+        </w:rPr>
+        <w:hyperlink r:id="rId21" w:history="1">
+          <w:r>
+            <w:rPr>
+              <w:rStyle w:val="Hyperlink"/>
+            </w:rPr>
+            <w:t>territ</w:t>
+          </w:r>
+        </w:hyperlink>
+      </w:r>
+      <w:r>
+        <w:rPr>
+          <w:rFonts w:ascii="Charis SIL Regular" w:hAnsi="Charis SIL Regular" w:eastAsia="Charis SIL Regular"/>
+          <w:b w:val="0"/>
+          <w:i w:val="0"/>
+          <w:color w:val="0000FF"/>
+          <w:sz w:val="24"/>
+          <w:u w:val="single"/>
+        </w:rPr>
+        <w:hyperlink r:id="rId21" w:history="1">
+          <w:r>
+            <w:rPr>
+              <w:rStyle w:val="Hyperlink"/>
+            </w:rPr>
+            <w:t>o</w:t>
+          </w:r>
+        </w:hyperlink>
+      </w:r>
+      <w:r>
+        <w:rPr>
+          <w:rFonts w:ascii="Charis SIL Regular" w:hAnsi="Charis SIL Regular" w:eastAsia="Charis SIL Regular"/>
+          <w:b w:val="0"/>
+          <w:i w:val="0"/>
+          <w:color w:val="0000FF"/>
+          <w:sz w:val="24"/>
+          <w:u w:val="single"/>
+        </w:rPr>
+        <w:hyperlink r:id="rId21" w:history="1">
+          <w:r>
+            <w:rPr>
+              <w:rStyle w:val="Hyperlink"/>
+            </w:rPr>
+            <w:t>ries</w:t>
+          </w:r>
+        </w:hyperlink>
+      </w:r>
+      <w:r>
+        <w:br/>
+      </w:r>
+      <w:r>
+        <w:rPr>
+          <w:rFonts w:ascii="Charis SIL Regular" w:hAnsi="Charis SIL Regular" w:eastAsia="Charis SIL Regular"/>
+          <w:b w:val="0"/>
+          <w:i w:val="0"/>
+          <w:color w:val="000000"/>
+          <w:sz w:val="24"/>
+        </w:rPr>
+        <w:t xml:space="preserve">•  </w:t>
+      </w:r>
+      <w:r>
+        <w:rPr>
+          <w:rFonts w:ascii="Charis SIL Regular" w:hAnsi="Charis SIL Regular" w:eastAsia="Charis SIL Regular"/>
+          <w:b w:val="0"/>
+          <w:i w:val="0"/>
+          <w:color w:val="0000FF"/>
+          <w:sz w:val="24"/>
+          <w:u w:val="single"/>
+        </w:rPr>
+        <w:hyperlink r:id="rId22" w:history="1">
+          <w:r>
+            <w:rPr>
+              <w:rStyle w:val="Hyperlink"/>
+            </w:rPr>
+            <w:t>Christian</w:t>
+          </w:r>
+        </w:hyperlink>
+      </w:r>
+      <w:r>
+        <w:rPr>
+          <w:rFonts w:ascii="Charis SIL Regular" w:hAnsi="Charis SIL Regular" w:eastAsia="Charis SIL Regular"/>
+          <w:b w:val="0"/>
+          <w:i w:val="0"/>
+          <w:color w:val="0000FF"/>
+          <w:sz w:val="24"/>
+        </w:rPr>
+        <w:t xml:space="preserve"> missionarie</w:t>
+      </w:r>
+      <w:r>
+        <w:rPr>
+          <w:rFonts w:ascii="Charis SIL Regular" w:hAnsi="Charis SIL Regular" w:eastAsia="Charis SIL Regular"/>
+          <w:b w:val="0"/>
+          <w:i w:val="0"/>
+          <w:color w:val="0000FF"/>
+          <w:sz w:val="24"/>
+          <w:u w:val="single"/>
+        </w:rPr>
+        <w:hyperlink r:id="rId22" w:history="1">
+          <w:r>
+            <w:rPr>
+              <w:rStyle w:val="Hyperlink"/>
+            </w:rPr>
+            <w:t>s</w:t>
+          </w:r>
+        </w:hyperlink>
+      </w:r>
+      <w:r>
+        <w:rPr>
+          <w:rFonts w:ascii="Charis SIL Regular" w:hAnsi="Charis SIL Regular" w:eastAsia="Charis SIL Regular"/>
+          <w:b w:val="0"/>
+          <w:i w:val="0"/>
+          <w:color w:val="0000FF"/>
+          <w:sz w:val="24"/>
+          <w:u w:val="single"/>
+        </w:rPr>
+        <w:t xml:space="preserve"> </w:t>
+      </w:r>
+      <w:r>
+        <w:rPr>
+          <w:rFonts w:ascii="Charis SIL Regular" w:hAnsi="Charis SIL Regular" w:eastAsia="Charis SIL Regular"/>
+          <w:b w:val="0"/>
+          <w:i w:val="0"/>
+          <w:color w:val="0000FF"/>
+          <w:sz w:val="24"/>
+          <w:u w:val="single"/>
+        </w:rPr>
+        <w:hyperlink r:id="rId22" w:history="1">
+          <w:r>
+            <w:rPr>
+              <w:rStyle w:val="Hyperlink"/>
+            </w:rPr>
+            <w:t>in</w:t>
+          </w:r>
+        </w:hyperlink>
+      </w:r>
+      <w:r>
+        <w:rPr>
+          <w:rFonts w:ascii="Charis SIL Regular" w:hAnsi="Charis SIL Regular" w:eastAsia="Charis SIL Regular"/>
+          <w:b w:val="0"/>
+          <w:i w:val="0"/>
+          <w:color w:val="0000FF"/>
+          <w:sz w:val="24"/>
+          <w:u w:val="single"/>
+        </w:rPr>
+        <w:t xml:space="preserve"> </w:t>
+      </w:r>
+      <w:r>
+        <w:rPr>
+          <w:rFonts w:ascii="Charis SIL Regular" w:hAnsi="Charis SIL Regular" w:eastAsia="Charis SIL Regular"/>
+          <w:b w:val="0"/>
+          <w:i w:val="0"/>
+          <w:color w:val="0000FF"/>
+          <w:sz w:val="24"/>
+          <w:u w:val="single"/>
+        </w:rPr>
+        <w:hyperlink r:id="rId22" w:history="1">
+          <w:r>
+            <w:rPr>
+              <w:rStyle w:val="Hyperlink"/>
+            </w:rPr>
+            <w:t>colon</w:t>
+          </w:r>
+        </w:hyperlink>
+      </w:r>
+      <w:r>
+        <w:rPr>
+          <w:rFonts w:ascii="Charis SIL Regular" w:hAnsi="Charis SIL Regular" w:eastAsia="Charis SIL Regular"/>
+          <w:b w:val="0"/>
+          <w:i w:val="0"/>
+          <w:color w:val="0000FF"/>
+          <w:sz w:val="24"/>
+          <w:u w:val="single"/>
+        </w:rPr>
         <w:hyperlink r:id="rId22" w:history="1">
           <w:r>
             <w:rPr>
@@ -2955,265 +3314,7 @@
           <w:sz w:val="24"/>
           <w:u w:val="single"/>
         </w:rPr>
-        <w:hyperlink r:id="rId21" w:history="1">
-          <w:r>
-            <w:rPr>
-              <w:rStyle w:val="Hyperlink"/>
-            </w:rPr>
-            <w:t>territ</w:t>
-          </w:r>
-        </w:hyperlink>
-      </w:r>
-      <w:r>
-        <w:rPr>
-          <w:rFonts w:ascii="Charis SIL Regular" w:hAnsi="Charis SIL Regular" w:eastAsia="Charis SIL Regular"/>
-          <w:b w:val="0"/>
-          <w:i w:val="0"/>
-          <w:color w:val="0000FF"/>
-          <w:sz w:val="24"/>
-          <w:u w:val="single"/>
-        </w:rPr>
-        <w:hyperlink r:id="rId21" w:history="1">
-          <w:r>
-            <w:rPr>
-              <w:rStyle w:val="Hyperlink"/>
-            </w:rPr>
-            <w:t>o</w:t>
-          </w:r>
-        </w:hyperlink>
-      </w:r>
-      <w:r>
-        <w:rPr>
-          <w:rFonts w:ascii="Charis SIL Regular" w:hAnsi="Charis SIL Regular" w:eastAsia="Charis SIL Regular"/>
-          <w:b w:val="0"/>
-          <w:i w:val="0"/>
-          <w:color w:val="0000FF"/>
-          <w:sz w:val="24"/>
-          <w:u w:val="single"/>
-        </w:rPr>
-        <w:hyperlink r:id="rId21" w:history="1">
-          <w:r>
-            <w:rPr>
-              <w:rStyle w:val="Hyperlink"/>
-            </w:rPr>
-            <w:t>rie</w:t>
-          </w:r>
-        </w:hyperlink>
-      </w:r>
-      <w:r>
-        <w:rPr>
-          <w:rFonts w:ascii="Charis SIL Regular" w:hAnsi="Charis SIL Regular" w:eastAsia="Charis SIL Regular"/>
-          <w:b w:val="0"/>
-          <w:i w:val="0"/>
-          <w:color w:val="0000FF"/>
-          <w:sz w:val="24"/>
-        </w:rPr>
-        <w:t>s</w:t>
-      </w:r>
-      <w:r>
-        <w:br/>
-      </w:r>
-      <w:r>
-        <w:rPr>
-          <w:rFonts w:ascii="Charis SIL Regular" w:hAnsi="Charis SIL Regular" w:eastAsia="Charis SIL Regular"/>
-          <w:b w:val="0"/>
-          <w:i w:val="0"/>
-          <w:color w:val="000000"/>
-          <w:sz w:val="24"/>
-        </w:rPr>
-        <w:t xml:space="preserve">•  </w:t>
-      </w:r>
-      <w:r>
-        <w:rPr>
-          <w:rFonts w:ascii="Charis SIL Regular" w:hAnsi="Charis SIL Regular" w:eastAsia="Charis SIL Regular"/>
-          <w:b w:val="0"/>
-          <w:i w:val="0"/>
-          <w:color w:val="0000FF"/>
-          <w:sz w:val="24"/>
-          <w:u w:val="single"/>
-        </w:rPr>
         <w:hyperlink r:id="rId22" w:history="1">
-          <w:r>
-            <w:rPr>
-              <w:rStyle w:val="Hyperlink"/>
-            </w:rPr>
-            <w:t>Christian</w:t>
-          </w:r>
-        </w:hyperlink>
-      </w:r>
-      <w:r>
-        <w:rPr>
-          <w:rFonts w:ascii="Charis SIL Regular" w:hAnsi="Charis SIL Regular" w:eastAsia="Charis SIL Regular"/>
-          <w:b w:val="0"/>
-          <w:i w:val="0"/>
-          <w:color w:val="0000FF"/>
-          <w:sz w:val="24"/>
-          <w:u w:val="single"/>
-        </w:rPr>
-        <w:t xml:space="preserve"> </w:t>
-      </w:r>
-      <w:r>
-        <w:rPr>
-          <w:rFonts w:ascii="Charis SIL Regular" w:hAnsi="Charis SIL Regular" w:eastAsia="Charis SIL Regular"/>
-          <w:b w:val="0"/>
-          <w:i w:val="0"/>
-          <w:color w:val="0000FF"/>
-          <w:sz w:val="24"/>
-          <w:u w:val="single"/>
-        </w:rPr>
-        <w:hyperlink r:id="rId22" w:history="1">
-          <w:r>
-            <w:rPr>
-              <w:rStyle w:val="Hyperlink"/>
-            </w:rPr>
-            <w:t>missiona</w:t>
-          </w:r>
-        </w:hyperlink>
-      </w:r>
-      <w:r>
-        <w:rPr>
-          <w:rFonts w:ascii="Charis SIL Regular" w:hAnsi="Charis SIL Regular" w:eastAsia="Charis SIL Regular"/>
-          <w:b w:val="0"/>
-          <w:i w:val="0"/>
-          <w:color w:val="0000FF"/>
-          <w:sz w:val="24"/>
-          <w:u w:val="single"/>
-        </w:rPr>
-        <w:t>rie</w:t>
-      </w:r>
-      <w:r>
-        <w:rPr>
-          <w:rFonts w:ascii="Charis SIL Regular" w:hAnsi="Charis SIL Regular" w:eastAsia="Charis SIL Regular"/>
-          <w:b w:val="0"/>
-          <w:i w:val="0"/>
-          <w:color w:val="0000FF"/>
-          <w:sz w:val="24"/>
-          <w:u w:val="single"/>
-        </w:rPr>
-        <w:hyperlink r:id="rId22" w:history="1">
-          <w:r>
-            <w:rPr>
-              <w:rStyle w:val="Hyperlink"/>
-            </w:rPr>
-            <w:t>s</w:t>
-          </w:r>
-        </w:hyperlink>
-      </w:r>
-      <w:r>
-        <w:rPr>
-          <w:rFonts w:ascii="Charis SIL Regular" w:hAnsi="Charis SIL Regular" w:eastAsia="Charis SIL Regular"/>
-          <w:b w:val="0"/>
-          <w:i w:val="0"/>
-          <w:color w:val="0000FF"/>
-          <w:sz w:val="24"/>
-          <w:u w:val="single"/>
-        </w:rPr>
-        <w:t xml:space="preserve"> </w:t>
-      </w:r>
-      <w:r>
-        <w:rPr>
-          <w:rFonts w:ascii="Charis SIL Regular" w:hAnsi="Charis SIL Regular" w:eastAsia="Charis SIL Regular"/>
-          <w:b w:val="0"/>
-          <w:i w:val="0"/>
-          <w:color w:val="0000FF"/>
-          <w:sz w:val="24"/>
-          <w:u w:val="single"/>
-        </w:rPr>
-        <w:hyperlink r:id="rId22" w:history="1">
-          <w:r>
-            <w:rPr>
-              <w:rStyle w:val="Hyperlink"/>
-            </w:rPr>
-            <w:t>in</w:t>
-          </w:r>
-        </w:hyperlink>
-      </w:r>
-      <w:r>
-        <w:rPr>
-          <w:rFonts w:ascii="Charis SIL Regular" w:hAnsi="Charis SIL Regular" w:eastAsia="Charis SIL Regular"/>
-          <w:b w:val="0"/>
-          <w:i w:val="0"/>
-          <w:color w:val="0000FF"/>
-          <w:sz w:val="24"/>
-          <w:u w:val="single"/>
-        </w:rPr>
-        <w:t xml:space="preserve"> </w:t>
-      </w:r>
-      <w:r>
-        <w:rPr>
-          <w:rFonts w:ascii="Charis SIL Regular" w:hAnsi="Charis SIL Regular" w:eastAsia="Charis SIL Regular"/>
-          <w:b w:val="0"/>
-          <w:i w:val="0"/>
-          <w:color w:val="0000FF"/>
-          <w:sz w:val="24"/>
-          <w:u w:val="single"/>
-        </w:rPr>
-        <w:hyperlink r:id="rId22" w:history="1">
-          <w:r>
-            <w:rPr>
-              <w:rStyle w:val="Hyperlink"/>
-            </w:rPr>
-            <w:t>colon</w:t>
-          </w:r>
-        </w:hyperlink>
-      </w:r>
-      <w:r>
-        <w:rPr>
-          <w:rFonts w:ascii="Charis SIL Regular" w:hAnsi="Charis SIL Regular" w:eastAsia="Charis SIL Regular"/>
-          <w:b w:val="0"/>
-          <w:i w:val="0"/>
-          <w:color w:val="0000FF"/>
-          <w:sz w:val="24"/>
-          <w:u w:val="single"/>
-        </w:rPr>
-        <w:hyperlink r:id="rId22" w:history="1">
-          <w:r>
-            <w:rPr>
-              <w:rStyle w:val="Hyperlink"/>
-            </w:rPr>
-            <w:t>i</w:t>
-          </w:r>
-        </w:hyperlink>
-      </w:r>
-      <w:r>
-        <w:rPr>
-          <w:rFonts w:ascii="Charis SIL Regular" w:hAnsi="Charis SIL Regular" w:eastAsia="Charis SIL Regular"/>
-          <w:b w:val="0"/>
-          <w:i w:val="0"/>
-          <w:color w:val="0000FF"/>
-          <w:sz w:val="24"/>
-          <w:u w:val="single"/>
-        </w:rPr>
-        <w:hyperlink r:id="rId23" w:history="1">
-          <w:r>
-            <w:rPr>
-              <w:rStyle w:val="Hyperlink"/>
-            </w:rPr>
-            <w:t>sed</w:t>
-          </w:r>
-        </w:hyperlink>
-      </w:r>
-      <w:r>
-        <w:rPr>
-          <w:rFonts w:ascii="Charis SIL Regular" w:hAnsi="Charis SIL Regular" w:eastAsia="Charis SIL Regular"/>
-          <w:b w:val="0"/>
-          <w:i w:val="0"/>
-          <w:color w:val="0000FF"/>
-          <w:sz w:val="24"/>
-          <w:u w:val="single"/>
-        </w:rPr>
-        <w:t xml:space="preserve"> </w:t>
-      </w:r>
-      <w:r>
-        <w:rPr>
-          <w:rFonts w:ascii="Charis SIL Regular" w:hAnsi="Charis SIL Regular" w:eastAsia="Charis SIL Regular"/>
-          <w:b w:val="0"/>
-          <w:i w:val="0"/>
-          <w:color w:val="0000FF"/>
-          <w:sz w:val="24"/>
-          <w:u w:val="single"/>
-        </w:rPr>
-        <w:hyperlink r:id="rId23" w:history="1">
           <w:r>
             <w:rPr>
               <w:rStyle w:val="Hyperlink"/>

--- a/EXPORTS/DOCX/published/niveau2/English/Museum.docx
+++ b/EXPORTS/DOCX/published/niveau2/English/Museum.docx
@@ -320,7 +320,6 @@
       </w:r>
       <w:r>
         <w:rPr>
-          <w:u w:val="single" w:color="0000ff"/>
           <w:rFonts w:ascii="Charis SIL Regular" w:hAnsi="Charis SIL Regular" w:eastAsia="Charis SIL Regular"/>
           <w:b w:val="0"/>
           <w:i w:val="0"/>
@@ -374,7 +373,7 @@
           <w:sz w:val="24"/>
           <w:u w:val="single"/>
         </w:rPr>
-        <w:hyperlink r:id="rId10" w:history="1">
+        <w:hyperlink r:id="rId9" w:history="1">
           <w:r>
             <w:rPr>
               <w:rStyle w:val="Hyperlink"/>
@@ -392,7 +391,7 @@
           <w:sz w:val="24"/>
           <w:u w:val="single"/>
         </w:rPr>
-        <w:hyperlink r:id="rId10" w:history="1">
+        <w:hyperlink r:id="rId9" w:history="1">
           <w:r>
             <w:rPr>
               <w:rStyle w:val="Hyperlink"/>
@@ -410,7 +409,7 @@
           <w:sz w:val="24"/>
           <w:u w:val="single"/>
         </w:rPr>
-        <w:hyperlink r:id="rId10" w:history="1">
+        <w:hyperlink r:id="rId9" w:history="1">
           <w:r>
             <w:rPr>
               <w:rStyle w:val="Hyperlink"/>
@@ -780,8 +779,37 @@
           <w:i w:val="0"/>
           <w:color w:val="0000FF"/>
           <w:sz w:val="24"/>
-        </w:rPr>
-        <w:t>voor Lan</w:t>
+          <w:u w:val="single"/>
+        </w:rPr>
+        <w:hyperlink r:id="rId12" w:history="1">
+          <w:r>
+            <w:rPr>
+              <w:rStyle w:val="Hyperlink"/>
+            </w:rPr>
+            <w:t>voor</w:t>
+          </w:r>
+        </w:hyperlink>
+      </w:r>
+      <w:r>
+        <w:rPr>
+          <w:rFonts w:ascii="Charis SIL Regular" w:hAnsi="Charis SIL Regular" w:eastAsia="Charis SIL Regular"/>
+          <w:b w:val="0"/>
+          <w:i w:val="0"/>
+          <w:color w:val="0000FF"/>
+          <w:sz w:val="24"/>
+          <w:u w:val="single"/>
+        </w:rPr>
+        <w:t xml:space="preserve"> </w:t>
+      </w:r>
+      <w:r>
+        <w:rPr>
+          <w:rFonts w:ascii="Charis SIL Regular" w:hAnsi="Charis SIL Regular" w:eastAsia="Charis SIL Regular"/>
+          <w:b w:val="0"/>
+          <w:i w:val="0"/>
+          <w:color w:val="0000FF"/>
+          <w:sz w:val="24"/>
+        </w:rPr>
+        <w:t>Lan</w:t>
       </w:r>
       <w:r>
         <w:rPr>
@@ -842,7 +870,7 @@
           <w:sz w:val="24"/>
           <w:u w:val="single"/>
         </w:rPr>
-        <w:hyperlink r:id="rId12" w:history="1">
+        <w:hyperlink r:id="rId11" w:history="1">
           <w:r>
             <w:rPr>
               <w:rStyle w:val="Hyperlink"/>
@@ -956,7 +984,6 @@
       </w:r>
       <w:r>
         <w:rPr>
-          <w:u w:val="single" w:color="0000ff"/>
           <w:rFonts w:ascii="Charis SIL Regular" w:hAnsi="Charis SIL Regular" w:eastAsia="Charis SIL Regular"/>
           <w:b w:val="0"/>
           <w:i w:val="0"/>
@@ -2209,7 +2236,7 @@
           <w:sz w:val="24"/>
           <w:u w:val="single"/>
         </w:rPr>
-        <w:hyperlink r:id="rId20" w:history="1">
+        <w:hyperlink r:id="rId19" w:history="1">
           <w:r>
             <w:rPr>
               <w:rStyle w:val="Hyperlink"/>
@@ -2238,7 +2265,7 @@
           <w:sz w:val="24"/>
           <w:u w:val="single"/>
         </w:rPr>
-        <w:hyperlink r:id="rId20" w:history="1">
+        <w:hyperlink r:id="rId19" w:history="1">
           <w:r>
             <w:rPr>
               <w:rStyle w:val="Hyperlink"/>
@@ -2256,7 +2283,7 @@
           <w:sz w:val="24"/>
           <w:u w:val="single"/>
         </w:rPr>
-        <w:hyperlink r:id="rId20" w:history="1">
+        <w:hyperlink r:id="rId19" w:history="1">
           <w:r>
             <w:rPr>
               <w:rStyle w:val="Hyperlink"/>
@@ -2285,7 +2312,7 @@
           <w:sz w:val="24"/>
           <w:u w:val="single"/>
         </w:rPr>
-        <w:hyperlink r:id="rId20" w:history="1">
+        <w:hyperlink r:id="rId19" w:history="1">
           <w:r>
             <w:rPr>
               <w:rStyle w:val="Hyperlink"/>
@@ -2314,7 +2341,7 @@
           <w:sz w:val="24"/>
           <w:u w:val="single"/>
         </w:rPr>
-        <w:hyperlink r:id="rId20" w:history="1">
+        <w:hyperlink r:id="rId19" w:history="1">
           <w:r>
             <w:rPr>
               <w:rStyle w:val="Hyperlink"/>
@@ -2332,7 +2359,7 @@
           <w:sz w:val="24"/>
           <w:u w:val="single"/>
         </w:rPr>
-        <w:hyperlink r:id="rId20" w:history="1">
+        <w:hyperlink r:id="rId19" w:history="1">
           <w:r>
             <w:rPr>
               <w:rStyle w:val="Hyperlink"/>
@@ -2350,7 +2377,7 @@
           <w:sz w:val="24"/>
           <w:u w:val="single"/>
         </w:rPr>
-        <w:hyperlink r:id="rId20" w:history="1">
+        <w:hyperlink r:id="rId19" w:history="1">
           <w:r>
             <w:rPr>
               <w:rStyle w:val="Hyperlink"/>
@@ -2368,7 +2395,7 @@
           <w:sz w:val="24"/>
           <w:u w:val="single"/>
         </w:rPr>
-        <w:hyperlink r:id="rId20" w:history="1">
+        <w:hyperlink r:id="rId19" w:history="1">
           <w:r>
             <w:rPr>
               <w:rStyle w:val="Hyperlink"/>
@@ -2397,7 +2424,7 @@
           <w:sz w:val="24"/>
           <w:u w:val="single"/>
         </w:rPr>
-        <w:hyperlink r:id="rId20" w:history="1">
+        <w:hyperlink r:id="rId19" w:history="1">
           <w:r>
             <w:rPr>
               <w:rStyle w:val="Hyperlink"/>
@@ -2416,6 +2443,168 @@
           <w:u w:val="single"/>
         </w:rPr>
         <w:t xml:space="preserve"> </w:t>
+      </w:r>
+      <w:r>
+        <w:rPr>
+          <w:rFonts w:ascii="Charis SIL Regular" w:hAnsi="Charis SIL Regular" w:eastAsia="Charis SIL Regular"/>
+          <w:b w:val="0"/>
+          <w:i w:val="0"/>
+          <w:color w:val="0000FF"/>
+          <w:sz w:val="24"/>
+          <w:u w:val="single"/>
+        </w:rPr>
+        <w:hyperlink r:id="rId19" w:history="1">
+          <w:r>
+            <w:rPr>
+              <w:rStyle w:val="Hyperlink"/>
+            </w:rPr>
+            <w:t>a</w:t>
+          </w:r>
+        </w:hyperlink>
+      </w:r>
+      <w:r>
+        <w:rPr>
+          <w:rFonts w:ascii="Charis SIL Regular" w:hAnsi="Charis SIL Regular" w:eastAsia="Charis SIL Regular"/>
+          <w:b w:val="0"/>
+          <w:i w:val="0"/>
+          <w:color w:val="0000FF"/>
+          <w:sz w:val="24"/>
+          <w:u w:val="single"/>
+        </w:rPr>
+        <w:t xml:space="preserve"> </w:t>
+      </w:r>
+      <w:r>
+        <w:rPr>
+          <w:rFonts w:ascii="Charis SIL Regular" w:hAnsi="Charis SIL Regular" w:eastAsia="Charis SIL Regular"/>
+          <w:b w:val="0"/>
+          <w:i w:val="0"/>
+          <w:color w:val="0000FF"/>
+          <w:sz w:val="24"/>
+          <w:u w:val="single"/>
+        </w:rPr>
+        <w:hyperlink r:id="rId19" w:history="1">
+          <w:r>
+            <w:rPr>
+              <w:rStyle w:val="Hyperlink"/>
+            </w:rPr>
+            <w:t>colonial</w:t>
+          </w:r>
+        </w:hyperlink>
+      </w:r>
+      <w:r>
+        <w:rPr>
+          <w:rFonts w:ascii="Charis SIL Regular" w:hAnsi="Charis SIL Regular" w:eastAsia="Charis SIL Regular"/>
+          <w:b w:val="0"/>
+          <w:i w:val="0"/>
+          <w:color w:val="0000FF"/>
+          <w:sz w:val="24"/>
+          <w:u w:val="single"/>
+        </w:rPr>
+        <w:t xml:space="preserve"> </w:t>
+      </w:r>
+      <w:r>
+        <w:rPr>
+          <w:rFonts w:ascii="Charis SIL Regular" w:hAnsi="Charis SIL Regular" w:eastAsia="Charis SIL Regular"/>
+          <w:b w:val="0"/>
+          <w:i w:val="0"/>
+          <w:color w:val="0000FF"/>
+          <w:sz w:val="24"/>
+          <w:u w:val="single"/>
+        </w:rPr>
+        <w:hyperlink r:id="rId20" w:history="1">
+          <w:r>
+            <w:rPr>
+              <w:rStyle w:val="Hyperlink"/>
+            </w:rPr>
+            <w:t>context</w:t>
+          </w:r>
+        </w:hyperlink>
+      </w:r>
+      <w:r>
+        <w:rPr>
+          <w:rFonts w:ascii="Charis SIL Regular" w:hAnsi="Charis SIL Regular" w:eastAsia="Charis SIL Regular"/>
+          <w:b w:val="0"/>
+          <w:i w:val="0"/>
+          <w:color w:val="000000"/>
+          <w:sz w:val="24"/>
+        </w:rPr>
+        <w:t xml:space="preserve">•  </w:t>
+      </w:r>
+      <w:r>
+        <w:rPr>
+          <w:rFonts w:ascii="Charis SIL Regular" w:hAnsi="Charis SIL Regular" w:eastAsia="Charis SIL Regular"/>
+          <w:b w:val="0"/>
+          <w:i w:val="0"/>
+          <w:color w:val="0000FF"/>
+          <w:sz w:val="24"/>
+          <w:u w:val="single"/>
+        </w:rPr>
+        <w:hyperlink r:id="rId20" w:history="1">
+          <w:r>
+            <w:rPr>
+              <w:rStyle w:val="Hyperlink"/>
+            </w:rPr>
+            <w:t>Arm</w:t>
+          </w:r>
+        </w:hyperlink>
+      </w:r>
+      <w:r>
+        <w:rPr>
+          <w:rFonts w:ascii="Charis SIL Regular" w:hAnsi="Charis SIL Regular" w:eastAsia="Charis SIL Regular"/>
+          <w:b w:val="0"/>
+          <w:i w:val="0"/>
+          <w:color w:val="0000FF"/>
+          <w:sz w:val="24"/>
+          <w:u w:val="single"/>
+        </w:rPr>
+        <w:t xml:space="preserve"> </w:t>
+      </w:r>
+      <w:r>
+        <w:rPr>
+          <w:rFonts w:ascii="Charis SIL Regular" w:hAnsi="Charis SIL Regular" w:eastAsia="Charis SIL Regular"/>
+          <w:b w:val="0"/>
+          <w:i w:val="0"/>
+          <w:color w:val="0000FF"/>
+          <w:sz w:val="24"/>
+          <w:u w:val="single"/>
+        </w:rPr>
+        <w:hyperlink r:id="rId20" w:history="1">
+          <w:r>
+            <w:rPr>
+              <w:rStyle w:val="Hyperlink"/>
+            </w:rPr>
+            <w:t>and</w:t>
+          </w:r>
+        </w:hyperlink>
+      </w:r>
+      <w:r>
+        <w:rPr>
+          <w:rFonts w:ascii="Charis SIL Regular" w:hAnsi="Charis SIL Regular" w:eastAsia="Charis SIL Regular"/>
+          <w:b w:val="0"/>
+          <w:i w:val="0"/>
+          <w:color w:val="0000FF"/>
+          <w:sz w:val="24"/>
+          <w:u w:val="single"/>
+        </w:rPr>
+        <w:t xml:space="preserve"> </w:t>
+      </w:r>
+      <w:r>
+        <w:rPr>
+          <w:rFonts w:ascii="Charis SIL Regular" w:hAnsi="Charis SIL Regular" w:eastAsia="Charis SIL Regular"/>
+          <w:b w:val="0"/>
+          <w:i w:val="0"/>
+          <w:color w:val="0000FF"/>
+          <w:sz w:val="24"/>
+          <w:u w:val="single"/>
+        </w:rPr>
+        <w:hyperlink r:id="rId20" w:history="1">
+          <w:r>
+            <w:rPr>
+              <w:rStyle w:val="Hyperlink"/>
+            </w:rPr>
+            <w:t>n</w:t>
+          </w:r>
+        </w:hyperlink>
       </w:r>
       <w:r>
         <w:rPr>
@@ -2444,36 +2633,14 @@
           <w:sz w:val="24"/>
           <w:u w:val="single"/>
         </w:rPr>
-        <w:t xml:space="preserve"> </w:t>
-      </w:r>
-      <w:r>
-        <w:rPr>
-          <w:rFonts w:ascii="Charis SIL Regular" w:hAnsi="Charis SIL Regular" w:eastAsia="Charis SIL Regular"/>
-          <w:b w:val="0"/>
-          <w:i w:val="0"/>
-          <w:color w:val="0000FF"/>
-          <w:sz w:val="24"/>
-          <w:u w:val="single"/>
-        </w:rPr>
         <w:hyperlink r:id="rId20" w:history="1">
           <w:r>
             <w:rPr>
               <w:rStyle w:val="Hyperlink"/>
             </w:rPr>
-            <w:t>colonial</w:t>
+            <w:t>v</w:t>
           </w:r>
         </w:hyperlink>
-      </w:r>
-      <w:r>
-        <w:rPr>
-          <w:rFonts w:ascii="Charis SIL Regular" w:hAnsi="Charis SIL Regular" w:eastAsia="Charis SIL Regular"/>
-          <w:b w:val="0"/>
-          <w:i w:val="0"/>
-          <w:color w:val="0000FF"/>
-          <w:sz w:val="24"/>
-          <w:u w:val="single"/>
-        </w:rPr>
-        <w:t xml:space="preserve"> </w:t>
       </w:r>
       <w:r>
         <w:rPr>
@@ -2489,30 +2656,9 @@
             <w:rPr>
               <w:rStyle w:val="Hyperlink"/>
             </w:rPr>
-            <w:t>context</w:t>
+            <w:t>y</w:t>
           </w:r>
         </w:hyperlink>
-      </w:r>
-      <w:r>
-        <w:rPr>
-          <w:rFonts w:ascii="Charis SIL Regular" w:hAnsi="Charis SIL Regular" w:eastAsia="Charis SIL Regular"/>
-          <w:b w:val="0"/>
-          <w:i w:val="0"/>
-          <w:color w:val="000000"/>
-          <w:sz w:val="24"/>
-        </w:rPr>
-        <w:t xml:space="preserve">•  </w:t>
-      </w:r>
-      <w:r>
-        <w:rPr>
-          <w:rFonts w:ascii="Charis SIL Regular" w:hAnsi="Charis SIL Regular" w:eastAsia="Charis SIL Regular"/>
-          <w:b w:val="0"/>
-          <w:i w:val="0"/>
-          <w:color w:val="0000FF"/>
-          <w:sz w:val="24"/>
-          <w:u w:val="single"/>
-        </w:rPr>
-        <w:t>Arm</w:t>
       </w:r>
       <w:r>
         <w:rPr>
@@ -2539,7 +2685,7 @@
             <w:rPr>
               <w:rStyle w:val="Hyperlink"/>
             </w:rPr>
-            <w:t>and</w:t>
+            <w:t>perso</w:t>
           </w:r>
         </w:hyperlink>
       </w:r>
@@ -2552,6 +2698,24 @@
           <w:sz w:val="24"/>
           <w:u w:val="single"/>
         </w:rPr>
+        <w:hyperlink r:id="rId20" w:history="1">
+          <w:r>
+            <w:rPr>
+              <w:rStyle w:val="Hyperlink"/>
+            </w:rPr>
+            <w:t>nnel</w:t>
+          </w:r>
+        </w:hyperlink>
+      </w:r>
+      <w:r>
+        <w:rPr>
+          <w:rFonts w:ascii="Charis SIL Regular" w:hAnsi="Charis SIL Regular" w:eastAsia="Charis SIL Regular"/>
+          <w:b w:val="0"/>
+          <w:i w:val="0"/>
+          <w:color w:val="0000FF"/>
+          <w:sz w:val="24"/>
+          <w:u w:val="single"/>
+        </w:rPr>
         <w:t xml:space="preserve"> </w:t>
       </w:r>
       <w:r>
@@ -2563,7 +2727,25 @@
           <w:sz w:val="24"/>
           <w:u w:val="single"/>
         </w:rPr>
-        <w:hyperlink r:id="rId21" w:history="1">
+        <w:hyperlink r:id="rId20" w:history="1">
+          <w:r>
+            <w:rPr>
+              <w:rStyle w:val="Hyperlink"/>
+            </w:rPr>
+            <w:t>i</w:t>
+          </w:r>
+        </w:hyperlink>
+      </w:r>
+      <w:r>
+        <w:rPr>
+          <w:rFonts w:ascii="Charis SIL Regular" w:hAnsi="Charis SIL Regular" w:eastAsia="Charis SIL Regular"/>
+          <w:b w:val="0"/>
+          <w:i w:val="0"/>
+          <w:color w:val="0000FF"/>
+          <w:sz w:val="24"/>
+          <w:u w:val="single"/>
+        </w:rPr>
+        <w:hyperlink r:id="rId20" w:history="1">
           <w:r>
             <w:rPr>
               <w:rStyle w:val="Hyperlink"/>
@@ -2581,14 +2763,7 @@
           <w:sz w:val="24"/>
           <w:u w:val="single"/>
         </w:rPr>
-        <w:hyperlink r:id="rId21" w:history="1">
-          <w:r>
-            <w:rPr>
-              <w:rStyle w:val="Hyperlink"/>
-            </w:rPr>
-            <w:t>a</w:t>
-          </w:r>
-        </w:hyperlink>
+        <w:t xml:space="preserve"> </w:t>
       </w:r>
       <w:r>
         <w:rPr>
@@ -2599,123 +2774,7 @@
           <w:sz w:val="24"/>
           <w:u w:val="single"/>
         </w:rPr>
-        <w:hyperlink r:id="rId21" w:history="1">
-          <w:r>
-            <w:rPr>
-              <w:rStyle w:val="Hyperlink"/>
-            </w:rPr>
-            <w:t>v</w:t>
-          </w:r>
-        </w:hyperlink>
-      </w:r>
-      <w:r>
-        <w:rPr>
-          <w:rFonts w:ascii="Charis SIL Regular" w:hAnsi="Charis SIL Regular" w:eastAsia="Charis SIL Regular"/>
-          <w:b w:val="0"/>
-          <w:i w:val="0"/>
-          <w:color w:val="0000FF"/>
-          <w:sz w:val="24"/>
-          <w:u w:val="single"/>
-        </w:rPr>
-        <w:hyperlink r:id="rId21" w:history="1">
-          <w:r>
-            <w:rPr>
-              <w:rStyle w:val="Hyperlink"/>
-            </w:rPr>
-            <w:t>y</w:t>
-          </w:r>
-        </w:hyperlink>
-      </w:r>
-      <w:r>
-        <w:rPr>
-          <w:rFonts w:ascii="Charis SIL Regular" w:hAnsi="Charis SIL Regular" w:eastAsia="Charis SIL Regular"/>
-          <w:b w:val="0"/>
-          <w:i w:val="0"/>
-          <w:color w:val="0000FF"/>
-          <w:sz w:val="24"/>
-          <w:u w:val="single"/>
-        </w:rPr>
-        <w:t xml:space="preserve"> </w:t>
-      </w:r>
-      <w:r>
-        <w:rPr>
-          <w:rFonts w:ascii="Charis SIL Regular" w:hAnsi="Charis SIL Regular" w:eastAsia="Charis SIL Regular"/>
-          <w:b w:val="0"/>
-          <w:i w:val="0"/>
-          <w:color w:val="0000FF"/>
-          <w:sz w:val="24"/>
-          <w:u w:val="single"/>
-        </w:rPr>
-        <w:hyperlink r:id="rId21" w:history="1">
-          <w:r>
-            <w:rPr>
-              <w:rStyle w:val="Hyperlink"/>
-            </w:rPr>
-            <w:t>perso</w:t>
-          </w:r>
-        </w:hyperlink>
-      </w:r>
-      <w:r>
-        <w:rPr>
-          <w:rFonts w:ascii="Charis SIL Regular" w:hAnsi="Charis SIL Regular" w:eastAsia="Charis SIL Regular"/>
-          <w:b w:val="0"/>
-          <w:i w:val="0"/>
-          <w:color w:val="0000FF"/>
-          <w:sz w:val="24"/>
-          <w:u w:val="single"/>
-        </w:rPr>
-        <w:hyperlink r:id="rId21" w:history="1">
-          <w:r>
-            <w:rPr>
-              <w:rStyle w:val="Hyperlink"/>
-            </w:rPr>
-            <w:t>nnel</w:t>
-          </w:r>
-        </w:hyperlink>
-      </w:r>
-      <w:r>
-        <w:rPr>
-          <w:rFonts w:ascii="Charis SIL Regular" w:hAnsi="Charis SIL Regular" w:eastAsia="Charis SIL Regular"/>
-          <w:b w:val="0"/>
-          <w:i w:val="0"/>
-          <w:color w:val="0000FF"/>
-          <w:sz w:val="24"/>
-          <w:u w:val="single"/>
-        </w:rPr>
-        <w:t xml:space="preserve"> </w:t>
-      </w:r>
-      <w:r>
-        <w:rPr>
-          <w:rFonts w:ascii="Charis SIL Regular" w:hAnsi="Charis SIL Regular" w:eastAsia="Charis SIL Regular"/>
-          <w:b w:val="0"/>
-          <w:i w:val="0"/>
-          <w:color w:val="0000FF"/>
-          <w:sz w:val="24"/>
-          <w:u w:val="single"/>
-        </w:rPr>
-        <w:t>in</w:t>
-      </w:r>
-      <w:r>
-        <w:rPr>
-          <w:rFonts w:ascii="Charis SIL Regular" w:hAnsi="Charis SIL Regular" w:eastAsia="Charis SIL Regular"/>
-          <w:b w:val="0"/>
-          <w:i w:val="0"/>
-          <w:color w:val="0000FF"/>
-          <w:sz w:val="24"/>
-          <w:u w:val="single"/>
-        </w:rPr>
-        <w:t xml:space="preserve"> </w:t>
-      </w:r>
-      <w:r>
-        <w:rPr>
-          <w:rFonts w:ascii="Charis SIL Regular" w:hAnsi="Charis SIL Regular" w:eastAsia="Charis SIL Regular"/>
-          <w:b w:val="0"/>
-          <w:i w:val="0"/>
-          <w:color w:val="0000FF"/>
-          <w:sz w:val="24"/>
-          <w:u w:val="single"/>
-        </w:rPr>
-        <w:hyperlink r:id="rId21" w:history="1">
+        <w:hyperlink r:id="rId20" w:history="1">
           <w:r>
             <w:rPr>
               <w:rStyle w:val="Hyperlink"/>
@@ -2733,7 +2792,7 @@
           <w:sz w:val="24"/>
           <w:u w:val="single"/>
         </w:rPr>
-        <w:hyperlink r:id="rId21" w:history="1">
+        <w:hyperlink r:id="rId20" w:history="1">
           <w:r>
             <w:rPr>
               <w:rStyle w:val="Hyperlink"/>
@@ -2901,7 +2960,7 @@
           <w:sz w:val="24"/>
           <w:u w:val="single"/>
         </w:rPr>
-        <w:hyperlink r:id="rId21" w:history="1">
+        <w:hyperlink r:id="rId22" w:history="1">
           <w:r>
             <w:rPr>
               <w:rStyle w:val="Hyperlink"/>
@@ -2919,7 +2978,7 @@
           <w:sz w:val="24"/>
           <w:u w:val="single"/>
         </w:rPr>
-        <w:hyperlink r:id="rId21" w:history="1">
+        <w:hyperlink r:id="rId22" w:history="1">
           <w:r>
             <w:rPr>
               <w:rStyle w:val="Hyperlink"/>
@@ -2937,7 +2996,7 @@
           <w:sz w:val="24"/>
           <w:u w:val="single"/>
         </w:rPr>
-        <w:hyperlink r:id="rId21" w:history="1">
+        <w:hyperlink r:id="rId22" w:history="1">
           <w:r>
             <w:rPr>
               <w:rStyle w:val="Hyperlink"/>
@@ -2966,7 +3025,7 @@
           <w:sz w:val="24"/>
           <w:u w:val="single"/>
         </w:rPr>
-        <w:hyperlink r:id="rId21" w:history="1">
+        <w:hyperlink r:id="rId22" w:history="1">
           <w:r>
             <w:rPr>
               <w:rStyle w:val="Hyperlink"/>
@@ -2995,7 +3054,7 @@
           <w:sz w:val="24"/>
           <w:u w:val="single"/>
         </w:rPr>
-        <w:hyperlink r:id="rId21" w:history="1">
+        <w:hyperlink r:id="rId22" w:history="1">
           <w:r>
             <w:rPr>
               <w:rStyle w:val="Hyperlink"/>
@@ -3049,7 +3108,7 @@
           <w:sz w:val="24"/>
           <w:u w:val="single"/>
         </w:rPr>
-        <w:hyperlink r:id="rId21" w:history="1">
+        <w:hyperlink r:id="rId22" w:history="1">
           <w:r>
             <w:rPr>
               <w:rStyle w:val="Hyperlink"/>
@@ -3096,7 +3155,7 @@
           <w:sz w:val="24"/>
           <w:u w:val="single"/>
         </w:rPr>
-        <w:hyperlink r:id="rId21" w:history="1">
+        <w:hyperlink r:id="rId22" w:history="1">
           <w:r>
             <w:rPr>
               <w:rStyle w:val="Hyperlink"/>
@@ -3163,7 +3222,7 @@
           <w:sz w:val="24"/>
           <w:u w:val="single"/>
         </w:rPr>
-        <w:hyperlink r:id="rId22" w:history="1">
+        <w:hyperlink r:id="rId23" w:history="1">
           <w:r>
             <w:rPr>
               <w:rStyle w:val="Hyperlink"/>
@@ -3179,8 +3238,9 @@
           <w:i w:val="0"/>
           <w:color w:val="0000FF"/>
           <w:sz w:val="24"/>
-        </w:rPr>
-        <w:t xml:space="preserve"> missionarie</w:t>
+          <w:u w:val="single"/>
+        </w:rPr>
+        <w:t xml:space="preserve"> </w:t>
       </w:r>
       <w:r>
         <w:rPr>
@@ -3191,7 +3251,61 @@
           <w:sz w:val="24"/>
           <w:u w:val="single"/>
         </w:rPr>
-        <w:hyperlink r:id="rId22" w:history="1">
+        <w:hyperlink r:id="rId23" w:history="1">
+          <w:r>
+            <w:rPr>
+              <w:rStyle w:val="Hyperlink"/>
+            </w:rPr>
+            <w:t>missiona</w:t>
+          </w:r>
+        </w:hyperlink>
+      </w:r>
+      <w:r>
+        <w:rPr>
+          <w:rFonts w:ascii="Charis SIL Regular" w:hAnsi="Charis SIL Regular" w:eastAsia="Charis SIL Regular"/>
+          <w:b w:val="0"/>
+          <w:i w:val="0"/>
+          <w:color w:val="0000FF"/>
+          <w:sz w:val="24"/>
+          <w:u w:val="single"/>
+        </w:rPr>
+        <w:hyperlink r:id="rId23" w:history="1">
+          <w:r>
+            <w:rPr>
+              <w:rStyle w:val="Hyperlink"/>
+            </w:rPr>
+            <w:t>r</w:t>
+          </w:r>
+        </w:hyperlink>
+      </w:r>
+      <w:r>
+        <w:rPr>
+          <w:rFonts w:ascii="Charis SIL Regular" w:hAnsi="Charis SIL Regular" w:eastAsia="Charis SIL Regular"/>
+          <w:b w:val="0"/>
+          <w:i w:val="0"/>
+          <w:color w:val="0000FF"/>
+          <w:sz w:val="24"/>
+          <w:u w:val="single"/>
+        </w:rPr>
+        <w:hyperlink r:id="rId23" w:history="1">
+          <w:r>
+            <w:rPr>
+              <w:rStyle w:val="Hyperlink"/>
+            </w:rPr>
+            <w:t>ie</w:t>
+          </w:r>
+        </w:hyperlink>
+      </w:r>
+      <w:r>
+        <w:rPr>
+          <w:rFonts w:ascii="Charis SIL Regular" w:hAnsi="Charis SIL Regular" w:eastAsia="Charis SIL Regular"/>
+          <w:b w:val="0"/>
+          <w:i w:val="0"/>
+          <w:color w:val="0000FF"/>
+          <w:sz w:val="24"/>
+          <w:u w:val="single"/>
+        </w:rPr>
+        <w:hyperlink r:id="rId23" w:history="1">
           <w:r>
             <w:rPr>
               <w:rStyle w:val="Hyperlink"/>
@@ -3220,7 +3334,7 @@
           <w:sz w:val="24"/>
           <w:u w:val="single"/>
         </w:rPr>
-        <w:hyperlink r:id="rId22" w:history="1">
+        <w:hyperlink r:id="rId23" w:history="1">
           <w:r>
             <w:rPr>
               <w:rStyle w:val="Hyperlink"/>
@@ -3249,7 +3363,7 @@
           <w:sz w:val="24"/>
           <w:u w:val="single"/>
         </w:rPr>
-        <w:hyperlink r:id="rId22" w:history="1">
+        <w:hyperlink r:id="rId23" w:history="1">
           <w:r>
             <w:rPr>
               <w:rStyle w:val="Hyperlink"/>
@@ -3267,7 +3381,7 @@
           <w:sz w:val="24"/>
           <w:u w:val="single"/>
         </w:rPr>
-        <w:hyperlink r:id="rId22" w:history="1">
+        <w:hyperlink r:id="rId23" w:history="1">
           <w:r>
             <w:rPr>
               <w:rStyle w:val="Hyperlink"/>
@@ -3285,7 +3399,7 @@
           <w:sz w:val="24"/>
           <w:u w:val="single"/>
         </w:rPr>
-        <w:hyperlink r:id="rId22" w:history="1">
+        <w:hyperlink r:id="rId23" w:history="1">
           <w:r>
             <w:rPr>
               <w:rStyle w:val="Hyperlink"/>
@@ -3314,7 +3428,7 @@
           <w:sz w:val="24"/>
           <w:u w:val="single"/>
         </w:rPr>
-        <w:hyperlink r:id="rId22" w:history="1">
+        <w:hyperlink r:id="rId23" w:history="1">
           <w:r>
             <w:rPr>
               <w:rStyle w:val="Hyperlink"/>

--- a/EXPORTS/DOCX/published/niveau2/English/Museum.docx
+++ b/EXPORTS/DOCX/published/niveau2/English/Museum.docx
@@ -320,6 +320,7 @@
       </w:r>
       <w:r>
         <w:rPr>
+          <w:u w:val="single" w:color="0000ff"/>
           <w:rFonts w:ascii="Charis SIL Regular" w:hAnsi="Charis SIL Regular" w:eastAsia="Charis SIL Regular"/>
           <w:b w:val="0"/>
           <w:i w:val="0"/>
@@ -391,7 +392,7 @@
           <w:sz w:val="24"/>
           <w:u w:val="single"/>
         </w:rPr>
-        <w:hyperlink r:id="rId9" w:history="1">
+        <w:hyperlink r:id="rId10" w:history="1">
           <w:r>
             <w:rPr>
               <w:rStyle w:val="Hyperlink"/>
@@ -438,7 +439,7 @@
           <w:sz w:val="24"/>
           <w:u w:val="single"/>
         </w:rPr>
-        <w:hyperlink r:id="rId10" w:history="1">
+        <w:hyperlink r:id="rId9" w:history="1">
           <w:r>
             <w:rPr>
               <w:rStyle w:val="Hyperlink"/>
@@ -456,7 +457,7 @@
           <w:sz w:val="24"/>
           <w:u w:val="single"/>
         </w:rPr>
-        <w:hyperlink r:id="rId10" w:history="1">
+        <w:hyperlink r:id="rId9" w:history="1">
           <w:r>
             <w:rPr>
               <w:rStyle w:val="Hyperlink"/>
@@ -474,7 +475,7 @@
           <w:sz w:val="24"/>
           <w:u w:val="single"/>
         </w:rPr>
-        <w:hyperlink r:id="rId10" w:history="1">
+        <w:hyperlink r:id="rId9" w:history="1">
           <w:r>
             <w:rPr>
               <w:rStyle w:val="Hyperlink"/>
@@ -530,14 +531,7 @@
           <w:color w:val="000000"/>
           <w:sz w:val="24"/>
         </w:rPr>
-        <w:hyperlink r:id="rId10" w:history="1">
-          <w:r>
-            <w:rPr>
-              <w:rStyle w:val="Hyperlink"/>
-            </w:rPr>
-            <w:t>Leide</w:t>
-          </w:r>
-        </w:hyperlink>
+        <w:t>Leide</w:t>
       </w:r>
       <w:r>
         <w:rPr>
@@ -808,8 +802,16 @@
           <w:i w:val="0"/>
           <w:color w:val="0000FF"/>
           <w:sz w:val="24"/>
-        </w:rPr>
-        <w:t>Lan</w:t>
+          <w:u w:val="single"/>
+        </w:rPr>
+        <w:hyperlink r:id="rId12" w:history="1">
+          <w:r>
+            <w:rPr>
+              <w:rStyle w:val="Hyperlink"/>
+            </w:rPr>
+            <w:t>Lan</w:t>
+          </w:r>
+        </w:hyperlink>
       </w:r>
       <w:r>
         <w:rPr>
@@ -849,7 +851,7 @@
           <w:sz w:val="24"/>
           <w:u w:val="single"/>
         </w:rPr>
-        <w:hyperlink r:id="rId11" w:history="1">
+        <w:hyperlink r:id="rId12" w:history="1">
           <w:r>
             <w:rPr>
               <w:rStyle w:val="Hyperlink"/>
@@ -870,7 +872,7 @@
           <w:sz w:val="24"/>
           <w:u w:val="single"/>
         </w:rPr>
-        <w:hyperlink r:id="rId11" w:history="1">
+        <w:hyperlink r:id="rId12" w:history="1">
           <w:r>
             <w:rPr>
               <w:rStyle w:val="Hyperlink"/>
@@ -905,92 +907,7 @@
           <w:color w:val="000000"/>
           <w:sz w:val="24"/>
         </w:rPr>
-        <w:t xml:space="preserve"> (Museum of Geography and Ethnology) in </w:t>
-      </w:r>
-      <w:r>
-        <w:rPr>
-          <w:u w:val="single" w:color="0000ff"/>
-          <w:rFonts w:ascii="Charis SIL Regular" w:hAnsi="Charis SIL Regular" w:eastAsia="Charis SIL Regular"/>
-          <w:b w:val="0"/>
-          <w:i w:val="0"/>
-          <w:color w:val="000000"/>
-          <w:sz w:val="24"/>
-        </w:rPr>
-        <w:t>R</w:t>
-      </w:r>
-      <w:r>
-        <w:rPr>
-          <w:u w:val="single" w:color="0000ff"/>
-          <w:rFonts w:ascii="Charis SIL Regular" w:hAnsi="Charis SIL Regular" w:eastAsia="Charis SIL Regular"/>
-          <w:b w:val="0"/>
-          <w:i w:val="0"/>
-          <w:color w:val="000000"/>
-          <w:sz w:val="24"/>
-        </w:rPr>
-        <w:hyperlink r:id="rId12" w:history="1">
-          <w:r>
-            <w:rPr>
-              <w:rStyle w:val="Hyperlink"/>
-            </w:rPr>
-            <w:t>otterda</w:t>
-          </w:r>
-        </w:hyperlink>
-      </w:r>
-      <w:r>
-        <w:rPr>
-          <w:rFonts w:ascii="Charis SIL Regular" w:hAnsi="Charis SIL Regular" w:eastAsia="Charis SIL Regular"/>
-          <w:b w:val="0"/>
-          <w:i w:val="0"/>
-          <w:color w:val="000000"/>
-          <w:sz w:val="24"/>
-        </w:rPr>
-        <w:t>m</w:t>
-      </w:r>
-      <w:r>
-        <w:rPr>
-          <w:u w:val="single" w:color="0000ff"/>
-          <w:rFonts w:ascii="Charis SIL Regular" w:hAnsi="Charis SIL Regular" w:eastAsia="Charis SIL Regular"/>
-          <w:b w:val="0"/>
-          <w:i w:val="0"/>
-          <w:color w:val="000000"/>
-          <w:sz w:val="24"/>
-        </w:rPr>
-        <w:hyperlink r:id="rId12" w:history="1">
-          <w:r>
-            <w:rPr>
-              <w:rStyle w:val="Hyperlink"/>
-            </w:rPr>
-            <w:t xml:space="preserve"> in 1</w:t>
-          </w:r>
-        </w:hyperlink>
-      </w:r>
-      <w:r>
-        <w:rPr>
-          <w:u w:val="single" w:color="0000ff"/>
-          <w:rFonts w:ascii="Charis SIL Regular" w:hAnsi="Charis SIL Regular" w:eastAsia="Charis SIL Regular"/>
-          <w:b w:val="0"/>
-          <w:i w:val="0"/>
-          <w:color w:val="000000"/>
-          <w:sz w:val="24"/>
-        </w:rPr>
-        <w:hyperlink r:id="rId12" w:history="1">
-          <w:r>
-            <w:rPr>
-              <w:rStyle w:val="Hyperlink"/>
-            </w:rPr>
-            <w:t xml:space="preserve">885. </w:t>
-          </w:r>
-        </w:hyperlink>
-      </w:r>
-      <w:r>
-        <w:rPr>
-          <w:rFonts w:ascii="Charis SIL Regular" w:hAnsi="Charis SIL Regular" w:eastAsia="Charis SIL Regular"/>
-          <w:b w:val="0"/>
-          <w:i w:val="0"/>
-          <w:color w:val="000000"/>
-          <w:sz w:val="24"/>
-        </w:rPr>
-        <w:t>O</w:t>
+        <w:t xml:space="preserve"> (Museum of Geography and Ethnology) in Rotterdam in 1885. O</w:t>
       </w:r>
       <w:r>
         <w:rPr>
@@ -2821,7 +2738,7 @@
           <w:sz w:val="24"/>
           <w:u w:val="single"/>
         </w:rPr>
-        <w:hyperlink r:id="rId21" w:history="1">
+        <w:hyperlink r:id="rId20" w:history="1">
           <w:r>
             <w:rPr>
               <w:rStyle w:val="Hyperlink"/>
@@ -2867,12 +2784,218 @@
           <w:sz w:val="24"/>
           <w:u w:val="single"/>
         </w:rPr>
+        <w:hyperlink r:id="rId21" w:history="1">
+          <w:r>
+            <w:rPr>
+              <w:rStyle w:val="Hyperlink"/>
+            </w:rPr>
+            <w:t>Scie</w:t>
+          </w:r>
+        </w:hyperlink>
+      </w:r>
+      <w:r>
+        <w:rPr>
+          <w:rFonts w:ascii="Charis SIL Regular" w:hAnsi="Charis SIL Regular" w:eastAsia="Charis SIL Regular"/>
+          <w:b w:val="0"/>
+          <w:i w:val="0"/>
+          <w:color w:val="0000FF"/>
+          <w:sz w:val="24"/>
+          <w:u w:val="single"/>
+        </w:rPr>
+        <w:hyperlink r:id="rId21" w:history="1">
+          <w:r>
+            <w:rPr>
+              <w:rStyle w:val="Hyperlink"/>
+            </w:rPr>
+            <w:t>n</w:t>
+          </w:r>
+        </w:hyperlink>
+      </w:r>
+      <w:r>
+        <w:rPr>
+          <w:rFonts w:ascii="Charis SIL Regular" w:hAnsi="Charis SIL Regular" w:eastAsia="Charis SIL Regular"/>
+          <w:b w:val="0"/>
+          <w:i w:val="0"/>
+          <w:color w:val="0000FF"/>
+          <w:sz w:val="24"/>
+          <w:u w:val="single"/>
+        </w:rPr>
+        <w:hyperlink r:id="rId21" w:history="1">
+          <w:r>
+            <w:rPr>
+              <w:rStyle w:val="Hyperlink"/>
+            </w:rPr>
+            <w:t>tif</w:t>
+          </w:r>
+        </w:hyperlink>
+      </w:r>
+      <w:r>
+        <w:rPr>
+          <w:rFonts w:ascii="Charis SIL Regular" w:hAnsi="Charis SIL Regular" w:eastAsia="Charis SIL Regular"/>
+          <w:b w:val="0"/>
+          <w:i w:val="0"/>
+          <w:color w:val="0000FF"/>
+          <w:sz w:val="24"/>
+          <w:u w:val="single"/>
+        </w:rPr>
+        <w:hyperlink r:id="rId21" w:history="1">
+          <w:r>
+            <w:rPr>
+              <w:rStyle w:val="Hyperlink"/>
+            </w:rPr>
+            <w:t>i</w:t>
+          </w:r>
+        </w:hyperlink>
+      </w:r>
+      <w:r>
+        <w:rPr>
+          <w:rFonts w:ascii="Charis SIL Regular" w:hAnsi="Charis SIL Regular" w:eastAsia="Charis SIL Regular"/>
+          <w:b w:val="0"/>
+          <w:i w:val="0"/>
+          <w:color w:val="0000FF"/>
+          <w:sz w:val="24"/>
+          <w:u w:val="single"/>
+        </w:rPr>
+        <w:t>c</w:t>
+      </w:r>
+      <w:r>
+        <w:rPr>
+          <w:rFonts w:ascii="Charis SIL Regular" w:hAnsi="Charis SIL Regular" w:eastAsia="Charis SIL Regular"/>
+          <w:b w:val="0"/>
+          <w:i w:val="0"/>
+          <w:color w:val="0000FF"/>
+          <w:sz w:val="24"/>
+          <w:u w:val="single"/>
+        </w:rPr>
+        <w:t xml:space="preserve"> </w:t>
+      </w:r>
+      <w:r>
+        <w:rPr>
+          <w:rFonts w:ascii="Charis SIL Regular" w:hAnsi="Charis SIL Regular" w:eastAsia="Charis SIL Regular"/>
+          <w:b w:val="0"/>
+          <w:i w:val="0"/>
+          <w:color w:val="0000FF"/>
+          <w:sz w:val="24"/>
+          <w:u w:val="single"/>
+        </w:rPr>
         <w:hyperlink r:id="rId22" w:history="1">
           <w:r>
             <w:rPr>
               <w:rStyle w:val="Hyperlink"/>
             </w:rPr>
-            <w:t>Scie</w:t>
+            <w:t>rese</w:t>
+          </w:r>
+        </w:hyperlink>
+      </w:r>
+      <w:r>
+        <w:rPr>
+          <w:rFonts w:ascii="Charis SIL Regular" w:hAnsi="Charis SIL Regular" w:eastAsia="Charis SIL Regular"/>
+          <w:b w:val="0"/>
+          <w:i w:val="0"/>
+          <w:color w:val="0000FF"/>
+          <w:sz w:val="24"/>
+          <w:u w:val="single"/>
+        </w:rPr>
+        <w:hyperlink r:id="rId22" w:history="1">
+          <w:r>
+            <w:rPr>
+              <w:rStyle w:val="Hyperlink"/>
+            </w:rPr>
+            <w:t>a</w:t>
+          </w:r>
+        </w:hyperlink>
+      </w:r>
+      <w:r>
+        <w:rPr>
+          <w:rFonts w:ascii="Charis SIL Regular" w:hAnsi="Charis SIL Regular" w:eastAsia="Charis SIL Regular"/>
+          <w:b w:val="0"/>
+          <w:i w:val="0"/>
+          <w:color w:val="0000FF"/>
+          <w:sz w:val="24"/>
+          <w:u w:val="single"/>
+        </w:rPr>
+        <w:hyperlink r:id="rId22" w:history="1">
+          <w:r>
+            <w:rPr>
+              <w:rStyle w:val="Hyperlink"/>
+            </w:rPr>
+            <w:t>rch</w:t>
+          </w:r>
+        </w:hyperlink>
+      </w:r>
+      <w:r>
+        <w:rPr>
+          <w:rFonts w:ascii="Charis SIL Regular" w:hAnsi="Charis SIL Regular" w:eastAsia="Charis SIL Regular"/>
+          <w:b w:val="0"/>
+          <w:i w:val="0"/>
+          <w:color w:val="0000FF"/>
+          <w:sz w:val="24"/>
+          <w:u w:val="single"/>
+        </w:rPr>
+        <w:t xml:space="preserve"> </w:t>
+      </w:r>
+      <w:r>
+        <w:rPr>
+          <w:rFonts w:ascii="Charis SIL Regular" w:hAnsi="Charis SIL Regular" w:eastAsia="Charis SIL Regular"/>
+          <w:b w:val="0"/>
+          <w:i w:val="0"/>
+          <w:color w:val="0000FF"/>
+          <w:sz w:val="24"/>
+          <w:u w:val="single"/>
+        </w:rPr>
+        <w:hyperlink r:id="rId22" w:history="1">
+          <w:r>
+            <w:rPr>
+              <w:rStyle w:val="Hyperlink"/>
+            </w:rPr>
+            <w:t>in</w:t>
+          </w:r>
+        </w:hyperlink>
+      </w:r>
+      <w:r>
+        <w:rPr>
+          <w:rFonts w:ascii="Charis SIL Regular" w:hAnsi="Charis SIL Regular" w:eastAsia="Charis SIL Regular"/>
+          <w:b w:val="0"/>
+          <w:i w:val="0"/>
+          <w:color w:val="0000FF"/>
+          <w:sz w:val="24"/>
+          <w:u w:val="single"/>
+        </w:rPr>
+        <w:t xml:space="preserve"> </w:t>
+      </w:r>
+      <w:r>
+        <w:rPr>
+          <w:rFonts w:ascii="Charis SIL Regular" w:hAnsi="Charis SIL Regular" w:eastAsia="Charis SIL Regular"/>
+          <w:b w:val="0"/>
+          <w:i w:val="0"/>
+          <w:color w:val="0000FF"/>
+          <w:sz w:val="24"/>
+          <w:u w:val="single"/>
+        </w:rPr>
+        <w:hyperlink r:id="rId22" w:history="1">
+          <w:r>
+            <w:rPr>
+              <w:rStyle w:val="Hyperlink"/>
+            </w:rPr>
+            <w:t>col</w:t>
+          </w:r>
+        </w:hyperlink>
+      </w:r>
+      <w:r>
+        <w:rPr>
+          <w:rFonts w:ascii="Charis SIL Regular" w:hAnsi="Charis SIL Regular" w:eastAsia="Charis SIL Regular"/>
+          <w:b w:val="0"/>
+          <w:i w:val="0"/>
+          <w:color w:val="0000FF"/>
+          <w:sz w:val="24"/>
+          <w:u w:val="single"/>
+        </w:rPr>
+        <w:hyperlink r:id="rId22" w:history="1">
+          <w:r>
+            <w:rPr>
+              <w:rStyle w:val="Hyperlink"/>
+            </w:rPr>
+            <w:t>o</w:t>
           </w:r>
         </w:hyperlink>
       </w:r>
@@ -2908,7 +3031,7 @@
             <w:rPr>
               <w:rStyle w:val="Hyperlink"/>
             </w:rPr>
-            <w:t>tif</w:t>
+            <w:t>i</w:t>
           </w:r>
         </w:hyperlink>
       </w:r>
@@ -2919,6 +3042,272 @@
           <w:i w:val="0"/>
           <w:color w:val="0000FF"/>
           <w:sz w:val="24"/>
+          <w:u w:val="single"/>
+        </w:rPr>
+        <w:hyperlink r:id="rId22" w:history="1">
+          <w:r>
+            <w:rPr>
+              <w:rStyle w:val="Hyperlink"/>
+            </w:rPr>
+            <w:t>sed</w:t>
+          </w:r>
+        </w:hyperlink>
+      </w:r>
+      <w:r>
+        <w:rPr>
+          <w:rFonts w:ascii="Charis SIL Regular" w:hAnsi="Charis SIL Regular" w:eastAsia="Charis SIL Regular"/>
+          <w:b w:val="0"/>
+          <w:i w:val="0"/>
+          <w:color w:val="0000FF"/>
+          <w:sz w:val="24"/>
+          <w:u w:val="single"/>
+        </w:rPr>
+        <w:t xml:space="preserve"> </w:t>
+      </w:r>
+      <w:r>
+        <w:rPr>
+          <w:rFonts w:ascii="Charis SIL Regular" w:hAnsi="Charis SIL Regular" w:eastAsia="Charis SIL Regular"/>
+          <w:b w:val="0"/>
+          <w:i w:val="0"/>
+          <w:color w:val="0000FF"/>
+          <w:sz w:val="24"/>
+          <w:u w:val="single"/>
+        </w:rPr>
+        <w:hyperlink r:id="rId22" w:history="1">
+          <w:r>
+            <w:rPr>
+              <w:rStyle w:val="Hyperlink"/>
+            </w:rPr>
+            <w:t>territ</w:t>
+          </w:r>
+        </w:hyperlink>
+      </w:r>
+      <w:r>
+        <w:rPr>
+          <w:rFonts w:ascii="Charis SIL Regular" w:hAnsi="Charis SIL Regular" w:eastAsia="Charis SIL Regular"/>
+          <w:b w:val="0"/>
+          <w:i w:val="0"/>
+          <w:color w:val="0000FF"/>
+          <w:sz w:val="24"/>
+          <w:u w:val="single"/>
+        </w:rPr>
+        <w:hyperlink r:id="rId22" w:history="1">
+          <w:r>
+            <w:rPr>
+              <w:rStyle w:val="Hyperlink"/>
+            </w:rPr>
+            <w:t>o</w:t>
+          </w:r>
+        </w:hyperlink>
+      </w:r>
+      <w:r>
+        <w:rPr>
+          <w:rFonts w:ascii="Charis SIL Regular" w:hAnsi="Charis SIL Regular" w:eastAsia="Charis SIL Regular"/>
+          <w:b w:val="0"/>
+          <w:i w:val="0"/>
+          <w:color w:val="0000FF"/>
+          <w:sz w:val="24"/>
+          <w:u w:val="single"/>
+        </w:rPr>
+        <w:hyperlink r:id="rId22" w:history="1">
+          <w:r>
+            <w:rPr>
+              <w:rStyle w:val="Hyperlink"/>
+            </w:rPr>
+            <w:t>rie</w:t>
+          </w:r>
+        </w:hyperlink>
+      </w:r>
+      <w:r>
+        <w:rPr>
+          <w:rFonts w:ascii="Charis SIL Regular" w:hAnsi="Charis SIL Regular" w:eastAsia="Charis SIL Regular"/>
+          <w:b w:val="0"/>
+          <w:i w:val="0"/>
+          <w:color w:val="0000FF"/>
+          <w:sz w:val="24"/>
+        </w:rPr>
+        <w:t>s</w:t>
+      </w:r>
+      <w:r>
+        <w:br/>
+      </w:r>
+      <w:r>
+        <w:rPr>
+          <w:rFonts w:ascii="Charis SIL Regular" w:hAnsi="Charis SIL Regular" w:eastAsia="Charis SIL Regular"/>
+          <w:b w:val="0"/>
+          <w:i w:val="0"/>
+          <w:color w:val="000000"/>
+          <w:sz w:val="24"/>
+        </w:rPr>
+        <w:t xml:space="preserve">•  </w:t>
+      </w:r>
+      <w:r>
+        <w:rPr>
+          <w:rFonts w:ascii="Charis SIL Regular" w:hAnsi="Charis SIL Regular" w:eastAsia="Charis SIL Regular"/>
+          <w:b w:val="0"/>
+          <w:i w:val="0"/>
+          <w:color w:val="0000FF"/>
+          <w:sz w:val="24"/>
+          <w:u w:val="single"/>
+        </w:rPr>
+        <w:hyperlink r:id="rId23" w:history="1">
+          <w:r>
+            <w:rPr>
+              <w:rStyle w:val="Hyperlink"/>
+            </w:rPr>
+            <w:t>Christian</w:t>
+          </w:r>
+        </w:hyperlink>
+      </w:r>
+      <w:r>
+        <w:rPr>
+          <w:rFonts w:ascii="Charis SIL Regular" w:hAnsi="Charis SIL Regular" w:eastAsia="Charis SIL Regular"/>
+          <w:b w:val="0"/>
+          <w:i w:val="0"/>
+          <w:color w:val="0000FF"/>
+          <w:sz w:val="24"/>
+          <w:u w:val="single"/>
+        </w:rPr>
+        <w:t xml:space="preserve"> </w:t>
+      </w:r>
+      <w:r>
+        <w:rPr>
+          <w:rFonts w:ascii="Charis SIL Regular" w:hAnsi="Charis SIL Regular" w:eastAsia="Charis SIL Regular"/>
+          <w:b w:val="0"/>
+          <w:i w:val="0"/>
+          <w:color w:val="0000FF"/>
+          <w:sz w:val="24"/>
+          <w:u w:val="single"/>
+        </w:rPr>
+        <w:hyperlink r:id="rId23" w:history="1">
+          <w:r>
+            <w:rPr>
+              <w:rStyle w:val="Hyperlink"/>
+            </w:rPr>
+            <w:t>missiona</w:t>
+          </w:r>
+        </w:hyperlink>
+      </w:r>
+      <w:r>
+        <w:rPr>
+          <w:rFonts w:ascii="Charis SIL Regular" w:hAnsi="Charis SIL Regular" w:eastAsia="Charis SIL Regular"/>
+          <w:b w:val="0"/>
+          <w:i w:val="0"/>
+          <w:color w:val="0000FF"/>
+          <w:sz w:val="24"/>
+          <w:u w:val="single"/>
+        </w:rPr>
+        <w:hyperlink r:id="rId23" w:history="1">
+          <w:r>
+            <w:rPr>
+              <w:rStyle w:val="Hyperlink"/>
+            </w:rPr>
+            <w:t>r</w:t>
+          </w:r>
+        </w:hyperlink>
+      </w:r>
+      <w:r>
+        <w:rPr>
+          <w:rFonts w:ascii="Charis SIL Regular" w:hAnsi="Charis SIL Regular" w:eastAsia="Charis SIL Regular"/>
+          <w:b w:val="0"/>
+          <w:i w:val="0"/>
+          <w:color w:val="0000FF"/>
+          <w:sz w:val="24"/>
+          <w:u w:val="single"/>
+        </w:rPr>
+        <w:hyperlink r:id="rId22" w:history="1">
+          <w:r>
+            <w:rPr>
+              <w:rStyle w:val="Hyperlink"/>
+            </w:rPr>
+            <w:t>ie</w:t>
+          </w:r>
+        </w:hyperlink>
+      </w:r>
+      <w:r>
+        <w:rPr>
+          <w:rFonts w:ascii="Charis SIL Regular" w:hAnsi="Charis SIL Regular" w:eastAsia="Charis SIL Regular"/>
+          <w:b w:val="0"/>
+          <w:i w:val="0"/>
+          <w:color w:val="0000FF"/>
+          <w:sz w:val="24"/>
+          <w:u w:val="single"/>
+        </w:rPr>
+        <w:hyperlink r:id="rId22" w:history="1">
+          <w:r>
+            <w:rPr>
+              <w:rStyle w:val="Hyperlink"/>
+            </w:rPr>
+            <w:t>s</w:t>
+          </w:r>
+        </w:hyperlink>
+      </w:r>
+      <w:r>
+        <w:rPr>
+          <w:rFonts w:ascii="Charis SIL Regular" w:hAnsi="Charis SIL Regular" w:eastAsia="Charis SIL Regular"/>
+          <w:b w:val="0"/>
+          <w:i w:val="0"/>
+          <w:color w:val="0000FF"/>
+          <w:sz w:val="24"/>
+          <w:u w:val="single"/>
+        </w:rPr>
+        <w:t xml:space="preserve"> </w:t>
+      </w:r>
+      <w:r>
+        <w:rPr>
+          <w:rFonts w:ascii="Charis SIL Regular" w:hAnsi="Charis SIL Regular" w:eastAsia="Charis SIL Regular"/>
+          <w:b w:val="0"/>
+          <w:i w:val="0"/>
+          <w:color w:val="0000FF"/>
+          <w:sz w:val="24"/>
+          <w:u w:val="single"/>
+        </w:rPr>
+        <w:hyperlink r:id="rId22" w:history="1">
+          <w:r>
+            <w:rPr>
+              <w:rStyle w:val="Hyperlink"/>
+            </w:rPr>
+            <w:t>in</w:t>
+          </w:r>
+        </w:hyperlink>
+      </w:r>
+      <w:r>
+        <w:rPr>
+          <w:rFonts w:ascii="Charis SIL Regular" w:hAnsi="Charis SIL Regular" w:eastAsia="Charis SIL Regular"/>
+          <w:b w:val="0"/>
+          <w:i w:val="0"/>
+          <w:color w:val="0000FF"/>
+          <w:sz w:val="24"/>
+          <w:u w:val="single"/>
+        </w:rPr>
+        <w:t xml:space="preserve"> </w:t>
+      </w:r>
+      <w:r>
+        <w:rPr>
+          <w:rFonts w:ascii="Charis SIL Regular" w:hAnsi="Charis SIL Regular" w:eastAsia="Charis SIL Regular"/>
+          <w:b w:val="0"/>
+          <w:i w:val="0"/>
+          <w:color w:val="0000FF"/>
+          <w:sz w:val="24"/>
+          <w:u w:val="single"/>
+        </w:rPr>
+        <w:hyperlink r:id="rId22" w:history="1">
+          <w:r>
+            <w:rPr>
+              <w:rStyle w:val="Hyperlink"/>
+            </w:rPr>
+            <w:t>colon</w:t>
+          </w:r>
+        </w:hyperlink>
+      </w:r>
+      <w:r>
+        <w:rPr>
+          <w:rFonts w:ascii="Charis SIL Regular" w:hAnsi="Charis SIL Regular" w:eastAsia="Charis SIL Regular"/>
+          <w:b w:val="0"/>
+          <w:i w:val="0"/>
+          <w:color w:val="0000FF"/>
+          <w:sz w:val="24"/>
+          <w:u w:val="single"/>
         </w:rPr>
         <w:hyperlink r:id="rId22" w:history="1">
           <w:r>
@@ -2938,194 +3327,6 @@
           <w:sz w:val="24"/>
           <w:u w:val="single"/>
         </w:rPr>
-        <w:t>c</w:t>
-      </w:r>
-      <w:r>
-        <w:rPr>
-          <w:rFonts w:ascii="Charis SIL Regular" w:hAnsi="Charis SIL Regular" w:eastAsia="Charis SIL Regular"/>
-          <w:b w:val="0"/>
-          <w:i w:val="0"/>
-          <w:color w:val="0000FF"/>
-          <w:sz w:val="24"/>
-          <w:u w:val="single"/>
-        </w:rPr>
-        <w:t xml:space="preserve"> </w:t>
-      </w:r>
-      <w:r>
-        <w:rPr>
-          <w:rFonts w:ascii="Charis SIL Regular" w:hAnsi="Charis SIL Regular" w:eastAsia="Charis SIL Regular"/>
-          <w:b w:val="0"/>
-          <w:i w:val="0"/>
-          <w:color w:val="0000FF"/>
-          <w:sz w:val="24"/>
-          <w:u w:val="single"/>
-        </w:rPr>
-        <w:hyperlink r:id="rId22" w:history="1">
-          <w:r>
-            <w:rPr>
-              <w:rStyle w:val="Hyperlink"/>
-            </w:rPr>
-            <w:t>rese</w:t>
-          </w:r>
-        </w:hyperlink>
-      </w:r>
-      <w:r>
-        <w:rPr>
-          <w:rFonts w:ascii="Charis SIL Regular" w:hAnsi="Charis SIL Regular" w:eastAsia="Charis SIL Regular"/>
-          <w:b w:val="0"/>
-          <w:i w:val="0"/>
-          <w:color w:val="0000FF"/>
-          <w:sz w:val="24"/>
-          <w:u w:val="single"/>
-        </w:rPr>
-        <w:hyperlink r:id="rId22" w:history="1">
-          <w:r>
-            <w:rPr>
-              <w:rStyle w:val="Hyperlink"/>
-            </w:rPr>
-            <w:t>a</w:t>
-          </w:r>
-        </w:hyperlink>
-      </w:r>
-      <w:r>
-        <w:rPr>
-          <w:rFonts w:ascii="Charis SIL Regular" w:hAnsi="Charis SIL Regular" w:eastAsia="Charis SIL Regular"/>
-          <w:b w:val="0"/>
-          <w:i w:val="0"/>
-          <w:color w:val="0000FF"/>
-          <w:sz w:val="24"/>
-          <w:u w:val="single"/>
-        </w:rPr>
-        <w:hyperlink r:id="rId22" w:history="1">
-          <w:r>
-            <w:rPr>
-              <w:rStyle w:val="Hyperlink"/>
-            </w:rPr>
-            <w:t>rch</w:t>
-          </w:r>
-        </w:hyperlink>
-      </w:r>
-      <w:r>
-        <w:rPr>
-          <w:rFonts w:ascii="Charis SIL Regular" w:hAnsi="Charis SIL Regular" w:eastAsia="Charis SIL Regular"/>
-          <w:b w:val="0"/>
-          <w:i w:val="0"/>
-          <w:color w:val="0000FF"/>
-          <w:sz w:val="24"/>
-          <w:u w:val="single"/>
-        </w:rPr>
-        <w:t xml:space="preserve"> </w:t>
-      </w:r>
-      <w:r>
-        <w:rPr>
-          <w:rFonts w:ascii="Charis SIL Regular" w:hAnsi="Charis SIL Regular" w:eastAsia="Charis SIL Regular"/>
-          <w:b w:val="0"/>
-          <w:i w:val="0"/>
-          <w:color w:val="0000FF"/>
-          <w:sz w:val="24"/>
-          <w:u w:val="single"/>
-        </w:rPr>
-        <w:hyperlink r:id="rId22" w:history="1">
-          <w:r>
-            <w:rPr>
-              <w:rStyle w:val="Hyperlink"/>
-            </w:rPr>
-            <w:t>in</w:t>
-          </w:r>
-        </w:hyperlink>
-      </w:r>
-      <w:r>
-        <w:rPr>
-          <w:rFonts w:ascii="Charis SIL Regular" w:hAnsi="Charis SIL Regular" w:eastAsia="Charis SIL Regular"/>
-          <w:b w:val="0"/>
-          <w:i w:val="0"/>
-          <w:color w:val="0000FF"/>
-          <w:sz w:val="24"/>
-          <w:u w:val="single"/>
-        </w:rPr>
-        <w:t xml:space="preserve"> </w:t>
-      </w:r>
-      <w:r>
-        <w:rPr>
-          <w:rFonts w:ascii="Charis SIL Regular" w:hAnsi="Charis SIL Regular" w:eastAsia="Charis SIL Regular"/>
-          <w:b w:val="0"/>
-          <w:i w:val="0"/>
-          <w:color w:val="0000FF"/>
-          <w:sz w:val="24"/>
-          <w:u w:val="single"/>
-        </w:rPr>
-        <w:hyperlink r:id="rId22" w:history="1">
-          <w:r>
-            <w:rPr>
-              <w:rStyle w:val="Hyperlink"/>
-            </w:rPr>
-            <w:t>col</w:t>
-          </w:r>
-        </w:hyperlink>
-      </w:r>
-      <w:r>
-        <w:rPr>
-          <w:rFonts w:ascii="Charis SIL Regular" w:hAnsi="Charis SIL Regular" w:eastAsia="Charis SIL Regular"/>
-          <w:b w:val="0"/>
-          <w:i w:val="0"/>
-          <w:color w:val="0000FF"/>
-          <w:sz w:val="24"/>
-          <w:u w:val="single"/>
-        </w:rPr>
-        <w:hyperlink r:id="rId22" w:history="1">
-          <w:r>
-            <w:rPr>
-              <w:rStyle w:val="Hyperlink"/>
-            </w:rPr>
-            <w:t>o</w:t>
-          </w:r>
-        </w:hyperlink>
-      </w:r>
-      <w:r>
-        <w:rPr>
-          <w:rFonts w:ascii="Charis SIL Regular" w:hAnsi="Charis SIL Regular" w:eastAsia="Charis SIL Regular"/>
-          <w:b w:val="0"/>
-          <w:i w:val="0"/>
-          <w:color w:val="0000FF"/>
-          <w:sz w:val="24"/>
-          <w:u w:val="single"/>
-        </w:rPr>
-        <w:hyperlink r:id="rId22" w:history="1">
-          <w:r>
-            <w:rPr>
-              <w:rStyle w:val="Hyperlink"/>
-            </w:rPr>
-            <w:t>n</w:t>
-          </w:r>
-        </w:hyperlink>
-      </w:r>
-      <w:r>
-        <w:rPr>
-          <w:rFonts w:ascii="Charis SIL Regular" w:hAnsi="Charis SIL Regular" w:eastAsia="Charis SIL Regular"/>
-          <w:b w:val="0"/>
-          <w:i w:val="0"/>
-          <w:color w:val="0000FF"/>
-          <w:sz w:val="24"/>
-          <w:u w:val="single"/>
-        </w:rPr>
-        <w:hyperlink r:id="rId22" w:history="1">
-          <w:r>
-            <w:rPr>
-              <w:rStyle w:val="Hyperlink"/>
-            </w:rPr>
-            <w:t>i</w:t>
-          </w:r>
-        </w:hyperlink>
-      </w:r>
-      <w:r>
-        <w:rPr>
-          <w:rFonts w:ascii="Charis SIL Regular" w:hAnsi="Charis SIL Regular" w:eastAsia="Charis SIL Regular"/>
-          <w:b w:val="0"/>
-          <w:i w:val="0"/>
-          <w:color w:val="0000FF"/>
-          <w:sz w:val="24"/>
-          <w:u w:val="single"/>
-        </w:rPr>
         <w:hyperlink r:id="rId22" w:history="1">
           <w:r>
             <w:rPr>
@@ -3156,279 +3357,6 @@
           <w:u w:val="single"/>
         </w:rPr>
         <w:hyperlink r:id="rId22" w:history="1">
-          <w:r>
-            <w:rPr>
-              <w:rStyle w:val="Hyperlink"/>
-            </w:rPr>
-            <w:t>territ</w:t>
-          </w:r>
-        </w:hyperlink>
-      </w:r>
-      <w:r>
-        <w:rPr>
-          <w:rFonts w:ascii="Charis SIL Regular" w:hAnsi="Charis SIL Regular" w:eastAsia="Charis SIL Regular"/>
-          <w:b w:val="0"/>
-          <w:i w:val="0"/>
-          <w:color w:val="0000FF"/>
-          <w:sz w:val="24"/>
-          <w:u w:val="single"/>
-        </w:rPr>
-        <w:hyperlink r:id="rId21" w:history="1">
-          <w:r>
-            <w:rPr>
-              <w:rStyle w:val="Hyperlink"/>
-            </w:rPr>
-            <w:t>o</w:t>
-          </w:r>
-        </w:hyperlink>
-      </w:r>
-      <w:r>
-        <w:rPr>
-          <w:rFonts w:ascii="Charis SIL Regular" w:hAnsi="Charis SIL Regular" w:eastAsia="Charis SIL Regular"/>
-          <w:b w:val="0"/>
-          <w:i w:val="0"/>
-          <w:color w:val="0000FF"/>
-          <w:sz w:val="24"/>
-          <w:u w:val="single"/>
-        </w:rPr>
-        <w:hyperlink r:id="rId21" w:history="1">
-          <w:r>
-            <w:rPr>
-              <w:rStyle w:val="Hyperlink"/>
-            </w:rPr>
-            <w:t>ries</w:t>
-          </w:r>
-        </w:hyperlink>
-      </w:r>
-      <w:r>
-        <w:br/>
-      </w:r>
-      <w:r>
-        <w:rPr>
-          <w:rFonts w:ascii="Charis SIL Regular" w:hAnsi="Charis SIL Regular" w:eastAsia="Charis SIL Regular"/>
-          <w:b w:val="0"/>
-          <w:i w:val="0"/>
-          <w:color w:val="000000"/>
-          <w:sz w:val="24"/>
-        </w:rPr>
-        <w:t xml:space="preserve">•  </w:t>
-      </w:r>
-      <w:r>
-        <w:rPr>
-          <w:rFonts w:ascii="Charis SIL Regular" w:hAnsi="Charis SIL Regular" w:eastAsia="Charis SIL Regular"/>
-          <w:b w:val="0"/>
-          <w:i w:val="0"/>
-          <w:color w:val="0000FF"/>
-          <w:sz w:val="24"/>
-          <w:u w:val="single"/>
-        </w:rPr>
-        <w:hyperlink r:id="rId23" w:history="1">
-          <w:r>
-            <w:rPr>
-              <w:rStyle w:val="Hyperlink"/>
-            </w:rPr>
-            <w:t>Christian</w:t>
-          </w:r>
-        </w:hyperlink>
-      </w:r>
-      <w:r>
-        <w:rPr>
-          <w:rFonts w:ascii="Charis SIL Regular" w:hAnsi="Charis SIL Regular" w:eastAsia="Charis SIL Regular"/>
-          <w:b w:val="0"/>
-          <w:i w:val="0"/>
-          <w:color w:val="0000FF"/>
-          <w:sz w:val="24"/>
-          <w:u w:val="single"/>
-        </w:rPr>
-        <w:t xml:space="preserve"> </w:t>
-      </w:r>
-      <w:r>
-        <w:rPr>
-          <w:rFonts w:ascii="Charis SIL Regular" w:hAnsi="Charis SIL Regular" w:eastAsia="Charis SIL Regular"/>
-          <w:b w:val="0"/>
-          <w:i w:val="0"/>
-          <w:color w:val="0000FF"/>
-          <w:sz w:val="24"/>
-          <w:u w:val="single"/>
-        </w:rPr>
-        <w:hyperlink r:id="rId23" w:history="1">
-          <w:r>
-            <w:rPr>
-              <w:rStyle w:val="Hyperlink"/>
-            </w:rPr>
-            <w:t>missiona</w:t>
-          </w:r>
-        </w:hyperlink>
-      </w:r>
-      <w:r>
-        <w:rPr>
-          <w:rFonts w:ascii="Charis SIL Regular" w:hAnsi="Charis SIL Regular" w:eastAsia="Charis SIL Regular"/>
-          <w:b w:val="0"/>
-          <w:i w:val="0"/>
-          <w:color w:val="0000FF"/>
-          <w:sz w:val="24"/>
-          <w:u w:val="single"/>
-        </w:rPr>
-        <w:hyperlink r:id="rId23" w:history="1">
-          <w:r>
-            <w:rPr>
-              <w:rStyle w:val="Hyperlink"/>
-            </w:rPr>
-            <w:t>r</w:t>
-          </w:r>
-        </w:hyperlink>
-      </w:r>
-      <w:r>
-        <w:rPr>
-          <w:rFonts w:ascii="Charis SIL Regular" w:hAnsi="Charis SIL Regular" w:eastAsia="Charis SIL Regular"/>
-          <w:b w:val="0"/>
-          <w:i w:val="0"/>
-          <w:color w:val="0000FF"/>
-          <w:sz w:val="24"/>
-          <w:u w:val="single"/>
-        </w:rPr>
-        <w:hyperlink r:id="rId23" w:history="1">
-          <w:r>
-            <w:rPr>
-              <w:rStyle w:val="Hyperlink"/>
-            </w:rPr>
-            <w:t>ie</w:t>
-          </w:r>
-        </w:hyperlink>
-      </w:r>
-      <w:r>
-        <w:rPr>
-          <w:rFonts w:ascii="Charis SIL Regular" w:hAnsi="Charis SIL Regular" w:eastAsia="Charis SIL Regular"/>
-          <w:b w:val="0"/>
-          <w:i w:val="0"/>
-          <w:color w:val="0000FF"/>
-          <w:sz w:val="24"/>
-          <w:u w:val="single"/>
-        </w:rPr>
-        <w:hyperlink r:id="rId23" w:history="1">
-          <w:r>
-            <w:rPr>
-              <w:rStyle w:val="Hyperlink"/>
-            </w:rPr>
-            <w:t>s</w:t>
-          </w:r>
-        </w:hyperlink>
-      </w:r>
-      <w:r>
-        <w:rPr>
-          <w:rFonts w:ascii="Charis SIL Regular" w:hAnsi="Charis SIL Regular" w:eastAsia="Charis SIL Regular"/>
-          <w:b w:val="0"/>
-          <w:i w:val="0"/>
-          <w:color w:val="0000FF"/>
-          <w:sz w:val="24"/>
-          <w:u w:val="single"/>
-        </w:rPr>
-        <w:t xml:space="preserve"> </w:t>
-      </w:r>
-      <w:r>
-        <w:rPr>
-          <w:rFonts w:ascii="Charis SIL Regular" w:hAnsi="Charis SIL Regular" w:eastAsia="Charis SIL Regular"/>
-          <w:b w:val="0"/>
-          <w:i w:val="0"/>
-          <w:color w:val="0000FF"/>
-          <w:sz w:val="24"/>
-          <w:u w:val="single"/>
-        </w:rPr>
-        <w:hyperlink r:id="rId23" w:history="1">
-          <w:r>
-            <w:rPr>
-              <w:rStyle w:val="Hyperlink"/>
-            </w:rPr>
-            <w:t>in</w:t>
-          </w:r>
-        </w:hyperlink>
-      </w:r>
-      <w:r>
-        <w:rPr>
-          <w:rFonts w:ascii="Charis SIL Regular" w:hAnsi="Charis SIL Regular" w:eastAsia="Charis SIL Regular"/>
-          <w:b w:val="0"/>
-          <w:i w:val="0"/>
-          <w:color w:val="0000FF"/>
-          <w:sz w:val="24"/>
-          <w:u w:val="single"/>
-        </w:rPr>
-        <w:t xml:space="preserve"> </w:t>
-      </w:r>
-      <w:r>
-        <w:rPr>
-          <w:rFonts w:ascii="Charis SIL Regular" w:hAnsi="Charis SIL Regular" w:eastAsia="Charis SIL Regular"/>
-          <w:b w:val="0"/>
-          <w:i w:val="0"/>
-          <w:color w:val="0000FF"/>
-          <w:sz w:val="24"/>
-          <w:u w:val="single"/>
-        </w:rPr>
-        <w:hyperlink r:id="rId23" w:history="1">
-          <w:r>
-            <w:rPr>
-              <w:rStyle w:val="Hyperlink"/>
-            </w:rPr>
-            <w:t>colon</w:t>
-          </w:r>
-        </w:hyperlink>
-      </w:r>
-      <w:r>
-        <w:rPr>
-          <w:rFonts w:ascii="Charis SIL Regular" w:hAnsi="Charis SIL Regular" w:eastAsia="Charis SIL Regular"/>
-          <w:b w:val="0"/>
-          <w:i w:val="0"/>
-          <w:color w:val="0000FF"/>
-          <w:sz w:val="24"/>
-          <w:u w:val="single"/>
-        </w:rPr>
-        <w:hyperlink r:id="rId23" w:history="1">
-          <w:r>
-            <w:rPr>
-              <w:rStyle w:val="Hyperlink"/>
-            </w:rPr>
-            <w:t>i</w:t>
-          </w:r>
-        </w:hyperlink>
-      </w:r>
-      <w:r>
-        <w:rPr>
-          <w:rFonts w:ascii="Charis SIL Regular" w:hAnsi="Charis SIL Regular" w:eastAsia="Charis SIL Regular"/>
-          <w:b w:val="0"/>
-          <w:i w:val="0"/>
-          <w:color w:val="0000FF"/>
-          <w:sz w:val="24"/>
-          <w:u w:val="single"/>
-        </w:rPr>
-        <w:hyperlink r:id="rId23" w:history="1">
-          <w:r>
-            <w:rPr>
-              <w:rStyle w:val="Hyperlink"/>
-            </w:rPr>
-            <w:t>sed</w:t>
-          </w:r>
-        </w:hyperlink>
-      </w:r>
-      <w:r>
-        <w:rPr>
-          <w:rFonts w:ascii="Charis SIL Regular" w:hAnsi="Charis SIL Regular" w:eastAsia="Charis SIL Regular"/>
-          <w:b w:val="0"/>
-          <w:i w:val="0"/>
-          <w:color w:val="0000FF"/>
-          <w:sz w:val="24"/>
-          <w:u w:val="single"/>
-        </w:rPr>
-        <w:t xml:space="preserve"> </w:t>
-      </w:r>
-      <w:r>
-        <w:rPr>
-          <w:rFonts w:ascii="Charis SIL Regular" w:hAnsi="Charis SIL Regular" w:eastAsia="Charis SIL Regular"/>
-          <w:b w:val="0"/>
-          <w:i w:val="0"/>
-          <w:color w:val="0000FF"/>
-          <w:sz w:val="24"/>
-          <w:u w:val="single"/>
-        </w:rPr>
-        <w:hyperlink r:id="rId23" w:history="1">
           <w:r>
             <w:rPr>
               <w:rStyle w:val="Hyperlink"/>

--- a/EXPORTS/DOCX/published/niveau2/English/Museum.docx
+++ b/EXPORTS/DOCX/published/niveau2/English/Museum.docx
@@ -327,14 +327,7 @@
           <w:color w:val="000000"/>
           <w:sz w:val="24"/>
         </w:rPr>
-        <w:hyperlink r:id="rId9" w:history="1">
-          <w:r>
-            <w:rPr>
-              <w:rStyle w:val="Hyperlink"/>
-            </w:rPr>
-            <w:t xml:space="preserve"> the </w:t>
-          </w:r>
-        </w:hyperlink>
+        <w:t xml:space="preserve"> the </w:t>
       </w:r>
       <w:r>
         <w:rPr>
@@ -345,43 +338,7 @@
           <w:sz w:val="24"/>
           <w:u w:val="single"/>
         </w:rPr>
-        <w:hyperlink r:id="rId9" w:history="1">
-          <w:r>
-            <w:rPr>
-              <w:rStyle w:val="Hyperlink"/>
-            </w:rPr>
-            <w:t>Rijks</w:t>
-          </w:r>
-        </w:hyperlink>
-      </w:r>
-      <w:r>
-        <w:rPr>
-          <w:rFonts w:ascii="Charis SIL Regular" w:hAnsi="Charis SIL Regular" w:eastAsia="Charis SIL Regular"/>
-          <w:b w:val="0"/>
-          <w:i w:val="0"/>
-          <w:color w:val="0000FF"/>
-          <w:sz w:val="24"/>
-          <w:u w:val="single"/>
-        </w:rPr>
-        <w:t xml:space="preserve"> </w:t>
-      </w:r>
-      <w:r>
-        <w:rPr>
-          <w:rFonts w:ascii="Charis SIL Regular" w:hAnsi="Charis SIL Regular" w:eastAsia="Charis SIL Regular"/>
-          <w:b w:val="0"/>
-          <w:i w:val="0"/>
-          <w:color w:val="0000FF"/>
-          <w:sz w:val="24"/>
-          <w:u w:val="single"/>
-        </w:rPr>
-        <w:hyperlink r:id="rId9" w:history="1">
-          <w:r>
-            <w:rPr>
-              <w:rStyle w:val="Hyperlink"/>
-            </w:rPr>
-            <w:t>Etn</w:t>
-          </w:r>
-        </w:hyperlink>
+        <w:t xml:space="preserve">Rijks </w:t>
       </w:r>
       <w:r>
         <w:rPr>
@@ -397,7 +354,7 @@
             <w:rPr>
               <w:rStyle w:val="Hyperlink"/>
             </w:rPr>
-            <w:t>ogra</w:t>
+            <w:t>Etnogra</w:t>
           </w:r>
         </w:hyperlink>
       </w:r>
@@ -410,7 +367,7 @@
           <w:sz w:val="24"/>
           <w:u w:val="single"/>
         </w:rPr>
-        <w:hyperlink r:id="rId9" w:history="1">
+        <w:hyperlink r:id="rId10" w:history="1">
           <w:r>
             <w:rPr>
               <w:rStyle w:val="Hyperlink"/>
@@ -457,7 +414,7 @@
           <w:sz w:val="24"/>
           <w:u w:val="single"/>
         </w:rPr>
-        <w:hyperlink r:id="rId9" w:history="1">
+        <w:hyperlink r:id="rId10" w:history="1">
           <w:r>
             <w:rPr>
               <w:rStyle w:val="Hyperlink"/>
@@ -520,18 +477,7 @@
           <w:color w:val="000000"/>
           <w:sz w:val="24"/>
         </w:rPr>
-        <w:t xml:space="preserve">1837, both in the city of </w:t>
-      </w:r>
-      <w:r>
-        <w:rPr>
-          <w:u w:val="single" w:color="0000ff"/>
-          <w:rFonts w:ascii="Charis SIL Regular" w:hAnsi="Charis SIL Regular" w:eastAsia="Charis SIL Regular"/>
-          <w:b w:val="0"/>
-          <w:i w:val="0"/>
-          <w:color w:val="000000"/>
-          <w:sz w:val="24"/>
-        </w:rPr>
-        <w:t>Leide</w:t>
+        <w:t>1837, both in the city of Leide</w:t>
       </w:r>
       <w:r>
         <w:rPr>
@@ -764,54 +710,7 @@
           <w:sz w:val="24"/>
           <w:u w:val="single"/>
         </w:rPr>
-        <w:t xml:space="preserve"> </w:t>
-      </w:r>
-      <w:r>
-        <w:rPr>
-          <w:rFonts w:ascii="Charis SIL Regular" w:hAnsi="Charis SIL Regular" w:eastAsia="Charis SIL Regular"/>
-          <w:b w:val="0"/>
-          <w:i w:val="0"/>
-          <w:color w:val="0000FF"/>
-          <w:sz w:val="24"/>
-          <w:u w:val="single"/>
-        </w:rPr>
-        <w:hyperlink r:id="rId12" w:history="1">
-          <w:r>
-            <w:rPr>
-              <w:rStyle w:val="Hyperlink"/>
-            </w:rPr>
-            <w:t>voor</w:t>
-          </w:r>
-        </w:hyperlink>
-      </w:r>
-      <w:r>
-        <w:rPr>
-          <w:rFonts w:ascii="Charis SIL Regular" w:hAnsi="Charis SIL Regular" w:eastAsia="Charis SIL Regular"/>
-          <w:b w:val="0"/>
-          <w:i w:val="0"/>
-          <w:color w:val="0000FF"/>
-          <w:sz w:val="24"/>
-          <w:u w:val="single"/>
-        </w:rPr>
-        <w:t xml:space="preserve"> </w:t>
-      </w:r>
-      <w:r>
-        <w:rPr>
-          <w:rFonts w:ascii="Charis SIL Regular" w:hAnsi="Charis SIL Regular" w:eastAsia="Charis SIL Regular"/>
-          <w:b w:val="0"/>
-          <w:i w:val="0"/>
-          <w:color w:val="0000FF"/>
-          <w:sz w:val="24"/>
-          <w:u w:val="single"/>
-        </w:rPr>
-        <w:hyperlink r:id="rId12" w:history="1">
-          <w:r>
-            <w:rPr>
-              <w:rStyle w:val="Hyperlink"/>
-            </w:rPr>
-            <w:t>Lan</w:t>
-          </w:r>
-        </w:hyperlink>
+        <w:t xml:space="preserve"> voor Lan</w:t>
       </w:r>
       <w:r>
         <w:rPr>
@@ -851,7 +750,7 @@
           <w:sz w:val="24"/>
           <w:u w:val="single"/>
         </w:rPr>
-        <w:hyperlink r:id="rId12" w:history="1">
+        <w:hyperlink r:id="rId11" w:history="1">
           <w:r>
             <w:rPr>
               <w:rStyle w:val="Hyperlink"/>
@@ -872,7 +771,7 @@
           <w:sz w:val="24"/>
           <w:u w:val="single"/>
         </w:rPr>
-        <w:hyperlink r:id="rId12" w:history="1">
+        <w:hyperlink r:id="rId11" w:history="1">
           <w:r>
             <w:rPr>
               <w:rStyle w:val="Hyperlink"/>
@@ -907,7 +806,18 @@
           <w:color w:val="000000"/>
           <w:sz w:val="24"/>
         </w:rPr>
-        <w:t xml:space="preserve"> (Museum of Geography and Ethnology) in Rotterdam in 1885. O</w:t>
+        <w:t xml:space="preserve"> (Museum of Geography and Ethnology) in </w:t>
+      </w:r>
+      <w:r>
+        <w:rPr>
+          <w:u w:val="single" w:color="0000ff"/>
+          <w:rFonts w:ascii="Charis SIL Regular" w:hAnsi="Charis SIL Regular" w:eastAsia="Charis SIL Regular"/>
+          <w:b w:val="0"/>
+          <w:i w:val="0"/>
+          <w:color w:val="000000"/>
+          <w:sz w:val="24"/>
+        </w:rPr>
+        <w:t>R</w:t>
       </w:r>
       <w:r>
         <w:rPr>
@@ -923,9 +833,20 @@
             <w:rPr>
               <w:rStyle w:val="Hyperlink"/>
             </w:rPr>
-            <w:t>bj</w:t>
+            <w:t>otterda</w:t>
           </w:r>
         </w:hyperlink>
+      </w:r>
+      <w:r>
+        <w:rPr>
+          <w:u w:val="single" w:color="0000ff"/>
+          <w:rFonts w:ascii="Charis SIL Regular" w:hAnsi="Charis SIL Regular" w:eastAsia="Charis SIL Regular"/>
+          <w:b w:val="0"/>
+          <w:i w:val="0"/>
+          <w:color w:val="000000"/>
+          <w:sz w:val="24"/>
+        </w:rPr>
+        <w:t>m in 1885. Obj</w:t>
       </w:r>
       <w:r>
         <w:rPr>
@@ -2838,14 +2759,7 @@
           <w:sz w:val="24"/>
           <w:u w:val="single"/>
         </w:rPr>
-        <w:hyperlink r:id="rId21" w:history="1">
-          <w:r>
-            <w:rPr>
-              <w:rStyle w:val="Hyperlink"/>
-            </w:rPr>
-            <w:t>i</w:t>
-          </w:r>
-        </w:hyperlink>
+        <w:t>i</w:t>
       </w:r>
       <w:r>
         <w:rPr>
@@ -2865,7 +2779,6 @@
           <w:i w:val="0"/>
           <w:color w:val="0000FF"/>
           <w:sz w:val="24"/>
-          <w:u w:val="single"/>
         </w:rPr>
         <w:t xml:space="preserve"> </w:t>
       </w:r>
@@ -3114,19 +3027,9 @@
             <w:rPr>
               <w:rStyle w:val="Hyperlink"/>
             </w:rPr>
-            <w:t>rie</w:t>
+            <w:t>ries</w:t>
           </w:r>
         </w:hyperlink>
-      </w:r>
-      <w:r>
-        <w:rPr>
-          <w:rFonts w:ascii="Charis SIL Regular" w:hAnsi="Charis SIL Regular" w:eastAsia="Charis SIL Regular"/>
-          <w:b w:val="0"/>
-          <w:i w:val="0"/>
-          <w:color w:val="0000FF"/>
-          <w:sz w:val="24"/>
-        </w:rPr>
-        <w:t>s</w:t>
       </w:r>
       <w:r>
         <w:br/>
@@ -3179,7 +3082,7 @@
           <w:sz w:val="24"/>
           <w:u w:val="single"/>
         </w:rPr>
-        <w:hyperlink r:id="rId23" w:history="1">
+        <w:hyperlink r:id="rId22" w:history="1">
           <w:r>
             <w:rPr>
               <w:rStyle w:val="Hyperlink"/>
@@ -3197,7 +3100,7 @@
           <w:sz w:val="24"/>
           <w:u w:val="single"/>
         </w:rPr>
-        <w:hyperlink r:id="rId23" w:history="1">
+        <w:hyperlink r:id="rId22" w:history="1">
           <w:r>
             <w:rPr>
               <w:rStyle w:val="Hyperlink"/>

--- a/EXPORTS/DOCX/published/niveau2/English/Museum.docx
+++ b/EXPORTS/DOCX/published/niveau2/English/Museum.docx
@@ -316,29 +316,7 @@
           <w:color w:val="000000"/>
           <w:sz w:val="24"/>
         </w:rPr>
-        <w:t>History) in 1820 and</w:t>
-      </w:r>
-      <w:r>
-        <w:rPr>
-          <w:u w:val="single" w:color="0000ff"/>
-          <w:rFonts w:ascii="Charis SIL Regular" w:hAnsi="Charis SIL Regular" w:eastAsia="Charis SIL Regular"/>
-          <w:b w:val="0"/>
-          <w:i w:val="0"/>
-          <w:color w:val="000000"/>
-          <w:sz w:val="24"/>
-        </w:rPr>
-        <w:t xml:space="preserve"> the </w:t>
-      </w:r>
-      <w:r>
-        <w:rPr>
-          <w:rFonts w:ascii="Charis SIL Regular" w:hAnsi="Charis SIL Regular" w:eastAsia="Charis SIL Regular"/>
-          <w:b w:val="0"/>
-          <w:i w:val="0"/>
-          <w:color w:val="0000FF"/>
-          <w:sz w:val="24"/>
-          <w:u w:val="single"/>
-        </w:rPr>
-        <w:t xml:space="preserve">Rijks </w:t>
+        <w:t xml:space="preserve">History) in 1820 and the </w:t>
       </w:r>
       <w:r>
         <w:rPr>
@@ -354,7 +332,54 @@
             <w:rPr>
               <w:rStyle w:val="Hyperlink"/>
             </w:rPr>
-            <w:t>Etnogra</w:t>
+            <w:t>Rijks</w:t>
+          </w:r>
+        </w:hyperlink>
+      </w:r>
+      <w:r>
+        <w:rPr>
+          <w:rFonts w:ascii="Charis SIL Regular" w:hAnsi="Charis SIL Regular" w:eastAsia="Charis SIL Regular"/>
+          <w:b w:val="0"/>
+          <w:i w:val="0"/>
+          <w:color w:val="0000FF"/>
+          <w:sz w:val="24"/>
+          <w:u w:val="single"/>
+        </w:rPr>
+        <w:t xml:space="preserve"> </w:t>
+      </w:r>
+      <w:r>
+        <w:rPr>
+          <w:rFonts w:ascii="Charis SIL Regular" w:hAnsi="Charis SIL Regular" w:eastAsia="Charis SIL Regular"/>
+          <w:b w:val="0"/>
+          <w:i w:val="0"/>
+          <w:color w:val="0000FF"/>
+          <w:sz w:val="24"/>
+          <w:u w:val="single"/>
+        </w:rPr>
+        <w:hyperlink r:id="rId10" w:history="1">
+          <w:r>
+            <w:rPr>
+              <w:rStyle w:val="Hyperlink"/>
+            </w:rPr>
+            <w:t>Etn</w:t>
+          </w:r>
+        </w:hyperlink>
+      </w:r>
+      <w:r>
+        <w:rPr>
+          <w:rFonts w:ascii="Charis SIL Regular" w:hAnsi="Charis SIL Regular" w:eastAsia="Charis SIL Regular"/>
+          <w:b w:val="0"/>
+          <w:i w:val="0"/>
+          <w:color w:val="0000FF"/>
+          <w:sz w:val="24"/>
+          <w:u w:val="single"/>
+        </w:rPr>
+        <w:hyperlink r:id="rId10" w:history="1">
+          <w:r>
+            <w:rPr>
+              <w:rStyle w:val="Hyperlink"/>
+            </w:rPr>
+            <w:t>ogra</w:t>
           </w:r>
         </w:hyperlink>
       </w:r>
@@ -396,7 +421,7 @@
           <w:sz w:val="24"/>
           <w:u w:val="single"/>
         </w:rPr>
-        <w:hyperlink r:id="rId9" w:history="1">
+        <w:hyperlink r:id="rId10" w:history="1">
           <w:r>
             <w:rPr>
               <w:rStyle w:val="Hyperlink"/>
@@ -414,7 +439,7 @@
           <w:sz w:val="24"/>
           <w:u w:val="single"/>
         </w:rPr>
-        <w:hyperlink r:id="rId10" w:history="1">
+        <w:hyperlink r:id="rId9" w:history="1">
           <w:r>
             <w:rPr>
               <w:rStyle w:val="Hyperlink"/>
@@ -477,7 +502,25 @@
           <w:color w:val="000000"/>
           <w:sz w:val="24"/>
         </w:rPr>
-        <w:t>1837, both in the city of Leide</w:t>
+        <w:t xml:space="preserve">1837, both in the city of </w:t>
+      </w:r>
+      <w:r>
+        <w:rPr>
+          <w:u w:val="single" w:color="0000ff"/>
+          <w:rFonts w:ascii="Charis SIL Regular" w:hAnsi="Charis SIL Regular" w:eastAsia="Charis SIL Regular"/>
+          <w:b w:val="0"/>
+          <w:i w:val="0"/>
+          <w:color w:val="000000"/>
+          <w:sz w:val="24"/>
+        </w:rPr>
+        <w:hyperlink r:id="rId10" w:history="1">
+          <w:r>
+            <w:rPr>
+              <w:rStyle w:val="Hyperlink"/>
+            </w:rPr>
+            <w:t>Leide</w:t>
+          </w:r>
+        </w:hyperlink>
       </w:r>
       <w:r>
         <w:rPr>
@@ -710,7 +753,7 @@
           <w:sz w:val="24"/>
           <w:u w:val="single"/>
         </w:rPr>
-        <w:t xml:space="preserve"> voor Lan</w:t>
+        <w:t xml:space="preserve"> </w:t>
       </w:r>
       <w:r>
         <w:rPr>
@@ -721,7 +764,54 @@
           <w:sz w:val="24"/>
           <w:u w:val="single"/>
         </w:rPr>
-        <w:hyperlink r:id="rId11" w:history="1">
+        <w:hyperlink r:id="rId12" w:history="1">
+          <w:r>
+            <w:rPr>
+              <w:rStyle w:val="Hyperlink"/>
+            </w:rPr>
+            <w:t>voor</w:t>
+          </w:r>
+        </w:hyperlink>
+      </w:r>
+      <w:r>
+        <w:rPr>
+          <w:rFonts w:ascii="Charis SIL Regular" w:hAnsi="Charis SIL Regular" w:eastAsia="Charis SIL Regular"/>
+          <w:b w:val="0"/>
+          <w:i w:val="0"/>
+          <w:color w:val="0000FF"/>
+          <w:sz w:val="24"/>
+          <w:u w:val="single"/>
+        </w:rPr>
+        <w:t xml:space="preserve"> </w:t>
+      </w:r>
+      <w:r>
+        <w:rPr>
+          <w:rFonts w:ascii="Charis SIL Regular" w:hAnsi="Charis SIL Regular" w:eastAsia="Charis SIL Regular"/>
+          <w:b w:val="0"/>
+          <w:i w:val="0"/>
+          <w:color w:val="0000FF"/>
+          <w:sz w:val="24"/>
+          <w:u w:val="single"/>
+        </w:rPr>
+        <w:hyperlink r:id="rId12" w:history="1">
+          <w:r>
+            <w:rPr>
+              <w:rStyle w:val="Hyperlink"/>
+            </w:rPr>
+            <w:t>Lan</w:t>
+          </w:r>
+        </w:hyperlink>
+      </w:r>
+      <w:r>
+        <w:rPr>
+          <w:rFonts w:ascii="Charis SIL Regular" w:hAnsi="Charis SIL Regular" w:eastAsia="Charis SIL Regular"/>
+          <w:b w:val="0"/>
+          <w:i w:val="0"/>
+          <w:color w:val="0000FF"/>
+          <w:sz w:val="24"/>
+          <w:u w:val="single"/>
+        </w:rPr>
+        <w:hyperlink r:id="rId12" w:history="1">
           <w:r>
             <w:rPr>
               <w:rStyle w:val="Hyperlink"/>
@@ -750,7 +840,7 @@
           <w:sz w:val="24"/>
           <w:u w:val="single"/>
         </w:rPr>
-        <w:hyperlink r:id="rId11" w:history="1">
+        <w:hyperlink r:id="rId12" w:history="1">
           <w:r>
             <w:rPr>
               <w:rStyle w:val="Hyperlink"/>
@@ -771,7 +861,7 @@
           <w:sz w:val="24"/>
           <w:u w:val="single"/>
         </w:rPr>
-        <w:hyperlink r:id="rId11" w:history="1">
+        <w:hyperlink r:id="rId12" w:history="1">
           <w:r>
             <w:rPr>
               <w:rStyle w:val="Hyperlink"/>
@@ -817,7 +907,7 @@
           <w:color w:val="000000"/>
           <w:sz w:val="24"/>
         </w:rPr>
-        <w:t>R</w:t>
+        <w:t>Rotterdam in 1</w:t>
       </w:r>
       <w:r>
         <w:rPr>
@@ -833,7 +923,7 @@
             <w:rPr>
               <w:rStyle w:val="Hyperlink"/>
             </w:rPr>
-            <w:t>otterda</w:t>
+            <w:t xml:space="preserve">885. </w:t>
           </w:r>
         </w:hyperlink>
       </w:r>
@@ -846,7 +936,25 @@
           <w:color w:val="000000"/>
           <w:sz w:val="24"/>
         </w:rPr>
-        <w:t>m in 1885. Obj</w:t>
+        <w:t>O</w:t>
+      </w:r>
+      <w:r>
+        <w:rPr>
+          <w:u w:val="single" w:color="0000ff"/>
+          <w:rFonts w:ascii="Charis SIL Regular" w:hAnsi="Charis SIL Regular" w:eastAsia="Charis SIL Regular"/>
+          <w:b w:val="0"/>
+          <w:i w:val="0"/>
+          <w:color w:val="000000"/>
+          <w:sz w:val="24"/>
+        </w:rPr>
+        <w:hyperlink r:id="rId12" w:history="1">
+          <w:r>
+            <w:rPr>
+              <w:rStyle w:val="Hyperlink"/>
+            </w:rPr>
+            <w:t>bj</w:t>
+          </w:r>
+        </w:hyperlink>
       </w:r>
       <w:r>
         <w:rPr>
@@ -2074,7 +2182,7 @@
           <w:sz w:val="24"/>
           <w:u w:val="single"/>
         </w:rPr>
-        <w:hyperlink r:id="rId19" w:history="1">
+        <w:hyperlink r:id="rId20" w:history="1">
           <w:r>
             <w:rPr>
               <w:rStyle w:val="Hyperlink"/>
@@ -2103,7 +2211,7 @@
           <w:sz w:val="24"/>
           <w:u w:val="single"/>
         </w:rPr>
-        <w:hyperlink r:id="rId19" w:history="1">
+        <w:hyperlink r:id="rId20" w:history="1">
           <w:r>
             <w:rPr>
               <w:rStyle w:val="Hyperlink"/>
@@ -2121,7 +2229,7 @@
           <w:sz w:val="24"/>
           <w:u w:val="single"/>
         </w:rPr>
-        <w:hyperlink r:id="rId19" w:history="1">
+        <w:hyperlink r:id="rId20" w:history="1">
           <w:r>
             <w:rPr>
               <w:rStyle w:val="Hyperlink"/>
@@ -2150,155 +2258,7 @@
           <w:sz w:val="24"/>
           <w:u w:val="single"/>
         </w:rPr>
-        <w:hyperlink r:id="rId19" w:history="1">
-          <w:r>
-            <w:rPr>
-              <w:rStyle w:val="Hyperlink"/>
-            </w:rPr>
-            <w:t>in</w:t>
-          </w:r>
-        </w:hyperlink>
-      </w:r>
-      <w:r>
-        <w:rPr>
-          <w:rFonts w:ascii="Charis SIL Regular" w:hAnsi="Charis SIL Regular" w:eastAsia="Charis SIL Regular"/>
-          <w:b w:val="0"/>
-          <w:i w:val="0"/>
-          <w:color w:val="0000FF"/>
-          <w:sz w:val="24"/>
-          <w:u w:val="single"/>
-        </w:rPr>
-        <w:t xml:space="preserve"> </w:t>
-      </w:r>
-      <w:r>
-        <w:rPr>
-          <w:rFonts w:ascii="Charis SIL Regular" w:hAnsi="Charis SIL Regular" w:eastAsia="Charis SIL Regular"/>
-          <w:b w:val="0"/>
-          <w:i w:val="0"/>
-          <w:color w:val="0000FF"/>
-          <w:sz w:val="24"/>
-          <w:u w:val="single"/>
-        </w:rPr>
-        <w:hyperlink r:id="rId19" w:history="1">
-          <w:r>
-            <w:rPr>
-              <w:rStyle w:val="Hyperlink"/>
-            </w:rPr>
-            <w:t>o</w:t>
-          </w:r>
-        </w:hyperlink>
-      </w:r>
-      <w:r>
-        <w:rPr>
-          <w:rFonts w:ascii="Charis SIL Regular" w:hAnsi="Charis SIL Regular" w:eastAsia="Charis SIL Regular"/>
-          <w:b w:val="0"/>
-          <w:i w:val="0"/>
-          <w:color w:val="0000FF"/>
-          <w:sz w:val="24"/>
-          <w:u w:val="single"/>
-        </w:rPr>
-        <w:hyperlink r:id="rId19" w:history="1">
-          <w:r>
-            <w:rPr>
-              <w:rStyle w:val="Hyperlink"/>
-            </w:rPr>
-            <w:t>bj</w:t>
-          </w:r>
-        </w:hyperlink>
-      </w:r>
-      <w:r>
-        <w:rPr>
-          <w:rFonts w:ascii="Charis SIL Regular" w:hAnsi="Charis SIL Regular" w:eastAsia="Charis SIL Regular"/>
-          <w:b w:val="0"/>
-          <w:i w:val="0"/>
-          <w:color w:val="0000FF"/>
-          <w:sz w:val="24"/>
-          <w:u w:val="single"/>
-        </w:rPr>
-        <w:hyperlink r:id="rId19" w:history="1">
-          <w:r>
-            <w:rPr>
-              <w:rStyle w:val="Hyperlink"/>
-            </w:rPr>
-            <w:t>e</w:t>
-          </w:r>
-        </w:hyperlink>
-      </w:r>
-      <w:r>
-        <w:rPr>
-          <w:rFonts w:ascii="Charis SIL Regular" w:hAnsi="Charis SIL Regular" w:eastAsia="Charis SIL Regular"/>
-          <w:b w:val="0"/>
-          <w:i w:val="0"/>
-          <w:color w:val="0000FF"/>
-          <w:sz w:val="24"/>
-          <w:u w:val="single"/>
-        </w:rPr>
-        <w:hyperlink r:id="rId19" w:history="1">
-          <w:r>
-            <w:rPr>
-              <w:rStyle w:val="Hyperlink"/>
-            </w:rPr>
-            <w:t>cts</w:t>
-          </w:r>
-        </w:hyperlink>
-      </w:r>
-      <w:r>
-        <w:rPr>
-          <w:rFonts w:ascii="Charis SIL Regular" w:hAnsi="Charis SIL Regular" w:eastAsia="Charis SIL Regular"/>
-          <w:b w:val="0"/>
-          <w:i w:val="0"/>
-          <w:color w:val="0000FF"/>
-          <w:sz w:val="24"/>
-          <w:u w:val="single"/>
-        </w:rPr>
-        <w:t xml:space="preserve"> </w:t>
-      </w:r>
-      <w:r>
-        <w:rPr>
-          <w:rFonts w:ascii="Charis SIL Regular" w:hAnsi="Charis SIL Regular" w:eastAsia="Charis SIL Regular"/>
-          <w:b w:val="0"/>
-          <w:i w:val="0"/>
-          <w:color w:val="0000FF"/>
-          <w:sz w:val="24"/>
-          <w:u w:val="single"/>
-        </w:rPr>
-        <w:hyperlink r:id="rId19" w:history="1">
-          <w:r>
-            <w:rPr>
-              <w:rStyle w:val="Hyperlink"/>
-            </w:rPr>
-            <w:t>form</w:t>
-          </w:r>
-        </w:hyperlink>
-      </w:r>
-      <w:r>
-        <w:rPr>
-          <w:rFonts w:ascii="Charis SIL Regular" w:hAnsi="Charis SIL Regular" w:eastAsia="Charis SIL Regular"/>
-          <w:b w:val="0"/>
-          <w:i w:val="0"/>
-          <w:color w:val="0000FF"/>
-          <w:sz w:val="24"/>
-          <w:u w:val="single"/>
-        </w:rPr>
-        <w:t xml:space="preserve"> </w:t>
-      </w:r>
-      <w:r>
-        <w:rPr>
-          <w:rFonts w:ascii="Charis SIL Regular" w:hAnsi="Charis SIL Regular" w:eastAsia="Charis SIL Regular"/>
-          <w:b w:val="0"/>
-          <w:i w:val="0"/>
-          <w:color w:val="0000FF"/>
-          <w:sz w:val="24"/>
-          <w:u w:val="single"/>
-        </w:rPr>
-        <w:hyperlink r:id="rId19" w:history="1">
-          <w:r>
-            <w:rPr>
-              <w:rStyle w:val="Hyperlink"/>
-            </w:rPr>
-            <w:t>a</w:t>
-          </w:r>
-        </w:hyperlink>
+        <w:t>in objects form a</w:t>
       </w:r>
       <w:r>
         <w:rPr>
@@ -2377,7 +2337,7 @@
           <w:sz w:val="24"/>
           <w:u w:val="single"/>
         </w:rPr>
-        <w:hyperlink r:id="rId20" w:history="1">
+        <w:hyperlink r:id="rId21" w:history="1">
           <w:r>
             <w:rPr>
               <w:rStyle w:val="Hyperlink"/>
@@ -2395,36 +2355,14 @@
           <w:sz w:val="24"/>
           <w:u w:val="single"/>
         </w:rPr>
-        <w:t xml:space="preserve"> </w:t>
-      </w:r>
-      <w:r>
-        <w:rPr>
-          <w:rFonts w:ascii="Charis SIL Regular" w:hAnsi="Charis SIL Regular" w:eastAsia="Charis SIL Regular"/>
-          <w:b w:val="0"/>
-          <w:i w:val="0"/>
-          <w:color w:val="0000FF"/>
-          <w:sz w:val="24"/>
-          <w:u w:val="single"/>
-        </w:rPr>
         <w:hyperlink r:id="rId20" w:history="1">
           <w:r>
             <w:rPr>
               <w:rStyle w:val="Hyperlink"/>
             </w:rPr>
-            <w:t>and</w:t>
+            <w:t xml:space="preserve"> and </w:t>
           </w:r>
         </w:hyperlink>
-      </w:r>
-      <w:r>
-        <w:rPr>
-          <w:rFonts w:ascii="Charis SIL Regular" w:hAnsi="Charis SIL Regular" w:eastAsia="Charis SIL Regular"/>
-          <w:b w:val="0"/>
-          <w:i w:val="0"/>
-          <w:color w:val="0000FF"/>
-          <w:sz w:val="24"/>
-          <w:u w:val="single"/>
-        </w:rPr>
-        <w:t xml:space="preserve"> </w:t>
       </w:r>
       <w:r>
         <w:rPr>
@@ -2453,7 +2391,7 @@
           <w:sz w:val="24"/>
           <w:u w:val="single"/>
         </w:rPr>
-        <w:hyperlink r:id="rId20" w:history="1">
+        <w:hyperlink r:id="rId21" w:history="1">
           <w:r>
             <w:rPr>
               <w:rStyle w:val="Hyperlink"/>
@@ -2471,7 +2409,7 @@
           <w:sz w:val="24"/>
           <w:u w:val="single"/>
         </w:rPr>
-        <w:hyperlink r:id="rId20" w:history="1">
+        <w:hyperlink r:id="rId21" w:history="1">
           <w:r>
             <w:rPr>
               <w:rStyle w:val="Hyperlink"/>
@@ -2518,7 +2456,7 @@
           <w:sz w:val="24"/>
           <w:u w:val="single"/>
         </w:rPr>
-        <w:hyperlink r:id="rId20" w:history="1">
+        <w:hyperlink r:id="rId21" w:history="1">
           <w:r>
             <w:rPr>
               <w:rStyle w:val="Hyperlink"/>
@@ -2536,7 +2474,7 @@
           <w:sz w:val="24"/>
           <w:u w:val="single"/>
         </w:rPr>
-        <w:hyperlink r:id="rId20" w:history="1">
+        <w:hyperlink r:id="rId21" w:history="1">
           <w:r>
             <w:rPr>
               <w:rStyle w:val="Hyperlink"/>
@@ -2723,7 +2661,7 @@
           <w:sz w:val="24"/>
           <w:u w:val="single"/>
         </w:rPr>
-        <w:hyperlink r:id="rId21" w:history="1">
+        <w:hyperlink r:id="rId22" w:history="1">
           <w:r>
             <w:rPr>
               <w:rStyle w:val="Hyperlink"/>
@@ -2741,7 +2679,7 @@
           <w:sz w:val="24"/>
           <w:u w:val="single"/>
         </w:rPr>
-        <w:hyperlink r:id="rId21" w:history="1">
+        <w:hyperlink r:id="rId22" w:history="1">
           <w:r>
             <w:rPr>
               <w:rStyle w:val="Hyperlink"/>
@@ -2759,44 +2697,132 @@
           <w:sz w:val="24"/>
           <w:u w:val="single"/>
         </w:rPr>
-        <w:t>i</w:t>
-      </w:r>
-      <w:r>
-        <w:rPr>
-          <w:rFonts w:ascii="Charis SIL Regular" w:hAnsi="Charis SIL Regular" w:eastAsia="Charis SIL Regular"/>
-          <w:b w:val="0"/>
-          <w:i w:val="0"/>
-          <w:color w:val="0000FF"/>
-          <w:sz w:val="24"/>
-          <w:u w:val="single"/>
-        </w:rPr>
-        <w:t>c</w:t>
-      </w:r>
-      <w:r>
-        <w:rPr>
-          <w:rFonts w:ascii="Charis SIL Regular" w:hAnsi="Charis SIL Regular" w:eastAsia="Charis SIL Regular"/>
-          <w:b w:val="0"/>
-          <w:i w:val="0"/>
-          <w:color w:val="0000FF"/>
-          <w:sz w:val="24"/>
-        </w:rPr>
-        <w:t xml:space="preserve"> </w:t>
-      </w:r>
-      <w:r>
-        <w:rPr>
-          <w:rFonts w:ascii="Charis SIL Regular" w:hAnsi="Charis SIL Regular" w:eastAsia="Charis SIL Regular"/>
-          <w:b w:val="0"/>
-          <w:i w:val="0"/>
-          <w:color w:val="0000FF"/>
-          <w:sz w:val="24"/>
-          <w:u w:val="single"/>
-        </w:rPr>
         <w:hyperlink r:id="rId22" w:history="1">
           <w:r>
             <w:rPr>
               <w:rStyle w:val="Hyperlink"/>
             </w:rPr>
-            <w:t>rese</w:t>
+            <w:t>i</w:t>
+          </w:r>
+        </w:hyperlink>
+      </w:r>
+      <w:r>
+        <w:rPr>
+          <w:rFonts w:ascii="Charis SIL Regular" w:hAnsi="Charis SIL Regular" w:eastAsia="Charis SIL Regular"/>
+          <w:b w:val="0"/>
+          <w:i w:val="0"/>
+          <w:color w:val="0000FF"/>
+          <w:sz w:val="24"/>
+          <w:u w:val="single"/>
+        </w:rPr>
+        <w:t>c</w:t>
+      </w:r>
+      <w:r>
+        <w:rPr>
+          <w:rFonts w:ascii="Charis SIL Regular" w:hAnsi="Charis SIL Regular" w:eastAsia="Charis SIL Regular"/>
+          <w:b w:val="0"/>
+          <w:i w:val="0"/>
+          <w:color w:val="0000FF"/>
+          <w:sz w:val="24"/>
+          <w:u w:val="single"/>
+        </w:rPr>
+        <w:t xml:space="preserve"> </w:t>
+      </w:r>
+      <w:r>
+        <w:rPr>
+          <w:rFonts w:ascii="Charis SIL Regular" w:hAnsi="Charis SIL Regular" w:eastAsia="Charis SIL Regular"/>
+          <w:b w:val="0"/>
+          <w:i w:val="0"/>
+          <w:color w:val="0000FF"/>
+          <w:sz w:val="24"/>
+          <w:u w:val="single"/>
+        </w:rPr>
+        <w:t>rese</w:t>
+      </w:r>
+      <w:r>
+        <w:rPr>
+          <w:rFonts w:ascii="Charis SIL Regular" w:hAnsi="Charis SIL Regular" w:eastAsia="Charis SIL Regular"/>
+          <w:b w:val="0"/>
+          <w:i w:val="0"/>
+          <w:color w:val="0000FF"/>
+          <w:sz w:val="24"/>
+          <w:u w:val="single"/>
+        </w:rPr>
+        <w:t>a</w:t>
+      </w:r>
+      <w:r>
+        <w:rPr>
+          <w:rFonts w:ascii="Charis SIL Regular" w:hAnsi="Charis SIL Regular" w:eastAsia="Charis SIL Regular"/>
+          <w:b w:val="0"/>
+          <w:i w:val="0"/>
+          <w:color w:val="0000FF"/>
+          <w:sz w:val="24"/>
+          <w:u w:val="single"/>
+        </w:rPr>
+        <w:hyperlink r:id="rId21" w:history="1">
+          <w:r>
+            <w:rPr>
+              <w:rStyle w:val="Hyperlink"/>
+            </w:rPr>
+            <w:t>rch</w:t>
+          </w:r>
+        </w:hyperlink>
+      </w:r>
+      <w:r>
+        <w:rPr>
+          <w:rFonts w:ascii="Charis SIL Regular" w:hAnsi="Charis SIL Regular" w:eastAsia="Charis SIL Regular"/>
+          <w:b w:val="0"/>
+          <w:i w:val="0"/>
+          <w:color w:val="0000FF"/>
+          <w:sz w:val="24"/>
+          <w:u w:val="single"/>
+        </w:rPr>
+        <w:t xml:space="preserve"> </w:t>
+      </w:r>
+      <w:r>
+        <w:rPr>
+          <w:rFonts w:ascii="Charis SIL Regular" w:hAnsi="Charis SIL Regular" w:eastAsia="Charis SIL Regular"/>
+          <w:b w:val="0"/>
+          <w:i w:val="0"/>
+          <w:color w:val="0000FF"/>
+          <w:sz w:val="24"/>
+          <w:u w:val="single"/>
+        </w:rPr>
+        <w:hyperlink r:id="rId21" w:history="1">
+          <w:r>
+            <w:rPr>
+              <w:rStyle w:val="Hyperlink"/>
+            </w:rPr>
+            <w:t>in</w:t>
+          </w:r>
+        </w:hyperlink>
+      </w:r>
+      <w:r>
+        <w:rPr>
+          <w:rFonts w:ascii="Charis SIL Regular" w:hAnsi="Charis SIL Regular" w:eastAsia="Charis SIL Regular"/>
+          <w:b w:val="0"/>
+          <w:i w:val="0"/>
+          <w:color w:val="0000FF"/>
+          <w:sz w:val="24"/>
+          <w:u w:val="single"/>
+        </w:rPr>
+        <w:t xml:space="preserve"> </w:t>
+      </w:r>
+      <w:r>
+        <w:rPr>
+          <w:rFonts w:ascii="Charis SIL Regular" w:hAnsi="Charis SIL Regular" w:eastAsia="Charis SIL Regular"/>
+          <w:b w:val="0"/>
+          <w:i w:val="0"/>
+          <w:color w:val="0000FF"/>
+          <w:sz w:val="24"/>
+          <w:u w:val="single"/>
+        </w:rPr>
+        <w:hyperlink r:id="rId21" w:history="1">
+          <w:r>
+            <w:rPr>
+              <w:rStyle w:val="Hyperlink"/>
+            </w:rPr>
+            <w:t>col</w:t>
           </w:r>
         </w:hyperlink>
       </w:r>
@@ -2814,7 +2840,7 @@
             <w:rPr>
               <w:rStyle w:val="Hyperlink"/>
             </w:rPr>
-            <w:t>a</w:t>
+            <w:t>o</w:t>
           </w:r>
         </w:hyperlink>
       </w:r>
@@ -2832,7 +2858,189 @@
             <w:rPr>
               <w:rStyle w:val="Hyperlink"/>
             </w:rPr>
-            <w:t>rch</w:t>
+            <w:t>n</w:t>
+          </w:r>
+        </w:hyperlink>
+      </w:r>
+      <w:r>
+        <w:rPr>
+          <w:rFonts w:ascii="Charis SIL Regular" w:hAnsi="Charis SIL Regular" w:eastAsia="Charis SIL Regular"/>
+          <w:b w:val="0"/>
+          <w:i w:val="0"/>
+          <w:color w:val="0000FF"/>
+          <w:sz w:val="24"/>
+          <w:u w:val="single"/>
+        </w:rPr>
+        <w:hyperlink r:id="rId22" w:history="1">
+          <w:r>
+            <w:rPr>
+              <w:rStyle w:val="Hyperlink"/>
+            </w:rPr>
+            <w:t>i</w:t>
+          </w:r>
+        </w:hyperlink>
+      </w:r>
+      <w:r>
+        <w:rPr>
+          <w:rFonts w:ascii="Charis SIL Regular" w:hAnsi="Charis SIL Regular" w:eastAsia="Charis SIL Regular"/>
+          <w:b w:val="0"/>
+          <w:i w:val="0"/>
+          <w:color w:val="0000FF"/>
+          <w:sz w:val="24"/>
+          <w:u w:val="single"/>
+        </w:rPr>
+        <w:hyperlink r:id="rId22" w:history="1">
+          <w:r>
+            <w:rPr>
+              <w:rStyle w:val="Hyperlink"/>
+            </w:rPr>
+            <w:t>sed</w:t>
+          </w:r>
+        </w:hyperlink>
+      </w:r>
+      <w:r>
+        <w:rPr>
+          <w:rFonts w:ascii="Charis SIL Regular" w:hAnsi="Charis SIL Regular" w:eastAsia="Charis SIL Regular"/>
+          <w:b w:val="0"/>
+          <w:i w:val="0"/>
+          <w:color w:val="0000FF"/>
+          <w:sz w:val="24"/>
+          <w:u w:val="single"/>
+        </w:rPr>
+        <w:t xml:space="preserve"> </w:t>
+      </w:r>
+      <w:r>
+        <w:rPr>
+          <w:rFonts w:ascii="Charis SIL Regular" w:hAnsi="Charis SIL Regular" w:eastAsia="Charis SIL Regular"/>
+          <w:b w:val="0"/>
+          <w:i w:val="0"/>
+          <w:color w:val="0000FF"/>
+          <w:sz w:val="24"/>
+          <w:u w:val="single"/>
+        </w:rPr>
+        <w:hyperlink r:id="rId22" w:history="1">
+          <w:r>
+            <w:rPr>
+              <w:rStyle w:val="Hyperlink"/>
+            </w:rPr>
+            <w:t>territ</w:t>
+          </w:r>
+        </w:hyperlink>
+      </w:r>
+      <w:r>
+        <w:rPr>
+          <w:rFonts w:ascii="Charis SIL Regular" w:hAnsi="Charis SIL Regular" w:eastAsia="Charis SIL Regular"/>
+          <w:b w:val="0"/>
+          <w:i w:val="0"/>
+          <w:color w:val="0000FF"/>
+          <w:sz w:val="24"/>
+          <w:u w:val="single"/>
+        </w:rPr>
+        <w:hyperlink r:id="rId21" w:history="1">
+          <w:r>
+            <w:rPr>
+              <w:rStyle w:val="Hyperlink"/>
+            </w:rPr>
+            <w:t>o</w:t>
+          </w:r>
+        </w:hyperlink>
+      </w:r>
+      <w:r>
+        <w:rPr>
+          <w:rFonts w:ascii="Charis SIL Regular" w:hAnsi="Charis SIL Regular" w:eastAsia="Charis SIL Regular"/>
+          <w:b w:val="0"/>
+          <w:i w:val="0"/>
+          <w:color w:val="0000FF"/>
+          <w:sz w:val="24"/>
+          <w:u w:val="single"/>
+        </w:rPr>
+        <w:hyperlink r:id="rId22" w:history="1">
+          <w:r>
+            <w:rPr>
+              <w:rStyle w:val="Hyperlink"/>
+            </w:rPr>
+            <w:t>rie</w:t>
+          </w:r>
+        </w:hyperlink>
+      </w:r>
+      <w:r>
+        <w:rPr>
+          <w:rFonts w:ascii="Charis SIL Regular" w:hAnsi="Charis SIL Regular" w:eastAsia="Charis SIL Regular"/>
+          <w:b w:val="0"/>
+          <w:i w:val="0"/>
+          <w:color w:val="0000FF"/>
+          <w:sz w:val="24"/>
+        </w:rPr>
+        <w:t>s</w:t>
+      </w:r>
+      <w:r>
+        <w:br/>
+      </w:r>
+      <w:r>
+        <w:rPr>
+          <w:rFonts w:ascii="Charis SIL Regular" w:hAnsi="Charis SIL Regular" w:eastAsia="Charis SIL Regular"/>
+          <w:b w:val="0"/>
+          <w:i w:val="0"/>
+          <w:color w:val="000000"/>
+          <w:sz w:val="24"/>
+        </w:rPr>
+        <w:t xml:space="preserve">•  </w:t>
+      </w:r>
+      <w:r>
+        <w:rPr>
+          <w:rFonts w:ascii="Charis SIL Regular" w:hAnsi="Charis SIL Regular" w:eastAsia="Charis SIL Regular"/>
+          <w:b w:val="0"/>
+          <w:i w:val="0"/>
+          <w:color w:val="0000FF"/>
+          <w:sz w:val="24"/>
+          <w:u w:val="single"/>
+        </w:rPr>
+        <w:hyperlink r:id="rId22" w:history="1">
+          <w:r>
+            <w:rPr>
+              <w:rStyle w:val="Hyperlink"/>
+            </w:rPr>
+            <w:t>Christian</w:t>
+          </w:r>
+        </w:hyperlink>
+      </w:r>
+      <w:r>
+        <w:rPr>
+          <w:rFonts w:ascii="Charis SIL Regular" w:hAnsi="Charis SIL Regular" w:eastAsia="Charis SIL Regular"/>
+          <w:b w:val="0"/>
+          <w:i w:val="0"/>
+          <w:color w:val="0000FF"/>
+          <w:sz w:val="24"/>
+          <w:u w:val="single"/>
+        </w:rPr>
+        <w:t xml:space="preserve"> </w:t>
+      </w:r>
+      <w:r>
+        <w:rPr>
+          <w:rFonts w:ascii="Charis SIL Regular" w:hAnsi="Charis SIL Regular" w:eastAsia="Charis SIL Regular"/>
+          <w:b w:val="0"/>
+          <w:i w:val="0"/>
+          <w:color w:val="0000FF"/>
+          <w:sz w:val="24"/>
+          <w:u w:val="single"/>
+        </w:rPr>
+        <w:t>missionarie</w:t>
+      </w:r>
+      <w:r>
+        <w:rPr>
+          <w:rFonts w:ascii="Charis SIL Regular" w:hAnsi="Charis SIL Regular" w:eastAsia="Charis SIL Regular"/>
+          <w:b w:val="0"/>
+          <w:i w:val="0"/>
+          <w:color w:val="0000FF"/>
+          <w:sz w:val="24"/>
+          <w:u w:val="single"/>
+        </w:rPr>
+        <w:hyperlink r:id="rId22" w:history="1">
+          <w:r>
+            <w:rPr>
+              <w:rStyle w:val="Hyperlink"/>
+            </w:rPr>
+            <w:t>s</w:t>
           </w:r>
         </w:hyperlink>
       </w:r>
@@ -2890,7 +3098,7 @@
             <w:rPr>
               <w:rStyle w:val="Hyperlink"/>
             </w:rPr>
-            <w:t>col</w:t>
+            <w:t>colon</w:t>
           </w:r>
         </w:hyperlink>
       </w:r>
@@ -2903,43 +3111,7 @@
           <w:sz w:val="24"/>
           <w:u w:val="single"/>
         </w:rPr>
-        <w:hyperlink r:id="rId22" w:history="1">
-          <w:r>
-            <w:rPr>
-              <w:rStyle w:val="Hyperlink"/>
-            </w:rPr>
-            <w:t>o</w:t>
-          </w:r>
-        </w:hyperlink>
-      </w:r>
-      <w:r>
-        <w:rPr>
-          <w:rFonts w:ascii="Charis SIL Regular" w:hAnsi="Charis SIL Regular" w:eastAsia="Charis SIL Regular"/>
-          <w:b w:val="0"/>
-          <w:i w:val="0"/>
-          <w:color w:val="0000FF"/>
-          <w:sz w:val="24"/>
-          <w:u w:val="single"/>
-        </w:rPr>
-        <w:hyperlink r:id="rId22" w:history="1">
-          <w:r>
-            <w:rPr>
-              <w:rStyle w:val="Hyperlink"/>
-            </w:rPr>
-            <w:t>n</w:t>
-          </w:r>
-        </w:hyperlink>
-      </w:r>
-      <w:r>
-        <w:rPr>
-          <w:rFonts w:ascii="Charis SIL Regular" w:hAnsi="Charis SIL Regular" w:eastAsia="Charis SIL Regular"/>
-          <w:b w:val="0"/>
-          <w:i w:val="0"/>
-          <w:color w:val="0000FF"/>
-          <w:sz w:val="24"/>
-          <w:u w:val="single"/>
-        </w:rPr>
-        <w:hyperlink r:id="rId22" w:history="1">
+        <w:hyperlink r:id="rId23" w:history="1">
           <w:r>
             <w:rPr>
               <w:rStyle w:val="Hyperlink"/>
@@ -2957,280 +3129,7 @@
           <w:sz w:val="24"/>
           <w:u w:val="single"/>
         </w:rPr>
-        <w:hyperlink r:id="rId22" w:history="1">
-          <w:r>
-            <w:rPr>
-              <w:rStyle w:val="Hyperlink"/>
-            </w:rPr>
-            <w:t>sed</w:t>
-          </w:r>
-        </w:hyperlink>
-      </w:r>
-      <w:r>
-        <w:rPr>
-          <w:rFonts w:ascii="Charis SIL Regular" w:hAnsi="Charis SIL Regular" w:eastAsia="Charis SIL Regular"/>
-          <w:b w:val="0"/>
-          <w:i w:val="0"/>
-          <w:color w:val="0000FF"/>
-          <w:sz w:val="24"/>
-          <w:u w:val="single"/>
-        </w:rPr>
-        <w:t xml:space="preserve"> </w:t>
-      </w:r>
-      <w:r>
-        <w:rPr>
-          <w:rFonts w:ascii="Charis SIL Regular" w:hAnsi="Charis SIL Regular" w:eastAsia="Charis SIL Regular"/>
-          <w:b w:val="0"/>
-          <w:i w:val="0"/>
-          <w:color w:val="0000FF"/>
-          <w:sz w:val="24"/>
-          <w:u w:val="single"/>
-        </w:rPr>
-        <w:hyperlink r:id="rId22" w:history="1">
-          <w:r>
-            <w:rPr>
-              <w:rStyle w:val="Hyperlink"/>
-            </w:rPr>
-            <w:t>territ</w:t>
-          </w:r>
-        </w:hyperlink>
-      </w:r>
-      <w:r>
-        <w:rPr>
-          <w:rFonts w:ascii="Charis SIL Regular" w:hAnsi="Charis SIL Regular" w:eastAsia="Charis SIL Regular"/>
-          <w:b w:val="0"/>
-          <w:i w:val="0"/>
-          <w:color w:val="0000FF"/>
-          <w:sz w:val="24"/>
-          <w:u w:val="single"/>
-        </w:rPr>
-        <w:hyperlink r:id="rId22" w:history="1">
-          <w:r>
-            <w:rPr>
-              <w:rStyle w:val="Hyperlink"/>
-            </w:rPr>
-            <w:t>o</w:t>
-          </w:r>
-        </w:hyperlink>
-      </w:r>
-      <w:r>
-        <w:rPr>
-          <w:rFonts w:ascii="Charis SIL Regular" w:hAnsi="Charis SIL Regular" w:eastAsia="Charis SIL Regular"/>
-          <w:b w:val="0"/>
-          <w:i w:val="0"/>
-          <w:color w:val="0000FF"/>
-          <w:sz w:val="24"/>
-          <w:u w:val="single"/>
-        </w:rPr>
-        <w:hyperlink r:id="rId22" w:history="1">
-          <w:r>
-            <w:rPr>
-              <w:rStyle w:val="Hyperlink"/>
-            </w:rPr>
-            <w:t>ries</w:t>
-          </w:r>
-        </w:hyperlink>
-      </w:r>
-      <w:r>
-        <w:br/>
-      </w:r>
-      <w:r>
-        <w:rPr>
-          <w:rFonts w:ascii="Charis SIL Regular" w:hAnsi="Charis SIL Regular" w:eastAsia="Charis SIL Regular"/>
-          <w:b w:val="0"/>
-          <w:i w:val="0"/>
-          <w:color w:val="000000"/>
-          <w:sz w:val="24"/>
-        </w:rPr>
-        <w:t xml:space="preserve">•  </w:t>
-      </w:r>
-      <w:r>
-        <w:rPr>
-          <w:rFonts w:ascii="Charis SIL Regular" w:hAnsi="Charis SIL Regular" w:eastAsia="Charis SIL Regular"/>
-          <w:b w:val="0"/>
-          <w:i w:val="0"/>
-          <w:color w:val="0000FF"/>
-          <w:sz w:val="24"/>
-          <w:u w:val="single"/>
-        </w:rPr>
         <w:hyperlink r:id="rId23" w:history="1">
-          <w:r>
-            <w:rPr>
-              <w:rStyle w:val="Hyperlink"/>
-            </w:rPr>
-            <w:t>Christian</w:t>
-          </w:r>
-        </w:hyperlink>
-      </w:r>
-      <w:r>
-        <w:rPr>
-          <w:rFonts w:ascii="Charis SIL Regular" w:hAnsi="Charis SIL Regular" w:eastAsia="Charis SIL Regular"/>
-          <w:b w:val="0"/>
-          <w:i w:val="0"/>
-          <w:color w:val="0000FF"/>
-          <w:sz w:val="24"/>
-          <w:u w:val="single"/>
-        </w:rPr>
-        <w:t xml:space="preserve"> </w:t>
-      </w:r>
-      <w:r>
-        <w:rPr>
-          <w:rFonts w:ascii="Charis SIL Regular" w:hAnsi="Charis SIL Regular" w:eastAsia="Charis SIL Regular"/>
-          <w:b w:val="0"/>
-          <w:i w:val="0"/>
-          <w:color w:val="0000FF"/>
-          <w:sz w:val="24"/>
-          <w:u w:val="single"/>
-        </w:rPr>
-        <w:hyperlink r:id="rId22" w:history="1">
-          <w:r>
-            <w:rPr>
-              <w:rStyle w:val="Hyperlink"/>
-            </w:rPr>
-            <w:t>missiona</w:t>
-          </w:r>
-        </w:hyperlink>
-      </w:r>
-      <w:r>
-        <w:rPr>
-          <w:rFonts w:ascii="Charis SIL Regular" w:hAnsi="Charis SIL Regular" w:eastAsia="Charis SIL Regular"/>
-          <w:b w:val="0"/>
-          <w:i w:val="0"/>
-          <w:color w:val="0000FF"/>
-          <w:sz w:val="24"/>
-          <w:u w:val="single"/>
-        </w:rPr>
-        <w:hyperlink r:id="rId22" w:history="1">
-          <w:r>
-            <w:rPr>
-              <w:rStyle w:val="Hyperlink"/>
-            </w:rPr>
-            <w:t>r</w:t>
-          </w:r>
-        </w:hyperlink>
-      </w:r>
-      <w:r>
-        <w:rPr>
-          <w:rFonts w:ascii="Charis SIL Regular" w:hAnsi="Charis SIL Regular" w:eastAsia="Charis SIL Regular"/>
-          <w:b w:val="0"/>
-          <w:i w:val="0"/>
-          <w:color w:val="0000FF"/>
-          <w:sz w:val="24"/>
-          <w:u w:val="single"/>
-        </w:rPr>
-        <w:hyperlink r:id="rId22" w:history="1">
-          <w:r>
-            <w:rPr>
-              <w:rStyle w:val="Hyperlink"/>
-            </w:rPr>
-            <w:t>ie</w:t>
-          </w:r>
-        </w:hyperlink>
-      </w:r>
-      <w:r>
-        <w:rPr>
-          <w:rFonts w:ascii="Charis SIL Regular" w:hAnsi="Charis SIL Regular" w:eastAsia="Charis SIL Regular"/>
-          <w:b w:val="0"/>
-          <w:i w:val="0"/>
-          <w:color w:val="0000FF"/>
-          <w:sz w:val="24"/>
-          <w:u w:val="single"/>
-        </w:rPr>
-        <w:hyperlink r:id="rId22" w:history="1">
-          <w:r>
-            <w:rPr>
-              <w:rStyle w:val="Hyperlink"/>
-            </w:rPr>
-            <w:t>s</w:t>
-          </w:r>
-        </w:hyperlink>
-      </w:r>
-      <w:r>
-        <w:rPr>
-          <w:rFonts w:ascii="Charis SIL Regular" w:hAnsi="Charis SIL Regular" w:eastAsia="Charis SIL Regular"/>
-          <w:b w:val="0"/>
-          <w:i w:val="0"/>
-          <w:color w:val="0000FF"/>
-          <w:sz w:val="24"/>
-          <w:u w:val="single"/>
-        </w:rPr>
-        <w:t xml:space="preserve"> </w:t>
-      </w:r>
-      <w:r>
-        <w:rPr>
-          <w:rFonts w:ascii="Charis SIL Regular" w:hAnsi="Charis SIL Regular" w:eastAsia="Charis SIL Regular"/>
-          <w:b w:val="0"/>
-          <w:i w:val="0"/>
-          <w:color w:val="0000FF"/>
-          <w:sz w:val="24"/>
-          <w:u w:val="single"/>
-        </w:rPr>
-        <w:hyperlink r:id="rId22" w:history="1">
-          <w:r>
-            <w:rPr>
-              <w:rStyle w:val="Hyperlink"/>
-            </w:rPr>
-            <w:t>in</w:t>
-          </w:r>
-        </w:hyperlink>
-      </w:r>
-      <w:r>
-        <w:rPr>
-          <w:rFonts w:ascii="Charis SIL Regular" w:hAnsi="Charis SIL Regular" w:eastAsia="Charis SIL Regular"/>
-          <w:b w:val="0"/>
-          <w:i w:val="0"/>
-          <w:color w:val="0000FF"/>
-          <w:sz w:val="24"/>
-          <w:u w:val="single"/>
-        </w:rPr>
-        <w:t xml:space="preserve"> </w:t>
-      </w:r>
-      <w:r>
-        <w:rPr>
-          <w:rFonts w:ascii="Charis SIL Regular" w:hAnsi="Charis SIL Regular" w:eastAsia="Charis SIL Regular"/>
-          <w:b w:val="0"/>
-          <w:i w:val="0"/>
-          <w:color w:val="0000FF"/>
-          <w:sz w:val="24"/>
-          <w:u w:val="single"/>
-        </w:rPr>
-        <w:hyperlink r:id="rId22" w:history="1">
-          <w:r>
-            <w:rPr>
-              <w:rStyle w:val="Hyperlink"/>
-            </w:rPr>
-            <w:t>colon</w:t>
-          </w:r>
-        </w:hyperlink>
-      </w:r>
-      <w:r>
-        <w:rPr>
-          <w:rFonts w:ascii="Charis SIL Regular" w:hAnsi="Charis SIL Regular" w:eastAsia="Charis SIL Regular"/>
-          <w:b w:val="0"/>
-          <w:i w:val="0"/>
-          <w:color w:val="0000FF"/>
-          <w:sz w:val="24"/>
-          <w:u w:val="single"/>
-        </w:rPr>
-        <w:hyperlink r:id="rId22" w:history="1">
-          <w:r>
-            <w:rPr>
-              <w:rStyle w:val="Hyperlink"/>
-            </w:rPr>
-            <w:t>i</w:t>
-          </w:r>
-        </w:hyperlink>
-      </w:r>
-      <w:r>
-        <w:rPr>
-          <w:rFonts w:ascii="Charis SIL Regular" w:hAnsi="Charis SIL Regular" w:eastAsia="Charis SIL Regular"/>
-          <w:b w:val="0"/>
-          <w:i w:val="0"/>
-          <w:color w:val="0000FF"/>
-          <w:sz w:val="24"/>
-          <w:u w:val="single"/>
-        </w:rPr>
-        <w:hyperlink r:id="rId22" w:history="1">
           <w:r>
             <w:rPr>
               <w:rStyle w:val="Hyperlink"/>

--- a/EXPORTS/DOCX/published/niveau2/English/Museum.docx
+++ b/EXPORTS/DOCX/published/niveau2/English/Museum.docx
@@ -327,7 +327,7 @@
           <w:sz w:val="24"/>
           <w:u w:val="single"/>
         </w:rPr>
-        <w:hyperlink r:id="rId10" w:history="1">
+        <w:hyperlink r:id="rId9" w:history="1">
           <w:r>
             <w:rPr>
               <w:rStyle w:val="Hyperlink"/>
@@ -356,7 +356,7 @@
           <w:sz w:val="24"/>
           <w:u w:val="single"/>
         </w:rPr>
-        <w:hyperlink r:id="rId10" w:history="1">
+        <w:hyperlink r:id="rId9" w:history="1">
           <w:r>
             <w:rPr>
               <w:rStyle w:val="Hyperlink"/>
@@ -392,7 +392,7 @@
           <w:sz w:val="24"/>
           <w:u w:val="single"/>
         </w:rPr>
-        <w:hyperlink r:id="rId10" w:history="1">
+        <w:hyperlink r:id="rId9" w:history="1">
           <w:r>
             <w:rPr>
               <w:rStyle w:val="Hyperlink"/>
@@ -421,7 +421,7 @@
           <w:sz w:val="24"/>
           <w:u w:val="single"/>
         </w:rPr>
-        <w:hyperlink r:id="rId10" w:history="1">
+        <w:hyperlink r:id="rId9" w:history="1">
           <w:r>
             <w:rPr>
               <w:rStyle w:val="Hyperlink"/>
@@ -513,14 +513,7 @@
           <w:color w:val="000000"/>
           <w:sz w:val="24"/>
         </w:rPr>
-        <w:hyperlink r:id="rId10" w:history="1">
-          <w:r>
-            <w:rPr>
-              <w:rStyle w:val="Hyperlink"/>
-            </w:rPr>
-            <w:t>Leide</w:t>
-          </w:r>
-        </w:hyperlink>
+        <w:t>Leide</w:t>
       </w:r>
       <w:r>
         <w:rPr>
@@ -861,7 +854,7 @@
           <w:sz w:val="24"/>
           <w:u w:val="single"/>
         </w:rPr>
-        <w:hyperlink r:id="rId12" w:history="1">
+        <w:hyperlink r:id="rId11" w:history="1">
           <w:r>
             <w:rPr>
               <w:rStyle w:val="Hyperlink"/>
@@ -896,47 +889,7 @@
           <w:color w:val="000000"/>
           <w:sz w:val="24"/>
         </w:rPr>
-        <w:t xml:space="preserve"> (Museum of Geography and Ethnology) in </w:t>
-      </w:r>
-      <w:r>
-        <w:rPr>
-          <w:u w:val="single" w:color="0000ff"/>
-          <w:rFonts w:ascii="Charis SIL Regular" w:hAnsi="Charis SIL Regular" w:eastAsia="Charis SIL Regular"/>
-          <w:b w:val="0"/>
-          <w:i w:val="0"/>
-          <w:color w:val="000000"/>
-          <w:sz w:val="24"/>
-        </w:rPr>
-        <w:t>Rotterdam in 1</w:t>
-      </w:r>
-      <w:r>
-        <w:rPr>
-          <w:u w:val="single" w:color="0000ff"/>
-          <w:rFonts w:ascii="Charis SIL Regular" w:hAnsi="Charis SIL Regular" w:eastAsia="Charis SIL Regular"/>
-          <w:b w:val="0"/>
-          <w:i w:val="0"/>
-          <w:color w:val="000000"/>
-          <w:sz w:val="24"/>
-        </w:rPr>
-        <w:hyperlink r:id="rId12" w:history="1">
-          <w:r>
-            <w:rPr>
-              <w:rStyle w:val="Hyperlink"/>
-            </w:rPr>
-            <w:t xml:space="preserve">885. </w:t>
-          </w:r>
-        </w:hyperlink>
-      </w:r>
-      <w:r>
-        <w:rPr>
-          <w:u w:val="single" w:color="0000ff"/>
-          <w:rFonts w:ascii="Charis SIL Regular" w:hAnsi="Charis SIL Regular" w:eastAsia="Charis SIL Regular"/>
-          <w:b w:val="0"/>
-          <w:i w:val="0"/>
-          <w:color w:val="000000"/>
-          <w:sz w:val="24"/>
-        </w:rPr>
-        <w:t>O</w:t>
+        <w:t xml:space="preserve"> (Museum of Geography and Ethnology) in Rotterdam in 1885. O</w:t>
       </w:r>
       <w:r>
         <w:rPr>
@@ -2182,7 +2135,7 @@
           <w:sz w:val="24"/>
           <w:u w:val="single"/>
         </w:rPr>
-        <w:hyperlink r:id="rId20" w:history="1">
+        <w:hyperlink r:id="rId19" w:history="1">
           <w:r>
             <w:rPr>
               <w:rStyle w:val="Hyperlink"/>
@@ -2211,7 +2164,7 @@
           <w:sz w:val="24"/>
           <w:u w:val="single"/>
         </w:rPr>
-        <w:hyperlink r:id="rId20" w:history="1">
+        <w:hyperlink r:id="rId19" w:history="1">
           <w:r>
             <w:rPr>
               <w:rStyle w:val="Hyperlink"/>
@@ -2229,7 +2182,7 @@
           <w:sz w:val="24"/>
           <w:u w:val="single"/>
         </w:rPr>
-        <w:hyperlink r:id="rId20" w:history="1">
+        <w:hyperlink r:id="rId19" w:history="1">
           <w:r>
             <w:rPr>
               <w:rStyle w:val="Hyperlink"/>
@@ -2258,7 +2211,155 @@
           <w:sz w:val="24"/>
           <w:u w:val="single"/>
         </w:rPr>
-        <w:t>in objects form a</w:t>
+        <w:hyperlink r:id="rId19" w:history="1">
+          <w:r>
+            <w:rPr>
+              <w:rStyle w:val="Hyperlink"/>
+            </w:rPr>
+            <w:t>in</w:t>
+          </w:r>
+        </w:hyperlink>
+      </w:r>
+      <w:r>
+        <w:rPr>
+          <w:rFonts w:ascii="Charis SIL Regular" w:hAnsi="Charis SIL Regular" w:eastAsia="Charis SIL Regular"/>
+          <w:b w:val="0"/>
+          <w:i w:val="0"/>
+          <w:color w:val="0000FF"/>
+          <w:sz w:val="24"/>
+          <w:u w:val="single"/>
+        </w:rPr>
+        <w:t xml:space="preserve"> </w:t>
+      </w:r>
+      <w:r>
+        <w:rPr>
+          <w:rFonts w:ascii="Charis SIL Regular" w:hAnsi="Charis SIL Regular" w:eastAsia="Charis SIL Regular"/>
+          <w:b w:val="0"/>
+          <w:i w:val="0"/>
+          <w:color w:val="0000FF"/>
+          <w:sz w:val="24"/>
+          <w:u w:val="single"/>
+        </w:rPr>
+        <w:hyperlink r:id="rId19" w:history="1">
+          <w:r>
+            <w:rPr>
+              <w:rStyle w:val="Hyperlink"/>
+            </w:rPr>
+            <w:t>o</w:t>
+          </w:r>
+        </w:hyperlink>
+      </w:r>
+      <w:r>
+        <w:rPr>
+          <w:rFonts w:ascii="Charis SIL Regular" w:hAnsi="Charis SIL Regular" w:eastAsia="Charis SIL Regular"/>
+          <w:b w:val="0"/>
+          <w:i w:val="0"/>
+          <w:color w:val="0000FF"/>
+          <w:sz w:val="24"/>
+          <w:u w:val="single"/>
+        </w:rPr>
+        <w:hyperlink r:id="rId19" w:history="1">
+          <w:r>
+            <w:rPr>
+              <w:rStyle w:val="Hyperlink"/>
+            </w:rPr>
+            <w:t>bj</w:t>
+          </w:r>
+        </w:hyperlink>
+      </w:r>
+      <w:r>
+        <w:rPr>
+          <w:rFonts w:ascii="Charis SIL Regular" w:hAnsi="Charis SIL Regular" w:eastAsia="Charis SIL Regular"/>
+          <w:b w:val="0"/>
+          <w:i w:val="0"/>
+          <w:color w:val="0000FF"/>
+          <w:sz w:val="24"/>
+          <w:u w:val="single"/>
+        </w:rPr>
+        <w:hyperlink r:id="rId19" w:history="1">
+          <w:r>
+            <w:rPr>
+              <w:rStyle w:val="Hyperlink"/>
+            </w:rPr>
+            <w:t>e</w:t>
+          </w:r>
+        </w:hyperlink>
+      </w:r>
+      <w:r>
+        <w:rPr>
+          <w:rFonts w:ascii="Charis SIL Regular" w:hAnsi="Charis SIL Regular" w:eastAsia="Charis SIL Regular"/>
+          <w:b w:val="0"/>
+          <w:i w:val="0"/>
+          <w:color w:val="0000FF"/>
+          <w:sz w:val="24"/>
+          <w:u w:val="single"/>
+        </w:rPr>
+        <w:hyperlink r:id="rId19" w:history="1">
+          <w:r>
+            <w:rPr>
+              <w:rStyle w:val="Hyperlink"/>
+            </w:rPr>
+            <w:t>cts</w:t>
+          </w:r>
+        </w:hyperlink>
+      </w:r>
+      <w:r>
+        <w:rPr>
+          <w:rFonts w:ascii="Charis SIL Regular" w:hAnsi="Charis SIL Regular" w:eastAsia="Charis SIL Regular"/>
+          <w:b w:val="0"/>
+          <w:i w:val="0"/>
+          <w:color w:val="0000FF"/>
+          <w:sz w:val="24"/>
+          <w:u w:val="single"/>
+        </w:rPr>
+        <w:t xml:space="preserve"> </w:t>
+      </w:r>
+      <w:r>
+        <w:rPr>
+          <w:rFonts w:ascii="Charis SIL Regular" w:hAnsi="Charis SIL Regular" w:eastAsia="Charis SIL Regular"/>
+          <w:b w:val="0"/>
+          <w:i w:val="0"/>
+          <w:color w:val="0000FF"/>
+          <w:sz w:val="24"/>
+          <w:u w:val="single"/>
+        </w:rPr>
+        <w:hyperlink r:id="rId19" w:history="1">
+          <w:r>
+            <w:rPr>
+              <w:rStyle w:val="Hyperlink"/>
+            </w:rPr>
+            <w:t>form</w:t>
+          </w:r>
+        </w:hyperlink>
+      </w:r>
+      <w:r>
+        <w:rPr>
+          <w:rFonts w:ascii="Charis SIL Regular" w:hAnsi="Charis SIL Regular" w:eastAsia="Charis SIL Regular"/>
+          <w:b w:val="0"/>
+          <w:i w:val="0"/>
+          <w:color w:val="0000FF"/>
+          <w:sz w:val="24"/>
+          <w:u w:val="single"/>
+        </w:rPr>
+        <w:t xml:space="preserve"> </w:t>
+      </w:r>
+      <w:r>
+        <w:rPr>
+          <w:rFonts w:ascii="Charis SIL Regular" w:hAnsi="Charis SIL Regular" w:eastAsia="Charis SIL Regular"/>
+          <w:b w:val="0"/>
+          <w:i w:val="0"/>
+          <w:color w:val="0000FF"/>
+          <w:sz w:val="24"/>
+          <w:u w:val="single"/>
+        </w:rPr>
+        <w:hyperlink r:id="rId19" w:history="1">
+          <w:r>
+            <w:rPr>
+              <w:rStyle w:val="Hyperlink"/>
+            </w:rPr>
+            <w:t>a</w:t>
+          </w:r>
+        </w:hyperlink>
       </w:r>
       <w:r>
         <w:rPr>
@@ -2337,7 +2438,7 @@
           <w:sz w:val="24"/>
           <w:u w:val="single"/>
         </w:rPr>
-        <w:hyperlink r:id="rId21" w:history="1">
+        <w:hyperlink r:id="rId20" w:history="1">
           <w:r>
             <w:rPr>
               <w:rStyle w:val="Hyperlink"/>
@@ -2355,14 +2456,36 @@
           <w:sz w:val="24"/>
           <w:u w:val="single"/>
         </w:rPr>
+        <w:t xml:space="preserve"> </w:t>
+      </w:r>
+      <w:r>
+        <w:rPr>
+          <w:rFonts w:ascii="Charis SIL Regular" w:hAnsi="Charis SIL Regular" w:eastAsia="Charis SIL Regular"/>
+          <w:b w:val="0"/>
+          <w:i w:val="0"/>
+          <w:color w:val="0000FF"/>
+          <w:sz w:val="24"/>
+          <w:u w:val="single"/>
+        </w:rPr>
         <w:hyperlink r:id="rId20" w:history="1">
           <w:r>
             <w:rPr>
               <w:rStyle w:val="Hyperlink"/>
             </w:rPr>
-            <w:t xml:space="preserve"> and </w:t>
+            <w:t>and</w:t>
           </w:r>
         </w:hyperlink>
+      </w:r>
+      <w:r>
+        <w:rPr>
+          <w:rFonts w:ascii="Charis SIL Regular" w:hAnsi="Charis SIL Regular" w:eastAsia="Charis SIL Regular"/>
+          <w:b w:val="0"/>
+          <w:i w:val="0"/>
+          <w:color w:val="0000FF"/>
+          <w:sz w:val="24"/>
+          <w:u w:val="single"/>
+        </w:rPr>
+        <w:t xml:space="preserve"> </w:t>
       </w:r>
       <w:r>
         <w:rPr>
@@ -2391,6 +2514,370 @@
           <w:sz w:val="24"/>
           <w:u w:val="single"/>
         </w:rPr>
+        <w:hyperlink r:id="rId20" w:history="1">
+          <w:r>
+            <w:rPr>
+              <w:rStyle w:val="Hyperlink"/>
+            </w:rPr>
+            <w:t>a</w:t>
+          </w:r>
+        </w:hyperlink>
+      </w:r>
+      <w:r>
+        <w:rPr>
+          <w:rFonts w:ascii="Charis SIL Regular" w:hAnsi="Charis SIL Regular" w:eastAsia="Charis SIL Regular"/>
+          <w:b w:val="0"/>
+          <w:i w:val="0"/>
+          <w:color w:val="0000FF"/>
+          <w:sz w:val="24"/>
+          <w:u w:val="single"/>
+        </w:rPr>
+        <w:hyperlink r:id="rId20" w:history="1">
+          <w:r>
+            <w:rPr>
+              <w:rStyle w:val="Hyperlink"/>
+            </w:rPr>
+            <w:t>v</w:t>
+          </w:r>
+        </w:hyperlink>
+      </w:r>
+      <w:r>
+        <w:rPr>
+          <w:rFonts w:ascii="Charis SIL Regular" w:hAnsi="Charis SIL Regular" w:eastAsia="Charis SIL Regular"/>
+          <w:b w:val="0"/>
+          <w:i w:val="0"/>
+          <w:color w:val="0000FF"/>
+          <w:sz w:val="24"/>
+          <w:u w:val="single"/>
+        </w:rPr>
+        <w:hyperlink r:id="rId20" w:history="1">
+          <w:r>
+            <w:rPr>
+              <w:rStyle w:val="Hyperlink"/>
+            </w:rPr>
+            <w:t>y</w:t>
+          </w:r>
+        </w:hyperlink>
+      </w:r>
+      <w:r>
+        <w:rPr>
+          <w:rFonts w:ascii="Charis SIL Regular" w:hAnsi="Charis SIL Regular" w:eastAsia="Charis SIL Regular"/>
+          <w:b w:val="0"/>
+          <w:i w:val="0"/>
+          <w:color w:val="0000FF"/>
+          <w:sz w:val="24"/>
+          <w:u w:val="single"/>
+        </w:rPr>
+        <w:t xml:space="preserve"> </w:t>
+      </w:r>
+      <w:r>
+        <w:rPr>
+          <w:rFonts w:ascii="Charis SIL Regular" w:hAnsi="Charis SIL Regular" w:eastAsia="Charis SIL Regular"/>
+          <w:b w:val="0"/>
+          <w:i w:val="0"/>
+          <w:color w:val="0000FF"/>
+          <w:sz w:val="24"/>
+          <w:u w:val="single"/>
+        </w:rPr>
+        <w:hyperlink r:id="rId20" w:history="1">
+          <w:r>
+            <w:rPr>
+              <w:rStyle w:val="Hyperlink"/>
+            </w:rPr>
+            <w:t>perso</w:t>
+          </w:r>
+        </w:hyperlink>
+      </w:r>
+      <w:r>
+        <w:rPr>
+          <w:rFonts w:ascii="Charis SIL Regular" w:hAnsi="Charis SIL Regular" w:eastAsia="Charis SIL Regular"/>
+          <w:b w:val="0"/>
+          <w:i w:val="0"/>
+          <w:color w:val="0000FF"/>
+          <w:sz w:val="24"/>
+          <w:u w:val="single"/>
+        </w:rPr>
+        <w:hyperlink r:id="rId20" w:history="1">
+          <w:r>
+            <w:rPr>
+              <w:rStyle w:val="Hyperlink"/>
+            </w:rPr>
+            <w:t>nnel</w:t>
+          </w:r>
+        </w:hyperlink>
+      </w:r>
+      <w:r>
+        <w:rPr>
+          <w:rFonts w:ascii="Charis SIL Regular" w:hAnsi="Charis SIL Regular" w:eastAsia="Charis SIL Regular"/>
+          <w:b w:val="0"/>
+          <w:i w:val="0"/>
+          <w:color w:val="0000FF"/>
+          <w:sz w:val="24"/>
+          <w:u w:val="single"/>
+        </w:rPr>
+        <w:t xml:space="preserve"> </w:t>
+      </w:r>
+      <w:r>
+        <w:rPr>
+          <w:rFonts w:ascii="Charis SIL Regular" w:hAnsi="Charis SIL Regular" w:eastAsia="Charis SIL Regular"/>
+          <w:b w:val="0"/>
+          <w:i w:val="0"/>
+          <w:color w:val="0000FF"/>
+          <w:sz w:val="24"/>
+          <w:u w:val="single"/>
+        </w:rPr>
+        <w:hyperlink r:id="rId20" w:history="1">
+          <w:r>
+            <w:rPr>
+              <w:rStyle w:val="Hyperlink"/>
+            </w:rPr>
+            <w:t>i</w:t>
+          </w:r>
+        </w:hyperlink>
+      </w:r>
+      <w:r>
+        <w:rPr>
+          <w:rFonts w:ascii="Charis SIL Regular" w:hAnsi="Charis SIL Regular" w:eastAsia="Charis SIL Regular"/>
+          <w:b w:val="0"/>
+          <w:i w:val="0"/>
+          <w:color w:val="0000FF"/>
+          <w:sz w:val="24"/>
+          <w:u w:val="single"/>
+        </w:rPr>
+        <w:hyperlink r:id="rId20" w:history="1">
+          <w:r>
+            <w:rPr>
+              <w:rStyle w:val="Hyperlink"/>
+            </w:rPr>
+            <w:t>n</w:t>
+          </w:r>
+        </w:hyperlink>
+      </w:r>
+      <w:r>
+        <w:rPr>
+          <w:rFonts w:ascii="Charis SIL Regular" w:hAnsi="Charis SIL Regular" w:eastAsia="Charis SIL Regular"/>
+          <w:b w:val="0"/>
+          <w:i w:val="0"/>
+          <w:color w:val="0000FF"/>
+          <w:sz w:val="24"/>
+          <w:u w:val="single"/>
+        </w:rPr>
+        <w:t xml:space="preserve"> </w:t>
+      </w:r>
+      <w:r>
+        <w:rPr>
+          <w:rFonts w:ascii="Charis SIL Regular" w:hAnsi="Charis SIL Regular" w:eastAsia="Charis SIL Regular"/>
+          <w:b w:val="0"/>
+          <w:i w:val="0"/>
+          <w:color w:val="0000FF"/>
+          <w:sz w:val="24"/>
+          <w:u w:val="single"/>
+        </w:rPr>
+        <w:hyperlink r:id="rId20" w:history="1">
+          <w:r>
+            <w:rPr>
+              <w:rStyle w:val="Hyperlink"/>
+            </w:rPr>
+            <w:t>colonise</w:t>
+          </w:r>
+        </w:hyperlink>
+      </w:r>
+      <w:r>
+        <w:rPr>
+          <w:rFonts w:ascii="Charis SIL Regular" w:hAnsi="Charis SIL Regular" w:eastAsia="Charis SIL Regular"/>
+          <w:b w:val="0"/>
+          <w:i w:val="0"/>
+          <w:color w:val="0000FF"/>
+          <w:sz w:val="24"/>
+          <w:u w:val="single"/>
+        </w:rPr>
+        <w:hyperlink r:id="rId20" w:history="1">
+          <w:r>
+            <w:rPr>
+              <w:rStyle w:val="Hyperlink"/>
+            </w:rPr>
+            <w:t>d</w:t>
+          </w:r>
+        </w:hyperlink>
+      </w:r>
+      <w:r>
+        <w:rPr>
+          <w:rFonts w:ascii="Charis SIL Regular" w:hAnsi="Charis SIL Regular" w:eastAsia="Charis SIL Regular"/>
+          <w:b w:val="0"/>
+          <w:i w:val="0"/>
+          <w:color w:val="0000FF"/>
+          <w:sz w:val="24"/>
+          <w:u w:val="single"/>
+        </w:rPr>
+        <w:t xml:space="preserve"> </w:t>
+      </w:r>
+      <w:r>
+        <w:rPr>
+          <w:rFonts w:ascii="Charis SIL Regular" w:hAnsi="Charis SIL Regular" w:eastAsia="Charis SIL Regular"/>
+          <w:b w:val="0"/>
+          <w:i w:val="0"/>
+          <w:color w:val="0000FF"/>
+          <w:sz w:val="24"/>
+          <w:u w:val="single"/>
+        </w:rPr>
+        <w:hyperlink r:id="rId20" w:history="1">
+          <w:r>
+            <w:rPr>
+              <w:rStyle w:val="Hyperlink"/>
+            </w:rPr>
+            <w:t>territo</w:t>
+          </w:r>
+        </w:hyperlink>
+      </w:r>
+      <w:r>
+        <w:rPr>
+          <w:rFonts w:ascii="Charis SIL Regular" w:hAnsi="Charis SIL Regular" w:eastAsia="Charis SIL Regular"/>
+          <w:b w:val="0"/>
+          <w:i w:val="0"/>
+          <w:color w:val="0000FF"/>
+          <w:sz w:val="24"/>
+          <w:u w:val="single"/>
+        </w:rPr>
+        <w:hyperlink r:id="rId21" w:history="1">
+          <w:r>
+            <w:rPr>
+              <w:rStyle w:val="Hyperlink"/>
+            </w:rPr>
+            <w:t>ries</w:t>
+          </w:r>
+        </w:hyperlink>
+      </w:r>
+      <w:r>
+        <w:rPr>
+          <w:rFonts w:ascii="Charis SIL Regular" w:hAnsi="Charis SIL Regular" w:eastAsia="Charis SIL Regular"/>
+          <w:b w:val="0"/>
+          <w:i w:val="0"/>
+          <w:color w:val="000000"/>
+          <w:sz w:val="24"/>
+        </w:rPr>
+        <w:t xml:space="preserve">•  </w:t>
+      </w:r>
+      <w:r>
+        <w:rPr>
+          <w:rFonts w:ascii="Charis SIL Regular" w:hAnsi="Charis SIL Regular" w:eastAsia="Charis SIL Regular"/>
+          <w:b w:val="0"/>
+          <w:i w:val="0"/>
+          <w:color w:val="0000FF"/>
+          <w:sz w:val="24"/>
+          <w:u w:val="single"/>
+        </w:rPr>
+        <w:hyperlink r:id="rId21" w:history="1">
+          <w:r>
+            <w:rPr>
+              <w:rStyle w:val="Hyperlink"/>
+            </w:rPr>
+            <w:t>Scie</w:t>
+          </w:r>
+        </w:hyperlink>
+      </w:r>
+      <w:r>
+        <w:rPr>
+          <w:rFonts w:ascii="Charis SIL Regular" w:hAnsi="Charis SIL Regular" w:eastAsia="Charis SIL Regular"/>
+          <w:b w:val="0"/>
+          <w:i w:val="0"/>
+          <w:color w:val="0000FF"/>
+          <w:sz w:val="24"/>
+          <w:u w:val="single"/>
+        </w:rPr>
+        <w:hyperlink r:id="rId21" w:history="1">
+          <w:r>
+            <w:rPr>
+              <w:rStyle w:val="Hyperlink"/>
+            </w:rPr>
+            <w:t>n</w:t>
+          </w:r>
+        </w:hyperlink>
+      </w:r>
+      <w:r>
+        <w:rPr>
+          <w:rFonts w:ascii="Charis SIL Regular" w:hAnsi="Charis SIL Regular" w:eastAsia="Charis SIL Regular"/>
+          <w:b w:val="0"/>
+          <w:i w:val="0"/>
+          <w:color w:val="0000FF"/>
+          <w:sz w:val="24"/>
+          <w:u w:val="single"/>
+        </w:rPr>
+        <w:hyperlink r:id="rId21" w:history="1">
+          <w:r>
+            <w:rPr>
+              <w:rStyle w:val="Hyperlink"/>
+            </w:rPr>
+            <w:t>tif</w:t>
+          </w:r>
+        </w:hyperlink>
+      </w:r>
+      <w:r>
+        <w:rPr>
+          <w:rFonts w:ascii="Charis SIL Regular" w:hAnsi="Charis SIL Regular" w:eastAsia="Charis SIL Regular"/>
+          <w:b w:val="0"/>
+          <w:i w:val="0"/>
+          <w:color w:val="0000FF"/>
+          <w:sz w:val="24"/>
+          <w:u w:val="single"/>
+        </w:rPr>
+        <w:hyperlink r:id="rId21" w:history="1">
+          <w:r>
+            <w:rPr>
+              <w:rStyle w:val="Hyperlink"/>
+            </w:rPr>
+            <w:t>i</w:t>
+          </w:r>
+        </w:hyperlink>
+      </w:r>
+      <w:r>
+        <w:rPr>
+          <w:rFonts w:ascii="Charis SIL Regular" w:hAnsi="Charis SIL Regular" w:eastAsia="Charis SIL Regular"/>
+          <w:b w:val="0"/>
+          <w:i w:val="0"/>
+          <w:color w:val="0000FF"/>
+          <w:sz w:val="24"/>
+          <w:u w:val="single"/>
+        </w:rPr>
+        <w:t>c</w:t>
+      </w:r>
+      <w:r>
+        <w:rPr>
+          <w:rFonts w:ascii="Charis SIL Regular" w:hAnsi="Charis SIL Regular" w:eastAsia="Charis SIL Regular"/>
+          <w:b w:val="0"/>
+          <w:i w:val="0"/>
+          <w:color w:val="0000FF"/>
+          <w:sz w:val="24"/>
+          <w:u w:val="single"/>
+        </w:rPr>
+        <w:t xml:space="preserve"> </w:t>
+      </w:r>
+      <w:r>
+        <w:rPr>
+          <w:rFonts w:ascii="Charis SIL Regular" w:hAnsi="Charis SIL Regular" w:eastAsia="Charis SIL Regular"/>
+          <w:b w:val="0"/>
+          <w:i w:val="0"/>
+          <w:color w:val="0000FF"/>
+          <w:sz w:val="24"/>
+          <w:u w:val="single"/>
+        </w:rPr>
+        <w:hyperlink r:id="rId21" w:history="1">
+          <w:r>
+            <w:rPr>
+              <w:rStyle w:val="Hyperlink"/>
+            </w:rPr>
+            <w:t>rese</w:t>
+          </w:r>
+        </w:hyperlink>
+      </w:r>
+      <w:r>
+        <w:rPr>
+          <w:rFonts w:ascii="Charis SIL Regular" w:hAnsi="Charis SIL Regular" w:eastAsia="Charis SIL Regular"/>
+          <w:b w:val="0"/>
+          <w:i w:val="0"/>
+          <w:color w:val="0000FF"/>
+          <w:sz w:val="24"/>
+          <w:u w:val="single"/>
+        </w:rPr>
         <w:hyperlink r:id="rId21" w:history="1">
           <w:r>
             <w:rPr>
@@ -2414,356 +2901,6 @@
             <w:rPr>
               <w:rStyle w:val="Hyperlink"/>
             </w:rPr>
-            <w:t>v</w:t>
-          </w:r>
-        </w:hyperlink>
-      </w:r>
-      <w:r>
-        <w:rPr>
-          <w:rFonts w:ascii="Charis SIL Regular" w:hAnsi="Charis SIL Regular" w:eastAsia="Charis SIL Regular"/>
-          <w:b w:val="0"/>
-          <w:i w:val="0"/>
-          <w:color w:val="0000FF"/>
-          <w:sz w:val="24"/>
-          <w:u w:val="single"/>
-        </w:rPr>
-        <w:hyperlink r:id="rId20" w:history="1">
-          <w:r>
-            <w:rPr>
-              <w:rStyle w:val="Hyperlink"/>
-            </w:rPr>
-            <w:t>y</w:t>
-          </w:r>
-        </w:hyperlink>
-      </w:r>
-      <w:r>
-        <w:rPr>
-          <w:rFonts w:ascii="Charis SIL Regular" w:hAnsi="Charis SIL Regular" w:eastAsia="Charis SIL Regular"/>
-          <w:b w:val="0"/>
-          <w:i w:val="0"/>
-          <w:color w:val="0000FF"/>
-          <w:sz w:val="24"/>
-          <w:u w:val="single"/>
-        </w:rPr>
-        <w:t xml:space="preserve"> </w:t>
-      </w:r>
-      <w:r>
-        <w:rPr>
-          <w:rFonts w:ascii="Charis SIL Regular" w:hAnsi="Charis SIL Regular" w:eastAsia="Charis SIL Regular"/>
-          <w:b w:val="0"/>
-          <w:i w:val="0"/>
-          <w:color w:val="0000FF"/>
-          <w:sz w:val="24"/>
-          <w:u w:val="single"/>
-        </w:rPr>
-        <w:hyperlink r:id="rId21" w:history="1">
-          <w:r>
-            <w:rPr>
-              <w:rStyle w:val="Hyperlink"/>
-            </w:rPr>
-            <w:t>perso</w:t>
-          </w:r>
-        </w:hyperlink>
-      </w:r>
-      <w:r>
-        <w:rPr>
-          <w:rFonts w:ascii="Charis SIL Regular" w:hAnsi="Charis SIL Regular" w:eastAsia="Charis SIL Regular"/>
-          <w:b w:val="0"/>
-          <w:i w:val="0"/>
-          <w:color w:val="0000FF"/>
-          <w:sz w:val="24"/>
-          <w:u w:val="single"/>
-        </w:rPr>
-        <w:hyperlink r:id="rId21" w:history="1">
-          <w:r>
-            <w:rPr>
-              <w:rStyle w:val="Hyperlink"/>
-            </w:rPr>
-            <w:t>nnel</w:t>
-          </w:r>
-        </w:hyperlink>
-      </w:r>
-      <w:r>
-        <w:rPr>
-          <w:rFonts w:ascii="Charis SIL Regular" w:hAnsi="Charis SIL Regular" w:eastAsia="Charis SIL Regular"/>
-          <w:b w:val="0"/>
-          <w:i w:val="0"/>
-          <w:color w:val="0000FF"/>
-          <w:sz w:val="24"/>
-          <w:u w:val="single"/>
-        </w:rPr>
-        <w:t xml:space="preserve"> </w:t>
-      </w:r>
-      <w:r>
-        <w:rPr>
-          <w:rFonts w:ascii="Charis SIL Regular" w:hAnsi="Charis SIL Regular" w:eastAsia="Charis SIL Regular"/>
-          <w:b w:val="0"/>
-          <w:i w:val="0"/>
-          <w:color w:val="0000FF"/>
-          <w:sz w:val="24"/>
-          <w:u w:val="single"/>
-        </w:rPr>
-        <w:hyperlink r:id="rId20" w:history="1">
-          <w:r>
-            <w:rPr>
-              <w:rStyle w:val="Hyperlink"/>
-            </w:rPr>
-            <w:t>i</w:t>
-          </w:r>
-        </w:hyperlink>
-      </w:r>
-      <w:r>
-        <w:rPr>
-          <w:rFonts w:ascii="Charis SIL Regular" w:hAnsi="Charis SIL Regular" w:eastAsia="Charis SIL Regular"/>
-          <w:b w:val="0"/>
-          <w:i w:val="0"/>
-          <w:color w:val="0000FF"/>
-          <w:sz w:val="24"/>
-          <w:u w:val="single"/>
-        </w:rPr>
-        <w:hyperlink r:id="rId20" w:history="1">
-          <w:r>
-            <w:rPr>
-              <w:rStyle w:val="Hyperlink"/>
-            </w:rPr>
-            <w:t>n</w:t>
-          </w:r>
-        </w:hyperlink>
-      </w:r>
-      <w:r>
-        <w:rPr>
-          <w:rFonts w:ascii="Charis SIL Regular" w:hAnsi="Charis SIL Regular" w:eastAsia="Charis SIL Regular"/>
-          <w:b w:val="0"/>
-          <w:i w:val="0"/>
-          <w:color w:val="0000FF"/>
-          <w:sz w:val="24"/>
-          <w:u w:val="single"/>
-        </w:rPr>
-        <w:t xml:space="preserve"> </w:t>
-      </w:r>
-      <w:r>
-        <w:rPr>
-          <w:rFonts w:ascii="Charis SIL Regular" w:hAnsi="Charis SIL Regular" w:eastAsia="Charis SIL Regular"/>
-          <w:b w:val="0"/>
-          <w:i w:val="0"/>
-          <w:color w:val="0000FF"/>
-          <w:sz w:val="24"/>
-          <w:u w:val="single"/>
-        </w:rPr>
-        <w:hyperlink r:id="rId20" w:history="1">
-          <w:r>
-            <w:rPr>
-              <w:rStyle w:val="Hyperlink"/>
-            </w:rPr>
-            <w:t>colonise</w:t>
-          </w:r>
-        </w:hyperlink>
-      </w:r>
-      <w:r>
-        <w:rPr>
-          <w:rFonts w:ascii="Charis SIL Regular" w:hAnsi="Charis SIL Regular" w:eastAsia="Charis SIL Regular"/>
-          <w:b w:val="0"/>
-          <w:i w:val="0"/>
-          <w:color w:val="0000FF"/>
-          <w:sz w:val="24"/>
-          <w:u w:val="single"/>
-        </w:rPr>
-        <w:hyperlink r:id="rId20" w:history="1">
-          <w:r>
-            <w:rPr>
-              <w:rStyle w:val="Hyperlink"/>
-            </w:rPr>
-            <w:t>d</w:t>
-          </w:r>
-        </w:hyperlink>
-      </w:r>
-      <w:r>
-        <w:rPr>
-          <w:rFonts w:ascii="Charis SIL Regular" w:hAnsi="Charis SIL Regular" w:eastAsia="Charis SIL Regular"/>
-          <w:b w:val="0"/>
-          <w:i w:val="0"/>
-          <w:color w:val="0000FF"/>
-          <w:sz w:val="24"/>
-          <w:u w:val="single"/>
-        </w:rPr>
-        <w:t xml:space="preserve"> </w:t>
-      </w:r>
-      <w:r>
-        <w:rPr>
-          <w:rFonts w:ascii="Charis SIL Regular" w:hAnsi="Charis SIL Regular" w:eastAsia="Charis SIL Regular"/>
-          <w:b w:val="0"/>
-          <w:i w:val="0"/>
-          <w:color w:val="0000FF"/>
-          <w:sz w:val="24"/>
-          <w:u w:val="single"/>
-        </w:rPr>
-        <w:hyperlink r:id="rId20" w:history="1">
-          <w:r>
-            <w:rPr>
-              <w:rStyle w:val="Hyperlink"/>
-            </w:rPr>
-            <w:t>territo</w:t>
-          </w:r>
-        </w:hyperlink>
-      </w:r>
-      <w:r>
-        <w:rPr>
-          <w:rFonts w:ascii="Charis SIL Regular" w:hAnsi="Charis SIL Regular" w:eastAsia="Charis SIL Regular"/>
-          <w:b w:val="0"/>
-          <w:i w:val="0"/>
-          <w:color w:val="0000FF"/>
-          <w:sz w:val="24"/>
-          <w:u w:val="single"/>
-        </w:rPr>
-        <w:hyperlink r:id="rId21" w:history="1">
-          <w:r>
-            <w:rPr>
-              <w:rStyle w:val="Hyperlink"/>
-            </w:rPr>
-            <w:t>ries</w:t>
-          </w:r>
-        </w:hyperlink>
-      </w:r>
-      <w:r>
-        <w:rPr>
-          <w:rFonts w:ascii="Charis SIL Regular" w:hAnsi="Charis SIL Regular" w:eastAsia="Charis SIL Regular"/>
-          <w:b w:val="0"/>
-          <w:i w:val="0"/>
-          <w:color w:val="000000"/>
-          <w:sz w:val="24"/>
-        </w:rPr>
-        <w:t xml:space="preserve">•  </w:t>
-      </w:r>
-      <w:r>
-        <w:rPr>
-          <w:rFonts w:ascii="Charis SIL Regular" w:hAnsi="Charis SIL Regular" w:eastAsia="Charis SIL Regular"/>
-          <w:b w:val="0"/>
-          <w:i w:val="0"/>
-          <w:color w:val="0000FF"/>
-          <w:sz w:val="24"/>
-          <w:u w:val="single"/>
-        </w:rPr>
-        <w:hyperlink r:id="rId21" w:history="1">
-          <w:r>
-            <w:rPr>
-              <w:rStyle w:val="Hyperlink"/>
-            </w:rPr>
-            <w:t>Scie</w:t>
-          </w:r>
-        </w:hyperlink>
-      </w:r>
-      <w:r>
-        <w:rPr>
-          <w:rFonts w:ascii="Charis SIL Regular" w:hAnsi="Charis SIL Regular" w:eastAsia="Charis SIL Regular"/>
-          <w:b w:val="0"/>
-          <w:i w:val="0"/>
-          <w:color w:val="0000FF"/>
-          <w:sz w:val="24"/>
-          <w:u w:val="single"/>
-        </w:rPr>
-        <w:hyperlink r:id="rId22" w:history="1">
-          <w:r>
-            <w:rPr>
-              <w:rStyle w:val="Hyperlink"/>
-            </w:rPr>
-            <w:t>n</w:t>
-          </w:r>
-        </w:hyperlink>
-      </w:r>
-      <w:r>
-        <w:rPr>
-          <w:rFonts w:ascii="Charis SIL Regular" w:hAnsi="Charis SIL Regular" w:eastAsia="Charis SIL Regular"/>
-          <w:b w:val="0"/>
-          <w:i w:val="0"/>
-          <w:color w:val="0000FF"/>
-          <w:sz w:val="24"/>
-          <w:u w:val="single"/>
-        </w:rPr>
-        <w:hyperlink r:id="rId22" w:history="1">
-          <w:r>
-            <w:rPr>
-              <w:rStyle w:val="Hyperlink"/>
-            </w:rPr>
-            <w:t>tif</w:t>
-          </w:r>
-        </w:hyperlink>
-      </w:r>
-      <w:r>
-        <w:rPr>
-          <w:rFonts w:ascii="Charis SIL Regular" w:hAnsi="Charis SIL Regular" w:eastAsia="Charis SIL Regular"/>
-          <w:b w:val="0"/>
-          <w:i w:val="0"/>
-          <w:color w:val="0000FF"/>
-          <w:sz w:val="24"/>
-          <w:u w:val="single"/>
-        </w:rPr>
-        <w:hyperlink r:id="rId22" w:history="1">
-          <w:r>
-            <w:rPr>
-              <w:rStyle w:val="Hyperlink"/>
-            </w:rPr>
-            <w:t>i</w:t>
-          </w:r>
-        </w:hyperlink>
-      </w:r>
-      <w:r>
-        <w:rPr>
-          <w:rFonts w:ascii="Charis SIL Regular" w:hAnsi="Charis SIL Regular" w:eastAsia="Charis SIL Regular"/>
-          <w:b w:val="0"/>
-          <w:i w:val="0"/>
-          <w:color w:val="0000FF"/>
-          <w:sz w:val="24"/>
-          <w:u w:val="single"/>
-        </w:rPr>
-        <w:t>c</w:t>
-      </w:r>
-      <w:r>
-        <w:rPr>
-          <w:rFonts w:ascii="Charis SIL Regular" w:hAnsi="Charis SIL Regular" w:eastAsia="Charis SIL Regular"/>
-          <w:b w:val="0"/>
-          <w:i w:val="0"/>
-          <w:color w:val="0000FF"/>
-          <w:sz w:val="24"/>
-          <w:u w:val="single"/>
-        </w:rPr>
-        <w:t xml:space="preserve"> </w:t>
-      </w:r>
-      <w:r>
-        <w:rPr>
-          <w:rFonts w:ascii="Charis SIL Regular" w:hAnsi="Charis SIL Regular" w:eastAsia="Charis SIL Regular"/>
-          <w:b w:val="0"/>
-          <w:i w:val="0"/>
-          <w:color w:val="0000FF"/>
-          <w:sz w:val="24"/>
-          <w:u w:val="single"/>
-        </w:rPr>
-        <w:t>rese</w:t>
-      </w:r>
-      <w:r>
-        <w:rPr>
-          <w:rFonts w:ascii="Charis SIL Regular" w:hAnsi="Charis SIL Regular" w:eastAsia="Charis SIL Regular"/>
-          <w:b w:val="0"/>
-          <w:i w:val="0"/>
-          <w:color w:val="0000FF"/>
-          <w:sz w:val="24"/>
-          <w:u w:val="single"/>
-        </w:rPr>
-        <w:t>a</w:t>
-      </w:r>
-      <w:r>
-        <w:rPr>
-          <w:rFonts w:ascii="Charis SIL Regular" w:hAnsi="Charis SIL Regular" w:eastAsia="Charis SIL Regular"/>
-          <w:b w:val="0"/>
-          <w:i w:val="0"/>
-          <w:color w:val="0000FF"/>
-          <w:sz w:val="24"/>
-          <w:u w:val="single"/>
-        </w:rPr>
-        <w:hyperlink r:id="rId21" w:history="1">
-          <w:r>
-            <w:rPr>
-              <w:rStyle w:val="Hyperlink"/>
-            </w:rPr>
             <w:t>rch</w:t>
           </w:r>
         </w:hyperlink>
@@ -2835,6 +2972,117 @@
           <w:sz w:val="24"/>
           <w:u w:val="single"/>
         </w:rPr>
+        <w:hyperlink r:id="rId21" w:history="1">
+          <w:r>
+            <w:rPr>
+              <w:rStyle w:val="Hyperlink"/>
+            </w:rPr>
+            <w:t>o</w:t>
+          </w:r>
+        </w:hyperlink>
+      </w:r>
+      <w:r>
+        <w:rPr>
+          <w:rFonts w:ascii="Charis SIL Regular" w:hAnsi="Charis SIL Regular" w:eastAsia="Charis SIL Regular"/>
+          <w:b w:val="0"/>
+          <w:i w:val="0"/>
+          <w:color w:val="0000FF"/>
+          <w:sz w:val="24"/>
+          <w:u w:val="single"/>
+        </w:rPr>
+        <w:hyperlink r:id="rId21" w:history="1">
+          <w:r>
+            <w:rPr>
+              <w:rStyle w:val="Hyperlink"/>
+            </w:rPr>
+            <w:t>n</w:t>
+          </w:r>
+        </w:hyperlink>
+      </w:r>
+      <w:r>
+        <w:rPr>
+          <w:rFonts w:ascii="Charis SIL Regular" w:hAnsi="Charis SIL Regular" w:eastAsia="Charis SIL Regular"/>
+          <w:b w:val="0"/>
+          <w:i w:val="0"/>
+          <w:color w:val="0000FF"/>
+          <w:sz w:val="24"/>
+          <w:u w:val="single"/>
+        </w:rPr>
+        <w:hyperlink r:id="rId21" w:history="1">
+          <w:r>
+            <w:rPr>
+              <w:rStyle w:val="Hyperlink"/>
+            </w:rPr>
+            <w:t>i</w:t>
+          </w:r>
+        </w:hyperlink>
+      </w:r>
+      <w:r>
+        <w:rPr>
+          <w:rFonts w:ascii="Charis SIL Regular" w:hAnsi="Charis SIL Regular" w:eastAsia="Charis SIL Regular"/>
+          <w:b w:val="0"/>
+          <w:i w:val="0"/>
+          <w:color w:val="0000FF"/>
+          <w:sz w:val="24"/>
+          <w:u w:val="single"/>
+        </w:rPr>
+        <w:hyperlink r:id="rId21" w:history="1">
+          <w:r>
+            <w:rPr>
+              <w:rStyle w:val="Hyperlink"/>
+            </w:rPr>
+            <w:t>se</w:t>
+          </w:r>
+        </w:hyperlink>
+      </w:r>
+      <w:r>
+        <w:rPr>
+          <w:rFonts w:ascii="Charis SIL Regular" w:hAnsi="Charis SIL Regular" w:eastAsia="Charis SIL Regular"/>
+          <w:b w:val="0"/>
+          <w:i w:val="0"/>
+          <w:color w:val="0000FF"/>
+          <w:sz w:val="24"/>
+          <w:u w:val="single"/>
+        </w:rPr>
+        <w:t>d</w:t>
+      </w:r>
+      <w:r>
+        <w:rPr>
+          <w:rFonts w:ascii="Charis SIL Regular" w:hAnsi="Charis SIL Regular" w:eastAsia="Charis SIL Regular"/>
+          <w:b w:val="0"/>
+          <w:i w:val="0"/>
+          <w:color w:val="0000FF"/>
+          <w:sz w:val="24"/>
+        </w:rPr>
+        <w:t xml:space="preserve"> </w:t>
+      </w:r>
+      <w:r>
+        <w:rPr>
+          <w:rFonts w:ascii="Charis SIL Regular" w:hAnsi="Charis SIL Regular" w:eastAsia="Charis SIL Regular"/>
+          <w:b w:val="0"/>
+          <w:i w:val="0"/>
+          <w:color w:val="0000FF"/>
+          <w:sz w:val="24"/>
+          <w:u w:val="single"/>
+        </w:rPr>
+        <w:hyperlink r:id="rId22" w:history="1">
+          <w:r>
+            <w:rPr>
+              <w:rStyle w:val="Hyperlink"/>
+            </w:rPr>
+            <w:t>territ</w:t>
+          </w:r>
+        </w:hyperlink>
+      </w:r>
+      <w:r>
+        <w:rPr>
+          <w:rFonts w:ascii="Charis SIL Regular" w:hAnsi="Charis SIL Regular" w:eastAsia="Charis SIL Regular"/>
+          <w:b w:val="0"/>
+          <w:i w:val="0"/>
+          <w:color w:val="0000FF"/>
+          <w:sz w:val="24"/>
+          <w:u w:val="single"/>
+        </w:rPr>
         <w:hyperlink r:id="rId22" w:history="1">
           <w:r>
             <w:rPr>
@@ -2858,11 +3106,24 @@
             <w:rPr>
               <w:rStyle w:val="Hyperlink"/>
             </w:rPr>
-            <w:t>n</w:t>
+            <w:t>ries</w:t>
           </w:r>
         </w:hyperlink>
       </w:r>
       <w:r>
+        <w:br/>
+      </w:r>
+      <w:r>
+        <w:rPr>
+          <w:rFonts w:ascii="Charis SIL Regular" w:hAnsi="Charis SIL Regular" w:eastAsia="Charis SIL Regular"/>
+          <w:b w:val="0"/>
+          <w:i w:val="0"/>
+          <w:color w:val="000000"/>
+          <w:sz w:val="24"/>
+        </w:rPr>
+        <w:t xml:space="preserve">•  </w:t>
+      </w:r>
+      <w:r>
         <w:rPr>
           <w:rFonts w:ascii="Charis SIL Regular" w:hAnsi="Charis SIL Regular" w:eastAsia="Charis SIL Regular"/>
           <w:b w:val="0"/>
@@ -2871,131 +3132,7 @@
           <w:sz w:val="24"/>
           <w:u w:val="single"/>
         </w:rPr>
-        <w:hyperlink r:id="rId22" w:history="1">
-          <w:r>
-            <w:rPr>
-              <w:rStyle w:val="Hyperlink"/>
-            </w:rPr>
-            <w:t>i</w:t>
-          </w:r>
-        </w:hyperlink>
-      </w:r>
-      <w:r>
-        <w:rPr>
-          <w:rFonts w:ascii="Charis SIL Regular" w:hAnsi="Charis SIL Regular" w:eastAsia="Charis SIL Regular"/>
-          <w:b w:val="0"/>
-          <w:i w:val="0"/>
-          <w:color w:val="0000FF"/>
-          <w:sz w:val="24"/>
-          <w:u w:val="single"/>
-        </w:rPr>
-        <w:hyperlink r:id="rId22" w:history="1">
-          <w:r>
-            <w:rPr>
-              <w:rStyle w:val="Hyperlink"/>
-            </w:rPr>
-            <w:t>sed</w:t>
-          </w:r>
-        </w:hyperlink>
-      </w:r>
-      <w:r>
-        <w:rPr>
-          <w:rFonts w:ascii="Charis SIL Regular" w:hAnsi="Charis SIL Regular" w:eastAsia="Charis SIL Regular"/>
-          <w:b w:val="0"/>
-          <w:i w:val="0"/>
-          <w:color w:val="0000FF"/>
-          <w:sz w:val="24"/>
-          <w:u w:val="single"/>
-        </w:rPr>
-        <w:t xml:space="preserve"> </w:t>
-      </w:r>
-      <w:r>
-        <w:rPr>
-          <w:rFonts w:ascii="Charis SIL Regular" w:hAnsi="Charis SIL Regular" w:eastAsia="Charis SIL Regular"/>
-          <w:b w:val="0"/>
-          <w:i w:val="0"/>
-          <w:color w:val="0000FF"/>
-          <w:sz w:val="24"/>
-          <w:u w:val="single"/>
-        </w:rPr>
-        <w:hyperlink r:id="rId22" w:history="1">
-          <w:r>
-            <w:rPr>
-              <w:rStyle w:val="Hyperlink"/>
-            </w:rPr>
-            <w:t>territ</w:t>
-          </w:r>
-        </w:hyperlink>
-      </w:r>
-      <w:r>
-        <w:rPr>
-          <w:rFonts w:ascii="Charis SIL Regular" w:hAnsi="Charis SIL Regular" w:eastAsia="Charis SIL Regular"/>
-          <w:b w:val="0"/>
-          <w:i w:val="0"/>
-          <w:color w:val="0000FF"/>
-          <w:sz w:val="24"/>
-          <w:u w:val="single"/>
-        </w:rPr>
-        <w:hyperlink r:id="rId21" w:history="1">
-          <w:r>
-            <w:rPr>
-              <w:rStyle w:val="Hyperlink"/>
-            </w:rPr>
-            <w:t>o</w:t>
-          </w:r>
-        </w:hyperlink>
-      </w:r>
-      <w:r>
-        <w:rPr>
-          <w:rFonts w:ascii="Charis SIL Regular" w:hAnsi="Charis SIL Regular" w:eastAsia="Charis SIL Regular"/>
-          <w:b w:val="0"/>
-          <w:i w:val="0"/>
-          <w:color w:val="0000FF"/>
-          <w:sz w:val="24"/>
-          <w:u w:val="single"/>
-        </w:rPr>
-        <w:hyperlink r:id="rId22" w:history="1">
-          <w:r>
-            <w:rPr>
-              <w:rStyle w:val="Hyperlink"/>
-            </w:rPr>
-            <w:t>rie</w:t>
-          </w:r>
-        </w:hyperlink>
-      </w:r>
-      <w:r>
-        <w:rPr>
-          <w:rFonts w:ascii="Charis SIL Regular" w:hAnsi="Charis SIL Regular" w:eastAsia="Charis SIL Regular"/>
-          <w:b w:val="0"/>
-          <w:i w:val="0"/>
-          <w:color w:val="0000FF"/>
-          <w:sz w:val="24"/>
-        </w:rPr>
-        <w:t>s</w:t>
-      </w:r>
-      <w:r>
-        <w:br/>
-      </w:r>
-      <w:r>
-        <w:rPr>
-          <w:rFonts w:ascii="Charis SIL Regular" w:hAnsi="Charis SIL Regular" w:eastAsia="Charis SIL Regular"/>
-          <w:b w:val="0"/>
-          <w:i w:val="0"/>
-          <w:color w:val="000000"/>
-          <w:sz w:val="24"/>
-        </w:rPr>
-        <w:t xml:space="preserve">•  </w:t>
-      </w:r>
-      <w:r>
-        <w:rPr>
-          <w:rFonts w:ascii="Charis SIL Regular" w:hAnsi="Charis SIL Regular" w:eastAsia="Charis SIL Regular"/>
-          <w:b w:val="0"/>
-          <w:i w:val="0"/>
-          <w:color w:val="0000FF"/>
-          <w:sz w:val="24"/>
-          <w:u w:val="single"/>
-        </w:rPr>
-        <w:hyperlink r:id="rId22" w:history="1">
+        <w:hyperlink r:id="rId23" w:history="1">
           <w:r>
             <w:rPr>
               <w:rStyle w:val="Hyperlink"/>
@@ -3024,7 +3161,14 @@
           <w:sz w:val="24"/>
           <w:u w:val="single"/>
         </w:rPr>
-        <w:t>missionarie</w:t>
+        <w:hyperlink r:id="rId23" w:history="1">
+          <w:r>
+            <w:rPr>
+              <w:rStyle w:val="Hyperlink"/>
+            </w:rPr>
+            <w:t>missiona</w:t>
+          </w:r>
+        </w:hyperlink>
       </w:r>
       <w:r>
         <w:rPr>
@@ -3035,7 +3179,43 @@
           <w:sz w:val="24"/>
           <w:u w:val="single"/>
         </w:rPr>
-        <w:hyperlink r:id="rId22" w:history="1">
+        <w:hyperlink r:id="rId23" w:history="1">
+          <w:r>
+            <w:rPr>
+              <w:rStyle w:val="Hyperlink"/>
+            </w:rPr>
+            <w:t>r</w:t>
+          </w:r>
+        </w:hyperlink>
+      </w:r>
+      <w:r>
+        <w:rPr>
+          <w:rFonts w:ascii="Charis SIL Regular" w:hAnsi="Charis SIL Regular" w:eastAsia="Charis SIL Regular"/>
+          <w:b w:val="0"/>
+          <w:i w:val="0"/>
+          <w:color w:val="0000FF"/>
+          <w:sz w:val="24"/>
+          <w:u w:val="single"/>
+        </w:rPr>
+        <w:hyperlink r:id="rId23" w:history="1">
+          <w:r>
+            <w:rPr>
+              <w:rStyle w:val="Hyperlink"/>
+            </w:rPr>
+            <w:t>ie</w:t>
+          </w:r>
+        </w:hyperlink>
+      </w:r>
+      <w:r>
+        <w:rPr>
+          <w:rFonts w:ascii="Charis SIL Regular" w:hAnsi="Charis SIL Regular" w:eastAsia="Charis SIL Regular"/>
+          <w:b w:val="0"/>
+          <w:i w:val="0"/>
+          <w:color w:val="0000FF"/>
+          <w:sz w:val="24"/>
+          <w:u w:val="single"/>
+        </w:rPr>
+        <w:hyperlink r:id="rId23" w:history="1">
           <w:r>
             <w:rPr>
               <w:rStyle w:val="Hyperlink"/>
@@ -3064,7 +3244,7 @@
           <w:sz w:val="24"/>
           <w:u w:val="single"/>
         </w:rPr>
-        <w:hyperlink r:id="rId22" w:history="1">
+        <w:hyperlink r:id="rId23" w:history="1">
           <w:r>
             <w:rPr>
               <w:rStyle w:val="Hyperlink"/>
@@ -3093,7 +3273,7 @@
           <w:sz w:val="24"/>
           <w:u w:val="single"/>
         </w:rPr>
-        <w:hyperlink r:id="rId22" w:history="1">
+        <w:hyperlink r:id="rId23" w:history="1">
           <w:r>
             <w:rPr>
               <w:rStyle w:val="Hyperlink"/>
@@ -3129,7 +3309,7 @@
           <w:sz w:val="24"/>
           <w:u w:val="single"/>
         </w:rPr>
-        <w:hyperlink r:id="rId23" w:history="1">
+        <w:hyperlink r:id="rId22" w:history="1">
           <w:r>
             <w:rPr>
               <w:rStyle w:val="Hyperlink"/>

--- a/EXPORTS/DOCX/published/niveau2/English/Museum.docx
+++ b/EXPORTS/DOCX/published/niveau2/English/Museum.docx
@@ -327,7 +327,7 @@
           <w:sz w:val="24"/>
           <w:u w:val="single"/>
         </w:rPr>
-        <w:hyperlink r:id="rId9" w:history="1">
+        <w:hyperlink r:id="rId10" w:history="1">
           <w:r>
             <w:rPr>
               <w:rStyle w:val="Hyperlink"/>
@@ -356,7 +356,7 @@
           <w:sz w:val="24"/>
           <w:u w:val="single"/>
         </w:rPr>
-        <w:hyperlink r:id="rId9" w:history="1">
+        <w:hyperlink r:id="rId10" w:history="1">
           <w:r>
             <w:rPr>
               <w:rStyle w:val="Hyperlink"/>
@@ -392,7 +392,7 @@
           <w:sz w:val="24"/>
           <w:u w:val="single"/>
         </w:rPr>
-        <w:hyperlink r:id="rId9" w:history="1">
+        <w:hyperlink r:id="rId10" w:history="1">
           <w:r>
             <w:rPr>
               <w:rStyle w:val="Hyperlink"/>
@@ -421,7 +421,7 @@
           <w:sz w:val="24"/>
           <w:u w:val="single"/>
         </w:rPr>
-        <w:hyperlink r:id="rId9" w:history="1">
+        <w:hyperlink r:id="rId10" w:history="1">
           <w:r>
             <w:rPr>
               <w:rStyle w:val="Hyperlink"/>
@@ -513,7 +513,14 @@
           <w:color w:val="000000"/>
           <w:sz w:val="24"/>
         </w:rPr>
-        <w:t>Leide</w:t>
+        <w:hyperlink r:id="rId10" w:history="1">
+          <w:r>
+            <w:rPr>
+              <w:rStyle w:val="Hyperlink"/>
+            </w:rPr>
+            <w:t>Leide</w:t>
+          </w:r>
+        </w:hyperlink>
       </w:r>
       <w:r>
         <w:rPr>
@@ -744,67 +751,19 @@
           <w:i w:val="0"/>
           <w:color w:val="0000FF"/>
           <w:sz w:val="24"/>
+        </w:rPr>
+        <w:t xml:space="preserve"> voor Lan</w:t>
+      </w:r>
+      <w:r>
+        <w:rPr>
+          <w:rFonts w:ascii="Charis SIL Regular" w:hAnsi="Charis SIL Regular" w:eastAsia="Charis SIL Regular"/>
+          <w:b w:val="0"/>
+          <w:i w:val="0"/>
+          <w:color w:val="0000FF"/>
+          <w:sz w:val="24"/>
           <w:u w:val="single"/>
         </w:rPr>
-        <w:t xml:space="preserve"> </w:t>
-      </w:r>
-      <w:r>
-        <w:rPr>
-          <w:rFonts w:ascii="Charis SIL Regular" w:hAnsi="Charis SIL Regular" w:eastAsia="Charis SIL Regular"/>
-          <w:b w:val="0"/>
-          <w:i w:val="0"/>
-          <w:color w:val="0000FF"/>
-          <w:sz w:val="24"/>
-          <w:u w:val="single"/>
-        </w:rPr>
-        <w:hyperlink r:id="rId12" w:history="1">
-          <w:r>
-            <w:rPr>
-              <w:rStyle w:val="Hyperlink"/>
-            </w:rPr>
-            <w:t>voor</w:t>
-          </w:r>
-        </w:hyperlink>
-      </w:r>
-      <w:r>
-        <w:rPr>
-          <w:rFonts w:ascii="Charis SIL Regular" w:hAnsi="Charis SIL Regular" w:eastAsia="Charis SIL Regular"/>
-          <w:b w:val="0"/>
-          <w:i w:val="0"/>
-          <w:color w:val="0000FF"/>
-          <w:sz w:val="24"/>
-          <w:u w:val="single"/>
-        </w:rPr>
-        <w:t xml:space="preserve"> </w:t>
-      </w:r>
-      <w:r>
-        <w:rPr>
-          <w:rFonts w:ascii="Charis SIL Regular" w:hAnsi="Charis SIL Regular" w:eastAsia="Charis SIL Regular"/>
-          <w:b w:val="0"/>
-          <w:i w:val="0"/>
-          <w:color w:val="0000FF"/>
-          <w:sz w:val="24"/>
-          <w:u w:val="single"/>
-        </w:rPr>
-        <w:hyperlink r:id="rId12" w:history="1">
-          <w:r>
-            <w:rPr>
-              <w:rStyle w:val="Hyperlink"/>
-            </w:rPr>
-            <w:t>Lan</w:t>
-          </w:r>
-        </w:hyperlink>
-      </w:r>
-      <w:r>
-        <w:rPr>
-          <w:rFonts w:ascii="Charis SIL Regular" w:hAnsi="Charis SIL Regular" w:eastAsia="Charis SIL Regular"/>
-          <w:b w:val="0"/>
-          <w:i w:val="0"/>
-          <w:color w:val="0000FF"/>
-          <w:sz w:val="24"/>
-          <w:u w:val="single"/>
-        </w:rPr>
-        <w:hyperlink r:id="rId12" w:history="1">
+        <w:hyperlink r:id="rId11" w:history="1">
           <w:r>
             <w:rPr>
               <w:rStyle w:val="Hyperlink"/>
@@ -854,7 +813,7 @@
           <w:sz w:val="24"/>
           <w:u w:val="single"/>
         </w:rPr>
-        <w:hyperlink r:id="rId11" w:history="1">
+        <w:hyperlink r:id="rId12" w:history="1">
           <w:r>
             <w:rPr>
               <w:rStyle w:val="Hyperlink"/>
@@ -3031,7 +2990,7 @@
             <w:rPr>
               <w:rStyle w:val="Hyperlink"/>
             </w:rPr>
-            <w:t>se</w:t>
+            <w:t>sed</w:t>
           </w:r>
         </w:hyperlink>
       </w:r>
@@ -3044,7 +3003,7 @@
           <w:sz w:val="24"/>
           <w:u w:val="single"/>
         </w:rPr>
-        <w:t>d</w:t>
+        <w:t xml:space="preserve"> </w:t>
       </w:r>
       <w:r>
         <w:rPr>
@@ -3053,19 +3012,9 @@
           <w:i w:val="0"/>
           <w:color w:val="0000FF"/>
           <w:sz w:val="24"/>
-        </w:rPr>
-        <w:t xml:space="preserve"> </w:t>
-      </w:r>
-      <w:r>
-        <w:rPr>
-          <w:rFonts w:ascii="Charis SIL Regular" w:hAnsi="Charis SIL Regular" w:eastAsia="Charis SIL Regular"/>
-          <w:b w:val="0"/>
-          <w:i w:val="0"/>
-          <w:color w:val="0000FF"/>
-          <w:sz w:val="24"/>
           <w:u w:val="single"/>
         </w:rPr>
-        <w:hyperlink r:id="rId22" w:history="1">
+        <w:hyperlink r:id="rId21" w:history="1">
           <w:r>
             <w:rPr>
               <w:rStyle w:val="Hyperlink"/>
@@ -3083,7 +3032,7 @@
           <w:sz w:val="24"/>
           <w:u w:val="single"/>
         </w:rPr>
-        <w:hyperlink r:id="rId22" w:history="1">
+        <w:hyperlink r:id="rId21" w:history="1">
           <w:r>
             <w:rPr>
               <w:rStyle w:val="Hyperlink"/>
@@ -3101,16 +3050,37 @@
           <w:sz w:val="24"/>
           <w:u w:val="single"/>
         </w:rPr>
-        <w:hyperlink r:id="rId22" w:history="1">
+        <w:hyperlink r:id="rId21" w:history="1">
           <w:r>
             <w:rPr>
               <w:rStyle w:val="Hyperlink"/>
             </w:rPr>
-            <w:t>ries</w:t>
+            <w:t>ri</w:t>
           </w:r>
         </w:hyperlink>
       </w:r>
       <w:r>
+        <w:rPr>
+          <w:rFonts w:ascii="Charis SIL Regular" w:hAnsi="Charis SIL Regular" w:eastAsia="Charis SIL Regular"/>
+          <w:b w:val="0"/>
+          <w:i w:val="0"/>
+          <w:color w:val="0000FF"/>
+          <w:sz w:val="24"/>
+          <w:u w:val="single"/>
+        </w:rPr>
+        <w:t>e</w:t>
+      </w:r>
+      <w:r>
+        <w:rPr>
+          <w:rFonts w:ascii="Charis SIL Regular" w:hAnsi="Charis SIL Regular" w:eastAsia="Charis SIL Regular"/>
+          <w:b w:val="0"/>
+          <w:i w:val="0"/>
+          <w:color w:val="0000FF"/>
+          <w:sz w:val="24"/>
+        </w:rPr>
+        <w:t>s</w:t>
+      </w:r>
+      <w:r>
         <w:br/>
       </w:r>
       <w:r>
@@ -3132,7 +3102,7 @@
           <w:sz w:val="24"/>
           <w:u w:val="single"/>
         </w:rPr>
-        <w:hyperlink r:id="rId23" w:history="1">
+        <w:hyperlink r:id="rId22" w:history="1">
           <w:r>
             <w:rPr>
               <w:rStyle w:val="Hyperlink"/>
@@ -3161,7 +3131,7 @@
           <w:sz w:val="24"/>
           <w:u w:val="single"/>
         </w:rPr>
-        <w:hyperlink r:id="rId23" w:history="1">
+        <w:hyperlink r:id="rId22" w:history="1">
           <w:r>
             <w:rPr>
               <w:rStyle w:val="Hyperlink"/>
@@ -3179,7 +3149,7 @@
           <w:sz w:val="24"/>
           <w:u w:val="single"/>
         </w:rPr>
-        <w:hyperlink r:id="rId23" w:history="1">
+        <w:hyperlink r:id="rId22" w:history="1">
           <w:r>
             <w:rPr>
               <w:rStyle w:val="Hyperlink"/>
@@ -3197,7 +3167,7 @@
           <w:sz w:val="24"/>
           <w:u w:val="single"/>
         </w:rPr>
-        <w:hyperlink r:id="rId23" w:history="1">
+        <w:hyperlink r:id="rId22" w:history="1">
           <w:r>
             <w:rPr>
               <w:rStyle w:val="Hyperlink"/>
@@ -3215,7 +3185,7 @@
           <w:sz w:val="24"/>
           <w:u w:val="single"/>
         </w:rPr>
-        <w:hyperlink r:id="rId23" w:history="1">
+        <w:hyperlink r:id="rId22" w:history="1">
           <w:r>
             <w:rPr>
               <w:rStyle w:val="Hyperlink"/>
@@ -3244,7 +3214,7 @@
           <w:sz w:val="24"/>
           <w:u w:val="single"/>
         </w:rPr>
-        <w:hyperlink r:id="rId23" w:history="1">
+        <w:hyperlink r:id="rId22" w:history="1">
           <w:r>
             <w:rPr>
               <w:rStyle w:val="Hyperlink"/>
@@ -3309,7 +3279,7 @@
           <w:sz w:val="24"/>
           <w:u w:val="single"/>
         </w:rPr>
-        <w:hyperlink r:id="rId22" w:history="1">
+        <w:hyperlink r:id="rId23" w:history="1">
           <w:r>
             <w:rPr>
               <w:rStyle w:val="Hyperlink"/>
@@ -3338,7 +3308,7 @@
           <w:sz w:val="24"/>
           <w:u w:val="single"/>
         </w:rPr>
-        <w:hyperlink r:id="rId22" w:history="1">
+        <w:hyperlink r:id="rId23" w:history="1">
           <w:r>
             <w:rPr>
               <w:rStyle w:val="Hyperlink"/>

--- a/EXPORTS/DOCX/published/niveau2/English/Museum.docx
+++ b/EXPORTS/DOCX/published/niveau2/English/Museum.docx
@@ -316,7 +316,25 @@
           <w:color w:val="000000"/>
           <w:sz w:val="24"/>
         </w:rPr>
-        <w:t xml:space="preserve">History) in 1820 and the </w:t>
+        <w:t>History) in 1820 and</w:t>
+      </w:r>
+      <w:r>
+        <w:rPr>
+          <w:u w:val="single" w:color="0000ff"/>
+          <w:rFonts w:ascii="Charis SIL Regular" w:hAnsi="Charis SIL Regular" w:eastAsia="Charis SIL Regular"/>
+          <w:b w:val="0"/>
+          <w:i w:val="0"/>
+          <w:color w:val="000000"/>
+          <w:sz w:val="24"/>
+        </w:rPr>
+        <w:hyperlink r:id="rId9" w:history="1">
+          <w:r>
+            <w:rPr>
+              <w:rStyle w:val="Hyperlink"/>
+            </w:rPr>
+            <w:t xml:space="preserve"> the </w:t>
+          </w:r>
+        </w:hyperlink>
       </w:r>
       <w:r>
         <w:rPr>
@@ -439,7 +457,7 @@
           <w:sz w:val="24"/>
           <w:u w:val="single"/>
         </w:rPr>
-        <w:hyperlink r:id="rId9" w:history="1">
+        <w:hyperlink r:id="rId10" w:history="1">
           <w:r>
             <w:rPr>
               <w:rStyle w:val="Hyperlink"/>
@@ -751,8 +769,9 @@
           <w:i w:val="0"/>
           <w:color w:val="0000FF"/>
           <w:sz w:val="24"/>
-        </w:rPr>
-        <w:t xml:space="preserve"> voor Lan</w:t>
+          <w:u w:val="single"/>
+        </w:rPr>
+        <w:t xml:space="preserve"> </w:t>
       </w:r>
       <w:r>
         <w:rPr>
@@ -763,7 +782,53 @@
           <w:sz w:val="24"/>
           <w:u w:val="single"/>
         </w:rPr>
-        <w:hyperlink r:id="rId11" w:history="1">
+        <w:hyperlink r:id="rId12" w:history="1">
+          <w:r>
+            <w:rPr>
+              <w:rStyle w:val="Hyperlink"/>
+            </w:rPr>
+            <w:t>voor</w:t>
+          </w:r>
+        </w:hyperlink>
+      </w:r>
+      <w:r>
+        <w:rPr>
+          <w:rFonts w:ascii="Charis SIL Regular" w:hAnsi="Charis SIL Regular" w:eastAsia="Charis SIL Regular"/>
+          <w:b w:val="0"/>
+          <w:i w:val="0"/>
+          <w:color w:val="0000FF"/>
+          <w:sz w:val="24"/>
+          <w:u w:val="single"/>
+        </w:rPr>
+        <w:t xml:space="preserve"> </w:t>
+      </w:r>
+      <w:r>
+        <w:rPr>
+          <w:rFonts w:ascii="Charis SIL Regular" w:hAnsi="Charis SIL Regular" w:eastAsia="Charis SIL Regular"/>
+          <w:b w:val="0"/>
+          <w:i w:val="0"/>
+          <w:color w:val="0000FF"/>
+          <w:sz w:val="24"/>
+        </w:rPr>
+        <w:hyperlink r:id="rId12" w:history="1">
+          <w:r>
+            <w:rPr>
+              <w:rStyle w:val="Hyperlink"/>
+            </w:rPr>
+            <w:t>Lan</w:t>
+          </w:r>
+        </w:hyperlink>
+      </w:r>
+      <w:r>
+        <w:rPr>
+          <w:rFonts w:ascii="Charis SIL Regular" w:hAnsi="Charis SIL Regular" w:eastAsia="Charis SIL Regular"/>
+          <w:b w:val="0"/>
+          <w:i w:val="0"/>
+          <w:color w:val="0000FF"/>
+          <w:sz w:val="24"/>
+          <w:u w:val="single"/>
+        </w:rPr>
+        <w:hyperlink r:id="rId12" w:history="1">
           <w:r>
             <w:rPr>
               <w:rStyle w:val="Hyperlink"/>
@@ -813,7 +878,7 @@
           <w:sz w:val="24"/>
           <w:u w:val="single"/>
         </w:rPr>
-        <w:hyperlink r:id="rId12" w:history="1">
+        <w:hyperlink r:id="rId11" w:history="1">
           <w:r>
             <w:rPr>
               <w:rStyle w:val="Hyperlink"/>
@@ -2632,7 +2697,7 @@
           <w:sz w:val="24"/>
           <w:u w:val="single"/>
         </w:rPr>
-        <w:hyperlink r:id="rId20" w:history="1">
+        <w:hyperlink r:id="rId21" w:history="1">
           <w:r>
             <w:rPr>
               <w:rStyle w:val="Hyperlink"/>
@@ -2650,7 +2715,7 @@
           <w:sz w:val="24"/>
           <w:u w:val="single"/>
         </w:rPr>
-        <w:hyperlink r:id="rId20" w:history="1">
+        <w:hyperlink r:id="rId21" w:history="1">
           <w:r>
             <w:rPr>
               <w:rStyle w:val="Hyperlink"/>
@@ -2679,7 +2744,7 @@
           <w:sz w:val="24"/>
           <w:u w:val="single"/>
         </w:rPr>
-        <w:hyperlink r:id="rId20" w:history="1">
+        <w:hyperlink r:id="rId21" w:history="1">
           <w:r>
             <w:rPr>
               <w:rStyle w:val="Hyperlink"/>
@@ -2725,7 +2790,7 @@
           <w:sz w:val="24"/>
           <w:u w:val="single"/>
         </w:rPr>
-        <w:hyperlink r:id="rId21" w:history="1">
+        <w:hyperlink r:id="rId22" w:history="1">
           <w:r>
             <w:rPr>
               <w:rStyle w:val="Hyperlink"/>
@@ -2743,7 +2808,7 @@
           <w:sz w:val="24"/>
           <w:u w:val="single"/>
         </w:rPr>
-        <w:hyperlink r:id="rId21" w:history="1">
+        <w:hyperlink r:id="rId22" w:history="1">
           <w:r>
             <w:rPr>
               <w:rStyle w:val="Hyperlink"/>
@@ -2761,7 +2826,7 @@
           <w:sz w:val="24"/>
           <w:u w:val="single"/>
         </w:rPr>
-        <w:hyperlink r:id="rId21" w:history="1">
+        <w:hyperlink r:id="rId22" w:history="1">
           <w:r>
             <w:rPr>
               <w:rStyle w:val="Hyperlink"/>
@@ -2777,9 +2842,8 @@
           <w:i w:val="0"/>
           <w:color w:val="0000FF"/>
           <w:sz w:val="24"/>
-          <w:u w:val="single"/>
-        </w:rPr>
-        <w:hyperlink r:id="rId21" w:history="1">
+        </w:rPr>
+        <w:hyperlink r:id="rId22" w:history="1">
           <w:r>
             <w:rPr>
               <w:rStyle w:val="Hyperlink"/>
@@ -2795,9 +2859,19 @@
           <w:i w:val="0"/>
           <w:color w:val="0000FF"/>
           <w:sz w:val="24"/>
+        </w:rPr>
+        <w:t>c</w:t>
+      </w:r>
+      <w:r>
+        <w:rPr>
+          <w:rFonts w:ascii="Charis SIL Regular" w:hAnsi="Charis SIL Regular" w:eastAsia="Charis SIL Regular"/>
+          <w:b w:val="0"/>
+          <w:i w:val="0"/>
+          <w:color w:val="0000FF"/>
+          <w:sz w:val="24"/>
           <w:u w:val="single"/>
         </w:rPr>
-        <w:t>c</w:t>
+        <w:t xml:space="preserve"> </w:t>
       </w:r>
       <w:r>
         <w:rPr>
@@ -2808,18 +2882,7 @@
           <w:sz w:val="24"/>
           <w:u w:val="single"/>
         </w:rPr>
-        <w:t xml:space="preserve"> </w:t>
-      </w:r>
-      <w:r>
-        <w:rPr>
-          <w:rFonts w:ascii="Charis SIL Regular" w:hAnsi="Charis SIL Regular" w:eastAsia="Charis SIL Regular"/>
-          <w:b w:val="0"/>
-          <w:i w:val="0"/>
-          <w:color w:val="0000FF"/>
-          <w:sz w:val="24"/>
-          <w:u w:val="single"/>
-        </w:rPr>
-        <w:hyperlink r:id="rId21" w:history="1">
+        <w:hyperlink r:id="rId22" w:history="1">
           <w:r>
             <w:rPr>
               <w:rStyle w:val="Hyperlink"/>
@@ -2837,7 +2900,7 @@
           <w:sz w:val="24"/>
           <w:u w:val="single"/>
         </w:rPr>
-        <w:hyperlink r:id="rId21" w:history="1">
+        <w:hyperlink r:id="rId22" w:history="1">
           <w:r>
             <w:rPr>
               <w:rStyle w:val="Hyperlink"/>
@@ -2855,7 +2918,7 @@
           <w:sz w:val="24"/>
           <w:u w:val="single"/>
         </w:rPr>
-        <w:hyperlink r:id="rId21" w:history="1">
+        <w:hyperlink r:id="rId22" w:history="1">
           <w:r>
             <w:rPr>
               <w:rStyle w:val="Hyperlink"/>
@@ -2884,7 +2947,7 @@
           <w:sz w:val="24"/>
           <w:u w:val="single"/>
         </w:rPr>
-        <w:hyperlink r:id="rId21" w:history="1">
+        <w:hyperlink r:id="rId22" w:history="1">
           <w:r>
             <w:rPr>
               <w:rStyle w:val="Hyperlink"/>
@@ -2913,7 +2976,7 @@
           <w:sz w:val="24"/>
           <w:u w:val="single"/>
         </w:rPr>
-        <w:hyperlink r:id="rId21" w:history="1">
+        <w:hyperlink r:id="rId22" w:history="1">
           <w:r>
             <w:rPr>
               <w:rStyle w:val="Hyperlink"/>
@@ -2931,7 +2994,7 @@
           <w:sz w:val="24"/>
           <w:u w:val="single"/>
         </w:rPr>
-        <w:hyperlink r:id="rId21" w:history="1">
+        <w:hyperlink r:id="rId22" w:history="1">
           <w:r>
             <w:rPr>
               <w:rStyle w:val="Hyperlink"/>
@@ -2949,7 +3012,7 @@
           <w:sz w:val="24"/>
           <w:u w:val="single"/>
         </w:rPr>
-        <w:hyperlink r:id="rId21" w:history="1">
+        <w:hyperlink r:id="rId22" w:history="1">
           <w:r>
             <w:rPr>
               <w:rStyle w:val="Hyperlink"/>
@@ -2967,7 +3030,7 @@
           <w:sz w:val="24"/>
           <w:u w:val="single"/>
         </w:rPr>
-        <w:hyperlink r:id="rId21" w:history="1">
+        <w:hyperlink r:id="rId22" w:history="1">
           <w:r>
             <w:rPr>
               <w:rStyle w:val="Hyperlink"/>
@@ -2985,7 +3048,7 @@
           <w:sz w:val="24"/>
           <w:u w:val="single"/>
         </w:rPr>
-        <w:hyperlink r:id="rId21" w:history="1">
+        <w:hyperlink r:id="rId22" w:history="1">
           <w:r>
             <w:rPr>
               <w:rStyle w:val="Hyperlink"/>
@@ -3014,7 +3077,7 @@
           <w:sz w:val="24"/>
           <w:u w:val="single"/>
         </w:rPr>
-        <w:hyperlink r:id="rId21" w:history="1">
+        <w:hyperlink r:id="rId22" w:history="1">
           <w:r>
             <w:rPr>
               <w:rStyle w:val="Hyperlink"/>
@@ -3032,7 +3095,7 @@
           <w:sz w:val="24"/>
           <w:u w:val="single"/>
         </w:rPr>
-        <w:hyperlink r:id="rId21" w:history="1">
+        <w:hyperlink r:id="rId22" w:history="1">
           <w:r>
             <w:rPr>
               <w:rStyle w:val="Hyperlink"/>
@@ -3055,30 +3118,9 @@
             <w:rPr>
               <w:rStyle w:val="Hyperlink"/>
             </w:rPr>
-            <w:t>ri</w:t>
+            <w:t>ries</w:t>
           </w:r>
         </w:hyperlink>
-      </w:r>
-      <w:r>
-        <w:rPr>
-          <w:rFonts w:ascii="Charis SIL Regular" w:hAnsi="Charis SIL Regular" w:eastAsia="Charis SIL Regular"/>
-          <w:b w:val="0"/>
-          <w:i w:val="0"/>
-          <w:color w:val="0000FF"/>
-          <w:sz w:val="24"/>
-          <w:u w:val="single"/>
-        </w:rPr>
-        <w:t>e</w:t>
-      </w:r>
-      <w:r>
-        <w:rPr>
-          <w:rFonts w:ascii="Charis SIL Regular" w:hAnsi="Charis SIL Regular" w:eastAsia="Charis SIL Regular"/>
-          <w:b w:val="0"/>
-          <w:i w:val="0"/>
-          <w:color w:val="0000FF"/>
-          <w:sz w:val="24"/>
-        </w:rPr>
-        <w:t>s</w:t>
       </w:r>
       <w:r>
         <w:br/>
@@ -3243,7 +3285,7 @@
           <w:sz w:val="24"/>
           <w:u w:val="single"/>
         </w:rPr>
-        <w:hyperlink r:id="rId23" w:history="1">
+        <w:hyperlink r:id="rId22" w:history="1">
           <w:r>
             <w:rPr>
               <w:rStyle w:val="Hyperlink"/>
@@ -3261,7 +3303,7 @@
           <w:sz w:val="24"/>
           <w:u w:val="single"/>
         </w:rPr>
-        <w:hyperlink r:id="rId23" w:history="1">
+        <w:hyperlink r:id="rId22" w:history="1">
           <w:r>
             <w:rPr>
               <w:rStyle w:val="Hyperlink"/>
@@ -3279,7 +3321,7 @@
           <w:sz w:val="24"/>
           <w:u w:val="single"/>
         </w:rPr>
-        <w:hyperlink r:id="rId23" w:history="1">
+        <w:hyperlink r:id="rId22" w:history="1">
           <w:r>
             <w:rPr>
               <w:rStyle w:val="Hyperlink"/>
@@ -3308,7 +3350,7 @@
           <w:sz w:val="24"/>
           <w:u w:val="single"/>
         </w:rPr>
-        <w:hyperlink r:id="rId23" w:history="1">
+        <w:hyperlink r:id="rId22" w:history="1">
           <w:r>
             <w:rPr>
               <w:rStyle w:val="Hyperlink"/>

--- a/EXPORTS/DOCX/published/niveau2/English/Museum.docx
+++ b/EXPORTS/DOCX/published/niveau2/English/Museum.docx
@@ -316,25 +316,7 @@
           <w:color w:val="000000"/>
           <w:sz w:val="24"/>
         </w:rPr>
-        <w:t>History) in 1820 and</w:t>
-      </w:r>
-      <w:r>
-        <w:rPr>
-          <w:u w:val="single" w:color="0000ff"/>
-          <w:rFonts w:ascii="Charis SIL Regular" w:hAnsi="Charis SIL Regular" w:eastAsia="Charis SIL Regular"/>
-          <w:b w:val="0"/>
-          <w:i w:val="0"/>
-          <w:color w:val="000000"/>
-          <w:sz w:val="24"/>
-        </w:rPr>
-        <w:hyperlink r:id="rId9" w:history="1">
-          <w:r>
-            <w:rPr>
-              <w:rStyle w:val="Hyperlink"/>
-            </w:rPr>
-            <w:t xml:space="preserve"> the </w:t>
-          </w:r>
-        </w:hyperlink>
+        <w:t xml:space="preserve">History) in 1820 and the </w:t>
       </w:r>
       <w:r>
         <w:rPr>
@@ -392,7 +374,7 @@
           <w:sz w:val="24"/>
           <w:u w:val="single"/>
         </w:rPr>
-        <w:hyperlink r:id="rId10" w:history="1">
+        <w:hyperlink r:id="rId9" w:history="1">
           <w:r>
             <w:rPr>
               <w:rStyle w:val="Hyperlink"/>
@@ -410,7 +392,7 @@
           <w:sz w:val="24"/>
           <w:u w:val="single"/>
         </w:rPr>
-        <w:hyperlink r:id="rId10" w:history="1">
+        <w:hyperlink r:id="rId9" w:history="1">
           <w:r>
             <w:rPr>
               <w:rStyle w:val="Hyperlink"/>
@@ -439,7 +421,7 @@
           <w:sz w:val="24"/>
           <w:u w:val="single"/>
         </w:rPr>
-        <w:hyperlink r:id="rId10" w:history="1">
+        <w:hyperlink r:id="rId9" w:history="1">
           <w:r>
             <w:rPr>
               <w:rStyle w:val="Hyperlink"/>
@@ -457,7 +439,7 @@
           <w:sz w:val="24"/>
           <w:u w:val="single"/>
         </w:rPr>
-        <w:hyperlink r:id="rId10" w:history="1">
+        <w:hyperlink r:id="rId9" w:history="1">
           <w:r>
             <w:rPr>
               <w:rStyle w:val="Hyperlink"/>
@@ -809,6 +791,7 @@
           <w:i w:val="0"/>
           <w:color w:val="0000FF"/>
           <w:sz w:val="24"/>
+          <w:u w:val="single"/>
         </w:rPr>
         <w:hyperlink r:id="rId12" w:history="1">
           <w:r>
@@ -878,7 +861,7 @@
           <w:sz w:val="24"/>
           <w:u w:val="single"/>
         </w:rPr>
-        <w:hyperlink r:id="rId11" w:history="1">
+        <w:hyperlink r:id="rId12" w:history="1">
           <w:r>
             <w:rPr>
               <w:rStyle w:val="Hyperlink"/>
@@ -913,7 +896,54 @@
           <w:color w:val="000000"/>
           <w:sz w:val="24"/>
         </w:rPr>
-        <w:t xml:space="preserve"> (Museum of Geography and Ethnology) in Rotterdam in 1885. O</w:t>
+        <w:t xml:space="preserve"> (Museum of Geography and Ethnology) in Rotterdam</w:t>
+      </w:r>
+      <w:r>
+        <w:rPr>
+          <w:u w:val="single" w:color="0000ff"/>
+          <w:rFonts w:ascii="Charis SIL Regular" w:hAnsi="Charis SIL Regular" w:eastAsia="Charis SIL Regular"/>
+          <w:b w:val="0"/>
+          <w:i w:val="0"/>
+          <w:color w:val="000000"/>
+          <w:sz w:val="24"/>
+        </w:rPr>
+        <w:hyperlink r:id="rId12" w:history="1">
+          <w:r>
+            <w:rPr>
+              <w:rStyle w:val="Hyperlink"/>
+            </w:rPr>
+            <w:t xml:space="preserve"> in 1</w:t>
+          </w:r>
+        </w:hyperlink>
+      </w:r>
+      <w:r>
+        <w:rPr>
+          <w:u w:val="single" w:color="0000ff"/>
+          <w:rFonts w:ascii="Charis SIL Regular" w:hAnsi="Charis SIL Regular" w:eastAsia="Charis SIL Regular"/>
+          <w:b w:val="0"/>
+          <w:i w:val="0"/>
+          <w:color w:val="000000"/>
+          <w:sz w:val="24"/>
+        </w:rPr>
+        <w:hyperlink r:id="rId12" w:history="1">
+          <w:r>
+            <w:rPr>
+              <w:rStyle w:val="Hyperlink"/>
+            </w:rPr>
+            <w:t xml:space="preserve">885. </w:t>
+          </w:r>
+        </w:hyperlink>
+      </w:r>
+      <w:r>
+        <w:rPr>
+          <w:u w:val="single" w:color="0000ff"/>
+          <w:rFonts w:ascii="Charis SIL Regular" w:hAnsi="Charis SIL Regular" w:eastAsia="Charis SIL Regular"/>
+          <w:b w:val="0"/>
+          <w:i w:val="0"/>
+          <w:color w:val="000000"/>
+          <w:sz w:val="24"/>
+        </w:rPr>
+        <w:t>O</w:t>
       </w:r>
       <w:r>
         <w:rPr>
@@ -2206,7 +2236,7 @@
           <w:sz w:val="24"/>
           <w:u w:val="single"/>
         </w:rPr>
-        <w:hyperlink r:id="rId19" w:history="1">
+        <w:hyperlink r:id="rId20" w:history="1">
           <w:r>
             <w:rPr>
               <w:rStyle w:val="Hyperlink"/>
@@ -2394,36 +2424,14 @@
           <w:sz w:val="24"/>
           <w:u w:val="single"/>
         </w:rPr>
-        <w:t xml:space="preserve"> </w:t>
-      </w:r>
-      <w:r>
-        <w:rPr>
-          <w:rFonts w:ascii="Charis SIL Regular" w:hAnsi="Charis SIL Regular" w:eastAsia="Charis SIL Regular"/>
-          <w:b w:val="0"/>
-          <w:i w:val="0"/>
-          <w:color w:val="0000FF"/>
-          <w:sz w:val="24"/>
-          <w:u w:val="single"/>
-        </w:rPr>
         <w:hyperlink r:id="rId19" w:history="1">
           <w:r>
             <w:rPr>
               <w:rStyle w:val="Hyperlink"/>
             </w:rPr>
-            <w:t>colonial</w:t>
+            <w:t xml:space="preserve"> colonial </w:t>
           </w:r>
         </w:hyperlink>
-      </w:r>
-      <w:r>
-        <w:rPr>
-          <w:rFonts w:ascii="Charis SIL Regular" w:hAnsi="Charis SIL Regular" w:eastAsia="Charis SIL Regular"/>
-          <w:b w:val="0"/>
-          <w:i w:val="0"/>
-          <w:color w:val="0000FF"/>
-          <w:sz w:val="24"/>
-          <w:u w:val="single"/>
-        </w:rPr>
-        <w:t xml:space="preserve"> </w:t>
       </w:r>
       <w:r>
         <w:rPr>
@@ -2462,14 +2470,7 @@
           <w:sz w:val="24"/>
           <w:u w:val="single"/>
         </w:rPr>
-        <w:hyperlink r:id="rId20" w:history="1">
-          <w:r>
-            <w:rPr>
-              <w:rStyle w:val="Hyperlink"/>
-            </w:rPr>
-            <w:t>Arm</w:t>
-          </w:r>
-        </w:hyperlink>
+        <w:t xml:space="preserve">Arm and navy </w:t>
       </w:r>
       <w:r>
         <w:rPr>
@@ -2480,130 +2481,7 @@
           <w:sz w:val="24"/>
           <w:u w:val="single"/>
         </w:rPr>
-        <w:t xml:space="preserve"> </w:t>
-      </w:r>
-      <w:r>
-        <w:rPr>
-          <w:rFonts w:ascii="Charis SIL Regular" w:hAnsi="Charis SIL Regular" w:eastAsia="Charis SIL Regular"/>
-          <w:b w:val="0"/>
-          <w:i w:val="0"/>
-          <w:color w:val="0000FF"/>
-          <w:sz w:val="24"/>
-          <w:u w:val="single"/>
-        </w:rPr>
-        <w:hyperlink r:id="rId20" w:history="1">
-          <w:r>
-            <w:rPr>
-              <w:rStyle w:val="Hyperlink"/>
-            </w:rPr>
-            <w:t>and</w:t>
-          </w:r>
-        </w:hyperlink>
-      </w:r>
-      <w:r>
-        <w:rPr>
-          <w:rFonts w:ascii="Charis SIL Regular" w:hAnsi="Charis SIL Regular" w:eastAsia="Charis SIL Regular"/>
-          <w:b w:val="0"/>
-          <w:i w:val="0"/>
-          <w:color w:val="0000FF"/>
-          <w:sz w:val="24"/>
-          <w:u w:val="single"/>
-        </w:rPr>
-        <w:t xml:space="preserve"> </w:t>
-      </w:r>
-      <w:r>
-        <w:rPr>
-          <w:rFonts w:ascii="Charis SIL Regular" w:hAnsi="Charis SIL Regular" w:eastAsia="Charis SIL Regular"/>
-          <w:b w:val="0"/>
-          <w:i w:val="0"/>
-          <w:color w:val="0000FF"/>
-          <w:sz w:val="24"/>
-          <w:u w:val="single"/>
-        </w:rPr>
-        <w:hyperlink r:id="rId20" w:history="1">
-          <w:r>
-            <w:rPr>
-              <w:rStyle w:val="Hyperlink"/>
-            </w:rPr>
-            <w:t>n</w:t>
-          </w:r>
-        </w:hyperlink>
-      </w:r>
-      <w:r>
-        <w:rPr>
-          <w:rFonts w:ascii="Charis SIL Regular" w:hAnsi="Charis SIL Regular" w:eastAsia="Charis SIL Regular"/>
-          <w:b w:val="0"/>
-          <w:i w:val="0"/>
-          <w:color w:val="0000FF"/>
-          <w:sz w:val="24"/>
-          <w:u w:val="single"/>
-        </w:rPr>
-        <w:hyperlink r:id="rId20" w:history="1">
-          <w:r>
-            <w:rPr>
-              <w:rStyle w:val="Hyperlink"/>
-            </w:rPr>
-            <w:t>a</w:t>
-          </w:r>
-        </w:hyperlink>
-      </w:r>
-      <w:r>
-        <w:rPr>
-          <w:rFonts w:ascii="Charis SIL Regular" w:hAnsi="Charis SIL Regular" w:eastAsia="Charis SIL Regular"/>
-          <w:b w:val="0"/>
-          <w:i w:val="0"/>
-          <w:color w:val="0000FF"/>
-          <w:sz w:val="24"/>
-          <w:u w:val="single"/>
-        </w:rPr>
-        <w:hyperlink r:id="rId20" w:history="1">
-          <w:r>
-            <w:rPr>
-              <w:rStyle w:val="Hyperlink"/>
-            </w:rPr>
-            <w:t>v</w:t>
-          </w:r>
-        </w:hyperlink>
-      </w:r>
-      <w:r>
-        <w:rPr>
-          <w:rFonts w:ascii="Charis SIL Regular" w:hAnsi="Charis SIL Regular" w:eastAsia="Charis SIL Regular"/>
-          <w:b w:val="0"/>
-          <w:i w:val="0"/>
-          <w:color w:val="0000FF"/>
-          <w:sz w:val="24"/>
-          <w:u w:val="single"/>
-        </w:rPr>
-        <w:hyperlink r:id="rId20" w:history="1">
-          <w:r>
-            <w:rPr>
-              <w:rStyle w:val="Hyperlink"/>
-            </w:rPr>
-            <w:t>y</w:t>
-          </w:r>
-        </w:hyperlink>
-      </w:r>
-      <w:r>
-        <w:rPr>
-          <w:rFonts w:ascii="Charis SIL Regular" w:hAnsi="Charis SIL Regular" w:eastAsia="Charis SIL Regular"/>
-          <w:b w:val="0"/>
-          <w:i w:val="0"/>
-          <w:color w:val="0000FF"/>
-          <w:sz w:val="24"/>
-          <w:u w:val="single"/>
-        </w:rPr>
-        <w:t xml:space="preserve"> </w:t>
-      </w:r>
-      <w:r>
-        <w:rPr>
-          <w:rFonts w:ascii="Charis SIL Regular" w:hAnsi="Charis SIL Regular" w:eastAsia="Charis SIL Regular"/>
-          <w:b w:val="0"/>
-          <w:i w:val="0"/>
-          <w:color w:val="0000FF"/>
-          <w:sz w:val="24"/>
-          <w:u w:val="single"/>
-        </w:rPr>
-        <w:hyperlink r:id="rId20" w:history="1">
+        <w:hyperlink r:id="rId21" w:history="1">
           <w:r>
             <w:rPr>
               <w:rStyle w:val="Hyperlink"/>
@@ -2621,7 +2499,7 @@
           <w:sz w:val="24"/>
           <w:u w:val="single"/>
         </w:rPr>
-        <w:hyperlink r:id="rId20" w:history="1">
+        <w:hyperlink r:id="rId21" w:history="1">
           <w:r>
             <w:rPr>
               <w:rStyle w:val="Hyperlink"/>
@@ -2650,30 +2528,12 @@
           <w:sz w:val="24"/>
           <w:u w:val="single"/>
         </w:rPr>
-        <w:hyperlink r:id="rId20" w:history="1">
+        <w:hyperlink r:id="rId21" w:history="1">
           <w:r>
             <w:rPr>
               <w:rStyle w:val="Hyperlink"/>
             </w:rPr>
-            <w:t>i</w:t>
-          </w:r>
-        </w:hyperlink>
-      </w:r>
-      <w:r>
-        <w:rPr>
-          <w:rFonts w:ascii="Charis SIL Regular" w:hAnsi="Charis SIL Regular" w:eastAsia="Charis SIL Regular"/>
-          <w:b w:val="0"/>
-          <w:i w:val="0"/>
-          <w:color w:val="0000FF"/>
-          <w:sz w:val="24"/>
-          <w:u w:val="single"/>
-        </w:rPr>
-        <w:hyperlink r:id="rId20" w:history="1">
-          <w:r>
-            <w:rPr>
-              <w:rStyle w:val="Hyperlink"/>
-            </w:rPr>
-            <w:t>n</w:t>
+            <w:t>in</w:t>
           </w:r>
         </w:hyperlink>
       </w:r>
@@ -2715,7 +2575,7 @@
           <w:sz w:val="24"/>
           <w:u w:val="single"/>
         </w:rPr>
-        <w:hyperlink r:id="rId21" w:history="1">
+        <w:hyperlink r:id="rId20" w:history="1">
           <w:r>
             <w:rPr>
               <w:rStyle w:val="Hyperlink"/>
@@ -2808,7 +2668,7 @@
           <w:sz w:val="24"/>
           <w:u w:val="single"/>
         </w:rPr>
-        <w:hyperlink r:id="rId22" w:history="1">
+        <w:hyperlink r:id="rId21" w:history="1">
           <w:r>
             <w:rPr>
               <w:rStyle w:val="Hyperlink"/>
@@ -2842,6 +2702,7 @@
           <w:i w:val="0"/>
           <w:color w:val="0000FF"/>
           <w:sz w:val="24"/>
+          <w:u w:val="single"/>
         </w:rPr>
         <w:hyperlink r:id="rId22" w:history="1">
           <w:r>
@@ -2859,6 +2720,7 @@
           <w:i w:val="0"/>
           <w:color w:val="0000FF"/>
           <w:sz w:val="24"/>
+          <w:u w:val="single"/>
         </w:rPr>
         <w:t>c</w:t>
       </w:r>
@@ -2882,7 +2744,7 @@
           <w:sz w:val="24"/>
           <w:u w:val="single"/>
         </w:rPr>
-        <w:hyperlink r:id="rId22" w:history="1">
+        <w:hyperlink r:id="rId21" w:history="1">
           <w:r>
             <w:rPr>
               <w:rStyle w:val="Hyperlink"/>
@@ -2918,7 +2780,7 @@
           <w:sz w:val="24"/>
           <w:u w:val="single"/>
         </w:rPr>
-        <w:hyperlink r:id="rId22" w:history="1">
+        <w:hyperlink r:id="rId21" w:history="1">
           <w:r>
             <w:rPr>
               <w:rStyle w:val="Hyperlink"/>
@@ -2947,7 +2809,7 @@
           <w:sz w:val="24"/>
           <w:u w:val="single"/>
         </w:rPr>
-        <w:hyperlink r:id="rId22" w:history="1">
+        <w:hyperlink r:id="rId21" w:history="1">
           <w:r>
             <w:rPr>
               <w:rStyle w:val="Hyperlink"/>
@@ -2976,12 +2838,105 @@
           <w:sz w:val="24"/>
           <w:u w:val="single"/>
         </w:rPr>
+        <w:hyperlink r:id="rId21" w:history="1">
+          <w:r>
+            <w:rPr>
+              <w:rStyle w:val="Hyperlink"/>
+            </w:rPr>
+            <w:t>col</w:t>
+          </w:r>
+        </w:hyperlink>
+      </w:r>
+      <w:r>
+        <w:rPr>
+          <w:rFonts w:ascii="Charis SIL Regular" w:hAnsi="Charis SIL Regular" w:eastAsia="Charis SIL Regular"/>
+          <w:b w:val="0"/>
+          <w:i w:val="0"/>
+          <w:color w:val="0000FF"/>
+          <w:sz w:val="24"/>
+        </w:rPr>
+        <w:t>o</w:t>
+      </w:r>
+      <w:r>
+        <w:rPr>
+          <w:rFonts w:ascii="Charis SIL Regular" w:hAnsi="Charis SIL Regular" w:eastAsia="Charis SIL Regular"/>
+          <w:b w:val="0"/>
+          <w:i w:val="0"/>
+          <w:color w:val="0000FF"/>
+          <w:sz w:val="24"/>
+          <w:u w:val="single"/>
+        </w:rPr>
+        <w:hyperlink r:id="rId21" w:history="1">
+          <w:r>
+            <w:rPr>
+              <w:rStyle w:val="Hyperlink"/>
+            </w:rPr>
+            <w:t>n</w:t>
+          </w:r>
+        </w:hyperlink>
+      </w:r>
+      <w:r>
+        <w:rPr>
+          <w:rFonts w:ascii="Charis SIL Regular" w:hAnsi="Charis SIL Regular" w:eastAsia="Charis SIL Regular"/>
+          <w:b w:val="0"/>
+          <w:i w:val="0"/>
+          <w:color w:val="0000FF"/>
+          <w:sz w:val="24"/>
+          <w:u w:val="single"/>
+        </w:rPr>
+        <w:hyperlink r:id="rId21" w:history="1">
+          <w:r>
+            <w:rPr>
+              <w:rStyle w:val="Hyperlink"/>
+            </w:rPr>
+            <w:t>i</w:t>
+          </w:r>
+        </w:hyperlink>
+      </w:r>
+      <w:r>
+        <w:rPr>
+          <w:rFonts w:ascii="Charis SIL Regular" w:hAnsi="Charis SIL Regular" w:eastAsia="Charis SIL Regular"/>
+          <w:b w:val="0"/>
+          <w:i w:val="0"/>
+          <w:color w:val="0000FF"/>
+          <w:sz w:val="24"/>
+          <w:u w:val="single"/>
+        </w:rPr>
+        <w:hyperlink r:id="rId21" w:history="1">
+          <w:r>
+            <w:rPr>
+              <w:rStyle w:val="Hyperlink"/>
+            </w:rPr>
+            <w:t>sed</w:t>
+          </w:r>
+        </w:hyperlink>
+      </w:r>
+      <w:r>
+        <w:rPr>
+          <w:rFonts w:ascii="Charis SIL Regular" w:hAnsi="Charis SIL Regular" w:eastAsia="Charis SIL Regular"/>
+          <w:b w:val="0"/>
+          <w:i w:val="0"/>
+          <w:color w:val="0000FF"/>
+          <w:sz w:val="24"/>
+          <w:u w:val="single"/>
+        </w:rPr>
+        <w:t xml:space="preserve"> </w:t>
+      </w:r>
+      <w:r>
+        <w:rPr>
+          <w:rFonts w:ascii="Charis SIL Regular" w:hAnsi="Charis SIL Regular" w:eastAsia="Charis SIL Regular"/>
+          <w:b w:val="0"/>
+          <w:i w:val="0"/>
+          <w:color w:val="0000FF"/>
+          <w:sz w:val="24"/>
+          <w:u w:val="single"/>
+        </w:rPr>
         <w:hyperlink r:id="rId22" w:history="1">
           <w:r>
             <w:rPr>
               <w:rStyle w:val="Hyperlink"/>
             </w:rPr>
-            <w:t>col</w:t>
+            <w:t>territ</w:t>
           </w:r>
         </w:hyperlink>
       </w:r>
@@ -3017,9 +2972,22 @@
             <w:rPr>
               <w:rStyle w:val="Hyperlink"/>
             </w:rPr>
-            <w:t>n</w:t>
+            <w:t>ries</w:t>
           </w:r>
         </w:hyperlink>
+      </w:r>
+      <w:r>
+        <w:br/>
+      </w:r>
+      <w:r>
+        <w:rPr>
+          <w:rFonts w:ascii="Charis SIL Regular" w:hAnsi="Charis SIL Regular" w:eastAsia="Charis SIL Regular"/>
+          <w:b w:val="0"/>
+          <w:i w:val="0"/>
+          <w:color w:val="000000"/>
+          <w:sz w:val="24"/>
+        </w:rPr>
+        <w:t xml:space="preserve">•  </w:t>
       </w:r>
       <w:r>
         <w:rPr>
@@ -3030,121 +2998,7 @@
           <w:sz w:val="24"/>
           <w:u w:val="single"/>
         </w:rPr>
-        <w:hyperlink r:id="rId22" w:history="1">
-          <w:r>
-            <w:rPr>
-              <w:rStyle w:val="Hyperlink"/>
-            </w:rPr>
-            <w:t>i</w:t>
-          </w:r>
-        </w:hyperlink>
-      </w:r>
-      <w:r>
-        <w:rPr>
-          <w:rFonts w:ascii="Charis SIL Regular" w:hAnsi="Charis SIL Regular" w:eastAsia="Charis SIL Regular"/>
-          <w:b w:val="0"/>
-          <w:i w:val="0"/>
-          <w:color w:val="0000FF"/>
-          <w:sz w:val="24"/>
-          <w:u w:val="single"/>
-        </w:rPr>
-        <w:hyperlink r:id="rId22" w:history="1">
-          <w:r>
-            <w:rPr>
-              <w:rStyle w:val="Hyperlink"/>
-            </w:rPr>
-            <w:t>sed</w:t>
-          </w:r>
-        </w:hyperlink>
-      </w:r>
-      <w:r>
-        <w:rPr>
-          <w:rFonts w:ascii="Charis SIL Regular" w:hAnsi="Charis SIL Regular" w:eastAsia="Charis SIL Regular"/>
-          <w:b w:val="0"/>
-          <w:i w:val="0"/>
-          <w:color w:val="0000FF"/>
-          <w:sz w:val="24"/>
-          <w:u w:val="single"/>
-        </w:rPr>
-        <w:t xml:space="preserve"> </w:t>
-      </w:r>
-      <w:r>
-        <w:rPr>
-          <w:rFonts w:ascii="Charis SIL Regular" w:hAnsi="Charis SIL Regular" w:eastAsia="Charis SIL Regular"/>
-          <w:b w:val="0"/>
-          <w:i w:val="0"/>
-          <w:color w:val="0000FF"/>
-          <w:sz w:val="24"/>
-          <w:u w:val="single"/>
-        </w:rPr>
-        <w:hyperlink r:id="rId22" w:history="1">
-          <w:r>
-            <w:rPr>
-              <w:rStyle w:val="Hyperlink"/>
-            </w:rPr>
-            <w:t>territ</w:t>
-          </w:r>
-        </w:hyperlink>
-      </w:r>
-      <w:r>
-        <w:rPr>
-          <w:rFonts w:ascii="Charis SIL Regular" w:hAnsi="Charis SIL Regular" w:eastAsia="Charis SIL Regular"/>
-          <w:b w:val="0"/>
-          <w:i w:val="0"/>
-          <w:color w:val="0000FF"/>
-          <w:sz w:val="24"/>
-          <w:u w:val="single"/>
-        </w:rPr>
-        <w:hyperlink r:id="rId22" w:history="1">
-          <w:r>
-            <w:rPr>
-              <w:rStyle w:val="Hyperlink"/>
-            </w:rPr>
-            <w:t>o</w:t>
-          </w:r>
-        </w:hyperlink>
-      </w:r>
-      <w:r>
-        <w:rPr>
-          <w:rFonts w:ascii="Charis SIL Regular" w:hAnsi="Charis SIL Regular" w:eastAsia="Charis SIL Regular"/>
-          <w:b w:val="0"/>
-          <w:i w:val="0"/>
-          <w:color w:val="0000FF"/>
-          <w:sz w:val="24"/>
-          <w:u w:val="single"/>
-        </w:rPr>
-        <w:hyperlink r:id="rId21" w:history="1">
-          <w:r>
-            <w:rPr>
-              <w:rStyle w:val="Hyperlink"/>
-            </w:rPr>
-            <w:t>ries</w:t>
-          </w:r>
-        </w:hyperlink>
-      </w:r>
-      <w:r>
-        <w:br/>
-      </w:r>
-      <w:r>
-        <w:rPr>
-          <w:rFonts w:ascii="Charis SIL Regular" w:hAnsi="Charis SIL Regular" w:eastAsia="Charis SIL Regular"/>
-          <w:b w:val="0"/>
-          <w:i w:val="0"/>
-          <w:color w:val="000000"/>
-          <w:sz w:val="24"/>
-        </w:rPr>
-        <w:t xml:space="preserve">•  </w:t>
-      </w:r>
-      <w:r>
-        <w:rPr>
-          <w:rFonts w:ascii="Charis SIL Regular" w:hAnsi="Charis SIL Regular" w:eastAsia="Charis SIL Regular"/>
-          <w:b w:val="0"/>
-          <w:i w:val="0"/>
-          <w:color w:val="0000FF"/>
-          <w:sz w:val="24"/>
-          <w:u w:val="single"/>
-        </w:rPr>
-        <w:hyperlink r:id="rId22" w:history="1">
+        <w:hyperlink r:id="rId23" w:history="1">
           <w:r>
             <w:rPr>
               <w:rStyle w:val="Hyperlink"/>
@@ -3173,7 +3027,7 @@
           <w:sz w:val="24"/>
           <w:u w:val="single"/>
         </w:rPr>
-        <w:hyperlink r:id="rId22" w:history="1">
+        <w:hyperlink r:id="rId23" w:history="1">
           <w:r>
             <w:rPr>
               <w:rStyle w:val="Hyperlink"/>
@@ -3191,7 +3045,7 @@
           <w:sz w:val="24"/>
           <w:u w:val="single"/>
         </w:rPr>
-        <w:hyperlink r:id="rId22" w:history="1">
+        <w:hyperlink r:id="rId23" w:history="1">
           <w:r>
             <w:rPr>
               <w:rStyle w:val="Hyperlink"/>
@@ -3227,7 +3081,7 @@
           <w:sz w:val="24"/>
           <w:u w:val="single"/>
         </w:rPr>
-        <w:hyperlink r:id="rId22" w:history="1">
+        <w:hyperlink r:id="rId23" w:history="1">
           <w:r>
             <w:rPr>
               <w:rStyle w:val="Hyperlink"/>
@@ -3256,7 +3110,7 @@
           <w:sz w:val="24"/>
           <w:u w:val="single"/>
         </w:rPr>
-        <w:hyperlink r:id="rId22" w:history="1">
+        <w:hyperlink r:id="rId23" w:history="1">
           <w:r>
             <w:rPr>
               <w:rStyle w:val="Hyperlink"/>
@@ -3285,7 +3139,7 @@
           <w:sz w:val="24"/>
           <w:u w:val="single"/>
         </w:rPr>
-        <w:hyperlink r:id="rId22" w:history="1">
+        <w:hyperlink r:id="rId23" w:history="1">
           <w:r>
             <w:rPr>
               <w:rStyle w:val="Hyperlink"/>

--- a/EXPORTS/DOCX/published/niveau2/English/Museum.docx
+++ b/EXPORTS/DOCX/published/niveau2/English/Museum.docx
@@ -325,63 +325,8 @@
           <w:i w:val="0"/>
           <w:color w:val="0000FF"/>
           <w:sz w:val="24"/>
-          <w:u w:val="single"/>
-        </w:rPr>
-        <w:hyperlink r:id="rId10" w:history="1">
-          <w:r>
-            <w:rPr>
-              <w:rStyle w:val="Hyperlink"/>
-            </w:rPr>
-            <w:t>Rijks</w:t>
-          </w:r>
-        </w:hyperlink>
-      </w:r>
-      <w:r>
-        <w:rPr>
-          <w:rFonts w:ascii="Charis SIL Regular" w:hAnsi="Charis SIL Regular" w:eastAsia="Charis SIL Regular"/>
-          <w:b w:val="0"/>
-          <w:i w:val="0"/>
-          <w:color w:val="0000FF"/>
-          <w:sz w:val="24"/>
-          <w:u w:val="single"/>
-        </w:rPr>
-        <w:t xml:space="preserve"> </w:t>
-      </w:r>
-      <w:r>
-        <w:rPr>
-          <w:rFonts w:ascii="Charis SIL Regular" w:hAnsi="Charis SIL Regular" w:eastAsia="Charis SIL Regular"/>
-          <w:b w:val="0"/>
-          <w:i w:val="0"/>
-          <w:color w:val="0000FF"/>
-          <w:sz w:val="24"/>
-          <w:u w:val="single"/>
-        </w:rPr>
-        <w:hyperlink r:id="rId10" w:history="1">
-          <w:r>
-            <w:rPr>
-              <w:rStyle w:val="Hyperlink"/>
-            </w:rPr>
-            <w:t>Etn</w:t>
-          </w:r>
-        </w:hyperlink>
-      </w:r>
-      <w:r>
-        <w:rPr>
-          <w:rFonts w:ascii="Charis SIL Regular" w:hAnsi="Charis SIL Regular" w:eastAsia="Charis SIL Regular"/>
-          <w:b w:val="0"/>
-          <w:i w:val="0"/>
-          <w:color w:val="0000FF"/>
-          <w:sz w:val="24"/>
-          <w:u w:val="single"/>
-        </w:rPr>
-        <w:hyperlink r:id="rId9" w:history="1">
-          <w:r>
-            <w:rPr>
-              <w:rStyle w:val="Hyperlink"/>
-            </w:rPr>
-            <w:t>ogra</w:t>
-          </w:r>
-        </w:hyperlink>
+        </w:rPr>
+        <w:t>Rijks Etnogra</w:t>
       </w:r>
       <w:r>
         <w:rPr>
@@ -896,7 +841,47 @@
           <w:color w:val="000000"/>
           <w:sz w:val="24"/>
         </w:rPr>
-        <w:t xml:space="preserve"> (Museum of Geography and Ethnology) in Rotterdam</w:t>
+        <w:t xml:space="preserve"> (Museum of Geography and Ethnology) in </w:t>
+      </w:r>
+      <w:r>
+        <w:rPr>
+          <w:u w:val="single" w:color="0000ff"/>
+          <w:rFonts w:ascii="Charis SIL Regular" w:hAnsi="Charis SIL Regular" w:eastAsia="Charis SIL Regular"/>
+          <w:b w:val="0"/>
+          <w:i w:val="0"/>
+          <w:color w:val="000000"/>
+          <w:sz w:val="24"/>
+        </w:rPr>
+        <w:t>R</w:t>
+      </w:r>
+      <w:r>
+        <w:rPr>
+          <w:u w:val="single" w:color="0000ff"/>
+          <w:rFonts w:ascii="Charis SIL Regular" w:hAnsi="Charis SIL Regular" w:eastAsia="Charis SIL Regular"/>
+          <w:b w:val="0"/>
+          <w:i w:val="0"/>
+          <w:color w:val="000000"/>
+          <w:sz w:val="24"/>
+        </w:rPr>
+        <w:hyperlink r:id="rId12" w:history="1">
+          <w:r>
+            <w:rPr>
+              <w:rStyle w:val="Hyperlink"/>
+            </w:rPr>
+            <w:t>otterda</w:t>
+          </w:r>
+        </w:hyperlink>
+      </w:r>
+      <w:r>
+        <w:rPr>
+          <w:u w:val="single" w:color="0000ff"/>
+          <w:rFonts w:ascii="Charis SIL Regular" w:hAnsi="Charis SIL Regular" w:eastAsia="Charis SIL Regular"/>
+          <w:b w:val="0"/>
+          <w:i w:val="0"/>
+          <w:color w:val="000000"/>
+          <w:sz w:val="24"/>
+        </w:rPr>
+        <w:t>m</w:t>
       </w:r>
       <w:r>
         <w:rPr>
@@ -2189,7 +2174,7 @@
           <w:sz w:val="24"/>
           <w:u w:val="single"/>
         </w:rPr>
-        <w:hyperlink r:id="rId19" w:history="1">
+        <w:hyperlink r:id="rId20" w:history="1">
           <w:r>
             <w:rPr>
               <w:rStyle w:val="Hyperlink"/>
@@ -2218,7 +2203,7 @@
           <w:sz w:val="24"/>
           <w:u w:val="single"/>
         </w:rPr>
-        <w:hyperlink r:id="rId19" w:history="1">
+        <w:hyperlink r:id="rId20" w:history="1">
           <w:r>
             <w:rPr>
               <w:rStyle w:val="Hyperlink"/>
@@ -2265,7 +2250,7 @@
           <w:sz w:val="24"/>
           <w:u w:val="single"/>
         </w:rPr>
-        <w:hyperlink r:id="rId19" w:history="1">
+        <w:hyperlink r:id="rId20" w:history="1">
           <w:r>
             <w:rPr>
               <w:rStyle w:val="Hyperlink"/>
@@ -2294,7 +2279,7 @@
           <w:sz w:val="24"/>
           <w:u w:val="single"/>
         </w:rPr>
-        <w:hyperlink r:id="rId19" w:history="1">
+        <w:hyperlink r:id="rId20" w:history="1">
           <w:r>
             <w:rPr>
               <w:rStyle w:val="Hyperlink"/>
@@ -2312,7 +2297,7 @@
           <w:sz w:val="24"/>
           <w:u w:val="single"/>
         </w:rPr>
-        <w:hyperlink r:id="rId19" w:history="1">
+        <w:hyperlink r:id="rId20" w:history="1">
           <w:r>
             <w:rPr>
               <w:rStyle w:val="Hyperlink"/>
@@ -2330,7 +2315,7 @@
           <w:sz w:val="24"/>
           <w:u w:val="single"/>
         </w:rPr>
-        <w:hyperlink r:id="rId19" w:history="1">
+        <w:hyperlink r:id="rId20" w:history="1">
           <w:r>
             <w:rPr>
               <w:rStyle w:val="Hyperlink"/>
@@ -2348,7 +2333,7 @@
           <w:sz w:val="24"/>
           <w:u w:val="single"/>
         </w:rPr>
-        <w:hyperlink r:id="rId19" w:history="1">
+        <w:hyperlink r:id="rId20" w:history="1">
           <w:r>
             <w:rPr>
               <w:rStyle w:val="Hyperlink"/>
@@ -2377,7 +2362,7 @@
           <w:sz w:val="24"/>
           <w:u w:val="single"/>
         </w:rPr>
-        <w:hyperlink r:id="rId19" w:history="1">
+        <w:hyperlink r:id="rId20" w:history="1">
           <w:r>
             <w:rPr>
               <w:rStyle w:val="Hyperlink"/>
@@ -2406,7 +2391,7 @@
           <w:sz w:val="24"/>
           <w:u w:val="single"/>
         </w:rPr>
-        <w:hyperlink r:id="rId19" w:history="1">
+        <w:hyperlink r:id="rId20" w:history="1">
           <w:r>
             <w:rPr>
               <w:rStyle w:val="Hyperlink"/>
@@ -2424,14 +2409,36 @@
           <w:sz w:val="24"/>
           <w:u w:val="single"/>
         </w:rPr>
+        <w:t xml:space="preserve"> </w:t>
+      </w:r>
+      <w:r>
+        <w:rPr>
+          <w:rFonts w:ascii="Charis SIL Regular" w:hAnsi="Charis SIL Regular" w:eastAsia="Charis SIL Regular"/>
+          <w:b w:val="0"/>
+          <w:i w:val="0"/>
+          <w:color w:val="0000FF"/>
+          <w:sz w:val="24"/>
+          <w:u w:val="single"/>
+        </w:rPr>
         <w:hyperlink r:id="rId19" w:history="1">
           <w:r>
             <w:rPr>
               <w:rStyle w:val="Hyperlink"/>
             </w:rPr>
-            <w:t xml:space="preserve"> colonial </w:t>
+            <w:t>colonial</w:t>
           </w:r>
         </w:hyperlink>
+      </w:r>
+      <w:r>
+        <w:rPr>
+          <w:rFonts w:ascii="Charis SIL Regular" w:hAnsi="Charis SIL Regular" w:eastAsia="Charis SIL Regular"/>
+          <w:b w:val="0"/>
+          <w:i w:val="0"/>
+          <w:color w:val="0000FF"/>
+          <w:sz w:val="24"/>
+          <w:u w:val="single"/>
+        </w:rPr>
+        <w:t xml:space="preserve"> </w:t>
       </w:r>
       <w:r>
         <w:rPr>
@@ -2470,7 +2477,14 @@
           <w:sz w:val="24"/>
           <w:u w:val="single"/>
         </w:rPr>
-        <w:t xml:space="preserve">Arm and navy </w:t>
+        <w:hyperlink r:id="rId20" w:history="1">
+          <w:r>
+            <w:rPr>
+              <w:rStyle w:val="Hyperlink"/>
+            </w:rPr>
+            <w:t>Arm</w:t>
+          </w:r>
+        </w:hyperlink>
       </w:r>
       <w:r>
         <w:rPr>
@@ -2481,7 +2495,130 @@
           <w:sz w:val="24"/>
           <w:u w:val="single"/>
         </w:rPr>
-        <w:hyperlink r:id="rId21" w:history="1">
+        <w:t xml:space="preserve"> </w:t>
+      </w:r>
+      <w:r>
+        <w:rPr>
+          <w:rFonts w:ascii="Charis SIL Regular" w:hAnsi="Charis SIL Regular" w:eastAsia="Charis SIL Regular"/>
+          <w:b w:val="0"/>
+          <w:i w:val="0"/>
+          <w:color w:val="0000FF"/>
+          <w:sz w:val="24"/>
+          <w:u w:val="single"/>
+        </w:rPr>
+        <w:hyperlink r:id="rId20" w:history="1">
+          <w:r>
+            <w:rPr>
+              <w:rStyle w:val="Hyperlink"/>
+            </w:rPr>
+            <w:t>and</w:t>
+          </w:r>
+        </w:hyperlink>
+      </w:r>
+      <w:r>
+        <w:rPr>
+          <w:rFonts w:ascii="Charis SIL Regular" w:hAnsi="Charis SIL Regular" w:eastAsia="Charis SIL Regular"/>
+          <w:b w:val="0"/>
+          <w:i w:val="0"/>
+          <w:color w:val="0000FF"/>
+          <w:sz w:val="24"/>
+          <w:u w:val="single"/>
+        </w:rPr>
+        <w:t xml:space="preserve"> </w:t>
+      </w:r>
+      <w:r>
+        <w:rPr>
+          <w:rFonts w:ascii="Charis SIL Regular" w:hAnsi="Charis SIL Regular" w:eastAsia="Charis SIL Regular"/>
+          <w:b w:val="0"/>
+          <w:i w:val="0"/>
+          <w:color w:val="0000FF"/>
+          <w:sz w:val="24"/>
+          <w:u w:val="single"/>
+        </w:rPr>
+        <w:hyperlink r:id="rId20" w:history="1">
+          <w:r>
+            <w:rPr>
+              <w:rStyle w:val="Hyperlink"/>
+            </w:rPr>
+            <w:t>n</w:t>
+          </w:r>
+        </w:hyperlink>
+      </w:r>
+      <w:r>
+        <w:rPr>
+          <w:rFonts w:ascii="Charis SIL Regular" w:hAnsi="Charis SIL Regular" w:eastAsia="Charis SIL Regular"/>
+          <w:b w:val="0"/>
+          <w:i w:val="0"/>
+          <w:color w:val="0000FF"/>
+          <w:sz w:val="24"/>
+          <w:u w:val="single"/>
+        </w:rPr>
+        <w:hyperlink r:id="rId20" w:history="1">
+          <w:r>
+            <w:rPr>
+              <w:rStyle w:val="Hyperlink"/>
+            </w:rPr>
+            <w:t>a</w:t>
+          </w:r>
+        </w:hyperlink>
+      </w:r>
+      <w:r>
+        <w:rPr>
+          <w:rFonts w:ascii="Charis SIL Regular" w:hAnsi="Charis SIL Regular" w:eastAsia="Charis SIL Regular"/>
+          <w:b w:val="0"/>
+          <w:i w:val="0"/>
+          <w:color w:val="0000FF"/>
+          <w:sz w:val="24"/>
+          <w:u w:val="single"/>
+        </w:rPr>
+        <w:hyperlink r:id="rId20" w:history="1">
+          <w:r>
+            <w:rPr>
+              <w:rStyle w:val="Hyperlink"/>
+            </w:rPr>
+            <w:t>v</w:t>
+          </w:r>
+        </w:hyperlink>
+      </w:r>
+      <w:r>
+        <w:rPr>
+          <w:rFonts w:ascii="Charis SIL Regular" w:hAnsi="Charis SIL Regular" w:eastAsia="Charis SIL Regular"/>
+          <w:b w:val="0"/>
+          <w:i w:val="0"/>
+          <w:color w:val="0000FF"/>
+          <w:sz w:val="24"/>
+          <w:u w:val="single"/>
+        </w:rPr>
+        <w:hyperlink r:id="rId20" w:history="1">
+          <w:r>
+            <w:rPr>
+              <w:rStyle w:val="Hyperlink"/>
+            </w:rPr>
+            <w:t>y</w:t>
+          </w:r>
+        </w:hyperlink>
+      </w:r>
+      <w:r>
+        <w:rPr>
+          <w:rFonts w:ascii="Charis SIL Regular" w:hAnsi="Charis SIL Regular" w:eastAsia="Charis SIL Regular"/>
+          <w:b w:val="0"/>
+          <w:i w:val="0"/>
+          <w:color w:val="0000FF"/>
+          <w:sz w:val="24"/>
+          <w:u w:val="single"/>
+        </w:rPr>
+        <w:t xml:space="preserve"> </w:t>
+      </w:r>
+      <w:r>
+        <w:rPr>
+          <w:rFonts w:ascii="Charis SIL Regular" w:hAnsi="Charis SIL Regular" w:eastAsia="Charis SIL Regular"/>
+          <w:b w:val="0"/>
+          <w:i w:val="0"/>
+          <w:color w:val="0000FF"/>
+          <w:sz w:val="24"/>
+          <w:u w:val="single"/>
+        </w:rPr>
+        <w:hyperlink r:id="rId20" w:history="1">
           <w:r>
             <w:rPr>
               <w:rStyle w:val="Hyperlink"/>
@@ -2499,12 +2636,302 @@
           <w:sz w:val="24"/>
           <w:u w:val="single"/>
         </w:rPr>
+        <w:hyperlink r:id="rId20" w:history="1">
+          <w:r>
+            <w:rPr>
+              <w:rStyle w:val="Hyperlink"/>
+            </w:rPr>
+            <w:t>nnel</w:t>
+          </w:r>
+        </w:hyperlink>
+      </w:r>
+      <w:r>
+        <w:rPr>
+          <w:rFonts w:ascii="Charis SIL Regular" w:hAnsi="Charis SIL Regular" w:eastAsia="Charis SIL Regular"/>
+          <w:b w:val="0"/>
+          <w:i w:val="0"/>
+          <w:color w:val="0000FF"/>
+          <w:sz w:val="24"/>
+        </w:rPr>
+        <w:t xml:space="preserve"> </w:t>
+      </w:r>
+      <w:r>
+        <w:rPr>
+          <w:rFonts w:ascii="Charis SIL Regular" w:hAnsi="Charis SIL Regular" w:eastAsia="Charis SIL Regular"/>
+          <w:b w:val="0"/>
+          <w:i w:val="0"/>
+          <w:color w:val="0000FF"/>
+          <w:sz w:val="24"/>
+          <w:u w:val="single"/>
+        </w:rPr>
+        <w:hyperlink r:id="rId20" w:history="1">
+          <w:r>
+            <w:rPr>
+              <w:rStyle w:val="Hyperlink"/>
+            </w:rPr>
+            <w:t>i</w:t>
+          </w:r>
+        </w:hyperlink>
+      </w:r>
+      <w:r>
+        <w:rPr>
+          <w:rFonts w:ascii="Charis SIL Regular" w:hAnsi="Charis SIL Regular" w:eastAsia="Charis SIL Regular"/>
+          <w:b w:val="0"/>
+          <w:i w:val="0"/>
+          <w:color w:val="0000FF"/>
+          <w:sz w:val="24"/>
+          <w:u w:val="single"/>
+        </w:rPr>
+        <w:hyperlink r:id="rId20" w:history="1">
+          <w:r>
+            <w:rPr>
+              <w:rStyle w:val="Hyperlink"/>
+            </w:rPr>
+            <w:t>n</w:t>
+          </w:r>
+        </w:hyperlink>
+      </w:r>
+      <w:r>
+        <w:rPr>
+          <w:rFonts w:ascii="Charis SIL Regular" w:hAnsi="Charis SIL Regular" w:eastAsia="Charis SIL Regular"/>
+          <w:b w:val="0"/>
+          <w:i w:val="0"/>
+          <w:color w:val="0000FF"/>
+          <w:sz w:val="24"/>
+          <w:u w:val="single"/>
+        </w:rPr>
+        <w:t xml:space="preserve"> </w:t>
+      </w:r>
+      <w:r>
+        <w:rPr>
+          <w:rFonts w:ascii="Charis SIL Regular" w:hAnsi="Charis SIL Regular" w:eastAsia="Charis SIL Regular"/>
+          <w:b w:val="0"/>
+          <w:i w:val="0"/>
+          <w:color w:val="0000FF"/>
+          <w:sz w:val="24"/>
+          <w:u w:val="single"/>
+        </w:rPr>
+        <w:hyperlink r:id="rId20" w:history="1">
+          <w:r>
+            <w:rPr>
+              <w:rStyle w:val="Hyperlink"/>
+            </w:rPr>
+            <w:t>colonise</w:t>
+          </w:r>
+        </w:hyperlink>
+      </w:r>
+      <w:r>
+        <w:rPr>
+          <w:rFonts w:ascii="Charis SIL Regular" w:hAnsi="Charis SIL Regular" w:eastAsia="Charis SIL Regular"/>
+          <w:b w:val="0"/>
+          <w:i w:val="0"/>
+          <w:color w:val="0000FF"/>
+          <w:sz w:val="24"/>
+          <w:u w:val="single"/>
+        </w:rPr>
+        <w:hyperlink r:id="rId20" w:history="1">
+          <w:r>
+            <w:rPr>
+              <w:rStyle w:val="Hyperlink"/>
+            </w:rPr>
+            <w:t>d</w:t>
+          </w:r>
+        </w:hyperlink>
+      </w:r>
+      <w:r>
+        <w:rPr>
+          <w:rFonts w:ascii="Charis SIL Regular" w:hAnsi="Charis SIL Regular" w:eastAsia="Charis SIL Regular"/>
+          <w:b w:val="0"/>
+          <w:i w:val="0"/>
+          <w:color w:val="0000FF"/>
+          <w:sz w:val="24"/>
+          <w:u w:val="single"/>
+        </w:rPr>
+        <w:t xml:space="preserve"> </w:t>
+      </w:r>
+      <w:r>
+        <w:rPr>
+          <w:rFonts w:ascii="Charis SIL Regular" w:hAnsi="Charis SIL Regular" w:eastAsia="Charis SIL Regular"/>
+          <w:b w:val="0"/>
+          <w:i w:val="0"/>
+          <w:color w:val="0000FF"/>
+          <w:sz w:val="24"/>
+          <w:u w:val="single"/>
+        </w:rPr>
+        <w:hyperlink r:id="rId20" w:history="1">
+          <w:r>
+            <w:rPr>
+              <w:rStyle w:val="Hyperlink"/>
+            </w:rPr>
+            <w:t>territo</w:t>
+          </w:r>
+        </w:hyperlink>
+      </w:r>
+      <w:r>
+        <w:rPr>
+          <w:rFonts w:ascii="Charis SIL Regular" w:hAnsi="Charis SIL Regular" w:eastAsia="Charis SIL Regular"/>
+          <w:b w:val="0"/>
+          <w:i w:val="0"/>
+          <w:color w:val="0000FF"/>
+          <w:sz w:val="24"/>
+          <w:u w:val="single"/>
+        </w:rPr>
         <w:hyperlink r:id="rId21" w:history="1">
           <w:r>
             <w:rPr>
               <w:rStyle w:val="Hyperlink"/>
             </w:rPr>
-            <w:t>nnel</w:t>
+            <w:t>ries</w:t>
+          </w:r>
+        </w:hyperlink>
+      </w:r>
+      <w:r>
+        <w:rPr>
+          <w:rFonts w:ascii="Charis SIL Regular" w:hAnsi="Charis SIL Regular" w:eastAsia="Charis SIL Regular"/>
+          <w:b w:val="0"/>
+          <w:i w:val="0"/>
+          <w:color w:val="000000"/>
+          <w:sz w:val="24"/>
+        </w:rPr>
+        <w:t xml:space="preserve">•  </w:t>
+      </w:r>
+      <w:r>
+        <w:rPr>
+          <w:rFonts w:ascii="Charis SIL Regular" w:hAnsi="Charis SIL Regular" w:eastAsia="Charis SIL Regular"/>
+          <w:b w:val="0"/>
+          <w:i w:val="0"/>
+          <w:color w:val="0000FF"/>
+          <w:sz w:val="24"/>
+          <w:u w:val="single"/>
+        </w:rPr>
+        <w:hyperlink r:id="rId21" w:history="1">
+          <w:r>
+            <w:rPr>
+              <w:rStyle w:val="Hyperlink"/>
+            </w:rPr>
+            <w:t>Scie</w:t>
+          </w:r>
+        </w:hyperlink>
+      </w:r>
+      <w:r>
+        <w:rPr>
+          <w:rFonts w:ascii="Charis SIL Regular" w:hAnsi="Charis SIL Regular" w:eastAsia="Charis SIL Regular"/>
+          <w:b w:val="0"/>
+          <w:i w:val="0"/>
+          <w:color w:val="0000FF"/>
+          <w:sz w:val="24"/>
+          <w:u w:val="single"/>
+        </w:rPr>
+        <w:hyperlink r:id="rId21" w:history="1">
+          <w:r>
+            <w:rPr>
+              <w:rStyle w:val="Hyperlink"/>
+            </w:rPr>
+            <w:t>n</w:t>
+          </w:r>
+        </w:hyperlink>
+      </w:r>
+      <w:r>
+        <w:rPr>
+          <w:rFonts w:ascii="Charis SIL Regular" w:hAnsi="Charis SIL Regular" w:eastAsia="Charis SIL Regular"/>
+          <w:b w:val="0"/>
+          <w:i w:val="0"/>
+          <w:color w:val="0000FF"/>
+          <w:sz w:val="24"/>
+          <w:u w:val="single"/>
+        </w:rPr>
+        <w:hyperlink r:id="rId21" w:history="1">
+          <w:r>
+            <w:rPr>
+              <w:rStyle w:val="Hyperlink"/>
+            </w:rPr>
+            <w:t>tif</w:t>
+          </w:r>
+        </w:hyperlink>
+      </w:r>
+      <w:r>
+        <w:rPr>
+          <w:rFonts w:ascii="Charis SIL Regular" w:hAnsi="Charis SIL Regular" w:eastAsia="Charis SIL Regular"/>
+          <w:b w:val="0"/>
+          <w:i w:val="0"/>
+          <w:color w:val="0000FF"/>
+          <w:sz w:val="24"/>
+          <w:u w:val="single"/>
+        </w:rPr>
+        <w:t>i</w:t>
+      </w:r>
+      <w:r>
+        <w:rPr>
+          <w:rFonts w:ascii="Charis SIL Regular" w:hAnsi="Charis SIL Regular" w:eastAsia="Charis SIL Regular"/>
+          <w:b w:val="0"/>
+          <w:i w:val="0"/>
+          <w:color w:val="0000FF"/>
+          <w:sz w:val="24"/>
+        </w:rPr>
+        <w:t>c</w:t>
+      </w:r>
+      <w:r>
+        <w:rPr>
+          <w:rFonts w:ascii="Charis SIL Regular" w:hAnsi="Charis SIL Regular" w:eastAsia="Charis SIL Regular"/>
+          <w:b w:val="0"/>
+          <w:i w:val="0"/>
+          <w:color w:val="0000FF"/>
+          <w:sz w:val="24"/>
+          <w:u w:val="single"/>
+        </w:rPr>
+        <w:t xml:space="preserve"> </w:t>
+      </w:r>
+      <w:r>
+        <w:rPr>
+          <w:rFonts w:ascii="Charis SIL Regular" w:hAnsi="Charis SIL Regular" w:eastAsia="Charis SIL Regular"/>
+          <w:b w:val="0"/>
+          <w:i w:val="0"/>
+          <w:color w:val="0000FF"/>
+          <w:sz w:val="24"/>
+          <w:u w:val="single"/>
+        </w:rPr>
+        <w:hyperlink r:id="rId21" w:history="1">
+          <w:r>
+            <w:rPr>
+              <w:rStyle w:val="Hyperlink"/>
+            </w:rPr>
+            <w:t>rese</w:t>
+          </w:r>
+        </w:hyperlink>
+      </w:r>
+      <w:r>
+        <w:rPr>
+          <w:rFonts w:ascii="Charis SIL Regular" w:hAnsi="Charis SIL Regular" w:eastAsia="Charis SIL Regular"/>
+          <w:b w:val="0"/>
+          <w:i w:val="0"/>
+          <w:color w:val="0000FF"/>
+          <w:sz w:val="24"/>
+          <w:u w:val="single"/>
+        </w:rPr>
+        <w:hyperlink r:id="rId21" w:history="1">
+          <w:r>
+            <w:rPr>
+              <w:rStyle w:val="Hyperlink"/>
+            </w:rPr>
+            <w:t>a</w:t>
+          </w:r>
+        </w:hyperlink>
+      </w:r>
+      <w:r>
+        <w:rPr>
+          <w:rFonts w:ascii="Charis SIL Regular" w:hAnsi="Charis SIL Regular" w:eastAsia="Charis SIL Regular"/>
+          <w:b w:val="0"/>
+          <w:i w:val="0"/>
+          <w:color w:val="0000FF"/>
+          <w:sz w:val="24"/>
+          <w:u w:val="single"/>
+        </w:rPr>
+        <w:hyperlink r:id="rId21" w:history="1">
+          <w:r>
+            <w:rPr>
+              <w:rStyle w:val="Hyperlink"/>
+            </w:rPr>
+            <w:t>rch</w:t>
           </w:r>
         </w:hyperlink>
       </w:r>
@@ -2562,38 +2989,9 @@
             <w:rPr>
               <w:rStyle w:val="Hyperlink"/>
             </w:rPr>
-            <w:t>colonise</w:t>
+            <w:t>col</w:t>
           </w:r>
         </w:hyperlink>
-      </w:r>
-      <w:r>
-        <w:rPr>
-          <w:rFonts w:ascii="Charis SIL Regular" w:hAnsi="Charis SIL Regular" w:eastAsia="Charis SIL Regular"/>
-          <w:b w:val="0"/>
-          <w:i w:val="0"/>
-          <w:color w:val="0000FF"/>
-          <w:sz w:val="24"/>
-          <w:u w:val="single"/>
-        </w:rPr>
-        <w:hyperlink r:id="rId20" w:history="1">
-          <w:r>
-            <w:rPr>
-              <w:rStyle w:val="Hyperlink"/>
-            </w:rPr>
-            <w:t>d</w:t>
-          </w:r>
-        </w:hyperlink>
-      </w:r>
-      <w:r>
-        <w:rPr>
-          <w:rFonts w:ascii="Charis SIL Regular" w:hAnsi="Charis SIL Regular" w:eastAsia="Charis SIL Regular"/>
-          <w:b w:val="0"/>
-          <w:i w:val="0"/>
-          <w:color w:val="0000FF"/>
-          <w:sz w:val="24"/>
-          <w:u w:val="single"/>
-        </w:rPr>
-        <w:t xml:space="preserve"> </w:t>
       </w:r>
       <w:r>
         <w:rPr>
@@ -2609,7 +3007,108 @@
             <w:rPr>
               <w:rStyle w:val="Hyperlink"/>
             </w:rPr>
-            <w:t>territo</w:t>
+            <w:t>o</w:t>
+          </w:r>
+        </w:hyperlink>
+      </w:r>
+      <w:r>
+        <w:rPr>
+          <w:rFonts w:ascii="Charis SIL Regular" w:hAnsi="Charis SIL Regular" w:eastAsia="Charis SIL Regular"/>
+          <w:b w:val="0"/>
+          <w:i w:val="0"/>
+          <w:color w:val="0000FF"/>
+          <w:sz w:val="24"/>
+          <w:u w:val="single"/>
+        </w:rPr>
+        <w:hyperlink r:id="rId21" w:history="1">
+          <w:r>
+            <w:rPr>
+              <w:rStyle w:val="Hyperlink"/>
+            </w:rPr>
+            <w:t>n</w:t>
+          </w:r>
+        </w:hyperlink>
+      </w:r>
+      <w:r>
+        <w:rPr>
+          <w:rFonts w:ascii="Charis SIL Regular" w:hAnsi="Charis SIL Regular" w:eastAsia="Charis SIL Regular"/>
+          <w:b w:val="0"/>
+          <w:i w:val="0"/>
+          <w:color w:val="0000FF"/>
+          <w:sz w:val="24"/>
+          <w:u w:val="single"/>
+        </w:rPr>
+        <w:hyperlink r:id="rId21" w:history="1">
+          <w:r>
+            <w:rPr>
+              <w:rStyle w:val="Hyperlink"/>
+            </w:rPr>
+            <w:t>i</w:t>
+          </w:r>
+        </w:hyperlink>
+      </w:r>
+      <w:r>
+        <w:rPr>
+          <w:rFonts w:ascii="Charis SIL Regular" w:hAnsi="Charis SIL Regular" w:eastAsia="Charis SIL Regular"/>
+          <w:b w:val="0"/>
+          <w:i w:val="0"/>
+          <w:color w:val="0000FF"/>
+          <w:sz w:val="24"/>
+          <w:u w:val="single"/>
+        </w:rPr>
+        <w:hyperlink r:id="rId21" w:history="1">
+          <w:r>
+            <w:rPr>
+              <w:rStyle w:val="Hyperlink"/>
+            </w:rPr>
+            <w:t>sed</w:t>
+          </w:r>
+        </w:hyperlink>
+      </w:r>
+      <w:r>
+        <w:rPr>
+          <w:rFonts w:ascii="Charis SIL Regular" w:hAnsi="Charis SIL Regular" w:eastAsia="Charis SIL Regular"/>
+          <w:b w:val="0"/>
+          <w:i w:val="0"/>
+          <w:color w:val="0000FF"/>
+          <w:sz w:val="24"/>
+          <w:u w:val="single"/>
+        </w:rPr>
+        <w:t xml:space="preserve"> </w:t>
+      </w:r>
+      <w:r>
+        <w:rPr>
+          <w:rFonts w:ascii="Charis SIL Regular" w:hAnsi="Charis SIL Regular" w:eastAsia="Charis SIL Regular"/>
+          <w:b w:val="0"/>
+          <w:i w:val="0"/>
+          <w:color w:val="0000FF"/>
+          <w:sz w:val="24"/>
+          <w:u w:val="single"/>
+        </w:rPr>
+        <w:hyperlink r:id="rId21" w:history="1">
+          <w:r>
+            <w:rPr>
+              <w:rStyle w:val="Hyperlink"/>
+            </w:rPr>
+            <w:t>territ</w:t>
+          </w:r>
+        </w:hyperlink>
+      </w:r>
+      <w:r>
+        <w:rPr>
+          <w:rFonts w:ascii="Charis SIL Regular" w:hAnsi="Charis SIL Regular" w:eastAsia="Charis SIL Regular"/>
+          <w:b w:val="0"/>
+          <w:i w:val="0"/>
+          <w:color w:val="0000FF"/>
+          <w:sz w:val="24"/>
+          <w:u w:val="single"/>
+        </w:rPr>
+        <w:hyperlink r:id="rId21" w:history="1">
+          <w:r>
+            <w:rPr>
+              <w:rStyle w:val="Hyperlink"/>
+            </w:rPr>
+            <w:t>o</w:t>
           </w:r>
         </w:hyperlink>
       </w:r>
@@ -2632,6 +3131,9 @@
         </w:hyperlink>
       </w:r>
       <w:r>
+        <w:br/>
+      </w:r>
+      <w:r>
         <w:rPr>
           <w:rFonts w:ascii="Charis SIL Regular" w:hAnsi="Charis SIL Regular" w:eastAsia="Charis SIL Regular"/>
           <w:b w:val="0"/>
@@ -2655,7 +3157,7 @@
             <w:rPr>
               <w:rStyle w:val="Hyperlink"/>
             </w:rPr>
-            <w:t>Scie</w:t>
+            <w:t>Christian</w:t>
           </w:r>
         </w:hyperlink>
       </w:r>
@@ -2668,14 +3170,18 @@
           <w:sz w:val="24"/>
           <w:u w:val="single"/>
         </w:rPr>
-        <w:hyperlink r:id="rId21" w:history="1">
-          <w:r>
-            <w:rPr>
-              <w:rStyle w:val="Hyperlink"/>
-            </w:rPr>
-            <w:t>n</w:t>
-          </w:r>
-        </w:hyperlink>
+        <w:t xml:space="preserve"> </w:t>
+      </w:r>
+      <w:r>
+        <w:rPr>
+          <w:rFonts w:ascii="Charis SIL Regular" w:hAnsi="Charis SIL Regular" w:eastAsia="Charis SIL Regular"/>
+          <w:b w:val="0"/>
+          <w:i w:val="0"/>
+          <w:color w:val="0000FF"/>
+          <w:sz w:val="24"/>
+          <w:u w:val="single"/>
+        </w:rPr>
+        <w:t>missionarie</w:t>
       </w:r>
       <w:r>
         <w:rPr>
@@ -2691,7 +3197,7 @@
             <w:rPr>
               <w:rStyle w:val="Hyperlink"/>
             </w:rPr>
-            <w:t>tif</w:t>
+            <w:t>s</w:t>
           </w:r>
         </w:hyperlink>
       </w:r>
@@ -2704,112 +3210,18 @@
           <w:sz w:val="24"/>
           <w:u w:val="single"/>
         </w:rPr>
+        <w:t xml:space="preserve"> </w:t>
+      </w:r>
+      <w:r>
+        <w:rPr>
+          <w:rFonts w:ascii="Charis SIL Regular" w:hAnsi="Charis SIL Regular" w:eastAsia="Charis SIL Regular"/>
+          <w:b w:val="0"/>
+          <w:i w:val="0"/>
+          <w:color w:val="0000FF"/>
+          <w:sz w:val="24"/>
+          <w:u w:val="single"/>
+        </w:rPr>
         <w:hyperlink r:id="rId22" w:history="1">
-          <w:r>
-            <w:rPr>
-              <w:rStyle w:val="Hyperlink"/>
-            </w:rPr>
-            <w:t>i</w:t>
-          </w:r>
-        </w:hyperlink>
-      </w:r>
-      <w:r>
-        <w:rPr>
-          <w:rFonts w:ascii="Charis SIL Regular" w:hAnsi="Charis SIL Regular" w:eastAsia="Charis SIL Regular"/>
-          <w:b w:val="0"/>
-          <w:i w:val="0"/>
-          <w:color w:val="0000FF"/>
-          <w:sz w:val="24"/>
-          <w:u w:val="single"/>
-        </w:rPr>
-        <w:t>c</w:t>
-      </w:r>
-      <w:r>
-        <w:rPr>
-          <w:rFonts w:ascii="Charis SIL Regular" w:hAnsi="Charis SIL Regular" w:eastAsia="Charis SIL Regular"/>
-          <w:b w:val="0"/>
-          <w:i w:val="0"/>
-          <w:color w:val="0000FF"/>
-          <w:sz w:val="24"/>
-          <w:u w:val="single"/>
-        </w:rPr>
-        <w:t xml:space="preserve"> </w:t>
-      </w:r>
-      <w:r>
-        <w:rPr>
-          <w:rFonts w:ascii="Charis SIL Regular" w:hAnsi="Charis SIL Regular" w:eastAsia="Charis SIL Regular"/>
-          <w:b w:val="0"/>
-          <w:i w:val="0"/>
-          <w:color w:val="0000FF"/>
-          <w:sz w:val="24"/>
-          <w:u w:val="single"/>
-        </w:rPr>
-        <w:hyperlink r:id="rId21" w:history="1">
-          <w:r>
-            <w:rPr>
-              <w:rStyle w:val="Hyperlink"/>
-            </w:rPr>
-            <w:t>rese</w:t>
-          </w:r>
-        </w:hyperlink>
-      </w:r>
-      <w:r>
-        <w:rPr>
-          <w:rFonts w:ascii="Charis SIL Regular" w:hAnsi="Charis SIL Regular" w:eastAsia="Charis SIL Regular"/>
-          <w:b w:val="0"/>
-          <w:i w:val="0"/>
-          <w:color w:val="0000FF"/>
-          <w:sz w:val="24"/>
-          <w:u w:val="single"/>
-        </w:rPr>
-        <w:hyperlink r:id="rId22" w:history="1">
-          <w:r>
-            <w:rPr>
-              <w:rStyle w:val="Hyperlink"/>
-            </w:rPr>
-            <w:t>a</w:t>
-          </w:r>
-        </w:hyperlink>
-      </w:r>
-      <w:r>
-        <w:rPr>
-          <w:rFonts w:ascii="Charis SIL Regular" w:hAnsi="Charis SIL Regular" w:eastAsia="Charis SIL Regular"/>
-          <w:b w:val="0"/>
-          <w:i w:val="0"/>
-          <w:color w:val="0000FF"/>
-          <w:sz w:val="24"/>
-          <w:u w:val="single"/>
-        </w:rPr>
-        <w:hyperlink r:id="rId21" w:history="1">
-          <w:r>
-            <w:rPr>
-              <w:rStyle w:val="Hyperlink"/>
-            </w:rPr>
-            <w:t>rch</w:t>
-          </w:r>
-        </w:hyperlink>
-      </w:r>
-      <w:r>
-        <w:rPr>
-          <w:rFonts w:ascii="Charis SIL Regular" w:hAnsi="Charis SIL Regular" w:eastAsia="Charis SIL Regular"/>
-          <w:b w:val="0"/>
-          <w:i w:val="0"/>
-          <w:color w:val="0000FF"/>
-          <w:sz w:val="24"/>
-          <w:u w:val="single"/>
-        </w:rPr>
-        <w:t xml:space="preserve"> </w:t>
-      </w:r>
-      <w:r>
-        <w:rPr>
-          <w:rFonts w:ascii="Charis SIL Regular" w:hAnsi="Charis SIL Regular" w:eastAsia="Charis SIL Regular"/>
-          <w:b w:val="0"/>
-          <w:i w:val="0"/>
-          <w:color w:val="0000FF"/>
-          <w:sz w:val="24"/>
-          <w:u w:val="single"/>
-        </w:rPr>
-        <w:hyperlink r:id="rId21" w:history="1">
           <w:r>
             <w:rPr>
               <w:rStyle w:val="Hyperlink"/>
@@ -2838,308 +3250,7 @@
           <w:sz w:val="24"/>
           <w:u w:val="single"/>
         </w:rPr>
-        <w:hyperlink r:id="rId21" w:history="1">
-          <w:r>
-            <w:rPr>
-              <w:rStyle w:val="Hyperlink"/>
-            </w:rPr>
-            <w:t>col</w:t>
-          </w:r>
-        </w:hyperlink>
-      </w:r>
-      <w:r>
-        <w:rPr>
-          <w:rFonts w:ascii="Charis SIL Regular" w:hAnsi="Charis SIL Regular" w:eastAsia="Charis SIL Regular"/>
-          <w:b w:val="0"/>
-          <w:i w:val="0"/>
-          <w:color w:val="0000FF"/>
-          <w:sz w:val="24"/>
-        </w:rPr>
-        <w:t>o</w:t>
-      </w:r>
-      <w:r>
-        <w:rPr>
-          <w:rFonts w:ascii="Charis SIL Regular" w:hAnsi="Charis SIL Regular" w:eastAsia="Charis SIL Regular"/>
-          <w:b w:val="0"/>
-          <w:i w:val="0"/>
-          <w:color w:val="0000FF"/>
-          <w:sz w:val="24"/>
-          <w:u w:val="single"/>
-        </w:rPr>
-        <w:hyperlink r:id="rId21" w:history="1">
-          <w:r>
-            <w:rPr>
-              <w:rStyle w:val="Hyperlink"/>
-            </w:rPr>
-            <w:t>n</w:t>
-          </w:r>
-        </w:hyperlink>
-      </w:r>
-      <w:r>
-        <w:rPr>
-          <w:rFonts w:ascii="Charis SIL Regular" w:hAnsi="Charis SIL Regular" w:eastAsia="Charis SIL Regular"/>
-          <w:b w:val="0"/>
-          <w:i w:val="0"/>
-          <w:color w:val="0000FF"/>
-          <w:sz w:val="24"/>
-          <w:u w:val="single"/>
-        </w:rPr>
-        <w:hyperlink r:id="rId21" w:history="1">
-          <w:r>
-            <w:rPr>
-              <w:rStyle w:val="Hyperlink"/>
-            </w:rPr>
-            <w:t>i</w:t>
-          </w:r>
-        </w:hyperlink>
-      </w:r>
-      <w:r>
-        <w:rPr>
-          <w:rFonts w:ascii="Charis SIL Regular" w:hAnsi="Charis SIL Regular" w:eastAsia="Charis SIL Regular"/>
-          <w:b w:val="0"/>
-          <w:i w:val="0"/>
-          <w:color w:val="0000FF"/>
-          <w:sz w:val="24"/>
-          <w:u w:val="single"/>
-        </w:rPr>
-        <w:hyperlink r:id="rId21" w:history="1">
-          <w:r>
-            <w:rPr>
-              <w:rStyle w:val="Hyperlink"/>
-            </w:rPr>
-            <w:t>sed</w:t>
-          </w:r>
-        </w:hyperlink>
-      </w:r>
-      <w:r>
-        <w:rPr>
-          <w:rFonts w:ascii="Charis SIL Regular" w:hAnsi="Charis SIL Regular" w:eastAsia="Charis SIL Regular"/>
-          <w:b w:val="0"/>
-          <w:i w:val="0"/>
-          <w:color w:val="0000FF"/>
-          <w:sz w:val="24"/>
-          <w:u w:val="single"/>
-        </w:rPr>
-        <w:t xml:space="preserve"> </w:t>
-      </w:r>
-      <w:r>
-        <w:rPr>
-          <w:rFonts w:ascii="Charis SIL Regular" w:hAnsi="Charis SIL Regular" w:eastAsia="Charis SIL Regular"/>
-          <w:b w:val="0"/>
-          <w:i w:val="0"/>
-          <w:color w:val="0000FF"/>
-          <w:sz w:val="24"/>
-          <w:u w:val="single"/>
-        </w:rPr>
         <w:hyperlink r:id="rId22" w:history="1">
-          <w:r>
-            <w:rPr>
-              <w:rStyle w:val="Hyperlink"/>
-            </w:rPr>
-            <w:t>territ</w:t>
-          </w:r>
-        </w:hyperlink>
-      </w:r>
-      <w:r>
-        <w:rPr>
-          <w:rFonts w:ascii="Charis SIL Regular" w:hAnsi="Charis SIL Regular" w:eastAsia="Charis SIL Regular"/>
-          <w:b w:val="0"/>
-          <w:i w:val="0"/>
-          <w:color w:val="0000FF"/>
-          <w:sz w:val="24"/>
-          <w:u w:val="single"/>
-        </w:rPr>
-        <w:hyperlink r:id="rId22" w:history="1">
-          <w:r>
-            <w:rPr>
-              <w:rStyle w:val="Hyperlink"/>
-            </w:rPr>
-            <w:t>o</w:t>
-          </w:r>
-        </w:hyperlink>
-      </w:r>
-      <w:r>
-        <w:rPr>
-          <w:rFonts w:ascii="Charis SIL Regular" w:hAnsi="Charis SIL Regular" w:eastAsia="Charis SIL Regular"/>
-          <w:b w:val="0"/>
-          <w:i w:val="0"/>
-          <w:color w:val="0000FF"/>
-          <w:sz w:val="24"/>
-          <w:u w:val="single"/>
-        </w:rPr>
-        <w:hyperlink r:id="rId22" w:history="1">
-          <w:r>
-            <w:rPr>
-              <w:rStyle w:val="Hyperlink"/>
-            </w:rPr>
-            <w:t>ries</w:t>
-          </w:r>
-        </w:hyperlink>
-      </w:r>
-      <w:r>
-        <w:br/>
-      </w:r>
-      <w:r>
-        <w:rPr>
-          <w:rFonts w:ascii="Charis SIL Regular" w:hAnsi="Charis SIL Regular" w:eastAsia="Charis SIL Regular"/>
-          <w:b w:val="0"/>
-          <w:i w:val="0"/>
-          <w:color w:val="000000"/>
-          <w:sz w:val="24"/>
-        </w:rPr>
-        <w:t xml:space="preserve">•  </w:t>
-      </w:r>
-      <w:r>
-        <w:rPr>
-          <w:rFonts w:ascii="Charis SIL Regular" w:hAnsi="Charis SIL Regular" w:eastAsia="Charis SIL Regular"/>
-          <w:b w:val="0"/>
-          <w:i w:val="0"/>
-          <w:color w:val="0000FF"/>
-          <w:sz w:val="24"/>
-          <w:u w:val="single"/>
-        </w:rPr>
-        <w:hyperlink r:id="rId23" w:history="1">
-          <w:r>
-            <w:rPr>
-              <w:rStyle w:val="Hyperlink"/>
-            </w:rPr>
-            <w:t>Christian</w:t>
-          </w:r>
-        </w:hyperlink>
-      </w:r>
-      <w:r>
-        <w:rPr>
-          <w:rFonts w:ascii="Charis SIL Regular" w:hAnsi="Charis SIL Regular" w:eastAsia="Charis SIL Regular"/>
-          <w:b w:val="0"/>
-          <w:i w:val="0"/>
-          <w:color w:val="0000FF"/>
-          <w:sz w:val="24"/>
-          <w:u w:val="single"/>
-        </w:rPr>
-        <w:t xml:space="preserve"> </w:t>
-      </w:r>
-      <w:r>
-        <w:rPr>
-          <w:rFonts w:ascii="Charis SIL Regular" w:hAnsi="Charis SIL Regular" w:eastAsia="Charis SIL Regular"/>
-          <w:b w:val="0"/>
-          <w:i w:val="0"/>
-          <w:color w:val="0000FF"/>
-          <w:sz w:val="24"/>
-          <w:u w:val="single"/>
-        </w:rPr>
-        <w:hyperlink r:id="rId23" w:history="1">
-          <w:r>
-            <w:rPr>
-              <w:rStyle w:val="Hyperlink"/>
-            </w:rPr>
-            <w:t>missiona</w:t>
-          </w:r>
-        </w:hyperlink>
-      </w:r>
-      <w:r>
-        <w:rPr>
-          <w:rFonts w:ascii="Charis SIL Regular" w:hAnsi="Charis SIL Regular" w:eastAsia="Charis SIL Regular"/>
-          <w:b w:val="0"/>
-          <w:i w:val="0"/>
-          <w:color w:val="0000FF"/>
-          <w:sz w:val="24"/>
-          <w:u w:val="single"/>
-        </w:rPr>
-        <w:hyperlink r:id="rId23" w:history="1">
-          <w:r>
-            <w:rPr>
-              <w:rStyle w:val="Hyperlink"/>
-            </w:rPr>
-            <w:t>r</w:t>
-          </w:r>
-        </w:hyperlink>
-      </w:r>
-      <w:r>
-        <w:rPr>
-          <w:rFonts w:ascii="Charis SIL Regular" w:hAnsi="Charis SIL Regular" w:eastAsia="Charis SIL Regular"/>
-          <w:b w:val="0"/>
-          <w:i w:val="0"/>
-          <w:color w:val="0000FF"/>
-          <w:sz w:val="24"/>
-          <w:u w:val="single"/>
-        </w:rPr>
-        <w:hyperlink r:id="rId22" w:history="1">
-          <w:r>
-            <w:rPr>
-              <w:rStyle w:val="Hyperlink"/>
-            </w:rPr>
-            <w:t>ie</w:t>
-          </w:r>
-        </w:hyperlink>
-      </w:r>
-      <w:r>
-        <w:rPr>
-          <w:rFonts w:ascii="Charis SIL Regular" w:hAnsi="Charis SIL Regular" w:eastAsia="Charis SIL Regular"/>
-          <w:b w:val="0"/>
-          <w:i w:val="0"/>
-          <w:color w:val="0000FF"/>
-          <w:sz w:val="24"/>
-          <w:u w:val="single"/>
-        </w:rPr>
-        <w:hyperlink r:id="rId23" w:history="1">
-          <w:r>
-            <w:rPr>
-              <w:rStyle w:val="Hyperlink"/>
-            </w:rPr>
-            <w:t>s</w:t>
-          </w:r>
-        </w:hyperlink>
-      </w:r>
-      <w:r>
-        <w:rPr>
-          <w:rFonts w:ascii="Charis SIL Regular" w:hAnsi="Charis SIL Regular" w:eastAsia="Charis SIL Regular"/>
-          <w:b w:val="0"/>
-          <w:i w:val="0"/>
-          <w:color w:val="0000FF"/>
-          <w:sz w:val="24"/>
-          <w:u w:val="single"/>
-        </w:rPr>
-        <w:t xml:space="preserve"> </w:t>
-      </w:r>
-      <w:r>
-        <w:rPr>
-          <w:rFonts w:ascii="Charis SIL Regular" w:hAnsi="Charis SIL Regular" w:eastAsia="Charis SIL Regular"/>
-          <w:b w:val="0"/>
-          <w:i w:val="0"/>
-          <w:color w:val="0000FF"/>
-          <w:sz w:val="24"/>
-          <w:u w:val="single"/>
-        </w:rPr>
-        <w:hyperlink r:id="rId23" w:history="1">
-          <w:r>
-            <w:rPr>
-              <w:rStyle w:val="Hyperlink"/>
-            </w:rPr>
-            <w:t>in</w:t>
-          </w:r>
-        </w:hyperlink>
-      </w:r>
-      <w:r>
-        <w:rPr>
-          <w:rFonts w:ascii="Charis SIL Regular" w:hAnsi="Charis SIL Regular" w:eastAsia="Charis SIL Regular"/>
-          <w:b w:val="0"/>
-          <w:i w:val="0"/>
-          <w:color w:val="0000FF"/>
-          <w:sz w:val="24"/>
-          <w:u w:val="single"/>
-        </w:rPr>
-        <w:t xml:space="preserve"> </w:t>
-      </w:r>
-      <w:r>
-        <w:rPr>
-          <w:rFonts w:ascii="Charis SIL Regular" w:hAnsi="Charis SIL Regular" w:eastAsia="Charis SIL Regular"/>
-          <w:b w:val="0"/>
-          <w:i w:val="0"/>
-          <w:color w:val="0000FF"/>
-          <w:sz w:val="24"/>
-          <w:u w:val="single"/>
-        </w:rPr>
-        <w:hyperlink r:id="rId23" w:history="1">
           <w:r>
             <w:rPr>
               <w:rStyle w:val="Hyperlink"/>

--- a/EXPORTS/DOCX/published/niveau2/English/Museum.docx
+++ b/EXPORTS/DOCX/published/niveau2/English/Museum.docx
@@ -316,7 +316,25 @@
           <w:color w:val="000000"/>
           <w:sz w:val="24"/>
         </w:rPr>
-        <w:t xml:space="preserve">History) in 1820 and the </w:t>
+        <w:t>History) in 1820 and</w:t>
+      </w:r>
+      <w:r>
+        <w:rPr>
+          <w:u w:val="single" w:color="0000ff"/>
+          <w:rFonts w:ascii="Charis SIL Regular" w:hAnsi="Charis SIL Regular" w:eastAsia="Charis SIL Regular"/>
+          <w:b w:val="0"/>
+          <w:i w:val="0"/>
+          <w:color w:val="000000"/>
+          <w:sz w:val="24"/>
+        </w:rPr>
+        <w:hyperlink r:id="rId9" w:history="1">
+          <w:r>
+            <w:rPr>
+              <w:rStyle w:val="Hyperlink"/>
+            </w:rPr>
+            <w:t xml:space="preserve"> the </w:t>
+          </w:r>
+        </w:hyperlink>
       </w:r>
       <w:r>
         <w:rPr>
@@ -325,8 +343,16 @@
           <w:i w:val="0"/>
           <w:color w:val="0000FF"/>
           <w:sz w:val="24"/>
-        </w:rPr>
-        <w:t>Rijks Etnogra</w:t>
+          <w:u w:val="single"/>
+        </w:rPr>
+        <w:hyperlink r:id="rId9" w:history="1">
+          <w:r>
+            <w:rPr>
+              <w:rStyle w:val="Hyperlink"/>
+            </w:rPr>
+            <w:t>Rijks</w:t>
+          </w:r>
+        </w:hyperlink>
       </w:r>
       <w:r>
         <w:rPr>
@@ -337,7 +363,46 @@
           <w:sz w:val="24"/>
           <w:u w:val="single"/>
         </w:rPr>
+        <w:t xml:space="preserve"> </w:t>
+      </w:r>
+      <w:r>
+        <w:rPr>
+          <w:rFonts w:ascii="Charis SIL Regular" w:hAnsi="Charis SIL Regular" w:eastAsia="Charis SIL Regular"/>
+          <w:b w:val="0"/>
+          <w:i w:val="0"/>
+          <w:color w:val="0000FF"/>
+          <w:sz w:val="24"/>
+        </w:rPr>
+        <w:t>Etn</w:t>
+      </w:r>
+      <w:r>
+        <w:rPr>
+          <w:rFonts w:ascii="Charis SIL Regular" w:hAnsi="Charis SIL Regular" w:eastAsia="Charis SIL Regular"/>
+          <w:b w:val="0"/>
+          <w:i w:val="0"/>
+          <w:color w:val="0000FF"/>
+          <w:sz w:val="24"/>
+          <w:u w:val="single"/>
+        </w:rPr>
         <w:hyperlink r:id="rId9" w:history="1">
+          <w:r>
+            <w:rPr>
+              <w:rStyle w:val="Hyperlink"/>
+            </w:rPr>
+            <w:t>ogra</w:t>
+          </w:r>
+        </w:hyperlink>
+      </w:r>
+      <w:r>
+        <w:rPr>
+          <w:rFonts w:ascii="Charis SIL Regular" w:hAnsi="Charis SIL Regular" w:eastAsia="Charis SIL Regular"/>
+          <w:b w:val="0"/>
+          <w:i w:val="0"/>
+          <w:color w:val="0000FF"/>
+          <w:sz w:val="24"/>
+          <w:u w:val="single"/>
+        </w:rPr>
+        <w:hyperlink r:id="rId10" w:history="1">
           <w:r>
             <w:rPr>
               <w:rStyle w:val="Hyperlink"/>
@@ -366,7 +431,7 @@
           <w:sz w:val="24"/>
           <w:u w:val="single"/>
         </w:rPr>
-        <w:hyperlink r:id="rId9" w:history="1">
+        <w:hyperlink r:id="rId10" w:history="1">
           <w:r>
             <w:rPr>
               <w:rStyle w:val="Hyperlink"/>
@@ -384,7 +449,7 @@
           <w:sz w:val="24"/>
           <w:u w:val="single"/>
         </w:rPr>
-        <w:hyperlink r:id="rId9" w:history="1">
+        <w:hyperlink r:id="rId10" w:history="1">
           <w:r>
             <w:rPr>
               <w:rStyle w:val="Hyperlink"/>
@@ -402,7 +467,7 @@
           <w:sz w:val="24"/>
           <w:u w:val="single"/>
         </w:rPr>
-        <w:hyperlink r:id="rId9" w:history="1">
+        <w:hyperlink r:id="rId10" w:history="1">
           <w:r>
             <w:rPr>
               <w:rStyle w:val="Hyperlink"/>
@@ -447,25 +512,7 @@
           <w:color w:val="000000"/>
           <w:sz w:val="24"/>
         </w:rPr>
-        <w:t xml:space="preserve">1837, both in the city of </w:t>
-      </w:r>
-      <w:r>
-        <w:rPr>
-          <w:u w:val="single" w:color="0000ff"/>
-          <w:rFonts w:ascii="Charis SIL Regular" w:hAnsi="Charis SIL Regular" w:eastAsia="Charis SIL Regular"/>
-          <w:b w:val="0"/>
-          <w:i w:val="0"/>
-          <w:color w:val="000000"/>
-          <w:sz w:val="24"/>
-        </w:rPr>
-        <w:hyperlink r:id="rId10" w:history="1">
-          <w:r>
-            <w:rPr>
-              <w:rStyle w:val="Hyperlink"/>
-            </w:rPr>
-            <w:t>Leide</w:t>
-          </w:r>
-        </w:hyperlink>
+        <w:t>1837, both in the city of Leide</w:t>
       </w:r>
       <w:r>
         <w:rPr>
@@ -806,7 +853,7 @@
           <w:sz w:val="24"/>
           <w:u w:val="single"/>
         </w:rPr>
-        <w:hyperlink r:id="rId12" w:history="1">
+        <w:hyperlink r:id="rId11" w:history="1">
           <w:r>
             <w:rPr>
               <w:rStyle w:val="Hyperlink"/>
@@ -881,54 +928,7 @@
           <w:color w:val="000000"/>
           <w:sz w:val="24"/>
         </w:rPr>
-        <w:t>m</w:t>
-      </w:r>
-      <w:r>
-        <w:rPr>
-          <w:u w:val="single" w:color="0000ff"/>
-          <w:rFonts w:ascii="Charis SIL Regular" w:hAnsi="Charis SIL Regular" w:eastAsia="Charis SIL Regular"/>
-          <w:b w:val="0"/>
-          <w:i w:val="0"/>
-          <w:color w:val="000000"/>
-          <w:sz w:val="24"/>
-        </w:rPr>
-        <w:hyperlink r:id="rId12" w:history="1">
-          <w:r>
-            <w:rPr>
-              <w:rStyle w:val="Hyperlink"/>
-            </w:rPr>
-            <w:t xml:space="preserve"> in 1</w:t>
-          </w:r>
-        </w:hyperlink>
-      </w:r>
-      <w:r>
-        <w:rPr>
-          <w:u w:val="single" w:color="0000ff"/>
-          <w:rFonts w:ascii="Charis SIL Regular" w:hAnsi="Charis SIL Regular" w:eastAsia="Charis SIL Regular"/>
-          <w:b w:val="0"/>
-          <w:i w:val="0"/>
-          <w:color w:val="000000"/>
-          <w:sz w:val="24"/>
-        </w:rPr>
-        <w:hyperlink r:id="rId12" w:history="1">
-          <w:r>
-            <w:rPr>
-              <w:rStyle w:val="Hyperlink"/>
-            </w:rPr>
-            <w:t xml:space="preserve">885. </w:t>
-          </w:r>
-        </w:hyperlink>
-      </w:r>
-      <w:r>
-        <w:rPr>
-          <w:u w:val="single" w:color="0000ff"/>
-          <w:rFonts w:ascii="Charis SIL Regular" w:hAnsi="Charis SIL Regular" w:eastAsia="Charis SIL Regular"/>
-          <w:b w:val="0"/>
-          <w:i w:val="0"/>
-          <w:color w:val="000000"/>
-          <w:sz w:val="24"/>
-        </w:rPr>
-        <w:t>O</w:t>
+        <w:t>m in 1885. O</w:t>
       </w:r>
       <w:r>
         <w:rPr>
@@ -2391,6 +2391,168 @@
           <w:sz w:val="24"/>
           <w:u w:val="single"/>
         </w:rPr>
+        <w:hyperlink r:id="rId19" w:history="1">
+          <w:r>
+            <w:rPr>
+              <w:rStyle w:val="Hyperlink"/>
+            </w:rPr>
+            <w:t>a</w:t>
+          </w:r>
+        </w:hyperlink>
+      </w:r>
+      <w:r>
+        <w:rPr>
+          <w:rFonts w:ascii="Charis SIL Regular" w:hAnsi="Charis SIL Regular" w:eastAsia="Charis SIL Regular"/>
+          <w:b w:val="0"/>
+          <w:i w:val="0"/>
+          <w:color w:val="0000FF"/>
+          <w:sz w:val="24"/>
+          <w:u w:val="single"/>
+        </w:rPr>
+        <w:t xml:space="preserve"> </w:t>
+      </w:r>
+      <w:r>
+        <w:rPr>
+          <w:rFonts w:ascii="Charis SIL Regular" w:hAnsi="Charis SIL Regular" w:eastAsia="Charis SIL Regular"/>
+          <w:b w:val="0"/>
+          <w:i w:val="0"/>
+          <w:color w:val="0000FF"/>
+          <w:sz w:val="24"/>
+          <w:u w:val="single"/>
+        </w:rPr>
+        <w:hyperlink r:id="rId19" w:history="1">
+          <w:r>
+            <w:rPr>
+              <w:rStyle w:val="Hyperlink"/>
+            </w:rPr>
+            <w:t>colonial</w:t>
+          </w:r>
+        </w:hyperlink>
+      </w:r>
+      <w:r>
+        <w:rPr>
+          <w:rFonts w:ascii="Charis SIL Regular" w:hAnsi="Charis SIL Regular" w:eastAsia="Charis SIL Regular"/>
+          <w:b w:val="0"/>
+          <w:i w:val="0"/>
+          <w:color w:val="0000FF"/>
+          <w:sz w:val="24"/>
+          <w:u w:val="single"/>
+        </w:rPr>
+        <w:t xml:space="preserve"> </w:t>
+      </w:r>
+      <w:r>
+        <w:rPr>
+          <w:rFonts w:ascii="Charis SIL Regular" w:hAnsi="Charis SIL Regular" w:eastAsia="Charis SIL Regular"/>
+          <w:b w:val="0"/>
+          <w:i w:val="0"/>
+          <w:color w:val="0000FF"/>
+          <w:sz w:val="24"/>
+          <w:u w:val="single"/>
+        </w:rPr>
+        <w:hyperlink r:id="rId20" w:history="1">
+          <w:r>
+            <w:rPr>
+              <w:rStyle w:val="Hyperlink"/>
+            </w:rPr>
+            <w:t>context</w:t>
+          </w:r>
+        </w:hyperlink>
+      </w:r>
+      <w:r>
+        <w:rPr>
+          <w:rFonts w:ascii="Charis SIL Regular" w:hAnsi="Charis SIL Regular" w:eastAsia="Charis SIL Regular"/>
+          <w:b w:val="0"/>
+          <w:i w:val="0"/>
+          <w:color w:val="000000"/>
+          <w:sz w:val="24"/>
+        </w:rPr>
+        <w:t xml:space="preserve">•  </w:t>
+      </w:r>
+      <w:r>
+        <w:rPr>
+          <w:rFonts w:ascii="Charis SIL Regular" w:hAnsi="Charis SIL Regular" w:eastAsia="Charis SIL Regular"/>
+          <w:b w:val="0"/>
+          <w:i w:val="0"/>
+          <w:color w:val="0000FF"/>
+          <w:sz w:val="24"/>
+          <w:u w:val="single"/>
+        </w:rPr>
+        <w:hyperlink r:id="rId20" w:history="1">
+          <w:r>
+            <w:rPr>
+              <w:rStyle w:val="Hyperlink"/>
+            </w:rPr>
+            <w:t>Arm</w:t>
+          </w:r>
+        </w:hyperlink>
+      </w:r>
+      <w:r>
+        <w:rPr>
+          <w:rFonts w:ascii="Charis SIL Regular" w:hAnsi="Charis SIL Regular" w:eastAsia="Charis SIL Regular"/>
+          <w:b w:val="0"/>
+          <w:i w:val="0"/>
+          <w:color w:val="0000FF"/>
+          <w:sz w:val="24"/>
+          <w:u w:val="single"/>
+        </w:rPr>
+        <w:t xml:space="preserve"> </w:t>
+      </w:r>
+      <w:r>
+        <w:rPr>
+          <w:rFonts w:ascii="Charis SIL Regular" w:hAnsi="Charis SIL Regular" w:eastAsia="Charis SIL Regular"/>
+          <w:b w:val="0"/>
+          <w:i w:val="0"/>
+          <w:color w:val="0000FF"/>
+          <w:sz w:val="24"/>
+          <w:u w:val="single"/>
+        </w:rPr>
+        <w:hyperlink r:id="rId20" w:history="1">
+          <w:r>
+            <w:rPr>
+              <w:rStyle w:val="Hyperlink"/>
+            </w:rPr>
+            <w:t>and</w:t>
+          </w:r>
+        </w:hyperlink>
+      </w:r>
+      <w:r>
+        <w:rPr>
+          <w:rFonts w:ascii="Charis SIL Regular" w:hAnsi="Charis SIL Regular" w:eastAsia="Charis SIL Regular"/>
+          <w:b w:val="0"/>
+          <w:i w:val="0"/>
+          <w:color w:val="0000FF"/>
+          <w:sz w:val="24"/>
+          <w:u w:val="single"/>
+        </w:rPr>
+        <w:t xml:space="preserve"> </w:t>
+      </w:r>
+      <w:r>
+        <w:rPr>
+          <w:rFonts w:ascii="Charis SIL Regular" w:hAnsi="Charis SIL Regular" w:eastAsia="Charis SIL Regular"/>
+          <w:b w:val="0"/>
+          <w:i w:val="0"/>
+          <w:color w:val="0000FF"/>
+          <w:sz w:val="24"/>
+          <w:u w:val="single"/>
+        </w:rPr>
+        <w:hyperlink r:id="rId20" w:history="1">
+          <w:r>
+            <w:rPr>
+              <w:rStyle w:val="Hyperlink"/>
+            </w:rPr>
+            <w:t>n</w:t>
+          </w:r>
+        </w:hyperlink>
+      </w:r>
+      <w:r>
+        <w:rPr>
+          <w:rFonts w:ascii="Charis SIL Regular" w:hAnsi="Charis SIL Regular" w:eastAsia="Charis SIL Regular"/>
+          <w:b w:val="0"/>
+          <w:i w:val="0"/>
+          <w:color w:val="0000FF"/>
+          <w:sz w:val="24"/>
+          <w:u w:val="single"/>
+        </w:rPr>
         <w:hyperlink r:id="rId20" w:history="1">
           <w:r>
             <w:rPr>
@@ -2409,64 +2571,14 @@
           <w:sz w:val="24"/>
           <w:u w:val="single"/>
         </w:rPr>
-        <w:t xml:space="preserve"> </w:t>
-      </w:r>
-      <w:r>
-        <w:rPr>
-          <w:rFonts w:ascii="Charis SIL Regular" w:hAnsi="Charis SIL Regular" w:eastAsia="Charis SIL Regular"/>
-          <w:b w:val="0"/>
-          <w:i w:val="0"/>
-          <w:color w:val="0000FF"/>
-          <w:sz w:val="24"/>
-          <w:u w:val="single"/>
-        </w:rPr>
-        <w:hyperlink r:id="rId19" w:history="1">
-          <w:r>
-            <w:rPr>
-              <w:rStyle w:val="Hyperlink"/>
-            </w:rPr>
-            <w:t>colonial</w:t>
-          </w:r>
-        </w:hyperlink>
-      </w:r>
-      <w:r>
-        <w:rPr>
-          <w:rFonts w:ascii="Charis SIL Regular" w:hAnsi="Charis SIL Regular" w:eastAsia="Charis SIL Regular"/>
-          <w:b w:val="0"/>
-          <w:i w:val="0"/>
-          <w:color w:val="0000FF"/>
-          <w:sz w:val="24"/>
-          <w:u w:val="single"/>
-        </w:rPr>
-        <w:t xml:space="preserve"> </w:t>
-      </w:r>
-      <w:r>
-        <w:rPr>
-          <w:rFonts w:ascii="Charis SIL Regular" w:hAnsi="Charis SIL Regular" w:eastAsia="Charis SIL Regular"/>
-          <w:b w:val="0"/>
-          <w:i w:val="0"/>
-          <w:color w:val="0000FF"/>
-          <w:sz w:val="24"/>
-          <w:u w:val="single"/>
-        </w:rPr>
         <w:hyperlink r:id="rId20" w:history="1">
           <w:r>
             <w:rPr>
               <w:rStyle w:val="Hyperlink"/>
             </w:rPr>
-            <w:t>context</w:t>
+            <w:t>v</w:t>
           </w:r>
         </w:hyperlink>
-      </w:r>
-      <w:r>
-        <w:rPr>
-          <w:rFonts w:ascii="Charis SIL Regular" w:hAnsi="Charis SIL Regular" w:eastAsia="Charis SIL Regular"/>
-          <w:b w:val="0"/>
-          <w:i w:val="0"/>
-          <w:color w:val="000000"/>
-          <w:sz w:val="24"/>
-        </w:rPr>
-        <w:t xml:space="preserve">•  </w:t>
       </w:r>
       <w:r>
         <w:rPr>
@@ -2482,7 +2594,7 @@
             <w:rPr>
               <w:rStyle w:val="Hyperlink"/>
             </w:rPr>
-            <w:t>Arm</w:t>
+            <w:t>y</w:t>
           </w:r>
         </w:hyperlink>
       </w:r>
@@ -2511,7 +2623,7 @@
             <w:rPr>
               <w:rStyle w:val="Hyperlink"/>
             </w:rPr>
-            <w:t>and</w:t>
+            <w:t>perso</w:t>
           </w:r>
         </w:hyperlink>
       </w:r>
@@ -2524,7 +2636,43 @@
           <w:sz w:val="24"/>
           <w:u w:val="single"/>
         </w:rPr>
+        <w:hyperlink r:id="rId20" w:history="1">
+          <w:r>
+            <w:rPr>
+              <w:rStyle w:val="Hyperlink"/>
+            </w:rPr>
+            <w:t>nnel</w:t>
+          </w:r>
+        </w:hyperlink>
+      </w:r>
+      <w:r>
+        <w:rPr>
+          <w:rFonts w:ascii="Charis SIL Regular" w:hAnsi="Charis SIL Regular" w:eastAsia="Charis SIL Regular"/>
+          <w:b w:val="0"/>
+          <w:i w:val="0"/>
+          <w:color w:val="0000FF"/>
+          <w:sz w:val="24"/>
+          <w:u w:val="single"/>
+        </w:rPr>
         <w:t xml:space="preserve"> </w:t>
+      </w:r>
+      <w:r>
+        <w:rPr>
+          <w:rFonts w:ascii="Charis SIL Regular" w:hAnsi="Charis SIL Regular" w:eastAsia="Charis SIL Regular"/>
+          <w:b w:val="0"/>
+          <w:i w:val="0"/>
+          <w:color w:val="0000FF"/>
+          <w:sz w:val="24"/>
+          <w:u w:val="single"/>
+        </w:rPr>
+        <w:hyperlink r:id="rId20" w:history="1">
+          <w:r>
+            <w:rPr>
+              <w:rStyle w:val="Hyperlink"/>
+            </w:rPr>
+            <w:t>i</w:t>
+          </w:r>
+        </w:hyperlink>
       </w:r>
       <w:r>
         <w:rPr>
@@ -2553,153 +2701,6 @@
           <w:sz w:val="24"/>
           <w:u w:val="single"/>
         </w:rPr>
-        <w:hyperlink r:id="rId20" w:history="1">
-          <w:r>
-            <w:rPr>
-              <w:rStyle w:val="Hyperlink"/>
-            </w:rPr>
-            <w:t>a</w:t>
-          </w:r>
-        </w:hyperlink>
-      </w:r>
-      <w:r>
-        <w:rPr>
-          <w:rFonts w:ascii="Charis SIL Regular" w:hAnsi="Charis SIL Regular" w:eastAsia="Charis SIL Regular"/>
-          <w:b w:val="0"/>
-          <w:i w:val="0"/>
-          <w:color w:val="0000FF"/>
-          <w:sz w:val="24"/>
-          <w:u w:val="single"/>
-        </w:rPr>
-        <w:hyperlink r:id="rId20" w:history="1">
-          <w:r>
-            <w:rPr>
-              <w:rStyle w:val="Hyperlink"/>
-            </w:rPr>
-            <w:t>v</w:t>
-          </w:r>
-        </w:hyperlink>
-      </w:r>
-      <w:r>
-        <w:rPr>
-          <w:rFonts w:ascii="Charis SIL Regular" w:hAnsi="Charis SIL Regular" w:eastAsia="Charis SIL Regular"/>
-          <w:b w:val="0"/>
-          <w:i w:val="0"/>
-          <w:color w:val="0000FF"/>
-          <w:sz w:val="24"/>
-          <w:u w:val="single"/>
-        </w:rPr>
-        <w:hyperlink r:id="rId20" w:history="1">
-          <w:r>
-            <w:rPr>
-              <w:rStyle w:val="Hyperlink"/>
-            </w:rPr>
-            <w:t>y</w:t>
-          </w:r>
-        </w:hyperlink>
-      </w:r>
-      <w:r>
-        <w:rPr>
-          <w:rFonts w:ascii="Charis SIL Regular" w:hAnsi="Charis SIL Regular" w:eastAsia="Charis SIL Regular"/>
-          <w:b w:val="0"/>
-          <w:i w:val="0"/>
-          <w:color w:val="0000FF"/>
-          <w:sz w:val="24"/>
-          <w:u w:val="single"/>
-        </w:rPr>
-        <w:t xml:space="preserve"> </w:t>
-      </w:r>
-      <w:r>
-        <w:rPr>
-          <w:rFonts w:ascii="Charis SIL Regular" w:hAnsi="Charis SIL Regular" w:eastAsia="Charis SIL Regular"/>
-          <w:b w:val="0"/>
-          <w:i w:val="0"/>
-          <w:color w:val="0000FF"/>
-          <w:sz w:val="24"/>
-          <w:u w:val="single"/>
-        </w:rPr>
-        <w:hyperlink r:id="rId20" w:history="1">
-          <w:r>
-            <w:rPr>
-              <w:rStyle w:val="Hyperlink"/>
-            </w:rPr>
-            <w:t>perso</w:t>
-          </w:r>
-        </w:hyperlink>
-      </w:r>
-      <w:r>
-        <w:rPr>
-          <w:rFonts w:ascii="Charis SIL Regular" w:hAnsi="Charis SIL Regular" w:eastAsia="Charis SIL Regular"/>
-          <w:b w:val="0"/>
-          <w:i w:val="0"/>
-          <w:color w:val="0000FF"/>
-          <w:sz w:val="24"/>
-          <w:u w:val="single"/>
-        </w:rPr>
-        <w:hyperlink r:id="rId20" w:history="1">
-          <w:r>
-            <w:rPr>
-              <w:rStyle w:val="Hyperlink"/>
-            </w:rPr>
-            <w:t>nnel</w:t>
-          </w:r>
-        </w:hyperlink>
-      </w:r>
-      <w:r>
-        <w:rPr>
-          <w:rFonts w:ascii="Charis SIL Regular" w:hAnsi="Charis SIL Regular" w:eastAsia="Charis SIL Regular"/>
-          <w:b w:val="0"/>
-          <w:i w:val="0"/>
-          <w:color w:val="0000FF"/>
-          <w:sz w:val="24"/>
-        </w:rPr>
-        <w:t xml:space="preserve"> </w:t>
-      </w:r>
-      <w:r>
-        <w:rPr>
-          <w:rFonts w:ascii="Charis SIL Regular" w:hAnsi="Charis SIL Regular" w:eastAsia="Charis SIL Regular"/>
-          <w:b w:val="0"/>
-          <w:i w:val="0"/>
-          <w:color w:val="0000FF"/>
-          <w:sz w:val="24"/>
-          <w:u w:val="single"/>
-        </w:rPr>
-        <w:hyperlink r:id="rId20" w:history="1">
-          <w:r>
-            <w:rPr>
-              <w:rStyle w:val="Hyperlink"/>
-            </w:rPr>
-            <w:t>i</w:t>
-          </w:r>
-        </w:hyperlink>
-      </w:r>
-      <w:r>
-        <w:rPr>
-          <w:rFonts w:ascii="Charis SIL Regular" w:hAnsi="Charis SIL Regular" w:eastAsia="Charis SIL Regular"/>
-          <w:b w:val="0"/>
-          <w:i w:val="0"/>
-          <w:color w:val="0000FF"/>
-          <w:sz w:val="24"/>
-          <w:u w:val="single"/>
-        </w:rPr>
-        <w:hyperlink r:id="rId20" w:history="1">
-          <w:r>
-            <w:rPr>
-              <w:rStyle w:val="Hyperlink"/>
-            </w:rPr>
-            <w:t>n</w:t>
-          </w:r>
-        </w:hyperlink>
-      </w:r>
-      <w:r>
-        <w:rPr>
-          <w:rFonts w:ascii="Charis SIL Regular" w:hAnsi="Charis SIL Regular" w:eastAsia="Charis SIL Regular"/>
-          <w:b w:val="0"/>
-          <w:i w:val="0"/>
-          <w:color w:val="0000FF"/>
-          <w:sz w:val="24"/>
-          <w:u w:val="single"/>
-        </w:rPr>
         <w:t xml:space="preserve"> </w:t>
       </w:r>
       <w:r>
@@ -2840,7 +2841,7 @@
           <w:sz w:val="24"/>
           <w:u w:val="single"/>
         </w:rPr>
-        <w:hyperlink r:id="rId21" w:history="1">
+        <w:hyperlink r:id="rId22" w:history="1">
           <w:r>
             <w:rPr>
               <w:rStyle w:val="Hyperlink"/>
@@ -2856,9 +2857,36 @@
           <w:i w:val="0"/>
           <w:color w:val="0000FF"/>
           <w:sz w:val="24"/>
+        </w:rPr>
+        <w:hyperlink r:id="rId22" w:history="1">
+          <w:r>
+            <w:rPr>
+              <w:rStyle w:val="Hyperlink"/>
+            </w:rPr>
+            <w:t>i</w:t>
+          </w:r>
+        </w:hyperlink>
+      </w:r>
+      <w:r>
+        <w:rPr>
+          <w:rFonts w:ascii="Charis SIL Regular" w:hAnsi="Charis SIL Regular" w:eastAsia="Charis SIL Regular"/>
+          <w:b w:val="0"/>
+          <w:i w:val="0"/>
+          <w:color w:val="0000FF"/>
+          <w:sz w:val="24"/>
+        </w:rPr>
+        <w:t>c</w:t>
+      </w:r>
+      <w:r>
+        <w:rPr>
+          <w:rFonts w:ascii="Charis SIL Regular" w:hAnsi="Charis SIL Regular" w:eastAsia="Charis SIL Regular"/>
+          <w:b w:val="0"/>
+          <w:i w:val="0"/>
+          <w:color w:val="0000FF"/>
+          <w:sz w:val="24"/>
           <w:u w:val="single"/>
         </w:rPr>
-        <w:t>i</w:t>
+        <w:t xml:space="preserve"> </w:t>
       </w:r>
       <w:r>
         <w:rPr>
@@ -2867,30 +2895,9 @@
           <w:i w:val="0"/>
           <w:color w:val="0000FF"/>
           <w:sz w:val="24"/>
-        </w:rPr>
-        <w:t>c</w:t>
-      </w:r>
-      <w:r>
-        <w:rPr>
-          <w:rFonts w:ascii="Charis SIL Regular" w:hAnsi="Charis SIL Regular" w:eastAsia="Charis SIL Regular"/>
-          <w:b w:val="0"/>
-          <w:i w:val="0"/>
-          <w:color w:val="0000FF"/>
-          <w:sz w:val="24"/>
           <w:u w:val="single"/>
         </w:rPr>
-        <w:t xml:space="preserve"> </w:t>
-      </w:r>
-      <w:r>
-        <w:rPr>
-          <w:rFonts w:ascii="Charis SIL Regular" w:hAnsi="Charis SIL Regular" w:eastAsia="Charis SIL Regular"/>
-          <w:b w:val="0"/>
-          <w:i w:val="0"/>
-          <w:color w:val="0000FF"/>
-          <w:sz w:val="24"/>
-          <w:u w:val="single"/>
-        </w:rPr>
-        <w:hyperlink r:id="rId21" w:history="1">
+        <w:hyperlink r:id="rId22" w:history="1">
           <w:r>
             <w:rPr>
               <w:rStyle w:val="Hyperlink"/>
@@ -2908,7 +2915,7 @@
           <w:sz w:val="24"/>
           <w:u w:val="single"/>
         </w:rPr>
-        <w:hyperlink r:id="rId21" w:history="1">
+        <w:hyperlink r:id="rId22" w:history="1">
           <w:r>
             <w:rPr>
               <w:rStyle w:val="Hyperlink"/>
@@ -2926,7 +2933,7 @@
           <w:sz w:val="24"/>
           <w:u w:val="single"/>
         </w:rPr>
-        <w:hyperlink r:id="rId21" w:history="1">
+        <w:hyperlink r:id="rId22" w:history="1">
           <w:r>
             <w:rPr>
               <w:rStyle w:val="Hyperlink"/>
@@ -2955,7 +2962,7 @@
           <w:sz w:val="24"/>
           <w:u w:val="single"/>
         </w:rPr>
-        <w:hyperlink r:id="rId21" w:history="1">
+        <w:hyperlink r:id="rId22" w:history="1">
           <w:r>
             <w:rPr>
               <w:rStyle w:val="Hyperlink"/>
@@ -3020,7 +3027,7 @@
           <w:sz w:val="24"/>
           <w:u w:val="single"/>
         </w:rPr>
-        <w:hyperlink r:id="rId21" w:history="1">
+        <w:hyperlink r:id="rId22" w:history="1">
           <w:r>
             <w:rPr>
               <w:rStyle w:val="Hyperlink"/>
@@ -3038,7 +3045,7 @@
           <w:sz w:val="24"/>
           <w:u w:val="single"/>
         </w:rPr>
-        <w:hyperlink r:id="rId21" w:history="1">
+        <w:hyperlink r:id="rId22" w:history="1">
           <w:r>
             <w:rPr>
               <w:rStyle w:val="Hyperlink"/>
@@ -3056,7 +3063,7 @@
           <w:sz w:val="24"/>
           <w:u w:val="single"/>
         </w:rPr>
-        <w:hyperlink r:id="rId21" w:history="1">
+        <w:hyperlink r:id="rId22" w:history="1">
           <w:r>
             <w:rPr>
               <w:rStyle w:val="Hyperlink"/>
@@ -3181,7 +3188,50 @@
           <w:sz w:val="24"/>
           <w:u w:val="single"/>
         </w:rPr>
-        <w:t>missionarie</w:t>
+        <w:hyperlink r:id="rId22" w:history="1">
+          <w:r>
+            <w:rPr>
+              <w:rStyle w:val="Hyperlink"/>
+            </w:rPr>
+            <w:t>missiona</w:t>
+          </w:r>
+        </w:hyperlink>
+      </w:r>
+      <w:r>
+        <w:rPr>
+          <w:rFonts w:ascii="Charis SIL Regular" w:hAnsi="Charis SIL Regular" w:eastAsia="Charis SIL Regular"/>
+          <w:b w:val="0"/>
+          <w:i w:val="0"/>
+          <w:color w:val="0000FF"/>
+          <w:sz w:val="24"/>
+          <w:u w:val="single"/>
+        </w:rPr>
+        <w:hyperlink r:id="rId22" w:history="1">
+          <w:r>
+            <w:rPr>
+              <w:rStyle w:val="Hyperlink"/>
+            </w:rPr>
+            <w:t>r</w:t>
+          </w:r>
+        </w:hyperlink>
+      </w:r>
+      <w:r>
+        <w:rPr>
+          <w:rFonts w:ascii="Charis SIL Regular" w:hAnsi="Charis SIL Regular" w:eastAsia="Charis SIL Regular"/>
+          <w:b w:val="0"/>
+          <w:i w:val="0"/>
+          <w:color w:val="0000FF"/>
+          <w:sz w:val="24"/>
+          <w:u w:val="single"/>
+        </w:rPr>
+        <w:hyperlink r:id="rId22" w:history="1">
+          <w:r>
+            <w:rPr>
+              <w:rStyle w:val="Hyperlink"/>
+            </w:rPr>
+            <w:t>ie</w:t>
+          </w:r>
+        </w:hyperlink>
       </w:r>
       <w:r>
         <w:rPr>

--- a/EXPORTS/DOCX/published/niveau2/English/Museum.docx
+++ b/EXPORTS/DOCX/published/niveau2/English/Museum.docx
@@ -320,7 +320,6 @@
       </w:r>
       <w:r>
         <w:rPr>
-          <w:u w:val="single" w:color="0000ff"/>
           <w:rFonts w:ascii="Charis SIL Regular" w:hAnsi="Charis SIL Regular" w:eastAsia="Charis SIL Regular"/>
           <w:b w:val="0"/>
           <w:i w:val="0"/>
@@ -343,16 +342,8 @@
           <w:i w:val="0"/>
           <w:color w:val="0000FF"/>
           <w:sz w:val="24"/>
-          <w:u w:val="single"/>
         </w:rPr>
-        <w:hyperlink r:id="rId9" w:history="1">
-          <w:r>
-            <w:rPr>
-              <w:rStyle w:val="Hyperlink"/>
-            </w:rPr>
-            <w:t>Rijks</w:t>
-          </w:r>
-        </w:hyperlink>
+        <w:t xml:space="preserve">Rijks </w:t>
       </w:r>
       <w:r>
         <w:rPr>
@@ -363,33 +354,12 @@
           <w:sz w:val="24"/>
           <w:u w:val="single"/>
         </w:rPr>
-        <w:t xml:space="preserve"> </w:t>
-      </w:r>
-      <w:r>
-        <w:rPr>
-          <w:rFonts w:ascii="Charis SIL Regular" w:hAnsi="Charis SIL Regular" w:eastAsia="Charis SIL Regular"/>
-          <w:b w:val="0"/>
-          <w:i w:val="0"/>
-          <w:color w:val="0000FF"/>
-          <w:sz w:val="24"/>
-        </w:rPr>
-        <w:t>Etn</w:t>
-      </w:r>
-      <w:r>
-        <w:rPr>
-          <w:rFonts w:ascii="Charis SIL Regular" w:hAnsi="Charis SIL Regular" w:eastAsia="Charis SIL Regular"/>
-          <w:b w:val="0"/>
-          <w:i w:val="0"/>
-          <w:color w:val="0000FF"/>
-          <w:sz w:val="24"/>
-          <w:u w:val="single"/>
-        </w:rPr>
-        <w:hyperlink r:id="rId9" w:history="1">
+        <w:hyperlink r:id="rId10" w:history="1">
           <w:r>
             <w:rPr>
               <w:rStyle w:val="Hyperlink"/>
             </w:rPr>
-            <w:t>ogra</w:t>
+            <w:t>Etnogra</w:t>
           </w:r>
         </w:hyperlink>
       </w:r>
@@ -512,7 +482,25 @@
           <w:color w:val="000000"/>
           <w:sz w:val="24"/>
         </w:rPr>
-        <w:t>1837, both in the city of Leide</w:t>
+        <w:t xml:space="preserve">1837, both in the city of </w:t>
+      </w:r>
+      <w:r>
+        <w:rPr>
+          <w:u w:val="single" w:color="0000ff"/>
+          <w:rFonts w:ascii="Charis SIL Regular" w:hAnsi="Charis SIL Regular" w:eastAsia="Charis SIL Regular"/>
+          <w:b w:val="0"/>
+          <w:i w:val="0"/>
+          <w:color w:val="000000"/>
+          <w:sz w:val="24"/>
+        </w:rPr>
+        <w:hyperlink r:id="rId10" w:history="1">
+          <w:r>
+            <w:rPr>
+              <w:rStyle w:val="Hyperlink"/>
+            </w:rPr>
+            <w:t>Leide</w:t>
+          </w:r>
+        </w:hyperlink>
       </w:r>
       <w:r>
         <w:rPr>
@@ -888,47 +876,7 @@
           <w:color w:val="000000"/>
           <w:sz w:val="24"/>
         </w:rPr>
-        <w:t xml:space="preserve"> (Museum of Geography and Ethnology) in </w:t>
-      </w:r>
-      <w:r>
-        <w:rPr>
-          <w:u w:val="single" w:color="0000ff"/>
-          <w:rFonts w:ascii="Charis SIL Regular" w:hAnsi="Charis SIL Regular" w:eastAsia="Charis SIL Regular"/>
-          <w:b w:val="0"/>
-          <w:i w:val="0"/>
-          <w:color w:val="000000"/>
-          <w:sz w:val="24"/>
-        </w:rPr>
-        <w:t>R</w:t>
-      </w:r>
-      <w:r>
-        <w:rPr>
-          <w:u w:val="single" w:color="0000ff"/>
-          <w:rFonts w:ascii="Charis SIL Regular" w:hAnsi="Charis SIL Regular" w:eastAsia="Charis SIL Regular"/>
-          <w:b w:val="0"/>
-          <w:i w:val="0"/>
-          <w:color w:val="000000"/>
-          <w:sz w:val="24"/>
-        </w:rPr>
-        <w:hyperlink r:id="rId12" w:history="1">
-          <w:r>
-            <w:rPr>
-              <w:rStyle w:val="Hyperlink"/>
-            </w:rPr>
-            <w:t>otterda</w:t>
-          </w:r>
-        </w:hyperlink>
-      </w:r>
-      <w:r>
-        <w:rPr>
-          <w:u w:val="single" w:color="0000ff"/>
-          <w:rFonts w:ascii="Charis SIL Regular" w:hAnsi="Charis SIL Regular" w:eastAsia="Charis SIL Regular"/>
-          <w:b w:val="0"/>
-          <w:i w:val="0"/>
-          <w:color w:val="000000"/>
-          <w:sz w:val="24"/>
-        </w:rPr>
-        <w:t>m in 1885. O</w:t>
+        <w:t xml:space="preserve"> (Museum of Geography and Ethnology) in Rotterdam in 1885. O</w:t>
       </w:r>
       <w:r>
         <w:rPr>
@@ -2174,7 +2122,7 @@
           <w:sz w:val="24"/>
           <w:u w:val="single"/>
         </w:rPr>
-        <w:hyperlink r:id="rId20" w:history="1">
+        <w:hyperlink r:id="rId19" w:history="1">
           <w:r>
             <w:rPr>
               <w:rStyle w:val="Hyperlink"/>
@@ -2203,7 +2151,7 @@
           <w:sz w:val="24"/>
           <w:u w:val="single"/>
         </w:rPr>
-        <w:hyperlink r:id="rId20" w:history="1">
+        <w:hyperlink r:id="rId19" w:history="1">
           <w:r>
             <w:rPr>
               <w:rStyle w:val="Hyperlink"/>
@@ -2221,7 +2169,7 @@
           <w:sz w:val="24"/>
           <w:u w:val="single"/>
         </w:rPr>
-        <w:hyperlink r:id="rId20" w:history="1">
+        <w:hyperlink r:id="rId19" w:history="1">
           <w:r>
             <w:rPr>
               <w:rStyle w:val="Hyperlink"/>
@@ -2250,7 +2198,7 @@
           <w:sz w:val="24"/>
           <w:u w:val="single"/>
         </w:rPr>
-        <w:hyperlink r:id="rId20" w:history="1">
+        <w:hyperlink r:id="rId19" w:history="1">
           <w:r>
             <w:rPr>
               <w:rStyle w:val="Hyperlink"/>
@@ -2279,7 +2227,7 @@
           <w:sz w:val="24"/>
           <w:u w:val="single"/>
         </w:rPr>
-        <w:hyperlink r:id="rId20" w:history="1">
+        <w:hyperlink r:id="rId19" w:history="1">
           <w:r>
             <w:rPr>
               <w:rStyle w:val="Hyperlink"/>
@@ -2297,7 +2245,7 @@
           <w:sz w:val="24"/>
           <w:u w:val="single"/>
         </w:rPr>
-        <w:hyperlink r:id="rId20" w:history="1">
+        <w:hyperlink r:id="rId19" w:history="1">
           <w:r>
             <w:rPr>
               <w:rStyle w:val="Hyperlink"/>
@@ -2315,7 +2263,7 @@
           <w:sz w:val="24"/>
           <w:u w:val="single"/>
         </w:rPr>
-        <w:hyperlink r:id="rId20" w:history="1">
+        <w:hyperlink r:id="rId19" w:history="1">
           <w:r>
             <w:rPr>
               <w:rStyle w:val="Hyperlink"/>
@@ -2333,7 +2281,7 @@
           <w:sz w:val="24"/>
           <w:u w:val="single"/>
         </w:rPr>
-        <w:hyperlink r:id="rId20" w:history="1">
+        <w:hyperlink r:id="rId19" w:history="1">
           <w:r>
             <w:rPr>
               <w:rStyle w:val="Hyperlink"/>
@@ -2362,7 +2310,7 @@
           <w:sz w:val="24"/>
           <w:u w:val="single"/>
         </w:rPr>
-        <w:hyperlink r:id="rId20" w:history="1">
+        <w:hyperlink r:id="rId19" w:history="1">
           <w:r>
             <w:rPr>
               <w:rStyle w:val="Hyperlink"/>
@@ -2475,251 +2423,8 @@
           <w:i w:val="0"/>
           <w:color w:val="0000FF"/>
           <w:sz w:val="24"/>
-          <w:u w:val="single"/>
         </w:rPr>
-        <w:hyperlink r:id="rId20" w:history="1">
-          <w:r>
-            <w:rPr>
-              <w:rStyle w:val="Hyperlink"/>
-            </w:rPr>
-            <w:t>Arm</w:t>
-          </w:r>
-        </w:hyperlink>
-      </w:r>
-      <w:r>
-        <w:rPr>
-          <w:rFonts w:ascii="Charis SIL Regular" w:hAnsi="Charis SIL Regular" w:eastAsia="Charis SIL Regular"/>
-          <w:b w:val="0"/>
-          <w:i w:val="0"/>
-          <w:color w:val="0000FF"/>
-          <w:sz w:val="24"/>
-          <w:u w:val="single"/>
-        </w:rPr>
-        <w:t xml:space="preserve"> </w:t>
-      </w:r>
-      <w:r>
-        <w:rPr>
-          <w:rFonts w:ascii="Charis SIL Regular" w:hAnsi="Charis SIL Regular" w:eastAsia="Charis SIL Regular"/>
-          <w:b w:val="0"/>
-          <w:i w:val="0"/>
-          <w:color w:val="0000FF"/>
-          <w:sz w:val="24"/>
-          <w:u w:val="single"/>
-        </w:rPr>
-        <w:hyperlink r:id="rId20" w:history="1">
-          <w:r>
-            <w:rPr>
-              <w:rStyle w:val="Hyperlink"/>
-            </w:rPr>
-            <w:t>and</w:t>
-          </w:r>
-        </w:hyperlink>
-      </w:r>
-      <w:r>
-        <w:rPr>
-          <w:rFonts w:ascii="Charis SIL Regular" w:hAnsi="Charis SIL Regular" w:eastAsia="Charis SIL Regular"/>
-          <w:b w:val="0"/>
-          <w:i w:val="0"/>
-          <w:color w:val="0000FF"/>
-          <w:sz w:val="24"/>
-          <w:u w:val="single"/>
-        </w:rPr>
-        <w:t xml:space="preserve"> </w:t>
-      </w:r>
-      <w:r>
-        <w:rPr>
-          <w:rFonts w:ascii="Charis SIL Regular" w:hAnsi="Charis SIL Regular" w:eastAsia="Charis SIL Regular"/>
-          <w:b w:val="0"/>
-          <w:i w:val="0"/>
-          <w:color w:val="0000FF"/>
-          <w:sz w:val="24"/>
-          <w:u w:val="single"/>
-        </w:rPr>
-        <w:hyperlink r:id="rId20" w:history="1">
-          <w:r>
-            <w:rPr>
-              <w:rStyle w:val="Hyperlink"/>
-            </w:rPr>
-            <w:t>n</w:t>
-          </w:r>
-        </w:hyperlink>
-      </w:r>
-      <w:r>
-        <w:rPr>
-          <w:rFonts w:ascii="Charis SIL Regular" w:hAnsi="Charis SIL Regular" w:eastAsia="Charis SIL Regular"/>
-          <w:b w:val="0"/>
-          <w:i w:val="0"/>
-          <w:color w:val="0000FF"/>
-          <w:sz w:val="24"/>
-          <w:u w:val="single"/>
-        </w:rPr>
-        <w:hyperlink r:id="rId20" w:history="1">
-          <w:r>
-            <w:rPr>
-              <w:rStyle w:val="Hyperlink"/>
-            </w:rPr>
-            <w:t>a</w:t>
-          </w:r>
-        </w:hyperlink>
-      </w:r>
-      <w:r>
-        <w:rPr>
-          <w:rFonts w:ascii="Charis SIL Regular" w:hAnsi="Charis SIL Regular" w:eastAsia="Charis SIL Regular"/>
-          <w:b w:val="0"/>
-          <w:i w:val="0"/>
-          <w:color w:val="0000FF"/>
-          <w:sz w:val="24"/>
-          <w:u w:val="single"/>
-        </w:rPr>
-        <w:hyperlink r:id="rId20" w:history="1">
-          <w:r>
-            <w:rPr>
-              <w:rStyle w:val="Hyperlink"/>
-            </w:rPr>
-            <w:t>v</w:t>
-          </w:r>
-        </w:hyperlink>
-      </w:r>
-      <w:r>
-        <w:rPr>
-          <w:rFonts w:ascii="Charis SIL Regular" w:hAnsi="Charis SIL Regular" w:eastAsia="Charis SIL Regular"/>
-          <w:b w:val="0"/>
-          <w:i w:val="0"/>
-          <w:color w:val="0000FF"/>
-          <w:sz w:val="24"/>
-          <w:u w:val="single"/>
-        </w:rPr>
-        <w:hyperlink r:id="rId20" w:history="1">
-          <w:r>
-            <w:rPr>
-              <w:rStyle w:val="Hyperlink"/>
-            </w:rPr>
-            <w:t>y</w:t>
-          </w:r>
-        </w:hyperlink>
-      </w:r>
-      <w:r>
-        <w:rPr>
-          <w:rFonts w:ascii="Charis SIL Regular" w:hAnsi="Charis SIL Regular" w:eastAsia="Charis SIL Regular"/>
-          <w:b w:val="0"/>
-          <w:i w:val="0"/>
-          <w:color w:val="0000FF"/>
-          <w:sz w:val="24"/>
-          <w:u w:val="single"/>
-        </w:rPr>
-        <w:t xml:space="preserve"> </w:t>
-      </w:r>
-      <w:r>
-        <w:rPr>
-          <w:rFonts w:ascii="Charis SIL Regular" w:hAnsi="Charis SIL Regular" w:eastAsia="Charis SIL Regular"/>
-          <w:b w:val="0"/>
-          <w:i w:val="0"/>
-          <w:color w:val="0000FF"/>
-          <w:sz w:val="24"/>
-          <w:u w:val="single"/>
-        </w:rPr>
-        <w:hyperlink r:id="rId20" w:history="1">
-          <w:r>
-            <w:rPr>
-              <w:rStyle w:val="Hyperlink"/>
-            </w:rPr>
-            <w:t>perso</w:t>
-          </w:r>
-        </w:hyperlink>
-      </w:r>
-      <w:r>
-        <w:rPr>
-          <w:rFonts w:ascii="Charis SIL Regular" w:hAnsi="Charis SIL Regular" w:eastAsia="Charis SIL Regular"/>
-          <w:b w:val="0"/>
-          <w:i w:val="0"/>
-          <w:color w:val="0000FF"/>
-          <w:sz w:val="24"/>
-          <w:u w:val="single"/>
-        </w:rPr>
-        <w:hyperlink r:id="rId20" w:history="1">
-          <w:r>
-            <w:rPr>
-              <w:rStyle w:val="Hyperlink"/>
-            </w:rPr>
-            <w:t>nnel</w:t>
-          </w:r>
-        </w:hyperlink>
-      </w:r>
-      <w:r>
-        <w:rPr>
-          <w:rFonts w:ascii="Charis SIL Regular" w:hAnsi="Charis SIL Regular" w:eastAsia="Charis SIL Regular"/>
-          <w:b w:val="0"/>
-          <w:i w:val="0"/>
-          <w:color w:val="0000FF"/>
-          <w:sz w:val="24"/>
-          <w:u w:val="single"/>
-        </w:rPr>
-        <w:t xml:space="preserve"> </w:t>
-      </w:r>
-      <w:r>
-        <w:rPr>
-          <w:rFonts w:ascii="Charis SIL Regular" w:hAnsi="Charis SIL Regular" w:eastAsia="Charis SIL Regular"/>
-          <w:b w:val="0"/>
-          <w:i w:val="0"/>
-          <w:color w:val="0000FF"/>
-          <w:sz w:val="24"/>
-          <w:u w:val="single"/>
-        </w:rPr>
-        <w:hyperlink r:id="rId20" w:history="1">
-          <w:r>
-            <w:rPr>
-              <w:rStyle w:val="Hyperlink"/>
-            </w:rPr>
-            <w:t>i</w:t>
-          </w:r>
-        </w:hyperlink>
-      </w:r>
-      <w:r>
-        <w:rPr>
-          <w:rFonts w:ascii="Charis SIL Regular" w:hAnsi="Charis SIL Regular" w:eastAsia="Charis SIL Regular"/>
-          <w:b w:val="0"/>
-          <w:i w:val="0"/>
-          <w:color w:val="0000FF"/>
-          <w:sz w:val="24"/>
-          <w:u w:val="single"/>
-        </w:rPr>
-        <w:hyperlink r:id="rId20" w:history="1">
-          <w:r>
-            <w:rPr>
-              <w:rStyle w:val="Hyperlink"/>
-            </w:rPr>
-            <w:t>n</w:t>
-          </w:r>
-        </w:hyperlink>
-      </w:r>
-      <w:r>
-        <w:rPr>
-          <w:rFonts w:ascii="Charis SIL Regular" w:hAnsi="Charis SIL Regular" w:eastAsia="Charis SIL Regular"/>
-          <w:b w:val="0"/>
-          <w:i w:val="0"/>
-          <w:color w:val="0000FF"/>
-          <w:sz w:val="24"/>
-          <w:u w:val="single"/>
-        </w:rPr>
-        <w:t xml:space="preserve"> </w:t>
-      </w:r>
-      <w:r>
-        <w:rPr>
-          <w:rFonts w:ascii="Charis SIL Regular" w:hAnsi="Charis SIL Regular" w:eastAsia="Charis SIL Regular"/>
-          <w:b w:val="0"/>
-          <w:i w:val="0"/>
-          <w:color w:val="0000FF"/>
-          <w:sz w:val="24"/>
-          <w:u w:val="single"/>
-        </w:rPr>
-        <w:hyperlink r:id="rId20" w:history="1">
-          <w:r>
-            <w:rPr>
-              <w:rStyle w:val="Hyperlink"/>
-            </w:rPr>
-            <w:t>colonise</w:t>
-          </w:r>
-        </w:hyperlink>
+        <w:t>Arm and navy personnel in colonise</w:t>
       </w:r>
       <w:r>
         <w:rPr>
@@ -2841,7 +2546,7 @@
           <w:sz w:val="24"/>
           <w:u w:val="single"/>
         </w:rPr>
-        <w:hyperlink r:id="rId22" w:history="1">
+        <w:hyperlink r:id="rId21" w:history="1">
           <w:r>
             <w:rPr>
               <w:rStyle w:val="Hyperlink"/>
@@ -2858,7 +2563,7 @@
           <w:color w:val="0000FF"/>
           <w:sz w:val="24"/>
         </w:rPr>
-        <w:hyperlink r:id="rId22" w:history="1">
+        <w:hyperlink r:id="rId21" w:history="1">
           <w:r>
             <w:rPr>
               <w:rStyle w:val="Hyperlink"/>
@@ -2897,7 +2602,7 @@
           <w:sz w:val="24"/>
           <w:u w:val="single"/>
         </w:rPr>
-        <w:hyperlink r:id="rId22" w:history="1">
+        <w:hyperlink r:id="rId21" w:history="1">
           <w:r>
             <w:rPr>
               <w:rStyle w:val="Hyperlink"/>
@@ -2915,7 +2620,7 @@
           <w:sz w:val="24"/>
           <w:u w:val="single"/>
         </w:rPr>
-        <w:hyperlink r:id="rId22" w:history="1">
+        <w:hyperlink r:id="rId21" w:history="1">
           <w:r>
             <w:rPr>
               <w:rStyle w:val="Hyperlink"/>
@@ -2933,7 +2638,7 @@
           <w:sz w:val="24"/>
           <w:u w:val="single"/>
         </w:rPr>
-        <w:hyperlink r:id="rId22" w:history="1">
+        <w:hyperlink r:id="rId21" w:history="1">
           <w:r>
             <w:rPr>
               <w:rStyle w:val="Hyperlink"/>
@@ -2962,7 +2667,7 @@
           <w:sz w:val="24"/>
           <w:u w:val="single"/>
         </w:rPr>
-        <w:hyperlink r:id="rId22" w:history="1">
+        <w:hyperlink r:id="rId21" w:history="1">
           <w:r>
             <w:rPr>
               <w:rStyle w:val="Hyperlink"/>
@@ -3027,7 +2732,7 @@
           <w:sz w:val="24"/>
           <w:u w:val="single"/>
         </w:rPr>
-        <w:hyperlink r:id="rId22" w:history="1">
+        <w:hyperlink r:id="rId21" w:history="1">
           <w:r>
             <w:rPr>
               <w:rStyle w:val="Hyperlink"/>
@@ -3045,7 +2750,7 @@
           <w:sz w:val="24"/>
           <w:u w:val="single"/>
         </w:rPr>
-        <w:hyperlink r:id="rId22" w:history="1">
+        <w:hyperlink r:id="rId21" w:history="1">
           <w:r>
             <w:rPr>
               <w:rStyle w:val="Hyperlink"/>
@@ -3063,7 +2768,7 @@
           <w:sz w:val="24"/>
           <w:u w:val="single"/>
         </w:rPr>
-        <w:hyperlink r:id="rId22" w:history="1">
+        <w:hyperlink r:id="rId21" w:history="1">
           <w:r>
             <w:rPr>
               <w:rStyle w:val="Hyperlink"/>

--- a/EXPORTS/DOCX/published/niveau2/English/Museum.docx
+++ b/EXPORTS/DOCX/published/niveau2/English/Museum.docx
@@ -316,24 +316,7 @@
           <w:color w:val="000000"/>
           <w:sz w:val="24"/>
         </w:rPr>
-        <w:t>History) in 1820 and</w:t>
-      </w:r>
-      <w:r>
-        <w:rPr>
-          <w:rFonts w:ascii="Charis SIL Regular" w:hAnsi="Charis SIL Regular" w:eastAsia="Charis SIL Regular"/>
-          <w:b w:val="0"/>
-          <w:i w:val="0"/>
-          <w:color w:val="000000"/>
-          <w:sz w:val="24"/>
-        </w:rPr>
-        <w:hyperlink r:id="rId9" w:history="1">
-          <w:r>
-            <w:rPr>
-              <w:rStyle w:val="Hyperlink"/>
-            </w:rPr>
-            <w:t xml:space="preserve"> the </w:t>
-          </w:r>
-        </w:hyperlink>
+        <w:t xml:space="preserve">History) in 1820 and the </w:t>
       </w:r>
       <w:r>
         <w:rPr>
@@ -343,7 +326,7 @@
           <w:color w:val="0000FF"/>
           <w:sz w:val="24"/>
         </w:rPr>
-        <w:t xml:space="preserve">Rijks </w:t>
+        <w:t>Rijks Etnogra</w:t>
       </w:r>
       <w:r>
         <w:rPr>
@@ -354,25 +337,7 @@
           <w:sz w:val="24"/>
           <w:u w:val="single"/>
         </w:rPr>
-        <w:hyperlink r:id="rId10" w:history="1">
-          <w:r>
-            <w:rPr>
-              <w:rStyle w:val="Hyperlink"/>
-            </w:rPr>
-            <w:t>Etnogra</w:t>
-          </w:r>
-        </w:hyperlink>
-      </w:r>
-      <w:r>
-        <w:rPr>
-          <w:rFonts w:ascii="Charis SIL Regular" w:hAnsi="Charis SIL Regular" w:eastAsia="Charis SIL Regular"/>
-          <w:b w:val="0"/>
-          <w:i w:val="0"/>
-          <w:color w:val="0000FF"/>
-          <w:sz w:val="24"/>
-          <w:u w:val="single"/>
-        </w:rPr>
-        <w:hyperlink r:id="rId10" w:history="1">
+        <w:hyperlink r:id="rId9" w:history="1">
           <w:r>
             <w:rPr>
               <w:rStyle w:val="Hyperlink"/>
@@ -401,7 +366,7 @@
           <w:sz w:val="24"/>
           <w:u w:val="single"/>
         </w:rPr>
-        <w:hyperlink r:id="rId10" w:history="1">
+        <w:hyperlink r:id="rId9" w:history="1">
           <w:r>
             <w:rPr>
               <w:rStyle w:val="Hyperlink"/>
@@ -419,7 +384,7 @@
           <w:sz w:val="24"/>
           <w:u w:val="single"/>
         </w:rPr>
-        <w:hyperlink r:id="rId10" w:history="1">
+        <w:hyperlink r:id="rId9" w:history="1">
           <w:r>
             <w:rPr>
               <w:rStyle w:val="Hyperlink"/>
@@ -437,7 +402,7 @@
           <w:sz w:val="24"/>
           <w:u w:val="single"/>
         </w:rPr>
-        <w:hyperlink r:id="rId10" w:history="1">
+        <w:hyperlink r:id="rId9" w:history="1">
           <w:r>
             <w:rPr>
               <w:rStyle w:val="Hyperlink"/>
@@ -841,7 +806,7 @@
           <w:sz w:val="24"/>
           <w:u w:val="single"/>
         </w:rPr>
-        <w:hyperlink r:id="rId11" w:history="1">
+        <w:hyperlink r:id="rId12" w:history="1">
           <w:r>
             <w:rPr>
               <w:rStyle w:val="Hyperlink"/>
@@ -876,7 +841,94 @@
           <w:color w:val="000000"/>
           <w:sz w:val="24"/>
         </w:rPr>
-        <w:t xml:space="preserve"> (Museum of Geography and Ethnology) in Rotterdam in 1885. O</w:t>
+        <w:t xml:space="preserve"> (Museum of Geography and Ethnology) in </w:t>
+      </w:r>
+      <w:r>
+        <w:rPr>
+          <w:u w:val="single" w:color="0000ff"/>
+          <w:rFonts w:ascii="Charis SIL Regular" w:hAnsi="Charis SIL Regular" w:eastAsia="Charis SIL Regular"/>
+          <w:b w:val="0"/>
+          <w:i w:val="0"/>
+          <w:color w:val="000000"/>
+          <w:sz w:val="24"/>
+        </w:rPr>
+        <w:t>R</w:t>
+      </w:r>
+      <w:r>
+        <w:rPr>
+          <w:u w:val="single" w:color="0000ff"/>
+          <w:rFonts w:ascii="Charis SIL Regular" w:hAnsi="Charis SIL Regular" w:eastAsia="Charis SIL Regular"/>
+          <w:b w:val="0"/>
+          <w:i w:val="0"/>
+          <w:color w:val="000000"/>
+          <w:sz w:val="24"/>
+        </w:rPr>
+        <w:hyperlink r:id="rId12" w:history="1">
+          <w:r>
+            <w:rPr>
+              <w:rStyle w:val="Hyperlink"/>
+            </w:rPr>
+            <w:t>otterda</w:t>
+          </w:r>
+        </w:hyperlink>
+      </w:r>
+      <w:r>
+        <w:rPr>
+          <w:u w:val="single" w:color="0000ff"/>
+          <w:rFonts w:ascii="Charis SIL Regular" w:hAnsi="Charis SIL Regular" w:eastAsia="Charis SIL Regular"/>
+          <w:b w:val="0"/>
+          <w:i w:val="0"/>
+          <w:color w:val="000000"/>
+          <w:sz w:val="24"/>
+        </w:rPr>
+        <w:t>m</w:t>
+      </w:r>
+      <w:r>
+        <w:rPr>
+          <w:u w:val="single" w:color="0000ff"/>
+          <w:rFonts w:ascii="Charis SIL Regular" w:hAnsi="Charis SIL Regular" w:eastAsia="Charis SIL Regular"/>
+          <w:b w:val="0"/>
+          <w:i w:val="0"/>
+          <w:color w:val="000000"/>
+          <w:sz w:val="24"/>
+        </w:rPr>
+        <w:hyperlink r:id="rId12" w:history="1">
+          <w:r>
+            <w:rPr>
+              <w:rStyle w:val="Hyperlink"/>
+            </w:rPr>
+            <w:t xml:space="preserve"> in 1</w:t>
+          </w:r>
+        </w:hyperlink>
+      </w:r>
+      <w:r>
+        <w:rPr>
+          <w:u w:val="single" w:color="0000ff"/>
+          <w:rFonts w:ascii="Charis SIL Regular" w:hAnsi="Charis SIL Regular" w:eastAsia="Charis SIL Regular"/>
+          <w:b w:val="0"/>
+          <w:i w:val="0"/>
+          <w:color w:val="000000"/>
+          <w:sz w:val="24"/>
+        </w:rPr>
+        <w:hyperlink r:id="rId12" w:history="1">
+          <w:r>
+            <w:rPr>
+              <w:rStyle w:val="Hyperlink"/>
+            </w:rPr>
+            <w:t xml:space="preserve">885. </w:t>
+          </w:r>
+        </w:hyperlink>
+      </w:r>
+      <w:r>
+        <w:rPr>
+          <w:u w:val="single" w:color="0000ff"/>
+          <w:rFonts w:ascii="Charis SIL Regular" w:hAnsi="Charis SIL Regular" w:eastAsia="Charis SIL Regular"/>
+          <w:b w:val="0"/>
+          <w:i w:val="0"/>
+          <w:color w:val="000000"/>
+          <w:sz w:val="24"/>
+        </w:rPr>
+        <w:t>O</w:t>
       </w:r>
       <w:r>
         <w:rPr>
@@ -2122,7 +2174,7 @@
           <w:sz w:val="24"/>
           <w:u w:val="single"/>
         </w:rPr>
-        <w:hyperlink r:id="rId19" w:history="1">
+        <w:hyperlink r:id="rId20" w:history="1">
           <w:r>
             <w:rPr>
               <w:rStyle w:val="Hyperlink"/>
@@ -2151,7 +2203,7 @@
           <w:sz w:val="24"/>
           <w:u w:val="single"/>
         </w:rPr>
-        <w:hyperlink r:id="rId19" w:history="1">
+        <w:hyperlink r:id="rId20" w:history="1">
           <w:r>
             <w:rPr>
               <w:rStyle w:val="Hyperlink"/>
@@ -2198,7 +2250,7 @@
           <w:sz w:val="24"/>
           <w:u w:val="single"/>
         </w:rPr>
-        <w:hyperlink r:id="rId19" w:history="1">
+        <w:hyperlink r:id="rId20" w:history="1">
           <w:r>
             <w:rPr>
               <w:rStyle w:val="Hyperlink"/>
@@ -2310,7 +2362,7 @@
           <w:sz w:val="24"/>
           <w:u w:val="single"/>
         </w:rPr>
-        <w:hyperlink r:id="rId19" w:history="1">
+        <w:hyperlink r:id="rId20" w:history="1">
           <w:r>
             <w:rPr>
               <w:rStyle w:val="Hyperlink"/>
@@ -2368,25 +2420,7 @@
           <w:sz w:val="24"/>
           <w:u w:val="single"/>
         </w:rPr>
-        <w:hyperlink r:id="rId19" w:history="1">
-          <w:r>
-            <w:rPr>
-              <w:rStyle w:val="Hyperlink"/>
-            </w:rPr>
-            <w:t>colonial</w:t>
-          </w:r>
-        </w:hyperlink>
-      </w:r>
-      <w:r>
-        <w:rPr>
-          <w:rFonts w:ascii="Charis SIL Regular" w:hAnsi="Charis SIL Regular" w:eastAsia="Charis SIL Regular"/>
-          <w:b w:val="0"/>
-          <w:i w:val="0"/>
-          <w:color w:val="0000FF"/>
-          <w:sz w:val="24"/>
-          <w:u w:val="single"/>
-        </w:rPr>
-        <w:t xml:space="preserve"> </w:t>
+        <w:t xml:space="preserve">colonial </w:t>
       </w:r>
       <w:r>
         <w:rPr>
@@ -2424,7 +2458,41 @@
           <w:color w:val="0000FF"/>
           <w:sz w:val="24"/>
         </w:rPr>
-        <w:t>Arm and navy personnel in colonise</w:t>
+        <w:t>Arm and navy perso</w:t>
+      </w:r>
+      <w:r>
+        <w:rPr>
+          <w:rFonts w:ascii="Charis SIL Regular" w:hAnsi="Charis SIL Regular" w:eastAsia="Charis SIL Regular"/>
+          <w:b w:val="0"/>
+          <w:i w:val="0"/>
+          <w:color w:val="0000FF"/>
+          <w:sz w:val="24"/>
+        </w:rPr>
+        <w:hyperlink r:id="rId20" w:history="1">
+          <w:r>
+            <w:rPr>
+              <w:rStyle w:val="Hyperlink"/>
+            </w:rPr>
+            <w:t xml:space="preserve">nnel </w:t>
+          </w:r>
+        </w:hyperlink>
+      </w:r>
+      <w:r>
+        <w:rPr>
+          <w:rFonts w:ascii="Charis SIL Regular" w:hAnsi="Charis SIL Regular" w:eastAsia="Charis SIL Regular"/>
+          <w:b w:val="0"/>
+          <w:i w:val="0"/>
+          <w:color w:val="0000FF"/>
+          <w:sz w:val="24"/>
+        </w:rPr>
+        <w:hyperlink r:id="rId21" w:history="1">
+          <w:r>
+            <w:rPr>
+              <w:rStyle w:val="Hyperlink"/>
+            </w:rPr>
+            <w:t>in</w:t>
+          </w:r>
+        </w:hyperlink>
       </w:r>
       <w:r>
         <w:rPr>
@@ -2435,7 +2503,36 @@
           <w:sz w:val="24"/>
           <w:u w:val="single"/>
         </w:rPr>
-        <w:hyperlink r:id="rId20" w:history="1">
+        <w:t xml:space="preserve"> </w:t>
+      </w:r>
+      <w:r>
+        <w:rPr>
+          <w:rFonts w:ascii="Charis SIL Regular" w:hAnsi="Charis SIL Regular" w:eastAsia="Charis SIL Regular"/>
+          <w:b w:val="0"/>
+          <w:i w:val="0"/>
+          <w:color w:val="0000FF"/>
+          <w:sz w:val="24"/>
+          <w:u w:val="single"/>
+        </w:rPr>
+        <w:hyperlink r:id="rId21" w:history="1">
+          <w:r>
+            <w:rPr>
+              <w:rStyle w:val="Hyperlink"/>
+            </w:rPr>
+            <w:t>colonise</w:t>
+          </w:r>
+        </w:hyperlink>
+      </w:r>
+      <w:r>
+        <w:rPr>
+          <w:rFonts w:ascii="Charis SIL Regular" w:hAnsi="Charis SIL Regular" w:eastAsia="Charis SIL Regular"/>
+          <w:b w:val="0"/>
+          <w:i w:val="0"/>
+          <w:color w:val="0000FF"/>
+          <w:sz w:val="24"/>
+          <w:u w:val="single"/>
+        </w:rPr>
+        <w:hyperlink r:id="rId21" w:history="1">
           <w:r>
             <w:rPr>
               <w:rStyle w:val="Hyperlink"/>
@@ -2464,7 +2561,7 @@
           <w:sz w:val="24"/>
           <w:u w:val="single"/>
         </w:rPr>
-        <w:hyperlink r:id="rId20" w:history="1">
+        <w:hyperlink r:id="rId21" w:history="1">
           <w:r>
             <w:rPr>
               <w:rStyle w:val="Hyperlink"/>
@@ -2579,6 +2676,7 @@
           <w:i w:val="0"/>
           <w:color w:val="0000FF"/>
           <w:sz w:val="24"/>
+          <w:u w:val="single"/>
         </w:rPr>
         <w:t>c</w:t>
       </w:r>
@@ -2620,7 +2718,7 @@
           <w:sz w:val="24"/>
           <w:u w:val="single"/>
         </w:rPr>
-        <w:hyperlink r:id="rId21" w:history="1">
+        <w:hyperlink r:id="rId22" w:history="1">
           <w:r>
             <w:rPr>
               <w:rStyle w:val="Hyperlink"/>
@@ -2638,7 +2736,7 @@
           <w:sz w:val="24"/>
           <w:u w:val="single"/>
         </w:rPr>
-        <w:hyperlink r:id="rId21" w:history="1">
+        <w:hyperlink r:id="rId22" w:history="1">
           <w:r>
             <w:rPr>
               <w:rStyle w:val="Hyperlink"/>
@@ -2667,7 +2765,7 @@
           <w:sz w:val="24"/>
           <w:u w:val="single"/>
         </w:rPr>
-        <w:hyperlink r:id="rId21" w:history="1">
+        <w:hyperlink r:id="rId22" w:history="1">
           <w:r>
             <w:rPr>
               <w:rStyle w:val="Hyperlink"/>
@@ -2696,7 +2794,7 @@
           <w:sz w:val="24"/>
           <w:u w:val="single"/>
         </w:rPr>
-        <w:hyperlink r:id="rId21" w:history="1">
+        <w:hyperlink r:id="rId22" w:history="1">
           <w:r>
             <w:rPr>
               <w:rStyle w:val="Hyperlink"/>
@@ -2714,7 +2812,7 @@
           <w:sz w:val="24"/>
           <w:u w:val="single"/>
         </w:rPr>
-        <w:hyperlink r:id="rId21" w:history="1">
+        <w:hyperlink r:id="rId22" w:history="1">
           <w:r>
             <w:rPr>
               <w:rStyle w:val="Hyperlink"/>
@@ -2750,7 +2848,7 @@
           <w:sz w:val="24"/>
           <w:u w:val="single"/>
         </w:rPr>
-        <w:hyperlink r:id="rId21" w:history="1">
+        <w:hyperlink r:id="rId22" w:history="1">
           <w:r>
             <w:rPr>
               <w:rStyle w:val="Hyperlink"/>
@@ -2815,7 +2913,7 @@
           <w:sz w:val="24"/>
           <w:u w:val="single"/>
         </w:rPr>
-        <w:hyperlink r:id="rId21" w:history="1">
+        <w:hyperlink r:id="rId22" w:history="1">
           <w:r>
             <w:rPr>
               <w:rStyle w:val="Hyperlink"/>
@@ -2862,14 +2960,23 @@
           <w:i w:val="0"/>
           <w:color w:val="0000FF"/>
           <w:sz w:val="24"/>
-          <w:u w:val="single"/>
-        </w:rPr>
-        <w:hyperlink r:id="rId22" w:history="1">
+        </w:rPr>
+        <w:t xml:space="preserve">Christian </w:t>
+      </w:r>
+      <w:r>
+        <w:rPr>
+          <w:rFonts w:ascii="Charis SIL Regular" w:hAnsi="Charis SIL Regular" w:eastAsia="Charis SIL Regular"/>
+          <w:b w:val="0"/>
+          <w:i w:val="0"/>
+          <w:color w:val="0000FF"/>
+          <w:sz w:val="24"/>
+        </w:rPr>
+        <w:hyperlink r:id="rId23" w:history="1">
           <w:r>
             <w:rPr>
               <w:rStyle w:val="Hyperlink"/>
             </w:rPr>
-            <w:t>Christian</w:t>
+            <w:t>missionarie</w:t>
           </w:r>
         </w:hyperlink>
       </w:r>
@@ -2882,72 +2989,7 @@
           <w:sz w:val="24"/>
           <w:u w:val="single"/>
         </w:rPr>
-        <w:t xml:space="preserve"> </w:t>
-      </w:r>
-      <w:r>
-        <w:rPr>
-          <w:rFonts w:ascii="Charis SIL Regular" w:hAnsi="Charis SIL Regular" w:eastAsia="Charis SIL Regular"/>
-          <w:b w:val="0"/>
-          <w:i w:val="0"/>
-          <w:color w:val="0000FF"/>
-          <w:sz w:val="24"/>
-          <w:u w:val="single"/>
-        </w:rPr>
-        <w:hyperlink r:id="rId22" w:history="1">
-          <w:r>
-            <w:rPr>
-              <w:rStyle w:val="Hyperlink"/>
-            </w:rPr>
-            <w:t>missiona</w:t>
-          </w:r>
-        </w:hyperlink>
-      </w:r>
-      <w:r>
-        <w:rPr>
-          <w:rFonts w:ascii="Charis SIL Regular" w:hAnsi="Charis SIL Regular" w:eastAsia="Charis SIL Regular"/>
-          <w:b w:val="0"/>
-          <w:i w:val="0"/>
-          <w:color w:val="0000FF"/>
-          <w:sz w:val="24"/>
-          <w:u w:val="single"/>
-        </w:rPr>
-        <w:hyperlink r:id="rId22" w:history="1">
-          <w:r>
-            <w:rPr>
-              <w:rStyle w:val="Hyperlink"/>
-            </w:rPr>
-            <w:t>r</w:t>
-          </w:r>
-        </w:hyperlink>
-      </w:r>
-      <w:r>
-        <w:rPr>
-          <w:rFonts w:ascii="Charis SIL Regular" w:hAnsi="Charis SIL Regular" w:eastAsia="Charis SIL Regular"/>
-          <w:b w:val="0"/>
-          <w:i w:val="0"/>
-          <w:color w:val="0000FF"/>
-          <w:sz w:val="24"/>
-          <w:u w:val="single"/>
-        </w:rPr>
-        <w:hyperlink r:id="rId22" w:history="1">
-          <w:r>
-            <w:rPr>
-              <w:rStyle w:val="Hyperlink"/>
-            </w:rPr>
-            <w:t>ie</w:t>
-          </w:r>
-        </w:hyperlink>
-      </w:r>
-      <w:r>
-        <w:rPr>
-          <w:rFonts w:ascii="Charis SIL Regular" w:hAnsi="Charis SIL Regular" w:eastAsia="Charis SIL Regular"/>
-          <w:b w:val="0"/>
-          <w:i w:val="0"/>
-          <w:color w:val="0000FF"/>
-          <w:sz w:val="24"/>
-          <w:u w:val="single"/>
-        </w:rPr>
-        <w:hyperlink r:id="rId22" w:history="1">
+        <w:hyperlink r:id="rId23" w:history="1">
           <w:r>
             <w:rPr>
               <w:rStyle w:val="Hyperlink"/>
@@ -2976,7 +3018,7 @@
           <w:sz w:val="24"/>
           <w:u w:val="single"/>
         </w:rPr>
-        <w:hyperlink r:id="rId22" w:history="1">
+        <w:hyperlink r:id="rId23" w:history="1">
           <w:r>
             <w:rPr>
               <w:rStyle w:val="Hyperlink"/>
@@ -3005,7 +3047,7 @@
           <w:sz w:val="24"/>
           <w:u w:val="single"/>
         </w:rPr>
-        <w:hyperlink r:id="rId22" w:history="1">
+        <w:hyperlink r:id="rId23" w:history="1">
           <w:r>
             <w:rPr>
               <w:rStyle w:val="Hyperlink"/>
@@ -3023,7 +3065,7 @@
           <w:sz w:val="24"/>
           <w:u w:val="single"/>
         </w:rPr>
-        <w:hyperlink r:id="rId22" w:history="1">
+        <w:hyperlink r:id="rId23" w:history="1">
           <w:r>
             <w:rPr>
               <w:rStyle w:val="Hyperlink"/>
@@ -3041,7 +3083,7 @@
           <w:sz w:val="24"/>
           <w:u w:val="single"/>
         </w:rPr>
-        <w:hyperlink r:id="rId22" w:history="1">
+        <w:hyperlink r:id="rId23" w:history="1">
           <w:r>
             <w:rPr>
               <w:rStyle w:val="Hyperlink"/>

--- a/EXPORTS/DOCX/published/niveau2/English/Museum.docx
+++ b/EXPORTS/DOCX/published/niveau2/English/Museum.docx
@@ -325,8 +325,16 @@
           <w:i w:val="0"/>
           <w:color w:val="0000FF"/>
           <w:sz w:val="24"/>
-        </w:rPr>
-        <w:t>Rijks Etnogra</w:t>
+          <w:u w:val="single"/>
+        </w:rPr>
+        <w:hyperlink r:id="rId10" w:history="1">
+          <w:r>
+            <w:rPr>
+              <w:rStyle w:val="Hyperlink"/>
+            </w:rPr>
+            <w:t>Rijks</w:t>
+          </w:r>
+        </w:hyperlink>
       </w:r>
       <w:r>
         <w:rPr>
@@ -337,7 +345,54 @@
           <w:sz w:val="24"/>
           <w:u w:val="single"/>
         </w:rPr>
-        <w:hyperlink r:id="rId9" w:history="1">
+        <w:t xml:space="preserve"> </w:t>
+      </w:r>
+      <w:r>
+        <w:rPr>
+          <w:rFonts w:ascii="Charis SIL Regular" w:hAnsi="Charis SIL Regular" w:eastAsia="Charis SIL Regular"/>
+          <w:b w:val="0"/>
+          <w:i w:val="0"/>
+          <w:color w:val="0000FF"/>
+          <w:sz w:val="24"/>
+          <w:u w:val="single"/>
+        </w:rPr>
+        <w:hyperlink r:id="rId10" w:history="1">
+          <w:r>
+            <w:rPr>
+              <w:rStyle w:val="Hyperlink"/>
+            </w:rPr>
+            <w:t>Etn</w:t>
+          </w:r>
+        </w:hyperlink>
+      </w:r>
+      <w:r>
+        <w:rPr>
+          <w:rFonts w:ascii="Charis SIL Regular" w:hAnsi="Charis SIL Regular" w:eastAsia="Charis SIL Regular"/>
+          <w:b w:val="0"/>
+          <w:i w:val="0"/>
+          <w:color w:val="0000FF"/>
+          <w:sz w:val="24"/>
+          <w:u w:val="single"/>
+        </w:rPr>
+        <w:hyperlink r:id="rId10" w:history="1">
+          <w:r>
+            <w:rPr>
+              <w:rStyle w:val="Hyperlink"/>
+            </w:rPr>
+            <w:t>ogra</w:t>
+          </w:r>
+        </w:hyperlink>
+      </w:r>
+      <w:r>
+        <w:rPr>
+          <w:rFonts w:ascii="Charis SIL Regular" w:hAnsi="Charis SIL Regular" w:eastAsia="Charis SIL Regular"/>
+          <w:b w:val="0"/>
+          <w:i w:val="0"/>
+          <w:color w:val="0000FF"/>
+          <w:sz w:val="24"/>
+          <w:u w:val="single"/>
+        </w:rPr>
+        <w:hyperlink r:id="rId10" w:history="1">
           <w:r>
             <w:rPr>
               <w:rStyle w:val="Hyperlink"/>
@@ -366,7 +421,7 @@
           <w:sz w:val="24"/>
           <w:u w:val="single"/>
         </w:rPr>
-        <w:hyperlink r:id="rId9" w:history="1">
+        <w:hyperlink r:id="rId10" w:history="1">
           <w:r>
             <w:rPr>
               <w:rStyle w:val="Hyperlink"/>
@@ -881,25 +936,7 @@
           <w:color w:val="000000"/>
           <w:sz w:val="24"/>
         </w:rPr>
-        <w:t>m</w:t>
-      </w:r>
-      <w:r>
-        <w:rPr>
-          <w:u w:val="single" w:color="0000ff"/>
-          <w:rFonts w:ascii="Charis SIL Regular" w:hAnsi="Charis SIL Regular" w:eastAsia="Charis SIL Regular"/>
-          <w:b w:val="0"/>
-          <w:i w:val="0"/>
-          <w:color w:val="000000"/>
-          <w:sz w:val="24"/>
-        </w:rPr>
-        <w:hyperlink r:id="rId12" w:history="1">
-          <w:r>
-            <w:rPr>
-              <w:rStyle w:val="Hyperlink"/>
-            </w:rPr>
-            <w:t xml:space="preserve"> in 1</w:t>
-          </w:r>
-        </w:hyperlink>
+        <w:t>m in 1</w:t>
       </w:r>
       <w:r>
         <w:rPr>
@@ -2172,121 +2209,8 @@
           <w:i w:val="0"/>
           <w:color w:val="0000FF"/>
           <w:sz w:val="24"/>
-          <w:u w:val="single"/>
-        </w:rPr>
-        <w:hyperlink r:id="rId20" w:history="1">
-          <w:r>
-            <w:rPr>
-              <w:rStyle w:val="Hyperlink"/>
-            </w:rPr>
-            <w:t>The</w:t>
-          </w:r>
-        </w:hyperlink>
-      </w:r>
-      <w:r>
-        <w:rPr>
-          <w:rFonts w:ascii="Charis SIL Regular" w:hAnsi="Charis SIL Regular" w:eastAsia="Charis SIL Regular"/>
-          <w:b w:val="0"/>
-          <w:i w:val="0"/>
-          <w:color w:val="0000FF"/>
-          <w:sz w:val="24"/>
-          <w:u w:val="single"/>
-        </w:rPr>
-        <w:t xml:space="preserve"> </w:t>
-      </w:r>
-      <w:r>
-        <w:rPr>
-          <w:rFonts w:ascii="Charis SIL Regular" w:hAnsi="Charis SIL Regular" w:eastAsia="Charis SIL Regular"/>
-          <w:b w:val="0"/>
-          <w:i w:val="0"/>
-          <w:color w:val="0000FF"/>
-          <w:sz w:val="24"/>
-          <w:u w:val="single"/>
-        </w:rPr>
-        <w:hyperlink r:id="rId20" w:history="1">
-          <w:r>
-            <w:rPr>
-              <w:rStyle w:val="Hyperlink"/>
-            </w:rPr>
-            <w:t>t</w:t>
-          </w:r>
-        </w:hyperlink>
-      </w:r>
-      <w:r>
-        <w:rPr>
-          <w:rFonts w:ascii="Charis SIL Regular" w:hAnsi="Charis SIL Regular" w:eastAsia="Charis SIL Regular"/>
-          <w:b w:val="0"/>
-          <w:i w:val="0"/>
-          <w:color w:val="0000FF"/>
-          <w:sz w:val="24"/>
-          <w:u w:val="single"/>
-        </w:rPr>
-        <w:hyperlink r:id="rId19" w:history="1">
-          <w:r>
-            <w:rPr>
-              <w:rStyle w:val="Hyperlink"/>
-            </w:rPr>
-            <w:t>rade</w:t>
-          </w:r>
-        </w:hyperlink>
-      </w:r>
-      <w:r>
-        <w:rPr>
-          <w:rFonts w:ascii="Charis SIL Regular" w:hAnsi="Charis SIL Regular" w:eastAsia="Charis SIL Regular"/>
-          <w:b w:val="0"/>
-          <w:i w:val="0"/>
-          <w:color w:val="0000FF"/>
-          <w:sz w:val="24"/>
-          <w:u w:val="single"/>
-        </w:rPr>
-        <w:t xml:space="preserve"> </w:t>
-      </w:r>
-      <w:r>
-        <w:rPr>
-          <w:rFonts w:ascii="Charis SIL Regular" w:hAnsi="Charis SIL Regular" w:eastAsia="Charis SIL Regular"/>
-          <w:b w:val="0"/>
-          <w:i w:val="0"/>
-          <w:color w:val="0000FF"/>
-          <w:sz w:val="24"/>
-          <w:u w:val="single"/>
-        </w:rPr>
-        <w:hyperlink r:id="rId20" w:history="1">
-          <w:r>
-            <w:rPr>
-              <w:rStyle w:val="Hyperlink"/>
-            </w:rPr>
-            <w:t>in</w:t>
-          </w:r>
-        </w:hyperlink>
-      </w:r>
-      <w:r>
-        <w:rPr>
-          <w:rFonts w:ascii="Charis SIL Regular" w:hAnsi="Charis SIL Regular" w:eastAsia="Charis SIL Regular"/>
-          <w:b w:val="0"/>
-          <w:i w:val="0"/>
-          <w:color w:val="0000FF"/>
-          <w:sz w:val="24"/>
-          <w:u w:val="single"/>
-        </w:rPr>
-        <w:t xml:space="preserve"> </w:t>
-      </w:r>
-      <w:r>
-        <w:rPr>
-          <w:rFonts w:ascii="Charis SIL Regular" w:hAnsi="Charis SIL Regular" w:eastAsia="Charis SIL Regular"/>
-          <w:b w:val="0"/>
-          <w:i w:val="0"/>
-          <w:color w:val="0000FF"/>
-          <w:sz w:val="24"/>
-          <w:u w:val="single"/>
-        </w:rPr>
-        <w:hyperlink r:id="rId19" w:history="1">
-          <w:r>
-            <w:rPr>
-              <w:rStyle w:val="Hyperlink"/>
-            </w:rPr>
-            <w:t>o</w:t>
-          </w:r>
-        </w:hyperlink>
+        </w:rPr>
+        <w:t>The trade in o</w:t>
       </w:r>
       <w:r>
         <w:rPr>
@@ -2362,7 +2286,7 @@
           <w:sz w:val="24"/>
           <w:u w:val="single"/>
         </w:rPr>
-        <w:hyperlink r:id="rId20" w:history="1">
+        <w:hyperlink r:id="rId19" w:history="1">
           <w:r>
             <w:rPr>
               <w:rStyle w:val="Hyperlink"/>
@@ -2420,7 +2344,25 @@
           <w:sz w:val="24"/>
           <w:u w:val="single"/>
         </w:rPr>
-        <w:t xml:space="preserve">colonial </w:t>
+        <w:hyperlink r:id="rId19" w:history="1">
+          <w:r>
+            <w:rPr>
+              <w:rStyle w:val="Hyperlink"/>
+            </w:rPr>
+            <w:t>colonial</w:t>
+          </w:r>
+        </w:hyperlink>
+      </w:r>
+      <w:r>
+        <w:rPr>
+          <w:rFonts w:ascii="Charis SIL Regular" w:hAnsi="Charis SIL Regular" w:eastAsia="Charis SIL Regular"/>
+          <w:b w:val="0"/>
+          <w:i w:val="0"/>
+          <w:color w:val="0000FF"/>
+          <w:sz w:val="24"/>
+          <w:u w:val="single"/>
+        </w:rPr>
+        <w:t xml:space="preserve"> </w:t>
       </w:r>
       <w:r>
         <w:rPr>
@@ -2457,8 +2399,9 @@
           <w:i w:val="0"/>
           <w:color w:val="0000FF"/>
           <w:sz w:val="24"/>
-        </w:rPr>
-        <w:t>Arm and navy perso</w:t>
+          <w:u w:val="single"/>
+        </w:rPr>
+        <w:t>Arm</w:t>
       </w:r>
       <w:r>
         <w:rPr>
@@ -2467,13 +2410,25 @@
           <w:i w:val="0"/>
           <w:color w:val="0000FF"/>
           <w:sz w:val="24"/>
+          <w:u w:val="single"/>
+        </w:rPr>
+        <w:t xml:space="preserve"> </w:t>
+      </w:r>
+      <w:r>
+        <w:rPr>
+          <w:rFonts w:ascii="Charis SIL Regular" w:hAnsi="Charis SIL Regular" w:eastAsia="Charis SIL Regular"/>
+          <w:b w:val="0"/>
+          <w:i w:val="0"/>
+          <w:color w:val="0000FF"/>
+          <w:sz w:val="24"/>
+          <w:u w:val="single"/>
         </w:rPr>
         <w:hyperlink r:id="rId20" w:history="1">
           <w:r>
             <w:rPr>
               <w:rStyle w:val="Hyperlink"/>
             </w:rPr>
-            <w:t xml:space="preserve">nnel </w:t>
+            <w:t>and</w:t>
           </w:r>
         </w:hyperlink>
       </w:r>
@@ -2484,6 +2439,148 @@
           <w:i w:val="0"/>
           <w:color w:val="0000FF"/>
           <w:sz w:val="24"/>
+          <w:u w:val="single"/>
+        </w:rPr>
+        <w:t xml:space="preserve"> </w:t>
+      </w:r>
+      <w:r>
+        <w:rPr>
+          <w:rFonts w:ascii="Charis SIL Regular" w:hAnsi="Charis SIL Regular" w:eastAsia="Charis SIL Regular"/>
+          <w:b w:val="0"/>
+          <w:i w:val="0"/>
+          <w:color w:val="0000FF"/>
+          <w:sz w:val="24"/>
+          <w:u w:val="single"/>
+        </w:rPr>
+        <w:hyperlink r:id="rId20" w:history="1">
+          <w:r>
+            <w:rPr>
+              <w:rStyle w:val="Hyperlink"/>
+            </w:rPr>
+            <w:t>n</w:t>
+          </w:r>
+        </w:hyperlink>
+      </w:r>
+      <w:r>
+        <w:rPr>
+          <w:rFonts w:ascii="Charis SIL Regular" w:hAnsi="Charis SIL Regular" w:eastAsia="Charis SIL Regular"/>
+          <w:b w:val="0"/>
+          <w:i w:val="0"/>
+          <w:color w:val="0000FF"/>
+          <w:sz w:val="24"/>
+          <w:u w:val="single"/>
+        </w:rPr>
+        <w:hyperlink r:id="rId20" w:history="1">
+          <w:r>
+            <w:rPr>
+              <w:rStyle w:val="Hyperlink"/>
+            </w:rPr>
+            <w:t>a</w:t>
+          </w:r>
+        </w:hyperlink>
+      </w:r>
+      <w:r>
+        <w:rPr>
+          <w:rFonts w:ascii="Charis SIL Regular" w:hAnsi="Charis SIL Regular" w:eastAsia="Charis SIL Regular"/>
+          <w:b w:val="0"/>
+          <w:i w:val="0"/>
+          <w:color w:val="0000FF"/>
+          <w:sz w:val="24"/>
+          <w:u w:val="single"/>
+        </w:rPr>
+        <w:hyperlink r:id="rId20" w:history="1">
+          <w:r>
+            <w:rPr>
+              <w:rStyle w:val="Hyperlink"/>
+            </w:rPr>
+            <w:t>v</w:t>
+          </w:r>
+        </w:hyperlink>
+      </w:r>
+      <w:r>
+        <w:rPr>
+          <w:rFonts w:ascii="Charis SIL Regular" w:hAnsi="Charis SIL Regular" w:eastAsia="Charis SIL Regular"/>
+          <w:b w:val="0"/>
+          <w:i w:val="0"/>
+          <w:color w:val="0000FF"/>
+          <w:sz w:val="24"/>
+          <w:u w:val="single"/>
+        </w:rPr>
+        <w:hyperlink r:id="rId20" w:history="1">
+          <w:r>
+            <w:rPr>
+              <w:rStyle w:val="Hyperlink"/>
+            </w:rPr>
+            <w:t>y</w:t>
+          </w:r>
+        </w:hyperlink>
+      </w:r>
+      <w:r>
+        <w:rPr>
+          <w:rFonts w:ascii="Charis SIL Regular" w:hAnsi="Charis SIL Regular" w:eastAsia="Charis SIL Regular"/>
+          <w:b w:val="0"/>
+          <w:i w:val="0"/>
+          <w:color w:val="0000FF"/>
+          <w:sz w:val="24"/>
+          <w:u w:val="single"/>
+        </w:rPr>
+        <w:t xml:space="preserve"> </w:t>
+      </w:r>
+      <w:r>
+        <w:rPr>
+          <w:rFonts w:ascii="Charis SIL Regular" w:hAnsi="Charis SIL Regular" w:eastAsia="Charis SIL Regular"/>
+          <w:b w:val="0"/>
+          <w:i w:val="0"/>
+          <w:color w:val="0000FF"/>
+          <w:sz w:val="24"/>
+          <w:u w:val="single"/>
+        </w:rPr>
+        <w:hyperlink r:id="rId21" w:history="1">
+          <w:r>
+            <w:rPr>
+              <w:rStyle w:val="Hyperlink"/>
+            </w:rPr>
+            <w:t>perso</w:t>
+          </w:r>
+        </w:hyperlink>
+      </w:r>
+      <w:r>
+        <w:rPr>
+          <w:rFonts w:ascii="Charis SIL Regular" w:hAnsi="Charis SIL Regular" w:eastAsia="Charis SIL Regular"/>
+          <w:b w:val="0"/>
+          <w:i w:val="0"/>
+          <w:color w:val="0000FF"/>
+          <w:sz w:val="24"/>
+          <w:u w:val="single"/>
+        </w:rPr>
+        <w:hyperlink r:id="rId21" w:history="1">
+          <w:r>
+            <w:rPr>
+              <w:rStyle w:val="Hyperlink"/>
+            </w:rPr>
+            <w:t>nnel</w:t>
+          </w:r>
+        </w:hyperlink>
+      </w:r>
+      <w:r>
+        <w:rPr>
+          <w:rFonts w:ascii="Charis SIL Regular" w:hAnsi="Charis SIL Regular" w:eastAsia="Charis SIL Regular"/>
+          <w:b w:val="0"/>
+          <w:i w:val="0"/>
+          <w:color w:val="0000FF"/>
+          <w:sz w:val="24"/>
+          <w:u w:val="single"/>
+        </w:rPr>
+        <w:t xml:space="preserve"> </w:t>
+      </w:r>
+      <w:r>
+        <w:rPr>
+          <w:rFonts w:ascii="Charis SIL Regular" w:hAnsi="Charis SIL Regular" w:eastAsia="Charis SIL Regular"/>
+          <w:b w:val="0"/>
+          <w:i w:val="0"/>
+          <w:color w:val="0000FF"/>
+          <w:sz w:val="24"/>
+          <w:u w:val="single"/>
         </w:rPr>
         <w:hyperlink r:id="rId21" w:history="1">
           <w:r>
@@ -2514,7 +2611,7 @@
           <w:sz w:val="24"/>
           <w:u w:val="single"/>
         </w:rPr>
-        <w:hyperlink r:id="rId21" w:history="1">
+        <w:hyperlink r:id="rId20" w:history="1">
           <w:r>
             <w:rPr>
               <w:rStyle w:val="Hyperlink"/>
@@ -2532,7 +2629,7 @@
           <w:sz w:val="24"/>
           <w:u w:val="single"/>
         </w:rPr>
-        <w:hyperlink r:id="rId21" w:history="1">
+        <w:hyperlink r:id="rId20" w:history="1">
           <w:r>
             <w:rPr>
               <w:rStyle w:val="Hyperlink"/>
@@ -2561,7 +2658,7 @@
           <w:sz w:val="24"/>
           <w:u w:val="single"/>
         </w:rPr>
-        <w:hyperlink r:id="rId21" w:history="1">
+        <w:hyperlink r:id="rId20" w:history="1">
           <w:r>
             <w:rPr>
               <w:rStyle w:val="Hyperlink"/>
@@ -2607,7 +2704,7 @@
           <w:sz w:val="24"/>
           <w:u w:val="single"/>
         </w:rPr>
-        <w:hyperlink r:id="rId21" w:history="1">
+        <w:hyperlink r:id="rId22" w:history="1">
           <w:r>
             <w:rPr>
               <w:rStyle w:val="Hyperlink"/>
@@ -2625,7 +2722,7 @@
           <w:sz w:val="24"/>
           <w:u w:val="single"/>
         </w:rPr>
-        <w:hyperlink r:id="rId21" w:history="1">
+        <w:hyperlink r:id="rId22" w:history="1">
           <w:r>
             <w:rPr>
               <w:rStyle w:val="Hyperlink"/>
@@ -2643,7 +2740,7 @@
           <w:sz w:val="24"/>
           <w:u w:val="single"/>
         </w:rPr>
-        <w:hyperlink r:id="rId21" w:history="1">
+        <w:hyperlink r:id="rId22" w:history="1">
           <w:r>
             <w:rPr>
               <w:rStyle w:val="Hyperlink"/>
@@ -2659,13 +2756,47 @@
           <w:i w:val="0"/>
           <w:color w:val="0000FF"/>
           <w:sz w:val="24"/>
-        </w:rPr>
-        <w:hyperlink r:id="rId21" w:history="1">
+          <w:u w:val="single"/>
+        </w:rPr>
+        <w:t>i</w:t>
+      </w:r>
+      <w:r>
+        <w:rPr>
+          <w:rFonts w:ascii="Charis SIL Regular" w:hAnsi="Charis SIL Regular" w:eastAsia="Charis SIL Regular"/>
+          <w:b w:val="0"/>
+          <w:i w:val="0"/>
+          <w:color w:val="0000FF"/>
+          <w:sz w:val="24"/>
+          <w:u w:val="single"/>
+        </w:rPr>
+        <w:t>c</w:t>
+      </w:r>
+      <w:r>
+        <w:rPr>
+          <w:rFonts w:ascii="Charis SIL Regular" w:hAnsi="Charis SIL Regular" w:eastAsia="Charis SIL Regular"/>
+          <w:b w:val="0"/>
+          <w:i w:val="0"/>
+          <w:color w:val="0000FF"/>
+          <w:sz w:val="24"/>
+          <w:u w:val="single"/>
+        </w:rPr>
+        <w:t xml:space="preserve"> </w:t>
+      </w:r>
+      <w:r>
+        <w:rPr>
+          <w:rFonts w:ascii="Charis SIL Regular" w:hAnsi="Charis SIL Regular" w:eastAsia="Charis SIL Regular"/>
+          <w:b w:val="0"/>
+          <w:i w:val="0"/>
+          <w:color w:val="0000FF"/>
+          <w:sz w:val="24"/>
+          <w:u w:val="single"/>
+        </w:rPr>
+        <w:hyperlink r:id="rId22" w:history="1">
           <w:r>
             <w:rPr>
               <w:rStyle w:val="Hyperlink"/>
             </w:rPr>
-            <w:t>i</w:t>
+            <w:t>res</w:t>
           </w:r>
         </w:hyperlink>
       </w:r>
@@ -2676,49 +2807,19 @@
           <w:i w:val="0"/>
           <w:color w:val="0000FF"/>
           <w:sz w:val="24"/>
+        </w:rPr>
+        <w:t>e</w:t>
+      </w:r>
+      <w:r>
+        <w:rPr>
+          <w:rFonts w:ascii="Charis SIL Regular" w:hAnsi="Charis SIL Regular" w:eastAsia="Charis SIL Regular"/>
+          <w:b w:val="0"/>
+          <w:i w:val="0"/>
+          <w:color w:val="0000FF"/>
+          <w:sz w:val="24"/>
           <w:u w:val="single"/>
         </w:rPr>
-        <w:t>c</w:t>
-      </w:r>
-      <w:r>
-        <w:rPr>
-          <w:rFonts w:ascii="Charis SIL Regular" w:hAnsi="Charis SIL Regular" w:eastAsia="Charis SIL Regular"/>
-          <w:b w:val="0"/>
-          <w:i w:val="0"/>
-          <w:color w:val="0000FF"/>
-          <w:sz w:val="24"/>
-          <w:u w:val="single"/>
-        </w:rPr>
-        <w:t xml:space="preserve"> </w:t>
-      </w:r>
-      <w:r>
-        <w:rPr>
-          <w:rFonts w:ascii="Charis SIL Regular" w:hAnsi="Charis SIL Regular" w:eastAsia="Charis SIL Regular"/>
-          <w:b w:val="0"/>
-          <w:i w:val="0"/>
-          <w:color w:val="0000FF"/>
-          <w:sz w:val="24"/>
-          <w:u w:val="single"/>
-        </w:rPr>
         <w:hyperlink r:id="rId21" w:history="1">
-          <w:r>
-            <w:rPr>
-              <w:rStyle w:val="Hyperlink"/>
-            </w:rPr>
-            <w:t>rese</w:t>
-          </w:r>
-        </w:hyperlink>
-      </w:r>
-      <w:r>
-        <w:rPr>
-          <w:rFonts w:ascii="Charis SIL Regular" w:hAnsi="Charis SIL Regular" w:eastAsia="Charis SIL Regular"/>
-          <w:b w:val="0"/>
-          <w:i w:val="0"/>
-          <w:color w:val="0000FF"/>
-          <w:sz w:val="24"/>
-          <w:u w:val="single"/>
-        </w:rPr>
-        <w:hyperlink r:id="rId22" w:history="1">
           <w:r>
             <w:rPr>
               <w:rStyle w:val="Hyperlink"/>
@@ -2736,7 +2837,7 @@
           <w:sz w:val="24"/>
           <w:u w:val="single"/>
         </w:rPr>
-        <w:hyperlink r:id="rId22" w:history="1">
+        <w:hyperlink r:id="rId21" w:history="1">
           <w:r>
             <w:rPr>
               <w:rStyle w:val="Hyperlink"/>
@@ -2830,7 +2931,7 @@
           <w:sz w:val="24"/>
           <w:u w:val="single"/>
         </w:rPr>
-        <w:hyperlink r:id="rId21" w:history="1">
+        <w:hyperlink r:id="rId22" w:history="1">
           <w:r>
             <w:rPr>
               <w:rStyle w:val="Hyperlink"/>
@@ -2866,7 +2967,7 @@
           <w:sz w:val="24"/>
           <w:u w:val="single"/>
         </w:rPr>
-        <w:hyperlink r:id="rId21" w:history="1">
+        <w:hyperlink r:id="rId22" w:history="1">
           <w:r>
             <w:rPr>
               <w:rStyle w:val="Hyperlink"/>
@@ -2895,7 +2996,7 @@
           <w:sz w:val="24"/>
           <w:u w:val="single"/>
         </w:rPr>
-        <w:hyperlink r:id="rId21" w:history="1">
+        <w:hyperlink r:id="rId22" w:history="1">
           <w:r>
             <w:rPr>
               <w:rStyle w:val="Hyperlink"/>
@@ -2913,7 +3014,7 @@
           <w:sz w:val="24"/>
           <w:u w:val="single"/>
         </w:rPr>
-        <w:hyperlink r:id="rId22" w:history="1">
+        <w:hyperlink r:id="rId21" w:history="1">
           <w:r>
             <w:rPr>
               <w:rStyle w:val="Hyperlink"/>
@@ -2931,7 +3032,7 @@
           <w:sz w:val="24"/>
           <w:u w:val="single"/>
         </w:rPr>
-        <w:hyperlink r:id="rId21" w:history="1">
+        <w:hyperlink r:id="rId22" w:history="1">
           <w:r>
             <w:rPr>
               <w:rStyle w:val="Hyperlink"/>
@@ -2960,23 +3061,14 @@
           <w:i w:val="0"/>
           <w:color w:val="0000FF"/>
           <w:sz w:val="24"/>
-        </w:rPr>
-        <w:t xml:space="preserve">Christian </w:t>
-      </w:r>
-      <w:r>
-        <w:rPr>
-          <w:rFonts w:ascii="Charis SIL Regular" w:hAnsi="Charis SIL Regular" w:eastAsia="Charis SIL Regular"/>
-          <w:b w:val="0"/>
-          <w:i w:val="0"/>
-          <w:color w:val="0000FF"/>
-          <w:sz w:val="24"/>
+          <w:u w:val="single"/>
         </w:rPr>
         <w:hyperlink r:id="rId23" w:history="1">
           <w:r>
             <w:rPr>
               <w:rStyle w:val="Hyperlink"/>
             </w:rPr>
-            <w:t>missionarie</w:t>
+            <w:t>Christian</w:t>
           </w:r>
         </w:hyperlink>
       </w:r>
@@ -2989,7 +3081,72 @@
           <w:sz w:val="24"/>
           <w:u w:val="single"/>
         </w:rPr>
+        <w:t xml:space="preserve"> </w:t>
+      </w:r>
+      <w:r>
+        <w:rPr>
+          <w:rFonts w:ascii="Charis SIL Regular" w:hAnsi="Charis SIL Regular" w:eastAsia="Charis SIL Regular"/>
+          <w:b w:val="0"/>
+          <w:i w:val="0"/>
+          <w:color w:val="0000FF"/>
+          <w:sz w:val="24"/>
+          <w:u w:val="single"/>
+        </w:rPr>
         <w:hyperlink r:id="rId23" w:history="1">
+          <w:r>
+            <w:rPr>
+              <w:rStyle w:val="Hyperlink"/>
+            </w:rPr>
+            <w:t>missiona</w:t>
+          </w:r>
+        </w:hyperlink>
+      </w:r>
+      <w:r>
+        <w:rPr>
+          <w:rFonts w:ascii="Charis SIL Regular" w:hAnsi="Charis SIL Regular" w:eastAsia="Charis SIL Regular"/>
+          <w:b w:val="0"/>
+          <w:i w:val="0"/>
+          <w:color w:val="0000FF"/>
+          <w:sz w:val="24"/>
+          <w:u w:val="single"/>
+        </w:rPr>
+        <w:hyperlink r:id="rId22" w:history="1">
+          <w:r>
+            <w:rPr>
+              <w:rStyle w:val="Hyperlink"/>
+            </w:rPr>
+            <w:t>r</w:t>
+          </w:r>
+        </w:hyperlink>
+      </w:r>
+      <w:r>
+        <w:rPr>
+          <w:rFonts w:ascii="Charis SIL Regular" w:hAnsi="Charis SIL Regular" w:eastAsia="Charis SIL Regular"/>
+          <w:b w:val="0"/>
+          <w:i w:val="0"/>
+          <w:color w:val="0000FF"/>
+          <w:sz w:val="24"/>
+          <w:u w:val="single"/>
+        </w:rPr>
+        <w:hyperlink r:id="rId22" w:history="1">
+          <w:r>
+            <w:rPr>
+              <w:rStyle w:val="Hyperlink"/>
+            </w:rPr>
+            <w:t>ie</w:t>
+          </w:r>
+        </w:hyperlink>
+      </w:r>
+      <w:r>
+        <w:rPr>
+          <w:rFonts w:ascii="Charis SIL Regular" w:hAnsi="Charis SIL Regular" w:eastAsia="Charis SIL Regular"/>
+          <w:b w:val="0"/>
+          <w:i w:val="0"/>
+          <w:color w:val="0000FF"/>
+          <w:sz w:val="24"/>
+          <w:u w:val="single"/>
+        </w:rPr>
+        <w:hyperlink r:id="rId22" w:history="1">
           <w:r>
             <w:rPr>
               <w:rStyle w:val="Hyperlink"/>
@@ -3047,7 +3204,7 @@
           <w:sz w:val="24"/>
           <w:u w:val="single"/>
         </w:rPr>
-        <w:hyperlink r:id="rId23" w:history="1">
+        <w:hyperlink r:id="rId22" w:history="1">
           <w:r>
             <w:rPr>
               <w:rStyle w:val="Hyperlink"/>
@@ -3112,7 +3269,7 @@
           <w:sz w:val="24"/>
           <w:u w:val="single"/>
         </w:rPr>
-        <w:hyperlink r:id="rId22" w:history="1">
+        <w:hyperlink r:id="rId23" w:history="1">
           <w:r>
             <w:rPr>
               <w:rStyle w:val="Hyperlink"/>

--- a/EXPORTS/DOCX/published/niveau2/English/Museum.docx
+++ b/EXPORTS/DOCX/published/niveau2/English/Museum.docx
@@ -439,7 +439,7 @@
           <w:sz w:val="24"/>
           <w:u w:val="single"/>
         </w:rPr>
-        <w:hyperlink r:id="rId9" w:history="1">
+        <w:hyperlink r:id="rId10" w:history="1">
           <w:r>
             <w:rPr>
               <w:rStyle w:val="Hyperlink"/>
@@ -733,85 +733,19 @@
           <w:i w:val="0"/>
           <w:color w:val="0000FF"/>
           <w:sz w:val="24"/>
+        </w:rPr>
+        <w:t>Museum voor Lan</w:t>
+      </w:r>
+      <w:r>
+        <w:rPr>
+          <w:rFonts w:ascii="Charis SIL Regular" w:hAnsi="Charis SIL Regular" w:eastAsia="Charis SIL Regular"/>
+          <w:b w:val="0"/>
+          <w:i w:val="0"/>
+          <w:color w:val="0000FF"/>
+          <w:sz w:val="24"/>
           <w:u w:val="single"/>
         </w:rPr>
-        <w:hyperlink r:id="rId12" w:history="1">
-          <w:r>
-            <w:rPr>
-              <w:rStyle w:val="Hyperlink"/>
-            </w:rPr>
-            <w:t>Museum</w:t>
-          </w:r>
-        </w:hyperlink>
-      </w:r>
-      <w:r>
-        <w:rPr>
-          <w:rFonts w:ascii="Charis SIL Regular" w:hAnsi="Charis SIL Regular" w:eastAsia="Charis SIL Regular"/>
-          <w:b w:val="0"/>
-          <w:i w:val="0"/>
-          <w:color w:val="0000FF"/>
-          <w:sz w:val="24"/>
-          <w:u w:val="single"/>
-        </w:rPr>
-        <w:t xml:space="preserve"> </w:t>
-      </w:r>
-      <w:r>
-        <w:rPr>
-          <w:rFonts w:ascii="Charis SIL Regular" w:hAnsi="Charis SIL Regular" w:eastAsia="Charis SIL Regular"/>
-          <w:b w:val="0"/>
-          <w:i w:val="0"/>
-          <w:color w:val="0000FF"/>
-          <w:sz w:val="24"/>
-          <w:u w:val="single"/>
-        </w:rPr>
-        <w:hyperlink r:id="rId12" w:history="1">
-          <w:r>
-            <w:rPr>
-              <w:rStyle w:val="Hyperlink"/>
-            </w:rPr>
-            <w:t>voor</w:t>
-          </w:r>
-        </w:hyperlink>
-      </w:r>
-      <w:r>
-        <w:rPr>
-          <w:rFonts w:ascii="Charis SIL Regular" w:hAnsi="Charis SIL Regular" w:eastAsia="Charis SIL Regular"/>
-          <w:b w:val="0"/>
-          <w:i w:val="0"/>
-          <w:color w:val="0000FF"/>
-          <w:sz w:val="24"/>
-          <w:u w:val="single"/>
-        </w:rPr>
-        <w:t xml:space="preserve"> </w:t>
-      </w:r>
-      <w:r>
-        <w:rPr>
-          <w:rFonts w:ascii="Charis SIL Regular" w:hAnsi="Charis SIL Regular" w:eastAsia="Charis SIL Regular"/>
-          <w:b w:val="0"/>
-          <w:i w:val="0"/>
-          <w:color w:val="0000FF"/>
-          <w:sz w:val="24"/>
-          <w:u w:val="single"/>
-        </w:rPr>
-        <w:hyperlink r:id="rId12" w:history="1">
-          <w:r>
-            <w:rPr>
-              <w:rStyle w:val="Hyperlink"/>
-            </w:rPr>
-            <w:t>Lan</w:t>
-          </w:r>
-        </w:hyperlink>
-      </w:r>
-      <w:r>
-        <w:rPr>
-          <w:rFonts w:ascii="Charis SIL Regular" w:hAnsi="Charis SIL Regular" w:eastAsia="Charis SIL Regular"/>
-          <w:b w:val="0"/>
-          <w:i w:val="0"/>
-          <w:color w:val="0000FF"/>
-          <w:sz w:val="24"/>
-          <w:u w:val="single"/>
-        </w:rPr>
-        <w:hyperlink r:id="rId12" w:history="1">
+        <w:hyperlink r:id="rId11" w:history="1">
           <w:r>
             <w:rPr>
               <w:rStyle w:val="Hyperlink"/>
@@ -929,6 +863,16 @@
       </w:r>
       <w:r>
         <w:rPr>
+          <w:rFonts w:ascii="Charis SIL Regular" w:hAnsi="Charis SIL Regular" w:eastAsia="Charis SIL Regular"/>
+          <w:b w:val="0"/>
+          <w:i w:val="0"/>
+          <w:color w:val="000000"/>
+          <w:sz w:val="24"/>
+        </w:rPr>
+        <w:t>m</w:t>
+      </w:r>
+      <w:r>
+        <w:rPr>
           <w:u w:val="single" w:color="0000ff"/>
           <w:rFonts w:ascii="Charis SIL Regular" w:hAnsi="Charis SIL Regular" w:eastAsia="Charis SIL Regular"/>
           <w:b w:val="0"/>
@@ -936,7 +880,14 @@
           <w:color w:val="000000"/>
           <w:sz w:val="24"/>
         </w:rPr>
-        <w:t>m in 1</w:t>
+        <w:hyperlink r:id="rId12" w:history="1">
+          <w:r>
+            <w:rPr>
+              <w:rStyle w:val="Hyperlink"/>
+            </w:rPr>
+            <w:t xml:space="preserve"> in 1</w:t>
+          </w:r>
+        </w:hyperlink>
       </w:r>
       <w:r>
         <w:rPr>
@@ -2209,8 +2160,16 @@
           <w:i w:val="0"/>
           <w:color w:val="0000FF"/>
           <w:sz w:val="24"/>
-        </w:rPr>
-        <w:t>The trade in o</w:t>
+          <w:u w:val="single"/>
+        </w:rPr>
+        <w:hyperlink r:id="rId20" w:history="1">
+          <w:r>
+            <w:rPr>
+              <w:rStyle w:val="Hyperlink"/>
+            </w:rPr>
+            <w:t>The</w:t>
+          </w:r>
+        </w:hyperlink>
       </w:r>
       <w:r>
         <w:rPr>
@@ -2221,7 +2180,112 @@
           <w:sz w:val="24"/>
           <w:u w:val="single"/>
         </w:rPr>
+        <w:t xml:space="preserve"> </w:t>
+      </w:r>
+      <w:r>
+        <w:rPr>
+          <w:rFonts w:ascii="Charis SIL Regular" w:hAnsi="Charis SIL Regular" w:eastAsia="Charis SIL Regular"/>
+          <w:b w:val="0"/>
+          <w:i w:val="0"/>
+          <w:color w:val="0000FF"/>
+          <w:sz w:val="24"/>
+          <w:u w:val="single"/>
+        </w:rPr>
+        <w:hyperlink r:id="rId20" w:history="1">
+          <w:r>
+            <w:rPr>
+              <w:rStyle w:val="Hyperlink"/>
+            </w:rPr>
+            <w:t>t</w:t>
+          </w:r>
+        </w:hyperlink>
+      </w:r>
+      <w:r>
+        <w:rPr>
+          <w:rFonts w:ascii="Charis SIL Regular" w:hAnsi="Charis SIL Regular" w:eastAsia="Charis SIL Regular"/>
+          <w:b w:val="0"/>
+          <w:i w:val="0"/>
+          <w:color w:val="0000FF"/>
+          <w:sz w:val="24"/>
+          <w:u w:val="single"/>
+        </w:rPr>
+        <w:hyperlink r:id="rId20" w:history="1">
+          <w:r>
+            <w:rPr>
+              <w:rStyle w:val="Hyperlink"/>
+            </w:rPr>
+            <w:t>rade</w:t>
+          </w:r>
+        </w:hyperlink>
+      </w:r>
+      <w:r>
+        <w:rPr>
+          <w:rFonts w:ascii="Charis SIL Regular" w:hAnsi="Charis SIL Regular" w:eastAsia="Charis SIL Regular"/>
+          <w:b w:val="0"/>
+          <w:i w:val="0"/>
+          <w:color w:val="0000FF"/>
+          <w:sz w:val="24"/>
+          <w:u w:val="single"/>
+        </w:rPr>
+        <w:t xml:space="preserve"> </w:t>
+      </w:r>
+      <w:r>
+        <w:rPr>
+          <w:rFonts w:ascii="Charis SIL Regular" w:hAnsi="Charis SIL Regular" w:eastAsia="Charis SIL Regular"/>
+          <w:b w:val="0"/>
+          <w:i w:val="0"/>
+          <w:color w:val="0000FF"/>
+          <w:sz w:val="24"/>
+          <w:u w:val="single"/>
+        </w:rPr>
         <w:hyperlink r:id="rId19" w:history="1">
+          <w:r>
+            <w:rPr>
+              <w:rStyle w:val="Hyperlink"/>
+            </w:rPr>
+            <w:t>in</w:t>
+          </w:r>
+        </w:hyperlink>
+      </w:r>
+      <w:r>
+        <w:rPr>
+          <w:rFonts w:ascii="Charis SIL Regular" w:hAnsi="Charis SIL Regular" w:eastAsia="Charis SIL Regular"/>
+          <w:b w:val="0"/>
+          <w:i w:val="0"/>
+          <w:color w:val="0000FF"/>
+          <w:sz w:val="24"/>
+          <w:u w:val="single"/>
+        </w:rPr>
+        <w:t xml:space="preserve"> </w:t>
+      </w:r>
+      <w:r>
+        <w:rPr>
+          <w:rFonts w:ascii="Charis SIL Regular" w:hAnsi="Charis SIL Regular" w:eastAsia="Charis SIL Regular"/>
+          <w:b w:val="0"/>
+          <w:i w:val="0"/>
+          <w:color w:val="0000FF"/>
+          <w:sz w:val="24"/>
+          <w:u w:val="single"/>
+        </w:rPr>
+        <w:hyperlink r:id="rId20" w:history="1">
+          <w:r>
+            <w:rPr>
+              <w:rStyle w:val="Hyperlink"/>
+            </w:rPr>
+            <w:t>o</w:t>
+          </w:r>
+        </w:hyperlink>
+      </w:r>
+      <w:r>
+        <w:rPr>
+          <w:rFonts w:ascii="Charis SIL Regular" w:hAnsi="Charis SIL Regular" w:eastAsia="Charis SIL Regular"/>
+          <w:b w:val="0"/>
+          <w:i w:val="0"/>
+          <w:color w:val="0000FF"/>
+          <w:sz w:val="24"/>
+          <w:u w:val="single"/>
+        </w:rPr>
+        <w:hyperlink r:id="rId20" w:history="1">
           <w:r>
             <w:rPr>
               <w:rStyle w:val="Hyperlink"/>
@@ -2239,7 +2303,7 @@
           <w:sz w:val="24"/>
           <w:u w:val="single"/>
         </w:rPr>
-        <w:hyperlink r:id="rId19" w:history="1">
+        <w:hyperlink r:id="rId20" w:history="1">
           <w:r>
             <w:rPr>
               <w:rStyle w:val="Hyperlink"/>
@@ -2257,7 +2321,7 @@
           <w:sz w:val="24"/>
           <w:u w:val="single"/>
         </w:rPr>
-        <w:hyperlink r:id="rId19" w:history="1">
+        <w:hyperlink r:id="rId20" w:history="1">
           <w:r>
             <w:rPr>
               <w:rStyle w:val="Hyperlink"/>
@@ -2344,7 +2408,7 @@
           <w:sz w:val="24"/>
           <w:u w:val="single"/>
         </w:rPr>
-        <w:hyperlink r:id="rId19" w:history="1">
+        <w:hyperlink r:id="rId20" w:history="1">
           <w:r>
             <w:rPr>
               <w:rStyle w:val="Hyperlink"/>
@@ -2399,7 +2463,6 @@
           <w:i w:val="0"/>
           <w:color w:val="0000FF"/>
           <w:sz w:val="24"/>
-          <w:u w:val="single"/>
         </w:rPr>
         <w:t>Arm</w:t>
       </w:r>
@@ -2535,7 +2598,7 @@
           <w:sz w:val="24"/>
           <w:u w:val="single"/>
         </w:rPr>
-        <w:hyperlink r:id="rId21" w:history="1">
+        <w:hyperlink r:id="rId20" w:history="1">
           <w:r>
             <w:rPr>
               <w:rStyle w:val="Hyperlink"/>
@@ -2551,6 +2614,34 @@
           <w:i w:val="0"/>
           <w:color w:val="0000FF"/>
           <w:sz w:val="24"/>
+        </w:rPr>
+        <w:t xml:space="preserve">nnel </w:t>
+      </w:r>
+      <w:r>
+        <w:rPr>
+          <w:rFonts w:ascii="Charis SIL Regular" w:hAnsi="Charis SIL Regular" w:eastAsia="Charis SIL Regular"/>
+          <w:b w:val="0"/>
+          <w:i w:val="0"/>
+          <w:color w:val="0000FF"/>
+          <w:sz w:val="24"/>
+          <w:u w:val="single"/>
+        </w:rPr>
+        <w:hyperlink r:id="rId20" w:history="1">
+          <w:r>
+            <w:rPr>
+              <w:rStyle w:val="Hyperlink"/>
+            </w:rPr>
+            <w:t>i</w:t>
+          </w:r>
+        </w:hyperlink>
+      </w:r>
+      <w:r>
+        <w:rPr>
+          <w:rFonts w:ascii="Charis SIL Regular" w:hAnsi="Charis SIL Regular" w:eastAsia="Charis SIL Regular"/>
+          <w:b w:val="0"/>
+          <w:i w:val="0"/>
+          <w:color w:val="0000FF"/>
+          <w:sz w:val="24"/>
           <w:u w:val="single"/>
         </w:rPr>
         <w:hyperlink r:id="rId21" w:history="1">
@@ -2558,7 +2649,7 @@
             <w:rPr>
               <w:rStyle w:val="Hyperlink"/>
             </w:rPr>
-            <w:t>nnel</w:t>
+            <w:t>n</w:t>
           </w:r>
         </w:hyperlink>
       </w:r>
@@ -2583,35 +2674,6 @@
           <w:u w:val="single"/>
         </w:rPr>
         <w:hyperlink r:id="rId21" w:history="1">
-          <w:r>
-            <w:rPr>
-              <w:rStyle w:val="Hyperlink"/>
-            </w:rPr>
-            <w:t>in</w:t>
-          </w:r>
-        </w:hyperlink>
-      </w:r>
-      <w:r>
-        <w:rPr>
-          <w:rFonts w:ascii="Charis SIL Regular" w:hAnsi="Charis SIL Regular" w:eastAsia="Charis SIL Regular"/>
-          <w:b w:val="0"/>
-          <w:i w:val="0"/>
-          <w:color w:val="0000FF"/>
-          <w:sz w:val="24"/>
-          <w:u w:val="single"/>
-        </w:rPr>
-        <w:t xml:space="preserve"> </w:t>
-      </w:r>
-      <w:r>
-        <w:rPr>
-          <w:rFonts w:ascii="Charis SIL Regular" w:hAnsi="Charis SIL Regular" w:eastAsia="Charis SIL Regular"/>
-          <w:b w:val="0"/>
-          <w:i w:val="0"/>
-          <w:color w:val="0000FF"/>
-          <w:sz w:val="24"/>
-          <w:u w:val="single"/>
-        </w:rPr>
-        <w:hyperlink r:id="rId20" w:history="1">
           <w:r>
             <w:rPr>
               <w:rStyle w:val="Hyperlink"/>
@@ -2629,7 +2691,7 @@
           <w:sz w:val="24"/>
           <w:u w:val="single"/>
         </w:rPr>
-        <w:hyperlink r:id="rId20" w:history="1">
+        <w:hyperlink r:id="rId21" w:history="1">
           <w:r>
             <w:rPr>
               <w:rStyle w:val="Hyperlink"/>
@@ -2658,7 +2720,7 @@
           <w:sz w:val="24"/>
           <w:u w:val="single"/>
         </w:rPr>
-        <w:hyperlink r:id="rId20" w:history="1">
+        <w:hyperlink r:id="rId21" w:history="1">
           <w:r>
             <w:rPr>
               <w:rStyle w:val="Hyperlink"/>
@@ -2704,7 +2766,7 @@
           <w:sz w:val="24"/>
           <w:u w:val="single"/>
         </w:rPr>
-        <w:hyperlink r:id="rId22" w:history="1">
+        <w:hyperlink r:id="rId21" w:history="1">
           <w:r>
             <w:rPr>
               <w:rStyle w:val="Hyperlink"/>
@@ -2722,12 +2784,44 @@
           <w:sz w:val="24"/>
           <w:u w:val="single"/>
         </w:rPr>
+        <w:t>ntifi</w:t>
+      </w:r>
+      <w:r>
+        <w:rPr>
+          <w:rFonts w:ascii="Charis SIL Regular" w:hAnsi="Charis SIL Regular" w:eastAsia="Charis SIL Regular"/>
+          <w:b w:val="0"/>
+          <w:i w:val="0"/>
+          <w:color w:val="0000FF"/>
+          <w:sz w:val="24"/>
+        </w:rPr>
+        <w:t>c</w:t>
+      </w:r>
+      <w:r>
+        <w:rPr>
+          <w:rFonts w:ascii="Charis SIL Regular" w:hAnsi="Charis SIL Regular" w:eastAsia="Charis SIL Regular"/>
+          <w:b w:val="0"/>
+          <w:i w:val="0"/>
+          <w:color w:val="0000FF"/>
+          <w:sz w:val="24"/>
+          <w:u w:val="single"/>
+        </w:rPr>
+        <w:t xml:space="preserve"> </w:t>
+      </w:r>
+      <w:r>
+        <w:rPr>
+          <w:rFonts w:ascii="Charis SIL Regular" w:hAnsi="Charis SIL Regular" w:eastAsia="Charis SIL Regular"/>
+          <w:b w:val="0"/>
+          <w:i w:val="0"/>
+          <w:color w:val="0000FF"/>
+          <w:sz w:val="24"/>
+          <w:u w:val="single"/>
+        </w:rPr>
         <w:hyperlink r:id="rId22" w:history="1">
           <w:r>
             <w:rPr>
               <w:rStyle w:val="Hyperlink"/>
             </w:rPr>
-            <w:t>n</w:t>
+            <w:t>rese</w:t>
           </w:r>
         </w:hyperlink>
       </w:r>
@@ -2741,85 +2835,6 @@
           <w:u w:val="single"/>
         </w:rPr>
         <w:hyperlink r:id="rId22" w:history="1">
-          <w:r>
-            <w:rPr>
-              <w:rStyle w:val="Hyperlink"/>
-            </w:rPr>
-            <w:t>tif</w:t>
-          </w:r>
-        </w:hyperlink>
-      </w:r>
-      <w:r>
-        <w:rPr>
-          <w:rFonts w:ascii="Charis SIL Regular" w:hAnsi="Charis SIL Regular" w:eastAsia="Charis SIL Regular"/>
-          <w:b w:val="0"/>
-          <w:i w:val="0"/>
-          <w:color w:val="0000FF"/>
-          <w:sz w:val="24"/>
-          <w:u w:val="single"/>
-        </w:rPr>
-        <w:t>i</w:t>
-      </w:r>
-      <w:r>
-        <w:rPr>
-          <w:rFonts w:ascii="Charis SIL Regular" w:hAnsi="Charis SIL Regular" w:eastAsia="Charis SIL Regular"/>
-          <w:b w:val="0"/>
-          <w:i w:val="0"/>
-          <w:color w:val="0000FF"/>
-          <w:sz w:val="24"/>
-          <w:u w:val="single"/>
-        </w:rPr>
-        <w:t>c</w:t>
-      </w:r>
-      <w:r>
-        <w:rPr>
-          <w:rFonts w:ascii="Charis SIL Regular" w:hAnsi="Charis SIL Regular" w:eastAsia="Charis SIL Regular"/>
-          <w:b w:val="0"/>
-          <w:i w:val="0"/>
-          <w:color w:val="0000FF"/>
-          <w:sz w:val="24"/>
-          <w:u w:val="single"/>
-        </w:rPr>
-        <w:t xml:space="preserve"> </w:t>
-      </w:r>
-      <w:r>
-        <w:rPr>
-          <w:rFonts w:ascii="Charis SIL Regular" w:hAnsi="Charis SIL Regular" w:eastAsia="Charis SIL Regular"/>
-          <w:b w:val="0"/>
-          <w:i w:val="0"/>
-          <w:color w:val="0000FF"/>
-          <w:sz w:val="24"/>
-          <w:u w:val="single"/>
-        </w:rPr>
-        <w:hyperlink r:id="rId22" w:history="1">
-          <w:r>
-            <w:rPr>
-              <w:rStyle w:val="Hyperlink"/>
-            </w:rPr>
-            <w:t>res</w:t>
-          </w:r>
-        </w:hyperlink>
-      </w:r>
-      <w:r>
-        <w:rPr>
-          <w:rFonts w:ascii="Charis SIL Regular" w:hAnsi="Charis SIL Regular" w:eastAsia="Charis SIL Regular"/>
-          <w:b w:val="0"/>
-          <w:i w:val="0"/>
-          <w:color w:val="0000FF"/>
-          <w:sz w:val="24"/>
-        </w:rPr>
-        <w:t>e</w:t>
-      </w:r>
-      <w:r>
-        <w:rPr>
-          <w:rFonts w:ascii="Charis SIL Regular" w:hAnsi="Charis SIL Regular" w:eastAsia="Charis SIL Regular"/>
-          <w:b w:val="0"/>
-          <w:i w:val="0"/>
-          <w:color w:val="0000FF"/>
-          <w:sz w:val="24"/>
-          <w:u w:val="single"/>
-        </w:rPr>
-        <w:hyperlink r:id="rId21" w:history="1">
           <w:r>
             <w:rPr>
               <w:rStyle w:val="Hyperlink"/>
@@ -2931,7 +2946,7 @@
           <w:sz w:val="24"/>
           <w:u w:val="single"/>
         </w:rPr>
-        <w:hyperlink r:id="rId22" w:history="1">
+        <w:hyperlink r:id="rId21" w:history="1">
           <w:r>
             <w:rPr>
               <w:rStyle w:val="Hyperlink"/>
@@ -2949,7 +2964,7 @@
           <w:sz w:val="24"/>
           <w:u w:val="single"/>
         </w:rPr>
-        <w:hyperlink r:id="rId22" w:history="1">
+        <w:hyperlink r:id="rId21" w:history="1">
           <w:r>
             <w:rPr>
               <w:rStyle w:val="Hyperlink"/>
@@ -2967,7 +2982,7 @@
           <w:sz w:val="24"/>
           <w:u w:val="single"/>
         </w:rPr>
-        <w:hyperlink r:id="rId22" w:history="1">
+        <w:hyperlink r:id="rId21" w:history="1">
           <w:r>
             <w:rPr>
               <w:rStyle w:val="Hyperlink"/>
@@ -2996,7 +3011,7 @@
           <w:sz w:val="24"/>
           <w:u w:val="single"/>
         </w:rPr>
-        <w:hyperlink r:id="rId22" w:history="1">
+        <w:hyperlink r:id="rId21" w:history="1">
           <w:r>
             <w:rPr>
               <w:rStyle w:val="Hyperlink"/>
@@ -3032,7 +3047,7 @@
           <w:sz w:val="24"/>
           <w:u w:val="single"/>
         </w:rPr>
-        <w:hyperlink r:id="rId22" w:history="1">
+        <w:hyperlink r:id="rId21" w:history="1">
           <w:r>
             <w:rPr>
               <w:rStyle w:val="Hyperlink"/>
@@ -3079,7 +3094,6 @@
           <w:i w:val="0"/>
           <w:color w:val="0000FF"/>
           <w:sz w:val="24"/>
-          <w:u w:val="single"/>
         </w:rPr>
         <w:t xml:space="preserve"> </w:t>
       </w:r>
@@ -3128,7 +3142,7 @@
           <w:sz w:val="24"/>
           <w:u w:val="single"/>
         </w:rPr>
-        <w:hyperlink r:id="rId22" w:history="1">
+        <w:hyperlink r:id="rId23" w:history="1">
           <w:r>
             <w:rPr>
               <w:rStyle w:val="Hyperlink"/>
@@ -3146,7 +3160,7 @@
           <w:sz w:val="24"/>
           <w:u w:val="single"/>
         </w:rPr>
-        <w:hyperlink r:id="rId22" w:history="1">
+        <w:hyperlink r:id="rId23" w:history="1">
           <w:r>
             <w:rPr>
               <w:rStyle w:val="Hyperlink"/>
@@ -3175,7 +3189,7 @@
           <w:sz w:val="24"/>
           <w:u w:val="single"/>
         </w:rPr>
-        <w:hyperlink r:id="rId23" w:history="1">
+        <w:hyperlink r:id="rId22" w:history="1">
           <w:r>
             <w:rPr>
               <w:rStyle w:val="Hyperlink"/>
@@ -3240,7 +3254,7 @@
           <w:sz w:val="24"/>
           <w:u w:val="single"/>
         </w:rPr>
-        <w:hyperlink r:id="rId23" w:history="1">
+        <w:hyperlink r:id="rId22" w:history="1">
           <w:r>
             <w:rPr>
               <w:rStyle w:val="Hyperlink"/>

--- a/EXPORTS/DOCX/published/niveau2/English/Museum.docx
+++ b/EXPORTS/DOCX/published/niveau2/English/Museum.docx
@@ -457,7 +457,7 @@
           <w:sz w:val="24"/>
           <w:u w:val="single"/>
         </w:rPr>
-        <w:hyperlink r:id="rId9" w:history="1">
+        <w:hyperlink r:id="rId10" w:history="1">
           <w:r>
             <w:rPr>
               <w:rStyle w:val="Hyperlink"/>
@@ -733,8 +733,37 @@
           <w:i w:val="0"/>
           <w:color w:val="0000FF"/>
           <w:sz w:val="24"/>
-        </w:rPr>
-        <w:t>Museum voor Lan</w:t>
+          <w:u w:val="single"/>
+        </w:rPr>
+        <w:hyperlink r:id="rId12" w:history="1">
+          <w:r>
+            <w:rPr>
+              <w:rStyle w:val="Hyperlink"/>
+            </w:rPr>
+            <w:t>Museum</w:t>
+          </w:r>
+        </w:hyperlink>
+      </w:r>
+      <w:r>
+        <w:rPr>
+          <w:rFonts w:ascii="Charis SIL Regular" w:hAnsi="Charis SIL Regular" w:eastAsia="Charis SIL Regular"/>
+          <w:b w:val="0"/>
+          <w:i w:val="0"/>
+          <w:color w:val="0000FF"/>
+          <w:sz w:val="24"/>
+          <w:u w:val="single"/>
+        </w:rPr>
+        <w:t xml:space="preserve"> </w:t>
+      </w:r>
+      <w:r>
+        <w:rPr>
+          <w:rFonts w:ascii="Charis SIL Regular" w:hAnsi="Charis SIL Regular" w:eastAsia="Charis SIL Regular"/>
+          <w:b w:val="0"/>
+          <w:i w:val="0"/>
+          <w:color w:val="0000FF"/>
+          <w:sz w:val="24"/>
+        </w:rPr>
+        <w:t>voor Lan</w:t>
       </w:r>
       <w:r>
         <w:rPr>
@@ -2191,7 +2220,7 @@
           <w:sz w:val="24"/>
           <w:u w:val="single"/>
         </w:rPr>
-        <w:hyperlink r:id="rId20" w:history="1">
+        <w:hyperlink r:id="rId19" w:history="1">
           <w:r>
             <w:rPr>
               <w:rStyle w:val="Hyperlink"/>
@@ -2209,7 +2238,7 @@
           <w:sz w:val="24"/>
           <w:u w:val="single"/>
         </w:rPr>
-        <w:hyperlink r:id="rId20" w:history="1">
+        <w:hyperlink r:id="rId19" w:history="1">
           <w:r>
             <w:rPr>
               <w:rStyle w:val="Hyperlink"/>
@@ -2267,7 +2296,7 @@
           <w:sz w:val="24"/>
           <w:u w:val="single"/>
         </w:rPr>
-        <w:hyperlink r:id="rId20" w:history="1">
+        <w:hyperlink r:id="rId19" w:history="1">
           <w:r>
             <w:rPr>
               <w:rStyle w:val="Hyperlink"/>
@@ -2285,7 +2314,7 @@
           <w:sz w:val="24"/>
           <w:u w:val="single"/>
         </w:rPr>
-        <w:hyperlink r:id="rId20" w:history="1">
+        <w:hyperlink r:id="rId19" w:history="1">
           <w:r>
             <w:rPr>
               <w:rStyle w:val="Hyperlink"/>
@@ -2303,7 +2332,7 @@
           <w:sz w:val="24"/>
           <w:u w:val="single"/>
         </w:rPr>
-        <w:hyperlink r:id="rId20" w:history="1">
+        <w:hyperlink r:id="rId19" w:history="1">
           <w:r>
             <w:rPr>
               <w:rStyle w:val="Hyperlink"/>
@@ -2321,7 +2350,7 @@
           <w:sz w:val="24"/>
           <w:u w:val="single"/>
         </w:rPr>
-        <w:hyperlink r:id="rId20" w:history="1">
+        <w:hyperlink r:id="rId19" w:history="1">
           <w:r>
             <w:rPr>
               <w:rStyle w:val="Hyperlink"/>
@@ -2408,7 +2437,7 @@
           <w:sz w:val="24"/>
           <w:u w:val="single"/>
         </w:rPr>
-        <w:hyperlink r:id="rId20" w:history="1">
+        <w:hyperlink r:id="rId19" w:history="1">
           <w:r>
             <w:rPr>
               <w:rStyle w:val="Hyperlink"/>
@@ -2463,8 +2492,16 @@
           <w:i w:val="0"/>
           <w:color w:val="0000FF"/>
           <w:sz w:val="24"/>
-        </w:rPr>
-        <w:t>Arm</w:t>
+          <w:u w:val="single"/>
+        </w:rPr>
+        <w:hyperlink r:id="rId20" w:history="1">
+          <w:r>
+            <w:rPr>
+              <w:rStyle w:val="Hyperlink"/>
+            </w:rPr>
+            <w:t>Arm</w:t>
+          </w:r>
+        </w:hyperlink>
       </w:r>
       <w:r>
         <w:rPr>
@@ -2614,8 +2651,27 @@
           <w:i w:val="0"/>
           <w:color w:val="0000FF"/>
           <w:sz w:val="24"/>
-        </w:rPr>
-        <w:t xml:space="preserve">nnel </w:t>
+          <w:u w:val="single"/>
+        </w:rPr>
+        <w:hyperlink r:id="rId20" w:history="1">
+          <w:r>
+            <w:rPr>
+              <w:rStyle w:val="Hyperlink"/>
+            </w:rPr>
+            <w:t>nnel</w:t>
+          </w:r>
+        </w:hyperlink>
+      </w:r>
+      <w:r>
+        <w:rPr>
+          <w:rFonts w:ascii="Charis SIL Regular" w:hAnsi="Charis SIL Regular" w:eastAsia="Charis SIL Regular"/>
+          <w:b w:val="0"/>
+          <w:i w:val="0"/>
+          <w:color w:val="0000FF"/>
+          <w:sz w:val="24"/>
+          <w:u w:val="single"/>
+        </w:rPr>
+        <w:t xml:space="preserve"> </w:t>
       </w:r>
       <w:r>
         <w:rPr>
@@ -2644,6 +2700,146 @@
           <w:sz w:val="24"/>
           <w:u w:val="single"/>
         </w:rPr>
+        <w:hyperlink r:id="rId20" w:history="1">
+          <w:r>
+            <w:rPr>
+              <w:rStyle w:val="Hyperlink"/>
+            </w:rPr>
+            <w:t>n</w:t>
+          </w:r>
+        </w:hyperlink>
+      </w:r>
+      <w:r>
+        <w:rPr>
+          <w:rFonts w:ascii="Charis SIL Regular" w:hAnsi="Charis SIL Regular" w:eastAsia="Charis SIL Regular"/>
+          <w:b w:val="0"/>
+          <w:i w:val="0"/>
+          <w:color w:val="0000FF"/>
+          <w:sz w:val="24"/>
+          <w:u w:val="single"/>
+        </w:rPr>
+        <w:t xml:space="preserve"> </w:t>
+      </w:r>
+      <w:r>
+        <w:rPr>
+          <w:rFonts w:ascii="Charis SIL Regular" w:hAnsi="Charis SIL Regular" w:eastAsia="Charis SIL Regular"/>
+          <w:b w:val="0"/>
+          <w:i w:val="0"/>
+          <w:color w:val="0000FF"/>
+          <w:sz w:val="24"/>
+          <w:u w:val="single"/>
+        </w:rPr>
+        <w:hyperlink r:id="rId20" w:history="1">
+          <w:r>
+            <w:rPr>
+              <w:rStyle w:val="Hyperlink"/>
+            </w:rPr>
+            <w:t>colonise</w:t>
+          </w:r>
+        </w:hyperlink>
+      </w:r>
+      <w:r>
+        <w:rPr>
+          <w:rFonts w:ascii="Charis SIL Regular" w:hAnsi="Charis SIL Regular" w:eastAsia="Charis SIL Regular"/>
+          <w:b w:val="0"/>
+          <w:i w:val="0"/>
+          <w:color w:val="0000FF"/>
+          <w:sz w:val="24"/>
+          <w:u w:val="single"/>
+        </w:rPr>
+        <w:hyperlink r:id="rId20" w:history="1">
+          <w:r>
+            <w:rPr>
+              <w:rStyle w:val="Hyperlink"/>
+            </w:rPr>
+            <w:t>d</w:t>
+          </w:r>
+        </w:hyperlink>
+      </w:r>
+      <w:r>
+        <w:rPr>
+          <w:rFonts w:ascii="Charis SIL Regular" w:hAnsi="Charis SIL Regular" w:eastAsia="Charis SIL Regular"/>
+          <w:b w:val="0"/>
+          <w:i w:val="0"/>
+          <w:color w:val="0000FF"/>
+          <w:sz w:val="24"/>
+          <w:u w:val="single"/>
+        </w:rPr>
+        <w:t xml:space="preserve"> </w:t>
+      </w:r>
+      <w:r>
+        <w:rPr>
+          <w:rFonts w:ascii="Charis SIL Regular" w:hAnsi="Charis SIL Regular" w:eastAsia="Charis SIL Regular"/>
+          <w:b w:val="0"/>
+          <w:i w:val="0"/>
+          <w:color w:val="0000FF"/>
+          <w:sz w:val="24"/>
+          <w:u w:val="single"/>
+        </w:rPr>
+        <w:hyperlink r:id="rId20" w:history="1">
+          <w:r>
+            <w:rPr>
+              <w:rStyle w:val="Hyperlink"/>
+            </w:rPr>
+            <w:t>territo</w:t>
+          </w:r>
+        </w:hyperlink>
+      </w:r>
+      <w:r>
+        <w:rPr>
+          <w:rFonts w:ascii="Charis SIL Regular" w:hAnsi="Charis SIL Regular" w:eastAsia="Charis SIL Regular"/>
+          <w:b w:val="0"/>
+          <w:i w:val="0"/>
+          <w:color w:val="0000FF"/>
+          <w:sz w:val="24"/>
+          <w:u w:val="single"/>
+        </w:rPr>
+        <w:hyperlink r:id="rId21" w:history="1">
+          <w:r>
+            <w:rPr>
+              <w:rStyle w:val="Hyperlink"/>
+            </w:rPr>
+            <w:t>ries</w:t>
+          </w:r>
+        </w:hyperlink>
+      </w:r>
+      <w:r>
+        <w:rPr>
+          <w:rFonts w:ascii="Charis SIL Regular" w:hAnsi="Charis SIL Regular" w:eastAsia="Charis SIL Regular"/>
+          <w:b w:val="0"/>
+          <w:i w:val="0"/>
+          <w:color w:val="000000"/>
+          <w:sz w:val="24"/>
+        </w:rPr>
+        <w:t xml:space="preserve">•  </w:t>
+      </w:r>
+      <w:r>
+        <w:rPr>
+          <w:rFonts w:ascii="Charis SIL Regular" w:hAnsi="Charis SIL Regular" w:eastAsia="Charis SIL Regular"/>
+          <w:b w:val="0"/>
+          <w:i w:val="0"/>
+          <w:color w:val="0000FF"/>
+          <w:sz w:val="24"/>
+          <w:u w:val="single"/>
+        </w:rPr>
+        <w:hyperlink r:id="rId21" w:history="1">
+          <w:r>
+            <w:rPr>
+              <w:rStyle w:val="Hyperlink"/>
+            </w:rPr>
+            <w:t>Scie</w:t>
+          </w:r>
+        </w:hyperlink>
+      </w:r>
+      <w:r>
+        <w:rPr>
+          <w:rFonts w:ascii="Charis SIL Regular" w:hAnsi="Charis SIL Regular" w:eastAsia="Charis SIL Regular"/>
+          <w:b w:val="0"/>
+          <w:i w:val="0"/>
+          <w:color w:val="0000FF"/>
+          <w:sz w:val="24"/>
+          <w:u w:val="single"/>
+        </w:rPr>
         <w:hyperlink r:id="rId21" w:history="1">
           <w:r>
             <w:rPr>
@@ -2662,23 +2858,12 @@
           <w:sz w:val="24"/>
           <w:u w:val="single"/>
         </w:rPr>
-        <w:t xml:space="preserve"> </w:t>
-      </w:r>
-      <w:r>
-        <w:rPr>
-          <w:rFonts w:ascii="Charis SIL Regular" w:hAnsi="Charis SIL Regular" w:eastAsia="Charis SIL Regular"/>
-          <w:b w:val="0"/>
-          <w:i w:val="0"/>
-          <w:color w:val="0000FF"/>
-          <w:sz w:val="24"/>
-          <w:u w:val="single"/>
-        </w:rPr>
         <w:hyperlink r:id="rId21" w:history="1">
           <w:r>
             <w:rPr>
               <w:rStyle w:val="Hyperlink"/>
             </w:rPr>
-            <w:t>colonise</w:t>
+            <w:t>tif</w:t>
           </w:r>
         </w:hyperlink>
       </w:r>
@@ -2696,7 +2881,7 @@
             <w:rPr>
               <w:rStyle w:val="Hyperlink"/>
             </w:rPr>
-            <w:t>d</w:t>
+            <w:t>i</w:t>
           </w:r>
         </w:hyperlink>
       </w:r>
@@ -2709,6 +2894,17 @@
           <w:sz w:val="24"/>
           <w:u w:val="single"/>
         </w:rPr>
+        <w:t>c</w:t>
+      </w:r>
+      <w:r>
+        <w:rPr>
+          <w:rFonts w:ascii="Charis SIL Regular" w:hAnsi="Charis SIL Regular" w:eastAsia="Charis SIL Regular"/>
+          <w:b w:val="0"/>
+          <w:i w:val="0"/>
+          <w:color w:val="0000FF"/>
+          <w:sz w:val="24"/>
+          <w:u w:val="single"/>
+        </w:rPr>
         <w:t xml:space="preserve"> </w:t>
       </w:r>
       <w:r>
@@ -2721,102 +2917,6 @@
           <w:u w:val="single"/>
         </w:rPr>
         <w:hyperlink r:id="rId21" w:history="1">
-          <w:r>
-            <w:rPr>
-              <w:rStyle w:val="Hyperlink"/>
-            </w:rPr>
-            <w:t>territo</w:t>
-          </w:r>
-        </w:hyperlink>
-      </w:r>
-      <w:r>
-        <w:rPr>
-          <w:rFonts w:ascii="Charis SIL Regular" w:hAnsi="Charis SIL Regular" w:eastAsia="Charis SIL Regular"/>
-          <w:b w:val="0"/>
-          <w:i w:val="0"/>
-          <w:color w:val="0000FF"/>
-          <w:sz w:val="24"/>
-          <w:u w:val="single"/>
-        </w:rPr>
-        <w:hyperlink r:id="rId21" w:history="1">
-          <w:r>
-            <w:rPr>
-              <w:rStyle w:val="Hyperlink"/>
-            </w:rPr>
-            <w:t>ries</w:t>
-          </w:r>
-        </w:hyperlink>
-      </w:r>
-      <w:r>
-        <w:rPr>
-          <w:rFonts w:ascii="Charis SIL Regular" w:hAnsi="Charis SIL Regular" w:eastAsia="Charis SIL Regular"/>
-          <w:b w:val="0"/>
-          <w:i w:val="0"/>
-          <w:color w:val="000000"/>
-          <w:sz w:val="24"/>
-        </w:rPr>
-        <w:t xml:space="preserve">•  </w:t>
-      </w:r>
-      <w:r>
-        <w:rPr>
-          <w:rFonts w:ascii="Charis SIL Regular" w:hAnsi="Charis SIL Regular" w:eastAsia="Charis SIL Regular"/>
-          <w:b w:val="0"/>
-          <w:i w:val="0"/>
-          <w:color w:val="0000FF"/>
-          <w:sz w:val="24"/>
-          <w:u w:val="single"/>
-        </w:rPr>
-        <w:hyperlink r:id="rId21" w:history="1">
-          <w:r>
-            <w:rPr>
-              <w:rStyle w:val="Hyperlink"/>
-            </w:rPr>
-            <w:t>Scie</w:t>
-          </w:r>
-        </w:hyperlink>
-      </w:r>
-      <w:r>
-        <w:rPr>
-          <w:rFonts w:ascii="Charis SIL Regular" w:hAnsi="Charis SIL Regular" w:eastAsia="Charis SIL Regular"/>
-          <w:b w:val="0"/>
-          <w:i w:val="0"/>
-          <w:color w:val="0000FF"/>
-          <w:sz w:val="24"/>
-          <w:u w:val="single"/>
-        </w:rPr>
-        <w:t>ntifi</w:t>
-      </w:r>
-      <w:r>
-        <w:rPr>
-          <w:rFonts w:ascii="Charis SIL Regular" w:hAnsi="Charis SIL Regular" w:eastAsia="Charis SIL Regular"/>
-          <w:b w:val="0"/>
-          <w:i w:val="0"/>
-          <w:color w:val="0000FF"/>
-          <w:sz w:val="24"/>
-        </w:rPr>
-        <w:t>c</w:t>
-      </w:r>
-      <w:r>
-        <w:rPr>
-          <w:rFonts w:ascii="Charis SIL Regular" w:hAnsi="Charis SIL Regular" w:eastAsia="Charis SIL Regular"/>
-          <w:b w:val="0"/>
-          <w:i w:val="0"/>
-          <w:color w:val="0000FF"/>
-          <w:sz w:val="24"/>
-          <w:u w:val="single"/>
-        </w:rPr>
-        <w:t xml:space="preserve"> </w:t>
-      </w:r>
-      <w:r>
-        <w:rPr>
-          <w:rFonts w:ascii="Charis SIL Regular" w:hAnsi="Charis SIL Regular" w:eastAsia="Charis SIL Regular"/>
-          <w:b w:val="0"/>
-          <w:i w:val="0"/>
-          <w:color w:val="0000FF"/>
-          <w:sz w:val="24"/>
-          <w:u w:val="single"/>
-        </w:rPr>
-        <w:hyperlink r:id="rId22" w:history="1">
           <w:r>
             <w:rPr>
               <w:rStyle w:val="Hyperlink"/>
@@ -2834,7 +2934,7 @@
           <w:sz w:val="24"/>
           <w:u w:val="single"/>
         </w:rPr>
-        <w:hyperlink r:id="rId22" w:history="1">
+        <w:hyperlink r:id="rId21" w:history="1">
           <w:r>
             <w:rPr>
               <w:rStyle w:val="Hyperlink"/>
@@ -2881,6 +2981,325 @@
           <w:sz w:val="24"/>
           <w:u w:val="single"/>
         </w:rPr>
+        <w:hyperlink r:id="rId21" w:history="1">
+          <w:r>
+            <w:rPr>
+              <w:rStyle w:val="Hyperlink"/>
+            </w:rPr>
+            <w:t>in</w:t>
+          </w:r>
+        </w:hyperlink>
+      </w:r>
+      <w:r>
+        <w:rPr>
+          <w:rFonts w:ascii="Charis SIL Regular" w:hAnsi="Charis SIL Regular" w:eastAsia="Charis SIL Regular"/>
+          <w:b w:val="0"/>
+          <w:i w:val="0"/>
+          <w:color w:val="0000FF"/>
+          <w:sz w:val="24"/>
+          <w:u w:val="single"/>
+        </w:rPr>
+        <w:t xml:space="preserve"> </w:t>
+      </w:r>
+      <w:r>
+        <w:rPr>
+          <w:rFonts w:ascii="Charis SIL Regular" w:hAnsi="Charis SIL Regular" w:eastAsia="Charis SIL Regular"/>
+          <w:b w:val="0"/>
+          <w:i w:val="0"/>
+          <w:color w:val="0000FF"/>
+          <w:sz w:val="24"/>
+          <w:u w:val="single"/>
+        </w:rPr>
+        <w:hyperlink r:id="rId21" w:history="1">
+          <w:r>
+            <w:rPr>
+              <w:rStyle w:val="Hyperlink"/>
+            </w:rPr>
+            <w:t>col</w:t>
+          </w:r>
+        </w:hyperlink>
+      </w:r>
+      <w:r>
+        <w:rPr>
+          <w:rFonts w:ascii="Charis SIL Regular" w:hAnsi="Charis SIL Regular" w:eastAsia="Charis SIL Regular"/>
+          <w:b w:val="0"/>
+          <w:i w:val="0"/>
+          <w:color w:val="0000FF"/>
+          <w:sz w:val="24"/>
+          <w:u w:val="single"/>
+        </w:rPr>
+        <w:hyperlink r:id="rId21" w:history="1">
+          <w:r>
+            <w:rPr>
+              <w:rStyle w:val="Hyperlink"/>
+            </w:rPr>
+            <w:t>o</w:t>
+          </w:r>
+        </w:hyperlink>
+      </w:r>
+      <w:r>
+        <w:rPr>
+          <w:rFonts w:ascii="Charis SIL Regular" w:hAnsi="Charis SIL Regular" w:eastAsia="Charis SIL Regular"/>
+          <w:b w:val="0"/>
+          <w:i w:val="0"/>
+          <w:color w:val="0000FF"/>
+          <w:sz w:val="24"/>
+          <w:u w:val="single"/>
+        </w:rPr>
+        <w:hyperlink r:id="rId21" w:history="1">
+          <w:r>
+            <w:rPr>
+              <w:rStyle w:val="Hyperlink"/>
+            </w:rPr>
+            <w:t>n</w:t>
+          </w:r>
+        </w:hyperlink>
+      </w:r>
+      <w:r>
+        <w:rPr>
+          <w:rFonts w:ascii="Charis SIL Regular" w:hAnsi="Charis SIL Regular" w:eastAsia="Charis SIL Regular"/>
+          <w:b w:val="0"/>
+          <w:i w:val="0"/>
+          <w:color w:val="0000FF"/>
+          <w:sz w:val="24"/>
+          <w:u w:val="single"/>
+        </w:rPr>
+        <w:hyperlink r:id="rId21" w:history="1">
+          <w:r>
+            <w:rPr>
+              <w:rStyle w:val="Hyperlink"/>
+            </w:rPr>
+            <w:t>i</w:t>
+          </w:r>
+        </w:hyperlink>
+      </w:r>
+      <w:r>
+        <w:rPr>
+          <w:rFonts w:ascii="Charis SIL Regular" w:hAnsi="Charis SIL Regular" w:eastAsia="Charis SIL Regular"/>
+          <w:b w:val="0"/>
+          <w:i w:val="0"/>
+          <w:color w:val="0000FF"/>
+          <w:sz w:val="24"/>
+          <w:u w:val="single"/>
+        </w:rPr>
+        <w:hyperlink r:id="rId21" w:history="1">
+          <w:r>
+            <w:rPr>
+              <w:rStyle w:val="Hyperlink"/>
+            </w:rPr>
+            <w:t>sed</w:t>
+          </w:r>
+        </w:hyperlink>
+      </w:r>
+      <w:r>
+        <w:rPr>
+          <w:rFonts w:ascii="Charis SIL Regular" w:hAnsi="Charis SIL Regular" w:eastAsia="Charis SIL Regular"/>
+          <w:b w:val="0"/>
+          <w:i w:val="0"/>
+          <w:color w:val="0000FF"/>
+          <w:sz w:val="24"/>
+          <w:u w:val="single"/>
+        </w:rPr>
+        <w:t xml:space="preserve"> </w:t>
+      </w:r>
+      <w:r>
+        <w:rPr>
+          <w:rFonts w:ascii="Charis SIL Regular" w:hAnsi="Charis SIL Regular" w:eastAsia="Charis SIL Regular"/>
+          <w:b w:val="0"/>
+          <w:i w:val="0"/>
+          <w:color w:val="0000FF"/>
+          <w:sz w:val="24"/>
+          <w:u w:val="single"/>
+        </w:rPr>
+        <w:hyperlink r:id="rId21" w:history="1">
+          <w:r>
+            <w:rPr>
+              <w:rStyle w:val="Hyperlink"/>
+            </w:rPr>
+            <w:t>territ</w:t>
+          </w:r>
+        </w:hyperlink>
+      </w:r>
+      <w:r>
+        <w:rPr>
+          <w:rFonts w:ascii="Charis SIL Regular" w:hAnsi="Charis SIL Regular" w:eastAsia="Charis SIL Regular"/>
+          <w:b w:val="0"/>
+          <w:i w:val="0"/>
+          <w:color w:val="0000FF"/>
+          <w:sz w:val="24"/>
+          <w:u w:val="single"/>
+        </w:rPr>
+        <w:hyperlink r:id="rId21" w:history="1">
+          <w:r>
+            <w:rPr>
+              <w:rStyle w:val="Hyperlink"/>
+            </w:rPr>
+            <w:t>o</w:t>
+          </w:r>
+        </w:hyperlink>
+      </w:r>
+      <w:r>
+        <w:rPr>
+          <w:rFonts w:ascii="Charis SIL Regular" w:hAnsi="Charis SIL Regular" w:eastAsia="Charis SIL Regular"/>
+          <w:b w:val="0"/>
+          <w:i w:val="0"/>
+          <w:color w:val="0000FF"/>
+          <w:sz w:val="24"/>
+          <w:u w:val="single"/>
+        </w:rPr>
+        <w:hyperlink r:id="rId21" w:history="1">
+          <w:r>
+            <w:rPr>
+              <w:rStyle w:val="Hyperlink"/>
+            </w:rPr>
+            <w:t>rie</w:t>
+          </w:r>
+        </w:hyperlink>
+      </w:r>
+      <w:r>
+        <w:rPr>
+          <w:rFonts w:ascii="Charis SIL Regular" w:hAnsi="Charis SIL Regular" w:eastAsia="Charis SIL Regular"/>
+          <w:b w:val="0"/>
+          <w:i w:val="0"/>
+          <w:color w:val="0000FF"/>
+          <w:sz w:val="24"/>
+        </w:rPr>
+        <w:t>s</w:t>
+      </w:r>
+      <w:r>
+        <w:br/>
+      </w:r>
+      <w:r>
+        <w:rPr>
+          <w:rFonts w:ascii="Charis SIL Regular" w:hAnsi="Charis SIL Regular" w:eastAsia="Charis SIL Regular"/>
+          <w:b w:val="0"/>
+          <w:i w:val="0"/>
+          <w:color w:val="000000"/>
+          <w:sz w:val="24"/>
+        </w:rPr>
+        <w:t xml:space="preserve">•  </w:t>
+      </w:r>
+      <w:r>
+        <w:rPr>
+          <w:rFonts w:ascii="Charis SIL Regular" w:hAnsi="Charis SIL Regular" w:eastAsia="Charis SIL Regular"/>
+          <w:b w:val="0"/>
+          <w:i w:val="0"/>
+          <w:color w:val="0000FF"/>
+          <w:sz w:val="24"/>
+          <w:u w:val="single"/>
+        </w:rPr>
+        <w:hyperlink r:id="rId22" w:history="1">
+          <w:r>
+            <w:rPr>
+              <w:rStyle w:val="Hyperlink"/>
+            </w:rPr>
+            <w:t>Christian</w:t>
+          </w:r>
+        </w:hyperlink>
+      </w:r>
+      <w:r>
+        <w:rPr>
+          <w:rFonts w:ascii="Charis SIL Regular" w:hAnsi="Charis SIL Regular" w:eastAsia="Charis SIL Regular"/>
+          <w:b w:val="0"/>
+          <w:i w:val="0"/>
+          <w:color w:val="0000FF"/>
+          <w:sz w:val="24"/>
+          <w:u w:val="single"/>
+        </w:rPr>
+        <w:t xml:space="preserve"> </w:t>
+      </w:r>
+      <w:r>
+        <w:rPr>
+          <w:rFonts w:ascii="Charis SIL Regular" w:hAnsi="Charis SIL Regular" w:eastAsia="Charis SIL Regular"/>
+          <w:b w:val="0"/>
+          <w:i w:val="0"/>
+          <w:color w:val="0000FF"/>
+          <w:sz w:val="24"/>
+          <w:u w:val="single"/>
+        </w:rPr>
+        <w:hyperlink r:id="rId22" w:history="1">
+          <w:r>
+            <w:rPr>
+              <w:rStyle w:val="Hyperlink"/>
+            </w:rPr>
+            <w:t>missiona</w:t>
+          </w:r>
+        </w:hyperlink>
+      </w:r>
+      <w:r>
+        <w:rPr>
+          <w:rFonts w:ascii="Charis SIL Regular" w:hAnsi="Charis SIL Regular" w:eastAsia="Charis SIL Regular"/>
+          <w:b w:val="0"/>
+          <w:i w:val="0"/>
+          <w:color w:val="0000FF"/>
+          <w:sz w:val="24"/>
+          <w:u w:val="single"/>
+        </w:rPr>
+        <w:hyperlink r:id="rId22" w:history="1">
+          <w:r>
+            <w:rPr>
+              <w:rStyle w:val="Hyperlink"/>
+            </w:rPr>
+            <w:t>r</w:t>
+          </w:r>
+        </w:hyperlink>
+      </w:r>
+      <w:r>
+        <w:rPr>
+          <w:rFonts w:ascii="Charis SIL Regular" w:hAnsi="Charis SIL Regular" w:eastAsia="Charis SIL Regular"/>
+          <w:b w:val="0"/>
+          <w:i w:val="0"/>
+          <w:color w:val="0000FF"/>
+          <w:sz w:val="24"/>
+          <w:u w:val="single"/>
+        </w:rPr>
+        <w:hyperlink r:id="rId22" w:history="1">
+          <w:r>
+            <w:rPr>
+              <w:rStyle w:val="Hyperlink"/>
+            </w:rPr>
+            <w:t>ie</w:t>
+          </w:r>
+        </w:hyperlink>
+      </w:r>
+      <w:r>
+        <w:rPr>
+          <w:rFonts w:ascii="Charis SIL Regular" w:hAnsi="Charis SIL Regular" w:eastAsia="Charis SIL Regular"/>
+          <w:b w:val="0"/>
+          <w:i w:val="0"/>
+          <w:color w:val="0000FF"/>
+          <w:sz w:val="24"/>
+          <w:u w:val="single"/>
+        </w:rPr>
+        <w:hyperlink r:id="rId22" w:history="1">
+          <w:r>
+            <w:rPr>
+              <w:rStyle w:val="Hyperlink"/>
+            </w:rPr>
+            <w:t>s</w:t>
+          </w:r>
+        </w:hyperlink>
+      </w:r>
+      <w:r>
+        <w:rPr>
+          <w:rFonts w:ascii="Charis SIL Regular" w:hAnsi="Charis SIL Regular" w:eastAsia="Charis SIL Regular"/>
+          <w:b w:val="0"/>
+          <w:i w:val="0"/>
+          <w:color w:val="0000FF"/>
+          <w:sz w:val="24"/>
+          <w:u w:val="single"/>
+        </w:rPr>
+        <w:t xml:space="preserve"> </w:t>
+      </w:r>
+      <w:r>
+        <w:rPr>
+          <w:rFonts w:ascii="Charis SIL Regular" w:hAnsi="Charis SIL Regular" w:eastAsia="Charis SIL Regular"/>
+          <w:b w:val="0"/>
+          <w:i w:val="0"/>
+          <w:color w:val="0000FF"/>
+          <w:sz w:val="24"/>
+          <w:u w:val="single"/>
+        </w:rPr>
         <w:hyperlink r:id="rId22" w:history="1">
           <w:r>
             <w:rPr>
@@ -2915,314 +3334,6 @@
             <w:rPr>
               <w:rStyle w:val="Hyperlink"/>
             </w:rPr>
-            <w:t>col</w:t>
-          </w:r>
-        </w:hyperlink>
-      </w:r>
-      <w:r>
-        <w:rPr>
-          <w:rFonts w:ascii="Charis SIL Regular" w:hAnsi="Charis SIL Regular" w:eastAsia="Charis SIL Regular"/>
-          <w:b w:val="0"/>
-          <w:i w:val="0"/>
-          <w:color w:val="0000FF"/>
-          <w:sz w:val="24"/>
-          <w:u w:val="single"/>
-        </w:rPr>
-        <w:hyperlink r:id="rId22" w:history="1">
-          <w:r>
-            <w:rPr>
-              <w:rStyle w:val="Hyperlink"/>
-            </w:rPr>
-            <w:t>o</w:t>
-          </w:r>
-        </w:hyperlink>
-      </w:r>
-      <w:r>
-        <w:rPr>
-          <w:rFonts w:ascii="Charis SIL Regular" w:hAnsi="Charis SIL Regular" w:eastAsia="Charis SIL Regular"/>
-          <w:b w:val="0"/>
-          <w:i w:val="0"/>
-          <w:color w:val="0000FF"/>
-          <w:sz w:val="24"/>
-          <w:u w:val="single"/>
-        </w:rPr>
-        <w:hyperlink r:id="rId21" w:history="1">
-          <w:r>
-            <w:rPr>
-              <w:rStyle w:val="Hyperlink"/>
-            </w:rPr>
-            <w:t>n</w:t>
-          </w:r>
-        </w:hyperlink>
-      </w:r>
-      <w:r>
-        <w:rPr>
-          <w:rFonts w:ascii="Charis SIL Regular" w:hAnsi="Charis SIL Regular" w:eastAsia="Charis SIL Regular"/>
-          <w:b w:val="0"/>
-          <w:i w:val="0"/>
-          <w:color w:val="0000FF"/>
-          <w:sz w:val="24"/>
-          <w:u w:val="single"/>
-        </w:rPr>
-        <w:hyperlink r:id="rId21" w:history="1">
-          <w:r>
-            <w:rPr>
-              <w:rStyle w:val="Hyperlink"/>
-            </w:rPr>
-            <w:t>i</w:t>
-          </w:r>
-        </w:hyperlink>
-      </w:r>
-      <w:r>
-        <w:rPr>
-          <w:rFonts w:ascii="Charis SIL Regular" w:hAnsi="Charis SIL Regular" w:eastAsia="Charis SIL Regular"/>
-          <w:b w:val="0"/>
-          <w:i w:val="0"/>
-          <w:color w:val="0000FF"/>
-          <w:sz w:val="24"/>
-          <w:u w:val="single"/>
-        </w:rPr>
-        <w:hyperlink r:id="rId21" w:history="1">
-          <w:r>
-            <w:rPr>
-              <w:rStyle w:val="Hyperlink"/>
-            </w:rPr>
-            <w:t>sed</w:t>
-          </w:r>
-        </w:hyperlink>
-      </w:r>
-      <w:r>
-        <w:rPr>
-          <w:rFonts w:ascii="Charis SIL Regular" w:hAnsi="Charis SIL Regular" w:eastAsia="Charis SIL Regular"/>
-          <w:b w:val="0"/>
-          <w:i w:val="0"/>
-          <w:color w:val="0000FF"/>
-          <w:sz w:val="24"/>
-          <w:u w:val="single"/>
-        </w:rPr>
-        <w:t xml:space="preserve"> </w:t>
-      </w:r>
-      <w:r>
-        <w:rPr>
-          <w:rFonts w:ascii="Charis SIL Regular" w:hAnsi="Charis SIL Regular" w:eastAsia="Charis SIL Regular"/>
-          <w:b w:val="0"/>
-          <w:i w:val="0"/>
-          <w:color w:val="0000FF"/>
-          <w:sz w:val="24"/>
-          <w:u w:val="single"/>
-        </w:rPr>
-        <w:hyperlink r:id="rId21" w:history="1">
-          <w:r>
-            <w:rPr>
-              <w:rStyle w:val="Hyperlink"/>
-            </w:rPr>
-            <w:t>territ</w:t>
-          </w:r>
-        </w:hyperlink>
-      </w:r>
-      <w:r>
-        <w:rPr>
-          <w:rFonts w:ascii="Charis SIL Regular" w:hAnsi="Charis SIL Regular" w:eastAsia="Charis SIL Regular"/>
-          <w:b w:val="0"/>
-          <w:i w:val="0"/>
-          <w:color w:val="0000FF"/>
-          <w:sz w:val="24"/>
-          <w:u w:val="single"/>
-        </w:rPr>
-        <w:hyperlink r:id="rId21" w:history="1">
-          <w:r>
-            <w:rPr>
-              <w:rStyle w:val="Hyperlink"/>
-            </w:rPr>
-            <w:t>o</w:t>
-          </w:r>
-        </w:hyperlink>
-      </w:r>
-      <w:r>
-        <w:rPr>
-          <w:rFonts w:ascii="Charis SIL Regular" w:hAnsi="Charis SIL Regular" w:eastAsia="Charis SIL Regular"/>
-          <w:b w:val="0"/>
-          <w:i w:val="0"/>
-          <w:color w:val="0000FF"/>
-          <w:sz w:val="24"/>
-          <w:u w:val="single"/>
-        </w:rPr>
-        <w:hyperlink r:id="rId21" w:history="1">
-          <w:r>
-            <w:rPr>
-              <w:rStyle w:val="Hyperlink"/>
-            </w:rPr>
-            <w:t>ries</w:t>
-          </w:r>
-        </w:hyperlink>
-      </w:r>
-      <w:r>
-        <w:br/>
-      </w:r>
-      <w:r>
-        <w:rPr>
-          <w:rFonts w:ascii="Charis SIL Regular" w:hAnsi="Charis SIL Regular" w:eastAsia="Charis SIL Regular"/>
-          <w:b w:val="0"/>
-          <w:i w:val="0"/>
-          <w:color w:val="000000"/>
-          <w:sz w:val="24"/>
-        </w:rPr>
-        <w:t xml:space="preserve">•  </w:t>
-      </w:r>
-      <w:r>
-        <w:rPr>
-          <w:rFonts w:ascii="Charis SIL Regular" w:hAnsi="Charis SIL Regular" w:eastAsia="Charis SIL Regular"/>
-          <w:b w:val="0"/>
-          <w:i w:val="0"/>
-          <w:color w:val="0000FF"/>
-          <w:sz w:val="24"/>
-          <w:u w:val="single"/>
-        </w:rPr>
-        <w:hyperlink r:id="rId23" w:history="1">
-          <w:r>
-            <w:rPr>
-              <w:rStyle w:val="Hyperlink"/>
-            </w:rPr>
-            <w:t>Christian</w:t>
-          </w:r>
-        </w:hyperlink>
-      </w:r>
-      <w:r>
-        <w:rPr>
-          <w:rFonts w:ascii="Charis SIL Regular" w:hAnsi="Charis SIL Regular" w:eastAsia="Charis SIL Regular"/>
-          <w:b w:val="0"/>
-          <w:i w:val="0"/>
-          <w:color w:val="0000FF"/>
-          <w:sz w:val="24"/>
-        </w:rPr>
-        <w:t xml:space="preserve"> </w:t>
-      </w:r>
-      <w:r>
-        <w:rPr>
-          <w:rFonts w:ascii="Charis SIL Regular" w:hAnsi="Charis SIL Regular" w:eastAsia="Charis SIL Regular"/>
-          <w:b w:val="0"/>
-          <w:i w:val="0"/>
-          <w:color w:val="0000FF"/>
-          <w:sz w:val="24"/>
-          <w:u w:val="single"/>
-        </w:rPr>
-        <w:hyperlink r:id="rId23" w:history="1">
-          <w:r>
-            <w:rPr>
-              <w:rStyle w:val="Hyperlink"/>
-            </w:rPr>
-            <w:t>missiona</w:t>
-          </w:r>
-        </w:hyperlink>
-      </w:r>
-      <w:r>
-        <w:rPr>
-          <w:rFonts w:ascii="Charis SIL Regular" w:hAnsi="Charis SIL Regular" w:eastAsia="Charis SIL Regular"/>
-          <w:b w:val="0"/>
-          <w:i w:val="0"/>
-          <w:color w:val="0000FF"/>
-          <w:sz w:val="24"/>
-          <w:u w:val="single"/>
-        </w:rPr>
-        <w:hyperlink r:id="rId22" w:history="1">
-          <w:r>
-            <w:rPr>
-              <w:rStyle w:val="Hyperlink"/>
-            </w:rPr>
-            <w:t>r</w:t>
-          </w:r>
-        </w:hyperlink>
-      </w:r>
-      <w:r>
-        <w:rPr>
-          <w:rFonts w:ascii="Charis SIL Regular" w:hAnsi="Charis SIL Regular" w:eastAsia="Charis SIL Regular"/>
-          <w:b w:val="0"/>
-          <w:i w:val="0"/>
-          <w:color w:val="0000FF"/>
-          <w:sz w:val="24"/>
-          <w:u w:val="single"/>
-        </w:rPr>
-        <w:hyperlink r:id="rId23" w:history="1">
-          <w:r>
-            <w:rPr>
-              <w:rStyle w:val="Hyperlink"/>
-            </w:rPr>
-            <w:t>ie</w:t>
-          </w:r>
-        </w:hyperlink>
-      </w:r>
-      <w:r>
-        <w:rPr>
-          <w:rFonts w:ascii="Charis SIL Regular" w:hAnsi="Charis SIL Regular" w:eastAsia="Charis SIL Regular"/>
-          <w:b w:val="0"/>
-          <w:i w:val="0"/>
-          <w:color w:val="0000FF"/>
-          <w:sz w:val="24"/>
-          <w:u w:val="single"/>
-        </w:rPr>
-        <w:hyperlink r:id="rId23" w:history="1">
-          <w:r>
-            <w:rPr>
-              <w:rStyle w:val="Hyperlink"/>
-            </w:rPr>
-            <w:t>s</w:t>
-          </w:r>
-        </w:hyperlink>
-      </w:r>
-      <w:r>
-        <w:rPr>
-          <w:rFonts w:ascii="Charis SIL Regular" w:hAnsi="Charis SIL Regular" w:eastAsia="Charis SIL Regular"/>
-          <w:b w:val="0"/>
-          <w:i w:val="0"/>
-          <w:color w:val="0000FF"/>
-          <w:sz w:val="24"/>
-          <w:u w:val="single"/>
-        </w:rPr>
-        <w:t xml:space="preserve"> </w:t>
-      </w:r>
-      <w:r>
-        <w:rPr>
-          <w:rFonts w:ascii="Charis SIL Regular" w:hAnsi="Charis SIL Regular" w:eastAsia="Charis SIL Regular"/>
-          <w:b w:val="0"/>
-          <w:i w:val="0"/>
-          <w:color w:val="0000FF"/>
-          <w:sz w:val="24"/>
-          <w:u w:val="single"/>
-        </w:rPr>
-        <w:hyperlink r:id="rId22" w:history="1">
-          <w:r>
-            <w:rPr>
-              <w:rStyle w:val="Hyperlink"/>
-            </w:rPr>
-            <w:t>in</w:t>
-          </w:r>
-        </w:hyperlink>
-      </w:r>
-      <w:r>
-        <w:rPr>
-          <w:rFonts w:ascii="Charis SIL Regular" w:hAnsi="Charis SIL Regular" w:eastAsia="Charis SIL Regular"/>
-          <w:b w:val="0"/>
-          <w:i w:val="0"/>
-          <w:color w:val="0000FF"/>
-          <w:sz w:val="24"/>
-          <w:u w:val="single"/>
-        </w:rPr>
-        <w:t xml:space="preserve"> </w:t>
-      </w:r>
-      <w:r>
-        <w:rPr>
-          <w:rFonts w:ascii="Charis SIL Regular" w:hAnsi="Charis SIL Regular" w:eastAsia="Charis SIL Regular"/>
-          <w:b w:val="0"/>
-          <w:i w:val="0"/>
-          <w:color w:val="0000FF"/>
-          <w:sz w:val="24"/>
-          <w:u w:val="single"/>
-        </w:rPr>
-        <w:hyperlink r:id="rId22" w:history="1">
-          <w:r>
-            <w:rPr>
-              <w:rStyle w:val="Hyperlink"/>
-            </w:rPr>
             <w:t>colon</w:t>
           </w:r>
         </w:hyperlink>
@@ -3236,7 +3347,7 @@
           <w:sz w:val="24"/>
           <w:u w:val="single"/>
         </w:rPr>
-        <w:hyperlink r:id="rId23" w:history="1">
+        <w:hyperlink r:id="rId22" w:history="1">
           <w:r>
             <w:rPr>
               <w:rStyle w:val="Hyperlink"/>
@@ -3283,7 +3394,7 @@
           <w:sz w:val="24"/>
           <w:u w:val="single"/>
         </w:rPr>
-        <w:hyperlink r:id="rId23" w:history="1">
+        <w:hyperlink r:id="rId22" w:history="1">
           <w:r>
             <w:rPr>
               <w:rStyle w:val="Hyperlink"/>

--- a/EXPORTS/DOCX/published/niveau2/English/Museum.docx
+++ b/EXPORTS/DOCX/published/niveau2/English/Museum.docx
@@ -316,7 +316,25 @@
           <w:color w:val="000000"/>
           <w:sz w:val="24"/>
         </w:rPr>
-        <w:t xml:space="preserve">History) in 1820 and the </w:t>
+        <w:t>History) in 1820 and</w:t>
+      </w:r>
+      <w:r>
+        <w:rPr>
+          <w:u w:val="single" w:color="0000ff"/>
+          <w:rFonts w:ascii="Charis SIL Regular" w:hAnsi="Charis SIL Regular" w:eastAsia="Charis SIL Regular"/>
+          <w:b w:val="0"/>
+          <w:i w:val="0"/>
+          <w:color w:val="000000"/>
+          <w:sz w:val="24"/>
+        </w:rPr>
+        <w:hyperlink r:id="rId9" w:history="1">
+          <w:r>
+            <w:rPr>
+              <w:rStyle w:val="Hyperlink"/>
+            </w:rPr>
+            <w:t xml:space="preserve"> the </w:t>
+          </w:r>
+        </w:hyperlink>
       </w:r>
       <w:r>
         <w:rPr>
@@ -327,7 +345,7 @@
           <w:sz w:val="24"/>
           <w:u w:val="single"/>
         </w:rPr>
-        <w:hyperlink r:id="rId10" w:history="1">
+        <w:hyperlink r:id="rId9" w:history="1">
           <w:r>
             <w:rPr>
               <w:rStyle w:val="Hyperlink"/>
@@ -803,7 +821,7 @@
           <w:sz w:val="24"/>
           <w:u w:val="single"/>
         </w:rPr>
-        <w:hyperlink r:id="rId12" w:history="1">
+        <w:hyperlink r:id="rId11" w:history="1">
           <w:r>
             <w:rPr>
               <w:rStyle w:val="Hyperlink"/>
@@ -824,7 +842,7 @@
           <w:sz w:val="24"/>
           <w:u w:val="single"/>
         </w:rPr>
-        <w:hyperlink r:id="rId12" w:history="1">
+        <w:hyperlink r:id="rId11" w:history="1">
           <w:r>
             <w:rPr>
               <w:rStyle w:val="Hyperlink"/>
@@ -2220,7 +2238,7 @@
           <w:sz w:val="24"/>
           <w:u w:val="single"/>
         </w:rPr>
-        <w:hyperlink r:id="rId19" w:history="1">
+        <w:hyperlink r:id="rId20" w:history="1">
           <w:r>
             <w:rPr>
               <w:rStyle w:val="Hyperlink"/>
@@ -2238,7 +2256,7 @@
           <w:sz w:val="24"/>
           <w:u w:val="single"/>
         </w:rPr>
-        <w:hyperlink r:id="rId19" w:history="1">
+        <w:hyperlink r:id="rId20" w:history="1">
           <w:r>
             <w:rPr>
               <w:rStyle w:val="Hyperlink"/>
@@ -2267,7 +2285,7 @@
           <w:sz w:val="24"/>
           <w:u w:val="single"/>
         </w:rPr>
-        <w:hyperlink r:id="rId19" w:history="1">
+        <w:hyperlink r:id="rId20" w:history="1">
           <w:r>
             <w:rPr>
               <w:rStyle w:val="Hyperlink"/>
@@ -2296,7 +2314,7 @@
           <w:sz w:val="24"/>
           <w:u w:val="single"/>
         </w:rPr>
-        <w:hyperlink r:id="rId19" w:history="1">
+        <w:hyperlink r:id="rId20" w:history="1">
           <w:r>
             <w:rPr>
               <w:rStyle w:val="Hyperlink"/>
@@ -2314,7 +2332,7 @@
           <w:sz w:val="24"/>
           <w:u w:val="single"/>
         </w:rPr>
-        <w:hyperlink r:id="rId19" w:history="1">
+        <w:hyperlink r:id="rId20" w:history="1">
           <w:r>
             <w:rPr>
               <w:rStyle w:val="Hyperlink"/>
@@ -2332,7 +2350,7 @@
           <w:sz w:val="24"/>
           <w:u w:val="single"/>
         </w:rPr>
-        <w:hyperlink r:id="rId19" w:history="1">
+        <w:hyperlink r:id="rId20" w:history="1">
           <w:r>
             <w:rPr>
               <w:rStyle w:val="Hyperlink"/>
@@ -2408,7 +2426,7 @@
           <w:sz w:val="24"/>
           <w:u w:val="single"/>
         </w:rPr>
-        <w:hyperlink r:id="rId19" w:history="1">
+        <w:hyperlink r:id="rId20" w:history="1">
           <w:r>
             <w:rPr>
               <w:rStyle w:val="Hyperlink"/>
@@ -2494,12 +2512,23 @@
           <w:sz w:val="24"/>
           <w:u w:val="single"/>
         </w:rPr>
+        <w:t>Arm and navy perso</w:t>
+      </w:r>
+      <w:r>
+        <w:rPr>
+          <w:rFonts w:ascii="Charis SIL Regular" w:hAnsi="Charis SIL Regular" w:eastAsia="Charis SIL Regular"/>
+          <w:b w:val="0"/>
+          <w:i w:val="0"/>
+          <w:color w:val="0000FF"/>
+          <w:sz w:val="24"/>
+          <w:u w:val="single"/>
+        </w:rPr>
         <w:hyperlink r:id="rId20" w:history="1">
           <w:r>
             <w:rPr>
               <w:rStyle w:val="Hyperlink"/>
             </w:rPr>
-            <w:t>Arm</w:t>
+            <w:t>nnel</w:t>
           </w:r>
         </w:hyperlink>
       </w:r>
@@ -2523,25 +2552,14 @@
           <w:sz w:val="24"/>
           <w:u w:val="single"/>
         </w:rPr>
-        <w:hyperlink r:id="rId20" w:history="1">
+        <w:hyperlink r:id="rId21" w:history="1">
           <w:r>
             <w:rPr>
               <w:rStyle w:val="Hyperlink"/>
             </w:rPr>
-            <w:t>and</w:t>
+            <w:t>i</w:t>
           </w:r>
         </w:hyperlink>
-      </w:r>
-      <w:r>
-        <w:rPr>
-          <w:rFonts w:ascii="Charis SIL Regular" w:hAnsi="Charis SIL Regular" w:eastAsia="Charis SIL Regular"/>
-          <w:b w:val="0"/>
-          <w:i w:val="0"/>
-          <w:color w:val="0000FF"/>
-          <w:sz w:val="24"/>
-          <w:u w:val="single"/>
-        </w:rPr>
-        <w:t xml:space="preserve"> </w:t>
       </w:r>
       <w:r>
         <w:rPr>
@@ -2570,14 +2588,7 @@
           <w:sz w:val="24"/>
           <w:u w:val="single"/>
         </w:rPr>
-        <w:hyperlink r:id="rId20" w:history="1">
-          <w:r>
-            <w:rPr>
-              <w:rStyle w:val="Hyperlink"/>
-            </w:rPr>
-            <w:t>a</w:t>
-          </w:r>
-        </w:hyperlink>
+        <w:t xml:space="preserve"> </w:t>
       </w:r>
       <w:r>
         <w:rPr>
@@ -2588,148 +2599,7 @@
           <w:sz w:val="24"/>
           <w:u w:val="single"/>
         </w:rPr>
-        <w:hyperlink r:id="rId20" w:history="1">
-          <w:r>
-            <w:rPr>
-              <w:rStyle w:val="Hyperlink"/>
-            </w:rPr>
-            <w:t>v</w:t>
-          </w:r>
-        </w:hyperlink>
-      </w:r>
-      <w:r>
-        <w:rPr>
-          <w:rFonts w:ascii="Charis SIL Regular" w:hAnsi="Charis SIL Regular" w:eastAsia="Charis SIL Regular"/>
-          <w:b w:val="0"/>
-          <w:i w:val="0"/>
-          <w:color w:val="0000FF"/>
-          <w:sz w:val="24"/>
-          <w:u w:val="single"/>
-        </w:rPr>
-        <w:hyperlink r:id="rId20" w:history="1">
-          <w:r>
-            <w:rPr>
-              <w:rStyle w:val="Hyperlink"/>
-            </w:rPr>
-            <w:t>y</w:t>
-          </w:r>
-        </w:hyperlink>
-      </w:r>
-      <w:r>
-        <w:rPr>
-          <w:rFonts w:ascii="Charis SIL Regular" w:hAnsi="Charis SIL Regular" w:eastAsia="Charis SIL Regular"/>
-          <w:b w:val="0"/>
-          <w:i w:val="0"/>
-          <w:color w:val="0000FF"/>
-          <w:sz w:val="24"/>
-          <w:u w:val="single"/>
-        </w:rPr>
-        <w:t xml:space="preserve"> </w:t>
-      </w:r>
-      <w:r>
-        <w:rPr>
-          <w:rFonts w:ascii="Charis SIL Regular" w:hAnsi="Charis SIL Regular" w:eastAsia="Charis SIL Regular"/>
-          <w:b w:val="0"/>
-          <w:i w:val="0"/>
-          <w:color w:val="0000FF"/>
-          <w:sz w:val="24"/>
-          <w:u w:val="single"/>
-        </w:rPr>
-        <w:hyperlink r:id="rId20" w:history="1">
-          <w:r>
-            <w:rPr>
-              <w:rStyle w:val="Hyperlink"/>
-            </w:rPr>
-            <w:t>perso</w:t>
-          </w:r>
-        </w:hyperlink>
-      </w:r>
-      <w:r>
-        <w:rPr>
-          <w:rFonts w:ascii="Charis SIL Regular" w:hAnsi="Charis SIL Regular" w:eastAsia="Charis SIL Regular"/>
-          <w:b w:val="0"/>
-          <w:i w:val="0"/>
-          <w:color w:val="0000FF"/>
-          <w:sz w:val="24"/>
-          <w:u w:val="single"/>
-        </w:rPr>
-        <w:hyperlink r:id="rId20" w:history="1">
-          <w:r>
-            <w:rPr>
-              <w:rStyle w:val="Hyperlink"/>
-            </w:rPr>
-            <w:t>nnel</w:t>
-          </w:r>
-        </w:hyperlink>
-      </w:r>
-      <w:r>
-        <w:rPr>
-          <w:rFonts w:ascii="Charis SIL Regular" w:hAnsi="Charis SIL Regular" w:eastAsia="Charis SIL Regular"/>
-          <w:b w:val="0"/>
-          <w:i w:val="0"/>
-          <w:color w:val="0000FF"/>
-          <w:sz w:val="24"/>
-          <w:u w:val="single"/>
-        </w:rPr>
-        <w:t xml:space="preserve"> </w:t>
-      </w:r>
-      <w:r>
-        <w:rPr>
-          <w:rFonts w:ascii="Charis SIL Regular" w:hAnsi="Charis SIL Regular" w:eastAsia="Charis SIL Regular"/>
-          <w:b w:val="0"/>
-          <w:i w:val="0"/>
-          <w:color w:val="0000FF"/>
-          <w:sz w:val="24"/>
-          <w:u w:val="single"/>
-        </w:rPr>
-        <w:hyperlink r:id="rId20" w:history="1">
-          <w:r>
-            <w:rPr>
-              <w:rStyle w:val="Hyperlink"/>
-            </w:rPr>
-            <w:t>i</w:t>
-          </w:r>
-        </w:hyperlink>
-      </w:r>
-      <w:r>
-        <w:rPr>
-          <w:rFonts w:ascii="Charis SIL Regular" w:hAnsi="Charis SIL Regular" w:eastAsia="Charis SIL Regular"/>
-          <w:b w:val="0"/>
-          <w:i w:val="0"/>
-          <w:color w:val="0000FF"/>
-          <w:sz w:val="24"/>
-          <w:u w:val="single"/>
-        </w:rPr>
-        <w:hyperlink r:id="rId20" w:history="1">
-          <w:r>
-            <w:rPr>
-              <w:rStyle w:val="Hyperlink"/>
-            </w:rPr>
-            <w:t>n</w:t>
-          </w:r>
-        </w:hyperlink>
-      </w:r>
-      <w:r>
-        <w:rPr>
-          <w:rFonts w:ascii="Charis SIL Regular" w:hAnsi="Charis SIL Regular" w:eastAsia="Charis SIL Regular"/>
-          <w:b w:val="0"/>
-          <w:i w:val="0"/>
-          <w:color w:val="0000FF"/>
-          <w:sz w:val="24"/>
-          <w:u w:val="single"/>
-        </w:rPr>
-        <w:t xml:space="preserve"> </w:t>
-      </w:r>
-      <w:r>
-        <w:rPr>
-          <w:rFonts w:ascii="Charis SIL Regular" w:hAnsi="Charis SIL Regular" w:eastAsia="Charis SIL Regular"/>
-          <w:b w:val="0"/>
-          <w:i w:val="0"/>
-          <w:color w:val="0000FF"/>
-          <w:sz w:val="24"/>
-          <w:u w:val="single"/>
-        </w:rPr>
-        <w:hyperlink r:id="rId20" w:history="1">
+        <w:hyperlink r:id="rId21" w:history="1">
           <w:r>
             <w:rPr>
               <w:rStyle w:val="Hyperlink"/>
@@ -2747,7 +2617,7 @@
           <w:sz w:val="24"/>
           <w:u w:val="single"/>
         </w:rPr>
-        <w:hyperlink r:id="rId20" w:history="1">
+        <w:hyperlink r:id="rId21" w:history="1">
           <w:r>
             <w:rPr>
               <w:rStyle w:val="Hyperlink"/>
@@ -2776,7 +2646,7 @@
           <w:sz w:val="24"/>
           <w:u w:val="single"/>
         </w:rPr>
-        <w:hyperlink r:id="rId20" w:history="1">
+        <w:hyperlink r:id="rId21" w:history="1">
           <w:r>
             <w:rPr>
               <w:rStyle w:val="Hyperlink"/>
@@ -2822,12 +2692,217 @@
           <w:sz w:val="24"/>
           <w:u w:val="single"/>
         </w:rPr>
+        <w:hyperlink r:id="rId22" w:history="1">
+          <w:r>
+            <w:rPr>
+              <w:rStyle w:val="Hyperlink"/>
+            </w:rPr>
+            <w:t>Scie</w:t>
+          </w:r>
+        </w:hyperlink>
+      </w:r>
+      <w:r>
+        <w:rPr>
+          <w:rFonts w:ascii="Charis SIL Regular" w:hAnsi="Charis SIL Regular" w:eastAsia="Charis SIL Regular"/>
+          <w:b w:val="0"/>
+          <w:i w:val="0"/>
+          <w:color w:val="0000FF"/>
+          <w:sz w:val="24"/>
+          <w:u w:val="single"/>
+        </w:rPr>
+        <w:hyperlink r:id="rId22" w:history="1">
+          <w:r>
+            <w:rPr>
+              <w:rStyle w:val="Hyperlink"/>
+            </w:rPr>
+            <w:t>n</w:t>
+          </w:r>
+        </w:hyperlink>
+      </w:r>
+      <w:r>
+        <w:rPr>
+          <w:rFonts w:ascii="Charis SIL Regular" w:hAnsi="Charis SIL Regular" w:eastAsia="Charis SIL Regular"/>
+          <w:b w:val="0"/>
+          <w:i w:val="0"/>
+          <w:color w:val="0000FF"/>
+          <w:sz w:val="24"/>
+          <w:u w:val="single"/>
+        </w:rPr>
+        <w:hyperlink r:id="rId22" w:history="1">
+          <w:r>
+            <w:rPr>
+              <w:rStyle w:val="Hyperlink"/>
+            </w:rPr>
+            <w:t>tif</w:t>
+          </w:r>
+        </w:hyperlink>
+      </w:r>
+      <w:r>
+        <w:rPr>
+          <w:rFonts w:ascii="Charis SIL Regular" w:hAnsi="Charis SIL Regular" w:eastAsia="Charis SIL Regular"/>
+          <w:b w:val="0"/>
+          <w:i w:val="0"/>
+          <w:color w:val="0000FF"/>
+          <w:sz w:val="24"/>
+        </w:rPr>
+        <w:hyperlink r:id="rId22" w:history="1">
+          <w:r>
+            <w:rPr>
+              <w:rStyle w:val="Hyperlink"/>
+            </w:rPr>
+            <w:t>i</w:t>
+          </w:r>
+        </w:hyperlink>
+      </w:r>
+      <w:r>
+        <w:rPr>
+          <w:rFonts w:ascii="Charis SIL Regular" w:hAnsi="Charis SIL Regular" w:eastAsia="Charis SIL Regular"/>
+          <w:b w:val="0"/>
+          <w:i w:val="0"/>
+          <w:color w:val="0000FF"/>
+          <w:sz w:val="24"/>
+          <w:u w:val="single"/>
+        </w:rPr>
+        <w:t>c</w:t>
+      </w:r>
+      <w:r>
+        <w:rPr>
+          <w:rFonts w:ascii="Charis SIL Regular" w:hAnsi="Charis SIL Regular" w:eastAsia="Charis SIL Regular"/>
+          <w:b w:val="0"/>
+          <w:i w:val="0"/>
+          <w:color w:val="0000FF"/>
+          <w:sz w:val="24"/>
+          <w:u w:val="single"/>
+        </w:rPr>
+        <w:t xml:space="preserve"> </w:t>
+      </w:r>
+      <w:r>
+        <w:rPr>
+          <w:rFonts w:ascii="Charis SIL Regular" w:hAnsi="Charis SIL Regular" w:eastAsia="Charis SIL Regular"/>
+          <w:b w:val="0"/>
+          <w:i w:val="0"/>
+          <w:color w:val="0000FF"/>
+          <w:sz w:val="24"/>
+          <w:u w:val="single"/>
+        </w:rPr>
+        <w:hyperlink r:id="rId22" w:history="1">
+          <w:r>
+            <w:rPr>
+              <w:rStyle w:val="Hyperlink"/>
+            </w:rPr>
+            <w:t>rese</w:t>
+          </w:r>
+        </w:hyperlink>
+      </w:r>
+      <w:r>
+        <w:rPr>
+          <w:rFonts w:ascii="Charis SIL Regular" w:hAnsi="Charis SIL Regular" w:eastAsia="Charis SIL Regular"/>
+          <w:b w:val="0"/>
+          <w:i w:val="0"/>
+          <w:color w:val="0000FF"/>
+          <w:sz w:val="24"/>
+          <w:u w:val="single"/>
+        </w:rPr>
+        <w:hyperlink r:id="rId22" w:history="1">
+          <w:r>
+            <w:rPr>
+              <w:rStyle w:val="Hyperlink"/>
+            </w:rPr>
+            <w:t>a</w:t>
+          </w:r>
+        </w:hyperlink>
+      </w:r>
+      <w:r>
+        <w:rPr>
+          <w:rFonts w:ascii="Charis SIL Regular" w:hAnsi="Charis SIL Regular" w:eastAsia="Charis SIL Regular"/>
+          <w:b w:val="0"/>
+          <w:i w:val="0"/>
+          <w:color w:val="0000FF"/>
+          <w:sz w:val="24"/>
+          <w:u w:val="single"/>
+        </w:rPr>
+        <w:hyperlink r:id="rId22" w:history="1">
+          <w:r>
+            <w:rPr>
+              <w:rStyle w:val="Hyperlink"/>
+            </w:rPr>
+            <w:t>rch</w:t>
+          </w:r>
+        </w:hyperlink>
+      </w:r>
+      <w:r>
+        <w:rPr>
+          <w:rFonts w:ascii="Charis SIL Regular" w:hAnsi="Charis SIL Regular" w:eastAsia="Charis SIL Regular"/>
+          <w:b w:val="0"/>
+          <w:i w:val="0"/>
+          <w:color w:val="0000FF"/>
+          <w:sz w:val="24"/>
+          <w:u w:val="single"/>
+        </w:rPr>
+        <w:t xml:space="preserve"> </w:t>
+      </w:r>
+      <w:r>
+        <w:rPr>
+          <w:rFonts w:ascii="Charis SIL Regular" w:hAnsi="Charis SIL Regular" w:eastAsia="Charis SIL Regular"/>
+          <w:b w:val="0"/>
+          <w:i w:val="0"/>
+          <w:color w:val="0000FF"/>
+          <w:sz w:val="24"/>
+          <w:u w:val="single"/>
+        </w:rPr>
+        <w:hyperlink r:id="rId22" w:history="1">
+          <w:r>
+            <w:rPr>
+              <w:rStyle w:val="Hyperlink"/>
+            </w:rPr>
+            <w:t>in</w:t>
+          </w:r>
+        </w:hyperlink>
+      </w:r>
+      <w:r>
+        <w:rPr>
+          <w:rFonts w:ascii="Charis SIL Regular" w:hAnsi="Charis SIL Regular" w:eastAsia="Charis SIL Regular"/>
+          <w:b w:val="0"/>
+          <w:i w:val="0"/>
+          <w:color w:val="0000FF"/>
+          <w:sz w:val="24"/>
+          <w:u w:val="single"/>
+        </w:rPr>
+        <w:t xml:space="preserve"> </w:t>
+      </w:r>
+      <w:r>
+        <w:rPr>
+          <w:rFonts w:ascii="Charis SIL Regular" w:hAnsi="Charis SIL Regular" w:eastAsia="Charis SIL Regular"/>
+          <w:b w:val="0"/>
+          <w:i w:val="0"/>
+          <w:color w:val="0000FF"/>
+          <w:sz w:val="24"/>
+          <w:u w:val="single"/>
+        </w:rPr>
         <w:hyperlink r:id="rId21" w:history="1">
           <w:r>
             <w:rPr>
               <w:rStyle w:val="Hyperlink"/>
             </w:rPr>
-            <w:t>Scie</w:t>
+            <w:t>col</w:t>
+          </w:r>
+        </w:hyperlink>
+      </w:r>
+      <w:r>
+        <w:rPr>
+          <w:rFonts w:ascii="Charis SIL Regular" w:hAnsi="Charis SIL Regular" w:eastAsia="Charis SIL Regular"/>
+          <w:b w:val="0"/>
+          <w:i w:val="0"/>
+          <w:color w:val="0000FF"/>
+          <w:sz w:val="24"/>
+          <w:u w:val="single"/>
+        </w:rPr>
+        <w:hyperlink r:id="rId21" w:history="1">
+          <w:r>
+            <w:rPr>
+              <w:rStyle w:val="Hyperlink"/>
+            </w:rPr>
+            <w:t>o</w:t>
           </w:r>
         </w:hyperlink>
       </w:r>
@@ -2863,7 +2938,7 @@
             <w:rPr>
               <w:rStyle w:val="Hyperlink"/>
             </w:rPr>
-            <w:t>tif</w:t>
+            <w:t>i</w:t>
           </w:r>
         </w:hyperlink>
       </w:r>
@@ -2881,20 +2956,9 @@
             <w:rPr>
               <w:rStyle w:val="Hyperlink"/>
             </w:rPr>
-            <w:t>i</w:t>
+            <w:t>sed</w:t>
           </w:r>
         </w:hyperlink>
-      </w:r>
-      <w:r>
-        <w:rPr>
-          <w:rFonts w:ascii="Charis SIL Regular" w:hAnsi="Charis SIL Regular" w:eastAsia="Charis SIL Regular"/>
-          <w:b w:val="0"/>
-          <w:i w:val="0"/>
-          <w:color w:val="0000FF"/>
-          <w:sz w:val="24"/>
-          <w:u w:val="single"/>
-        </w:rPr>
-        <w:t>c</w:t>
       </w:r>
       <w:r>
         <w:rPr>
@@ -2921,101 +2985,7 @@
             <w:rPr>
               <w:rStyle w:val="Hyperlink"/>
             </w:rPr>
-            <w:t>rese</w:t>
-          </w:r>
-        </w:hyperlink>
-      </w:r>
-      <w:r>
-        <w:rPr>
-          <w:rFonts w:ascii="Charis SIL Regular" w:hAnsi="Charis SIL Regular" w:eastAsia="Charis SIL Regular"/>
-          <w:b w:val="0"/>
-          <w:i w:val="0"/>
-          <w:color w:val="0000FF"/>
-          <w:sz w:val="24"/>
-          <w:u w:val="single"/>
-        </w:rPr>
-        <w:hyperlink r:id="rId21" w:history="1">
-          <w:r>
-            <w:rPr>
-              <w:rStyle w:val="Hyperlink"/>
-            </w:rPr>
-            <w:t>a</w:t>
-          </w:r>
-        </w:hyperlink>
-      </w:r>
-      <w:r>
-        <w:rPr>
-          <w:rFonts w:ascii="Charis SIL Regular" w:hAnsi="Charis SIL Regular" w:eastAsia="Charis SIL Regular"/>
-          <w:b w:val="0"/>
-          <w:i w:val="0"/>
-          <w:color w:val="0000FF"/>
-          <w:sz w:val="24"/>
-          <w:u w:val="single"/>
-        </w:rPr>
-        <w:hyperlink r:id="rId21" w:history="1">
-          <w:r>
-            <w:rPr>
-              <w:rStyle w:val="Hyperlink"/>
-            </w:rPr>
-            <w:t>rch</w:t>
-          </w:r>
-        </w:hyperlink>
-      </w:r>
-      <w:r>
-        <w:rPr>
-          <w:rFonts w:ascii="Charis SIL Regular" w:hAnsi="Charis SIL Regular" w:eastAsia="Charis SIL Regular"/>
-          <w:b w:val="0"/>
-          <w:i w:val="0"/>
-          <w:color w:val="0000FF"/>
-          <w:sz w:val="24"/>
-          <w:u w:val="single"/>
-        </w:rPr>
-        <w:t xml:space="preserve"> </w:t>
-      </w:r>
-      <w:r>
-        <w:rPr>
-          <w:rFonts w:ascii="Charis SIL Regular" w:hAnsi="Charis SIL Regular" w:eastAsia="Charis SIL Regular"/>
-          <w:b w:val="0"/>
-          <w:i w:val="0"/>
-          <w:color w:val="0000FF"/>
-          <w:sz w:val="24"/>
-          <w:u w:val="single"/>
-        </w:rPr>
-        <w:hyperlink r:id="rId21" w:history="1">
-          <w:r>
-            <w:rPr>
-              <w:rStyle w:val="Hyperlink"/>
-            </w:rPr>
-            <w:t>in</w:t>
-          </w:r>
-        </w:hyperlink>
-      </w:r>
-      <w:r>
-        <w:rPr>
-          <w:rFonts w:ascii="Charis SIL Regular" w:hAnsi="Charis SIL Regular" w:eastAsia="Charis SIL Regular"/>
-          <w:b w:val="0"/>
-          <w:i w:val="0"/>
-          <w:color w:val="0000FF"/>
-          <w:sz w:val="24"/>
-          <w:u w:val="single"/>
-        </w:rPr>
-        <w:t xml:space="preserve"> </w:t>
-      </w:r>
-      <w:r>
-        <w:rPr>
-          <w:rFonts w:ascii="Charis SIL Regular" w:hAnsi="Charis SIL Regular" w:eastAsia="Charis SIL Regular"/>
-          <w:b w:val="0"/>
-          <w:i w:val="0"/>
-          <w:color w:val="0000FF"/>
-          <w:sz w:val="24"/>
-          <w:u w:val="single"/>
-        </w:rPr>
-        <w:hyperlink r:id="rId21" w:history="1">
-          <w:r>
-            <w:rPr>
-              <w:rStyle w:val="Hyperlink"/>
-            </w:rPr>
-            <w:t>col</w:t>
+            <w:t>territ</w:t>
           </w:r>
         </w:hyperlink>
       </w:r>
@@ -3051,120 +3021,9 @@
             <w:rPr>
               <w:rStyle w:val="Hyperlink"/>
             </w:rPr>
-            <w:t>n</w:t>
+            <w:t>ries</w:t>
           </w:r>
         </w:hyperlink>
-      </w:r>
-      <w:r>
-        <w:rPr>
-          <w:rFonts w:ascii="Charis SIL Regular" w:hAnsi="Charis SIL Regular" w:eastAsia="Charis SIL Regular"/>
-          <w:b w:val="0"/>
-          <w:i w:val="0"/>
-          <w:color w:val="0000FF"/>
-          <w:sz w:val="24"/>
-          <w:u w:val="single"/>
-        </w:rPr>
-        <w:hyperlink r:id="rId21" w:history="1">
-          <w:r>
-            <w:rPr>
-              <w:rStyle w:val="Hyperlink"/>
-            </w:rPr>
-            <w:t>i</w:t>
-          </w:r>
-        </w:hyperlink>
-      </w:r>
-      <w:r>
-        <w:rPr>
-          <w:rFonts w:ascii="Charis SIL Regular" w:hAnsi="Charis SIL Regular" w:eastAsia="Charis SIL Regular"/>
-          <w:b w:val="0"/>
-          <w:i w:val="0"/>
-          <w:color w:val="0000FF"/>
-          <w:sz w:val="24"/>
-          <w:u w:val="single"/>
-        </w:rPr>
-        <w:hyperlink r:id="rId21" w:history="1">
-          <w:r>
-            <w:rPr>
-              <w:rStyle w:val="Hyperlink"/>
-            </w:rPr>
-            <w:t>sed</w:t>
-          </w:r>
-        </w:hyperlink>
-      </w:r>
-      <w:r>
-        <w:rPr>
-          <w:rFonts w:ascii="Charis SIL Regular" w:hAnsi="Charis SIL Regular" w:eastAsia="Charis SIL Regular"/>
-          <w:b w:val="0"/>
-          <w:i w:val="0"/>
-          <w:color w:val="0000FF"/>
-          <w:sz w:val="24"/>
-          <w:u w:val="single"/>
-        </w:rPr>
-        <w:t xml:space="preserve"> </w:t>
-      </w:r>
-      <w:r>
-        <w:rPr>
-          <w:rFonts w:ascii="Charis SIL Regular" w:hAnsi="Charis SIL Regular" w:eastAsia="Charis SIL Regular"/>
-          <w:b w:val="0"/>
-          <w:i w:val="0"/>
-          <w:color w:val="0000FF"/>
-          <w:sz w:val="24"/>
-          <w:u w:val="single"/>
-        </w:rPr>
-        <w:hyperlink r:id="rId21" w:history="1">
-          <w:r>
-            <w:rPr>
-              <w:rStyle w:val="Hyperlink"/>
-            </w:rPr>
-            <w:t>territ</w:t>
-          </w:r>
-        </w:hyperlink>
-      </w:r>
-      <w:r>
-        <w:rPr>
-          <w:rFonts w:ascii="Charis SIL Regular" w:hAnsi="Charis SIL Regular" w:eastAsia="Charis SIL Regular"/>
-          <w:b w:val="0"/>
-          <w:i w:val="0"/>
-          <w:color w:val="0000FF"/>
-          <w:sz w:val="24"/>
-          <w:u w:val="single"/>
-        </w:rPr>
-        <w:hyperlink r:id="rId21" w:history="1">
-          <w:r>
-            <w:rPr>
-              <w:rStyle w:val="Hyperlink"/>
-            </w:rPr>
-            <w:t>o</w:t>
-          </w:r>
-        </w:hyperlink>
-      </w:r>
-      <w:r>
-        <w:rPr>
-          <w:rFonts w:ascii="Charis SIL Regular" w:hAnsi="Charis SIL Regular" w:eastAsia="Charis SIL Regular"/>
-          <w:b w:val="0"/>
-          <w:i w:val="0"/>
-          <w:color w:val="0000FF"/>
-          <w:sz w:val="24"/>
-          <w:u w:val="single"/>
-        </w:rPr>
-        <w:hyperlink r:id="rId21" w:history="1">
-          <w:r>
-            <w:rPr>
-              <w:rStyle w:val="Hyperlink"/>
-            </w:rPr>
-            <w:t>rie</w:t>
-          </w:r>
-        </w:hyperlink>
-      </w:r>
-      <w:r>
-        <w:rPr>
-          <w:rFonts w:ascii="Charis SIL Regular" w:hAnsi="Charis SIL Regular" w:eastAsia="Charis SIL Regular"/>
-          <w:b w:val="0"/>
-          <w:i w:val="0"/>
-          <w:color w:val="0000FF"/>
-          <w:sz w:val="24"/>
-        </w:rPr>
-        <w:t>s</w:t>
       </w:r>
       <w:r>
         <w:br/>
@@ -3204,7 +3063,6 @@
           <w:i w:val="0"/>
           <w:color w:val="0000FF"/>
           <w:sz w:val="24"/>
-          <w:u w:val="single"/>
         </w:rPr>
         <w:t xml:space="preserve"> </w:t>
       </w:r>
@@ -3235,12 +3093,12 @@
           <w:sz w:val="24"/>
           <w:u w:val="single"/>
         </w:rPr>
-        <w:hyperlink r:id="rId22" w:history="1">
+        <w:hyperlink r:id="rId23" w:history="1">
           <w:r>
             <w:rPr>
               <w:rStyle w:val="Hyperlink"/>
             </w:rPr>
-            <w:t>r</w:t>
+            <w:t>rie</w:t>
           </w:r>
         </w:hyperlink>
       </w:r>
@@ -3253,25 +3111,7 @@
           <w:sz w:val="24"/>
           <w:u w:val="single"/>
         </w:rPr>
-        <w:hyperlink r:id="rId22" w:history="1">
-          <w:r>
-            <w:rPr>
-              <w:rStyle w:val="Hyperlink"/>
-            </w:rPr>
-            <w:t>ie</w:t>
-          </w:r>
-        </w:hyperlink>
-      </w:r>
-      <w:r>
-        <w:rPr>
-          <w:rFonts w:ascii="Charis SIL Regular" w:hAnsi="Charis SIL Regular" w:eastAsia="Charis SIL Regular"/>
-          <w:b w:val="0"/>
-          <w:i w:val="0"/>
-          <w:color w:val="0000FF"/>
-          <w:sz w:val="24"/>
-          <w:u w:val="single"/>
-        </w:rPr>
-        <w:hyperlink r:id="rId22" w:history="1">
+        <w:hyperlink r:id="rId23" w:history="1">
           <w:r>
             <w:rPr>
               <w:rStyle w:val="Hyperlink"/>
@@ -3300,7 +3140,7 @@
           <w:sz w:val="24"/>
           <w:u w:val="single"/>
         </w:rPr>
-        <w:hyperlink r:id="rId22" w:history="1">
+        <w:hyperlink r:id="rId23" w:history="1">
           <w:r>
             <w:rPr>
               <w:rStyle w:val="Hyperlink"/>
@@ -3329,7 +3169,7 @@
           <w:sz w:val="24"/>
           <w:u w:val="single"/>
         </w:rPr>
-        <w:hyperlink r:id="rId22" w:history="1">
+        <w:hyperlink r:id="rId23" w:history="1">
           <w:r>
             <w:rPr>
               <w:rStyle w:val="Hyperlink"/>
@@ -3347,7 +3187,7 @@
           <w:sz w:val="24"/>
           <w:u w:val="single"/>
         </w:rPr>
-        <w:hyperlink r:id="rId22" w:history="1">
+        <w:hyperlink r:id="rId23" w:history="1">
           <w:r>
             <w:rPr>
               <w:rStyle w:val="Hyperlink"/>
@@ -3365,7 +3205,7 @@
           <w:sz w:val="24"/>
           <w:u w:val="single"/>
         </w:rPr>
-        <w:hyperlink r:id="rId22" w:history="1">
+        <w:hyperlink r:id="rId23" w:history="1">
           <w:r>
             <w:rPr>
               <w:rStyle w:val="Hyperlink"/>
@@ -3394,7 +3234,7 @@
           <w:sz w:val="24"/>
           <w:u w:val="single"/>
         </w:rPr>
-        <w:hyperlink r:id="rId22" w:history="1">
+        <w:hyperlink r:id="rId23" w:history="1">
           <w:r>
             <w:rPr>
               <w:rStyle w:val="Hyperlink"/>

--- a/EXPORTS/DOCX/published/niveau2/English/Museum.docx
+++ b/EXPORTS/DOCX/published/niveau2/English/Museum.docx
@@ -316,25 +316,7 @@
           <w:color w:val="000000"/>
           <w:sz w:val="24"/>
         </w:rPr>
-        <w:t>History) in 1820 and</w:t>
-      </w:r>
-      <w:r>
-        <w:rPr>
-          <w:u w:val="single" w:color="0000ff"/>
-          <w:rFonts w:ascii="Charis SIL Regular" w:hAnsi="Charis SIL Regular" w:eastAsia="Charis SIL Regular"/>
-          <w:b w:val="0"/>
-          <w:i w:val="0"/>
-          <w:color w:val="000000"/>
-          <w:sz w:val="24"/>
-        </w:rPr>
-        <w:hyperlink r:id="rId9" w:history="1">
-          <w:r>
-            <w:rPr>
-              <w:rStyle w:val="Hyperlink"/>
-            </w:rPr>
-            <w:t xml:space="preserve"> the </w:t>
-          </w:r>
-        </w:hyperlink>
+        <w:t xml:space="preserve">History) in 1820 and the </w:t>
       </w:r>
       <w:r>
         <w:rPr>
@@ -345,7 +327,7 @@
           <w:sz w:val="24"/>
           <w:u w:val="single"/>
         </w:rPr>
-        <w:hyperlink r:id="rId9" w:history="1">
+        <w:hyperlink r:id="rId10" w:history="1">
           <w:r>
             <w:rPr>
               <w:rStyle w:val="Hyperlink"/>
@@ -457,7 +439,7 @@
           <w:sz w:val="24"/>
           <w:u w:val="single"/>
         </w:rPr>
-        <w:hyperlink r:id="rId10" w:history="1">
+        <w:hyperlink r:id="rId9" w:history="1">
           <w:r>
             <w:rPr>
               <w:rStyle w:val="Hyperlink"/>
@@ -475,7 +457,7 @@
           <w:sz w:val="24"/>
           <w:u w:val="single"/>
         </w:rPr>
-        <w:hyperlink r:id="rId10" w:history="1">
+        <w:hyperlink r:id="rId9" w:history="1">
           <w:r>
             <w:rPr>
               <w:rStyle w:val="Hyperlink"/>
@@ -780,8 +762,38 @@
           <w:i w:val="0"/>
           <w:color w:val="0000FF"/>
           <w:sz w:val="24"/>
-        </w:rPr>
-        <w:t>voor Lan</w:t>
+          <w:u w:val="single"/>
+        </w:rPr>
+        <w:hyperlink r:id="rId12" w:history="1">
+          <w:r>
+            <w:rPr>
+              <w:rStyle w:val="Hyperlink"/>
+            </w:rPr>
+            <w:t>voor</w:t>
+          </w:r>
+        </w:hyperlink>
+      </w:r>
+      <w:r>
+        <w:rPr>
+          <w:rFonts w:ascii="Charis SIL Regular" w:hAnsi="Charis SIL Regular" w:eastAsia="Charis SIL Regular"/>
+          <w:b w:val="0"/>
+          <w:i w:val="0"/>
+          <w:color w:val="0000FF"/>
+          <w:sz w:val="24"/>
+          <w:u w:val="single"/>
+        </w:rPr>
+        <w:t xml:space="preserve"> </w:t>
+      </w:r>
+      <w:r>
+        <w:rPr>
+          <w:rFonts w:ascii="Charis SIL Regular" w:hAnsi="Charis SIL Regular" w:eastAsia="Charis SIL Regular"/>
+          <w:b w:val="0"/>
+          <w:i w:val="0"/>
+          <w:color w:val="0000FF"/>
+          <w:sz w:val="24"/>
+          <w:u w:val="single"/>
+        </w:rPr>
+        <w:t>Lan</w:t>
       </w:r>
       <w:r>
         <w:rPr>
@@ -821,7 +833,7 @@
           <w:sz w:val="24"/>
           <w:u w:val="single"/>
         </w:rPr>
-        <w:hyperlink r:id="rId11" w:history="1">
+        <w:hyperlink r:id="rId12" w:history="1">
           <w:r>
             <w:rPr>
               <w:rStyle w:val="Hyperlink"/>
@@ -842,7 +854,7 @@
           <w:sz w:val="24"/>
           <w:u w:val="single"/>
         </w:rPr>
-        <w:hyperlink r:id="rId11" w:history="1">
+        <w:hyperlink r:id="rId12" w:history="1">
           <w:r>
             <w:rPr>
               <w:rStyle w:val="Hyperlink"/>
@@ -888,82 +900,7 @@
           <w:color w:val="000000"/>
           <w:sz w:val="24"/>
         </w:rPr>
-        <w:t>R</w:t>
-      </w:r>
-      <w:r>
-        <w:rPr>
-          <w:u w:val="single" w:color="0000ff"/>
-          <w:rFonts w:ascii="Charis SIL Regular" w:hAnsi="Charis SIL Regular" w:eastAsia="Charis SIL Regular"/>
-          <w:b w:val="0"/>
-          <w:i w:val="0"/>
-          <w:color w:val="000000"/>
-          <w:sz w:val="24"/>
-        </w:rPr>
-        <w:hyperlink r:id="rId12" w:history="1">
-          <w:r>
-            <w:rPr>
-              <w:rStyle w:val="Hyperlink"/>
-            </w:rPr>
-            <w:t>otterda</w:t>
-          </w:r>
-        </w:hyperlink>
-      </w:r>
-      <w:r>
-        <w:rPr>
-          <w:rFonts w:ascii="Charis SIL Regular" w:hAnsi="Charis SIL Regular" w:eastAsia="Charis SIL Regular"/>
-          <w:b w:val="0"/>
-          <w:i w:val="0"/>
-          <w:color w:val="000000"/>
-          <w:sz w:val="24"/>
-        </w:rPr>
-        <w:t>m</w:t>
-      </w:r>
-      <w:r>
-        <w:rPr>
-          <w:u w:val="single" w:color="0000ff"/>
-          <w:rFonts w:ascii="Charis SIL Regular" w:hAnsi="Charis SIL Regular" w:eastAsia="Charis SIL Regular"/>
-          <w:b w:val="0"/>
-          <w:i w:val="0"/>
-          <w:color w:val="000000"/>
-          <w:sz w:val="24"/>
-        </w:rPr>
-        <w:hyperlink r:id="rId12" w:history="1">
-          <w:r>
-            <w:rPr>
-              <w:rStyle w:val="Hyperlink"/>
-            </w:rPr>
-            <w:t xml:space="preserve"> in 1</w:t>
-          </w:r>
-        </w:hyperlink>
-      </w:r>
-      <w:r>
-        <w:rPr>
-          <w:u w:val="single" w:color="0000ff"/>
-          <w:rFonts w:ascii="Charis SIL Regular" w:hAnsi="Charis SIL Regular" w:eastAsia="Charis SIL Regular"/>
-          <w:b w:val="0"/>
-          <w:i w:val="0"/>
-          <w:color w:val="000000"/>
-          <w:sz w:val="24"/>
-        </w:rPr>
-        <w:hyperlink r:id="rId12" w:history="1">
-          <w:r>
-            <w:rPr>
-              <w:rStyle w:val="Hyperlink"/>
-            </w:rPr>
-            <w:t xml:space="preserve">885. </w:t>
-          </w:r>
-        </w:hyperlink>
-      </w:r>
-      <w:r>
-        <w:rPr>
-          <w:u w:val="single" w:color="0000ff"/>
-          <w:rFonts w:ascii="Charis SIL Regular" w:hAnsi="Charis SIL Regular" w:eastAsia="Charis SIL Regular"/>
-          <w:b w:val="0"/>
-          <w:i w:val="0"/>
-          <w:color w:val="000000"/>
-          <w:sz w:val="24"/>
-        </w:rPr>
-        <w:t>O</w:t>
+        <w:t>Rotterdam in 1885. O</w:t>
       </w:r>
       <w:r>
         <w:rPr>
@@ -2209,7 +2146,7 @@
           <w:sz w:val="24"/>
           <w:u w:val="single"/>
         </w:rPr>
-        <w:hyperlink r:id="rId20" w:history="1">
+        <w:hyperlink r:id="rId19" w:history="1">
           <w:r>
             <w:rPr>
               <w:rStyle w:val="Hyperlink"/>
@@ -2368,7 +2305,7 @@
           <w:sz w:val="24"/>
           <w:u w:val="single"/>
         </w:rPr>
-        <w:hyperlink r:id="rId19" w:history="1">
+        <w:hyperlink r:id="rId20" w:history="1">
           <w:r>
             <w:rPr>
               <w:rStyle w:val="Hyperlink"/>
@@ -2397,7 +2334,7 @@
           <w:sz w:val="24"/>
           <w:u w:val="single"/>
         </w:rPr>
-        <w:hyperlink r:id="rId19" w:history="1">
+        <w:hyperlink r:id="rId20" w:history="1">
           <w:r>
             <w:rPr>
               <w:rStyle w:val="Hyperlink"/>
@@ -2512,7 +2449,155 @@
           <w:sz w:val="24"/>
           <w:u w:val="single"/>
         </w:rPr>
-        <w:t>Arm and navy perso</w:t>
+        <w:hyperlink r:id="rId21" w:history="1">
+          <w:r>
+            <w:rPr>
+              <w:rStyle w:val="Hyperlink"/>
+            </w:rPr>
+            <w:t>Arm</w:t>
+          </w:r>
+        </w:hyperlink>
+      </w:r>
+      <w:r>
+        <w:rPr>
+          <w:rFonts w:ascii="Charis SIL Regular" w:hAnsi="Charis SIL Regular" w:eastAsia="Charis SIL Regular"/>
+          <w:b w:val="0"/>
+          <w:i w:val="0"/>
+          <w:color w:val="0000FF"/>
+          <w:sz w:val="24"/>
+          <w:u w:val="single"/>
+        </w:rPr>
+        <w:t xml:space="preserve"> </w:t>
+      </w:r>
+      <w:r>
+        <w:rPr>
+          <w:rFonts w:ascii="Charis SIL Regular" w:hAnsi="Charis SIL Regular" w:eastAsia="Charis SIL Regular"/>
+          <w:b w:val="0"/>
+          <w:i w:val="0"/>
+          <w:color w:val="0000FF"/>
+          <w:sz w:val="24"/>
+          <w:u w:val="single"/>
+        </w:rPr>
+        <w:hyperlink r:id="rId21" w:history="1">
+          <w:r>
+            <w:rPr>
+              <w:rStyle w:val="Hyperlink"/>
+            </w:rPr>
+            <w:t>and</w:t>
+          </w:r>
+        </w:hyperlink>
+      </w:r>
+      <w:r>
+        <w:rPr>
+          <w:rFonts w:ascii="Charis SIL Regular" w:hAnsi="Charis SIL Regular" w:eastAsia="Charis SIL Regular"/>
+          <w:b w:val="0"/>
+          <w:i w:val="0"/>
+          <w:color w:val="0000FF"/>
+          <w:sz w:val="24"/>
+          <w:u w:val="single"/>
+        </w:rPr>
+        <w:t xml:space="preserve"> </w:t>
+      </w:r>
+      <w:r>
+        <w:rPr>
+          <w:rFonts w:ascii="Charis SIL Regular" w:hAnsi="Charis SIL Regular" w:eastAsia="Charis SIL Regular"/>
+          <w:b w:val="0"/>
+          <w:i w:val="0"/>
+          <w:color w:val="0000FF"/>
+          <w:sz w:val="24"/>
+          <w:u w:val="single"/>
+        </w:rPr>
+        <w:hyperlink r:id="rId20" w:history="1">
+          <w:r>
+            <w:rPr>
+              <w:rStyle w:val="Hyperlink"/>
+            </w:rPr>
+            <w:t>n</w:t>
+          </w:r>
+        </w:hyperlink>
+      </w:r>
+      <w:r>
+        <w:rPr>
+          <w:rFonts w:ascii="Charis SIL Regular" w:hAnsi="Charis SIL Regular" w:eastAsia="Charis SIL Regular"/>
+          <w:b w:val="0"/>
+          <w:i w:val="0"/>
+          <w:color w:val="0000FF"/>
+          <w:sz w:val="24"/>
+          <w:u w:val="single"/>
+        </w:rPr>
+        <w:hyperlink r:id="rId20" w:history="1">
+          <w:r>
+            <w:rPr>
+              <w:rStyle w:val="Hyperlink"/>
+            </w:rPr>
+            <w:t>a</w:t>
+          </w:r>
+        </w:hyperlink>
+      </w:r>
+      <w:r>
+        <w:rPr>
+          <w:rFonts w:ascii="Charis SIL Regular" w:hAnsi="Charis SIL Regular" w:eastAsia="Charis SIL Regular"/>
+          <w:b w:val="0"/>
+          <w:i w:val="0"/>
+          <w:color w:val="0000FF"/>
+          <w:sz w:val="24"/>
+          <w:u w:val="single"/>
+        </w:rPr>
+        <w:hyperlink r:id="rId21" w:history="1">
+          <w:r>
+            <w:rPr>
+              <w:rStyle w:val="Hyperlink"/>
+            </w:rPr>
+            <w:t>v</w:t>
+          </w:r>
+        </w:hyperlink>
+      </w:r>
+      <w:r>
+        <w:rPr>
+          <w:rFonts w:ascii="Charis SIL Regular" w:hAnsi="Charis SIL Regular" w:eastAsia="Charis SIL Regular"/>
+          <w:b w:val="0"/>
+          <w:i w:val="0"/>
+          <w:color w:val="0000FF"/>
+          <w:sz w:val="24"/>
+          <w:u w:val="single"/>
+        </w:rPr>
+        <w:hyperlink r:id="rId21" w:history="1">
+          <w:r>
+            <w:rPr>
+              <w:rStyle w:val="Hyperlink"/>
+            </w:rPr>
+            <w:t>y</w:t>
+          </w:r>
+        </w:hyperlink>
+      </w:r>
+      <w:r>
+        <w:rPr>
+          <w:rFonts w:ascii="Charis SIL Regular" w:hAnsi="Charis SIL Regular" w:eastAsia="Charis SIL Regular"/>
+          <w:b w:val="0"/>
+          <w:i w:val="0"/>
+          <w:color w:val="0000FF"/>
+          <w:sz w:val="24"/>
+          <w:u w:val="single"/>
+        </w:rPr>
+        <w:t xml:space="preserve"> </w:t>
+      </w:r>
+      <w:r>
+        <w:rPr>
+          <w:rFonts w:ascii="Charis SIL Regular" w:hAnsi="Charis SIL Regular" w:eastAsia="Charis SIL Regular"/>
+          <w:b w:val="0"/>
+          <w:i w:val="0"/>
+          <w:color w:val="0000FF"/>
+          <w:sz w:val="24"/>
+          <w:u w:val="single"/>
+        </w:rPr>
+        <w:hyperlink r:id="rId20" w:history="1">
+          <w:r>
+            <w:rPr>
+              <w:rStyle w:val="Hyperlink"/>
+            </w:rPr>
+            <w:t>perso</w:t>
+          </w:r>
+        </w:hyperlink>
       </w:r>
       <w:r>
         <w:rPr>
@@ -2552,6 +2637,272 @@
           <w:sz w:val="24"/>
           <w:u w:val="single"/>
         </w:rPr>
+        <w:t>in colonise</w:t>
+      </w:r>
+      <w:r>
+        <w:rPr>
+          <w:rFonts w:ascii="Charis SIL Regular" w:hAnsi="Charis SIL Regular" w:eastAsia="Charis SIL Regular"/>
+          <w:b w:val="0"/>
+          <w:i w:val="0"/>
+          <w:color w:val="0000FF"/>
+          <w:sz w:val="24"/>
+          <w:u w:val="single"/>
+        </w:rPr>
+        <w:hyperlink r:id="rId20" w:history="1">
+          <w:r>
+            <w:rPr>
+              <w:rStyle w:val="Hyperlink"/>
+            </w:rPr>
+            <w:t>d</w:t>
+          </w:r>
+        </w:hyperlink>
+      </w:r>
+      <w:r>
+        <w:rPr>
+          <w:rFonts w:ascii="Charis SIL Regular" w:hAnsi="Charis SIL Regular" w:eastAsia="Charis SIL Regular"/>
+          <w:b w:val="0"/>
+          <w:i w:val="0"/>
+          <w:color w:val="0000FF"/>
+          <w:sz w:val="24"/>
+          <w:u w:val="single"/>
+        </w:rPr>
+        <w:t xml:space="preserve"> </w:t>
+      </w:r>
+      <w:r>
+        <w:rPr>
+          <w:rFonts w:ascii="Charis SIL Regular" w:hAnsi="Charis SIL Regular" w:eastAsia="Charis SIL Regular"/>
+          <w:b w:val="0"/>
+          <w:i w:val="0"/>
+          <w:color w:val="0000FF"/>
+          <w:sz w:val="24"/>
+          <w:u w:val="single"/>
+        </w:rPr>
+        <w:hyperlink r:id="rId20" w:history="1">
+          <w:r>
+            <w:rPr>
+              <w:rStyle w:val="Hyperlink"/>
+            </w:rPr>
+            <w:t>territo</w:t>
+          </w:r>
+        </w:hyperlink>
+      </w:r>
+      <w:r>
+        <w:rPr>
+          <w:rFonts w:ascii="Charis SIL Regular" w:hAnsi="Charis SIL Regular" w:eastAsia="Charis SIL Regular"/>
+          <w:b w:val="0"/>
+          <w:i w:val="0"/>
+          <w:color w:val="0000FF"/>
+          <w:sz w:val="24"/>
+          <w:u w:val="single"/>
+        </w:rPr>
+        <w:hyperlink r:id="rId21" w:history="1">
+          <w:r>
+            <w:rPr>
+              <w:rStyle w:val="Hyperlink"/>
+            </w:rPr>
+            <w:t>ries</w:t>
+          </w:r>
+        </w:hyperlink>
+      </w:r>
+      <w:r>
+        <w:rPr>
+          <w:rFonts w:ascii="Charis SIL Regular" w:hAnsi="Charis SIL Regular" w:eastAsia="Charis SIL Regular"/>
+          <w:b w:val="0"/>
+          <w:i w:val="0"/>
+          <w:color w:val="000000"/>
+          <w:sz w:val="24"/>
+        </w:rPr>
+        <w:t xml:space="preserve">•  </w:t>
+      </w:r>
+      <w:r>
+        <w:rPr>
+          <w:rFonts w:ascii="Charis SIL Regular" w:hAnsi="Charis SIL Regular" w:eastAsia="Charis SIL Regular"/>
+          <w:b w:val="0"/>
+          <w:i w:val="0"/>
+          <w:color w:val="0000FF"/>
+          <w:sz w:val="24"/>
+          <w:u w:val="single"/>
+        </w:rPr>
+        <w:t>Scientific</w:t>
+      </w:r>
+      <w:r>
+        <w:rPr>
+          <w:rFonts w:ascii="Charis SIL Regular" w:hAnsi="Charis SIL Regular" w:eastAsia="Charis SIL Regular"/>
+          <w:b w:val="0"/>
+          <w:i w:val="0"/>
+          <w:color w:val="0000FF"/>
+          <w:sz w:val="24"/>
+          <w:u w:val="single"/>
+        </w:rPr>
+        <w:t xml:space="preserve"> </w:t>
+      </w:r>
+      <w:r>
+        <w:rPr>
+          <w:rFonts w:ascii="Charis SIL Regular" w:hAnsi="Charis SIL Regular" w:eastAsia="Charis SIL Regular"/>
+          <w:b w:val="0"/>
+          <w:i w:val="0"/>
+          <w:color w:val="0000FF"/>
+          <w:sz w:val="24"/>
+          <w:u w:val="single"/>
+        </w:rPr>
+        <w:hyperlink r:id="rId22" w:history="1">
+          <w:r>
+            <w:rPr>
+              <w:rStyle w:val="Hyperlink"/>
+            </w:rPr>
+            <w:t>rese</w:t>
+          </w:r>
+        </w:hyperlink>
+      </w:r>
+      <w:r>
+        <w:rPr>
+          <w:rFonts w:ascii="Charis SIL Regular" w:hAnsi="Charis SIL Regular" w:eastAsia="Charis SIL Regular"/>
+          <w:b w:val="0"/>
+          <w:i w:val="0"/>
+          <w:color w:val="0000FF"/>
+          <w:sz w:val="24"/>
+          <w:u w:val="single"/>
+        </w:rPr>
+        <w:hyperlink r:id="rId22" w:history="1">
+          <w:r>
+            <w:rPr>
+              <w:rStyle w:val="Hyperlink"/>
+            </w:rPr>
+            <w:t>a</w:t>
+          </w:r>
+        </w:hyperlink>
+      </w:r>
+      <w:r>
+        <w:rPr>
+          <w:rFonts w:ascii="Charis SIL Regular" w:hAnsi="Charis SIL Regular" w:eastAsia="Charis SIL Regular"/>
+          <w:b w:val="0"/>
+          <w:i w:val="0"/>
+          <w:color w:val="0000FF"/>
+          <w:sz w:val="24"/>
+          <w:u w:val="single"/>
+        </w:rPr>
+        <w:hyperlink r:id="rId22" w:history="1">
+          <w:r>
+            <w:rPr>
+              <w:rStyle w:val="Hyperlink"/>
+            </w:rPr>
+            <w:t>rch</w:t>
+          </w:r>
+        </w:hyperlink>
+      </w:r>
+      <w:r>
+        <w:rPr>
+          <w:rFonts w:ascii="Charis SIL Regular" w:hAnsi="Charis SIL Regular" w:eastAsia="Charis SIL Regular"/>
+          <w:b w:val="0"/>
+          <w:i w:val="0"/>
+          <w:color w:val="0000FF"/>
+          <w:sz w:val="24"/>
+          <w:u w:val="single"/>
+        </w:rPr>
+        <w:t xml:space="preserve"> </w:t>
+      </w:r>
+      <w:r>
+        <w:rPr>
+          <w:rFonts w:ascii="Charis SIL Regular" w:hAnsi="Charis SIL Regular" w:eastAsia="Charis SIL Regular"/>
+          <w:b w:val="0"/>
+          <w:i w:val="0"/>
+          <w:color w:val="0000FF"/>
+          <w:sz w:val="24"/>
+          <w:u w:val="single"/>
+        </w:rPr>
+        <w:hyperlink r:id="rId22" w:history="1">
+          <w:r>
+            <w:rPr>
+              <w:rStyle w:val="Hyperlink"/>
+            </w:rPr>
+            <w:t>i</w:t>
+          </w:r>
+        </w:hyperlink>
+      </w:r>
+      <w:r>
+        <w:rPr>
+          <w:rFonts w:ascii="Charis SIL Regular" w:hAnsi="Charis SIL Regular" w:eastAsia="Charis SIL Regular"/>
+          <w:b w:val="0"/>
+          <w:i w:val="0"/>
+          <w:color w:val="0000FF"/>
+          <w:sz w:val="24"/>
+        </w:rPr>
+        <w:t>n</w:t>
+      </w:r>
+      <w:r>
+        <w:rPr>
+          <w:rFonts w:ascii="Charis SIL Regular" w:hAnsi="Charis SIL Regular" w:eastAsia="Charis SIL Regular"/>
+          <w:b w:val="0"/>
+          <w:i w:val="0"/>
+          <w:color w:val="0000FF"/>
+          <w:sz w:val="24"/>
+          <w:u w:val="single"/>
+        </w:rPr>
+        <w:t xml:space="preserve"> </w:t>
+      </w:r>
+      <w:r>
+        <w:rPr>
+          <w:rFonts w:ascii="Charis SIL Regular" w:hAnsi="Charis SIL Regular" w:eastAsia="Charis SIL Regular"/>
+          <w:b w:val="0"/>
+          <w:i w:val="0"/>
+          <w:color w:val="0000FF"/>
+          <w:sz w:val="24"/>
+          <w:u w:val="single"/>
+        </w:rPr>
+        <w:hyperlink r:id="rId22" w:history="1">
+          <w:r>
+            <w:rPr>
+              <w:rStyle w:val="Hyperlink"/>
+            </w:rPr>
+            <w:t>col</w:t>
+          </w:r>
+        </w:hyperlink>
+      </w:r>
+      <w:r>
+        <w:rPr>
+          <w:rFonts w:ascii="Charis SIL Regular" w:hAnsi="Charis SIL Regular" w:eastAsia="Charis SIL Regular"/>
+          <w:b w:val="0"/>
+          <w:i w:val="0"/>
+          <w:color w:val="0000FF"/>
+          <w:sz w:val="24"/>
+          <w:u w:val="single"/>
+        </w:rPr>
+        <w:hyperlink r:id="rId21" w:history="1">
+          <w:r>
+            <w:rPr>
+              <w:rStyle w:val="Hyperlink"/>
+            </w:rPr>
+            <w:t>o</w:t>
+          </w:r>
+        </w:hyperlink>
+      </w:r>
+      <w:r>
+        <w:rPr>
+          <w:rFonts w:ascii="Charis SIL Regular" w:hAnsi="Charis SIL Regular" w:eastAsia="Charis SIL Regular"/>
+          <w:b w:val="0"/>
+          <w:i w:val="0"/>
+          <w:color w:val="0000FF"/>
+          <w:sz w:val="24"/>
+          <w:u w:val="single"/>
+        </w:rPr>
+        <w:hyperlink r:id="rId21" w:history="1">
+          <w:r>
+            <w:rPr>
+              <w:rStyle w:val="Hyperlink"/>
+            </w:rPr>
+            <w:t>n</w:t>
+          </w:r>
+        </w:hyperlink>
+      </w:r>
+      <w:r>
+        <w:rPr>
+          <w:rFonts w:ascii="Charis SIL Regular" w:hAnsi="Charis SIL Regular" w:eastAsia="Charis SIL Regular"/>
+          <w:b w:val="0"/>
+          <w:i w:val="0"/>
+          <w:color w:val="0000FF"/>
+          <w:sz w:val="24"/>
+          <w:u w:val="single"/>
+        </w:rPr>
         <w:hyperlink r:id="rId21" w:history="1">
           <w:r>
             <w:rPr>
@@ -2570,12 +2921,12 @@
           <w:sz w:val="24"/>
           <w:u w:val="single"/>
         </w:rPr>
-        <w:hyperlink r:id="rId20" w:history="1">
+        <w:hyperlink r:id="rId22" w:history="1">
           <w:r>
             <w:rPr>
               <w:rStyle w:val="Hyperlink"/>
             </w:rPr>
-            <w:t>n</w:t>
+            <w:t>sed</w:t>
           </w:r>
         </w:hyperlink>
       </w:r>
@@ -2604,7 +2955,7 @@
             <w:rPr>
               <w:rStyle w:val="Hyperlink"/>
             </w:rPr>
-            <w:t>colonise</w:t>
+            <w:t>territ</w:t>
           </w:r>
         </w:hyperlink>
       </w:r>
@@ -2617,41 +2968,12 @@
           <w:sz w:val="24"/>
           <w:u w:val="single"/>
         </w:rPr>
-        <w:hyperlink r:id="rId21" w:history="1">
+        <w:hyperlink r:id="rId22" w:history="1">
           <w:r>
             <w:rPr>
               <w:rStyle w:val="Hyperlink"/>
             </w:rPr>
-            <w:t>d</w:t>
-          </w:r>
-        </w:hyperlink>
-      </w:r>
-      <w:r>
-        <w:rPr>
-          <w:rFonts w:ascii="Charis SIL Regular" w:hAnsi="Charis SIL Regular" w:eastAsia="Charis SIL Regular"/>
-          <w:b w:val="0"/>
-          <w:i w:val="0"/>
-          <w:color w:val="0000FF"/>
-          <w:sz w:val="24"/>
-          <w:u w:val="single"/>
-        </w:rPr>
-        <w:t xml:space="preserve"> </w:t>
-      </w:r>
-      <w:r>
-        <w:rPr>
-          <w:rFonts w:ascii="Charis SIL Regular" w:hAnsi="Charis SIL Regular" w:eastAsia="Charis SIL Regular"/>
-          <w:b w:val="0"/>
-          <w:i w:val="0"/>
-          <w:color w:val="0000FF"/>
-          <w:sz w:val="24"/>
-          <w:u w:val="single"/>
-        </w:rPr>
-        <w:hyperlink r:id="rId21" w:history="1">
-          <w:r>
-            <w:rPr>
-              <w:rStyle w:val="Hyperlink"/>
-            </w:rPr>
-            <w:t>territo</w:t>
+            <w:t>o</w:t>
           </w:r>
         </w:hyperlink>
       </w:r>
@@ -2674,6 +2996,9 @@
         </w:hyperlink>
       </w:r>
       <w:r>
+        <w:br/>
+      </w:r>
+      <w:r>
         <w:rPr>
           <w:rFonts w:ascii="Charis SIL Regular" w:hAnsi="Charis SIL Regular" w:eastAsia="Charis SIL Regular"/>
           <w:b w:val="0"/>
@@ -2692,397 +3017,7 @@
           <w:sz w:val="24"/>
           <w:u w:val="single"/>
         </w:rPr>
-        <w:hyperlink r:id="rId22" w:history="1">
-          <w:r>
-            <w:rPr>
-              <w:rStyle w:val="Hyperlink"/>
-            </w:rPr>
-            <w:t>Scie</w:t>
-          </w:r>
-        </w:hyperlink>
-      </w:r>
-      <w:r>
-        <w:rPr>
-          <w:rFonts w:ascii="Charis SIL Regular" w:hAnsi="Charis SIL Regular" w:eastAsia="Charis SIL Regular"/>
-          <w:b w:val="0"/>
-          <w:i w:val="0"/>
-          <w:color w:val="0000FF"/>
-          <w:sz w:val="24"/>
-          <w:u w:val="single"/>
-        </w:rPr>
-        <w:hyperlink r:id="rId22" w:history="1">
-          <w:r>
-            <w:rPr>
-              <w:rStyle w:val="Hyperlink"/>
-            </w:rPr>
-            <w:t>n</w:t>
-          </w:r>
-        </w:hyperlink>
-      </w:r>
-      <w:r>
-        <w:rPr>
-          <w:rFonts w:ascii="Charis SIL Regular" w:hAnsi="Charis SIL Regular" w:eastAsia="Charis SIL Regular"/>
-          <w:b w:val="0"/>
-          <w:i w:val="0"/>
-          <w:color w:val="0000FF"/>
-          <w:sz w:val="24"/>
-          <w:u w:val="single"/>
-        </w:rPr>
-        <w:hyperlink r:id="rId22" w:history="1">
-          <w:r>
-            <w:rPr>
-              <w:rStyle w:val="Hyperlink"/>
-            </w:rPr>
-            <w:t>tif</w:t>
-          </w:r>
-        </w:hyperlink>
-      </w:r>
-      <w:r>
-        <w:rPr>
-          <w:rFonts w:ascii="Charis SIL Regular" w:hAnsi="Charis SIL Regular" w:eastAsia="Charis SIL Regular"/>
-          <w:b w:val="0"/>
-          <w:i w:val="0"/>
-          <w:color w:val="0000FF"/>
-          <w:sz w:val="24"/>
-        </w:rPr>
-        <w:hyperlink r:id="rId22" w:history="1">
-          <w:r>
-            <w:rPr>
-              <w:rStyle w:val="Hyperlink"/>
-            </w:rPr>
-            <w:t>i</w:t>
-          </w:r>
-        </w:hyperlink>
-      </w:r>
-      <w:r>
-        <w:rPr>
-          <w:rFonts w:ascii="Charis SIL Regular" w:hAnsi="Charis SIL Regular" w:eastAsia="Charis SIL Regular"/>
-          <w:b w:val="0"/>
-          <w:i w:val="0"/>
-          <w:color w:val="0000FF"/>
-          <w:sz w:val="24"/>
-          <w:u w:val="single"/>
-        </w:rPr>
-        <w:t>c</w:t>
-      </w:r>
-      <w:r>
-        <w:rPr>
-          <w:rFonts w:ascii="Charis SIL Regular" w:hAnsi="Charis SIL Regular" w:eastAsia="Charis SIL Regular"/>
-          <w:b w:val="0"/>
-          <w:i w:val="0"/>
-          <w:color w:val="0000FF"/>
-          <w:sz w:val="24"/>
-          <w:u w:val="single"/>
-        </w:rPr>
-        <w:t xml:space="preserve"> </w:t>
-      </w:r>
-      <w:r>
-        <w:rPr>
-          <w:rFonts w:ascii="Charis SIL Regular" w:hAnsi="Charis SIL Regular" w:eastAsia="Charis SIL Regular"/>
-          <w:b w:val="0"/>
-          <w:i w:val="0"/>
-          <w:color w:val="0000FF"/>
-          <w:sz w:val="24"/>
-          <w:u w:val="single"/>
-        </w:rPr>
-        <w:hyperlink r:id="rId22" w:history="1">
-          <w:r>
-            <w:rPr>
-              <w:rStyle w:val="Hyperlink"/>
-            </w:rPr>
-            <w:t>rese</w:t>
-          </w:r>
-        </w:hyperlink>
-      </w:r>
-      <w:r>
-        <w:rPr>
-          <w:rFonts w:ascii="Charis SIL Regular" w:hAnsi="Charis SIL Regular" w:eastAsia="Charis SIL Regular"/>
-          <w:b w:val="0"/>
-          <w:i w:val="0"/>
-          <w:color w:val="0000FF"/>
-          <w:sz w:val="24"/>
-          <w:u w:val="single"/>
-        </w:rPr>
-        <w:hyperlink r:id="rId22" w:history="1">
-          <w:r>
-            <w:rPr>
-              <w:rStyle w:val="Hyperlink"/>
-            </w:rPr>
-            <w:t>a</w:t>
-          </w:r>
-        </w:hyperlink>
-      </w:r>
-      <w:r>
-        <w:rPr>
-          <w:rFonts w:ascii="Charis SIL Regular" w:hAnsi="Charis SIL Regular" w:eastAsia="Charis SIL Regular"/>
-          <w:b w:val="0"/>
-          <w:i w:val="0"/>
-          <w:color w:val="0000FF"/>
-          <w:sz w:val="24"/>
-          <w:u w:val="single"/>
-        </w:rPr>
-        <w:hyperlink r:id="rId22" w:history="1">
-          <w:r>
-            <w:rPr>
-              <w:rStyle w:val="Hyperlink"/>
-            </w:rPr>
-            <w:t>rch</w:t>
-          </w:r>
-        </w:hyperlink>
-      </w:r>
-      <w:r>
-        <w:rPr>
-          <w:rFonts w:ascii="Charis SIL Regular" w:hAnsi="Charis SIL Regular" w:eastAsia="Charis SIL Regular"/>
-          <w:b w:val="0"/>
-          <w:i w:val="0"/>
-          <w:color w:val="0000FF"/>
-          <w:sz w:val="24"/>
-          <w:u w:val="single"/>
-        </w:rPr>
-        <w:t xml:space="preserve"> </w:t>
-      </w:r>
-      <w:r>
-        <w:rPr>
-          <w:rFonts w:ascii="Charis SIL Regular" w:hAnsi="Charis SIL Regular" w:eastAsia="Charis SIL Regular"/>
-          <w:b w:val="0"/>
-          <w:i w:val="0"/>
-          <w:color w:val="0000FF"/>
-          <w:sz w:val="24"/>
-          <w:u w:val="single"/>
-        </w:rPr>
-        <w:hyperlink r:id="rId22" w:history="1">
-          <w:r>
-            <w:rPr>
-              <w:rStyle w:val="Hyperlink"/>
-            </w:rPr>
-            <w:t>in</w:t>
-          </w:r>
-        </w:hyperlink>
-      </w:r>
-      <w:r>
-        <w:rPr>
-          <w:rFonts w:ascii="Charis SIL Regular" w:hAnsi="Charis SIL Regular" w:eastAsia="Charis SIL Regular"/>
-          <w:b w:val="0"/>
-          <w:i w:val="0"/>
-          <w:color w:val="0000FF"/>
-          <w:sz w:val="24"/>
-          <w:u w:val="single"/>
-        </w:rPr>
-        <w:t xml:space="preserve"> </w:t>
-      </w:r>
-      <w:r>
-        <w:rPr>
-          <w:rFonts w:ascii="Charis SIL Regular" w:hAnsi="Charis SIL Regular" w:eastAsia="Charis SIL Regular"/>
-          <w:b w:val="0"/>
-          <w:i w:val="0"/>
-          <w:color w:val="0000FF"/>
-          <w:sz w:val="24"/>
-          <w:u w:val="single"/>
-        </w:rPr>
-        <w:hyperlink r:id="rId21" w:history="1">
-          <w:r>
-            <w:rPr>
-              <w:rStyle w:val="Hyperlink"/>
-            </w:rPr>
-            <w:t>col</w:t>
-          </w:r>
-        </w:hyperlink>
-      </w:r>
-      <w:r>
-        <w:rPr>
-          <w:rFonts w:ascii="Charis SIL Regular" w:hAnsi="Charis SIL Regular" w:eastAsia="Charis SIL Regular"/>
-          <w:b w:val="0"/>
-          <w:i w:val="0"/>
-          <w:color w:val="0000FF"/>
-          <w:sz w:val="24"/>
-          <w:u w:val="single"/>
-        </w:rPr>
-        <w:hyperlink r:id="rId21" w:history="1">
-          <w:r>
-            <w:rPr>
-              <w:rStyle w:val="Hyperlink"/>
-            </w:rPr>
-            <w:t>o</w:t>
-          </w:r>
-        </w:hyperlink>
-      </w:r>
-      <w:r>
-        <w:rPr>
-          <w:rFonts w:ascii="Charis SIL Regular" w:hAnsi="Charis SIL Regular" w:eastAsia="Charis SIL Regular"/>
-          <w:b w:val="0"/>
-          <w:i w:val="0"/>
-          <w:color w:val="0000FF"/>
-          <w:sz w:val="24"/>
-          <w:u w:val="single"/>
-        </w:rPr>
-        <w:hyperlink r:id="rId21" w:history="1">
-          <w:r>
-            <w:rPr>
-              <w:rStyle w:val="Hyperlink"/>
-            </w:rPr>
-            <w:t>n</w:t>
-          </w:r>
-        </w:hyperlink>
-      </w:r>
-      <w:r>
-        <w:rPr>
-          <w:rFonts w:ascii="Charis SIL Regular" w:hAnsi="Charis SIL Regular" w:eastAsia="Charis SIL Regular"/>
-          <w:b w:val="0"/>
-          <w:i w:val="0"/>
-          <w:color w:val="0000FF"/>
-          <w:sz w:val="24"/>
-          <w:u w:val="single"/>
-        </w:rPr>
-        <w:hyperlink r:id="rId21" w:history="1">
-          <w:r>
-            <w:rPr>
-              <w:rStyle w:val="Hyperlink"/>
-            </w:rPr>
-            <w:t>i</w:t>
-          </w:r>
-        </w:hyperlink>
-      </w:r>
-      <w:r>
-        <w:rPr>
-          <w:rFonts w:ascii="Charis SIL Regular" w:hAnsi="Charis SIL Regular" w:eastAsia="Charis SIL Regular"/>
-          <w:b w:val="0"/>
-          <w:i w:val="0"/>
-          <w:color w:val="0000FF"/>
-          <w:sz w:val="24"/>
-          <w:u w:val="single"/>
-        </w:rPr>
-        <w:hyperlink r:id="rId21" w:history="1">
-          <w:r>
-            <w:rPr>
-              <w:rStyle w:val="Hyperlink"/>
-            </w:rPr>
-            <w:t>sed</w:t>
-          </w:r>
-        </w:hyperlink>
-      </w:r>
-      <w:r>
-        <w:rPr>
-          <w:rFonts w:ascii="Charis SIL Regular" w:hAnsi="Charis SIL Regular" w:eastAsia="Charis SIL Regular"/>
-          <w:b w:val="0"/>
-          <w:i w:val="0"/>
-          <w:color w:val="0000FF"/>
-          <w:sz w:val="24"/>
-          <w:u w:val="single"/>
-        </w:rPr>
-        <w:t xml:space="preserve"> </w:t>
-      </w:r>
-      <w:r>
-        <w:rPr>
-          <w:rFonts w:ascii="Charis SIL Regular" w:hAnsi="Charis SIL Regular" w:eastAsia="Charis SIL Regular"/>
-          <w:b w:val="0"/>
-          <w:i w:val="0"/>
-          <w:color w:val="0000FF"/>
-          <w:sz w:val="24"/>
-          <w:u w:val="single"/>
-        </w:rPr>
-        <w:hyperlink r:id="rId21" w:history="1">
-          <w:r>
-            <w:rPr>
-              <w:rStyle w:val="Hyperlink"/>
-            </w:rPr>
-            <w:t>territ</w:t>
-          </w:r>
-        </w:hyperlink>
-      </w:r>
-      <w:r>
-        <w:rPr>
-          <w:rFonts w:ascii="Charis SIL Regular" w:hAnsi="Charis SIL Regular" w:eastAsia="Charis SIL Regular"/>
-          <w:b w:val="0"/>
-          <w:i w:val="0"/>
-          <w:color w:val="0000FF"/>
-          <w:sz w:val="24"/>
-          <w:u w:val="single"/>
-        </w:rPr>
-        <w:hyperlink r:id="rId21" w:history="1">
-          <w:r>
-            <w:rPr>
-              <w:rStyle w:val="Hyperlink"/>
-            </w:rPr>
-            <w:t>o</w:t>
-          </w:r>
-        </w:hyperlink>
-      </w:r>
-      <w:r>
-        <w:rPr>
-          <w:rFonts w:ascii="Charis SIL Regular" w:hAnsi="Charis SIL Regular" w:eastAsia="Charis SIL Regular"/>
-          <w:b w:val="0"/>
-          <w:i w:val="0"/>
-          <w:color w:val="0000FF"/>
-          <w:sz w:val="24"/>
-          <w:u w:val="single"/>
-        </w:rPr>
-        <w:hyperlink r:id="rId21" w:history="1">
-          <w:r>
-            <w:rPr>
-              <w:rStyle w:val="Hyperlink"/>
-            </w:rPr>
-            <w:t>ries</w:t>
-          </w:r>
-        </w:hyperlink>
-      </w:r>
-      <w:r>
-        <w:br/>
-      </w:r>
-      <w:r>
-        <w:rPr>
-          <w:rFonts w:ascii="Charis SIL Regular" w:hAnsi="Charis SIL Regular" w:eastAsia="Charis SIL Regular"/>
-          <w:b w:val="0"/>
-          <w:i w:val="0"/>
-          <w:color w:val="000000"/>
-          <w:sz w:val="24"/>
-        </w:rPr>
-        <w:t xml:space="preserve">•  </w:t>
-      </w:r>
-      <w:r>
-        <w:rPr>
-          <w:rFonts w:ascii="Charis SIL Regular" w:hAnsi="Charis SIL Regular" w:eastAsia="Charis SIL Regular"/>
-          <w:b w:val="0"/>
-          <w:i w:val="0"/>
-          <w:color w:val="0000FF"/>
-          <w:sz w:val="24"/>
-          <w:u w:val="single"/>
-        </w:rPr>
-        <w:hyperlink r:id="rId22" w:history="1">
-          <w:r>
-            <w:rPr>
-              <w:rStyle w:val="Hyperlink"/>
-            </w:rPr>
-            <w:t>Christian</w:t>
-          </w:r>
-        </w:hyperlink>
-      </w:r>
-      <w:r>
-        <w:rPr>
-          <w:rFonts w:ascii="Charis SIL Regular" w:hAnsi="Charis SIL Regular" w:eastAsia="Charis SIL Regular"/>
-          <w:b w:val="0"/>
-          <w:i w:val="0"/>
-          <w:color w:val="0000FF"/>
-          <w:sz w:val="24"/>
-        </w:rPr>
-        <w:t xml:space="preserve"> </w:t>
-      </w:r>
-      <w:r>
-        <w:rPr>
-          <w:rFonts w:ascii="Charis SIL Regular" w:hAnsi="Charis SIL Regular" w:eastAsia="Charis SIL Regular"/>
-          <w:b w:val="0"/>
-          <w:i w:val="0"/>
-          <w:color w:val="0000FF"/>
-          <w:sz w:val="24"/>
-          <w:u w:val="single"/>
-        </w:rPr>
-        <w:hyperlink r:id="rId22" w:history="1">
-          <w:r>
-            <w:rPr>
-              <w:rStyle w:val="Hyperlink"/>
-            </w:rPr>
-            <w:t>missiona</w:t>
-          </w:r>
-        </w:hyperlink>
+        <w:t xml:space="preserve">Christian </w:t>
       </w:r>
       <w:r>
         <w:rPr>
@@ -3098,7 +3033,7 @@
             <w:rPr>
               <w:rStyle w:val="Hyperlink"/>
             </w:rPr>
-            <w:t>rie</w:t>
+            <w:t>missionarie</w:t>
           </w:r>
         </w:hyperlink>
       </w:r>
@@ -3234,7 +3169,7 @@
           <w:sz w:val="24"/>
           <w:u w:val="single"/>
         </w:rPr>
-        <w:hyperlink r:id="rId23" w:history="1">
+        <w:hyperlink r:id="rId22" w:history="1">
           <w:r>
             <w:rPr>
               <w:rStyle w:val="Hyperlink"/>

--- a/EXPORTS/DOCX/published/niveau2/English/Museum.docx
+++ b/EXPORTS/DOCX/published/niveau2/English/Museum.docx
@@ -316,7 +316,18 @@
           <w:color w:val="000000"/>
           <w:sz w:val="24"/>
         </w:rPr>
-        <w:t xml:space="preserve">History) in 1820 and the </w:t>
+        <w:t>History) in 1820 and</w:t>
+      </w:r>
+      <w:r>
+        <w:rPr>
+          <w:u w:val="single" w:color="0000ff"/>
+          <w:rFonts w:ascii="Charis SIL Regular" w:hAnsi="Charis SIL Regular" w:eastAsia="Charis SIL Regular"/>
+          <w:b w:val="0"/>
+          <w:i w:val="0"/>
+          <w:color w:val="000000"/>
+          <w:sz w:val="24"/>
+        </w:rPr>
+        <w:t xml:space="preserve"> the </w:t>
       </w:r>
       <w:r>
         <w:rPr>
@@ -374,7 +385,7 @@
           <w:sz w:val="24"/>
           <w:u w:val="single"/>
         </w:rPr>
-        <w:hyperlink r:id="rId10" w:history="1">
+        <w:hyperlink r:id="rId9" w:history="1">
           <w:r>
             <w:rPr>
               <w:rStyle w:val="Hyperlink"/>
@@ -392,7 +403,7 @@
           <w:sz w:val="24"/>
           <w:u w:val="single"/>
         </w:rPr>
-        <w:hyperlink r:id="rId10" w:history="1">
+        <w:hyperlink r:id="rId9" w:history="1">
           <w:r>
             <w:rPr>
               <w:rStyle w:val="Hyperlink"/>
@@ -421,7 +432,7 @@
           <w:sz w:val="24"/>
           <w:u w:val="single"/>
         </w:rPr>
-        <w:hyperlink r:id="rId10" w:history="1">
+        <w:hyperlink r:id="rId9" w:history="1">
           <w:r>
             <w:rPr>
               <w:rStyle w:val="Hyperlink"/>
@@ -793,7 +804,14 @@
           <w:sz w:val="24"/>
           <w:u w:val="single"/>
         </w:rPr>
-        <w:t>Lan</w:t>
+        <w:hyperlink r:id="rId12" w:history="1">
+          <w:r>
+            <w:rPr>
+              <w:rStyle w:val="Hyperlink"/>
+            </w:rPr>
+            <w:t>Lan</w:t>
+          </w:r>
+        </w:hyperlink>
       </w:r>
       <w:r>
         <w:rPr>
@@ -804,7 +822,7 @@
           <w:sz w:val="24"/>
           <w:u w:val="single"/>
         </w:rPr>
-        <w:hyperlink r:id="rId11" w:history="1">
+        <w:hyperlink r:id="rId12" w:history="1">
           <w:r>
             <w:rPr>
               <w:rStyle w:val="Hyperlink"/>
@@ -900,7 +918,82 @@
           <w:color w:val="000000"/>
           <w:sz w:val="24"/>
         </w:rPr>
-        <w:t>Rotterdam in 1885. O</w:t>
+        <w:t>R</w:t>
+      </w:r>
+      <w:r>
+        <w:rPr>
+          <w:u w:val="single" w:color="0000ff"/>
+          <w:rFonts w:ascii="Charis SIL Regular" w:hAnsi="Charis SIL Regular" w:eastAsia="Charis SIL Regular"/>
+          <w:b w:val="0"/>
+          <w:i w:val="0"/>
+          <w:color w:val="000000"/>
+          <w:sz w:val="24"/>
+        </w:rPr>
+        <w:hyperlink r:id="rId12" w:history="1">
+          <w:r>
+            <w:rPr>
+              <w:rStyle w:val="Hyperlink"/>
+            </w:rPr>
+            <w:t>otterda</w:t>
+          </w:r>
+        </w:hyperlink>
+      </w:r>
+      <w:r>
+        <w:rPr>
+          <w:rFonts w:ascii="Charis SIL Regular" w:hAnsi="Charis SIL Regular" w:eastAsia="Charis SIL Regular"/>
+          <w:b w:val="0"/>
+          <w:i w:val="0"/>
+          <w:color w:val="000000"/>
+          <w:sz w:val="24"/>
+        </w:rPr>
+        <w:t>m</w:t>
+      </w:r>
+      <w:r>
+        <w:rPr>
+          <w:u w:val="single" w:color="0000ff"/>
+          <w:rFonts w:ascii="Charis SIL Regular" w:hAnsi="Charis SIL Regular" w:eastAsia="Charis SIL Regular"/>
+          <w:b w:val="0"/>
+          <w:i w:val="0"/>
+          <w:color w:val="000000"/>
+          <w:sz w:val="24"/>
+        </w:rPr>
+        <w:hyperlink r:id="rId12" w:history="1">
+          <w:r>
+            <w:rPr>
+              <w:rStyle w:val="Hyperlink"/>
+            </w:rPr>
+            <w:t xml:space="preserve"> in 1</w:t>
+          </w:r>
+        </w:hyperlink>
+      </w:r>
+      <w:r>
+        <w:rPr>
+          <w:u w:val="single" w:color="0000ff"/>
+          <w:rFonts w:ascii="Charis SIL Regular" w:hAnsi="Charis SIL Regular" w:eastAsia="Charis SIL Regular"/>
+          <w:b w:val="0"/>
+          <w:i w:val="0"/>
+          <w:color w:val="000000"/>
+          <w:sz w:val="24"/>
+        </w:rPr>
+        <w:hyperlink r:id="rId12" w:history="1">
+          <w:r>
+            <w:rPr>
+              <w:rStyle w:val="Hyperlink"/>
+            </w:rPr>
+            <w:t xml:space="preserve">885. </w:t>
+          </w:r>
+        </w:hyperlink>
+      </w:r>
+      <w:r>
+        <w:rPr>
+          <w:u w:val="single" w:color="0000ff"/>
+          <w:rFonts w:ascii="Charis SIL Regular" w:hAnsi="Charis SIL Regular" w:eastAsia="Charis SIL Regular"/>
+          <w:b w:val="0"/>
+          <w:i w:val="0"/>
+          <w:color w:val="000000"/>
+          <w:sz w:val="24"/>
+        </w:rPr>
+        <w:t>O</w:t>
       </w:r>
       <w:r>
         <w:rPr>
@@ -2162,20 +2255,19 @@
           <w:i w:val="0"/>
           <w:color w:val="0000FF"/>
           <w:sz w:val="24"/>
+        </w:rPr>
+        <w:t xml:space="preserve"> </w:t>
+      </w:r>
+      <w:r>
+        <w:rPr>
+          <w:rFonts w:ascii="Charis SIL Regular" w:hAnsi="Charis SIL Regular" w:eastAsia="Charis SIL Regular"/>
+          <w:b w:val="0"/>
+          <w:i w:val="0"/>
+          <w:color w:val="0000FF"/>
+          <w:sz w:val="24"/>
           <w:u w:val="single"/>
         </w:rPr>
-        <w:t xml:space="preserve"> </w:t>
-      </w:r>
-      <w:r>
-        <w:rPr>
-          <w:rFonts w:ascii="Charis SIL Regular" w:hAnsi="Charis SIL Regular" w:eastAsia="Charis SIL Regular"/>
-          <w:b w:val="0"/>
-          <w:i w:val="0"/>
-          <w:color w:val="0000FF"/>
-          <w:sz w:val="24"/>
-          <w:u w:val="single"/>
-        </w:rPr>
-        <w:hyperlink r:id="rId20" w:history="1">
+        <w:hyperlink r:id="rId19" w:history="1">
           <w:r>
             <w:rPr>
               <w:rStyle w:val="Hyperlink"/>
@@ -2287,7 +2379,7 @@
           <w:sz w:val="24"/>
           <w:u w:val="single"/>
         </w:rPr>
-        <w:hyperlink r:id="rId20" w:history="1">
+        <w:hyperlink r:id="rId19" w:history="1">
           <w:r>
             <w:rPr>
               <w:rStyle w:val="Hyperlink"/>
@@ -2305,7 +2397,7 @@
           <w:sz w:val="24"/>
           <w:u w:val="single"/>
         </w:rPr>
-        <w:hyperlink r:id="rId20" w:history="1">
+        <w:hyperlink r:id="rId19" w:history="1">
           <w:r>
             <w:rPr>
               <w:rStyle w:val="Hyperlink"/>
@@ -2350,7 +2442,6 @@
           <w:i w:val="0"/>
           <w:color w:val="0000FF"/>
           <w:sz w:val="24"/>
-          <w:u w:val="single"/>
         </w:rPr>
         <w:t xml:space="preserve"> </w:t>
       </w:r>
@@ -2392,7 +2483,7 @@
           <w:sz w:val="24"/>
           <w:u w:val="single"/>
         </w:rPr>
-        <w:hyperlink r:id="rId19" w:history="1">
+        <w:hyperlink r:id="rId20" w:history="1">
           <w:r>
             <w:rPr>
               <w:rStyle w:val="Hyperlink"/>
@@ -2449,7 +2540,7 @@
           <w:sz w:val="24"/>
           <w:u w:val="single"/>
         </w:rPr>
-        <w:hyperlink r:id="rId21" w:history="1">
+        <w:hyperlink r:id="rId20" w:history="1">
           <w:r>
             <w:rPr>
               <w:rStyle w:val="Hyperlink"/>
@@ -2478,7 +2569,7 @@
           <w:sz w:val="24"/>
           <w:u w:val="single"/>
         </w:rPr>
-        <w:hyperlink r:id="rId21" w:history="1">
+        <w:hyperlink r:id="rId20" w:history="1">
           <w:r>
             <w:rPr>
               <w:rStyle w:val="Hyperlink"/>
@@ -2543,7 +2634,7 @@
           <w:sz w:val="24"/>
           <w:u w:val="single"/>
         </w:rPr>
-        <w:hyperlink r:id="rId21" w:history="1">
+        <w:hyperlink r:id="rId20" w:history="1">
           <w:r>
             <w:rPr>
               <w:rStyle w:val="Hyperlink"/>
@@ -2561,7 +2652,7 @@
           <w:sz w:val="24"/>
           <w:u w:val="single"/>
         </w:rPr>
-        <w:hyperlink r:id="rId21" w:history="1">
+        <w:hyperlink r:id="rId20" w:history="1">
           <w:r>
             <w:rPr>
               <w:rStyle w:val="Hyperlink"/>
@@ -2590,7 +2681,7 @@
           <w:sz w:val="24"/>
           <w:u w:val="single"/>
         </w:rPr>
-        <w:hyperlink r:id="rId20" w:history="1">
+        <w:hyperlink r:id="rId21" w:history="1">
           <w:r>
             <w:rPr>
               <w:rStyle w:val="Hyperlink"/>
@@ -2637,7 +2728,14 @@
           <w:sz w:val="24"/>
           <w:u w:val="single"/>
         </w:rPr>
-        <w:t>in colonise</w:t>
+        <w:hyperlink r:id="rId20" w:history="1">
+          <w:r>
+            <w:rPr>
+              <w:rStyle w:val="Hyperlink"/>
+            </w:rPr>
+            <w:t>i</w:t>
+          </w:r>
+        </w:hyperlink>
       </w:r>
       <w:r>
         <w:rPr>
@@ -2649,6 +2747,53 @@
           <w:u w:val="single"/>
         </w:rPr>
         <w:hyperlink r:id="rId20" w:history="1">
+          <w:r>
+            <w:rPr>
+              <w:rStyle w:val="Hyperlink"/>
+            </w:rPr>
+            <w:t>n</w:t>
+          </w:r>
+        </w:hyperlink>
+      </w:r>
+      <w:r>
+        <w:rPr>
+          <w:rFonts w:ascii="Charis SIL Regular" w:hAnsi="Charis SIL Regular" w:eastAsia="Charis SIL Regular"/>
+          <w:b w:val="0"/>
+          <w:i w:val="0"/>
+          <w:color w:val="0000FF"/>
+          <w:sz w:val="24"/>
+          <w:u w:val="single"/>
+        </w:rPr>
+        <w:t xml:space="preserve"> </w:t>
+      </w:r>
+      <w:r>
+        <w:rPr>
+          <w:rFonts w:ascii="Charis SIL Regular" w:hAnsi="Charis SIL Regular" w:eastAsia="Charis SIL Regular"/>
+          <w:b w:val="0"/>
+          <w:i w:val="0"/>
+          <w:color w:val="0000FF"/>
+          <w:sz w:val="24"/>
+          <w:u w:val="single"/>
+        </w:rPr>
+        <w:hyperlink r:id="rId20" w:history="1">
+          <w:r>
+            <w:rPr>
+              <w:rStyle w:val="Hyperlink"/>
+            </w:rPr>
+            <w:t>colonise</w:t>
+          </w:r>
+        </w:hyperlink>
+      </w:r>
+      <w:r>
+        <w:rPr>
+          <w:rFonts w:ascii="Charis SIL Regular" w:hAnsi="Charis SIL Regular" w:eastAsia="Charis SIL Regular"/>
+          <w:b w:val="0"/>
+          <w:i w:val="0"/>
+          <w:color w:val="0000FF"/>
+          <w:sz w:val="24"/>
+          <w:u w:val="single"/>
+        </w:rPr>
+        <w:hyperlink r:id="rId21" w:history="1">
           <w:r>
             <w:rPr>
               <w:rStyle w:val="Hyperlink"/>
@@ -2721,9 +2866,19 @@
           <w:i w:val="0"/>
           <w:color w:val="0000FF"/>
           <w:sz w:val="24"/>
+        </w:rPr>
+        <w:t>Scientific</w:t>
+      </w:r>
+      <w:r>
+        <w:rPr>
+          <w:rFonts w:ascii="Charis SIL Regular" w:hAnsi="Charis SIL Regular" w:eastAsia="Charis SIL Regular"/>
+          <w:b w:val="0"/>
+          <w:i w:val="0"/>
+          <w:color w:val="0000FF"/>
+          <w:sz w:val="24"/>
           <w:u w:val="single"/>
         </w:rPr>
-        <w:t>Scientific</w:t>
+        <w:t xml:space="preserve"> </w:t>
       </w:r>
       <w:r>
         <w:rPr>
@@ -2734,18 +2889,7 @@
           <w:sz w:val="24"/>
           <w:u w:val="single"/>
         </w:rPr>
-        <w:t xml:space="preserve"> </w:t>
-      </w:r>
-      <w:r>
-        <w:rPr>
-          <w:rFonts w:ascii="Charis SIL Regular" w:hAnsi="Charis SIL Regular" w:eastAsia="Charis SIL Regular"/>
-          <w:b w:val="0"/>
-          <w:i w:val="0"/>
-          <w:color w:val="0000FF"/>
-          <w:sz w:val="24"/>
-          <w:u w:val="single"/>
-        </w:rPr>
-        <w:hyperlink r:id="rId22" w:history="1">
+        <w:hyperlink r:id="rId21" w:history="1">
           <w:r>
             <w:rPr>
               <w:rStyle w:val="Hyperlink"/>
@@ -2763,7 +2907,7 @@
           <w:sz w:val="24"/>
           <w:u w:val="single"/>
         </w:rPr>
-        <w:hyperlink r:id="rId22" w:history="1">
+        <w:hyperlink r:id="rId21" w:history="1">
           <w:r>
             <w:rPr>
               <w:rStyle w:val="Hyperlink"/>
@@ -2781,7 +2925,7 @@
           <w:sz w:val="24"/>
           <w:u w:val="single"/>
         </w:rPr>
-        <w:hyperlink r:id="rId22" w:history="1">
+        <w:hyperlink r:id="rId21" w:history="1">
           <w:r>
             <w:rPr>
               <w:rStyle w:val="Hyperlink"/>
@@ -2810,12 +2954,12 @@
           <w:sz w:val="24"/>
           <w:u w:val="single"/>
         </w:rPr>
-        <w:hyperlink r:id="rId22" w:history="1">
+        <w:hyperlink r:id="rId21" w:history="1">
           <w:r>
             <w:rPr>
               <w:rStyle w:val="Hyperlink"/>
             </w:rPr>
-            <w:t>i</w:t>
+            <w:t>in</w:t>
           </w:r>
         </w:hyperlink>
       </w:r>
@@ -2826,8 +2970,9 @@
           <w:i w:val="0"/>
           <w:color w:val="0000FF"/>
           <w:sz w:val="24"/>
-        </w:rPr>
-        <w:t>n</w:t>
+          <w:u w:val="single"/>
+        </w:rPr>
+        <w:t xml:space="preserve"> </w:t>
       </w:r>
       <w:r>
         <w:rPr>
@@ -2838,18 +2983,7 @@
           <w:sz w:val="24"/>
           <w:u w:val="single"/>
         </w:rPr>
-        <w:t xml:space="preserve"> </w:t>
-      </w:r>
-      <w:r>
-        <w:rPr>
-          <w:rFonts w:ascii="Charis SIL Regular" w:hAnsi="Charis SIL Regular" w:eastAsia="Charis SIL Regular"/>
-          <w:b w:val="0"/>
-          <w:i w:val="0"/>
-          <w:color w:val="0000FF"/>
-          <w:sz w:val="24"/>
-          <w:u w:val="single"/>
-        </w:rPr>
-        <w:hyperlink r:id="rId22" w:history="1">
+        <w:hyperlink r:id="rId21" w:history="1">
           <w:r>
             <w:rPr>
               <w:rStyle w:val="Hyperlink"/>
@@ -2921,7 +3055,7 @@
           <w:sz w:val="24"/>
           <w:u w:val="single"/>
         </w:rPr>
-        <w:hyperlink r:id="rId22" w:history="1">
+        <w:hyperlink r:id="rId21" w:history="1">
           <w:r>
             <w:rPr>
               <w:rStyle w:val="Hyperlink"/>
@@ -2950,7 +3084,7 @@
           <w:sz w:val="24"/>
           <w:u w:val="single"/>
         </w:rPr>
-        <w:hyperlink r:id="rId21" w:history="1">
+        <w:hyperlink r:id="rId22" w:history="1">
           <w:r>
             <w:rPr>
               <w:rStyle w:val="Hyperlink"/>
@@ -2986,7 +3120,7 @@
           <w:sz w:val="24"/>
           <w:u w:val="single"/>
         </w:rPr>
-        <w:hyperlink r:id="rId21" w:history="1">
+        <w:hyperlink r:id="rId22" w:history="1">
           <w:r>
             <w:rPr>
               <w:rStyle w:val="Hyperlink"/>
@@ -3017,7 +3151,25 @@
           <w:sz w:val="24"/>
           <w:u w:val="single"/>
         </w:rPr>
-        <w:t xml:space="preserve">Christian </w:t>
+        <w:hyperlink r:id="rId23" w:history="1">
+          <w:r>
+            <w:rPr>
+              <w:rStyle w:val="Hyperlink"/>
+            </w:rPr>
+            <w:t>Christian</w:t>
+          </w:r>
+        </w:hyperlink>
+      </w:r>
+      <w:r>
+        <w:rPr>
+          <w:rFonts w:ascii="Charis SIL Regular" w:hAnsi="Charis SIL Regular" w:eastAsia="Charis SIL Regular"/>
+          <w:b w:val="0"/>
+          <w:i w:val="0"/>
+          <w:color w:val="0000FF"/>
+          <w:sz w:val="24"/>
+          <w:u w:val="single"/>
+        </w:rPr>
+        <w:t xml:space="preserve"> </w:t>
       </w:r>
       <w:r>
         <w:rPr>
@@ -3140,7 +3292,7 @@
           <w:sz w:val="24"/>
           <w:u w:val="single"/>
         </w:rPr>
-        <w:hyperlink r:id="rId23" w:history="1">
+        <w:hyperlink r:id="rId22" w:history="1">
           <w:r>
             <w:rPr>
               <w:rStyle w:val="Hyperlink"/>

--- a/EXPORTS/DOCX/published/niveau2/English/Museum.docx
+++ b/EXPORTS/DOCX/published/niveau2/English/Museum.docx
@@ -320,14 +320,20 @@
       </w:r>
       <w:r>
         <w:rPr>
-          <w:u w:val="single" w:color="0000ff"/>
           <w:rFonts w:ascii="Charis SIL Regular" w:hAnsi="Charis SIL Regular" w:eastAsia="Charis SIL Regular"/>
           <w:b w:val="0"/>
           <w:i w:val="0"/>
           <w:color w:val="000000"/>
           <w:sz w:val="24"/>
         </w:rPr>
-        <w:t xml:space="preserve"> the </w:t>
+        <w:hyperlink r:id="rId9" w:history="1">
+          <w:r>
+            <w:rPr>
+              <w:rStyle w:val="Hyperlink"/>
+            </w:rPr>
+            <w:t xml:space="preserve"> the </w:t>
+          </w:r>
+        </w:hyperlink>
       </w:r>
       <w:r>
         <w:rPr>
@@ -338,7 +344,7 @@
           <w:sz w:val="24"/>
           <w:u w:val="single"/>
         </w:rPr>
-        <w:hyperlink r:id="rId10" w:history="1">
+        <w:hyperlink r:id="rId9" w:history="1">
           <w:r>
             <w:rPr>
               <w:rStyle w:val="Hyperlink"/>
@@ -367,7 +373,7 @@
           <w:sz w:val="24"/>
           <w:u w:val="single"/>
         </w:rPr>
-        <w:hyperlink r:id="rId10" w:history="1">
+        <w:hyperlink r:id="rId9" w:history="1">
           <w:r>
             <w:rPr>
               <w:rStyle w:val="Hyperlink"/>
@@ -762,9 +768,8 @@
           <w:i w:val="0"/>
           <w:color w:val="0000FF"/>
           <w:sz w:val="24"/>
-          <w:u w:val="single"/>
         </w:rPr>
-        <w:t xml:space="preserve"> </w:t>
+        <w:t xml:space="preserve"> voor Lan</w:t>
       </w:r>
       <w:r>
         <w:rPr>
@@ -775,12 +780,12 @@
           <w:sz w:val="24"/>
           <w:u w:val="single"/>
         </w:rPr>
-        <w:hyperlink r:id="rId12" w:history="1">
+        <w:hyperlink r:id="rId11" w:history="1">
           <w:r>
             <w:rPr>
               <w:rStyle w:val="Hyperlink"/>
             </w:rPr>
-            <w:t>voor</w:t>
+            <w:t>d-</w:t>
           </w:r>
         </w:hyperlink>
       </w:r>
@@ -804,14 +809,17 @@
           <w:sz w:val="24"/>
           <w:u w:val="single"/>
         </w:rPr>
-        <w:hyperlink r:id="rId12" w:history="1">
+        <w:hyperlink r:id="rId11" w:history="1">
           <w:r>
             <w:rPr>
               <w:rStyle w:val="Hyperlink"/>
             </w:rPr>
-            <w:t>Lan</w:t>
+            <w:t xml:space="preserve">en </w:t>
           </w:r>
         </w:hyperlink>
+      </w:r>
+      <w:r>
+        <w:br/>
       </w:r>
       <w:r>
         <w:rPr>
@@ -822,57 +830,7 @@
           <w:sz w:val="24"/>
           <w:u w:val="single"/>
         </w:rPr>
-        <w:hyperlink r:id="rId12" w:history="1">
-          <w:r>
-            <w:rPr>
-              <w:rStyle w:val="Hyperlink"/>
-            </w:rPr>
-            <w:t>d-</w:t>
-          </w:r>
-        </w:hyperlink>
-      </w:r>
-      <w:r>
-        <w:rPr>
-          <w:rFonts w:ascii="Charis SIL Regular" w:hAnsi="Charis SIL Regular" w:eastAsia="Charis SIL Regular"/>
-          <w:b w:val="0"/>
-          <w:i w:val="0"/>
-          <w:color w:val="0000FF"/>
-          <w:sz w:val="24"/>
-          <w:u w:val="single"/>
-        </w:rPr>
-        <w:t xml:space="preserve"> </w:t>
-      </w:r>
-      <w:r>
-        <w:rPr>
-          <w:rFonts w:ascii="Charis SIL Regular" w:hAnsi="Charis SIL Regular" w:eastAsia="Charis SIL Regular"/>
-          <w:b w:val="0"/>
-          <w:i w:val="0"/>
-          <w:color w:val="0000FF"/>
-          <w:sz w:val="24"/>
-          <w:u w:val="single"/>
-        </w:rPr>
-        <w:hyperlink r:id="rId12" w:history="1">
-          <w:r>
-            <w:rPr>
-              <w:rStyle w:val="Hyperlink"/>
-            </w:rPr>
-            <w:t xml:space="preserve">en </w:t>
-          </w:r>
-        </w:hyperlink>
-      </w:r>
-      <w:r>
-        <w:br/>
-      </w:r>
-      <w:r>
-        <w:rPr>
-          <w:rFonts w:ascii="Charis SIL Regular" w:hAnsi="Charis SIL Regular" w:eastAsia="Charis SIL Regular"/>
-          <w:b w:val="0"/>
-          <w:i w:val="0"/>
-          <w:color w:val="0000FF"/>
-          <w:sz w:val="24"/>
-          <w:u w:val="single"/>
-        </w:rPr>
-        <w:hyperlink r:id="rId12" w:history="1">
+        <w:hyperlink r:id="rId11" w:history="1">
           <w:r>
             <w:rPr>
               <w:rStyle w:val="Hyperlink"/>
@@ -2244,7 +2202,7 @@
             <w:rPr>
               <w:rStyle w:val="Hyperlink"/>
             </w:rPr>
-            <w:t>The</w:t>
+            <w:t xml:space="preserve">The </w:t>
           </w:r>
         </w:hyperlink>
       </w:r>
@@ -2255,8 +2213,16 @@
           <w:i w:val="0"/>
           <w:color w:val="0000FF"/>
           <w:sz w:val="24"/>
+          <w:u w:val="single"/>
         </w:rPr>
-        <w:t xml:space="preserve"> </w:t>
+        <w:hyperlink r:id="rId20" w:history="1">
+          <w:r>
+            <w:rPr>
+              <w:rStyle w:val="Hyperlink"/>
+            </w:rPr>
+            <w:t>t</w:t>
+          </w:r>
+        </w:hyperlink>
       </w:r>
       <w:r>
         <w:rPr>
@@ -2272,24 +2238,6 @@
             <w:rPr>
               <w:rStyle w:val="Hyperlink"/>
             </w:rPr>
-            <w:t>t</w:t>
-          </w:r>
-        </w:hyperlink>
-      </w:r>
-      <w:r>
-        <w:rPr>
-          <w:rFonts w:ascii="Charis SIL Regular" w:hAnsi="Charis SIL Regular" w:eastAsia="Charis SIL Regular"/>
-          <w:b w:val="0"/>
-          <w:i w:val="0"/>
-          <w:color w:val="0000FF"/>
-          <w:sz w:val="24"/>
-          <w:u w:val="single"/>
-        </w:rPr>
-        <w:hyperlink r:id="rId20" w:history="1">
-          <w:r>
-            <w:rPr>
-              <w:rStyle w:val="Hyperlink"/>
-            </w:rPr>
             <w:t>rade</w:t>
           </w:r>
         </w:hyperlink>
@@ -2314,7 +2262,7 @@
           <w:sz w:val="24"/>
           <w:u w:val="single"/>
         </w:rPr>
-        <w:hyperlink r:id="rId20" w:history="1">
+        <w:hyperlink r:id="rId19" w:history="1">
           <w:r>
             <w:rPr>
               <w:rStyle w:val="Hyperlink"/>
@@ -2343,7 +2291,7 @@
           <w:sz w:val="24"/>
           <w:u w:val="single"/>
         </w:rPr>
-        <w:hyperlink r:id="rId20" w:history="1">
+        <w:hyperlink r:id="rId19" w:history="1">
           <w:r>
             <w:rPr>
               <w:rStyle w:val="Hyperlink"/>
@@ -2397,7 +2345,7 @@
           <w:sz w:val="24"/>
           <w:u w:val="single"/>
         </w:rPr>
-        <w:hyperlink r:id="rId19" w:history="1">
+        <w:hyperlink r:id="rId20" w:history="1">
           <w:r>
             <w:rPr>
               <w:rStyle w:val="Hyperlink"/>
@@ -2426,7 +2374,7 @@
           <w:sz w:val="24"/>
           <w:u w:val="single"/>
         </w:rPr>
-        <w:hyperlink r:id="rId20" w:history="1">
+        <w:hyperlink r:id="rId19" w:history="1">
           <w:r>
             <w:rPr>
               <w:rStyle w:val="Hyperlink"/>
@@ -2434,16 +2382,6 @@
             <w:t>form</w:t>
           </w:r>
         </w:hyperlink>
-      </w:r>
-      <w:r>
-        <w:rPr>
-          <w:rFonts w:ascii="Charis SIL Regular" w:hAnsi="Charis SIL Regular" w:eastAsia="Charis SIL Regular"/>
-          <w:b w:val="0"/>
-          <w:i w:val="0"/>
-          <w:color w:val="0000FF"/>
-          <w:sz w:val="24"/>
-        </w:rPr>
-        <w:t xml:space="preserve"> </w:t>
       </w:r>
       <w:r>
         <w:rPr>
@@ -2454,7 +2392,18 @@
           <w:sz w:val="24"/>
           <w:u w:val="single"/>
         </w:rPr>
-        <w:hyperlink r:id="rId20" w:history="1">
+        <w:t xml:space="preserve"> </w:t>
+      </w:r>
+      <w:r>
+        <w:rPr>
+          <w:rFonts w:ascii="Charis SIL Regular" w:hAnsi="Charis SIL Regular" w:eastAsia="Charis SIL Regular"/>
+          <w:b w:val="0"/>
+          <w:i w:val="0"/>
+          <w:color w:val="0000FF"/>
+          <w:sz w:val="24"/>
+          <w:u w:val="single"/>
+        </w:rPr>
+        <w:hyperlink r:id="rId19" w:history="1">
           <w:r>
             <w:rPr>
               <w:rStyle w:val="Hyperlink"/>
@@ -2540,25 +2489,7 @@
           <w:sz w:val="24"/>
           <w:u w:val="single"/>
         </w:rPr>
-        <w:hyperlink r:id="rId20" w:history="1">
-          <w:r>
-            <w:rPr>
-              <w:rStyle w:val="Hyperlink"/>
-            </w:rPr>
-            <w:t>Arm</w:t>
-          </w:r>
-        </w:hyperlink>
-      </w:r>
-      <w:r>
-        <w:rPr>
-          <w:rFonts w:ascii="Charis SIL Regular" w:hAnsi="Charis SIL Regular" w:eastAsia="Charis SIL Regular"/>
-          <w:b w:val="0"/>
-          <w:i w:val="0"/>
-          <w:color w:val="0000FF"/>
-          <w:sz w:val="24"/>
-          <w:u w:val="single"/>
-        </w:rPr>
-        <w:t xml:space="preserve"> </w:t>
+        <w:t>Arm and navy personnel in colonise</w:t>
       </w:r>
       <w:r>
         <w:rPr>
@@ -2570,230 +2501,6 @@
           <w:u w:val="single"/>
         </w:rPr>
         <w:hyperlink r:id="rId20" w:history="1">
-          <w:r>
-            <w:rPr>
-              <w:rStyle w:val="Hyperlink"/>
-            </w:rPr>
-            <w:t>and</w:t>
-          </w:r>
-        </w:hyperlink>
-      </w:r>
-      <w:r>
-        <w:rPr>
-          <w:rFonts w:ascii="Charis SIL Regular" w:hAnsi="Charis SIL Regular" w:eastAsia="Charis SIL Regular"/>
-          <w:b w:val="0"/>
-          <w:i w:val="0"/>
-          <w:color w:val="0000FF"/>
-          <w:sz w:val="24"/>
-          <w:u w:val="single"/>
-        </w:rPr>
-        <w:t xml:space="preserve"> </w:t>
-      </w:r>
-      <w:r>
-        <w:rPr>
-          <w:rFonts w:ascii="Charis SIL Regular" w:hAnsi="Charis SIL Regular" w:eastAsia="Charis SIL Regular"/>
-          <w:b w:val="0"/>
-          <w:i w:val="0"/>
-          <w:color w:val="0000FF"/>
-          <w:sz w:val="24"/>
-          <w:u w:val="single"/>
-        </w:rPr>
-        <w:hyperlink r:id="rId20" w:history="1">
-          <w:r>
-            <w:rPr>
-              <w:rStyle w:val="Hyperlink"/>
-            </w:rPr>
-            <w:t>n</w:t>
-          </w:r>
-        </w:hyperlink>
-      </w:r>
-      <w:r>
-        <w:rPr>
-          <w:rFonts w:ascii="Charis SIL Regular" w:hAnsi="Charis SIL Regular" w:eastAsia="Charis SIL Regular"/>
-          <w:b w:val="0"/>
-          <w:i w:val="0"/>
-          <w:color w:val="0000FF"/>
-          <w:sz w:val="24"/>
-          <w:u w:val="single"/>
-        </w:rPr>
-        <w:hyperlink r:id="rId20" w:history="1">
-          <w:r>
-            <w:rPr>
-              <w:rStyle w:val="Hyperlink"/>
-            </w:rPr>
-            <w:t>a</w:t>
-          </w:r>
-        </w:hyperlink>
-      </w:r>
-      <w:r>
-        <w:rPr>
-          <w:rFonts w:ascii="Charis SIL Regular" w:hAnsi="Charis SIL Regular" w:eastAsia="Charis SIL Regular"/>
-          <w:b w:val="0"/>
-          <w:i w:val="0"/>
-          <w:color w:val="0000FF"/>
-          <w:sz w:val="24"/>
-          <w:u w:val="single"/>
-        </w:rPr>
-        <w:hyperlink r:id="rId20" w:history="1">
-          <w:r>
-            <w:rPr>
-              <w:rStyle w:val="Hyperlink"/>
-            </w:rPr>
-            <w:t>v</w:t>
-          </w:r>
-        </w:hyperlink>
-      </w:r>
-      <w:r>
-        <w:rPr>
-          <w:rFonts w:ascii="Charis SIL Regular" w:hAnsi="Charis SIL Regular" w:eastAsia="Charis SIL Regular"/>
-          <w:b w:val="0"/>
-          <w:i w:val="0"/>
-          <w:color w:val="0000FF"/>
-          <w:sz w:val="24"/>
-          <w:u w:val="single"/>
-        </w:rPr>
-        <w:hyperlink r:id="rId20" w:history="1">
-          <w:r>
-            <w:rPr>
-              <w:rStyle w:val="Hyperlink"/>
-            </w:rPr>
-            <w:t>y</w:t>
-          </w:r>
-        </w:hyperlink>
-      </w:r>
-      <w:r>
-        <w:rPr>
-          <w:rFonts w:ascii="Charis SIL Regular" w:hAnsi="Charis SIL Regular" w:eastAsia="Charis SIL Regular"/>
-          <w:b w:val="0"/>
-          <w:i w:val="0"/>
-          <w:color w:val="0000FF"/>
-          <w:sz w:val="24"/>
-          <w:u w:val="single"/>
-        </w:rPr>
-        <w:t xml:space="preserve"> </w:t>
-      </w:r>
-      <w:r>
-        <w:rPr>
-          <w:rFonts w:ascii="Charis SIL Regular" w:hAnsi="Charis SIL Regular" w:eastAsia="Charis SIL Regular"/>
-          <w:b w:val="0"/>
-          <w:i w:val="0"/>
-          <w:color w:val="0000FF"/>
-          <w:sz w:val="24"/>
-          <w:u w:val="single"/>
-        </w:rPr>
-        <w:hyperlink r:id="rId21" w:history="1">
-          <w:r>
-            <w:rPr>
-              <w:rStyle w:val="Hyperlink"/>
-            </w:rPr>
-            <w:t>perso</w:t>
-          </w:r>
-        </w:hyperlink>
-      </w:r>
-      <w:r>
-        <w:rPr>
-          <w:rFonts w:ascii="Charis SIL Regular" w:hAnsi="Charis SIL Regular" w:eastAsia="Charis SIL Regular"/>
-          <w:b w:val="0"/>
-          <w:i w:val="0"/>
-          <w:color w:val="0000FF"/>
-          <w:sz w:val="24"/>
-          <w:u w:val="single"/>
-        </w:rPr>
-        <w:hyperlink r:id="rId20" w:history="1">
-          <w:r>
-            <w:rPr>
-              <w:rStyle w:val="Hyperlink"/>
-            </w:rPr>
-            <w:t>nnel</w:t>
-          </w:r>
-        </w:hyperlink>
-      </w:r>
-      <w:r>
-        <w:rPr>
-          <w:rFonts w:ascii="Charis SIL Regular" w:hAnsi="Charis SIL Regular" w:eastAsia="Charis SIL Regular"/>
-          <w:b w:val="0"/>
-          <w:i w:val="0"/>
-          <w:color w:val="0000FF"/>
-          <w:sz w:val="24"/>
-          <w:u w:val="single"/>
-        </w:rPr>
-        <w:t xml:space="preserve"> </w:t>
-      </w:r>
-      <w:r>
-        <w:rPr>
-          <w:rFonts w:ascii="Charis SIL Regular" w:hAnsi="Charis SIL Regular" w:eastAsia="Charis SIL Regular"/>
-          <w:b w:val="0"/>
-          <w:i w:val="0"/>
-          <w:color w:val="0000FF"/>
-          <w:sz w:val="24"/>
-          <w:u w:val="single"/>
-        </w:rPr>
-        <w:hyperlink r:id="rId20" w:history="1">
-          <w:r>
-            <w:rPr>
-              <w:rStyle w:val="Hyperlink"/>
-            </w:rPr>
-            <w:t>i</w:t>
-          </w:r>
-        </w:hyperlink>
-      </w:r>
-      <w:r>
-        <w:rPr>
-          <w:rFonts w:ascii="Charis SIL Regular" w:hAnsi="Charis SIL Regular" w:eastAsia="Charis SIL Regular"/>
-          <w:b w:val="0"/>
-          <w:i w:val="0"/>
-          <w:color w:val="0000FF"/>
-          <w:sz w:val="24"/>
-          <w:u w:val="single"/>
-        </w:rPr>
-        <w:hyperlink r:id="rId20" w:history="1">
-          <w:r>
-            <w:rPr>
-              <w:rStyle w:val="Hyperlink"/>
-            </w:rPr>
-            <w:t>n</w:t>
-          </w:r>
-        </w:hyperlink>
-      </w:r>
-      <w:r>
-        <w:rPr>
-          <w:rFonts w:ascii="Charis SIL Regular" w:hAnsi="Charis SIL Regular" w:eastAsia="Charis SIL Regular"/>
-          <w:b w:val="0"/>
-          <w:i w:val="0"/>
-          <w:color w:val="0000FF"/>
-          <w:sz w:val="24"/>
-          <w:u w:val="single"/>
-        </w:rPr>
-        <w:t xml:space="preserve"> </w:t>
-      </w:r>
-      <w:r>
-        <w:rPr>
-          <w:rFonts w:ascii="Charis SIL Regular" w:hAnsi="Charis SIL Regular" w:eastAsia="Charis SIL Regular"/>
-          <w:b w:val="0"/>
-          <w:i w:val="0"/>
-          <w:color w:val="0000FF"/>
-          <w:sz w:val="24"/>
-          <w:u w:val="single"/>
-        </w:rPr>
-        <w:hyperlink r:id="rId20" w:history="1">
-          <w:r>
-            <w:rPr>
-              <w:rStyle w:val="Hyperlink"/>
-            </w:rPr>
-            <w:t>colonise</w:t>
-          </w:r>
-        </w:hyperlink>
-      </w:r>
-      <w:r>
-        <w:rPr>
-          <w:rFonts w:ascii="Charis SIL Regular" w:hAnsi="Charis SIL Regular" w:eastAsia="Charis SIL Regular"/>
-          <w:b w:val="0"/>
-          <w:i w:val="0"/>
-          <w:color w:val="0000FF"/>
-          <w:sz w:val="24"/>
-          <w:u w:val="single"/>
-        </w:rPr>
-        <w:hyperlink r:id="rId21" w:history="1">
           <w:r>
             <w:rPr>
               <w:rStyle w:val="Hyperlink"/>
@@ -2866,8 +2573,55 @@
           <w:i w:val="0"/>
           <w:color w:val="0000FF"/>
           <w:sz w:val="24"/>
+          <w:u w:val="single"/>
         </w:rPr>
-        <w:t>Scientific</w:t>
+        <w:hyperlink r:id="rId21" w:history="1">
+          <w:r>
+            <w:rPr>
+              <w:rStyle w:val="Hyperlink"/>
+            </w:rPr>
+            <w:t>Scie</w:t>
+          </w:r>
+        </w:hyperlink>
+      </w:r>
+      <w:r>
+        <w:rPr>
+          <w:rFonts w:ascii="Charis SIL Regular" w:hAnsi="Charis SIL Regular" w:eastAsia="Charis SIL Regular"/>
+          <w:b w:val="0"/>
+          <w:i w:val="0"/>
+          <w:color w:val="0000FF"/>
+          <w:sz w:val="24"/>
+          <w:u w:val="single"/>
+        </w:rPr>
+        <w:hyperlink r:id="rId21" w:history="1">
+          <w:r>
+            <w:rPr>
+              <w:rStyle w:val="Hyperlink"/>
+            </w:rPr>
+            <w:t>n</w:t>
+          </w:r>
+        </w:hyperlink>
+      </w:r>
+      <w:r>
+        <w:rPr>
+          <w:rFonts w:ascii="Charis SIL Regular" w:hAnsi="Charis SIL Regular" w:eastAsia="Charis SIL Regular"/>
+          <w:b w:val="0"/>
+          <w:i w:val="0"/>
+          <w:color w:val="0000FF"/>
+          <w:sz w:val="24"/>
+          <w:u w:val="single"/>
+        </w:rPr>
+        <w:t>tifi</w:t>
+      </w:r>
+      <w:r>
+        <w:rPr>
+          <w:rFonts w:ascii="Charis SIL Regular" w:hAnsi="Charis SIL Regular" w:eastAsia="Charis SIL Regular"/>
+          <w:b w:val="0"/>
+          <w:i w:val="0"/>
+          <w:color w:val="0000FF"/>
+          <w:sz w:val="24"/>
+        </w:rPr>
+        <w:t>c</w:t>
       </w:r>
       <w:r>
         <w:rPr>
@@ -2983,7 +2737,7 @@
           <w:sz w:val="24"/>
           <w:u w:val="single"/>
         </w:rPr>
-        <w:hyperlink r:id="rId21" w:history="1">
+        <w:hyperlink r:id="rId22" w:history="1">
           <w:r>
             <w:rPr>
               <w:rStyle w:val="Hyperlink"/>
@@ -3019,7 +2773,7 @@
           <w:sz w:val="24"/>
           <w:u w:val="single"/>
         </w:rPr>
-        <w:hyperlink r:id="rId21" w:history="1">
+        <w:hyperlink r:id="rId22" w:history="1">
           <w:r>
             <w:rPr>
               <w:rStyle w:val="Hyperlink"/>
@@ -3055,7 +2809,7 @@
           <w:sz w:val="24"/>
           <w:u w:val="single"/>
         </w:rPr>
-        <w:hyperlink r:id="rId21" w:history="1">
+        <w:hyperlink r:id="rId22" w:history="1">
           <w:r>
             <w:rPr>
               <w:rStyle w:val="Hyperlink"/>
@@ -3084,7 +2838,7 @@
           <w:sz w:val="24"/>
           <w:u w:val="single"/>
         </w:rPr>
-        <w:hyperlink r:id="rId22" w:history="1">
+        <w:hyperlink r:id="rId21" w:history="1">
           <w:r>
             <w:rPr>
               <w:rStyle w:val="Hyperlink"/>
@@ -3102,7 +2856,7 @@
           <w:sz w:val="24"/>
           <w:u w:val="single"/>
         </w:rPr>
-        <w:hyperlink r:id="rId22" w:history="1">
+        <w:hyperlink r:id="rId21" w:history="1">
           <w:r>
             <w:rPr>
               <w:rStyle w:val="Hyperlink"/>
@@ -3151,14 +2905,7 @@
           <w:sz w:val="24"/>
           <w:u w:val="single"/>
         </w:rPr>
-        <w:hyperlink r:id="rId23" w:history="1">
-          <w:r>
-            <w:rPr>
-              <w:rStyle w:val="Hyperlink"/>
-            </w:rPr>
-            <w:t>Christian</w:t>
-          </w:r>
-        </w:hyperlink>
+        <w:t>Christian</w:t>
       </w:r>
       <w:r>
         <w:rPr>
@@ -3180,14 +2927,7 @@
           <w:sz w:val="24"/>
           <w:u w:val="single"/>
         </w:rPr>
-        <w:hyperlink r:id="rId23" w:history="1">
-          <w:r>
-            <w:rPr>
-              <w:rStyle w:val="Hyperlink"/>
-            </w:rPr>
-            <w:t>missionarie</w:t>
-          </w:r>
-        </w:hyperlink>
+        <w:t>missionarie</w:t>
       </w:r>
       <w:r>
         <w:rPr>
@@ -3198,7 +2938,7 @@
           <w:sz w:val="24"/>
           <w:u w:val="single"/>
         </w:rPr>
-        <w:hyperlink r:id="rId23" w:history="1">
+        <w:hyperlink r:id="rId22" w:history="1">
           <w:r>
             <w:rPr>
               <w:rStyle w:val="Hyperlink"/>
@@ -3292,7 +3032,7 @@
           <w:sz w:val="24"/>
           <w:u w:val="single"/>
         </w:rPr>
-        <w:hyperlink r:id="rId22" w:history="1">
+        <w:hyperlink r:id="rId23" w:history="1">
           <w:r>
             <w:rPr>
               <w:rStyle w:val="Hyperlink"/>
@@ -3321,7 +3061,7 @@
           <w:sz w:val="24"/>
           <w:u w:val="single"/>
         </w:rPr>
-        <w:hyperlink r:id="rId22" w:history="1">
+        <w:hyperlink r:id="rId23" w:history="1">
           <w:r>
             <w:rPr>
               <w:rStyle w:val="Hyperlink"/>

--- a/EXPORTS/DOCX/published/niveau2/English/Museum.docx
+++ b/EXPORTS/DOCX/published/niveau2/English/Museum.docx
@@ -768,8 +768,9 @@
           <w:i w:val="0"/>
           <w:color w:val="0000FF"/>
           <w:sz w:val="24"/>
-        </w:rPr>
-        <w:t xml:space="preserve"> voor Lan</w:t>
+          <w:u w:val="single"/>
+        </w:rPr>
+        <w:t xml:space="preserve"> </w:t>
       </w:r>
       <w:r>
         <w:rPr>
@@ -780,7 +781,54 @@
           <w:sz w:val="24"/>
           <w:u w:val="single"/>
         </w:rPr>
-        <w:hyperlink r:id="rId11" w:history="1">
+        <w:hyperlink r:id="rId12" w:history="1">
+          <w:r>
+            <w:rPr>
+              <w:rStyle w:val="Hyperlink"/>
+            </w:rPr>
+            <w:t>voor</w:t>
+          </w:r>
+        </w:hyperlink>
+      </w:r>
+      <w:r>
+        <w:rPr>
+          <w:rFonts w:ascii="Charis SIL Regular" w:hAnsi="Charis SIL Regular" w:eastAsia="Charis SIL Regular"/>
+          <w:b w:val="0"/>
+          <w:i w:val="0"/>
+          <w:color w:val="0000FF"/>
+          <w:sz w:val="24"/>
+          <w:u w:val="single"/>
+        </w:rPr>
+        <w:t xml:space="preserve"> </w:t>
+      </w:r>
+      <w:r>
+        <w:rPr>
+          <w:rFonts w:ascii="Charis SIL Regular" w:hAnsi="Charis SIL Regular" w:eastAsia="Charis SIL Regular"/>
+          <w:b w:val="0"/>
+          <w:i w:val="0"/>
+          <w:color w:val="0000FF"/>
+          <w:sz w:val="24"/>
+          <w:u w:val="single"/>
+        </w:rPr>
+        <w:hyperlink r:id="rId12" w:history="1">
+          <w:r>
+            <w:rPr>
+              <w:rStyle w:val="Hyperlink"/>
+            </w:rPr>
+            <w:t>Lan</w:t>
+          </w:r>
+        </w:hyperlink>
+      </w:r>
+      <w:r>
+        <w:rPr>
+          <w:rFonts w:ascii="Charis SIL Regular" w:hAnsi="Charis SIL Regular" w:eastAsia="Charis SIL Regular"/>
+          <w:b w:val="0"/>
+          <w:i w:val="0"/>
+          <w:color w:val="0000FF"/>
+          <w:sz w:val="24"/>
+          <w:u w:val="single"/>
+        </w:rPr>
+        <w:hyperlink r:id="rId12" w:history="1">
           <w:r>
             <w:rPr>
               <w:rStyle w:val="Hyperlink"/>
@@ -809,7 +857,7 @@
           <w:sz w:val="24"/>
           <w:u w:val="single"/>
         </w:rPr>
-        <w:hyperlink r:id="rId11" w:history="1">
+        <w:hyperlink r:id="rId12" w:history="1">
           <w:r>
             <w:rPr>
               <w:rStyle w:val="Hyperlink"/>
@@ -830,7 +878,7 @@
           <w:sz w:val="24"/>
           <w:u w:val="single"/>
         </w:rPr>
-        <w:hyperlink r:id="rId11" w:history="1">
+        <w:hyperlink r:id="rId12" w:history="1">
           <w:r>
             <w:rPr>
               <w:rStyle w:val="Hyperlink"/>
@@ -865,64 +913,7 @@
           <w:color w:val="000000"/>
           <w:sz w:val="24"/>
         </w:rPr>
-        <w:t xml:space="preserve"> (Museum of Geography and Ethnology) in </w:t>
-      </w:r>
-      <w:r>
-        <w:rPr>
-          <w:u w:val="single" w:color="0000ff"/>
-          <w:rFonts w:ascii="Charis SIL Regular" w:hAnsi="Charis SIL Regular" w:eastAsia="Charis SIL Regular"/>
-          <w:b w:val="0"/>
-          <w:i w:val="0"/>
-          <w:color w:val="000000"/>
-          <w:sz w:val="24"/>
-        </w:rPr>
-        <w:t>R</w:t>
-      </w:r>
-      <w:r>
-        <w:rPr>
-          <w:u w:val="single" w:color="0000ff"/>
-          <w:rFonts w:ascii="Charis SIL Regular" w:hAnsi="Charis SIL Regular" w:eastAsia="Charis SIL Regular"/>
-          <w:b w:val="0"/>
-          <w:i w:val="0"/>
-          <w:color w:val="000000"/>
-          <w:sz w:val="24"/>
-        </w:rPr>
-        <w:hyperlink r:id="rId12" w:history="1">
-          <w:r>
-            <w:rPr>
-              <w:rStyle w:val="Hyperlink"/>
-            </w:rPr>
-            <w:t>otterda</w:t>
-          </w:r>
-        </w:hyperlink>
-      </w:r>
-      <w:r>
-        <w:rPr>
-          <w:rFonts w:ascii="Charis SIL Regular" w:hAnsi="Charis SIL Regular" w:eastAsia="Charis SIL Regular"/>
-          <w:b w:val="0"/>
-          <w:i w:val="0"/>
-          <w:color w:val="000000"/>
-          <w:sz w:val="24"/>
-        </w:rPr>
-        <w:t>m</w:t>
-      </w:r>
-      <w:r>
-        <w:rPr>
-          <w:u w:val="single" w:color="0000ff"/>
-          <w:rFonts w:ascii="Charis SIL Regular" w:hAnsi="Charis SIL Regular" w:eastAsia="Charis SIL Regular"/>
-          <w:b w:val="0"/>
-          <w:i w:val="0"/>
-          <w:color w:val="000000"/>
-          <w:sz w:val="24"/>
-        </w:rPr>
-        <w:hyperlink r:id="rId12" w:history="1">
-          <w:r>
-            <w:rPr>
-              <w:rStyle w:val="Hyperlink"/>
-            </w:rPr>
-            <w:t xml:space="preserve"> in 1</w:t>
-          </w:r>
-        </w:hyperlink>
+        <w:t xml:space="preserve"> (Museum of Geography and Ethnology) in Rotterdam in 1</w:t>
       </w:r>
       <w:r>
         <w:rPr>
@@ -2202,7 +2193,7 @@
             <w:rPr>
               <w:rStyle w:val="Hyperlink"/>
             </w:rPr>
-            <w:t xml:space="preserve">The </w:t>
+            <w:t>The</w:t>
           </w:r>
         </w:hyperlink>
       </w:r>
@@ -2215,7 +2206,18 @@
           <w:sz w:val="24"/>
           <w:u w:val="single"/>
         </w:rPr>
-        <w:hyperlink r:id="rId20" w:history="1">
+        <w:t xml:space="preserve"> </w:t>
+      </w:r>
+      <w:r>
+        <w:rPr>
+          <w:rFonts w:ascii="Charis SIL Regular" w:hAnsi="Charis SIL Regular" w:eastAsia="Charis SIL Regular"/>
+          <w:b w:val="0"/>
+          <w:i w:val="0"/>
+          <w:color w:val="0000FF"/>
+          <w:sz w:val="24"/>
+          <w:u w:val="single"/>
+        </w:rPr>
+        <w:hyperlink r:id="rId19" w:history="1">
           <w:r>
             <w:rPr>
               <w:rStyle w:val="Hyperlink"/>
@@ -2309,7 +2311,7 @@
           <w:sz w:val="24"/>
           <w:u w:val="single"/>
         </w:rPr>
-        <w:hyperlink r:id="rId20" w:history="1">
+        <w:hyperlink r:id="rId19" w:history="1">
           <w:r>
             <w:rPr>
               <w:rStyle w:val="Hyperlink"/>
@@ -2345,7 +2347,7 @@
           <w:sz w:val="24"/>
           <w:u w:val="single"/>
         </w:rPr>
-        <w:hyperlink r:id="rId20" w:history="1">
+        <w:hyperlink r:id="rId19" w:history="1">
           <w:r>
             <w:rPr>
               <w:rStyle w:val="Hyperlink"/>
@@ -2432,7 +2434,7 @@
           <w:sz w:val="24"/>
           <w:u w:val="single"/>
         </w:rPr>
-        <w:hyperlink r:id="rId20" w:history="1">
+        <w:hyperlink r:id="rId19" w:history="1">
           <w:r>
             <w:rPr>
               <w:rStyle w:val="Hyperlink"/>
@@ -2489,7 +2491,14 @@
           <w:sz w:val="24"/>
           <w:u w:val="single"/>
         </w:rPr>
-        <w:t>Arm and navy personnel in colonise</w:t>
+        <w:hyperlink r:id="rId20" w:history="1">
+          <w:r>
+            <w:rPr>
+              <w:rStyle w:val="Hyperlink"/>
+            </w:rPr>
+            <w:t>Arm</w:t>
+          </w:r>
+        </w:hyperlink>
       </w:r>
       <w:r>
         <w:rPr>
@@ -2500,7 +2509,242 @@
           <w:sz w:val="24"/>
           <w:u w:val="single"/>
         </w:rPr>
+        <w:t xml:space="preserve"> </w:t>
+      </w:r>
+      <w:r>
+        <w:rPr>
+          <w:rFonts w:ascii="Charis SIL Regular" w:hAnsi="Charis SIL Regular" w:eastAsia="Charis SIL Regular"/>
+          <w:b w:val="0"/>
+          <w:i w:val="0"/>
+          <w:color w:val="0000FF"/>
+          <w:sz w:val="24"/>
+          <w:u w:val="single"/>
+        </w:rPr>
         <w:hyperlink r:id="rId20" w:history="1">
+          <w:r>
+            <w:rPr>
+              <w:rStyle w:val="Hyperlink"/>
+            </w:rPr>
+            <w:t>and</w:t>
+          </w:r>
+        </w:hyperlink>
+      </w:r>
+      <w:r>
+        <w:rPr>
+          <w:rFonts w:ascii="Charis SIL Regular" w:hAnsi="Charis SIL Regular" w:eastAsia="Charis SIL Regular"/>
+          <w:b w:val="0"/>
+          <w:i w:val="0"/>
+          <w:color w:val="0000FF"/>
+          <w:sz w:val="24"/>
+          <w:u w:val="single"/>
+        </w:rPr>
+        <w:t xml:space="preserve"> </w:t>
+      </w:r>
+      <w:r>
+        <w:rPr>
+          <w:rFonts w:ascii="Charis SIL Regular" w:hAnsi="Charis SIL Regular" w:eastAsia="Charis SIL Regular"/>
+          <w:b w:val="0"/>
+          <w:i w:val="0"/>
+          <w:color w:val="0000FF"/>
+          <w:sz w:val="24"/>
+          <w:u w:val="single"/>
+        </w:rPr>
+        <w:hyperlink r:id="rId20" w:history="1">
+          <w:r>
+            <w:rPr>
+              <w:rStyle w:val="Hyperlink"/>
+            </w:rPr>
+            <w:t>n</w:t>
+          </w:r>
+        </w:hyperlink>
+      </w:r>
+      <w:r>
+        <w:rPr>
+          <w:rFonts w:ascii="Charis SIL Regular" w:hAnsi="Charis SIL Regular" w:eastAsia="Charis SIL Regular"/>
+          <w:b w:val="0"/>
+          <w:i w:val="0"/>
+          <w:color w:val="0000FF"/>
+          <w:sz w:val="24"/>
+          <w:u w:val="single"/>
+        </w:rPr>
+        <w:hyperlink r:id="rId20" w:history="1">
+          <w:r>
+            <w:rPr>
+              <w:rStyle w:val="Hyperlink"/>
+            </w:rPr>
+            <w:t>a</w:t>
+          </w:r>
+        </w:hyperlink>
+      </w:r>
+      <w:r>
+        <w:rPr>
+          <w:rFonts w:ascii="Charis SIL Regular" w:hAnsi="Charis SIL Regular" w:eastAsia="Charis SIL Regular"/>
+          <w:b w:val="0"/>
+          <w:i w:val="0"/>
+          <w:color w:val="0000FF"/>
+          <w:sz w:val="24"/>
+          <w:u w:val="single"/>
+        </w:rPr>
+        <w:hyperlink r:id="rId20" w:history="1">
+          <w:r>
+            <w:rPr>
+              <w:rStyle w:val="Hyperlink"/>
+            </w:rPr>
+            <w:t>v</w:t>
+          </w:r>
+        </w:hyperlink>
+      </w:r>
+      <w:r>
+        <w:rPr>
+          <w:rFonts w:ascii="Charis SIL Regular" w:hAnsi="Charis SIL Regular" w:eastAsia="Charis SIL Regular"/>
+          <w:b w:val="0"/>
+          <w:i w:val="0"/>
+          <w:color w:val="0000FF"/>
+          <w:sz w:val="24"/>
+          <w:u w:val="single"/>
+        </w:rPr>
+        <w:hyperlink r:id="rId20" w:history="1">
+          <w:r>
+            <w:rPr>
+              <w:rStyle w:val="Hyperlink"/>
+            </w:rPr>
+            <w:t>y</w:t>
+          </w:r>
+        </w:hyperlink>
+      </w:r>
+      <w:r>
+        <w:rPr>
+          <w:rFonts w:ascii="Charis SIL Regular" w:hAnsi="Charis SIL Regular" w:eastAsia="Charis SIL Regular"/>
+          <w:b w:val="0"/>
+          <w:i w:val="0"/>
+          <w:color w:val="0000FF"/>
+          <w:sz w:val="24"/>
+          <w:u w:val="single"/>
+        </w:rPr>
+        <w:t xml:space="preserve"> </w:t>
+      </w:r>
+      <w:r>
+        <w:rPr>
+          <w:rFonts w:ascii="Charis SIL Regular" w:hAnsi="Charis SIL Regular" w:eastAsia="Charis SIL Regular"/>
+          <w:b w:val="0"/>
+          <w:i w:val="0"/>
+          <w:color w:val="0000FF"/>
+          <w:sz w:val="24"/>
+          <w:u w:val="single"/>
+        </w:rPr>
+        <w:hyperlink r:id="rId20" w:history="1">
+          <w:r>
+            <w:rPr>
+              <w:rStyle w:val="Hyperlink"/>
+            </w:rPr>
+            <w:t>perso</w:t>
+          </w:r>
+        </w:hyperlink>
+      </w:r>
+      <w:r>
+        <w:rPr>
+          <w:rFonts w:ascii="Charis SIL Regular" w:hAnsi="Charis SIL Regular" w:eastAsia="Charis SIL Regular"/>
+          <w:b w:val="0"/>
+          <w:i w:val="0"/>
+          <w:color w:val="0000FF"/>
+          <w:sz w:val="24"/>
+          <w:u w:val="single"/>
+        </w:rPr>
+        <w:hyperlink r:id="rId20" w:history="1">
+          <w:r>
+            <w:rPr>
+              <w:rStyle w:val="Hyperlink"/>
+            </w:rPr>
+            <w:t>nnel</w:t>
+          </w:r>
+        </w:hyperlink>
+      </w:r>
+      <w:r>
+        <w:rPr>
+          <w:rFonts w:ascii="Charis SIL Regular" w:hAnsi="Charis SIL Regular" w:eastAsia="Charis SIL Regular"/>
+          <w:b w:val="0"/>
+          <w:i w:val="0"/>
+          <w:color w:val="0000FF"/>
+          <w:sz w:val="24"/>
+          <w:u w:val="single"/>
+        </w:rPr>
+        <w:t xml:space="preserve"> </w:t>
+      </w:r>
+      <w:r>
+        <w:rPr>
+          <w:rFonts w:ascii="Charis SIL Regular" w:hAnsi="Charis SIL Regular" w:eastAsia="Charis SIL Regular"/>
+          <w:b w:val="0"/>
+          <w:i w:val="0"/>
+          <w:color w:val="0000FF"/>
+          <w:sz w:val="24"/>
+          <w:u w:val="single"/>
+        </w:rPr>
+        <w:hyperlink r:id="rId21" w:history="1">
+          <w:r>
+            <w:rPr>
+              <w:rStyle w:val="Hyperlink"/>
+            </w:rPr>
+            <w:t>i</w:t>
+          </w:r>
+        </w:hyperlink>
+      </w:r>
+      <w:r>
+        <w:rPr>
+          <w:rFonts w:ascii="Charis SIL Regular" w:hAnsi="Charis SIL Regular" w:eastAsia="Charis SIL Regular"/>
+          <w:b w:val="0"/>
+          <w:i w:val="0"/>
+          <w:color w:val="0000FF"/>
+          <w:sz w:val="24"/>
+          <w:u w:val="single"/>
+        </w:rPr>
+        <w:hyperlink r:id="rId21" w:history="1">
+          <w:r>
+            <w:rPr>
+              <w:rStyle w:val="Hyperlink"/>
+            </w:rPr>
+            <w:t>n</w:t>
+          </w:r>
+        </w:hyperlink>
+      </w:r>
+      <w:r>
+        <w:rPr>
+          <w:rFonts w:ascii="Charis SIL Regular" w:hAnsi="Charis SIL Regular" w:eastAsia="Charis SIL Regular"/>
+          <w:b w:val="0"/>
+          <w:i w:val="0"/>
+          <w:color w:val="0000FF"/>
+          <w:sz w:val="24"/>
+          <w:u w:val="single"/>
+        </w:rPr>
+        <w:t xml:space="preserve"> </w:t>
+      </w:r>
+      <w:r>
+        <w:rPr>
+          <w:rFonts w:ascii="Charis SIL Regular" w:hAnsi="Charis SIL Regular" w:eastAsia="Charis SIL Regular"/>
+          <w:b w:val="0"/>
+          <w:i w:val="0"/>
+          <w:color w:val="0000FF"/>
+          <w:sz w:val="24"/>
+          <w:u w:val="single"/>
+        </w:rPr>
+        <w:hyperlink r:id="rId21" w:history="1">
+          <w:r>
+            <w:rPr>
+              <w:rStyle w:val="Hyperlink"/>
+            </w:rPr>
+            <w:t>colonise</w:t>
+          </w:r>
+        </w:hyperlink>
+      </w:r>
+      <w:r>
+        <w:rPr>
+          <w:rFonts w:ascii="Charis SIL Regular" w:hAnsi="Charis SIL Regular" w:eastAsia="Charis SIL Regular"/>
+          <w:b w:val="0"/>
+          <w:i w:val="0"/>
+          <w:color w:val="0000FF"/>
+          <w:sz w:val="24"/>
+          <w:u w:val="single"/>
+        </w:rPr>
+        <w:hyperlink r:id="rId21" w:history="1">
           <w:r>
             <w:rPr>
               <w:rStyle w:val="Hyperlink"/>
@@ -2529,7 +2773,7 @@
           <w:sz w:val="24"/>
           <w:u w:val="single"/>
         </w:rPr>
-        <w:hyperlink r:id="rId20" w:history="1">
+        <w:hyperlink r:id="rId21" w:history="1">
           <w:r>
             <w:rPr>
               <w:rStyle w:val="Hyperlink"/>
@@ -2575,12 +2819,216 @@
           <w:sz w:val="24"/>
           <w:u w:val="single"/>
         </w:rPr>
-        <w:hyperlink r:id="rId21" w:history="1">
+        <w:hyperlink r:id="rId22" w:history="1">
           <w:r>
             <w:rPr>
               <w:rStyle w:val="Hyperlink"/>
             </w:rPr>
             <w:t>Scie</w:t>
+          </w:r>
+        </w:hyperlink>
+      </w:r>
+      <w:r>
+        <w:rPr>
+          <w:rFonts w:ascii="Charis SIL Regular" w:hAnsi="Charis SIL Regular" w:eastAsia="Charis SIL Regular"/>
+          <w:b w:val="0"/>
+          <w:i w:val="0"/>
+          <w:color w:val="0000FF"/>
+          <w:sz w:val="24"/>
+          <w:u w:val="single"/>
+        </w:rPr>
+        <w:hyperlink r:id="rId22" w:history="1">
+          <w:r>
+            <w:rPr>
+              <w:rStyle w:val="Hyperlink"/>
+            </w:rPr>
+            <w:t>n</w:t>
+          </w:r>
+        </w:hyperlink>
+      </w:r>
+      <w:r>
+        <w:rPr>
+          <w:rFonts w:ascii="Charis SIL Regular" w:hAnsi="Charis SIL Regular" w:eastAsia="Charis SIL Regular"/>
+          <w:b w:val="0"/>
+          <w:i w:val="0"/>
+          <w:color w:val="0000FF"/>
+          <w:sz w:val="24"/>
+          <w:u w:val="single"/>
+        </w:rPr>
+        <w:hyperlink r:id="rId22" w:history="1">
+          <w:r>
+            <w:rPr>
+              <w:rStyle w:val="Hyperlink"/>
+            </w:rPr>
+            <w:t>tif</w:t>
+          </w:r>
+        </w:hyperlink>
+      </w:r>
+      <w:r>
+        <w:rPr>
+          <w:rFonts w:ascii="Charis SIL Regular" w:hAnsi="Charis SIL Regular" w:eastAsia="Charis SIL Regular"/>
+          <w:b w:val="0"/>
+          <w:i w:val="0"/>
+          <w:color w:val="0000FF"/>
+          <w:sz w:val="24"/>
+        </w:rPr>
+        <w:hyperlink r:id="rId22" w:history="1">
+          <w:r>
+            <w:rPr>
+              <w:rStyle w:val="Hyperlink"/>
+            </w:rPr>
+            <w:t>i</w:t>
+          </w:r>
+        </w:hyperlink>
+      </w:r>
+      <w:r>
+        <w:rPr>
+          <w:rFonts w:ascii="Charis SIL Regular" w:hAnsi="Charis SIL Regular" w:eastAsia="Charis SIL Regular"/>
+          <w:b w:val="0"/>
+          <w:i w:val="0"/>
+          <w:color w:val="0000FF"/>
+          <w:sz w:val="24"/>
+        </w:rPr>
+        <w:t>c</w:t>
+      </w:r>
+      <w:r>
+        <w:rPr>
+          <w:rFonts w:ascii="Charis SIL Regular" w:hAnsi="Charis SIL Regular" w:eastAsia="Charis SIL Regular"/>
+          <w:b w:val="0"/>
+          <w:i w:val="0"/>
+          <w:color w:val="0000FF"/>
+          <w:sz w:val="24"/>
+          <w:u w:val="single"/>
+        </w:rPr>
+        <w:t xml:space="preserve"> </w:t>
+      </w:r>
+      <w:r>
+        <w:rPr>
+          <w:rFonts w:ascii="Charis SIL Regular" w:hAnsi="Charis SIL Regular" w:eastAsia="Charis SIL Regular"/>
+          <w:b w:val="0"/>
+          <w:i w:val="0"/>
+          <w:color w:val="0000FF"/>
+          <w:sz w:val="24"/>
+          <w:u w:val="single"/>
+        </w:rPr>
+        <w:hyperlink r:id="rId22" w:history="1">
+          <w:r>
+            <w:rPr>
+              <w:rStyle w:val="Hyperlink"/>
+            </w:rPr>
+            <w:t>rese</w:t>
+          </w:r>
+        </w:hyperlink>
+      </w:r>
+      <w:r>
+        <w:rPr>
+          <w:rFonts w:ascii="Charis SIL Regular" w:hAnsi="Charis SIL Regular" w:eastAsia="Charis SIL Regular"/>
+          <w:b w:val="0"/>
+          <w:i w:val="0"/>
+          <w:color w:val="0000FF"/>
+          <w:sz w:val="24"/>
+          <w:u w:val="single"/>
+        </w:rPr>
+        <w:hyperlink r:id="rId22" w:history="1">
+          <w:r>
+            <w:rPr>
+              <w:rStyle w:val="Hyperlink"/>
+            </w:rPr>
+            <w:t>a</w:t>
+          </w:r>
+        </w:hyperlink>
+      </w:r>
+      <w:r>
+        <w:rPr>
+          <w:rFonts w:ascii="Charis SIL Regular" w:hAnsi="Charis SIL Regular" w:eastAsia="Charis SIL Regular"/>
+          <w:b w:val="0"/>
+          <w:i w:val="0"/>
+          <w:color w:val="0000FF"/>
+          <w:sz w:val="24"/>
+          <w:u w:val="single"/>
+        </w:rPr>
+        <w:hyperlink r:id="rId22" w:history="1">
+          <w:r>
+            <w:rPr>
+              <w:rStyle w:val="Hyperlink"/>
+            </w:rPr>
+            <w:t>rch</w:t>
+          </w:r>
+        </w:hyperlink>
+      </w:r>
+      <w:r>
+        <w:rPr>
+          <w:rFonts w:ascii="Charis SIL Regular" w:hAnsi="Charis SIL Regular" w:eastAsia="Charis SIL Regular"/>
+          <w:b w:val="0"/>
+          <w:i w:val="0"/>
+          <w:color w:val="0000FF"/>
+          <w:sz w:val="24"/>
+          <w:u w:val="single"/>
+        </w:rPr>
+        <w:t xml:space="preserve"> </w:t>
+      </w:r>
+      <w:r>
+        <w:rPr>
+          <w:rFonts w:ascii="Charis SIL Regular" w:hAnsi="Charis SIL Regular" w:eastAsia="Charis SIL Regular"/>
+          <w:b w:val="0"/>
+          <w:i w:val="0"/>
+          <w:color w:val="0000FF"/>
+          <w:sz w:val="24"/>
+          <w:u w:val="single"/>
+        </w:rPr>
+        <w:hyperlink r:id="rId22" w:history="1">
+          <w:r>
+            <w:rPr>
+              <w:rStyle w:val="Hyperlink"/>
+            </w:rPr>
+            <w:t>in</w:t>
+          </w:r>
+        </w:hyperlink>
+      </w:r>
+      <w:r>
+        <w:rPr>
+          <w:rFonts w:ascii="Charis SIL Regular" w:hAnsi="Charis SIL Regular" w:eastAsia="Charis SIL Regular"/>
+          <w:b w:val="0"/>
+          <w:i w:val="0"/>
+          <w:color w:val="0000FF"/>
+          <w:sz w:val="24"/>
+          <w:u w:val="single"/>
+        </w:rPr>
+        <w:t xml:space="preserve"> </w:t>
+      </w:r>
+      <w:r>
+        <w:rPr>
+          <w:rFonts w:ascii="Charis SIL Regular" w:hAnsi="Charis SIL Regular" w:eastAsia="Charis SIL Regular"/>
+          <w:b w:val="0"/>
+          <w:i w:val="0"/>
+          <w:color w:val="0000FF"/>
+          <w:sz w:val="24"/>
+          <w:u w:val="single"/>
+        </w:rPr>
+        <w:hyperlink r:id="rId22" w:history="1">
+          <w:r>
+            <w:rPr>
+              <w:rStyle w:val="Hyperlink"/>
+            </w:rPr>
+            <w:t>col</w:t>
+          </w:r>
+        </w:hyperlink>
+      </w:r>
+      <w:r>
+        <w:rPr>
+          <w:rFonts w:ascii="Charis SIL Regular" w:hAnsi="Charis SIL Regular" w:eastAsia="Charis SIL Regular"/>
+          <w:b w:val="0"/>
+          <w:i w:val="0"/>
+          <w:color w:val="0000FF"/>
+          <w:sz w:val="24"/>
+          <w:u w:val="single"/>
+        </w:rPr>
+        <w:hyperlink r:id="rId22" w:history="1">
+          <w:r>
+            <w:rPr>
+              <w:rStyle w:val="Hyperlink"/>
+            </w:rPr>
+            <w:t>o</w:t>
           </w:r>
         </w:hyperlink>
       </w:r>
@@ -2611,44 +3059,12 @@
           <w:sz w:val="24"/>
           <w:u w:val="single"/>
         </w:rPr>
-        <w:t>tifi</w:t>
-      </w:r>
-      <w:r>
-        <w:rPr>
-          <w:rFonts w:ascii="Charis SIL Regular" w:hAnsi="Charis SIL Regular" w:eastAsia="Charis SIL Regular"/>
-          <w:b w:val="0"/>
-          <w:i w:val="0"/>
-          <w:color w:val="0000FF"/>
-          <w:sz w:val="24"/>
-        </w:rPr>
-        <w:t>c</w:t>
-      </w:r>
-      <w:r>
-        <w:rPr>
-          <w:rFonts w:ascii="Charis SIL Regular" w:hAnsi="Charis SIL Regular" w:eastAsia="Charis SIL Regular"/>
-          <w:b w:val="0"/>
-          <w:i w:val="0"/>
-          <w:color w:val="0000FF"/>
-          <w:sz w:val="24"/>
-          <w:u w:val="single"/>
-        </w:rPr>
-        <w:t xml:space="preserve"> </w:t>
-      </w:r>
-      <w:r>
-        <w:rPr>
-          <w:rFonts w:ascii="Charis SIL Regular" w:hAnsi="Charis SIL Regular" w:eastAsia="Charis SIL Regular"/>
-          <w:b w:val="0"/>
-          <w:i w:val="0"/>
-          <w:color w:val="0000FF"/>
-          <w:sz w:val="24"/>
-          <w:u w:val="single"/>
-        </w:rPr>
         <w:hyperlink r:id="rId21" w:history="1">
           <w:r>
             <w:rPr>
               <w:rStyle w:val="Hyperlink"/>
             </w:rPr>
-            <w:t>rese</w:t>
+            <w:t>i</w:t>
           </w:r>
         </w:hyperlink>
       </w:r>
@@ -2666,9 +3082,20 @@
             <w:rPr>
               <w:rStyle w:val="Hyperlink"/>
             </w:rPr>
-            <w:t>a</w:t>
+            <w:t>sed</w:t>
           </w:r>
         </w:hyperlink>
+      </w:r>
+      <w:r>
+        <w:rPr>
+          <w:rFonts w:ascii="Charis SIL Regular" w:hAnsi="Charis SIL Regular" w:eastAsia="Charis SIL Regular"/>
+          <w:b w:val="0"/>
+          <w:i w:val="0"/>
+          <w:color w:val="0000FF"/>
+          <w:sz w:val="24"/>
+          <w:u w:val="single"/>
+        </w:rPr>
+        <w:t xml:space="preserve"> </w:t>
       </w:r>
       <w:r>
         <w:rPr>
@@ -2684,65 +3111,7 @@
             <w:rPr>
               <w:rStyle w:val="Hyperlink"/>
             </w:rPr>
-            <w:t>rch</w:t>
-          </w:r>
-        </w:hyperlink>
-      </w:r>
-      <w:r>
-        <w:rPr>
-          <w:rFonts w:ascii="Charis SIL Regular" w:hAnsi="Charis SIL Regular" w:eastAsia="Charis SIL Regular"/>
-          <w:b w:val="0"/>
-          <w:i w:val="0"/>
-          <w:color w:val="0000FF"/>
-          <w:sz w:val="24"/>
-          <w:u w:val="single"/>
-        </w:rPr>
-        <w:t xml:space="preserve"> </w:t>
-      </w:r>
-      <w:r>
-        <w:rPr>
-          <w:rFonts w:ascii="Charis SIL Regular" w:hAnsi="Charis SIL Regular" w:eastAsia="Charis SIL Regular"/>
-          <w:b w:val="0"/>
-          <w:i w:val="0"/>
-          <w:color w:val="0000FF"/>
-          <w:sz w:val="24"/>
-          <w:u w:val="single"/>
-        </w:rPr>
-        <w:hyperlink r:id="rId21" w:history="1">
-          <w:r>
-            <w:rPr>
-              <w:rStyle w:val="Hyperlink"/>
-            </w:rPr>
-            <w:t>in</w:t>
-          </w:r>
-        </w:hyperlink>
-      </w:r>
-      <w:r>
-        <w:rPr>
-          <w:rFonts w:ascii="Charis SIL Regular" w:hAnsi="Charis SIL Regular" w:eastAsia="Charis SIL Regular"/>
-          <w:b w:val="0"/>
-          <w:i w:val="0"/>
-          <w:color w:val="0000FF"/>
-          <w:sz w:val="24"/>
-          <w:u w:val="single"/>
-        </w:rPr>
-        <w:t xml:space="preserve"> </w:t>
-      </w:r>
-      <w:r>
-        <w:rPr>
-          <w:rFonts w:ascii="Charis SIL Regular" w:hAnsi="Charis SIL Regular" w:eastAsia="Charis SIL Regular"/>
-          <w:b w:val="0"/>
-          <w:i w:val="0"/>
-          <w:color w:val="0000FF"/>
-          <w:sz w:val="24"/>
-          <w:u w:val="single"/>
-        </w:rPr>
-        <w:hyperlink r:id="rId22" w:history="1">
-          <w:r>
-            <w:rPr>
-              <w:rStyle w:val="Hyperlink"/>
-            </w:rPr>
-            <w:t>col</w:t>
+            <w:t>territ</w:t>
           </w:r>
         </w:hyperlink>
       </w:r>
@@ -2773,12 +3142,43 @@
           <w:sz w:val="24"/>
           <w:u w:val="single"/>
         </w:rPr>
+        <w:hyperlink r:id="rId21" w:history="1">
+          <w:r>
+            <w:rPr>
+              <w:rStyle w:val="Hyperlink"/>
+            </w:rPr>
+            <w:t>ries</w:t>
+          </w:r>
+        </w:hyperlink>
+      </w:r>
+      <w:r>
+        <w:br/>
+      </w:r>
+      <w:r>
+        <w:rPr>
+          <w:rFonts w:ascii="Charis SIL Regular" w:hAnsi="Charis SIL Regular" w:eastAsia="Charis SIL Regular"/>
+          <w:b w:val="0"/>
+          <w:i w:val="0"/>
+          <w:color w:val="000000"/>
+          <w:sz w:val="24"/>
+        </w:rPr>
+        <w:t xml:space="preserve">•  </w:t>
+      </w:r>
+      <w:r>
+        <w:rPr>
+          <w:rFonts w:ascii="Charis SIL Regular" w:hAnsi="Charis SIL Regular" w:eastAsia="Charis SIL Regular"/>
+          <w:b w:val="0"/>
+          <w:i w:val="0"/>
+          <w:color w:val="0000FF"/>
+          <w:sz w:val="24"/>
+          <w:u w:val="single"/>
+        </w:rPr>
         <w:hyperlink r:id="rId22" w:history="1">
           <w:r>
             <w:rPr>
               <w:rStyle w:val="Hyperlink"/>
             </w:rPr>
-            <w:t>n</w:t>
+            <w:t>Christian</w:t>
           </w:r>
         </w:hyperlink>
       </w:r>
@@ -2791,7 +3191,148 @@
           <w:sz w:val="24"/>
           <w:u w:val="single"/>
         </w:rPr>
-        <w:hyperlink r:id="rId21" w:history="1">
+        <w:t xml:space="preserve"> </w:t>
+      </w:r>
+      <w:r>
+        <w:rPr>
+          <w:rFonts w:ascii="Charis SIL Regular" w:hAnsi="Charis SIL Regular" w:eastAsia="Charis SIL Regular"/>
+          <w:b w:val="0"/>
+          <w:i w:val="0"/>
+          <w:color w:val="0000FF"/>
+          <w:sz w:val="24"/>
+          <w:u w:val="single"/>
+        </w:rPr>
+        <w:hyperlink r:id="rId22" w:history="1">
+          <w:r>
+            <w:rPr>
+              <w:rStyle w:val="Hyperlink"/>
+            </w:rPr>
+            <w:t>missiona</w:t>
+          </w:r>
+        </w:hyperlink>
+      </w:r>
+      <w:r>
+        <w:rPr>
+          <w:rFonts w:ascii="Charis SIL Regular" w:hAnsi="Charis SIL Regular" w:eastAsia="Charis SIL Regular"/>
+          <w:b w:val="0"/>
+          <w:i w:val="0"/>
+          <w:color w:val="0000FF"/>
+          <w:sz w:val="24"/>
+          <w:u w:val="single"/>
+        </w:rPr>
+        <w:hyperlink r:id="rId22" w:history="1">
+          <w:r>
+            <w:rPr>
+              <w:rStyle w:val="Hyperlink"/>
+            </w:rPr>
+            <w:t>r</w:t>
+          </w:r>
+        </w:hyperlink>
+      </w:r>
+      <w:r>
+        <w:rPr>
+          <w:rFonts w:ascii="Charis SIL Regular" w:hAnsi="Charis SIL Regular" w:eastAsia="Charis SIL Regular"/>
+          <w:b w:val="0"/>
+          <w:i w:val="0"/>
+          <w:color w:val="0000FF"/>
+          <w:sz w:val="24"/>
+          <w:u w:val="single"/>
+        </w:rPr>
+        <w:hyperlink r:id="rId22" w:history="1">
+          <w:r>
+            <w:rPr>
+              <w:rStyle w:val="Hyperlink"/>
+            </w:rPr>
+            <w:t>ie</w:t>
+          </w:r>
+        </w:hyperlink>
+      </w:r>
+      <w:r>
+        <w:rPr>
+          <w:rFonts w:ascii="Charis SIL Regular" w:hAnsi="Charis SIL Regular" w:eastAsia="Charis SIL Regular"/>
+          <w:b w:val="0"/>
+          <w:i w:val="0"/>
+          <w:color w:val="0000FF"/>
+          <w:sz w:val="24"/>
+          <w:u w:val="single"/>
+        </w:rPr>
+        <w:hyperlink r:id="rId22" w:history="1">
+          <w:r>
+            <w:rPr>
+              <w:rStyle w:val="Hyperlink"/>
+            </w:rPr>
+            <w:t>s</w:t>
+          </w:r>
+        </w:hyperlink>
+      </w:r>
+      <w:r>
+        <w:rPr>
+          <w:rFonts w:ascii="Charis SIL Regular" w:hAnsi="Charis SIL Regular" w:eastAsia="Charis SIL Regular"/>
+          <w:b w:val="0"/>
+          <w:i w:val="0"/>
+          <w:color w:val="0000FF"/>
+          <w:sz w:val="24"/>
+          <w:u w:val="single"/>
+        </w:rPr>
+        <w:t xml:space="preserve"> </w:t>
+      </w:r>
+      <w:r>
+        <w:rPr>
+          <w:rFonts w:ascii="Charis SIL Regular" w:hAnsi="Charis SIL Regular" w:eastAsia="Charis SIL Regular"/>
+          <w:b w:val="0"/>
+          <w:i w:val="0"/>
+          <w:color w:val="0000FF"/>
+          <w:sz w:val="24"/>
+          <w:u w:val="single"/>
+        </w:rPr>
+        <w:hyperlink r:id="rId22" w:history="1">
+          <w:r>
+            <w:rPr>
+              <w:rStyle w:val="Hyperlink"/>
+            </w:rPr>
+            <w:t>in</w:t>
+          </w:r>
+        </w:hyperlink>
+      </w:r>
+      <w:r>
+        <w:rPr>
+          <w:rFonts w:ascii="Charis SIL Regular" w:hAnsi="Charis SIL Regular" w:eastAsia="Charis SIL Regular"/>
+          <w:b w:val="0"/>
+          <w:i w:val="0"/>
+          <w:color w:val="0000FF"/>
+          <w:sz w:val="24"/>
+          <w:u w:val="single"/>
+        </w:rPr>
+        <w:t xml:space="preserve"> </w:t>
+      </w:r>
+      <w:r>
+        <w:rPr>
+          <w:rFonts w:ascii="Charis SIL Regular" w:hAnsi="Charis SIL Regular" w:eastAsia="Charis SIL Regular"/>
+          <w:b w:val="0"/>
+          <w:i w:val="0"/>
+          <w:color w:val="0000FF"/>
+          <w:sz w:val="24"/>
+          <w:u w:val="single"/>
+        </w:rPr>
+        <w:hyperlink r:id="rId22" w:history="1">
+          <w:r>
+            <w:rPr>
+              <w:rStyle w:val="Hyperlink"/>
+            </w:rPr>
+            <w:t>colon</w:t>
+          </w:r>
+        </w:hyperlink>
+      </w:r>
+      <w:r>
+        <w:rPr>
+          <w:rFonts w:ascii="Charis SIL Regular" w:hAnsi="Charis SIL Regular" w:eastAsia="Charis SIL Regular"/>
+          <w:b w:val="0"/>
+          <w:i w:val="0"/>
+          <w:color w:val="0000FF"/>
+          <w:sz w:val="24"/>
+          <w:u w:val="single"/>
+        </w:rPr>
+        <w:hyperlink r:id="rId22" w:history="1">
           <w:r>
             <w:rPr>
               <w:rStyle w:val="Hyperlink"/>
@@ -2838,230 +3379,7 @@
           <w:sz w:val="24"/>
           <w:u w:val="single"/>
         </w:rPr>
-        <w:hyperlink r:id="rId21" w:history="1">
-          <w:r>
-            <w:rPr>
-              <w:rStyle w:val="Hyperlink"/>
-            </w:rPr>
-            <w:t>territ</w:t>
-          </w:r>
-        </w:hyperlink>
-      </w:r>
-      <w:r>
-        <w:rPr>
-          <w:rFonts w:ascii="Charis SIL Regular" w:hAnsi="Charis SIL Regular" w:eastAsia="Charis SIL Regular"/>
-          <w:b w:val="0"/>
-          <w:i w:val="0"/>
-          <w:color w:val="0000FF"/>
-          <w:sz w:val="24"/>
-          <w:u w:val="single"/>
-        </w:rPr>
-        <w:hyperlink r:id="rId21" w:history="1">
-          <w:r>
-            <w:rPr>
-              <w:rStyle w:val="Hyperlink"/>
-            </w:rPr>
-            <w:t>o</w:t>
-          </w:r>
-        </w:hyperlink>
-      </w:r>
-      <w:r>
-        <w:rPr>
-          <w:rFonts w:ascii="Charis SIL Regular" w:hAnsi="Charis SIL Regular" w:eastAsia="Charis SIL Regular"/>
-          <w:b w:val="0"/>
-          <w:i w:val="0"/>
-          <w:color w:val="0000FF"/>
-          <w:sz w:val="24"/>
-          <w:u w:val="single"/>
-        </w:rPr>
         <w:hyperlink r:id="rId22" w:history="1">
-          <w:r>
-            <w:rPr>
-              <w:rStyle w:val="Hyperlink"/>
-            </w:rPr>
-            <w:t>ries</w:t>
-          </w:r>
-        </w:hyperlink>
-      </w:r>
-      <w:r>
-        <w:br/>
-      </w:r>
-      <w:r>
-        <w:rPr>
-          <w:rFonts w:ascii="Charis SIL Regular" w:hAnsi="Charis SIL Regular" w:eastAsia="Charis SIL Regular"/>
-          <w:b w:val="0"/>
-          <w:i w:val="0"/>
-          <w:color w:val="000000"/>
-          <w:sz w:val="24"/>
-        </w:rPr>
-        <w:t xml:space="preserve">•  </w:t>
-      </w:r>
-      <w:r>
-        <w:rPr>
-          <w:rFonts w:ascii="Charis SIL Regular" w:hAnsi="Charis SIL Regular" w:eastAsia="Charis SIL Regular"/>
-          <w:b w:val="0"/>
-          <w:i w:val="0"/>
-          <w:color w:val="0000FF"/>
-          <w:sz w:val="24"/>
-          <w:u w:val="single"/>
-        </w:rPr>
-        <w:t>Christian</w:t>
-      </w:r>
-      <w:r>
-        <w:rPr>
-          <w:rFonts w:ascii="Charis SIL Regular" w:hAnsi="Charis SIL Regular" w:eastAsia="Charis SIL Regular"/>
-          <w:b w:val="0"/>
-          <w:i w:val="0"/>
-          <w:color w:val="0000FF"/>
-          <w:sz w:val="24"/>
-          <w:u w:val="single"/>
-        </w:rPr>
-        <w:t xml:space="preserve"> </w:t>
-      </w:r>
-      <w:r>
-        <w:rPr>
-          <w:rFonts w:ascii="Charis SIL Regular" w:hAnsi="Charis SIL Regular" w:eastAsia="Charis SIL Regular"/>
-          <w:b w:val="0"/>
-          <w:i w:val="0"/>
-          <w:color w:val="0000FF"/>
-          <w:sz w:val="24"/>
-          <w:u w:val="single"/>
-        </w:rPr>
-        <w:t>missionarie</w:t>
-      </w:r>
-      <w:r>
-        <w:rPr>
-          <w:rFonts w:ascii="Charis SIL Regular" w:hAnsi="Charis SIL Regular" w:eastAsia="Charis SIL Regular"/>
-          <w:b w:val="0"/>
-          <w:i w:val="0"/>
-          <w:color w:val="0000FF"/>
-          <w:sz w:val="24"/>
-          <w:u w:val="single"/>
-        </w:rPr>
-        <w:hyperlink r:id="rId22" w:history="1">
-          <w:r>
-            <w:rPr>
-              <w:rStyle w:val="Hyperlink"/>
-            </w:rPr>
-            <w:t>s</w:t>
-          </w:r>
-        </w:hyperlink>
-      </w:r>
-      <w:r>
-        <w:rPr>
-          <w:rFonts w:ascii="Charis SIL Regular" w:hAnsi="Charis SIL Regular" w:eastAsia="Charis SIL Regular"/>
-          <w:b w:val="0"/>
-          <w:i w:val="0"/>
-          <w:color w:val="0000FF"/>
-          <w:sz w:val="24"/>
-          <w:u w:val="single"/>
-        </w:rPr>
-        <w:t xml:space="preserve"> </w:t>
-      </w:r>
-      <w:r>
-        <w:rPr>
-          <w:rFonts w:ascii="Charis SIL Regular" w:hAnsi="Charis SIL Regular" w:eastAsia="Charis SIL Regular"/>
-          <w:b w:val="0"/>
-          <w:i w:val="0"/>
-          <w:color w:val="0000FF"/>
-          <w:sz w:val="24"/>
-          <w:u w:val="single"/>
-        </w:rPr>
-        <w:hyperlink r:id="rId23" w:history="1">
-          <w:r>
-            <w:rPr>
-              <w:rStyle w:val="Hyperlink"/>
-            </w:rPr>
-            <w:t>in</w:t>
-          </w:r>
-        </w:hyperlink>
-      </w:r>
-      <w:r>
-        <w:rPr>
-          <w:rFonts w:ascii="Charis SIL Regular" w:hAnsi="Charis SIL Regular" w:eastAsia="Charis SIL Regular"/>
-          <w:b w:val="0"/>
-          <w:i w:val="0"/>
-          <w:color w:val="0000FF"/>
-          <w:sz w:val="24"/>
-          <w:u w:val="single"/>
-        </w:rPr>
-        <w:t xml:space="preserve"> </w:t>
-      </w:r>
-      <w:r>
-        <w:rPr>
-          <w:rFonts w:ascii="Charis SIL Regular" w:hAnsi="Charis SIL Regular" w:eastAsia="Charis SIL Regular"/>
-          <w:b w:val="0"/>
-          <w:i w:val="0"/>
-          <w:color w:val="0000FF"/>
-          <w:sz w:val="24"/>
-          <w:u w:val="single"/>
-        </w:rPr>
-        <w:hyperlink r:id="rId23" w:history="1">
-          <w:r>
-            <w:rPr>
-              <w:rStyle w:val="Hyperlink"/>
-            </w:rPr>
-            <w:t>colon</w:t>
-          </w:r>
-        </w:hyperlink>
-      </w:r>
-      <w:r>
-        <w:rPr>
-          <w:rFonts w:ascii="Charis SIL Regular" w:hAnsi="Charis SIL Regular" w:eastAsia="Charis SIL Regular"/>
-          <w:b w:val="0"/>
-          <w:i w:val="0"/>
-          <w:color w:val="0000FF"/>
-          <w:sz w:val="24"/>
-          <w:u w:val="single"/>
-        </w:rPr>
-        <w:hyperlink r:id="rId23" w:history="1">
-          <w:r>
-            <w:rPr>
-              <w:rStyle w:val="Hyperlink"/>
-            </w:rPr>
-            <w:t>i</w:t>
-          </w:r>
-        </w:hyperlink>
-      </w:r>
-      <w:r>
-        <w:rPr>
-          <w:rFonts w:ascii="Charis SIL Regular" w:hAnsi="Charis SIL Regular" w:eastAsia="Charis SIL Regular"/>
-          <w:b w:val="0"/>
-          <w:i w:val="0"/>
-          <w:color w:val="0000FF"/>
-          <w:sz w:val="24"/>
-          <w:u w:val="single"/>
-        </w:rPr>
-        <w:hyperlink r:id="rId23" w:history="1">
-          <w:r>
-            <w:rPr>
-              <w:rStyle w:val="Hyperlink"/>
-            </w:rPr>
-            <w:t>sed</w:t>
-          </w:r>
-        </w:hyperlink>
-      </w:r>
-      <w:r>
-        <w:rPr>
-          <w:rFonts w:ascii="Charis SIL Regular" w:hAnsi="Charis SIL Regular" w:eastAsia="Charis SIL Regular"/>
-          <w:b w:val="0"/>
-          <w:i w:val="0"/>
-          <w:color w:val="0000FF"/>
-          <w:sz w:val="24"/>
-          <w:u w:val="single"/>
-        </w:rPr>
-        <w:t xml:space="preserve"> </w:t>
-      </w:r>
-      <w:r>
-        <w:rPr>
-          <w:rFonts w:ascii="Charis SIL Regular" w:hAnsi="Charis SIL Regular" w:eastAsia="Charis SIL Regular"/>
-          <w:b w:val="0"/>
-          <w:i w:val="0"/>
-          <w:color w:val="0000FF"/>
-          <w:sz w:val="24"/>
-          <w:u w:val="single"/>
-        </w:rPr>
-        <w:hyperlink r:id="rId23" w:history="1">
           <w:r>
             <w:rPr>
               <w:rStyle w:val="Hyperlink"/>
